--- a/certificates/semester - Temp - Ar - D - SBS - دانيا احمد شهاب احمد.docx
+++ b/certificates/semester - Temp - Ar - D - SBS - دانيا احمد شهاب احمد.docx
@@ -158,7 +158,7 @@
           <w:rtl/>
           <w:lang w:bidi="ar-IQ"/>
         </w:rPr>
-        <w:t xml:space="preserve">إلى من يهمه الأمر</w:t>
+        <w:t xml:space="preserve">من يهمه الأمر</w:t>
       </w:r>
     </w:p>
     <w:tbl>
@@ -852,6 +852,42 @@
         </w:trPr>
         <w:tc>
           <w:tcPr>
+            <w:tcW w:w="5000" w:type="pct"/>
+            <w:gridSpan w:val="6"/>
+          </w:tcPr>
+          <w:p>
+            <w:pPr>
+              <w:keepNext/>
+              <w:keepLines/>
+              <w:spacing w:after="0"/>
+              <w:jc w:val="center"/>
+              <w:rPr>
+                <w:rFonts w:asciiTheme="majorBidi" w:hAnsiTheme="majorBidi" w:cstheme="majorBidi"/>
+                <w:sz w:val="18"/>
+                <w:szCs w:val="18"/>
+                <w:rtl/>
+                <w:lang w:bidi="ar-IQ"/>
+              </w:rPr>
+            </w:pPr>
+            <w:r>
+              <w:rPr>
+                <w:rFonts w:asciiTheme="majorBidi" w:hAnsiTheme="majorBidi" w:cstheme="majorBidi"/>
+                <w:sz w:val="18"/>
+                <w:szCs w:val="18"/>
+                <w:rtl/>
+                <w:lang w:bidi="ar-IQ"/>
+              </w:rPr>
+              <w:t xml:space="preserve">٢٠١٥-٢٠١٦</w:t>
+            </w:r>
+          </w:p>
+        </w:tc>
+      </w:tr>
+      <w:tr>
+        <w:trPr>
+          <w:cantSplit/>
+        </w:trPr>
+        <w:tc>
+          <w:tcPr>
             <w:tcW w:w="2505" w:type="pct"/>
             <w:gridSpan w:val="3"/>
           </w:tcPr>
@@ -903,7 +939,7 @@
                 <w:rtl/>
                 <w:lang w:bidi="ar-IQ"/>
               </w:rPr>
-              <w:t xml:space="preserve">المرحلة ٢ - ٢٠١٥-٢٠١٦</w:t>
+              <w:t xml:space="preserve">المرحلة ٢</w:t>
             </w:r>
           </w:p>
         </w:tc>
@@ -2344,6 +2380,42 @@
         </w:trPr>
         <w:tc>
           <w:tcPr>
+            <w:tcW w:w="5000" w:type="pct"/>
+            <w:gridSpan w:val="6"/>
+          </w:tcPr>
+          <w:p>
+            <w:pPr>
+              <w:keepNext/>
+              <w:keepLines/>
+              <w:spacing w:after="0"/>
+              <w:jc w:val="center"/>
+              <w:rPr>
+                <w:rFonts w:asciiTheme="majorBidi" w:hAnsiTheme="majorBidi" w:cstheme="majorBidi"/>
+                <w:sz w:val="18"/>
+                <w:szCs w:val="18"/>
+                <w:rtl/>
+                <w:lang w:bidi="ar-IQ"/>
+              </w:rPr>
+            </w:pPr>
+            <w:r>
+              <w:rPr>
+                <w:rFonts w:asciiTheme="majorBidi" w:hAnsiTheme="majorBidi" w:cstheme="majorBidi"/>
+                <w:sz w:val="18"/>
+                <w:szCs w:val="18"/>
+                <w:rtl/>
+                <w:lang w:bidi="ar-IQ"/>
+              </w:rPr>
+              <w:t xml:space="preserve">٢٠١٦-٢٠١٧</w:t>
+            </w:r>
+          </w:p>
+        </w:tc>
+      </w:tr>
+      <w:tr>
+        <w:trPr>
+          <w:cantSplit/>
+        </w:trPr>
+        <w:tc>
+          <w:tcPr>
             <w:tcW w:w="2505" w:type="pct"/>
             <w:gridSpan w:val="3"/>
           </w:tcPr>
@@ -2395,7 +2467,7 @@
                 <w:rtl/>
                 <w:lang w:bidi="ar-IQ"/>
               </w:rPr>
-              <w:t xml:space="preserve">المرحلة ٤ - ٢٠١٦-٢٠١٧</w:t>
+              <w:t xml:space="preserve">المرحلة ٤</w:t>
             </w:r>
           </w:p>
         </w:tc>
@@ -3664,6 +3736,42 @@
         </w:trPr>
         <w:tc>
           <w:tcPr>
+            <w:tcW w:w="5000" w:type="pct"/>
+            <w:gridSpan w:val="6"/>
+          </w:tcPr>
+          <w:p>
+            <w:pPr>
+              <w:keepNext/>
+              <w:keepLines/>
+              <w:spacing w:after="0"/>
+              <w:jc w:val="center"/>
+              <w:rPr>
+                <w:rFonts w:asciiTheme="majorBidi" w:hAnsiTheme="majorBidi" w:cstheme="majorBidi"/>
+                <w:sz w:val="18"/>
+                <w:szCs w:val="18"/>
+                <w:rtl/>
+                <w:lang w:bidi="ar-IQ"/>
+              </w:rPr>
+            </w:pPr>
+            <w:r>
+              <w:rPr>
+                <w:rFonts w:asciiTheme="majorBidi" w:hAnsiTheme="majorBidi" w:cstheme="majorBidi"/>
+                <w:sz w:val="18"/>
+                <w:szCs w:val="18"/>
+                <w:rtl/>
+                <w:lang w:bidi="ar-IQ"/>
+              </w:rPr>
+              <w:t xml:space="preserve">٢٠١٧-٢٠١٨</w:t>
+            </w:r>
+          </w:p>
+        </w:tc>
+      </w:tr>
+      <w:tr>
+        <w:trPr>
+          <w:cantSplit/>
+        </w:trPr>
+        <w:tc>
+          <w:tcPr>
             <w:tcW w:w="2505" w:type="pct"/>
             <w:gridSpan w:val="3"/>
           </w:tcPr>
@@ -3715,7 +3823,7 @@
                 <w:rtl/>
                 <w:lang w:bidi="ar-IQ"/>
               </w:rPr>
-              <w:t xml:space="preserve">المرحلة ٦ - ٢٠١٧-٢٠١٨</w:t>
+              <w:t xml:space="preserve">المرحلة ٦</w:t>
             </w:r>
           </w:p>
         </w:tc>
@@ -4984,6 +5092,42 @@
         </w:trPr>
         <w:tc>
           <w:tcPr>
+            <w:tcW w:w="5000" w:type="pct"/>
+            <w:gridSpan w:val="6"/>
+          </w:tcPr>
+          <w:p>
+            <w:pPr>
+              <w:keepNext/>
+              <w:keepLines/>
+              <w:spacing w:after="0"/>
+              <w:jc w:val="center"/>
+              <w:rPr>
+                <w:rFonts w:asciiTheme="majorBidi" w:hAnsiTheme="majorBidi" w:cstheme="majorBidi"/>
+                <w:sz w:val="18"/>
+                <w:szCs w:val="18"/>
+                <w:rtl/>
+                <w:lang w:bidi="ar-IQ"/>
+              </w:rPr>
+            </w:pPr>
+            <w:r>
+              <w:rPr>
+                <w:rFonts w:asciiTheme="majorBidi" w:hAnsiTheme="majorBidi" w:cstheme="majorBidi"/>
+                <w:sz w:val="18"/>
+                <w:szCs w:val="18"/>
+                <w:rtl/>
+                <w:lang w:bidi="ar-IQ"/>
+              </w:rPr>
+              <w:t xml:space="preserve">٢٠١٨-٢٠١٩</w:t>
+            </w:r>
+          </w:p>
+        </w:tc>
+      </w:tr>
+      <w:tr>
+        <w:trPr>
+          <w:cantSplit/>
+        </w:trPr>
+        <w:tc>
+          <w:tcPr>
             <w:tcW w:w="2505" w:type="pct"/>
             <w:gridSpan w:val="3"/>
           </w:tcPr>
@@ -5035,7 +5179,7 @@
                 <w:rtl/>
                 <w:lang w:bidi="ar-IQ"/>
               </w:rPr>
-              <w:t xml:space="preserve">المرحلة ٨ - ٢٠١٨-٢٠١٩</w:t>
+              <w:t xml:space="preserve">المرحلة ٨</w:t>
             </w:r>
           </w:p>
         </w:tc>
@@ -6648,6 +6792,42 @@
         </w:trPr>
         <w:tc>
           <w:tcPr>
+            <w:tcW w:w="5000" w:type="pct"/>
+            <w:gridSpan w:val="6"/>
+          </w:tcPr>
+          <w:p>
+            <w:pPr>
+              <w:keepNext/>
+              <w:keepLines/>
+              <w:spacing w:after="0"/>
+              <w:jc w:val="center"/>
+              <w:rPr>
+                <w:rFonts w:asciiTheme="majorBidi" w:hAnsiTheme="majorBidi" w:cstheme="majorBidi"/>
+                <w:sz w:val="18"/>
+                <w:szCs w:val="18"/>
+                <w:rtl/>
+                <w:lang w:bidi="ar-IQ"/>
+              </w:rPr>
+            </w:pPr>
+            <w:r>
+              <w:rPr>
+                <w:rFonts w:asciiTheme="majorBidi" w:hAnsiTheme="majorBidi" w:cstheme="majorBidi"/>
+                <w:sz w:val="18"/>
+                <w:szCs w:val="18"/>
+                <w:rtl/>
+                <w:lang w:bidi="ar-IQ"/>
+              </w:rPr>
+              <w:t xml:space="preserve">٢٠١٩-٢٠٢٠</w:t>
+            </w:r>
+          </w:p>
+        </w:tc>
+      </w:tr>
+      <w:tr>
+        <w:trPr>
+          <w:cantSplit/>
+        </w:trPr>
+        <w:tc>
+          <w:tcPr>
             <w:tcW w:w="2505" w:type="pct"/>
             <w:gridSpan w:val="3"/>
           </w:tcPr>
@@ -7674,7 +7854,7 @@
                 <w:bCs/>
                 <w:lang w:bidi="ar-IQ"/>
               </w:rPr>
-              <w:t xml:space="preserve">المدرس الدكتور مرتجى علي ساري</w:t>
+              <w:t xml:space="preserve">المدرس الدكتور مرتجى علي</w:t>
             </w:r>
           </w:p>
           <w:p>

--- a/certificates/semester - Temp - Ar - D - SBS - دانيا احمد شهاب احمد.docx
+++ b/certificates/semester - Temp - Ar - D - SBS - دانيا احمد شهاب احمد.docx
@@ -289,7 +289,7 @@
                 <w:szCs w:val="24"/>
                 <w:lang w:bidi="ar-IQ"/>
               </w:rPr>
-              <w:t xml:space="preserve">‎٢٠٠٠/٠١/٠١‎ -البصرة</w:t>
+              <w:t xml:space="preserve">‎٢٠٠١/٠١/٠١‎ -البصرة</w:t>
             </w:r>
           </w:p>
         </w:tc>

--- a/certificates/semester - Temp - Ar - D - SBS - دانيا احمد شهاب احمد.docx
+++ b/certificates/semester - Temp - Ar - D - SBS - دانيا احمد شهاب احمد.docx
@@ -158,7 +158,7 @@
           <w:rtl/>
           <w:lang w:bidi="ar-IQ"/>
         </w:rPr>
-        <w:t xml:space="preserve">إلى من يهمه الأمر</w:t>
+        <w:t xml:space="preserve">من يهمه الأمر</w:t>
       </w:r>
     </w:p>
     <w:tbl>
@@ -289,7 +289,7 @@
                 <w:szCs w:val="24"/>
                 <w:lang w:bidi="ar-IQ"/>
               </w:rPr>
-              <w:t xml:space="preserve">‎٢٠٠١/٠١/٠١‎ -البصرة</w:t>
+              <w:t xml:space="preserve">‎٢٠٠٠/٠١/٠١‎ -البصرة</w:t>
             </w:r>
           </w:p>
         </w:tc>
@@ -852,6 +852,42 @@
         </w:trPr>
         <w:tc>
           <w:tcPr>
+            <w:tcW w:w="5000" w:type="pct"/>
+            <w:gridSpan w:val="6"/>
+          </w:tcPr>
+          <w:p>
+            <w:pPr>
+              <w:keepNext/>
+              <w:keepLines/>
+              <w:spacing w:after="0"/>
+              <w:jc w:val="center"/>
+              <w:rPr>
+                <w:rFonts w:asciiTheme="majorBidi" w:hAnsiTheme="majorBidi" w:cstheme="majorBidi"/>
+                <w:sz w:val="18"/>
+                <w:szCs w:val="18"/>
+                <w:rtl/>
+                <w:lang w:bidi="ar-IQ"/>
+              </w:rPr>
+            </w:pPr>
+            <w:r>
+              <w:rPr>
+                <w:rFonts w:asciiTheme="majorBidi" w:hAnsiTheme="majorBidi" w:cstheme="majorBidi"/>
+                <w:sz w:val="18"/>
+                <w:szCs w:val="18"/>
+                <w:rtl/>
+                <w:lang w:bidi="ar-IQ"/>
+              </w:rPr>
+              <w:t xml:space="preserve">٢٠١٥-٢٠١٦</w:t>
+            </w:r>
+          </w:p>
+        </w:tc>
+      </w:tr>
+      <w:tr>
+        <w:trPr>
+          <w:cantSplit/>
+        </w:trPr>
+        <w:tc>
+          <w:tcPr>
             <w:tcW w:w="2505" w:type="pct"/>
             <w:gridSpan w:val="3"/>
           </w:tcPr>
@@ -875,7 +911,7 @@
                 <w:rtl/>
                 <w:lang w:bidi="ar-IQ"/>
               </w:rPr>
-              <w:t xml:space="preserve">المرحلة ١ - ٢٠١٥-٢٠١٦</w:t>
+              <w:t xml:space="preserve">الفصل 1</w:t>
             </w:r>
           </w:p>
         </w:tc>
@@ -903,7 +939,7 @@
                 <w:rtl/>
                 <w:lang w:bidi="ar-IQ"/>
               </w:rPr>
-              <w:t xml:space="preserve">المرحلة ٢ - ٢٠١٥-٢٠١٦</w:t>
+              <w:t xml:space="preserve">الفصل 2</w:t>
             </w:r>
           </w:p>
         </w:tc>
@@ -2344,6 +2380,42 @@
         </w:trPr>
         <w:tc>
           <w:tcPr>
+            <w:tcW w:w="5000" w:type="pct"/>
+            <w:gridSpan w:val="6"/>
+          </w:tcPr>
+          <w:p>
+            <w:pPr>
+              <w:keepNext/>
+              <w:keepLines/>
+              <w:spacing w:after="0"/>
+              <w:jc w:val="center"/>
+              <w:rPr>
+                <w:rFonts w:asciiTheme="majorBidi" w:hAnsiTheme="majorBidi" w:cstheme="majorBidi"/>
+                <w:sz w:val="18"/>
+                <w:szCs w:val="18"/>
+                <w:rtl/>
+                <w:lang w:bidi="ar-IQ"/>
+              </w:rPr>
+            </w:pPr>
+            <w:r>
+              <w:rPr>
+                <w:rFonts w:asciiTheme="majorBidi" w:hAnsiTheme="majorBidi" w:cstheme="majorBidi"/>
+                <w:sz w:val="18"/>
+                <w:szCs w:val="18"/>
+                <w:rtl/>
+                <w:lang w:bidi="ar-IQ"/>
+              </w:rPr>
+              <w:t xml:space="preserve">٢٠١٦-٢٠١٧</w:t>
+            </w:r>
+          </w:p>
+        </w:tc>
+      </w:tr>
+      <w:tr>
+        <w:trPr>
+          <w:cantSplit/>
+        </w:trPr>
+        <w:tc>
+          <w:tcPr>
             <w:tcW w:w="2505" w:type="pct"/>
             <w:gridSpan w:val="3"/>
           </w:tcPr>
@@ -2367,7 +2439,7 @@
                 <w:rtl/>
                 <w:lang w:bidi="ar-IQ"/>
               </w:rPr>
-              <w:t xml:space="preserve">المرحلة ٣ - ٢٠١٦-٢٠١٧</w:t>
+              <w:t xml:space="preserve">الفصل 1</w:t>
             </w:r>
           </w:p>
         </w:tc>
@@ -2395,7 +2467,7 @@
                 <w:rtl/>
                 <w:lang w:bidi="ar-IQ"/>
               </w:rPr>
-              <w:t xml:space="preserve">المرحلة ٤ - ٢٠١٦-٢٠١٧</w:t>
+              <w:t xml:space="preserve">الفصل 2</w:t>
             </w:r>
           </w:p>
         </w:tc>
@@ -3664,6 +3736,42 @@
         </w:trPr>
         <w:tc>
           <w:tcPr>
+            <w:tcW w:w="5000" w:type="pct"/>
+            <w:gridSpan w:val="6"/>
+          </w:tcPr>
+          <w:p>
+            <w:pPr>
+              <w:keepNext/>
+              <w:keepLines/>
+              <w:spacing w:after="0"/>
+              <w:jc w:val="center"/>
+              <w:rPr>
+                <w:rFonts w:asciiTheme="majorBidi" w:hAnsiTheme="majorBidi" w:cstheme="majorBidi"/>
+                <w:sz w:val="18"/>
+                <w:szCs w:val="18"/>
+                <w:rtl/>
+                <w:lang w:bidi="ar-IQ"/>
+              </w:rPr>
+            </w:pPr>
+            <w:r>
+              <w:rPr>
+                <w:rFonts w:asciiTheme="majorBidi" w:hAnsiTheme="majorBidi" w:cstheme="majorBidi"/>
+                <w:sz w:val="18"/>
+                <w:szCs w:val="18"/>
+                <w:rtl/>
+                <w:lang w:bidi="ar-IQ"/>
+              </w:rPr>
+              <w:t xml:space="preserve">٢٠١٧-٢٠١٨</w:t>
+            </w:r>
+          </w:p>
+        </w:tc>
+      </w:tr>
+      <w:tr>
+        <w:trPr>
+          <w:cantSplit/>
+        </w:trPr>
+        <w:tc>
+          <w:tcPr>
             <w:tcW w:w="2505" w:type="pct"/>
             <w:gridSpan w:val="3"/>
           </w:tcPr>
@@ -3687,7 +3795,7 @@
                 <w:rtl/>
                 <w:lang w:bidi="ar-IQ"/>
               </w:rPr>
-              <w:t xml:space="preserve">المرحلة ٥ - ٢٠١٧-٢٠١٨</w:t>
+              <w:t xml:space="preserve">الفصل 1</w:t>
             </w:r>
           </w:p>
         </w:tc>
@@ -3715,7 +3823,7 @@
                 <w:rtl/>
                 <w:lang w:bidi="ar-IQ"/>
               </w:rPr>
-              <w:t xml:space="preserve">المرحلة ٦ - ٢٠١٧-٢٠١٨</w:t>
+              <w:t xml:space="preserve">الفصل 2</w:t>
             </w:r>
           </w:p>
         </w:tc>
@@ -4984,6 +5092,42 @@
         </w:trPr>
         <w:tc>
           <w:tcPr>
+            <w:tcW w:w="5000" w:type="pct"/>
+            <w:gridSpan w:val="6"/>
+          </w:tcPr>
+          <w:p>
+            <w:pPr>
+              <w:keepNext/>
+              <w:keepLines/>
+              <w:spacing w:after="0"/>
+              <w:jc w:val="center"/>
+              <w:rPr>
+                <w:rFonts w:asciiTheme="majorBidi" w:hAnsiTheme="majorBidi" w:cstheme="majorBidi"/>
+                <w:sz w:val="18"/>
+                <w:szCs w:val="18"/>
+                <w:rtl/>
+                <w:lang w:bidi="ar-IQ"/>
+              </w:rPr>
+            </w:pPr>
+            <w:r>
+              <w:rPr>
+                <w:rFonts w:asciiTheme="majorBidi" w:hAnsiTheme="majorBidi" w:cstheme="majorBidi"/>
+                <w:sz w:val="18"/>
+                <w:szCs w:val="18"/>
+                <w:rtl/>
+                <w:lang w:bidi="ar-IQ"/>
+              </w:rPr>
+              <w:t xml:space="preserve">٢٠١٨-٢٠١٩</w:t>
+            </w:r>
+          </w:p>
+        </w:tc>
+      </w:tr>
+      <w:tr>
+        <w:trPr>
+          <w:cantSplit/>
+        </w:trPr>
+        <w:tc>
+          <w:tcPr>
             <w:tcW w:w="2505" w:type="pct"/>
             <w:gridSpan w:val="3"/>
           </w:tcPr>
@@ -5007,7 +5151,7 @@
                 <w:rtl/>
                 <w:lang w:bidi="ar-IQ"/>
               </w:rPr>
-              <w:t xml:space="preserve">المرحلة ٧ - ٢٠١٨-٢٠١٩</w:t>
+              <w:t xml:space="preserve">الفصل 1</w:t>
             </w:r>
           </w:p>
         </w:tc>
@@ -5035,7 +5179,7 @@
                 <w:rtl/>
                 <w:lang w:bidi="ar-IQ"/>
               </w:rPr>
-              <w:t xml:space="preserve">المرحلة ٨ - ٢٠١٨-٢٠١٩</w:t>
+              <w:t xml:space="preserve">الفصل 2</w:t>
             </w:r>
           </w:p>
         </w:tc>
@@ -6648,6 +6792,42 @@
         </w:trPr>
         <w:tc>
           <w:tcPr>
+            <w:tcW w:w="5000" w:type="pct"/>
+            <w:gridSpan w:val="6"/>
+          </w:tcPr>
+          <w:p>
+            <w:pPr>
+              <w:keepNext/>
+              <w:keepLines/>
+              <w:spacing w:after="0"/>
+              <w:jc w:val="center"/>
+              <w:rPr>
+                <w:rFonts w:asciiTheme="majorBidi" w:hAnsiTheme="majorBidi" w:cstheme="majorBidi"/>
+                <w:sz w:val="18"/>
+                <w:szCs w:val="18"/>
+                <w:rtl/>
+                <w:lang w:bidi="ar-IQ"/>
+              </w:rPr>
+            </w:pPr>
+            <w:r>
+              <w:rPr>
+                <w:rFonts w:asciiTheme="majorBidi" w:hAnsiTheme="majorBidi" w:cstheme="majorBidi"/>
+                <w:sz w:val="18"/>
+                <w:szCs w:val="18"/>
+                <w:rtl/>
+                <w:lang w:bidi="ar-IQ"/>
+              </w:rPr>
+              <w:t xml:space="preserve">٢٠١٩-٢٠٢٠</w:t>
+            </w:r>
+          </w:p>
+        </w:tc>
+      </w:tr>
+      <w:tr>
+        <w:trPr>
+          <w:cantSplit/>
+        </w:trPr>
+        <w:tc>
+          <w:tcPr>
             <w:tcW w:w="2505" w:type="pct"/>
             <w:gridSpan w:val="3"/>
           </w:tcPr>
@@ -6671,7 +6851,7 @@
                 <w:rtl/>
                 <w:lang w:bidi="ar-IQ"/>
               </w:rPr>
-              <w:t xml:space="preserve">المرحلة ٩ - ٢٠١٩-٢٠٢٠</w:t>
+              <w:t xml:space="preserve">الفصل 1</w:t>
             </w:r>
           </w:p>
         </w:tc>
@@ -8397,6 +8577,49 @@
           <w:lang w:bidi="ar-IQ"/>
         </w:rPr>
         <w:tab/>
+      </w:r>
+    </w:p>
+    <w:p>
+      <w:pPr>
+        <w:pStyle w:val="ListParagraph"/>
+        <w:numPr>
+          <w:ilvl w:val="0"/>
+          <w:numId w:val="29"/>
+        </w:numPr>
+        <w:rPr>
+          <w:rFonts w:asciiTheme="majorBidi" w:hAnsiTheme="majorBidi" w:cstheme="majorBidi"/>
+          <w:sz w:val="24"/>
+          <w:szCs w:val="24"/>
+          <w:lang w:bidi="ar-IQ"/>
+        </w:rPr>
+      </w:pPr>
+      <w:r>
+        <w:rPr>
+          <w:rFonts w:asciiTheme="majorBidi" w:hAnsiTheme="majorBidi" w:cstheme="majorBidi"/>
+          <w:sz w:val="24"/>
+          <w:szCs w:val="24"/>
+          <w:rtl/>
+        </w:rPr>
+        <w:t xml:space="preserve">عدد الدروس التي اجتازها في المحاولة الثانية: </w:t>
+      </w:r>
+      <w:r>
+        <w:rPr>
+          <w:rFonts w:asciiTheme="majorBidi" w:hAnsiTheme="majorBidi" w:cstheme="majorBidi"/>
+          <w:sz w:val="24"/>
+          <w:szCs w:val="24"/>
+          <w:rtl/>
+          <w:lang w:bidi="ar-IQ"/>
+        </w:rPr>
+        <w:t xml:space="preserve">لا يوجد</w:t>
+      </w:r>
+      <w:r>
+        <w:rPr>
+          <w:rFonts w:asciiTheme="majorBidi" w:hAnsiTheme="majorBidi" w:cstheme="majorBidi"/>
+          <w:sz w:val="24"/>
+          <w:szCs w:val="24"/>
+          <w:rtl/>
+        </w:rPr>
+        <w:t>.</w:t>
       </w:r>
     </w:p>
     <w:p>

--- a/certificates/semester - Temp - Ar - D - SBS - دانيا احمد شهاب احمد.docx
+++ b/certificates/semester - Temp - Ar - D - SBS - دانيا احمد شهاب احمد.docx
@@ -326,7 +326,7 @@
                 <w:rtl/>
                 <w:lang w:bidi="ar-IQ"/>
               </w:rPr>
-              <w:t xml:space="preserve">العراق</w:t>
+              <w:t xml:space="preserve">المكسيك</w:t>
             </w:r>
           </w:p>
         </w:tc>
@@ -366,7 +366,7 @@
                 <w:rtl/>
                 <w:lang w:bidi="ar-IQ"/>
               </w:rPr>
-              <w:t xml:space="preserve">٢٠١٩</w:t>
+              <w:t xml:space="preserve">٢٠١٥</w:t>
             </w:r>
           </w:p>
         </w:tc>
@@ -528,7 +528,7 @@
                 <w:rtl/>
                 <w:lang w:bidi="ar-IQ"/>
               </w:rPr>
-              <w:t xml:space="preserve"> ‎٢٠٢٠/١١/١٧‎</w:t>
+              <w:t xml:space="preserve"> </w:t>
             </w:r>
           </w:p>
         </w:tc>
@@ -604,7 +604,7 @@
                 <w:rtl/>
                 <w:lang w:bidi="ar-IQ"/>
               </w:rPr>
-              <w:t xml:space="preserve">٦٥</w:t>
+              <w:t xml:space="preserve">٦٤.٨١٦</w:t>
             </w:r>
           </w:p>
         </w:tc>
@@ -679,7 +679,7 @@
                 <w:rtl/>
                 <w:lang w:bidi="ar-IQ"/>
               </w:rPr>
-              <w:t xml:space="preserve">٥٥</w:t>
+              <w:t xml:space="preserve">١</w:t>
             </w:r>
           </w:p>
         </w:tc>
@@ -716,7 +716,7 @@
                 <w:rtl/>
                 <w:lang w:bidi="ar-IQ"/>
               </w:rPr>
-              <w:t xml:space="preserve"> ٥٨</w:t>
+              <w:t xml:space="preserve"> ٠</w:t>
             </w:r>
           </w:p>
         </w:tc>
@@ -753,7 +753,7 @@
                 <w:rtl/>
                 <w:lang w:bidi="ar-IQ"/>
               </w:rPr>
-              <w:t xml:space="preserve"> ٨٦</w:t>
+              <w:t xml:space="preserve"> </w:t>
             </w:r>
           </w:p>
         </w:tc>
@@ -877,7 +877,7 @@
                 <w:rtl/>
                 <w:lang w:bidi="ar-IQ"/>
               </w:rPr>
-              <w:t xml:space="preserve">٢٠١٥-٢٠١٦</w:t>
+              <w:t xml:space="preserve">٢٠١٤-٢٠١٥</w:t>
             </w:r>
           </w:p>
         </w:tc>
@@ -1162,7 +1162,7 @@
                 <w:rtl/>
                 <w:lang w:bidi="ar-IQ"/>
               </w:rPr>
-              <w:t xml:space="preserve">الإسعافات الأولية</w:t>
+              <w:t xml:space="preserve">أخلاقيات الحاسوب</w:t>
             </w:r>
           </w:p>
         </w:tc>
@@ -1190,7 +1190,7 @@
                 <w:rtl/>
                 <w:lang w:bidi="ar-IQ"/>
               </w:rPr>
-              <w:t xml:space="preserve">٧٨</w:t>
+              <w:t xml:space="preserve">٥٣</w:t>
             </w:r>
           </w:p>
         </w:tc>
@@ -1246,7 +1246,7 @@
                 <w:rtl/>
                 <w:lang w:bidi="ar-IQ"/>
               </w:rPr>
-              <w:t xml:space="preserve">أخلاقيات الحاسوب</w:t>
+              <w:t xml:space="preserve">البرمجة ٢</w:t>
             </w:r>
           </w:p>
         </w:tc>
@@ -1274,7 +1274,7 @@
                 <w:rtl/>
                 <w:lang w:bidi="ar-IQ"/>
               </w:rPr>
-              <w:t xml:space="preserve">٥٣</w:t>
+              <w:t xml:space="preserve">٥٠</w:t>
             </w:r>
           </w:p>
         </w:tc>
@@ -1301,7 +1301,7 @@
                 <w:rtl/>
                 <w:lang w:bidi="ar-IQ"/>
               </w:rPr>
-              <w:t xml:space="preserve">٢</w:t>
+              <w:t xml:space="preserve">٤</w:t>
             </w:r>
           </w:p>
         </w:tc>
@@ -1334,7 +1334,7 @@
                 <w:rtl/>
                 <w:lang w:bidi="ar-IQ"/>
               </w:rPr>
-              <w:t xml:space="preserve">البرمجة ١</w:t>
+              <w:t xml:space="preserve">الإسعافات الأولية</w:t>
             </w:r>
           </w:p>
         </w:tc>
@@ -1362,7 +1362,7 @@
                 <w:rtl/>
                 <w:lang w:bidi="ar-IQ"/>
               </w:rPr>
-              <w:t xml:space="preserve">٥٦</w:t>
+              <w:t xml:space="preserve">٧٨</w:t>
             </w:r>
           </w:p>
         </w:tc>
@@ -1390,7 +1390,7 @@
                 <w:rtl/>
                 <w:lang w:bidi="ar-IQ"/>
               </w:rPr>
-              <w:t xml:space="preserve">٤</w:t>
+              <w:t xml:space="preserve">٢</w:t>
             </w:r>
           </w:p>
         </w:tc>
@@ -1418,7 +1418,7 @@
                 <w:rtl/>
                 <w:lang w:bidi="ar-IQ"/>
               </w:rPr>
-              <w:t xml:space="preserve">الديمقراطية</w:t>
+              <w:t xml:space="preserve">البرمجة المرئية</w:t>
             </w:r>
           </w:p>
         </w:tc>
@@ -1446,7 +1446,7 @@
                 <w:rtl/>
                 <w:lang w:bidi="ar-IQ"/>
               </w:rPr>
-              <w:t xml:space="preserve">٨٣</w:t>
+              <w:t xml:space="preserve">٥٠</w:t>
             </w:r>
           </w:p>
         </w:tc>
@@ -1473,7 +1473,7 @@
                 <w:rtl/>
                 <w:lang w:bidi="ar-IQ"/>
               </w:rPr>
-              <w:t xml:space="preserve">١</w:t>
+              <w:t xml:space="preserve">٣</w:t>
             </w:r>
           </w:p>
         </w:tc>
@@ -1506,7 +1506,7 @@
                 <w:rtl/>
                 <w:lang w:bidi="ar-IQ"/>
               </w:rPr>
-              <w:t xml:space="preserve">التصميم المنطقي</w:t>
+              <w:t xml:space="preserve">البرمجة ١</w:t>
             </w:r>
           </w:p>
         </w:tc>
@@ -1534,7 +1534,7 @@
                 <w:rtl/>
                 <w:lang w:bidi="ar-IQ"/>
               </w:rPr>
-              <w:t xml:space="preserve">٥٣</w:t>
+              <w:t xml:space="preserve">٥٦</w:t>
             </w:r>
           </w:p>
         </w:tc>
@@ -1562,90 +1562,90 @@
                 <w:rtl/>
                 <w:lang w:bidi="ar-IQ"/>
               </w:rPr>
+              <w:t xml:space="preserve">٤</w:t>
+            </w:r>
+          </w:p>
+        </w:tc>
+        <w:tc>
+          <w:tcPr>
+            <w:tcW w:w="1831" w:type="pct"/>
+          </w:tcPr>
+          <w:p>
+            <w:pPr>
+              <w:keepNext/>
+              <w:keepLines/>
+              <w:spacing w:after="0"/>
+              <w:rPr>
+                <w:rFonts w:asciiTheme="majorBidi" w:hAnsiTheme="majorBidi" w:cstheme="majorBidi"/>
+                <w:sz w:val="18"/>
+                <w:szCs w:val="18"/>
+                <w:lang w:bidi="ar-IQ"/>
+              </w:rPr>
+            </w:pPr>
+            <w:r>
+              <w:rPr>
+                <w:rFonts w:asciiTheme="majorBidi" w:hAnsiTheme="majorBidi" w:cstheme="majorBidi"/>
+                <w:sz w:val="18"/>
+                <w:szCs w:val="18"/>
+                <w:rtl/>
+                <w:lang w:bidi="ar-IQ"/>
+              </w:rPr>
+              <w:t xml:space="preserve">الرسم بالحاسوب ثنائي الأبعاد</w:t>
+            </w:r>
+          </w:p>
+        </w:tc>
+        <w:tc>
+          <w:tcPr>
+            <w:tcW w:w="339" w:type="pct"/>
+          </w:tcPr>
+          <w:p>
+            <w:pPr>
+              <w:keepNext/>
+              <w:keepLines/>
+              <w:spacing w:after="0"/>
+              <w:rPr>
+                <w:rFonts w:asciiTheme="majorBidi" w:hAnsiTheme="majorBidi" w:cstheme="majorBidi"/>
+                <w:sz w:val="18"/>
+                <w:szCs w:val="18"/>
+                <w:lang w:bidi="ar-IQ"/>
+              </w:rPr>
+            </w:pPr>
+            <w:r>
+              <w:rPr>
+                <w:rFonts w:asciiTheme="majorBidi" w:hAnsiTheme="majorBidi" w:cstheme="majorBidi"/>
+                <w:sz w:val="18"/>
+                <w:szCs w:val="18"/>
+                <w:rtl/>
+                <w:lang w:bidi="ar-IQ"/>
+              </w:rPr>
+              <w:t xml:space="preserve">٧٤</w:t>
+            </w:r>
+          </w:p>
+        </w:tc>
+        <w:tc>
+          <w:tcPr>
+            <w:tcW w:w="325" w:type="pct"/>
+          </w:tcPr>
+          <w:p>
+            <w:pPr>
+              <w:keepNext/>
+              <w:keepLines/>
+              <w:spacing w:after="0"/>
+              <w:rPr>
+                <w:rFonts w:asciiTheme="majorBidi" w:hAnsiTheme="majorBidi" w:cstheme="majorBidi"/>
+                <w:sz w:val="18"/>
+                <w:szCs w:val="18"/>
+              </w:rPr>
+            </w:pPr>
+            <w:r>
+              <w:rPr>
+                <w:rFonts w:asciiTheme="majorBidi" w:hAnsiTheme="majorBidi" w:cstheme="majorBidi"/>
+                <w:sz w:val="18"/>
+                <w:szCs w:val="18"/>
+                <w:rtl/>
+                <w:lang w:bidi="ar-IQ"/>
+              </w:rPr>
               <w:t xml:space="preserve">٣</w:t>
-            </w:r>
-          </w:p>
-        </w:tc>
-        <w:tc>
-          <w:tcPr>
-            <w:tcW w:w="1831" w:type="pct"/>
-          </w:tcPr>
-          <w:p>
-            <w:pPr>
-              <w:keepNext/>
-              <w:keepLines/>
-              <w:spacing w:after="0"/>
-              <w:rPr>
-                <w:rFonts w:asciiTheme="majorBidi" w:hAnsiTheme="majorBidi" w:cstheme="majorBidi"/>
-                <w:sz w:val="18"/>
-                <w:szCs w:val="18"/>
-                <w:lang w:bidi="ar-IQ"/>
-              </w:rPr>
-            </w:pPr>
-            <w:r>
-              <w:rPr>
-                <w:rFonts w:asciiTheme="majorBidi" w:hAnsiTheme="majorBidi" w:cstheme="majorBidi"/>
-                <w:sz w:val="18"/>
-                <w:szCs w:val="18"/>
-                <w:rtl/>
-                <w:lang w:bidi="ar-IQ"/>
-              </w:rPr>
-              <w:t xml:space="preserve">اللغة الانكليزية ١</w:t>
-            </w:r>
-          </w:p>
-        </w:tc>
-        <w:tc>
-          <w:tcPr>
-            <w:tcW w:w="339" w:type="pct"/>
-          </w:tcPr>
-          <w:p>
-            <w:pPr>
-              <w:keepNext/>
-              <w:keepLines/>
-              <w:spacing w:after="0"/>
-              <w:rPr>
-                <w:rFonts w:asciiTheme="majorBidi" w:hAnsiTheme="majorBidi" w:cstheme="majorBidi"/>
-                <w:sz w:val="18"/>
-                <w:szCs w:val="18"/>
-                <w:lang w:bidi="ar-IQ"/>
-              </w:rPr>
-            </w:pPr>
-            <w:r>
-              <w:rPr>
-                <w:rFonts w:asciiTheme="majorBidi" w:hAnsiTheme="majorBidi" w:cstheme="majorBidi"/>
-                <w:sz w:val="18"/>
-                <w:szCs w:val="18"/>
-                <w:rtl/>
-                <w:lang w:bidi="ar-IQ"/>
-              </w:rPr>
-              <w:t xml:space="preserve">٧٥</w:t>
-            </w:r>
-          </w:p>
-        </w:tc>
-        <w:tc>
-          <w:tcPr>
-            <w:tcW w:w="325" w:type="pct"/>
-          </w:tcPr>
-          <w:p>
-            <w:pPr>
-              <w:keepNext/>
-              <w:keepLines/>
-              <w:spacing w:after="0"/>
-              <w:rPr>
-                <w:rFonts w:asciiTheme="majorBidi" w:hAnsiTheme="majorBidi" w:cstheme="majorBidi"/>
-                <w:sz w:val="18"/>
-                <w:szCs w:val="18"/>
-              </w:rPr>
-            </w:pPr>
-            <w:r>
-              <w:rPr>
-                <w:rFonts w:asciiTheme="majorBidi" w:hAnsiTheme="majorBidi" w:cstheme="majorBidi"/>
-                <w:sz w:val="18"/>
-                <w:szCs w:val="18"/>
-                <w:rtl/>
-                <w:lang w:bidi="ar-IQ"/>
-              </w:rPr>
-              <w:t xml:space="preserve">٢</w:t>
             </w:r>
           </w:p>
         </w:tc>
@@ -1678,7 +1678,7 @@
                 <w:rtl/>
                 <w:lang w:bidi="ar-IQ"/>
               </w:rPr>
-              <w:t xml:space="preserve">الرياضة</w:t>
+              <w:t xml:space="preserve">التصميم المنطقي</w:t>
             </w:r>
           </w:p>
         </w:tc>
@@ -1706,7 +1706,7 @@
                 <w:rtl/>
                 <w:lang w:bidi="ar-IQ"/>
               </w:rPr>
-              <w:t xml:space="preserve">٧١</w:t>
+              <w:t xml:space="preserve">٥٣</w:t>
             </w:r>
           </w:p>
         </w:tc>
@@ -1734,7 +1734,7 @@
                 <w:rtl/>
                 <w:lang w:bidi="ar-IQ"/>
               </w:rPr>
-              <w:t xml:space="preserve">١</w:t>
+              <w:t xml:space="preserve">٣</w:t>
             </w:r>
           </w:p>
         </w:tc>
@@ -1762,7 +1762,7 @@
                 <w:rtl/>
                 <w:lang w:bidi="ar-IQ"/>
               </w:rPr>
-              <w:t xml:space="preserve">الهياكل المتقطعة</w:t>
+              <w:t xml:space="preserve">المتحكم المنطقي المبرمج</w:t>
             </w:r>
           </w:p>
         </w:tc>
@@ -1790,7 +1790,7 @@
                 <w:rtl/>
                 <w:lang w:bidi="ar-IQ"/>
               </w:rPr>
-              <w:t xml:space="preserve">٥٠</w:t>
+              <w:t xml:space="preserve">٦٢</w:t>
             </w:r>
           </w:p>
         </w:tc>
@@ -1850,7 +1850,7 @@
                 <w:rtl/>
                 <w:lang w:bidi="ar-IQ"/>
               </w:rPr>
-              <w:t xml:space="preserve">الرياضيات للحاسوب</w:t>
+              <w:t xml:space="preserve">الديمقراطية</w:t>
             </w:r>
           </w:p>
         </w:tc>
@@ -1878,7 +1878,7 @@
                 <w:rtl/>
                 <w:lang w:bidi="ar-IQ"/>
               </w:rPr>
-              <w:t xml:space="preserve">٦٠</w:t>
+              <w:t xml:space="preserve">٨٣</w:t>
             </w:r>
           </w:p>
         </w:tc>
@@ -1906,90 +1906,90 @@
                 <w:rtl/>
                 <w:lang w:bidi="ar-IQ"/>
               </w:rPr>
+              <w:t xml:space="preserve">١</w:t>
+            </w:r>
+          </w:p>
+        </w:tc>
+        <w:tc>
+          <w:tcPr>
+            <w:tcW w:w="1831" w:type="pct"/>
+          </w:tcPr>
+          <w:p>
+            <w:pPr>
+              <w:keepNext/>
+              <w:keepLines/>
+              <w:spacing w:after="0"/>
+              <w:rPr>
+                <w:rFonts w:asciiTheme="majorBidi" w:hAnsiTheme="majorBidi" w:cstheme="majorBidi"/>
+                <w:sz w:val="18"/>
+                <w:szCs w:val="18"/>
+                <w:lang w:bidi="ar-IQ"/>
+              </w:rPr>
+            </w:pPr>
+            <w:r>
+              <w:rPr>
+                <w:rFonts w:asciiTheme="majorBidi" w:hAnsiTheme="majorBidi" w:cstheme="majorBidi"/>
+                <w:sz w:val="18"/>
+                <w:szCs w:val="18"/>
+                <w:rtl/>
+                <w:lang w:bidi="ar-IQ"/>
+              </w:rPr>
+              <w:t xml:space="preserve">النظرية الاحتسابية</w:t>
+            </w:r>
+          </w:p>
+        </w:tc>
+        <w:tc>
+          <w:tcPr>
+            <w:tcW w:w="339" w:type="pct"/>
+          </w:tcPr>
+          <w:p>
+            <w:pPr>
+              <w:keepNext/>
+              <w:keepLines/>
+              <w:spacing w:after="0"/>
+              <w:rPr>
+                <w:rFonts w:asciiTheme="majorBidi" w:hAnsiTheme="majorBidi" w:cstheme="majorBidi"/>
+                <w:sz w:val="18"/>
+                <w:szCs w:val="18"/>
+                <w:lang w:bidi="ar-IQ"/>
+              </w:rPr>
+            </w:pPr>
+            <w:r>
+              <w:rPr>
+                <w:rFonts w:asciiTheme="majorBidi" w:hAnsiTheme="majorBidi" w:cstheme="majorBidi"/>
+                <w:sz w:val="18"/>
+                <w:szCs w:val="18"/>
+                <w:rtl/>
+                <w:lang w:bidi="ar-IQ"/>
+              </w:rPr>
+              <w:t xml:space="preserve">٦١</w:t>
+            </w:r>
+          </w:p>
+        </w:tc>
+        <w:tc>
+          <w:tcPr>
+            <w:tcW w:w="325" w:type="pct"/>
+          </w:tcPr>
+          <w:p>
+            <w:pPr>
+              <w:keepNext/>
+              <w:keepLines/>
+              <w:spacing w:after="0"/>
+              <w:rPr>
+                <w:rFonts w:asciiTheme="majorBidi" w:hAnsiTheme="majorBidi" w:cstheme="majorBidi"/>
+                <w:sz w:val="18"/>
+                <w:szCs w:val="18"/>
+              </w:rPr>
+            </w:pPr>
+            <w:r>
+              <w:rPr>
+                <w:rFonts w:asciiTheme="majorBidi" w:hAnsiTheme="majorBidi" w:cstheme="majorBidi"/>
+                <w:sz w:val="18"/>
+                <w:szCs w:val="18"/>
+                <w:rtl/>
+                <w:lang w:bidi="ar-IQ"/>
+              </w:rPr>
               <w:t xml:space="preserve">٣</w:t>
-            </w:r>
-          </w:p>
-        </w:tc>
-        <w:tc>
-          <w:tcPr>
-            <w:tcW w:w="1831" w:type="pct"/>
-          </w:tcPr>
-          <w:p>
-            <w:pPr>
-              <w:keepNext/>
-              <w:keepLines/>
-              <w:spacing w:after="0"/>
-              <w:rPr>
-                <w:rFonts w:asciiTheme="majorBidi" w:hAnsiTheme="majorBidi" w:cstheme="majorBidi"/>
-                <w:sz w:val="18"/>
-                <w:szCs w:val="18"/>
-                <w:lang w:bidi="ar-IQ"/>
-              </w:rPr>
-            </w:pPr>
-            <w:r>
-              <w:rPr>
-                <w:rFonts w:asciiTheme="majorBidi" w:hAnsiTheme="majorBidi" w:cstheme="majorBidi"/>
-                <w:sz w:val="18"/>
-                <w:szCs w:val="18"/>
-                <w:rtl/>
-                <w:lang w:bidi="ar-IQ"/>
-              </w:rPr>
-              <w:t xml:space="preserve">تطبيقات الحاسوب</w:t>
-            </w:r>
-          </w:p>
-        </w:tc>
-        <w:tc>
-          <w:tcPr>
-            <w:tcW w:w="339" w:type="pct"/>
-          </w:tcPr>
-          <w:p>
-            <w:pPr>
-              <w:keepNext/>
-              <w:keepLines/>
-              <w:spacing w:after="0"/>
-              <w:rPr>
-                <w:rFonts w:asciiTheme="majorBidi" w:hAnsiTheme="majorBidi" w:cstheme="majorBidi"/>
-                <w:sz w:val="18"/>
-                <w:szCs w:val="18"/>
-                <w:lang w:bidi="ar-IQ"/>
-              </w:rPr>
-            </w:pPr>
-            <w:r>
-              <w:rPr>
-                <w:rFonts w:asciiTheme="majorBidi" w:hAnsiTheme="majorBidi" w:cstheme="majorBidi"/>
-                <w:sz w:val="18"/>
-                <w:szCs w:val="18"/>
-                <w:rtl/>
-                <w:lang w:bidi="ar-IQ"/>
-              </w:rPr>
-              <w:t xml:space="preserve">٦١</w:t>
-            </w:r>
-          </w:p>
-        </w:tc>
-        <w:tc>
-          <w:tcPr>
-            <w:tcW w:w="325" w:type="pct"/>
-          </w:tcPr>
-          <w:p>
-            <w:pPr>
-              <w:keepNext/>
-              <w:keepLines/>
-              <w:spacing w:after="0"/>
-              <w:rPr>
-                <w:rFonts w:asciiTheme="majorBidi" w:hAnsiTheme="majorBidi" w:cstheme="majorBidi"/>
-                <w:sz w:val="18"/>
-                <w:szCs w:val="18"/>
-              </w:rPr>
-            </w:pPr>
-            <w:r>
-              <w:rPr>
-                <w:rFonts w:asciiTheme="majorBidi" w:hAnsiTheme="majorBidi" w:cstheme="majorBidi"/>
-                <w:sz w:val="18"/>
-                <w:szCs w:val="18"/>
-                <w:rtl/>
-                <w:lang w:bidi="ar-IQ"/>
-              </w:rPr>
-              <w:t xml:space="preserve">٢</w:t>
             </w:r>
           </w:p>
         </w:tc>
@@ -2022,6 +2022,522 @@
                 <w:rtl/>
                 <w:lang w:bidi="ar-IQ"/>
               </w:rPr>
+              <w:t xml:space="preserve">الرياضة</w:t>
+            </w:r>
+          </w:p>
+        </w:tc>
+        <w:tc>
+          <w:tcPr>
+            <w:tcW w:w="338" w:type="pct"/>
+          </w:tcPr>
+          <w:p>
+            <w:pPr>
+              <w:keepNext/>
+              <w:keepLines/>
+              <w:spacing w:after="0"/>
+              <w:rPr>
+                <w:rFonts w:asciiTheme="majorBidi" w:hAnsiTheme="majorBidi" w:cstheme="majorBidi"/>
+                <w:sz w:val="18"/>
+                <w:szCs w:val="18"/>
+                <w:lang w:bidi="ar-IQ"/>
+              </w:rPr>
+            </w:pPr>
+            <w:r>
+              <w:rPr>
+                <w:rFonts w:asciiTheme="majorBidi" w:hAnsiTheme="majorBidi" w:cstheme="majorBidi"/>
+                <w:sz w:val="18"/>
+                <w:szCs w:val="18"/>
+                <w:rtl/>
+                <w:lang w:bidi="ar-IQ"/>
+              </w:rPr>
+              <w:t xml:space="preserve">٧١</w:t>
+            </w:r>
+          </w:p>
+        </w:tc>
+        <w:tc>
+          <w:tcPr>
+            <w:tcW w:w="339" w:type="pct"/>
+          </w:tcPr>
+          <w:p>
+            <w:pPr>
+              <w:keepNext/>
+              <w:keepLines/>
+              <w:spacing w:after="0"/>
+              <w:rPr>
+                <w:rFonts w:asciiTheme="majorBidi" w:hAnsiTheme="majorBidi" w:cstheme="majorBidi"/>
+                <w:sz w:val="18"/>
+                <w:szCs w:val="18"/>
+                <w:lang w:bidi="ar-IQ"/>
+              </w:rPr>
+            </w:pPr>
+            <w:r>
+              <w:rPr>
+                <w:rFonts w:asciiTheme="majorBidi" w:hAnsiTheme="majorBidi" w:cstheme="majorBidi"/>
+                <w:sz w:val="18"/>
+                <w:szCs w:val="18"/>
+                <w:rtl/>
+                <w:lang w:bidi="ar-IQ"/>
+              </w:rPr>
+              <w:t xml:space="preserve">١</w:t>
+            </w:r>
+          </w:p>
+        </w:tc>
+        <w:tc>
+          <w:tcPr>
+            <w:tcW w:w="1831" w:type="pct"/>
+          </w:tcPr>
+          <w:p>
+            <w:pPr>
+              <w:keepNext/>
+              <w:keepLines/>
+              <w:spacing w:after="0"/>
+              <w:rPr>
+                <w:rFonts w:asciiTheme="majorBidi" w:hAnsiTheme="majorBidi" w:cstheme="majorBidi"/>
+                <w:sz w:val="18"/>
+                <w:szCs w:val="18"/>
+                <w:lang w:bidi="ar-IQ"/>
+              </w:rPr>
+            </w:pPr>
+            <w:r>
+              <w:rPr>
+                <w:rFonts w:asciiTheme="majorBidi" w:hAnsiTheme="majorBidi" w:cstheme="majorBidi"/>
+                <w:sz w:val="18"/>
+                <w:szCs w:val="18"/>
+                <w:rtl/>
+                <w:lang w:bidi="ar-IQ"/>
+              </w:rPr>
+              <w:t xml:space="preserve">تطبيقات الحاسوب في الاعمال</w:t>
+            </w:r>
+          </w:p>
+        </w:tc>
+        <w:tc>
+          <w:tcPr>
+            <w:tcW w:w="339" w:type="pct"/>
+          </w:tcPr>
+          <w:p>
+            <w:pPr>
+              <w:keepNext/>
+              <w:keepLines/>
+              <w:spacing w:after="0"/>
+              <w:rPr>
+                <w:rFonts w:asciiTheme="majorBidi" w:hAnsiTheme="majorBidi" w:cstheme="majorBidi"/>
+                <w:sz w:val="18"/>
+                <w:szCs w:val="18"/>
+                <w:lang w:bidi="ar-IQ"/>
+              </w:rPr>
+            </w:pPr>
+            <w:r>
+              <w:rPr>
+                <w:rFonts w:asciiTheme="majorBidi" w:hAnsiTheme="majorBidi" w:cstheme="majorBidi"/>
+                <w:sz w:val="18"/>
+                <w:szCs w:val="18"/>
+                <w:rtl/>
+                <w:lang w:bidi="ar-IQ"/>
+              </w:rPr>
+              <w:t xml:space="preserve">٦٤</w:t>
+            </w:r>
+          </w:p>
+        </w:tc>
+        <w:tc>
+          <w:tcPr>
+            <w:tcW w:w="325" w:type="pct"/>
+          </w:tcPr>
+          <w:p>
+            <w:pPr>
+              <w:keepNext/>
+              <w:keepLines/>
+              <w:spacing w:after="0"/>
+              <w:rPr>
+                <w:rFonts w:asciiTheme="majorBidi" w:hAnsiTheme="majorBidi" w:cstheme="majorBidi"/>
+                <w:sz w:val="18"/>
+                <w:szCs w:val="18"/>
+              </w:rPr>
+            </w:pPr>
+            <w:r>
+              <w:rPr>
+                <w:rFonts w:asciiTheme="majorBidi" w:hAnsiTheme="majorBidi" w:cstheme="majorBidi"/>
+                <w:sz w:val="18"/>
+                <w:szCs w:val="18"/>
+                <w:rtl/>
+                <w:lang w:bidi="ar-IQ"/>
+              </w:rPr>
+              <w:t xml:space="preserve">٢</w:t>
+            </w:r>
+          </w:p>
+        </w:tc>
+      </w:tr>
+      <w:tr>
+        <w:trPr>
+          <w:cantSplit/>
+        </w:trPr>
+        <w:tc>
+          <w:tcPr>
+            <w:tcW w:w="1828" w:type="pct"/>
+          </w:tcPr>
+          <w:p>
+            <w:pPr>
+              <w:keepNext/>
+              <w:keepLines/>
+              <w:spacing w:after="0"/>
+              <w:rPr>
+                <w:rFonts w:asciiTheme="majorBidi" w:hAnsiTheme="majorBidi" w:cstheme="majorBidi"/>
+                <w:sz w:val="18"/>
+                <w:szCs w:val="18"/>
+                <w:lang w:bidi="ar-IQ"/>
+              </w:rPr>
+            </w:pPr>
+            <w:r>
+              <w:rPr>
+                <w:rFonts w:asciiTheme="majorBidi" w:hAnsiTheme="majorBidi" w:cstheme="majorBidi"/>
+                <w:sz w:val="18"/>
+                <w:szCs w:val="18"/>
+                <w:rtl/>
+                <w:lang w:bidi="ar-IQ"/>
+              </w:rPr>
+              <w:t xml:space="preserve">الرياضيات للحاسوب</w:t>
+            </w:r>
+          </w:p>
+        </w:tc>
+        <w:tc>
+          <w:tcPr>
+            <w:tcW w:w="338" w:type="pct"/>
+          </w:tcPr>
+          <w:p>
+            <w:pPr>
+              <w:keepNext/>
+              <w:keepLines/>
+              <w:spacing w:after="0"/>
+              <w:rPr>
+                <w:rFonts w:asciiTheme="majorBidi" w:hAnsiTheme="majorBidi" w:cstheme="majorBidi"/>
+                <w:sz w:val="18"/>
+                <w:szCs w:val="18"/>
+                <w:lang w:bidi="ar-IQ"/>
+              </w:rPr>
+            </w:pPr>
+            <w:r>
+              <w:rPr>
+                <w:rFonts w:asciiTheme="majorBidi" w:hAnsiTheme="majorBidi" w:cstheme="majorBidi"/>
+                <w:sz w:val="18"/>
+                <w:szCs w:val="18"/>
+                <w:rtl/>
+                <w:lang w:bidi="ar-IQ"/>
+              </w:rPr>
+              <w:t xml:space="preserve">٦٠</w:t>
+            </w:r>
+          </w:p>
+        </w:tc>
+        <w:tc>
+          <w:tcPr>
+            <w:tcW w:w="339" w:type="pct"/>
+          </w:tcPr>
+          <w:p>
+            <w:pPr>
+              <w:keepNext/>
+              <w:keepLines/>
+              <w:spacing w:after="0"/>
+              <w:rPr>
+                <w:rFonts w:asciiTheme="majorBidi" w:hAnsiTheme="majorBidi" w:cstheme="majorBidi"/>
+                <w:sz w:val="18"/>
+                <w:szCs w:val="18"/>
+                <w:lang w:bidi="ar-IQ"/>
+              </w:rPr>
+            </w:pPr>
+            <w:r>
+              <w:rPr>
+                <w:rFonts w:asciiTheme="majorBidi" w:hAnsiTheme="majorBidi" w:cstheme="majorBidi"/>
+                <w:sz w:val="18"/>
+                <w:szCs w:val="18"/>
+                <w:rtl/>
+                <w:lang w:bidi="ar-IQ"/>
+              </w:rPr>
+              <w:t xml:space="preserve">٣</w:t>
+            </w:r>
+          </w:p>
+        </w:tc>
+        <w:tc>
+          <w:tcPr>
+            <w:tcW w:w="1831" w:type="pct"/>
+          </w:tcPr>
+          <w:p>
+            <w:pPr>
+              <w:keepNext/>
+              <w:keepLines/>
+              <w:spacing w:after="0"/>
+              <w:rPr>
+                <w:rFonts w:asciiTheme="majorBidi" w:hAnsiTheme="majorBidi" w:cstheme="majorBidi"/>
+                <w:sz w:val="18"/>
+                <w:szCs w:val="18"/>
+                <w:lang w:bidi="ar-IQ"/>
+              </w:rPr>
+            </w:pPr>
+            <w:r>
+              <w:rPr>
+                <w:rFonts w:asciiTheme="majorBidi" w:hAnsiTheme="majorBidi" w:cstheme="majorBidi"/>
+                <w:sz w:val="18"/>
+                <w:szCs w:val="18"/>
+                <w:rtl/>
+                <w:lang w:bidi="ar-IQ"/>
+              </w:rPr>
+              <w:t xml:space="preserve">تفاعل الانسان مع الحاسوب</w:t>
+            </w:r>
+          </w:p>
+        </w:tc>
+        <w:tc>
+          <w:tcPr>
+            <w:tcW w:w="339" w:type="pct"/>
+          </w:tcPr>
+          <w:p>
+            <w:pPr>
+              <w:keepNext/>
+              <w:keepLines/>
+              <w:spacing w:after="0"/>
+              <w:rPr>
+                <w:rFonts w:asciiTheme="majorBidi" w:hAnsiTheme="majorBidi" w:cstheme="majorBidi"/>
+                <w:sz w:val="18"/>
+                <w:szCs w:val="18"/>
+                <w:lang w:bidi="ar-IQ"/>
+              </w:rPr>
+            </w:pPr>
+            <w:r>
+              <w:rPr>
+                <w:rFonts w:asciiTheme="majorBidi" w:hAnsiTheme="majorBidi" w:cstheme="majorBidi"/>
+                <w:sz w:val="18"/>
+                <w:szCs w:val="18"/>
+                <w:rtl/>
+                <w:lang w:bidi="ar-IQ"/>
+              </w:rPr>
+              <w:t xml:space="preserve">٧٩</w:t>
+            </w:r>
+          </w:p>
+        </w:tc>
+        <w:tc>
+          <w:tcPr>
+            <w:tcW w:w="325" w:type="pct"/>
+          </w:tcPr>
+          <w:p>
+            <w:pPr>
+              <w:keepNext/>
+              <w:keepLines/>
+              <w:spacing w:after="0"/>
+              <w:rPr>
+                <w:rFonts w:asciiTheme="majorBidi" w:hAnsiTheme="majorBidi" w:cstheme="majorBidi"/>
+                <w:sz w:val="18"/>
+                <w:szCs w:val="18"/>
+              </w:rPr>
+            </w:pPr>
+            <w:r>
+              <w:rPr>
+                <w:rFonts w:asciiTheme="majorBidi" w:hAnsiTheme="majorBidi" w:cstheme="majorBidi"/>
+                <w:sz w:val="18"/>
+                <w:szCs w:val="18"/>
+                <w:rtl/>
+                <w:lang w:bidi="ar-IQ"/>
+              </w:rPr>
+              <w:t xml:space="preserve">٢</w:t>
+            </w:r>
+          </w:p>
+        </w:tc>
+      </w:tr>
+      <w:tr>
+        <w:trPr>
+          <w:cantSplit/>
+        </w:trPr>
+        <w:tc>
+          <w:tcPr>
+            <w:tcW w:w="1828" w:type="pct"/>
+          </w:tcPr>
+          <w:p>
+            <w:pPr>
+              <w:keepNext/>
+              <w:keepLines/>
+              <w:spacing w:after="0"/>
+              <w:rPr>
+                <w:rFonts w:asciiTheme="majorBidi" w:hAnsiTheme="majorBidi" w:cstheme="majorBidi"/>
+                <w:sz w:val="18"/>
+                <w:szCs w:val="18"/>
+                <w:lang w:bidi="ar-IQ"/>
+              </w:rPr>
+            </w:pPr>
+            <w:r>
+              <w:rPr>
+                <w:rFonts w:asciiTheme="majorBidi" w:hAnsiTheme="majorBidi" w:cstheme="majorBidi"/>
+                <w:sz w:val="18"/>
+                <w:szCs w:val="18"/>
+                <w:rtl/>
+                <w:lang w:bidi="ar-IQ"/>
+              </w:rPr>
+              <w:t xml:space="preserve">اللغة الانكليزية ١</w:t>
+            </w:r>
+          </w:p>
+        </w:tc>
+        <w:tc>
+          <w:tcPr>
+            <w:tcW w:w="338" w:type="pct"/>
+          </w:tcPr>
+          <w:p>
+            <w:pPr>
+              <w:keepNext/>
+              <w:keepLines/>
+              <w:spacing w:after="0"/>
+              <w:rPr>
+                <w:rFonts w:asciiTheme="majorBidi" w:hAnsiTheme="majorBidi" w:cstheme="majorBidi"/>
+                <w:sz w:val="18"/>
+                <w:szCs w:val="18"/>
+                <w:lang w:bidi="ar-IQ"/>
+              </w:rPr>
+            </w:pPr>
+            <w:r>
+              <w:rPr>
+                <w:rFonts w:asciiTheme="majorBidi" w:hAnsiTheme="majorBidi" w:cstheme="majorBidi"/>
+                <w:sz w:val="18"/>
+                <w:szCs w:val="18"/>
+                <w:rtl/>
+                <w:lang w:bidi="ar-IQ"/>
+              </w:rPr>
+              <w:t xml:space="preserve">٧٥</w:t>
+            </w:r>
+          </w:p>
+        </w:tc>
+        <w:tc>
+          <w:tcPr>
+            <w:tcW w:w="339" w:type="pct"/>
+          </w:tcPr>
+          <w:p>
+            <w:pPr>
+              <w:keepNext/>
+              <w:keepLines/>
+              <w:spacing w:after="0"/>
+              <w:rPr>
+                <w:rFonts w:asciiTheme="majorBidi" w:hAnsiTheme="majorBidi" w:cstheme="majorBidi"/>
+                <w:sz w:val="18"/>
+                <w:szCs w:val="18"/>
+                <w:lang w:bidi="ar-IQ"/>
+              </w:rPr>
+            </w:pPr>
+            <w:r>
+              <w:rPr>
+                <w:rFonts w:asciiTheme="majorBidi" w:hAnsiTheme="majorBidi" w:cstheme="majorBidi"/>
+                <w:sz w:val="18"/>
+                <w:szCs w:val="18"/>
+                <w:rtl/>
+                <w:lang w:bidi="ar-IQ"/>
+              </w:rPr>
+              <w:t xml:space="preserve">٢</w:t>
+            </w:r>
+          </w:p>
+        </w:tc>
+        <w:tc>
+          <w:tcPr>
+            <w:tcW w:w="1831" w:type="pct"/>
+          </w:tcPr>
+          <w:p>
+            <w:pPr>
+              <w:keepNext/>
+              <w:keepLines/>
+              <w:spacing w:after="0"/>
+              <w:rPr>
+                <w:rFonts w:asciiTheme="majorBidi" w:hAnsiTheme="majorBidi" w:cstheme="majorBidi"/>
+                <w:sz w:val="18"/>
+                <w:szCs w:val="18"/>
+                <w:lang w:bidi="ar-IQ"/>
+              </w:rPr>
+            </w:pPr>
+            <w:r>
+              <w:rPr>
+                <w:rFonts w:asciiTheme="majorBidi" w:hAnsiTheme="majorBidi" w:cstheme="majorBidi"/>
+                <w:sz w:val="18"/>
+                <w:szCs w:val="18"/>
+                <w:rtl/>
+                <w:lang w:bidi="ar-IQ"/>
+              </w:rPr>
+              <w:t xml:space="preserve">حقوق الإنسان</w:t>
+            </w:r>
+          </w:p>
+        </w:tc>
+        <w:tc>
+          <w:tcPr>
+            <w:tcW w:w="339" w:type="pct"/>
+          </w:tcPr>
+          <w:p>
+            <w:pPr>
+              <w:keepNext/>
+              <w:keepLines/>
+              <w:spacing w:after="0"/>
+              <w:rPr>
+                <w:rFonts w:asciiTheme="majorBidi" w:hAnsiTheme="majorBidi" w:cstheme="majorBidi"/>
+                <w:sz w:val="18"/>
+                <w:szCs w:val="18"/>
+                <w:lang w:bidi="ar-IQ"/>
+              </w:rPr>
+            </w:pPr>
+            <w:r>
+              <w:rPr>
+                <w:rFonts w:asciiTheme="majorBidi" w:hAnsiTheme="majorBidi" w:cstheme="majorBidi"/>
+                <w:sz w:val="18"/>
+                <w:szCs w:val="18"/>
+                <w:rtl/>
+                <w:lang w:bidi="ar-IQ"/>
+              </w:rPr>
+              <w:t xml:space="preserve">٥٣</w:t>
+            </w:r>
+          </w:p>
+        </w:tc>
+        <w:tc>
+          <w:tcPr>
+            <w:tcW w:w="325" w:type="pct"/>
+          </w:tcPr>
+          <w:p>
+            <w:pPr>
+              <w:keepNext/>
+              <w:keepLines/>
+              <w:spacing w:after="0"/>
+              <w:rPr>
+                <w:rFonts w:asciiTheme="majorBidi" w:hAnsiTheme="majorBidi" w:cstheme="majorBidi"/>
+                <w:sz w:val="18"/>
+                <w:szCs w:val="18"/>
+              </w:rPr>
+            </w:pPr>
+            <w:r>
+              <w:rPr>
+                <w:rFonts w:asciiTheme="majorBidi" w:hAnsiTheme="majorBidi" w:cstheme="majorBidi"/>
+                <w:sz w:val="18"/>
+                <w:szCs w:val="18"/>
+                <w:rtl/>
+                <w:lang w:bidi="ar-IQ"/>
+              </w:rPr>
+              <w:t xml:space="preserve">١</w:t>
+            </w:r>
+          </w:p>
+        </w:tc>
+      </w:tr>
+      <w:tr>
+        <w:trPr>
+          <w:cantSplit/>
+        </w:trPr>
+        <w:tc>
+          <w:tcPr>
+            <w:tcW w:w="1828" w:type="pct"/>
+          </w:tcPr>
+          <w:p>
+            <w:pPr>
+              <w:keepNext/>
+              <w:keepLines/>
+              <w:spacing w:after="0"/>
+              <w:rPr>
+                <w:rFonts w:asciiTheme="majorBidi" w:hAnsiTheme="majorBidi" w:cstheme="majorBidi"/>
+                <w:sz w:val="18"/>
+                <w:szCs w:val="18"/>
+                <w:lang w:bidi="ar-IQ"/>
+              </w:rPr>
+            </w:pPr>
+            <w:r>
+              <w:rPr>
+                <w:rFonts w:asciiTheme="majorBidi" w:hAnsiTheme="majorBidi" w:cstheme="majorBidi"/>
+                <w:sz w:val="18"/>
+                <w:szCs w:val="18"/>
+                <w:rtl/>
+                <w:lang w:bidi="ar-IQ"/>
+              </w:rPr>
               <w:t xml:space="preserve">اللغة العربية</w:t>
             </w:r>
           </w:p>
@@ -2106,12 +2622,472 @@
                 <w:rtl/>
                 <w:lang w:bidi="ar-IQ"/>
               </w:rPr>
+              <w:t xml:space="preserve">طرق عددية</w:t>
+            </w:r>
+          </w:p>
+        </w:tc>
+        <w:tc>
+          <w:tcPr>
+            <w:tcW w:w="339" w:type="pct"/>
+          </w:tcPr>
+          <w:p>
+            <w:pPr>
+              <w:keepNext/>
+              <w:keepLines/>
+              <w:spacing w:after="0"/>
+              <w:rPr>
+                <w:rFonts w:asciiTheme="majorBidi" w:hAnsiTheme="majorBidi" w:cstheme="majorBidi"/>
+                <w:sz w:val="18"/>
+                <w:szCs w:val="18"/>
+                <w:lang w:bidi="ar-IQ"/>
+              </w:rPr>
+            </w:pPr>
+            <w:r>
+              <w:rPr>
+                <w:rFonts w:asciiTheme="majorBidi" w:hAnsiTheme="majorBidi" w:cstheme="majorBidi"/>
+                <w:sz w:val="18"/>
+                <w:szCs w:val="18"/>
+                <w:rtl/>
+                <w:lang w:bidi="ar-IQ"/>
+              </w:rPr>
+              <w:t xml:space="preserve">٦٧</w:t>
+            </w:r>
+          </w:p>
+        </w:tc>
+        <w:tc>
+          <w:tcPr>
+            <w:tcW w:w="325" w:type="pct"/>
+          </w:tcPr>
+          <w:p>
+            <w:pPr>
+              <w:keepNext/>
+              <w:keepLines/>
+              <w:spacing w:after="0"/>
+              <w:rPr>
+                <w:rFonts w:asciiTheme="majorBidi" w:hAnsiTheme="majorBidi" w:cstheme="majorBidi"/>
+                <w:sz w:val="18"/>
+                <w:szCs w:val="18"/>
+              </w:rPr>
+            </w:pPr>
+            <w:r>
+              <w:rPr>
+                <w:rFonts w:asciiTheme="majorBidi" w:hAnsiTheme="majorBidi" w:cstheme="majorBidi"/>
+                <w:sz w:val="18"/>
+                <w:szCs w:val="18"/>
+                <w:rtl/>
+                <w:lang w:bidi="ar-IQ"/>
+              </w:rPr>
+              <w:t xml:space="preserve">٣</w:t>
+            </w:r>
+          </w:p>
+        </w:tc>
+      </w:tr>
+      <w:tr>
+        <w:trPr>
+          <w:cantSplit/>
+        </w:trPr>
+        <w:tc>
+          <w:tcPr>
+            <w:tcW w:w="1828" w:type="pct"/>
+          </w:tcPr>
+          <w:p>
+            <w:pPr>
+              <w:keepNext/>
+              <w:keepLines/>
+              <w:spacing w:after="0"/>
+              <w:rPr>
+                <w:rFonts w:asciiTheme="majorBidi" w:hAnsiTheme="majorBidi" w:cstheme="majorBidi"/>
+                <w:sz w:val="18"/>
+                <w:szCs w:val="18"/>
+                <w:lang w:bidi="ar-IQ"/>
+              </w:rPr>
+            </w:pPr>
+            <w:r>
+              <w:rPr>
+                <w:rFonts w:asciiTheme="majorBidi" w:hAnsiTheme="majorBidi" w:cstheme="majorBidi"/>
+                <w:sz w:val="18"/>
+                <w:szCs w:val="18"/>
+                <w:rtl/>
+                <w:lang w:bidi="ar-IQ"/>
+              </w:rPr>
+              <w:t xml:space="preserve">الهياكل المتقطعة</w:t>
+            </w:r>
+          </w:p>
+        </w:tc>
+        <w:tc>
+          <w:tcPr>
+            <w:tcW w:w="338" w:type="pct"/>
+          </w:tcPr>
+          <w:p>
+            <w:pPr>
+              <w:keepNext/>
+              <w:keepLines/>
+              <w:spacing w:after="0"/>
+              <w:rPr>
+                <w:rFonts w:asciiTheme="majorBidi" w:hAnsiTheme="majorBidi" w:cstheme="majorBidi"/>
+                <w:sz w:val="18"/>
+                <w:szCs w:val="18"/>
+                <w:lang w:bidi="ar-IQ"/>
+              </w:rPr>
+            </w:pPr>
+            <w:r>
+              <w:rPr>
+                <w:rFonts w:asciiTheme="majorBidi" w:hAnsiTheme="majorBidi" w:cstheme="majorBidi"/>
+                <w:sz w:val="18"/>
+                <w:szCs w:val="18"/>
+                <w:rtl/>
+                <w:lang w:bidi="ar-IQ"/>
+              </w:rPr>
+              <w:t xml:space="preserve">٥٠</w:t>
+            </w:r>
+          </w:p>
+        </w:tc>
+        <w:tc>
+          <w:tcPr>
+            <w:tcW w:w="339" w:type="pct"/>
+          </w:tcPr>
+          <w:p>
+            <w:pPr>
+              <w:keepNext/>
+              <w:keepLines/>
+              <w:spacing w:after="0"/>
+              <w:rPr>
+                <w:rFonts w:asciiTheme="majorBidi" w:hAnsiTheme="majorBidi" w:cstheme="majorBidi"/>
+                <w:sz w:val="18"/>
+                <w:szCs w:val="18"/>
+                <w:lang w:bidi="ar-IQ"/>
+              </w:rPr>
+            </w:pPr>
+            <w:r>
+              <w:rPr>
+                <w:rFonts w:asciiTheme="majorBidi" w:hAnsiTheme="majorBidi" w:cstheme="majorBidi"/>
+                <w:sz w:val="18"/>
+                <w:szCs w:val="18"/>
+                <w:rtl/>
+                <w:lang w:bidi="ar-IQ"/>
+              </w:rPr>
+              <w:t xml:space="preserve">٣</w:t>
+            </w:r>
+          </w:p>
+        </w:tc>
+        <w:tc>
+          <w:tcPr>
+            <w:tcW w:w="1831" w:type="pct"/>
+          </w:tcPr>
+          <w:p>
+            <w:pPr>
+              <w:keepNext/>
+              <w:keepLines/>
+              <w:spacing w:after="0"/>
+              <w:rPr>
+                <w:rFonts w:asciiTheme="majorBidi" w:hAnsiTheme="majorBidi" w:cstheme="majorBidi"/>
+                <w:sz w:val="18"/>
+                <w:szCs w:val="18"/>
+                <w:lang w:bidi="ar-IQ"/>
+              </w:rPr>
+            </w:pPr>
+            <w:r>
+              <w:rPr>
+                <w:rFonts w:asciiTheme="majorBidi" w:hAnsiTheme="majorBidi" w:cstheme="majorBidi"/>
+                <w:sz w:val="18"/>
+                <w:szCs w:val="18"/>
+                <w:rtl/>
+                <w:lang w:bidi="ar-IQ"/>
+              </w:rPr>
+              <w:t xml:space="preserve">معالجات مايكروية ولغة التجميع</w:t>
+            </w:r>
+          </w:p>
+        </w:tc>
+        <w:tc>
+          <w:tcPr>
+            <w:tcW w:w="339" w:type="pct"/>
+          </w:tcPr>
+          <w:p>
+            <w:pPr>
+              <w:keepNext/>
+              <w:keepLines/>
+              <w:spacing w:after="0"/>
+              <w:rPr>
+                <w:rFonts w:asciiTheme="majorBidi" w:hAnsiTheme="majorBidi" w:cstheme="majorBidi"/>
+                <w:sz w:val="18"/>
+                <w:szCs w:val="18"/>
+                <w:lang w:bidi="ar-IQ"/>
+              </w:rPr>
+            </w:pPr>
+            <w:r>
+              <w:rPr>
+                <w:rFonts w:asciiTheme="majorBidi" w:hAnsiTheme="majorBidi" w:cstheme="majorBidi"/>
+                <w:sz w:val="18"/>
+                <w:szCs w:val="18"/>
+                <w:rtl/>
+                <w:lang w:bidi="ar-IQ"/>
+              </w:rPr>
+              <w:t xml:space="preserve">٥٦</w:t>
+            </w:r>
+          </w:p>
+        </w:tc>
+        <w:tc>
+          <w:tcPr>
+            <w:tcW w:w="325" w:type="pct"/>
+          </w:tcPr>
+          <w:p>
+            <w:pPr>
+              <w:keepNext/>
+              <w:keepLines/>
+              <w:spacing w:after="0"/>
+              <w:rPr>
+                <w:rFonts w:asciiTheme="majorBidi" w:hAnsiTheme="majorBidi" w:cstheme="majorBidi"/>
+                <w:sz w:val="18"/>
+                <w:szCs w:val="18"/>
+              </w:rPr>
+            </w:pPr>
+            <w:r>
+              <w:rPr>
+                <w:rFonts w:asciiTheme="majorBidi" w:hAnsiTheme="majorBidi" w:cstheme="majorBidi"/>
+                <w:sz w:val="18"/>
+                <w:szCs w:val="18"/>
+                <w:rtl/>
+                <w:lang w:bidi="ar-IQ"/>
+              </w:rPr>
+              <w:t xml:space="preserve">٣</w:t>
+            </w:r>
+          </w:p>
+        </w:tc>
+      </w:tr>
+      <w:tr>
+        <w:trPr>
+          <w:cantSplit/>
+        </w:trPr>
+        <w:tc>
+          <w:tcPr>
+            <w:tcW w:w="1828" w:type="pct"/>
+          </w:tcPr>
+          <w:p>
+            <w:pPr>
+              <w:keepNext/>
+              <w:keepLines/>
+              <w:spacing w:after="0"/>
+              <w:rPr>
+                <w:rFonts w:asciiTheme="majorBidi" w:hAnsiTheme="majorBidi" w:cstheme="majorBidi"/>
+                <w:sz w:val="18"/>
+                <w:szCs w:val="18"/>
+                <w:lang w:bidi="ar-IQ"/>
+              </w:rPr>
+            </w:pPr>
+            <w:r>
+              <w:rPr>
+                <w:rFonts w:asciiTheme="majorBidi" w:hAnsiTheme="majorBidi" w:cstheme="majorBidi"/>
+                <w:sz w:val="18"/>
+                <w:szCs w:val="18"/>
+                <w:rtl/>
+                <w:lang w:bidi="ar-IQ"/>
+              </w:rPr>
+              <w:t xml:space="preserve">تطبيقات الحاسوب</w:t>
+            </w:r>
+          </w:p>
+        </w:tc>
+        <w:tc>
+          <w:tcPr>
+            <w:tcW w:w="338" w:type="pct"/>
+          </w:tcPr>
+          <w:p>
+            <w:pPr>
+              <w:keepNext/>
+              <w:keepLines/>
+              <w:spacing w:after="0"/>
+              <w:rPr>
+                <w:rFonts w:asciiTheme="majorBidi" w:hAnsiTheme="majorBidi" w:cstheme="majorBidi"/>
+                <w:sz w:val="18"/>
+                <w:szCs w:val="18"/>
+                <w:lang w:bidi="ar-IQ"/>
+              </w:rPr>
+            </w:pPr>
+            <w:r>
+              <w:rPr>
+                <w:rFonts w:asciiTheme="majorBidi" w:hAnsiTheme="majorBidi" w:cstheme="majorBidi"/>
+                <w:sz w:val="18"/>
+                <w:szCs w:val="18"/>
+                <w:rtl/>
+                <w:lang w:bidi="ar-IQ"/>
+              </w:rPr>
+              <w:t xml:space="preserve">٦١</w:t>
+            </w:r>
+          </w:p>
+        </w:tc>
+        <w:tc>
+          <w:tcPr>
+            <w:tcW w:w="339" w:type="pct"/>
+          </w:tcPr>
+          <w:p>
+            <w:pPr>
+              <w:keepNext/>
+              <w:keepLines/>
+              <w:spacing w:after="0"/>
+              <w:rPr>
+                <w:rFonts w:asciiTheme="majorBidi" w:hAnsiTheme="majorBidi" w:cstheme="majorBidi"/>
+                <w:sz w:val="18"/>
+                <w:szCs w:val="18"/>
+                <w:lang w:bidi="ar-IQ"/>
+              </w:rPr>
+            </w:pPr>
+            <w:r>
+              <w:rPr>
+                <w:rFonts w:asciiTheme="majorBidi" w:hAnsiTheme="majorBidi" w:cstheme="majorBidi"/>
+                <w:sz w:val="18"/>
+                <w:szCs w:val="18"/>
+                <w:rtl/>
+                <w:lang w:bidi="ar-IQ"/>
+              </w:rPr>
+              <w:t xml:space="preserve">٢</w:t>
+            </w:r>
+          </w:p>
+        </w:tc>
+        <w:tc>
+          <w:tcPr>
+            <w:tcW w:w="1831" w:type="pct"/>
+          </w:tcPr>
+          <w:p>
+            <w:pPr>
+              <w:keepNext/>
+              <w:keepLines/>
+              <w:spacing w:after="0"/>
+              <w:rPr>
+                <w:rFonts w:asciiTheme="majorBidi" w:hAnsiTheme="majorBidi" w:cstheme="majorBidi"/>
+                <w:sz w:val="18"/>
+                <w:szCs w:val="18"/>
+                <w:lang w:bidi="ar-IQ"/>
+              </w:rPr>
+            </w:pPr>
+            <w:r>
+              <w:rPr>
+                <w:rFonts w:asciiTheme="majorBidi" w:hAnsiTheme="majorBidi" w:cstheme="majorBidi"/>
+                <w:sz w:val="18"/>
+                <w:szCs w:val="18"/>
+                <w:rtl/>
+                <w:lang w:bidi="ar-IQ"/>
+              </w:rPr>
+              <w:t xml:space="preserve">نظرية الاحتمالات و الإحصاء</w:t>
+            </w:r>
+          </w:p>
+        </w:tc>
+        <w:tc>
+          <w:tcPr>
+            <w:tcW w:w="339" w:type="pct"/>
+          </w:tcPr>
+          <w:p>
+            <w:pPr>
+              <w:keepNext/>
+              <w:keepLines/>
+              <w:spacing w:after="0"/>
+              <w:rPr>
+                <w:rFonts w:asciiTheme="majorBidi" w:hAnsiTheme="majorBidi" w:cstheme="majorBidi"/>
+                <w:sz w:val="18"/>
+                <w:szCs w:val="18"/>
+                <w:lang w:bidi="ar-IQ"/>
+              </w:rPr>
+            </w:pPr>
+            <w:r>
+              <w:rPr>
+                <w:rFonts w:asciiTheme="majorBidi" w:hAnsiTheme="majorBidi" w:cstheme="majorBidi"/>
+                <w:sz w:val="18"/>
+                <w:szCs w:val="18"/>
+                <w:rtl/>
+                <w:lang w:bidi="ar-IQ"/>
+              </w:rPr>
+              <w:t xml:space="preserve">٥٠</w:t>
+            </w:r>
+          </w:p>
+        </w:tc>
+        <w:tc>
+          <w:tcPr>
+            <w:tcW w:w="325" w:type="pct"/>
+          </w:tcPr>
+          <w:p>
+            <w:pPr>
+              <w:keepNext/>
+              <w:keepLines/>
+              <w:spacing w:after="0"/>
+              <w:rPr>
+                <w:rFonts w:asciiTheme="majorBidi" w:hAnsiTheme="majorBidi" w:cstheme="majorBidi"/>
+                <w:sz w:val="18"/>
+                <w:szCs w:val="18"/>
+              </w:rPr>
+            </w:pPr>
+            <w:r>
+              <w:rPr>
+                <w:rFonts w:asciiTheme="majorBidi" w:hAnsiTheme="majorBidi" w:cstheme="majorBidi"/>
+                <w:sz w:val="18"/>
+                <w:szCs w:val="18"/>
+                <w:rtl/>
+                <w:lang w:bidi="ar-IQ"/>
+              </w:rPr>
+              <w:t xml:space="preserve">٣</w:t>
+            </w:r>
+          </w:p>
+        </w:tc>
+      </w:tr>
+      <w:tr>
+        <w:trPr>
+          <w:cantSplit/>
+        </w:trPr>
+        <w:tc>
+          <w:tcPr>
+            <w:tcW w:w="1828" w:type="pct"/>
+          </w:tcPr>
+          <w:p>
+            <w:pPr>
+              <w:keepNext/>
+              <w:keepLines/>
+              <w:spacing w:after="0"/>
+              <w:rPr>
+                <w:rFonts w:asciiTheme="majorBidi" w:hAnsiTheme="majorBidi" w:cstheme="majorBidi"/>
+                <w:sz w:val="18"/>
+                <w:szCs w:val="18"/>
+                <w:lang w:bidi="ar-IQ"/>
+              </w:rPr>
+            </w:pPr>
+            <w:r>
+              <w:rPr>
+                <w:rFonts w:asciiTheme="majorBidi" w:hAnsiTheme="majorBidi" w:cstheme="majorBidi"/>
+                <w:sz w:val="18"/>
+                <w:szCs w:val="18"/>
+                <w:rtl/>
+                <w:lang w:bidi="ar-IQ"/>
+              </w:rPr>
               <w:t xml:space="preserve">مبادئ تكنولوجيا المعلومات</w:t>
             </w:r>
           </w:p>
         </w:tc>
         <w:tc>
           <w:tcPr>
+            <w:tcW w:w="338" w:type="pct"/>
+          </w:tcPr>
+          <w:p>
+            <w:pPr>
+              <w:keepNext/>
+              <w:keepLines/>
+              <w:spacing w:after="0"/>
+              <w:rPr>
+                <w:rFonts w:asciiTheme="majorBidi" w:hAnsiTheme="majorBidi" w:cstheme="majorBidi"/>
+                <w:sz w:val="18"/>
+                <w:szCs w:val="18"/>
+                <w:lang w:bidi="ar-IQ"/>
+              </w:rPr>
+            </w:pPr>
+            <w:r>
+              <w:rPr>
+                <w:rFonts w:asciiTheme="majorBidi" w:hAnsiTheme="majorBidi" w:cstheme="majorBidi"/>
+                <w:sz w:val="18"/>
+                <w:szCs w:val="18"/>
+                <w:rtl/>
+                <w:lang w:bidi="ar-IQ"/>
+              </w:rPr>
+              <w:t xml:space="preserve">٥٠</w:t>
+            </w:r>
+          </w:p>
+        </w:tc>
+        <w:tc>
+          <w:tcPr>
             <w:tcW w:w="339" w:type="pct"/>
           </w:tcPr>
           <w:p>
@@ -2134,7 +3110,63 @@
                 <w:rtl/>
                 <w:lang w:bidi="ar-IQ"/>
               </w:rPr>
-              <w:t xml:space="preserve">٥٠</w:t>
+              <w:t xml:space="preserve">٣</w:t>
+            </w:r>
+          </w:p>
+        </w:tc>
+        <w:tc>
+          <w:tcPr>
+            <w:tcW w:w="1831" w:type="pct"/>
+          </w:tcPr>
+          <w:p>
+            <w:pPr>
+              <w:keepNext/>
+              <w:keepLines/>
+              <w:spacing w:after="0"/>
+              <w:rPr>
+                <w:rFonts w:asciiTheme="majorBidi" w:hAnsiTheme="majorBidi" w:cstheme="majorBidi"/>
+                <w:sz w:val="18"/>
+                <w:szCs w:val="18"/>
+                <w:lang w:bidi="ar-IQ"/>
+              </w:rPr>
+            </w:pPr>
+            <w:r>
+              <w:rPr>
+                <w:rFonts w:asciiTheme="majorBidi" w:hAnsiTheme="majorBidi" w:cstheme="majorBidi"/>
+                <w:sz w:val="18"/>
+                <w:szCs w:val="18"/>
+                <w:rtl/>
+                <w:lang w:bidi="ar-IQ"/>
+              </w:rPr>
+              <w:t xml:space="preserve"/>
+            </w:r>
+          </w:p>
+        </w:tc>
+        <w:tc>
+          <w:tcPr>
+            <w:tcW w:w="339" w:type="pct"/>
+          </w:tcPr>
+          <w:p>
+            <w:pPr>
+              <w:keepNext/>
+              <w:keepLines/>
+              <w:spacing w:after="0"/>
+              <w:rPr>
+                <w:rFonts w:asciiTheme="majorBidi" w:hAnsiTheme="majorBidi" w:cstheme="majorBidi"/>
+                <w:sz w:val="18"/>
+                <w:szCs w:val="18"/>
+                <w:lang w:bidi="ar-IQ"/>
+              </w:rPr>
+            </w:pPr>
+            <w:r>
+              <w:rPr>
+                <w:rFonts w:asciiTheme="majorBidi" w:hAnsiTheme="majorBidi" w:cstheme="majorBidi"/>
+                <w:sz w:val="18"/>
+                <w:szCs w:val="18"/>
+                <w:rtl/>
+                <w:lang w:bidi="ar-IQ"/>
+              </w:rPr>
+              <w:t xml:space="preserve"/>
             </w:r>
           </w:p>
         </w:tc>
@@ -2161,7 +3193,7 @@
                 <w:rtl/>
                 <w:lang w:bidi="ar-IQ"/>
               </w:rPr>
-              <w:t xml:space="preserve">٣</w:t>
+              <w:t xml:space="preserve"/>
             </w:r>
           </w:p>
         </w:tc>
@@ -2690,7 +3722,7 @@
                 <w:rtl/>
                 <w:lang w:bidi="ar-IQ"/>
               </w:rPr>
-              <w:t xml:space="preserve">البرمجة ٢</w:t>
+              <w:t xml:space="preserve">أساسيات الذكاء الاصطناعي</w:t>
             </w:r>
           </w:p>
         </w:tc>
@@ -2746,7 +3778,7 @@
                 <w:rtl/>
                 <w:lang w:bidi="ar-IQ"/>
               </w:rPr>
-              <w:t xml:space="preserve">٤</w:t>
+              <w:t xml:space="preserve">٣</w:t>
             </w:r>
           </w:p>
         </w:tc>
@@ -2774,7 +3806,7 @@
                 <w:rtl/>
                 <w:lang w:bidi="ar-IQ"/>
               </w:rPr>
-              <w:t xml:space="preserve">البرمجة المرئية</w:t>
+              <w:t xml:space="preserve">الحوسبة السحابية</w:t>
             </w:r>
           </w:p>
         </w:tc>
@@ -2802,7 +3834,7 @@
                 <w:rtl/>
                 <w:lang w:bidi="ar-IQ"/>
               </w:rPr>
-              <w:t xml:space="preserve">٥٠</w:t>
+              <w:t xml:space="preserve">٧٨</w:t>
             </w:r>
           </w:p>
         </w:tc>
@@ -2829,7 +3861,7 @@
                 <w:rtl/>
                 <w:lang w:bidi="ar-IQ"/>
               </w:rPr>
-              <w:t xml:space="preserve">٣</w:t>
+              <w:t xml:space="preserve">٢</w:t>
             </w:r>
           </w:p>
         </w:tc>
@@ -2862,7 +3894,7 @@
                 <w:rtl/>
                 <w:lang w:bidi="ar-IQ"/>
               </w:rPr>
-              <w:t xml:space="preserve">حقوق الإنسان</w:t>
+              <w:t xml:space="preserve">أساسيات قواعد البيانات</w:t>
             </w:r>
           </w:p>
         </w:tc>
@@ -2918,7 +3950,7 @@
                 <w:rtl/>
                 <w:lang w:bidi="ar-IQ"/>
               </w:rPr>
-              <w:t xml:space="preserve">١</w:t>
+              <w:t xml:space="preserve">٣</w:t>
             </w:r>
           </w:p>
         </w:tc>
@@ -2946,7 +3978,7 @@
                 <w:rtl/>
                 <w:lang w:bidi="ar-IQ"/>
               </w:rPr>
-              <w:t xml:space="preserve">الرسم بالحاسوب ثنائي الأبعاد</w:t>
+              <w:t xml:space="preserve">تطبيقات النقال</w:t>
             </w:r>
           </w:p>
         </w:tc>
@@ -2974,7 +4006,7 @@
                 <w:rtl/>
                 <w:lang w:bidi="ar-IQ"/>
               </w:rPr>
-              <w:t xml:space="preserve">٧٤</w:t>
+              <w:t xml:space="preserve">٩٨</w:t>
             </w:r>
           </w:p>
         </w:tc>
@@ -3034,7 +4066,7 @@
                 <w:rtl/>
                 <w:lang w:bidi="ar-IQ"/>
               </w:rPr>
-              <w:t xml:space="preserve">طرق عددية</w:t>
+              <w:t xml:space="preserve">البرمجة كائنية التوجه</w:t>
             </w:r>
           </w:p>
         </w:tc>
@@ -3062,7 +4094,7 @@
                 <w:rtl/>
                 <w:lang w:bidi="ar-IQ"/>
               </w:rPr>
-              <w:t xml:space="preserve">٦٧</w:t>
+              <w:t xml:space="preserve">٦٦</w:t>
             </w:r>
           </w:p>
         </w:tc>
@@ -3118,7 +4150,7 @@
                 <w:rtl/>
                 <w:lang w:bidi="ar-IQ"/>
               </w:rPr>
-              <w:t xml:space="preserve">المتحكم المنطقي المبرمج</w:t>
+              <w:t xml:space="preserve">مهارات الاتصال</w:t>
             </w:r>
           </w:p>
         </w:tc>
@@ -3146,7 +4178,7 @@
                 <w:rtl/>
                 <w:lang w:bidi="ar-IQ"/>
               </w:rPr>
-              <w:t xml:space="preserve">٦٢</w:t>
+              <w:t xml:space="preserve">٨٧</w:t>
             </w:r>
           </w:p>
         </w:tc>
@@ -3173,7 +4205,7 @@
                 <w:rtl/>
                 <w:lang w:bidi="ar-IQ"/>
               </w:rPr>
-              <w:t xml:space="preserve">٣</w:t>
+              <w:t xml:space="preserve">٢</w:t>
             </w:r>
           </w:p>
         </w:tc>
@@ -3206,7 +4238,7 @@
                 <w:rtl/>
                 <w:lang w:bidi="ar-IQ"/>
               </w:rPr>
-              <w:t xml:space="preserve">معالجات مايكروية ولغة التجميع</w:t>
+              <w:t xml:space="preserve">الفلسفة</w:t>
             </w:r>
           </w:p>
         </w:tc>
@@ -3234,7 +4266,7 @@
                 <w:rtl/>
                 <w:lang w:bidi="ar-IQ"/>
               </w:rPr>
-              <w:t xml:space="preserve">٥٦</w:t>
+              <w:t xml:space="preserve">٥٩</w:t>
             </w:r>
           </w:p>
         </w:tc>
@@ -3262,7 +4294,7 @@
                 <w:rtl/>
                 <w:lang w:bidi="ar-IQ"/>
               </w:rPr>
-              <w:t xml:space="preserve">٣</w:t>
+              <w:t xml:space="preserve">٢</w:t>
             </w:r>
           </w:p>
         </w:tc>
@@ -3290,7 +4322,7 @@
                 <w:rtl/>
                 <w:lang w:bidi="ar-IQ"/>
               </w:rPr>
-              <w:t xml:space="preserve">النظرية الاحتسابية</w:t>
+              <w:t xml:space="preserve">نظرية المعلومات</w:t>
             </w:r>
           </w:p>
         </w:tc>
@@ -3318,7 +4350,7 @@
                 <w:rtl/>
                 <w:lang w:bidi="ar-IQ"/>
               </w:rPr>
-              <w:t xml:space="preserve">٦١</w:t>
+              <w:t xml:space="preserve">٧٧</w:t>
             </w:r>
           </w:p>
         </w:tc>
@@ -3378,7 +4410,7 @@
                 <w:rtl/>
                 <w:lang w:bidi="ar-IQ"/>
               </w:rPr>
-              <w:t xml:space="preserve">نظرية الاحتمالات و الإحصاء</w:t>
+              <w:t xml:space="preserve">المترجمات</w:t>
             </w:r>
           </w:p>
         </w:tc>
@@ -3406,7 +4438,7 @@
                 <w:rtl/>
                 <w:lang w:bidi="ar-IQ"/>
               </w:rPr>
-              <w:t xml:space="preserve">٥٠</w:t>
+              <w:t xml:space="preserve">٥٨</w:t>
             </w:r>
           </w:p>
         </w:tc>
@@ -3434,7 +4466,7 @@
                 <w:rtl/>
                 <w:lang w:bidi="ar-IQ"/>
               </w:rPr>
-              <w:t xml:space="preserve">٣</w:t>
+              <w:t xml:space="preserve">٤</w:t>
             </w:r>
           </w:p>
         </w:tc>
@@ -3462,7 +4494,7 @@
                 <w:rtl/>
                 <w:lang w:bidi="ar-IQ"/>
               </w:rPr>
-              <w:t xml:space="preserve">تطبيقات الحاسوب في الاعمال</w:t>
+              <w:t xml:space="preserve"/>
             </w:r>
           </w:p>
         </w:tc>
@@ -3490,7 +4522,7 @@
                 <w:rtl/>
                 <w:lang w:bidi="ar-IQ"/>
               </w:rPr>
-              <w:t xml:space="preserve">٦٤</w:t>
+              <w:t xml:space="preserve"/>
             </w:r>
           </w:p>
         </w:tc>
@@ -3517,7 +4549,7 @@
                 <w:rtl/>
                 <w:lang w:bidi="ar-IQ"/>
               </w:rPr>
-              <w:t xml:space="preserve">٢</w:t>
+              <w:t xml:space="preserve"/>
             </w:r>
           </w:p>
         </w:tc>
@@ -3550,12 +4582,184 @@
                 <w:rtl/>
                 <w:lang w:bidi="ar-IQ"/>
               </w:rPr>
+              <w:t xml:space="preserve">النمذجة و المحاكاة في الحاسوب</w:t>
+            </w:r>
+          </w:p>
+        </w:tc>
+        <w:tc>
+          <w:tcPr>
+            <w:tcW w:w="338" w:type="pct"/>
+          </w:tcPr>
+          <w:p>
+            <w:pPr>
+              <w:keepNext/>
+              <w:keepLines/>
+              <w:spacing w:after="0"/>
+              <w:rPr>
+                <w:rFonts w:asciiTheme="majorBidi" w:hAnsiTheme="majorBidi" w:cstheme="majorBidi"/>
+                <w:sz w:val="18"/>
+                <w:szCs w:val="18"/>
+                <w:lang w:bidi="ar-IQ"/>
+              </w:rPr>
+            </w:pPr>
+            <w:r>
+              <w:rPr>
+                <w:rFonts w:asciiTheme="majorBidi" w:hAnsiTheme="majorBidi" w:cstheme="majorBidi"/>
+                <w:sz w:val="18"/>
+                <w:szCs w:val="18"/>
+                <w:rtl/>
+                <w:lang w:bidi="ar-IQ"/>
+              </w:rPr>
+              <w:t xml:space="preserve">٧٨</w:t>
+            </w:r>
+          </w:p>
+        </w:tc>
+        <w:tc>
+          <w:tcPr>
+            <w:tcW w:w="339" w:type="pct"/>
+          </w:tcPr>
+          <w:p>
+            <w:pPr>
+              <w:keepNext/>
+              <w:keepLines/>
+              <w:spacing w:after="0"/>
+              <w:rPr>
+                <w:rFonts w:asciiTheme="majorBidi" w:hAnsiTheme="majorBidi" w:cstheme="majorBidi"/>
+                <w:sz w:val="18"/>
+                <w:szCs w:val="18"/>
+                <w:lang w:bidi="ar-IQ"/>
+              </w:rPr>
+            </w:pPr>
+            <w:r>
+              <w:rPr>
+                <w:rFonts w:asciiTheme="majorBidi" w:hAnsiTheme="majorBidi" w:cstheme="majorBidi"/>
+                <w:sz w:val="18"/>
+                <w:szCs w:val="18"/>
+                <w:rtl/>
+                <w:lang w:bidi="ar-IQ"/>
+              </w:rPr>
+              <w:t xml:space="preserve">٣</w:t>
+            </w:r>
+          </w:p>
+        </w:tc>
+        <w:tc>
+          <w:tcPr>
+            <w:tcW w:w="1831" w:type="pct"/>
+          </w:tcPr>
+          <w:p>
+            <w:pPr>
+              <w:keepNext/>
+              <w:keepLines/>
+              <w:spacing w:after="0"/>
+              <w:rPr>
+                <w:rFonts w:asciiTheme="majorBidi" w:hAnsiTheme="majorBidi" w:cstheme="majorBidi"/>
+                <w:sz w:val="18"/>
+                <w:szCs w:val="18"/>
+                <w:lang w:bidi="ar-IQ"/>
+              </w:rPr>
+            </w:pPr>
+            <w:r>
+              <w:rPr>
+                <w:rFonts w:asciiTheme="majorBidi" w:hAnsiTheme="majorBidi" w:cstheme="majorBidi"/>
+                <w:sz w:val="18"/>
+                <w:szCs w:val="18"/>
+                <w:rtl/>
+                <w:lang w:bidi="ar-IQ"/>
+              </w:rPr>
               <w:t xml:space="preserve"/>
             </w:r>
           </w:p>
         </w:tc>
         <w:tc>
           <w:tcPr>
+            <w:tcW w:w="339" w:type="pct"/>
+          </w:tcPr>
+          <w:p>
+            <w:pPr>
+              <w:keepNext/>
+              <w:keepLines/>
+              <w:spacing w:after="0"/>
+              <w:rPr>
+                <w:rFonts w:asciiTheme="majorBidi" w:hAnsiTheme="majorBidi" w:cstheme="majorBidi"/>
+                <w:sz w:val="18"/>
+                <w:szCs w:val="18"/>
+                <w:lang w:bidi="ar-IQ"/>
+              </w:rPr>
+            </w:pPr>
+            <w:r>
+              <w:rPr>
+                <w:rFonts w:asciiTheme="majorBidi" w:hAnsiTheme="majorBidi" w:cstheme="majorBidi"/>
+                <w:sz w:val="18"/>
+                <w:szCs w:val="18"/>
+                <w:rtl/>
+                <w:lang w:bidi="ar-IQ"/>
+              </w:rPr>
+              <w:t xml:space="preserve"/>
+            </w:r>
+          </w:p>
+        </w:tc>
+        <w:tc>
+          <w:tcPr>
+            <w:tcW w:w="325" w:type="pct"/>
+          </w:tcPr>
+          <w:p>
+            <w:pPr>
+              <w:keepNext/>
+              <w:keepLines/>
+              <w:spacing w:after="0"/>
+              <w:rPr>
+                <w:rFonts w:asciiTheme="majorBidi" w:hAnsiTheme="majorBidi" w:cstheme="majorBidi"/>
+                <w:sz w:val="18"/>
+                <w:szCs w:val="18"/>
+              </w:rPr>
+            </w:pPr>
+            <w:r>
+              <w:rPr>
+                <w:rFonts w:asciiTheme="majorBidi" w:hAnsiTheme="majorBidi" w:cstheme="majorBidi"/>
+                <w:sz w:val="18"/>
+                <w:szCs w:val="18"/>
+                <w:rtl/>
+                <w:lang w:bidi="ar-IQ"/>
+              </w:rPr>
+              <w:t xml:space="preserve"/>
+            </w:r>
+          </w:p>
+        </w:tc>
+      </w:tr>
+      <w:tr>
+        <w:trPr>
+          <w:cantSplit/>
+        </w:trPr>
+        <w:tc>
+          <w:tcPr>
+            <w:tcW w:w="1828" w:type="pct"/>
+          </w:tcPr>
+          <w:p>
+            <w:pPr>
+              <w:keepNext/>
+              <w:keepLines/>
+              <w:spacing w:after="0"/>
+              <w:rPr>
+                <w:rFonts w:asciiTheme="majorBidi" w:hAnsiTheme="majorBidi" w:cstheme="majorBidi"/>
+                <w:sz w:val="18"/>
+                <w:szCs w:val="18"/>
+                <w:lang w:bidi="ar-IQ"/>
+              </w:rPr>
+            </w:pPr>
+            <w:r>
+              <w:rPr>
+                <w:rFonts w:asciiTheme="majorBidi" w:hAnsiTheme="majorBidi" w:cstheme="majorBidi"/>
+                <w:sz w:val="18"/>
+                <w:szCs w:val="18"/>
+                <w:rtl/>
+                <w:lang w:bidi="ar-IQ"/>
+              </w:rPr>
+              <w:t xml:space="preserve">بحوث العمليات</w:t>
+            </w:r>
+          </w:p>
+        </w:tc>
+        <w:tc>
+          <w:tcPr>
             <w:tcW w:w="338" w:type="pct"/>
           </w:tcPr>
           <w:p>
@@ -3578,6 +4782,62 @@
                 <w:rtl/>
                 <w:lang w:bidi="ar-IQ"/>
               </w:rPr>
+              <w:t xml:space="preserve">٦٠</w:t>
+            </w:r>
+          </w:p>
+        </w:tc>
+        <w:tc>
+          <w:tcPr>
+            <w:tcW w:w="339" w:type="pct"/>
+          </w:tcPr>
+          <w:p>
+            <w:pPr>
+              <w:keepNext/>
+              <w:keepLines/>
+              <w:spacing w:after="0"/>
+              <w:rPr>
+                <w:rFonts w:asciiTheme="majorBidi" w:hAnsiTheme="majorBidi" w:cstheme="majorBidi"/>
+                <w:sz w:val="18"/>
+                <w:szCs w:val="18"/>
+                <w:lang w:bidi="ar-IQ"/>
+              </w:rPr>
+            </w:pPr>
+            <w:r>
+              <w:rPr>
+                <w:rFonts w:asciiTheme="majorBidi" w:hAnsiTheme="majorBidi" w:cstheme="majorBidi"/>
+                <w:sz w:val="18"/>
+                <w:szCs w:val="18"/>
+                <w:rtl/>
+                <w:lang w:bidi="ar-IQ"/>
+              </w:rPr>
+              <w:t xml:space="preserve">٣</w:t>
+            </w:r>
+          </w:p>
+        </w:tc>
+        <w:tc>
+          <w:tcPr>
+            <w:tcW w:w="1831" w:type="pct"/>
+          </w:tcPr>
+          <w:p>
+            <w:pPr>
+              <w:keepNext/>
+              <w:keepLines/>
+              <w:spacing w:after="0"/>
+              <w:rPr>
+                <w:rFonts w:asciiTheme="majorBidi" w:hAnsiTheme="majorBidi" w:cstheme="majorBidi"/>
+                <w:sz w:val="18"/>
+                <w:szCs w:val="18"/>
+                <w:lang w:bidi="ar-IQ"/>
+              </w:rPr>
+            </w:pPr>
+            <w:r>
+              <w:rPr>
+                <w:rFonts w:asciiTheme="majorBidi" w:hAnsiTheme="majorBidi" w:cstheme="majorBidi"/>
+                <w:sz w:val="18"/>
+                <w:szCs w:val="18"/>
+                <w:rtl/>
+                <w:lang w:bidi="ar-IQ"/>
+              </w:rPr>
               <w:t xml:space="preserve"/>
             </w:r>
           </w:p>
@@ -3612,6 +4872,122 @@
         </w:tc>
         <w:tc>
           <w:tcPr>
+            <w:tcW w:w="325" w:type="pct"/>
+          </w:tcPr>
+          <w:p>
+            <w:pPr>
+              <w:keepNext/>
+              <w:keepLines/>
+              <w:spacing w:after="0"/>
+              <w:rPr>
+                <w:rFonts w:asciiTheme="majorBidi" w:hAnsiTheme="majorBidi" w:cstheme="majorBidi"/>
+                <w:sz w:val="18"/>
+                <w:szCs w:val="18"/>
+              </w:rPr>
+            </w:pPr>
+            <w:r>
+              <w:rPr>
+                <w:rFonts w:asciiTheme="majorBidi" w:hAnsiTheme="majorBidi" w:cstheme="majorBidi"/>
+                <w:sz w:val="18"/>
+                <w:szCs w:val="18"/>
+                <w:rtl/>
+                <w:lang w:bidi="ar-IQ"/>
+              </w:rPr>
+              <w:t xml:space="preserve"/>
+            </w:r>
+          </w:p>
+        </w:tc>
+      </w:tr>
+      <w:tr>
+        <w:trPr>
+          <w:cantSplit/>
+        </w:trPr>
+        <w:tc>
+          <w:tcPr>
+            <w:tcW w:w="1828" w:type="pct"/>
+          </w:tcPr>
+          <w:p>
+            <w:pPr>
+              <w:keepNext/>
+              <w:keepLines/>
+              <w:spacing w:after="0"/>
+              <w:rPr>
+                <w:rFonts w:asciiTheme="majorBidi" w:hAnsiTheme="majorBidi" w:cstheme="majorBidi"/>
+                <w:sz w:val="18"/>
+                <w:szCs w:val="18"/>
+                <w:lang w:bidi="ar-IQ"/>
+              </w:rPr>
+            </w:pPr>
+            <w:r>
+              <w:rPr>
+                <w:rFonts w:asciiTheme="majorBidi" w:hAnsiTheme="majorBidi" w:cstheme="majorBidi"/>
+                <w:sz w:val="18"/>
+                <w:szCs w:val="18"/>
+                <w:rtl/>
+                <w:lang w:bidi="ar-IQ"/>
+              </w:rPr>
+              <w:t xml:space="preserve">تصميم المواقع</w:t>
+            </w:r>
+          </w:p>
+        </w:tc>
+        <w:tc>
+          <w:tcPr>
+            <w:tcW w:w="338" w:type="pct"/>
+          </w:tcPr>
+          <w:p>
+            <w:pPr>
+              <w:keepNext/>
+              <w:keepLines/>
+              <w:spacing w:after="0"/>
+              <w:rPr>
+                <w:rFonts w:asciiTheme="majorBidi" w:hAnsiTheme="majorBidi" w:cstheme="majorBidi"/>
+                <w:sz w:val="18"/>
+                <w:szCs w:val="18"/>
+                <w:lang w:bidi="ar-IQ"/>
+              </w:rPr>
+            </w:pPr>
+            <w:r>
+              <w:rPr>
+                <w:rFonts w:asciiTheme="majorBidi" w:hAnsiTheme="majorBidi" w:cstheme="majorBidi"/>
+                <w:sz w:val="18"/>
+                <w:szCs w:val="18"/>
+                <w:rtl/>
+                <w:lang w:bidi="ar-IQ"/>
+              </w:rPr>
+              <w:t xml:space="preserve">٥٦</w:t>
+            </w:r>
+          </w:p>
+        </w:tc>
+        <w:tc>
+          <w:tcPr>
+            <w:tcW w:w="339" w:type="pct"/>
+          </w:tcPr>
+          <w:p>
+            <w:pPr>
+              <w:keepNext/>
+              <w:keepLines/>
+              <w:spacing w:after="0"/>
+              <w:rPr>
+                <w:rFonts w:asciiTheme="majorBidi" w:hAnsiTheme="majorBidi" w:cstheme="majorBidi"/>
+                <w:sz w:val="18"/>
+                <w:szCs w:val="18"/>
+                <w:lang w:bidi="ar-IQ"/>
+              </w:rPr>
+            </w:pPr>
+            <w:r>
+              <w:rPr>
+                <w:rFonts w:asciiTheme="majorBidi" w:hAnsiTheme="majorBidi" w:cstheme="majorBidi"/>
+                <w:sz w:val="18"/>
+                <w:szCs w:val="18"/>
+                <w:rtl/>
+                <w:lang w:bidi="ar-IQ"/>
+              </w:rPr>
+              <w:t xml:space="preserve">٣</w:t>
+            </w:r>
+          </w:p>
+        </w:tc>
+        <w:tc>
+          <w:tcPr>
             <w:tcW w:w="1831" w:type="pct"/>
           </w:tcPr>
           <w:p>
@@ -3634,7 +5010,7 @@
                 <w:rtl/>
                 <w:lang w:bidi="ar-IQ"/>
               </w:rPr>
-              <w:t xml:space="preserve">تفاعل الانسان مع الحاسوب</w:t>
+              <w:t xml:space="preserve"/>
             </w:r>
           </w:p>
         </w:tc>
@@ -3662,7 +5038,7 @@
                 <w:rtl/>
                 <w:lang w:bidi="ar-IQ"/>
               </w:rPr>
-              <w:t xml:space="preserve">٧٩</w:t>
+              <w:t xml:space="preserve"/>
             </w:r>
           </w:p>
         </w:tc>
@@ -3689,7 +5065,523 @@
                 <w:rtl/>
                 <w:lang w:bidi="ar-IQ"/>
               </w:rPr>
-              <w:t xml:space="preserve">٢</w:t>
+              <w:t xml:space="preserve"/>
+            </w:r>
+          </w:p>
+        </w:tc>
+      </w:tr>
+      <w:tr>
+        <w:trPr>
+          <w:cantSplit/>
+        </w:trPr>
+        <w:tc>
+          <w:tcPr>
+            <w:tcW w:w="1828" w:type="pct"/>
+          </w:tcPr>
+          <w:p>
+            <w:pPr>
+              <w:keepNext/>
+              <w:keepLines/>
+              <w:spacing w:after="0"/>
+              <w:rPr>
+                <w:rFonts w:asciiTheme="majorBidi" w:hAnsiTheme="majorBidi" w:cstheme="majorBidi"/>
+                <w:sz w:val="18"/>
+                <w:szCs w:val="18"/>
+                <w:lang w:bidi="ar-IQ"/>
+              </w:rPr>
+            </w:pPr>
+            <w:r>
+              <w:rPr>
+                <w:rFonts w:asciiTheme="majorBidi" w:hAnsiTheme="majorBidi" w:cstheme="majorBidi"/>
+                <w:sz w:val="18"/>
+                <w:szCs w:val="18"/>
+                <w:rtl/>
+                <w:lang w:bidi="ar-IQ"/>
+              </w:rPr>
+              <w:t xml:space="preserve">شبكات الحاسوب ١</w:t>
+            </w:r>
+          </w:p>
+        </w:tc>
+        <w:tc>
+          <w:tcPr>
+            <w:tcW w:w="338" w:type="pct"/>
+          </w:tcPr>
+          <w:p>
+            <w:pPr>
+              <w:keepNext/>
+              <w:keepLines/>
+              <w:spacing w:after="0"/>
+              <w:rPr>
+                <w:rFonts w:asciiTheme="majorBidi" w:hAnsiTheme="majorBidi" w:cstheme="majorBidi"/>
+                <w:sz w:val="18"/>
+                <w:szCs w:val="18"/>
+                <w:lang w:bidi="ar-IQ"/>
+              </w:rPr>
+            </w:pPr>
+            <w:r>
+              <w:rPr>
+                <w:rFonts w:asciiTheme="majorBidi" w:hAnsiTheme="majorBidi" w:cstheme="majorBidi"/>
+                <w:sz w:val="18"/>
+                <w:szCs w:val="18"/>
+                <w:rtl/>
+                <w:lang w:bidi="ar-IQ"/>
+              </w:rPr>
+              <w:t xml:space="preserve">٦٣</w:t>
+            </w:r>
+          </w:p>
+        </w:tc>
+        <w:tc>
+          <w:tcPr>
+            <w:tcW w:w="339" w:type="pct"/>
+          </w:tcPr>
+          <w:p>
+            <w:pPr>
+              <w:keepNext/>
+              <w:keepLines/>
+              <w:spacing w:after="0"/>
+              <w:rPr>
+                <w:rFonts w:asciiTheme="majorBidi" w:hAnsiTheme="majorBidi" w:cstheme="majorBidi"/>
+                <w:sz w:val="18"/>
+                <w:szCs w:val="18"/>
+                <w:lang w:bidi="ar-IQ"/>
+              </w:rPr>
+            </w:pPr>
+            <w:r>
+              <w:rPr>
+                <w:rFonts w:asciiTheme="majorBidi" w:hAnsiTheme="majorBidi" w:cstheme="majorBidi"/>
+                <w:sz w:val="18"/>
+                <w:szCs w:val="18"/>
+                <w:rtl/>
+                <w:lang w:bidi="ar-IQ"/>
+              </w:rPr>
+              <w:t xml:space="preserve">٣</w:t>
+            </w:r>
+          </w:p>
+        </w:tc>
+        <w:tc>
+          <w:tcPr>
+            <w:tcW w:w="1831" w:type="pct"/>
+          </w:tcPr>
+          <w:p>
+            <w:pPr>
+              <w:keepNext/>
+              <w:keepLines/>
+              <w:spacing w:after="0"/>
+              <w:rPr>
+                <w:rFonts w:asciiTheme="majorBidi" w:hAnsiTheme="majorBidi" w:cstheme="majorBidi"/>
+                <w:sz w:val="18"/>
+                <w:szCs w:val="18"/>
+                <w:lang w:bidi="ar-IQ"/>
+              </w:rPr>
+            </w:pPr>
+            <w:r>
+              <w:rPr>
+                <w:rFonts w:asciiTheme="majorBidi" w:hAnsiTheme="majorBidi" w:cstheme="majorBidi"/>
+                <w:sz w:val="18"/>
+                <w:szCs w:val="18"/>
+                <w:rtl/>
+                <w:lang w:bidi="ar-IQ"/>
+              </w:rPr>
+              <w:t xml:space="preserve"/>
+            </w:r>
+          </w:p>
+        </w:tc>
+        <w:tc>
+          <w:tcPr>
+            <w:tcW w:w="339" w:type="pct"/>
+          </w:tcPr>
+          <w:p>
+            <w:pPr>
+              <w:keepNext/>
+              <w:keepLines/>
+              <w:spacing w:after="0"/>
+              <w:rPr>
+                <w:rFonts w:asciiTheme="majorBidi" w:hAnsiTheme="majorBidi" w:cstheme="majorBidi"/>
+                <w:sz w:val="18"/>
+                <w:szCs w:val="18"/>
+                <w:lang w:bidi="ar-IQ"/>
+              </w:rPr>
+            </w:pPr>
+            <w:r>
+              <w:rPr>
+                <w:rFonts w:asciiTheme="majorBidi" w:hAnsiTheme="majorBidi" w:cstheme="majorBidi"/>
+                <w:sz w:val="18"/>
+                <w:szCs w:val="18"/>
+                <w:rtl/>
+                <w:lang w:bidi="ar-IQ"/>
+              </w:rPr>
+              <w:t xml:space="preserve"/>
+            </w:r>
+          </w:p>
+        </w:tc>
+        <w:tc>
+          <w:tcPr>
+            <w:tcW w:w="325" w:type="pct"/>
+          </w:tcPr>
+          <w:p>
+            <w:pPr>
+              <w:keepNext/>
+              <w:keepLines/>
+              <w:spacing w:after="0"/>
+              <w:rPr>
+                <w:rFonts w:asciiTheme="majorBidi" w:hAnsiTheme="majorBidi" w:cstheme="majorBidi"/>
+                <w:sz w:val="18"/>
+                <w:szCs w:val="18"/>
+              </w:rPr>
+            </w:pPr>
+            <w:r>
+              <w:rPr>
+                <w:rFonts w:asciiTheme="majorBidi" w:hAnsiTheme="majorBidi" w:cstheme="majorBidi"/>
+                <w:sz w:val="18"/>
+                <w:szCs w:val="18"/>
+                <w:rtl/>
+                <w:lang w:bidi="ar-IQ"/>
+              </w:rPr>
+              <w:t xml:space="preserve"/>
+            </w:r>
+          </w:p>
+        </w:tc>
+      </w:tr>
+      <w:tr>
+        <w:trPr>
+          <w:cantSplit/>
+        </w:trPr>
+        <w:tc>
+          <w:tcPr>
+            <w:tcW w:w="1828" w:type="pct"/>
+          </w:tcPr>
+          <w:p>
+            <w:pPr>
+              <w:keepNext/>
+              <w:keepLines/>
+              <w:spacing w:after="0"/>
+              <w:rPr>
+                <w:rFonts w:asciiTheme="majorBidi" w:hAnsiTheme="majorBidi" w:cstheme="majorBidi"/>
+                <w:sz w:val="18"/>
+                <w:szCs w:val="18"/>
+                <w:lang w:bidi="ar-IQ"/>
+              </w:rPr>
+            </w:pPr>
+            <w:r>
+              <w:rPr>
+                <w:rFonts w:asciiTheme="majorBidi" w:hAnsiTheme="majorBidi" w:cstheme="majorBidi"/>
+                <w:sz w:val="18"/>
+                <w:szCs w:val="18"/>
+                <w:rtl/>
+                <w:lang w:bidi="ar-IQ"/>
+              </w:rPr>
+              <w:t xml:space="preserve">هندسة البرامجيات</w:t>
+            </w:r>
+          </w:p>
+        </w:tc>
+        <w:tc>
+          <w:tcPr>
+            <w:tcW w:w="338" w:type="pct"/>
+          </w:tcPr>
+          <w:p>
+            <w:pPr>
+              <w:keepNext/>
+              <w:keepLines/>
+              <w:spacing w:after="0"/>
+              <w:rPr>
+                <w:rFonts w:asciiTheme="majorBidi" w:hAnsiTheme="majorBidi" w:cstheme="majorBidi"/>
+                <w:sz w:val="18"/>
+                <w:szCs w:val="18"/>
+                <w:lang w:bidi="ar-IQ"/>
+              </w:rPr>
+            </w:pPr>
+            <w:r>
+              <w:rPr>
+                <w:rFonts w:asciiTheme="majorBidi" w:hAnsiTheme="majorBidi" w:cstheme="majorBidi"/>
+                <w:sz w:val="18"/>
+                <w:szCs w:val="18"/>
+                <w:rtl/>
+                <w:lang w:bidi="ar-IQ"/>
+              </w:rPr>
+              <w:t xml:space="preserve">٦٢</w:t>
+            </w:r>
+          </w:p>
+        </w:tc>
+        <w:tc>
+          <w:tcPr>
+            <w:tcW w:w="339" w:type="pct"/>
+          </w:tcPr>
+          <w:p>
+            <w:pPr>
+              <w:keepNext/>
+              <w:keepLines/>
+              <w:spacing w:after="0"/>
+              <w:rPr>
+                <w:rFonts w:asciiTheme="majorBidi" w:hAnsiTheme="majorBidi" w:cstheme="majorBidi"/>
+                <w:sz w:val="18"/>
+                <w:szCs w:val="18"/>
+                <w:lang w:bidi="ar-IQ"/>
+              </w:rPr>
+            </w:pPr>
+            <w:r>
+              <w:rPr>
+                <w:rFonts w:asciiTheme="majorBidi" w:hAnsiTheme="majorBidi" w:cstheme="majorBidi"/>
+                <w:sz w:val="18"/>
+                <w:szCs w:val="18"/>
+                <w:rtl/>
+                <w:lang w:bidi="ar-IQ"/>
+              </w:rPr>
+              <w:t xml:space="preserve">٣</w:t>
+            </w:r>
+          </w:p>
+        </w:tc>
+        <w:tc>
+          <w:tcPr>
+            <w:tcW w:w="1831" w:type="pct"/>
+          </w:tcPr>
+          <w:p>
+            <w:pPr>
+              <w:keepNext/>
+              <w:keepLines/>
+              <w:spacing w:after="0"/>
+              <w:rPr>
+                <w:rFonts w:asciiTheme="majorBidi" w:hAnsiTheme="majorBidi" w:cstheme="majorBidi"/>
+                <w:sz w:val="18"/>
+                <w:szCs w:val="18"/>
+                <w:lang w:bidi="ar-IQ"/>
+              </w:rPr>
+            </w:pPr>
+            <w:r>
+              <w:rPr>
+                <w:rFonts w:asciiTheme="majorBidi" w:hAnsiTheme="majorBidi" w:cstheme="majorBidi"/>
+                <w:sz w:val="18"/>
+                <w:szCs w:val="18"/>
+                <w:rtl/>
+                <w:lang w:bidi="ar-IQ"/>
+              </w:rPr>
+              <w:t xml:space="preserve"/>
+            </w:r>
+          </w:p>
+        </w:tc>
+        <w:tc>
+          <w:tcPr>
+            <w:tcW w:w="339" w:type="pct"/>
+          </w:tcPr>
+          <w:p>
+            <w:pPr>
+              <w:keepNext/>
+              <w:keepLines/>
+              <w:spacing w:after="0"/>
+              <w:rPr>
+                <w:rFonts w:asciiTheme="majorBidi" w:hAnsiTheme="majorBidi" w:cstheme="majorBidi"/>
+                <w:sz w:val="18"/>
+                <w:szCs w:val="18"/>
+                <w:lang w:bidi="ar-IQ"/>
+              </w:rPr>
+            </w:pPr>
+            <w:r>
+              <w:rPr>
+                <w:rFonts w:asciiTheme="majorBidi" w:hAnsiTheme="majorBidi" w:cstheme="majorBidi"/>
+                <w:sz w:val="18"/>
+                <w:szCs w:val="18"/>
+                <w:rtl/>
+                <w:lang w:bidi="ar-IQ"/>
+              </w:rPr>
+              <w:t xml:space="preserve"/>
+            </w:r>
+          </w:p>
+        </w:tc>
+        <w:tc>
+          <w:tcPr>
+            <w:tcW w:w="325" w:type="pct"/>
+          </w:tcPr>
+          <w:p>
+            <w:pPr>
+              <w:keepNext/>
+              <w:keepLines/>
+              <w:spacing w:after="0"/>
+              <w:rPr>
+                <w:rFonts w:asciiTheme="majorBidi" w:hAnsiTheme="majorBidi" w:cstheme="majorBidi"/>
+                <w:sz w:val="18"/>
+                <w:szCs w:val="18"/>
+              </w:rPr>
+            </w:pPr>
+            <w:r>
+              <w:rPr>
+                <w:rFonts w:asciiTheme="majorBidi" w:hAnsiTheme="majorBidi" w:cstheme="majorBidi"/>
+                <w:sz w:val="18"/>
+                <w:szCs w:val="18"/>
+                <w:rtl/>
+                <w:lang w:bidi="ar-IQ"/>
+              </w:rPr>
+              <w:t xml:space="preserve"/>
+            </w:r>
+          </w:p>
+        </w:tc>
+      </w:tr>
+      <w:tr>
+        <w:trPr>
+          <w:cantSplit/>
+        </w:trPr>
+        <w:tc>
+          <w:tcPr>
+            <w:tcW w:w="1828" w:type="pct"/>
+          </w:tcPr>
+          <w:p>
+            <w:pPr>
+              <w:keepNext/>
+              <w:keepLines/>
+              <w:spacing w:after="0"/>
+              <w:rPr>
+                <w:rFonts w:asciiTheme="majorBidi" w:hAnsiTheme="majorBidi" w:cstheme="majorBidi"/>
+                <w:sz w:val="18"/>
+                <w:szCs w:val="18"/>
+                <w:lang w:bidi="ar-IQ"/>
+              </w:rPr>
+            </w:pPr>
+            <w:r>
+              <w:rPr>
+                <w:rFonts w:asciiTheme="majorBidi" w:hAnsiTheme="majorBidi" w:cstheme="majorBidi"/>
+                <w:sz w:val="18"/>
+                <w:szCs w:val="18"/>
+                <w:rtl/>
+                <w:lang w:bidi="ar-IQ"/>
+              </w:rPr>
+              <w:t xml:space="preserve">هياكل البيانات ١</w:t>
+            </w:r>
+          </w:p>
+        </w:tc>
+        <w:tc>
+          <w:tcPr>
+            <w:tcW w:w="338" w:type="pct"/>
+          </w:tcPr>
+          <w:p>
+            <w:pPr>
+              <w:keepNext/>
+              <w:keepLines/>
+              <w:spacing w:after="0"/>
+              <w:rPr>
+                <w:rFonts w:asciiTheme="majorBidi" w:hAnsiTheme="majorBidi" w:cstheme="majorBidi"/>
+                <w:sz w:val="18"/>
+                <w:szCs w:val="18"/>
+                <w:lang w:bidi="ar-IQ"/>
+              </w:rPr>
+            </w:pPr>
+            <w:r>
+              <w:rPr>
+                <w:rFonts w:asciiTheme="majorBidi" w:hAnsiTheme="majorBidi" w:cstheme="majorBidi"/>
+                <w:sz w:val="18"/>
+                <w:szCs w:val="18"/>
+                <w:rtl/>
+                <w:lang w:bidi="ar-IQ"/>
+              </w:rPr>
+              <w:t xml:space="preserve">٥٦</w:t>
+            </w:r>
+          </w:p>
+        </w:tc>
+        <w:tc>
+          <w:tcPr>
+            <w:tcW w:w="339" w:type="pct"/>
+          </w:tcPr>
+          <w:p>
+            <w:pPr>
+              <w:keepNext/>
+              <w:keepLines/>
+              <w:spacing w:after="0"/>
+              <w:rPr>
+                <w:rFonts w:asciiTheme="majorBidi" w:hAnsiTheme="majorBidi" w:cstheme="majorBidi"/>
+                <w:sz w:val="18"/>
+                <w:szCs w:val="18"/>
+                <w:lang w:bidi="ar-IQ"/>
+              </w:rPr>
+            </w:pPr>
+            <w:r>
+              <w:rPr>
+                <w:rFonts w:asciiTheme="majorBidi" w:hAnsiTheme="majorBidi" w:cstheme="majorBidi"/>
+                <w:sz w:val="18"/>
+                <w:szCs w:val="18"/>
+                <w:rtl/>
+                <w:lang w:bidi="ar-IQ"/>
+              </w:rPr>
+              <w:t xml:space="preserve">٣</w:t>
+            </w:r>
+          </w:p>
+        </w:tc>
+        <w:tc>
+          <w:tcPr>
+            <w:tcW w:w="1831" w:type="pct"/>
+          </w:tcPr>
+          <w:p>
+            <w:pPr>
+              <w:keepNext/>
+              <w:keepLines/>
+              <w:spacing w:after="0"/>
+              <w:rPr>
+                <w:rFonts w:asciiTheme="majorBidi" w:hAnsiTheme="majorBidi" w:cstheme="majorBidi"/>
+                <w:sz w:val="18"/>
+                <w:szCs w:val="18"/>
+                <w:lang w:bidi="ar-IQ"/>
+              </w:rPr>
+            </w:pPr>
+            <w:r>
+              <w:rPr>
+                <w:rFonts w:asciiTheme="majorBidi" w:hAnsiTheme="majorBidi" w:cstheme="majorBidi"/>
+                <w:sz w:val="18"/>
+                <w:szCs w:val="18"/>
+                <w:rtl/>
+                <w:lang w:bidi="ar-IQ"/>
+              </w:rPr>
+              <w:t xml:space="preserve"/>
+            </w:r>
+          </w:p>
+        </w:tc>
+        <w:tc>
+          <w:tcPr>
+            <w:tcW w:w="339" w:type="pct"/>
+          </w:tcPr>
+          <w:p>
+            <w:pPr>
+              <w:keepNext/>
+              <w:keepLines/>
+              <w:spacing w:after="0"/>
+              <w:rPr>
+                <w:rFonts w:asciiTheme="majorBidi" w:hAnsiTheme="majorBidi" w:cstheme="majorBidi"/>
+                <w:sz w:val="18"/>
+                <w:szCs w:val="18"/>
+                <w:lang w:bidi="ar-IQ"/>
+              </w:rPr>
+            </w:pPr>
+            <w:r>
+              <w:rPr>
+                <w:rFonts w:asciiTheme="majorBidi" w:hAnsiTheme="majorBidi" w:cstheme="majorBidi"/>
+                <w:sz w:val="18"/>
+                <w:szCs w:val="18"/>
+                <w:rtl/>
+                <w:lang w:bidi="ar-IQ"/>
+              </w:rPr>
+              <w:t xml:space="preserve"/>
+            </w:r>
+          </w:p>
+        </w:tc>
+        <w:tc>
+          <w:tcPr>
+            <w:tcW w:w="325" w:type="pct"/>
+          </w:tcPr>
+          <w:p>
+            <w:pPr>
+              <w:keepNext/>
+              <w:keepLines/>
+              <w:spacing w:after="0"/>
+              <w:rPr>
+                <w:rFonts w:asciiTheme="majorBidi" w:hAnsiTheme="majorBidi" w:cstheme="majorBidi"/>
+                <w:sz w:val="18"/>
+                <w:szCs w:val="18"/>
+              </w:rPr>
+            </w:pPr>
+            <w:r>
+              <w:rPr>
+                <w:rFonts w:asciiTheme="majorBidi" w:hAnsiTheme="majorBidi" w:cstheme="majorBidi"/>
+                <w:sz w:val="18"/>
+                <w:szCs w:val="18"/>
+                <w:rtl/>
+                <w:lang w:bidi="ar-IQ"/>
+              </w:rPr>
+              <w:t xml:space="preserve"/>
             </w:r>
           </w:p>
         </w:tc>
@@ -3823,7 +5715,7 @@
                 <w:rtl/>
                 <w:lang w:bidi="ar-IQ"/>
               </w:rPr>
-              <w:t xml:space="preserve">الفصل 2</w:t>
+              <w:t xml:space="preserve"/>
             </w:r>
           </w:p>
         </w:tc>
@@ -4046,7 +5938,7 @@
                 <w:rtl/>
                 <w:lang w:bidi="ar-IQ"/>
               </w:rPr>
-              <w:t xml:space="preserve">أساسيات قواعد البيانات</w:t>
+              <w:t xml:space="preserve">أمنية الشبكات</w:t>
             </w:r>
           </w:p>
         </w:tc>
@@ -4074,7 +5966,7 @@
                 <w:rtl/>
                 <w:lang w:bidi="ar-IQ"/>
               </w:rPr>
-              <w:t xml:space="preserve">٥٣</w:t>
+              <w:t xml:space="preserve">٨٣</w:t>
             </w:r>
           </w:p>
         </w:tc>
@@ -4130,7 +6022,7 @@
                 <w:rtl/>
                 <w:lang w:bidi="ar-IQ"/>
               </w:rPr>
-              <w:t xml:space="preserve">أساسيات الذكاء الاصطناعي</w:t>
+              <w:t xml:space="preserve"/>
             </w:r>
           </w:p>
         </w:tc>
@@ -4158,7 +6050,7 @@
                 <w:rtl/>
                 <w:lang w:bidi="ar-IQ"/>
               </w:rPr>
-              <w:t xml:space="preserve">٥٠</w:t>
+              <w:t xml:space="preserve"/>
             </w:r>
           </w:p>
         </w:tc>
@@ -4185,7 +6077,7 @@
                 <w:rtl/>
                 <w:lang w:bidi="ar-IQ"/>
               </w:rPr>
-              <w:t xml:space="preserve">٣</w:t>
+              <w:t xml:space="preserve"/>
             </w:r>
           </w:p>
         </w:tc>
@@ -4218,7 +6110,7 @@
                 <w:rtl/>
                 <w:lang w:bidi="ar-IQ"/>
               </w:rPr>
-              <w:t xml:space="preserve">البرمجة كائنية التوجه</w:t>
+              <w:t xml:space="preserve">الأعمال الالكترونية</w:t>
             </w:r>
           </w:p>
         </w:tc>
@@ -4246,7 +6138,7 @@
                 <w:rtl/>
                 <w:lang w:bidi="ar-IQ"/>
               </w:rPr>
-              <w:t xml:space="preserve">٦٦</w:t>
+              <w:t xml:space="preserve">٥٣</w:t>
             </w:r>
           </w:p>
         </w:tc>
@@ -4274,7 +6166,7 @@
                 <w:rtl/>
                 <w:lang w:bidi="ar-IQ"/>
               </w:rPr>
-              <w:t xml:space="preserve">٣</w:t>
+              <w:t xml:space="preserve">٢</w:t>
             </w:r>
           </w:p>
         </w:tc>
@@ -4302,7 +6194,7 @@
                 <w:rtl/>
                 <w:lang w:bidi="ar-IQ"/>
               </w:rPr>
-              <w:t xml:space="preserve">المترجمات</w:t>
+              <w:t xml:space="preserve"/>
             </w:r>
           </w:p>
         </w:tc>
@@ -4330,7 +6222,7 @@
                 <w:rtl/>
                 <w:lang w:bidi="ar-IQ"/>
               </w:rPr>
-              <w:t xml:space="preserve">٥٨</w:t>
+              <w:t xml:space="preserve"/>
             </w:r>
           </w:p>
         </w:tc>
@@ -4357,7 +6249,7 @@
                 <w:rtl/>
                 <w:lang w:bidi="ar-IQ"/>
               </w:rPr>
-              <w:t xml:space="preserve">٤</w:t>
+              <w:t xml:space="preserve"/>
             </w:r>
           </w:p>
         </w:tc>
@@ -4390,7 +6282,7 @@
                 <w:rtl/>
                 <w:lang w:bidi="ar-IQ"/>
               </w:rPr>
-              <w:t xml:space="preserve">الفلسفة</w:t>
+              <w:t xml:space="preserve">التمثيل المرئي للبيانات</w:t>
             </w:r>
           </w:p>
         </w:tc>
@@ -4418,7 +6310,7 @@
                 <w:rtl/>
                 <w:lang w:bidi="ar-IQ"/>
               </w:rPr>
-              <w:t xml:space="preserve">٥٩</w:t>
+              <w:t xml:space="preserve">٧٦</w:t>
             </w:r>
           </w:p>
         </w:tc>
@@ -4446,7 +6338,7 @@
                 <w:rtl/>
                 <w:lang w:bidi="ar-IQ"/>
               </w:rPr>
-              <w:t xml:space="preserve">٢</w:t>
+              <w:t xml:space="preserve">٣</w:t>
             </w:r>
           </w:p>
         </w:tc>
@@ -4474,7 +6366,7 @@
                 <w:rtl/>
                 <w:lang w:bidi="ar-IQ"/>
               </w:rPr>
-              <w:t xml:space="preserve">النمذجة و المحاكاة في الحاسوب</w:t>
+              <w:t xml:space="preserve"/>
             </w:r>
           </w:p>
         </w:tc>
@@ -4502,7 +6394,7 @@
                 <w:rtl/>
                 <w:lang w:bidi="ar-IQ"/>
               </w:rPr>
-              <w:t xml:space="preserve">٧٨</w:t>
+              <w:t xml:space="preserve"/>
             </w:r>
           </w:p>
         </w:tc>
@@ -4529,7 +6421,7 @@
                 <w:rtl/>
                 <w:lang w:bidi="ar-IQ"/>
               </w:rPr>
-              <w:t xml:space="preserve">٣</w:t>
+              <w:t xml:space="preserve"/>
             </w:r>
           </w:p>
         </w:tc>
@@ -4562,7 +6454,7 @@
                 <w:rtl/>
                 <w:lang w:bidi="ar-IQ"/>
               </w:rPr>
-              <w:t xml:space="preserve">بحوث العمليات</w:t>
+              <w:t xml:space="preserve">التنقيب عن البيانات</w:t>
             </w:r>
           </w:p>
         </w:tc>
@@ -4590,7 +6482,7 @@
                 <w:rtl/>
                 <w:lang w:bidi="ar-IQ"/>
               </w:rPr>
-              <w:t xml:space="preserve">٦٠</w:t>
+              <w:t xml:space="preserve">٥٠</w:t>
             </w:r>
           </w:p>
         </w:tc>
@@ -4618,7 +6510,7 @@
                 <w:rtl/>
                 <w:lang w:bidi="ar-IQ"/>
               </w:rPr>
-              <w:t xml:space="preserve">٣</w:t>
+              <w:t xml:space="preserve">٢</w:t>
             </w:r>
           </w:p>
         </w:tc>
@@ -4646,7 +6538,7 @@
                 <w:rtl/>
                 <w:lang w:bidi="ar-IQ"/>
               </w:rPr>
-              <w:t xml:space="preserve">تصميم المواقع</w:t>
+              <w:t xml:space="preserve"/>
             </w:r>
           </w:p>
         </w:tc>
@@ -4674,7 +6566,7 @@
                 <w:rtl/>
                 <w:lang w:bidi="ar-IQ"/>
               </w:rPr>
-              <w:t xml:space="preserve">٥٦</w:t>
+              <w:t xml:space="preserve"/>
             </w:r>
           </w:p>
         </w:tc>
@@ -4701,7 +6593,7 @@
                 <w:rtl/>
                 <w:lang w:bidi="ar-IQ"/>
               </w:rPr>
-              <w:t xml:space="preserve">٣</w:t>
+              <w:t xml:space="preserve"/>
             </w:r>
           </w:p>
         </w:tc>
@@ -4734,7 +6626,7 @@
                 <w:rtl/>
                 <w:lang w:bidi="ar-IQ"/>
               </w:rPr>
-              <w:t xml:space="preserve">شبكات الحاسوب ١</w:t>
+              <w:t xml:space="preserve">الذكاء الحاسوبي</w:t>
             </w:r>
           </w:p>
         </w:tc>
@@ -4762,7 +6654,7 @@
                 <w:rtl/>
                 <w:lang w:bidi="ar-IQ"/>
               </w:rPr>
-              <w:t xml:space="preserve">٦٣</w:t>
+              <w:t xml:space="preserve">٦٨</w:t>
             </w:r>
           </w:p>
         </w:tc>
@@ -4818,7 +6710,7 @@
                 <w:rtl/>
                 <w:lang w:bidi="ar-IQ"/>
               </w:rPr>
-              <w:t xml:space="preserve">هياكل البيانات ١</w:t>
+              <w:t xml:space="preserve"/>
             </w:r>
           </w:p>
         </w:tc>
@@ -4846,7 +6738,7 @@
                 <w:rtl/>
                 <w:lang w:bidi="ar-IQ"/>
               </w:rPr>
-              <w:t xml:space="preserve">٥٦</w:t>
+              <w:t xml:space="preserve"/>
             </w:r>
           </w:p>
         </w:tc>
@@ -4873,7 +6765,7 @@
                 <w:rtl/>
                 <w:lang w:bidi="ar-IQ"/>
               </w:rPr>
-              <w:t xml:space="preserve">٣</w:t>
+              <w:t xml:space="preserve"/>
             </w:r>
           </w:p>
         </w:tc>
@@ -4906,7 +6798,7 @@
                 <w:rtl/>
                 <w:lang w:bidi="ar-IQ"/>
               </w:rPr>
-              <w:t xml:space="preserve">هندسة البرامجيات</w:t>
+              <w:t xml:space="preserve">المشروع ١</w:t>
             </w:r>
           </w:p>
         </w:tc>
@@ -4934,7 +6826,7 @@
                 <w:rtl/>
                 <w:lang w:bidi="ar-IQ"/>
               </w:rPr>
-              <w:t xml:space="preserve">٦٢</w:t>
+              <w:t xml:space="preserve">٨٩</w:t>
             </w:r>
           </w:p>
         </w:tc>
@@ -4962,7 +6854,7 @@
                 <w:rtl/>
                 <w:lang w:bidi="ar-IQ"/>
               </w:rPr>
-              <w:t xml:space="preserve">٣</w:t>
+              <w:t xml:space="preserve">٢</w:t>
             </w:r>
           </w:p>
         </w:tc>
@@ -5046,78 +6938,6 @@
                 <w:lang w:bidi="ar-IQ"/>
               </w:rPr>
               <w:t xml:space="preserve"/>
-            </w:r>
-          </w:p>
-        </w:tc>
-      </w:tr>
-    </w:tbl>
-    <w:p>
-      <w:pPr>
-        <w:keepNext/>
-        <w:keepLines/>
-        <w:spacing w:line="240" w:lineRule="auto"/>
-        <w:rPr>
-          <w:rFonts w:asciiTheme="majorBidi" w:hAnsiTheme="majorBidi" w:cstheme="majorBidi"/>
-          <w:lang w:bidi="ar-IQ"/>
-        </w:rPr>
-      </w:pPr>
-      <w:r>
-        <w:rPr>
-          <w:rFonts w:asciiTheme="majorBidi" w:hAnsiTheme="majorBidi" w:cstheme="majorBidi"/>
-          <w:rtl/>
-          <w:lang w:bidi="ar-IQ"/>
-        </w:rPr>
-        <w:t xml:space="preserve"/>
-      </w:r>
-    </w:p>
-    <w:tbl>
-      <w:tblPr>
-        <w:tblStyle w:val="TableGrid"/>
-        <w:bidiVisual/>
-        <w:tblW w:w="5000" w:type="pct"/>
-        <w:tblLayout w:type="fixed"/>
-        <w:tblLook w:val="04A0" w:firstRow="1" w:lastRow="0" w:firstColumn="1" w:lastColumn="0" w:noHBand="0" w:noVBand="1"/>
-      </w:tblPr>
-      <w:tblGrid>
-        <w:gridCol w:w="3822"/>
-        <w:gridCol w:w="707"/>
-        <w:gridCol w:w="709"/>
-        <w:gridCol w:w="3829"/>
-        <w:gridCol w:w="709"/>
-        <w:gridCol w:w="680"/>
-      </w:tblGrid>
-      <w:tr>
-        <w:trPr>
-          <w:cantSplit/>
-        </w:trPr>
-        <w:tc>
-          <w:tcPr>
-            <w:tcW w:w="5000" w:type="pct"/>
-            <w:gridSpan w:val="6"/>
-          </w:tcPr>
-          <w:p>
-            <w:pPr>
-              <w:keepNext/>
-              <w:keepLines/>
-              <w:spacing w:after="0"/>
-              <w:jc w:val="center"/>
-              <w:rPr>
-                <w:rFonts w:asciiTheme="majorBidi" w:hAnsiTheme="majorBidi" w:cstheme="majorBidi"/>
-                <w:sz w:val="18"/>
-                <w:szCs w:val="18"/>
-                <w:rtl/>
-                <w:lang w:bidi="ar-IQ"/>
-              </w:rPr>
-            </w:pPr>
-            <w:r>
-              <w:rPr>
-                <w:rFonts w:asciiTheme="majorBidi" w:hAnsiTheme="majorBidi" w:cstheme="majorBidi"/>
-                <w:sz w:val="18"/>
-                <w:szCs w:val="18"/>
-                <w:rtl/>
-                <w:lang w:bidi="ar-IQ"/>
-              </w:rPr>
-              <w:t xml:space="preserve">٢٠١٨-٢٠١٩</w:t>
             </w:r>
           </w:p>
         </w:tc>
@@ -5128,58 +6948,168 @@
         </w:trPr>
         <w:tc>
           <w:tcPr>
-            <w:tcW w:w="2505" w:type="pct"/>
-            <w:gridSpan w:val="3"/>
-          </w:tcPr>
-          <w:p>
-            <w:pPr>
-              <w:keepNext/>
-              <w:keepLines/>
-              <w:spacing w:after="0"/>
-              <w:rPr>
-                <w:rFonts w:asciiTheme="majorBidi" w:hAnsiTheme="majorBidi" w:cstheme="majorBidi"/>
-                <w:sz w:val="18"/>
-                <w:szCs w:val="18"/>
-                <w:lang w:bidi="ar-IQ"/>
-              </w:rPr>
-            </w:pPr>
-            <w:r>
-              <w:rPr>
-                <w:rFonts w:asciiTheme="majorBidi" w:hAnsiTheme="majorBidi" w:cstheme="majorBidi"/>
-                <w:sz w:val="18"/>
-                <w:szCs w:val="18"/>
-                <w:rtl/>
-                <w:lang w:bidi="ar-IQ"/>
-              </w:rPr>
-              <w:t xml:space="preserve">الفصل 1</w:t>
-            </w:r>
-          </w:p>
-        </w:tc>
-        <w:tc>
-          <w:tcPr>
-            <w:tcW w:w="2495" w:type="pct"/>
-            <w:gridSpan w:val="3"/>
-          </w:tcPr>
-          <w:p>
-            <w:pPr>
-              <w:keepNext/>
-              <w:keepLines/>
-              <w:spacing w:after="0"/>
-              <w:rPr>
-                <w:rFonts w:asciiTheme="majorBidi" w:hAnsiTheme="majorBidi" w:cstheme="majorBidi"/>
-                <w:sz w:val="18"/>
-                <w:szCs w:val="18"/>
-              </w:rPr>
-            </w:pPr>
-            <w:r>
-              <w:rPr>
-                <w:rFonts w:asciiTheme="majorBidi" w:hAnsiTheme="majorBidi" w:cstheme="majorBidi"/>
-                <w:sz w:val="18"/>
-                <w:szCs w:val="18"/>
-                <w:rtl/>
-                <w:lang w:bidi="ar-IQ"/>
-              </w:rPr>
-              <w:t xml:space="preserve">الفصل 2</w:t>
+            <w:tcW w:w="1828" w:type="pct"/>
+          </w:tcPr>
+          <w:p>
+            <w:pPr>
+              <w:keepNext/>
+              <w:keepLines/>
+              <w:spacing w:after="0"/>
+              <w:rPr>
+                <w:rFonts w:asciiTheme="majorBidi" w:hAnsiTheme="majorBidi" w:cstheme="majorBidi"/>
+                <w:sz w:val="18"/>
+                <w:szCs w:val="18"/>
+                <w:lang w:bidi="ar-IQ"/>
+              </w:rPr>
+            </w:pPr>
+            <w:r>
+              <w:rPr>
+                <w:rFonts w:asciiTheme="majorBidi" w:hAnsiTheme="majorBidi" w:cstheme="majorBidi"/>
+                <w:sz w:val="18"/>
+                <w:szCs w:val="18"/>
+                <w:rtl/>
+                <w:lang w:bidi="ar-IQ"/>
+              </w:rPr>
+              <w:t xml:space="preserve">الوسائط المتعددة</w:t>
+            </w:r>
+          </w:p>
+        </w:tc>
+        <w:tc>
+          <w:tcPr>
+            <w:tcW w:w="338" w:type="pct"/>
+          </w:tcPr>
+          <w:p>
+            <w:pPr>
+              <w:keepNext/>
+              <w:keepLines/>
+              <w:spacing w:after="0"/>
+              <w:rPr>
+                <w:rFonts w:asciiTheme="majorBidi" w:hAnsiTheme="majorBidi" w:cstheme="majorBidi"/>
+                <w:sz w:val="18"/>
+                <w:szCs w:val="18"/>
+                <w:lang w:bidi="ar-IQ"/>
+              </w:rPr>
+            </w:pPr>
+            <w:r>
+              <w:rPr>
+                <w:rFonts w:asciiTheme="majorBidi" w:hAnsiTheme="majorBidi" w:cstheme="majorBidi"/>
+                <w:sz w:val="18"/>
+                <w:szCs w:val="18"/>
+                <w:rtl/>
+                <w:lang w:bidi="ar-IQ"/>
+              </w:rPr>
+              <w:t xml:space="preserve">٦٨</w:t>
+            </w:r>
+          </w:p>
+        </w:tc>
+        <w:tc>
+          <w:tcPr>
+            <w:tcW w:w="339" w:type="pct"/>
+          </w:tcPr>
+          <w:p>
+            <w:pPr>
+              <w:keepNext/>
+              <w:keepLines/>
+              <w:spacing w:after="0"/>
+              <w:rPr>
+                <w:rFonts w:asciiTheme="majorBidi" w:hAnsiTheme="majorBidi" w:cstheme="majorBidi"/>
+                <w:sz w:val="18"/>
+                <w:szCs w:val="18"/>
+                <w:lang w:bidi="ar-IQ"/>
+              </w:rPr>
+            </w:pPr>
+            <w:r>
+              <w:rPr>
+                <w:rFonts w:asciiTheme="majorBidi" w:hAnsiTheme="majorBidi" w:cstheme="majorBidi"/>
+                <w:sz w:val="18"/>
+                <w:szCs w:val="18"/>
+                <w:rtl/>
+                <w:lang w:bidi="ar-IQ"/>
+              </w:rPr>
+              <w:t xml:space="preserve">٣</w:t>
+            </w:r>
+          </w:p>
+        </w:tc>
+        <w:tc>
+          <w:tcPr>
+            <w:tcW w:w="1831" w:type="pct"/>
+          </w:tcPr>
+          <w:p>
+            <w:pPr>
+              <w:keepNext/>
+              <w:keepLines/>
+              <w:spacing w:after="0"/>
+              <w:rPr>
+                <w:rFonts w:asciiTheme="majorBidi" w:hAnsiTheme="majorBidi" w:cstheme="majorBidi"/>
+                <w:sz w:val="18"/>
+                <w:szCs w:val="18"/>
+                <w:lang w:bidi="ar-IQ"/>
+              </w:rPr>
+            </w:pPr>
+            <w:r>
+              <w:rPr>
+                <w:rFonts w:asciiTheme="majorBidi" w:hAnsiTheme="majorBidi" w:cstheme="majorBidi"/>
+                <w:sz w:val="18"/>
+                <w:szCs w:val="18"/>
+                <w:rtl/>
+                <w:lang w:bidi="ar-IQ"/>
+              </w:rPr>
+              <w:t xml:space="preserve"/>
+            </w:r>
+          </w:p>
+        </w:tc>
+        <w:tc>
+          <w:tcPr>
+            <w:tcW w:w="339" w:type="pct"/>
+          </w:tcPr>
+          <w:p>
+            <w:pPr>
+              <w:keepNext/>
+              <w:keepLines/>
+              <w:spacing w:after="0"/>
+              <w:rPr>
+                <w:rFonts w:asciiTheme="majorBidi" w:hAnsiTheme="majorBidi" w:cstheme="majorBidi"/>
+                <w:sz w:val="18"/>
+                <w:szCs w:val="18"/>
+                <w:lang w:bidi="ar-IQ"/>
+              </w:rPr>
+            </w:pPr>
+            <w:r>
+              <w:rPr>
+                <w:rFonts w:asciiTheme="majorBidi" w:hAnsiTheme="majorBidi" w:cstheme="majorBidi"/>
+                <w:sz w:val="18"/>
+                <w:szCs w:val="18"/>
+                <w:rtl/>
+                <w:lang w:bidi="ar-IQ"/>
+              </w:rPr>
+              <w:t xml:space="preserve"/>
+            </w:r>
+          </w:p>
+        </w:tc>
+        <w:tc>
+          <w:tcPr>
+            <w:tcW w:w="325" w:type="pct"/>
+          </w:tcPr>
+          <w:p>
+            <w:pPr>
+              <w:keepNext/>
+              <w:keepLines/>
+              <w:spacing w:after="0"/>
+              <w:rPr>
+                <w:rFonts w:asciiTheme="majorBidi" w:hAnsiTheme="majorBidi" w:cstheme="majorBidi"/>
+                <w:sz w:val="18"/>
+                <w:szCs w:val="18"/>
+              </w:rPr>
+            </w:pPr>
+            <w:r>
+              <w:rPr>
+                <w:rFonts w:asciiTheme="majorBidi" w:hAnsiTheme="majorBidi" w:cstheme="majorBidi"/>
+                <w:sz w:val="18"/>
+                <w:szCs w:val="18"/>
+                <w:rtl/>
+                <w:lang w:bidi="ar-IQ"/>
+              </w:rPr>
+              <w:t xml:space="preserve"/>
             </w:r>
           </w:p>
         </w:tc>
@@ -5199,23 +7129,20 @@
               <w:spacing w:after="0"/>
               <w:rPr>
                 <w:rFonts w:asciiTheme="majorBidi" w:hAnsiTheme="majorBidi" w:cstheme="majorBidi"/>
-                <w:b/>
-                <w:bCs/>
-                <w:sz w:val="18"/>
-                <w:szCs w:val="18"/>
-                <w:lang w:bidi="ar-IQ"/>
-              </w:rPr>
-            </w:pPr>
-            <w:r>
-              <w:rPr>
-                <w:rFonts w:asciiTheme="majorBidi" w:hAnsiTheme="majorBidi" w:cstheme="majorBidi"/>
-                <w:b/>
-                <w:bCs/>
-                <w:sz w:val="18"/>
-                <w:szCs w:val="18"/>
-                <w:rtl/>
-              </w:rPr>
-              <w:t>المادة الدراسية</w:t>
+                <w:sz w:val="18"/>
+                <w:szCs w:val="18"/>
+                <w:lang w:bidi="ar-IQ"/>
+              </w:rPr>
+            </w:pPr>
+            <w:r>
+              <w:rPr>
+                <w:rFonts w:asciiTheme="majorBidi" w:hAnsiTheme="majorBidi" w:cstheme="majorBidi"/>
+                <w:sz w:val="18"/>
+                <w:szCs w:val="18"/>
+                <w:rtl/>
+                <w:lang w:bidi="ar-IQ"/>
+              </w:rPr>
+              <w:t xml:space="preserve">برمجة الألعاب</w:t>
             </w:r>
           </w:p>
         </w:tc>
@@ -5230,23 +7157,20 @@
               <w:spacing w:after="0"/>
               <w:rPr>
                 <w:rFonts w:asciiTheme="majorBidi" w:hAnsiTheme="majorBidi" w:cstheme="majorBidi"/>
-                <w:b/>
-                <w:bCs/>
-                <w:sz w:val="18"/>
-                <w:szCs w:val="18"/>
-                <w:lang w:bidi="ar-IQ"/>
-              </w:rPr>
-            </w:pPr>
-            <w:r>
-              <w:rPr>
-                <w:rFonts w:asciiTheme="majorBidi" w:hAnsiTheme="majorBidi" w:cstheme="majorBidi"/>
-                <w:b/>
-                <w:bCs/>
-                <w:sz w:val="18"/>
-                <w:szCs w:val="18"/>
-                <w:rtl/>
-              </w:rPr>
-              <w:t>الدرجة</w:t>
+                <w:sz w:val="18"/>
+                <w:szCs w:val="18"/>
+                <w:lang w:bidi="ar-IQ"/>
+              </w:rPr>
+            </w:pPr>
+            <w:r>
+              <w:rPr>
+                <w:rFonts w:asciiTheme="majorBidi" w:hAnsiTheme="majorBidi" w:cstheme="majorBidi"/>
+                <w:sz w:val="18"/>
+                <w:szCs w:val="18"/>
+                <w:rtl/>
+                <w:lang w:bidi="ar-IQ"/>
+              </w:rPr>
+              <w:t xml:space="preserve">٦٢</w:t>
             </w:r>
           </w:p>
         </w:tc>
@@ -5261,23 +7185,20 @@
               <w:spacing w:after="0"/>
               <w:rPr>
                 <w:rFonts w:asciiTheme="majorBidi" w:hAnsiTheme="majorBidi" w:cstheme="majorBidi"/>
-                <w:b/>
-                <w:bCs/>
-                <w:sz w:val="18"/>
-                <w:szCs w:val="18"/>
-                <w:lang w:bidi="ar-IQ"/>
-              </w:rPr>
-            </w:pPr>
-            <w:r>
-              <w:rPr>
-                <w:rFonts w:asciiTheme="majorBidi" w:hAnsiTheme="majorBidi" w:cstheme="majorBidi"/>
-                <w:b/>
-                <w:bCs/>
-                <w:sz w:val="18"/>
-                <w:szCs w:val="18"/>
-                <w:rtl/>
-              </w:rPr>
-              <w:t>الوحدة</w:t>
+                <w:sz w:val="18"/>
+                <w:szCs w:val="18"/>
+                <w:lang w:bidi="ar-IQ"/>
+              </w:rPr>
+            </w:pPr>
+            <w:r>
+              <w:rPr>
+                <w:rFonts w:asciiTheme="majorBidi" w:hAnsiTheme="majorBidi" w:cstheme="majorBidi"/>
+                <w:sz w:val="18"/>
+                <w:szCs w:val="18"/>
+                <w:rtl/>
+                <w:lang w:bidi="ar-IQ"/>
+              </w:rPr>
+              <w:t xml:space="preserve">٢</w:t>
             </w:r>
           </w:p>
         </w:tc>
@@ -5292,23 +7213,20 @@
               <w:spacing w:after="0"/>
               <w:rPr>
                 <w:rFonts w:asciiTheme="majorBidi" w:hAnsiTheme="majorBidi" w:cstheme="majorBidi"/>
-                <w:b/>
-                <w:bCs/>
-                <w:sz w:val="18"/>
-                <w:szCs w:val="18"/>
-                <w:lang w:bidi="ar-IQ"/>
-              </w:rPr>
-            </w:pPr>
-            <w:r>
-              <w:rPr>
-                <w:rFonts w:asciiTheme="majorBidi" w:hAnsiTheme="majorBidi" w:cstheme="majorBidi"/>
-                <w:b/>
-                <w:bCs/>
-                <w:sz w:val="18"/>
-                <w:szCs w:val="18"/>
-                <w:rtl/>
-              </w:rPr>
-              <w:t>المادة الدراسية</w:t>
+                <w:sz w:val="18"/>
+                <w:szCs w:val="18"/>
+                <w:lang w:bidi="ar-IQ"/>
+              </w:rPr>
+            </w:pPr>
+            <w:r>
+              <w:rPr>
+                <w:rFonts w:asciiTheme="majorBidi" w:hAnsiTheme="majorBidi" w:cstheme="majorBidi"/>
+                <w:sz w:val="18"/>
+                <w:szCs w:val="18"/>
+                <w:rtl/>
+                <w:lang w:bidi="ar-IQ"/>
+              </w:rPr>
+              <w:t xml:space="preserve"/>
             </w:r>
           </w:p>
         </w:tc>
@@ -5323,23 +7241,20 @@
               <w:spacing w:after="0"/>
               <w:rPr>
                 <w:rFonts w:asciiTheme="majorBidi" w:hAnsiTheme="majorBidi" w:cstheme="majorBidi"/>
-                <w:b/>
-                <w:bCs/>
-                <w:sz w:val="18"/>
-                <w:szCs w:val="18"/>
-                <w:lang w:bidi="ar-IQ"/>
-              </w:rPr>
-            </w:pPr>
-            <w:r>
-              <w:rPr>
-                <w:rFonts w:asciiTheme="majorBidi" w:hAnsiTheme="majorBidi" w:cstheme="majorBidi"/>
-                <w:b/>
-                <w:bCs/>
-                <w:sz w:val="18"/>
-                <w:szCs w:val="18"/>
-                <w:rtl/>
-              </w:rPr>
-              <w:t>الدرجة</w:t>
+                <w:sz w:val="18"/>
+                <w:szCs w:val="18"/>
+                <w:lang w:bidi="ar-IQ"/>
+              </w:rPr>
+            </w:pPr>
+            <w:r>
+              <w:rPr>
+                <w:rFonts w:asciiTheme="majorBidi" w:hAnsiTheme="majorBidi" w:cstheme="majorBidi"/>
+                <w:sz w:val="18"/>
+                <w:szCs w:val="18"/>
+                <w:rtl/>
+                <w:lang w:bidi="ar-IQ"/>
+              </w:rPr>
+              <w:t xml:space="preserve"/>
             </w:r>
           </w:p>
         </w:tc>
@@ -5354,22 +7269,19 @@
               <w:spacing w:after="0"/>
               <w:rPr>
                 <w:rFonts w:asciiTheme="majorBidi" w:hAnsiTheme="majorBidi" w:cstheme="majorBidi"/>
-                <w:b/>
-                <w:bCs/>
-                <w:sz w:val="18"/>
-                <w:szCs w:val="18"/>
-              </w:rPr>
-            </w:pPr>
-            <w:r>
-              <w:rPr>
-                <w:rFonts w:asciiTheme="majorBidi" w:hAnsiTheme="majorBidi" w:cstheme="majorBidi"/>
-                <w:b/>
-                <w:bCs/>
-                <w:sz w:val="18"/>
-                <w:szCs w:val="18"/>
-                <w:rtl/>
-              </w:rPr>
-              <w:t>الوحدة</w:t>
+                <w:sz w:val="18"/>
+                <w:szCs w:val="18"/>
+              </w:rPr>
+            </w:pPr>
+            <w:r>
+              <w:rPr>
+                <w:rFonts w:asciiTheme="majorBidi" w:hAnsiTheme="majorBidi" w:cstheme="majorBidi"/>
+                <w:sz w:val="18"/>
+                <w:szCs w:val="18"/>
+                <w:rtl/>
+                <w:lang w:bidi="ar-IQ"/>
+              </w:rPr>
+              <w:t xml:space="preserve"/>
             </w:r>
           </w:p>
         </w:tc>
@@ -5402,7 +7314,7 @@
                 <w:rtl/>
                 <w:lang w:bidi="ar-IQ"/>
               </w:rPr>
-              <w:t xml:space="preserve">الأعمال الالكترونية</w:t>
+              <w:t xml:space="preserve">تصميم المواقع المتقدم</w:t>
             </w:r>
           </w:p>
         </w:tc>
@@ -5430,7 +7342,7 @@
                 <w:rtl/>
                 <w:lang w:bidi="ar-IQ"/>
               </w:rPr>
-              <w:t xml:space="preserve">٥٣</w:t>
+              <w:t xml:space="preserve">٥٨</w:t>
             </w:r>
           </w:p>
         </w:tc>
@@ -5458,7 +7370,7 @@
                 <w:rtl/>
                 <w:lang w:bidi="ar-IQ"/>
               </w:rPr>
-              <w:t xml:space="preserve">٢</w:t>
+              <w:t xml:space="preserve">٣</w:t>
             </w:r>
           </w:p>
         </w:tc>
@@ -5486,7 +7398,7 @@
                 <w:rtl/>
                 <w:lang w:bidi="ar-IQ"/>
               </w:rPr>
-              <w:t xml:space="preserve">أمنية الشبكات</w:t>
+              <w:t xml:space="preserve"/>
             </w:r>
           </w:p>
         </w:tc>
@@ -5514,7 +7426,7 @@
                 <w:rtl/>
                 <w:lang w:bidi="ar-IQ"/>
               </w:rPr>
-              <w:t xml:space="preserve">٨٣</w:t>
+              <w:t xml:space="preserve"/>
             </w:r>
           </w:p>
         </w:tc>
@@ -5541,7 +7453,7 @@
                 <w:rtl/>
                 <w:lang w:bidi="ar-IQ"/>
               </w:rPr>
-              <w:t xml:space="preserve">٣</w:t>
+              <w:t xml:space="preserve"/>
             </w:r>
           </w:p>
         </w:tc>
@@ -5574,7 +7486,7 @@
                 <w:rtl/>
                 <w:lang w:bidi="ar-IQ"/>
               </w:rPr>
-              <w:t xml:space="preserve">التنقيب عن البيانات</w:t>
+              <w:t xml:space="preserve">شبكات الحاسوب ٢</w:t>
             </w:r>
           </w:p>
         </w:tc>
@@ -5602,7 +7514,7 @@
                 <w:rtl/>
                 <w:lang w:bidi="ar-IQ"/>
               </w:rPr>
-              <w:t xml:space="preserve">٥٠</w:t>
+              <w:t xml:space="preserve">٧٥</w:t>
             </w:r>
           </w:p>
         </w:tc>
@@ -5630,7 +7542,7 @@
                 <w:rtl/>
                 <w:lang w:bidi="ar-IQ"/>
               </w:rPr>
-              <w:t xml:space="preserve">٢</w:t>
+              <w:t xml:space="preserve">٣</w:t>
             </w:r>
           </w:p>
         </w:tc>
@@ -5658,7 +7570,7 @@
                 <w:rtl/>
                 <w:lang w:bidi="ar-IQ"/>
               </w:rPr>
-              <w:t xml:space="preserve">التمثيل المرئي للبيانات</w:t>
+              <w:t xml:space="preserve"/>
             </w:r>
           </w:p>
         </w:tc>
@@ -5686,7 +7598,7 @@
                 <w:rtl/>
                 <w:lang w:bidi="ar-IQ"/>
               </w:rPr>
-              <w:t xml:space="preserve">٧٦</w:t>
+              <w:t xml:space="preserve"/>
             </w:r>
           </w:p>
         </w:tc>
@@ -5713,7 +7625,7 @@
                 <w:rtl/>
                 <w:lang w:bidi="ar-IQ"/>
               </w:rPr>
-              <w:t xml:space="preserve">٣</w:t>
+              <w:t xml:space="preserve"/>
             </w:r>
           </w:p>
         </w:tc>
@@ -5746,7 +7658,7 @@
                 <w:rtl/>
                 <w:lang w:bidi="ar-IQ"/>
               </w:rPr>
-              <w:t xml:space="preserve">تصميم المواقع المتقدم</w:t>
+              <w:t xml:space="preserve">قواعد البيانات الموزعة</w:t>
             </w:r>
           </w:p>
         </w:tc>
@@ -5774,7 +7686,7 @@
                 <w:rtl/>
                 <w:lang w:bidi="ar-IQ"/>
               </w:rPr>
-              <w:t xml:space="preserve">٥٨</w:t>
+              <w:t xml:space="preserve">٦٤</w:t>
             </w:r>
           </w:p>
         </w:tc>
@@ -5830,7 +7742,7 @@
                 <w:rtl/>
                 <w:lang w:bidi="ar-IQ"/>
               </w:rPr>
-              <w:t xml:space="preserve">الذكاء الحاسوبي</w:t>
+              <w:t xml:space="preserve"/>
             </w:r>
           </w:p>
         </w:tc>
@@ -5858,7 +7770,7 @@
                 <w:rtl/>
                 <w:lang w:bidi="ar-IQ"/>
               </w:rPr>
-              <w:t xml:space="preserve">٦٨</w:t>
+              <w:t xml:space="preserve"/>
             </w:r>
           </w:p>
         </w:tc>
@@ -5885,7 +7797,7 @@
                 <w:rtl/>
                 <w:lang w:bidi="ar-IQ"/>
               </w:rPr>
-              <w:t xml:space="preserve">٣</w:t>
+              <w:t xml:space="preserve"/>
             </w:r>
           </w:p>
         </w:tc>
@@ -5918,7 +7830,7 @@
                 <w:rtl/>
                 <w:lang w:bidi="ar-IQ"/>
               </w:rPr>
-              <w:t xml:space="preserve">شبكات الحاسوب ٢</w:t>
+              <w:t xml:space="preserve">مواضيع مختارة</w:t>
             </w:r>
           </w:p>
         </w:tc>
@@ -5946,7 +7858,7 @@
                 <w:rtl/>
                 <w:lang w:bidi="ar-IQ"/>
               </w:rPr>
-              <w:t xml:space="preserve">٧٥</w:t>
+              <w:t xml:space="preserve">٥٥</w:t>
             </w:r>
           </w:p>
         </w:tc>
@@ -6002,7 +7914,7 @@
                 <w:rtl/>
                 <w:lang w:bidi="ar-IQ"/>
               </w:rPr>
-              <w:t xml:space="preserve">المشروع ١</w:t>
+              <w:t xml:space="preserve"/>
             </w:r>
           </w:p>
         </w:tc>
@@ -6030,7 +7942,7 @@
                 <w:rtl/>
                 <w:lang w:bidi="ar-IQ"/>
               </w:rPr>
-              <w:t xml:space="preserve">٨٩</w:t>
+              <w:t xml:space="preserve"/>
             </w:r>
           </w:p>
         </w:tc>
@@ -6057,7 +7969,7 @@
                 <w:rtl/>
                 <w:lang w:bidi="ar-IQ"/>
               </w:rPr>
-              <w:t xml:space="preserve">٢</w:t>
+              <w:t xml:space="preserve"/>
             </w:r>
           </w:p>
         </w:tc>
@@ -6090,7 +8002,7 @@
                 <w:rtl/>
                 <w:lang w:bidi="ar-IQ"/>
               </w:rPr>
-              <w:t xml:space="preserve">مواضيع مختارة</w:t>
+              <w:t xml:space="preserve">نظم التشغيل</w:t>
             </w:r>
           </w:p>
         </w:tc>
@@ -6118,7 +8030,7 @@
                 <w:rtl/>
                 <w:lang w:bidi="ar-IQ"/>
               </w:rPr>
-              <w:t xml:space="preserve">٥٥</w:t>
+              <w:t xml:space="preserve">٥١</w:t>
             </w:r>
           </w:p>
         </w:tc>
@@ -6174,7 +8086,7 @@
                 <w:rtl/>
                 <w:lang w:bidi="ar-IQ"/>
               </w:rPr>
-              <w:t xml:space="preserve">الوسائط المتعددة</w:t>
+              <w:t xml:space="preserve"/>
             </w:r>
           </w:p>
         </w:tc>
@@ -6202,7 +8114,7 @@
                 <w:rtl/>
                 <w:lang w:bidi="ar-IQ"/>
               </w:rPr>
-              <w:t xml:space="preserve">٦٨</w:t>
+              <w:t xml:space="preserve"/>
             </w:r>
           </w:p>
         </w:tc>
@@ -6229,7 +8141,7 @@
                 <w:rtl/>
                 <w:lang w:bidi="ar-IQ"/>
               </w:rPr>
-              <w:t xml:space="preserve">٣</w:t>
+              <w:t xml:space="preserve"/>
             </w:r>
           </w:p>
         </w:tc>
@@ -6262,7 +8174,7 @@
                 <w:rtl/>
                 <w:lang w:bidi="ar-IQ"/>
               </w:rPr>
-              <w:t xml:space="preserve">نظم التشغيل</w:t>
+              <w:t xml:space="preserve">نظم التشغيل المتقدم</w:t>
             </w:r>
           </w:p>
         </w:tc>
@@ -6290,7 +8202,7 @@
                 <w:rtl/>
                 <w:lang w:bidi="ar-IQ"/>
               </w:rPr>
-              <w:t xml:space="preserve">٥١</w:t>
+              <w:t xml:space="preserve">٥٦</w:t>
             </w:r>
           </w:p>
         </w:tc>
@@ -6318,1363 +8230,7 @@
                 <w:rtl/>
                 <w:lang w:bidi="ar-IQ"/>
               </w:rPr>
-              <w:t xml:space="preserve">٣</w:t>
-            </w:r>
-          </w:p>
-        </w:tc>
-        <w:tc>
-          <w:tcPr>
-            <w:tcW w:w="1831" w:type="pct"/>
-          </w:tcPr>
-          <w:p>
-            <w:pPr>
-              <w:keepNext/>
-              <w:keepLines/>
-              <w:spacing w:after="0"/>
-              <w:rPr>
-                <w:rFonts w:asciiTheme="majorBidi" w:hAnsiTheme="majorBidi" w:cstheme="majorBidi"/>
-                <w:sz w:val="18"/>
-                <w:szCs w:val="18"/>
-                <w:lang w:bidi="ar-IQ"/>
-              </w:rPr>
-            </w:pPr>
-            <w:r>
-              <w:rPr>
-                <w:rFonts w:asciiTheme="majorBidi" w:hAnsiTheme="majorBidi" w:cstheme="majorBidi"/>
-                <w:sz w:val="18"/>
-                <w:szCs w:val="18"/>
-                <w:rtl/>
-                <w:lang w:bidi="ar-IQ"/>
-              </w:rPr>
-              <w:t xml:space="preserve">برمجة الألعاب</w:t>
-            </w:r>
-          </w:p>
-        </w:tc>
-        <w:tc>
-          <w:tcPr>
-            <w:tcW w:w="339" w:type="pct"/>
-          </w:tcPr>
-          <w:p>
-            <w:pPr>
-              <w:keepNext/>
-              <w:keepLines/>
-              <w:spacing w:after="0"/>
-              <w:rPr>
-                <w:rFonts w:asciiTheme="majorBidi" w:hAnsiTheme="majorBidi" w:cstheme="majorBidi"/>
-                <w:sz w:val="18"/>
-                <w:szCs w:val="18"/>
-                <w:lang w:bidi="ar-IQ"/>
-              </w:rPr>
-            </w:pPr>
-            <w:r>
-              <w:rPr>
-                <w:rFonts w:asciiTheme="majorBidi" w:hAnsiTheme="majorBidi" w:cstheme="majorBidi"/>
-                <w:sz w:val="18"/>
-                <w:szCs w:val="18"/>
-                <w:rtl/>
-                <w:lang w:bidi="ar-IQ"/>
-              </w:rPr>
-              <w:t xml:space="preserve">٦٢</w:t>
-            </w:r>
-          </w:p>
-        </w:tc>
-        <w:tc>
-          <w:tcPr>
-            <w:tcW w:w="325" w:type="pct"/>
-          </w:tcPr>
-          <w:p>
-            <w:pPr>
-              <w:keepNext/>
-              <w:keepLines/>
-              <w:spacing w:after="0"/>
-              <w:rPr>
-                <w:rFonts w:asciiTheme="majorBidi" w:hAnsiTheme="majorBidi" w:cstheme="majorBidi"/>
-                <w:sz w:val="18"/>
-                <w:szCs w:val="18"/>
-              </w:rPr>
-            </w:pPr>
-            <w:r>
-              <w:rPr>
-                <w:rFonts w:asciiTheme="majorBidi" w:hAnsiTheme="majorBidi" w:cstheme="majorBidi"/>
-                <w:sz w:val="18"/>
-                <w:szCs w:val="18"/>
-                <w:rtl/>
-                <w:lang w:bidi="ar-IQ"/>
-              </w:rPr>
               <w:t xml:space="preserve">٢</w:t>
-            </w:r>
-          </w:p>
-        </w:tc>
-      </w:tr>
-      <w:tr>
-        <w:trPr>
-          <w:cantSplit/>
-        </w:trPr>
-        <w:tc>
-          <w:tcPr>
-            <w:tcW w:w="1828" w:type="pct"/>
-          </w:tcPr>
-          <w:p>
-            <w:pPr>
-              <w:keepNext/>
-              <w:keepLines/>
-              <w:spacing w:after="0"/>
-              <w:rPr>
-                <w:rFonts w:asciiTheme="majorBidi" w:hAnsiTheme="majorBidi" w:cstheme="majorBidi"/>
-                <w:sz w:val="18"/>
-                <w:szCs w:val="18"/>
-                <w:lang w:bidi="ar-IQ"/>
-              </w:rPr>
-            </w:pPr>
-            <w:r>
-              <w:rPr>
-                <w:rFonts w:asciiTheme="majorBidi" w:hAnsiTheme="majorBidi" w:cstheme="majorBidi"/>
-                <w:sz w:val="18"/>
-                <w:szCs w:val="18"/>
-                <w:rtl/>
-                <w:lang w:bidi="ar-IQ"/>
-              </w:rPr>
-              <w:t xml:space="preserve"/>
-            </w:r>
-          </w:p>
-        </w:tc>
-        <w:tc>
-          <w:tcPr>
-            <w:tcW w:w="338" w:type="pct"/>
-          </w:tcPr>
-          <w:p>
-            <w:pPr>
-              <w:keepNext/>
-              <w:keepLines/>
-              <w:spacing w:after="0"/>
-              <w:rPr>
-                <w:rFonts w:asciiTheme="majorBidi" w:hAnsiTheme="majorBidi" w:cstheme="majorBidi"/>
-                <w:sz w:val="18"/>
-                <w:szCs w:val="18"/>
-                <w:lang w:bidi="ar-IQ"/>
-              </w:rPr>
-            </w:pPr>
-            <w:r>
-              <w:rPr>
-                <w:rFonts w:asciiTheme="majorBidi" w:hAnsiTheme="majorBidi" w:cstheme="majorBidi"/>
-                <w:sz w:val="18"/>
-                <w:szCs w:val="18"/>
-                <w:rtl/>
-                <w:lang w:bidi="ar-IQ"/>
-              </w:rPr>
-              <w:t xml:space="preserve"/>
-            </w:r>
-          </w:p>
-        </w:tc>
-        <w:tc>
-          <w:tcPr>
-            <w:tcW w:w="339" w:type="pct"/>
-          </w:tcPr>
-          <w:p>
-            <w:pPr>
-              <w:keepNext/>
-              <w:keepLines/>
-              <w:spacing w:after="0"/>
-              <w:rPr>
-                <w:rFonts w:asciiTheme="majorBidi" w:hAnsiTheme="majorBidi" w:cstheme="majorBidi"/>
-                <w:sz w:val="18"/>
-                <w:szCs w:val="18"/>
-                <w:lang w:bidi="ar-IQ"/>
-              </w:rPr>
-            </w:pPr>
-            <w:r>
-              <w:rPr>
-                <w:rFonts w:asciiTheme="majorBidi" w:hAnsiTheme="majorBidi" w:cstheme="majorBidi"/>
-                <w:sz w:val="18"/>
-                <w:szCs w:val="18"/>
-                <w:rtl/>
-                <w:lang w:bidi="ar-IQ"/>
-              </w:rPr>
-              <w:t xml:space="preserve"/>
-            </w:r>
-          </w:p>
-        </w:tc>
-        <w:tc>
-          <w:tcPr>
-            <w:tcW w:w="1831" w:type="pct"/>
-          </w:tcPr>
-          <w:p>
-            <w:pPr>
-              <w:keepNext/>
-              <w:keepLines/>
-              <w:spacing w:after="0"/>
-              <w:rPr>
-                <w:rFonts w:asciiTheme="majorBidi" w:hAnsiTheme="majorBidi" w:cstheme="majorBidi"/>
-                <w:sz w:val="18"/>
-                <w:szCs w:val="18"/>
-                <w:lang w:bidi="ar-IQ"/>
-              </w:rPr>
-            </w:pPr>
-            <w:r>
-              <w:rPr>
-                <w:rFonts w:asciiTheme="majorBidi" w:hAnsiTheme="majorBidi" w:cstheme="majorBidi"/>
-                <w:sz w:val="18"/>
-                <w:szCs w:val="18"/>
-                <w:rtl/>
-                <w:lang w:bidi="ar-IQ"/>
-              </w:rPr>
-              <w:t xml:space="preserve">قواعد البيانات الموزعة</w:t>
-            </w:r>
-          </w:p>
-        </w:tc>
-        <w:tc>
-          <w:tcPr>
-            <w:tcW w:w="339" w:type="pct"/>
-          </w:tcPr>
-          <w:p>
-            <w:pPr>
-              <w:keepNext/>
-              <w:keepLines/>
-              <w:spacing w:after="0"/>
-              <w:rPr>
-                <w:rFonts w:asciiTheme="majorBidi" w:hAnsiTheme="majorBidi" w:cstheme="majorBidi"/>
-                <w:sz w:val="18"/>
-                <w:szCs w:val="18"/>
-                <w:lang w:bidi="ar-IQ"/>
-              </w:rPr>
-            </w:pPr>
-            <w:r>
-              <w:rPr>
-                <w:rFonts w:asciiTheme="majorBidi" w:hAnsiTheme="majorBidi" w:cstheme="majorBidi"/>
-                <w:sz w:val="18"/>
-                <w:szCs w:val="18"/>
-                <w:rtl/>
-                <w:lang w:bidi="ar-IQ"/>
-              </w:rPr>
-              <w:t xml:space="preserve">٦٤</w:t>
-            </w:r>
-          </w:p>
-        </w:tc>
-        <w:tc>
-          <w:tcPr>
-            <w:tcW w:w="325" w:type="pct"/>
-          </w:tcPr>
-          <w:p>
-            <w:pPr>
-              <w:keepNext/>
-              <w:keepLines/>
-              <w:spacing w:after="0"/>
-              <w:rPr>
-                <w:rFonts w:asciiTheme="majorBidi" w:hAnsiTheme="majorBidi" w:cstheme="majorBidi"/>
-                <w:sz w:val="18"/>
-                <w:szCs w:val="18"/>
-              </w:rPr>
-            </w:pPr>
-            <w:r>
-              <w:rPr>
-                <w:rFonts w:asciiTheme="majorBidi" w:hAnsiTheme="majorBidi" w:cstheme="majorBidi"/>
-                <w:sz w:val="18"/>
-                <w:szCs w:val="18"/>
-                <w:rtl/>
-                <w:lang w:bidi="ar-IQ"/>
-              </w:rPr>
-              <w:t xml:space="preserve">٣</w:t>
-            </w:r>
-          </w:p>
-        </w:tc>
-      </w:tr>
-      <w:tr>
-        <w:trPr>
-          <w:cantSplit/>
-        </w:trPr>
-        <w:tc>
-          <w:tcPr>
-            <w:tcW w:w="1828" w:type="pct"/>
-          </w:tcPr>
-          <w:p>
-            <w:pPr>
-              <w:keepNext/>
-              <w:keepLines/>
-              <w:spacing w:after="0"/>
-              <w:rPr>
-                <w:rFonts w:asciiTheme="majorBidi" w:hAnsiTheme="majorBidi" w:cstheme="majorBidi"/>
-                <w:sz w:val="18"/>
-                <w:szCs w:val="18"/>
-                <w:lang w:bidi="ar-IQ"/>
-              </w:rPr>
-            </w:pPr>
-            <w:r>
-              <w:rPr>
-                <w:rFonts w:asciiTheme="majorBidi" w:hAnsiTheme="majorBidi" w:cstheme="majorBidi"/>
-                <w:sz w:val="18"/>
-                <w:szCs w:val="18"/>
-                <w:rtl/>
-                <w:lang w:bidi="ar-IQ"/>
-              </w:rPr>
-              <w:t xml:space="preserve"/>
-            </w:r>
-          </w:p>
-        </w:tc>
-        <w:tc>
-          <w:tcPr>
-            <w:tcW w:w="338" w:type="pct"/>
-          </w:tcPr>
-          <w:p>
-            <w:pPr>
-              <w:keepNext/>
-              <w:keepLines/>
-              <w:spacing w:after="0"/>
-              <w:rPr>
-                <w:rFonts w:asciiTheme="majorBidi" w:hAnsiTheme="majorBidi" w:cstheme="majorBidi"/>
-                <w:sz w:val="18"/>
-                <w:szCs w:val="18"/>
-                <w:lang w:bidi="ar-IQ"/>
-              </w:rPr>
-            </w:pPr>
-            <w:r>
-              <w:rPr>
-                <w:rFonts w:asciiTheme="majorBidi" w:hAnsiTheme="majorBidi" w:cstheme="majorBidi"/>
-                <w:sz w:val="18"/>
-                <w:szCs w:val="18"/>
-                <w:rtl/>
-                <w:lang w:bidi="ar-IQ"/>
-              </w:rPr>
-              <w:t xml:space="preserve"/>
-            </w:r>
-          </w:p>
-        </w:tc>
-        <w:tc>
-          <w:tcPr>
-            <w:tcW w:w="339" w:type="pct"/>
-          </w:tcPr>
-          <w:p>
-            <w:pPr>
-              <w:keepNext/>
-              <w:keepLines/>
-              <w:spacing w:after="0"/>
-              <w:rPr>
-                <w:rFonts w:asciiTheme="majorBidi" w:hAnsiTheme="majorBidi" w:cstheme="majorBidi"/>
-                <w:sz w:val="18"/>
-                <w:szCs w:val="18"/>
-                <w:lang w:bidi="ar-IQ"/>
-              </w:rPr>
-            </w:pPr>
-            <w:r>
-              <w:rPr>
-                <w:rFonts w:asciiTheme="majorBidi" w:hAnsiTheme="majorBidi" w:cstheme="majorBidi"/>
-                <w:sz w:val="18"/>
-                <w:szCs w:val="18"/>
-                <w:rtl/>
-                <w:lang w:bidi="ar-IQ"/>
-              </w:rPr>
-              <w:t xml:space="preserve"/>
-            </w:r>
-          </w:p>
-        </w:tc>
-        <w:tc>
-          <w:tcPr>
-            <w:tcW w:w="1831" w:type="pct"/>
-          </w:tcPr>
-          <w:p>
-            <w:pPr>
-              <w:keepNext/>
-              <w:keepLines/>
-              <w:spacing w:after="0"/>
-              <w:rPr>
-                <w:rFonts w:asciiTheme="majorBidi" w:hAnsiTheme="majorBidi" w:cstheme="majorBidi"/>
-                <w:sz w:val="18"/>
-                <w:szCs w:val="18"/>
-                <w:lang w:bidi="ar-IQ"/>
-              </w:rPr>
-            </w:pPr>
-            <w:r>
-              <w:rPr>
-                <w:rFonts w:asciiTheme="majorBidi" w:hAnsiTheme="majorBidi" w:cstheme="majorBidi"/>
-                <w:sz w:val="18"/>
-                <w:szCs w:val="18"/>
-                <w:rtl/>
-                <w:lang w:bidi="ar-IQ"/>
-              </w:rPr>
-              <w:t xml:space="preserve">نظم التشغيل المتقدم</w:t>
-            </w:r>
-          </w:p>
-        </w:tc>
-        <w:tc>
-          <w:tcPr>
-            <w:tcW w:w="339" w:type="pct"/>
-          </w:tcPr>
-          <w:p>
-            <w:pPr>
-              <w:keepNext/>
-              <w:keepLines/>
-              <w:spacing w:after="0"/>
-              <w:rPr>
-                <w:rFonts w:asciiTheme="majorBidi" w:hAnsiTheme="majorBidi" w:cstheme="majorBidi"/>
-                <w:sz w:val="18"/>
-                <w:szCs w:val="18"/>
-                <w:lang w:bidi="ar-IQ"/>
-              </w:rPr>
-            </w:pPr>
-            <w:r>
-              <w:rPr>
-                <w:rFonts w:asciiTheme="majorBidi" w:hAnsiTheme="majorBidi" w:cstheme="majorBidi"/>
-                <w:sz w:val="18"/>
-                <w:szCs w:val="18"/>
-                <w:rtl/>
-                <w:lang w:bidi="ar-IQ"/>
-              </w:rPr>
-              <w:t xml:space="preserve">٥٦</w:t>
-            </w:r>
-          </w:p>
-        </w:tc>
-        <w:tc>
-          <w:tcPr>
-            <w:tcW w:w="325" w:type="pct"/>
-          </w:tcPr>
-          <w:p>
-            <w:pPr>
-              <w:keepNext/>
-              <w:keepLines/>
-              <w:spacing w:after="0"/>
-              <w:rPr>
-                <w:rFonts w:asciiTheme="majorBidi" w:hAnsiTheme="majorBidi" w:cstheme="majorBidi"/>
-                <w:sz w:val="18"/>
-                <w:szCs w:val="18"/>
-              </w:rPr>
-            </w:pPr>
-            <w:r>
-              <w:rPr>
-                <w:rFonts w:asciiTheme="majorBidi" w:hAnsiTheme="majorBidi" w:cstheme="majorBidi"/>
-                <w:sz w:val="18"/>
-                <w:szCs w:val="18"/>
-                <w:rtl/>
-                <w:lang w:bidi="ar-IQ"/>
-              </w:rPr>
-              <w:t xml:space="preserve">٢</w:t>
-            </w:r>
-          </w:p>
-        </w:tc>
-      </w:tr>
-    </w:tbl>
-    <w:p>
-      <w:pPr>
-        <w:keepNext/>
-        <w:keepLines/>
-        <w:spacing w:line="240" w:lineRule="auto"/>
-        <w:rPr>
-          <w:rFonts w:asciiTheme="majorBidi" w:hAnsiTheme="majorBidi" w:cstheme="majorBidi"/>
-          <w:lang w:bidi="ar-IQ"/>
-        </w:rPr>
-      </w:pPr>
-      <w:r>
-        <w:rPr>
-          <w:rFonts w:asciiTheme="majorBidi" w:hAnsiTheme="majorBidi" w:cstheme="majorBidi"/>
-          <w:rtl/>
-          <w:lang w:bidi="ar-IQ"/>
-        </w:rPr>
-        <w:t xml:space="preserve"/>
-      </w:r>
-    </w:p>
-    <w:tbl>
-      <w:tblPr>
-        <w:tblStyle w:val="TableGrid"/>
-        <w:bidiVisual/>
-        <w:tblW w:w="5000" w:type="pct"/>
-        <w:tblLayout w:type="fixed"/>
-        <w:tblLook w:val="04A0" w:firstRow="1" w:lastRow="0" w:firstColumn="1" w:lastColumn="0" w:noHBand="0" w:noVBand="1"/>
-      </w:tblPr>
-      <w:tblGrid>
-        <w:gridCol w:w="3822"/>
-        <w:gridCol w:w="707"/>
-        <w:gridCol w:w="709"/>
-        <w:gridCol w:w="3829"/>
-        <w:gridCol w:w="709"/>
-        <w:gridCol w:w="680"/>
-      </w:tblGrid>
-      <w:tr>
-        <w:trPr>
-          <w:cantSplit/>
-        </w:trPr>
-        <w:tc>
-          <w:tcPr>
-            <w:tcW w:w="5000" w:type="pct"/>
-            <w:gridSpan w:val="6"/>
-          </w:tcPr>
-          <w:p>
-            <w:pPr>
-              <w:keepNext/>
-              <w:keepLines/>
-              <w:spacing w:after="0"/>
-              <w:jc w:val="center"/>
-              <w:rPr>
-                <w:rFonts w:asciiTheme="majorBidi" w:hAnsiTheme="majorBidi" w:cstheme="majorBidi"/>
-                <w:sz w:val="18"/>
-                <w:szCs w:val="18"/>
-                <w:rtl/>
-                <w:lang w:bidi="ar-IQ"/>
-              </w:rPr>
-            </w:pPr>
-            <w:r>
-              <w:rPr>
-                <w:rFonts w:asciiTheme="majorBidi" w:hAnsiTheme="majorBidi" w:cstheme="majorBidi"/>
-                <w:sz w:val="18"/>
-                <w:szCs w:val="18"/>
-                <w:rtl/>
-                <w:lang w:bidi="ar-IQ"/>
-              </w:rPr>
-              <w:t xml:space="preserve">٢٠١٩-٢٠٢٠</w:t>
-            </w:r>
-          </w:p>
-        </w:tc>
-      </w:tr>
-      <w:tr>
-        <w:trPr>
-          <w:cantSplit/>
-        </w:trPr>
-        <w:tc>
-          <w:tcPr>
-            <w:tcW w:w="2505" w:type="pct"/>
-            <w:gridSpan w:val="3"/>
-          </w:tcPr>
-          <w:p>
-            <w:pPr>
-              <w:keepNext/>
-              <w:keepLines/>
-              <w:spacing w:after="0"/>
-              <w:rPr>
-                <w:rFonts w:asciiTheme="majorBidi" w:hAnsiTheme="majorBidi" w:cstheme="majorBidi"/>
-                <w:sz w:val="18"/>
-                <w:szCs w:val="18"/>
-                <w:lang w:bidi="ar-IQ"/>
-              </w:rPr>
-            </w:pPr>
-            <w:r>
-              <w:rPr>
-                <w:rFonts w:asciiTheme="majorBidi" w:hAnsiTheme="majorBidi" w:cstheme="majorBidi"/>
-                <w:sz w:val="18"/>
-                <w:szCs w:val="18"/>
-                <w:rtl/>
-                <w:lang w:bidi="ar-IQ"/>
-              </w:rPr>
-              <w:t xml:space="preserve">الفصل 1</w:t>
-            </w:r>
-          </w:p>
-        </w:tc>
-        <w:tc>
-          <w:tcPr>
-            <w:tcW w:w="2495" w:type="pct"/>
-            <w:gridSpan w:val="3"/>
-          </w:tcPr>
-          <w:p>
-            <w:pPr>
-              <w:keepNext/>
-              <w:keepLines/>
-              <w:spacing w:after="0"/>
-              <w:rPr>
-                <w:rFonts w:asciiTheme="majorBidi" w:hAnsiTheme="majorBidi" w:cstheme="majorBidi"/>
-                <w:sz w:val="18"/>
-                <w:szCs w:val="18"/>
-              </w:rPr>
-            </w:pPr>
-            <w:r>
-              <w:rPr>
-                <w:rFonts w:asciiTheme="majorBidi" w:hAnsiTheme="majorBidi" w:cstheme="majorBidi"/>
-                <w:sz w:val="18"/>
-                <w:szCs w:val="18"/>
-                <w:rtl/>
-                <w:lang w:bidi="ar-IQ"/>
-              </w:rPr>
-              <w:t xml:space="preserve"/>
-            </w:r>
-          </w:p>
-        </w:tc>
-      </w:tr>
-      <w:tr>
-        <w:trPr>
-          <w:cantSplit/>
-        </w:trPr>
-        <w:tc>
-          <w:tcPr>
-            <w:tcW w:w="1828" w:type="pct"/>
-          </w:tcPr>
-          <w:p>
-            <w:pPr>
-              <w:keepNext/>
-              <w:keepLines/>
-              <w:spacing w:after="0"/>
-              <w:rPr>
-                <w:rFonts w:asciiTheme="majorBidi" w:hAnsiTheme="majorBidi" w:cstheme="majorBidi"/>
-                <w:b/>
-                <w:bCs/>
-                <w:sz w:val="18"/>
-                <w:szCs w:val="18"/>
-                <w:lang w:bidi="ar-IQ"/>
-              </w:rPr>
-            </w:pPr>
-            <w:r>
-              <w:rPr>
-                <w:rFonts w:asciiTheme="majorBidi" w:hAnsiTheme="majorBidi" w:cstheme="majorBidi"/>
-                <w:b/>
-                <w:bCs/>
-                <w:sz w:val="18"/>
-                <w:szCs w:val="18"/>
-                <w:rtl/>
-              </w:rPr>
-              <w:t>المادة الدراسية</w:t>
-            </w:r>
-          </w:p>
-        </w:tc>
-        <w:tc>
-          <w:tcPr>
-            <w:tcW w:w="338" w:type="pct"/>
-          </w:tcPr>
-          <w:p>
-            <w:pPr>
-              <w:keepNext/>
-              <w:keepLines/>
-              <w:spacing w:after="0"/>
-              <w:rPr>
-                <w:rFonts w:asciiTheme="majorBidi" w:hAnsiTheme="majorBidi" w:cstheme="majorBidi"/>
-                <w:b/>
-                <w:bCs/>
-                <w:sz w:val="18"/>
-                <w:szCs w:val="18"/>
-                <w:lang w:bidi="ar-IQ"/>
-              </w:rPr>
-            </w:pPr>
-            <w:r>
-              <w:rPr>
-                <w:rFonts w:asciiTheme="majorBidi" w:hAnsiTheme="majorBidi" w:cstheme="majorBidi"/>
-                <w:b/>
-                <w:bCs/>
-                <w:sz w:val="18"/>
-                <w:szCs w:val="18"/>
-                <w:rtl/>
-              </w:rPr>
-              <w:t>الدرجة</w:t>
-            </w:r>
-          </w:p>
-        </w:tc>
-        <w:tc>
-          <w:tcPr>
-            <w:tcW w:w="339" w:type="pct"/>
-          </w:tcPr>
-          <w:p>
-            <w:pPr>
-              <w:keepNext/>
-              <w:keepLines/>
-              <w:spacing w:after="0"/>
-              <w:rPr>
-                <w:rFonts w:asciiTheme="majorBidi" w:hAnsiTheme="majorBidi" w:cstheme="majorBidi"/>
-                <w:b/>
-                <w:bCs/>
-                <w:sz w:val="18"/>
-                <w:szCs w:val="18"/>
-                <w:lang w:bidi="ar-IQ"/>
-              </w:rPr>
-            </w:pPr>
-            <w:r>
-              <w:rPr>
-                <w:rFonts w:asciiTheme="majorBidi" w:hAnsiTheme="majorBidi" w:cstheme="majorBidi"/>
-                <w:b/>
-                <w:bCs/>
-                <w:sz w:val="18"/>
-                <w:szCs w:val="18"/>
-                <w:rtl/>
-              </w:rPr>
-              <w:t>الوحدة</w:t>
-            </w:r>
-          </w:p>
-        </w:tc>
-        <w:tc>
-          <w:tcPr>
-            <w:tcW w:w="1831" w:type="pct"/>
-          </w:tcPr>
-          <w:p>
-            <w:pPr>
-              <w:keepNext/>
-              <w:keepLines/>
-              <w:spacing w:after="0"/>
-              <w:rPr>
-                <w:rFonts w:asciiTheme="majorBidi" w:hAnsiTheme="majorBidi" w:cstheme="majorBidi"/>
-                <w:b/>
-                <w:bCs/>
-                <w:sz w:val="18"/>
-                <w:szCs w:val="18"/>
-                <w:lang w:bidi="ar-IQ"/>
-              </w:rPr>
-            </w:pPr>
-            <w:r>
-              <w:rPr>
-                <w:rFonts w:asciiTheme="majorBidi" w:hAnsiTheme="majorBidi" w:cstheme="majorBidi"/>
-                <w:b/>
-                <w:bCs/>
-                <w:sz w:val="18"/>
-                <w:szCs w:val="18"/>
-                <w:rtl/>
-              </w:rPr>
-              <w:t>المادة الدراسية</w:t>
-            </w:r>
-          </w:p>
-        </w:tc>
-        <w:tc>
-          <w:tcPr>
-            <w:tcW w:w="339" w:type="pct"/>
-          </w:tcPr>
-          <w:p>
-            <w:pPr>
-              <w:keepNext/>
-              <w:keepLines/>
-              <w:spacing w:after="0"/>
-              <w:rPr>
-                <w:rFonts w:asciiTheme="majorBidi" w:hAnsiTheme="majorBidi" w:cstheme="majorBidi"/>
-                <w:b/>
-                <w:bCs/>
-                <w:sz w:val="18"/>
-                <w:szCs w:val="18"/>
-                <w:lang w:bidi="ar-IQ"/>
-              </w:rPr>
-            </w:pPr>
-            <w:r>
-              <w:rPr>
-                <w:rFonts w:asciiTheme="majorBidi" w:hAnsiTheme="majorBidi" w:cstheme="majorBidi"/>
-                <w:b/>
-                <w:bCs/>
-                <w:sz w:val="18"/>
-                <w:szCs w:val="18"/>
-                <w:rtl/>
-              </w:rPr>
-              <w:t>الدرجة</w:t>
-            </w:r>
-          </w:p>
-        </w:tc>
-        <w:tc>
-          <w:tcPr>
-            <w:tcW w:w="325" w:type="pct"/>
-          </w:tcPr>
-          <w:p>
-            <w:pPr>
-              <w:keepNext/>
-              <w:keepLines/>
-              <w:spacing w:after="0"/>
-              <w:rPr>
-                <w:rFonts w:asciiTheme="majorBidi" w:hAnsiTheme="majorBidi" w:cstheme="majorBidi"/>
-                <w:b/>
-                <w:bCs/>
-                <w:sz w:val="18"/>
-                <w:szCs w:val="18"/>
-              </w:rPr>
-            </w:pPr>
-            <w:r>
-              <w:rPr>
-                <w:rFonts w:asciiTheme="majorBidi" w:hAnsiTheme="majorBidi" w:cstheme="majorBidi"/>
-                <w:b/>
-                <w:bCs/>
-                <w:sz w:val="18"/>
-                <w:szCs w:val="18"/>
-                <w:rtl/>
-              </w:rPr>
-              <w:t>الوحدة</w:t>
-            </w:r>
-          </w:p>
-        </w:tc>
-      </w:tr>
-      <w:tr>
-        <w:trPr>
-          <w:cantSplit/>
-        </w:trPr>
-        <w:tc>
-          <w:tcPr>
-            <w:tcW w:w="1828" w:type="pct"/>
-          </w:tcPr>
-          <w:p>
-            <w:pPr>
-              <w:keepNext/>
-              <w:keepLines/>
-              <w:spacing w:after="0"/>
-              <w:rPr>
-                <w:rFonts w:asciiTheme="majorBidi" w:hAnsiTheme="majorBidi" w:cstheme="majorBidi"/>
-                <w:sz w:val="18"/>
-                <w:szCs w:val="18"/>
-                <w:lang w:bidi="ar-IQ"/>
-              </w:rPr>
-            </w:pPr>
-            <w:r>
-              <w:rPr>
-                <w:rFonts w:asciiTheme="majorBidi" w:hAnsiTheme="majorBidi" w:cstheme="majorBidi"/>
-                <w:sz w:val="18"/>
-                <w:szCs w:val="18"/>
-                <w:rtl/>
-                <w:lang w:bidi="ar-IQ"/>
-              </w:rPr>
-              <w:t xml:space="preserve">الحوسبة السحابية</w:t>
-            </w:r>
-          </w:p>
-        </w:tc>
-        <w:tc>
-          <w:tcPr>
-            <w:tcW w:w="338" w:type="pct"/>
-          </w:tcPr>
-          <w:p>
-            <w:pPr>
-              <w:keepNext/>
-              <w:keepLines/>
-              <w:spacing w:after="0"/>
-              <w:rPr>
-                <w:rFonts w:asciiTheme="majorBidi" w:hAnsiTheme="majorBidi" w:cstheme="majorBidi"/>
-                <w:sz w:val="18"/>
-                <w:szCs w:val="18"/>
-                <w:lang w:bidi="ar-IQ"/>
-              </w:rPr>
-            </w:pPr>
-            <w:r>
-              <w:rPr>
-                <w:rFonts w:asciiTheme="majorBidi" w:hAnsiTheme="majorBidi" w:cstheme="majorBidi"/>
-                <w:sz w:val="18"/>
-                <w:szCs w:val="18"/>
-                <w:rtl/>
-                <w:lang w:bidi="ar-IQ"/>
-              </w:rPr>
-              <w:t xml:space="preserve">٧٨</w:t>
-            </w:r>
-          </w:p>
-        </w:tc>
-        <w:tc>
-          <w:tcPr>
-            <w:tcW w:w="339" w:type="pct"/>
-          </w:tcPr>
-          <w:p>
-            <w:pPr>
-              <w:keepNext/>
-              <w:keepLines/>
-              <w:spacing w:after="0"/>
-              <w:rPr>
-                <w:rFonts w:asciiTheme="majorBidi" w:hAnsiTheme="majorBidi" w:cstheme="majorBidi"/>
-                <w:sz w:val="18"/>
-                <w:szCs w:val="18"/>
-                <w:lang w:bidi="ar-IQ"/>
-              </w:rPr>
-            </w:pPr>
-            <w:r>
-              <w:rPr>
-                <w:rFonts w:asciiTheme="majorBidi" w:hAnsiTheme="majorBidi" w:cstheme="majorBidi"/>
-                <w:sz w:val="18"/>
-                <w:szCs w:val="18"/>
-                <w:rtl/>
-                <w:lang w:bidi="ar-IQ"/>
-              </w:rPr>
-              <w:t xml:space="preserve">٢</w:t>
-            </w:r>
-          </w:p>
-        </w:tc>
-        <w:tc>
-          <w:tcPr>
-            <w:tcW w:w="1831" w:type="pct"/>
-          </w:tcPr>
-          <w:p>
-            <w:pPr>
-              <w:keepNext/>
-              <w:keepLines/>
-              <w:spacing w:after="0"/>
-              <w:rPr>
-                <w:rFonts w:asciiTheme="majorBidi" w:hAnsiTheme="majorBidi" w:cstheme="majorBidi"/>
-                <w:sz w:val="18"/>
-                <w:szCs w:val="18"/>
-                <w:lang w:bidi="ar-IQ"/>
-              </w:rPr>
-            </w:pPr>
-            <w:r>
-              <w:rPr>
-                <w:rFonts w:asciiTheme="majorBidi" w:hAnsiTheme="majorBidi" w:cstheme="majorBidi"/>
-                <w:sz w:val="18"/>
-                <w:szCs w:val="18"/>
-                <w:rtl/>
-                <w:lang w:bidi="ar-IQ"/>
-              </w:rPr>
-              <w:t xml:space="preserve"/>
-            </w:r>
-          </w:p>
-        </w:tc>
-        <w:tc>
-          <w:tcPr>
-            <w:tcW w:w="339" w:type="pct"/>
-          </w:tcPr>
-          <w:p>
-            <w:pPr>
-              <w:keepNext/>
-              <w:keepLines/>
-              <w:spacing w:after="0"/>
-              <w:rPr>
-                <w:rFonts w:asciiTheme="majorBidi" w:hAnsiTheme="majorBidi" w:cstheme="majorBidi"/>
-                <w:sz w:val="18"/>
-                <w:szCs w:val="18"/>
-                <w:lang w:bidi="ar-IQ"/>
-              </w:rPr>
-            </w:pPr>
-            <w:r>
-              <w:rPr>
-                <w:rFonts w:asciiTheme="majorBidi" w:hAnsiTheme="majorBidi" w:cstheme="majorBidi"/>
-                <w:sz w:val="18"/>
-                <w:szCs w:val="18"/>
-                <w:rtl/>
-                <w:lang w:bidi="ar-IQ"/>
-              </w:rPr>
-              <w:t xml:space="preserve"/>
-            </w:r>
-          </w:p>
-        </w:tc>
-        <w:tc>
-          <w:tcPr>
-            <w:tcW w:w="325" w:type="pct"/>
-          </w:tcPr>
-          <w:p>
-            <w:pPr>
-              <w:keepNext/>
-              <w:keepLines/>
-              <w:spacing w:after="0"/>
-              <w:rPr>
-                <w:rFonts w:asciiTheme="majorBidi" w:hAnsiTheme="majorBidi" w:cstheme="majorBidi"/>
-                <w:sz w:val="18"/>
-                <w:szCs w:val="18"/>
-              </w:rPr>
-            </w:pPr>
-            <w:r>
-              <w:rPr>
-                <w:rFonts w:asciiTheme="majorBidi" w:hAnsiTheme="majorBidi" w:cstheme="majorBidi"/>
-                <w:sz w:val="18"/>
-                <w:szCs w:val="18"/>
-                <w:rtl/>
-                <w:lang w:bidi="ar-IQ"/>
-              </w:rPr>
-              <w:t xml:space="preserve"/>
-            </w:r>
-          </w:p>
-        </w:tc>
-      </w:tr>
-      <w:tr>
-        <w:trPr>
-          <w:cantSplit/>
-        </w:trPr>
-        <w:tc>
-          <w:tcPr>
-            <w:tcW w:w="1828" w:type="pct"/>
-          </w:tcPr>
-          <w:p>
-            <w:pPr>
-              <w:keepNext/>
-              <w:keepLines/>
-              <w:spacing w:after="0"/>
-              <w:rPr>
-                <w:rFonts w:asciiTheme="majorBidi" w:hAnsiTheme="majorBidi" w:cstheme="majorBidi"/>
-                <w:sz w:val="18"/>
-                <w:szCs w:val="18"/>
-                <w:lang w:bidi="ar-IQ"/>
-              </w:rPr>
-            </w:pPr>
-            <w:r>
-              <w:rPr>
-                <w:rFonts w:asciiTheme="majorBidi" w:hAnsiTheme="majorBidi" w:cstheme="majorBidi"/>
-                <w:sz w:val="18"/>
-                <w:szCs w:val="18"/>
-                <w:rtl/>
-                <w:lang w:bidi="ar-IQ"/>
-              </w:rPr>
-              <w:t xml:space="preserve">تطبيقات النقال</w:t>
-            </w:r>
-          </w:p>
-        </w:tc>
-        <w:tc>
-          <w:tcPr>
-            <w:tcW w:w="338" w:type="pct"/>
-          </w:tcPr>
-          <w:p>
-            <w:pPr>
-              <w:keepNext/>
-              <w:keepLines/>
-              <w:spacing w:after="0"/>
-              <w:rPr>
-                <w:rFonts w:asciiTheme="majorBidi" w:hAnsiTheme="majorBidi" w:cstheme="majorBidi"/>
-                <w:sz w:val="18"/>
-                <w:szCs w:val="18"/>
-                <w:lang w:bidi="ar-IQ"/>
-              </w:rPr>
-            </w:pPr>
-            <w:r>
-              <w:rPr>
-                <w:rFonts w:asciiTheme="majorBidi" w:hAnsiTheme="majorBidi" w:cstheme="majorBidi"/>
-                <w:sz w:val="18"/>
-                <w:szCs w:val="18"/>
-                <w:rtl/>
-                <w:lang w:bidi="ar-IQ"/>
-              </w:rPr>
-              <w:t xml:space="preserve">٩٨</w:t>
-            </w:r>
-          </w:p>
-        </w:tc>
-        <w:tc>
-          <w:tcPr>
-            <w:tcW w:w="339" w:type="pct"/>
-          </w:tcPr>
-          <w:p>
-            <w:pPr>
-              <w:keepNext/>
-              <w:keepLines/>
-              <w:spacing w:after="0"/>
-              <w:rPr>
-                <w:rFonts w:asciiTheme="majorBidi" w:hAnsiTheme="majorBidi" w:cstheme="majorBidi"/>
-                <w:sz w:val="18"/>
-                <w:szCs w:val="18"/>
-                <w:lang w:bidi="ar-IQ"/>
-              </w:rPr>
-            </w:pPr>
-            <w:r>
-              <w:rPr>
-                <w:rFonts w:asciiTheme="majorBidi" w:hAnsiTheme="majorBidi" w:cstheme="majorBidi"/>
-                <w:sz w:val="18"/>
-                <w:szCs w:val="18"/>
-                <w:rtl/>
-                <w:lang w:bidi="ar-IQ"/>
-              </w:rPr>
-              <w:t xml:space="preserve">٣</w:t>
-            </w:r>
-          </w:p>
-        </w:tc>
-        <w:tc>
-          <w:tcPr>
-            <w:tcW w:w="1831" w:type="pct"/>
-          </w:tcPr>
-          <w:p>
-            <w:pPr>
-              <w:keepNext/>
-              <w:keepLines/>
-              <w:spacing w:after="0"/>
-              <w:rPr>
-                <w:rFonts w:asciiTheme="majorBidi" w:hAnsiTheme="majorBidi" w:cstheme="majorBidi"/>
-                <w:sz w:val="18"/>
-                <w:szCs w:val="18"/>
-                <w:lang w:bidi="ar-IQ"/>
-              </w:rPr>
-            </w:pPr>
-            <w:r>
-              <w:rPr>
-                <w:rFonts w:asciiTheme="majorBidi" w:hAnsiTheme="majorBidi" w:cstheme="majorBidi"/>
-                <w:sz w:val="18"/>
-                <w:szCs w:val="18"/>
-                <w:rtl/>
-                <w:lang w:bidi="ar-IQ"/>
-              </w:rPr>
-              <w:t xml:space="preserve"/>
-            </w:r>
-          </w:p>
-        </w:tc>
-        <w:tc>
-          <w:tcPr>
-            <w:tcW w:w="339" w:type="pct"/>
-          </w:tcPr>
-          <w:p>
-            <w:pPr>
-              <w:keepNext/>
-              <w:keepLines/>
-              <w:spacing w:after="0"/>
-              <w:rPr>
-                <w:rFonts w:asciiTheme="majorBidi" w:hAnsiTheme="majorBidi" w:cstheme="majorBidi"/>
-                <w:sz w:val="18"/>
-                <w:szCs w:val="18"/>
-                <w:lang w:bidi="ar-IQ"/>
-              </w:rPr>
-            </w:pPr>
-            <w:r>
-              <w:rPr>
-                <w:rFonts w:asciiTheme="majorBidi" w:hAnsiTheme="majorBidi" w:cstheme="majorBidi"/>
-                <w:sz w:val="18"/>
-                <w:szCs w:val="18"/>
-                <w:rtl/>
-                <w:lang w:bidi="ar-IQ"/>
-              </w:rPr>
-              <w:t xml:space="preserve"/>
-            </w:r>
-          </w:p>
-        </w:tc>
-        <w:tc>
-          <w:tcPr>
-            <w:tcW w:w="325" w:type="pct"/>
-          </w:tcPr>
-          <w:p>
-            <w:pPr>
-              <w:keepNext/>
-              <w:keepLines/>
-              <w:spacing w:after="0"/>
-              <w:rPr>
-                <w:rFonts w:asciiTheme="majorBidi" w:hAnsiTheme="majorBidi" w:cstheme="majorBidi"/>
-                <w:sz w:val="18"/>
-                <w:szCs w:val="18"/>
-              </w:rPr>
-            </w:pPr>
-            <w:r>
-              <w:rPr>
-                <w:rFonts w:asciiTheme="majorBidi" w:hAnsiTheme="majorBidi" w:cstheme="majorBidi"/>
-                <w:sz w:val="18"/>
-                <w:szCs w:val="18"/>
-                <w:rtl/>
-                <w:lang w:bidi="ar-IQ"/>
-              </w:rPr>
-              <w:t xml:space="preserve"/>
-            </w:r>
-          </w:p>
-        </w:tc>
-      </w:tr>
-      <w:tr>
-        <w:trPr>
-          <w:cantSplit/>
-        </w:trPr>
-        <w:tc>
-          <w:tcPr>
-            <w:tcW w:w="1828" w:type="pct"/>
-          </w:tcPr>
-          <w:p>
-            <w:pPr>
-              <w:keepNext/>
-              <w:keepLines/>
-              <w:spacing w:after="0"/>
-              <w:rPr>
-                <w:rFonts w:asciiTheme="majorBidi" w:hAnsiTheme="majorBidi" w:cstheme="majorBidi"/>
-                <w:sz w:val="18"/>
-                <w:szCs w:val="18"/>
-                <w:lang w:bidi="ar-IQ"/>
-              </w:rPr>
-            </w:pPr>
-            <w:r>
-              <w:rPr>
-                <w:rFonts w:asciiTheme="majorBidi" w:hAnsiTheme="majorBidi" w:cstheme="majorBidi"/>
-                <w:sz w:val="18"/>
-                <w:szCs w:val="18"/>
-                <w:rtl/>
-                <w:lang w:bidi="ar-IQ"/>
-              </w:rPr>
-              <w:t xml:space="preserve">مهارات الاتصال</w:t>
-            </w:r>
-          </w:p>
-        </w:tc>
-        <w:tc>
-          <w:tcPr>
-            <w:tcW w:w="338" w:type="pct"/>
-          </w:tcPr>
-          <w:p>
-            <w:pPr>
-              <w:keepNext/>
-              <w:keepLines/>
-              <w:spacing w:after="0"/>
-              <w:rPr>
-                <w:rFonts w:asciiTheme="majorBidi" w:hAnsiTheme="majorBidi" w:cstheme="majorBidi"/>
-                <w:sz w:val="18"/>
-                <w:szCs w:val="18"/>
-                <w:lang w:bidi="ar-IQ"/>
-              </w:rPr>
-            </w:pPr>
-            <w:r>
-              <w:rPr>
-                <w:rFonts w:asciiTheme="majorBidi" w:hAnsiTheme="majorBidi" w:cstheme="majorBidi"/>
-                <w:sz w:val="18"/>
-                <w:szCs w:val="18"/>
-                <w:rtl/>
-                <w:lang w:bidi="ar-IQ"/>
-              </w:rPr>
-              <w:t xml:space="preserve">٨٧</w:t>
-            </w:r>
-          </w:p>
-        </w:tc>
-        <w:tc>
-          <w:tcPr>
-            <w:tcW w:w="339" w:type="pct"/>
-          </w:tcPr>
-          <w:p>
-            <w:pPr>
-              <w:keepNext/>
-              <w:keepLines/>
-              <w:spacing w:after="0"/>
-              <w:rPr>
-                <w:rFonts w:asciiTheme="majorBidi" w:hAnsiTheme="majorBidi" w:cstheme="majorBidi"/>
-                <w:sz w:val="18"/>
-                <w:szCs w:val="18"/>
-                <w:lang w:bidi="ar-IQ"/>
-              </w:rPr>
-            </w:pPr>
-            <w:r>
-              <w:rPr>
-                <w:rFonts w:asciiTheme="majorBidi" w:hAnsiTheme="majorBidi" w:cstheme="majorBidi"/>
-                <w:sz w:val="18"/>
-                <w:szCs w:val="18"/>
-                <w:rtl/>
-                <w:lang w:bidi="ar-IQ"/>
-              </w:rPr>
-              <w:t xml:space="preserve">٢</w:t>
-            </w:r>
-          </w:p>
-        </w:tc>
-        <w:tc>
-          <w:tcPr>
-            <w:tcW w:w="1831" w:type="pct"/>
-          </w:tcPr>
-          <w:p>
-            <w:pPr>
-              <w:keepNext/>
-              <w:keepLines/>
-              <w:spacing w:after="0"/>
-              <w:rPr>
-                <w:rFonts w:asciiTheme="majorBidi" w:hAnsiTheme="majorBidi" w:cstheme="majorBidi"/>
-                <w:sz w:val="18"/>
-                <w:szCs w:val="18"/>
-                <w:lang w:bidi="ar-IQ"/>
-              </w:rPr>
-            </w:pPr>
-            <w:r>
-              <w:rPr>
-                <w:rFonts w:asciiTheme="majorBidi" w:hAnsiTheme="majorBidi" w:cstheme="majorBidi"/>
-                <w:sz w:val="18"/>
-                <w:szCs w:val="18"/>
-                <w:rtl/>
-                <w:lang w:bidi="ar-IQ"/>
-              </w:rPr>
-              <w:t xml:space="preserve"/>
-            </w:r>
-          </w:p>
-        </w:tc>
-        <w:tc>
-          <w:tcPr>
-            <w:tcW w:w="339" w:type="pct"/>
-          </w:tcPr>
-          <w:p>
-            <w:pPr>
-              <w:keepNext/>
-              <w:keepLines/>
-              <w:spacing w:after="0"/>
-              <w:rPr>
-                <w:rFonts w:asciiTheme="majorBidi" w:hAnsiTheme="majorBidi" w:cstheme="majorBidi"/>
-                <w:sz w:val="18"/>
-                <w:szCs w:val="18"/>
-                <w:lang w:bidi="ar-IQ"/>
-              </w:rPr>
-            </w:pPr>
-            <w:r>
-              <w:rPr>
-                <w:rFonts w:asciiTheme="majorBidi" w:hAnsiTheme="majorBidi" w:cstheme="majorBidi"/>
-                <w:sz w:val="18"/>
-                <w:szCs w:val="18"/>
-                <w:rtl/>
-                <w:lang w:bidi="ar-IQ"/>
-              </w:rPr>
-              <w:t xml:space="preserve"/>
-            </w:r>
-          </w:p>
-        </w:tc>
-        <w:tc>
-          <w:tcPr>
-            <w:tcW w:w="325" w:type="pct"/>
-          </w:tcPr>
-          <w:p>
-            <w:pPr>
-              <w:keepNext/>
-              <w:keepLines/>
-              <w:spacing w:after="0"/>
-              <w:rPr>
-                <w:rFonts w:asciiTheme="majorBidi" w:hAnsiTheme="majorBidi" w:cstheme="majorBidi"/>
-                <w:sz w:val="18"/>
-                <w:szCs w:val="18"/>
-              </w:rPr>
-            </w:pPr>
-            <w:r>
-              <w:rPr>
-                <w:rFonts w:asciiTheme="majorBidi" w:hAnsiTheme="majorBidi" w:cstheme="majorBidi"/>
-                <w:sz w:val="18"/>
-                <w:szCs w:val="18"/>
-                <w:rtl/>
-                <w:lang w:bidi="ar-IQ"/>
-              </w:rPr>
-              <w:t xml:space="preserve"/>
-            </w:r>
-          </w:p>
-        </w:tc>
-      </w:tr>
-      <w:tr>
-        <w:trPr>
-          <w:cantSplit/>
-        </w:trPr>
-        <w:tc>
-          <w:tcPr>
-            <w:tcW w:w="1828" w:type="pct"/>
-          </w:tcPr>
-          <w:p>
-            <w:pPr>
-              <w:keepNext/>
-              <w:keepLines/>
-              <w:spacing w:after="0"/>
-              <w:rPr>
-                <w:rFonts w:asciiTheme="majorBidi" w:hAnsiTheme="majorBidi" w:cstheme="majorBidi"/>
-                <w:sz w:val="18"/>
-                <w:szCs w:val="18"/>
-                <w:lang w:bidi="ar-IQ"/>
-              </w:rPr>
-            </w:pPr>
-            <w:r>
-              <w:rPr>
-                <w:rFonts w:asciiTheme="majorBidi" w:hAnsiTheme="majorBidi" w:cstheme="majorBidi"/>
-                <w:sz w:val="18"/>
-                <w:szCs w:val="18"/>
-                <w:rtl/>
-                <w:lang w:bidi="ar-IQ"/>
-              </w:rPr>
-              <w:t xml:space="preserve">نظرية المعلومات</w:t>
-            </w:r>
-          </w:p>
-        </w:tc>
-        <w:tc>
-          <w:tcPr>
-            <w:tcW w:w="338" w:type="pct"/>
-          </w:tcPr>
-          <w:p>
-            <w:pPr>
-              <w:keepNext/>
-              <w:keepLines/>
-              <w:spacing w:after="0"/>
-              <w:rPr>
-                <w:rFonts w:asciiTheme="majorBidi" w:hAnsiTheme="majorBidi" w:cstheme="majorBidi"/>
-                <w:sz w:val="18"/>
-                <w:szCs w:val="18"/>
-                <w:lang w:bidi="ar-IQ"/>
-              </w:rPr>
-            </w:pPr>
-            <w:r>
-              <w:rPr>
-                <w:rFonts w:asciiTheme="majorBidi" w:hAnsiTheme="majorBidi" w:cstheme="majorBidi"/>
-                <w:sz w:val="18"/>
-                <w:szCs w:val="18"/>
-                <w:rtl/>
-                <w:lang w:bidi="ar-IQ"/>
-              </w:rPr>
-              <w:t xml:space="preserve">٧٧</w:t>
-            </w:r>
-          </w:p>
-        </w:tc>
-        <w:tc>
-          <w:tcPr>
-            <w:tcW w:w="339" w:type="pct"/>
-          </w:tcPr>
-          <w:p>
-            <w:pPr>
-              <w:keepNext/>
-              <w:keepLines/>
-              <w:spacing w:after="0"/>
-              <w:rPr>
-                <w:rFonts w:asciiTheme="majorBidi" w:hAnsiTheme="majorBidi" w:cstheme="majorBidi"/>
-                <w:sz w:val="18"/>
-                <w:szCs w:val="18"/>
-                <w:lang w:bidi="ar-IQ"/>
-              </w:rPr>
-            </w:pPr>
-            <w:r>
-              <w:rPr>
-                <w:rFonts w:asciiTheme="majorBidi" w:hAnsiTheme="majorBidi" w:cstheme="majorBidi"/>
-                <w:sz w:val="18"/>
-                <w:szCs w:val="18"/>
-                <w:rtl/>
-                <w:lang w:bidi="ar-IQ"/>
-              </w:rPr>
-              <w:t xml:space="preserve">٣</w:t>
             </w:r>
           </w:p>
         </w:tc>
@@ -7854,7 +8410,7 @@
                 <w:bCs/>
                 <w:lang w:bidi="ar-IQ"/>
               </w:rPr>
-              <w:t xml:space="preserve">المدرس الدكتور مرتجى علي ساري</w:t>
+              <w:t xml:space="preserve"> نغم باسل محمود</w:t>
             </w:r>
           </w:p>
           <w:p>
@@ -7872,7 +8428,7 @@
                 <w:rtl/>
                 <w:lang w:bidi="ar-IQ"/>
               </w:rPr>
-              <w:t xml:space="preserve">مدير التسجيل</w:t>
+              <w:t xml:space="preserve">منظم الوثيقة</w:t>
             </w:r>
           </w:p>
         </w:tc>
@@ -7918,7 +8474,7 @@
                 <w:bCs/>
                 <w:lang w:bidi="ar-IQ"/>
               </w:rPr>
-              <w:t xml:space="preserve">الأستاذ الدكتور رائدة سالم خضير</w:t>
+              <w:t xml:space="preserve">مرتجى علي المدرس الدكتور</w:t>
             </w:r>
           </w:p>
           <w:p>
@@ -7935,7 +8491,7 @@
                 <w:rtl/>
                 <w:lang w:bidi="ar-IQ"/>
               </w:rPr>
-              <w:t xml:space="preserve">معاون العميد للشوون العلمية والدراسات العليا</w:t>
+              <w:t xml:space="preserve">مدير التسجيل</w:t>
             </w:r>
           </w:p>
         </w:tc>
@@ -8022,7 +8578,7 @@
                 <w:bCs/>
                 <w:lang w:bidi="ar-IQ"/>
               </w:rPr>
-              <w:t xml:space="preserve">الأستاذ المساعد حيدر خزعل محبس</w:t>
+              <w:t xml:space="preserve"> </w:t>
             </w:r>
           </w:p>
           <w:p>
@@ -8040,7 +8596,7 @@
                 <w:rtl/>
                 <w:lang w:bidi="ar-IQ"/>
               </w:rPr>
-              <w:t xml:space="preserve">مساعد رئيس الجامعة للشؤون العلمية</w:t>
+              <w:t xml:space="preserve"/>
             </w:r>
           </w:p>
         </w:tc>
@@ -8112,7 +8668,7 @@
                 <w:bCs/>
                 <w:lang w:bidi="ar-IQ"/>
               </w:rPr>
-              <w:t xml:space="preserve">الأستاذ الدكتور هشام كاظم هاشم</w:t>
+              <w:t xml:space="preserve"> </w:t>
             </w:r>
           </w:p>
           <w:p>
@@ -8130,7 +8686,7 @@
                 <w:rtl/>
                 <w:lang w:bidi="ar-IQ"/>
               </w:rPr>
-              <w:t xml:space="preserve">العميد</w:t>
+              <w:t xml:space="preserve"/>
             </w:r>
           </w:p>
         </w:tc>
@@ -8244,7 +8800,7 @@
                 <w:bCs/>
                 <w:lang w:bidi="ar-IQ"/>
               </w:rPr>
-              <w:t xml:space="preserve"> أسراء فاضل عبد</w:t>
+              <w:t xml:space="preserve">الأستاذ الدكتور رائدة سالم خضير</w:t>
             </w:r>
           </w:p>
           <w:p>
@@ -8260,7 +8816,7 @@
                 <w:rtl/>
                 <w:lang w:bidi="ar-IQ"/>
               </w:rPr>
-              <w:t xml:space="preserve">مسؤول وحدة الوثائق</w:t>
+              <w:t xml:space="preserve">معاون العميد للشوون العلمية والدراسات العليا</w:t>
             </w:r>
           </w:p>
         </w:tc>
@@ -8286,7 +8842,7 @@
                 <w:bCs/>
                 <w:lang w:bidi="ar-IQ"/>
               </w:rPr>
-              <w:t xml:space="preserve"> نغم باسل محمود</w:t>
+              <w:t xml:space="preserve"> أسراء فاضل عبد</w:t>
             </w:r>
           </w:p>
           <w:p>
@@ -8303,12 +8859,55 @@
                 <w:rtl/>
                 <w:lang w:bidi="ar-IQ"/>
               </w:rPr>
-              <w:t xml:space="preserve">منظم الوثيقة</w:t>
+              <w:t xml:space="preserve">مسؤول وحدة الوثائق</w:t>
             </w:r>
           </w:p>
         </w:tc>
       </w:tr>
     </w:tbl>
+    <w:p>
+      <w:pPr>
+        <w:pStyle w:val="ListParagraph"/>
+        <w:numPr>
+          <w:ilvl w:val="0"/>
+          <w:numId w:val="28"/>
+        </w:numPr>
+        <w:rPr>
+          <w:rFonts w:asciiTheme="majorBidi" w:hAnsiTheme="majorBidi" w:cstheme="majorBidi"/>
+          <w:sz w:val="24"/>
+          <w:szCs w:val="24"/>
+          <w:lang w:bidi="ar-IQ"/>
+        </w:rPr>
+      </w:pPr>
+      <w:r>
+        <w:rPr>
+          <w:rFonts w:asciiTheme="majorBidi" w:hAnsiTheme="majorBidi" w:cstheme="majorBidi"/>
+          <w:sz w:val="24"/>
+          <w:szCs w:val="24"/>
+          <w:rtl/>
+        </w:rPr>
+        <w:t xml:space="preserve">التدريب الصيفي: أكمل الطالب متطلبات التدريب الصيفي خلال العام الدراسي </w:t>
+      </w:r>
+      <w:r>
+        <w:rPr>
+          <w:rFonts w:asciiTheme="majorBidi" w:hAnsiTheme="majorBidi" w:cstheme="majorBidi"/>
+          <w:sz w:val="24"/>
+          <w:szCs w:val="24"/>
+          <w:rtl/>
+          <w:lang w:bidi="ar-IQ"/>
+        </w:rPr>
+        <w:t xml:space="preserve">٢٠١٩</w:t>
+      </w:r>
+      <w:r>
+        <w:rPr>
+          <w:rFonts w:asciiTheme="majorBidi" w:hAnsiTheme="majorBidi" w:cstheme="majorBidi" w:hint="cs"/>
+          <w:sz w:val="24"/>
+          <w:szCs w:val="24"/>
+          <w:rtl/>
+        </w:rPr>
+        <w:t>.</w:t>
+      </w:r>
+    </w:p>
     <w:p>
       <w:pPr>
         <w:pStyle w:val="ListParagraph"/>
@@ -8600,6 +9199,49 @@
           <w:szCs w:val="24"/>
           <w:rtl/>
         </w:rPr>
+        <w:t xml:space="preserve">سنوات التأجيل والرسوب: </w:t>
+      </w:r>
+      <w:r>
+        <w:rPr>
+          <w:rFonts w:asciiTheme="majorBidi" w:hAnsiTheme="majorBidi" w:cstheme="majorBidi"/>
+          <w:sz w:val="24"/>
+          <w:szCs w:val="24"/>
+          <w:rtl/>
+          <w:lang w:bidi="ar-IQ"/>
+        </w:rPr>
+        <w:t xml:space="preserve">لايوجد</w:t>
+      </w:r>
+      <w:r>
+        <w:rPr>
+          <w:rFonts w:asciiTheme="majorBidi" w:hAnsiTheme="majorBidi" w:cstheme="majorBidi"/>
+          <w:sz w:val="24"/>
+          <w:szCs w:val="24"/>
+          <w:rtl/>
+        </w:rPr>
+        <w:t>.</w:t>
+      </w:r>
+    </w:p>
+    <w:p>
+      <w:pPr>
+        <w:pStyle w:val="ListParagraph"/>
+        <w:numPr>
+          <w:ilvl w:val="0"/>
+          <w:numId w:val="29"/>
+        </w:numPr>
+        <w:rPr>
+          <w:rFonts w:asciiTheme="majorBidi" w:hAnsiTheme="majorBidi" w:cstheme="majorBidi"/>
+          <w:sz w:val="24"/>
+          <w:szCs w:val="24"/>
+          <w:lang w:bidi="ar-IQ"/>
+        </w:rPr>
+      </w:pPr>
+      <w:r>
+        <w:rPr>
+          <w:rFonts w:asciiTheme="majorBidi" w:hAnsiTheme="majorBidi" w:cstheme="majorBidi"/>
+          <w:sz w:val="24"/>
+          <w:szCs w:val="24"/>
+          <w:rtl/>
+        </w:rPr>
         <w:t xml:space="preserve">عدد الدروس التي اجتازها في المحاولة الثانية: </w:t>
       </w:r>
       <w:r>
@@ -8610,7 +9252,7 @@
           <w:rtl/>
           <w:lang w:bidi="ar-IQ"/>
         </w:rPr>
-        <w:t xml:space="preserve">لا يوجد</w:t>
+        <w:t xml:space="preserve">لايوجد</w:t>
       </w:r>
       <w:r>
         <w:rPr>

--- a/certificates/semester - Temp - Ar - D - SBS - دانيا احمد شهاب احمد.docx
+++ b/certificates/semester - Temp - Ar - D - SBS - دانيا احمد شهاب احمد.docx
@@ -289,7 +289,7 @@
                 <w:szCs w:val="24"/>
                 <w:lang w:bidi="ar-IQ"/>
               </w:rPr>
-              <w:t xml:space="preserve">‎٢٠٠٠/٠١/٠١‎ -البصرة</w:t>
+              <w:t xml:space="preserve">‎١٩٩٦/١١/١١‎ -البصرة</w:t>
             </w:r>
           </w:p>
         </w:tc>
@@ -528,7 +528,7 @@
                 <w:rtl/>
                 <w:lang w:bidi="ar-IQ"/>
               </w:rPr>
-              <w:t xml:space="preserve"> </w:t>
+              <w:t xml:space="preserve"> ‎٢٠٢٠/١١/١٧‎</w:t>
             </w:r>
           </w:p>
         </w:tc>
@@ -679,7 +679,7 @@
                 <w:rtl/>
                 <w:lang w:bidi="ar-IQ"/>
               </w:rPr>
-              <w:t xml:space="preserve">١</w:t>
+              <w:t xml:space="preserve">٨١</w:t>
             </w:r>
           </w:p>
         </w:tc>
@@ -716,7 +716,7 @@
                 <w:rtl/>
                 <w:lang w:bidi="ar-IQ"/>
               </w:rPr>
-              <w:t xml:space="preserve"> ٠</w:t>
+              <w:t xml:space="preserve"> ٢</w:t>
             </w:r>
           </w:p>
         </w:tc>
@@ -753,7 +753,7 @@
                 <w:rtl/>
                 <w:lang w:bidi="ar-IQ"/>
               </w:rPr>
-              <w:t xml:space="preserve"> </w:t>
+              <w:t xml:space="preserve"> ٦٦.٨٩٦</w:t>
             </w:r>
           </w:p>
         </w:tc>
@@ -911,7 +911,7 @@
                 <w:rtl/>
                 <w:lang w:bidi="ar-IQ"/>
               </w:rPr>
-              <w:t xml:space="preserve">الفصل 1</w:t>
+              <w:t xml:space="preserve">المرحلة ١ (فصل ٢)</w:t>
             </w:r>
           </w:p>
         </w:tc>
@@ -939,7 +939,7 @@
                 <w:rtl/>
                 <w:lang w:bidi="ar-IQ"/>
               </w:rPr>
-              <w:t xml:space="preserve">الفصل 2</w:t>
+              <w:t xml:space="preserve">المرحلة ١ (فصل ١)</w:t>
             </w:r>
           </w:p>
         </w:tc>
@@ -1162,7 +1162,7 @@
                 <w:rtl/>
                 <w:lang w:bidi="ar-IQ"/>
               </w:rPr>
-              <w:t xml:space="preserve">أخلاقيات الحاسوب</w:t>
+              <w:t xml:space="preserve"/>
             </w:r>
           </w:p>
         </w:tc>
@@ -1190,24 +1190,107 @@
                 <w:rtl/>
                 <w:lang w:bidi="ar-IQ"/>
               </w:rPr>
+              <w:t xml:space="preserve">٥٠</w:t>
+            </w:r>
+          </w:p>
+        </w:tc>
+        <w:tc>
+          <w:tcPr>
+            <w:tcW w:w="339" w:type="pct"/>
+          </w:tcPr>
+          <w:p>
+            <w:pPr>
+              <w:keepNext/>
+              <w:keepLines/>
+              <w:spacing w:after="0"/>
+              <w:rPr>
+                <w:rFonts w:asciiTheme="majorBidi" w:hAnsiTheme="majorBidi" w:cstheme="majorBidi"/>
+                <w:sz w:val="18"/>
+                <w:szCs w:val="18"/>
+                <w:lang w:bidi="ar-IQ"/>
+              </w:rPr>
+            </w:pPr>
+            <w:r>
+              <w:rPr>
+                <w:rFonts w:asciiTheme="majorBidi" w:hAnsiTheme="majorBidi" w:cstheme="majorBidi"/>
+                <w:sz w:val="18"/>
+                <w:szCs w:val="18"/>
+                <w:rtl/>
+                <w:lang w:bidi="ar-IQ"/>
+              </w:rPr>
+              <w:t xml:space="preserve">٤</w:t>
+            </w:r>
+          </w:p>
+        </w:tc>
+        <w:tc>
+          <w:tcPr>
+            <w:tcW w:w="1831" w:type="pct"/>
+          </w:tcPr>
+          <w:p>
+            <w:pPr>
+              <w:keepNext/>
+              <w:keepLines/>
+              <w:spacing w:after="0"/>
+              <w:rPr>
+                <w:rFonts w:asciiTheme="majorBidi" w:hAnsiTheme="majorBidi" w:cstheme="majorBidi"/>
+                <w:sz w:val="18"/>
+                <w:szCs w:val="18"/>
+                <w:lang w:bidi="ar-IQ"/>
+              </w:rPr>
+            </w:pPr>
+            <w:r>
+              <w:rPr>
+                <w:rFonts w:asciiTheme="majorBidi" w:hAnsiTheme="majorBidi" w:cstheme="majorBidi"/>
+                <w:sz w:val="18"/>
+                <w:szCs w:val="18"/>
+                <w:rtl/>
+                <w:lang w:bidi="ar-IQ"/>
+              </w:rPr>
+              <w:t xml:space="preserve"/>
+            </w:r>
+          </w:p>
+        </w:tc>
+        <w:tc>
+          <w:tcPr>
+            <w:tcW w:w="339" w:type="pct"/>
+          </w:tcPr>
+          <w:p>
+            <w:pPr>
+              <w:keepNext/>
+              <w:keepLines/>
+              <w:spacing w:after="0"/>
+              <w:rPr>
+                <w:rFonts w:asciiTheme="majorBidi" w:hAnsiTheme="majorBidi" w:cstheme="majorBidi"/>
+                <w:sz w:val="18"/>
+                <w:szCs w:val="18"/>
+                <w:lang w:bidi="ar-IQ"/>
+              </w:rPr>
+            </w:pPr>
+            <w:r>
+              <w:rPr>
+                <w:rFonts w:asciiTheme="majorBidi" w:hAnsiTheme="majorBidi" w:cstheme="majorBidi"/>
+                <w:sz w:val="18"/>
+                <w:szCs w:val="18"/>
+                <w:rtl/>
+                <w:lang w:bidi="ar-IQ"/>
+              </w:rPr>
               <w:t xml:space="preserve">٥٣</w:t>
             </w:r>
           </w:p>
         </w:tc>
         <w:tc>
           <w:tcPr>
-            <w:tcW w:w="339" w:type="pct"/>
-          </w:tcPr>
-          <w:p>
-            <w:pPr>
-              <w:keepNext/>
-              <w:keepLines/>
-              <w:spacing w:after="0"/>
-              <w:rPr>
-                <w:rFonts w:asciiTheme="majorBidi" w:hAnsiTheme="majorBidi" w:cstheme="majorBidi"/>
-                <w:sz w:val="18"/>
-                <w:szCs w:val="18"/>
-                <w:lang w:bidi="ar-IQ"/>
+            <w:tcW w:w="325" w:type="pct"/>
+          </w:tcPr>
+          <w:p>
+            <w:pPr>
+              <w:keepNext/>
+              <w:keepLines/>
+              <w:spacing w:after="0"/>
+              <w:rPr>
+                <w:rFonts w:asciiTheme="majorBidi" w:hAnsiTheme="majorBidi" w:cstheme="majorBidi"/>
+                <w:sz w:val="18"/>
+                <w:szCs w:val="18"/>
               </w:rPr>
             </w:pPr>
             <w:r>
@@ -1219,89 +1302,6 @@
                 <w:lang w:bidi="ar-IQ"/>
               </w:rPr>
               <w:t xml:space="preserve">٢</w:t>
-            </w:r>
-          </w:p>
-        </w:tc>
-        <w:tc>
-          <w:tcPr>
-            <w:tcW w:w="1831" w:type="pct"/>
-          </w:tcPr>
-          <w:p>
-            <w:pPr>
-              <w:keepNext/>
-              <w:keepLines/>
-              <w:spacing w:after="0"/>
-              <w:rPr>
-                <w:rFonts w:asciiTheme="majorBidi" w:hAnsiTheme="majorBidi" w:cstheme="majorBidi"/>
-                <w:sz w:val="18"/>
-                <w:szCs w:val="18"/>
-                <w:lang w:bidi="ar-IQ"/>
-              </w:rPr>
-            </w:pPr>
-            <w:r>
-              <w:rPr>
-                <w:rFonts w:asciiTheme="majorBidi" w:hAnsiTheme="majorBidi" w:cstheme="majorBidi"/>
-                <w:sz w:val="18"/>
-                <w:szCs w:val="18"/>
-                <w:rtl/>
-                <w:lang w:bidi="ar-IQ"/>
-              </w:rPr>
-              <w:t xml:space="preserve">البرمجة ٢</w:t>
-            </w:r>
-          </w:p>
-        </w:tc>
-        <w:tc>
-          <w:tcPr>
-            <w:tcW w:w="339" w:type="pct"/>
-          </w:tcPr>
-          <w:p>
-            <w:pPr>
-              <w:keepNext/>
-              <w:keepLines/>
-              <w:spacing w:after="0"/>
-              <w:rPr>
-                <w:rFonts w:asciiTheme="majorBidi" w:hAnsiTheme="majorBidi" w:cstheme="majorBidi"/>
-                <w:sz w:val="18"/>
-                <w:szCs w:val="18"/>
-                <w:lang w:bidi="ar-IQ"/>
-              </w:rPr>
-            </w:pPr>
-            <w:r>
-              <w:rPr>
-                <w:rFonts w:asciiTheme="majorBidi" w:hAnsiTheme="majorBidi" w:cstheme="majorBidi"/>
-                <w:sz w:val="18"/>
-                <w:szCs w:val="18"/>
-                <w:rtl/>
-                <w:lang w:bidi="ar-IQ"/>
-              </w:rPr>
-              <w:t xml:space="preserve">٥٠</w:t>
-            </w:r>
-          </w:p>
-        </w:tc>
-        <w:tc>
-          <w:tcPr>
-            <w:tcW w:w="325" w:type="pct"/>
-          </w:tcPr>
-          <w:p>
-            <w:pPr>
-              <w:keepNext/>
-              <w:keepLines/>
-              <w:spacing w:after="0"/>
-              <w:rPr>
-                <w:rFonts w:asciiTheme="majorBidi" w:hAnsiTheme="majorBidi" w:cstheme="majorBidi"/>
-                <w:sz w:val="18"/>
-                <w:szCs w:val="18"/>
-              </w:rPr>
-            </w:pPr>
-            <w:r>
-              <w:rPr>
-                <w:rFonts w:asciiTheme="majorBidi" w:hAnsiTheme="majorBidi" w:cstheme="majorBidi"/>
-                <w:sz w:val="18"/>
-                <w:szCs w:val="18"/>
-                <w:rtl/>
-                <w:lang w:bidi="ar-IQ"/>
-              </w:rPr>
-              <w:t xml:space="preserve">٤</w:t>
             </w:r>
           </w:p>
         </w:tc>
@@ -1334,7 +1334,7 @@
                 <w:rtl/>
                 <w:lang w:bidi="ar-IQ"/>
               </w:rPr>
-              <w:t xml:space="preserve">الإسعافات الأولية</w:t>
+              <w:t xml:space="preserve"/>
             </w:r>
           </w:p>
         </w:tc>
@@ -1362,24 +1362,107 @@
                 <w:rtl/>
                 <w:lang w:bidi="ar-IQ"/>
               </w:rPr>
+              <w:t xml:space="preserve">٥٠</w:t>
+            </w:r>
+          </w:p>
+        </w:tc>
+        <w:tc>
+          <w:tcPr>
+            <w:tcW w:w="339" w:type="pct"/>
+          </w:tcPr>
+          <w:p>
+            <w:pPr>
+              <w:keepNext/>
+              <w:keepLines/>
+              <w:spacing w:after="0"/>
+              <w:rPr>
+                <w:rFonts w:asciiTheme="majorBidi" w:hAnsiTheme="majorBidi" w:cstheme="majorBidi"/>
+                <w:sz w:val="18"/>
+                <w:szCs w:val="18"/>
+                <w:lang w:bidi="ar-IQ"/>
+              </w:rPr>
+            </w:pPr>
+            <w:r>
+              <w:rPr>
+                <w:rFonts w:asciiTheme="majorBidi" w:hAnsiTheme="majorBidi" w:cstheme="majorBidi"/>
+                <w:sz w:val="18"/>
+                <w:szCs w:val="18"/>
+                <w:rtl/>
+                <w:lang w:bidi="ar-IQ"/>
+              </w:rPr>
+              <w:t xml:space="preserve">٣</w:t>
+            </w:r>
+          </w:p>
+        </w:tc>
+        <w:tc>
+          <w:tcPr>
+            <w:tcW w:w="1831" w:type="pct"/>
+          </w:tcPr>
+          <w:p>
+            <w:pPr>
+              <w:keepNext/>
+              <w:keepLines/>
+              <w:spacing w:after="0"/>
+              <w:rPr>
+                <w:rFonts w:asciiTheme="majorBidi" w:hAnsiTheme="majorBidi" w:cstheme="majorBidi"/>
+                <w:sz w:val="18"/>
+                <w:szCs w:val="18"/>
+                <w:lang w:bidi="ar-IQ"/>
+              </w:rPr>
+            </w:pPr>
+            <w:r>
+              <w:rPr>
+                <w:rFonts w:asciiTheme="majorBidi" w:hAnsiTheme="majorBidi" w:cstheme="majorBidi"/>
+                <w:sz w:val="18"/>
+                <w:szCs w:val="18"/>
+                <w:rtl/>
+                <w:lang w:bidi="ar-IQ"/>
+              </w:rPr>
+              <w:t xml:space="preserve"/>
+            </w:r>
+          </w:p>
+        </w:tc>
+        <w:tc>
+          <w:tcPr>
+            <w:tcW w:w="339" w:type="pct"/>
+          </w:tcPr>
+          <w:p>
+            <w:pPr>
+              <w:keepNext/>
+              <w:keepLines/>
+              <w:spacing w:after="0"/>
+              <w:rPr>
+                <w:rFonts w:asciiTheme="majorBidi" w:hAnsiTheme="majorBidi" w:cstheme="majorBidi"/>
+                <w:sz w:val="18"/>
+                <w:szCs w:val="18"/>
+                <w:lang w:bidi="ar-IQ"/>
+              </w:rPr>
+            </w:pPr>
+            <w:r>
+              <w:rPr>
+                <w:rFonts w:asciiTheme="majorBidi" w:hAnsiTheme="majorBidi" w:cstheme="majorBidi"/>
+                <w:sz w:val="18"/>
+                <w:szCs w:val="18"/>
+                <w:rtl/>
+                <w:lang w:bidi="ar-IQ"/>
+              </w:rPr>
               <w:t xml:space="preserve">٧٨</w:t>
             </w:r>
           </w:p>
         </w:tc>
         <w:tc>
           <w:tcPr>
-            <w:tcW w:w="339" w:type="pct"/>
-          </w:tcPr>
-          <w:p>
-            <w:pPr>
-              <w:keepNext/>
-              <w:keepLines/>
-              <w:spacing w:after="0"/>
-              <w:rPr>
-                <w:rFonts w:asciiTheme="majorBidi" w:hAnsiTheme="majorBidi" w:cstheme="majorBidi"/>
-                <w:sz w:val="18"/>
-                <w:szCs w:val="18"/>
-                <w:lang w:bidi="ar-IQ"/>
+            <w:tcW w:w="325" w:type="pct"/>
+          </w:tcPr>
+          <w:p>
+            <w:pPr>
+              <w:keepNext/>
+              <w:keepLines/>
+              <w:spacing w:after="0"/>
+              <w:rPr>
+                <w:rFonts w:asciiTheme="majorBidi" w:hAnsiTheme="majorBidi" w:cstheme="majorBidi"/>
+                <w:sz w:val="18"/>
+                <w:szCs w:val="18"/>
               </w:rPr>
             </w:pPr>
             <w:r>
@@ -1391,89 +1474,6 @@
                 <w:lang w:bidi="ar-IQ"/>
               </w:rPr>
               <w:t xml:space="preserve">٢</w:t>
-            </w:r>
-          </w:p>
-        </w:tc>
-        <w:tc>
-          <w:tcPr>
-            <w:tcW w:w="1831" w:type="pct"/>
-          </w:tcPr>
-          <w:p>
-            <w:pPr>
-              <w:keepNext/>
-              <w:keepLines/>
-              <w:spacing w:after="0"/>
-              <w:rPr>
-                <w:rFonts w:asciiTheme="majorBidi" w:hAnsiTheme="majorBidi" w:cstheme="majorBidi"/>
-                <w:sz w:val="18"/>
-                <w:szCs w:val="18"/>
-                <w:lang w:bidi="ar-IQ"/>
-              </w:rPr>
-            </w:pPr>
-            <w:r>
-              <w:rPr>
-                <w:rFonts w:asciiTheme="majorBidi" w:hAnsiTheme="majorBidi" w:cstheme="majorBidi"/>
-                <w:sz w:val="18"/>
-                <w:szCs w:val="18"/>
-                <w:rtl/>
-                <w:lang w:bidi="ar-IQ"/>
-              </w:rPr>
-              <w:t xml:space="preserve">البرمجة المرئية</w:t>
-            </w:r>
-          </w:p>
-        </w:tc>
-        <w:tc>
-          <w:tcPr>
-            <w:tcW w:w="339" w:type="pct"/>
-          </w:tcPr>
-          <w:p>
-            <w:pPr>
-              <w:keepNext/>
-              <w:keepLines/>
-              <w:spacing w:after="0"/>
-              <w:rPr>
-                <w:rFonts w:asciiTheme="majorBidi" w:hAnsiTheme="majorBidi" w:cstheme="majorBidi"/>
-                <w:sz w:val="18"/>
-                <w:szCs w:val="18"/>
-                <w:lang w:bidi="ar-IQ"/>
-              </w:rPr>
-            </w:pPr>
-            <w:r>
-              <w:rPr>
-                <w:rFonts w:asciiTheme="majorBidi" w:hAnsiTheme="majorBidi" w:cstheme="majorBidi"/>
-                <w:sz w:val="18"/>
-                <w:szCs w:val="18"/>
-                <w:rtl/>
-                <w:lang w:bidi="ar-IQ"/>
-              </w:rPr>
-              <w:t xml:space="preserve">٥٠</w:t>
-            </w:r>
-          </w:p>
-        </w:tc>
-        <w:tc>
-          <w:tcPr>
-            <w:tcW w:w="325" w:type="pct"/>
-          </w:tcPr>
-          <w:p>
-            <w:pPr>
-              <w:keepNext/>
-              <w:keepLines/>
-              <w:spacing w:after="0"/>
-              <w:rPr>
-                <w:rFonts w:asciiTheme="majorBidi" w:hAnsiTheme="majorBidi" w:cstheme="majorBidi"/>
-                <w:sz w:val="18"/>
-                <w:szCs w:val="18"/>
-              </w:rPr>
-            </w:pPr>
-            <w:r>
-              <w:rPr>
-                <w:rFonts w:asciiTheme="majorBidi" w:hAnsiTheme="majorBidi" w:cstheme="majorBidi"/>
-                <w:sz w:val="18"/>
-                <w:szCs w:val="18"/>
-                <w:rtl/>
-                <w:lang w:bidi="ar-IQ"/>
-              </w:rPr>
-              <w:t xml:space="preserve">٣</w:t>
             </w:r>
           </w:p>
         </w:tc>
@@ -1506,7 +1506,7 @@
                 <w:rtl/>
                 <w:lang w:bidi="ar-IQ"/>
               </w:rPr>
-              <w:t xml:space="preserve">البرمجة ١</w:t>
+              <w:t xml:space="preserve"/>
             </w:r>
           </w:p>
         </w:tc>
@@ -1534,24 +1534,107 @@
                 <w:rtl/>
                 <w:lang w:bidi="ar-IQ"/>
               </w:rPr>
+              <w:t xml:space="preserve">٧٤</w:t>
+            </w:r>
+          </w:p>
+        </w:tc>
+        <w:tc>
+          <w:tcPr>
+            <w:tcW w:w="339" w:type="pct"/>
+          </w:tcPr>
+          <w:p>
+            <w:pPr>
+              <w:keepNext/>
+              <w:keepLines/>
+              <w:spacing w:after="0"/>
+              <w:rPr>
+                <w:rFonts w:asciiTheme="majorBidi" w:hAnsiTheme="majorBidi" w:cstheme="majorBidi"/>
+                <w:sz w:val="18"/>
+                <w:szCs w:val="18"/>
+                <w:lang w:bidi="ar-IQ"/>
+              </w:rPr>
+            </w:pPr>
+            <w:r>
+              <w:rPr>
+                <w:rFonts w:asciiTheme="majorBidi" w:hAnsiTheme="majorBidi" w:cstheme="majorBidi"/>
+                <w:sz w:val="18"/>
+                <w:szCs w:val="18"/>
+                <w:rtl/>
+                <w:lang w:bidi="ar-IQ"/>
+              </w:rPr>
+              <w:t xml:space="preserve">٣</w:t>
+            </w:r>
+          </w:p>
+        </w:tc>
+        <w:tc>
+          <w:tcPr>
+            <w:tcW w:w="1831" w:type="pct"/>
+          </w:tcPr>
+          <w:p>
+            <w:pPr>
+              <w:keepNext/>
+              <w:keepLines/>
+              <w:spacing w:after="0"/>
+              <w:rPr>
+                <w:rFonts w:asciiTheme="majorBidi" w:hAnsiTheme="majorBidi" w:cstheme="majorBidi"/>
+                <w:sz w:val="18"/>
+                <w:szCs w:val="18"/>
+                <w:lang w:bidi="ar-IQ"/>
+              </w:rPr>
+            </w:pPr>
+            <w:r>
+              <w:rPr>
+                <w:rFonts w:asciiTheme="majorBidi" w:hAnsiTheme="majorBidi" w:cstheme="majorBidi"/>
+                <w:sz w:val="18"/>
+                <w:szCs w:val="18"/>
+                <w:rtl/>
+                <w:lang w:bidi="ar-IQ"/>
+              </w:rPr>
+              <w:t xml:space="preserve"/>
+            </w:r>
+          </w:p>
+        </w:tc>
+        <w:tc>
+          <w:tcPr>
+            <w:tcW w:w="339" w:type="pct"/>
+          </w:tcPr>
+          <w:p>
+            <w:pPr>
+              <w:keepNext/>
+              <w:keepLines/>
+              <w:spacing w:after="0"/>
+              <w:rPr>
+                <w:rFonts w:asciiTheme="majorBidi" w:hAnsiTheme="majorBidi" w:cstheme="majorBidi"/>
+                <w:sz w:val="18"/>
+                <w:szCs w:val="18"/>
+                <w:lang w:bidi="ar-IQ"/>
+              </w:rPr>
+            </w:pPr>
+            <w:r>
+              <w:rPr>
+                <w:rFonts w:asciiTheme="majorBidi" w:hAnsiTheme="majorBidi" w:cstheme="majorBidi"/>
+                <w:sz w:val="18"/>
+                <w:szCs w:val="18"/>
+                <w:rtl/>
+                <w:lang w:bidi="ar-IQ"/>
+              </w:rPr>
               <w:t xml:space="preserve">٥٦</w:t>
             </w:r>
           </w:p>
         </w:tc>
         <w:tc>
           <w:tcPr>
-            <w:tcW w:w="339" w:type="pct"/>
-          </w:tcPr>
-          <w:p>
-            <w:pPr>
-              <w:keepNext/>
-              <w:keepLines/>
-              <w:spacing w:after="0"/>
-              <w:rPr>
-                <w:rFonts w:asciiTheme="majorBidi" w:hAnsiTheme="majorBidi" w:cstheme="majorBidi"/>
-                <w:sz w:val="18"/>
-                <w:szCs w:val="18"/>
-                <w:lang w:bidi="ar-IQ"/>
+            <w:tcW w:w="325" w:type="pct"/>
+          </w:tcPr>
+          <w:p>
+            <w:pPr>
+              <w:keepNext/>
+              <w:keepLines/>
+              <w:spacing w:after="0"/>
+              <w:rPr>
+                <w:rFonts w:asciiTheme="majorBidi" w:hAnsiTheme="majorBidi" w:cstheme="majorBidi"/>
+                <w:sz w:val="18"/>
+                <w:szCs w:val="18"/>
               </w:rPr>
             </w:pPr>
             <w:r>
@@ -1563,89 +1646,6 @@
                 <w:lang w:bidi="ar-IQ"/>
               </w:rPr>
               <w:t xml:space="preserve">٤</w:t>
-            </w:r>
-          </w:p>
-        </w:tc>
-        <w:tc>
-          <w:tcPr>
-            <w:tcW w:w="1831" w:type="pct"/>
-          </w:tcPr>
-          <w:p>
-            <w:pPr>
-              <w:keepNext/>
-              <w:keepLines/>
-              <w:spacing w:after="0"/>
-              <w:rPr>
-                <w:rFonts w:asciiTheme="majorBidi" w:hAnsiTheme="majorBidi" w:cstheme="majorBidi"/>
-                <w:sz w:val="18"/>
-                <w:szCs w:val="18"/>
-                <w:lang w:bidi="ar-IQ"/>
-              </w:rPr>
-            </w:pPr>
-            <w:r>
-              <w:rPr>
-                <w:rFonts w:asciiTheme="majorBidi" w:hAnsiTheme="majorBidi" w:cstheme="majorBidi"/>
-                <w:sz w:val="18"/>
-                <w:szCs w:val="18"/>
-                <w:rtl/>
-                <w:lang w:bidi="ar-IQ"/>
-              </w:rPr>
-              <w:t xml:space="preserve">الرسم بالحاسوب ثنائي الأبعاد</w:t>
-            </w:r>
-          </w:p>
-        </w:tc>
-        <w:tc>
-          <w:tcPr>
-            <w:tcW w:w="339" w:type="pct"/>
-          </w:tcPr>
-          <w:p>
-            <w:pPr>
-              <w:keepNext/>
-              <w:keepLines/>
-              <w:spacing w:after="0"/>
-              <w:rPr>
-                <w:rFonts w:asciiTheme="majorBidi" w:hAnsiTheme="majorBidi" w:cstheme="majorBidi"/>
-                <w:sz w:val="18"/>
-                <w:szCs w:val="18"/>
-                <w:lang w:bidi="ar-IQ"/>
-              </w:rPr>
-            </w:pPr>
-            <w:r>
-              <w:rPr>
-                <w:rFonts w:asciiTheme="majorBidi" w:hAnsiTheme="majorBidi" w:cstheme="majorBidi"/>
-                <w:sz w:val="18"/>
-                <w:szCs w:val="18"/>
-                <w:rtl/>
-                <w:lang w:bidi="ar-IQ"/>
-              </w:rPr>
-              <w:t xml:space="preserve">٧٤</w:t>
-            </w:r>
-          </w:p>
-        </w:tc>
-        <w:tc>
-          <w:tcPr>
-            <w:tcW w:w="325" w:type="pct"/>
-          </w:tcPr>
-          <w:p>
-            <w:pPr>
-              <w:keepNext/>
-              <w:keepLines/>
-              <w:spacing w:after="0"/>
-              <w:rPr>
-                <w:rFonts w:asciiTheme="majorBidi" w:hAnsiTheme="majorBidi" w:cstheme="majorBidi"/>
-                <w:sz w:val="18"/>
-                <w:szCs w:val="18"/>
-              </w:rPr>
-            </w:pPr>
-            <w:r>
-              <w:rPr>
-                <w:rFonts w:asciiTheme="majorBidi" w:hAnsiTheme="majorBidi" w:cstheme="majorBidi"/>
-                <w:sz w:val="18"/>
-                <w:szCs w:val="18"/>
-                <w:rtl/>
-                <w:lang w:bidi="ar-IQ"/>
-              </w:rPr>
-              <w:t xml:space="preserve">٣</w:t>
             </w:r>
           </w:p>
         </w:tc>
@@ -1678,7 +1678,7 @@
                 <w:rtl/>
                 <w:lang w:bidi="ar-IQ"/>
               </w:rPr>
-              <w:t xml:space="preserve">التصميم المنطقي</w:t>
+              <w:t xml:space="preserve"/>
             </w:r>
           </w:p>
         </w:tc>
@@ -1706,91 +1706,91 @@
                 <w:rtl/>
                 <w:lang w:bidi="ar-IQ"/>
               </w:rPr>
+              <w:t xml:space="preserve">٦٢</w:t>
+            </w:r>
+          </w:p>
+        </w:tc>
+        <w:tc>
+          <w:tcPr>
+            <w:tcW w:w="339" w:type="pct"/>
+          </w:tcPr>
+          <w:p>
+            <w:pPr>
+              <w:keepNext/>
+              <w:keepLines/>
+              <w:spacing w:after="0"/>
+              <w:rPr>
+                <w:rFonts w:asciiTheme="majorBidi" w:hAnsiTheme="majorBidi" w:cstheme="majorBidi"/>
+                <w:sz w:val="18"/>
+                <w:szCs w:val="18"/>
+                <w:lang w:bidi="ar-IQ"/>
+              </w:rPr>
+            </w:pPr>
+            <w:r>
+              <w:rPr>
+                <w:rFonts w:asciiTheme="majorBidi" w:hAnsiTheme="majorBidi" w:cstheme="majorBidi"/>
+                <w:sz w:val="18"/>
+                <w:szCs w:val="18"/>
+                <w:rtl/>
+                <w:lang w:bidi="ar-IQ"/>
+              </w:rPr>
+              <w:t xml:space="preserve">٣</w:t>
+            </w:r>
+          </w:p>
+        </w:tc>
+        <w:tc>
+          <w:tcPr>
+            <w:tcW w:w="1831" w:type="pct"/>
+          </w:tcPr>
+          <w:p>
+            <w:pPr>
+              <w:keepNext/>
+              <w:keepLines/>
+              <w:spacing w:after="0"/>
+              <w:rPr>
+                <w:rFonts w:asciiTheme="majorBidi" w:hAnsiTheme="majorBidi" w:cstheme="majorBidi"/>
+                <w:sz w:val="18"/>
+                <w:szCs w:val="18"/>
+                <w:lang w:bidi="ar-IQ"/>
+              </w:rPr>
+            </w:pPr>
+            <w:r>
+              <w:rPr>
+                <w:rFonts w:asciiTheme="majorBidi" w:hAnsiTheme="majorBidi" w:cstheme="majorBidi"/>
+                <w:sz w:val="18"/>
+                <w:szCs w:val="18"/>
+                <w:rtl/>
+                <w:lang w:bidi="ar-IQ"/>
+              </w:rPr>
+              <w:t xml:space="preserve"/>
+            </w:r>
+          </w:p>
+        </w:tc>
+        <w:tc>
+          <w:tcPr>
+            <w:tcW w:w="339" w:type="pct"/>
+          </w:tcPr>
+          <w:p>
+            <w:pPr>
+              <w:keepNext/>
+              <w:keepLines/>
+              <w:spacing w:after="0"/>
+              <w:rPr>
+                <w:rFonts w:asciiTheme="majorBidi" w:hAnsiTheme="majorBidi" w:cstheme="majorBidi"/>
+                <w:sz w:val="18"/>
+                <w:szCs w:val="18"/>
+                <w:lang w:bidi="ar-IQ"/>
+              </w:rPr>
+            </w:pPr>
+            <w:r>
+              <w:rPr>
+                <w:rFonts w:asciiTheme="majorBidi" w:hAnsiTheme="majorBidi" w:cstheme="majorBidi"/>
+                <w:sz w:val="18"/>
+                <w:szCs w:val="18"/>
+                <w:rtl/>
+                <w:lang w:bidi="ar-IQ"/>
+              </w:rPr>
               <w:t xml:space="preserve">٥٣</w:t>
-            </w:r>
-          </w:p>
-        </w:tc>
-        <w:tc>
-          <w:tcPr>
-            <w:tcW w:w="339" w:type="pct"/>
-          </w:tcPr>
-          <w:p>
-            <w:pPr>
-              <w:keepNext/>
-              <w:keepLines/>
-              <w:spacing w:after="0"/>
-              <w:rPr>
-                <w:rFonts w:asciiTheme="majorBidi" w:hAnsiTheme="majorBidi" w:cstheme="majorBidi"/>
-                <w:sz w:val="18"/>
-                <w:szCs w:val="18"/>
-                <w:lang w:bidi="ar-IQ"/>
-              </w:rPr>
-            </w:pPr>
-            <w:r>
-              <w:rPr>
-                <w:rFonts w:asciiTheme="majorBidi" w:hAnsiTheme="majorBidi" w:cstheme="majorBidi"/>
-                <w:sz w:val="18"/>
-                <w:szCs w:val="18"/>
-                <w:rtl/>
-                <w:lang w:bidi="ar-IQ"/>
-              </w:rPr>
-              <w:t xml:space="preserve">٣</w:t>
-            </w:r>
-          </w:p>
-        </w:tc>
-        <w:tc>
-          <w:tcPr>
-            <w:tcW w:w="1831" w:type="pct"/>
-          </w:tcPr>
-          <w:p>
-            <w:pPr>
-              <w:keepNext/>
-              <w:keepLines/>
-              <w:spacing w:after="0"/>
-              <w:rPr>
-                <w:rFonts w:asciiTheme="majorBidi" w:hAnsiTheme="majorBidi" w:cstheme="majorBidi"/>
-                <w:sz w:val="18"/>
-                <w:szCs w:val="18"/>
-                <w:lang w:bidi="ar-IQ"/>
-              </w:rPr>
-            </w:pPr>
-            <w:r>
-              <w:rPr>
-                <w:rFonts w:asciiTheme="majorBidi" w:hAnsiTheme="majorBidi" w:cstheme="majorBidi"/>
-                <w:sz w:val="18"/>
-                <w:szCs w:val="18"/>
-                <w:rtl/>
-                <w:lang w:bidi="ar-IQ"/>
-              </w:rPr>
-              <w:t xml:space="preserve">المتحكم المنطقي المبرمج</w:t>
-            </w:r>
-          </w:p>
-        </w:tc>
-        <w:tc>
-          <w:tcPr>
-            <w:tcW w:w="339" w:type="pct"/>
-          </w:tcPr>
-          <w:p>
-            <w:pPr>
-              <w:keepNext/>
-              <w:keepLines/>
-              <w:spacing w:after="0"/>
-              <w:rPr>
-                <w:rFonts w:asciiTheme="majorBidi" w:hAnsiTheme="majorBidi" w:cstheme="majorBidi"/>
-                <w:sz w:val="18"/>
-                <w:szCs w:val="18"/>
-                <w:lang w:bidi="ar-IQ"/>
-              </w:rPr>
-            </w:pPr>
-            <w:r>
-              <w:rPr>
-                <w:rFonts w:asciiTheme="majorBidi" w:hAnsiTheme="majorBidi" w:cstheme="majorBidi"/>
-                <w:sz w:val="18"/>
-                <w:szCs w:val="18"/>
-                <w:rtl/>
-                <w:lang w:bidi="ar-IQ"/>
-              </w:rPr>
-              <w:t xml:space="preserve">٦٢</w:t>
             </w:r>
           </w:p>
         </w:tc>
@@ -1850,7 +1850,7 @@
                 <w:rtl/>
                 <w:lang w:bidi="ar-IQ"/>
               </w:rPr>
-              <w:t xml:space="preserve">الديمقراطية</w:t>
+              <w:t xml:space="preserve"/>
             </w:r>
           </w:p>
         </w:tc>
@@ -1878,24 +1878,107 @@
                 <w:rtl/>
                 <w:lang w:bidi="ar-IQ"/>
               </w:rPr>
+              <w:t xml:space="preserve">٦١</w:t>
+            </w:r>
+          </w:p>
+        </w:tc>
+        <w:tc>
+          <w:tcPr>
+            <w:tcW w:w="339" w:type="pct"/>
+          </w:tcPr>
+          <w:p>
+            <w:pPr>
+              <w:keepNext/>
+              <w:keepLines/>
+              <w:spacing w:after="0"/>
+              <w:rPr>
+                <w:rFonts w:asciiTheme="majorBidi" w:hAnsiTheme="majorBidi" w:cstheme="majorBidi"/>
+                <w:sz w:val="18"/>
+                <w:szCs w:val="18"/>
+                <w:lang w:bidi="ar-IQ"/>
+              </w:rPr>
+            </w:pPr>
+            <w:r>
+              <w:rPr>
+                <w:rFonts w:asciiTheme="majorBidi" w:hAnsiTheme="majorBidi" w:cstheme="majorBidi"/>
+                <w:sz w:val="18"/>
+                <w:szCs w:val="18"/>
+                <w:rtl/>
+                <w:lang w:bidi="ar-IQ"/>
+              </w:rPr>
+              <w:t xml:space="preserve">٣</w:t>
+            </w:r>
+          </w:p>
+        </w:tc>
+        <w:tc>
+          <w:tcPr>
+            <w:tcW w:w="1831" w:type="pct"/>
+          </w:tcPr>
+          <w:p>
+            <w:pPr>
+              <w:keepNext/>
+              <w:keepLines/>
+              <w:spacing w:after="0"/>
+              <w:rPr>
+                <w:rFonts w:asciiTheme="majorBidi" w:hAnsiTheme="majorBidi" w:cstheme="majorBidi"/>
+                <w:sz w:val="18"/>
+                <w:szCs w:val="18"/>
+                <w:lang w:bidi="ar-IQ"/>
+              </w:rPr>
+            </w:pPr>
+            <w:r>
+              <w:rPr>
+                <w:rFonts w:asciiTheme="majorBidi" w:hAnsiTheme="majorBidi" w:cstheme="majorBidi"/>
+                <w:sz w:val="18"/>
+                <w:szCs w:val="18"/>
+                <w:rtl/>
+                <w:lang w:bidi="ar-IQ"/>
+              </w:rPr>
+              <w:t xml:space="preserve"/>
+            </w:r>
+          </w:p>
+        </w:tc>
+        <w:tc>
+          <w:tcPr>
+            <w:tcW w:w="339" w:type="pct"/>
+          </w:tcPr>
+          <w:p>
+            <w:pPr>
+              <w:keepNext/>
+              <w:keepLines/>
+              <w:spacing w:after="0"/>
+              <w:rPr>
+                <w:rFonts w:asciiTheme="majorBidi" w:hAnsiTheme="majorBidi" w:cstheme="majorBidi"/>
+                <w:sz w:val="18"/>
+                <w:szCs w:val="18"/>
+                <w:lang w:bidi="ar-IQ"/>
+              </w:rPr>
+            </w:pPr>
+            <w:r>
+              <w:rPr>
+                <w:rFonts w:asciiTheme="majorBidi" w:hAnsiTheme="majorBidi" w:cstheme="majorBidi"/>
+                <w:sz w:val="18"/>
+                <w:szCs w:val="18"/>
+                <w:rtl/>
+                <w:lang w:bidi="ar-IQ"/>
+              </w:rPr>
               <w:t xml:space="preserve">٨٣</w:t>
             </w:r>
           </w:p>
         </w:tc>
         <w:tc>
           <w:tcPr>
-            <w:tcW w:w="339" w:type="pct"/>
-          </w:tcPr>
-          <w:p>
-            <w:pPr>
-              <w:keepNext/>
-              <w:keepLines/>
-              <w:spacing w:after="0"/>
-              <w:rPr>
-                <w:rFonts w:asciiTheme="majorBidi" w:hAnsiTheme="majorBidi" w:cstheme="majorBidi"/>
-                <w:sz w:val="18"/>
-                <w:szCs w:val="18"/>
-                <w:lang w:bidi="ar-IQ"/>
+            <w:tcW w:w="325" w:type="pct"/>
+          </w:tcPr>
+          <w:p>
+            <w:pPr>
+              <w:keepNext/>
+              <w:keepLines/>
+              <w:spacing w:after="0"/>
+              <w:rPr>
+                <w:rFonts w:asciiTheme="majorBidi" w:hAnsiTheme="majorBidi" w:cstheme="majorBidi"/>
+                <w:sz w:val="18"/>
+                <w:szCs w:val="18"/>
               </w:rPr>
             </w:pPr>
             <w:r>
@@ -1907,89 +1990,6 @@
                 <w:lang w:bidi="ar-IQ"/>
               </w:rPr>
               <w:t xml:space="preserve">١</w:t>
-            </w:r>
-          </w:p>
-        </w:tc>
-        <w:tc>
-          <w:tcPr>
-            <w:tcW w:w="1831" w:type="pct"/>
-          </w:tcPr>
-          <w:p>
-            <w:pPr>
-              <w:keepNext/>
-              <w:keepLines/>
-              <w:spacing w:after="0"/>
-              <w:rPr>
-                <w:rFonts w:asciiTheme="majorBidi" w:hAnsiTheme="majorBidi" w:cstheme="majorBidi"/>
-                <w:sz w:val="18"/>
-                <w:szCs w:val="18"/>
-                <w:lang w:bidi="ar-IQ"/>
-              </w:rPr>
-            </w:pPr>
-            <w:r>
-              <w:rPr>
-                <w:rFonts w:asciiTheme="majorBidi" w:hAnsiTheme="majorBidi" w:cstheme="majorBidi"/>
-                <w:sz w:val="18"/>
-                <w:szCs w:val="18"/>
-                <w:rtl/>
-                <w:lang w:bidi="ar-IQ"/>
-              </w:rPr>
-              <w:t xml:space="preserve">النظرية الاحتسابية</w:t>
-            </w:r>
-          </w:p>
-        </w:tc>
-        <w:tc>
-          <w:tcPr>
-            <w:tcW w:w="339" w:type="pct"/>
-          </w:tcPr>
-          <w:p>
-            <w:pPr>
-              <w:keepNext/>
-              <w:keepLines/>
-              <w:spacing w:after="0"/>
-              <w:rPr>
-                <w:rFonts w:asciiTheme="majorBidi" w:hAnsiTheme="majorBidi" w:cstheme="majorBidi"/>
-                <w:sz w:val="18"/>
-                <w:szCs w:val="18"/>
-                <w:lang w:bidi="ar-IQ"/>
-              </w:rPr>
-            </w:pPr>
-            <w:r>
-              <w:rPr>
-                <w:rFonts w:asciiTheme="majorBidi" w:hAnsiTheme="majorBidi" w:cstheme="majorBidi"/>
-                <w:sz w:val="18"/>
-                <w:szCs w:val="18"/>
-                <w:rtl/>
-                <w:lang w:bidi="ar-IQ"/>
-              </w:rPr>
-              <w:t xml:space="preserve">٦١</w:t>
-            </w:r>
-          </w:p>
-        </w:tc>
-        <w:tc>
-          <w:tcPr>
-            <w:tcW w:w="325" w:type="pct"/>
-          </w:tcPr>
-          <w:p>
-            <w:pPr>
-              <w:keepNext/>
-              <w:keepLines/>
-              <w:spacing w:after="0"/>
-              <w:rPr>
-                <w:rFonts w:asciiTheme="majorBidi" w:hAnsiTheme="majorBidi" w:cstheme="majorBidi"/>
-                <w:sz w:val="18"/>
-                <w:szCs w:val="18"/>
-              </w:rPr>
-            </w:pPr>
-            <w:r>
-              <w:rPr>
-                <w:rFonts w:asciiTheme="majorBidi" w:hAnsiTheme="majorBidi" w:cstheme="majorBidi"/>
-                <w:sz w:val="18"/>
-                <w:szCs w:val="18"/>
-                <w:rtl/>
-                <w:lang w:bidi="ar-IQ"/>
-              </w:rPr>
-              <w:t xml:space="preserve">٣</w:t>
             </w:r>
           </w:p>
         </w:tc>
@@ -2022,7 +2022,7 @@
                 <w:rtl/>
                 <w:lang w:bidi="ar-IQ"/>
               </w:rPr>
-              <w:t xml:space="preserve">الرياضة</w:t>
+              <w:t xml:space="preserve"/>
             </w:r>
           </w:p>
         </w:tc>
@@ -2050,24 +2050,107 @@
                 <w:rtl/>
                 <w:lang w:bidi="ar-IQ"/>
               </w:rPr>
+              <w:t xml:space="preserve">٦٤</w:t>
+            </w:r>
+          </w:p>
+        </w:tc>
+        <w:tc>
+          <w:tcPr>
+            <w:tcW w:w="339" w:type="pct"/>
+          </w:tcPr>
+          <w:p>
+            <w:pPr>
+              <w:keepNext/>
+              <w:keepLines/>
+              <w:spacing w:after="0"/>
+              <w:rPr>
+                <w:rFonts w:asciiTheme="majorBidi" w:hAnsiTheme="majorBidi" w:cstheme="majorBidi"/>
+                <w:sz w:val="18"/>
+                <w:szCs w:val="18"/>
+                <w:lang w:bidi="ar-IQ"/>
+              </w:rPr>
+            </w:pPr>
+            <w:r>
+              <w:rPr>
+                <w:rFonts w:asciiTheme="majorBidi" w:hAnsiTheme="majorBidi" w:cstheme="majorBidi"/>
+                <w:sz w:val="18"/>
+                <w:szCs w:val="18"/>
+                <w:rtl/>
+                <w:lang w:bidi="ar-IQ"/>
+              </w:rPr>
+              <w:t xml:space="preserve">٢</w:t>
+            </w:r>
+          </w:p>
+        </w:tc>
+        <w:tc>
+          <w:tcPr>
+            <w:tcW w:w="1831" w:type="pct"/>
+          </w:tcPr>
+          <w:p>
+            <w:pPr>
+              <w:keepNext/>
+              <w:keepLines/>
+              <w:spacing w:after="0"/>
+              <w:rPr>
+                <w:rFonts w:asciiTheme="majorBidi" w:hAnsiTheme="majorBidi" w:cstheme="majorBidi"/>
+                <w:sz w:val="18"/>
+                <w:szCs w:val="18"/>
+                <w:lang w:bidi="ar-IQ"/>
+              </w:rPr>
+            </w:pPr>
+            <w:r>
+              <w:rPr>
+                <w:rFonts w:asciiTheme="majorBidi" w:hAnsiTheme="majorBidi" w:cstheme="majorBidi"/>
+                <w:sz w:val="18"/>
+                <w:szCs w:val="18"/>
+                <w:rtl/>
+                <w:lang w:bidi="ar-IQ"/>
+              </w:rPr>
+              <w:t xml:space="preserve"/>
+            </w:r>
+          </w:p>
+        </w:tc>
+        <w:tc>
+          <w:tcPr>
+            <w:tcW w:w="339" w:type="pct"/>
+          </w:tcPr>
+          <w:p>
+            <w:pPr>
+              <w:keepNext/>
+              <w:keepLines/>
+              <w:spacing w:after="0"/>
+              <w:rPr>
+                <w:rFonts w:asciiTheme="majorBidi" w:hAnsiTheme="majorBidi" w:cstheme="majorBidi"/>
+                <w:sz w:val="18"/>
+                <w:szCs w:val="18"/>
+                <w:lang w:bidi="ar-IQ"/>
+              </w:rPr>
+            </w:pPr>
+            <w:r>
+              <w:rPr>
+                <w:rFonts w:asciiTheme="majorBidi" w:hAnsiTheme="majorBidi" w:cstheme="majorBidi"/>
+                <w:sz w:val="18"/>
+                <w:szCs w:val="18"/>
+                <w:rtl/>
+                <w:lang w:bidi="ar-IQ"/>
+              </w:rPr>
               <w:t xml:space="preserve">٧١</w:t>
             </w:r>
           </w:p>
         </w:tc>
         <w:tc>
           <w:tcPr>
-            <w:tcW w:w="339" w:type="pct"/>
-          </w:tcPr>
-          <w:p>
-            <w:pPr>
-              <w:keepNext/>
-              <w:keepLines/>
-              <w:spacing w:after="0"/>
-              <w:rPr>
-                <w:rFonts w:asciiTheme="majorBidi" w:hAnsiTheme="majorBidi" w:cstheme="majorBidi"/>
-                <w:sz w:val="18"/>
-                <w:szCs w:val="18"/>
-                <w:lang w:bidi="ar-IQ"/>
+            <w:tcW w:w="325" w:type="pct"/>
+          </w:tcPr>
+          <w:p>
+            <w:pPr>
+              <w:keepNext/>
+              <w:keepLines/>
+              <w:spacing w:after="0"/>
+              <w:rPr>
+                <w:rFonts w:asciiTheme="majorBidi" w:hAnsiTheme="majorBidi" w:cstheme="majorBidi"/>
+                <w:sz w:val="18"/>
+                <w:szCs w:val="18"/>
               </w:rPr>
             </w:pPr>
             <w:r>
@@ -2079,89 +2162,6 @@
                 <w:lang w:bidi="ar-IQ"/>
               </w:rPr>
               <w:t xml:space="preserve">١</w:t>
-            </w:r>
-          </w:p>
-        </w:tc>
-        <w:tc>
-          <w:tcPr>
-            <w:tcW w:w="1831" w:type="pct"/>
-          </w:tcPr>
-          <w:p>
-            <w:pPr>
-              <w:keepNext/>
-              <w:keepLines/>
-              <w:spacing w:after="0"/>
-              <w:rPr>
-                <w:rFonts w:asciiTheme="majorBidi" w:hAnsiTheme="majorBidi" w:cstheme="majorBidi"/>
-                <w:sz w:val="18"/>
-                <w:szCs w:val="18"/>
-                <w:lang w:bidi="ar-IQ"/>
-              </w:rPr>
-            </w:pPr>
-            <w:r>
-              <w:rPr>
-                <w:rFonts w:asciiTheme="majorBidi" w:hAnsiTheme="majorBidi" w:cstheme="majorBidi"/>
-                <w:sz w:val="18"/>
-                <w:szCs w:val="18"/>
-                <w:rtl/>
-                <w:lang w:bidi="ar-IQ"/>
-              </w:rPr>
-              <w:t xml:space="preserve">تطبيقات الحاسوب في الاعمال</w:t>
-            </w:r>
-          </w:p>
-        </w:tc>
-        <w:tc>
-          <w:tcPr>
-            <w:tcW w:w="339" w:type="pct"/>
-          </w:tcPr>
-          <w:p>
-            <w:pPr>
-              <w:keepNext/>
-              <w:keepLines/>
-              <w:spacing w:after="0"/>
-              <w:rPr>
-                <w:rFonts w:asciiTheme="majorBidi" w:hAnsiTheme="majorBidi" w:cstheme="majorBidi"/>
-                <w:sz w:val="18"/>
-                <w:szCs w:val="18"/>
-                <w:lang w:bidi="ar-IQ"/>
-              </w:rPr>
-            </w:pPr>
-            <w:r>
-              <w:rPr>
-                <w:rFonts w:asciiTheme="majorBidi" w:hAnsiTheme="majorBidi" w:cstheme="majorBidi"/>
-                <w:sz w:val="18"/>
-                <w:szCs w:val="18"/>
-                <w:rtl/>
-                <w:lang w:bidi="ar-IQ"/>
-              </w:rPr>
-              <w:t xml:space="preserve">٦٤</w:t>
-            </w:r>
-          </w:p>
-        </w:tc>
-        <w:tc>
-          <w:tcPr>
-            <w:tcW w:w="325" w:type="pct"/>
-          </w:tcPr>
-          <w:p>
-            <w:pPr>
-              <w:keepNext/>
-              <w:keepLines/>
-              <w:spacing w:after="0"/>
-              <w:rPr>
-                <w:rFonts w:asciiTheme="majorBidi" w:hAnsiTheme="majorBidi" w:cstheme="majorBidi"/>
-                <w:sz w:val="18"/>
-                <w:szCs w:val="18"/>
-              </w:rPr>
-            </w:pPr>
-            <w:r>
-              <w:rPr>
-                <w:rFonts w:asciiTheme="majorBidi" w:hAnsiTheme="majorBidi" w:cstheme="majorBidi"/>
-                <w:sz w:val="18"/>
-                <w:szCs w:val="18"/>
-                <w:rtl/>
-                <w:lang w:bidi="ar-IQ"/>
-              </w:rPr>
-              <w:t xml:space="preserve">٢</w:t>
             </w:r>
           </w:p>
         </w:tc>
@@ -2194,7 +2194,7 @@
                 <w:rtl/>
                 <w:lang w:bidi="ar-IQ"/>
               </w:rPr>
-              <w:t xml:space="preserve">الرياضيات للحاسوب</w:t>
+              <w:t xml:space="preserve"/>
             </w:r>
           </w:p>
         </w:tc>
@@ -2222,24 +2222,107 @@
                 <w:rtl/>
                 <w:lang w:bidi="ar-IQ"/>
               </w:rPr>
+              <w:t xml:space="preserve">٧٩</w:t>
+            </w:r>
+          </w:p>
+        </w:tc>
+        <w:tc>
+          <w:tcPr>
+            <w:tcW w:w="339" w:type="pct"/>
+          </w:tcPr>
+          <w:p>
+            <w:pPr>
+              <w:keepNext/>
+              <w:keepLines/>
+              <w:spacing w:after="0"/>
+              <w:rPr>
+                <w:rFonts w:asciiTheme="majorBidi" w:hAnsiTheme="majorBidi" w:cstheme="majorBidi"/>
+                <w:sz w:val="18"/>
+                <w:szCs w:val="18"/>
+                <w:lang w:bidi="ar-IQ"/>
+              </w:rPr>
+            </w:pPr>
+            <w:r>
+              <w:rPr>
+                <w:rFonts w:asciiTheme="majorBidi" w:hAnsiTheme="majorBidi" w:cstheme="majorBidi"/>
+                <w:sz w:val="18"/>
+                <w:szCs w:val="18"/>
+                <w:rtl/>
+                <w:lang w:bidi="ar-IQ"/>
+              </w:rPr>
+              <w:t xml:space="preserve">٢</w:t>
+            </w:r>
+          </w:p>
+        </w:tc>
+        <w:tc>
+          <w:tcPr>
+            <w:tcW w:w="1831" w:type="pct"/>
+          </w:tcPr>
+          <w:p>
+            <w:pPr>
+              <w:keepNext/>
+              <w:keepLines/>
+              <w:spacing w:after="0"/>
+              <w:rPr>
+                <w:rFonts w:asciiTheme="majorBidi" w:hAnsiTheme="majorBidi" w:cstheme="majorBidi"/>
+                <w:sz w:val="18"/>
+                <w:szCs w:val="18"/>
+                <w:lang w:bidi="ar-IQ"/>
+              </w:rPr>
+            </w:pPr>
+            <w:r>
+              <w:rPr>
+                <w:rFonts w:asciiTheme="majorBidi" w:hAnsiTheme="majorBidi" w:cstheme="majorBidi"/>
+                <w:sz w:val="18"/>
+                <w:szCs w:val="18"/>
+                <w:rtl/>
+                <w:lang w:bidi="ar-IQ"/>
+              </w:rPr>
+              <w:t xml:space="preserve"/>
+            </w:r>
+          </w:p>
+        </w:tc>
+        <w:tc>
+          <w:tcPr>
+            <w:tcW w:w="339" w:type="pct"/>
+          </w:tcPr>
+          <w:p>
+            <w:pPr>
+              <w:keepNext/>
+              <w:keepLines/>
+              <w:spacing w:after="0"/>
+              <w:rPr>
+                <w:rFonts w:asciiTheme="majorBidi" w:hAnsiTheme="majorBidi" w:cstheme="majorBidi"/>
+                <w:sz w:val="18"/>
+                <w:szCs w:val="18"/>
+                <w:lang w:bidi="ar-IQ"/>
+              </w:rPr>
+            </w:pPr>
+            <w:r>
+              <w:rPr>
+                <w:rFonts w:asciiTheme="majorBidi" w:hAnsiTheme="majorBidi" w:cstheme="majorBidi"/>
+                <w:sz w:val="18"/>
+                <w:szCs w:val="18"/>
+                <w:rtl/>
+                <w:lang w:bidi="ar-IQ"/>
+              </w:rPr>
               <w:t xml:space="preserve">٦٠</w:t>
             </w:r>
           </w:p>
         </w:tc>
         <w:tc>
           <w:tcPr>
-            <w:tcW w:w="339" w:type="pct"/>
-          </w:tcPr>
-          <w:p>
-            <w:pPr>
-              <w:keepNext/>
-              <w:keepLines/>
-              <w:spacing w:after="0"/>
-              <w:rPr>
-                <w:rFonts w:asciiTheme="majorBidi" w:hAnsiTheme="majorBidi" w:cstheme="majorBidi"/>
-                <w:sz w:val="18"/>
-                <w:szCs w:val="18"/>
-                <w:lang w:bidi="ar-IQ"/>
+            <w:tcW w:w="325" w:type="pct"/>
+          </w:tcPr>
+          <w:p>
+            <w:pPr>
+              <w:keepNext/>
+              <w:keepLines/>
+              <w:spacing w:after="0"/>
+              <w:rPr>
+                <w:rFonts w:asciiTheme="majorBidi" w:hAnsiTheme="majorBidi" w:cstheme="majorBidi"/>
+                <w:sz w:val="18"/>
+                <w:szCs w:val="18"/>
               </w:rPr>
             </w:pPr>
             <w:r>
@@ -2251,89 +2334,6 @@
                 <w:lang w:bidi="ar-IQ"/>
               </w:rPr>
               <w:t xml:space="preserve">٣</w:t>
-            </w:r>
-          </w:p>
-        </w:tc>
-        <w:tc>
-          <w:tcPr>
-            <w:tcW w:w="1831" w:type="pct"/>
-          </w:tcPr>
-          <w:p>
-            <w:pPr>
-              <w:keepNext/>
-              <w:keepLines/>
-              <w:spacing w:after="0"/>
-              <w:rPr>
-                <w:rFonts w:asciiTheme="majorBidi" w:hAnsiTheme="majorBidi" w:cstheme="majorBidi"/>
-                <w:sz w:val="18"/>
-                <w:szCs w:val="18"/>
-                <w:lang w:bidi="ar-IQ"/>
-              </w:rPr>
-            </w:pPr>
-            <w:r>
-              <w:rPr>
-                <w:rFonts w:asciiTheme="majorBidi" w:hAnsiTheme="majorBidi" w:cstheme="majorBidi"/>
-                <w:sz w:val="18"/>
-                <w:szCs w:val="18"/>
-                <w:rtl/>
-                <w:lang w:bidi="ar-IQ"/>
-              </w:rPr>
-              <w:t xml:space="preserve">تفاعل الانسان مع الحاسوب</w:t>
-            </w:r>
-          </w:p>
-        </w:tc>
-        <w:tc>
-          <w:tcPr>
-            <w:tcW w:w="339" w:type="pct"/>
-          </w:tcPr>
-          <w:p>
-            <w:pPr>
-              <w:keepNext/>
-              <w:keepLines/>
-              <w:spacing w:after="0"/>
-              <w:rPr>
-                <w:rFonts w:asciiTheme="majorBidi" w:hAnsiTheme="majorBidi" w:cstheme="majorBidi"/>
-                <w:sz w:val="18"/>
-                <w:szCs w:val="18"/>
-                <w:lang w:bidi="ar-IQ"/>
-              </w:rPr>
-            </w:pPr>
-            <w:r>
-              <w:rPr>
-                <w:rFonts w:asciiTheme="majorBidi" w:hAnsiTheme="majorBidi" w:cstheme="majorBidi"/>
-                <w:sz w:val="18"/>
-                <w:szCs w:val="18"/>
-                <w:rtl/>
-                <w:lang w:bidi="ar-IQ"/>
-              </w:rPr>
-              <w:t xml:space="preserve">٧٩</w:t>
-            </w:r>
-          </w:p>
-        </w:tc>
-        <w:tc>
-          <w:tcPr>
-            <w:tcW w:w="325" w:type="pct"/>
-          </w:tcPr>
-          <w:p>
-            <w:pPr>
-              <w:keepNext/>
-              <w:keepLines/>
-              <w:spacing w:after="0"/>
-              <w:rPr>
-                <w:rFonts w:asciiTheme="majorBidi" w:hAnsiTheme="majorBidi" w:cstheme="majorBidi"/>
-                <w:sz w:val="18"/>
-                <w:szCs w:val="18"/>
-              </w:rPr>
-            </w:pPr>
-            <w:r>
-              <w:rPr>
-                <w:rFonts w:asciiTheme="majorBidi" w:hAnsiTheme="majorBidi" w:cstheme="majorBidi"/>
-                <w:sz w:val="18"/>
-                <w:szCs w:val="18"/>
-                <w:rtl/>
-                <w:lang w:bidi="ar-IQ"/>
-              </w:rPr>
-              <w:t xml:space="preserve">٢</w:t>
             </w:r>
           </w:p>
         </w:tc>
@@ -2366,7 +2366,7 @@
                 <w:rtl/>
                 <w:lang w:bidi="ar-IQ"/>
               </w:rPr>
-              <w:t xml:space="preserve">اللغة الانكليزية ١</w:t>
+              <w:t xml:space="preserve"/>
             </w:r>
           </w:p>
         </w:tc>
@@ -2394,24 +2394,107 @@
                 <w:rtl/>
                 <w:lang w:bidi="ar-IQ"/>
               </w:rPr>
+              <w:t xml:space="preserve">٥٣</w:t>
+            </w:r>
+          </w:p>
+        </w:tc>
+        <w:tc>
+          <w:tcPr>
+            <w:tcW w:w="339" w:type="pct"/>
+          </w:tcPr>
+          <w:p>
+            <w:pPr>
+              <w:keepNext/>
+              <w:keepLines/>
+              <w:spacing w:after="0"/>
+              <w:rPr>
+                <w:rFonts w:asciiTheme="majorBidi" w:hAnsiTheme="majorBidi" w:cstheme="majorBidi"/>
+                <w:sz w:val="18"/>
+                <w:szCs w:val="18"/>
+                <w:lang w:bidi="ar-IQ"/>
+              </w:rPr>
+            </w:pPr>
+            <w:r>
+              <w:rPr>
+                <w:rFonts w:asciiTheme="majorBidi" w:hAnsiTheme="majorBidi" w:cstheme="majorBidi"/>
+                <w:sz w:val="18"/>
+                <w:szCs w:val="18"/>
+                <w:rtl/>
+                <w:lang w:bidi="ar-IQ"/>
+              </w:rPr>
+              <w:t xml:space="preserve">١</w:t>
+            </w:r>
+          </w:p>
+        </w:tc>
+        <w:tc>
+          <w:tcPr>
+            <w:tcW w:w="1831" w:type="pct"/>
+          </w:tcPr>
+          <w:p>
+            <w:pPr>
+              <w:keepNext/>
+              <w:keepLines/>
+              <w:spacing w:after="0"/>
+              <w:rPr>
+                <w:rFonts w:asciiTheme="majorBidi" w:hAnsiTheme="majorBidi" w:cstheme="majorBidi"/>
+                <w:sz w:val="18"/>
+                <w:szCs w:val="18"/>
+                <w:lang w:bidi="ar-IQ"/>
+              </w:rPr>
+            </w:pPr>
+            <w:r>
+              <w:rPr>
+                <w:rFonts w:asciiTheme="majorBidi" w:hAnsiTheme="majorBidi" w:cstheme="majorBidi"/>
+                <w:sz w:val="18"/>
+                <w:szCs w:val="18"/>
+                <w:rtl/>
+                <w:lang w:bidi="ar-IQ"/>
+              </w:rPr>
+              <w:t xml:space="preserve"/>
+            </w:r>
+          </w:p>
+        </w:tc>
+        <w:tc>
+          <w:tcPr>
+            <w:tcW w:w="339" w:type="pct"/>
+          </w:tcPr>
+          <w:p>
+            <w:pPr>
+              <w:keepNext/>
+              <w:keepLines/>
+              <w:spacing w:after="0"/>
+              <w:rPr>
+                <w:rFonts w:asciiTheme="majorBidi" w:hAnsiTheme="majorBidi" w:cstheme="majorBidi"/>
+                <w:sz w:val="18"/>
+                <w:szCs w:val="18"/>
+                <w:lang w:bidi="ar-IQ"/>
+              </w:rPr>
+            </w:pPr>
+            <w:r>
+              <w:rPr>
+                <w:rFonts w:asciiTheme="majorBidi" w:hAnsiTheme="majorBidi" w:cstheme="majorBidi"/>
+                <w:sz w:val="18"/>
+                <w:szCs w:val="18"/>
+                <w:rtl/>
+                <w:lang w:bidi="ar-IQ"/>
+              </w:rPr>
               <w:t xml:space="preserve">٧٥</w:t>
             </w:r>
           </w:p>
         </w:tc>
         <w:tc>
           <w:tcPr>
-            <w:tcW w:w="339" w:type="pct"/>
-          </w:tcPr>
-          <w:p>
-            <w:pPr>
-              <w:keepNext/>
-              <w:keepLines/>
-              <w:spacing w:after="0"/>
-              <w:rPr>
-                <w:rFonts w:asciiTheme="majorBidi" w:hAnsiTheme="majorBidi" w:cstheme="majorBidi"/>
-                <w:sz w:val="18"/>
-                <w:szCs w:val="18"/>
-                <w:lang w:bidi="ar-IQ"/>
+            <w:tcW w:w="325" w:type="pct"/>
+          </w:tcPr>
+          <w:p>
+            <w:pPr>
+              <w:keepNext/>
+              <w:keepLines/>
+              <w:spacing w:after="0"/>
+              <w:rPr>
+                <w:rFonts w:asciiTheme="majorBidi" w:hAnsiTheme="majorBidi" w:cstheme="majorBidi"/>
+                <w:sz w:val="18"/>
+                <w:szCs w:val="18"/>
               </w:rPr>
             </w:pPr>
             <w:r>
@@ -2423,89 +2506,6 @@
                 <w:lang w:bidi="ar-IQ"/>
               </w:rPr>
               <w:t xml:space="preserve">٢</w:t>
-            </w:r>
-          </w:p>
-        </w:tc>
-        <w:tc>
-          <w:tcPr>
-            <w:tcW w:w="1831" w:type="pct"/>
-          </w:tcPr>
-          <w:p>
-            <w:pPr>
-              <w:keepNext/>
-              <w:keepLines/>
-              <w:spacing w:after="0"/>
-              <w:rPr>
-                <w:rFonts w:asciiTheme="majorBidi" w:hAnsiTheme="majorBidi" w:cstheme="majorBidi"/>
-                <w:sz w:val="18"/>
-                <w:szCs w:val="18"/>
-                <w:lang w:bidi="ar-IQ"/>
-              </w:rPr>
-            </w:pPr>
-            <w:r>
-              <w:rPr>
-                <w:rFonts w:asciiTheme="majorBidi" w:hAnsiTheme="majorBidi" w:cstheme="majorBidi"/>
-                <w:sz w:val="18"/>
-                <w:szCs w:val="18"/>
-                <w:rtl/>
-                <w:lang w:bidi="ar-IQ"/>
-              </w:rPr>
-              <w:t xml:space="preserve">حقوق الإنسان</w:t>
-            </w:r>
-          </w:p>
-        </w:tc>
-        <w:tc>
-          <w:tcPr>
-            <w:tcW w:w="339" w:type="pct"/>
-          </w:tcPr>
-          <w:p>
-            <w:pPr>
-              <w:keepNext/>
-              <w:keepLines/>
-              <w:spacing w:after="0"/>
-              <w:rPr>
-                <w:rFonts w:asciiTheme="majorBidi" w:hAnsiTheme="majorBidi" w:cstheme="majorBidi"/>
-                <w:sz w:val="18"/>
-                <w:szCs w:val="18"/>
-                <w:lang w:bidi="ar-IQ"/>
-              </w:rPr>
-            </w:pPr>
-            <w:r>
-              <w:rPr>
-                <w:rFonts w:asciiTheme="majorBidi" w:hAnsiTheme="majorBidi" w:cstheme="majorBidi"/>
-                <w:sz w:val="18"/>
-                <w:szCs w:val="18"/>
-                <w:rtl/>
-                <w:lang w:bidi="ar-IQ"/>
-              </w:rPr>
-              <w:t xml:space="preserve">٥٣</w:t>
-            </w:r>
-          </w:p>
-        </w:tc>
-        <w:tc>
-          <w:tcPr>
-            <w:tcW w:w="325" w:type="pct"/>
-          </w:tcPr>
-          <w:p>
-            <w:pPr>
-              <w:keepNext/>
-              <w:keepLines/>
-              <w:spacing w:after="0"/>
-              <w:rPr>
-                <w:rFonts w:asciiTheme="majorBidi" w:hAnsiTheme="majorBidi" w:cstheme="majorBidi"/>
-                <w:sz w:val="18"/>
-                <w:szCs w:val="18"/>
-              </w:rPr>
-            </w:pPr>
-            <w:r>
-              <w:rPr>
-                <w:rFonts w:asciiTheme="majorBidi" w:hAnsiTheme="majorBidi" w:cstheme="majorBidi"/>
-                <w:sz w:val="18"/>
-                <w:szCs w:val="18"/>
-                <w:rtl/>
-                <w:lang w:bidi="ar-IQ"/>
-              </w:rPr>
-              <w:t xml:space="preserve">١</w:t>
             </w:r>
           </w:p>
         </w:tc>
@@ -2538,7 +2538,7 @@
                 <w:rtl/>
                 <w:lang w:bidi="ar-IQ"/>
               </w:rPr>
-              <w:t xml:space="preserve">اللغة العربية</w:t>
+              <w:t xml:space="preserve"/>
             </w:r>
           </w:p>
         </w:tc>
@@ -2566,24 +2566,107 @@
                 <w:rtl/>
                 <w:lang w:bidi="ar-IQ"/>
               </w:rPr>
+              <w:t xml:space="preserve">٦٧</w:t>
+            </w:r>
+          </w:p>
+        </w:tc>
+        <w:tc>
+          <w:tcPr>
+            <w:tcW w:w="339" w:type="pct"/>
+          </w:tcPr>
+          <w:p>
+            <w:pPr>
+              <w:keepNext/>
+              <w:keepLines/>
+              <w:spacing w:after="0"/>
+              <w:rPr>
+                <w:rFonts w:asciiTheme="majorBidi" w:hAnsiTheme="majorBidi" w:cstheme="majorBidi"/>
+                <w:sz w:val="18"/>
+                <w:szCs w:val="18"/>
+                <w:lang w:bidi="ar-IQ"/>
+              </w:rPr>
+            </w:pPr>
+            <w:r>
+              <w:rPr>
+                <w:rFonts w:asciiTheme="majorBidi" w:hAnsiTheme="majorBidi" w:cstheme="majorBidi"/>
+                <w:sz w:val="18"/>
+                <w:szCs w:val="18"/>
+                <w:rtl/>
+                <w:lang w:bidi="ar-IQ"/>
+              </w:rPr>
+              <w:t xml:space="preserve">٣</w:t>
+            </w:r>
+          </w:p>
+        </w:tc>
+        <w:tc>
+          <w:tcPr>
+            <w:tcW w:w="1831" w:type="pct"/>
+          </w:tcPr>
+          <w:p>
+            <w:pPr>
+              <w:keepNext/>
+              <w:keepLines/>
+              <w:spacing w:after="0"/>
+              <w:rPr>
+                <w:rFonts w:asciiTheme="majorBidi" w:hAnsiTheme="majorBidi" w:cstheme="majorBidi"/>
+                <w:sz w:val="18"/>
+                <w:szCs w:val="18"/>
+                <w:lang w:bidi="ar-IQ"/>
+              </w:rPr>
+            </w:pPr>
+            <w:r>
+              <w:rPr>
+                <w:rFonts w:asciiTheme="majorBidi" w:hAnsiTheme="majorBidi" w:cstheme="majorBidi"/>
+                <w:sz w:val="18"/>
+                <w:szCs w:val="18"/>
+                <w:rtl/>
+                <w:lang w:bidi="ar-IQ"/>
+              </w:rPr>
+              <w:t xml:space="preserve"/>
+            </w:r>
+          </w:p>
+        </w:tc>
+        <w:tc>
+          <w:tcPr>
+            <w:tcW w:w="339" w:type="pct"/>
+          </w:tcPr>
+          <w:p>
+            <w:pPr>
+              <w:keepNext/>
+              <w:keepLines/>
+              <w:spacing w:after="0"/>
+              <w:rPr>
+                <w:rFonts w:asciiTheme="majorBidi" w:hAnsiTheme="majorBidi" w:cstheme="majorBidi"/>
+                <w:sz w:val="18"/>
+                <w:szCs w:val="18"/>
+                <w:lang w:bidi="ar-IQ"/>
+              </w:rPr>
+            </w:pPr>
+            <w:r>
+              <w:rPr>
+                <w:rFonts w:asciiTheme="majorBidi" w:hAnsiTheme="majorBidi" w:cstheme="majorBidi"/>
+                <w:sz w:val="18"/>
+                <w:szCs w:val="18"/>
+                <w:rtl/>
+                <w:lang w:bidi="ar-IQ"/>
+              </w:rPr>
               <w:t xml:space="preserve">٦٣</w:t>
             </w:r>
           </w:p>
         </w:tc>
         <w:tc>
           <w:tcPr>
-            <w:tcW w:w="339" w:type="pct"/>
-          </w:tcPr>
-          <w:p>
-            <w:pPr>
-              <w:keepNext/>
-              <w:keepLines/>
-              <w:spacing w:after="0"/>
-              <w:rPr>
-                <w:rFonts w:asciiTheme="majorBidi" w:hAnsiTheme="majorBidi" w:cstheme="majorBidi"/>
-                <w:sz w:val="18"/>
-                <w:szCs w:val="18"/>
-                <w:lang w:bidi="ar-IQ"/>
+            <w:tcW w:w="325" w:type="pct"/>
+          </w:tcPr>
+          <w:p>
+            <w:pPr>
+              <w:keepNext/>
+              <w:keepLines/>
+              <w:spacing w:after="0"/>
+              <w:rPr>
+                <w:rFonts w:asciiTheme="majorBidi" w:hAnsiTheme="majorBidi" w:cstheme="majorBidi"/>
+                <w:sz w:val="18"/>
+                <w:szCs w:val="18"/>
               </w:rPr>
             </w:pPr>
             <w:r>
@@ -2595,89 +2678,6 @@
                 <w:lang w:bidi="ar-IQ"/>
               </w:rPr>
               <w:t xml:space="preserve">٢</w:t>
-            </w:r>
-          </w:p>
-        </w:tc>
-        <w:tc>
-          <w:tcPr>
-            <w:tcW w:w="1831" w:type="pct"/>
-          </w:tcPr>
-          <w:p>
-            <w:pPr>
-              <w:keepNext/>
-              <w:keepLines/>
-              <w:spacing w:after="0"/>
-              <w:rPr>
-                <w:rFonts w:asciiTheme="majorBidi" w:hAnsiTheme="majorBidi" w:cstheme="majorBidi"/>
-                <w:sz w:val="18"/>
-                <w:szCs w:val="18"/>
-                <w:lang w:bidi="ar-IQ"/>
-              </w:rPr>
-            </w:pPr>
-            <w:r>
-              <w:rPr>
-                <w:rFonts w:asciiTheme="majorBidi" w:hAnsiTheme="majorBidi" w:cstheme="majorBidi"/>
-                <w:sz w:val="18"/>
-                <w:szCs w:val="18"/>
-                <w:rtl/>
-                <w:lang w:bidi="ar-IQ"/>
-              </w:rPr>
-              <w:t xml:space="preserve">طرق عددية</w:t>
-            </w:r>
-          </w:p>
-        </w:tc>
-        <w:tc>
-          <w:tcPr>
-            <w:tcW w:w="339" w:type="pct"/>
-          </w:tcPr>
-          <w:p>
-            <w:pPr>
-              <w:keepNext/>
-              <w:keepLines/>
-              <w:spacing w:after="0"/>
-              <w:rPr>
-                <w:rFonts w:asciiTheme="majorBidi" w:hAnsiTheme="majorBidi" w:cstheme="majorBidi"/>
-                <w:sz w:val="18"/>
-                <w:szCs w:val="18"/>
-                <w:lang w:bidi="ar-IQ"/>
-              </w:rPr>
-            </w:pPr>
-            <w:r>
-              <w:rPr>
-                <w:rFonts w:asciiTheme="majorBidi" w:hAnsiTheme="majorBidi" w:cstheme="majorBidi"/>
-                <w:sz w:val="18"/>
-                <w:szCs w:val="18"/>
-                <w:rtl/>
-                <w:lang w:bidi="ar-IQ"/>
-              </w:rPr>
-              <w:t xml:space="preserve">٦٧</w:t>
-            </w:r>
-          </w:p>
-        </w:tc>
-        <w:tc>
-          <w:tcPr>
-            <w:tcW w:w="325" w:type="pct"/>
-          </w:tcPr>
-          <w:p>
-            <w:pPr>
-              <w:keepNext/>
-              <w:keepLines/>
-              <w:spacing w:after="0"/>
-              <w:rPr>
-                <w:rFonts w:asciiTheme="majorBidi" w:hAnsiTheme="majorBidi" w:cstheme="majorBidi"/>
-                <w:sz w:val="18"/>
-                <w:szCs w:val="18"/>
-              </w:rPr>
-            </w:pPr>
-            <w:r>
-              <w:rPr>
-                <w:rFonts w:asciiTheme="majorBidi" w:hAnsiTheme="majorBidi" w:cstheme="majorBidi"/>
-                <w:sz w:val="18"/>
-                <w:szCs w:val="18"/>
-                <w:rtl/>
-                <w:lang w:bidi="ar-IQ"/>
-              </w:rPr>
-              <w:t xml:space="preserve">٣</w:t>
             </w:r>
           </w:p>
         </w:tc>
@@ -2710,7 +2710,7 @@
                 <w:rtl/>
                 <w:lang w:bidi="ar-IQ"/>
               </w:rPr>
-              <w:t xml:space="preserve">الهياكل المتقطعة</w:t>
+              <w:t xml:space="preserve"/>
             </w:r>
           </w:p>
         </w:tc>
@@ -2738,91 +2738,91 @@
                 <w:rtl/>
                 <w:lang w:bidi="ar-IQ"/>
               </w:rPr>
+              <w:t xml:space="preserve">٥٦</w:t>
+            </w:r>
+          </w:p>
+        </w:tc>
+        <w:tc>
+          <w:tcPr>
+            <w:tcW w:w="339" w:type="pct"/>
+          </w:tcPr>
+          <w:p>
+            <w:pPr>
+              <w:keepNext/>
+              <w:keepLines/>
+              <w:spacing w:after="0"/>
+              <w:rPr>
+                <w:rFonts w:asciiTheme="majorBidi" w:hAnsiTheme="majorBidi" w:cstheme="majorBidi"/>
+                <w:sz w:val="18"/>
+                <w:szCs w:val="18"/>
+                <w:lang w:bidi="ar-IQ"/>
+              </w:rPr>
+            </w:pPr>
+            <w:r>
+              <w:rPr>
+                <w:rFonts w:asciiTheme="majorBidi" w:hAnsiTheme="majorBidi" w:cstheme="majorBidi"/>
+                <w:sz w:val="18"/>
+                <w:szCs w:val="18"/>
+                <w:rtl/>
+                <w:lang w:bidi="ar-IQ"/>
+              </w:rPr>
+              <w:t xml:space="preserve">٣</w:t>
+            </w:r>
+          </w:p>
+        </w:tc>
+        <w:tc>
+          <w:tcPr>
+            <w:tcW w:w="1831" w:type="pct"/>
+          </w:tcPr>
+          <w:p>
+            <w:pPr>
+              <w:keepNext/>
+              <w:keepLines/>
+              <w:spacing w:after="0"/>
+              <w:rPr>
+                <w:rFonts w:asciiTheme="majorBidi" w:hAnsiTheme="majorBidi" w:cstheme="majorBidi"/>
+                <w:sz w:val="18"/>
+                <w:szCs w:val="18"/>
+                <w:lang w:bidi="ar-IQ"/>
+              </w:rPr>
+            </w:pPr>
+            <w:r>
+              <w:rPr>
+                <w:rFonts w:asciiTheme="majorBidi" w:hAnsiTheme="majorBidi" w:cstheme="majorBidi"/>
+                <w:sz w:val="18"/>
+                <w:szCs w:val="18"/>
+                <w:rtl/>
+                <w:lang w:bidi="ar-IQ"/>
+              </w:rPr>
+              <w:t xml:space="preserve"/>
+            </w:r>
+          </w:p>
+        </w:tc>
+        <w:tc>
+          <w:tcPr>
+            <w:tcW w:w="339" w:type="pct"/>
+          </w:tcPr>
+          <w:p>
+            <w:pPr>
+              <w:keepNext/>
+              <w:keepLines/>
+              <w:spacing w:after="0"/>
+              <w:rPr>
+                <w:rFonts w:asciiTheme="majorBidi" w:hAnsiTheme="majorBidi" w:cstheme="majorBidi"/>
+                <w:sz w:val="18"/>
+                <w:szCs w:val="18"/>
+                <w:lang w:bidi="ar-IQ"/>
+              </w:rPr>
+            </w:pPr>
+            <w:r>
+              <w:rPr>
+                <w:rFonts w:asciiTheme="majorBidi" w:hAnsiTheme="majorBidi" w:cstheme="majorBidi"/>
+                <w:sz w:val="18"/>
+                <w:szCs w:val="18"/>
+                <w:rtl/>
+                <w:lang w:bidi="ar-IQ"/>
+              </w:rPr>
               <w:t xml:space="preserve">٥٠</w:t>
-            </w:r>
-          </w:p>
-        </w:tc>
-        <w:tc>
-          <w:tcPr>
-            <w:tcW w:w="339" w:type="pct"/>
-          </w:tcPr>
-          <w:p>
-            <w:pPr>
-              <w:keepNext/>
-              <w:keepLines/>
-              <w:spacing w:after="0"/>
-              <w:rPr>
-                <w:rFonts w:asciiTheme="majorBidi" w:hAnsiTheme="majorBidi" w:cstheme="majorBidi"/>
-                <w:sz w:val="18"/>
-                <w:szCs w:val="18"/>
-                <w:lang w:bidi="ar-IQ"/>
-              </w:rPr>
-            </w:pPr>
-            <w:r>
-              <w:rPr>
-                <w:rFonts w:asciiTheme="majorBidi" w:hAnsiTheme="majorBidi" w:cstheme="majorBidi"/>
-                <w:sz w:val="18"/>
-                <w:szCs w:val="18"/>
-                <w:rtl/>
-                <w:lang w:bidi="ar-IQ"/>
-              </w:rPr>
-              <w:t xml:space="preserve">٣</w:t>
-            </w:r>
-          </w:p>
-        </w:tc>
-        <w:tc>
-          <w:tcPr>
-            <w:tcW w:w="1831" w:type="pct"/>
-          </w:tcPr>
-          <w:p>
-            <w:pPr>
-              <w:keepNext/>
-              <w:keepLines/>
-              <w:spacing w:after="0"/>
-              <w:rPr>
-                <w:rFonts w:asciiTheme="majorBidi" w:hAnsiTheme="majorBidi" w:cstheme="majorBidi"/>
-                <w:sz w:val="18"/>
-                <w:szCs w:val="18"/>
-                <w:lang w:bidi="ar-IQ"/>
-              </w:rPr>
-            </w:pPr>
-            <w:r>
-              <w:rPr>
-                <w:rFonts w:asciiTheme="majorBidi" w:hAnsiTheme="majorBidi" w:cstheme="majorBidi"/>
-                <w:sz w:val="18"/>
-                <w:szCs w:val="18"/>
-                <w:rtl/>
-                <w:lang w:bidi="ar-IQ"/>
-              </w:rPr>
-              <w:t xml:space="preserve">معالجات مايكروية ولغة التجميع</w:t>
-            </w:r>
-          </w:p>
-        </w:tc>
-        <w:tc>
-          <w:tcPr>
-            <w:tcW w:w="339" w:type="pct"/>
-          </w:tcPr>
-          <w:p>
-            <w:pPr>
-              <w:keepNext/>
-              <w:keepLines/>
-              <w:spacing w:after="0"/>
-              <w:rPr>
-                <w:rFonts w:asciiTheme="majorBidi" w:hAnsiTheme="majorBidi" w:cstheme="majorBidi"/>
-                <w:sz w:val="18"/>
-                <w:szCs w:val="18"/>
-                <w:lang w:bidi="ar-IQ"/>
-              </w:rPr>
-            </w:pPr>
-            <w:r>
-              <w:rPr>
-                <w:rFonts w:asciiTheme="majorBidi" w:hAnsiTheme="majorBidi" w:cstheme="majorBidi"/>
-                <w:sz w:val="18"/>
-                <w:szCs w:val="18"/>
-                <w:rtl/>
-                <w:lang w:bidi="ar-IQ"/>
-              </w:rPr>
-              <w:t xml:space="preserve">٥٦</w:t>
             </w:r>
           </w:p>
         </w:tc>
@@ -2882,7 +2882,7 @@
                 <w:rtl/>
                 <w:lang w:bidi="ar-IQ"/>
               </w:rPr>
-              <w:t xml:space="preserve">تطبيقات الحاسوب</w:t>
+              <w:t xml:space="preserve"/>
             </w:r>
           </w:p>
         </w:tc>
@@ -2910,24 +2910,107 @@
                 <w:rtl/>
                 <w:lang w:bidi="ar-IQ"/>
               </w:rPr>
+              <w:t xml:space="preserve">٥٠</w:t>
+            </w:r>
+          </w:p>
+        </w:tc>
+        <w:tc>
+          <w:tcPr>
+            <w:tcW w:w="339" w:type="pct"/>
+          </w:tcPr>
+          <w:p>
+            <w:pPr>
+              <w:keepNext/>
+              <w:keepLines/>
+              <w:spacing w:after="0"/>
+              <w:rPr>
+                <w:rFonts w:asciiTheme="majorBidi" w:hAnsiTheme="majorBidi" w:cstheme="majorBidi"/>
+                <w:sz w:val="18"/>
+                <w:szCs w:val="18"/>
+                <w:lang w:bidi="ar-IQ"/>
+              </w:rPr>
+            </w:pPr>
+            <w:r>
+              <w:rPr>
+                <w:rFonts w:asciiTheme="majorBidi" w:hAnsiTheme="majorBidi" w:cstheme="majorBidi"/>
+                <w:sz w:val="18"/>
+                <w:szCs w:val="18"/>
+                <w:rtl/>
+                <w:lang w:bidi="ar-IQ"/>
+              </w:rPr>
+              <w:t xml:space="preserve">٣</w:t>
+            </w:r>
+          </w:p>
+        </w:tc>
+        <w:tc>
+          <w:tcPr>
+            <w:tcW w:w="1831" w:type="pct"/>
+          </w:tcPr>
+          <w:p>
+            <w:pPr>
+              <w:keepNext/>
+              <w:keepLines/>
+              <w:spacing w:after="0"/>
+              <w:rPr>
+                <w:rFonts w:asciiTheme="majorBidi" w:hAnsiTheme="majorBidi" w:cstheme="majorBidi"/>
+                <w:sz w:val="18"/>
+                <w:szCs w:val="18"/>
+                <w:lang w:bidi="ar-IQ"/>
+              </w:rPr>
+            </w:pPr>
+            <w:r>
+              <w:rPr>
+                <w:rFonts w:asciiTheme="majorBidi" w:hAnsiTheme="majorBidi" w:cstheme="majorBidi"/>
+                <w:sz w:val="18"/>
+                <w:szCs w:val="18"/>
+                <w:rtl/>
+                <w:lang w:bidi="ar-IQ"/>
+              </w:rPr>
+              <w:t xml:space="preserve"/>
+            </w:r>
+          </w:p>
+        </w:tc>
+        <w:tc>
+          <w:tcPr>
+            <w:tcW w:w="339" w:type="pct"/>
+          </w:tcPr>
+          <w:p>
+            <w:pPr>
+              <w:keepNext/>
+              <w:keepLines/>
+              <w:spacing w:after="0"/>
+              <w:rPr>
+                <w:rFonts w:asciiTheme="majorBidi" w:hAnsiTheme="majorBidi" w:cstheme="majorBidi"/>
+                <w:sz w:val="18"/>
+                <w:szCs w:val="18"/>
+                <w:lang w:bidi="ar-IQ"/>
+              </w:rPr>
+            </w:pPr>
+            <w:r>
+              <w:rPr>
+                <w:rFonts w:asciiTheme="majorBidi" w:hAnsiTheme="majorBidi" w:cstheme="majorBidi"/>
+                <w:sz w:val="18"/>
+                <w:szCs w:val="18"/>
+                <w:rtl/>
+                <w:lang w:bidi="ar-IQ"/>
+              </w:rPr>
               <w:t xml:space="preserve">٦١</w:t>
             </w:r>
           </w:p>
         </w:tc>
         <w:tc>
           <w:tcPr>
-            <w:tcW w:w="339" w:type="pct"/>
-          </w:tcPr>
-          <w:p>
-            <w:pPr>
-              <w:keepNext/>
-              <w:keepLines/>
-              <w:spacing w:after="0"/>
-              <w:rPr>
-                <w:rFonts w:asciiTheme="majorBidi" w:hAnsiTheme="majorBidi" w:cstheme="majorBidi"/>
-                <w:sz w:val="18"/>
-                <w:szCs w:val="18"/>
-                <w:lang w:bidi="ar-IQ"/>
+            <w:tcW w:w="325" w:type="pct"/>
+          </w:tcPr>
+          <w:p>
+            <w:pPr>
+              <w:keepNext/>
+              <w:keepLines/>
+              <w:spacing w:after="0"/>
+              <w:rPr>
+                <w:rFonts w:asciiTheme="majorBidi" w:hAnsiTheme="majorBidi" w:cstheme="majorBidi"/>
+                <w:sz w:val="18"/>
+                <w:szCs w:val="18"/>
               </w:rPr>
             </w:pPr>
             <w:r>
@@ -2939,89 +3022,6 @@
                 <w:lang w:bidi="ar-IQ"/>
               </w:rPr>
               <w:t xml:space="preserve">٢</w:t>
-            </w:r>
-          </w:p>
-        </w:tc>
-        <w:tc>
-          <w:tcPr>
-            <w:tcW w:w="1831" w:type="pct"/>
-          </w:tcPr>
-          <w:p>
-            <w:pPr>
-              <w:keepNext/>
-              <w:keepLines/>
-              <w:spacing w:after="0"/>
-              <w:rPr>
-                <w:rFonts w:asciiTheme="majorBidi" w:hAnsiTheme="majorBidi" w:cstheme="majorBidi"/>
-                <w:sz w:val="18"/>
-                <w:szCs w:val="18"/>
-                <w:lang w:bidi="ar-IQ"/>
-              </w:rPr>
-            </w:pPr>
-            <w:r>
-              <w:rPr>
-                <w:rFonts w:asciiTheme="majorBidi" w:hAnsiTheme="majorBidi" w:cstheme="majorBidi"/>
-                <w:sz w:val="18"/>
-                <w:szCs w:val="18"/>
-                <w:rtl/>
-                <w:lang w:bidi="ar-IQ"/>
-              </w:rPr>
-              <w:t xml:space="preserve">نظرية الاحتمالات و الإحصاء</w:t>
-            </w:r>
-          </w:p>
-        </w:tc>
-        <w:tc>
-          <w:tcPr>
-            <w:tcW w:w="339" w:type="pct"/>
-          </w:tcPr>
-          <w:p>
-            <w:pPr>
-              <w:keepNext/>
-              <w:keepLines/>
-              <w:spacing w:after="0"/>
-              <w:rPr>
-                <w:rFonts w:asciiTheme="majorBidi" w:hAnsiTheme="majorBidi" w:cstheme="majorBidi"/>
-                <w:sz w:val="18"/>
-                <w:szCs w:val="18"/>
-                <w:lang w:bidi="ar-IQ"/>
-              </w:rPr>
-            </w:pPr>
-            <w:r>
-              <w:rPr>
-                <w:rFonts w:asciiTheme="majorBidi" w:hAnsiTheme="majorBidi" w:cstheme="majorBidi"/>
-                <w:sz w:val="18"/>
-                <w:szCs w:val="18"/>
-                <w:rtl/>
-                <w:lang w:bidi="ar-IQ"/>
-              </w:rPr>
-              <w:t xml:space="preserve">٥٠</w:t>
-            </w:r>
-          </w:p>
-        </w:tc>
-        <w:tc>
-          <w:tcPr>
-            <w:tcW w:w="325" w:type="pct"/>
-          </w:tcPr>
-          <w:p>
-            <w:pPr>
-              <w:keepNext/>
-              <w:keepLines/>
-              <w:spacing w:after="0"/>
-              <w:rPr>
-                <w:rFonts w:asciiTheme="majorBidi" w:hAnsiTheme="majorBidi" w:cstheme="majorBidi"/>
-                <w:sz w:val="18"/>
-                <w:szCs w:val="18"/>
-              </w:rPr>
-            </w:pPr>
-            <w:r>
-              <w:rPr>
-                <w:rFonts w:asciiTheme="majorBidi" w:hAnsiTheme="majorBidi" w:cstheme="majorBidi"/>
-                <w:sz w:val="18"/>
-                <w:szCs w:val="18"/>
-                <w:rtl/>
-                <w:lang w:bidi="ar-IQ"/>
-              </w:rPr>
-              <w:t xml:space="preserve">٣</w:t>
             </w:r>
           </w:p>
         </w:tc>
@@ -3054,7 +3054,7 @@
                 <w:rtl/>
                 <w:lang w:bidi="ar-IQ"/>
               </w:rPr>
-              <w:t xml:space="preserve">مبادئ تكنولوجيا المعلومات</w:t>
+              <w:t xml:space="preserve"/>
             </w:r>
           </w:p>
         </w:tc>
@@ -3082,24 +3082,107 @@
                 <w:rtl/>
                 <w:lang w:bidi="ar-IQ"/>
               </w:rPr>
+              <w:t xml:space="preserve"/>
+            </w:r>
+          </w:p>
+        </w:tc>
+        <w:tc>
+          <w:tcPr>
+            <w:tcW w:w="339" w:type="pct"/>
+          </w:tcPr>
+          <w:p>
+            <w:pPr>
+              <w:keepNext/>
+              <w:keepLines/>
+              <w:spacing w:after="0"/>
+              <w:rPr>
+                <w:rFonts w:asciiTheme="majorBidi" w:hAnsiTheme="majorBidi" w:cstheme="majorBidi"/>
+                <w:sz w:val="18"/>
+                <w:szCs w:val="18"/>
+                <w:lang w:bidi="ar-IQ"/>
+              </w:rPr>
+            </w:pPr>
+            <w:r>
+              <w:rPr>
+                <w:rFonts w:asciiTheme="majorBidi" w:hAnsiTheme="majorBidi" w:cstheme="majorBidi"/>
+                <w:sz w:val="18"/>
+                <w:szCs w:val="18"/>
+                <w:rtl/>
+                <w:lang w:bidi="ar-IQ"/>
+              </w:rPr>
+              <w:t xml:space="preserve"/>
+            </w:r>
+          </w:p>
+        </w:tc>
+        <w:tc>
+          <w:tcPr>
+            <w:tcW w:w="1831" w:type="pct"/>
+          </w:tcPr>
+          <w:p>
+            <w:pPr>
+              <w:keepNext/>
+              <w:keepLines/>
+              <w:spacing w:after="0"/>
+              <w:rPr>
+                <w:rFonts w:asciiTheme="majorBidi" w:hAnsiTheme="majorBidi" w:cstheme="majorBidi"/>
+                <w:sz w:val="18"/>
+                <w:szCs w:val="18"/>
+                <w:lang w:bidi="ar-IQ"/>
+              </w:rPr>
+            </w:pPr>
+            <w:r>
+              <w:rPr>
+                <w:rFonts w:asciiTheme="majorBidi" w:hAnsiTheme="majorBidi" w:cstheme="majorBidi"/>
+                <w:sz w:val="18"/>
+                <w:szCs w:val="18"/>
+                <w:rtl/>
+                <w:lang w:bidi="ar-IQ"/>
+              </w:rPr>
+              <w:t xml:space="preserve"/>
+            </w:r>
+          </w:p>
+        </w:tc>
+        <w:tc>
+          <w:tcPr>
+            <w:tcW w:w="339" w:type="pct"/>
+          </w:tcPr>
+          <w:p>
+            <w:pPr>
+              <w:keepNext/>
+              <w:keepLines/>
+              <w:spacing w:after="0"/>
+              <w:rPr>
+                <w:rFonts w:asciiTheme="majorBidi" w:hAnsiTheme="majorBidi" w:cstheme="majorBidi"/>
+                <w:sz w:val="18"/>
+                <w:szCs w:val="18"/>
+                <w:lang w:bidi="ar-IQ"/>
+              </w:rPr>
+            </w:pPr>
+            <w:r>
+              <w:rPr>
+                <w:rFonts w:asciiTheme="majorBidi" w:hAnsiTheme="majorBidi" w:cstheme="majorBidi"/>
+                <w:sz w:val="18"/>
+                <w:szCs w:val="18"/>
+                <w:rtl/>
+                <w:lang w:bidi="ar-IQ"/>
+              </w:rPr>
               <w:t xml:space="preserve">٥٠</w:t>
             </w:r>
           </w:p>
         </w:tc>
         <w:tc>
           <w:tcPr>
-            <w:tcW w:w="339" w:type="pct"/>
-          </w:tcPr>
-          <w:p>
-            <w:pPr>
-              <w:keepNext/>
-              <w:keepLines/>
-              <w:spacing w:after="0"/>
-              <w:rPr>
-                <w:rFonts w:asciiTheme="majorBidi" w:hAnsiTheme="majorBidi" w:cstheme="majorBidi"/>
-                <w:sz w:val="18"/>
-                <w:szCs w:val="18"/>
-                <w:lang w:bidi="ar-IQ"/>
+            <w:tcW w:w="325" w:type="pct"/>
+          </w:tcPr>
+          <w:p>
+            <w:pPr>
+              <w:keepNext/>
+              <w:keepLines/>
+              <w:spacing w:after="0"/>
+              <w:rPr>
+                <w:rFonts w:asciiTheme="majorBidi" w:hAnsiTheme="majorBidi" w:cstheme="majorBidi"/>
+                <w:sz w:val="18"/>
+                <w:szCs w:val="18"/>
               </w:rPr>
             </w:pPr>
             <w:r>
@@ -3111,89 +3194,6 @@
                 <w:lang w:bidi="ar-IQ"/>
               </w:rPr>
               <w:t xml:space="preserve">٣</w:t>
-            </w:r>
-          </w:p>
-        </w:tc>
-        <w:tc>
-          <w:tcPr>
-            <w:tcW w:w="1831" w:type="pct"/>
-          </w:tcPr>
-          <w:p>
-            <w:pPr>
-              <w:keepNext/>
-              <w:keepLines/>
-              <w:spacing w:after="0"/>
-              <w:rPr>
-                <w:rFonts w:asciiTheme="majorBidi" w:hAnsiTheme="majorBidi" w:cstheme="majorBidi"/>
-                <w:sz w:val="18"/>
-                <w:szCs w:val="18"/>
-                <w:lang w:bidi="ar-IQ"/>
-              </w:rPr>
-            </w:pPr>
-            <w:r>
-              <w:rPr>
-                <w:rFonts w:asciiTheme="majorBidi" w:hAnsiTheme="majorBidi" w:cstheme="majorBidi"/>
-                <w:sz w:val="18"/>
-                <w:szCs w:val="18"/>
-                <w:rtl/>
-                <w:lang w:bidi="ar-IQ"/>
-              </w:rPr>
-              <w:t xml:space="preserve"/>
-            </w:r>
-          </w:p>
-        </w:tc>
-        <w:tc>
-          <w:tcPr>
-            <w:tcW w:w="339" w:type="pct"/>
-          </w:tcPr>
-          <w:p>
-            <w:pPr>
-              <w:keepNext/>
-              <w:keepLines/>
-              <w:spacing w:after="0"/>
-              <w:rPr>
-                <w:rFonts w:asciiTheme="majorBidi" w:hAnsiTheme="majorBidi" w:cstheme="majorBidi"/>
-                <w:sz w:val="18"/>
-                <w:szCs w:val="18"/>
-                <w:lang w:bidi="ar-IQ"/>
-              </w:rPr>
-            </w:pPr>
-            <w:r>
-              <w:rPr>
-                <w:rFonts w:asciiTheme="majorBidi" w:hAnsiTheme="majorBidi" w:cstheme="majorBidi"/>
-                <w:sz w:val="18"/>
-                <w:szCs w:val="18"/>
-                <w:rtl/>
-                <w:lang w:bidi="ar-IQ"/>
-              </w:rPr>
-              <w:t xml:space="preserve"/>
-            </w:r>
-          </w:p>
-        </w:tc>
-        <w:tc>
-          <w:tcPr>
-            <w:tcW w:w="325" w:type="pct"/>
-          </w:tcPr>
-          <w:p>
-            <w:pPr>
-              <w:keepNext/>
-              <w:keepLines/>
-              <w:spacing w:after="0"/>
-              <w:rPr>
-                <w:rFonts w:asciiTheme="majorBidi" w:hAnsiTheme="majorBidi" w:cstheme="majorBidi"/>
-                <w:sz w:val="18"/>
-                <w:szCs w:val="18"/>
-              </w:rPr>
-            </w:pPr>
-            <w:r>
-              <w:rPr>
-                <w:rFonts w:asciiTheme="majorBidi" w:hAnsiTheme="majorBidi" w:cstheme="majorBidi"/>
-                <w:sz w:val="18"/>
-                <w:szCs w:val="18"/>
-                <w:rtl/>
-                <w:lang w:bidi="ar-IQ"/>
-              </w:rPr>
-              <w:t xml:space="preserve"/>
             </w:r>
           </w:p>
         </w:tc>
@@ -3226,7 +3226,7 @@
                 <w:rtl/>
                 <w:lang w:bidi="ar-IQ"/>
               </w:rPr>
-              <w:t xml:space="preserve">مهارات الحاسوب</w:t>
+              <w:t xml:space="preserve"/>
             </w:r>
           </w:p>
         </w:tc>
@@ -3254,24 +3254,107 @@
                 <w:rtl/>
                 <w:lang w:bidi="ar-IQ"/>
               </w:rPr>
+              <w:t xml:space="preserve"/>
+            </w:r>
+          </w:p>
+        </w:tc>
+        <w:tc>
+          <w:tcPr>
+            <w:tcW w:w="339" w:type="pct"/>
+          </w:tcPr>
+          <w:p>
+            <w:pPr>
+              <w:keepNext/>
+              <w:keepLines/>
+              <w:spacing w:after="0"/>
+              <w:rPr>
+                <w:rFonts w:asciiTheme="majorBidi" w:hAnsiTheme="majorBidi" w:cstheme="majorBidi"/>
+                <w:sz w:val="18"/>
+                <w:szCs w:val="18"/>
+                <w:lang w:bidi="ar-IQ"/>
+              </w:rPr>
+            </w:pPr>
+            <w:r>
+              <w:rPr>
+                <w:rFonts w:asciiTheme="majorBidi" w:hAnsiTheme="majorBidi" w:cstheme="majorBidi"/>
+                <w:sz w:val="18"/>
+                <w:szCs w:val="18"/>
+                <w:rtl/>
+                <w:lang w:bidi="ar-IQ"/>
+              </w:rPr>
+              <w:t xml:space="preserve"/>
+            </w:r>
+          </w:p>
+        </w:tc>
+        <w:tc>
+          <w:tcPr>
+            <w:tcW w:w="1831" w:type="pct"/>
+          </w:tcPr>
+          <w:p>
+            <w:pPr>
+              <w:keepNext/>
+              <w:keepLines/>
+              <w:spacing w:after="0"/>
+              <w:rPr>
+                <w:rFonts w:asciiTheme="majorBidi" w:hAnsiTheme="majorBidi" w:cstheme="majorBidi"/>
+                <w:sz w:val="18"/>
+                <w:szCs w:val="18"/>
+                <w:lang w:bidi="ar-IQ"/>
+              </w:rPr>
+            </w:pPr>
+            <w:r>
+              <w:rPr>
+                <w:rFonts w:asciiTheme="majorBidi" w:hAnsiTheme="majorBidi" w:cstheme="majorBidi"/>
+                <w:sz w:val="18"/>
+                <w:szCs w:val="18"/>
+                <w:rtl/>
+                <w:lang w:bidi="ar-IQ"/>
+              </w:rPr>
+              <w:t xml:space="preserve"/>
+            </w:r>
+          </w:p>
+        </w:tc>
+        <w:tc>
+          <w:tcPr>
+            <w:tcW w:w="339" w:type="pct"/>
+          </w:tcPr>
+          <w:p>
+            <w:pPr>
+              <w:keepNext/>
+              <w:keepLines/>
+              <w:spacing w:after="0"/>
+              <w:rPr>
+                <w:rFonts w:asciiTheme="majorBidi" w:hAnsiTheme="majorBidi" w:cstheme="majorBidi"/>
+                <w:sz w:val="18"/>
+                <w:szCs w:val="18"/>
+                <w:lang w:bidi="ar-IQ"/>
+              </w:rPr>
+            </w:pPr>
+            <w:r>
+              <w:rPr>
+                <w:rFonts w:asciiTheme="majorBidi" w:hAnsiTheme="majorBidi" w:cstheme="majorBidi"/>
+                <w:sz w:val="18"/>
+                <w:szCs w:val="18"/>
+                <w:rtl/>
+                <w:lang w:bidi="ar-IQ"/>
+              </w:rPr>
               <w:t xml:space="preserve">٥٨</w:t>
             </w:r>
           </w:p>
         </w:tc>
         <w:tc>
           <w:tcPr>
-            <w:tcW w:w="339" w:type="pct"/>
-          </w:tcPr>
-          <w:p>
-            <w:pPr>
-              <w:keepNext/>
-              <w:keepLines/>
-              <w:spacing w:after="0"/>
-              <w:rPr>
-                <w:rFonts w:asciiTheme="majorBidi" w:hAnsiTheme="majorBidi" w:cstheme="majorBidi"/>
-                <w:sz w:val="18"/>
-                <w:szCs w:val="18"/>
-                <w:lang w:bidi="ar-IQ"/>
+            <w:tcW w:w="325" w:type="pct"/>
+          </w:tcPr>
+          <w:p>
+            <w:pPr>
+              <w:keepNext/>
+              <w:keepLines/>
+              <w:spacing w:after="0"/>
+              <w:rPr>
+                <w:rFonts w:asciiTheme="majorBidi" w:hAnsiTheme="majorBidi" w:cstheme="majorBidi"/>
+                <w:sz w:val="18"/>
+                <w:szCs w:val="18"/>
               </w:rPr>
             </w:pPr>
             <w:r>
@@ -3283,89 +3366,6 @@
                 <w:lang w:bidi="ar-IQ"/>
               </w:rPr>
               <w:t xml:space="preserve">٢</w:t>
-            </w:r>
-          </w:p>
-        </w:tc>
-        <w:tc>
-          <w:tcPr>
-            <w:tcW w:w="1831" w:type="pct"/>
-          </w:tcPr>
-          <w:p>
-            <w:pPr>
-              <w:keepNext/>
-              <w:keepLines/>
-              <w:spacing w:after="0"/>
-              <w:rPr>
-                <w:rFonts w:asciiTheme="majorBidi" w:hAnsiTheme="majorBidi" w:cstheme="majorBidi"/>
-                <w:sz w:val="18"/>
-                <w:szCs w:val="18"/>
-                <w:lang w:bidi="ar-IQ"/>
-              </w:rPr>
-            </w:pPr>
-            <w:r>
-              <w:rPr>
-                <w:rFonts w:asciiTheme="majorBidi" w:hAnsiTheme="majorBidi" w:cstheme="majorBidi"/>
-                <w:sz w:val="18"/>
-                <w:szCs w:val="18"/>
-                <w:rtl/>
-                <w:lang w:bidi="ar-IQ"/>
-              </w:rPr>
-              <w:t xml:space="preserve"/>
-            </w:r>
-          </w:p>
-        </w:tc>
-        <w:tc>
-          <w:tcPr>
-            <w:tcW w:w="339" w:type="pct"/>
-          </w:tcPr>
-          <w:p>
-            <w:pPr>
-              <w:keepNext/>
-              <w:keepLines/>
-              <w:spacing w:after="0"/>
-              <w:rPr>
-                <w:rFonts w:asciiTheme="majorBidi" w:hAnsiTheme="majorBidi" w:cstheme="majorBidi"/>
-                <w:sz w:val="18"/>
-                <w:szCs w:val="18"/>
-                <w:lang w:bidi="ar-IQ"/>
-              </w:rPr>
-            </w:pPr>
-            <w:r>
-              <w:rPr>
-                <w:rFonts w:asciiTheme="majorBidi" w:hAnsiTheme="majorBidi" w:cstheme="majorBidi"/>
-                <w:sz w:val="18"/>
-                <w:szCs w:val="18"/>
-                <w:rtl/>
-                <w:lang w:bidi="ar-IQ"/>
-              </w:rPr>
-              <w:t xml:space="preserve"/>
-            </w:r>
-          </w:p>
-        </w:tc>
-        <w:tc>
-          <w:tcPr>
-            <w:tcW w:w="325" w:type="pct"/>
-          </w:tcPr>
-          <w:p>
-            <w:pPr>
-              <w:keepNext/>
-              <w:keepLines/>
-              <w:spacing w:after="0"/>
-              <w:rPr>
-                <w:rFonts w:asciiTheme="majorBidi" w:hAnsiTheme="majorBidi" w:cstheme="majorBidi"/>
-                <w:sz w:val="18"/>
-                <w:szCs w:val="18"/>
-              </w:rPr>
-            </w:pPr>
-            <w:r>
-              <w:rPr>
-                <w:rFonts w:asciiTheme="majorBidi" w:hAnsiTheme="majorBidi" w:cstheme="majorBidi"/>
-                <w:sz w:val="18"/>
-                <w:szCs w:val="18"/>
-                <w:rtl/>
-                <w:lang w:bidi="ar-IQ"/>
-              </w:rPr>
-              <w:t xml:space="preserve"/>
             </w:r>
           </w:p>
         </w:tc>
@@ -3471,7 +3471,7 @@
                 <w:rtl/>
                 <w:lang w:bidi="ar-IQ"/>
               </w:rPr>
-              <w:t xml:space="preserve">الفصل 1</w:t>
+              <w:t xml:space="preserve">المرحلة ١ (فصل ٢)</w:t>
             </w:r>
           </w:p>
         </w:tc>
@@ -3499,7 +3499,7 @@
                 <w:rtl/>
                 <w:lang w:bidi="ar-IQ"/>
               </w:rPr>
-              <w:t xml:space="preserve">الفصل 2</w:t>
+              <w:t xml:space="preserve">المرحلة ١ (فصل ١)</w:t>
             </w:r>
           </w:p>
         </w:tc>
@@ -3722,7 +3722,7 @@
                 <w:rtl/>
                 <w:lang w:bidi="ar-IQ"/>
               </w:rPr>
-              <w:t xml:space="preserve">أساسيات الذكاء الاصطناعي</w:t>
+              <w:t xml:space="preserve"/>
             </w:r>
           </w:p>
         </w:tc>
@@ -3750,24 +3750,107 @@
                 <w:rtl/>
                 <w:lang w:bidi="ar-IQ"/>
               </w:rPr>
+              <w:t xml:space="preserve">٧٨</w:t>
+            </w:r>
+          </w:p>
+        </w:tc>
+        <w:tc>
+          <w:tcPr>
+            <w:tcW w:w="339" w:type="pct"/>
+          </w:tcPr>
+          <w:p>
+            <w:pPr>
+              <w:keepNext/>
+              <w:keepLines/>
+              <w:spacing w:after="0"/>
+              <w:rPr>
+                <w:rFonts w:asciiTheme="majorBidi" w:hAnsiTheme="majorBidi" w:cstheme="majorBidi"/>
+                <w:sz w:val="18"/>
+                <w:szCs w:val="18"/>
+                <w:lang w:bidi="ar-IQ"/>
+              </w:rPr>
+            </w:pPr>
+            <w:r>
+              <w:rPr>
+                <w:rFonts w:asciiTheme="majorBidi" w:hAnsiTheme="majorBidi" w:cstheme="majorBidi"/>
+                <w:sz w:val="18"/>
+                <w:szCs w:val="18"/>
+                <w:rtl/>
+                <w:lang w:bidi="ar-IQ"/>
+              </w:rPr>
+              <w:t xml:space="preserve">٢</w:t>
+            </w:r>
+          </w:p>
+        </w:tc>
+        <w:tc>
+          <w:tcPr>
+            <w:tcW w:w="1831" w:type="pct"/>
+          </w:tcPr>
+          <w:p>
+            <w:pPr>
+              <w:keepNext/>
+              <w:keepLines/>
+              <w:spacing w:after="0"/>
+              <w:rPr>
+                <w:rFonts w:asciiTheme="majorBidi" w:hAnsiTheme="majorBidi" w:cstheme="majorBidi"/>
+                <w:sz w:val="18"/>
+                <w:szCs w:val="18"/>
+                <w:lang w:bidi="ar-IQ"/>
+              </w:rPr>
+            </w:pPr>
+            <w:r>
+              <w:rPr>
+                <w:rFonts w:asciiTheme="majorBidi" w:hAnsiTheme="majorBidi" w:cstheme="majorBidi"/>
+                <w:sz w:val="18"/>
+                <w:szCs w:val="18"/>
+                <w:rtl/>
+                <w:lang w:bidi="ar-IQ"/>
+              </w:rPr>
+              <w:t xml:space="preserve"/>
+            </w:r>
+          </w:p>
+        </w:tc>
+        <w:tc>
+          <w:tcPr>
+            <w:tcW w:w="339" w:type="pct"/>
+          </w:tcPr>
+          <w:p>
+            <w:pPr>
+              <w:keepNext/>
+              <w:keepLines/>
+              <w:spacing w:after="0"/>
+              <w:rPr>
+                <w:rFonts w:asciiTheme="majorBidi" w:hAnsiTheme="majorBidi" w:cstheme="majorBidi"/>
+                <w:sz w:val="18"/>
+                <w:szCs w:val="18"/>
+                <w:lang w:bidi="ar-IQ"/>
+              </w:rPr>
+            </w:pPr>
+            <w:r>
+              <w:rPr>
+                <w:rFonts w:asciiTheme="majorBidi" w:hAnsiTheme="majorBidi" w:cstheme="majorBidi"/>
+                <w:sz w:val="18"/>
+                <w:szCs w:val="18"/>
+                <w:rtl/>
+                <w:lang w:bidi="ar-IQ"/>
+              </w:rPr>
               <w:t xml:space="preserve">٥٠</w:t>
             </w:r>
           </w:p>
         </w:tc>
         <w:tc>
           <w:tcPr>
-            <w:tcW w:w="339" w:type="pct"/>
-          </w:tcPr>
-          <w:p>
-            <w:pPr>
-              <w:keepNext/>
-              <w:keepLines/>
-              <w:spacing w:after="0"/>
-              <w:rPr>
-                <w:rFonts w:asciiTheme="majorBidi" w:hAnsiTheme="majorBidi" w:cstheme="majorBidi"/>
-                <w:sz w:val="18"/>
-                <w:szCs w:val="18"/>
-                <w:lang w:bidi="ar-IQ"/>
+            <w:tcW w:w="325" w:type="pct"/>
+          </w:tcPr>
+          <w:p>
+            <w:pPr>
+              <w:keepNext/>
+              <w:keepLines/>
+              <w:spacing w:after="0"/>
+              <w:rPr>
+                <w:rFonts w:asciiTheme="majorBidi" w:hAnsiTheme="majorBidi" w:cstheme="majorBidi"/>
+                <w:sz w:val="18"/>
+                <w:szCs w:val="18"/>
               </w:rPr>
             </w:pPr>
             <w:r>
@@ -3779,89 +3862,6 @@
                 <w:lang w:bidi="ar-IQ"/>
               </w:rPr>
               <w:t xml:space="preserve">٣</w:t>
-            </w:r>
-          </w:p>
-        </w:tc>
-        <w:tc>
-          <w:tcPr>
-            <w:tcW w:w="1831" w:type="pct"/>
-          </w:tcPr>
-          <w:p>
-            <w:pPr>
-              <w:keepNext/>
-              <w:keepLines/>
-              <w:spacing w:after="0"/>
-              <w:rPr>
-                <w:rFonts w:asciiTheme="majorBidi" w:hAnsiTheme="majorBidi" w:cstheme="majorBidi"/>
-                <w:sz w:val="18"/>
-                <w:szCs w:val="18"/>
-                <w:lang w:bidi="ar-IQ"/>
-              </w:rPr>
-            </w:pPr>
-            <w:r>
-              <w:rPr>
-                <w:rFonts w:asciiTheme="majorBidi" w:hAnsiTheme="majorBidi" w:cstheme="majorBidi"/>
-                <w:sz w:val="18"/>
-                <w:szCs w:val="18"/>
-                <w:rtl/>
-                <w:lang w:bidi="ar-IQ"/>
-              </w:rPr>
-              <w:t xml:space="preserve">الحوسبة السحابية</w:t>
-            </w:r>
-          </w:p>
-        </w:tc>
-        <w:tc>
-          <w:tcPr>
-            <w:tcW w:w="339" w:type="pct"/>
-          </w:tcPr>
-          <w:p>
-            <w:pPr>
-              <w:keepNext/>
-              <w:keepLines/>
-              <w:spacing w:after="0"/>
-              <w:rPr>
-                <w:rFonts w:asciiTheme="majorBidi" w:hAnsiTheme="majorBidi" w:cstheme="majorBidi"/>
-                <w:sz w:val="18"/>
-                <w:szCs w:val="18"/>
-                <w:lang w:bidi="ar-IQ"/>
-              </w:rPr>
-            </w:pPr>
-            <w:r>
-              <w:rPr>
-                <w:rFonts w:asciiTheme="majorBidi" w:hAnsiTheme="majorBidi" w:cstheme="majorBidi"/>
-                <w:sz w:val="18"/>
-                <w:szCs w:val="18"/>
-                <w:rtl/>
-                <w:lang w:bidi="ar-IQ"/>
-              </w:rPr>
-              <w:t xml:space="preserve">٧٨</w:t>
-            </w:r>
-          </w:p>
-        </w:tc>
-        <w:tc>
-          <w:tcPr>
-            <w:tcW w:w="325" w:type="pct"/>
-          </w:tcPr>
-          <w:p>
-            <w:pPr>
-              <w:keepNext/>
-              <w:keepLines/>
-              <w:spacing w:after="0"/>
-              <w:rPr>
-                <w:rFonts w:asciiTheme="majorBidi" w:hAnsiTheme="majorBidi" w:cstheme="majorBidi"/>
-                <w:sz w:val="18"/>
-                <w:szCs w:val="18"/>
-              </w:rPr>
-            </w:pPr>
-            <w:r>
-              <w:rPr>
-                <w:rFonts w:asciiTheme="majorBidi" w:hAnsiTheme="majorBidi" w:cstheme="majorBidi"/>
-                <w:sz w:val="18"/>
-                <w:szCs w:val="18"/>
-                <w:rtl/>
-                <w:lang w:bidi="ar-IQ"/>
-              </w:rPr>
-              <w:t xml:space="preserve">٢</w:t>
             </w:r>
           </w:p>
         </w:tc>
@@ -3894,7 +3894,7 @@
                 <w:rtl/>
                 <w:lang w:bidi="ar-IQ"/>
               </w:rPr>
-              <w:t xml:space="preserve">أساسيات قواعد البيانات</w:t>
+              <w:t xml:space="preserve"/>
             </w:r>
           </w:p>
         </w:tc>
@@ -3922,91 +3922,91 @@
                 <w:rtl/>
                 <w:lang w:bidi="ar-IQ"/>
               </w:rPr>
+              <w:t xml:space="preserve">٩٨</w:t>
+            </w:r>
+          </w:p>
+        </w:tc>
+        <w:tc>
+          <w:tcPr>
+            <w:tcW w:w="339" w:type="pct"/>
+          </w:tcPr>
+          <w:p>
+            <w:pPr>
+              <w:keepNext/>
+              <w:keepLines/>
+              <w:spacing w:after="0"/>
+              <w:rPr>
+                <w:rFonts w:asciiTheme="majorBidi" w:hAnsiTheme="majorBidi" w:cstheme="majorBidi"/>
+                <w:sz w:val="18"/>
+                <w:szCs w:val="18"/>
+                <w:lang w:bidi="ar-IQ"/>
+              </w:rPr>
+            </w:pPr>
+            <w:r>
+              <w:rPr>
+                <w:rFonts w:asciiTheme="majorBidi" w:hAnsiTheme="majorBidi" w:cstheme="majorBidi"/>
+                <w:sz w:val="18"/>
+                <w:szCs w:val="18"/>
+                <w:rtl/>
+                <w:lang w:bidi="ar-IQ"/>
+              </w:rPr>
+              <w:t xml:space="preserve">٣</w:t>
+            </w:r>
+          </w:p>
+        </w:tc>
+        <w:tc>
+          <w:tcPr>
+            <w:tcW w:w="1831" w:type="pct"/>
+          </w:tcPr>
+          <w:p>
+            <w:pPr>
+              <w:keepNext/>
+              <w:keepLines/>
+              <w:spacing w:after="0"/>
+              <w:rPr>
+                <w:rFonts w:asciiTheme="majorBidi" w:hAnsiTheme="majorBidi" w:cstheme="majorBidi"/>
+                <w:sz w:val="18"/>
+                <w:szCs w:val="18"/>
+                <w:lang w:bidi="ar-IQ"/>
+              </w:rPr>
+            </w:pPr>
+            <w:r>
+              <w:rPr>
+                <w:rFonts w:asciiTheme="majorBidi" w:hAnsiTheme="majorBidi" w:cstheme="majorBidi"/>
+                <w:sz w:val="18"/>
+                <w:szCs w:val="18"/>
+                <w:rtl/>
+                <w:lang w:bidi="ar-IQ"/>
+              </w:rPr>
+              <w:t xml:space="preserve"/>
+            </w:r>
+          </w:p>
+        </w:tc>
+        <w:tc>
+          <w:tcPr>
+            <w:tcW w:w="339" w:type="pct"/>
+          </w:tcPr>
+          <w:p>
+            <w:pPr>
+              <w:keepNext/>
+              <w:keepLines/>
+              <w:spacing w:after="0"/>
+              <w:rPr>
+                <w:rFonts w:asciiTheme="majorBidi" w:hAnsiTheme="majorBidi" w:cstheme="majorBidi"/>
+                <w:sz w:val="18"/>
+                <w:szCs w:val="18"/>
+                <w:lang w:bidi="ar-IQ"/>
+              </w:rPr>
+            </w:pPr>
+            <w:r>
+              <w:rPr>
+                <w:rFonts w:asciiTheme="majorBidi" w:hAnsiTheme="majorBidi" w:cstheme="majorBidi"/>
+                <w:sz w:val="18"/>
+                <w:szCs w:val="18"/>
+                <w:rtl/>
+                <w:lang w:bidi="ar-IQ"/>
+              </w:rPr>
               <w:t xml:space="preserve">٥٣</w:t>
-            </w:r>
-          </w:p>
-        </w:tc>
-        <w:tc>
-          <w:tcPr>
-            <w:tcW w:w="339" w:type="pct"/>
-          </w:tcPr>
-          <w:p>
-            <w:pPr>
-              <w:keepNext/>
-              <w:keepLines/>
-              <w:spacing w:after="0"/>
-              <w:rPr>
-                <w:rFonts w:asciiTheme="majorBidi" w:hAnsiTheme="majorBidi" w:cstheme="majorBidi"/>
-                <w:sz w:val="18"/>
-                <w:szCs w:val="18"/>
-                <w:lang w:bidi="ar-IQ"/>
-              </w:rPr>
-            </w:pPr>
-            <w:r>
-              <w:rPr>
-                <w:rFonts w:asciiTheme="majorBidi" w:hAnsiTheme="majorBidi" w:cstheme="majorBidi"/>
-                <w:sz w:val="18"/>
-                <w:szCs w:val="18"/>
-                <w:rtl/>
-                <w:lang w:bidi="ar-IQ"/>
-              </w:rPr>
-              <w:t xml:space="preserve">٣</w:t>
-            </w:r>
-          </w:p>
-        </w:tc>
-        <w:tc>
-          <w:tcPr>
-            <w:tcW w:w="1831" w:type="pct"/>
-          </w:tcPr>
-          <w:p>
-            <w:pPr>
-              <w:keepNext/>
-              <w:keepLines/>
-              <w:spacing w:after="0"/>
-              <w:rPr>
-                <w:rFonts w:asciiTheme="majorBidi" w:hAnsiTheme="majorBidi" w:cstheme="majorBidi"/>
-                <w:sz w:val="18"/>
-                <w:szCs w:val="18"/>
-                <w:lang w:bidi="ar-IQ"/>
-              </w:rPr>
-            </w:pPr>
-            <w:r>
-              <w:rPr>
-                <w:rFonts w:asciiTheme="majorBidi" w:hAnsiTheme="majorBidi" w:cstheme="majorBidi"/>
-                <w:sz w:val="18"/>
-                <w:szCs w:val="18"/>
-                <w:rtl/>
-                <w:lang w:bidi="ar-IQ"/>
-              </w:rPr>
-              <w:t xml:space="preserve">تطبيقات النقال</w:t>
-            </w:r>
-          </w:p>
-        </w:tc>
-        <w:tc>
-          <w:tcPr>
-            <w:tcW w:w="339" w:type="pct"/>
-          </w:tcPr>
-          <w:p>
-            <w:pPr>
-              <w:keepNext/>
-              <w:keepLines/>
-              <w:spacing w:after="0"/>
-              <w:rPr>
-                <w:rFonts w:asciiTheme="majorBidi" w:hAnsiTheme="majorBidi" w:cstheme="majorBidi"/>
-                <w:sz w:val="18"/>
-                <w:szCs w:val="18"/>
-                <w:lang w:bidi="ar-IQ"/>
-              </w:rPr>
-            </w:pPr>
-            <w:r>
-              <w:rPr>
-                <w:rFonts w:asciiTheme="majorBidi" w:hAnsiTheme="majorBidi" w:cstheme="majorBidi"/>
-                <w:sz w:val="18"/>
-                <w:szCs w:val="18"/>
-                <w:rtl/>
-                <w:lang w:bidi="ar-IQ"/>
-              </w:rPr>
-              <w:t xml:space="preserve">٩٨</w:t>
             </w:r>
           </w:p>
         </w:tc>
@@ -4066,7 +4066,7 @@
                 <w:rtl/>
                 <w:lang w:bidi="ar-IQ"/>
               </w:rPr>
-              <w:t xml:space="preserve">البرمجة كائنية التوجه</w:t>
+              <w:t xml:space="preserve"/>
             </w:r>
           </w:p>
         </w:tc>
@@ -4094,24 +4094,107 @@
                 <w:rtl/>
                 <w:lang w:bidi="ar-IQ"/>
               </w:rPr>
+              <w:t xml:space="preserve">٨٧</w:t>
+            </w:r>
+          </w:p>
+        </w:tc>
+        <w:tc>
+          <w:tcPr>
+            <w:tcW w:w="339" w:type="pct"/>
+          </w:tcPr>
+          <w:p>
+            <w:pPr>
+              <w:keepNext/>
+              <w:keepLines/>
+              <w:spacing w:after="0"/>
+              <w:rPr>
+                <w:rFonts w:asciiTheme="majorBidi" w:hAnsiTheme="majorBidi" w:cstheme="majorBidi"/>
+                <w:sz w:val="18"/>
+                <w:szCs w:val="18"/>
+                <w:lang w:bidi="ar-IQ"/>
+              </w:rPr>
+            </w:pPr>
+            <w:r>
+              <w:rPr>
+                <w:rFonts w:asciiTheme="majorBidi" w:hAnsiTheme="majorBidi" w:cstheme="majorBidi"/>
+                <w:sz w:val="18"/>
+                <w:szCs w:val="18"/>
+                <w:rtl/>
+                <w:lang w:bidi="ar-IQ"/>
+              </w:rPr>
+              <w:t xml:space="preserve">٢</w:t>
+            </w:r>
+          </w:p>
+        </w:tc>
+        <w:tc>
+          <w:tcPr>
+            <w:tcW w:w="1831" w:type="pct"/>
+          </w:tcPr>
+          <w:p>
+            <w:pPr>
+              <w:keepNext/>
+              <w:keepLines/>
+              <w:spacing w:after="0"/>
+              <w:rPr>
+                <w:rFonts w:asciiTheme="majorBidi" w:hAnsiTheme="majorBidi" w:cstheme="majorBidi"/>
+                <w:sz w:val="18"/>
+                <w:szCs w:val="18"/>
+                <w:lang w:bidi="ar-IQ"/>
+              </w:rPr>
+            </w:pPr>
+            <w:r>
+              <w:rPr>
+                <w:rFonts w:asciiTheme="majorBidi" w:hAnsiTheme="majorBidi" w:cstheme="majorBidi"/>
+                <w:sz w:val="18"/>
+                <w:szCs w:val="18"/>
+                <w:rtl/>
+                <w:lang w:bidi="ar-IQ"/>
+              </w:rPr>
+              <w:t xml:space="preserve"/>
+            </w:r>
+          </w:p>
+        </w:tc>
+        <w:tc>
+          <w:tcPr>
+            <w:tcW w:w="339" w:type="pct"/>
+          </w:tcPr>
+          <w:p>
+            <w:pPr>
+              <w:keepNext/>
+              <w:keepLines/>
+              <w:spacing w:after="0"/>
+              <w:rPr>
+                <w:rFonts w:asciiTheme="majorBidi" w:hAnsiTheme="majorBidi" w:cstheme="majorBidi"/>
+                <w:sz w:val="18"/>
+                <w:szCs w:val="18"/>
+                <w:lang w:bidi="ar-IQ"/>
+              </w:rPr>
+            </w:pPr>
+            <w:r>
+              <w:rPr>
+                <w:rFonts w:asciiTheme="majorBidi" w:hAnsiTheme="majorBidi" w:cstheme="majorBidi"/>
+                <w:sz w:val="18"/>
+                <w:szCs w:val="18"/>
+                <w:rtl/>
+                <w:lang w:bidi="ar-IQ"/>
+              </w:rPr>
               <w:t xml:space="preserve">٦٦</w:t>
             </w:r>
           </w:p>
         </w:tc>
         <w:tc>
           <w:tcPr>
-            <w:tcW w:w="339" w:type="pct"/>
-          </w:tcPr>
-          <w:p>
-            <w:pPr>
-              <w:keepNext/>
-              <w:keepLines/>
-              <w:spacing w:after="0"/>
-              <w:rPr>
-                <w:rFonts w:asciiTheme="majorBidi" w:hAnsiTheme="majorBidi" w:cstheme="majorBidi"/>
-                <w:sz w:val="18"/>
-                <w:szCs w:val="18"/>
-                <w:lang w:bidi="ar-IQ"/>
+            <w:tcW w:w="325" w:type="pct"/>
+          </w:tcPr>
+          <w:p>
+            <w:pPr>
+              <w:keepNext/>
+              <w:keepLines/>
+              <w:spacing w:after="0"/>
+              <w:rPr>
+                <w:rFonts w:asciiTheme="majorBidi" w:hAnsiTheme="majorBidi" w:cstheme="majorBidi"/>
+                <w:sz w:val="18"/>
+                <w:szCs w:val="18"/>
               </w:rPr>
             </w:pPr>
             <w:r>
@@ -4123,89 +4206,6 @@
                 <w:lang w:bidi="ar-IQ"/>
               </w:rPr>
               <w:t xml:space="preserve">٣</w:t>
-            </w:r>
-          </w:p>
-        </w:tc>
-        <w:tc>
-          <w:tcPr>
-            <w:tcW w:w="1831" w:type="pct"/>
-          </w:tcPr>
-          <w:p>
-            <w:pPr>
-              <w:keepNext/>
-              <w:keepLines/>
-              <w:spacing w:after="0"/>
-              <w:rPr>
-                <w:rFonts w:asciiTheme="majorBidi" w:hAnsiTheme="majorBidi" w:cstheme="majorBidi"/>
-                <w:sz w:val="18"/>
-                <w:szCs w:val="18"/>
-                <w:lang w:bidi="ar-IQ"/>
-              </w:rPr>
-            </w:pPr>
-            <w:r>
-              <w:rPr>
-                <w:rFonts w:asciiTheme="majorBidi" w:hAnsiTheme="majorBidi" w:cstheme="majorBidi"/>
-                <w:sz w:val="18"/>
-                <w:szCs w:val="18"/>
-                <w:rtl/>
-                <w:lang w:bidi="ar-IQ"/>
-              </w:rPr>
-              <w:t xml:space="preserve">مهارات الاتصال</w:t>
-            </w:r>
-          </w:p>
-        </w:tc>
-        <w:tc>
-          <w:tcPr>
-            <w:tcW w:w="339" w:type="pct"/>
-          </w:tcPr>
-          <w:p>
-            <w:pPr>
-              <w:keepNext/>
-              <w:keepLines/>
-              <w:spacing w:after="0"/>
-              <w:rPr>
-                <w:rFonts w:asciiTheme="majorBidi" w:hAnsiTheme="majorBidi" w:cstheme="majorBidi"/>
-                <w:sz w:val="18"/>
-                <w:szCs w:val="18"/>
-                <w:lang w:bidi="ar-IQ"/>
-              </w:rPr>
-            </w:pPr>
-            <w:r>
-              <w:rPr>
-                <w:rFonts w:asciiTheme="majorBidi" w:hAnsiTheme="majorBidi" w:cstheme="majorBidi"/>
-                <w:sz w:val="18"/>
-                <w:szCs w:val="18"/>
-                <w:rtl/>
-                <w:lang w:bidi="ar-IQ"/>
-              </w:rPr>
-              <w:t xml:space="preserve">٨٧</w:t>
-            </w:r>
-          </w:p>
-        </w:tc>
-        <w:tc>
-          <w:tcPr>
-            <w:tcW w:w="325" w:type="pct"/>
-          </w:tcPr>
-          <w:p>
-            <w:pPr>
-              <w:keepNext/>
-              <w:keepLines/>
-              <w:spacing w:after="0"/>
-              <w:rPr>
-                <w:rFonts w:asciiTheme="majorBidi" w:hAnsiTheme="majorBidi" w:cstheme="majorBidi"/>
-                <w:sz w:val="18"/>
-                <w:szCs w:val="18"/>
-              </w:rPr>
-            </w:pPr>
-            <w:r>
-              <w:rPr>
-                <w:rFonts w:asciiTheme="majorBidi" w:hAnsiTheme="majorBidi" w:cstheme="majorBidi"/>
-                <w:sz w:val="18"/>
-                <w:szCs w:val="18"/>
-                <w:rtl/>
-                <w:lang w:bidi="ar-IQ"/>
-              </w:rPr>
-              <w:t xml:space="preserve">٢</w:t>
             </w:r>
           </w:p>
         </w:tc>
@@ -4238,7 +4238,7 @@
                 <w:rtl/>
                 <w:lang w:bidi="ar-IQ"/>
               </w:rPr>
-              <w:t xml:space="preserve">الفلسفة</w:t>
+              <w:t xml:space="preserve"/>
             </w:r>
           </w:p>
         </w:tc>
@@ -4266,24 +4266,107 @@
                 <w:rtl/>
                 <w:lang w:bidi="ar-IQ"/>
               </w:rPr>
+              <w:t xml:space="preserve">٧٧</w:t>
+            </w:r>
+          </w:p>
+        </w:tc>
+        <w:tc>
+          <w:tcPr>
+            <w:tcW w:w="339" w:type="pct"/>
+          </w:tcPr>
+          <w:p>
+            <w:pPr>
+              <w:keepNext/>
+              <w:keepLines/>
+              <w:spacing w:after="0"/>
+              <w:rPr>
+                <w:rFonts w:asciiTheme="majorBidi" w:hAnsiTheme="majorBidi" w:cstheme="majorBidi"/>
+                <w:sz w:val="18"/>
+                <w:szCs w:val="18"/>
+                <w:lang w:bidi="ar-IQ"/>
+              </w:rPr>
+            </w:pPr>
+            <w:r>
+              <w:rPr>
+                <w:rFonts w:asciiTheme="majorBidi" w:hAnsiTheme="majorBidi" w:cstheme="majorBidi"/>
+                <w:sz w:val="18"/>
+                <w:szCs w:val="18"/>
+                <w:rtl/>
+                <w:lang w:bidi="ar-IQ"/>
+              </w:rPr>
+              <w:t xml:space="preserve">٣</w:t>
+            </w:r>
+          </w:p>
+        </w:tc>
+        <w:tc>
+          <w:tcPr>
+            <w:tcW w:w="1831" w:type="pct"/>
+          </w:tcPr>
+          <w:p>
+            <w:pPr>
+              <w:keepNext/>
+              <w:keepLines/>
+              <w:spacing w:after="0"/>
+              <w:rPr>
+                <w:rFonts w:asciiTheme="majorBidi" w:hAnsiTheme="majorBidi" w:cstheme="majorBidi"/>
+                <w:sz w:val="18"/>
+                <w:szCs w:val="18"/>
+                <w:lang w:bidi="ar-IQ"/>
+              </w:rPr>
+            </w:pPr>
+            <w:r>
+              <w:rPr>
+                <w:rFonts w:asciiTheme="majorBidi" w:hAnsiTheme="majorBidi" w:cstheme="majorBidi"/>
+                <w:sz w:val="18"/>
+                <w:szCs w:val="18"/>
+                <w:rtl/>
+                <w:lang w:bidi="ar-IQ"/>
+              </w:rPr>
+              <w:t xml:space="preserve"/>
+            </w:r>
+          </w:p>
+        </w:tc>
+        <w:tc>
+          <w:tcPr>
+            <w:tcW w:w="339" w:type="pct"/>
+          </w:tcPr>
+          <w:p>
+            <w:pPr>
+              <w:keepNext/>
+              <w:keepLines/>
+              <w:spacing w:after="0"/>
+              <w:rPr>
+                <w:rFonts w:asciiTheme="majorBidi" w:hAnsiTheme="majorBidi" w:cstheme="majorBidi"/>
+                <w:sz w:val="18"/>
+                <w:szCs w:val="18"/>
+                <w:lang w:bidi="ar-IQ"/>
+              </w:rPr>
+            </w:pPr>
+            <w:r>
+              <w:rPr>
+                <w:rFonts w:asciiTheme="majorBidi" w:hAnsiTheme="majorBidi" w:cstheme="majorBidi"/>
+                <w:sz w:val="18"/>
+                <w:szCs w:val="18"/>
+                <w:rtl/>
+                <w:lang w:bidi="ar-IQ"/>
+              </w:rPr>
               <w:t xml:space="preserve">٥٩</w:t>
             </w:r>
           </w:p>
         </w:tc>
         <w:tc>
           <w:tcPr>
-            <w:tcW w:w="339" w:type="pct"/>
-          </w:tcPr>
-          <w:p>
-            <w:pPr>
-              <w:keepNext/>
-              <w:keepLines/>
-              <w:spacing w:after="0"/>
-              <w:rPr>
-                <w:rFonts w:asciiTheme="majorBidi" w:hAnsiTheme="majorBidi" w:cstheme="majorBidi"/>
-                <w:sz w:val="18"/>
-                <w:szCs w:val="18"/>
-                <w:lang w:bidi="ar-IQ"/>
+            <w:tcW w:w="325" w:type="pct"/>
+          </w:tcPr>
+          <w:p>
+            <w:pPr>
+              <w:keepNext/>
+              <w:keepLines/>
+              <w:spacing w:after="0"/>
+              <w:rPr>
+                <w:rFonts w:asciiTheme="majorBidi" w:hAnsiTheme="majorBidi" w:cstheme="majorBidi"/>
+                <w:sz w:val="18"/>
+                <w:szCs w:val="18"/>
               </w:rPr>
             </w:pPr>
             <w:r>
@@ -4295,89 +4378,6 @@
                 <w:lang w:bidi="ar-IQ"/>
               </w:rPr>
               <w:t xml:space="preserve">٢</w:t>
-            </w:r>
-          </w:p>
-        </w:tc>
-        <w:tc>
-          <w:tcPr>
-            <w:tcW w:w="1831" w:type="pct"/>
-          </w:tcPr>
-          <w:p>
-            <w:pPr>
-              <w:keepNext/>
-              <w:keepLines/>
-              <w:spacing w:after="0"/>
-              <w:rPr>
-                <w:rFonts w:asciiTheme="majorBidi" w:hAnsiTheme="majorBidi" w:cstheme="majorBidi"/>
-                <w:sz w:val="18"/>
-                <w:szCs w:val="18"/>
-                <w:lang w:bidi="ar-IQ"/>
-              </w:rPr>
-            </w:pPr>
-            <w:r>
-              <w:rPr>
-                <w:rFonts w:asciiTheme="majorBidi" w:hAnsiTheme="majorBidi" w:cstheme="majorBidi"/>
-                <w:sz w:val="18"/>
-                <w:szCs w:val="18"/>
-                <w:rtl/>
-                <w:lang w:bidi="ar-IQ"/>
-              </w:rPr>
-              <w:t xml:space="preserve">نظرية المعلومات</w:t>
-            </w:r>
-          </w:p>
-        </w:tc>
-        <w:tc>
-          <w:tcPr>
-            <w:tcW w:w="339" w:type="pct"/>
-          </w:tcPr>
-          <w:p>
-            <w:pPr>
-              <w:keepNext/>
-              <w:keepLines/>
-              <w:spacing w:after="0"/>
-              <w:rPr>
-                <w:rFonts w:asciiTheme="majorBidi" w:hAnsiTheme="majorBidi" w:cstheme="majorBidi"/>
-                <w:sz w:val="18"/>
-                <w:szCs w:val="18"/>
-                <w:lang w:bidi="ar-IQ"/>
-              </w:rPr>
-            </w:pPr>
-            <w:r>
-              <w:rPr>
-                <w:rFonts w:asciiTheme="majorBidi" w:hAnsiTheme="majorBidi" w:cstheme="majorBidi"/>
-                <w:sz w:val="18"/>
-                <w:szCs w:val="18"/>
-                <w:rtl/>
-                <w:lang w:bidi="ar-IQ"/>
-              </w:rPr>
-              <w:t xml:space="preserve">٧٧</w:t>
-            </w:r>
-          </w:p>
-        </w:tc>
-        <w:tc>
-          <w:tcPr>
-            <w:tcW w:w="325" w:type="pct"/>
-          </w:tcPr>
-          <w:p>
-            <w:pPr>
-              <w:keepNext/>
-              <w:keepLines/>
-              <w:spacing w:after="0"/>
-              <w:rPr>
-                <w:rFonts w:asciiTheme="majorBidi" w:hAnsiTheme="majorBidi" w:cstheme="majorBidi"/>
-                <w:sz w:val="18"/>
-                <w:szCs w:val="18"/>
-              </w:rPr>
-            </w:pPr>
-            <w:r>
-              <w:rPr>
-                <w:rFonts w:asciiTheme="majorBidi" w:hAnsiTheme="majorBidi" w:cstheme="majorBidi"/>
-                <w:sz w:val="18"/>
-                <w:szCs w:val="18"/>
-                <w:rtl/>
-                <w:lang w:bidi="ar-IQ"/>
-              </w:rPr>
-              <w:t xml:space="preserve">٣</w:t>
             </w:r>
           </w:p>
         </w:tc>
@@ -4410,7 +4410,7 @@
                 <w:rtl/>
                 <w:lang w:bidi="ar-IQ"/>
               </w:rPr>
-              <w:t xml:space="preserve">المترجمات</w:t>
+              <w:t xml:space="preserve"/>
             </w:r>
           </w:p>
         </w:tc>
@@ -4438,24 +4438,107 @@
                 <w:rtl/>
                 <w:lang w:bidi="ar-IQ"/>
               </w:rPr>
+              <w:t xml:space="preserve"/>
+            </w:r>
+          </w:p>
+        </w:tc>
+        <w:tc>
+          <w:tcPr>
+            <w:tcW w:w="339" w:type="pct"/>
+          </w:tcPr>
+          <w:p>
+            <w:pPr>
+              <w:keepNext/>
+              <w:keepLines/>
+              <w:spacing w:after="0"/>
+              <w:rPr>
+                <w:rFonts w:asciiTheme="majorBidi" w:hAnsiTheme="majorBidi" w:cstheme="majorBidi"/>
+                <w:sz w:val="18"/>
+                <w:szCs w:val="18"/>
+                <w:lang w:bidi="ar-IQ"/>
+              </w:rPr>
+            </w:pPr>
+            <w:r>
+              <w:rPr>
+                <w:rFonts w:asciiTheme="majorBidi" w:hAnsiTheme="majorBidi" w:cstheme="majorBidi"/>
+                <w:sz w:val="18"/>
+                <w:szCs w:val="18"/>
+                <w:rtl/>
+                <w:lang w:bidi="ar-IQ"/>
+              </w:rPr>
+              <w:t xml:space="preserve"/>
+            </w:r>
+          </w:p>
+        </w:tc>
+        <w:tc>
+          <w:tcPr>
+            <w:tcW w:w="1831" w:type="pct"/>
+          </w:tcPr>
+          <w:p>
+            <w:pPr>
+              <w:keepNext/>
+              <w:keepLines/>
+              <w:spacing w:after="0"/>
+              <w:rPr>
+                <w:rFonts w:asciiTheme="majorBidi" w:hAnsiTheme="majorBidi" w:cstheme="majorBidi"/>
+                <w:sz w:val="18"/>
+                <w:szCs w:val="18"/>
+                <w:lang w:bidi="ar-IQ"/>
+              </w:rPr>
+            </w:pPr>
+            <w:r>
+              <w:rPr>
+                <w:rFonts w:asciiTheme="majorBidi" w:hAnsiTheme="majorBidi" w:cstheme="majorBidi"/>
+                <w:sz w:val="18"/>
+                <w:szCs w:val="18"/>
+                <w:rtl/>
+                <w:lang w:bidi="ar-IQ"/>
+              </w:rPr>
+              <w:t xml:space="preserve"/>
+            </w:r>
+          </w:p>
+        </w:tc>
+        <w:tc>
+          <w:tcPr>
+            <w:tcW w:w="339" w:type="pct"/>
+          </w:tcPr>
+          <w:p>
+            <w:pPr>
+              <w:keepNext/>
+              <w:keepLines/>
+              <w:spacing w:after="0"/>
+              <w:rPr>
+                <w:rFonts w:asciiTheme="majorBidi" w:hAnsiTheme="majorBidi" w:cstheme="majorBidi"/>
+                <w:sz w:val="18"/>
+                <w:szCs w:val="18"/>
+                <w:lang w:bidi="ar-IQ"/>
+              </w:rPr>
+            </w:pPr>
+            <w:r>
+              <w:rPr>
+                <w:rFonts w:asciiTheme="majorBidi" w:hAnsiTheme="majorBidi" w:cstheme="majorBidi"/>
+                <w:sz w:val="18"/>
+                <w:szCs w:val="18"/>
+                <w:rtl/>
+                <w:lang w:bidi="ar-IQ"/>
+              </w:rPr>
               <w:t xml:space="preserve">٥٨</w:t>
             </w:r>
           </w:p>
         </w:tc>
         <w:tc>
           <w:tcPr>
-            <w:tcW w:w="339" w:type="pct"/>
-          </w:tcPr>
-          <w:p>
-            <w:pPr>
-              <w:keepNext/>
-              <w:keepLines/>
-              <w:spacing w:after="0"/>
-              <w:rPr>
-                <w:rFonts w:asciiTheme="majorBidi" w:hAnsiTheme="majorBidi" w:cstheme="majorBidi"/>
-                <w:sz w:val="18"/>
-                <w:szCs w:val="18"/>
-                <w:lang w:bidi="ar-IQ"/>
+            <w:tcW w:w="325" w:type="pct"/>
+          </w:tcPr>
+          <w:p>
+            <w:pPr>
+              <w:keepNext/>
+              <w:keepLines/>
+              <w:spacing w:after="0"/>
+              <w:rPr>
+                <w:rFonts w:asciiTheme="majorBidi" w:hAnsiTheme="majorBidi" w:cstheme="majorBidi"/>
+                <w:sz w:val="18"/>
+                <w:szCs w:val="18"/>
               </w:rPr>
             </w:pPr>
             <w:r>
@@ -4467,89 +4550,6 @@
                 <w:lang w:bidi="ar-IQ"/>
               </w:rPr>
               <w:t xml:space="preserve">٤</w:t>
-            </w:r>
-          </w:p>
-        </w:tc>
-        <w:tc>
-          <w:tcPr>
-            <w:tcW w:w="1831" w:type="pct"/>
-          </w:tcPr>
-          <w:p>
-            <w:pPr>
-              <w:keepNext/>
-              <w:keepLines/>
-              <w:spacing w:after="0"/>
-              <w:rPr>
-                <w:rFonts w:asciiTheme="majorBidi" w:hAnsiTheme="majorBidi" w:cstheme="majorBidi"/>
-                <w:sz w:val="18"/>
-                <w:szCs w:val="18"/>
-                <w:lang w:bidi="ar-IQ"/>
-              </w:rPr>
-            </w:pPr>
-            <w:r>
-              <w:rPr>
-                <w:rFonts w:asciiTheme="majorBidi" w:hAnsiTheme="majorBidi" w:cstheme="majorBidi"/>
-                <w:sz w:val="18"/>
-                <w:szCs w:val="18"/>
-                <w:rtl/>
-                <w:lang w:bidi="ar-IQ"/>
-              </w:rPr>
-              <w:t xml:space="preserve"/>
-            </w:r>
-          </w:p>
-        </w:tc>
-        <w:tc>
-          <w:tcPr>
-            <w:tcW w:w="339" w:type="pct"/>
-          </w:tcPr>
-          <w:p>
-            <w:pPr>
-              <w:keepNext/>
-              <w:keepLines/>
-              <w:spacing w:after="0"/>
-              <w:rPr>
-                <w:rFonts w:asciiTheme="majorBidi" w:hAnsiTheme="majorBidi" w:cstheme="majorBidi"/>
-                <w:sz w:val="18"/>
-                <w:szCs w:val="18"/>
-                <w:lang w:bidi="ar-IQ"/>
-              </w:rPr>
-            </w:pPr>
-            <w:r>
-              <w:rPr>
-                <w:rFonts w:asciiTheme="majorBidi" w:hAnsiTheme="majorBidi" w:cstheme="majorBidi"/>
-                <w:sz w:val="18"/>
-                <w:szCs w:val="18"/>
-                <w:rtl/>
-                <w:lang w:bidi="ar-IQ"/>
-              </w:rPr>
-              <w:t xml:space="preserve"/>
-            </w:r>
-          </w:p>
-        </w:tc>
-        <w:tc>
-          <w:tcPr>
-            <w:tcW w:w="325" w:type="pct"/>
-          </w:tcPr>
-          <w:p>
-            <w:pPr>
-              <w:keepNext/>
-              <w:keepLines/>
-              <w:spacing w:after="0"/>
-              <w:rPr>
-                <w:rFonts w:asciiTheme="majorBidi" w:hAnsiTheme="majorBidi" w:cstheme="majorBidi"/>
-                <w:sz w:val="18"/>
-                <w:szCs w:val="18"/>
-              </w:rPr>
-            </w:pPr>
-            <w:r>
-              <w:rPr>
-                <w:rFonts w:asciiTheme="majorBidi" w:hAnsiTheme="majorBidi" w:cstheme="majorBidi"/>
-                <w:sz w:val="18"/>
-                <w:szCs w:val="18"/>
-                <w:rtl/>
-                <w:lang w:bidi="ar-IQ"/>
-              </w:rPr>
-              <w:t xml:space="preserve"/>
             </w:r>
           </w:p>
         </w:tc>
@@ -4582,7 +4582,7 @@
                 <w:rtl/>
                 <w:lang w:bidi="ar-IQ"/>
               </w:rPr>
-              <w:t xml:space="preserve">النمذجة و المحاكاة في الحاسوب</w:t>
+              <w:t xml:space="preserve"/>
             </w:r>
           </w:p>
         </w:tc>
@@ -4610,24 +4610,107 @@
                 <w:rtl/>
                 <w:lang w:bidi="ar-IQ"/>
               </w:rPr>
+              <w:t xml:space="preserve"/>
+            </w:r>
+          </w:p>
+        </w:tc>
+        <w:tc>
+          <w:tcPr>
+            <w:tcW w:w="339" w:type="pct"/>
+          </w:tcPr>
+          <w:p>
+            <w:pPr>
+              <w:keepNext/>
+              <w:keepLines/>
+              <w:spacing w:after="0"/>
+              <w:rPr>
+                <w:rFonts w:asciiTheme="majorBidi" w:hAnsiTheme="majorBidi" w:cstheme="majorBidi"/>
+                <w:sz w:val="18"/>
+                <w:szCs w:val="18"/>
+                <w:lang w:bidi="ar-IQ"/>
+              </w:rPr>
+            </w:pPr>
+            <w:r>
+              <w:rPr>
+                <w:rFonts w:asciiTheme="majorBidi" w:hAnsiTheme="majorBidi" w:cstheme="majorBidi"/>
+                <w:sz w:val="18"/>
+                <w:szCs w:val="18"/>
+                <w:rtl/>
+                <w:lang w:bidi="ar-IQ"/>
+              </w:rPr>
+              <w:t xml:space="preserve"/>
+            </w:r>
+          </w:p>
+        </w:tc>
+        <w:tc>
+          <w:tcPr>
+            <w:tcW w:w="1831" w:type="pct"/>
+          </w:tcPr>
+          <w:p>
+            <w:pPr>
+              <w:keepNext/>
+              <w:keepLines/>
+              <w:spacing w:after="0"/>
+              <w:rPr>
+                <w:rFonts w:asciiTheme="majorBidi" w:hAnsiTheme="majorBidi" w:cstheme="majorBidi"/>
+                <w:sz w:val="18"/>
+                <w:szCs w:val="18"/>
+                <w:lang w:bidi="ar-IQ"/>
+              </w:rPr>
+            </w:pPr>
+            <w:r>
+              <w:rPr>
+                <w:rFonts w:asciiTheme="majorBidi" w:hAnsiTheme="majorBidi" w:cstheme="majorBidi"/>
+                <w:sz w:val="18"/>
+                <w:szCs w:val="18"/>
+                <w:rtl/>
+                <w:lang w:bidi="ar-IQ"/>
+              </w:rPr>
+              <w:t xml:space="preserve"/>
+            </w:r>
+          </w:p>
+        </w:tc>
+        <w:tc>
+          <w:tcPr>
+            <w:tcW w:w="339" w:type="pct"/>
+          </w:tcPr>
+          <w:p>
+            <w:pPr>
+              <w:keepNext/>
+              <w:keepLines/>
+              <w:spacing w:after="0"/>
+              <w:rPr>
+                <w:rFonts w:asciiTheme="majorBidi" w:hAnsiTheme="majorBidi" w:cstheme="majorBidi"/>
+                <w:sz w:val="18"/>
+                <w:szCs w:val="18"/>
+                <w:lang w:bidi="ar-IQ"/>
+              </w:rPr>
+            </w:pPr>
+            <w:r>
+              <w:rPr>
+                <w:rFonts w:asciiTheme="majorBidi" w:hAnsiTheme="majorBidi" w:cstheme="majorBidi"/>
+                <w:sz w:val="18"/>
+                <w:szCs w:val="18"/>
+                <w:rtl/>
+                <w:lang w:bidi="ar-IQ"/>
+              </w:rPr>
               <w:t xml:space="preserve">٧٨</w:t>
             </w:r>
           </w:p>
         </w:tc>
         <w:tc>
           <w:tcPr>
-            <w:tcW w:w="339" w:type="pct"/>
-          </w:tcPr>
-          <w:p>
-            <w:pPr>
-              <w:keepNext/>
-              <w:keepLines/>
-              <w:spacing w:after="0"/>
-              <w:rPr>
-                <w:rFonts w:asciiTheme="majorBidi" w:hAnsiTheme="majorBidi" w:cstheme="majorBidi"/>
-                <w:sz w:val="18"/>
-                <w:szCs w:val="18"/>
-                <w:lang w:bidi="ar-IQ"/>
+            <w:tcW w:w="325" w:type="pct"/>
+          </w:tcPr>
+          <w:p>
+            <w:pPr>
+              <w:keepNext/>
+              <w:keepLines/>
+              <w:spacing w:after="0"/>
+              <w:rPr>
+                <w:rFonts w:asciiTheme="majorBidi" w:hAnsiTheme="majorBidi" w:cstheme="majorBidi"/>
+                <w:sz w:val="18"/>
+                <w:szCs w:val="18"/>
               </w:rPr>
             </w:pPr>
             <w:r>
@@ -4639,89 +4722,6 @@
                 <w:lang w:bidi="ar-IQ"/>
               </w:rPr>
               <w:t xml:space="preserve">٣</w:t>
-            </w:r>
-          </w:p>
-        </w:tc>
-        <w:tc>
-          <w:tcPr>
-            <w:tcW w:w="1831" w:type="pct"/>
-          </w:tcPr>
-          <w:p>
-            <w:pPr>
-              <w:keepNext/>
-              <w:keepLines/>
-              <w:spacing w:after="0"/>
-              <w:rPr>
-                <w:rFonts w:asciiTheme="majorBidi" w:hAnsiTheme="majorBidi" w:cstheme="majorBidi"/>
-                <w:sz w:val="18"/>
-                <w:szCs w:val="18"/>
-                <w:lang w:bidi="ar-IQ"/>
-              </w:rPr>
-            </w:pPr>
-            <w:r>
-              <w:rPr>
-                <w:rFonts w:asciiTheme="majorBidi" w:hAnsiTheme="majorBidi" w:cstheme="majorBidi"/>
-                <w:sz w:val="18"/>
-                <w:szCs w:val="18"/>
-                <w:rtl/>
-                <w:lang w:bidi="ar-IQ"/>
-              </w:rPr>
-              <w:t xml:space="preserve"/>
-            </w:r>
-          </w:p>
-        </w:tc>
-        <w:tc>
-          <w:tcPr>
-            <w:tcW w:w="339" w:type="pct"/>
-          </w:tcPr>
-          <w:p>
-            <w:pPr>
-              <w:keepNext/>
-              <w:keepLines/>
-              <w:spacing w:after="0"/>
-              <w:rPr>
-                <w:rFonts w:asciiTheme="majorBidi" w:hAnsiTheme="majorBidi" w:cstheme="majorBidi"/>
-                <w:sz w:val="18"/>
-                <w:szCs w:val="18"/>
-                <w:lang w:bidi="ar-IQ"/>
-              </w:rPr>
-            </w:pPr>
-            <w:r>
-              <w:rPr>
-                <w:rFonts w:asciiTheme="majorBidi" w:hAnsiTheme="majorBidi" w:cstheme="majorBidi"/>
-                <w:sz w:val="18"/>
-                <w:szCs w:val="18"/>
-                <w:rtl/>
-                <w:lang w:bidi="ar-IQ"/>
-              </w:rPr>
-              <w:t xml:space="preserve"/>
-            </w:r>
-          </w:p>
-        </w:tc>
-        <w:tc>
-          <w:tcPr>
-            <w:tcW w:w="325" w:type="pct"/>
-          </w:tcPr>
-          <w:p>
-            <w:pPr>
-              <w:keepNext/>
-              <w:keepLines/>
-              <w:spacing w:after="0"/>
-              <w:rPr>
-                <w:rFonts w:asciiTheme="majorBidi" w:hAnsiTheme="majorBidi" w:cstheme="majorBidi"/>
-                <w:sz w:val="18"/>
-                <w:szCs w:val="18"/>
-              </w:rPr>
-            </w:pPr>
-            <w:r>
-              <w:rPr>
-                <w:rFonts w:asciiTheme="majorBidi" w:hAnsiTheme="majorBidi" w:cstheme="majorBidi"/>
-                <w:sz w:val="18"/>
-                <w:szCs w:val="18"/>
-                <w:rtl/>
-                <w:lang w:bidi="ar-IQ"/>
-              </w:rPr>
-              <w:t xml:space="preserve"/>
             </w:r>
           </w:p>
         </w:tc>
@@ -4754,7 +4754,7 @@
                 <w:rtl/>
                 <w:lang w:bidi="ar-IQ"/>
               </w:rPr>
-              <w:t xml:space="preserve">بحوث العمليات</w:t>
+              <w:t xml:space="preserve"/>
             </w:r>
           </w:p>
         </w:tc>
@@ -4782,24 +4782,107 @@
                 <w:rtl/>
                 <w:lang w:bidi="ar-IQ"/>
               </w:rPr>
+              <w:t xml:space="preserve"/>
+            </w:r>
+          </w:p>
+        </w:tc>
+        <w:tc>
+          <w:tcPr>
+            <w:tcW w:w="339" w:type="pct"/>
+          </w:tcPr>
+          <w:p>
+            <w:pPr>
+              <w:keepNext/>
+              <w:keepLines/>
+              <w:spacing w:after="0"/>
+              <w:rPr>
+                <w:rFonts w:asciiTheme="majorBidi" w:hAnsiTheme="majorBidi" w:cstheme="majorBidi"/>
+                <w:sz w:val="18"/>
+                <w:szCs w:val="18"/>
+                <w:lang w:bidi="ar-IQ"/>
+              </w:rPr>
+            </w:pPr>
+            <w:r>
+              <w:rPr>
+                <w:rFonts w:asciiTheme="majorBidi" w:hAnsiTheme="majorBidi" w:cstheme="majorBidi"/>
+                <w:sz w:val="18"/>
+                <w:szCs w:val="18"/>
+                <w:rtl/>
+                <w:lang w:bidi="ar-IQ"/>
+              </w:rPr>
+              <w:t xml:space="preserve"/>
+            </w:r>
+          </w:p>
+        </w:tc>
+        <w:tc>
+          <w:tcPr>
+            <w:tcW w:w="1831" w:type="pct"/>
+          </w:tcPr>
+          <w:p>
+            <w:pPr>
+              <w:keepNext/>
+              <w:keepLines/>
+              <w:spacing w:after="0"/>
+              <w:rPr>
+                <w:rFonts w:asciiTheme="majorBidi" w:hAnsiTheme="majorBidi" w:cstheme="majorBidi"/>
+                <w:sz w:val="18"/>
+                <w:szCs w:val="18"/>
+                <w:lang w:bidi="ar-IQ"/>
+              </w:rPr>
+            </w:pPr>
+            <w:r>
+              <w:rPr>
+                <w:rFonts w:asciiTheme="majorBidi" w:hAnsiTheme="majorBidi" w:cstheme="majorBidi"/>
+                <w:sz w:val="18"/>
+                <w:szCs w:val="18"/>
+                <w:rtl/>
+                <w:lang w:bidi="ar-IQ"/>
+              </w:rPr>
+              <w:t xml:space="preserve"/>
+            </w:r>
+          </w:p>
+        </w:tc>
+        <w:tc>
+          <w:tcPr>
+            <w:tcW w:w="339" w:type="pct"/>
+          </w:tcPr>
+          <w:p>
+            <w:pPr>
+              <w:keepNext/>
+              <w:keepLines/>
+              <w:spacing w:after="0"/>
+              <w:rPr>
+                <w:rFonts w:asciiTheme="majorBidi" w:hAnsiTheme="majorBidi" w:cstheme="majorBidi"/>
+                <w:sz w:val="18"/>
+                <w:szCs w:val="18"/>
+                <w:lang w:bidi="ar-IQ"/>
+              </w:rPr>
+            </w:pPr>
+            <w:r>
+              <w:rPr>
+                <w:rFonts w:asciiTheme="majorBidi" w:hAnsiTheme="majorBidi" w:cstheme="majorBidi"/>
+                <w:sz w:val="18"/>
+                <w:szCs w:val="18"/>
+                <w:rtl/>
+                <w:lang w:bidi="ar-IQ"/>
+              </w:rPr>
               <w:t xml:space="preserve">٦٠</w:t>
             </w:r>
           </w:p>
         </w:tc>
         <w:tc>
           <w:tcPr>
-            <w:tcW w:w="339" w:type="pct"/>
-          </w:tcPr>
-          <w:p>
-            <w:pPr>
-              <w:keepNext/>
-              <w:keepLines/>
-              <w:spacing w:after="0"/>
-              <w:rPr>
-                <w:rFonts w:asciiTheme="majorBidi" w:hAnsiTheme="majorBidi" w:cstheme="majorBidi"/>
-                <w:sz w:val="18"/>
-                <w:szCs w:val="18"/>
-                <w:lang w:bidi="ar-IQ"/>
+            <w:tcW w:w="325" w:type="pct"/>
+          </w:tcPr>
+          <w:p>
+            <w:pPr>
+              <w:keepNext/>
+              <w:keepLines/>
+              <w:spacing w:after="0"/>
+              <w:rPr>
+                <w:rFonts w:asciiTheme="majorBidi" w:hAnsiTheme="majorBidi" w:cstheme="majorBidi"/>
+                <w:sz w:val="18"/>
+                <w:szCs w:val="18"/>
               </w:rPr>
             </w:pPr>
             <w:r>
@@ -4811,89 +4894,6 @@
                 <w:lang w:bidi="ar-IQ"/>
               </w:rPr>
               <w:t xml:space="preserve">٣</w:t>
-            </w:r>
-          </w:p>
-        </w:tc>
-        <w:tc>
-          <w:tcPr>
-            <w:tcW w:w="1831" w:type="pct"/>
-          </w:tcPr>
-          <w:p>
-            <w:pPr>
-              <w:keepNext/>
-              <w:keepLines/>
-              <w:spacing w:after="0"/>
-              <w:rPr>
-                <w:rFonts w:asciiTheme="majorBidi" w:hAnsiTheme="majorBidi" w:cstheme="majorBidi"/>
-                <w:sz w:val="18"/>
-                <w:szCs w:val="18"/>
-                <w:lang w:bidi="ar-IQ"/>
-              </w:rPr>
-            </w:pPr>
-            <w:r>
-              <w:rPr>
-                <w:rFonts w:asciiTheme="majorBidi" w:hAnsiTheme="majorBidi" w:cstheme="majorBidi"/>
-                <w:sz w:val="18"/>
-                <w:szCs w:val="18"/>
-                <w:rtl/>
-                <w:lang w:bidi="ar-IQ"/>
-              </w:rPr>
-              <w:t xml:space="preserve"/>
-            </w:r>
-          </w:p>
-        </w:tc>
-        <w:tc>
-          <w:tcPr>
-            <w:tcW w:w="339" w:type="pct"/>
-          </w:tcPr>
-          <w:p>
-            <w:pPr>
-              <w:keepNext/>
-              <w:keepLines/>
-              <w:spacing w:after="0"/>
-              <w:rPr>
-                <w:rFonts w:asciiTheme="majorBidi" w:hAnsiTheme="majorBidi" w:cstheme="majorBidi"/>
-                <w:sz w:val="18"/>
-                <w:szCs w:val="18"/>
-                <w:lang w:bidi="ar-IQ"/>
-              </w:rPr>
-            </w:pPr>
-            <w:r>
-              <w:rPr>
-                <w:rFonts w:asciiTheme="majorBidi" w:hAnsiTheme="majorBidi" w:cstheme="majorBidi"/>
-                <w:sz w:val="18"/>
-                <w:szCs w:val="18"/>
-                <w:rtl/>
-                <w:lang w:bidi="ar-IQ"/>
-              </w:rPr>
-              <w:t xml:space="preserve"/>
-            </w:r>
-          </w:p>
-        </w:tc>
-        <w:tc>
-          <w:tcPr>
-            <w:tcW w:w="325" w:type="pct"/>
-          </w:tcPr>
-          <w:p>
-            <w:pPr>
-              <w:keepNext/>
-              <w:keepLines/>
-              <w:spacing w:after="0"/>
-              <w:rPr>
-                <w:rFonts w:asciiTheme="majorBidi" w:hAnsiTheme="majorBidi" w:cstheme="majorBidi"/>
-                <w:sz w:val="18"/>
-                <w:szCs w:val="18"/>
-              </w:rPr>
-            </w:pPr>
-            <w:r>
-              <w:rPr>
-                <w:rFonts w:asciiTheme="majorBidi" w:hAnsiTheme="majorBidi" w:cstheme="majorBidi"/>
-                <w:sz w:val="18"/>
-                <w:szCs w:val="18"/>
-                <w:rtl/>
-                <w:lang w:bidi="ar-IQ"/>
-              </w:rPr>
-              <w:t xml:space="preserve"/>
             </w:r>
           </w:p>
         </w:tc>
@@ -4926,7 +4926,7 @@
                 <w:rtl/>
                 <w:lang w:bidi="ar-IQ"/>
               </w:rPr>
-              <w:t xml:space="preserve">تصميم المواقع</w:t>
+              <w:t xml:space="preserve"/>
             </w:r>
           </w:p>
         </w:tc>
@@ -4954,24 +4954,107 @@
                 <w:rtl/>
                 <w:lang w:bidi="ar-IQ"/>
               </w:rPr>
+              <w:t xml:space="preserve"/>
+            </w:r>
+          </w:p>
+        </w:tc>
+        <w:tc>
+          <w:tcPr>
+            <w:tcW w:w="339" w:type="pct"/>
+          </w:tcPr>
+          <w:p>
+            <w:pPr>
+              <w:keepNext/>
+              <w:keepLines/>
+              <w:spacing w:after="0"/>
+              <w:rPr>
+                <w:rFonts w:asciiTheme="majorBidi" w:hAnsiTheme="majorBidi" w:cstheme="majorBidi"/>
+                <w:sz w:val="18"/>
+                <w:szCs w:val="18"/>
+                <w:lang w:bidi="ar-IQ"/>
+              </w:rPr>
+            </w:pPr>
+            <w:r>
+              <w:rPr>
+                <w:rFonts w:asciiTheme="majorBidi" w:hAnsiTheme="majorBidi" w:cstheme="majorBidi"/>
+                <w:sz w:val="18"/>
+                <w:szCs w:val="18"/>
+                <w:rtl/>
+                <w:lang w:bidi="ar-IQ"/>
+              </w:rPr>
+              <w:t xml:space="preserve"/>
+            </w:r>
+          </w:p>
+        </w:tc>
+        <w:tc>
+          <w:tcPr>
+            <w:tcW w:w="1831" w:type="pct"/>
+          </w:tcPr>
+          <w:p>
+            <w:pPr>
+              <w:keepNext/>
+              <w:keepLines/>
+              <w:spacing w:after="0"/>
+              <w:rPr>
+                <w:rFonts w:asciiTheme="majorBidi" w:hAnsiTheme="majorBidi" w:cstheme="majorBidi"/>
+                <w:sz w:val="18"/>
+                <w:szCs w:val="18"/>
+                <w:lang w:bidi="ar-IQ"/>
+              </w:rPr>
+            </w:pPr>
+            <w:r>
+              <w:rPr>
+                <w:rFonts w:asciiTheme="majorBidi" w:hAnsiTheme="majorBidi" w:cstheme="majorBidi"/>
+                <w:sz w:val="18"/>
+                <w:szCs w:val="18"/>
+                <w:rtl/>
+                <w:lang w:bidi="ar-IQ"/>
+              </w:rPr>
+              <w:t xml:space="preserve"/>
+            </w:r>
+          </w:p>
+        </w:tc>
+        <w:tc>
+          <w:tcPr>
+            <w:tcW w:w="339" w:type="pct"/>
+          </w:tcPr>
+          <w:p>
+            <w:pPr>
+              <w:keepNext/>
+              <w:keepLines/>
+              <w:spacing w:after="0"/>
+              <w:rPr>
+                <w:rFonts w:asciiTheme="majorBidi" w:hAnsiTheme="majorBidi" w:cstheme="majorBidi"/>
+                <w:sz w:val="18"/>
+                <w:szCs w:val="18"/>
+                <w:lang w:bidi="ar-IQ"/>
+              </w:rPr>
+            </w:pPr>
+            <w:r>
+              <w:rPr>
+                <w:rFonts w:asciiTheme="majorBidi" w:hAnsiTheme="majorBidi" w:cstheme="majorBidi"/>
+                <w:sz w:val="18"/>
+                <w:szCs w:val="18"/>
+                <w:rtl/>
+                <w:lang w:bidi="ar-IQ"/>
+              </w:rPr>
               <w:t xml:space="preserve">٥٦</w:t>
             </w:r>
           </w:p>
         </w:tc>
         <w:tc>
           <w:tcPr>
-            <w:tcW w:w="339" w:type="pct"/>
-          </w:tcPr>
-          <w:p>
-            <w:pPr>
-              <w:keepNext/>
-              <w:keepLines/>
-              <w:spacing w:after="0"/>
-              <w:rPr>
-                <w:rFonts w:asciiTheme="majorBidi" w:hAnsiTheme="majorBidi" w:cstheme="majorBidi"/>
-                <w:sz w:val="18"/>
-                <w:szCs w:val="18"/>
-                <w:lang w:bidi="ar-IQ"/>
+            <w:tcW w:w="325" w:type="pct"/>
+          </w:tcPr>
+          <w:p>
+            <w:pPr>
+              <w:keepNext/>
+              <w:keepLines/>
+              <w:spacing w:after="0"/>
+              <w:rPr>
+                <w:rFonts w:asciiTheme="majorBidi" w:hAnsiTheme="majorBidi" w:cstheme="majorBidi"/>
+                <w:sz w:val="18"/>
+                <w:szCs w:val="18"/>
               </w:rPr>
             </w:pPr>
             <w:r>
@@ -4983,89 +5066,6 @@
                 <w:lang w:bidi="ar-IQ"/>
               </w:rPr>
               <w:t xml:space="preserve">٣</w:t>
-            </w:r>
-          </w:p>
-        </w:tc>
-        <w:tc>
-          <w:tcPr>
-            <w:tcW w:w="1831" w:type="pct"/>
-          </w:tcPr>
-          <w:p>
-            <w:pPr>
-              <w:keepNext/>
-              <w:keepLines/>
-              <w:spacing w:after="0"/>
-              <w:rPr>
-                <w:rFonts w:asciiTheme="majorBidi" w:hAnsiTheme="majorBidi" w:cstheme="majorBidi"/>
-                <w:sz w:val="18"/>
-                <w:szCs w:val="18"/>
-                <w:lang w:bidi="ar-IQ"/>
-              </w:rPr>
-            </w:pPr>
-            <w:r>
-              <w:rPr>
-                <w:rFonts w:asciiTheme="majorBidi" w:hAnsiTheme="majorBidi" w:cstheme="majorBidi"/>
-                <w:sz w:val="18"/>
-                <w:szCs w:val="18"/>
-                <w:rtl/>
-                <w:lang w:bidi="ar-IQ"/>
-              </w:rPr>
-              <w:t xml:space="preserve"/>
-            </w:r>
-          </w:p>
-        </w:tc>
-        <w:tc>
-          <w:tcPr>
-            <w:tcW w:w="339" w:type="pct"/>
-          </w:tcPr>
-          <w:p>
-            <w:pPr>
-              <w:keepNext/>
-              <w:keepLines/>
-              <w:spacing w:after="0"/>
-              <w:rPr>
-                <w:rFonts w:asciiTheme="majorBidi" w:hAnsiTheme="majorBidi" w:cstheme="majorBidi"/>
-                <w:sz w:val="18"/>
-                <w:szCs w:val="18"/>
-                <w:lang w:bidi="ar-IQ"/>
-              </w:rPr>
-            </w:pPr>
-            <w:r>
-              <w:rPr>
-                <w:rFonts w:asciiTheme="majorBidi" w:hAnsiTheme="majorBidi" w:cstheme="majorBidi"/>
-                <w:sz w:val="18"/>
-                <w:szCs w:val="18"/>
-                <w:rtl/>
-                <w:lang w:bidi="ar-IQ"/>
-              </w:rPr>
-              <w:t xml:space="preserve"/>
-            </w:r>
-          </w:p>
-        </w:tc>
-        <w:tc>
-          <w:tcPr>
-            <w:tcW w:w="325" w:type="pct"/>
-          </w:tcPr>
-          <w:p>
-            <w:pPr>
-              <w:keepNext/>
-              <w:keepLines/>
-              <w:spacing w:after="0"/>
-              <w:rPr>
-                <w:rFonts w:asciiTheme="majorBidi" w:hAnsiTheme="majorBidi" w:cstheme="majorBidi"/>
-                <w:sz w:val="18"/>
-                <w:szCs w:val="18"/>
-              </w:rPr>
-            </w:pPr>
-            <w:r>
-              <w:rPr>
-                <w:rFonts w:asciiTheme="majorBidi" w:hAnsiTheme="majorBidi" w:cstheme="majorBidi"/>
-                <w:sz w:val="18"/>
-                <w:szCs w:val="18"/>
-                <w:rtl/>
-                <w:lang w:bidi="ar-IQ"/>
-              </w:rPr>
-              <w:t xml:space="preserve"/>
             </w:r>
           </w:p>
         </w:tc>
@@ -5098,7 +5098,7 @@
                 <w:rtl/>
                 <w:lang w:bidi="ar-IQ"/>
               </w:rPr>
-              <w:t xml:space="preserve">شبكات الحاسوب ١</w:t>
+              <w:t xml:space="preserve"/>
             </w:r>
           </w:p>
         </w:tc>
@@ -5126,24 +5126,107 @@
                 <w:rtl/>
                 <w:lang w:bidi="ar-IQ"/>
               </w:rPr>
+              <w:t xml:space="preserve"/>
+            </w:r>
+          </w:p>
+        </w:tc>
+        <w:tc>
+          <w:tcPr>
+            <w:tcW w:w="339" w:type="pct"/>
+          </w:tcPr>
+          <w:p>
+            <w:pPr>
+              <w:keepNext/>
+              <w:keepLines/>
+              <w:spacing w:after="0"/>
+              <w:rPr>
+                <w:rFonts w:asciiTheme="majorBidi" w:hAnsiTheme="majorBidi" w:cstheme="majorBidi"/>
+                <w:sz w:val="18"/>
+                <w:szCs w:val="18"/>
+                <w:lang w:bidi="ar-IQ"/>
+              </w:rPr>
+            </w:pPr>
+            <w:r>
+              <w:rPr>
+                <w:rFonts w:asciiTheme="majorBidi" w:hAnsiTheme="majorBidi" w:cstheme="majorBidi"/>
+                <w:sz w:val="18"/>
+                <w:szCs w:val="18"/>
+                <w:rtl/>
+                <w:lang w:bidi="ar-IQ"/>
+              </w:rPr>
+              <w:t xml:space="preserve"/>
+            </w:r>
+          </w:p>
+        </w:tc>
+        <w:tc>
+          <w:tcPr>
+            <w:tcW w:w="1831" w:type="pct"/>
+          </w:tcPr>
+          <w:p>
+            <w:pPr>
+              <w:keepNext/>
+              <w:keepLines/>
+              <w:spacing w:after="0"/>
+              <w:rPr>
+                <w:rFonts w:asciiTheme="majorBidi" w:hAnsiTheme="majorBidi" w:cstheme="majorBidi"/>
+                <w:sz w:val="18"/>
+                <w:szCs w:val="18"/>
+                <w:lang w:bidi="ar-IQ"/>
+              </w:rPr>
+            </w:pPr>
+            <w:r>
+              <w:rPr>
+                <w:rFonts w:asciiTheme="majorBidi" w:hAnsiTheme="majorBidi" w:cstheme="majorBidi"/>
+                <w:sz w:val="18"/>
+                <w:szCs w:val="18"/>
+                <w:rtl/>
+                <w:lang w:bidi="ar-IQ"/>
+              </w:rPr>
+              <w:t xml:space="preserve"/>
+            </w:r>
+          </w:p>
+        </w:tc>
+        <w:tc>
+          <w:tcPr>
+            <w:tcW w:w="339" w:type="pct"/>
+          </w:tcPr>
+          <w:p>
+            <w:pPr>
+              <w:keepNext/>
+              <w:keepLines/>
+              <w:spacing w:after="0"/>
+              <w:rPr>
+                <w:rFonts w:asciiTheme="majorBidi" w:hAnsiTheme="majorBidi" w:cstheme="majorBidi"/>
+                <w:sz w:val="18"/>
+                <w:szCs w:val="18"/>
+                <w:lang w:bidi="ar-IQ"/>
+              </w:rPr>
+            </w:pPr>
+            <w:r>
+              <w:rPr>
+                <w:rFonts w:asciiTheme="majorBidi" w:hAnsiTheme="majorBidi" w:cstheme="majorBidi"/>
+                <w:sz w:val="18"/>
+                <w:szCs w:val="18"/>
+                <w:rtl/>
+                <w:lang w:bidi="ar-IQ"/>
+              </w:rPr>
               <w:t xml:space="preserve">٦٣</w:t>
             </w:r>
           </w:p>
         </w:tc>
         <w:tc>
           <w:tcPr>
-            <w:tcW w:w="339" w:type="pct"/>
-          </w:tcPr>
-          <w:p>
-            <w:pPr>
-              <w:keepNext/>
-              <w:keepLines/>
-              <w:spacing w:after="0"/>
-              <w:rPr>
-                <w:rFonts w:asciiTheme="majorBidi" w:hAnsiTheme="majorBidi" w:cstheme="majorBidi"/>
-                <w:sz w:val="18"/>
-                <w:szCs w:val="18"/>
-                <w:lang w:bidi="ar-IQ"/>
+            <w:tcW w:w="325" w:type="pct"/>
+          </w:tcPr>
+          <w:p>
+            <w:pPr>
+              <w:keepNext/>
+              <w:keepLines/>
+              <w:spacing w:after="0"/>
+              <w:rPr>
+                <w:rFonts w:asciiTheme="majorBidi" w:hAnsiTheme="majorBidi" w:cstheme="majorBidi"/>
+                <w:sz w:val="18"/>
+                <w:szCs w:val="18"/>
               </w:rPr>
             </w:pPr>
             <w:r>
@@ -5155,89 +5238,6 @@
                 <w:lang w:bidi="ar-IQ"/>
               </w:rPr>
               <w:t xml:space="preserve">٣</w:t>
-            </w:r>
-          </w:p>
-        </w:tc>
-        <w:tc>
-          <w:tcPr>
-            <w:tcW w:w="1831" w:type="pct"/>
-          </w:tcPr>
-          <w:p>
-            <w:pPr>
-              <w:keepNext/>
-              <w:keepLines/>
-              <w:spacing w:after="0"/>
-              <w:rPr>
-                <w:rFonts w:asciiTheme="majorBidi" w:hAnsiTheme="majorBidi" w:cstheme="majorBidi"/>
-                <w:sz w:val="18"/>
-                <w:szCs w:val="18"/>
-                <w:lang w:bidi="ar-IQ"/>
-              </w:rPr>
-            </w:pPr>
-            <w:r>
-              <w:rPr>
-                <w:rFonts w:asciiTheme="majorBidi" w:hAnsiTheme="majorBidi" w:cstheme="majorBidi"/>
-                <w:sz w:val="18"/>
-                <w:szCs w:val="18"/>
-                <w:rtl/>
-                <w:lang w:bidi="ar-IQ"/>
-              </w:rPr>
-              <w:t xml:space="preserve"/>
-            </w:r>
-          </w:p>
-        </w:tc>
-        <w:tc>
-          <w:tcPr>
-            <w:tcW w:w="339" w:type="pct"/>
-          </w:tcPr>
-          <w:p>
-            <w:pPr>
-              <w:keepNext/>
-              <w:keepLines/>
-              <w:spacing w:after="0"/>
-              <w:rPr>
-                <w:rFonts w:asciiTheme="majorBidi" w:hAnsiTheme="majorBidi" w:cstheme="majorBidi"/>
-                <w:sz w:val="18"/>
-                <w:szCs w:val="18"/>
-                <w:lang w:bidi="ar-IQ"/>
-              </w:rPr>
-            </w:pPr>
-            <w:r>
-              <w:rPr>
-                <w:rFonts w:asciiTheme="majorBidi" w:hAnsiTheme="majorBidi" w:cstheme="majorBidi"/>
-                <w:sz w:val="18"/>
-                <w:szCs w:val="18"/>
-                <w:rtl/>
-                <w:lang w:bidi="ar-IQ"/>
-              </w:rPr>
-              <w:t xml:space="preserve"/>
-            </w:r>
-          </w:p>
-        </w:tc>
-        <w:tc>
-          <w:tcPr>
-            <w:tcW w:w="325" w:type="pct"/>
-          </w:tcPr>
-          <w:p>
-            <w:pPr>
-              <w:keepNext/>
-              <w:keepLines/>
-              <w:spacing w:after="0"/>
-              <w:rPr>
-                <w:rFonts w:asciiTheme="majorBidi" w:hAnsiTheme="majorBidi" w:cstheme="majorBidi"/>
-                <w:sz w:val="18"/>
-                <w:szCs w:val="18"/>
-              </w:rPr>
-            </w:pPr>
-            <w:r>
-              <w:rPr>
-                <w:rFonts w:asciiTheme="majorBidi" w:hAnsiTheme="majorBidi" w:cstheme="majorBidi"/>
-                <w:sz w:val="18"/>
-                <w:szCs w:val="18"/>
-                <w:rtl/>
-                <w:lang w:bidi="ar-IQ"/>
-              </w:rPr>
-              <w:t xml:space="preserve"/>
             </w:r>
           </w:p>
         </w:tc>
@@ -5270,7 +5270,7 @@
                 <w:rtl/>
                 <w:lang w:bidi="ar-IQ"/>
               </w:rPr>
-              <w:t xml:space="preserve">هندسة البرامجيات</w:t>
+              <w:t xml:space="preserve"/>
             </w:r>
           </w:p>
         </w:tc>
@@ -5298,24 +5298,107 @@
                 <w:rtl/>
                 <w:lang w:bidi="ar-IQ"/>
               </w:rPr>
+              <w:t xml:space="preserve"/>
+            </w:r>
+          </w:p>
+        </w:tc>
+        <w:tc>
+          <w:tcPr>
+            <w:tcW w:w="339" w:type="pct"/>
+          </w:tcPr>
+          <w:p>
+            <w:pPr>
+              <w:keepNext/>
+              <w:keepLines/>
+              <w:spacing w:after="0"/>
+              <w:rPr>
+                <w:rFonts w:asciiTheme="majorBidi" w:hAnsiTheme="majorBidi" w:cstheme="majorBidi"/>
+                <w:sz w:val="18"/>
+                <w:szCs w:val="18"/>
+                <w:lang w:bidi="ar-IQ"/>
+              </w:rPr>
+            </w:pPr>
+            <w:r>
+              <w:rPr>
+                <w:rFonts w:asciiTheme="majorBidi" w:hAnsiTheme="majorBidi" w:cstheme="majorBidi"/>
+                <w:sz w:val="18"/>
+                <w:szCs w:val="18"/>
+                <w:rtl/>
+                <w:lang w:bidi="ar-IQ"/>
+              </w:rPr>
+              <w:t xml:space="preserve"/>
+            </w:r>
+          </w:p>
+        </w:tc>
+        <w:tc>
+          <w:tcPr>
+            <w:tcW w:w="1831" w:type="pct"/>
+          </w:tcPr>
+          <w:p>
+            <w:pPr>
+              <w:keepNext/>
+              <w:keepLines/>
+              <w:spacing w:after="0"/>
+              <w:rPr>
+                <w:rFonts w:asciiTheme="majorBidi" w:hAnsiTheme="majorBidi" w:cstheme="majorBidi"/>
+                <w:sz w:val="18"/>
+                <w:szCs w:val="18"/>
+                <w:lang w:bidi="ar-IQ"/>
+              </w:rPr>
+            </w:pPr>
+            <w:r>
+              <w:rPr>
+                <w:rFonts w:asciiTheme="majorBidi" w:hAnsiTheme="majorBidi" w:cstheme="majorBidi"/>
+                <w:sz w:val="18"/>
+                <w:szCs w:val="18"/>
+                <w:rtl/>
+                <w:lang w:bidi="ar-IQ"/>
+              </w:rPr>
+              <w:t xml:space="preserve"/>
+            </w:r>
+          </w:p>
+        </w:tc>
+        <w:tc>
+          <w:tcPr>
+            <w:tcW w:w="339" w:type="pct"/>
+          </w:tcPr>
+          <w:p>
+            <w:pPr>
+              <w:keepNext/>
+              <w:keepLines/>
+              <w:spacing w:after="0"/>
+              <w:rPr>
+                <w:rFonts w:asciiTheme="majorBidi" w:hAnsiTheme="majorBidi" w:cstheme="majorBidi"/>
+                <w:sz w:val="18"/>
+                <w:szCs w:val="18"/>
+                <w:lang w:bidi="ar-IQ"/>
+              </w:rPr>
+            </w:pPr>
+            <w:r>
+              <w:rPr>
+                <w:rFonts w:asciiTheme="majorBidi" w:hAnsiTheme="majorBidi" w:cstheme="majorBidi"/>
+                <w:sz w:val="18"/>
+                <w:szCs w:val="18"/>
+                <w:rtl/>
+                <w:lang w:bidi="ar-IQ"/>
+              </w:rPr>
               <w:t xml:space="preserve">٦٢</w:t>
             </w:r>
           </w:p>
         </w:tc>
         <w:tc>
           <w:tcPr>
-            <w:tcW w:w="339" w:type="pct"/>
-          </w:tcPr>
-          <w:p>
-            <w:pPr>
-              <w:keepNext/>
-              <w:keepLines/>
-              <w:spacing w:after="0"/>
-              <w:rPr>
-                <w:rFonts w:asciiTheme="majorBidi" w:hAnsiTheme="majorBidi" w:cstheme="majorBidi"/>
-                <w:sz w:val="18"/>
-                <w:szCs w:val="18"/>
-                <w:lang w:bidi="ar-IQ"/>
+            <w:tcW w:w="325" w:type="pct"/>
+          </w:tcPr>
+          <w:p>
+            <w:pPr>
+              <w:keepNext/>
+              <w:keepLines/>
+              <w:spacing w:after="0"/>
+              <w:rPr>
+                <w:rFonts w:asciiTheme="majorBidi" w:hAnsiTheme="majorBidi" w:cstheme="majorBidi"/>
+                <w:sz w:val="18"/>
+                <w:szCs w:val="18"/>
               </w:rPr>
             </w:pPr>
             <w:r>
@@ -5327,89 +5410,6 @@
                 <w:lang w:bidi="ar-IQ"/>
               </w:rPr>
               <w:t xml:space="preserve">٣</w:t>
-            </w:r>
-          </w:p>
-        </w:tc>
-        <w:tc>
-          <w:tcPr>
-            <w:tcW w:w="1831" w:type="pct"/>
-          </w:tcPr>
-          <w:p>
-            <w:pPr>
-              <w:keepNext/>
-              <w:keepLines/>
-              <w:spacing w:after="0"/>
-              <w:rPr>
-                <w:rFonts w:asciiTheme="majorBidi" w:hAnsiTheme="majorBidi" w:cstheme="majorBidi"/>
-                <w:sz w:val="18"/>
-                <w:szCs w:val="18"/>
-                <w:lang w:bidi="ar-IQ"/>
-              </w:rPr>
-            </w:pPr>
-            <w:r>
-              <w:rPr>
-                <w:rFonts w:asciiTheme="majorBidi" w:hAnsiTheme="majorBidi" w:cstheme="majorBidi"/>
-                <w:sz w:val="18"/>
-                <w:szCs w:val="18"/>
-                <w:rtl/>
-                <w:lang w:bidi="ar-IQ"/>
-              </w:rPr>
-              <w:t xml:space="preserve"/>
-            </w:r>
-          </w:p>
-        </w:tc>
-        <w:tc>
-          <w:tcPr>
-            <w:tcW w:w="339" w:type="pct"/>
-          </w:tcPr>
-          <w:p>
-            <w:pPr>
-              <w:keepNext/>
-              <w:keepLines/>
-              <w:spacing w:after="0"/>
-              <w:rPr>
-                <w:rFonts w:asciiTheme="majorBidi" w:hAnsiTheme="majorBidi" w:cstheme="majorBidi"/>
-                <w:sz w:val="18"/>
-                <w:szCs w:val="18"/>
-                <w:lang w:bidi="ar-IQ"/>
-              </w:rPr>
-            </w:pPr>
-            <w:r>
-              <w:rPr>
-                <w:rFonts w:asciiTheme="majorBidi" w:hAnsiTheme="majorBidi" w:cstheme="majorBidi"/>
-                <w:sz w:val="18"/>
-                <w:szCs w:val="18"/>
-                <w:rtl/>
-                <w:lang w:bidi="ar-IQ"/>
-              </w:rPr>
-              <w:t xml:space="preserve"/>
-            </w:r>
-          </w:p>
-        </w:tc>
-        <w:tc>
-          <w:tcPr>
-            <w:tcW w:w="325" w:type="pct"/>
-          </w:tcPr>
-          <w:p>
-            <w:pPr>
-              <w:keepNext/>
-              <w:keepLines/>
-              <w:spacing w:after="0"/>
-              <w:rPr>
-                <w:rFonts w:asciiTheme="majorBidi" w:hAnsiTheme="majorBidi" w:cstheme="majorBidi"/>
-                <w:sz w:val="18"/>
-                <w:szCs w:val="18"/>
-              </w:rPr>
-            </w:pPr>
-            <w:r>
-              <w:rPr>
-                <w:rFonts w:asciiTheme="majorBidi" w:hAnsiTheme="majorBidi" w:cstheme="majorBidi"/>
-                <w:sz w:val="18"/>
-                <w:szCs w:val="18"/>
-                <w:rtl/>
-                <w:lang w:bidi="ar-IQ"/>
-              </w:rPr>
-              <w:t xml:space="preserve"/>
             </w:r>
           </w:p>
         </w:tc>
@@ -5442,7 +5442,7 @@
                 <w:rtl/>
                 <w:lang w:bidi="ar-IQ"/>
               </w:rPr>
-              <w:t xml:space="preserve">هياكل البيانات ١</w:t>
+              <w:t xml:space="preserve"/>
             </w:r>
           </w:p>
         </w:tc>
@@ -5470,24 +5470,107 @@
                 <w:rtl/>
                 <w:lang w:bidi="ar-IQ"/>
               </w:rPr>
+              <w:t xml:space="preserve"/>
+            </w:r>
+          </w:p>
+        </w:tc>
+        <w:tc>
+          <w:tcPr>
+            <w:tcW w:w="339" w:type="pct"/>
+          </w:tcPr>
+          <w:p>
+            <w:pPr>
+              <w:keepNext/>
+              <w:keepLines/>
+              <w:spacing w:after="0"/>
+              <w:rPr>
+                <w:rFonts w:asciiTheme="majorBidi" w:hAnsiTheme="majorBidi" w:cstheme="majorBidi"/>
+                <w:sz w:val="18"/>
+                <w:szCs w:val="18"/>
+                <w:lang w:bidi="ar-IQ"/>
+              </w:rPr>
+            </w:pPr>
+            <w:r>
+              <w:rPr>
+                <w:rFonts w:asciiTheme="majorBidi" w:hAnsiTheme="majorBidi" w:cstheme="majorBidi"/>
+                <w:sz w:val="18"/>
+                <w:szCs w:val="18"/>
+                <w:rtl/>
+                <w:lang w:bidi="ar-IQ"/>
+              </w:rPr>
+              <w:t xml:space="preserve"/>
+            </w:r>
+          </w:p>
+        </w:tc>
+        <w:tc>
+          <w:tcPr>
+            <w:tcW w:w="1831" w:type="pct"/>
+          </w:tcPr>
+          <w:p>
+            <w:pPr>
+              <w:keepNext/>
+              <w:keepLines/>
+              <w:spacing w:after="0"/>
+              <w:rPr>
+                <w:rFonts w:asciiTheme="majorBidi" w:hAnsiTheme="majorBidi" w:cstheme="majorBidi"/>
+                <w:sz w:val="18"/>
+                <w:szCs w:val="18"/>
+                <w:lang w:bidi="ar-IQ"/>
+              </w:rPr>
+            </w:pPr>
+            <w:r>
+              <w:rPr>
+                <w:rFonts w:asciiTheme="majorBidi" w:hAnsiTheme="majorBidi" w:cstheme="majorBidi"/>
+                <w:sz w:val="18"/>
+                <w:szCs w:val="18"/>
+                <w:rtl/>
+                <w:lang w:bidi="ar-IQ"/>
+              </w:rPr>
+              <w:t xml:space="preserve"/>
+            </w:r>
+          </w:p>
+        </w:tc>
+        <w:tc>
+          <w:tcPr>
+            <w:tcW w:w="339" w:type="pct"/>
+          </w:tcPr>
+          <w:p>
+            <w:pPr>
+              <w:keepNext/>
+              <w:keepLines/>
+              <w:spacing w:after="0"/>
+              <w:rPr>
+                <w:rFonts w:asciiTheme="majorBidi" w:hAnsiTheme="majorBidi" w:cstheme="majorBidi"/>
+                <w:sz w:val="18"/>
+                <w:szCs w:val="18"/>
+                <w:lang w:bidi="ar-IQ"/>
+              </w:rPr>
+            </w:pPr>
+            <w:r>
+              <w:rPr>
+                <w:rFonts w:asciiTheme="majorBidi" w:hAnsiTheme="majorBidi" w:cstheme="majorBidi"/>
+                <w:sz w:val="18"/>
+                <w:szCs w:val="18"/>
+                <w:rtl/>
+                <w:lang w:bidi="ar-IQ"/>
+              </w:rPr>
               <w:t xml:space="preserve">٥٦</w:t>
             </w:r>
           </w:p>
         </w:tc>
         <w:tc>
           <w:tcPr>
-            <w:tcW w:w="339" w:type="pct"/>
-          </w:tcPr>
-          <w:p>
-            <w:pPr>
-              <w:keepNext/>
-              <w:keepLines/>
-              <w:spacing w:after="0"/>
-              <w:rPr>
-                <w:rFonts w:asciiTheme="majorBidi" w:hAnsiTheme="majorBidi" w:cstheme="majorBidi"/>
-                <w:sz w:val="18"/>
-                <w:szCs w:val="18"/>
-                <w:lang w:bidi="ar-IQ"/>
+            <w:tcW w:w="325" w:type="pct"/>
+          </w:tcPr>
+          <w:p>
+            <w:pPr>
+              <w:keepNext/>
+              <w:keepLines/>
+              <w:spacing w:after="0"/>
+              <w:rPr>
+                <w:rFonts w:asciiTheme="majorBidi" w:hAnsiTheme="majorBidi" w:cstheme="majorBidi"/>
+                <w:sz w:val="18"/>
+                <w:szCs w:val="18"/>
               </w:rPr>
             </w:pPr>
             <w:r>
@@ -5499,89 +5582,6 @@
                 <w:lang w:bidi="ar-IQ"/>
               </w:rPr>
               <w:t xml:space="preserve">٣</w:t>
-            </w:r>
-          </w:p>
-        </w:tc>
-        <w:tc>
-          <w:tcPr>
-            <w:tcW w:w="1831" w:type="pct"/>
-          </w:tcPr>
-          <w:p>
-            <w:pPr>
-              <w:keepNext/>
-              <w:keepLines/>
-              <w:spacing w:after="0"/>
-              <w:rPr>
-                <w:rFonts w:asciiTheme="majorBidi" w:hAnsiTheme="majorBidi" w:cstheme="majorBidi"/>
-                <w:sz w:val="18"/>
-                <w:szCs w:val="18"/>
-                <w:lang w:bidi="ar-IQ"/>
-              </w:rPr>
-            </w:pPr>
-            <w:r>
-              <w:rPr>
-                <w:rFonts w:asciiTheme="majorBidi" w:hAnsiTheme="majorBidi" w:cstheme="majorBidi"/>
-                <w:sz w:val="18"/>
-                <w:szCs w:val="18"/>
-                <w:rtl/>
-                <w:lang w:bidi="ar-IQ"/>
-              </w:rPr>
-              <w:t xml:space="preserve"/>
-            </w:r>
-          </w:p>
-        </w:tc>
-        <w:tc>
-          <w:tcPr>
-            <w:tcW w:w="339" w:type="pct"/>
-          </w:tcPr>
-          <w:p>
-            <w:pPr>
-              <w:keepNext/>
-              <w:keepLines/>
-              <w:spacing w:after="0"/>
-              <w:rPr>
-                <w:rFonts w:asciiTheme="majorBidi" w:hAnsiTheme="majorBidi" w:cstheme="majorBidi"/>
-                <w:sz w:val="18"/>
-                <w:szCs w:val="18"/>
-                <w:lang w:bidi="ar-IQ"/>
-              </w:rPr>
-            </w:pPr>
-            <w:r>
-              <w:rPr>
-                <w:rFonts w:asciiTheme="majorBidi" w:hAnsiTheme="majorBidi" w:cstheme="majorBidi"/>
-                <w:sz w:val="18"/>
-                <w:szCs w:val="18"/>
-                <w:rtl/>
-                <w:lang w:bidi="ar-IQ"/>
-              </w:rPr>
-              <w:t xml:space="preserve"/>
-            </w:r>
-          </w:p>
-        </w:tc>
-        <w:tc>
-          <w:tcPr>
-            <w:tcW w:w="325" w:type="pct"/>
-          </w:tcPr>
-          <w:p>
-            <w:pPr>
-              <w:keepNext/>
-              <w:keepLines/>
-              <w:spacing w:after="0"/>
-              <w:rPr>
-                <w:rFonts w:asciiTheme="majorBidi" w:hAnsiTheme="majorBidi" w:cstheme="majorBidi"/>
-                <w:sz w:val="18"/>
-                <w:szCs w:val="18"/>
-              </w:rPr>
-            </w:pPr>
-            <w:r>
-              <w:rPr>
-                <w:rFonts w:asciiTheme="majorBidi" w:hAnsiTheme="majorBidi" w:cstheme="majorBidi"/>
-                <w:sz w:val="18"/>
-                <w:szCs w:val="18"/>
-                <w:rtl/>
-                <w:lang w:bidi="ar-IQ"/>
-              </w:rPr>
-              <w:t xml:space="preserve"/>
             </w:r>
           </w:p>
         </w:tc>
@@ -5687,7 +5687,7 @@
                 <w:rtl/>
                 <w:lang w:bidi="ar-IQ"/>
               </w:rPr>
-              <w:t xml:space="preserve">الفصل 1</w:t>
+              <w:t xml:space="preserve"/>
             </w:r>
           </w:p>
         </w:tc>
@@ -5715,7 +5715,7 @@
                 <w:rtl/>
                 <w:lang w:bidi="ar-IQ"/>
               </w:rPr>
-              <w:t xml:space="preserve"/>
+              <w:t xml:space="preserve">المرحلة ١ (فصل ١)</w:t>
             </w:r>
           </w:p>
         </w:tc>
@@ -5938,7 +5938,7 @@
                 <w:rtl/>
                 <w:lang w:bidi="ar-IQ"/>
               </w:rPr>
-              <w:t xml:space="preserve">أمنية الشبكات</w:t>
+              <w:t xml:space="preserve"/>
             </w:r>
           </w:p>
         </w:tc>
@@ -5966,24 +5966,107 @@
                 <w:rtl/>
                 <w:lang w:bidi="ar-IQ"/>
               </w:rPr>
+              <w:t xml:space="preserve"/>
+            </w:r>
+          </w:p>
+        </w:tc>
+        <w:tc>
+          <w:tcPr>
+            <w:tcW w:w="339" w:type="pct"/>
+          </w:tcPr>
+          <w:p>
+            <w:pPr>
+              <w:keepNext/>
+              <w:keepLines/>
+              <w:spacing w:after="0"/>
+              <w:rPr>
+                <w:rFonts w:asciiTheme="majorBidi" w:hAnsiTheme="majorBidi" w:cstheme="majorBidi"/>
+                <w:sz w:val="18"/>
+                <w:szCs w:val="18"/>
+                <w:lang w:bidi="ar-IQ"/>
+              </w:rPr>
+            </w:pPr>
+            <w:r>
+              <w:rPr>
+                <w:rFonts w:asciiTheme="majorBidi" w:hAnsiTheme="majorBidi" w:cstheme="majorBidi"/>
+                <w:sz w:val="18"/>
+                <w:szCs w:val="18"/>
+                <w:rtl/>
+                <w:lang w:bidi="ar-IQ"/>
+              </w:rPr>
+              <w:t xml:space="preserve"/>
+            </w:r>
+          </w:p>
+        </w:tc>
+        <w:tc>
+          <w:tcPr>
+            <w:tcW w:w="1831" w:type="pct"/>
+          </w:tcPr>
+          <w:p>
+            <w:pPr>
+              <w:keepNext/>
+              <w:keepLines/>
+              <w:spacing w:after="0"/>
+              <w:rPr>
+                <w:rFonts w:asciiTheme="majorBidi" w:hAnsiTheme="majorBidi" w:cstheme="majorBidi"/>
+                <w:sz w:val="18"/>
+                <w:szCs w:val="18"/>
+                <w:lang w:bidi="ar-IQ"/>
+              </w:rPr>
+            </w:pPr>
+            <w:r>
+              <w:rPr>
+                <w:rFonts w:asciiTheme="majorBidi" w:hAnsiTheme="majorBidi" w:cstheme="majorBidi"/>
+                <w:sz w:val="18"/>
+                <w:szCs w:val="18"/>
+                <w:rtl/>
+                <w:lang w:bidi="ar-IQ"/>
+              </w:rPr>
+              <w:t xml:space="preserve"/>
+            </w:r>
+          </w:p>
+        </w:tc>
+        <w:tc>
+          <w:tcPr>
+            <w:tcW w:w="339" w:type="pct"/>
+          </w:tcPr>
+          <w:p>
+            <w:pPr>
+              <w:keepNext/>
+              <w:keepLines/>
+              <w:spacing w:after="0"/>
+              <w:rPr>
+                <w:rFonts w:asciiTheme="majorBidi" w:hAnsiTheme="majorBidi" w:cstheme="majorBidi"/>
+                <w:sz w:val="18"/>
+                <w:szCs w:val="18"/>
+                <w:lang w:bidi="ar-IQ"/>
+              </w:rPr>
+            </w:pPr>
+            <w:r>
+              <w:rPr>
+                <w:rFonts w:asciiTheme="majorBidi" w:hAnsiTheme="majorBidi" w:cstheme="majorBidi"/>
+                <w:sz w:val="18"/>
+                <w:szCs w:val="18"/>
+                <w:rtl/>
+                <w:lang w:bidi="ar-IQ"/>
+              </w:rPr>
               <w:t xml:space="preserve">٨٣</w:t>
             </w:r>
           </w:p>
         </w:tc>
         <w:tc>
           <w:tcPr>
-            <w:tcW w:w="339" w:type="pct"/>
-          </w:tcPr>
-          <w:p>
-            <w:pPr>
-              <w:keepNext/>
-              <w:keepLines/>
-              <w:spacing w:after="0"/>
-              <w:rPr>
-                <w:rFonts w:asciiTheme="majorBidi" w:hAnsiTheme="majorBidi" w:cstheme="majorBidi"/>
-                <w:sz w:val="18"/>
-                <w:szCs w:val="18"/>
-                <w:lang w:bidi="ar-IQ"/>
+            <w:tcW w:w="325" w:type="pct"/>
+          </w:tcPr>
+          <w:p>
+            <w:pPr>
+              <w:keepNext/>
+              <w:keepLines/>
+              <w:spacing w:after="0"/>
+              <w:rPr>
+                <w:rFonts w:asciiTheme="majorBidi" w:hAnsiTheme="majorBidi" w:cstheme="majorBidi"/>
+                <w:sz w:val="18"/>
+                <w:szCs w:val="18"/>
               </w:rPr>
             </w:pPr>
             <w:r>
@@ -5995,89 +6078,6 @@
                 <w:lang w:bidi="ar-IQ"/>
               </w:rPr>
               <w:t xml:space="preserve">٣</w:t>
-            </w:r>
-          </w:p>
-        </w:tc>
-        <w:tc>
-          <w:tcPr>
-            <w:tcW w:w="1831" w:type="pct"/>
-          </w:tcPr>
-          <w:p>
-            <w:pPr>
-              <w:keepNext/>
-              <w:keepLines/>
-              <w:spacing w:after="0"/>
-              <w:rPr>
-                <w:rFonts w:asciiTheme="majorBidi" w:hAnsiTheme="majorBidi" w:cstheme="majorBidi"/>
-                <w:sz w:val="18"/>
-                <w:szCs w:val="18"/>
-                <w:lang w:bidi="ar-IQ"/>
-              </w:rPr>
-            </w:pPr>
-            <w:r>
-              <w:rPr>
-                <w:rFonts w:asciiTheme="majorBidi" w:hAnsiTheme="majorBidi" w:cstheme="majorBidi"/>
-                <w:sz w:val="18"/>
-                <w:szCs w:val="18"/>
-                <w:rtl/>
-                <w:lang w:bidi="ar-IQ"/>
-              </w:rPr>
-              <w:t xml:space="preserve"/>
-            </w:r>
-          </w:p>
-        </w:tc>
-        <w:tc>
-          <w:tcPr>
-            <w:tcW w:w="339" w:type="pct"/>
-          </w:tcPr>
-          <w:p>
-            <w:pPr>
-              <w:keepNext/>
-              <w:keepLines/>
-              <w:spacing w:after="0"/>
-              <w:rPr>
-                <w:rFonts w:asciiTheme="majorBidi" w:hAnsiTheme="majorBidi" w:cstheme="majorBidi"/>
-                <w:sz w:val="18"/>
-                <w:szCs w:val="18"/>
-                <w:lang w:bidi="ar-IQ"/>
-              </w:rPr>
-            </w:pPr>
-            <w:r>
-              <w:rPr>
-                <w:rFonts w:asciiTheme="majorBidi" w:hAnsiTheme="majorBidi" w:cstheme="majorBidi"/>
-                <w:sz w:val="18"/>
-                <w:szCs w:val="18"/>
-                <w:rtl/>
-                <w:lang w:bidi="ar-IQ"/>
-              </w:rPr>
-              <w:t xml:space="preserve"/>
-            </w:r>
-          </w:p>
-        </w:tc>
-        <w:tc>
-          <w:tcPr>
-            <w:tcW w:w="325" w:type="pct"/>
-          </w:tcPr>
-          <w:p>
-            <w:pPr>
-              <w:keepNext/>
-              <w:keepLines/>
-              <w:spacing w:after="0"/>
-              <w:rPr>
-                <w:rFonts w:asciiTheme="majorBidi" w:hAnsiTheme="majorBidi" w:cstheme="majorBidi"/>
-                <w:sz w:val="18"/>
-                <w:szCs w:val="18"/>
-              </w:rPr>
-            </w:pPr>
-            <w:r>
-              <w:rPr>
-                <w:rFonts w:asciiTheme="majorBidi" w:hAnsiTheme="majorBidi" w:cstheme="majorBidi"/>
-                <w:sz w:val="18"/>
-                <w:szCs w:val="18"/>
-                <w:rtl/>
-                <w:lang w:bidi="ar-IQ"/>
-              </w:rPr>
-              <w:t xml:space="preserve"/>
             </w:r>
           </w:p>
         </w:tc>
@@ -6110,7 +6110,7 @@
                 <w:rtl/>
                 <w:lang w:bidi="ar-IQ"/>
               </w:rPr>
-              <w:t xml:space="preserve">الأعمال الالكترونية</w:t>
+              <w:t xml:space="preserve"/>
             </w:r>
           </w:p>
         </w:tc>
@@ -6138,24 +6138,107 @@
                 <w:rtl/>
                 <w:lang w:bidi="ar-IQ"/>
               </w:rPr>
+              <w:t xml:space="preserve"/>
+            </w:r>
+          </w:p>
+        </w:tc>
+        <w:tc>
+          <w:tcPr>
+            <w:tcW w:w="339" w:type="pct"/>
+          </w:tcPr>
+          <w:p>
+            <w:pPr>
+              <w:keepNext/>
+              <w:keepLines/>
+              <w:spacing w:after="0"/>
+              <w:rPr>
+                <w:rFonts w:asciiTheme="majorBidi" w:hAnsiTheme="majorBidi" w:cstheme="majorBidi"/>
+                <w:sz w:val="18"/>
+                <w:szCs w:val="18"/>
+                <w:lang w:bidi="ar-IQ"/>
+              </w:rPr>
+            </w:pPr>
+            <w:r>
+              <w:rPr>
+                <w:rFonts w:asciiTheme="majorBidi" w:hAnsiTheme="majorBidi" w:cstheme="majorBidi"/>
+                <w:sz w:val="18"/>
+                <w:szCs w:val="18"/>
+                <w:rtl/>
+                <w:lang w:bidi="ar-IQ"/>
+              </w:rPr>
+              <w:t xml:space="preserve"/>
+            </w:r>
+          </w:p>
+        </w:tc>
+        <w:tc>
+          <w:tcPr>
+            <w:tcW w:w="1831" w:type="pct"/>
+          </w:tcPr>
+          <w:p>
+            <w:pPr>
+              <w:keepNext/>
+              <w:keepLines/>
+              <w:spacing w:after="0"/>
+              <w:rPr>
+                <w:rFonts w:asciiTheme="majorBidi" w:hAnsiTheme="majorBidi" w:cstheme="majorBidi"/>
+                <w:sz w:val="18"/>
+                <w:szCs w:val="18"/>
+                <w:lang w:bidi="ar-IQ"/>
+              </w:rPr>
+            </w:pPr>
+            <w:r>
+              <w:rPr>
+                <w:rFonts w:asciiTheme="majorBidi" w:hAnsiTheme="majorBidi" w:cstheme="majorBidi"/>
+                <w:sz w:val="18"/>
+                <w:szCs w:val="18"/>
+                <w:rtl/>
+                <w:lang w:bidi="ar-IQ"/>
+              </w:rPr>
+              <w:t xml:space="preserve"/>
+            </w:r>
+          </w:p>
+        </w:tc>
+        <w:tc>
+          <w:tcPr>
+            <w:tcW w:w="339" w:type="pct"/>
+          </w:tcPr>
+          <w:p>
+            <w:pPr>
+              <w:keepNext/>
+              <w:keepLines/>
+              <w:spacing w:after="0"/>
+              <w:rPr>
+                <w:rFonts w:asciiTheme="majorBidi" w:hAnsiTheme="majorBidi" w:cstheme="majorBidi"/>
+                <w:sz w:val="18"/>
+                <w:szCs w:val="18"/>
+                <w:lang w:bidi="ar-IQ"/>
+              </w:rPr>
+            </w:pPr>
+            <w:r>
+              <w:rPr>
+                <w:rFonts w:asciiTheme="majorBidi" w:hAnsiTheme="majorBidi" w:cstheme="majorBidi"/>
+                <w:sz w:val="18"/>
+                <w:szCs w:val="18"/>
+                <w:rtl/>
+                <w:lang w:bidi="ar-IQ"/>
+              </w:rPr>
               <w:t xml:space="preserve">٥٣</w:t>
             </w:r>
           </w:p>
         </w:tc>
         <w:tc>
           <w:tcPr>
-            <w:tcW w:w="339" w:type="pct"/>
-          </w:tcPr>
-          <w:p>
-            <w:pPr>
-              <w:keepNext/>
-              <w:keepLines/>
-              <w:spacing w:after="0"/>
-              <w:rPr>
-                <w:rFonts w:asciiTheme="majorBidi" w:hAnsiTheme="majorBidi" w:cstheme="majorBidi"/>
-                <w:sz w:val="18"/>
-                <w:szCs w:val="18"/>
-                <w:lang w:bidi="ar-IQ"/>
+            <w:tcW w:w="325" w:type="pct"/>
+          </w:tcPr>
+          <w:p>
+            <w:pPr>
+              <w:keepNext/>
+              <w:keepLines/>
+              <w:spacing w:after="0"/>
+              <w:rPr>
+                <w:rFonts w:asciiTheme="majorBidi" w:hAnsiTheme="majorBidi" w:cstheme="majorBidi"/>
+                <w:sz w:val="18"/>
+                <w:szCs w:val="18"/>
               </w:rPr>
             </w:pPr>
             <w:r>
@@ -6167,89 +6250,6 @@
                 <w:lang w:bidi="ar-IQ"/>
               </w:rPr>
               <w:t xml:space="preserve">٢</w:t>
-            </w:r>
-          </w:p>
-        </w:tc>
-        <w:tc>
-          <w:tcPr>
-            <w:tcW w:w="1831" w:type="pct"/>
-          </w:tcPr>
-          <w:p>
-            <w:pPr>
-              <w:keepNext/>
-              <w:keepLines/>
-              <w:spacing w:after="0"/>
-              <w:rPr>
-                <w:rFonts w:asciiTheme="majorBidi" w:hAnsiTheme="majorBidi" w:cstheme="majorBidi"/>
-                <w:sz w:val="18"/>
-                <w:szCs w:val="18"/>
-                <w:lang w:bidi="ar-IQ"/>
-              </w:rPr>
-            </w:pPr>
-            <w:r>
-              <w:rPr>
-                <w:rFonts w:asciiTheme="majorBidi" w:hAnsiTheme="majorBidi" w:cstheme="majorBidi"/>
-                <w:sz w:val="18"/>
-                <w:szCs w:val="18"/>
-                <w:rtl/>
-                <w:lang w:bidi="ar-IQ"/>
-              </w:rPr>
-              <w:t xml:space="preserve"/>
-            </w:r>
-          </w:p>
-        </w:tc>
-        <w:tc>
-          <w:tcPr>
-            <w:tcW w:w="339" w:type="pct"/>
-          </w:tcPr>
-          <w:p>
-            <w:pPr>
-              <w:keepNext/>
-              <w:keepLines/>
-              <w:spacing w:after="0"/>
-              <w:rPr>
-                <w:rFonts w:asciiTheme="majorBidi" w:hAnsiTheme="majorBidi" w:cstheme="majorBidi"/>
-                <w:sz w:val="18"/>
-                <w:szCs w:val="18"/>
-                <w:lang w:bidi="ar-IQ"/>
-              </w:rPr>
-            </w:pPr>
-            <w:r>
-              <w:rPr>
-                <w:rFonts w:asciiTheme="majorBidi" w:hAnsiTheme="majorBidi" w:cstheme="majorBidi"/>
-                <w:sz w:val="18"/>
-                <w:szCs w:val="18"/>
-                <w:rtl/>
-                <w:lang w:bidi="ar-IQ"/>
-              </w:rPr>
-              <w:t xml:space="preserve"/>
-            </w:r>
-          </w:p>
-        </w:tc>
-        <w:tc>
-          <w:tcPr>
-            <w:tcW w:w="325" w:type="pct"/>
-          </w:tcPr>
-          <w:p>
-            <w:pPr>
-              <w:keepNext/>
-              <w:keepLines/>
-              <w:spacing w:after="0"/>
-              <w:rPr>
-                <w:rFonts w:asciiTheme="majorBidi" w:hAnsiTheme="majorBidi" w:cstheme="majorBidi"/>
-                <w:sz w:val="18"/>
-                <w:szCs w:val="18"/>
-              </w:rPr>
-            </w:pPr>
-            <w:r>
-              <w:rPr>
-                <w:rFonts w:asciiTheme="majorBidi" w:hAnsiTheme="majorBidi" w:cstheme="majorBidi"/>
-                <w:sz w:val="18"/>
-                <w:szCs w:val="18"/>
-                <w:rtl/>
-                <w:lang w:bidi="ar-IQ"/>
-              </w:rPr>
-              <w:t xml:space="preserve"/>
             </w:r>
           </w:p>
         </w:tc>
@@ -6282,7 +6282,7 @@
                 <w:rtl/>
                 <w:lang w:bidi="ar-IQ"/>
               </w:rPr>
-              <w:t xml:space="preserve">التمثيل المرئي للبيانات</w:t>
+              <w:t xml:space="preserve"/>
             </w:r>
           </w:p>
         </w:tc>
@@ -6310,24 +6310,107 @@
                 <w:rtl/>
                 <w:lang w:bidi="ar-IQ"/>
               </w:rPr>
+              <w:t xml:space="preserve"/>
+            </w:r>
+          </w:p>
+        </w:tc>
+        <w:tc>
+          <w:tcPr>
+            <w:tcW w:w="339" w:type="pct"/>
+          </w:tcPr>
+          <w:p>
+            <w:pPr>
+              <w:keepNext/>
+              <w:keepLines/>
+              <w:spacing w:after="0"/>
+              <w:rPr>
+                <w:rFonts w:asciiTheme="majorBidi" w:hAnsiTheme="majorBidi" w:cstheme="majorBidi"/>
+                <w:sz w:val="18"/>
+                <w:szCs w:val="18"/>
+                <w:lang w:bidi="ar-IQ"/>
+              </w:rPr>
+            </w:pPr>
+            <w:r>
+              <w:rPr>
+                <w:rFonts w:asciiTheme="majorBidi" w:hAnsiTheme="majorBidi" w:cstheme="majorBidi"/>
+                <w:sz w:val="18"/>
+                <w:szCs w:val="18"/>
+                <w:rtl/>
+                <w:lang w:bidi="ar-IQ"/>
+              </w:rPr>
+              <w:t xml:space="preserve"/>
+            </w:r>
+          </w:p>
+        </w:tc>
+        <w:tc>
+          <w:tcPr>
+            <w:tcW w:w="1831" w:type="pct"/>
+          </w:tcPr>
+          <w:p>
+            <w:pPr>
+              <w:keepNext/>
+              <w:keepLines/>
+              <w:spacing w:after="0"/>
+              <w:rPr>
+                <w:rFonts w:asciiTheme="majorBidi" w:hAnsiTheme="majorBidi" w:cstheme="majorBidi"/>
+                <w:sz w:val="18"/>
+                <w:szCs w:val="18"/>
+                <w:lang w:bidi="ar-IQ"/>
+              </w:rPr>
+            </w:pPr>
+            <w:r>
+              <w:rPr>
+                <w:rFonts w:asciiTheme="majorBidi" w:hAnsiTheme="majorBidi" w:cstheme="majorBidi"/>
+                <w:sz w:val="18"/>
+                <w:szCs w:val="18"/>
+                <w:rtl/>
+                <w:lang w:bidi="ar-IQ"/>
+              </w:rPr>
+              <w:t xml:space="preserve"/>
+            </w:r>
+          </w:p>
+        </w:tc>
+        <w:tc>
+          <w:tcPr>
+            <w:tcW w:w="339" w:type="pct"/>
+          </w:tcPr>
+          <w:p>
+            <w:pPr>
+              <w:keepNext/>
+              <w:keepLines/>
+              <w:spacing w:after="0"/>
+              <w:rPr>
+                <w:rFonts w:asciiTheme="majorBidi" w:hAnsiTheme="majorBidi" w:cstheme="majorBidi"/>
+                <w:sz w:val="18"/>
+                <w:szCs w:val="18"/>
+                <w:lang w:bidi="ar-IQ"/>
+              </w:rPr>
+            </w:pPr>
+            <w:r>
+              <w:rPr>
+                <w:rFonts w:asciiTheme="majorBidi" w:hAnsiTheme="majorBidi" w:cstheme="majorBidi"/>
+                <w:sz w:val="18"/>
+                <w:szCs w:val="18"/>
+                <w:rtl/>
+                <w:lang w:bidi="ar-IQ"/>
+              </w:rPr>
               <w:t xml:space="preserve">٧٦</w:t>
             </w:r>
           </w:p>
         </w:tc>
         <w:tc>
           <w:tcPr>
-            <w:tcW w:w="339" w:type="pct"/>
-          </w:tcPr>
-          <w:p>
-            <w:pPr>
-              <w:keepNext/>
-              <w:keepLines/>
-              <w:spacing w:after="0"/>
-              <w:rPr>
-                <w:rFonts w:asciiTheme="majorBidi" w:hAnsiTheme="majorBidi" w:cstheme="majorBidi"/>
-                <w:sz w:val="18"/>
-                <w:szCs w:val="18"/>
-                <w:lang w:bidi="ar-IQ"/>
+            <w:tcW w:w="325" w:type="pct"/>
+          </w:tcPr>
+          <w:p>
+            <w:pPr>
+              <w:keepNext/>
+              <w:keepLines/>
+              <w:spacing w:after="0"/>
+              <w:rPr>
+                <w:rFonts w:asciiTheme="majorBidi" w:hAnsiTheme="majorBidi" w:cstheme="majorBidi"/>
+                <w:sz w:val="18"/>
+                <w:szCs w:val="18"/>
               </w:rPr>
             </w:pPr>
             <w:r>
@@ -6339,89 +6422,6 @@
                 <w:lang w:bidi="ar-IQ"/>
               </w:rPr>
               <w:t xml:space="preserve">٣</w:t>
-            </w:r>
-          </w:p>
-        </w:tc>
-        <w:tc>
-          <w:tcPr>
-            <w:tcW w:w="1831" w:type="pct"/>
-          </w:tcPr>
-          <w:p>
-            <w:pPr>
-              <w:keepNext/>
-              <w:keepLines/>
-              <w:spacing w:after="0"/>
-              <w:rPr>
-                <w:rFonts w:asciiTheme="majorBidi" w:hAnsiTheme="majorBidi" w:cstheme="majorBidi"/>
-                <w:sz w:val="18"/>
-                <w:szCs w:val="18"/>
-                <w:lang w:bidi="ar-IQ"/>
-              </w:rPr>
-            </w:pPr>
-            <w:r>
-              <w:rPr>
-                <w:rFonts w:asciiTheme="majorBidi" w:hAnsiTheme="majorBidi" w:cstheme="majorBidi"/>
-                <w:sz w:val="18"/>
-                <w:szCs w:val="18"/>
-                <w:rtl/>
-                <w:lang w:bidi="ar-IQ"/>
-              </w:rPr>
-              <w:t xml:space="preserve"/>
-            </w:r>
-          </w:p>
-        </w:tc>
-        <w:tc>
-          <w:tcPr>
-            <w:tcW w:w="339" w:type="pct"/>
-          </w:tcPr>
-          <w:p>
-            <w:pPr>
-              <w:keepNext/>
-              <w:keepLines/>
-              <w:spacing w:after="0"/>
-              <w:rPr>
-                <w:rFonts w:asciiTheme="majorBidi" w:hAnsiTheme="majorBidi" w:cstheme="majorBidi"/>
-                <w:sz w:val="18"/>
-                <w:szCs w:val="18"/>
-                <w:lang w:bidi="ar-IQ"/>
-              </w:rPr>
-            </w:pPr>
-            <w:r>
-              <w:rPr>
-                <w:rFonts w:asciiTheme="majorBidi" w:hAnsiTheme="majorBidi" w:cstheme="majorBidi"/>
-                <w:sz w:val="18"/>
-                <w:szCs w:val="18"/>
-                <w:rtl/>
-                <w:lang w:bidi="ar-IQ"/>
-              </w:rPr>
-              <w:t xml:space="preserve"/>
-            </w:r>
-          </w:p>
-        </w:tc>
-        <w:tc>
-          <w:tcPr>
-            <w:tcW w:w="325" w:type="pct"/>
-          </w:tcPr>
-          <w:p>
-            <w:pPr>
-              <w:keepNext/>
-              <w:keepLines/>
-              <w:spacing w:after="0"/>
-              <w:rPr>
-                <w:rFonts w:asciiTheme="majorBidi" w:hAnsiTheme="majorBidi" w:cstheme="majorBidi"/>
-                <w:sz w:val="18"/>
-                <w:szCs w:val="18"/>
-              </w:rPr>
-            </w:pPr>
-            <w:r>
-              <w:rPr>
-                <w:rFonts w:asciiTheme="majorBidi" w:hAnsiTheme="majorBidi" w:cstheme="majorBidi"/>
-                <w:sz w:val="18"/>
-                <w:szCs w:val="18"/>
-                <w:rtl/>
-                <w:lang w:bidi="ar-IQ"/>
-              </w:rPr>
-              <w:t xml:space="preserve"/>
             </w:r>
           </w:p>
         </w:tc>
@@ -6454,7 +6454,7 @@
                 <w:rtl/>
                 <w:lang w:bidi="ar-IQ"/>
               </w:rPr>
-              <w:t xml:space="preserve">التنقيب عن البيانات</w:t>
+              <w:t xml:space="preserve"/>
             </w:r>
           </w:p>
         </w:tc>
@@ -6482,24 +6482,107 @@
                 <w:rtl/>
                 <w:lang w:bidi="ar-IQ"/>
               </w:rPr>
+              <w:t xml:space="preserve"/>
+            </w:r>
+          </w:p>
+        </w:tc>
+        <w:tc>
+          <w:tcPr>
+            <w:tcW w:w="339" w:type="pct"/>
+          </w:tcPr>
+          <w:p>
+            <w:pPr>
+              <w:keepNext/>
+              <w:keepLines/>
+              <w:spacing w:after="0"/>
+              <w:rPr>
+                <w:rFonts w:asciiTheme="majorBidi" w:hAnsiTheme="majorBidi" w:cstheme="majorBidi"/>
+                <w:sz w:val="18"/>
+                <w:szCs w:val="18"/>
+                <w:lang w:bidi="ar-IQ"/>
+              </w:rPr>
+            </w:pPr>
+            <w:r>
+              <w:rPr>
+                <w:rFonts w:asciiTheme="majorBidi" w:hAnsiTheme="majorBidi" w:cstheme="majorBidi"/>
+                <w:sz w:val="18"/>
+                <w:szCs w:val="18"/>
+                <w:rtl/>
+                <w:lang w:bidi="ar-IQ"/>
+              </w:rPr>
+              <w:t xml:space="preserve"/>
+            </w:r>
+          </w:p>
+        </w:tc>
+        <w:tc>
+          <w:tcPr>
+            <w:tcW w:w="1831" w:type="pct"/>
+          </w:tcPr>
+          <w:p>
+            <w:pPr>
+              <w:keepNext/>
+              <w:keepLines/>
+              <w:spacing w:after="0"/>
+              <w:rPr>
+                <w:rFonts w:asciiTheme="majorBidi" w:hAnsiTheme="majorBidi" w:cstheme="majorBidi"/>
+                <w:sz w:val="18"/>
+                <w:szCs w:val="18"/>
+                <w:lang w:bidi="ar-IQ"/>
+              </w:rPr>
+            </w:pPr>
+            <w:r>
+              <w:rPr>
+                <w:rFonts w:asciiTheme="majorBidi" w:hAnsiTheme="majorBidi" w:cstheme="majorBidi"/>
+                <w:sz w:val="18"/>
+                <w:szCs w:val="18"/>
+                <w:rtl/>
+                <w:lang w:bidi="ar-IQ"/>
+              </w:rPr>
+              <w:t xml:space="preserve"/>
+            </w:r>
+          </w:p>
+        </w:tc>
+        <w:tc>
+          <w:tcPr>
+            <w:tcW w:w="339" w:type="pct"/>
+          </w:tcPr>
+          <w:p>
+            <w:pPr>
+              <w:keepNext/>
+              <w:keepLines/>
+              <w:spacing w:after="0"/>
+              <w:rPr>
+                <w:rFonts w:asciiTheme="majorBidi" w:hAnsiTheme="majorBidi" w:cstheme="majorBidi"/>
+                <w:sz w:val="18"/>
+                <w:szCs w:val="18"/>
+                <w:lang w:bidi="ar-IQ"/>
+              </w:rPr>
+            </w:pPr>
+            <w:r>
+              <w:rPr>
+                <w:rFonts w:asciiTheme="majorBidi" w:hAnsiTheme="majorBidi" w:cstheme="majorBidi"/>
+                <w:sz w:val="18"/>
+                <w:szCs w:val="18"/>
+                <w:rtl/>
+                <w:lang w:bidi="ar-IQ"/>
+              </w:rPr>
               <w:t xml:space="preserve">٥٠</w:t>
             </w:r>
           </w:p>
         </w:tc>
         <w:tc>
           <w:tcPr>
-            <w:tcW w:w="339" w:type="pct"/>
-          </w:tcPr>
-          <w:p>
-            <w:pPr>
-              <w:keepNext/>
-              <w:keepLines/>
-              <w:spacing w:after="0"/>
-              <w:rPr>
-                <w:rFonts w:asciiTheme="majorBidi" w:hAnsiTheme="majorBidi" w:cstheme="majorBidi"/>
-                <w:sz w:val="18"/>
-                <w:szCs w:val="18"/>
-                <w:lang w:bidi="ar-IQ"/>
+            <w:tcW w:w="325" w:type="pct"/>
+          </w:tcPr>
+          <w:p>
+            <w:pPr>
+              <w:keepNext/>
+              <w:keepLines/>
+              <w:spacing w:after="0"/>
+              <w:rPr>
+                <w:rFonts w:asciiTheme="majorBidi" w:hAnsiTheme="majorBidi" w:cstheme="majorBidi"/>
+                <w:sz w:val="18"/>
+                <w:szCs w:val="18"/>
               </w:rPr>
             </w:pPr>
             <w:r>
@@ -6511,89 +6594,6 @@
                 <w:lang w:bidi="ar-IQ"/>
               </w:rPr>
               <w:t xml:space="preserve">٢</w:t>
-            </w:r>
-          </w:p>
-        </w:tc>
-        <w:tc>
-          <w:tcPr>
-            <w:tcW w:w="1831" w:type="pct"/>
-          </w:tcPr>
-          <w:p>
-            <w:pPr>
-              <w:keepNext/>
-              <w:keepLines/>
-              <w:spacing w:after="0"/>
-              <w:rPr>
-                <w:rFonts w:asciiTheme="majorBidi" w:hAnsiTheme="majorBidi" w:cstheme="majorBidi"/>
-                <w:sz w:val="18"/>
-                <w:szCs w:val="18"/>
-                <w:lang w:bidi="ar-IQ"/>
-              </w:rPr>
-            </w:pPr>
-            <w:r>
-              <w:rPr>
-                <w:rFonts w:asciiTheme="majorBidi" w:hAnsiTheme="majorBidi" w:cstheme="majorBidi"/>
-                <w:sz w:val="18"/>
-                <w:szCs w:val="18"/>
-                <w:rtl/>
-                <w:lang w:bidi="ar-IQ"/>
-              </w:rPr>
-              <w:t xml:space="preserve"/>
-            </w:r>
-          </w:p>
-        </w:tc>
-        <w:tc>
-          <w:tcPr>
-            <w:tcW w:w="339" w:type="pct"/>
-          </w:tcPr>
-          <w:p>
-            <w:pPr>
-              <w:keepNext/>
-              <w:keepLines/>
-              <w:spacing w:after="0"/>
-              <w:rPr>
-                <w:rFonts w:asciiTheme="majorBidi" w:hAnsiTheme="majorBidi" w:cstheme="majorBidi"/>
-                <w:sz w:val="18"/>
-                <w:szCs w:val="18"/>
-                <w:lang w:bidi="ar-IQ"/>
-              </w:rPr>
-            </w:pPr>
-            <w:r>
-              <w:rPr>
-                <w:rFonts w:asciiTheme="majorBidi" w:hAnsiTheme="majorBidi" w:cstheme="majorBidi"/>
-                <w:sz w:val="18"/>
-                <w:szCs w:val="18"/>
-                <w:rtl/>
-                <w:lang w:bidi="ar-IQ"/>
-              </w:rPr>
-              <w:t xml:space="preserve"/>
-            </w:r>
-          </w:p>
-        </w:tc>
-        <w:tc>
-          <w:tcPr>
-            <w:tcW w:w="325" w:type="pct"/>
-          </w:tcPr>
-          <w:p>
-            <w:pPr>
-              <w:keepNext/>
-              <w:keepLines/>
-              <w:spacing w:after="0"/>
-              <w:rPr>
-                <w:rFonts w:asciiTheme="majorBidi" w:hAnsiTheme="majorBidi" w:cstheme="majorBidi"/>
-                <w:sz w:val="18"/>
-                <w:szCs w:val="18"/>
-              </w:rPr>
-            </w:pPr>
-            <w:r>
-              <w:rPr>
-                <w:rFonts w:asciiTheme="majorBidi" w:hAnsiTheme="majorBidi" w:cstheme="majorBidi"/>
-                <w:sz w:val="18"/>
-                <w:szCs w:val="18"/>
-                <w:rtl/>
-                <w:lang w:bidi="ar-IQ"/>
-              </w:rPr>
-              <w:t xml:space="preserve"/>
             </w:r>
           </w:p>
         </w:tc>
@@ -6626,7 +6626,7 @@
                 <w:rtl/>
                 <w:lang w:bidi="ar-IQ"/>
               </w:rPr>
-              <w:t xml:space="preserve">الذكاء الحاسوبي</w:t>
+              <w:t xml:space="preserve"/>
             </w:r>
           </w:p>
         </w:tc>
@@ -6654,24 +6654,107 @@
                 <w:rtl/>
                 <w:lang w:bidi="ar-IQ"/>
               </w:rPr>
+              <w:t xml:space="preserve"/>
+            </w:r>
+          </w:p>
+        </w:tc>
+        <w:tc>
+          <w:tcPr>
+            <w:tcW w:w="339" w:type="pct"/>
+          </w:tcPr>
+          <w:p>
+            <w:pPr>
+              <w:keepNext/>
+              <w:keepLines/>
+              <w:spacing w:after="0"/>
+              <w:rPr>
+                <w:rFonts w:asciiTheme="majorBidi" w:hAnsiTheme="majorBidi" w:cstheme="majorBidi"/>
+                <w:sz w:val="18"/>
+                <w:szCs w:val="18"/>
+                <w:lang w:bidi="ar-IQ"/>
+              </w:rPr>
+            </w:pPr>
+            <w:r>
+              <w:rPr>
+                <w:rFonts w:asciiTheme="majorBidi" w:hAnsiTheme="majorBidi" w:cstheme="majorBidi"/>
+                <w:sz w:val="18"/>
+                <w:szCs w:val="18"/>
+                <w:rtl/>
+                <w:lang w:bidi="ar-IQ"/>
+              </w:rPr>
+              <w:t xml:space="preserve"/>
+            </w:r>
+          </w:p>
+        </w:tc>
+        <w:tc>
+          <w:tcPr>
+            <w:tcW w:w="1831" w:type="pct"/>
+          </w:tcPr>
+          <w:p>
+            <w:pPr>
+              <w:keepNext/>
+              <w:keepLines/>
+              <w:spacing w:after="0"/>
+              <w:rPr>
+                <w:rFonts w:asciiTheme="majorBidi" w:hAnsiTheme="majorBidi" w:cstheme="majorBidi"/>
+                <w:sz w:val="18"/>
+                <w:szCs w:val="18"/>
+                <w:lang w:bidi="ar-IQ"/>
+              </w:rPr>
+            </w:pPr>
+            <w:r>
+              <w:rPr>
+                <w:rFonts w:asciiTheme="majorBidi" w:hAnsiTheme="majorBidi" w:cstheme="majorBidi"/>
+                <w:sz w:val="18"/>
+                <w:szCs w:val="18"/>
+                <w:rtl/>
+                <w:lang w:bidi="ar-IQ"/>
+              </w:rPr>
+              <w:t xml:space="preserve"/>
+            </w:r>
+          </w:p>
+        </w:tc>
+        <w:tc>
+          <w:tcPr>
+            <w:tcW w:w="339" w:type="pct"/>
+          </w:tcPr>
+          <w:p>
+            <w:pPr>
+              <w:keepNext/>
+              <w:keepLines/>
+              <w:spacing w:after="0"/>
+              <w:rPr>
+                <w:rFonts w:asciiTheme="majorBidi" w:hAnsiTheme="majorBidi" w:cstheme="majorBidi"/>
+                <w:sz w:val="18"/>
+                <w:szCs w:val="18"/>
+                <w:lang w:bidi="ar-IQ"/>
+              </w:rPr>
+            </w:pPr>
+            <w:r>
+              <w:rPr>
+                <w:rFonts w:asciiTheme="majorBidi" w:hAnsiTheme="majorBidi" w:cstheme="majorBidi"/>
+                <w:sz w:val="18"/>
+                <w:szCs w:val="18"/>
+                <w:rtl/>
+                <w:lang w:bidi="ar-IQ"/>
+              </w:rPr>
               <w:t xml:space="preserve">٦٨</w:t>
             </w:r>
           </w:p>
         </w:tc>
         <w:tc>
           <w:tcPr>
-            <w:tcW w:w="339" w:type="pct"/>
-          </w:tcPr>
-          <w:p>
-            <w:pPr>
-              <w:keepNext/>
-              <w:keepLines/>
-              <w:spacing w:after="0"/>
-              <w:rPr>
-                <w:rFonts w:asciiTheme="majorBidi" w:hAnsiTheme="majorBidi" w:cstheme="majorBidi"/>
-                <w:sz w:val="18"/>
-                <w:szCs w:val="18"/>
-                <w:lang w:bidi="ar-IQ"/>
+            <w:tcW w:w="325" w:type="pct"/>
+          </w:tcPr>
+          <w:p>
+            <w:pPr>
+              <w:keepNext/>
+              <w:keepLines/>
+              <w:spacing w:after="0"/>
+              <w:rPr>
+                <w:rFonts w:asciiTheme="majorBidi" w:hAnsiTheme="majorBidi" w:cstheme="majorBidi"/>
+                <w:sz w:val="18"/>
+                <w:szCs w:val="18"/>
               </w:rPr>
             </w:pPr>
             <w:r>
@@ -6683,89 +6766,6 @@
                 <w:lang w:bidi="ar-IQ"/>
               </w:rPr>
               <w:t xml:space="preserve">٣</w:t>
-            </w:r>
-          </w:p>
-        </w:tc>
-        <w:tc>
-          <w:tcPr>
-            <w:tcW w:w="1831" w:type="pct"/>
-          </w:tcPr>
-          <w:p>
-            <w:pPr>
-              <w:keepNext/>
-              <w:keepLines/>
-              <w:spacing w:after="0"/>
-              <w:rPr>
-                <w:rFonts w:asciiTheme="majorBidi" w:hAnsiTheme="majorBidi" w:cstheme="majorBidi"/>
-                <w:sz w:val="18"/>
-                <w:szCs w:val="18"/>
-                <w:lang w:bidi="ar-IQ"/>
-              </w:rPr>
-            </w:pPr>
-            <w:r>
-              <w:rPr>
-                <w:rFonts w:asciiTheme="majorBidi" w:hAnsiTheme="majorBidi" w:cstheme="majorBidi"/>
-                <w:sz w:val="18"/>
-                <w:szCs w:val="18"/>
-                <w:rtl/>
-                <w:lang w:bidi="ar-IQ"/>
-              </w:rPr>
-              <w:t xml:space="preserve"/>
-            </w:r>
-          </w:p>
-        </w:tc>
-        <w:tc>
-          <w:tcPr>
-            <w:tcW w:w="339" w:type="pct"/>
-          </w:tcPr>
-          <w:p>
-            <w:pPr>
-              <w:keepNext/>
-              <w:keepLines/>
-              <w:spacing w:after="0"/>
-              <w:rPr>
-                <w:rFonts w:asciiTheme="majorBidi" w:hAnsiTheme="majorBidi" w:cstheme="majorBidi"/>
-                <w:sz w:val="18"/>
-                <w:szCs w:val="18"/>
-                <w:lang w:bidi="ar-IQ"/>
-              </w:rPr>
-            </w:pPr>
-            <w:r>
-              <w:rPr>
-                <w:rFonts w:asciiTheme="majorBidi" w:hAnsiTheme="majorBidi" w:cstheme="majorBidi"/>
-                <w:sz w:val="18"/>
-                <w:szCs w:val="18"/>
-                <w:rtl/>
-                <w:lang w:bidi="ar-IQ"/>
-              </w:rPr>
-              <w:t xml:space="preserve"/>
-            </w:r>
-          </w:p>
-        </w:tc>
-        <w:tc>
-          <w:tcPr>
-            <w:tcW w:w="325" w:type="pct"/>
-          </w:tcPr>
-          <w:p>
-            <w:pPr>
-              <w:keepNext/>
-              <w:keepLines/>
-              <w:spacing w:after="0"/>
-              <w:rPr>
-                <w:rFonts w:asciiTheme="majorBidi" w:hAnsiTheme="majorBidi" w:cstheme="majorBidi"/>
-                <w:sz w:val="18"/>
-                <w:szCs w:val="18"/>
-              </w:rPr>
-            </w:pPr>
-            <w:r>
-              <w:rPr>
-                <w:rFonts w:asciiTheme="majorBidi" w:hAnsiTheme="majorBidi" w:cstheme="majorBidi"/>
-                <w:sz w:val="18"/>
-                <w:szCs w:val="18"/>
-                <w:rtl/>
-                <w:lang w:bidi="ar-IQ"/>
-              </w:rPr>
-              <w:t xml:space="preserve"/>
             </w:r>
           </w:p>
         </w:tc>
@@ -6798,7 +6798,7 @@
                 <w:rtl/>
                 <w:lang w:bidi="ar-IQ"/>
               </w:rPr>
-              <w:t xml:space="preserve">المشروع ١</w:t>
+              <w:t xml:space="preserve"/>
             </w:r>
           </w:p>
         </w:tc>
@@ -6826,24 +6826,107 @@
                 <w:rtl/>
                 <w:lang w:bidi="ar-IQ"/>
               </w:rPr>
+              <w:t xml:space="preserve"/>
+            </w:r>
+          </w:p>
+        </w:tc>
+        <w:tc>
+          <w:tcPr>
+            <w:tcW w:w="339" w:type="pct"/>
+          </w:tcPr>
+          <w:p>
+            <w:pPr>
+              <w:keepNext/>
+              <w:keepLines/>
+              <w:spacing w:after="0"/>
+              <w:rPr>
+                <w:rFonts w:asciiTheme="majorBidi" w:hAnsiTheme="majorBidi" w:cstheme="majorBidi"/>
+                <w:sz w:val="18"/>
+                <w:szCs w:val="18"/>
+                <w:lang w:bidi="ar-IQ"/>
+              </w:rPr>
+            </w:pPr>
+            <w:r>
+              <w:rPr>
+                <w:rFonts w:asciiTheme="majorBidi" w:hAnsiTheme="majorBidi" w:cstheme="majorBidi"/>
+                <w:sz w:val="18"/>
+                <w:szCs w:val="18"/>
+                <w:rtl/>
+                <w:lang w:bidi="ar-IQ"/>
+              </w:rPr>
+              <w:t xml:space="preserve"/>
+            </w:r>
+          </w:p>
+        </w:tc>
+        <w:tc>
+          <w:tcPr>
+            <w:tcW w:w="1831" w:type="pct"/>
+          </w:tcPr>
+          <w:p>
+            <w:pPr>
+              <w:keepNext/>
+              <w:keepLines/>
+              <w:spacing w:after="0"/>
+              <w:rPr>
+                <w:rFonts w:asciiTheme="majorBidi" w:hAnsiTheme="majorBidi" w:cstheme="majorBidi"/>
+                <w:sz w:val="18"/>
+                <w:szCs w:val="18"/>
+                <w:lang w:bidi="ar-IQ"/>
+              </w:rPr>
+            </w:pPr>
+            <w:r>
+              <w:rPr>
+                <w:rFonts w:asciiTheme="majorBidi" w:hAnsiTheme="majorBidi" w:cstheme="majorBidi"/>
+                <w:sz w:val="18"/>
+                <w:szCs w:val="18"/>
+                <w:rtl/>
+                <w:lang w:bidi="ar-IQ"/>
+              </w:rPr>
+              <w:t xml:space="preserve"/>
+            </w:r>
+          </w:p>
+        </w:tc>
+        <w:tc>
+          <w:tcPr>
+            <w:tcW w:w="339" w:type="pct"/>
+          </w:tcPr>
+          <w:p>
+            <w:pPr>
+              <w:keepNext/>
+              <w:keepLines/>
+              <w:spacing w:after="0"/>
+              <w:rPr>
+                <w:rFonts w:asciiTheme="majorBidi" w:hAnsiTheme="majorBidi" w:cstheme="majorBidi"/>
+                <w:sz w:val="18"/>
+                <w:szCs w:val="18"/>
+                <w:lang w:bidi="ar-IQ"/>
+              </w:rPr>
+            </w:pPr>
+            <w:r>
+              <w:rPr>
+                <w:rFonts w:asciiTheme="majorBidi" w:hAnsiTheme="majorBidi" w:cstheme="majorBidi"/>
+                <w:sz w:val="18"/>
+                <w:szCs w:val="18"/>
+                <w:rtl/>
+                <w:lang w:bidi="ar-IQ"/>
+              </w:rPr>
               <w:t xml:space="preserve">٨٩</w:t>
             </w:r>
           </w:p>
         </w:tc>
         <w:tc>
           <w:tcPr>
-            <w:tcW w:w="339" w:type="pct"/>
-          </w:tcPr>
-          <w:p>
-            <w:pPr>
-              <w:keepNext/>
-              <w:keepLines/>
-              <w:spacing w:after="0"/>
-              <w:rPr>
-                <w:rFonts w:asciiTheme="majorBidi" w:hAnsiTheme="majorBidi" w:cstheme="majorBidi"/>
-                <w:sz w:val="18"/>
-                <w:szCs w:val="18"/>
-                <w:lang w:bidi="ar-IQ"/>
+            <w:tcW w:w="325" w:type="pct"/>
+          </w:tcPr>
+          <w:p>
+            <w:pPr>
+              <w:keepNext/>
+              <w:keepLines/>
+              <w:spacing w:after="0"/>
+              <w:rPr>
+                <w:rFonts w:asciiTheme="majorBidi" w:hAnsiTheme="majorBidi" w:cstheme="majorBidi"/>
+                <w:sz w:val="18"/>
+                <w:szCs w:val="18"/>
               </w:rPr>
             </w:pPr>
             <w:r>
@@ -6855,89 +6938,6 @@
                 <w:lang w:bidi="ar-IQ"/>
               </w:rPr>
               <w:t xml:space="preserve">٢</w:t>
-            </w:r>
-          </w:p>
-        </w:tc>
-        <w:tc>
-          <w:tcPr>
-            <w:tcW w:w="1831" w:type="pct"/>
-          </w:tcPr>
-          <w:p>
-            <w:pPr>
-              <w:keepNext/>
-              <w:keepLines/>
-              <w:spacing w:after="0"/>
-              <w:rPr>
-                <w:rFonts w:asciiTheme="majorBidi" w:hAnsiTheme="majorBidi" w:cstheme="majorBidi"/>
-                <w:sz w:val="18"/>
-                <w:szCs w:val="18"/>
-                <w:lang w:bidi="ar-IQ"/>
-              </w:rPr>
-            </w:pPr>
-            <w:r>
-              <w:rPr>
-                <w:rFonts w:asciiTheme="majorBidi" w:hAnsiTheme="majorBidi" w:cstheme="majorBidi"/>
-                <w:sz w:val="18"/>
-                <w:szCs w:val="18"/>
-                <w:rtl/>
-                <w:lang w:bidi="ar-IQ"/>
-              </w:rPr>
-              <w:t xml:space="preserve"/>
-            </w:r>
-          </w:p>
-        </w:tc>
-        <w:tc>
-          <w:tcPr>
-            <w:tcW w:w="339" w:type="pct"/>
-          </w:tcPr>
-          <w:p>
-            <w:pPr>
-              <w:keepNext/>
-              <w:keepLines/>
-              <w:spacing w:after="0"/>
-              <w:rPr>
-                <w:rFonts w:asciiTheme="majorBidi" w:hAnsiTheme="majorBidi" w:cstheme="majorBidi"/>
-                <w:sz w:val="18"/>
-                <w:szCs w:val="18"/>
-                <w:lang w:bidi="ar-IQ"/>
-              </w:rPr>
-            </w:pPr>
-            <w:r>
-              <w:rPr>
-                <w:rFonts w:asciiTheme="majorBidi" w:hAnsiTheme="majorBidi" w:cstheme="majorBidi"/>
-                <w:sz w:val="18"/>
-                <w:szCs w:val="18"/>
-                <w:rtl/>
-                <w:lang w:bidi="ar-IQ"/>
-              </w:rPr>
-              <w:t xml:space="preserve"/>
-            </w:r>
-          </w:p>
-        </w:tc>
-        <w:tc>
-          <w:tcPr>
-            <w:tcW w:w="325" w:type="pct"/>
-          </w:tcPr>
-          <w:p>
-            <w:pPr>
-              <w:keepNext/>
-              <w:keepLines/>
-              <w:spacing w:after="0"/>
-              <w:rPr>
-                <w:rFonts w:asciiTheme="majorBidi" w:hAnsiTheme="majorBidi" w:cstheme="majorBidi"/>
-                <w:sz w:val="18"/>
-                <w:szCs w:val="18"/>
-              </w:rPr>
-            </w:pPr>
-            <w:r>
-              <w:rPr>
-                <w:rFonts w:asciiTheme="majorBidi" w:hAnsiTheme="majorBidi" w:cstheme="majorBidi"/>
-                <w:sz w:val="18"/>
-                <w:szCs w:val="18"/>
-                <w:rtl/>
-                <w:lang w:bidi="ar-IQ"/>
-              </w:rPr>
-              <w:t xml:space="preserve"/>
             </w:r>
           </w:p>
         </w:tc>
@@ -6970,7 +6970,7 @@
                 <w:rtl/>
                 <w:lang w:bidi="ar-IQ"/>
               </w:rPr>
-              <w:t xml:space="preserve">الوسائط المتعددة</w:t>
+              <w:t xml:space="preserve"/>
             </w:r>
           </w:p>
         </w:tc>
@@ -6998,24 +6998,107 @@
                 <w:rtl/>
                 <w:lang w:bidi="ar-IQ"/>
               </w:rPr>
+              <w:t xml:space="preserve"/>
+            </w:r>
+          </w:p>
+        </w:tc>
+        <w:tc>
+          <w:tcPr>
+            <w:tcW w:w="339" w:type="pct"/>
+          </w:tcPr>
+          <w:p>
+            <w:pPr>
+              <w:keepNext/>
+              <w:keepLines/>
+              <w:spacing w:after="0"/>
+              <w:rPr>
+                <w:rFonts w:asciiTheme="majorBidi" w:hAnsiTheme="majorBidi" w:cstheme="majorBidi"/>
+                <w:sz w:val="18"/>
+                <w:szCs w:val="18"/>
+                <w:lang w:bidi="ar-IQ"/>
+              </w:rPr>
+            </w:pPr>
+            <w:r>
+              <w:rPr>
+                <w:rFonts w:asciiTheme="majorBidi" w:hAnsiTheme="majorBidi" w:cstheme="majorBidi"/>
+                <w:sz w:val="18"/>
+                <w:szCs w:val="18"/>
+                <w:rtl/>
+                <w:lang w:bidi="ar-IQ"/>
+              </w:rPr>
+              <w:t xml:space="preserve"/>
+            </w:r>
+          </w:p>
+        </w:tc>
+        <w:tc>
+          <w:tcPr>
+            <w:tcW w:w="1831" w:type="pct"/>
+          </w:tcPr>
+          <w:p>
+            <w:pPr>
+              <w:keepNext/>
+              <w:keepLines/>
+              <w:spacing w:after="0"/>
+              <w:rPr>
+                <w:rFonts w:asciiTheme="majorBidi" w:hAnsiTheme="majorBidi" w:cstheme="majorBidi"/>
+                <w:sz w:val="18"/>
+                <w:szCs w:val="18"/>
+                <w:lang w:bidi="ar-IQ"/>
+              </w:rPr>
+            </w:pPr>
+            <w:r>
+              <w:rPr>
+                <w:rFonts w:asciiTheme="majorBidi" w:hAnsiTheme="majorBidi" w:cstheme="majorBidi"/>
+                <w:sz w:val="18"/>
+                <w:szCs w:val="18"/>
+                <w:rtl/>
+                <w:lang w:bidi="ar-IQ"/>
+              </w:rPr>
+              <w:t xml:space="preserve"/>
+            </w:r>
+          </w:p>
+        </w:tc>
+        <w:tc>
+          <w:tcPr>
+            <w:tcW w:w="339" w:type="pct"/>
+          </w:tcPr>
+          <w:p>
+            <w:pPr>
+              <w:keepNext/>
+              <w:keepLines/>
+              <w:spacing w:after="0"/>
+              <w:rPr>
+                <w:rFonts w:asciiTheme="majorBidi" w:hAnsiTheme="majorBidi" w:cstheme="majorBidi"/>
+                <w:sz w:val="18"/>
+                <w:szCs w:val="18"/>
+                <w:lang w:bidi="ar-IQ"/>
+              </w:rPr>
+            </w:pPr>
+            <w:r>
+              <w:rPr>
+                <w:rFonts w:asciiTheme="majorBidi" w:hAnsiTheme="majorBidi" w:cstheme="majorBidi"/>
+                <w:sz w:val="18"/>
+                <w:szCs w:val="18"/>
+                <w:rtl/>
+                <w:lang w:bidi="ar-IQ"/>
+              </w:rPr>
               <w:t xml:space="preserve">٦٨</w:t>
             </w:r>
           </w:p>
         </w:tc>
         <w:tc>
           <w:tcPr>
-            <w:tcW w:w="339" w:type="pct"/>
-          </w:tcPr>
-          <w:p>
-            <w:pPr>
-              <w:keepNext/>
-              <w:keepLines/>
-              <w:spacing w:after="0"/>
-              <w:rPr>
-                <w:rFonts w:asciiTheme="majorBidi" w:hAnsiTheme="majorBidi" w:cstheme="majorBidi"/>
-                <w:sz w:val="18"/>
-                <w:szCs w:val="18"/>
-                <w:lang w:bidi="ar-IQ"/>
+            <w:tcW w:w="325" w:type="pct"/>
+          </w:tcPr>
+          <w:p>
+            <w:pPr>
+              <w:keepNext/>
+              <w:keepLines/>
+              <w:spacing w:after="0"/>
+              <w:rPr>
+                <w:rFonts w:asciiTheme="majorBidi" w:hAnsiTheme="majorBidi" w:cstheme="majorBidi"/>
+                <w:sz w:val="18"/>
+                <w:szCs w:val="18"/>
               </w:rPr>
             </w:pPr>
             <w:r>
@@ -7027,89 +7110,6 @@
                 <w:lang w:bidi="ar-IQ"/>
               </w:rPr>
               <w:t xml:space="preserve">٣</w:t>
-            </w:r>
-          </w:p>
-        </w:tc>
-        <w:tc>
-          <w:tcPr>
-            <w:tcW w:w="1831" w:type="pct"/>
-          </w:tcPr>
-          <w:p>
-            <w:pPr>
-              <w:keepNext/>
-              <w:keepLines/>
-              <w:spacing w:after="0"/>
-              <w:rPr>
-                <w:rFonts w:asciiTheme="majorBidi" w:hAnsiTheme="majorBidi" w:cstheme="majorBidi"/>
-                <w:sz w:val="18"/>
-                <w:szCs w:val="18"/>
-                <w:lang w:bidi="ar-IQ"/>
-              </w:rPr>
-            </w:pPr>
-            <w:r>
-              <w:rPr>
-                <w:rFonts w:asciiTheme="majorBidi" w:hAnsiTheme="majorBidi" w:cstheme="majorBidi"/>
-                <w:sz w:val="18"/>
-                <w:szCs w:val="18"/>
-                <w:rtl/>
-                <w:lang w:bidi="ar-IQ"/>
-              </w:rPr>
-              <w:t xml:space="preserve"/>
-            </w:r>
-          </w:p>
-        </w:tc>
-        <w:tc>
-          <w:tcPr>
-            <w:tcW w:w="339" w:type="pct"/>
-          </w:tcPr>
-          <w:p>
-            <w:pPr>
-              <w:keepNext/>
-              <w:keepLines/>
-              <w:spacing w:after="0"/>
-              <w:rPr>
-                <w:rFonts w:asciiTheme="majorBidi" w:hAnsiTheme="majorBidi" w:cstheme="majorBidi"/>
-                <w:sz w:val="18"/>
-                <w:szCs w:val="18"/>
-                <w:lang w:bidi="ar-IQ"/>
-              </w:rPr>
-            </w:pPr>
-            <w:r>
-              <w:rPr>
-                <w:rFonts w:asciiTheme="majorBidi" w:hAnsiTheme="majorBidi" w:cstheme="majorBidi"/>
-                <w:sz w:val="18"/>
-                <w:szCs w:val="18"/>
-                <w:rtl/>
-                <w:lang w:bidi="ar-IQ"/>
-              </w:rPr>
-              <w:t xml:space="preserve"/>
-            </w:r>
-          </w:p>
-        </w:tc>
-        <w:tc>
-          <w:tcPr>
-            <w:tcW w:w="325" w:type="pct"/>
-          </w:tcPr>
-          <w:p>
-            <w:pPr>
-              <w:keepNext/>
-              <w:keepLines/>
-              <w:spacing w:after="0"/>
-              <w:rPr>
-                <w:rFonts w:asciiTheme="majorBidi" w:hAnsiTheme="majorBidi" w:cstheme="majorBidi"/>
-                <w:sz w:val="18"/>
-                <w:szCs w:val="18"/>
-              </w:rPr>
-            </w:pPr>
-            <w:r>
-              <w:rPr>
-                <w:rFonts w:asciiTheme="majorBidi" w:hAnsiTheme="majorBidi" w:cstheme="majorBidi"/>
-                <w:sz w:val="18"/>
-                <w:szCs w:val="18"/>
-                <w:rtl/>
-                <w:lang w:bidi="ar-IQ"/>
-              </w:rPr>
-              <w:t xml:space="preserve"/>
             </w:r>
           </w:p>
         </w:tc>
@@ -7142,7 +7142,7 @@
                 <w:rtl/>
                 <w:lang w:bidi="ar-IQ"/>
               </w:rPr>
-              <w:t xml:space="preserve">برمجة الألعاب</w:t>
+              <w:t xml:space="preserve"/>
             </w:r>
           </w:p>
         </w:tc>
@@ -7170,24 +7170,107 @@
                 <w:rtl/>
                 <w:lang w:bidi="ar-IQ"/>
               </w:rPr>
+              <w:t xml:space="preserve"/>
+            </w:r>
+          </w:p>
+        </w:tc>
+        <w:tc>
+          <w:tcPr>
+            <w:tcW w:w="339" w:type="pct"/>
+          </w:tcPr>
+          <w:p>
+            <w:pPr>
+              <w:keepNext/>
+              <w:keepLines/>
+              <w:spacing w:after="0"/>
+              <w:rPr>
+                <w:rFonts w:asciiTheme="majorBidi" w:hAnsiTheme="majorBidi" w:cstheme="majorBidi"/>
+                <w:sz w:val="18"/>
+                <w:szCs w:val="18"/>
+                <w:lang w:bidi="ar-IQ"/>
+              </w:rPr>
+            </w:pPr>
+            <w:r>
+              <w:rPr>
+                <w:rFonts w:asciiTheme="majorBidi" w:hAnsiTheme="majorBidi" w:cstheme="majorBidi"/>
+                <w:sz w:val="18"/>
+                <w:szCs w:val="18"/>
+                <w:rtl/>
+                <w:lang w:bidi="ar-IQ"/>
+              </w:rPr>
+              <w:t xml:space="preserve"/>
+            </w:r>
+          </w:p>
+        </w:tc>
+        <w:tc>
+          <w:tcPr>
+            <w:tcW w:w="1831" w:type="pct"/>
+          </w:tcPr>
+          <w:p>
+            <w:pPr>
+              <w:keepNext/>
+              <w:keepLines/>
+              <w:spacing w:after="0"/>
+              <w:rPr>
+                <w:rFonts w:asciiTheme="majorBidi" w:hAnsiTheme="majorBidi" w:cstheme="majorBidi"/>
+                <w:sz w:val="18"/>
+                <w:szCs w:val="18"/>
+                <w:lang w:bidi="ar-IQ"/>
+              </w:rPr>
+            </w:pPr>
+            <w:r>
+              <w:rPr>
+                <w:rFonts w:asciiTheme="majorBidi" w:hAnsiTheme="majorBidi" w:cstheme="majorBidi"/>
+                <w:sz w:val="18"/>
+                <w:szCs w:val="18"/>
+                <w:rtl/>
+                <w:lang w:bidi="ar-IQ"/>
+              </w:rPr>
+              <w:t xml:space="preserve"/>
+            </w:r>
+          </w:p>
+        </w:tc>
+        <w:tc>
+          <w:tcPr>
+            <w:tcW w:w="339" w:type="pct"/>
+          </w:tcPr>
+          <w:p>
+            <w:pPr>
+              <w:keepNext/>
+              <w:keepLines/>
+              <w:spacing w:after="0"/>
+              <w:rPr>
+                <w:rFonts w:asciiTheme="majorBidi" w:hAnsiTheme="majorBidi" w:cstheme="majorBidi"/>
+                <w:sz w:val="18"/>
+                <w:szCs w:val="18"/>
+                <w:lang w:bidi="ar-IQ"/>
+              </w:rPr>
+            </w:pPr>
+            <w:r>
+              <w:rPr>
+                <w:rFonts w:asciiTheme="majorBidi" w:hAnsiTheme="majorBidi" w:cstheme="majorBidi"/>
+                <w:sz w:val="18"/>
+                <w:szCs w:val="18"/>
+                <w:rtl/>
+                <w:lang w:bidi="ar-IQ"/>
+              </w:rPr>
               <w:t xml:space="preserve">٦٢</w:t>
             </w:r>
           </w:p>
         </w:tc>
         <w:tc>
           <w:tcPr>
-            <w:tcW w:w="339" w:type="pct"/>
-          </w:tcPr>
-          <w:p>
-            <w:pPr>
-              <w:keepNext/>
-              <w:keepLines/>
-              <w:spacing w:after="0"/>
-              <w:rPr>
-                <w:rFonts w:asciiTheme="majorBidi" w:hAnsiTheme="majorBidi" w:cstheme="majorBidi"/>
-                <w:sz w:val="18"/>
-                <w:szCs w:val="18"/>
-                <w:lang w:bidi="ar-IQ"/>
+            <w:tcW w:w="325" w:type="pct"/>
+          </w:tcPr>
+          <w:p>
+            <w:pPr>
+              <w:keepNext/>
+              <w:keepLines/>
+              <w:spacing w:after="0"/>
+              <w:rPr>
+                <w:rFonts w:asciiTheme="majorBidi" w:hAnsiTheme="majorBidi" w:cstheme="majorBidi"/>
+                <w:sz w:val="18"/>
+                <w:szCs w:val="18"/>
               </w:rPr>
             </w:pPr>
             <w:r>
@@ -7199,89 +7282,6 @@
                 <w:lang w:bidi="ar-IQ"/>
               </w:rPr>
               <w:t xml:space="preserve">٢</w:t>
-            </w:r>
-          </w:p>
-        </w:tc>
-        <w:tc>
-          <w:tcPr>
-            <w:tcW w:w="1831" w:type="pct"/>
-          </w:tcPr>
-          <w:p>
-            <w:pPr>
-              <w:keepNext/>
-              <w:keepLines/>
-              <w:spacing w:after="0"/>
-              <w:rPr>
-                <w:rFonts w:asciiTheme="majorBidi" w:hAnsiTheme="majorBidi" w:cstheme="majorBidi"/>
-                <w:sz w:val="18"/>
-                <w:szCs w:val="18"/>
-                <w:lang w:bidi="ar-IQ"/>
-              </w:rPr>
-            </w:pPr>
-            <w:r>
-              <w:rPr>
-                <w:rFonts w:asciiTheme="majorBidi" w:hAnsiTheme="majorBidi" w:cstheme="majorBidi"/>
-                <w:sz w:val="18"/>
-                <w:szCs w:val="18"/>
-                <w:rtl/>
-                <w:lang w:bidi="ar-IQ"/>
-              </w:rPr>
-              <w:t xml:space="preserve"/>
-            </w:r>
-          </w:p>
-        </w:tc>
-        <w:tc>
-          <w:tcPr>
-            <w:tcW w:w="339" w:type="pct"/>
-          </w:tcPr>
-          <w:p>
-            <w:pPr>
-              <w:keepNext/>
-              <w:keepLines/>
-              <w:spacing w:after="0"/>
-              <w:rPr>
-                <w:rFonts w:asciiTheme="majorBidi" w:hAnsiTheme="majorBidi" w:cstheme="majorBidi"/>
-                <w:sz w:val="18"/>
-                <w:szCs w:val="18"/>
-                <w:lang w:bidi="ar-IQ"/>
-              </w:rPr>
-            </w:pPr>
-            <w:r>
-              <w:rPr>
-                <w:rFonts w:asciiTheme="majorBidi" w:hAnsiTheme="majorBidi" w:cstheme="majorBidi"/>
-                <w:sz w:val="18"/>
-                <w:szCs w:val="18"/>
-                <w:rtl/>
-                <w:lang w:bidi="ar-IQ"/>
-              </w:rPr>
-              <w:t xml:space="preserve"/>
-            </w:r>
-          </w:p>
-        </w:tc>
-        <w:tc>
-          <w:tcPr>
-            <w:tcW w:w="325" w:type="pct"/>
-          </w:tcPr>
-          <w:p>
-            <w:pPr>
-              <w:keepNext/>
-              <w:keepLines/>
-              <w:spacing w:after="0"/>
-              <w:rPr>
-                <w:rFonts w:asciiTheme="majorBidi" w:hAnsiTheme="majorBidi" w:cstheme="majorBidi"/>
-                <w:sz w:val="18"/>
-                <w:szCs w:val="18"/>
-              </w:rPr>
-            </w:pPr>
-            <w:r>
-              <w:rPr>
-                <w:rFonts w:asciiTheme="majorBidi" w:hAnsiTheme="majorBidi" w:cstheme="majorBidi"/>
-                <w:sz w:val="18"/>
-                <w:szCs w:val="18"/>
-                <w:rtl/>
-                <w:lang w:bidi="ar-IQ"/>
-              </w:rPr>
-              <w:t xml:space="preserve"/>
             </w:r>
           </w:p>
         </w:tc>
@@ -7314,7 +7314,7 @@
                 <w:rtl/>
                 <w:lang w:bidi="ar-IQ"/>
               </w:rPr>
-              <w:t xml:space="preserve">تصميم المواقع المتقدم</w:t>
+              <w:t xml:space="preserve"/>
             </w:r>
           </w:p>
         </w:tc>
@@ -7342,24 +7342,107 @@
                 <w:rtl/>
                 <w:lang w:bidi="ar-IQ"/>
               </w:rPr>
+              <w:t xml:space="preserve"/>
+            </w:r>
+          </w:p>
+        </w:tc>
+        <w:tc>
+          <w:tcPr>
+            <w:tcW w:w="339" w:type="pct"/>
+          </w:tcPr>
+          <w:p>
+            <w:pPr>
+              <w:keepNext/>
+              <w:keepLines/>
+              <w:spacing w:after="0"/>
+              <w:rPr>
+                <w:rFonts w:asciiTheme="majorBidi" w:hAnsiTheme="majorBidi" w:cstheme="majorBidi"/>
+                <w:sz w:val="18"/>
+                <w:szCs w:val="18"/>
+                <w:lang w:bidi="ar-IQ"/>
+              </w:rPr>
+            </w:pPr>
+            <w:r>
+              <w:rPr>
+                <w:rFonts w:asciiTheme="majorBidi" w:hAnsiTheme="majorBidi" w:cstheme="majorBidi"/>
+                <w:sz w:val="18"/>
+                <w:szCs w:val="18"/>
+                <w:rtl/>
+                <w:lang w:bidi="ar-IQ"/>
+              </w:rPr>
+              <w:t xml:space="preserve"/>
+            </w:r>
+          </w:p>
+        </w:tc>
+        <w:tc>
+          <w:tcPr>
+            <w:tcW w:w="1831" w:type="pct"/>
+          </w:tcPr>
+          <w:p>
+            <w:pPr>
+              <w:keepNext/>
+              <w:keepLines/>
+              <w:spacing w:after="0"/>
+              <w:rPr>
+                <w:rFonts w:asciiTheme="majorBidi" w:hAnsiTheme="majorBidi" w:cstheme="majorBidi"/>
+                <w:sz w:val="18"/>
+                <w:szCs w:val="18"/>
+                <w:lang w:bidi="ar-IQ"/>
+              </w:rPr>
+            </w:pPr>
+            <w:r>
+              <w:rPr>
+                <w:rFonts w:asciiTheme="majorBidi" w:hAnsiTheme="majorBidi" w:cstheme="majorBidi"/>
+                <w:sz w:val="18"/>
+                <w:szCs w:val="18"/>
+                <w:rtl/>
+                <w:lang w:bidi="ar-IQ"/>
+              </w:rPr>
+              <w:t xml:space="preserve"/>
+            </w:r>
+          </w:p>
+        </w:tc>
+        <w:tc>
+          <w:tcPr>
+            <w:tcW w:w="339" w:type="pct"/>
+          </w:tcPr>
+          <w:p>
+            <w:pPr>
+              <w:keepNext/>
+              <w:keepLines/>
+              <w:spacing w:after="0"/>
+              <w:rPr>
+                <w:rFonts w:asciiTheme="majorBidi" w:hAnsiTheme="majorBidi" w:cstheme="majorBidi"/>
+                <w:sz w:val="18"/>
+                <w:szCs w:val="18"/>
+                <w:lang w:bidi="ar-IQ"/>
+              </w:rPr>
+            </w:pPr>
+            <w:r>
+              <w:rPr>
+                <w:rFonts w:asciiTheme="majorBidi" w:hAnsiTheme="majorBidi" w:cstheme="majorBidi"/>
+                <w:sz w:val="18"/>
+                <w:szCs w:val="18"/>
+                <w:rtl/>
+                <w:lang w:bidi="ar-IQ"/>
+              </w:rPr>
               <w:t xml:space="preserve">٥٨</w:t>
             </w:r>
           </w:p>
         </w:tc>
         <w:tc>
           <w:tcPr>
-            <w:tcW w:w="339" w:type="pct"/>
-          </w:tcPr>
-          <w:p>
-            <w:pPr>
-              <w:keepNext/>
-              <w:keepLines/>
-              <w:spacing w:after="0"/>
-              <w:rPr>
-                <w:rFonts w:asciiTheme="majorBidi" w:hAnsiTheme="majorBidi" w:cstheme="majorBidi"/>
-                <w:sz w:val="18"/>
-                <w:szCs w:val="18"/>
-                <w:lang w:bidi="ar-IQ"/>
+            <w:tcW w:w="325" w:type="pct"/>
+          </w:tcPr>
+          <w:p>
+            <w:pPr>
+              <w:keepNext/>
+              <w:keepLines/>
+              <w:spacing w:after="0"/>
+              <w:rPr>
+                <w:rFonts w:asciiTheme="majorBidi" w:hAnsiTheme="majorBidi" w:cstheme="majorBidi"/>
+                <w:sz w:val="18"/>
+                <w:szCs w:val="18"/>
               </w:rPr>
             </w:pPr>
             <w:r>
@@ -7371,89 +7454,6 @@
                 <w:lang w:bidi="ar-IQ"/>
               </w:rPr>
               <w:t xml:space="preserve">٣</w:t>
-            </w:r>
-          </w:p>
-        </w:tc>
-        <w:tc>
-          <w:tcPr>
-            <w:tcW w:w="1831" w:type="pct"/>
-          </w:tcPr>
-          <w:p>
-            <w:pPr>
-              <w:keepNext/>
-              <w:keepLines/>
-              <w:spacing w:after="0"/>
-              <w:rPr>
-                <w:rFonts w:asciiTheme="majorBidi" w:hAnsiTheme="majorBidi" w:cstheme="majorBidi"/>
-                <w:sz w:val="18"/>
-                <w:szCs w:val="18"/>
-                <w:lang w:bidi="ar-IQ"/>
-              </w:rPr>
-            </w:pPr>
-            <w:r>
-              <w:rPr>
-                <w:rFonts w:asciiTheme="majorBidi" w:hAnsiTheme="majorBidi" w:cstheme="majorBidi"/>
-                <w:sz w:val="18"/>
-                <w:szCs w:val="18"/>
-                <w:rtl/>
-                <w:lang w:bidi="ar-IQ"/>
-              </w:rPr>
-              <w:t xml:space="preserve"/>
-            </w:r>
-          </w:p>
-        </w:tc>
-        <w:tc>
-          <w:tcPr>
-            <w:tcW w:w="339" w:type="pct"/>
-          </w:tcPr>
-          <w:p>
-            <w:pPr>
-              <w:keepNext/>
-              <w:keepLines/>
-              <w:spacing w:after="0"/>
-              <w:rPr>
-                <w:rFonts w:asciiTheme="majorBidi" w:hAnsiTheme="majorBidi" w:cstheme="majorBidi"/>
-                <w:sz w:val="18"/>
-                <w:szCs w:val="18"/>
-                <w:lang w:bidi="ar-IQ"/>
-              </w:rPr>
-            </w:pPr>
-            <w:r>
-              <w:rPr>
-                <w:rFonts w:asciiTheme="majorBidi" w:hAnsiTheme="majorBidi" w:cstheme="majorBidi"/>
-                <w:sz w:val="18"/>
-                <w:szCs w:val="18"/>
-                <w:rtl/>
-                <w:lang w:bidi="ar-IQ"/>
-              </w:rPr>
-              <w:t xml:space="preserve"/>
-            </w:r>
-          </w:p>
-        </w:tc>
-        <w:tc>
-          <w:tcPr>
-            <w:tcW w:w="325" w:type="pct"/>
-          </w:tcPr>
-          <w:p>
-            <w:pPr>
-              <w:keepNext/>
-              <w:keepLines/>
-              <w:spacing w:after="0"/>
-              <w:rPr>
-                <w:rFonts w:asciiTheme="majorBidi" w:hAnsiTheme="majorBidi" w:cstheme="majorBidi"/>
-                <w:sz w:val="18"/>
-                <w:szCs w:val="18"/>
-              </w:rPr>
-            </w:pPr>
-            <w:r>
-              <w:rPr>
-                <w:rFonts w:asciiTheme="majorBidi" w:hAnsiTheme="majorBidi" w:cstheme="majorBidi"/>
-                <w:sz w:val="18"/>
-                <w:szCs w:val="18"/>
-                <w:rtl/>
-                <w:lang w:bidi="ar-IQ"/>
-              </w:rPr>
-              <w:t xml:space="preserve"/>
             </w:r>
           </w:p>
         </w:tc>
@@ -7486,7 +7486,7 @@
                 <w:rtl/>
                 <w:lang w:bidi="ar-IQ"/>
               </w:rPr>
-              <w:t xml:space="preserve">شبكات الحاسوب ٢</w:t>
+              <w:t xml:space="preserve"/>
             </w:r>
           </w:p>
         </w:tc>
@@ -7514,24 +7514,107 @@
                 <w:rtl/>
                 <w:lang w:bidi="ar-IQ"/>
               </w:rPr>
+              <w:t xml:space="preserve"/>
+            </w:r>
+          </w:p>
+        </w:tc>
+        <w:tc>
+          <w:tcPr>
+            <w:tcW w:w="339" w:type="pct"/>
+          </w:tcPr>
+          <w:p>
+            <w:pPr>
+              <w:keepNext/>
+              <w:keepLines/>
+              <w:spacing w:after="0"/>
+              <w:rPr>
+                <w:rFonts w:asciiTheme="majorBidi" w:hAnsiTheme="majorBidi" w:cstheme="majorBidi"/>
+                <w:sz w:val="18"/>
+                <w:szCs w:val="18"/>
+                <w:lang w:bidi="ar-IQ"/>
+              </w:rPr>
+            </w:pPr>
+            <w:r>
+              <w:rPr>
+                <w:rFonts w:asciiTheme="majorBidi" w:hAnsiTheme="majorBidi" w:cstheme="majorBidi"/>
+                <w:sz w:val="18"/>
+                <w:szCs w:val="18"/>
+                <w:rtl/>
+                <w:lang w:bidi="ar-IQ"/>
+              </w:rPr>
+              <w:t xml:space="preserve"/>
+            </w:r>
+          </w:p>
+        </w:tc>
+        <w:tc>
+          <w:tcPr>
+            <w:tcW w:w="1831" w:type="pct"/>
+          </w:tcPr>
+          <w:p>
+            <w:pPr>
+              <w:keepNext/>
+              <w:keepLines/>
+              <w:spacing w:after="0"/>
+              <w:rPr>
+                <w:rFonts w:asciiTheme="majorBidi" w:hAnsiTheme="majorBidi" w:cstheme="majorBidi"/>
+                <w:sz w:val="18"/>
+                <w:szCs w:val="18"/>
+                <w:lang w:bidi="ar-IQ"/>
+              </w:rPr>
+            </w:pPr>
+            <w:r>
+              <w:rPr>
+                <w:rFonts w:asciiTheme="majorBidi" w:hAnsiTheme="majorBidi" w:cstheme="majorBidi"/>
+                <w:sz w:val="18"/>
+                <w:szCs w:val="18"/>
+                <w:rtl/>
+                <w:lang w:bidi="ar-IQ"/>
+              </w:rPr>
+              <w:t xml:space="preserve"/>
+            </w:r>
+          </w:p>
+        </w:tc>
+        <w:tc>
+          <w:tcPr>
+            <w:tcW w:w="339" w:type="pct"/>
+          </w:tcPr>
+          <w:p>
+            <w:pPr>
+              <w:keepNext/>
+              <w:keepLines/>
+              <w:spacing w:after="0"/>
+              <w:rPr>
+                <w:rFonts w:asciiTheme="majorBidi" w:hAnsiTheme="majorBidi" w:cstheme="majorBidi"/>
+                <w:sz w:val="18"/>
+                <w:szCs w:val="18"/>
+                <w:lang w:bidi="ar-IQ"/>
+              </w:rPr>
+            </w:pPr>
+            <w:r>
+              <w:rPr>
+                <w:rFonts w:asciiTheme="majorBidi" w:hAnsiTheme="majorBidi" w:cstheme="majorBidi"/>
+                <w:sz w:val="18"/>
+                <w:szCs w:val="18"/>
+                <w:rtl/>
+                <w:lang w:bidi="ar-IQ"/>
+              </w:rPr>
               <w:t xml:space="preserve">٧٥</w:t>
             </w:r>
           </w:p>
         </w:tc>
         <w:tc>
           <w:tcPr>
-            <w:tcW w:w="339" w:type="pct"/>
-          </w:tcPr>
-          <w:p>
-            <w:pPr>
-              <w:keepNext/>
-              <w:keepLines/>
-              <w:spacing w:after="0"/>
-              <w:rPr>
-                <w:rFonts w:asciiTheme="majorBidi" w:hAnsiTheme="majorBidi" w:cstheme="majorBidi"/>
-                <w:sz w:val="18"/>
-                <w:szCs w:val="18"/>
-                <w:lang w:bidi="ar-IQ"/>
+            <w:tcW w:w="325" w:type="pct"/>
+          </w:tcPr>
+          <w:p>
+            <w:pPr>
+              <w:keepNext/>
+              <w:keepLines/>
+              <w:spacing w:after="0"/>
+              <w:rPr>
+                <w:rFonts w:asciiTheme="majorBidi" w:hAnsiTheme="majorBidi" w:cstheme="majorBidi"/>
+                <w:sz w:val="18"/>
+                <w:szCs w:val="18"/>
               </w:rPr>
             </w:pPr>
             <w:r>
@@ -7543,89 +7626,6 @@
                 <w:lang w:bidi="ar-IQ"/>
               </w:rPr>
               <w:t xml:space="preserve">٣</w:t>
-            </w:r>
-          </w:p>
-        </w:tc>
-        <w:tc>
-          <w:tcPr>
-            <w:tcW w:w="1831" w:type="pct"/>
-          </w:tcPr>
-          <w:p>
-            <w:pPr>
-              <w:keepNext/>
-              <w:keepLines/>
-              <w:spacing w:after="0"/>
-              <w:rPr>
-                <w:rFonts w:asciiTheme="majorBidi" w:hAnsiTheme="majorBidi" w:cstheme="majorBidi"/>
-                <w:sz w:val="18"/>
-                <w:szCs w:val="18"/>
-                <w:lang w:bidi="ar-IQ"/>
-              </w:rPr>
-            </w:pPr>
-            <w:r>
-              <w:rPr>
-                <w:rFonts w:asciiTheme="majorBidi" w:hAnsiTheme="majorBidi" w:cstheme="majorBidi"/>
-                <w:sz w:val="18"/>
-                <w:szCs w:val="18"/>
-                <w:rtl/>
-                <w:lang w:bidi="ar-IQ"/>
-              </w:rPr>
-              <w:t xml:space="preserve"/>
-            </w:r>
-          </w:p>
-        </w:tc>
-        <w:tc>
-          <w:tcPr>
-            <w:tcW w:w="339" w:type="pct"/>
-          </w:tcPr>
-          <w:p>
-            <w:pPr>
-              <w:keepNext/>
-              <w:keepLines/>
-              <w:spacing w:after="0"/>
-              <w:rPr>
-                <w:rFonts w:asciiTheme="majorBidi" w:hAnsiTheme="majorBidi" w:cstheme="majorBidi"/>
-                <w:sz w:val="18"/>
-                <w:szCs w:val="18"/>
-                <w:lang w:bidi="ar-IQ"/>
-              </w:rPr>
-            </w:pPr>
-            <w:r>
-              <w:rPr>
-                <w:rFonts w:asciiTheme="majorBidi" w:hAnsiTheme="majorBidi" w:cstheme="majorBidi"/>
-                <w:sz w:val="18"/>
-                <w:szCs w:val="18"/>
-                <w:rtl/>
-                <w:lang w:bidi="ar-IQ"/>
-              </w:rPr>
-              <w:t xml:space="preserve"/>
-            </w:r>
-          </w:p>
-        </w:tc>
-        <w:tc>
-          <w:tcPr>
-            <w:tcW w:w="325" w:type="pct"/>
-          </w:tcPr>
-          <w:p>
-            <w:pPr>
-              <w:keepNext/>
-              <w:keepLines/>
-              <w:spacing w:after="0"/>
-              <w:rPr>
-                <w:rFonts w:asciiTheme="majorBidi" w:hAnsiTheme="majorBidi" w:cstheme="majorBidi"/>
-                <w:sz w:val="18"/>
-                <w:szCs w:val="18"/>
-              </w:rPr>
-            </w:pPr>
-            <w:r>
-              <w:rPr>
-                <w:rFonts w:asciiTheme="majorBidi" w:hAnsiTheme="majorBidi" w:cstheme="majorBidi"/>
-                <w:sz w:val="18"/>
-                <w:szCs w:val="18"/>
-                <w:rtl/>
-                <w:lang w:bidi="ar-IQ"/>
-              </w:rPr>
-              <w:t xml:space="preserve"/>
             </w:r>
           </w:p>
         </w:tc>
@@ -7658,7 +7658,7 @@
                 <w:rtl/>
                 <w:lang w:bidi="ar-IQ"/>
               </w:rPr>
-              <w:t xml:space="preserve">قواعد البيانات الموزعة</w:t>
+              <w:t xml:space="preserve"/>
             </w:r>
           </w:p>
         </w:tc>
@@ -7686,24 +7686,107 @@
                 <w:rtl/>
                 <w:lang w:bidi="ar-IQ"/>
               </w:rPr>
+              <w:t xml:space="preserve"/>
+            </w:r>
+          </w:p>
+        </w:tc>
+        <w:tc>
+          <w:tcPr>
+            <w:tcW w:w="339" w:type="pct"/>
+          </w:tcPr>
+          <w:p>
+            <w:pPr>
+              <w:keepNext/>
+              <w:keepLines/>
+              <w:spacing w:after="0"/>
+              <w:rPr>
+                <w:rFonts w:asciiTheme="majorBidi" w:hAnsiTheme="majorBidi" w:cstheme="majorBidi"/>
+                <w:sz w:val="18"/>
+                <w:szCs w:val="18"/>
+                <w:lang w:bidi="ar-IQ"/>
+              </w:rPr>
+            </w:pPr>
+            <w:r>
+              <w:rPr>
+                <w:rFonts w:asciiTheme="majorBidi" w:hAnsiTheme="majorBidi" w:cstheme="majorBidi"/>
+                <w:sz w:val="18"/>
+                <w:szCs w:val="18"/>
+                <w:rtl/>
+                <w:lang w:bidi="ar-IQ"/>
+              </w:rPr>
+              <w:t xml:space="preserve"/>
+            </w:r>
+          </w:p>
+        </w:tc>
+        <w:tc>
+          <w:tcPr>
+            <w:tcW w:w="1831" w:type="pct"/>
+          </w:tcPr>
+          <w:p>
+            <w:pPr>
+              <w:keepNext/>
+              <w:keepLines/>
+              <w:spacing w:after="0"/>
+              <w:rPr>
+                <w:rFonts w:asciiTheme="majorBidi" w:hAnsiTheme="majorBidi" w:cstheme="majorBidi"/>
+                <w:sz w:val="18"/>
+                <w:szCs w:val="18"/>
+                <w:lang w:bidi="ar-IQ"/>
+              </w:rPr>
+            </w:pPr>
+            <w:r>
+              <w:rPr>
+                <w:rFonts w:asciiTheme="majorBidi" w:hAnsiTheme="majorBidi" w:cstheme="majorBidi"/>
+                <w:sz w:val="18"/>
+                <w:szCs w:val="18"/>
+                <w:rtl/>
+                <w:lang w:bidi="ar-IQ"/>
+              </w:rPr>
+              <w:t xml:space="preserve"/>
+            </w:r>
+          </w:p>
+        </w:tc>
+        <w:tc>
+          <w:tcPr>
+            <w:tcW w:w="339" w:type="pct"/>
+          </w:tcPr>
+          <w:p>
+            <w:pPr>
+              <w:keepNext/>
+              <w:keepLines/>
+              <w:spacing w:after="0"/>
+              <w:rPr>
+                <w:rFonts w:asciiTheme="majorBidi" w:hAnsiTheme="majorBidi" w:cstheme="majorBidi"/>
+                <w:sz w:val="18"/>
+                <w:szCs w:val="18"/>
+                <w:lang w:bidi="ar-IQ"/>
+              </w:rPr>
+            </w:pPr>
+            <w:r>
+              <w:rPr>
+                <w:rFonts w:asciiTheme="majorBidi" w:hAnsiTheme="majorBidi" w:cstheme="majorBidi"/>
+                <w:sz w:val="18"/>
+                <w:szCs w:val="18"/>
+                <w:rtl/>
+                <w:lang w:bidi="ar-IQ"/>
+              </w:rPr>
               <w:t xml:space="preserve">٦٤</w:t>
             </w:r>
           </w:p>
         </w:tc>
         <w:tc>
           <w:tcPr>
-            <w:tcW w:w="339" w:type="pct"/>
-          </w:tcPr>
-          <w:p>
-            <w:pPr>
-              <w:keepNext/>
-              <w:keepLines/>
-              <w:spacing w:after="0"/>
-              <w:rPr>
-                <w:rFonts w:asciiTheme="majorBidi" w:hAnsiTheme="majorBidi" w:cstheme="majorBidi"/>
-                <w:sz w:val="18"/>
-                <w:szCs w:val="18"/>
-                <w:lang w:bidi="ar-IQ"/>
+            <w:tcW w:w="325" w:type="pct"/>
+          </w:tcPr>
+          <w:p>
+            <w:pPr>
+              <w:keepNext/>
+              <w:keepLines/>
+              <w:spacing w:after="0"/>
+              <w:rPr>
+                <w:rFonts w:asciiTheme="majorBidi" w:hAnsiTheme="majorBidi" w:cstheme="majorBidi"/>
+                <w:sz w:val="18"/>
+                <w:szCs w:val="18"/>
               </w:rPr>
             </w:pPr>
             <w:r>
@@ -7715,89 +7798,6 @@
                 <w:lang w:bidi="ar-IQ"/>
               </w:rPr>
               <w:t xml:space="preserve">٣</w:t>
-            </w:r>
-          </w:p>
-        </w:tc>
-        <w:tc>
-          <w:tcPr>
-            <w:tcW w:w="1831" w:type="pct"/>
-          </w:tcPr>
-          <w:p>
-            <w:pPr>
-              <w:keepNext/>
-              <w:keepLines/>
-              <w:spacing w:after="0"/>
-              <w:rPr>
-                <w:rFonts w:asciiTheme="majorBidi" w:hAnsiTheme="majorBidi" w:cstheme="majorBidi"/>
-                <w:sz w:val="18"/>
-                <w:szCs w:val="18"/>
-                <w:lang w:bidi="ar-IQ"/>
-              </w:rPr>
-            </w:pPr>
-            <w:r>
-              <w:rPr>
-                <w:rFonts w:asciiTheme="majorBidi" w:hAnsiTheme="majorBidi" w:cstheme="majorBidi"/>
-                <w:sz w:val="18"/>
-                <w:szCs w:val="18"/>
-                <w:rtl/>
-                <w:lang w:bidi="ar-IQ"/>
-              </w:rPr>
-              <w:t xml:space="preserve"/>
-            </w:r>
-          </w:p>
-        </w:tc>
-        <w:tc>
-          <w:tcPr>
-            <w:tcW w:w="339" w:type="pct"/>
-          </w:tcPr>
-          <w:p>
-            <w:pPr>
-              <w:keepNext/>
-              <w:keepLines/>
-              <w:spacing w:after="0"/>
-              <w:rPr>
-                <w:rFonts w:asciiTheme="majorBidi" w:hAnsiTheme="majorBidi" w:cstheme="majorBidi"/>
-                <w:sz w:val="18"/>
-                <w:szCs w:val="18"/>
-                <w:lang w:bidi="ar-IQ"/>
-              </w:rPr>
-            </w:pPr>
-            <w:r>
-              <w:rPr>
-                <w:rFonts w:asciiTheme="majorBidi" w:hAnsiTheme="majorBidi" w:cstheme="majorBidi"/>
-                <w:sz w:val="18"/>
-                <w:szCs w:val="18"/>
-                <w:rtl/>
-                <w:lang w:bidi="ar-IQ"/>
-              </w:rPr>
-              <w:t xml:space="preserve"/>
-            </w:r>
-          </w:p>
-        </w:tc>
-        <w:tc>
-          <w:tcPr>
-            <w:tcW w:w="325" w:type="pct"/>
-          </w:tcPr>
-          <w:p>
-            <w:pPr>
-              <w:keepNext/>
-              <w:keepLines/>
-              <w:spacing w:after="0"/>
-              <w:rPr>
-                <w:rFonts w:asciiTheme="majorBidi" w:hAnsiTheme="majorBidi" w:cstheme="majorBidi"/>
-                <w:sz w:val="18"/>
-                <w:szCs w:val="18"/>
-              </w:rPr>
-            </w:pPr>
-            <w:r>
-              <w:rPr>
-                <w:rFonts w:asciiTheme="majorBidi" w:hAnsiTheme="majorBidi" w:cstheme="majorBidi"/>
-                <w:sz w:val="18"/>
-                <w:szCs w:val="18"/>
-                <w:rtl/>
-                <w:lang w:bidi="ar-IQ"/>
-              </w:rPr>
-              <w:t xml:space="preserve"/>
             </w:r>
           </w:p>
         </w:tc>
@@ -7830,7 +7830,7 @@
                 <w:rtl/>
                 <w:lang w:bidi="ar-IQ"/>
               </w:rPr>
-              <w:t xml:space="preserve">مواضيع مختارة</w:t>
+              <w:t xml:space="preserve"/>
             </w:r>
           </w:p>
         </w:tc>
@@ -7858,24 +7858,107 @@
                 <w:rtl/>
                 <w:lang w:bidi="ar-IQ"/>
               </w:rPr>
+              <w:t xml:space="preserve"/>
+            </w:r>
+          </w:p>
+        </w:tc>
+        <w:tc>
+          <w:tcPr>
+            <w:tcW w:w="339" w:type="pct"/>
+          </w:tcPr>
+          <w:p>
+            <w:pPr>
+              <w:keepNext/>
+              <w:keepLines/>
+              <w:spacing w:after="0"/>
+              <w:rPr>
+                <w:rFonts w:asciiTheme="majorBidi" w:hAnsiTheme="majorBidi" w:cstheme="majorBidi"/>
+                <w:sz w:val="18"/>
+                <w:szCs w:val="18"/>
+                <w:lang w:bidi="ar-IQ"/>
+              </w:rPr>
+            </w:pPr>
+            <w:r>
+              <w:rPr>
+                <w:rFonts w:asciiTheme="majorBidi" w:hAnsiTheme="majorBidi" w:cstheme="majorBidi"/>
+                <w:sz w:val="18"/>
+                <w:szCs w:val="18"/>
+                <w:rtl/>
+                <w:lang w:bidi="ar-IQ"/>
+              </w:rPr>
+              <w:t xml:space="preserve"/>
+            </w:r>
+          </w:p>
+        </w:tc>
+        <w:tc>
+          <w:tcPr>
+            <w:tcW w:w="1831" w:type="pct"/>
+          </w:tcPr>
+          <w:p>
+            <w:pPr>
+              <w:keepNext/>
+              <w:keepLines/>
+              <w:spacing w:after="0"/>
+              <w:rPr>
+                <w:rFonts w:asciiTheme="majorBidi" w:hAnsiTheme="majorBidi" w:cstheme="majorBidi"/>
+                <w:sz w:val="18"/>
+                <w:szCs w:val="18"/>
+                <w:lang w:bidi="ar-IQ"/>
+              </w:rPr>
+            </w:pPr>
+            <w:r>
+              <w:rPr>
+                <w:rFonts w:asciiTheme="majorBidi" w:hAnsiTheme="majorBidi" w:cstheme="majorBidi"/>
+                <w:sz w:val="18"/>
+                <w:szCs w:val="18"/>
+                <w:rtl/>
+                <w:lang w:bidi="ar-IQ"/>
+              </w:rPr>
+              <w:t xml:space="preserve"/>
+            </w:r>
+          </w:p>
+        </w:tc>
+        <w:tc>
+          <w:tcPr>
+            <w:tcW w:w="339" w:type="pct"/>
+          </w:tcPr>
+          <w:p>
+            <w:pPr>
+              <w:keepNext/>
+              <w:keepLines/>
+              <w:spacing w:after="0"/>
+              <w:rPr>
+                <w:rFonts w:asciiTheme="majorBidi" w:hAnsiTheme="majorBidi" w:cstheme="majorBidi"/>
+                <w:sz w:val="18"/>
+                <w:szCs w:val="18"/>
+                <w:lang w:bidi="ar-IQ"/>
+              </w:rPr>
+            </w:pPr>
+            <w:r>
+              <w:rPr>
+                <w:rFonts w:asciiTheme="majorBidi" w:hAnsiTheme="majorBidi" w:cstheme="majorBidi"/>
+                <w:sz w:val="18"/>
+                <w:szCs w:val="18"/>
+                <w:rtl/>
+                <w:lang w:bidi="ar-IQ"/>
+              </w:rPr>
               <w:t xml:space="preserve">٥٥</w:t>
             </w:r>
           </w:p>
         </w:tc>
         <w:tc>
           <w:tcPr>
-            <w:tcW w:w="339" w:type="pct"/>
-          </w:tcPr>
-          <w:p>
-            <w:pPr>
-              <w:keepNext/>
-              <w:keepLines/>
-              <w:spacing w:after="0"/>
-              <w:rPr>
-                <w:rFonts w:asciiTheme="majorBidi" w:hAnsiTheme="majorBidi" w:cstheme="majorBidi"/>
-                <w:sz w:val="18"/>
-                <w:szCs w:val="18"/>
-                <w:lang w:bidi="ar-IQ"/>
+            <w:tcW w:w="325" w:type="pct"/>
+          </w:tcPr>
+          <w:p>
+            <w:pPr>
+              <w:keepNext/>
+              <w:keepLines/>
+              <w:spacing w:after="0"/>
+              <w:rPr>
+                <w:rFonts w:asciiTheme="majorBidi" w:hAnsiTheme="majorBidi" w:cstheme="majorBidi"/>
+                <w:sz w:val="18"/>
+                <w:szCs w:val="18"/>
               </w:rPr>
             </w:pPr>
             <w:r>
@@ -7887,89 +7970,6 @@
                 <w:lang w:bidi="ar-IQ"/>
               </w:rPr>
               <w:t xml:space="preserve">٣</w:t>
-            </w:r>
-          </w:p>
-        </w:tc>
-        <w:tc>
-          <w:tcPr>
-            <w:tcW w:w="1831" w:type="pct"/>
-          </w:tcPr>
-          <w:p>
-            <w:pPr>
-              <w:keepNext/>
-              <w:keepLines/>
-              <w:spacing w:after="0"/>
-              <w:rPr>
-                <w:rFonts w:asciiTheme="majorBidi" w:hAnsiTheme="majorBidi" w:cstheme="majorBidi"/>
-                <w:sz w:val="18"/>
-                <w:szCs w:val="18"/>
-                <w:lang w:bidi="ar-IQ"/>
-              </w:rPr>
-            </w:pPr>
-            <w:r>
-              <w:rPr>
-                <w:rFonts w:asciiTheme="majorBidi" w:hAnsiTheme="majorBidi" w:cstheme="majorBidi"/>
-                <w:sz w:val="18"/>
-                <w:szCs w:val="18"/>
-                <w:rtl/>
-                <w:lang w:bidi="ar-IQ"/>
-              </w:rPr>
-              <w:t xml:space="preserve"/>
-            </w:r>
-          </w:p>
-        </w:tc>
-        <w:tc>
-          <w:tcPr>
-            <w:tcW w:w="339" w:type="pct"/>
-          </w:tcPr>
-          <w:p>
-            <w:pPr>
-              <w:keepNext/>
-              <w:keepLines/>
-              <w:spacing w:after="0"/>
-              <w:rPr>
-                <w:rFonts w:asciiTheme="majorBidi" w:hAnsiTheme="majorBidi" w:cstheme="majorBidi"/>
-                <w:sz w:val="18"/>
-                <w:szCs w:val="18"/>
-                <w:lang w:bidi="ar-IQ"/>
-              </w:rPr>
-            </w:pPr>
-            <w:r>
-              <w:rPr>
-                <w:rFonts w:asciiTheme="majorBidi" w:hAnsiTheme="majorBidi" w:cstheme="majorBidi"/>
-                <w:sz w:val="18"/>
-                <w:szCs w:val="18"/>
-                <w:rtl/>
-                <w:lang w:bidi="ar-IQ"/>
-              </w:rPr>
-              <w:t xml:space="preserve"/>
-            </w:r>
-          </w:p>
-        </w:tc>
-        <w:tc>
-          <w:tcPr>
-            <w:tcW w:w="325" w:type="pct"/>
-          </w:tcPr>
-          <w:p>
-            <w:pPr>
-              <w:keepNext/>
-              <w:keepLines/>
-              <w:spacing w:after="0"/>
-              <w:rPr>
-                <w:rFonts w:asciiTheme="majorBidi" w:hAnsiTheme="majorBidi" w:cstheme="majorBidi"/>
-                <w:sz w:val="18"/>
-                <w:szCs w:val="18"/>
-              </w:rPr>
-            </w:pPr>
-            <w:r>
-              <w:rPr>
-                <w:rFonts w:asciiTheme="majorBidi" w:hAnsiTheme="majorBidi" w:cstheme="majorBidi"/>
-                <w:sz w:val="18"/>
-                <w:szCs w:val="18"/>
-                <w:rtl/>
-                <w:lang w:bidi="ar-IQ"/>
-              </w:rPr>
-              <w:t xml:space="preserve"/>
             </w:r>
           </w:p>
         </w:tc>
@@ -8002,7 +8002,7 @@
                 <w:rtl/>
                 <w:lang w:bidi="ar-IQ"/>
               </w:rPr>
-              <w:t xml:space="preserve">نظم التشغيل</w:t>
+              <w:t xml:space="preserve"/>
             </w:r>
           </w:p>
         </w:tc>
@@ -8030,24 +8030,107 @@
                 <w:rtl/>
                 <w:lang w:bidi="ar-IQ"/>
               </w:rPr>
+              <w:t xml:space="preserve"/>
+            </w:r>
+          </w:p>
+        </w:tc>
+        <w:tc>
+          <w:tcPr>
+            <w:tcW w:w="339" w:type="pct"/>
+          </w:tcPr>
+          <w:p>
+            <w:pPr>
+              <w:keepNext/>
+              <w:keepLines/>
+              <w:spacing w:after="0"/>
+              <w:rPr>
+                <w:rFonts w:asciiTheme="majorBidi" w:hAnsiTheme="majorBidi" w:cstheme="majorBidi"/>
+                <w:sz w:val="18"/>
+                <w:szCs w:val="18"/>
+                <w:lang w:bidi="ar-IQ"/>
+              </w:rPr>
+            </w:pPr>
+            <w:r>
+              <w:rPr>
+                <w:rFonts w:asciiTheme="majorBidi" w:hAnsiTheme="majorBidi" w:cstheme="majorBidi"/>
+                <w:sz w:val="18"/>
+                <w:szCs w:val="18"/>
+                <w:rtl/>
+                <w:lang w:bidi="ar-IQ"/>
+              </w:rPr>
+              <w:t xml:space="preserve"/>
+            </w:r>
+          </w:p>
+        </w:tc>
+        <w:tc>
+          <w:tcPr>
+            <w:tcW w:w="1831" w:type="pct"/>
+          </w:tcPr>
+          <w:p>
+            <w:pPr>
+              <w:keepNext/>
+              <w:keepLines/>
+              <w:spacing w:after="0"/>
+              <w:rPr>
+                <w:rFonts w:asciiTheme="majorBidi" w:hAnsiTheme="majorBidi" w:cstheme="majorBidi"/>
+                <w:sz w:val="18"/>
+                <w:szCs w:val="18"/>
+                <w:lang w:bidi="ar-IQ"/>
+              </w:rPr>
+            </w:pPr>
+            <w:r>
+              <w:rPr>
+                <w:rFonts w:asciiTheme="majorBidi" w:hAnsiTheme="majorBidi" w:cstheme="majorBidi"/>
+                <w:sz w:val="18"/>
+                <w:szCs w:val="18"/>
+                <w:rtl/>
+                <w:lang w:bidi="ar-IQ"/>
+              </w:rPr>
+              <w:t xml:space="preserve"/>
+            </w:r>
+          </w:p>
+        </w:tc>
+        <w:tc>
+          <w:tcPr>
+            <w:tcW w:w="339" w:type="pct"/>
+          </w:tcPr>
+          <w:p>
+            <w:pPr>
+              <w:keepNext/>
+              <w:keepLines/>
+              <w:spacing w:after="0"/>
+              <w:rPr>
+                <w:rFonts w:asciiTheme="majorBidi" w:hAnsiTheme="majorBidi" w:cstheme="majorBidi"/>
+                <w:sz w:val="18"/>
+                <w:szCs w:val="18"/>
+                <w:lang w:bidi="ar-IQ"/>
+              </w:rPr>
+            </w:pPr>
+            <w:r>
+              <w:rPr>
+                <w:rFonts w:asciiTheme="majorBidi" w:hAnsiTheme="majorBidi" w:cstheme="majorBidi"/>
+                <w:sz w:val="18"/>
+                <w:szCs w:val="18"/>
+                <w:rtl/>
+                <w:lang w:bidi="ar-IQ"/>
+              </w:rPr>
               <w:t xml:space="preserve">٥١</w:t>
             </w:r>
           </w:p>
         </w:tc>
         <w:tc>
           <w:tcPr>
-            <w:tcW w:w="339" w:type="pct"/>
-          </w:tcPr>
-          <w:p>
-            <w:pPr>
-              <w:keepNext/>
-              <w:keepLines/>
-              <w:spacing w:after="0"/>
-              <w:rPr>
-                <w:rFonts w:asciiTheme="majorBidi" w:hAnsiTheme="majorBidi" w:cstheme="majorBidi"/>
-                <w:sz w:val="18"/>
-                <w:szCs w:val="18"/>
-                <w:lang w:bidi="ar-IQ"/>
+            <w:tcW w:w="325" w:type="pct"/>
+          </w:tcPr>
+          <w:p>
+            <w:pPr>
+              <w:keepNext/>
+              <w:keepLines/>
+              <w:spacing w:after="0"/>
+              <w:rPr>
+                <w:rFonts w:asciiTheme="majorBidi" w:hAnsiTheme="majorBidi" w:cstheme="majorBidi"/>
+                <w:sz w:val="18"/>
+                <w:szCs w:val="18"/>
               </w:rPr>
             </w:pPr>
             <w:r>
@@ -8059,89 +8142,6 @@
                 <w:lang w:bidi="ar-IQ"/>
               </w:rPr>
               <w:t xml:space="preserve">٣</w:t>
-            </w:r>
-          </w:p>
-        </w:tc>
-        <w:tc>
-          <w:tcPr>
-            <w:tcW w:w="1831" w:type="pct"/>
-          </w:tcPr>
-          <w:p>
-            <w:pPr>
-              <w:keepNext/>
-              <w:keepLines/>
-              <w:spacing w:after="0"/>
-              <w:rPr>
-                <w:rFonts w:asciiTheme="majorBidi" w:hAnsiTheme="majorBidi" w:cstheme="majorBidi"/>
-                <w:sz w:val="18"/>
-                <w:szCs w:val="18"/>
-                <w:lang w:bidi="ar-IQ"/>
-              </w:rPr>
-            </w:pPr>
-            <w:r>
-              <w:rPr>
-                <w:rFonts w:asciiTheme="majorBidi" w:hAnsiTheme="majorBidi" w:cstheme="majorBidi"/>
-                <w:sz w:val="18"/>
-                <w:szCs w:val="18"/>
-                <w:rtl/>
-                <w:lang w:bidi="ar-IQ"/>
-              </w:rPr>
-              <w:t xml:space="preserve"/>
-            </w:r>
-          </w:p>
-        </w:tc>
-        <w:tc>
-          <w:tcPr>
-            <w:tcW w:w="339" w:type="pct"/>
-          </w:tcPr>
-          <w:p>
-            <w:pPr>
-              <w:keepNext/>
-              <w:keepLines/>
-              <w:spacing w:after="0"/>
-              <w:rPr>
-                <w:rFonts w:asciiTheme="majorBidi" w:hAnsiTheme="majorBidi" w:cstheme="majorBidi"/>
-                <w:sz w:val="18"/>
-                <w:szCs w:val="18"/>
-                <w:lang w:bidi="ar-IQ"/>
-              </w:rPr>
-            </w:pPr>
-            <w:r>
-              <w:rPr>
-                <w:rFonts w:asciiTheme="majorBidi" w:hAnsiTheme="majorBidi" w:cstheme="majorBidi"/>
-                <w:sz w:val="18"/>
-                <w:szCs w:val="18"/>
-                <w:rtl/>
-                <w:lang w:bidi="ar-IQ"/>
-              </w:rPr>
-              <w:t xml:space="preserve"/>
-            </w:r>
-          </w:p>
-        </w:tc>
-        <w:tc>
-          <w:tcPr>
-            <w:tcW w:w="325" w:type="pct"/>
-          </w:tcPr>
-          <w:p>
-            <w:pPr>
-              <w:keepNext/>
-              <w:keepLines/>
-              <w:spacing w:after="0"/>
-              <w:rPr>
-                <w:rFonts w:asciiTheme="majorBidi" w:hAnsiTheme="majorBidi" w:cstheme="majorBidi"/>
-                <w:sz w:val="18"/>
-                <w:szCs w:val="18"/>
-              </w:rPr>
-            </w:pPr>
-            <w:r>
-              <w:rPr>
-                <w:rFonts w:asciiTheme="majorBidi" w:hAnsiTheme="majorBidi" w:cstheme="majorBidi"/>
-                <w:sz w:val="18"/>
-                <w:szCs w:val="18"/>
-                <w:rtl/>
-                <w:lang w:bidi="ar-IQ"/>
-              </w:rPr>
-              <w:t xml:space="preserve"/>
             </w:r>
           </w:p>
         </w:tc>
@@ -8174,7 +8174,7 @@
                 <w:rtl/>
                 <w:lang w:bidi="ar-IQ"/>
               </w:rPr>
-              <w:t xml:space="preserve">نظم التشغيل المتقدم</w:t>
+              <w:t xml:space="preserve"/>
             </w:r>
           </w:p>
         </w:tc>
@@ -8202,24 +8202,107 @@
                 <w:rtl/>
                 <w:lang w:bidi="ar-IQ"/>
               </w:rPr>
+              <w:t xml:space="preserve"/>
+            </w:r>
+          </w:p>
+        </w:tc>
+        <w:tc>
+          <w:tcPr>
+            <w:tcW w:w="339" w:type="pct"/>
+          </w:tcPr>
+          <w:p>
+            <w:pPr>
+              <w:keepNext/>
+              <w:keepLines/>
+              <w:spacing w:after="0"/>
+              <w:rPr>
+                <w:rFonts w:asciiTheme="majorBidi" w:hAnsiTheme="majorBidi" w:cstheme="majorBidi"/>
+                <w:sz w:val="18"/>
+                <w:szCs w:val="18"/>
+                <w:lang w:bidi="ar-IQ"/>
+              </w:rPr>
+            </w:pPr>
+            <w:r>
+              <w:rPr>
+                <w:rFonts w:asciiTheme="majorBidi" w:hAnsiTheme="majorBidi" w:cstheme="majorBidi"/>
+                <w:sz w:val="18"/>
+                <w:szCs w:val="18"/>
+                <w:rtl/>
+                <w:lang w:bidi="ar-IQ"/>
+              </w:rPr>
+              <w:t xml:space="preserve"/>
+            </w:r>
+          </w:p>
+        </w:tc>
+        <w:tc>
+          <w:tcPr>
+            <w:tcW w:w="1831" w:type="pct"/>
+          </w:tcPr>
+          <w:p>
+            <w:pPr>
+              <w:keepNext/>
+              <w:keepLines/>
+              <w:spacing w:after="0"/>
+              <w:rPr>
+                <w:rFonts w:asciiTheme="majorBidi" w:hAnsiTheme="majorBidi" w:cstheme="majorBidi"/>
+                <w:sz w:val="18"/>
+                <w:szCs w:val="18"/>
+                <w:lang w:bidi="ar-IQ"/>
+              </w:rPr>
+            </w:pPr>
+            <w:r>
+              <w:rPr>
+                <w:rFonts w:asciiTheme="majorBidi" w:hAnsiTheme="majorBidi" w:cstheme="majorBidi"/>
+                <w:sz w:val="18"/>
+                <w:szCs w:val="18"/>
+                <w:rtl/>
+                <w:lang w:bidi="ar-IQ"/>
+              </w:rPr>
+              <w:t xml:space="preserve"/>
+            </w:r>
+          </w:p>
+        </w:tc>
+        <w:tc>
+          <w:tcPr>
+            <w:tcW w:w="339" w:type="pct"/>
+          </w:tcPr>
+          <w:p>
+            <w:pPr>
+              <w:keepNext/>
+              <w:keepLines/>
+              <w:spacing w:after="0"/>
+              <w:rPr>
+                <w:rFonts w:asciiTheme="majorBidi" w:hAnsiTheme="majorBidi" w:cstheme="majorBidi"/>
+                <w:sz w:val="18"/>
+                <w:szCs w:val="18"/>
+                <w:lang w:bidi="ar-IQ"/>
+              </w:rPr>
+            </w:pPr>
+            <w:r>
+              <w:rPr>
+                <w:rFonts w:asciiTheme="majorBidi" w:hAnsiTheme="majorBidi" w:cstheme="majorBidi"/>
+                <w:sz w:val="18"/>
+                <w:szCs w:val="18"/>
+                <w:rtl/>
+                <w:lang w:bidi="ar-IQ"/>
+              </w:rPr>
               <w:t xml:space="preserve">٥٦</w:t>
             </w:r>
           </w:p>
         </w:tc>
         <w:tc>
           <w:tcPr>
-            <w:tcW w:w="339" w:type="pct"/>
-          </w:tcPr>
-          <w:p>
-            <w:pPr>
-              <w:keepNext/>
-              <w:keepLines/>
-              <w:spacing w:after="0"/>
-              <w:rPr>
-                <w:rFonts w:asciiTheme="majorBidi" w:hAnsiTheme="majorBidi" w:cstheme="majorBidi"/>
-                <w:sz w:val="18"/>
-                <w:szCs w:val="18"/>
-                <w:lang w:bidi="ar-IQ"/>
+            <w:tcW w:w="325" w:type="pct"/>
+          </w:tcPr>
+          <w:p>
+            <w:pPr>
+              <w:keepNext/>
+              <w:keepLines/>
+              <w:spacing w:after="0"/>
+              <w:rPr>
+                <w:rFonts w:asciiTheme="majorBidi" w:hAnsiTheme="majorBidi" w:cstheme="majorBidi"/>
+                <w:sz w:val="18"/>
+                <w:szCs w:val="18"/>
               </w:rPr>
             </w:pPr>
             <w:r>
@@ -8231,89 +8314,6 @@
                 <w:lang w:bidi="ar-IQ"/>
               </w:rPr>
               <w:t xml:space="preserve">٢</w:t>
-            </w:r>
-          </w:p>
-        </w:tc>
-        <w:tc>
-          <w:tcPr>
-            <w:tcW w:w="1831" w:type="pct"/>
-          </w:tcPr>
-          <w:p>
-            <w:pPr>
-              <w:keepNext/>
-              <w:keepLines/>
-              <w:spacing w:after="0"/>
-              <w:rPr>
-                <w:rFonts w:asciiTheme="majorBidi" w:hAnsiTheme="majorBidi" w:cstheme="majorBidi"/>
-                <w:sz w:val="18"/>
-                <w:szCs w:val="18"/>
-                <w:lang w:bidi="ar-IQ"/>
-              </w:rPr>
-            </w:pPr>
-            <w:r>
-              <w:rPr>
-                <w:rFonts w:asciiTheme="majorBidi" w:hAnsiTheme="majorBidi" w:cstheme="majorBidi"/>
-                <w:sz w:val="18"/>
-                <w:szCs w:val="18"/>
-                <w:rtl/>
-                <w:lang w:bidi="ar-IQ"/>
-              </w:rPr>
-              <w:t xml:space="preserve"/>
-            </w:r>
-          </w:p>
-        </w:tc>
-        <w:tc>
-          <w:tcPr>
-            <w:tcW w:w="339" w:type="pct"/>
-          </w:tcPr>
-          <w:p>
-            <w:pPr>
-              <w:keepNext/>
-              <w:keepLines/>
-              <w:spacing w:after="0"/>
-              <w:rPr>
-                <w:rFonts w:asciiTheme="majorBidi" w:hAnsiTheme="majorBidi" w:cstheme="majorBidi"/>
-                <w:sz w:val="18"/>
-                <w:szCs w:val="18"/>
-                <w:lang w:bidi="ar-IQ"/>
-              </w:rPr>
-            </w:pPr>
-            <w:r>
-              <w:rPr>
-                <w:rFonts w:asciiTheme="majorBidi" w:hAnsiTheme="majorBidi" w:cstheme="majorBidi"/>
-                <w:sz w:val="18"/>
-                <w:szCs w:val="18"/>
-                <w:rtl/>
-                <w:lang w:bidi="ar-IQ"/>
-              </w:rPr>
-              <w:t xml:space="preserve"/>
-            </w:r>
-          </w:p>
-        </w:tc>
-        <w:tc>
-          <w:tcPr>
-            <w:tcW w:w="325" w:type="pct"/>
-          </w:tcPr>
-          <w:p>
-            <w:pPr>
-              <w:keepNext/>
-              <w:keepLines/>
-              <w:spacing w:after="0"/>
-              <w:rPr>
-                <w:rFonts w:asciiTheme="majorBidi" w:hAnsiTheme="majorBidi" w:cstheme="majorBidi"/>
-                <w:sz w:val="18"/>
-                <w:szCs w:val="18"/>
-              </w:rPr>
-            </w:pPr>
-            <w:r>
-              <w:rPr>
-                <w:rFonts w:asciiTheme="majorBidi" w:hAnsiTheme="majorBidi" w:cstheme="majorBidi"/>
-                <w:sz w:val="18"/>
-                <w:szCs w:val="18"/>
-                <w:rtl/>
-                <w:lang w:bidi="ar-IQ"/>
-              </w:rPr>
-              <w:t xml:space="preserve"/>
             </w:r>
           </w:p>
         </w:tc>
@@ -8410,7 +8410,7 @@
                 <w:bCs/>
                 <w:lang w:bidi="ar-IQ"/>
               </w:rPr>
-              <w:t xml:space="preserve"> نغم باسل محمود</w:t>
+              <w:t xml:space="preserve">الأستاذ الدكتور رائدة سالم خضير</w:t>
             </w:r>
           </w:p>
           <w:p>
@@ -8428,7 +8428,7 @@
                 <w:rtl/>
                 <w:lang w:bidi="ar-IQ"/>
               </w:rPr>
-              <w:t xml:space="preserve">منظم الوثيقة</w:t>
+              <w:t xml:space="preserve">معاون العميد للشوون العلمية والدراسات العليا</w:t>
             </w:r>
           </w:p>
         </w:tc>
@@ -8578,7 +8578,7 @@
                 <w:bCs/>
                 <w:lang w:bidi="ar-IQ"/>
               </w:rPr>
-              <w:t xml:space="preserve"> </w:t>
+              <w:t xml:space="preserve">الأستاذ المساعد حيدر خزعل محبس</w:t>
             </w:r>
           </w:p>
           <w:p>
@@ -8596,7 +8596,7 @@
                 <w:rtl/>
                 <w:lang w:bidi="ar-IQ"/>
               </w:rPr>
-              <w:t xml:space="preserve"/>
+              <w:t xml:space="preserve">مساعد رئيس الجامعة للشؤون العلمية</w:t>
             </w:r>
           </w:p>
         </w:tc>
@@ -8668,7 +8668,7 @@
                 <w:bCs/>
                 <w:lang w:bidi="ar-IQ"/>
               </w:rPr>
-              <w:t xml:space="preserve"> </w:t>
+              <w:t xml:space="preserve">الأستاذ الدكتور هشام كاظم هاشم</w:t>
             </w:r>
           </w:p>
           <w:p>
@@ -8686,7 +8686,7 @@
                 <w:rtl/>
                 <w:lang w:bidi="ar-IQ"/>
               </w:rPr>
-              <w:t xml:space="preserve"/>
+              <w:t xml:space="preserve">العميد</w:t>
             </w:r>
           </w:p>
         </w:tc>
@@ -8800,7 +8800,7 @@
                 <w:bCs/>
                 <w:lang w:bidi="ar-IQ"/>
               </w:rPr>
-              <w:t xml:space="preserve">الأستاذ الدكتور رائدة سالم خضير</w:t>
+              <w:t xml:space="preserve"> أسراء فاضل عبد</w:t>
             </w:r>
           </w:p>
           <w:p>
@@ -8816,7 +8816,7 @@
                 <w:rtl/>
                 <w:lang w:bidi="ar-IQ"/>
               </w:rPr>
-              <w:t xml:space="preserve">معاون العميد للشوون العلمية والدراسات العليا</w:t>
+              <w:t xml:space="preserve">مسؤول وحدة الوثائق</w:t>
             </w:r>
           </w:p>
         </w:tc>
@@ -8842,7 +8842,7 @@
                 <w:bCs/>
                 <w:lang w:bidi="ar-IQ"/>
               </w:rPr>
-              <w:t xml:space="preserve"> أسراء فاضل عبد</w:t>
+              <w:t xml:space="preserve"> نغم باسل محمود</w:t>
             </w:r>
           </w:p>
           <w:p>
@@ -8859,7 +8859,7 @@
                 <w:rtl/>
                 <w:lang w:bidi="ar-IQ"/>
               </w:rPr>
-              <w:t xml:space="preserve">مسؤول وحدة الوثائق</w:t>
+              <w:t xml:space="preserve">منظم الوثيقة</w:t>
             </w:r>
           </w:p>
         </w:tc>

--- a/certificates/semester - Temp - Ar - D - SBS - دانيا احمد شهاب احمد.docx
+++ b/certificates/semester - Temp - Ar - D - SBS - دانيا احمد شهاب احمد.docx
@@ -877,7 +877,7 @@
                 <w:rtl/>
                 <w:lang w:bidi="ar-IQ"/>
               </w:rPr>
-              <w:t xml:space="preserve">٢٠١٤-٢٠١٥</w:t>
+              <w:t xml:space="preserve"/>
             </w:r>
           </w:p>
         </w:tc>
@@ -911,7 +911,7 @@
                 <w:rtl/>
                 <w:lang w:bidi="ar-IQ"/>
               </w:rPr>
-              <w:t xml:space="preserve">المرحلة ١ (فصل ٢)</w:t>
+              <w:t xml:space="preserve">٢٠١٤-٢٠١٥ (١)</w:t>
             </w:r>
           </w:p>
         </w:tc>
@@ -939,7 +939,7 @@
                 <w:rtl/>
                 <w:lang w:bidi="ar-IQ"/>
               </w:rPr>
-              <w:t xml:space="preserve">المرحلة ١ (فصل ١)</w:t>
+              <w:t xml:space="preserve">٢٠١٥-٢٠١٦</w:t>
             </w:r>
           </w:p>
         </w:tc>
@@ -1162,7 +1162,7 @@
                 <w:rtl/>
                 <w:lang w:bidi="ar-IQ"/>
               </w:rPr>
-              <w:t xml:space="preserve"/>
+              <w:t xml:space="preserve">أخلاقيات الحاسوب</w:t>
             </w:r>
           </w:p>
         </w:tc>
@@ -1190,13 +1190,97 @@
                 <w:rtl/>
                 <w:lang w:bidi="ar-IQ"/>
               </w:rPr>
+              <w:t xml:space="preserve">٥٣</w:t>
+            </w:r>
+          </w:p>
+        </w:tc>
+        <w:tc>
+          <w:tcPr>
+            <w:tcW w:w="339" w:type="pct"/>
+          </w:tcPr>
+          <w:p>
+            <w:pPr>
+              <w:keepNext/>
+              <w:keepLines/>
+              <w:spacing w:after="0"/>
+              <w:rPr>
+                <w:rFonts w:asciiTheme="majorBidi" w:hAnsiTheme="majorBidi" w:cstheme="majorBidi"/>
+                <w:sz w:val="18"/>
+                <w:szCs w:val="18"/>
+                <w:lang w:bidi="ar-IQ"/>
+              </w:rPr>
+            </w:pPr>
+            <w:r>
+              <w:rPr>
+                <w:rFonts w:asciiTheme="majorBidi" w:hAnsiTheme="majorBidi" w:cstheme="majorBidi"/>
+                <w:sz w:val="18"/>
+                <w:szCs w:val="18"/>
+                <w:rtl/>
+                <w:lang w:bidi="ar-IQ"/>
+              </w:rPr>
+              <w:t xml:space="preserve">٢</w:t>
+            </w:r>
+          </w:p>
+        </w:tc>
+        <w:tc>
+          <w:tcPr>
+            <w:tcW w:w="1831" w:type="pct"/>
+          </w:tcPr>
+          <w:p>
+            <w:pPr>
+              <w:keepNext/>
+              <w:keepLines/>
+              <w:spacing w:after="0"/>
+              <w:rPr>
+                <w:rFonts w:asciiTheme="majorBidi" w:hAnsiTheme="majorBidi" w:cstheme="majorBidi"/>
+                <w:sz w:val="18"/>
+                <w:szCs w:val="18"/>
+                <w:lang w:bidi="ar-IQ"/>
+              </w:rPr>
+            </w:pPr>
+            <w:r>
+              <w:rPr>
+                <w:rFonts w:asciiTheme="majorBidi" w:hAnsiTheme="majorBidi" w:cstheme="majorBidi"/>
+                <w:sz w:val="18"/>
+                <w:szCs w:val="18"/>
+                <w:rtl/>
+                <w:lang w:bidi="ar-IQ"/>
+              </w:rPr>
+              <w:t xml:space="preserve">البرمجة 2</w:t>
+            </w:r>
+          </w:p>
+        </w:tc>
+        <w:tc>
+          <w:tcPr>
+            <w:tcW w:w="339" w:type="pct"/>
+          </w:tcPr>
+          <w:p>
+            <w:pPr>
+              <w:keepNext/>
+              <w:keepLines/>
+              <w:spacing w:after="0"/>
+              <w:rPr>
+                <w:rFonts w:asciiTheme="majorBidi" w:hAnsiTheme="majorBidi" w:cstheme="majorBidi"/>
+                <w:sz w:val="18"/>
+                <w:szCs w:val="18"/>
+                <w:lang w:bidi="ar-IQ"/>
+              </w:rPr>
+            </w:pPr>
+            <w:r>
+              <w:rPr>
+                <w:rFonts w:asciiTheme="majorBidi" w:hAnsiTheme="majorBidi" w:cstheme="majorBidi"/>
+                <w:sz w:val="18"/>
+                <w:szCs w:val="18"/>
+                <w:rtl/>
+                <w:lang w:bidi="ar-IQ"/>
+              </w:rPr>
               <w:t xml:space="preserve">٥٠</w:t>
             </w:r>
           </w:p>
         </w:tc>
         <w:tc>
           <w:tcPr>
-            <w:tcW w:w="339" w:type="pct"/>
+            <w:tcW w:w="325" w:type="pct"/>
           </w:tcPr>
           <w:p>
             <w:pPr>
@@ -1207,7 +1291,6 @@
                 <w:rFonts w:asciiTheme="majorBidi" w:hAnsiTheme="majorBidi" w:cstheme="majorBidi"/>
                 <w:sz w:val="18"/>
                 <w:szCs w:val="18"/>
-                <w:lang w:bidi="ar-IQ"/>
               </w:rPr>
             </w:pPr>
             <w:r>
@@ -1219,89 +1302,6 @@
                 <w:lang w:bidi="ar-IQ"/>
               </w:rPr>
               <w:t xml:space="preserve">٤</w:t>
-            </w:r>
-          </w:p>
-        </w:tc>
-        <w:tc>
-          <w:tcPr>
-            <w:tcW w:w="1831" w:type="pct"/>
-          </w:tcPr>
-          <w:p>
-            <w:pPr>
-              <w:keepNext/>
-              <w:keepLines/>
-              <w:spacing w:after="0"/>
-              <w:rPr>
-                <w:rFonts w:asciiTheme="majorBidi" w:hAnsiTheme="majorBidi" w:cstheme="majorBidi"/>
-                <w:sz w:val="18"/>
-                <w:szCs w:val="18"/>
-                <w:lang w:bidi="ar-IQ"/>
-              </w:rPr>
-            </w:pPr>
-            <w:r>
-              <w:rPr>
-                <w:rFonts w:asciiTheme="majorBidi" w:hAnsiTheme="majorBidi" w:cstheme="majorBidi"/>
-                <w:sz w:val="18"/>
-                <w:szCs w:val="18"/>
-                <w:rtl/>
-                <w:lang w:bidi="ar-IQ"/>
-              </w:rPr>
-              <w:t xml:space="preserve"/>
-            </w:r>
-          </w:p>
-        </w:tc>
-        <w:tc>
-          <w:tcPr>
-            <w:tcW w:w="339" w:type="pct"/>
-          </w:tcPr>
-          <w:p>
-            <w:pPr>
-              <w:keepNext/>
-              <w:keepLines/>
-              <w:spacing w:after="0"/>
-              <w:rPr>
-                <w:rFonts w:asciiTheme="majorBidi" w:hAnsiTheme="majorBidi" w:cstheme="majorBidi"/>
-                <w:sz w:val="18"/>
-                <w:szCs w:val="18"/>
-                <w:lang w:bidi="ar-IQ"/>
-              </w:rPr>
-            </w:pPr>
-            <w:r>
-              <w:rPr>
-                <w:rFonts w:asciiTheme="majorBidi" w:hAnsiTheme="majorBidi" w:cstheme="majorBidi"/>
-                <w:sz w:val="18"/>
-                <w:szCs w:val="18"/>
-                <w:rtl/>
-                <w:lang w:bidi="ar-IQ"/>
-              </w:rPr>
-              <w:t xml:space="preserve">٥٣</w:t>
-            </w:r>
-          </w:p>
-        </w:tc>
-        <w:tc>
-          <w:tcPr>
-            <w:tcW w:w="325" w:type="pct"/>
-          </w:tcPr>
-          <w:p>
-            <w:pPr>
-              <w:keepNext/>
-              <w:keepLines/>
-              <w:spacing w:after="0"/>
-              <w:rPr>
-                <w:rFonts w:asciiTheme="majorBidi" w:hAnsiTheme="majorBidi" w:cstheme="majorBidi"/>
-                <w:sz w:val="18"/>
-                <w:szCs w:val="18"/>
-              </w:rPr>
-            </w:pPr>
-            <w:r>
-              <w:rPr>
-                <w:rFonts w:asciiTheme="majorBidi" w:hAnsiTheme="majorBidi" w:cstheme="majorBidi"/>
-                <w:sz w:val="18"/>
-                <w:szCs w:val="18"/>
-                <w:rtl/>
-                <w:lang w:bidi="ar-IQ"/>
-              </w:rPr>
-              <w:t xml:space="preserve">٢</w:t>
             </w:r>
           </w:p>
         </w:tc>
@@ -1334,7 +1334,7 @@
                 <w:rtl/>
                 <w:lang w:bidi="ar-IQ"/>
               </w:rPr>
-              <w:t xml:space="preserve"/>
+              <w:t xml:space="preserve">الإسعافات الأولية</w:t>
             </w:r>
           </w:p>
         </w:tc>
@@ -1362,13 +1362,97 @@
                 <w:rtl/>
                 <w:lang w:bidi="ar-IQ"/>
               </w:rPr>
+              <w:t xml:space="preserve">٧٨</w:t>
+            </w:r>
+          </w:p>
+        </w:tc>
+        <w:tc>
+          <w:tcPr>
+            <w:tcW w:w="339" w:type="pct"/>
+          </w:tcPr>
+          <w:p>
+            <w:pPr>
+              <w:keepNext/>
+              <w:keepLines/>
+              <w:spacing w:after="0"/>
+              <w:rPr>
+                <w:rFonts w:asciiTheme="majorBidi" w:hAnsiTheme="majorBidi" w:cstheme="majorBidi"/>
+                <w:sz w:val="18"/>
+                <w:szCs w:val="18"/>
+                <w:lang w:bidi="ar-IQ"/>
+              </w:rPr>
+            </w:pPr>
+            <w:r>
+              <w:rPr>
+                <w:rFonts w:asciiTheme="majorBidi" w:hAnsiTheme="majorBidi" w:cstheme="majorBidi"/>
+                <w:sz w:val="18"/>
+                <w:szCs w:val="18"/>
+                <w:rtl/>
+                <w:lang w:bidi="ar-IQ"/>
+              </w:rPr>
+              <w:t xml:space="preserve">٢</w:t>
+            </w:r>
+          </w:p>
+        </w:tc>
+        <w:tc>
+          <w:tcPr>
+            <w:tcW w:w="1831" w:type="pct"/>
+          </w:tcPr>
+          <w:p>
+            <w:pPr>
+              <w:keepNext/>
+              <w:keepLines/>
+              <w:spacing w:after="0"/>
+              <w:rPr>
+                <w:rFonts w:asciiTheme="majorBidi" w:hAnsiTheme="majorBidi" w:cstheme="majorBidi"/>
+                <w:sz w:val="18"/>
+                <w:szCs w:val="18"/>
+                <w:lang w:bidi="ar-IQ"/>
+              </w:rPr>
+            </w:pPr>
+            <w:r>
+              <w:rPr>
+                <w:rFonts w:asciiTheme="majorBidi" w:hAnsiTheme="majorBidi" w:cstheme="majorBidi"/>
+                <w:sz w:val="18"/>
+                <w:szCs w:val="18"/>
+                <w:rtl/>
+                <w:lang w:bidi="ar-IQ"/>
+              </w:rPr>
+              <w:t xml:space="preserve">البرمجة المرئية</w:t>
+            </w:r>
+          </w:p>
+        </w:tc>
+        <w:tc>
+          <w:tcPr>
+            <w:tcW w:w="339" w:type="pct"/>
+          </w:tcPr>
+          <w:p>
+            <w:pPr>
+              <w:keepNext/>
+              <w:keepLines/>
+              <w:spacing w:after="0"/>
+              <w:rPr>
+                <w:rFonts w:asciiTheme="majorBidi" w:hAnsiTheme="majorBidi" w:cstheme="majorBidi"/>
+                <w:sz w:val="18"/>
+                <w:szCs w:val="18"/>
+                <w:lang w:bidi="ar-IQ"/>
+              </w:rPr>
+            </w:pPr>
+            <w:r>
+              <w:rPr>
+                <w:rFonts w:asciiTheme="majorBidi" w:hAnsiTheme="majorBidi" w:cstheme="majorBidi"/>
+                <w:sz w:val="18"/>
+                <w:szCs w:val="18"/>
+                <w:rtl/>
+                <w:lang w:bidi="ar-IQ"/>
+              </w:rPr>
               <w:t xml:space="preserve">٥٠</w:t>
             </w:r>
           </w:p>
         </w:tc>
         <w:tc>
           <w:tcPr>
-            <w:tcW w:w="339" w:type="pct"/>
+            <w:tcW w:w="325" w:type="pct"/>
           </w:tcPr>
           <w:p>
             <w:pPr>
@@ -1379,7 +1463,6 @@
                 <w:rFonts w:asciiTheme="majorBidi" w:hAnsiTheme="majorBidi" w:cstheme="majorBidi"/>
                 <w:sz w:val="18"/>
                 <w:szCs w:val="18"/>
-                <w:lang w:bidi="ar-IQ"/>
               </w:rPr>
             </w:pPr>
             <w:r>
@@ -1391,89 +1474,6 @@
                 <w:lang w:bidi="ar-IQ"/>
               </w:rPr>
               <w:t xml:space="preserve">٣</w:t>
-            </w:r>
-          </w:p>
-        </w:tc>
-        <w:tc>
-          <w:tcPr>
-            <w:tcW w:w="1831" w:type="pct"/>
-          </w:tcPr>
-          <w:p>
-            <w:pPr>
-              <w:keepNext/>
-              <w:keepLines/>
-              <w:spacing w:after="0"/>
-              <w:rPr>
-                <w:rFonts w:asciiTheme="majorBidi" w:hAnsiTheme="majorBidi" w:cstheme="majorBidi"/>
-                <w:sz w:val="18"/>
-                <w:szCs w:val="18"/>
-                <w:lang w:bidi="ar-IQ"/>
-              </w:rPr>
-            </w:pPr>
-            <w:r>
-              <w:rPr>
-                <w:rFonts w:asciiTheme="majorBidi" w:hAnsiTheme="majorBidi" w:cstheme="majorBidi"/>
-                <w:sz w:val="18"/>
-                <w:szCs w:val="18"/>
-                <w:rtl/>
-                <w:lang w:bidi="ar-IQ"/>
-              </w:rPr>
-              <w:t xml:space="preserve"/>
-            </w:r>
-          </w:p>
-        </w:tc>
-        <w:tc>
-          <w:tcPr>
-            <w:tcW w:w="339" w:type="pct"/>
-          </w:tcPr>
-          <w:p>
-            <w:pPr>
-              <w:keepNext/>
-              <w:keepLines/>
-              <w:spacing w:after="0"/>
-              <w:rPr>
-                <w:rFonts w:asciiTheme="majorBidi" w:hAnsiTheme="majorBidi" w:cstheme="majorBidi"/>
-                <w:sz w:val="18"/>
-                <w:szCs w:val="18"/>
-                <w:lang w:bidi="ar-IQ"/>
-              </w:rPr>
-            </w:pPr>
-            <w:r>
-              <w:rPr>
-                <w:rFonts w:asciiTheme="majorBidi" w:hAnsiTheme="majorBidi" w:cstheme="majorBidi"/>
-                <w:sz w:val="18"/>
-                <w:szCs w:val="18"/>
-                <w:rtl/>
-                <w:lang w:bidi="ar-IQ"/>
-              </w:rPr>
-              <w:t xml:space="preserve">٧٨</w:t>
-            </w:r>
-          </w:p>
-        </w:tc>
-        <w:tc>
-          <w:tcPr>
-            <w:tcW w:w="325" w:type="pct"/>
-          </w:tcPr>
-          <w:p>
-            <w:pPr>
-              <w:keepNext/>
-              <w:keepLines/>
-              <w:spacing w:after="0"/>
-              <w:rPr>
-                <w:rFonts w:asciiTheme="majorBidi" w:hAnsiTheme="majorBidi" w:cstheme="majorBidi"/>
-                <w:sz w:val="18"/>
-                <w:szCs w:val="18"/>
-              </w:rPr>
-            </w:pPr>
-            <w:r>
-              <w:rPr>
-                <w:rFonts w:asciiTheme="majorBidi" w:hAnsiTheme="majorBidi" w:cstheme="majorBidi"/>
-                <w:sz w:val="18"/>
-                <w:szCs w:val="18"/>
-                <w:rtl/>
-                <w:lang w:bidi="ar-IQ"/>
-              </w:rPr>
-              <w:t xml:space="preserve">٢</w:t>
             </w:r>
           </w:p>
         </w:tc>
@@ -1506,7 +1506,7 @@
                 <w:rtl/>
                 <w:lang w:bidi="ar-IQ"/>
               </w:rPr>
-              <w:t xml:space="preserve"/>
+              <w:t xml:space="preserve">البرمجة 1</w:t>
             </w:r>
           </w:p>
         </w:tc>
@@ -1534,13 +1534,97 @@
                 <w:rtl/>
                 <w:lang w:bidi="ar-IQ"/>
               </w:rPr>
+              <w:t xml:space="preserve">٥٦</w:t>
+            </w:r>
+          </w:p>
+        </w:tc>
+        <w:tc>
+          <w:tcPr>
+            <w:tcW w:w="339" w:type="pct"/>
+          </w:tcPr>
+          <w:p>
+            <w:pPr>
+              <w:keepNext/>
+              <w:keepLines/>
+              <w:spacing w:after="0"/>
+              <w:rPr>
+                <w:rFonts w:asciiTheme="majorBidi" w:hAnsiTheme="majorBidi" w:cstheme="majorBidi"/>
+                <w:sz w:val="18"/>
+                <w:szCs w:val="18"/>
+                <w:lang w:bidi="ar-IQ"/>
+              </w:rPr>
+            </w:pPr>
+            <w:r>
+              <w:rPr>
+                <w:rFonts w:asciiTheme="majorBidi" w:hAnsiTheme="majorBidi" w:cstheme="majorBidi"/>
+                <w:sz w:val="18"/>
+                <w:szCs w:val="18"/>
+                <w:rtl/>
+                <w:lang w:bidi="ar-IQ"/>
+              </w:rPr>
+              <w:t xml:space="preserve">٤</w:t>
+            </w:r>
+          </w:p>
+        </w:tc>
+        <w:tc>
+          <w:tcPr>
+            <w:tcW w:w="1831" w:type="pct"/>
+          </w:tcPr>
+          <w:p>
+            <w:pPr>
+              <w:keepNext/>
+              <w:keepLines/>
+              <w:spacing w:after="0"/>
+              <w:rPr>
+                <w:rFonts w:asciiTheme="majorBidi" w:hAnsiTheme="majorBidi" w:cstheme="majorBidi"/>
+                <w:sz w:val="18"/>
+                <w:szCs w:val="18"/>
+                <w:lang w:bidi="ar-IQ"/>
+              </w:rPr>
+            </w:pPr>
+            <w:r>
+              <w:rPr>
+                <w:rFonts w:asciiTheme="majorBidi" w:hAnsiTheme="majorBidi" w:cstheme="majorBidi"/>
+                <w:sz w:val="18"/>
+                <w:szCs w:val="18"/>
+                <w:rtl/>
+                <w:lang w:bidi="ar-IQ"/>
+              </w:rPr>
+              <w:t xml:space="preserve">الرسم بالحاسوب ثنائي الأبعاد</w:t>
+            </w:r>
+          </w:p>
+        </w:tc>
+        <w:tc>
+          <w:tcPr>
+            <w:tcW w:w="339" w:type="pct"/>
+          </w:tcPr>
+          <w:p>
+            <w:pPr>
+              <w:keepNext/>
+              <w:keepLines/>
+              <w:spacing w:after="0"/>
+              <w:rPr>
+                <w:rFonts w:asciiTheme="majorBidi" w:hAnsiTheme="majorBidi" w:cstheme="majorBidi"/>
+                <w:sz w:val="18"/>
+                <w:szCs w:val="18"/>
+                <w:lang w:bidi="ar-IQ"/>
+              </w:rPr>
+            </w:pPr>
+            <w:r>
+              <w:rPr>
+                <w:rFonts w:asciiTheme="majorBidi" w:hAnsiTheme="majorBidi" w:cstheme="majorBidi"/>
+                <w:sz w:val="18"/>
+                <w:szCs w:val="18"/>
+                <w:rtl/>
+                <w:lang w:bidi="ar-IQ"/>
+              </w:rPr>
               <w:t xml:space="preserve">٧٤</w:t>
             </w:r>
           </w:p>
         </w:tc>
         <w:tc>
           <w:tcPr>
-            <w:tcW w:w="339" w:type="pct"/>
+            <w:tcW w:w="325" w:type="pct"/>
           </w:tcPr>
           <w:p>
             <w:pPr>
@@ -1551,7 +1635,6 @@
                 <w:rFonts w:asciiTheme="majorBidi" w:hAnsiTheme="majorBidi" w:cstheme="majorBidi"/>
                 <w:sz w:val="18"/>
                 <w:szCs w:val="18"/>
-                <w:lang w:bidi="ar-IQ"/>
               </w:rPr>
             </w:pPr>
             <w:r>
@@ -1563,89 +1646,6 @@
                 <w:lang w:bidi="ar-IQ"/>
               </w:rPr>
               <w:t xml:space="preserve">٣</w:t>
-            </w:r>
-          </w:p>
-        </w:tc>
-        <w:tc>
-          <w:tcPr>
-            <w:tcW w:w="1831" w:type="pct"/>
-          </w:tcPr>
-          <w:p>
-            <w:pPr>
-              <w:keepNext/>
-              <w:keepLines/>
-              <w:spacing w:after="0"/>
-              <w:rPr>
-                <w:rFonts w:asciiTheme="majorBidi" w:hAnsiTheme="majorBidi" w:cstheme="majorBidi"/>
-                <w:sz w:val="18"/>
-                <w:szCs w:val="18"/>
-                <w:lang w:bidi="ar-IQ"/>
-              </w:rPr>
-            </w:pPr>
-            <w:r>
-              <w:rPr>
-                <w:rFonts w:asciiTheme="majorBidi" w:hAnsiTheme="majorBidi" w:cstheme="majorBidi"/>
-                <w:sz w:val="18"/>
-                <w:szCs w:val="18"/>
-                <w:rtl/>
-                <w:lang w:bidi="ar-IQ"/>
-              </w:rPr>
-              <w:t xml:space="preserve"/>
-            </w:r>
-          </w:p>
-        </w:tc>
-        <w:tc>
-          <w:tcPr>
-            <w:tcW w:w="339" w:type="pct"/>
-          </w:tcPr>
-          <w:p>
-            <w:pPr>
-              <w:keepNext/>
-              <w:keepLines/>
-              <w:spacing w:after="0"/>
-              <w:rPr>
-                <w:rFonts w:asciiTheme="majorBidi" w:hAnsiTheme="majorBidi" w:cstheme="majorBidi"/>
-                <w:sz w:val="18"/>
-                <w:szCs w:val="18"/>
-                <w:lang w:bidi="ar-IQ"/>
-              </w:rPr>
-            </w:pPr>
-            <w:r>
-              <w:rPr>
-                <w:rFonts w:asciiTheme="majorBidi" w:hAnsiTheme="majorBidi" w:cstheme="majorBidi"/>
-                <w:sz w:val="18"/>
-                <w:szCs w:val="18"/>
-                <w:rtl/>
-                <w:lang w:bidi="ar-IQ"/>
-              </w:rPr>
-              <w:t xml:space="preserve">٥٦</w:t>
-            </w:r>
-          </w:p>
-        </w:tc>
-        <w:tc>
-          <w:tcPr>
-            <w:tcW w:w="325" w:type="pct"/>
-          </w:tcPr>
-          <w:p>
-            <w:pPr>
-              <w:keepNext/>
-              <w:keepLines/>
-              <w:spacing w:after="0"/>
-              <w:rPr>
-                <w:rFonts w:asciiTheme="majorBidi" w:hAnsiTheme="majorBidi" w:cstheme="majorBidi"/>
-                <w:sz w:val="18"/>
-                <w:szCs w:val="18"/>
-              </w:rPr>
-            </w:pPr>
-            <w:r>
-              <w:rPr>
-                <w:rFonts w:asciiTheme="majorBidi" w:hAnsiTheme="majorBidi" w:cstheme="majorBidi"/>
-                <w:sz w:val="18"/>
-                <w:szCs w:val="18"/>
-                <w:rtl/>
-                <w:lang w:bidi="ar-IQ"/>
-              </w:rPr>
-              <w:t xml:space="preserve">٤</w:t>
             </w:r>
           </w:p>
         </w:tc>
@@ -1678,7 +1678,7 @@
                 <w:rtl/>
                 <w:lang w:bidi="ar-IQ"/>
               </w:rPr>
-              <w:t xml:space="preserve"/>
+              <w:t xml:space="preserve">التصميم المنطقي</w:t>
             </w:r>
           </w:p>
         </w:tc>
@@ -1706,91 +1706,91 @@
                 <w:rtl/>
                 <w:lang w:bidi="ar-IQ"/>
               </w:rPr>
+              <w:t xml:space="preserve">٥٣</w:t>
+            </w:r>
+          </w:p>
+        </w:tc>
+        <w:tc>
+          <w:tcPr>
+            <w:tcW w:w="339" w:type="pct"/>
+          </w:tcPr>
+          <w:p>
+            <w:pPr>
+              <w:keepNext/>
+              <w:keepLines/>
+              <w:spacing w:after="0"/>
+              <w:rPr>
+                <w:rFonts w:asciiTheme="majorBidi" w:hAnsiTheme="majorBidi" w:cstheme="majorBidi"/>
+                <w:sz w:val="18"/>
+                <w:szCs w:val="18"/>
+                <w:lang w:bidi="ar-IQ"/>
+              </w:rPr>
+            </w:pPr>
+            <w:r>
+              <w:rPr>
+                <w:rFonts w:asciiTheme="majorBidi" w:hAnsiTheme="majorBidi" w:cstheme="majorBidi"/>
+                <w:sz w:val="18"/>
+                <w:szCs w:val="18"/>
+                <w:rtl/>
+                <w:lang w:bidi="ar-IQ"/>
+              </w:rPr>
+              <w:t xml:space="preserve">٣</w:t>
+            </w:r>
+          </w:p>
+        </w:tc>
+        <w:tc>
+          <w:tcPr>
+            <w:tcW w:w="1831" w:type="pct"/>
+          </w:tcPr>
+          <w:p>
+            <w:pPr>
+              <w:keepNext/>
+              <w:keepLines/>
+              <w:spacing w:after="0"/>
+              <w:rPr>
+                <w:rFonts w:asciiTheme="majorBidi" w:hAnsiTheme="majorBidi" w:cstheme="majorBidi"/>
+                <w:sz w:val="18"/>
+                <w:szCs w:val="18"/>
+                <w:lang w:bidi="ar-IQ"/>
+              </w:rPr>
+            </w:pPr>
+            <w:r>
+              <w:rPr>
+                <w:rFonts w:asciiTheme="majorBidi" w:hAnsiTheme="majorBidi" w:cstheme="majorBidi"/>
+                <w:sz w:val="18"/>
+                <w:szCs w:val="18"/>
+                <w:rtl/>
+                <w:lang w:bidi="ar-IQ"/>
+              </w:rPr>
+              <w:t xml:space="preserve">المتحكم المنطقي المبرمج</w:t>
+            </w:r>
+          </w:p>
+        </w:tc>
+        <w:tc>
+          <w:tcPr>
+            <w:tcW w:w="339" w:type="pct"/>
+          </w:tcPr>
+          <w:p>
+            <w:pPr>
+              <w:keepNext/>
+              <w:keepLines/>
+              <w:spacing w:after="0"/>
+              <w:rPr>
+                <w:rFonts w:asciiTheme="majorBidi" w:hAnsiTheme="majorBidi" w:cstheme="majorBidi"/>
+                <w:sz w:val="18"/>
+                <w:szCs w:val="18"/>
+                <w:lang w:bidi="ar-IQ"/>
+              </w:rPr>
+            </w:pPr>
+            <w:r>
+              <w:rPr>
+                <w:rFonts w:asciiTheme="majorBidi" w:hAnsiTheme="majorBidi" w:cstheme="majorBidi"/>
+                <w:sz w:val="18"/>
+                <w:szCs w:val="18"/>
+                <w:rtl/>
+                <w:lang w:bidi="ar-IQ"/>
+              </w:rPr>
               <w:t xml:space="preserve">٦٢</w:t>
-            </w:r>
-          </w:p>
-        </w:tc>
-        <w:tc>
-          <w:tcPr>
-            <w:tcW w:w="339" w:type="pct"/>
-          </w:tcPr>
-          <w:p>
-            <w:pPr>
-              <w:keepNext/>
-              <w:keepLines/>
-              <w:spacing w:after="0"/>
-              <w:rPr>
-                <w:rFonts w:asciiTheme="majorBidi" w:hAnsiTheme="majorBidi" w:cstheme="majorBidi"/>
-                <w:sz w:val="18"/>
-                <w:szCs w:val="18"/>
-                <w:lang w:bidi="ar-IQ"/>
-              </w:rPr>
-            </w:pPr>
-            <w:r>
-              <w:rPr>
-                <w:rFonts w:asciiTheme="majorBidi" w:hAnsiTheme="majorBidi" w:cstheme="majorBidi"/>
-                <w:sz w:val="18"/>
-                <w:szCs w:val="18"/>
-                <w:rtl/>
-                <w:lang w:bidi="ar-IQ"/>
-              </w:rPr>
-              <w:t xml:space="preserve">٣</w:t>
-            </w:r>
-          </w:p>
-        </w:tc>
-        <w:tc>
-          <w:tcPr>
-            <w:tcW w:w="1831" w:type="pct"/>
-          </w:tcPr>
-          <w:p>
-            <w:pPr>
-              <w:keepNext/>
-              <w:keepLines/>
-              <w:spacing w:after="0"/>
-              <w:rPr>
-                <w:rFonts w:asciiTheme="majorBidi" w:hAnsiTheme="majorBidi" w:cstheme="majorBidi"/>
-                <w:sz w:val="18"/>
-                <w:szCs w:val="18"/>
-                <w:lang w:bidi="ar-IQ"/>
-              </w:rPr>
-            </w:pPr>
-            <w:r>
-              <w:rPr>
-                <w:rFonts w:asciiTheme="majorBidi" w:hAnsiTheme="majorBidi" w:cstheme="majorBidi"/>
-                <w:sz w:val="18"/>
-                <w:szCs w:val="18"/>
-                <w:rtl/>
-                <w:lang w:bidi="ar-IQ"/>
-              </w:rPr>
-              <w:t xml:space="preserve"/>
-            </w:r>
-          </w:p>
-        </w:tc>
-        <w:tc>
-          <w:tcPr>
-            <w:tcW w:w="339" w:type="pct"/>
-          </w:tcPr>
-          <w:p>
-            <w:pPr>
-              <w:keepNext/>
-              <w:keepLines/>
-              <w:spacing w:after="0"/>
-              <w:rPr>
-                <w:rFonts w:asciiTheme="majorBidi" w:hAnsiTheme="majorBidi" w:cstheme="majorBidi"/>
-                <w:sz w:val="18"/>
-                <w:szCs w:val="18"/>
-                <w:lang w:bidi="ar-IQ"/>
-              </w:rPr>
-            </w:pPr>
-            <w:r>
-              <w:rPr>
-                <w:rFonts w:asciiTheme="majorBidi" w:hAnsiTheme="majorBidi" w:cstheme="majorBidi"/>
-                <w:sz w:val="18"/>
-                <w:szCs w:val="18"/>
-                <w:rtl/>
-                <w:lang w:bidi="ar-IQ"/>
-              </w:rPr>
-              <w:t xml:space="preserve">٥٣</w:t>
             </w:r>
           </w:p>
         </w:tc>
@@ -1850,7 +1850,7 @@
                 <w:rtl/>
                 <w:lang w:bidi="ar-IQ"/>
               </w:rPr>
-              <w:t xml:space="preserve"/>
+              <w:t xml:space="preserve">الديمقراطية</w:t>
             </w:r>
           </w:p>
         </w:tc>
@@ -1878,13 +1878,97 @@
                 <w:rtl/>
                 <w:lang w:bidi="ar-IQ"/>
               </w:rPr>
+              <w:t xml:space="preserve">٨٣</w:t>
+            </w:r>
+          </w:p>
+        </w:tc>
+        <w:tc>
+          <w:tcPr>
+            <w:tcW w:w="339" w:type="pct"/>
+          </w:tcPr>
+          <w:p>
+            <w:pPr>
+              <w:keepNext/>
+              <w:keepLines/>
+              <w:spacing w:after="0"/>
+              <w:rPr>
+                <w:rFonts w:asciiTheme="majorBidi" w:hAnsiTheme="majorBidi" w:cstheme="majorBidi"/>
+                <w:sz w:val="18"/>
+                <w:szCs w:val="18"/>
+                <w:lang w:bidi="ar-IQ"/>
+              </w:rPr>
+            </w:pPr>
+            <w:r>
+              <w:rPr>
+                <w:rFonts w:asciiTheme="majorBidi" w:hAnsiTheme="majorBidi" w:cstheme="majorBidi"/>
+                <w:sz w:val="18"/>
+                <w:szCs w:val="18"/>
+                <w:rtl/>
+                <w:lang w:bidi="ar-IQ"/>
+              </w:rPr>
+              <w:t xml:space="preserve">١</w:t>
+            </w:r>
+          </w:p>
+        </w:tc>
+        <w:tc>
+          <w:tcPr>
+            <w:tcW w:w="1831" w:type="pct"/>
+          </w:tcPr>
+          <w:p>
+            <w:pPr>
+              <w:keepNext/>
+              <w:keepLines/>
+              <w:spacing w:after="0"/>
+              <w:rPr>
+                <w:rFonts w:asciiTheme="majorBidi" w:hAnsiTheme="majorBidi" w:cstheme="majorBidi"/>
+                <w:sz w:val="18"/>
+                <w:szCs w:val="18"/>
+                <w:lang w:bidi="ar-IQ"/>
+              </w:rPr>
+            </w:pPr>
+            <w:r>
+              <w:rPr>
+                <w:rFonts w:asciiTheme="majorBidi" w:hAnsiTheme="majorBidi" w:cstheme="majorBidi"/>
+                <w:sz w:val="18"/>
+                <w:szCs w:val="18"/>
+                <w:rtl/>
+                <w:lang w:bidi="ar-IQ"/>
+              </w:rPr>
+              <w:t xml:space="preserve">النظرية الاحتسابية</w:t>
+            </w:r>
+          </w:p>
+        </w:tc>
+        <w:tc>
+          <w:tcPr>
+            <w:tcW w:w="339" w:type="pct"/>
+          </w:tcPr>
+          <w:p>
+            <w:pPr>
+              <w:keepNext/>
+              <w:keepLines/>
+              <w:spacing w:after="0"/>
+              <w:rPr>
+                <w:rFonts w:asciiTheme="majorBidi" w:hAnsiTheme="majorBidi" w:cstheme="majorBidi"/>
+                <w:sz w:val="18"/>
+                <w:szCs w:val="18"/>
+                <w:lang w:bidi="ar-IQ"/>
+              </w:rPr>
+            </w:pPr>
+            <w:r>
+              <w:rPr>
+                <w:rFonts w:asciiTheme="majorBidi" w:hAnsiTheme="majorBidi" w:cstheme="majorBidi"/>
+                <w:sz w:val="18"/>
+                <w:szCs w:val="18"/>
+                <w:rtl/>
+                <w:lang w:bidi="ar-IQ"/>
+              </w:rPr>
               <w:t xml:space="preserve">٦١</w:t>
             </w:r>
           </w:p>
         </w:tc>
         <w:tc>
           <w:tcPr>
-            <w:tcW w:w="339" w:type="pct"/>
+            <w:tcW w:w="325" w:type="pct"/>
           </w:tcPr>
           <w:p>
             <w:pPr>
@@ -1895,7 +1979,6 @@
                 <w:rFonts w:asciiTheme="majorBidi" w:hAnsiTheme="majorBidi" w:cstheme="majorBidi"/>
                 <w:sz w:val="18"/>
                 <w:szCs w:val="18"/>
-                <w:lang w:bidi="ar-IQ"/>
               </w:rPr>
             </w:pPr>
             <w:r>
@@ -1907,89 +1990,6 @@
                 <w:lang w:bidi="ar-IQ"/>
               </w:rPr>
               <w:t xml:space="preserve">٣</w:t>
-            </w:r>
-          </w:p>
-        </w:tc>
-        <w:tc>
-          <w:tcPr>
-            <w:tcW w:w="1831" w:type="pct"/>
-          </w:tcPr>
-          <w:p>
-            <w:pPr>
-              <w:keepNext/>
-              <w:keepLines/>
-              <w:spacing w:after="0"/>
-              <w:rPr>
-                <w:rFonts w:asciiTheme="majorBidi" w:hAnsiTheme="majorBidi" w:cstheme="majorBidi"/>
-                <w:sz w:val="18"/>
-                <w:szCs w:val="18"/>
-                <w:lang w:bidi="ar-IQ"/>
-              </w:rPr>
-            </w:pPr>
-            <w:r>
-              <w:rPr>
-                <w:rFonts w:asciiTheme="majorBidi" w:hAnsiTheme="majorBidi" w:cstheme="majorBidi"/>
-                <w:sz w:val="18"/>
-                <w:szCs w:val="18"/>
-                <w:rtl/>
-                <w:lang w:bidi="ar-IQ"/>
-              </w:rPr>
-              <w:t xml:space="preserve"/>
-            </w:r>
-          </w:p>
-        </w:tc>
-        <w:tc>
-          <w:tcPr>
-            <w:tcW w:w="339" w:type="pct"/>
-          </w:tcPr>
-          <w:p>
-            <w:pPr>
-              <w:keepNext/>
-              <w:keepLines/>
-              <w:spacing w:after="0"/>
-              <w:rPr>
-                <w:rFonts w:asciiTheme="majorBidi" w:hAnsiTheme="majorBidi" w:cstheme="majorBidi"/>
-                <w:sz w:val="18"/>
-                <w:szCs w:val="18"/>
-                <w:lang w:bidi="ar-IQ"/>
-              </w:rPr>
-            </w:pPr>
-            <w:r>
-              <w:rPr>
-                <w:rFonts w:asciiTheme="majorBidi" w:hAnsiTheme="majorBidi" w:cstheme="majorBidi"/>
-                <w:sz w:val="18"/>
-                <w:szCs w:val="18"/>
-                <w:rtl/>
-                <w:lang w:bidi="ar-IQ"/>
-              </w:rPr>
-              <w:t xml:space="preserve">٨٣</w:t>
-            </w:r>
-          </w:p>
-        </w:tc>
-        <w:tc>
-          <w:tcPr>
-            <w:tcW w:w="325" w:type="pct"/>
-          </w:tcPr>
-          <w:p>
-            <w:pPr>
-              <w:keepNext/>
-              <w:keepLines/>
-              <w:spacing w:after="0"/>
-              <w:rPr>
-                <w:rFonts w:asciiTheme="majorBidi" w:hAnsiTheme="majorBidi" w:cstheme="majorBidi"/>
-                <w:sz w:val="18"/>
-                <w:szCs w:val="18"/>
-              </w:rPr>
-            </w:pPr>
-            <w:r>
-              <w:rPr>
-                <w:rFonts w:asciiTheme="majorBidi" w:hAnsiTheme="majorBidi" w:cstheme="majorBidi"/>
-                <w:sz w:val="18"/>
-                <w:szCs w:val="18"/>
-                <w:rtl/>
-                <w:lang w:bidi="ar-IQ"/>
-              </w:rPr>
-              <w:t xml:space="preserve">١</w:t>
             </w:r>
           </w:p>
         </w:tc>
@@ -2022,7 +2022,7 @@
                 <w:rtl/>
                 <w:lang w:bidi="ar-IQ"/>
               </w:rPr>
-              <w:t xml:space="preserve"/>
+              <w:t xml:space="preserve">الرياضة</w:t>
             </w:r>
           </w:p>
         </w:tc>
@@ -2050,13 +2050,97 @@
                 <w:rtl/>
                 <w:lang w:bidi="ar-IQ"/>
               </w:rPr>
+              <w:t xml:space="preserve">٧١</w:t>
+            </w:r>
+          </w:p>
+        </w:tc>
+        <w:tc>
+          <w:tcPr>
+            <w:tcW w:w="339" w:type="pct"/>
+          </w:tcPr>
+          <w:p>
+            <w:pPr>
+              <w:keepNext/>
+              <w:keepLines/>
+              <w:spacing w:after="0"/>
+              <w:rPr>
+                <w:rFonts w:asciiTheme="majorBidi" w:hAnsiTheme="majorBidi" w:cstheme="majorBidi"/>
+                <w:sz w:val="18"/>
+                <w:szCs w:val="18"/>
+                <w:lang w:bidi="ar-IQ"/>
+              </w:rPr>
+            </w:pPr>
+            <w:r>
+              <w:rPr>
+                <w:rFonts w:asciiTheme="majorBidi" w:hAnsiTheme="majorBidi" w:cstheme="majorBidi"/>
+                <w:sz w:val="18"/>
+                <w:szCs w:val="18"/>
+                <w:rtl/>
+                <w:lang w:bidi="ar-IQ"/>
+              </w:rPr>
+              <w:t xml:space="preserve">١</w:t>
+            </w:r>
+          </w:p>
+        </w:tc>
+        <w:tc>
+          <w:tcPr>
+            <w:tcW w:w="1831" w:type="pct"/>
+          </w:tcPr>
+          <w:p>
+            <w:pPr>
+              <w:keepNext/>
+              <w:keepLines/>
+              <w:spacing w:after="0"/>
+              <w:rPr>
+                <w:rFonts w:asciiTheme="majorBidi" w:hAnsiTheme="majorBidi" w:cstheme="majorBidi"/>
+                <w:sz w:val="18"/>
+                <w:szCs w:val="18"/>
+                <w:lang w:bidi="ar-IQ"/>
+              </w:rPr>
+            </w:pPr>
+            <w:r>
+              <w:rPr>
+                <w:rFonts w:asciiTheme="majorBidi" w:hAnsiTheme="majorBidi" w:cstheme="majorBidi"/>
+                <w:sz w:val="18"/>
+                <w:szCs w:val="18"/>
+                <w:rtl/>
+                <w:lang w:bidi="ar-IQ"/>
+              </w:rPr>
+              <w:t xml:space="preserve">تطبيقات الحاسوب في الاعمال</w:t>
+            </w:r>
+          </w:p>
+        </w:tc>
+        <w:tc>
+          <w:tcPr>
+            <w:tcW w:w="339" w:type="pct"/>
+          </w:tcPr>
+          <w:p>
+            <w:pPr>
+              <w:keepNext/>
+              <w:keepLines/>
+              <w:spacing w:after="0"/>
+              <w:rPr>
+                <w:rFonts w:asciiTheme="majorBidi" w:hAnsiTheme="majorBidi" w:cstheme="majorBidi"/>
+                <w:sz w:val="18"/>
+                <w:szCs w:val="18"/>
+                <w:lang w:bidi="ar-IQ"/>
+              </w:rPr>
+            </w:pPr>
+            <w:r>
+              <w:rPr>
+                <w:rFonts w:asciiTheme="majorBidi" w:hAnsiTheme="majorBidi" w:cstheme="majorBidi"/>
+                <w:sz w:val="18"/>
+                <w:szCs w:val="18"/>
+                <w:rtl/>
+                <w:lang w:bidi="ar-IQ"/>
+              </w:rPr>
               <w:t xml:space="preserve">٦٤</w:t>
             </w:r>
           </w:p>
         </w:tc>
         <w:tc>
           <w:tcPr>
-            <w:tcW w:w="339" w:type="pct"/>
+            <w:tcW w:w="325" w:type="pct"/>
           </w:tcPr>
           <w:p>
             <w:pPr>
@@ -2067,7 +2151,6 @@
                 <w:rFonts w:asciiTheme="majorBidi" w:hAnsiTheme="majorBidi" w:cstheme="majorBidi"/>
                 <w:sz w:val="18"/>
                 <w:szCs w:val="18"/>
-                <w:lang w:bidi="ar-IQ"/>
               </w:rPr>
             </w:pPr>
             <w:r>
@@ -2079,89 +2162,6 @@
                 <w:lang w:bidi="ar-IQ"/>
               </w:rPr>
               <w:t xml:space="preserve">٢</w:t>
-            </w:r>
-          </w:p>
-        </w:tc>
-        <w:tc>
-          <w:tcPr>
-            <w:tcW w:w="1831" w:type="pct"/>
-          </w:tcPr>
-          <w:p>
-            <w:pPr>
-              <w:keepNext/>
-              <w:keepLines/>
-              <w:spacing w:after="0"/>
-              <w:rPr>
-                <w:rFonts w:asciiTheme="majorBidi" w:hAnsiTheme="majorBidi" w:cstheme="majorBidi"/>
-                <w:sz w:val="18"/>
-                <w:szCs w:val="18"/>
-                <w:lang w:bidi="ar-IQ"/>
-              </w:rPr>
-            </w:pPr>
-            <w:r>
-              <w:rPr>
-                <w:rFonts w:asciiTheme="majorBidi" w:hAnsiTheme="majorBidi" w:cstheme="majorBidi"/>
-                <w:sz w:val="18"/>
-                <w:szCs w:val="18"/>
-                <w:rtl/>
-                <w:lang w:bidi="ar-IQ"/>
-              </w:rPr>
-              <w:t xml:space="preserve"/>
-            </w:r>
-          </w:p>
-        </w:tc>
-        <w:tc>
-          <w:tcPr>
-            <w:tcW w:w="339" w:type="pct"/>
-          </w:tcPr>
-          <w:p>
-            <w:pPr>
-              <w:keepNext/>
-              <w:keepLines/>
-              <w:spacing w:after="0"/>
-              <w:rPr>
-                <w:rFonts w:asciiTheme="majorBidi" w:hAnsiTheme="majorBidi" w:cstheme="majorBidi"/>
-                <w:sz w:val="18"/>
-                <w:szCs w:val="18"/>
-                <w:lang w:bidi="ar-IQ"/>
-              </w:rPr>
-            </w:pPr>
-            <w:r>
-              <w:rPr>
-                <w:rFonts w:asciiTheme="majorBidi" w:hAnsiTheme="majorBidi" w:cstheme="majorBidi"/>
-                <w:sz w:val="18"/>
-                <w:szCs w:val="18"/>
-                <w:rtl/>
-                <w:lang w:bidi="ar-IQ"/>
-              </w:rPr>
-              <w:t xml:space="preserve">٧١</w:t>
-            </w:r>
-          </w:p>
-        </w:tc>
-        <w:tc>
-          <w:tcPr>
-            <w:tcW w:w="325" w:type="pct"/>
-          </w:tcPr>
-          <w:p>
-            <w:pPr>
-              <w:keepNext/>
-              <w:keepLines/>
-              <w:spacing w:after="0"/>
-              <w:rPr>
-                <w:rFonts w:asciiTheme="majorBidi" w:hAnsiTheme="majorBidi" w:cstheme="majorBidi"/>
-                <w:sz w:val="18"/>
-                <w:szCs w:val="18"/>
-              </w:rPr>
-            </w:pPr>
-            <w:r>
-              <w:rPr>
-                <w:rFonts w:asciiTheme="majorBidi" w:hAnsiTheme="majorBidi" w:cstheme="majorBidi"/>
-                <w:sz w:val="18"/>
-                <w:szCs w:val="18"/>
-                <w:rtl/>
-                <w:lang w:bidi="ar-IQ"/>
-              </w:rPr>
-              <w:t xml:space="preserve">١</w:t>
             </w:r>
           </w:p>
         </w:tc>
@@ -2194,7 +2194,7 @@
                 <w:rtl/>
                 <w:lang w:bidi="ar-IQ"/>
               </w:rPr>
-              <w:t xml:space="preserve"/>
+              <w:t xml:space="preserve">الرياضيات للحاسوب</w:t>
             </w:r>
           </w:p>
         </w:tc>
@@ -2222,13 +2222,97 @@
                 <w:rtl/>
                 <w:lang w:bidi="ar-IQ"/>
               </w:rPr>
+              <w:t xml:space="preserve">٦٠</w:t>
+            </w:r>
+          </w:p>
+        </w:tc>
+        <w:tc>
+          <w:tcPr>
+            <w:tcW w:w="339" w:type="pct"/>
+          </w:tcPr>
+          <w:p>
+            <w:pPr>
+              <w:keepNext/>
+              <w:keepLines/>
+              <w:spacing w:after="0"/>
+              <w:rPr>
+                <w:rFonts w:asciiTheme="majorBidi" w:hAnsiTheme="majorBidi" w:cstheme="majorBidi"/>
+                <w:sz w:val="18"/>
+                <w:szCs w:val="18"/>
+                <w:lang w:bidi="ar-IQ"/>
+              </w:rPr>
+            </w:pPr>
+            <w:r>
+              <w:rPr>
+                <w:rFonts w:asciiTheme="majorBidi" w:hAnsiTheme="majorBidi" w:cstheme="majorBidi"/>
+                <w:sz w:val="18"/>
+                <w:szCs w:val="18"/>
+                <w:rtl/>
+                <w:lang w:bidi="ar-IQ"/>
+              </w:rPr>
+              <w:t xml:space="preserve">٣</w:t>
+            </w:r>
+          </w:p>
+        </w:tc>
+        <w:tc>
+          <w:tcPr>
+            <w:tcW w:w="1831" w:type="pct"/>
+          </w:tcPr>
+          <w:p>
+            <w:pPr>
+              <w:keepNext/>
+              <w:keepLines/>
+              <w:spacing w:after="0"/>
+              <w:rPr>
+                <w:rFonts w:asciiTheme="majorBidi" w:hAnsiTheme="majorBidi" w:cstheme="majorBidi"/>
+                <w:sz w:val="18"/>
+                <w:szCs w:val="18"/>
+                <w:lang w:bidi="ar-IQ"/>
+              </w:rPr>
+            </w:pPr>
+            <w:r>
+              <w:rPr>
+                <w:rFonts w:asciiTheme="majorBidi" w:hAnsiTheme="majorBidi" w:cstheme="majorBidi"/>
+                <w:sz w:val="18"/>
+                <w:szCs w:val="18"/>
+                <w:rtl/>
+                <w:lang w:bidi="ar-IQ"/>
+              </w:rPr>
+              <w:t xml:space="preserve">تفاعل الانسان مع الحاسوب</w:t>
+            </w:r>
+          </w:p>
+        </w:tc>
+        <w:tc>
+          <w:tcPr>
+            <w:tcW w:w="339" w:type="pct"/>
+          </w:tcPr>
+          <w:p>
+            <w:pPr>
+              <w:keepNext/>
+              <w:keepLines/>
+              <w:spacing w:after="0"/>
+              <w:rPr>
+                <w:rFonts w:asciiTheme="majorBidi" w:hAnsiTheme="majorBidi" w:cstheme="majorBidi"/>
+                <w:sz w:val="18"/>
+                <w:szCs w:val="18"/>
+                <w:lang w:bidi="ar-IQ"/>
+              </w:rPr>
+            </w:pPr>
+            <w:r>
+              <w:rPr>
+                <w:rFonts w:asciiTheme="majorBidi" w:hAnsiTheme="majorBidi" w:cstheme="majorBidi"/>
+                <w:sz w:val="18"/>
+                <w:szCs w:val="18"/>
+                <w:rtl/>
+                <w:lang w:bidi="ar-IQ"/>
+              </w:rPr>
               <w:t xml:space="preserve">٧٩</w:t>
             </w:r>
           </w:p>
         </w:tc>
         <w:tc>
           <w:tcPr>
-            <w:tcW w:w="339" w:type="pct"/>
+            <w:tcW w:w="325" w:type="pct"/>
           </w:tcPr>
           <w:p>
             <w:pPr>
@@ -2239,7 +2323,6 @@
                 <w:rFonts w:asciiTheme="majorBidi" w:hAnsiTheme="majorBidi" w:cstheme="majorBidi"/>
                 <w:sz w:val="18"/>
                 <w:szCs w:val="18"/>
-                <w:lang w:bidi="ar-IQ"/>
               </w:rPr>
             </w:pPr>
             <w:r>
@@ -2251,89 +2334,6 @@
                 <w:lang w:bidi="ar-IQ"/>
               </w:rPr>
               <w:t xml:space="preserve">٢</w:t>
-            </w:r>
-          </w:p>
-        </w:tc>
-        <w:tc>
-          <w:tcPr>
-            <w:tcW w:w="1831" w:type="pct"/>
-          </w:tcPr>
-          <w:p>
-            <w:pPr>
-              <w:keepNext/>
-              <w:keepLines/>
-              <w:spacing w:after="0"/>
-              <w:rPr>
-                <w:rFonts w:asciiTheme="majorBidi" w:hAnsiTheme="majorBidi" w:cstheme="majorBidi"/>
-                <w:sz w:val="18"/>
-                <w:szCs w:val="18"/>
-                <w:lang w:bidi="ar-IQ"/>
-              </w:rPr>
-            </w:pPr>
-            <w:r>
-              <w:rPr>
-                <w:rFonts w:asciiTheme="majorBidi" w:hAnsiTheme="majorBidi" w:cstheme="majorBidi"/>
-                <w:sz w:val="18"/>
-                <w:szCs w:val="18"/>
-                <w:rtl/>
-                <w:lang w:bidi="ar-IQ"/>
-              </w:rPr>
-              <w:t xml:space="preserve"/>
-            </w:r>
-          </w:p>
-        </w:tc>
-        <w:tc>
-          <w:tcPr>
-            <w:tcW w:w="339" w:type="pct"/>
-          </w:tcPr>
-          <w:p>
-            <w:pPr>
-              <w:keepNext/>
-              <w:keepLines/>
-              <w:spacing w:after="0"/>
-              <w:rPr>
-                <w:rFonts w:asciiTheme="majorBidi" w:hAnsiTheme="majorBidi" w:cstheme="majorBidi"/>
-                <w:sz w:val="18"/>
-                <w:szCs w:val="18"/>
-                <w:lang w:bidi="ar-IQ"/>
-              </w:rPr>
-            </w:pPr>
-            <w:r>
-              <w:rPr>
-                <w:rFonts w:asciiTheme="majorBidi" w:hAnsiTheme="majorBidi" w:cstheme="majorBidi"/>
-                <w:sz w:val="18"/>
-                <w:szCs w:val="18"/>
-                <w:rtl/>
-                <w:lang w:bidi="ar-IQ"/>
-              </w:rPr>
-              <w:t xml:space="preserve">٦٠</w:t>
-            </w:r>
-          </w:p>
-        </w:tc>
-        <w:tc>
-          <w:tcPr>
-            <w:tcW w:w="325" w:type="pct"/>
-          </w:tcPr>
-          <w:p>
-            <w:pPr>
-              <w:keepNext/>
-              <w:keepLines/>
-              <w:spacing w:after="0"/>
-              <w:rPr>
-                <w:rFonts w:asciiTheme="majorBidi" w:hAnsiTheme="majorBidi" w:cstheme="majorBidi"/>
-                <w:sz w:val="18"/>
-                <w:szCs w:val="18"/>
-              </w:rPr>
-            </w:pPr>
-            <w:r>
-              <w:rPr>
-                <w:rFonts w:asciiTheme="majorBidi" w:hAnsiTheme="majorBidi" w:cstheme="majorBidi"/>
-                <w:sz w:val="18"/>
-                <w:szCs w:val="18"/>
-                <w:rtl/>
-                <w:lang w:bidi="ar-IQ"/>
-              </w:rPr>
-              <w:t xml:space="preserve">٣</w:t>
             </w:r>
           </w:p>
         </w:tc>
@@ -2366,7 +2366,7 @@
                 <w:rtl/>
                 <w:lang w:bidi="ar-IQ"/>
               </w:rPr>
-              <w:t xml:space="preserve"/>
+              <w:t xml:space="preserve">اللغة الانكليزية 1</w:t>
             </w:r>
           </w:p>
         </w:tc>
@@ -2394,13 +2394,97 @@
                 <w:rtl/>
                 <w:lang w:bidi="ar-IQ"/>
               </w:rPr>
+              <w:t xml:space="preserve">٧٥</w:t>
+            </w:r>
+          </w:p>
+        </w:tc>
+        <w:tc>
+          <w:tcPr>
+            <w:tcW w:w="339" w:type="pct"/>
+          </w:tcPr>
+          <w:p>
+            <w:pPr>
+              <w:keepNext/>
+              <w:keepLines/>
+              <w:spacing w:after="0"/>
+              <w:rPr>
+                <w:rFonts w:asciiTheme="majorBidi" w:hAnsiTheme="majorBidi" w:cstheme="majorBidi"/>
+                <w:sz w:val="18"/>
+                <w:szCs w:val="18"/>
+                <w:lang w:bidi="ar-IQ"/>
+              </w:rPr>
+            </w:pPr>
+            <w:r>
+              <w:rPr>
+                <w:rFonts w:asciiTheme="majorBidi" w:hAnsiTheme="majorBidi" w:cstheme="majorBidi"/>
+                <w:sz w:val="18"/>
+                <w:szCs w:val="18"/>
+                <w:rtl/>
+                <w:lang w:bidi="ar-IQ"/>
+              </w:rPr>
+              <w:t xml:space="preserve">٢</w:t>
+            </w:r>
+          </w:p>
+        </w:tc>
+        <w:tc>
+          <w:tcPr>
+            <w:tcW w:w="1831" w:type="pct"/>
+          </w:tcPr>
+          <w:p>
+            <w:pPr>
+              <w:keepNext/>
+              <w:keepLines/>
+              <w:spacing w:after="0"/>
+              <w:rPr>
+                <w:rFonts w:asciiTheme="majorBidi" w:hAnsiTheme="majorBidi" w:cstheme="majorBidi"/>
+                <w:sz w:val="18"/>
+                <w:szCs w:val="18"/>
+                <w:lang w:bidi="ar-IQ"/>
+              </w:rPr>
+            </w:pPr>
+            <w:r>
+              <w:rPr>
+                <w:rFonts w:asciiTheme="majorBidi" w:hAnsiTheme="majorBidi" w:cstheme="majorBidi"/>
+                <w:sz w:val="18"/>
+                <w:szCs w:val="18"/>
+                <w:rtl/>
+                <w:lang w:bidi="ar-IQ"/>
+              </w:rPr>
+              <w:t xml:space="preserve">حقوق الإنسان</w:t>
+            </w:r>
+          </w:p>
+        </w:tc>
+        <w:tc>
+          <w:tcPr>
+            <w:tcW w:w="339" w:type="pct"/>
+          </w:tcPr>
+          <w:p>
+            <w:pPr>
+              <w:keepNext/>
+              <w:keepLines/>
+              <w:spacing w:after="0"/>
+              <w:rPr>
+                <w:rFonts w:asciiTheme="majorBidi" w:hAnsiTheme="majorBidi" w:cstheme="majorBidi"/>
+                <w:sz w:val="18"/>
+                <w:szCs w:val="18"/>
+                <w:lang w:bidi="ar-IQ"/>
+              </w:rPr>
+            </w:pPr>
+            <w:r>
+              <w:rPr>
+                <w:rFonts w:asciiTheme="majorBidi" w:hAnsiTheme="majorBidi" w:cstheme="majorBidi"/>
+                <w:sz w:val="18"/>
+                <w:szCs w:val="18"/>
+                <w:rtl/>
+                <w:lang w:bidi="ar-IQ"/>
+              </w:rPr>
               <w:t xml:space="preserve">٥٣</w:t>
             </w:r>
           </w:p>
         </w:tc>
         <w:tc>
           <w:tcPr>
-            <w:tcW w:w="339" w:type="pct"/>
+            <w:tcW w:w="325" w:type="pct"/>
           </w:tcPr>
           <w:p>
             <w:pPr>
@@ -2411,7 +2495,6 @@
                 <w:rFonts w:asciiTheme="majorBidi" w:hAnsiTheme="majorBidi" w:cstheme="majorBidi"/>
                 <w:sz w:val="18"/>
                 <w:szCs w:val="18"/>
-                <w:lang w:bidi="ar-IQ"/>
               </w:rPr>
             </w:pPr>
             <w:r>
@@ -2423,89 +2506,6 @@
                 <w:lang w:bidi="ar-IQ"/>
               </w:rPr>
               <w:t xml:space="preserve">١</w:t>
-            </w:r>
-          </w:p>
-        </w:tc>
-        <w:tc>
-          <w:tcPr>
-            <w:tcW w:w="1831" w:type="pct"/>
-          </w:tcPr>
-          <w:p>
-            <w:pPr>
-              <w:keepNext/>
-              <w:keepLines/>
-              <w:spacing w:after="0"/>
-              <w:rPr>
-                <w:rFonts w:asciiTheme="majorBidi" w:hAnsiTheme="majorBidi" w:cstheme="majorBidi"/>
-                <w:sz w:val="18"/>
-                <w:szCs w:val="18"/>
-                <w:lang w:bidi="ar-IQ"/>
-              </w:rPr>
-            </w:pPr>
-            <w:r>
-              <w:rPr>
-                <w:rFonts w:asciiTheme="majorBidi" w:hAnsiTheme="majorBidi" w:cstheme="majorBidi"/>
-                <w:sz w:val="18"/>
-                <w:szCs w:val="18"/>
-                <w:rtl/>
-                <w:lang w:bidi="ar-IQ"/>
-              </w:rPr>
-              <w:t xml:space="preserve"/>
-            </w:r>
-          </w:p>
-        </w:tc>
-        <w:tc>
-          <w:tcPr>
-            <w:tcW w:w="339" w:type="pct"/>
-          </w:tcPr>
-          <w:p>
-            <w:pPr>
-              <w:keepNext/>
-              <w:keepLines/>
-              <w:spacing w:after="0"/>
-              <w:rPr>
-                <w:rFonts w:asciiTheme="majorBidi" w:hAnsiTheme="majorBidi" w:cstheme="majorBidi"/>
-                <w:sz w:val="18"/>
-                <w:szCs w:val="18"/>
-                <w:lang w:bidi="ar-IQ"/>
-              </w:rPr>
-            </w:pPr>
-            <w:r>
-              <w:rPr>
-                <w:rFonts w:asciiTheme="majorBidi" w:hAnsiTheme="majorBidi" w:cstheme="majorBidi"/>
-                <w:sz w:val="18"/>
-                <w:szCs w:val="18"/>
-                <w:rtl/>
-                <w:lang w:bidi="ar-IQ"/>
-              </w:rPr>
-              <w:t xml:space="preserve">٧٥</w:t>
-            </w:r>
-          </w:p>
-        </w:tc>
-        <w:tc>
-          <w:tcPr>
-            <w:tcW w:w="325" w:type="pct"/>
-          </w:tcPr>
-          <w:p>
-            <w:pPr>
-              <w:keepNext/>
-              <w:keepLines/>
-              <w:spacing w:after="0"/>
-              <w:rPr>
-                <w:rFonts w:asciiTheme="majorBidi" w:hAnsiTheme="majorBidi" w:cstheme="majorBidi"/>
-                <w:sz w:val="18"/>
-                <w:szCs w:val="18"/>
-              </w:rPr>
-            </w:pPr>
-            <w:r>
-              <w:rPr>
-                <w:rFonts w:asciiTheme="majorBidi" w:hAnsiTheme="majorBidi" w:cstheme="majorBidi"/>
-                <w:sz w:val="18"/>
-                <w:szCs w:val="18"/>
-                <w:rtl/>
-                <w:lang w:bidi="ar-IQ"/>
-              </w:rPr>
-              <w:t xml:space="preserve">٢</w:t>
             </w:r>
           </w:p>
         </w:tc>
@@ -2538,7 +2538,7 @@
                 <w:rtl/>
                 <w:lang w:bidi="ar-IQ"/>
               </w:rPr>
-              <w:t xml:space="preserve"/>
+              <w:t xml:space="preserve">اللغة العربية</w:t>
             </w:r>
           </w:p>
         </w:tc>
@@ -2566,13 +2566,97 @@
                 <w:rtl/>
                 <w:lang w:bidi="ar-IQ"/>
               </w:rPr>
+              <w:t xml:space="preserve">٦٣</w:t>
+            </w:r>
+          </w:p>
+        </w:tc>
+        <w:tc>
+          <w:tcPr>
+            <w:tcW w:w="339" w:type="pct"/>
+          </w:tcPr>
+          <w:p>
+            <w:pPr>
+              <w:keepNext/>
+              <w:keepLines/>
+              <w:spacing w:after="0"/>
+              <w:rPr>
+                <w:rFonts w:asciiTheme="majorBidi" w:hAnsiTheme="majorBidi" w:cstheme="majorBidi"/>
+                <w:sz w:val="18"/>
+                <w:szCs w:val="18"/>
+                <w:lang w:bidi="ar-IQ"/>
+              </w:rPr>
+            </w:pPr>
+            <w:r>
+              <w:rPr>
+                <w:rFonts w:asciiTheme="majorBidi" w:hAnsiTheme="majorBidi" w:cstheme="majorBidi"/>
+                <w:sz w:val="18"/>
+                <w:szCs w:val="18"/>
+                <w:rtl/>
+                <w:lang w:bidi="ar-IQ"/>
+              </w:rPr>
+              <w:t xml:space="preserve">٢</w:t>
+            </w:r>
+          </w:p>
+        </w:tc>
+        <w:tc>
+          <w:tcPr>
+            <w:tcW w:w="1831" w:type="pct"/>
+          </w:tcPr>
+          <w:p>
+            <w:pPr>
+              <w:keepNext/>
+              <w:keepLines/>
+              <w:spacing w:after="0"/>
+              <w:rPr>
+                <w:rFonts w:asciiTheme="majorBidi" w:hAnsiTheme="majorBidi" w:cstheme="majorBidi"/>
+                <w:sz w:val="18"/>
+                <w:szCs w:val="18"/>
+                <w:lang w:bidi="ar-IQ"/>
+              </w:rPr>
+            </w:pPr>
+            <w:r>
+              <w:rPr>
+                <w:rFonts w:asciiTheme="majorBidi" w:hAnsiTheme="majorBidi" w:cstheme="majorBidi"/>
+                <w:sz w:val="18"/>
+                <w:szCs w:val="18"/>
+                <w:rtl/>
+                <w:lang w:bidi="ar-IQ"/>
+              </w:rPr>
+              <w:t xml:space="preserve">طرق عددية</w:t>
+            </w:r>
+          </w:p>
+        </w:tc>
+        <w:tc>
+          <w:tcPr>
+            <w:tcW w:w="339" w:type="pct"/>
+          </w:tcPr>
+          <w:p>
+            <w:pPr>
+              <w:keepNext/>
+              <w:keepLines/>
+              <w:spacing w:after="0"/>
+              <w:rPr>
+                <w:rFonts w:asciiTheme="majorBidi" w:hAnsiTheme="majorBidi" w:cstheme="majorBidi"/>
+                <w:sz w:val="18"/>
+                <w:szCs w:val="18"/>
+                <w:lang w:bidi="ar-IQ"/>
+              </w:rPr>
+            </w:pPr>
+            <w:r>
+              <w:rPr>
+                <w:rFonts w:asciiTheme="majorBidi" w:hAnsiTheme="majorBidi" w:cstheme="majorBidi"/>
+                <w:sz w:val="18"/>
+                <w:szCs w:val="18"/>
+                <w:rtl/>
+                <w:lang w:bidi="ar-IQ"/>
+              </w:rPr>
               <w:t xml:space="preserve">٦٧</w:t>
             </w:r>
           </w:p>
         </w:tc>
         <w:tc>
           <w:tcPr>
-            <w:tcW w:w="339" w:type="pct"/>
+            <w:tcW w:w="325" w:type="pct"/>
           </w:tcPr>
           <w:p>
             <w:pPr>
@@ -2583,7 +2667,6 @@
                 <w:rFonts w:asciiTheme="majorBidi" w:hAnsiTheme="majorBidi" w:cstheme="majorBidi"/>
                 <w:sz w:val="18"/>
                 <w:szCs w:val="18"/>
-                <w:lang w:bidi="ar-IQ"/>
               </w:rPr>
             </w:pPr>
             <w:r>
@@ -2595,89 +2678,6 @@
                 <w:lang w:bidi="ar-IQ"/>
               </w:rPr>
               <w:t xml:space="preserve">٣</w:t>
-            </w:r>
-          </w:p>
-        </w:tc>
-        <w:tc>
-          <w:tcPr>
-            <w:tcW w:w="1831" w:type="pct"/>
-          </w:tcPr>
-          <w:p>
-            <w:pPr>
-              <w:keepNext/>
-              <w:keepLines/>
-              <w:spacing w:after="0"/>
-              <w:rPr>
-                <w:rFonts w:asciiTheme="majorBidi" w:hAnsiTheme="majorBidi" w:cstheme="majorBidi"/>
-                <w:sz w:val="18"/>
-                <w:szCs w:val="18"/>
-                <w:lang w:bidi="ar-IQ"/>
-              </w:rPr>
-            </w:pPr>
-            <w:r>
-              <w:rPr>
-                <w:rFonts w:asciiTheme="majorBidi" w:hAnsiTheme="majorBidi" w:cstheme="majorBidi"/>
-                <w:sz w:val="18"/>
-                <w:szCs w:val="18"/>
-                <w:rtl/>
-                <w:lang w:bidi="ar-IQ"/>
-              </w:rPr>
-              <w:t xml:space="preserve"/>
-            </w:r>
-          </w:p>
-        </w:tc>
-        <w:tc>
-          <w:tcPr>
-            <w:tcW w:w="339" w:type="pct"/>
-          </w:tcPr>
-          <w:p>
-            <w:pPr>
-              <w:keepNext/>
-              <w:keepLines/>
-              <w:spacing w:after="0"/>
-              <w:rPr>
-                <w:rFonts w:asciiTheme="majorBidi" w:hAnsiTheme="majorBidi" w:cstheme="majorBidi"/>
-                <w:sz w:val="18"/>
-                <w:szCs w:val="18"/>
-                <w:lang w:bidi="ar-IQ"/>
-              </w:rPr>
-            </w:pPr>
-            <w:r>
-              <w:rPr>
-                <w:rFonts w:asciiTheme="majorBidi" w:hAnsiTheme="majorBidi" w:cstheme="majorBidi"/>
-                <w:sz w:val="18"/>
-                <w:szCs w:val="18"/>
-                <w:rtl/>
-                <w:lang w:bidi="ar-IQ"/>
-              </w:rPr>
-              <w:t xml:space="preserve">٦٣</w:t>
-            </w:r>
-          </w:p>
-        </w:tc>
-        <w:tc>
-          <w:tcPr>
-            <w:tcW w:w="325" w:type="pct"/>
-          </w:tcPr>
-          <w:p>
-            <w:pPr>
-              <w:keepNext/>
-              <w:keepLines/>
-              <w:spacing w:after="0"/>
-              <w:rPr>
-                <w:rFonts w:asciiTheme="majorBidi" w:hAnsiTheme="majorBidi" w:cstheme="majorBidi"/>
-                <w:sz w:val="18"/>
-                <w:szCs w:val="18"/>
-              </w:rPr>
-            </w:pPr>
-            <w:r>
-              <w:rPr>
-                <w:rFonts w:asciiTheme="majorBidi" w:hAnsiTheme="majorBidi" w:cstheme="majorBidi"/>
-                <w:sz w:val="18"/>
-                <w:szCs w:val="18"/>
-                <w:rtl/>
-                <w:lang w:bidi="ar-IQ"/>
-              </w:rPr>
-              <w:t xml:space="preserve">٢</w:t>
             </w:r>
           </w:p>
         </w:tc>
@@ -2710,7 +2710,7 @@
                 <w:rtl/>
                 <w:lang w:bidi="ar-IQ"/>
               </w:rPr>
-              <w:t xml:space="preserve"/>
+              <w:t xml:space="preserve">الهياكل المتقطعة</w:t>
             </w:r>
           </w:p>
         </w:tc>
@@ -2738,91 +2738,91 @@
                 <w:rtl/>
                 <w:lang w:bidi="ar-IQ"/>
               </w:rPr>
+              <w:t xml:space="preserve">٥٠</w:t>
+            </w:r>
+          </w:p>
+        </w:tc>
+        <w:tc>
+          <w:tcPr>
+            <w:tcW w:w="339" w:type="pct"/>
+          </w:tcPr>
+          <w:p>
+            <w:pPr>
+              <w:keepNext/>
+              <w:keepLines/>
+              <w:spacing w:after="0"/>
+              <w:rPr>
+                <w:rFonts w:asciiTheme="majorBidi" w:hAnsiTheme="majorBidi" w:cstheme="majorBidi"/>
+                <w:sz w:val="18"/>
+                <w:szCs w:val="18"/>
+                <w:lang w:bidi="ar-IQ"/>
+              </w:rPr>
+            </w:pPr>
+            <w:r>
+              <w:rPr>
+                <w:rFonts w:asciiTheme="majorBidi" w:hAnsiTheme="majorBidi" w:cstheme="majorBidi"/>
+                <w:sz w:val="18"/>
+                <w:szCs w:val="18"/>
+                <w:rtl/>
+                <w:lang w:bidi="ar-IQ"/>
+              </w:rPr>
+              <w:t xml:space="preserve">٣</w:t>
+            </w:r>
+          </w:p>
+        </w:tc>
+        <w:tc>
+          <w:tcPr>
+            <w:tcW w:w="1831" w:type="pct"/>
+          </w:tcPr>
+          <w:p>
+            <w:pPr>
+              <w:keepNext/>
+              <w:keepLines/>
+              <w:spacing w:after="0"/>
+              <w:rPr>
+                <w:rFonts w:asciiTheme="majorBidi" w:hAnsiTheme="majorBidi" w:cstheme="majorBidi"/>
+                <w:sz w:val="18"/>
+                <w:szCs w:val="18"/>
+                <w:lang w:bidi="ar-IQ"/>
+              </w:rPr>
+            </w:pPr>
+            <w:r>
+              <w:rPr>
+                <w:rFonts w:asciiTheme="majorBidi" w:hAnsiTheme="majorBidi" w:cstheme="majorBidi"/>
+                <w:sz w:val="18"/>
+                <w:szCs w:val="18"/>
+                <w:rtl/>
+                <w:lang w:bidi="ar-IQ"/>
+              </w:rPr>
+              <w:t xml:space="preserve">معالجات مايكروية ولغة التجميع</w:t>
+            </w:r>
+          </w:p>
+        </w:tc>
+        <w:tc>
+          <w:tcPr>
+            <w:tcW w:w="339" w:type="pct"/>
+          </w:tcPr>
+          <w:p>
+            <w:pPr>
+              <w:keepNext/>
+              <w:keepLines/>
+              <w:spacing w:after="0"/>
+              <w:rPr>
+                <w:rFonts w:asciiTheme="majorBidi" w:hAnsiTheme="majorBidi" w:cstheme="majorBidi"/>
+                <w:sz w:val="18"/>
+                <w:szCs w:val="18"/>
+                <w:lang w:bidi="ar-IQ"/>
+              </w:rPr>
+            </w:pPr>
+            <w:r>
+              <w:rPr>
+                <w:rFonts w:asciiTheme="majorBidi" w:hAnsiTheme="majorBidi" w:cstheme="majorBidi"/>
+                <w:sz w:val="18"/>
+                <w:szCs w:val="18"/>
+                <w:rtl/>
+                <w:lang w:bidi="ar-IQ"/>
+              </w:rPr>
               <w:t xml:space="preserve">٥٦</w:t>
-            </w:r>
-          </w:p>
-        </w:tc>
-        <w:tc>
-          <w:tcPr>
-            <w:tcW w:w="339" w:type="pct"/>
-          </w:tcPr>
-          <w:p>
-            <w:pPr>
-              <w:keepNext/>
-              <w:keepLines/>
-              <w:spacing w:after="0"/>
-              <w:rPr>
-                <w:rFonts w:asciiTheme="majorBidi" w:hAnsiTheme="majorBidi" w:cstheme="majorBidi"/>
-                <w:sz w:val="18"/>
-                <w:szCs w:val="18"/>
-                <w:lang w:bidi="ar-IQ"/>
-              </w:rPr>
-            </w:pPr>
-            <w:r>
-              <w:rPr>
-                <w:rFonts w:asciiTheme="majorBidi" w:hAnsiTheme="majorBidi" w:cstheme="majorBidi"/>
-                <w:sz w:val="18"/>
-                <w:szCs w:val="18"/>
-                <w:rtl/>
-                <w:lang w:bidi="ar-IQ"/>
-              </w:rPr>
-              <w:t xml:space="preserve">٣</w:t>
-            </w:r>
-          </w:p>
-        </w:tc>
-        <w:tc>
-          <w:tcPr>
-            <w:tcW w:w="1831" w:type="pct"/>
-          </w:tcPr>
-          <w:p>
-            <w:pPr>
-              <w:keepNext/>
-              <w:keepLines/>
-              <w:spacing w:after="0"/>
-              <w:rPr>
-                <w:rFonts w:asciiTheme="majorBidi" w:hAnsiTheme="majorBidi" w:cstheme="majorBidi"/>
-                <w:sz w:val="18"/>
-                <w:szCs w:val="18"/>
-                <w:lang w:bidi="ar-IQ"/>
-              </w:rPr>
-            </w:pPr>
-            <w:r>
-              <w:rPr>
-                <w:rFonts w:asciiTheme="majorBidi" w:hAnsiTheme="majorBidi" w:cstheme="majorBidi"/>
-                <w:sz w:val="18"/>
-                <w:szCs w:val="18"/>
-                <w:rtl/>
-                <w:lang w:bidi="ar-IQ"/>
-              </w:rPr>
-              <w:t xml:space="preserve"/>
-            </w:r>
-          </w:p>
-        </w:tc>
-        <w:tc>
-          <w:tcPr>
-            <w:tcW w:w="339" w:type="pct"/>
-          </w:tcPr>
-          <w:p>
-            <w:pPr>
-              <w:keepNext/>
-              <w:keepLines/>
-              <w:spacing w:after="0"/>
-              <w:rPr>
-                <w:rFonts w:asciiTheme="majorBidi" w:hAnsiTheme="majorBidi" w:cstheme="majorBidi"/>
-                <w:sz w:val="18"/>
-                <w:szCs w:val="18"/>
-                <w:lang w:bidi="ar-IQ"/>
-              </w:rPr>
-            </w:pPr>
-            <w:r>
-              <w:rPr>
-                <w:rFonts w:asciiTheme="majorBidi" w:hAnsiTheme="majorBidi" w:cstheme="majorBidi"/>
-                <w:sz w:val="18"/>
-                <w:szCs w:val="18"/>
-                <w:rtl/>
-                <w:lang w:bidi="ar-IQ"/>
-              </w:rPr>
-              <w:t xml:space="preserve">٥٠</w:t>
             </w:r>
           </w:p>
         </w:tc>
@@ -2882,7 +2882,7 @@
                 <w:rtl/>
                 <w:lang w:bidi="ar-IQ"/>
               </w:rPr>
-              <w:t xml:space="preserve"/>
+              <w:t xml:space="preserve">تطبيقات الحاسوب</w:t>
             </w:r>
           </w:p>
         </w:tc>
@@ -2910,13 +2910,97 @@
                 <w:rtl/>
                 <w:lang w:bidi="ar-IQ"/>
               </w:rPr>
+              <w:t xml:space="preserve">٦١</w:t>
+            </w:r>
+          </w:p>
+        </w:tc>
+        <w:tc>
+          <w:tcPr>
+            <w:tcW w:w="339" w:type="pct"/>
+          </w:tcPr>
+          <w:p>
+            <w:pPr>
+              <w:keepNext/>
+              <w:keepLines/>
+              <w:spacing w:after="0"/>
+              <w:rPr>
+                <w:rFonts w:asciiTheme="majorBidi" w:hAnsiTheme="majorBidi" w:cstheme="majorBidi"/>
+                <w:sz w:val="18"/>
+                <w:szCs w:val="18"/>
+                <w:lang w:bidi="ar-IQ"/>
+              </w:rPr>
+            </w:pPr>
+            <w:r>
+              <w:rPr>
+                <w:rFonts w:asciiTheme="majorBidi" w:hAnsiTheme="majorBidi" w:cstheme="majorBidi"/>
+                <w:sz w:val="18"/>
+                <w:szCs w:val="18"/>
+                <w:rtl/>
+                <w:lang w:bidi="ar-IQ"/>
+              </w:rPr>
+              <w:t xml:space="preserve">٢</w:t>
+            </w:r>
+          </w:p>
+        </w:tc>
+        <w:tc>
+          <w:tcPr>
+            <w:tcW w:w="1831" w:type="pct"/>
+          </w:tcPr>
+          <w:p>
+            <w:pPr>
+              <w:keepNext/>
+              <w:keepLines/>
+              <w:spacing w:after="0"/>
+              <w:rPr>
+                <w:rFonts w:asciiTheme="majorBidi" w:hAnsiTheme="majorBidi" w:cstheme="majorBidi"/>
+                <w:sz w:val="18"/>
+                <w:szCs w:val="18"/>
+                <w:lang w:bidi="ar-IQ"/>
+              </w:rPr>
+            </w:pPr>
+            <w:r>
+              <w:rPr>
+                <w:rFonts w:asciiTheme="majorBidi" w:hAnsiTheme="majorBidi" w:cstheme="majorBidi"/>
+                <w:sz w:val="18"/>
+                <w:szCs w:val="18"/>
+                <w:rtl/>
+                <w:lang w:bidi="ar-IQ"/>
+              </w:rPr>
+              <w:t xml:space="preserve">نظرية الاحتمالات و الإحصاء</w:t>
+            </w:r>
+          </w:p>
+        </w:tc>
+        <w:tc>
+          <w:tcPr>
+            <w:tcW w:w="339" w:type="pct"/>
+          </w:tcPr>
+          <w:p>
+            <w:pPr>
+              <w:keepNext/>
+              <w:keepLines/>
+              <w:spacing w:after="0"/>
+              <w:rPr>
+                <w:rFonts w:asciiTheme="majorBidi" w:hAnsiTheme="majorBidi" w:cstheme="majorBidi"/>
+                <w:sz w:val="18"/>
+                <w:szCs w:val="18"/>
+                <w:lang w:bidi="ar-IQ"/>
+              </w:rPr>
+            </w:pPr>
+            <w:r>
+              <w:rPr>
+                <w:rFonts w:asciiTheme="majorBidi" w:hAnsiTheme="majorBidi" w:cstheme="majorBidi"/>
+                <w:sz w:val="18"/>
+                <w:szCs w:val="18"/>
+                <w:rtl/>
+                <w:lang w:bidi="ar-IQ"/>
+              </w:rPr>
               <w:t xml:space="preserve">٥٠</w:t>
             </w:r>
           </w:p>
         </w:tc>
         <w:tc>
           <w:tcPr>
-            <w:tcW w:w="339" w:type="pct"/>
+            <w:tcW w:w="325" w:type="pct"/>
           </w:tcPr>
           <w:p>
             <w:pPr>
@@ -2927,7 +3011,6 @@
                 <w:rFonts w:asciiTheme="majorBidi" w:hAnsiTheme="majorBidi" w:cstheme="majorBidi"/>
                 <w:sz w:val="18"/>
                 <w:szCs w:val="18"/>
-                <w:lang w:bidi="ar-IQ"/>
               </w:rPr>
             </w:pPr>
             <w:r>
@@ -2939,89 +3022,6 @@
                 <w:lang w:bidi="ar-IQ"/>
               </w:rPr>
               <w:t xml:space="preserve">٣</w:t>
-            </w:r>
-          </w:p>
-        </w:tc>
-        <w:tc>
-          <w:tcPr>
-            <w:tcW w:w="1831" w:type="pct"/>
-          </w:tcPr>
-          <w:p>
-            <w:pPr>
-              <w:keepNext/>
-              <w:keepLines/>
-              <w:spacing w:after="0"/>
-              <w:rPr>
-                <w:rFonts w:asciiTheme="majorBidi" w:hAnsiTheme="majorBidi" w:cstheme="majorBidi"/>
-                <w:sz w:val="18"/>
-                <w:szCs w:val="18"/>
-                <w:lang w:bidi="ar-IQ"/>
-              </w:rPr>
-            </w:pPr>
-            <w:r>
-              <w:rPr>
-                <w:rFonts w:asciiTheme="majorBidi" w:hAnsiTheme="majorBidi" w:cstheme="majorBidi"/>
-                <w:sz w:val="18"/>
-                <w:szCs w:val="18"/>
-                <w:rtl/>
-                <w:lang w:bidi="ar-IQ"/>
-              </w:rPr>
-              <w:t xml:space="preserve"/>
-            </w:r>
-          </w:p>
-        </w:tc>
-        <w:tc>
-          <w:tcPr>
-            <w:tcW w:w="339" w:type="pct"/>
-          </w:tcPr>
-          <w:p>
-            <w:pPr>
-              <w:keepNext/>
-              <w:keepLines/>
-              <w:spacing w:after="0"/>
-              <w:rPr>
-                <w:rFonts w:asciiTheme="majorBidi" w:hAnsiTheme="majorBidi" w:cstheme="majorBidi"/>
-                <w:sz w:val="18"/>
-                <w:szCs w:val="18"/>
-                <w:lang w:bidi="ar-IQ"/>
-              </w:rPr>
-            </w:pPr>
-            <w:r>
-              <w:rPr>
-                <w:rFonts w:asciiTheme="majorBidi" w:hAnsiTheme="majorBidi" w:cstheme="majorBidi"/>
-                <w:sz w:val="18"/>
-                <w:szCs w:val="18"/>
-                <w:rtl/>
-                <w:lang w:bidi="ar-IQ"/>
-              </w:rPr>
-              <w:t xml:space="preserve">٦١</w:t>
-            </w:r>
-          </w:p>
-        </w:tc>
-        <w:tc>
-          <w:tcPr>
-            <w:tcW w:w="325" w:type="pct"/>
-          </w:tcPr>
-          <w:p>
-            <w:pPr>
-              <w:keepNext/>
-              <w:keepLines/>
-              <w:spacing w:after="0"/>
-              <w:rPr>
-                <w:rFonts w:asciiTheme="majorBidi" w:hAnsiTheme="majorBidi" w:cstheme="majorBidi"/>
-                <w:sz w:val="18"/>
-                <w:szCs w:val="18"/>
-              </w:rPr>
-            </w:pPr>
-            <w:r>
-              <w:rPr>
-                <w:rFonts w:asciiTheme="majorBidi" w:hAnsiTheme="majorBidi" w:cstheme="majorBidi"/>
-                <w:sz w:val="18"/>
-                <w:szCs w:val="18"/>
-                <w:rtl/>
-                <w:lang w:bidi="ar-IQ"/>
-              </w:rPr>
-              <w:t xml:space="preserve">٢</w:t>
             </w:r>
           </w:p>
         </w:tc>
@@ -3054,13 +3054,97 @@
                 <w:rtl/>
                 <w:lang w:bidi="ar-IQ"/>
               </w:rPr>
+              <w:t xml:space="preserve">مبادئ تكنولوجيا المعلومات</w:t>
+            </w:r>
+          </w:p>
+        </w:tc>
+        <w:tc>
+          <w:tcPr>
+            <w:tcW w:w="338" w:type="pct"/>
+          </w:tcPr>
+          <w:p>
+            <w:pPr>
+              <w:keepNext/>
+              <w:keepLines/>
+              <w:spacing w:after="0"/>
+              <w:rPr>
+                <w:rFonts w:asciiTheme="majorBidi" w:hAnsiTheme="majorBidi" w:cstheme="majorBidi"/>
+                <w:sz w:val="18"/>
+                <w:szCs w:val="18"/>
+                <w:lang w:bidi="ar-IQ"/>
+              </w:rPr>
+            </w:pPr>
+            <w:r>
+              <w:rPr>
+                <w:rFonts w:asciiTheme="majorBidi" w:hAnsiTheme="majorBidi" w:cstheme="majorBidi"/>
+                <w:sz w:val="18"/>
+                <w:szCs w:val="18"/>
+                <w:rtl/>
+                <w:lang w:bidi="ar-IQ"/>
+              </w:rPr>
+              <w:t xml:space="preserve">٥٠</w:t>
+            </w:r>
+          </w:p>
+        </w:tc>
+        <w:tc>
+          <w:tcPr>
+            <w:tcW w:w="339" w:type="pct"/>
+          </w:tcPr>
+          <w:p>
+            <w:pPr>
+              <w:keepNext/>
+              <w:keepLines/>
+              <w:spacing w:after="0"/>
+              <w:rPr>
+                <w:rFonts w:asciiTheme="majorBidi" w:hAnsiTheme="majorBidi" w:cstheme="majorBidi"/>
+                <w:sz w:val="18"/>
+                <w:szCs w:val="18"/>
+                <w:lang w:bidi="ar-IQ"/>
+              </w:rPr>
+            </w:pPr>
+            <w:r>
+              <w:rPr>
+                <w:rFonts w:asciiTheme="majorBidi" w:hAnsiTheme="majorBidi" w:cstheme="majorBidi"/>
+                <w:sz w:val="18"/>
+                <w:szCs w:val="18"/>
+                <w:rtl/>
+                <w:lang w:bidi="ar-IQ"/>
+              </w:rPr>
+              <w:t xml:space="preserve">٣</w:t>
+            </w:r>
+          </w:p>
+        </w:tc>
+        <w:tc>
+          <w:tcPr>
+            <w:tcW w:w="1831" w:type="pct"/>
+          </w:tcPr>
+          <w:p>
+            <w:pPr>
+              <w:keepNext/>
+              <w:keepLines/>
+              <w:spacing w:after="0"/>
+              <w:rPr>
+                <w:rFonts w:asciiTheme="majorBidi" w:hAnsiTheme="majorBidi" w:cstheme="majorBidi"/>
+                <w:sz w:val="18"/>
+                <w:szCs w:val="18"/>
+                <w:lang w:bidi="ar-IQ"/>
+              </w:rPr>
+            </w:pPr>
+            <w:r>
+              <w:rPr>
+                <w:rFonts w:asciiTheme="majorBidi" w:hAnsiTheme="majorBidi" w:cstheme="majorBidi"/>
+                <w:sz w:val="18"/>
+                <w:szCs w:val="18"/>
+                <w:rtl/>
+                <w:lang w:bidi="ar-IQ"/>
+              </w:rPr>
               <w:t xml:space="preserve"/>
             </w:r>
           </w:p>
         </w:tc>
         <w:tc>
           <w:tcPr>
-            <w:tcW w:w="338" w:type="pct"/>
+            <w:tcW w:w="339" w:type="pct"/>
           </w:tcPr>
           <w:p>
             <w:pPr>
@@ -3088,7 +3172,7 @@
         </w:tc>
         <w:tc>
           <w:tcPr>
-            <w:tcW w:w="339" w:type="pct"/>
+            <w:tcW w:w="325" w:type="pct"/>
           </w:tcPr>
           <w:p>
             <w:pPr>
@@ -3099,7 +3183,6 @@
                 <w:rFonts w:asciiTheme="majorBidi" w:hAnsiTheme="majorBidi" w:cstheme="majorBidi"/>
                 <w:sz w:val="18"/>
                 <w:szCs w:val="18"/>
-                <w:lang w:bidi="ar-IQ"/>
               </w:rPr>
             </w:pPr>
             <w:r>
@@ -3111,89 +3194,6 @@
                 <w:lang w:bidi="ar-IQ"/>
               </w:rPr>
               <w:t xml:space="preserve"/>
-            </w:r>
-          </w:p>
-        </w:tc>
-        <w:tc>
-          <w:tcPr>
-            <w:tcW w:w="1831" w:type="pct"/>
-          </w:tcPr>
-          <w:p>
-            <w:pPr>
-              <w:keepNext/>
-              <w:keepLines/>
-              <w:spacing w:after="0"/>
-              <w:rPr>
-                <w:rFonts w:asciiTheme="majorBidi" w:hAnsiTheme="majorBidi" w:cstheme="majorBidi"/>
-                <w:sz w:val="18"/>
-                <w:szCs w:val="18"/>
-                <w:lang w:bidi="ar-IQ"/>
-              </w:rPr>
-            </w:pPr>
-            <w:r>
-              <w:rPr>
-                <w:rFonts w:asciiTheme="majorBidi" w:hAnsiTheme="majorBidi" w:cstheme="majorBidi"/>
-                <w:sz w:val="18"/>
-                <w:szCs w:val="18"/>
-                <w:rtl/>
-                <w:lang w:bidi="ar-IQ"/>
-              </w:rPr>
-              <w:t xml:space="preserve"/>
-            </w:r>
-          </w:p>
-        </w:tc>
-        <w:tc>
-          <w:tcPr>
-            <w:tcW w:w="339" w:type="pct"/>
-          </w:tcPr>
-          <w:p>
-            <w:pPr>
-              <w:keepNext/>
-              <w:keepLines/>
-              <w:spacing w:after="0"/>
-              <w:rPr>
-                <w:rFonts w:asciiTheme="majorBidi" w:hAnsiTheme="majorBidi" w:cstheme="majorBidi"/>
-                <w:sz w:val="18"/>
-                <w:szCs w:val="18"/>
-                <w:lang w:bidi="ar-IQ"/>
-              </w:rPr>
-            </w:pPr>
-            <w:r>
-              <w:rPr>
-                <w:rFonts w:asciiTheme="majorBidi" w:hAnsiTheme="majorBidi" w:cstheme="majorBidi"/>
-                <w:sz w:val="18"/>
-                <w:szCs w:val="18"/>
-                <w:rtl/>
-                <w:lang w:bidi="ar-IQ"/>
-              </w:rPr>
-              <w:t xml:space="preserve">٥٠</w:t>
-            </w:r>
-          </w:p>
-        </w:tc>
-        <w:tc>
-          <w:tcPr>
-            <w:tcW w:w="325" w:type="pct"/>
-          </w:tcPr>
-          <w:p>
-            <w:pPr>
-              <w:keepNext/>
-              <w:keepLines/>
-              <w:spacing w:after="0"/>
-              <w:rPr>
-                <w:rFonts w:asciiTheme="majorBidi" w:hAnsiTheme="majorBidi" w:cstheme="majorBidi"/>
-                <w:sz w:val="18"/>
-                <w:szCs w:val="18"/>
-              </w:rPr>
-            </w:pPr>
-            <w:r>
-              <w:rPr>
-                <w:rFonts w:asciiTheme="majorBidi" w:hAnsiTheme="majorBidi" w:cstheme="majorBidi"/>
-                <w:sz w:val="18"/>
-                <w:szCs w:val="18"/>
-                <w:rtl/>
-                <w:lang w:bidi="ar-IQ"/>
-              </w:rPr>
-              <w:t xml:space="preserve">٣</w:t>
             </w:r>
           </w:p>
         </w:tc>
@@ -3226,13 +3226,97 @@
                 <w:rtl/>
                 <w:lang w:bidi="ar-IQ"/>
               </w:rPr>
+              <w:t xml:space="preserve">مهارات الحاسوب</w:t>
+            </w:r>
+          </w:p>
+        </w:tc>
+        <w:tc>
+          <w:tcPr>
+            <w:tcW w:w="338" w:type="pct"/>
+          </w:tcPr>
+          <w:p>
+            <w:pPr>
+              <w:keepNext/>
+              <w:keepLines/>
+              <w:spacing w:after="0"/>
+              <w:rPr>
+                <w:rFonts w:asciiTheme="majorBidi" w:hAnsiTheme="majorBidi" w:cstheme="majorBidi"/>
+                <w:sz w:val="18"/>
+                <w:szCs w:val="18"/>
+                <w:lang w:bidi="ar-IQ"/>
+              </w:rPr>
+            </w:pPr>
+            <w:r>
+              <w:rPr>
+                <w:rFonts w:asciiTheme="majorBidi" w:hAnsiTheme="majorBidi" w:cstheme="majorBidi"/>
+                <w:sz w:val="18"/>
+                <w:szCs w:val="18"/>
+                <w:rtl/>
+                <w:lang w:bidi="ar-IQ"/>
+              </w:rPr>
+              <w:t xml:space="preserve">٥٨</w:t>
+            </w:r>
+          </w:p>
+        </w:tc>
+        <w:tc>
+          <w:tcPr>
+            <w:tcW w:w="339" w:type="pct"/>
+          </w:tcPr>
+          <w:p>
+            <w:pPr>
+              <w:keepNext/>
+              <w:keepLines/>
+              <w:spacing w:after="0"/>
+              <w:rPr>
+                <w:rFonts w:asciiTheme="majorBidi" w:hAnsiTheme="majorBidi" w:cstheme="majorBidi"/>
+                <w:sz w:val="18"/>
+                <w:szCs w:val="18"/>
+                <w:lang w:bidi="ar-IQ"/>
+              </w:rPr>
+            </w:pPr>
+            <w:r>
+              <w:rPr>
+                <w:rFonts w:asciiTheme="majorBidi" w:hAnsiTheme="majorBidi" w:cstheme="majorBidi"/>
+                <w:sz w:val="18"/>
+                <w:szCs w:val="18"/>
+                <w:rtl/>
+                <w:lang w:bidi="ar-IQ"/>
+              </w:rPr>
+              <w:t xml:space="preserve">٢</w:t>
+            </w:r>
+          </w:p>
+        </w:tc>
+        <w:tc>
+          <w:tcPr>
+            <w:tcW w:w="1831" w:type="pct"/>
+          </w:tcPr>
+          <w:p>
+            <w:pPr>
+              <w:keepNext/>
+              <w:keepLines/>
+              <w:spacing w:after="0"/>
+              <w:rPr>
+                <w:rFonts w:asciiTheme="majorBidi" w:hAnsiTheme="majorBidi" w:cstheme="majorBidi"/>
+                <w:sz w:val="18"/>
+                <w:szCs w:val="18"/>
+                <w:lang w:bidi="ar-IQ"/>
+              </w:rPr>
+            </w:pPr>
+            <w:r>
+              <w:rPr>
+                <w:rFonts w:asciiTheme="majorBidi" w:hAnsiTheme="majorBidi" w:cstheme="majorBidi"/>
+                <w:sz w:val="18"/>
+                <w:szCs w:val="18"/>
+                <w:rtl/>
+                <w:lang w:bidi="ar-IQ"/>
+              </w:rPr>
               <w:t xml:space="preserve"/>
             </w:r>
           </w:p>
         </w:tc>
         <w:tc>
           <w:tcPr>
-            <w:tcW w:w="338" w:type="pct"/>
+            <w:tcW w:w="339" w:type="pct"/>
           </w:tcPr>
           <w:p>
             <w:pPr>
@@ -3260,7 +3344,7 @@
         </w:tc>
         <w:tc>
           <w:tcPr>
-            <w:tcW w:w="339" w:type="pct"/>
+            <w:tcW w:w="325" w:type="pct"/>
           </w:tcPr>
           <w:p>
             <w:pPr>
@@ -3271,7 +3355,6 @@
                 <w:rFonts w:asciiTheme="majorBidi" w:hAnsiTheme="majorBidi" w:cstheme="majorBidi"/>
                 <w:sz w:val="18"/>
                 <w:szCs w:val="18"/>
-                <w:lang w:bidi="ar-IQ"/>
               </w:rPr>
             </w:pPr>
             <w:r>
@@ -3283,5037 +3366,6 @@
                 <w:lang w:bidi="ar-IQ"/>
               </w:rPr>
               <w:t xml:space="preserve"/>
-            </w:r>
-          </w:p>
-        </w:tc>
-        <w:tc>
-          <w:tcPr>
-            <w:tcW w:w="1831" w:type="pct"/>
-          </w:tcPr>
-          <w:p>
-            <w:pPr>
-              <w:keepNext/>
-              <w:keepLines/>
-              <w:spacing w:after="0"/>
-              <w:rPr>
-                <w:rFonts w:asciiTheme="majorBidi" w:hAnsiTheme="majorBidi" w:cstheme="majorBidi"/>
-                <w:sz w:val="18"/>
-                <w:szCs w:val="18"/>
-                <w:lang w:bidi="ar-IQ"/>
-              </w:rPr>
-            </w:pPr>
-            <w:r>
-              <w:rPr>
-                <w:rFonts w:asciiTheme="majorBidi" w:hAnsiTheme="majorBidi" w:cstheme="majorBidi"/>
-                <w:sz w:val="18"/>
-                <w:szCs w:val="18"/>
-                <w:rtl/>
-                <w:lang w:bidi="ar-IQ"/>
-              </w:rPr>
-              <w:t xml:space="preserve"/>
-            </w:r>
-          </w:p>
-        </w:tc>
-        <w:tc>
-          <w:tcPr>
-            <w:tcW w:w="339" w:type="pct"/>
-          </w:tcPr>
-          <w:p>
-            <w:pPr>
-              <w:keepNext/>
-              <w:keepLines/>
-              <w:spacing w:after="0"/>
-              <w:rPr>
-                <w:rFonts w:asciiTheme="majorBidi" w:hAnsiTheme="majorBidi" w:cstheme="majorBidi"/>
-                <w:sz w:val="18"/>
-                <w:szCs w:val="18"/>
-                <w:lang w:bidi="ar-IQ"/>
-              </w:rPr>
-            </w:pPr>
-            <w:r>
-              <w:rPr>
-                <w:rFonts w:asciiTheme="majorBidi" w:hAnsiTheme="majorBidi" w:cstheme="majorBidi"/>
-                <w:sz w:val="18"/>
-                <w:szCs w:val="18"/>
-                <w:rtl/>
-                <w:lang w:bidi="ar-IQ"/>
-              </w:rPr>
-              <w:t xml:space="preserve">٥٨</w:t>
-            </w:r>
-          </w:p>
-        </w:tc>
-        <w:tc>
-          <w:tcPr>
-            <w:tcW w:w="325" w:type="pct"/>
-          </w:tcPr>
-          <w:p>
-            <w:pPr>
-              <w:keepNext/>
-              <w:keepLines/>
-              <w:spacing w:after="0"/>
-              <w:rPr>
-                <w:rFonts w:asciiTheme="majorBidi" w:hAnsiTheme="majorBidi" w:cstheme="majorBidi"/>
-                <w:sz w:val="18"/>
-                <w:szCs w:val="18"/>
-              </w:rPr>
-            </w:pPr>
-            <w:r>
-              <w:rPr>
-                <w:rFonts w:asciiTheme="majorBidi" w:hAnsiTheme="majorBidi" w:cstheme="majorBidi"/>
-                <w:sz w:val="18"/>
-                <w:szCs w:val="18"/>
-                <w:rtl/>
-                <w:lang w:bidi="ar-IQ"/>
-              </w:rPr>
-              <w:t xml:space="preserve">٢</w:t>
-            </w:r>
-          </w:p>
-        </w:tc>
-      </w:tr>
-    </w:tbl>
-    <w:p>
-      <w:pPr>
-        <w:keepNext/>
-        <w:keepLines/>
-        <w:spacing w:line="240" w:lineRule="auto"/>
-        <w:rPr>
-          <w:rFonts w:asciiTheme="majorBidi" w:hAnsiTheme="majorBidi" w:cstheme="majorBidi"/>
-          <w:lang w:bidi="ar-IQ"/>
-        </w:rPr>
-      </w:pPr>
-      <w:r>
-        <w:rPr>
-          <w:rFonts w:asciiTheme="majorBidi" w:hAnsiTheme="majorBidi" w:cstheme="majorBidi"/>
-          <w:rtl/>
-          <w:lang w:bidi="ar-IQ"/>
-        </w:rPr>
-        <w:t xml:space="preserve"/>
-      </w:r>
-    </w:p>
-    <w:tbl>
-      <w:tblPr>
-        <w:tblStyle w:val="TableGrid"/>
-        <w:bidiVisual/>
-        <w:tblW w:w="5000" w:type="pct"/>
-        <w:tblLayout w:type="fixed"/>
-        <w:tblLook w:val="04A0" w:firstRow="1" w:lastRow="0" w:firstColumn="1" w:lastColumn="0" w:noHBand="0" w:noVBand="1"/>
-      </w:tblPr>
-      <w:tblGrid>
-        <w:gridCol w:w="3822"/>
-        <w:gridCol w:w="707"/>
-        <w:gridCol w:w="709"/>
-        <w:gridCol w:w="3829"/>
-        <w:gridCol w:w="709"/>
-        <w:gridCol w:w="680"/>
-      </w:tblGrid>
-      <w:tr>
-        <w:trPr>
-          <w:cantSplit/>
-        </w:trPr>
-        <w:tc>
-          <w:tcPr>
-            <w:tcW w:w="5000" w:type="pct"/>
-            <w:gridSpan w:val="6"/>
-          </w:tcPr>
-          <w:p>
-            <w:pPr>
-              <w:keepNext/>
-              <w:keepLines/>
-              <w:spacing w:after="0"/>
-              <w:jc w:val="center"/>
-              <w:rPr>
-                <w:rFonts w:asciiTheme="majorBidi" w:hAnsiTheme="majorBidi" w:cstheme="majorBidi"/>
-                <w:sz w:val="18"/>
-                <w:szCs w:val="18"/>
-                <w:rtl/>
-                <w:lang w:bidi="ar-IQ"/>
-              </w:rPr>
-            </w:pPr>
-            <w:r>
-              <w:rPr>
-                <w:rFonts w:asciiTheme="majorBidi" w:hAnsiTheme="majorBidi" w:cstheme="majorBidi"/>
-                <w:sz w:val="18"/>
-                <w:szCs w:val="18"/>
-                <w:rtl/>
-                <w:lang w:bidi="ar-IQ"/>
-              </w:rPr>
-              <w:t xml:space="preserve">٢٠١٦-٢٠١٧</w:t>
-            </w:r>
-          </w:p>
-        </w:tc>
-      </w:tr>
-      <w:tr>
-        <w:trPr>
-          <w:cantSplit/>
-        </w:trPr>
-        <w:tc>
-          <w:tcPr>
-            <w:tcW w:w="2505" w:type="pct"/>
-            <w:gridSpan w:val="3"/>
-          </w:tcPr>
-          <w:p>
-            <w:pPr>
-              <w:keepNext/>
-              <w:keepLines/>
-              <w:spacing w:after="0"/>
-              <w:rPr>
-                <w:rFonts w:asciiTheme="majorBidi" w:hAnsiTheme="majorBidi" w:cstheme="majorBidi"/>
-                <w:sz w:val="18"/>
-                <w:szCs w:val="18"/>
-                <w:lang w:bidi="ar-IQ"/>
-              </w:rPr>
-            </w:pPr>
-            <w:r>
-              <w:rPr>
-                <w:rFonts w:asciiTheme="majorBidi" w:hAnsiTheme="majorBidi" w:cstheme="majorBidi"/>
-                <w:sz w:val="18"/>
-                <w:szCs w:val="18"/>
-                <w:rtl/>
-                <w:lang w:bidi="ar-IQ"/>
-              </w:rPr>
-              <w:t xml:space="preserve">المرحلة ١ (فصل ٢)</w:t>
-            </w:r>
-          </w:p>
-        </w:tc>
-        <w:tc>
-          <w:tcPr>
-            <w:tcW w:w="2495" w:type="pct"/>
-            <w:gridSpan w:val="3"/>
-          </w:tcPr>
-          <w:p>
-            <w:pPr>
-              <w:keepNext/>
-              <w:keepLines/>
-              <w:spacing w:after="0"/>
-              <w:rPr>
-                <w:rFonts w:asciiTheme="majorBidi" w:hAnsiTheme="majorBidi" w:cstheme="majorBidi"/>
-                <w:sz w:val="18"/>
-                <w:szCs w:val="18"/>
-              </w:rPr>
-            </w:pPr>
-            <w:r>
-              <w:rPr>
-                <w:rFonts w:asciiTheme="majorBidi" w:hAnsiTheme="majorBidi" w:cstheme="majorBidi"/>
-                <w:sz w:val="18"/>
-                <w:szCs w:val="18"/>
-                <w:rtl/>
-                <w:lang w:bidi="ar-IQ"/>
-              </w:rPr>
-              <w:t xml:space="preserve">المرحلة ١ (فصل ١)</w:t>
-            </w:r>
-          </w:p>
-        </w:tc>
-      </w:tr>
-      <w:tr>
-        <w:trPr>
-          <w:cantSplit/>
-        </w:trPr>
-        <w:tc>
-          <w:tcPr>
-            <w:tcW w:w="1828" w:type="pct"/>
-          </w:tcPr>
-          <w:p>
-            <w:pPr>
-              <w:keepNext/>
-              <w:keepLines/>
-              <w:spacing w:after="0"/>
-              <w:rPr>
-                <w:rFonts w:asciiTheme="majorBidi" w:hAnsiTheme="majorBidi" w:cstheme="majorBidi"/>
-                <w:b/>
-                <w:bCs/>
-                <w:sz w:val="18"/>
-                <w:szCs w:val="18"/>
-                <w:lang w:bidi="ar-IQ"/>
-              </w:rPr>
-            </w:pPr>
-            <w:r>
-              <w:rPr>
-                <w:rFonts w:asciiTheme="majorBidi" w:hAnsiTheme="majorBidi" w:cstheme="majorBidi"/>
-                <w:b/>
-                <w:bCs/>
-                <w:sz w:val="18"/>
-                <w:szCs w:val="18"/>
-                <w:rtl/>
-              </w:rPr>
-              <w:t>المادة الدراسية</w:t>
-            </w:r>
-          </w:p>
-        </w:tc>
-        <w:tc>
-          <w:tcPr>
-            <w:tcW w:w="338" w:type="pct"/>
-          </w:tcPr>
-          <w:p>
-            <w:pPr>
-              <w:keepNext/>
-              <w:keepLines/>
-              <w:spacing w:after="0"/>
-              <w:rPr>
-                <w:rFonts w:asciiTheme="majorBidi" w:hAnsiTheme="majorBidi" w:cstheme="majorBidi"/>
-                <w:b/>
-                <w:bCs/>
-                <w:sz w:val="18"/>
-                <w:szCs w:val="18"/>
-                <w:lang w:bidi="ar-IQ"/>
-              </w:rPr>
-            </w:pPr>
-            <w:r>
-              <w:rPr>
-                <w:rFonts w:asciiTheme="majorBidi" w:hAnsiTheme="majorBidi" w:cstheme="majorBidi"/>
-                <w:b/>
-                <w:bCs/>
-                <w:sz w:val="18"/>
-                <w:szCs w:val="18"/>
-                <w:rtl/>
-              </w:rPr>
-              <w:t>الدرجة</w:t>
-            </w:r>
-          </w:p>
-        </w:tc>
-        <w:tc>
-          <w:tcPr>
-            <w:tcW w:w="339" w:type="pct"/>
-          </w:tcPr>
-          <w:p>
-            <w:pPr>
-              <w:keepNext/>
-              <w:keepLines/>
-              <w:spacing w:after="0"/>
-              <w:rPr>
-                <w:rFonts w:asciiTheme="majorBidi" w:hAnsiTheme="majorBidi" w:cstheme="majorBidi"/>
-                <w:b/>
-                <w:bCs/>
-                <w:sz w:val="18"/>
-                <w:szCs w:val="18"/>
-                <w:lang w:bidi="ar-IQ"/>
-              </w:rPr>
-            </w:pPr>
-            <w:r>
-              <w:rPr>
-                <w:rFonts w:asciiTheme="majorBidi" w:hAnsiTheme="majorBidi" w:cstheme="majorBidi"/>
-                <w:b/>
-                <w:bCs/>
-                <w:sz w:val="18"/>
-                <w:szCs w:val="18"/>
-                <w:rtl/>
-              </w:rPr>
-              <w:t>الوحدة</w:t>
-            </w:r>
-          </w:p>
-        </w:tc>
-        <w:tc>
-          <w:tcPr>
-            <w:tcW w:w="1831" w:type="pct"/>
-          </w:tcPr>
-          <w:p>
-            <w:pPr>
-              <w:keepNext/>
-              <w:keepLines/>
-              <w:spacing w:after="0"/>
-              <w:rPr>
-                <w:rFonts w:asciiTheme="majorBidi" w:hAnsiTheme="majorBidi" w:cstheme="majorBidi"/>
-                <w:b/>
-                <w:bCs/>
-                <w:sz w:val="18"/>
-                <w:szCs w:val="18"/>
-                <w:lang w:bidi="ar-IQ"/>
-              </w:rPr>
-            </w:pPr>
-            <w:r>
-              <w:rPr>
-                <w:rFonts w:asciiTheme="majorBidi" w:hAnsiTheme="majorBidi" w:cstheme="majorBidi"/>
-                <w:b/>
-                <w:bCs/>
-                <w:sz w:val="18"/>
-                <w:szCs w:val="18"/>
-                <w:rtl/>
-              </w:rPr>
-              <w:t>المادة الدراسية</w:t>
-            </w:r>
-          </w:p>
-        </w:tc>
-        <w:tc>
-          <w:tcPr>
-            <w:tcW w:w="339" w:type="pct"/>
-          </w:tcPr>
-          <w:p>
-            <w:pPr>
-              <w:keepNext/>
-              <w:keepLines/>
-              <w:spacing w:after="0"/>
-              <w:rPr>
-                <w:rFonts w:asciiTheme="majorBidi" w:hAnsiTheme="majorBidi" w:cstheme="majorBidi"/>
-                <w:b/>
-                <w:bCs/>
-                <w:sz w:val="18"/>
-                <w:szCs w:val="18"/>
-                <w:lang w:bidi="ar-IQ"/>
-              </w:rPr>
-            </w:pPr>
-            <w:r>
-              <w:rPr>
-                <w:rFonts w:asciiTheme="majorBidi" w:hAnsiTheme="majorBidi" w:cstheme="majorBidi"/>
-                <w:b/>
-                <w:bCs/>
-                <w:sz w:val="18"/>
-                <w:szCs w:val="18"/>
-                <w:rtl/>
-              </w:rPr>
-              <w:t>الدرجة</w:t>
-            </w:r>
-          </w:p>
-        </w:tc>
-        <w:tc>
-          <w:tcPr>
-            <w:tcW w:w="325" w:type="pct"/>
-          </w:tcPr>
-          <w:p>
-            <w:pPr>
-              <w:keepNext/>
-              <w:keepLines/>
-              <w:spacing w:after="0"/>
-              <w:rPr>
-                <w:rFonts w:asciiTheme="majorBidi" w:hAnsiTheme="majorBidi" w:cstheme="majorBidi"/>
-                <w:b/>
-                <w:bCs/>
-                <w:sz w:val="18"/>
-                <w:szCs w:val="18"/>
-              </w:rPr>
-            </w:pPr>
-            <w:r>
-              <w:rPr>
-                <w:rFonts w:asciiTheme="majorBidi" w:hAnsiTheme="majorBidi" w:cstheme="majorBidi"/>
-                <w:b/>
-                <w:bCs/>
-                <w:sz w:val="18"/>
-                <w:szCs w:val="18"/>
-                <w:rtl/>
-              </w:rPr>
-              <w:t>الوحدة</w:t>
-            </w:r>
-          </w:p>
-        </w:tc>
-      </w:tr>
-      <w:tr>
-        <w:trPr>
-          <w:cantSplit/>
-        </w:trPr>
-        <w:tc>
-          <w:tcPr>
-            <w:tcW w:w="1828" w:type="pct"/>
-          </w:tcPr>
-          <w:p>
-            <w:pPr>
-              <w:keepNext/>
-              <w:keepLines/>
-              <w:spacing w:after="0"/>
-              <w:rPr>
-                <w:rFonts w:asciiTheme="majorBidi" w:hAnsiTheme="majorBidi" w:cstheme="majorBidi"/>
-                <w:sz w:val="18"/>
-                <w:szCs w:val="18"/>
-                <w:lang w:bidi="ar-IQ"/>
-              </w:rPr>
-            </w:pPr>
-            <w:r>
-              <w:rPr>
-                <w:rFonts w:asciiTheme="majorBidi" w:hAnsiTheme="majorBidi" w:cstheme="majorBidi"/>
-                <w:sz w:val="18"/>
-                <w:szCs w:val="18"/>
-                <w:rtl/>
-                <w:lang w:bidi="ar-IQ"/>
-              </w:rPr>
-              <w:t xml:space="preserve"/>
-            </w:r>
-          </w:p>
-        </w:tc>
-        <w:tc>
-          <w:tcPr>
-            <w:tcW w:w="338" w:type="pct"/>
-          </w:tcPr>
-          <w:p>
-            <w:pPr>
-              <w:keepNext/>
-              <w:keepLines/>
-              <w:spacing w:after="0"/>
-              <w:rPr>
-                <w:rFonts w:asciiTheme="majorBidi" w:hAnsiTheme="majorBidi" w:cstheme="majorBidi"/>
-                <w:sz w:val="18"/>
-                <w:szCs w:val="18"/>
-                <w:lang w:bidi="ar-IQ"/>
-              </w:rPr>
-            </w:pPr>
-            <w:r>
-              <w:rPr>
-                <w:rFonts w:asciiTheme="majorBidi" w:hAnsiTheme="majorBidi" w:cstheme="majorBidi"/>
-                <w:sz w:val="18"/>
-                <w:szCs w:val="18"/>
-                <w:rtl/>
-                <w:lang w:bidi="ar-IQ"/>
-              </w:rPr>
-              <w:t xml:space="preserve">٧٨</w:t>
-            </w:r>
-          </w:p>
-        </w:tc>
-        <w:tc>
-          <w:tcPr>
-            <w:tcW w:w="339" w:type="pct"/>
-          </w:tcPr>
-          <w:p>
-            <w:pPr>
-              <w:keepNext/>
-              <w:keepLines/>
-              <w:spacing w:after="0"/>
-              <w:rPr>
-                <w:rFonts w:asciiTheme="majorBidi" w:hAnsiTheme="majorBidi" w:cstheme="majorBidi"/>
-                <w:sz w:val="18"/>
-                <w:szCs w:val="18"/>
-                <w:lang w:bidi="ar-IQ"/>
-              </w:rPr>
-            </w:pPr>
-            <w:r>
-              <w:rPr>
-                <w:rFonts w:asciiTheme="majorBidi" w:hAnsiTheme="majorBidi" w:cstheme="majorBidi"/>
-                <w:sz w:val="18"/>
-                <w:szCs w:val="18"/>
-                <w:rtl/>
-                <w:lang w:bidi="ar-IQ"/>
-              </w:rPr>
-              <w:t xml:space="preserve">٢</w:t>
-            </w:r>
-          </w:p>
-        </w:tc>
-        <w:tc>
-          <w:tcPr>
-            <w:tcW w:w="1831" w:type="pct"/>
-          </w:tcPr>
-          <w:p>
-            <w:pPr>
-              <w:keepNext/>
-              <w:keepLines/>
-              <w:spacing w:after="0"/>
-              <w:rPr>
-                <w:rFonts w:asciiTheme="majorBidi" w:hAnsiTheme="majorBidi" w:cstheme="majorBidi"/>
-                <w:sz w:val="18"/>
-                <w:szCs w:val="18"/>
-                <w:lang w:bidi="ar-IQ"/>
-              </w:rPr>
-            </w:pPr>
-            <w:r>
-              <w:rPr>
-                <w:rFonts w:asciiTheme="majorBidi" w:hAnsiTheme="majorBidi" w:cstheme="majorBidi"/>
-                <w:sz w:val="18"/>
-                <w:szCs w:val="18"/>
-                <w:rtl/>
-                <w:lang w:bidi="ar-IQ"/>
-              </w:rPr>
-              <w:t xml:space="preserve"/>
-            </w:r>
-          </w:p>
-        </w:tc>
-        <w:tc>
-          <w:tcPr>
-            <w:tcW w:w="339" w:type="pct"/>
-          </w:tcPr>
-          <w:p>
-            <w:pPr>
-              <w:keepNext/>
-              <w:keepLines/>
-              <w:spacing w:after="0"/>
-              <w:rPr>
-                <w:rFonts w:asciiTheme="majorBidi" w:hAnsiTheme="majorBidi" w:cstheme="majorBidi"/>
-                <w:sz w:val="18"/>
-                <w:szCs w:val="18"/>
-                <w:lang w:bidi="ar-IQ"/>
-              </w:rPr>
-            </w:pPr>
-            <w:r>
-              <w:rPr>
-                <w:rFonts w:asciiTheme="majorBidi" w:hAnsiTheme="majorBidi" w:cstheme="majorBidi"/>
-                <w:sz w:val="18"/>
-                <w:szCs w:val="18"/>
-                <w:rtl/>
-                <w:lang w:bidi="ar-IQ"/>
-              </w:rPr>
-              <w:t xml:space="preserve">٥٠</w:t>
-            </w:r>
-          </w:p>
-        </w:tc>
-        <w:tc>
-          <w:tcPr>
-            <w:tcW w:w="325" w:type="pct"/>
-          </w:tcPr>
-          <w:p>
-            <w:pPr>
-              <w:keepNext/>
-              <w:keepLines/>
-              <w:spacing w:after="0"/>
-              <w:rPr>
-                <w:rFonts w:asciiTheme="majorBidi" w:hAnsiTheme="majorBidi" w:cstheme="majorBidi"/>
-                <w:sz w:val="18"/>
-                <w:szCs w:val="18"/>
-              </w:rPr>
-            </w:pPr>
-            <w:r>
-              <w:rPr>
-                <w:rFonts w:asciiTheme="majorBidi" w:hAnsiTheme="majorBidi" w:cstheme="majorBidi"/>
-                <w:sz w:val="18"/>
-                <w:szCs w:val="18"/>
-                <w:rtl/>
-                <w:lang w:bidi="ar-IQ"/>
-              </w:rPr>
-              <w:t xml:space="preserve">٣</w:t>
-            </w:r>
-          </w:p>
-        </w:tc>
-      </w:tr>
-      <w:tr>
-        <w:trPr>
-          <w:cantSplit/>
-        </w:trPr>
-        <w:tc>
-          <w:tcPr>
-            <w:tcW w:w="1828" w:type="pct"/>
-          </w:tcPr>
-          <w:p>
-            <w:pPr>
-              <w:keepNext/>
-              <w:keepLines/>
-              <w:spacing w:after="0"/>
-              <w:rPr>
-                <w:rFonts w:asciiTheme="majorBidi" w:hAnsiTheme="majorBidi" w:cstheme="majorBidi"/>
-                <w:sz w:val="18"/>
-                <w:szCs w:val="18"/>
-                <w:lang w:bidi="ar-IQ"/>
-              </w:rPr>
-            </w:pPr>
-            <w:r>
-              <w:rPr>
-                <w:rFonts w:asciiTheme="majorBidi" w:hAnsiTheme="majorBidi" w:cstheme="majorBidi"/>
-                <w:sz w:val="18"/>
-                <w:szCs w:val="18"/>
-                <w:rtl/>
-                <w:lang w:bidi="ar-IQ"/>
-              </w:rPr>
-              <w:t xml:space="preserve"/>
-            </w:r>
-          </w:p>
-        </w:tc>
-        <w:tc>
-          <w:tcPr>
-            <w:tcW w:w="338" w:type="pct"/>
-          </w:tcPr>
-          <w:p>
-            <w:pPr>
-              <w:keepNext/>
-              <w:keepLines/>
-              <w:spacing w:after="0"/>
-              <w:rPr>
-                <w:rFonts w:asciiTheme="majorBidi" w:hAnsiTheme="majorBidi" w:cstheme="majorBidi"/>
-                <w:sz w:val="18"/>
-                <w:szCs w:val="18"/>
-                <w:lang w:bidi="ar-IQ"/>
-              </w:rPr>
-            </w:pPr>
-            <w:r>
-              <w:rPr>
-                <w:rFonts w:asciiTheme="majorBidi" w:hAnsiTheme="majorBidi" w:cstheme="majorBidi"/>
-                <w:sz w:val="18"/>
-                <w:szCs w:val="18"/>
-                <w:rtl/>
-                <w:lang w:bidi="ar-IQ"/>
-              </w:rPr>
-              <w:t xml:space="preserve">٩٨</w:t>
-            </w:r>
-          </w:p>
-        </w:tc>
-        <w:tc>
-          <w:tcPr>
-            <w:tcW w:w="339" w:type="pct"/>
-          </w:tcPr>
-          <w:p>
-            <w:pPr>
-              <w:keepNext/>
-              <w:keepLines/>
-              <w:spacing w:after="0"/>
-              <w:rPr>
-                <w:rFonts w:asciiTheme="majorBidi" w:hAnsiTheme="majorBidi" w:cstheme="majorBidi"/>
-                <w:sz w:val="18"/>
-                <w:szCs w:val="18"/>
-                <w:lang w:bidi="ar-IQ"/>
-              </w:rPr>
-            </w:pPr>
-            <w:r>
-              <w:rPr>
-                <w:rFonts w:asciiTheme="majorBidi" w:hAnsiTheme="majorBidi" w:cstheme="majorBidi"/>
-                <w:sz w:val="18"/>
-                <w:szCs w:val="18"/>
-                <w:rtl/>
-                <w:lang w:bidi="ar-IQ"/>
-              </w:rPr>
-              <w:t xml:space="preserve">٣</w:t>
-            </w:r>
-          </w:p>
-        </w:tc>
-        <w:tc>
-          <w:tcPr>
-            <w:tcW w:w="1831" w:type="pct"/>
-          </w:tcPr>
-          <w:p>
-            <w:pPr>
-              <w:keepNext/>
-              <w:keepLines/>
-              <w:spacing w:after="0"/>
-              <w:rPr>
-                <w:rFonts w:asciiTheme="majorBidi" w:hAnsiTheme="majorBidi" w:cstheme="majorBidi"/>
-                <w:sz w:val="18"/>
-                <w:szCs w:val="18"/>
-                <w:lang w:bidi="ar-IQ"/>
-              </w:rPr>
-            </w:pPr>
-            <w:r>
-              <w:rPr>
-                <w:rFonts w:asciiTheme="majorBidi" w:hAnsiTheme="majorBidi" w:cstheme="majorBidi"/>
-                <w:sz w:val="18"/>
-                <w:szCs w:val="18"/>
-                <w:rtl/>
-                <w:lang w:bidi="ar-IQ"/>
-              </w:rPr>
-              <w:t xml:space="preserve"/>
-            </w:r>
-          </w:p>
-        </w:tc>
-        <w:tc>
-          <w:tcPr>
-            <w:tcW w:w="339" w:type="pct"/>
-          </w:tcPr>
-          <w:p>
-            <w:pPr>
-              <w:keepNext/>
-              <w:keepLines/>
-              <w:spacing w:after="0"/>
-              <w:rPr>
-                <w:rFonts w:asciiTheme="majorBidi" w:hAnsiTheme="majorBidi" w:cstheme="majorBidi"/>
-                <w:sz w:val="18"/>
-                <w:szCs w:val="18"/>
-                <w:lang w:bidi="ar-IQ"/>
-              </w:rPr>
-            </w:pPr>
-            <w:r>
-              <w:rPr>
-                <w:rFonts w:asciiTheme="majorBidi" w:hAnsiTheme="majorBidi" w:cstheme="majorBidi"/>
-                <w:sz w:val="18"/>
-                <w:szCs w:val="18"/>
-                <w:rtl/>
-                <w:lang w:bidi="ar-IQ"/>
-              </w:rPr>
-              <w:t xml:space="preserve">٥٣</w:t>
-            </w:r>
-          </w:p>
-        </w:tc>
-        <w:tc>
-          <w:tcPr>
-            <w:tcW w:w="325" w:type="pct"/>
-          </w:tcPr>
-          <w:p>
-            <w:pPr>
-              <w:keepNext/>
-              <w:keepLines/>
-              <w:spacing w:after="0"/>
-              <w:rPr>
-                <w:rFonts w:asciiTheme="majorBidi" w:hAnsiTheme="majorBidi" w:cstheme="majorBidi"/>
-                <w:sz w:val="18"/>
-                <w:szCs w:val="18"/>
-              </w:rPr>
-            </w:pPr>
-            <w:r>
-              <w:rPr>
-                <w:rFonts w:asciiTheme="majorBidi" w:hAnsiTheme="majorBidi" w:cstheme="majorBidi"/>
-                <w:sz w:val="18"/>
-                <w:szCs w:val="18"/>
-                <w:rtl/>
-                <w:lang w:bidi="ar-IQ"/>
-              </w:rPr>
-              <w:t xml:space="preserve">٣</w:t>
-            </w:r>
-          </w:p>
-        </w:tc>
-      </w:tr>
-      <w:tr>
-        <w:trPr>
-          <w:cantSplit/>
-        </w:trPr>
-        <w:tc>
-          <w:tcPr>
-            <w:tcW w:w="1828" w:type="pct"/>
-          </w:tcPr>
-          <w:p>
-            <w:pPr>
-              <w:keepNext/>
-              <w:keepLines/>
-              <w:spacing w:after="0"/>
-              <w:rPr>
-                <w:rFonts w:asciiTheme="majorBidi" w:hAnsiTheme="majorBidi" w:cstheme="majorBidi"/>
-                <w:sz w:val="18"/>
-                <w:szCs w:val="18"/>
-                <w:lang w:bidi="ar-IQ"/>
-              </w:rPr>
-            </w:pPr>
-            <w:r>
-              <w:rPr>
-                <w:rFonts w:asciiTheme="majorBidi" w:hAnsiTheme="majorBidi" w:cstheme="majorBidi"/>
-                <w:sz w:val="18"/>
-                <w:szCs w:val="18"/>
-                <w:rtl/>
-                <w:lang w:bidi="ar-IQ"/>
-              </w:rPr>
-              <w:t xml:space="preserve"/>
-            </w:r>
-          </w:p>
-        </w:tc>
-        <w:tc>
-          <w:tcPr>
-            <w:tcW w:w="338" w:type="pct"/>
-          </w:tcPr>
-          <w:p>
-            <w:pPr>
-              <w:keepNext/>
-              <w:keepLines/>
-              <w:spacing w:after="0"/>
-              <w:rPr>
-                <w:rFonts w:asciiTheme="majorBidi" w:hAnsiTheme="majorBidi" w:cstheme="majorBidi"/>
-                <w:sz w:val="18"/>
-                <w:szCs w:val="18"/>
-                <w:lang w:bidi="ar-IQ"/>
-              </w:rPr>
-            </w:pPr>
-            <w:r>
-              <w:rPr>
-                <w:rFonts w:asciiTheme="majorBidi" w:hAnsiTheme="majorBidi" w:cstheme="majorBidi"/>
-                <w:sz w:val="18"/>
-                <w:szCs w:val="18"/>
-                <w:rtl/>
-                <w:lang w:bidi="ar-IQ"/>
-              </w:rPr>
-              <w:t xml:space="preserve">٨٧</w:t>
-            </w:r>
-          </w:p>
-        </w:tc>
-        <w:tc>
-          <w:tcPr>
-            <w:tcW w:w="339" w:type="pct"/>
-          </w:tcPr>
-          <w:p>
-            <w:pPr>
-              <w:keepNext/>
-              <w:keepLines/>
-              <w:spacing w:after="0"/>
-              <w:rPr>
-                <w:rFonts w:asciiTheme="majorBidi" w:hAnsiTheme="majorBidi" w:cstheme="majorBidi"/>
-                <w:sz w:val="18"/>
-                <w:szCs w:val="18"/>
-                <w:lang w:bidi="ar-IQ"/>
-              </w:rPr>
-            </w:pPr>
-            <w:r>
-              <w:rPr>
-                <w:rFonts w:asciiTheme="majorBidi" w:hAnsiTheme="majorBidi" w:cstheme="majorBidi"/>
-                <w:sz w:val="18"/>
-                <w:szCs w:val="18"/>
-                <w:rtl/>
-                <w:lang w:bidi="ar-IQ"/>
-              </w:rPr>
-              <w:t xml:space="preserve">٢</w:t>
-            </w:r>
-          </w:p>
-        </w:tc>
-        <w:tc>
-          <w:tcPr>
-            <w:tcW w:w="1831" w:type="pct"/>
-          </w:tcPr>
-          <w:p>
-            <w:pPr>
-              <w:keepNext/>
-              <w:keepLines/>
-              <w:spacing w:after="0"/>
-              <w:rPr>
-                <w:rFonts w:asciiTheme="majorBidi" w:hAnsiTheme="majorBidi" w:cstheme="majorBidi"/>
-                <w:sz w:val="18"/>
-                <w:szCs w:val="18"/>
-                <w:lang w:bidi="ar-IQ"/>
-              </w:rPr>
-            </w:pPr>
-            <w:r>
-              <w:rPr>
-                <w:rFonts w:asciiTheme="majorBidi" w:hAnsiTheme="majorBidi" w:cstheme="majorBidi"/>
-                <w:sz w:val="18"/>
-                <w:szCs w:val="18"/>
-                <w:rtl/>
-                <w:lang w:bidi="ar-IQ"/>
-              </w:rPr>
-              <w:t xml:space="preserve"/>
-            </w:r>
-          </w:p>
-        </w:tc>
-        <w:tc>
-          <w:tcPr>
-            <w:tcW w:w="339" w:type="pct"/>
-          </w:tcPr>
-          <w:p>
-            <w:pPr>
-              <w:keepNext/>
-              <w:keepLines/>
-              <w:spacing w:after="0"/>
-              <w:rPr>
-                <w:rFonts w:asciiTheme="majorBidi" w:hAnsiTheme="majorBidi" w:cstheme="majorBidi"/>
-                <w:sz w:val="18"/>
-                <w:szCs w:val="18"/>
-                <w:lang w:bidi="ar-IQ"/>
-              </w:rPr>
-            </w:pPr>
-            <w:r>
-              <w:rPr>
-                <w:rFonts w:asciiTheme="majorBidi" w:hAnsiTheme="majorBidi" w:cstheme="majorBidi"/>
-                <w:sz w:val="18"/>
-                <w:szCs w:val="18"/>
-                <w:rtl/>
-                <w:lang w:bidi="ar-IQ"/>
-              </w:rPr>
-              <w:t xml:space="preserve">٦٦</w:t>
-            </w:r>
-          </w:p>
-        </w:tc>
-        <w:tc>
-          <w:tcPr>
-            <w:tcW w:w="325" w:type="pct"/>
-          </w:tcPr>
-          <w:p>
-            <w:pPr>
-              <w:keepNext/>
-              <w:keepLines/>
-              <w:spacing w:after="0"/>
-              <w:rPr>
-                <w:rFonts w:asciiTheme="majorBidi" w:hAnsiTheme="majorBidi" w:cstheme="majorBidi"/>
-                <w:sz w:val="18"/>
-                <w:szCs w:val="18"/>
-              </w:rPr>
-            </w:pPr>
-            <w:r>
-              <w:rPr>
-                <w:rFonts w:asciiTheme="majorBidi" w:hAnsiTheme="majorBidi" w:cstheme="majorBidi"/>
-                <w:sz w:val="18"/>
-                <w:szCs w:val="18"/>
-                <w:rtl/>
-                <w:lang w:bidi="ar-IQ"/>
-              </w:rPr>
-              <w:t xml:space="preserve">٣</w:t>
-            </w:r>
-          </w:p>
-        </w:tc>
-      </w:tr>
-      <w:tr>
-        <w:trPr>
-          <w:cantSplit/>
-        </w:trPr>
-        <w:tc>
-          <w:tcPr>
-            <w:tcW w:w="1828" w:type="pct"/>
-          </w:tcPr>
-          <w:p>
-            <w:pPr>
-              <w:keepNext/>
-              <w:keepLines/>
-              <w:spacing w:after="0"/>
-              <w:rPr>
-                <w:rFonts w:asciiTheme="majorBidi" w:hAnsiTheme="majorBidi" w:cstheme="majorBidi"/>
-                <w:sz w:val="18"/>
-                <w:szCs w:val="18"/>
-                <w:lang w:bidi="ar-IQ"/>
-              </w:rPr>
-            </w:pPr>
-            <w:r>
-              <w:rPr>
-                <w:rFonts w:asciiTheme="majorBidi" w:hAnsiTheme="majorBidi" w:cstheme="majorBidi"/>
-                <w:sz w:val="18"/>
-                <w:szCs w:val="18"/>
-                <w:rtl/>
-                <w:lang w:bidi="ar-IQ"/>
-              </w:rPr>
-              <w:t xml:space="preserve"/>
-            </w:r>
-          </w:p>
-        </w:tc>
-        <w:tc>
-          <w:tcPr>
-            <w:tcW w:w="338" w:type="pct"/>
-          </w:tcPr>
-          <w:p>
-            <w:pPr>
-              <w:keepNext/>
-              <w:keepLines/>
-              <w:spacing w:after="0"/>
-              <w:rPr>
-                <w:rFonts w:asciiTheme="majorBidi" w:hAnsiTheme="majorBidi" w:cstheme="majorBidi"/>
-                <w:sz w:val="18"/>
-                <w:szCs w:val="18"/>
-                <w:lang w:bidi="ar-IQ"/>
-              </w:rPr>
-            </w:pPr>
-            <w:r>
-              <w:rPr>
-                <w:rFonts w:asciiTheme="majorBidi" w:hAnsiTheme="majorBidi" w:cstheme="majorBidi"/>
-                <w:sz w:val="18"/>
-                <w:szCs w:val="18"/>
-                <w:rtl/>
-                <w:lang w:bidi="ar-IQ"/>
-              </w:rPr>
-              <w:t xml:space="preserve">٧٧</w:t>
-            </w:r>
-          </w:p>
-        </w:tc>
-        <w:tc>
-          <w:tcPr>
-            <w:tcW w:w="339" w:type="pct"/>
-          </w:tcPr>
-          <w:p>
-            <w:pPr>
-              <w:keepNext/>
-              <w:keepLines/>
-              <w:spacing w:after="0"/>
-              <w:rPr>
-                <w:rFonts w:asciiTheme="majorBidi" w:hAnsiTheme="majorBidi" w:cstheme="majorBidi"/>
-                <w:sz w:val="18"/>
-                <w:szCs w:val="18"/>
-                <w:lang w:bidi="ar-IQ"/>
-              </w:rPr>
-            </w:pPr>
-            <w:r>
-              <w:rPr>
-                <w:rFonts w:asciiTheme="majorBidi" w:hAnsiTheme="majorBidi" w:cstheme="majorBidi"/>
-                <w:sz w:val="18"/>
-                <w:szCs w:val="18"/>
-                <w:rtl/>
-                <w:lang w:bidi="ar-IQ"/>
-              </w:rPr>
-              <w:t xml:space="preserve">٣</w:t>
-            </w:r>
-          </w:p>
-        </w:tc>
-        <w:tc>
-          <w:tcPr>
-            <w:tcW w:w="1831" w:type="pct"/>
-          </w:tcPr>
-          <w:p>
-            <w:pPr>
-              <w:keepNext/>
-              <w:keepLines/>
-              <w:spacing w:after="0"/>
-              <w:rPr>
-                <w:rFonts w:asciiTheme="majorBidi" w:hAnsiTheme="majorBidi" w:cstheme="majorBidi"/>
-                <w:sz w:val="18"/>
-                <w:szCs w:val="18"/>
-                <w:lang w:bidi="ar-IQ"/>
-              </w:rPr>
-            </w:pPr>
-            <w:r>
-              <w:rPr>
-                <w:rFonts w:asciiTheme="majorBidi" w:hAnsiTheme="majorBidi" w:cstheme="majorBidi"/>
-                <w:sz w:val="18"/>
-                <w:szCs w:val="18"/>
-                <w:rtl/>
-                <w:lang w:bidi="ar-IQ"/>
-              </w:rPr>
-              <w:t xml:space="preserve"/>
-            </w:r>
-          </w:p>
-        </w:tc>
-        <w:tc>
-          <w:tcPr>
-            <w:tcW w:w="339" w:type="pct"/>
-          </w:tcPr>
-          <w:p>
-            <w:pPr>
-              <w:keepNext/>
-              <w:keepLines/>
-              <w:spacing w:after="0"/>
-              <w:rPr>
-                <w:rFonts w:asciiTheme="majorBidi" w:hAnsiTheme="majorBidi" w:cstheme="majorBidi"/>
-                <w:sz w:val="18"/>
-                <w:szCs w:val="18"/>
-                <w:lang w:bidi="ar-IQ"/>
-              </w:rPr>
-            </w:pPr>
-            <w:r>
-              <w:rPr>
-                <w:rFonts w:asciiTheme="majorBidi" w:hAnsiTheme="majorBidi" w:cstheme="majorBidi"/>
-                <w:sz w:val="18"/>
-                <w:szCs w:val="18"/>
-                <w:rtl/>
-                <w:lang w:bidi="ar-IQ"/>
-              </w:rPr>
-              <w:t xml:space="preserve">٥٩</w:t>
-            </w:r>
-          </w:p>
-        </w:tc>
-        <w:tc>
-          <w:tcPr>
-            <w:tcW w:w="325" w:type="pct"/>
-          </w:tcPr>
-          <w:p>
-            <w:pPr>
-              <w:keepNext/>
-              <w:keepLines/>
-              <w:spacing w:after="0"/>
-              <w:rPr>
-                <w:rFonts w:asciiTheme="majorBidi" w:hAnsiTheme="majorBidi" w:cstheme="majorBidi"/>
-                <w:sz w:val="18"/>
-                <w:szCs w:val="18"/>
-              </w:rPr>
-            </w:pPr>
-            <w:r>
-              <w:rPr>
-                <w:rFonts w:asciiTheme="majorBidi" w:hAnsiTheme="majorBidi" w:cstheme="majorBidi"/>
-                <w:sz w:val="18"/>
-                <w:szCs w:val="18"/>
-                <w:rtl/>
-                <w:lang w:bidi="ar-IQ"/>
-              </w:rPr>
-              <w:t xml:space="preserve">٢</w:t>
-            </w:r>
-          </w:p>
-        </w:tc>
-      </w:tr>
-      <w:tr>
-        <w:trPr>
-          <w:cantSplit/>
-        </w:trPr>
-        <w:tc>
-          <w:tcPr>
-            <w:tcW w:w="1828" w:type="pct"/>
-          </w:tcPr>
-          <w:p>
-            <w:pPr>
-              <w:keepNext/>
-              <w:keepLines/>
-              <w:spacing w:after="0"/>
-              <w:rPr>
-                <w:rFonts w:asciiTheme="majorBidi" w:hAnsiTheme="majorBidi" w:cstheme="majorBidi"/>
-                <w:sz w:val="18"/>
-                <w:szCs w:val="18"/>
-                <w:lang w:bidi="ar-IQ"/>
-              </w:rPr>
-            </w:pPr>
-            <w:r>
-              <w:rPr>
-                <w:rFonts w:asciiTheme="majorBidi" w:hAnsiTheme="majorBidi" w:cstheme="majorBidi"/>
-                <w:sz w:val="18"/>
-                <w:szCs w:val="18"/>
-                <w:rtl/>
-                <w:lang w:bidi="ar-IQ"/>
-              </w:rPr>
-              <w:t xml:space="preserve"/>
-            </w:r>
-          </w:p>
-        </w:tc>
-        <w:tc>
-          <w:tcPr>
-            <w:tcW w:w="338" w:type="pct"/>
-          </w:tcPr>
-          <w:p>
-            <w:pPr>
-              <w:keepNext/>
-              <w:keepLines/>
-              <w:spacing w:after="0"/>
-              <w:rPr>
-                <w:rFonts w:asciiTheme="majorBidi" w:hAnsiTheme="majorBidi" w:cstheme="majorBidi"/>
-                <w:sz w:val="18"/>
-                <w:szCs w:val="18"/>
-                <w:lang w:bidi="ar-IQ"/>
-              </w:rPr>
-            </w:pPr>
-            <w:r>
-              <w:rPr>
-                <w:rFonts w:asciiTheme="majorBidi" w:hAnsiTheme="majorBidi" w:cstheme="majorBidi"/>
-                <w:sz w:val="18"/>
-                <w:szCs w:val="18"/>
-                <w:rtl/>
-                <w:lang w:bidi="ar-IQ"/>
-              </w:rPr>
-              <w:t xml:space="preserve"/>
-            </w:r>
-          </w:p>
-        </w:tc>
-        <w:tc>
-          <w:tcPr>
-            <w:tcW w:w="339" w:type="pct"/>
-          </w:tcPr>
-          <w:p>
-            <w:pPr>
-              <w:keepNext/>
-              <w:keepLines/>
-              <w:spacing w:after="0"/>
-              <w:rPr>
-                <w:rFonts w:asciiTheme="majorBidi" w:hAnsiTheme="majorBidi" w:cstheme="majorBidi"/>
-                <w:sz w:val="18"/>
-                <w:szCs w:val="18"/>
-                <w:lang w:bidi="ar-IQ"/>
-              </w:rPr>
-            </w:pPr>
-            <w:r>
-              <w:rPr>
-                <w:rFonts w:asciiTheme="majorBidi" w:hAnsiTheme="majorBidi" w:cstheme="majorBidi"/>
-                <w:sz w:val="18"/>
-                <w:szCs w:val="18"/>
-                <w:rtl/>
-                <w:lang w:bidi="ar-IQ"/>
-              </w:rPr>
-              <w:t xml:space="preserve"/>
-            </w:r>
-          </w:p>
-        </w:tc>
-        <w:tc>
-          <w:tcPr>
-            <w:tcW w:w="1831" w:type="pct"/>
-          </w:tcPr>
-          <w:p>
-            <w:pPr>
-              <w:keepNext/>
-              <w:keepLines/>
-              <w:spacing w:after="0"/>
-              <w:rPr>
-                <w:rFonts w:asciiTheme="majorBidi" w:hAnsiTheme="majorBidi" w:cstheme="majorBidi"/>
-                <w:sz w:val="18"/>
-                <w:szCs w:val="18"/>
-                <w:lang w:bidi="ar-IQ"/>
-              </w:rPr>
-            </w:pPr>
-            <w:r>
-              <w:rPr>
-                <w:rFonts w:asciiTheme="majorBidi" w:hAnsiTheme="majorBidi" w:cstheme="majorBidi"/>
-                <w:sz w:val="18"/>
-                <w:szCs w:val="18"/>
-                <w:rtl/>
-                <w:lang w:bidi="ar-IQ"/>
-              </w:rPr>
-              <w:t xml:space="preserve"/>
-            </w:r>
-          </w:p>
-        </w:tc>
-        <w:tc>
-          <w:tcPr>
-            <w:tcW w:w="339" w:type="pct"/>
-          </w:tcPr>
-          <w:p>
-            <w:pPr>
-              <w:keepNext/>
-              <w:keepLines/>
-              <w:spacing w:after="0"/>
-              <w:rPr>
-                <w:rFonts w:asciiTheme="majorBidi" w:hAnsiTheme="majorBidi" w:cstheme="majorBidi"/>
-                <w:sz w:val="18"/>
-                <w:szCs w:val="18"/>
-                <w:lang w:bidi="ar-IQ"/>
-              </w:rPr>
-            </w:pPr>
-            <w:r>
-              <w:rPr>
-                <w:rFonts w:asciiTheme="majorBidi" w:hAnsiTheme="majorBidi" w:cstheme="majorBidi"/>
-                <w:sz w:val="18"/>
-                <w:szCs w:val="18"/>
-                <w:rtl/>
-                <w:lang w:bidi="ar-IQ"/>
-              </w:rPr>
-              <w:t xml:space="preserve">٥٨</w:t>
-            </w:r>
-          </w:p>
-        </w:tc>
-        <w:tc>
-          <w:tcPr>
-            <w:tcW w:w="325" w:type="pct"/>
-          </w:tcPr>
-          <w:p>
-            <w:pPr>
-              <w:keepNext/>
-              <w:keepLines/>
-              <w:spacing w:after="0"/>
-              <w:rPr>
-                <w:rFonts w:asciiTheme="majorBidi" w:hAnsiTheme="majorBidi" w:cstheme="majorBidi"/>
-                <w:sz w:val="18"/>
-                <w:szCs w:val="18"/>
-              </w:rPr>
-            </w:pPr>
-            <w:r>
-              <w:rPr>
-                <w:rFonts w:asciiTheme="majorBidi" w:hAnsiTheme="majorBidi" w:cstheme="majorBidi"/>
-                <w:sz w:val="18"/>
-                <w:szCs w:val="18"/>
-                <w:rtl/>
-                <w:lang w:bidi="ar-IQ"/>
-              </w:rPr>
-              <w:t xml:space="preserve">٤</w:t>
-            </w:r>
-          </w:p>
-        </w:tc>
-      </w:tr>
-      <w:tr>
-        <w:trPr>
-          <w:cantSplit/>
-        </w:trPr>
-        <w:tc>
-          <w:tcPr>
-            <w:tcW w:w="1828" w:type="pct"/>
-          </w:tcPr>
-          <w:p>
-            <w:pPr>
-              <w:keepNext/>
-              <w:keepLines/>
-              <w:spacing w:after="0"/>
-              <w:rPr>
-                <w:rFonts w:asciiTheme="majorBidi" w:hAnsiTheme="majorBidi" w:cstheme="majorBidi"/>
-                <w:sz w:val="18"/>
-                <w:szCs w:val="18"/>
-                <w:lang w:bidi="ar-IQ"/>
-              </w:rPr>
-            </w:pPr>
-            <w:r>
-              <w:rPr>
-                <w:rFonts w:asciiTheme="majorBidi" w:hAnsiTheme="majorBidi" w:cstheme="majorBidi"/>
-                <w:sz w:val="18"/>
-                <w:szCs w:val="18"/>
-                <w:rtl/>
-                <w:lang w:bidi="ar-IQ"/>
-              </w:rPr>
-              <w:t xml:space="preserve"/>
-            </w:r>
-          </w:p>
-        </w:tc>
-        <w:tc>
-          <w:tcPr>
-            <w:tcW w:w="338" w:type="pct"/>
-          </w:tcPr>
-          <w:p>
-            <w:pPr>
-              <w:keepNext/>
-              <w:keepLines/>
-              <w:spacing w:after="0"/>
-              <w:rPr>
-                <w:rFonts w:asciiTheme="majorBidi" w:hAnsiTheme="majorBidi" w:cstheme="majorBidi"/>
-                <w:sz w:val="18"/>
-                <w:szCs w:val="18"/>
-                <w:lang w:bidi="ar-IQ"/>
-              </w:rPr>
-            </w:pPr>
-            <w:r>
-              <w:rPr>
-                <w:rFonts w:asciiTheme="majorBidi" w:hAnsiTheme="majorBidi" w:cstheme="majorBidi"/>
-                <w:sz w:val="18"/>
-                <w:szCs w:val="18"/>
-                <w:rtl/>
-                <w:lang w:bidi="ar-IQ"/>
-              </w:rPr>
-              <w:t xml:space="preserve"/>
-            </w:r>
-          </w:p>
-        </w:tc>
-        <w:tc>
-          <w:tcPr>
-            <w:tcW w:w="339" w:type="pct"/>
-          </w:tcPr>
-          <w:p>
-            <w:pPr>
-              <w:keepNext/>
-              <w:keepLines/>
-              <w:spacing w:after="0"/>
-              <w:rPr>
-                <w:rFonts w:asciiTheme="majorBidi" w:hAnsiTheme="majorBidi" w:cstheme="majorBidi"/>
-                <w:sz w:val="18"/>
-                <w:szCs w:val="18"/>
-                <w:lang w:bidi="ar-IQ"/>
-              </w:rPr>
-            </w:pPr>
-            <w:r>
-              <w:rPr>
-                <w:rFonts w:asciiTheme="majorBidi" w:hAnsiTheme="majorBidi" w:cstheme="majorBidi"/>
-                <w:sz w:val="18"/>
-                <w:szCs w:val="18"/>
-                <w:rtl/>
-                <w:lang w:bidi="ar-IQ"/>
-              </w:rPr>
-              <w:t xml:space="preserve"/>
-            </w:r>
-          </w:p>
-        </w:tc>
-        <w:tc>
-          <w:tcPr>
-            <w:tcW w:w="1831" w:type="pct"/>
-          </w:tcPr>
-          <w:p>
-            <w:pPr>
-              <w:keepNext/>
-              <w:keepLines/>
-              <w:spacing w:after="0"/>
-              <w:rPr>
-                <w:rFonts w:asciiTheme="majorBidi" w:hAnsiTheme="majorBidi" w:cstheme="majorBidi"/>
-                <w:sz w:val="18"/>
-                <w:szCs w:val="18"/>
-                <w:lang w:bidi="ar-IQ"/>
-              </w:rPr>
-            </w:pPr>
-            <w:r>
-              <w:rPr>
-                <w:rFonts w:asciiTheme="majorBidi" w:hAnsiTheme="majorBidi" w:cstheme="majorBidi"/>
-                <w:sz w:val="18"/>
-                <w:szCs w:val="18"/>
-                <w:rtl/>
-                <w:lang w:bidi="ar-IQ"/>
-              </w:rPr>
-              <w:t xml:space="preserve"/>
-            </w:r>
-          </w:p>
-        </w:tc>
-        <w:tc>
-          <w:tcPr>
-            <w:tcW w:w="339" w:type="pct"/>
-          </w:tcPr>
-          <w:p>
-            <w:pPr>
-              <w:keepNext/>
-              <w:keepLines/>
-              <w:spacing w:after="0"/>
-              <w:rPr>
-                <w:rFonts w:asciiTheme="majorBidi" w:hAnsiTheme="majorBidi" w:cstheme="majorBidi"/>
-                <w:sz w:val="18"/>
-                <w:szCs w:val="18"/>
-                <w:lang w:bidi="ar-IQ"/>
-              </w:rPr>
-            </w:pPr>
-            <w:r>
-              <w:rPr>
-                <w:rFonts w:asciiTheme="majorBidi" w:hAnsiTheme="majorBidi" w:cstheme="majorBidi"/>
-                <w:sz w:val="18"/>
-                <w:szCs w:val="18"/>
-                <w:rtl/>
-                <w:lang w:bidi="ar-IQ"/>
-              </w:rPr>
-              <w:t xml:space="preserve">٧٨</w:t>
-            </w:r>
-          </w:p>
-        </w:tc>
-        <w:tc>
-          <w:tcPr>
-            <w:tcW w:w="325" w:type="pct"/>
-          </w:tcPr>
-          <w:p>
-            <w:pPr>
-              <w:keepNext/>
-              <w:keepLines/>
-              <w:spacing w:after="0"/>
-              <w:rPr>
-                <w:rFonts w:asciiTheme="majorBidi" w:hAnsiTheme="majorBidi" w:cstheme="majorBidi"/>
-                <w:sz w:val="18"/>
-                <w:szCs w:val="18"/>
-              </w:rPr>
-            </w:pPr>
-            <w:r>
-              <w:rPr>
-                <w:rFonts w:asciiTheme="majorBidi" w:hAnsiTheme="majorBidi" w:cstheme="majorBidi"/>
-                <w:sz w:val="18"/>
-                <w:szCs w:val="18"/>
-                <w:rtl/>
-                <w:lang w:bidi="ar-IQ"/>
-              </w:rPr>
-              <w:t xml:space="preserve">٣</w:t>
-            </w:r>
-          </w:p>
-        </w:tc>
-      </w:tr>
-      <w:tr>
-        <w:trPr>
-          <w:cantSplit/>
-        </w:trPr>
-        <w:tc>
-          <w:tcPr>
-            <w:tcW w:w="1828" w:type="pct"/>
-          </w:tcPr>
-          <w:p>
-            <w:pPr>
-              <w:keepNext/>
-              <w:keepLines/>
-              <w:spacing w:after="0"/>
-              <w:rPr>
-                <w:rFonts w:asciiTheme="majorBidi" w:hAnsiTheme="majorBidi" w:cstheme="majorBidi"/>
-                <w:sz w:val="18"/>
-                <w:szCs w:val="18"/>
-                <w:lang w:bidi="ar-IQ"/>
-              </w:rPr>
-            </w:pPr>
-            <w:r>
-              <w:rPr>
-                <w:rFonts w:asciiTheme="majorBidi" w:hAnsiTheme="majorBidi" w:cstheme="majorBidi"/>
-                <w:sz w:val="18"/>
-                <w:szCs w:val="18"/>
-                <w:rtl/>
-                <w:lang w:bidi="ar-IQ"/>
-              </w:rPr>
-              <w:t xml:space="preserve"/>
-            </w:r>
-          </w:p>
-        </w:tc>
-        <w:tc>
-          <w:tcPr>
-            <w:tcW w:w="338" w:type="pct"/>
-          </w:tcPr>
-          <w:p>
-            <w:pPr>
-              <w:keepNext/>
-              <w:keepLines/>
-              <w:spacing w:after="0"/>
-              <w:rPr>
-                <w:rFonts w:asciiTheme="majorBidi" w:hAnsiTheme="majorBidi" w:cstheme="majorBidi"/>
-                <w:sz w:val="18"/>
-                <w:szCs w:val="18"/>
-                <w:lang w:bidi="ar-IQ"/>
-              </w:rPr>
-            </w:pPr>
-            <w:r>
-              <w:rPr>
-                <w:rFonts w:asciiTheme="majorBidi" w:hAnsiTheme="majorBidi" w:cstheme="majorBidi"/>
-                <w:sz w:val="18"/>
-                <w:szCs w:val="18"/>
-                <w:rtl/>
-                <w:lang w:bidi="ar-IQ"/>
-              </w:rPr>
-              <w:t xml:space="preserve"/>
-            </w:r>
-          </w:p>
-        </w:tc>
-        <w:tc>
-          <w:tcPr>
-            <w:tcW w:w="339" w:type="pct"/>
-          </w:tcPr>
-          <w:p>
-            <w:pPr>
-              <w:keepNext/>
-              <w:keepLines/>
-              <w:spacing w:after="0"/>
-              <w:rPr>
-                <w:rFonts w:asciiTheme="majorBidi" w:hAnsiTheme="majorBidi" w:cstheme="majorBidi"/>
-                <w:sz w:val="18"/>
-                <w:szCs w:val="18"/>
-                <w:lang w:bidi="ar-IQ"/>
-              </w:rPr>
-            </w:pPr>
-            <w:r>
-              <w:rPr>
-                <w:rFonts w:asciiTheme="majorBidi" w:hAnsiTheme="majorBidi" w:cstheme="majorBidi"/>
-                <w:sz w:val="18"/>
-                <w:szCs w:val="18"/>
-                <w:rtl/>
-                <w:lang w:bidi="ar-IQ"/>
-              </w:rPr>
-              <w:t xml:space="preserve"/>
-            </w:r>
-          </w:p>
-        </w:tc>
-        <w:tc>
-          <w:tcPr>
-            <w:tcW w:w="1831" w:type="pct"/>
-          </w:tcPr>
-          <w:p>
-            <w:pPr>
-              <w:keepNext/>
-              <w:keepLines/>
-              <w:spacing w:after="0"/>
-              <w:rPr>
-                <w:rFonts w:asciiTheme="majorBidi" w:hAnsiTheme="majorBidi" w:cstheme="majorBidi"/>
-                <w:sz w:val="18"/>
-                <w:szCs w:val="18"/>
-                <w:lang w:bidi="ar-IQ"/>
-              </w:rPr>
-            </w:pPr>
-            <w:r>
-              <w:rPr>
-                <w:rFonts w:asciiTheme="majorBidi" w:hAnsiTheme="majorBidi" w:cstheme="majorBidi"/>
-                <w:sz w:val="18"/>
-                <w:szCs w:val="18"/>
-                <w:rtl/>
-                <w:lang w:bidi="ar-IQ"/>
-              </w:rPr>
-              <w:t xml:space="preserve"/>
-            </w:r>
-          </w:p>
-        </w:tc>
-        <w:tc>
-          <w:tcPr>
-            <w:tcW w:w="339" w:type="pct"/>
-          </w:tcPr>
-          <w:p>
-            <w:pPr>
-              <w:keepNext/>
-              <w:keepLines/>
-              <w:spacing w:after="0"/>
-              <w:rPr>
-                <w:rFonts w:asciiTheme="majorBidi" w:hAnsiTheme="majorBidi" w:cstheme="majorBidi"/>
-                <w:sz w:val="18"/>
-                <w:szCs w:val="18"/>
-                <w:lang w:bidi="ar-IQ"/>
-              </w:rPr>
-            </w:pPr>
-            <w:r>
-              <w:rPr>
-                <w:rFonts w:asciiTheme="majorBidi" w:hAnsiTheme="majorBidi" w:cstheme="majorBidi"/>
-                <w:sz w:val="18"/>
-                <w:szCs w:val="18"/>
-                <w:rtl/>
-                <w:lang w:bidi="ar-IQ"/>
-              </w:rPr>
-              <w:t xml:space="preserve">٦٠</w:t>
-            </w:r>
-          </w:p>
-        </w:tc>
-        <w:tc>
-          <w:tcPr>
-            <w:tcW w:w="325" w:type="pct"/>
-          </w:tcPr>
-          <w:p>
-            <w:pPr>
-              <w:keepNext/>
-              <w:keepLines/>
-              <w:spacing w:after="0"/>
-              <w:rPr>
-                <w:rFonts w:asciiTheme="majorBidi" w:hAnsiTheme="majorBidi" w:cstheme="majorBidi"/>
-                <w:sz w:val="18"/>
-                <w:szCs w:val="18"/>
-              </w:rPr>
-            </w:pPr>
-            <w:r>
-              <w:rPr>
-                <w:rFonts w:asciiTheme="majorBidi" w:hAnsiTheme="majorBidi" w:cstheme="majorBidi"/>
-                <w:sz w:val="18"/>
-                <w:szCs w:val="18"/>
-                <w:rtl/>
-                <w:lang w:bidi="ar-IQ"/>
-              </w:rPr>
-              <w:t xml:space="preserve">٣</w:t>
-            </w:r>
-          </w:p>
-        </w:tc>
-      </w:tr>
-      <w:tr>
-        <w:trPr>
-          <w:cantSplit/>
-        </w:trPr>
-        <w:tc>
-          <w:tcPr>
-            <w:tcW w:w="1828" w:type="pct"/>
-          </w:tcPr>
-          <w:p>
-            <w:pPr>
-              <w:keepNext/>
-              <w:keepLines/>
-              <w:spacing w:after="0"/>
-              <w:rPr>
-                <w:rFonts w:asciiTheme="majorBidi" w:hAnsiTheme="majorBidi" w:cstheme="majorBidi"/>
-                <w:sz w:val="18"/>
-                <w:szCs w:val="18"/>
-                <w:lang w:bidi="ar-IQ"/>
-              </w:rPr>
-            </w:pPr>
-            <w:r>
-              <w:rPr>
-                <w:rFonts w:asciiTheme="majorBidi" w:hAnsiTheme="majorBidi" w:cstheme="majorBidi"/>
-                <w:sz w:val="18"/>
-                <w:szCs w:val="18"/>
-                <w:rtl/>
-                <w:lang w:bidi="ar-IQ"/>
-              </w:rPr>
-              <w:t xml:space="preserve"/>
-            </w:r>
-          </w:p>
-        </w:tc>
-        <w:tc>
-          <w:tcPr>
-            <w:tcW w:w="338" w:type="pct"/>
-          </w:tcPr>
-          <w:p>
-            <w:pPr>
-              <w:keepNext/>
-              <w:keepLines/>
-              <w:spacing w:after="0"/>
-              <w:rPr>
-                <w:rFonts w:asciiTheme="majorBidi" w:hAnsiTheme="majorBidi" w:cstheme="majorBidi"/>
-                <w:sz w:val="18"/>
-                <w:szCs w:val="18"/>
-                <w:lang w:bidi="ar-IQ"/>
-              </w:rPr>
-            </w:pPr>
-            <w:r>
-              <w:rPr>
-                <w:rFonts w:asciiTheme="majorBidi" w:hAnsiTheme="majorBidi" w:cstheme="majorBidi"/>
-                <w:sz w:val="18"/>
-                <w:szCs w:val="18"/>
-                <w:rtl/>
-                <w:lang w:bidi="ar-IQ"/>
-              </w:rPr>
-              <w:t xml:space="preserve"/>
-            </w:r>
-          </w:p>
-        </w:tc>
-        <w:tc>
-          <w:tcPr>
-            <w:tcW w:w="339" w:type="pct"/>
-          </w:tcPr>
-          <w:p>
-            <w:pPr>
-              <w:keepNext/>
-              <w:keepLines/>
-              <w:spacing w:after="0"/>
-              <w:rPr>
-                <w:rFonts w:asciiTheme="majorBidi" w:hAnsiTheme="majorBidi" w:cstheme="majorBidi"/>
-                <w:sz w:val="18"/>
-                <w:szCs w:val="18"/>
-                <w:lang w:bidi="ar-IQ"/>
-              </w:rPr>
-            </w:pPr>
-            <w:r>
-              <w:rPr>
-                <w:rFonts w:asciiTheme="majorBidi" w:hAnsiTheme="majorBidi" w:cstheme="majorBidi"/>
-                <w:sz w:val="18"/>
-                <w:szCs w:val="18"/>
-                <w:rtl/>
-                <w:lang w:bidi="ar-IQ"/>
-              </w:rPr>
-              <w:t xml:space="preserve"/>
-            </w:r>
-          </w:p>
-        </w:tc>
-        <w:tc>
-          <w:tcPr>
-            <w:tcW w:w="1831" w:type="pct"/>
-          </w:tcPr>
-          <w:p>
-            <w:pPr>
-              <w:keepNext/>
-              <w:keepLines/>
-              <w:spacing w:after="0"/>
-              <w:rPr>
-                <w:rFonts w:asciiTheme="majorBidi" w:hAnsiTheme="majorBidi" w:cstheme="majorBidi"/>
-                <w:sz w:val="18"/>
-                <w:szCs w:val="18"/>
-                <w:lang w:bidi="ar-IQ"/>
-              </w:rPr>
-            </w:pPr>
-            <w:r>
-              <w:rPr>
-                <w:rFonts w:asciiTheme="majorBidi" w:hAnsiTheme="majorBidi" w:cstheme="majorBidi"/>
-                <w:sz w:val="18"/>
-                <w:szCs w:val="18"/>
-                <w:rtl/>
-                <w:lang w:bidi="ar-IQ"/>
-              </w:rPr>
-              <w:t xml:space="preserve"/>
-            </w:r>
-          </w:p>
-        </w:tc>
-        <w:tc>
-          <w:tcPr>
-            <w:tcW w:w="339" w:type="pct"/>
-          </w:tcPr>
-          <w:p>
-            <w:pPr>
-              <w:keepNext/>
-              <w:keepLines/>
-              <w:spacing w:after="0"/>
-              <w:rPr>
-                <w:rFonts w:asciiTheme="majorBidi" w:hAnsiTheme="majorBidi" w:cstheme="majorBidi"/>
-                <w:sz w:val="18"/>
-                <w:szCs w:val="18"/>
-                <w:lang w:bidi="ar-IQ"/>
-              </w:rPr>
-            </w:pPr>
-            <w:r>
-              <w:rPr>
-                <w:rFonts w:asciiTheme="majorBidi" w:hAnsiTheme="majorBidi" w:cstheme="majorBidi"/>
-                <w:sz w:val="18"/>
-                <w:szCs w:val="18"/>
-                <w:rtl/>
-                <w:lang w:bidi="ar-IQ"/>
-              </w:rPr>
-              <w:t xml:space="preserve">٥٦</w:t>
-            </w:r>
-          </w:p>
-        </w:tc>
-        <w:tc>
-          <w:tcPr>
-            <w:tcW w:w="325" w:type="pct"/>
-          </w:tcPr>
-          <w:p>
-            <w:pPr>
-              <w:keepNext/>
-              <w:keepLines/>
-              <w:spacing w:after="0"/>
-              <w:rPr>
-                <w:rFonts w:asciiTheme="majorBidi" w:hAnsiTheme="majorBidi" w:cstheme="majorBidi"/>
-                <w:sz w:val="18"/>
-                <w:szCs w:val="18"/>
-              </w:rPr>
-            </w:pPr>
-            <w:r>
-              <w:rPr>
-                <w:rFonts w:asciiTheme="majorBidi" w:hAnsiTheme="majorBidi" w:cstheme="majorBidi"/>
-                <w:sz w:val="18"/>
-                <w:szCs w:val="18"/>
-                <w:rtl/>
-                <w:lang w:bidi="ar-IQ"/>
-              </w:rPr>
-              <w:t xml:space="preserve">٣</w:t>
-            </w:r>
-          </w:p>
-        </w:tc>
-      </w:tr>
-      <w:tr>
-        <w:trPr>
-          <w:cantSplit/>
-        </w:trPr>
-        <w:tc>
-          <w:tcPr>
-            <w:tcW w:w="1828" w:type="pct"/>
-          </w:tcPr>
-          <w:p>
-            <w:pPr>
-              <w:keepNext/>
-              <w:keepLines/>
-              <w:spacing w:after="0"/>
-              <w:rPr>
-                <w:rFonts w:asciiTheme="majorBidi" w:hAnsiTheme="majorBidi" w:cstheme="majorBidi"/>
-                <w:sz w:val="18"/>
-                <w:szCs w:val="18"/>
-                <w:lang w:bidi="ar-IQ"/>
-              </w:rPr>
-            </w:pPr>
-            <w:r>
-              <w:rPr>
-                <w:rFonts w:asciiTheme="majorBidi" w:hAnsiTheme="majorBidi" w:cstheme="majorBidi"/>
-                <w:sz w:val="18"/>
-                <w:szCs w:val="18"/>
-                <w:rtl/>
-                <w:lang w:bidi="ar-IQ"/>
-              </w:rPr>
-              <w:t xml:space="preserve"/>
-            </w:r>
-          </w:p>
-        </w:tc>
-        <w:tc>
-          <w:tcPr>
-            <w:tcW w:w="338" w:type="pct"/>
-          </w:tcPr>
-          <w:p>
-            <w:pPr>
-              <w:keepNext/>
-              <w:keepLines/>
-              <w:spacing w:after="0"/>
-              <w:rPr>
-                <w:rFonts w:asciiTheme="majorBidi" w:hAnsiTheme="majorBidi" w:cstheme="majorBidi"/>
-                <w:sz w:val="18"/>
-                <w:szCs w:val="18"/>
-                <w:lang w:bidi="ar-IQ"/>
-              </w:rPr>
-            </w:pPr>
-            <w:r>
-              <w:rPr>
-                <w:rFonts w:asciiTheme="majorBidi" w:hAnsiTheme="majorBidi" w:cstheme="majorBidi"/>
-                <w:sz w:val="18"/>
-                <w:szCs w:val="18"/>
-                <w:rtl/>
-                <w:lang w:bidi="ar-IQ"/>
-              </w:rPr>
-              <w:t xml:space="preserve"/>
-            </w:r>
-          </w:p>
-        </w:tc>
-        <w:tc>
-          <w:tcPr>
-            <w:tcW w:w="339" w:type="pct"/>
-          </w:tcPr>
-          <w:p>
-            <w:pPr>
-              <w:keepNext/>
-              <w:keepLines/>
-              <w:spacing w:after="0"/>
-              <w:rPr>
-                <w:rFonts w:asciiTheme="majorBidi" w:hAnsiTheme="majorBidi" w:cstheme="majorBidi"/>
-                <w:sz w:val="18"/>
-                <w:szCs w:val="18"/>
-                <w:lang w:bidi="ar-IQ"/>
-              </w:rPr>
-            </w:pPr>
-            <w:r>
-              <w:rPr>
-                <w:rFonts w:asciiTheme="majorBidi" w:hAnsiTheme="majorBidi" w:cstheme="majorBidi"/>
-                <w:sz w:val="18"/>
-                <w:szCs w:val="18"/>
-                <w:rtl/>
-                <w:lang w:bidi="ar-IQ"/>
-              </w:rPr>
-              <w:t xml:space="preserve"/>
-            </w:r>
-          </w:p>
-        </w:tc>
-        <w:tc>
-          <w:tcPr>
-            <w:tcW w:w="1831" w:type="pct"/>
-          </w:tcPr>
-          <w:p>
-            <w:pPr>
-              <w:keepNext/>
-              <w:keepLines/>
-              <w:spacing w:after="0"/>
-              <w:rPr>
-                <w:rFonts w:asciiTheme="majorBidi" w:hAnsiTheme="majorBidi" w:cstheme="majorBidi"/>
-                <w:sz w:val="18"/>
-                <w:szCs w:val="18"/>
-                <w:lang w:bidi="ar-IQ"/>
-              </w:rPr>
-            </w:pPr>
-            <w:r>
-              <w:rPr>
-                <w:rFonts w:asciiTheme="majorBidi" w:hAnsiTheme="majorBidi" w:cstheme="majorBidi"/>
-                <w:sz w:val="18"/>
-                <w:szCs w:val="18"/>
-                <w:rtl/>
-                <w:lang w:bidi="ar-IQ"/>
-              </w:rPr>
-              <w:t xml:space="preserve"/>
-            </w:r>
-          </w:p>
-        </w:tc>
-        <w:tc>
-          <w:tcPr>
-            <w:tcW w:w="339" w:type="pct"/>
-          </w:tcPr>
-          <w:p>
-            <w:pPr>
-              <w:keepNext/>
-              <w:keepLines/>
-              <w:spacing w:after="0"/>
-              <w:rPr>
-                <w:rFonts w:asciiTheme="majorBidi" w:hAnsiTheme="majorBidi" w:cstheme="majorBidi"/>
-                <w:sz w:val="18"/>
-                <w:szCs w:val="18"/>
-                <w:lang w:bidi="ar-IQ"/>
-              </w:rPr>
-            </w:pPr>
-            <w:r>
-              <w:rPr>
-                <w:rFonts w:asciiTheme="majorBidi" w:hAnsiTheme="majorBidi" w:cstheme="majorBidi"/>
-                <w:sz w:val="18"/>
-                <w:szCs w:val="18"/>
-                <w:rtl/>
-                <w:lang w:bidi="ar-IQ"/>
-              </w:rPr>
-              <w:t xml:space="preserve">٦٣</w:t>
-            </w:r>
-          </w:p>
-        </w:tc>
-        <w:tc>
-          <w:tcPr>
-            <w:tcW w:w="325" w:type="pct"/>
-          </w:tcPr>
-          <w:p>
-            <w:pPr>
-              <w:keepNext/>
-              <w:keepLines/>
-              <w:spacing w:after="0"/>
-              <w:rPr>
-                <w:rFonts w:asciiTheme="majorBidi" w:hAnsiTheme="majorBidi" w:cstheme="majorBidi"/>
-                <w:sz w:val="18"/>
-                <w:szCs w:val="18"/>
-              </w:rPr>
-            </w:pPr>
-            <w:r>
-              <w:rPr>
-                <w:rFonts w:asciiTheme="majorBidi" w:hAnsiTheme="majorBidi" w:cstheme="majorBidi"/>
-                <w:sz w:val="18"/>
-                <w:szCs w:val="18"/>
-                <w:rtl/>
-                <w:lang w:bidi="ar-IQ"/>
-              </w:rPr>
-              <w:t xml:space="preserve">٣</w:t>
-            </w:r>
-          </w:p>
-        </w:tc>
-      </w:tr>
-      <w:tr>
-        <w:trPr>
-          <w:cantSplit/>
-        </w:trPr>
-        <w:tc>
-          <w:tcPr>
-            <w:tcW w:w="1828" w:type="pct"/>
-          </w:tcPr>
-          <w:p>
-            <w:pPr>
-              <w:keepNext/>
-              <w:keepLines/>
-              <w:spacing w:after="0"/>
-              <w:rPr>
-                <w:rFonts w:asciiTheme="majorBidi" w:hAnsiTheme="majorBidi" w:cstheme="majorBidi"/>
-                <w:sz w:val="18"/>
-                <w:szCs w:val="18"/>
-                <w:lang w:bidi="ar-IQ"/>
-              </w:rPr>
-            </w:pPr>
-            <w:r>
-              <w:rPr>
-                <w:rFonts w:asciiTheme="majorBidi" w:hAnsiTheme="majorBidi" w:cstheme="majorBidi"/>
-                <w:sz w:val="18"/>
-                <w:szCs w:val="18"/>
-                <w:rtl/>
-                <w:lang w:bidi="ar-IQ"/>
-              </w:rPr>
-              <w:t xml:space="preserve"/>
-            </w:r>
-          </w:p>
-        </w:tc>
-        <w:tc>
-          <w:tcPr>
-            <w:tcW w:w="338" w:type="pct"/>
-          </w:tcPr>
-          <w:p>
-            <w:pPr>
-              <w:keepNext/>
-              <w:keepLines/>
-              <w:spacing w:after="0"/>
-              <w:rPr>
-                <w:rFonts w:asciiTheme="majorBidi" w:hAnsiTheme="majorBidi" w:cstheme="majorBidi"/>
-                <w:sz w:val="18"/>
-                <w:szCs w:val="18"/>
-                <w:lang w:bidi="ar-IQ"/>
-              </w:rPr>
-            </w:pPr>
-            <w:r>
-              <w:rPr>
-                <w:rFonts w:asciiTheme="majorBidi" w:hAnsiTheme="majorBidi" w:cstheme="majorBidi"/>
-                <w:sz w:val="18"/>
-                <w:szCs w:val="18"/>
-                <w:rtl/>
-                <w:lang w:bidi="ar-IQ"/>
-              </w:rPr>
-              <w:t xml:space="preserve"/>
-            </w:r>
-          </w:p>
-        </w:tc>
-        <w:tc>
-          <w:tcPr>
-            <w:tcW w:w="339" w:type="pct"/>
-          </w:tcPr>
-          <w:p>
-            <w:pPr>
-              <w:keepNext/>
-              <w:keepLines/>
-              <w:spacing w:after="0"/>
-              <w:rPr>
-                <w:rFonts w:asciiTheme="majorBidi" w:hAnsiTheme="majorBidi" w:cstheme="majorBidi"/>
-                <w:sz w:val="18"/>
-                <w:szCs w:val="18"/>
-                <w:lang w:bidi="ar-IQ"/>
-              </w:rPr>
-            </w:pPr>
-            <w:r>
-              <w:rPr>
-                <w:rFonts w:asciiTheme="majorBidi" w:hAnsiTheme="majorBidi" w:cstheme="majorBidi"/>
-                <w:sz w:val="18"/>
-                <w:szCs w:val="18"/>
-                <w:rtl/>
-                <w:lang w:bidi="ar-IQ"/>
-              </w:rPr>
-              <w:t xml:space="preserve"/>
-            </w:r>
-          </w:p>
-        </w:tc>
-        <w:tc>
-          <w:tcPr>
-            <w:tcW w:w="1831" w:type="pct"/>
-          </w:tcPr>
-          <w:p>
-            <w:pPr>
-              <w:keepNext/>
-              <w:keepLines/>
-              <w:spacing w:after="0"/>
-              <w:rPr>
-                <w:rFonts w:asciiTheme="majorBidi" w:hAnsiTheme="majorBidi" w:cstheme="majorBidi"/>
-                <w:sz w:val="18"/>
-                <w:szCs w:val="18"/>
-                <w:lang w:bidi="ar-IQ"/>
-              </w:rPr>
-            </w:pPr>
-            <w:r>
-              <w:rPr>
-                <w:rFonts w:asciiTheme="majorBidi" w:hAnsiTheme="majorBidi" w:cstheme="majorBidi"/>
-                <w:sz w:val="18"/>
-                <w:szCs w:val="18"/>
-                <w:rtl/>
-                <w:lang w:bidi="ar-IQ"/>
-              </w:rPr>
-              <w:t xml:space="preserve"/>
-            </w:r>
-          </w:p>
-        </w:tc>
-        <w:tc>
-          <w:tcPr>
-            <w:tcW w:w="339" w:type="pct"/>
-          </w:tcPr>
-          <w:p>
-            <w:pPr>
-              <w:keepNext/>
-              <w:keepLines/>
-              <w:spacing w:after="0"/>
-              <w:rPr>
-                <w:rFonts w:asciiTheme="majorBidi" w:hAnsiTheme="majorBidi" w:cstheme="majorBidi"/>
-                <w:sz w:val="18"/>
-                <w:szCs w:val="18"/>
-                <w:lang w:bidi="ar-IQ"/>
-              </w:rPr>
-            </w:pPr>
-            <w:r>
-              <w:rPr>
-                <w:rFonts w:asciiTheme="majorBidi" w:hAnsiTheme="majorBidi" w:cstheme="majorBidi"/>
-                <w:sz w:val="18"/>
-                <w:szCs w:val="18"/>
-                <w:rtl/>
-                <w:lang w:bidi="ar-IQ"/>
-              </w:rPr>
-              <w:t xml:space="preserve">٦٢</w:t>
-            </w:r>
-          </w:p>
-        </w:tc>
-        <w:tc>
-          <w:tcPr>
-            <w:tcW w:w="325" w:type="pct"/>
-          </w:tcPr>
-          <w:p>
-            <w:pPr>
-              <w:keepNext/>
-              <w:keepLines/>
-              <w:spacing w:after="0"/>
-              <w:rPr>
-                <w:rFonts w:asciiTheme="majorBidi" w:hAnsiTheme="majorBidi" w:cstheme="majorBidi"/>
-                <w:sz w:val="18"/>
-                <w:szCs w:val="18"/>
-              </w:rPr>
-            </w:pPr>
-            <w:r>
-              <w:rPr>
-                <w:rFonts w:asciiTheme="majorBidi" w:hAnsiTheme="majorBidi" w:cstheme="majorBidi"/>
-                <w:sz w:val="18"/>
-                <w:szCs w:val="18"/>
-                <w:rtl/>
-                <w:lang w:bidi="ar-IQ"/>
-              </w:rPr>
-              <w:t xml:space="preserve">٣</w:t>
-            </w:r>
-          </w:p>
-        </w:tc>
-      </w:tr>
-      <w:tr>
-        <w:trPr>
-          <w:cantSplit/>
-        </w:trPr>
-        <w:tc>
-          <w:tcPr>
-            <w:tcW w:w="1828" w:type="pct"/>
-          </w:tcPr>
-          <w:p>
-            <w:pPr>
-              <w:keepNext/>
-              <w:keepLines/>
-              <w:spacing w:after="0"/>
-              <w:rPr>
-                <w:rFonts w:asciiTheme="majorBidi" w:hAnsiTheme="majorBidi" w:cstheme="majorBidi"/>
-                <w:sz w:val="18"/>
-                <w:szCs w:val="18"/>
-                <w:lang w:bidi="ar-IQ"/>
-              </w:rPr>
-            </w:pPr>
-            <w:r>
-              <w:rPr>
-                <w:rFonts w:asciiTheme="majorBidi" w:hAnsiTheme="majorBidi" w:cstheme="majorBidi"/>
-                <w:sz w:val="18"/>
-                <w:szCs w:val="18"/>
-                <w:rtl/>
-                <w:lang w:bidi="ar-IQ"/>
-              </w:rPr>
-              <w:t xml:space="preserve"/>
-            </w:r>
-          </w:p>
-        </w:tc>
-        <w:tc>
-          <w:tcPr>
-            <w:tcW w:w="338" w:type="pct"/>
-          </w:tcPr>
-          <w:p>
-            <w:pPr>
-              <w:keepNext/>
-              <w:keepLines/>
-              <w:spacing w:after="0"/>
-              <w:rPr>
-                <w:rFonts w:asciiTheme="majorBidi" w:hAnsiTheme="majorBidi" w:cstheme="majorBidi"/>
-                <w:sz w:val="18"/>
-                <w:szCs w:val="18"/>
-                <w:lang w:bidi="ar-IQ"/>
-              </w:rPr>
-            </w:pPr>
-            <w:r>
-              <w:rPr>
-                <w:rFonts w:asciiTheme="majorBidi" w:hAnsiTheme="majorBidi" w:cstheme="majorBidi"/>
-                <w:sz w:val="18"/>
-                <w:szCs w:val="18"/>
-                <w:rtl/>
-                <w:lang w:bidi="ar-IQ"/>
-              </w:rPr>
-              <w:t xml:space="preserve"/>
-            </w:r>
-          </w:p>
-        </w:tc>
-        <w:tc>
-          <w:tcPr>
-            <w:tcW w:w="339" w:type="pct"/>
-          </w:tcPr>
-          <w:p>
-            <w:pPr>
-              <w:keepNext/>
-              <w:keepLines/>
-              <w:spacing w:after="0"/>
-              <w:rPr>
-                <w:rFonts w:asciiTheme="majorBidi" w:hAnsiTheme="majorBidi" w:cstheme="majorBidi"/>
-                <w:sz w:val="18"/>
-                <w:szCs w:val="18"/>
-                <w:lang w:bidi="ar-IQ"/>
-              </w:rPr>
-            </w:pPr>
-            <w:r>
-              <w:rPr>
-                <w:rFonts w:asciiTheme="majorBidi" w:hAnsiTheme="majorBidi" w:cstheme="majorBidi"/>
-                <w:sz w:val="18"/>
-                <w:szCs w:val="18"/>
-                <w:rtl/>
-                <w:lang w:bidi="ar-IQ"/>
-              </w:rPr>
-              <w:t xml:space="preserve"/>
-            </w:r>
-          </w:p>
-        </w:tc>
-        <w:tc>
-          <w:tcPr>
-            <w:tcW w:w="1831" w:type="pct"/>
-          </w:tcPr>
-          <w:p>
-            <w:pPr>
-              <w:keepNext/>
-              <w:keepLines/>
-              <w:spacing w:after="0"/>
-              <w:rPr>
-                <w:rFonts w:asciiTheme="majorBidi" w:hAnsiTheme="majorBidi" w:cstheme="majorBidi"/>
-                <w:sz w:val="18"/>
-                <w:szCs w:val="18"/>
-                <w:lang w:bidi="ar-IQ"/>
-              </w:rPr>
-            </w:pPr>
-            <w:r>
-              <w:rPr>
-                <w:rFonts w:asciiTheme="majorBidi" w:hAnsiTheme="majorBidi" w:cstheme="majorBidi"/>
-                <w:sz w:val="18"/>
-                <w:szCs w:val="18"/>
-                <w:rtl/>
-                <w:lang w:bidi="ar-IQ"/>
-              </w:rPr>
-              <w:t xml:space="preserve"/>
-            </w:r>
-          </w:p>
-        </w:tc>
-        <w:tc>
-          <w:tcPr>
-            <w:tcW w:w="339" w:type="pct"/>
-          </w:tcPr>
-          <w:p>
-            <w:pPr>
-              <w:keepNext/>
-              <w:keepLines/>
-              <w:spacing w:after="0"/>
-              <w:rPr>
-                <w:rFonts w:asciiTheme="majorBidi" w:hAnsiTheme="majorBidi" w:cstheme="majorBidi"/>
-                <w:sz w:val="18"/>
-                <w:szCs w:val="18"/>
-                <w:lang w:bidi="ar-IQ"/>
-              </w:rPr>
-            </w:pPr>
-            <w:r>
-              <w:rPr>
-                <w:rFonts w:asciiTheme="majorBidi" w:hAnsiTheme="majorBidi" w:cstheme="majorBidi"/>
-                <w:sz w:val="18"/>
-                <w:szCs w:val="18"/>
-                <w:rtl/>
-                <w:lang w:bidi="ar-IQ"/>
-              </w:rPr>
-              <w:t xml:space="preserve">٥٦</w:t>
-            </w:r>
-          </w:p>
-        </w:tc>
-        <w:tc>
-          <w:tcPr>
-            <w:tcW w:w="325" w:type="pct"/>
-          </w:tcPr>
-          <w:p>
-            <w:pPr>
-              <w:keepNext/>
-              <w:keepLines/>
-              <w:spacing w:after="0"/>
-              <w:rPr>
-                <w:rFonts w:asciiTheme="majorBidi" w:hAnsiTheme="majorBidi" w:cstheme="majorBidi"/>
-                <w:sz w:val="18"/>
-                <w:szCs w:val="18"/>
-              </w:rPr>
-            </w:pPr>
-            <w:r>
-              <w:rPr>
-                <w:rFonts w:asciiTheme="majorBidi" w:hAnsiTheme="majorBidi" w:cstheme="majorBidi"/>
-                <w:sz w:val="18"/>
-                <w:szCs w:val="18"/>
-                <w:rtl/>
-                <w:lang w:bidi="ar-IQ"/>
-              </w:rPr>
-              <w:t xml:space="preserve">٣</w:t>
-            </w:r>
-          </w:p>
-        </w:tc>
-      </w:tr>
-    </w:tbl>
-    <w:p>
-      <w:pPr>
-        <w:keepNext/>
-        <w:keepLines/>
-        <w:spacing w:line="240" w:lineRule="auto"/>
-        <w:rPr>
-          <w:rFonts w:asciiTheme="majorBidi" w:hAnsiTheme="majorBidi" w:cstheme="majorBidi"/>
-          <w:lang w:bidi="ar-IQ"/>
-        </w:rPr>
-      </w:pPr>
-      <w:r>
-        <w:rPr>
-          <w:rFonts w:asciiTheme="majorBidi" w:hAnsiTheme="majorBidi" w:cstheme="majorBidi"/>
-          <w:rtl/>
-          <w:lang w:bidi="ar-IQ"/>
-        </w:rPr>
-        <w:t xml:space="preserve"/>
-      </w:r>
-    </w:p>
-    <w:tbl>
-      <w:tblPr>
-        <w:tblStyle w:val="TableGrid"/>
-        <w:bidiVisual/>
-        <w:tblW w:w="5000" w:type="pct"/>
-        <w:tblLayout w:type="fixed"/>
-        <w:tblLook w:val="04A0" w:firstRow="1" w:lastRow="0" w:firstColumn="1" w:lastColumn="0" w:noHBand="0" w:noVBand="1"/>
-      </w:tblPr>
-      <w:tblGrid>
-        <w:gridCol w:w="3822"/>
-        <w:gridCol w:w="707"/>
-        <w:gridCol w:w="709"/>
-        <w:gridCol w:w="3829"/>
-        <w:gridCol w:w="709"/>
-        <w:gridCol w:w="680"/>
-      </w:tblGrid>
-      <w:tr>
-        <w:trPr>
-          <w:cantSplit/>
-        </w:trPr>
-        <w:tc>
-          <w:tcPr>
-            <w:tcW w:w="5000" w:type="pct"/>
-            <w:gridSpan w:val="6"/>
-          </w:tcPr>
-          <w:p>
-            <w:pPr>
-              <w:keepNext/>
-              <w:keepLines/>
-              <w:spacing w:after="0"/>
-              <w:jc w:val="center"/>
-              <w:rPr>
-                <w:rFonts w:asciiTheme="majorBidi" w:hAnsiTheme="majorBidi" w:cstheme="majorBidi"/>
-                <w:sz w:val="18"/>
-                <w:szCs w:val="18"/>
-                <w:rtl/>
-                <w:lang w:bidi="ar-IQ"/>
-              </w:rPr>
-            </w:pPr>
-            <w:r>
-              <w:rPr>
-                <w:rFonts w:asciiTheme="majorBidi" w:hAnsiTheme="majorBidi" w:cstheme="majorBidi"/>
-                <w:sz w:val="18"/>
-                <w:szCs w:val="18"/>
-                <w:rtl/>
-                <w:lang w:bidi="ar-IQ"/>
-              </w:rPr>
-              <w:t xml:space="preserve">٢٠١٧-٢٠١٨</w:t>
-            </w:r>
-          </w:p>
-        </w:tc>
-      </w:tr>
-      <w:tr>
-        <w:trPr>
-          <w:cantSplit/>
-        </w:trPr>
-        <w:tc>
-          <w:tcPr>
-            <w:tcW w:w="2505" w:type="pct"/>
-            <w:gridSpan w:val="3"/>
-          </w:tcPr>
-          <w:p>
-            <w:pPr>
-              <w:keepNext/>
-              <w:keepLines/>
-              <w:spacing w:after="0"/>
-              <w:rPr>
-                <w:rFonts w:asciiTheme="majorBidi" w:hAnsiTheme="majorBidi" w:cstheme="majorBidi"/>
-                <w:sz w:val="18"/>
-                <w:szCs w:val="18"/>
-                <w:lang w:bidi="ar-IQ"/>
-              </w:rPr>
-            </w:pPr>
-            <w:r>
-              <w:rPr>
-                <w:rFonts w:asciiTheme="majorBidi" w:hAnsiTheme="majorBidi" w:cstheme="majorBidi"/>
-                <w:sz w:val="18"/>
-                <w:szCs w:val="18"/>
-                <w:rtl/>
-                <w:lang w:bidi="ar-IQ"/>
-              </w:rPr>
-              <w:t xml:space="preserve"/>
-            </w:r>
-          </w:p>
-        </w:tc>
-        <w:tc>
-          <w:tcPr>
-            <w:tcW w:w="2495" w:type="pct"/>
-            <w:gridSpan w:val="3"/>
-          </w:tcPr>
-          <w:p>
-            <w:pPr>
-              <w:keepNext/>
-              <w:keepLines/>
-              <w:spacing w:after="0"/>
-              <w:rPr>
-                <w:rFonts w:asciiTheme="majorBidi" w:hAnsiTheme="majorBidi" w:cstheme="majorBidi"/>
-                <w:sz w:val="18"/>
-                <w:szCs w:val="18"/>
-              </w:rPr>
-            </w:pPr>
-            <w:r>
-              <w:rPr>
-                <w:rFonts w:asciiTheme="majorBidi" w:hAnsiTheme="majorBidi" w:cstheme="majorBidi"/>
-                <w:sz w:val="18"/>
-                <w:szCs w:val="18"/>
-                <w:rtl/>
-                <w:lang w:bidi="ar-IQ"/>
-              </w:rPr>
-              <w:t xml:space="preserve">المرحلة ١ (فصل ١)</w:t>
-            </w:r>
-          </w:p>
-        </w:tc>
-      </w:tr>
-      <w:tr>
-        <w:trPr>
-          <w:cantSplit/>
-        </w:trPr>
-        <w:tc>
-          <w:tcPr>
-            <w:tcW w:w="1828" w:type="pct"/>
-          </w:tcPr>
-          <w:p>
-            <w:pPr>
-              <w:keepNext/>
-              <w:keepLines/>
-              <w:spacing w:after="0"/>
-              <w:rPr>
-                <w:rFonts w:asciiTheme="majorBidi" w:hAnsiTheme="majorBidi" w:cstheme="majorBidi"/>
-                <w:b/>
-                <w:bCs/>
-                <w:sz w:val="18"/>
-                <w:szCs w:val="18"/>
-                <w:lang w:bidi="ar-IQ"/>
-              </w:rPr>
-            </w:pPr>
-            <w:r>
-              <w:rPr>
-                <w:rFonts w:asciiTheme="majorBidi" w:hAnsiTheme="majorBidi" w:cstheme="majorBidi"/>
-                <w:b/>
-                <w:bCs/>
-                <w:sz w:val="18"/>
-                <w:szCs w:val="18"/>
-                <w:rtl/>
-              </w:rPr>
-              <w:t>المادة الدراسية</w:t>
-            </w:r>
-          </w:p>
-        </w:tc>
-        <w:tc>
-          <w:tcPr>
-            <w:tcW w:w="338" w:type="pct"/>
-          </w:tcPr>
-          <w:p>
-            <w:pPr>
-              <w:keepNext/>
-              <w:keepLines/>
-              <w:spacing w:after="0"/>
-              <w:rPr>
-                <w:rFonts w:asciiTheme="majorBidi" w:hAnsiTheme="majorBidi" w:cstheme="majorBidi"/>
-                <w:b/>
-                <w:bCs/>
-                <w:sz w:val="18"/>
-                <w:szCs w:val="18"/>
-                <w:lang w:bidi="ar-IQ"/>
-              </w:rPr>
-            </w:pPr>
-            <w:r>
-              <w:rPr>
-                <w:rFonts w:asciiTheme="majorBidi" w:hAnsiTheme="majorBidi" w:cstheme="majorBidi"/>
-                <w:b/>
-                <w:bCs/>
-                <w:sz w:val="18"/>
-                <w:szCs w:val="18"/>
-                <w:rtl/>
-              </w:rPr>
-              <w:t>الدرجة</w:t>
-            </w:r>
-          </w:p>
-        </w:tc>
-        <w:tc>
-          <w:tcPr>
-            <w:tcW w:w="339" w:type="pct"/>
-          </w:tcPr>
-          <w:p>
-            <w:pPr>
-              <w:keepNext/>
-              <w:keepLines/>
-              <w:spacing w:after="0"/>
-              <w:rPr>
-                <w:rFonts w:asciiTheme="majorBidi" w:hAnsiTheme="majorBidi" w:cstheme="majorBidi"/>
-                <w:b/>
-                <w:bCs/>
-                <w:sz w:val="18"/>
-                <w:szCs w:val="18"/>
-                <w:lang w:bidi="ar-IQ"/>
-              </w:rPr>
-            </w:pPr>
-            <w:r>
-              <w:rPr>
-                <w:rFonts w:asciiTheme="majorBidi" w:hAnsiTheme="majorBidi" w:cstheme="majorBidi"/>
-                <w:b/>
-                <w:bCs/>
-                <w:sz w:val="18"/>
-                <w:szCs w:val="18"/>
-                <w:rtl/>
-              </w:rPr>
-              <w:t>الوحدة</w:t>
-            </w:r>
-          </w:p>
-        </w:tc>
-        <w:tc>
-          <w:tcPr>
-            <w:tcW w:w="1831" w:type="pct"/>
-          </w:tcPr>
-          <w:p>
-            <w:pPr>
-              <w:keepNext/>
-              <w:keepLines/>
-              <w:spacing w:after="0"/>
-              <w:rPr>
-                <w:rFonts w:asciiTheme="majorBidi" w:hAnsiTheme="majorBidi" w:cstheme="majorBidi"/>
-                <w:b/>
-                <w:bCs/>
-                <w:sz w:val="18"/>
-                <w:szCs w:val="18"/>
-                <w:lang w:bidi="ar-IQ"/>
-              </w:rPr>
-            </w:pPr>
-            <w:r>
-              <w:rPr>
-                <w:rFonts w:asciiTheme="majorBidi" w:hAnsiTheme="majorBidi" w:cstheme="majorBidi"/>
-                <w:b/>
-                <w:bCs/>
-                <w:sz w:val="18"/>
-                <w:szCs w:val="18"/>
-                <w:rtl/>
-              </w:rPr>
-              <w:t>المادة الدراسية</w:t>
-            </w:r>
-          </w:p>
-        </w:tc>
-        <w:tc>
-          <w:tcPr>
-            <w:tcW w:w="339" w:type="pct"/>
-          </w:tcPr>
-          <w:p>
-            <w:pPr>
-              <w:keepNext/>
-              <w:keepLines/>
-              <w:spacing w:after="0"/>
-              <w:rPr>
-                <w:rFonts w:asciiTheme="majorBidi" w:hAnsiTheme="majorBidi" w:cstheme="majorBidi"/>
-                <w:b/>
-                <w:bCs/>
-                <w:sz w:val="18"/>
-                <w:szCs w:val="18"/>
-                <w:lang w:bidi="ar-IQ"/>
-              </w:rPr>
-            </w:pPr>
-            <w:r>
-              <w:rPr>
-                <w:rFonts w:asciiTheme="majorBidi" w:hAnsiTheme="majorBidi" w:cstheme="majorBidi"/>
-                <w:b/>
-                <w:bCs/>
-                <w:sz w:val="18"/>
-                <w:szCs w:val="18"/>
-                <w:rtl/>
-              </w:rPr>
-              <w:t>الدرجة</w:t>
-            </w:r>
-          </w:p>
-        </w:tc>
-        <w:tc>
-          <w:tcPr>
-            <w:tcW w:w="325" w:type="pct"/>
-          </w:tcPr>
-          <w:p>
-            <w:pPr>
-              <w:keepNext/>
-              <w:keepLines/>
-              <w:spacing w:after="0"/>
-              <w:rPr>
-                <w:rFonts w:asciiTheme="majorBidi" w:hAnsiTheme="majorBidi" w:cstheme="majorBidi"/>
-                <w:b/>
-                <w:bCs/>
-                <w:sz w:val="18"/>
-                <w:szCs w:val="18"/>
-              </w:rPr>
-            </w:pPr>
-            <w:r>
-              <w:rPr>
-                <w:rFonts w:asciiTheme="majorBidi" w:hAnsiTheme="majorBidi" w:cstheme="majorBidi"/>
-                <w:b/>
-                <w:bCs/>
-                <w:sz w:val="18"/>
-                <w:szCs w:val="18"/>
-                <w:rtl/>
-              </w:rPr>
-              <w:t>الوحدة</w:t>
-            </w:r>
-          </w:p>
-        </w:tc>
-      </w:tr>
-      <w:tr>
-        <w:trPr>
-          <w:cantSplit/>
-        </w:trPr>
-        <w:tc>
-          <w:tcPr>
-            <w:tcW w:w="1828" w:type="pct"/>
-          </w:tcPr>
-          <w:p>
-            <w:pPr>
-              <w:keepNext/>
-              <w:keepLines/>
-              <w:spacing w:after="0"/>
-              <w:rPr>
-                <w:rFonts w:asciiTheme="majorBidi" w:hAnsiTheme="majorBidi" w:cstheme="majorBidi"/>
-                <w:sz w:val="18"/>
-                <w:szCs w:val="18"/>
-                <w:lang w:bidi="ar-IQ"/>
-              </w:rPr>
-            </w:pPr>
-            <w:r>
-              <w:rPr>
-                <w:rFonts w:asciiTheme="majorBidi" w:hAnsiTheme="majorBidi" w:cstheme="majorBidi"/>
-                <w:sz w:val="18"/>
-                <w:szCs w:val="18"/>
-                <w:rtl/>
-                <w:lang w:bidi="ar-IQ"/>
-              </w:rPr>
-              <w:t xml:space="preserve"/>
-            </w:r>
-          </w:p>
-        </w:tc>
-        <w:tc>
-          <w:tcPr>
-            <w:tcW w:w="338" w:type="pct"/>
-          </w:tcPr>
-          <w:p>
-            <w:pPr>
-              <w:keepNext/>
-              <w:keepLines/>
-              <w:spacing w:after="0"/>
-              <w:rPr>
-                <w:rFonts w:asciiTheme="majorBidi" w:hAnsiTheme="majorBidi" w:cstheme="majorBidi"/>
-                <w:sz w:val="18"/>
-                <w:szCs w:val="18"/>
-                <w:lang w:bidi="ar-IQ"/>
-              </w:rPr>
-            </w:pPr>
-            <w:r>
-              <w:rPr>
-                <w:rFonts w:asciiTheme="majorBidi" w:hAnsiTheme="majorBidi" w:cstheme="majorBidi"/>
-                <w:sz w:val="18"/>
-                <w:szCs w:val="18"/>
-                <w:rtl/>
-                <w:lang w:bidi="ar-IQ"/>
-              </w:rPr>
-              <w:t xml:space="preserve"/>
-            </w:r>
-          </w:p>
-        </w:tc>
-        <w:tc>
-          <w:tcPr>
-            <w:tcW w:w="339" w:type="pct"/>
-          </w:tcPr>
-          <w:p>
-            <w:pPr>
-              <w:keepNext/>
-              <w:keepLines/>
-              <w:spacing w:after="0"/>
-              <w:rPr>
-                <w:rFonts w:asciiTheme="majorBidi" w:hAnsiTheme="majorBidi" w:cstheme="majorBidi"/>
-                <w:sz w:val="18"/>
-                <w:szCs w:val="18"/>
-                <w:lang w:bidi="ar-IQ"/>
-              </w:rPr>
-            </w:pPr>
-            <w:r>
-              <w:rPr>
-                <w:rFonts w:asciiTheme="majorBidi" w:hAnsiTheme="majorBidi" w:cstheme="majorBidi"/>
-                <w:sz w:val="18"/>
-                <w:szCs w:val="18"/>
-                <w:rtl/>
-                <w:lang w:bidi="ar-IQ"/>
-              </w:rPr>
-              <w:t xml:space="preserve"/>
-            </w:r>
-          </w:p>
-        </w:tc>
-        <w:tc>
-          <w:tcPr>
-            <w:tcW w:w="1831" w:type="pct"/>
-          </w:tcPr>
-          <w:p>
-            <w:pPr>
-              <w:keepNext/>
-              <w:keepLines/>
-              <w:spacing w:after="0"/>
-              <w:rPr>
-                <w:rFonts w:asciiTheme="majorBidi" w:hAnsiTheme="majorBidi" w:cstheme="majorBidi"/>
-                <w:sz w:val="18"/>
-                <w:szCs w:val="18"/>
-                <w:lang w:bidi="ar-IQ"/>
-              </w:rPr>
-            </w:pPr>
-            <w:r>
-              <w:rPr>
-                <w:rFonts w:asciiTheme="majorBidi" w:hAnsiTheme="majorBidi" w:cstheme="majorBidi"/>
-                <w:sz w:val="18"/>
-                <w:szCs w:val="18"/>
-                <w:rtl/>
-                <w:lang w:bidi="ar-IQ"/>
-              </w:rPr>
-              <w:t xml:space="preserve"/>
-            </w:r>
-          </w:p>
-        </w:tc>
-        <w:tc>
-          <w:tcPr>
-            <w:tcW w:w="339" w:type="pct"/>
-          </w:tcPr>
-          <w:p>
-            <w:pPr>
-              <w:keepNext/>
-              <w:keepLines/>
-              <w:spacing w:after="0"/>
-              <w:rPr>
-                <w:rFonts w:asciiTheme="majorBidi" w:hAnsiTheme="majorBidi" w:cstheme="majorBidi"/>
-                <w:sz w:val="18"/>
-                <w:szCs w:val="18"/>
-                <w:lang w:bidi="ar-IQ"/>
-              </w:rPr>
-            </w:pPr>
-            <w:r>
-              <w:rPr>
-                <w:rFonts w:asciiTheme="majorBidi" w:hAnsiTheme="majorBidi" w:cstheme="majorBidi"/>
-                <w:sz w:val="18"/>
-                <w:szCs w:val="18"/>
-                <w:rtl/>
-                <w:lang w:bidi="ar-IQ"/>
-              </w:rPr>
-              <w:t xml:space="preserve">٨٣</w:t>
-            </w:r>
-          </w:p>
-        </w:tc>
-        <w:tc>
-          <w:tcPr>
-            <w:tcW w:w="325" w:type="pct"/>
-          </w:tcPr>
-          <w:p>
-            <w:pPr>
-              <w:keepNext/>
-              <w:keepLines/>
-              <w:spacing w:after="0"/>
-              <w:rPr>
-                <w:rFonts w:asciiTheme="majorBidi" w:hAnsiTheme="majorBidi" w:cstheme="majorBidi"/>
-                <w:sz w:val="18"/>
-                <w:szCs w:val="18"/>
-              </w:rPr>
-            </w:pPr>
-            <w:r>
-              <w:rPr>
-                <w:rFonts w:asciiTheme="majorBidi" w:hAnsiTheme="majorBidi" w:cstheme="majorBidi"/>
-                <w:sz w:val="18"/>
-                <w:szCs w:val="18"/>
-                <w:rtl/>
-                <w:lang w:bidi="ar-IQ"/>
-              </w:rPr>
-              <w:t xml:space="preserve">٣</w:t>
-            </w:r>
-          </w:p>
-        </w:tc>
-      </w:tr>
-      <w:tr>
-        <w:trPr>
-          <w:cantSplit/>
-        </w:trPr>
-        <w:tc>
-          <w:tcPr>
-            <w:tcW w:w="1828" w:type="pct"/>
-          </w:tcPr>
-          <w:p>
-            <w:pPr>
-              <w:keepNext/>
-              <w:keepLines/>
-              <w:spacing w:after="0"/>
-              <w:rPr>
-                <w:rFonts w:asciiTheme="majorBidi" w:hAnsiTheme="majorBidi" w:cstheme="majorBidi"/>
-                <w:sz w:val="18"/>
-                <w:szCs w:val="18"/>
-                <w:lang w:bidi="ar-IQ"/>
-              </w:rPr>
-            </w:pPr>
-            <w:r>
-              <w:rPr>
-                <w:rFonts w:asciiTheme="majorBidi" w:hAnsiTheme="majorBidi" w:cstheme="majorBidi"/>
-                <w:sz w:val="18"/>
-                <w:szCs w:val="18"/>
-                <w:rtl/>
-                <w:lang w:bidi="ar-IQ"/>
-              </w:rPr>
-              <w:t xml:space="preserve"/>
-            </w:r>
-          </w:p>
-        </w:tc>
-        <w:tc>
-          <w:tcPr>
-            <w:tcW w:w="338" w:type="pct"/>
-          </w:tcPr>
-          <w:p>
-            <w:pPr>
-              <w:keepNext/>
-              <w:keepLines/>
-              <w:spacing w:after="0"/>
-              <w:rPr>
-                <w:rFonts w:asciiTheme="majorBidi" w:hAnsiTheme="majorBidi" w:cstheme="majorBidi"/>
-                <w:sz w:val="18"/>
-                <w:szCs w:val="18"/>
-                <w:lang w:bidi="ar-IQ"/>
-              </w:rPr>
-            </w:pPr>
-            <w:r>
-              <w:rPr>
-                <w:rFonts w:asciiTheme="majorBidi" w:hAnsiTheme="majorBidi" w:cstheme="majorBidi"/>
-                <w:sz w:val="18"/>
-                <w:szCs w:val="18"/>
-                <w:rtl/>
-                <w:lang w:bidi="ar-IQ"/>
-              </w:rPr>
-              <w:t xml:space="preserve"/>
-            </w:r>
-          </w:p>
-        </w:tc>
-        <w:tc>
-          <w:tcPr>
-            <w:tcW w:w="339" w:type="pct"/>
-          </w:tcPr>
-          <w:p>
-            <w:pPr>
-              <w:keepNext/>
-              <w:keepLines/>
-              <w:spacing w:after="0"/>
-              <w:rPr>
-                <w:rFonts w:asciiTheme="majorBidi" w:hAnsiTheme="majorBidi" w:cstheme="majorBidi"/>
-                <w:sz w:val="18"/>
-                <w:szCs w:val="18"/>
-                <w:lang w:bidi="ar-IQ"/>
-              </w:rPr>
-            </w:pPr>
-            <w:r>
-              <w:rPr>
-                <w:rFonts w:asciiTheme="majorBidi" w:hAnsiTheme="majorBidi" w:cstheme="majorBidi"/>
-                <w:sz w:val="18"/>
-                <w:szCs w:val="18"/>
-                <w:rtl/>
-                <w:lang w:bidi="ar-IQ"/>
-              </w:rPr>
-              <w:t xml:space="preserve"/>
-            </w:r>
-          </w:p>
-        </w:tc>
-        <w:tc>
-          <w:tcPr>
-            <w:tcW w:w="1831" w:type="pct"/>
-          </w:tcPr>
-          <w:p>
-            <w:pPr>
-              <w:keepNext/>
-              <w:keepLines/>
-              <w:spacing w:after="0"/>
-              <w:rPr>
-                <w:rFonts w:asciiTheme="majorBidi" w:hAnsiTheme="majorBidi" w:cstheme="majorBidi"/>
-                <w:sz w:val="18"/>
-                <w:szCs w:val="18"/>
-                <w:lang w:bidi="ar-IQ"/>
-              </w:rPr>
-            </w:pPr>
-            <w:r>
-              <w:rPr>
-                <w:rFonts w:asciiTheme="majorBidi" w:hAnsiTheme="majorBidi" w:cstheme="majorBidi"/>
-                <w:sz w:val="18"/>
-                <w:szCs w:val="18"/>
-                <w:rtl/>
-                <w:lang w:bidi="ar-IQ"/>
-              </w:rPr>
-              <w:t xml:space="preserve"/>
-            </w:r>
-          </w:p>
-        </w:tc>
-        <w:tc>
-          <w:tcPr>
-            <w:tcW w:w="339" w:type="pct"/>
-          </w:tcPr>
-          <w:p>
-            <w:pPr>
-              <w:keepNext/>
-              <w:keepLines/>
-              <w:spacing w:after="0"/>
-              <w:rPr>
-                <w:rFonts w:asciiTheme="majorBidi" w:hAnsiTheme="majorBidi" w:cstheme="majorBidi"/>
-                <w:sz w:val="18"/>
-                <w:szCs w:val="18"/>
-                <w:lang w:bidi="ar-IQ"/>
-              </w:rPr>
-            </w:pPr>
-            <w:r>
-              <w:rPr>
-                <w:rFonts w:asciiTheme="majorBidi" w:hAnsiTheme="majorBidi" w:cstheme="majorBidi"/>
-                <w:sz w:val="18"/>
-                <w:szCs w:val="18"/>
-                <w:rtl/>
-                <w:lang w:bidi="ar-IQ"/>
-              </w:rPr>
-              <w:t xml:space="preserve">٥٣</w:t>
-            </w:r>
-          </w:p>
-        </w:tc>
-        <w:tc>
-          <w:tcPr>
-            <w:tcW w:w="325" w:type="pct"/>
-          </w:tcPr>
-          <w:p>
-            <w:pPr>
-              <w:keepNext/>
-              <w:keepLines/>
-              <w:spacing w:after="0"/>
-              <w:rPr>
-                <w:rFonts w:asciiTheme="majorBidi" w:hAnsiTheme="majorBidi" w:cstheme="majorBidi"/>
-                <w:sz w:val="18"/>
-                <w:szCs w:val="18"/>
-              </w:rPr>
-            </w:pPr>
-            <w:r>
-              <w:rPr>
-                <w:rFonts w:asciiTheme="majorBidi" w:hAnsiTheme="majorBidi" w:cstheme="majorBidi"/>
-                <w:sz w:val="18"/>
-                <w:szCs w:val="18"/>
-                <w:rtl/>
-                <w:lang w:bidi="ar-IQ"/>
-              </w:rPr>
-              <w:t xml:space="preserve">٢</w:t>
-            </w:r>
-          </w:p>
-        </w:tc>
-      </w:tr>
-      <w:tr>
-        <w:trPr>
-          <w:cantSplit/>
-        </w:trPr>
-        <w:tc>
-          <w:tcPr>
-            <w:tcW w:w="1828" w:type="pct"/>
-          </w:tcPr>
-          <w:p>
-            <w:pPr>
-              <w:keepNext/>
-              <w:keepLines/>
-              <w:spacing w:after="0"/>
-              <w:rPr>
-                <w:rFonts w:asciiTheme="majorBidi" w:hAnsiTheme="majorBidi" w:cstheme="majorBidi"/>
-                <w:sz w:val="18"/>
-                <w:szCs w:val="18"/>
-                <w:lang w:bidi="ar-IQ"/>
-              </w:rPr>
-            </w:pPr>
-            <w:r>
-              <w:rPr>
-                <w:rFonts w:asciiTheme="majorBidi" w:hAnsiTheme="majorBidi" w:cstheme="majorBidi"/>
-                <w:sz w:val="18"/>
-                <w:szCs w:val="18"/>
-                <w:rtl/>
-                <w:lang w:bidi="ar-IQ"/>
-              </w:rPr>
-              <w:t xml:space="preserve"/>
-            </w:r>
-          </w:p>
-        </w:tc>
-        <w:tc>
-          <w:tcPr>
-            <w:tcW w:w="338" w:type="pct"/>
-          </w:tcPr>
-          <w:p>
-            <w:pPr>
-              <w:keepNext/>
-              <w:keepLines/>
-              <w:spacing w:after="0"/>
-              <w:rPr>
-                <w:rFonts w:asciiTheme="majorBidi" w:hAnsiTheme="majorBidi" w:cstheme="majorBidi"/>
-                <w:sz w:val="18"/>
-                <w:szCs w:val="18"/>
-                <w:lang w:bidi="ar-IQ"/>
-              </w:rPr>
-            </w:pPr>
-            <w:r>
-              <w:rPr>
-                <w:rFonts w:asciiTheme="majorBidi" w:hAnsiTheme="majorBidi" w:cstheme="majorBidi"/>
-                <w:sz w:val="18"/>
-                <w:szCs w:val="18"/>
-                <w:rtl/>
-                <w:lang w:bidi="ar-IQ"/>
-              </w:rPr>
-              <w:t xml:space="preserve"/>
-            </w:r>
-          </w:p>
-        </w:tc>
-        <w:tc>
-          <w:tcPr>
-            <w:tcW w:w="339" w:type="pct"/>
-          </w:tcPr>
-          <w:p>
-            <w:pPr>
-              <w:keepNext/>
-              <w:keepLines/>
-              <w:spacing w:after="0"/>
-              <w:rPr>
-                <w:rFonts w:asciiTheme="majorBidi" w:hAnsiTheme="majorBidi" w:cstheme="majorBidi"/>
-                <w:sz w:val="18"/>
-                <w:szCs w:val="18"/>
-                <w:lang w:bidi="ar-IQ"/>
-              </w:rPr>
-            </w:pPr>
-            <w:r>
-              <w:rPr>
-                <w:rFonts w:asciiTheme="majorBidi" w:hAnsiTheme="majorBidi" w:cstheme="majorBidi"/>
-                <w:sz w:val="18"/>
-                <w:szCs w:val="18"/>
-                <w:rtl/>
-                <w:lang w:bidi="ar-IQ"/>
-              </w:rPr>
-              <w:t xml:space="preserve"/>
-            </w:r>
-          </w:p>
-        </w:tc>
-        <w:tc>
-          <w:tcPr>
-            <w:tcW w:w="1831" w:type="pct"/>
-          </w:tcPr>
-          <w:p>
-            <w:pPr>
-              <w:keepNext/>
-              <w:keepLines/>
-              <w:spacing w:after="0"/>
-              <w:rPr>
-                <w:rFonts w:asciiTheme="majorBidi" w:hAnsiTheme="majorBidi" w:cstheme="majorBidi"/>
-                <w:sz w:val="18"/>
-                <w:szCs w:val="18"/>
-                <w:lang w:bidi="ar-IQ"/>
-              </w:rPr>
-            </w:pPr>
-            <w:r>
-              <w:rPr>
-                <w:rFonts w:asciiTheme="majorBidi" w:hAnsiTheme="majorBidi" w:cstheme="majorBidi"/>
-                <w:sz w:val="18"/>
-                <w:szCs w:val="18"/>
-                <w:rtl/>
-                <w:lang w:bidi="ar-IQ"/>
-              </w:rPr>
-              <w:t xml:space="preserve"/>
-            </w:r>
-          </w:p>
-        </w:tc>
-        <w:tc>
-          <w:tcPr>
-            <w:tcW w:w="339" w:type="pct"/>
-          </w:tcPr>
-          <w:p>
-            <w:pPr>
-              <w:keepNext/>
-              <w:keepLines/>
-              <w:spacing w:after="0"/>
-              <w:rPr>
-                <w:rFonts w:asciiTheme="majorBidi" w:hAnsiTheme="majorBidi" w:cstheme="majorBidi"/>
-                <w:sz w:val="18"/>
-                <w:szCs w:val="18"/>
-                <w:lang w:bidi="ar-IQ"/>
-              </w:rPr>
-            </w:pPr>
-            <w:r>
-              <w:rPr>
-                <w:rFonts w:asciiTheme="majorBidi" w:hAnsiTheme="majorBidi" w:cstheme="majorBidi"/>
-                <w:sz w:val="18"/>
-                <w:szCs w:val="18"/>
-                <w:rtl/>
-                <w:lang w:bidi="ar-IQ"/>
-              </w:rPr>
-              <w:t xml:space="preserve">٧٦</w:t>
-            </w:r>
-          </w:p>
-        </w:tc>
-        <w:tc>
-          <w:tcPr>
-            <w:tcW w:w="325" w:type="pct"/>
-          </w:tcPr>
-          <w:p>
-            <w:pPr>
-              <w:keepNext/>
-              <w:keepLines/>
-              <w:spacing w:after="0"/>
-              <w:rPr>
-                <w:rFonts w:asciiTheme="majorBidi" w:hAnsiTheme="majorBidi" w:cstheme="majorBidi"/>
-                <w:sz w:val="18"/>
-                <w:szCs w:val="18"/>
-              </w:rPr>
-            </w:pPr>
-            <w:r>
-              <w:rPr>
-                <w:rFonts w:asciiTheme="majorBidi" w:hAnsiTheme="majorBidi" w:cstheme="majorBidi"/>
-                <w:sz w:val="18"/>
-                <w:szCs w:val="18"/>
-                <w:rtl/>
-                <w:lang w:bidi="ar-IQ"/>
-              </w:rPr>
-              <w:t xml:space="preserve">٣</w:t>
-            </w:r>
-          </w:p>
-        </w:tc>
-      </w:tr>
-      <w:tr>
-        <w:trPr>
-          <w:cantSplit/>
-        </w:trPr>
-        <w:tc>
-          <w:tcPr>
-            <w:tcW w:w="1828" w:type="pct"/>
-          </w:tcPr>
-          <w:p>
-            <w:pPr>
-              <w:keepNext/>
-              <w:keepLines/>
-              <w:spacing w:after="0"/>
-              <w:rPr>
-                <w:rFonts w:asciiTheme="majorBidi" w:hAnsiTheme="majorBidi" w:cstheme="majorBidi"/>
-                <w:sz w:val="18"/>
-                <w:szCs w:val="18"/>
-                <w:lang w:bidi="ar-IQ"/>
-              </w:rPr>
-            </w:pPr>
-            <w:r>
-              <w:rPr>
-                <w:rFonts w:asciiTheme="majorBidi" w:hAnsiTheme="majorBidi" w:cstheme="majorBidi"/>
-                <w:sz w:val="18"/>
-                <w:szCs w:val="18"/>
-                <w:rtl/>
-                <w:lang w:bidi="ar-IQ"/>
-              </w:rPr>
-              <w:t xml:space="preserve"/>
-            </w:r>
-          </w:p>
-        </w:tc>
-        <w:tc>
-          <w:tcPr>
-            <w:tcW w:w="338" w:type="pct"/>
-          </w:tcPr>
-          <w:p>
-            <w:pPr>
-              <w:keepNext/>
-              <w:keepLines/>
-              <w:spacing w:after="0"/>
-              <w:rPr>
-                <w:rFonts w:asciiTheme="majorBidi" w:hAnsiTheme="majorBidi" w:cstheme="majorBidi"/>
-                <w:sz w:val="18"/>
-                <w:szCs w:val="18"/>
-                <w:lang w:bidi="ar-IQ"/>
-              </w:rPr>
-            </w:pPr>
-            <w:r>
-              <w:rPr>
-                <w:rFonts w:asciiTheme="majorBidi" w:hAnsiTheme="majorBidi" w:cstheme="majorBidi"/>
-                <w:sz w:val="18"/>
-                <w:szCs w:val="18"/>
-                <w:rtl/>
-                <w:lang w:bidi="ar-IQ"/>
-              </w:rPr>
-              <w:t xml:space="preserve"/>
-            </w:r>
-          </w:p>
-        </w:tc>
-        <w:tc>
-          <w:tcPr>
-            <w:tcW w:w="339" w:type="pct"/>
-          </w:tcPr>
-          <w:p>
-            <w:pPr>
-              <w:keepNext/>
-              <w:keepLines/>
-              <w:spacing w:after="0"/>
-              <w:rPr>
-                <w:rFonts w:asciiTheme="majorBidi" w:hAnsiTheme="majorBidi" w:cstheme="majorBidi"/>
-                <w:sz w:val="18"/>
-                <w:szCs w:val="18"/>
-                <w:lang w:bidi="ar-IQ"/>
-              </w:rPr>
-            </w:pPr>
-            <w:r>
-              <w:rPr>
-                <w:rFonts w:asciiTheme="majorBidi" w:hAnsiTheme="majorBidi" w:cstheme="majorBidi"/>
-                <w:sz w:val="18"/>
-                <w:szCs w:val="18"/>
-                <w:rtl/>
-                <w:lang w:bidi="ar-IQ"/>
-              </w:rPr>
-              <w:t xml:space="preserve"/>
-            </w:r>
-          </w:p>
-        </w:tc>
-        <w:tc>
-          <w:tcPr>
-            <w:tcW w:w="1831" w:type="pct"/>
-          </w:tcPr>
-          <w:p>
-            <w:pPr>
-              <w:keepNext/>
-              <w:keepLines/>
-              <w:spacing w:after="0"/>
-              <w:rPr>
-                <w:rFonts w:asciiTheme="majorBidi" w:hAnsiTheme="majorBidi" w:cstheme="majorBidi"/>
-                <w:sz w:val="18"/>
-                <w:szCs w:val="18"/>
-                <w:lang w:bidi="ar-IQ"/>
-              </w:rPr>
-            </w:pPr>
-            <w:r>
-              <w:rPr>
-                <w:rFonts w:asciiTheme="majorBidi" w:hAnsiTheme="majorBidi" w:cstheme="majorBidi"/>
-                <w:sz w:val="18"/>
-                <w:szCs w:val="18"/>
-                <w:rtl/>
-                <w:lang w:bidi="ar-IQ"/>
-              </w:rPr>
-              <w:t xml:space="preserve"/>
-            </w:r>
-          </w:p>
-        </w:tc>
-        <w:tc>
-          <w:tcPr>
-            <w:tcW w:w="339" w:type="pct"/>
-          </w:tcPr>
-          <w:p>
-            <w:pPr>
-              <w:keepNext/>
-              <w:keepLines/>
-              <w:spacing w:after="0"/>
-              <w:rPr>
-                <w:rFonts w:asciiTheme="majorBidi" w:hAnsiTheme="majorBidi" w:cstheme="majorBidi"/>
-                <w:sz w:val="18"/>
-                <w:szCs w:val="18"/>
-                <w:lang w:bidi="ar-IQ"/>
-              </w:rPr>
-            </w:pPr>
-            <w:r>
-              <w:rPr>
-                <w:rFonts w:asciiTheme="majorBidi" w:hAnsiTheme="majorBidi" w:cstheme="majorBidi"/>
-                <w:sz w:val="18"/>
-                <w:szCs w:val="18"/>
-                <w:rtl/>
-                <w:lang w:bidi="ar-IQ"/>
-              </w:rPr>
-              <w:t xml:space="preserve">٥٠</w:t>
-            </w:r>
-          </w:p>
-        </w:tc>
-        <w:tc>
-          <w:tcPr>
-            <w:tcW w:w="325" w:type="pct"/>
-          </w:tcPr>
-          <w:p>
-            <w:pPr>
-              <w:keepNext/>
-              <w:keepLines/>
-              <w:spacing w:after="0"/>
-              <w:rPr>
-                <w:rFonts w:asciiTheme="majorBidi" w:hAnsiTheme="majorBidi" w:cstheme="majorBidi"/>
-                <w:sz w:val="18"/>
-                <w:szCs w:val="18"/>
-              </w:rPr>
-            </w:pPr>
-            <w:r>
-              <w:rPr>
-                <w:rFonts w:asciiTheme="majorBidi" w:hAnsiTheme="majorBidi" w:cstheme="majorBidi"/>
-                <w:sz w:val="18"/>
-                <w:szCs w:val="18"/>
-                <w:rtl/>
-                <w:lang w:bidi="ar-IQ"/>
-              </w:rPr>
-              <w:t xml:space="preserve">٢</w:t>
-            </w:r>
-          </w:p>
-        </w:tc>
-      </w:tr>
-      <w:tr>
-        <w:trPr>
-          <w:cantSplit/>
-        </w:trPr>
-        <w:tc>
-          <w:tcPr>
-            <w:tcW w:w="1828" w:type="pct"/>
-          </w:tcPr>
-          <w:p>
-            <w:pPr>
-              <w:keepNext/>
-              <w:keepLines/>
-              <w:spacing w:after="0"/>
-              <w:rPr>
-                <w:rFonts w:asciiTheme="majorBidi" w:hAnsiTheme="majorBidi" w:cstheme="majorBidi"/>
-                <w:sz w:val="18"/>
-                <w:szCs w:val="18"/>
-                <w:lang w:bidi="ar-IQ"/>
-              </w:rPr>
-            </w:pPr>
-            <w:r>
-              <w:rPr>
-                <w:rFonts w:asciiTheme="majorBidi" w:hAnsiTheme="majorBidi" w:cstheme="majorBidi"/>
-                <w:sz w:val="18"/>
-                <w:szCs w:val="18"/>
-                <w:rtl/>
-                <w:lang w:bidi="ar-IQ"/>
-              </w:rPr>
-              <w:t xml:space="preserve"/>
-            </w:r>
-          </w:p>
-        </w:tc>
-        <w:tc>
-          <w:tcPr>
-            <w:tcW w:w="338" w:type="pct"/>
-          </w:tcPr>
-          <w:p>
-            <w:pPr>
-              <w:keepNext/>
-              <w:keepLines/>
-              <w:spacing w:after="0"/>
-              <w:rPr>
-                <w:rFonts w:asciiTheme="majorBidi" w:hAnsiTheme="majorBidi" w:cstheme="majorBidi"/>
-                <w:sz w:val="18"/>
-                <w:szCs w:val="18"/>
-                <w:lang w:bidi="ar-IQ"/>
-              </w:rPr>
-            </w:pPr>
-            <w:r>
-              <w:rPr>
-                <w:rFonts w:asciiTheme="majorBidi" w:hAnsiTheme="majorBidi" w:cstheme="majorBidi"/>
-                <w:sz w:val="18"/>
-                <w:szCs w:val="18"/>
-                <w:rtl/>
-                <w:lang w:bidi="ar-IQ"/>
-              </w:rPr>
-              <w:t xml:space="preserve"/>
-            </w:r>
-          </w:p>
-        </w:tc>
-        <w:tc>
-          <w:tcPr>
-            <w:tcW w:w="339" w:type="pct"/>
-          </w:tcPr>
-          <w:p>
-            <w:pPr>
-              <w:keepNext/>
-              <w:keepLines/>
-              <w:spacing w:after="0"/>
-              <w:rPr>
-                <w:rFonts w:asciiTheme="majorBidi" w:hAnsiTheme="majorBidi" w:cstheme="majorBidi"/>
-                <w:sz w:val="18"/>
-                <w:szCs w:val="18"/>
-                <w:lang w:bidi="ar-IQ"/>
-              </w:rPr>
-            </w:pPr>
-            <w:r>
-              <w:rPr>
-                <w:rFonts w:asciiTheme="majorBidi" w:hAnsiTheme="majorBidi" w:cstheme="majorBidi"/>
-                <w:sz w:val="18"/>
-                <w:szCs w:val="18"/>
-                <w:rtl/>
-                <w:lang w:bidi="ar-IQ"/>
-              </w:rPr>
-              <w:t xml:space="preserve"/>
-            </w:r>
-          </w:p>
-        </w:tc>
-        <w:tc>
-          <w:tcPr>
-            <w:tcW w:w="1831" w:type="pct"/>
-          </w:tcPr>
-          <w:p>
-            <w:pPr>
-              <w:keepNext/>
-              <w:keepLines/>
-              <w:spacing w:after="0"/>
-              <w:rPr>
-                <w:rFonts w:asciiTheme="majorBidi" w:hAnsiTheme="majorBidi" w:cstheme="majorBidi"/>
-                <w:sz w:val="18"/>
-                <w:szCs w:val="18"/>
-                <w:lang w:bidi="ar-IQ"/>
-              </w:rPr>
-            </w:pPr>
-            <w:r>
-              <w:rPr>
-                <w:rFonts w:asciiTheme="majorBidi" w:hAnsiTheme="majorBidi" w:cstheme="majorBidi"/>
-                <w:sz w:val="18"/>
-                <w:szCs w:val="18"/>
-                <w:rtl/>
-                <w:lang w:bidi="ar-IQ"/>
-              </w:rPr>
-              <w:t xml:space="preserve"/>
-            </w:r>
-          </w:p>
-        </w:tc>
-        <w:tc>
-          <w:tcPr>
-            <w:tcW w:w="339" w:type="pct"/>
-          </w:tcPr>
-          <w:p>
-            <w:pPr>
-              <w:keepNext/>
-              <w:keepLines/>
-              <w:spacing w:after="0"/>
-              <w:rPr>
-                <w:rFonts w:asciiTheme="majorBidi" w:hAnsiTheme="majorBidi" w:cstheme="majorBidi"/>
-                <w:sz w:val="18"/>
-                <w:szCs w:val="18"/>
-                <w:lang w:bidi="ar-IQ"/>
-              </w:rPr>
-            </w:pPr>
-            <w:r>
-              <w:rPr>
-                <w:rFonts w:asciiTheme="majorBidi" w:hAnsiTheme="majorBidi" w:cstheme="majorBidi"/>
-                <w:sz w:val="18"/>
-                <w:szCs w:val="18"/>
-                <w:rtl/>
-                <w:lang w:bidi="ar-IQ"/>
-              </w:rPr>
-              <w:t xml:space="preserve">٦٨</w:t>
-            </w:r>
-          </w:p>
-        </w:tc>
-        <w:tc>
-          <w:tcPr>
-            <w:tcW w:w="325" w:type="pct"/>
-          </w:tcPr>
-          <w:p>
-            <w:pPr>
-              <w:keepNext/>
-              <w:keepLines/>
-              <w:spacing w:after="0"/>
-              <w:rPr>
-                <w:rFonts w:asciiTheme="majorBidi" w:hAnsiTheme="majorBidi" w:cstheme="majorBidi"/>
-                <w:sz w:val="18"/>
-                <w:szCs w:val="18"/>
-              </w:rPr>
-            </w:pPr>
-            <w:r>
-              <w:rPr>
-                <w:rFonts w:asciiTheme="majorBidi" w:hAnsiTheme="majorBidi" w:cstheme="majorBidi"/>
-                <w:sz w:val="18"/>
-                <w:szCs w:val="18"/>
-                <w:rtl/>
-                <w:lang w:bidi="ar-IQ"/>
-              </w:rPr>
-              <w:t xml:space="preserve">٣</w:t>
-            </w:r>
-          </w:p>
-        </w:tc>
-      </w:tr>
-      <w:tr>
-        <w:trPr>
-          <w:cantSplit/>
-        </w:trPr>
-        <w:tc>
-          <w:tcPr>
-            <w:tcW w:w="1828" w:type="pct"/>
-          </w:tcPr>
-          <w:p>
-            <w:pPr>
-              <w:keepNext/>
-              <w:keepLines/>
-              <w:spacing w:after="0"/>
-              <w:rPr>
-                <w:rFonts w:asciiTheme="majorBidi" w:hAnsiTheme="majorBidi" w:cstheme="majorBidi"/>
-                <w:sz w:val="18"/>
-                <w:szCs w:val="18"/>
-                <w:lang w:bidi="ar-IQ"/>
-              </w:rPr>
-            </w:pPr>
-            <w:r>
-              <w:rPr>
-                <w:rFonts w:asciiTheme="majorBidi" w:hAnsiTheme="majorBidi" w:cstheme="majorBidi"/>
-                <w:sz w:val="18"/>
-                <w:szCs w:val="18"/>
-                <w:rtl/>
-                <w:lang w:bidi="ar-IQ"/>
-              </w:rPr>
-              <w:t xml:space="preserve"/>
-            </w:r>
-          </w:p>
-        </w:tc>
-        <w:tc>
-          <w:tcPr>
-            <w:tcW w:w="338" w:type="pct"/>
-          </w:tcPr>
-          <w:p>
-            <w:pPr>
-              <w:keepNext/>
-              <w:keepLines/>
-              <w:spacing w:after="0"/>
-              <w:rPr>
-                <w:rFonts w:asciiTheme="majorBidi" w:hAnsiTheme="majorBidi" w:cstheme="majorBidi"/>
-                <w:sz w:val="18"/>
-                <w:szCs w:val="18"/>
-                <w:lang w:bidi="ar-IQ"/>
-              </w:rPr>
-            </w:pPr>
-            <w:r>
-              <w:rPr>
-                <w:rFonts w:asciiTheme="majorBidi" w:hAnsiTheme="majorBidi" w:cstheme="majorBidi"/>
-                <w:sz w:val="18"/>
-                <w:szCs w:val="18"/>
-                <w:rtl/>
-                <w:lang w:bidi="ar-IQ"/>
-              </w:rPr>
-              <w:t xml:space="preserve"/>
-            </w:r>
-          </w:p>
-        </w:tc>
-        <w:tc>
-          <w:tcPr>
-            <w:tcW w:w="339" w:type="pct"/>
-          </w:tcPr>
-          <w:p>
-            <w:pPr>
-              <w:keepNext/>
-              <w:keepLines/>
-              <w:spacing w:after="0"/>
-              <w:rPr>
-                <w:rFonts w:asciiTheme="majorBidi" w:hAnsiTheme="majorBidi" w:cstheme="majorBidi"/>
-                <w:sz w:val="18"/>
-                <w:szCs w:val="18"/>
-                <w:lang w:bidi="ar-IQ"/>
-              </w:rPr>
-            </w:pPr>
-            <w:r>
-              <w:rPr>
-                <w:rFonts w:asciiTheme="majorBidi" w:hAnsiTheme="majorBidi" w:cstheme="majorBidi"/>
-                <w:sz w:val="18"/>
-                <w:szCs w:val="18"/>
-                <w:rtl/>
-                <w:lang w:bidi="ar-IQ"/>
-              </w:rPr>
-              <w:t xml:space="preserve"/>
-            </w:r>
-          </w:p>
-        </w:tc>
-        <w:tc>
-          <w:tcPr>
-            <w:tcW w:w="1831" w:type="pct"/>
-          </w:tcPr>
-          <w:p>
-            <w:pPr>
-              <w:keepNext/>
-              <w:keepLines/>
-              <w:spacing w:after="0"/>
-              <w:rPr>
-                <w:rFonts w:asciiTheme="majorBidi" w:hAnsiTheme="majorBidi" w:cstheme="majorBidi"/>
-                <w:sz w:val="18"/>
-                <w:szCs w:val="18"/>
-                <w:lang w:bidi="ar-IQ"/>
-              </w:rPr>
-            </w:pPr>
-            <w:r>
-              <w:rPr>
-                <w:rFonts w:asciiTheme="majorBidi" w:hAnsiTheme="majorBidi" w:cstheme="majorBidi"/>
-                <w:sz w:val="18"/>
-                <w:szCs w:val="18"/>
-                <w:rtl/>
-                <w:lang w:bidi="ar-IQ"/>
-              </w:rPr>
-              <w:t xml:space="preserve"/>
-            </w:r>
-          </w:p>
-        </w:tc>
-        <w:tc>
-          <w:tcPr>
-            <w:tcW w:w="339" w:type="pct"/>
-          </w:tcPr>
-          <w:p>
-            <w:pPr>
-              <w:keepNext/>
-              <w:keepLines/>
-              <w:spacing w:after="0"/>
-              <w:rPr>
-                <w:rFonts w:asciiTheme="majorBidi" w:hAnsiTheme="majorBidi" w:cstheme="majorBidi"/>
-                <w:sz w:val="18"/>
-                <w:szCs w:val="18"/>
-                <w:lang w:bidi="ar-IQ"/>
-              </w:rPr>
-            </w:pPr>
-            <w:r>
-              <w:rPr>
-                <w:rFonts w:asciiTheme="majorBidi" w:hAnsiTheme="majorBidi" w:cstheme="majorBidi"/>
-                <w:sz w:val="18"/>
-                <w:szCs w:val="18"/>
-                <w:rtl/>
-                <w:lang w:bidi="ar-IQ"/>
-              </w:rPr>
-              <w:t xml:space="preserve">٨٩</w:t>
-            </w:r>
-          </w:p>
-        </w:tc>
-        <w:tc>
-          <w:tcPr>
-            <w:tcW w:w="325" w:type="pct"/>
-          </w:tcPr>
-          <w:p>
-            <w:pPr>
-              <w:keepNext/>
-              <w:keepLines/>
-              <w:spacing w:after="0"/>
-              <w:rPr>
-                <w:rFonts w:asciiTheme="majorBidi" w:hAnsiTheme="majorBidi" w:cstheme="majorBidi"/>
-                <w:sz w:val="18"/>
-                <w:szCs w:val="18"/>
-              </w:rPr>
-            </w:pPr>
-            <w:r>
-              <w:rPr>
-                <w:rFonts w:asciiTheme="majorBidi" w:hAnsiTheme="majorBidi" w:cstheme="majorBidi"/>
-                <w:sz w:val="18"/>
-                <w:szCs w:val="18"/>
-                <w:rtl/>
-                <w:lang w:bidi="ar-IQ"/>
-              </w:rPr>
-              <w:t xml:space="preserve">٢</w:t>
-            </w:r>
-          </w:p>
-        </w:tc>
-      </w:tr>
-      <w:tr>
-        <w:trPr>
-          <w:cantSplit/>
-        </w:trPr>
-        <w:tc>
-          <w:tcPr>
-            <w:tcW w:w="1828" w:type="pct"/>
-          </w:tcPr>
-          <w:p>
-            <w:pPr>
-              <w:keepNext/>
-              <w:keepLines/>
-              <w:spacing w:after="0"/>
-              <w:rPr>
-                <w:rFonts w:asciiTheme="majorBidi" w:hAnsiTheme="majorBidi" w:cstheme="majorBidi"/>
-                <w:sz w:val="18"/>
-                <w:szCs w:val="18"/>
-                <w:lang w:bidi="ar-IQ"/>
-              </w:rPr>
-            </w:pPr>
-            <w:r>
-              <w:rPr>
-                <w:rFonts w:asciiTheme="majorBidi" w:hAnsiTheme="majorBidi" w:cstheme="majorBidi"/>
-                <w:sz w:val="18"/>
-                <w:szCs w:val="18"/>
-                <w:rtl/>
-                <w:lang w:bidi="ar-IQ"/>
-              </w:rPr>
-              <w:t xml:space="preserve"/>
-            </w:r>
-          </w:p>
-        </w:tc>
-        <w:tc>
-          <w:tcPr>
-            <w:tcW w:w="338" w:type="pct"/>
-          </w:tcPr>
-          <w:p>
-            <w:pPr>
-              <w:keepNext/>
-              <w:keepLines/>
-              <w:spacing w:after="0"/>
-              <w:rPr>
-                <w:rFonts w:asciiTheme="majorBidi" w:hAnsiTheme="majorBidi" w:cstheme="majorBidi"/>
-                <w:sz w:val="18"/>
-                <w:szCs w:val="18"/>
-                <w:lang w:bidi="ar-IQ"/>
-              </w:rPr>
-            </w:pPr>
-            <w:r>
-              <w:rPr>
-                <w:rFonts w:asciiTheme="majorBidi" w:hAnsiTheme="majorBidi" w:cstheme="majorBidi"/>
-                <w:sz w:val="18"/>
-                <w:szCs w:val="18"/>
-                <w:rtl/>
-                <w:lang w:bidi="ar-IQ"/>
-              </w:rPr>
-              <w:t xml:space="preserve"/>
-            </w:r>
-          </w:p>
-        </w:tc>
-        <w:tc>
-          <w:tcPr>
-            <w:tcW w:w="339" w:type="pct"/>
-          </w:tcPr>
-          <w:p>
-            <w:pPr>
-              <w:keepNext/>
-              <w:keepLines/>
-              <w:spacing w:after="0"/>
-              <w:rPr>
-                <w:rFonts w:asciiTheme="majorBidi" w:hAnsiTheme="majorBidi" w:cstheme="majorBidi"/>
-                <w:sz w:val="18"/>
-                <w:szCs w:val="18"/>
-                <w:lang w:bidi="ar-IQ"/>
-              </w:rPr>
-            </w:pPr>
-            <w:r>
-              <w:rPr>
-                <w:rFonts w:asciiTheme="majorBidi" w:hAnsiTheme="majorBidi" w:cstheme="majorBidi"/>
-                <w:sz w:val="18"/>
-                <w:szCs w:val="18"/>
-                <w:rtl/>
-                <w:lang w:bidi="ar-IQ"/>
-              </w:rPr>
-              <w:t xml:space="preserve"/>
-            </w:r>
-          </w:p>
-        </w:tc>
-        <w:tc>
-          <w:tcPr>
-            <w:tcW w:w="1831" w:type="pct"/>
-          </w:tcPr>
-          <w:p>
-            <w:pPr>
-              <w:keepNext/>
-              <w:keepLines/>
-              <w:spacing w:after="0"/>
-              <w:rPr>
-                <w:rFonts w:asciiTheme="majorBidi" w:hAnsiTheme="majorBidi" w:cstheme="majorBidi"/>
-                <w:sz w:val="18"/>
-                <w:szCs w:val="18"/>
-                <w:lang w:bidi="ar-IQ"/>
-              </w:rPr>
-            </w:pPr>
-            <w:r>
-              <w:rPr>
-                <w:rFonts w:asciiTheme="majorBidi" w:hAnsiTheme="majorBidi" w:cstheme="majorBidi"/>
-                <w:sz w:val="18"/>
-                <w:szCs w:val="18"/>
-                <w:rtl/>
-                <w:lang w:bidi="ar-IQ"/>
-              </w:rPr>
-              <w:t xml:space="preserve"/>
-            </w:r>
-          </w:p>
-        </w:tc>
-        <w:tc>
-          <w:tcPr>
-            <w:tcW w:w="339" w:type="pct"/>
-          </w:tcPr>
-          <w:p>
-            <w:pPr>
-              <w:keepNext/>
-              <w:keepLines/>
-              <w:spacing w:after="0"/>
-              <w:rPr>
-                <w:rFonts w:asciiTheme="majorBidi" w:hAnsiTheme="majorBidi" w:cstheme="majorBidi"/>
-                <w:sz w:val="18"/>
-                <w:szCs w:val="18"/>
-                <w:lang w:bidi="ar-IQ"/>
-              </w:rPr>
-            </w:pPr>
-            <w:r>
-              <w:rPr>
-                <w:rFonts w:asciiTheme="majorBidi" w:hAnsiTheme="majorBidi" w:cstheme="majorBidi"/>
-                <w:sz w:val="18"/>
-                <w:szCs w:val="18"/>
-                <w:rtl/>
-                <w:lang w:bidi="ar-IQ"/>
-              </w:rPr>
-              <w:t xml:space="preserve">٦٨</w:t>
-            </w:r>
-          </w:p>
-        </w:tc>
-        <w:tc>
-          <w:tcPr>
-            <w:tcW w:w="325" w:type="pct"/>
-          </w:tcPr>
-          <w:p>
-            <w:pPr>
-              <w:keepNext/>
-              <w:keepLines/>
-              <w:spacing w:after="0"/>
-              <w:rPr>
-                <w:rFonts w:asciiTheme="majorBidi" w:hAnsiTheme="majorBidi" w:cstheme="majorBidi"/>
-                <w:sz w:val="18"/>
-                <w:szCs w:val="18"/>
-              </w:rPr>
-            </w:pPr>
-            <w:r>
-              <w:rPr>
-                <w:rFonts w:asciiTheme="majorBidi" w:hAnsiTheme="majorBidi" w:cstheme="majorBidi"/>
-                <w:sz w:val="18"/>
-                <w:szCs w:val="18"/>
-                <w:rtl/>
-                <w:lang w:bidi="ar-IQ"/>
-              </w:rPr>
-              <w:t xml:space="preserve">٣</w:t>
-            </w:r>
-          </w:p>
-        </w:tc>
-      </w:tr>
-      <w:tr>
-        <w:trPr>
-          <w:cantSplit/>
-        </w:trPr>
-        <w:tc>
-          <w:tcPr>
-            <w:tcW w:w="1828" w:type="pct"/>
-          </w:tcPr>
-          <w:p>
-            <w:pPr>
-              <w:keepNext/>
-              <w:keepLines/>
-              <w:spacing w:after="0"/>
-              <w:rPr>
-                <w:rFonts w:asciiTheme="majorBidi" w:hAnsiTheme="majorBidi" w:cstheme="majorBidi"/>
-                <w:sz w:val="18"/>
-                <w:szCs w:val="18"/>
-                <w:lang w:bidi="ar-IQ"/>
-              </w:rPr>
-            </w:pPr>
-            <w:r>
-              <w:rPr>
-                <w:rFonts w:asciiTheme="majorBidi" w:hAnsiTheme="majorBidi" w:cstheme="majorBidi"/>
-                <w:sz w:val="18"/>
-                <w:szCs w:val="18"/>
-                <w:rtl/>
-                <w:lang w:bidi="ar-IQ"/>
-              </w:rPr>
-              <w:t xml:space="preserve"/>
-            </w:r>
-          </w:p>
-        </w:tc>
-        <w:tc>
-          <w:tcPr>
-            <w:tcW w:w="338" w:type="pct"/>
-          </w:tcPr>
-          <w:p>
-            <w:pPr>
-              <w:keepNext/>
-              <w:keepLines/>
-              <w:spacing w:after="0"/>
-              <w:rPr>
-                <w:rFonts w:asciiTheme="majorBidi" w:hAnsiTheme="majorBidi" w:cstheme="majorBidi"/>
-                <w:sz w:val="18"/>
-                <w:szCs w:val="18"/>
-                <w:lang w:bidi="ar-IQ"/>
-              </w:rPr>
-            </w:pPr>
-            <w:r>
-              <w:rPr>
-                <w:rFonts w:asciiTheme="majorBidi" w:hAnsiTheme="majorBidi" w:cstheme="majorBidi"/>
-                <w:sz w:val="18"/>
-                <w:szCs w:val="18"/>
-                <w:rtl/>
-                <w:lang w:bidi="ar-IQ"/>
-              </w:rPr>
-              <w:t xml:space="preserve"/>
-            </w:r>
-          </w:p>
-        </w:tc>
-        <w:tc>
-          <w:tcPr>
-            <w:tcW w:w="339" w:type="pct"/>
-          </w:tcPr>
-          <w:p>
-            <w:pPr>
-              <w:keepNext/>
-              <w:keepLines/>
-              <w:spacing w:after="0"/>
-              <w:rPr>
-                <w:rFonts w:asciiTheme="majorBidi" w:hAnsiTheme="majorBidi" w:cstheme="majorBidi"/>
-                <w:sz w:val="18"/>
-                <w:szCs w:val="18"/>
-                <w:lang w:bidi="ar-IQ"/>
-              </w:rPr>
-            </w:pPr>
-            <w:r>
-              <w:rPr>
-                <w:rFonts w:asciiTheme="majorBidi" w:hAnsiTheme="majorBidi" w:cstheme="majorBidi"/>
-                <w:sz w:val="18"/>
-                <w:szCs w:val="18"/>
-                <w:rtl/>
-                <w:lang w:bidi="ar-IQ"/>
-              </w:rPr>
-              <w:t xml:space="preserve"/>
-            </w:r>
-          </w:p>
-        </w:tc>
-        <w:tc>
-          <w:tcPr>
-            <w:tcW w:w="1831" w:type="pct"/>
-          </w:tcPr>
-          <w:p>
-            <w:pPr>
-              <w:keepNext/>
-              <w:keepLines/>
-              <w:spacing w:after="0"/>
-              <w:rPr>
-                <w:rFonts w:asciiTheme="majorBidi" w:hAnsiTheme="majorBidi" w:cstheme="majorBidi"/>
-                <w:sz w:val="18"/>
-                <w:szCs w:val="18"/>
-                <w:lang w:bidi="ar-IQ"/>
-              </w:rPr>
-            </w:pPr>
-            <w:r>
-              <w:rPr>
-                <w:rFonts w:asciiTheme="majorBidi" w:hAnsiTheme="majorBidi" w:cstheme="majorBidi"/>
-                <w:sz w:val="18"/>
-                <w:szCs w:val="18"/>
-                <w:rtl/>
-                <w:lang w:bidi="ar-IQ"/>
-              </w:rPr>
-              <w:t xml:space="preserve"/>
-            </w:r>
-          </w:p>
-        </w:tc>
-        <w:tc>
-          <w:tcPr>
-            <w:tcW w:w="339" w:type="pct"/>
-          </w:tcPr>
-          <w:p>
-            <w:pPr>
-              <w:keepNext/>
-              <w:keepLines/>
-              <w:spacing w:after="0"/>
-              <w:rPr>
-                <w:rFonts w:asciiTheme="majorBidi" w:hAnsiTheme="majorBidi" w:cstheme="majorBidi"/>
-                <w:sz w:val="18"/>
-                <w:szCs w:val="18"/>
-                <w:lang w:bidi="ar-IQ"/>
-              </w:rPr>
-            </w:pPr>
-            <w:r>
-              <w:rPr>
-                <w:rFonts w:asciiTheme="majorBidi" w:hAnsiTheme="majorBidi" w:cstheme="majorBidi"/>
-                <w:sz w:val="18"/>
-                <w:szCs w:val="18"/>
-                <w:rtl/>
-                <w:lang w:bidi="ar-IQ"/>
-              </w:rPr>
-              <w:t xml:space="preserve">٦٢</w:t>
-            </w:r>
-          </w:p>
-        </w:tc>
-        <w:tc>
-          <w:tcPr>
-            <w:tcW w:w="325" w:type="pct"/>
-          </w:tcPr>
-          <w:p>
-            <w:pPr>
-              <w:keepNext/>
-              <w:keepLines/>
-              <w:spacing w:after="0"/>
-              <w:rPr>
-                <w:rFonts w:asciiTheme="majorBidi" w:hAnsiTheme="majorBidi" w:cstheme="majorBidi"/>
-                <w:sz w:val="18"/>
-                <w:szCs w:val="18"/>
-              </w:rPr>
-            </w:pPr>
-            <w:r>
-              <w:rPr>
-                <w:rFonts w:asciiTheme="majorBidi" w:hAnsiTheme="majorBidi" w:cstheme="majorBidi"/>
-                <w:sz w:val="18"/>
-                <w:szCs w:val="18"/>
-                <w:rtl/>
-                <w:lang w:bidi="ar-IQ"/>
-              </w:rPr>
-              <w:t xml:space="preserve">٢</w:t>
-            </w:r>
-          </w:p>
-        </w:tc>
-      </w:tr>
-      <w:tr>
-        <w:trPr>
-          <w:cantSplit/>
-        </w:trPr>
-        <w:tc>
-          <w:tcPr>
-            <w:tcW w:w="1828" w:type="pct"/>
-          </w:tcPr>
-          <w:p>
-            <w:pPr>
-              <w:keepNext/>
-              <w:keepLines/>
-              <w:spacing w:after="0"/>
-              <w:rPr>
-                <w:rFonts w:asciiTheme="majorBidi" w:hAnsiTheme="majorBidi" w:cstheme="majorBidi"/>
-                <w:sz w:val="18"/>
-                <w:szCs w:val="18"/>
-                <w:lang w:bidi="ar-IQ"/>
-              </w:rPr>
-            </w:pPr>
-            <w:r>
-              <w:rPr>
-                <w:rFonts w:asciiTheme="majorBidi" w:hAnsiTheme="majorBidi" w:cstheme="majorBidi"/>
-                <w:sz w:val="18"/>
-                <w:szCs w:val="18"/>
-                <w:rtl/>
-                <w:lang w:bidi="ar-IQ"/>
-              </w:rPr>
-              <w:t xml:space="preserve"/>
-            </w:r>
-          </w:p>
-        </w:tc>
-        <w:tc>
-          <w:tcPr>
-            <w:tcW w:w="338" w:type="pct"/>
-          </w:tcPr>
-          <w:p>
-            <w:pPr>
-              <w:keepNext/>
-              <w:keepLines/>
-              <w:spacing w:after="0"/>
-              <w:rPr>
-                <w:rFonts w:asciiTheme="majorBidi" w:hAnsiTheme="majorBidi" w:cstheme="majorBidi"/>
-                <w:sz w:val="18"/>
-                <w:szCs w:val="18"/>
-                <w:lang w:bidi="ar-IQ"/>
-              </w:rPr>
-            </w:pPr>
-            <w:r>
-              <w:rPr>
-                <w:rFonts w:asciiTheme="majorBidi" w:hAnsiTheme="majorBidi" w:cstheme="majorBidi"/>
-                <w:sz w:val="18"/>
-                <w:szCs w:val="18"/>
-                <w:rtl/>
-                <w:lang w:bidi="ar-IQ"/>
-              </w:rPr>
-              <w:t xml:space="preserve"/>
-            </w:r>
-          </w:p>
-        </w:tc>
-        <w:tc>
-          <w:tcPr>
-            <w:tcW w:w="339" w:type="pct"/>
-          </w:tcPr>
-          <w:p>
-            <w:pPr>
-              <w:keepNext/>
-              <w:keepLines/>
-              <w:spacing w:after="0"/>
-              <w:rPr>
-                <w:rFonts w:asciiTheme="majorBidi" w:hAnsiTheme="majorBidi" w:cstheme="majorBidi"/>
-                <w:sz w:val="18"/>
-                <w:szCs w:val="18"/>
-                <w:lang w:bidi="ar-IQ"/>
-              </w:rPr>
-            </w:pPr>
-            <w:r>
-              <w:rPr>
-                <w:rFonts w:asciiTheme="majorBidi" w:hAnsiTheme="majorBidi" w:cstheme="majorBidi"/>
-                <w:sz w:val="18"/>
-                <w:szCs w:val="18"/>
-                <w:rtl/>
-                <w:lang w:bidi="ar-IQ"/>
-              </w:rPr>
-              <w:t xml:space="preserve"/>
-            </w:r>
-          </w:p>
-        </w:tc>
-        <w:tc>
-          <w:tcPr>
-            <w:tcW w:w="1831" w:type="pct"/>
-          </w:tcPr>
-          <w:p>
-            <w:pPr>
-              <w:keepNext/>
-              <w:keepLines/>
-              <w:spacing w:after="0"/>
-              <w:rPr>
-                <w:rFonts w:asciiTheme="majorBidi" w:hAnsiTheme="majorBidi" w:cstheme="majorBidi"/>
-                <w:sz w:val="18"/>
-                <w:szCs w:val="18"/>
-                <w:lang w:bidi="ar-IQ"/>
-              </w:rPr>
-            </w:pPr>
-            <w:r>
-              <w:rPr>
-                <w:rFonts w:asciiTheme="majorBidi" w:hAnsiTheme="majorBidi" w:cstheme="majorBidi"/>
-                <w:sz w:val="18"/>
-                <w:szCs w:val="18"/>
-                <w:rtl/>
-                <w:lang w:bidi="ar-IQ"/>
-              </w:rPr>
-              <w:t xml:space="preserve"/>
-            </w:r>
-          </w:p>
-        </w:tc>
-        <w:tc>
-          <w:tcPr>
-            <w:tcW w:w="339" w:type="pct"/>
-          </w:tcPr>
-          <w:p>
-            <w:pPr>
-              <w:keepNext/>
-              <w:keepLines/>
-              <w:spacing w:after="0"/>
-              <w:rPr>
-                <w:rFonts w:asciiTheme="majorBidi" w:hAnsiTheme="majorBidi" w:cstheme="majorBidi"/>
-                <w:sz w:val="18"/>
-                <w:szCs w:val="18"/>
-                <w:lang w:bidi="ar-IQ"/>
-              </w:rPr>
-            </w:pPr>
-            <w:r>
-              <w:rPr>
-                <w:rFonts w:asciiTheme="majorBidi" w:hAnsiTheme="majorBidi" w:cstheme="majorBidi"/>
-                <w:sz w:val="18"/>
-                <w:szCs w:val="18"/>
-                <w:rtl/>
-                <w:lang w:bidi="ar-IQ"/>
-              </w:rPr>
-              <w:t xml:space="preserve">٥٨</w:t>
-            </w:r>
-          </w:p>
-        </w:tc>
-        <w:tc>
-          <w:tcPr>
-            <w:tcW w:w="325" w:type="pct"/>
-          </w:tcPr>
-          <w:p>
-            <w:pPr>
-              <w:keepNext/>
-              <w:keepLines/>
-              <w:spacing w:after="0"/>
-              <w:rPr>
-                <w:rFonts w:asciiTheme="majorBidi" w:hAnsiTheme="majorBidi" w:cstheme="majorBidi"/>
-                <w:sz w:val="18"/>
-                <w:szCs w:val="18"/>
-              </w:rPr>
-            </w:pPr>
-            <w:r>
-              <w:rPr>
-                <w:rFonts w:asciiTheme="majorBidi" w:hAnsiTheme="majorBidi" w:cstheme="majorBidi"/>
-                <w:sz w:val="18"/>
-                <w:szCs w:val="18"/>
-                <w:rtl/>
-                <w:lang w:bidi="ar-IQ"/>
-              </w:rPr>
-              <w:t xml:space="preserve">٣</w:t>
-            </w:r>
-          </w:p>
-        </w:tc>
-      </w:tr>
-      <w:tr>
-        <w:trPr>
-          <w:cantSplit/>
-        </w:trPr>
-        <w:tc>
-          <w:tcPr>
-            <w:tcW w:w="1828" w:type="pct"/>
-          </w:tcPr>
-          <w:p>
-            <w:pPr>
-              <w:keepNext/>
-              <w:keepLines/>
-              <w:spacing w:after="0"/>
-              <w:rPr>
-                <w:rFonts w:asciiTheme="majorBidi" w:hAnsiTheme="majorBidi" w:cstheme="majorBidi"/>
-                <w:sz w:val="18"/>
-                <w:szCs w:val="18"/>
-                <w:lang w:bidi="ar-IQ"/>
-              </w:rPr>
-            </w:pPr>
-            <w:r>
-              <w:rPr>
-                <w:rFonts w:asciiTheme="majorBidi" w:hAnsiTheme="majorBidi" w:cstheme="majorBidi"/>
-                <w:sz w:val="18"/>
-                <w:szCs w:val="18"/>
-                <w:rtl/>
-                <w:lang w:bidi="ar-IQ"/>
-              </w:rPr>
-              <w:t xml:space="preserve"/>
-            </w:r>
-          </w:p>
-        </w:tc>
-        <w:tc>
-          <w:tcPr>
-            <w:tcW w:w="338" w:type="pct"/>
-          </w:tcPr>
-          <w:p>
-            <w:pPr>
-              <w:keepNext/>
-              <w:keepLines/>
-              <w:spacing w:after="0"/>
-              <w:rPr>
-                <w:rFonts w:asciiTheme="majorBidi" w:hAnsiTheme="majorBidi" w:cstheme="majorBidi"/>
-                <w:sz w:val="18"/>
-                <w:szCs w:val="18"/>
-                <w:lang w:bidi="ar-IQ"/>
-              </w:rPr>
-            </w:pPr>
-            <w:r>
-              <w:rPr>
-                <w:rFonts w:asciiTheme="majorBidi" w:hAnsiTheme="majorBidi" w:cstheme="majorBidi"/>
-                <w:sz w:val="18"/>
-                <w:szCs w:val="18"/>
-                <w:rtl/>
-                <w:lang w:bidi="ar-IQ"/>
-              </w:rPr>
-              <w:t xml:space="preserve"/>
-            </w:r>
-          </w:p>
-        </w:tc>
-        <w:tc>
-          <w:tcPr>
-            <w:tcW w:w="339" w:type="pct"/>
-          </w:tcPr>
-          <w:p>
-            <w:pPr>
-              <w:keepNext/>
-              <w:keepLines/>
-              <w:spacing w:after="0"/>
-              <w:rPr>
-                <w:rFonts w:asciiTheme="majorBidi" w:hAnsiTheme="majorBidi" w:cstheme="majorBidi"/>
-                <w:sz w:val="18"/>
-                <w:szCs w:val="18"/>
-                <w:lang w:bidi="ar-IQ"/>
-              </w:rPr>
-            </w:pPr>
-            <w:r>
-              <w:rPr>
-                <w:rFonts w:asciiTheme="majorBidi" w:hAnsiTheme="majorBidi" w:cstheme="majorBidi"/>
-                <w:sz w:val="18"/>
-                <w:szCs w:val="18"/>
-                <w:rtl/>
-                <w:lang w:bidi="ar-IQ"/>
-              </w:rPr>
-              <w:t xml:space="preserve"/>
-            </w:r>
-          </w:p>
-        </w:tc>
-        <w:tc>
-          <w:tcPr>
-            <w:tcW w:w="1831" w:type="pct"/>
-          </w:tcPr>
-          <w:p>
-            <w:pPr>
-              <w:keepNext/>
-              <w:keepLines/>
-              <w:spacing w:after="0"/>
-              <w:rPr>
-                <w:rFonts w:asciiTheme="majorBidi" w:hAnsiTheme="majorBidi" w:cstheme="majorBidi"/>
-                <w:sz w:val="18"/>
-                <w:szCs w:val="18"/>
-                <w:lang w:bidi="ar-IQ"/>
-              </w:rPr>
-            </w:pPr>
-            <w:r>
-              <w:rPr>
-                <w:rFonts w:asciiTheme="majorBidi" w:hAnsiTheme="majorBidi" w:cstheme="majorBidi"/>
-                <w:sz w:val="18"/>
-                <w:szCs w:val="18"/>
-                <w:rtl/>
-                <w:lang w:bidi="ar-IQ"/>
-              </w:rPr>
-              <w:t xml:space="preserve"/>
-            </w:r>
-          </w:p>
-        </w:tc>
-        <w:tc>
-          <w:tcPr>
-            <w:tcW w:w="339" w:type="pct"/>
-          </w:tcPr>
-          <w:p>
-            <w:pPr>
-              <w:keepNext/>
-              <w:keepLines/>
-              <w:spacing w:after="0"/>
-              <w:rPr>
-                <w:rFonts w:asciiTheme="majorBidi" w:hAnsiTheme="majorBidi" w:cstheme="majorBidi"/>
-                <w:sz w:val="18"/>
-                <w:szCs w:val="18"/>
-                <w:lang w:bidi="ar-IQ"/>
-              </w:rPr>
-            </w:pPr>
-            <w:r>
-              <w:rPr>
-                <w:rFonts w:asciiTheme="majorBidi" w:hAnsiTheme="majorBidi" w:cstheme="majorBidi"/>
-                <w:sz w:val="18"/>
-                <w:szCs w:val="18"/>
-                <w:rtl/>
-                <w:lang w:bidi="ar-IQ"/>
-              </w:rPr>
-              <w:t xml:space="preserve">٧٥</w:t>
-            </w:r>
-          </w:p>
-        </w:tc>
-        <w:tc>
-          <w:tcPr>
-            <w:tcW w:w="325" w:type="pct"/>
-          </w:tcPr>
-          <w:p>
-            <w:pPr>
-              <w:keepNext/>
-              <w:keepLines/>
-              <w:spacing w:after="0"/>
-              <w:rPr>
-                <w:rFonts w:asciiTheme="majorBidi" w:hAnsiTheme="majorBidi" w:cstheme="majorBidi"/>
-                <w:sz w:val="18"/>
-                <w:szCs w:val="18"/>
-              </w:rPr>
-            </w:pPr>
-            <w:r>
-              <w:rPr>
-                <w:rFonts w:asciiTheme="majorBidi" w:hAnsiTheme="majorBidi" w:cstheme="majorBidi"/>
-                <w:sz w:val="18"/>
-                <w:szCs w:val="18"/>
-                <w:rtl/>
-                <w:lang w:bidi="ar-IQ"/>
-              </w:rPr>
-              <w:t xml:space="preserve">٣</w:t>
-            </w:r>
-          </w:p>
-        </w:tc>
-      </w:tr>
-      <w:tr>
-        <w:trPr>
-          <w:cantSplit/>
-        </w:trPr>
-        <w:tc>
-          <w:tcPr>
-            <w:tcW w:w="1828" w:type="pct"/>
-          </w:tcPr>
-          <w:p>
-            <w:pPr>
-              <w:keepNext/>
-              <w:keepLines/>
-              <w:spacing w:after="0"/>
-              <w:rPr>
-                <w:rFonts w:asciiTheme="majorBidi" w:hAnsiTheme="majorBidi" w:cstheme="majorBidi"/>
-                <w:sz w:val="18"/>
-                <w:szCs w:val="18"/>
-                <w:lang w:bidi="ar-IQ"/>
-              </w:rPr>
-            </w:pPr>
-            <w:r>
-              <w:rPr>
-                <w:rFonts w:asciiTheme="majorBidi" w:hAnsiTheme="majorBidi" w:cstheme="majorBidi"/>
-                <w:sz w:val="18"/>
-                <w:szCs w:val="18"/>
-                <w:rtl/>
-                <w:lang w:bidi="ar-IQ"/>
-              </w:rPr>
-              <w:t xml:space="preserve"/>
-            </w:r>
-          </w:p>
-        </w:tc>
-        <w:tc>
-          <w:tcPr>
-            <w:tcW w:w="338" w:type="pct"/>
-          </w:tcPr>
-          <w:p>
-            <w:pPr>
-              <w:keepNext/>
-              <w:keepLines/>
-              <w:spacing w:after="0"/>
-              <w:rPr>
-                <w:rFonts w:asciiTheme="majorBidi" w:hAnsiTheme="majorBidi" w:cstheme="majorBidi"/>
-                <w:sz w:val="18"/>
-                <w:szCs w:val="18"/>
-                <w:lang w:bidi="ar-IQ"/>
-              </w:rPr>
-            </w:pPr>
-            <w:r>
-              <w:rPr>
-                <w:rFonts w:asciiTheme="majorBidi" w:hAnsiTheme="majorBidi" w:cstheme="majorBidi"/>
-                <w:sz w:val="18"/>
-                <w:szCs w:val="18"/>
-                <w:rtl/>
-                <w:lang w:bidi="ar-IQ"/>
-              </w:rPr>
-              <w:t xml:space="preserve"/>
-            </w:r>
-          </w:p>
-        </w:tc>
-        <w:tc>
-          <w:tcPr>
-            <w:tcW w:w="339" w:type="pct"/>
-          </w:tcPr>
-          <w:p>
-            <w:pPr>
-              <w:keepNext/>
-              <w:keepLines/>
-              <w:spacing w:after="0"/>
-              <w:rPr>
-                <w:rFonts w:asciiTheme="majorBidi" w:hAnsiTheme="majorBidi" w:cstheme="majorBidi"/>
-                <w:sz w:val="18"/>
-                <w:szCs w:val="18"/>
-                <w:lang w:bidi="ar-IQ"/>
-              </w:rPr>
-            </w:pPr>
-            <w:r>
-              <w:rPr>
-                <w:rFonts w:asciiTheme="majorBidi" w:hAnsiTheme="majorBidi" w:cstheme="majorBidi"/>
-                <w:sz w:val="18"/>
-                <w:szCs w:val="18"/>
-                <w:rtl/>
-                <w:lang w:bidi="ar-IQ"/>
-              </w:rPr>
-              <w:t xml:space="preserve"/>
-            </w:r>
-          </w:p>
-        </w:tc>
-        <w:tc>
-          <w:tcPr>
-            <w:tcW w:w="1831" w:type="pct"/>
-          </w:tcPr>
-          <w:p>
-            <w:pPr>
-              <w:keepNext/>
-              <w:keepLines/>
-              <w:spacing w:after="0"/>
-              <w:rPr>
-                <w:rFonts w:asciiTheme="majorBidi" w:hAnsiTheme="majorBidi" w:cstheme="majorBidi"/>
-                <w:sz w:val="18"/>
-                <w:szCs w:val="18"/>
-                <w:lang w:bidi="ar-IQ"/>
-              </w:rPr>
-            </w:pPr>
-            <w:r>
-              <w:rPr>
-                <w:rFonts w:asciiTheme="majorBidi" w:hAnsiTheme="majorBidi" w:cstheme="majorBidi"/>
-                <w:sz w:val="18"/>
-                <w:szCs w:val="18"/>
-                <w:rtl/>
-                <w:lang w:bidi="ar-IQ"/>
-              </w:rPr>
-              <w:t xml:space="preserve"/>
-            </w:r>
-          </w:p>
-        </w:tc>
-        <w:tc>
-          <w:tcPr>
-            <w:tcW w:w="339" w:type="pct"/>
-          </w:tcPr>
-          <w:p>
-            <w:pPr>
-              <w:keepNext/>
-              <w:keepLines/>
-              <w:spacing w:after="0"/>
-              <w:rPr>
-                <w:rFonts w:asciiTheme="majorBidi" w:hAnsiTheme="majorBidi" w:cstheme="majorBidi"/>
-                <w:sz w:val="18"/>
-                <w:szCs w:val="18"/>
-                <w:lang w:bidi="ar-IQ"/>
-              </w:rPr>
-            </w:pPr>
-            <w:r>
-              <w:rPr>
-                <w:rFonts w:asciiTheme="majorBidi" w:hAnsiTheme="majorBidi" w:cstheme="majorBidi"/>
-                <w:sz w:val="18"/>
-                <w:szCs w:val="18"/>
-                <w:rtl/>
-                <w:lang w:bidi="ar-IQ"/>
-              </w:rPr>
-              <w:t xml:space="preserve">٦٤</w:t>
-            </w:r>
-          </w:p>
-        </w:tc>
-        <w:tc>
-          <w:tcPr>
-            <w:tcW w:w="325" w:type="pct"/>
-          </w:tcPr>
-          <w:p>
-            <w:pPr>
-              <w:keepNext/>
-              <w:keepLines/>
-              <w:spacing w:after="0"/>
-              <w:rPr>
-                <w:rFonts w:asciiTheme="majorBidi" w:hAnsiTheme="majorBidi" w:cstheme="majorBidi"/>
-                <w:sz w:val="18"/>
-                <w:szCs w:val="18"/>
-              </w:rPr>
-            </w:pPr>
-            <w:r>
-              <w:rPr>
-                <w:rFonts w:asciiTheme="majorBidi" w:hAnsiTheme="majorBidi" w:cstheme="majorBidi"/>
-                <w:sz w:val="18"/>
-                <w:szCs w:val="18"/>
-                <w:rtl/>
-                <w:lang w:bidi="ar-IQ"/>
-              </w:rPr>
-              <w:t xml:space="preserve">٣</w:t>
-            </w:r>
-          </w:p>
-        </w:tc>
-      </w:tr>
-      <w:tr>
-        <w:trPr>
-          <w:cantSplit/>
-        </w:trPr>
-        <w:tc>
-          <w:tcPr>
-            <w:tcW w:w="1828" w:type="pct"/>
-          </w:tcPr>
-          <w:p>
-            <w:pPr>
-              <w:keepNext/>
-              <w:keepLines/>
-              <w:spacing w:after="0"/>
-              <w:rPr>
-                <w:rFonts w:asciiTheme="majorBidi" w:hAnsiTheme="majorBidi" w:cstheme="majorBidi"/>
-                <w:sz w:val="18"/>
-                <w:szCs w:val="18"/>
-                <w:lang w:bidi="ar-IQ"/>
-              </w:rPr>
-            </w:pPr>
-            <w:r>
-              <w:rPr>
-                <w:rFonts w:asciiTheme="majorBidi" w:hAnsiTheme="majorBidi" w:cstheme="majorBidi"/>
-                <w:sz w:val="18"/>
-                <w:szCs w:val="18"/>
-                <w:rtl/>
-                <w:lang w:bidi="ar-IQ"/>
-              </w:rPr>
-              <w:t xml:space="preserve"/>
-            </w:r>
-          </w:p>
-        </w:tc>
-        <w:tc>
-          <w:tcPr>
-            <w:tcW w:w="338" w:type="pct"/>
-          </w:tcPr>
-          <w:p>
-            <w:pPr>
-              <w:keepNext/>
-              <w:keepLines/>
-              <w:spacing w:after="0"/>
-              <w:rPr>
-                <w:rFonts w:asciiTheme="majorBidi" w:hAnsiTheme="majorBidi" w:cstheme="majorBidi"/>
-                <w:sz w:val="18"/>
-                <w:szCs w:val="18"/>
-                <w:lang w:bidi="ar-IQ"/>
-              </w:rPr>
-            </w:pPr>
-            <w:r>
-              <w:rPr>
-                <w:rFonts w:asciiTheme="majorBidi" w:hAnsiTheme="majorBidi" w:cstheme="majorBidi"/>
-                <w:sz w:val="18"/>
-                <w:szCs w:val="18"/>
-                <w:rtl/>
-                <w:lang w:bidi="ar-IQ"/>
-              </w:rPr>
-              <w:t xml:space="preserve"/>
-            </w:r>
-          </w:p>
-        </w:tc>
-        <w:tc>
-          <w:tcPr>
-            <w:tcW w:w="339" w:type="pct"/>
-          </w:tcPr>
-          <w:p>
-            <w:pPr>
-              <w:keepNext/>
-              <w:keepLines/>
-              <w:spacing w:after="0"/>
-              <w:rPr>
-                <w:rFonts w:asciiTheme="majorBidi" w:hAnsiTheme="majorBidi" w:cstheme="majorBidi"/>
-                <w:sz w:val="18"/>
-                <w:szCs w:val="18"/>
-                <w:lang w:bidi="ar-IQ"/>
-              </w:rPr>
-            </w:pPr>
-            <w:r>
-              <w:rPr>
-                <w:rFonts w:asciiTheme="majorBidi" w:hAnsiTheme="majorBidi" w:cstheme="majorBidi"/>
-                <w:sz w:val="18"/>
-                <w:szCs w:val="18"/>
-                <w:rtl/>
-                <w:lang w:bidi="ar-IQ"/>
-              </w:rPr>
-              <w:t xml:space="preserve"/>
-            </w:r>
-          </w:p>
-        </w:tc>
-        <w:tc>
-          <w:tcPr>
-            <w:tcW w:w="1831" w:type="pct"/>
-          </w:tcPr>
-          <w:p>
-            <w:pPr>
-              <w:keepNext/>
-              <w:keepLines/>
-              <w:spacing w:after="0"/>
-              <w:rPr>
-                <w:rFonts w:asciiTheme="majorBidi" w:hAnsiTheme="majorBidi" w:cstheme="majorBidi"/>
-                <w:sz w:val="18"/>
-                <w:szCs w:val="18"/>
-                <w:lang w:bidi="ar-IQ"/>
-              </w:rPr>
-            </w:pPr>
-            <w:r>
-              <w:rPr>
-                <w:rFonts w:asciiTheme="majorBidi" w:hAnsiTheme="majorBidi" w:cstheme="majorBidi"/>
-                <w:sz w:val="18"/>
-                <w:szCs w:val="18"/>
-                <w:rtl/>
-                <w:lang w:bidi="ar-IQ"/>
-              </w:rPr>
-              <w:t xml:space="preserve"/>
-            </w:r>
-          </w:p>
-        </w:tc>
-        <w:tc>
-          <w:tcPr>
-            <w:tcW w:w="339" w:type="pct"/>
-          </w:tcPr>
-          <w:p>
-            <w:pPr>
-              <w:keepNext/>
-              <w:keepLines/>
-              <w:spacing w:after="0"/>
-              <w:rPr>
-                <w:rFonts w:asciiTheme="majorBidi" w:hAnsiTheme="majorBidi" w:cstheme="majorBidi"/>
-                <w:sz w:val="18"/>
-                <w:szCs w:val="18"/>
-                <w:lang w:bidi="ar-IQ"/>
-              </w:rPr>
-            </w:pPr>
-            <w:r>
-              <w:rPr>
-                <w:rFonts w:asciiTheme="majorBidi" w:hAnsiTheme="majorBidi" w:cstheme="majorBidi"/>
-                <w:sz w:val="18"/>
-                <w:szCs w:val="18"/>
-                <w:rtl/>
-                <w:lang w:bidi="ar-IQ"/>
-              </w:rPr>
-              <w:t xml:space="preserve">٥٥</w:t>
-            </w:r>
-          </w:p>
-        </w:tc>
-        <w:tc>
-          <w:tcPr>
-            <w:tcW w:w="325" w:type="pct"/>
-          </w:tcPr>
-          <w:p>
-            <w:pPr>
-              <w:keepNext/>
-              <w:keepLines/>
-              <w:spacing w:after="0"/>
-              <w:rPr>
-                <w:rFonts w:asciiTheme="majorBidi" w:hAnsiTheme="majorBidi" w:cstheme="majorBidi"/>
-                <w:sz w:val="18"/>
-                <w:szCs w:val="18"/>
-              </w:rPr>
-            </w:pPr>
-            <w:r>
-              <w:rPr>
-                <w:rFonts w:asciiTheme="majorBidi" w:hAnsiTheme="majorBidi" w:cstheme="majorBidi"/>
-                <w:sz w:val="18"/>
-                <w:szCs w:val="18"/>
-                <w:rtl/>
-                <w:lang w:bidi="ar-IQ"/>
-              </w:rPr>
-              <w:t xml:space="preserve">٣</w:t>
-            </w:r>
-          </w:p>
-        </w:tc>
-      </w:tr>
-      <w:tr>
-        <w:trPr>
-          <w:cantSplit/>
-        </w:trPr>
-        <w:tc>
-          <w:tcPr>
-            <w:tcW w:w="1828" w:type="pct"/>
-          </w:tcPr>
-          <w:p>
-            <w:pPr>
-              <w:keepNext/>
-              <w:keepLines/>
-              <w:spacing w:after="0"/>
-              <w:rPr>
-                <w:rFonts w:asciiTheme="majorBidi" w:hAnsiTheme="majorBidi" w:cstheme="majorBidi"/>
-                <w:sz w:val="18"/>
-                <w:szCs w:val="18"/>
-                <w:lang w:bidi="ar-IQ"/>
-              </w:rPr>
-            </w:pPr>
-            <w:r>
-              <w:rPr>
-                <w:rFonts w:asciiTheme="majorBidi" w:hAnsiTheme="majorBidi" w:cstheme="majorBidi"/>
-                <w:sz w:val="18"/>
-                <w:szCs w:val="18"/>
-                <w:rtl/>
-                <w:lang w:bidi="ar-IQ"/>
-              </w:rPr>
-              <w:t xml:space="preserve"/>
-            </w:r>
-          </w:p>
-        </w:tc>
-        <w:tc>
-          <w:tcPr>
-            <w:tcW w:w="338" w:type="pct"/>
-          </w:tcPr>
-          <w:p>
-            <w:pPr>
-              <w:keepNext/>
-              <w:keepLines/>
-              <w:spacing w:after="0"/>
-              <w:rPr>
-                <w:rFonts w:asciiTheme="majorBidi" w:hAnsiTheme="majorBidi" w:cstheme="majorBidi"/>
-                <w:sz w:val="18"/>
-                <w:szCs w:val="18"/>
-                <w:lang w:bidi="ar-IQ"/>
-              </w:rPr>
-            </w:pPr>
-            <w:r>
-              <w:rPr>
-                <w:rFonts w:asciiTheme="majorBidi" w:hAnsiTheme="majorBidi" w:cstheme="majorBidi"/>
-                <w:sz w:val="18"/>
-                <w:szCs w:val="18"/>
-                <w:rtl/>
-                <w:lang w:bidi="ar-IQ"/>
-              </w:rPr>
-              <w:t xml:space="preserve"/>
-            </w:r>
-          </w:p>
-        </w:tc>
-        <w:tc>
-          <w:tcPr>
-            <w:tcW w:w="339" w:type="pct"/>
-          </w:tcPr>
-          <w:p>
-            <w:pPr>
-              <w:keepNext/>
-              <w:keepLines/>
-              <w:spacing w:after="0"/>
-              <w:rPr>
-                <w:rFonts w:asciiTheme="majorBidi" w:hAnsiTheme="majorBidi" w:cstheme="majorBidi"/>
-                <w:sz w:val="18"/>
-                <w:szCs w:val="18"/>
-                <w:lang w:bidi="ar-IQ"/>
-              </w:rPr>
-            </w:pPr>
-            <w:r>
-              <w:rPr>
-                <w:rFonts w:asciiTheme="majorBidi" w:hAnsiTheme="majorBidi" w:cstheme="majorBidi"/>
-                <w:sz w:val="18"/>
-                <w:szCs w:val="18"/>
-                <w:rtl/>
-                <w:lang w:bidi="ar-IQ"/>
-              </w:rPr>
-              <w:t xml:space="preserve"/>
-            </w:r>
-          </w:p>
-        </w:tc>
-        <w:tc>
-          <w:tcPr>
-            <w:tcW w:w="1831" w:type="pct"/>
-          </w:tcPr>
-          <w:p>
-            <w:pPr>
-              <w:keepNext/>
-              <w:keepLines/>
-              <w:spacing w:after="0"/>
-              <w:rPr>
-                <w:rFonts w:asciiTheme="majorBidi" w:hAnsiTheme="majorBidi" w:cstheme="majorBidi"/>
-                <w:sz w:val="18"/>
-                <w:szCs w:val="18"/>
-                <w:lang w:bidi="ar-IQ"/>
-              </w:rPr>
-            </w:pPr>
-            <w:r>
-              <w:rPr>
-                <w:rFonts w:asciiTheme="majorBidi" w:hAnsiTheme="majorBidi" w:cstheme="majorBidi"/>
-                <w:sz w:val="18"/>
-                <w:szCs w:val="18"/>
-                <w:rtl/>
-                <w:lang w:bidi="ar-IQ"/>
-              </w:rPr>
-              <w:t xml:space="preserve"/>
-            </w:r>
-          </w:p>
-        </w:tc>
-        <w:tc>
-          <w:tcPr>
-            <w:tcW w:w="339" w:type="pct"/>
-          </w:tcPr>
-          <w:p>
-            <w:pPr>
-              <w:keepNext/>
-              <w:keepLines/>
-              <w:spacing w:after="0"/>
-              <w:rPr>
-                <w:rFonts w:asciiTheme="majorBidi" w:hAnsiTheme="majorBidi" w:cstheme="majorBidi"/>
-                <w:sz w:val="18"/>
-                <w:szCs w:val="18"/>
-                <w:lang w:bidi="ar-IQ"/>
-              </w:rPr>
-            </w:pPr>
-            <w:r>
-              <w:rPr>
-                <w:rFonts w:asciiTheme="majorBidi" w:hAnsiTheme="majorBidi" w:cstheme="majorBidi"/>
-                <w:sz w:val="18"/>
-                <w:szCs w:val="18"/>
-                <w:rtl/>
-                <w:lang w:bidi="ar-IQ"/>
-              </w:rPr>
-              <w:t xml:space="preserve">٥١</w:t>
-            </w:r>
-          </w:p>
-        </w:tc>
-        <w:tc>
-          <w:tcPr>
-            <w:tcW w:w="325" w:type="pct"/>
-          </w:tcPr>
-          <w:p>
-            <w:pPr>
-              <w:keepNext/>
-              <w:keepLines/>
-              <w:spacing w:after="0"/>
-              <w:rPr>
-                <w:rFonts w:asciiTheme="majorBidi" w:hAnsiTheme="majorBidi" w:cstheme="majorBidi"/>
-                <w:sz w:val="18"/>
-                <w:szCs w:val="18"/>
-              </w:rPr>
-            </w:pPr>
-            <w:r>
-              <w:rPr>
-                <w:rFonts w:asciiTheme="majorBidi" w:hAnsiTheme="majorBidi" w:cstheme="majorBidi"/>
-                <w:sz w:val="18"/>
-                <w:szCs w:val="18"/>
-                <w:rtl/>
-                <w:lang w:bidi="ar-IQ"/>
-              </w:rPr>
-              <w:t xml:space="preserve">٣</w:t>
-            </w:r>
-          </w:p>
-        </w:tc>
-      </w:tr>
-      <w:tr>
-        <w:trPr>
-          <w:cantSplit/>
-        </w:trPr>
-        <w:tc>
-          <w:tcPr>
-            <w:tcW w:w="1828" w:type="pct"/>
-          </w:tcPr>
-          <w:p>
-            <w:pPr>
-              <w:keepNext/>
-              <w:keepLines/>
-              <w:spacing w:after="0"/>
-              <w:rPr>
-                <w:rFonts w:asciiTheme="majorBidi" w:hAnsiTheme="majorBidi" w:cstheme="majorBidi"/>
-                <w:sz w:val="18"/>
-                <w:szCs w:val="18"/>
-                <w:lang w:bidi="ar-IQ"/>
-              </w:rPr>
-            </w:pPr>
-            <w:r>
-              <w:rPr>
-                <w:rFonts w:asciiTheme="majorBidi" w:hAnsiTheme="majorBidi" w:cstheme="majorBidi"/>
-                <w:sz w:val="18"/>
-                <w:szCs w:val="18"/>
-                <w:rtl/>
-                <w:lang w:bidi="ar-IQ"/>
-              </w:rPr>
-              <w:t xml:space="preserve"/>
-            </w:r>
-          </w:p>
-        </w:tc>
-        <w:tc>
-          <w:tcPr>
-            <w:tcW w:w="338" w:type="pct"/>
-          </w:tcPr>
-          <w:p>
-            <w:pPr>
-              <w:keepNext/>
-              <w:keepLines/>
-              <w:spacing w:after="0"/>
-              <w:rPr>
-                <w:rFonts w:asciiTheme="majorBidi" w:hAnsiTheme="majorBidi" w:cstheme="majorBidi"/>
-                <w:sz w:val="18"/>
-                <w:szCs w:val="18"/>
-                <w:lang w:bidi="ar-IQ"/>
-              </w:rPr>
-            </w:pPr>
-            <w:r>
-              <w:rPr>
-                <w:rFonts w:asciiTheme="majorBidi" w:hAnsiTheme="majorBidi" w:cstheme="majorBidi"/>
-                <w:sz w:val="18"/>
-                <w:szCs w:val="18"/>
-                <w:rtl/>
-                <w:lang w:bidi="ar-IQ"/>
-              </w:rPr>
-              <w:t xml:space="preserve"/>
-            </w:r>
-          </w:p>
-        </w:tc>
-        <w:tc>
-          <w:tcPr>
-            <w:tcW w:w="339" w:type="pct"/>
-          </w:tcPr>
-          <w:p>
-            <w:pPr>
-              <w:keepNext/>
-              <w:keepLines/>
-              <w:spacing w:after="0"/>
-              <w:rPr>
-                <w:rFonts w:asciiTheme="majorBidi" w:hAnsiTheme="majorBidi" w:cstheme="majorBidi"/>
-                <w:sz w:val="18"/>
-                <w:szCs w:val="18"/>
-                <w:lang w:bidi="ar-IQ"/>
-              </w:rPr>
-            </w:pPr>
-            <w:r>
-              <w:rPr>
-                <w:rFonts w:asciiTheme="majorBidi" w:hAnsiTheme="majorBidi" w:cstheme="majorBidi"/>
-                <w:sz w:val="18"/>
-                <w:szCs w:val="18"/>
-                <w:rtl/>
-                <w:lang w:bidi="ar-IQ"/>
-              </w:rPr>
-              <w:t xml:space="preserve"/>
-            </w:r>
-          </w:p>
-        </w:tc>
-        <w:tc>
-          <w:tcPr>
-            <w:tcW w:w="1831" w:type="pct"/>
-          </w:tcPr>
-          <w:p>
-            <w:pPr>
-              <w:keepNext/>
-              <w:keepLines/>
-              <w:spacing w:after="0"/>
-              <w:rPr>
-                <w:rFonts w:asciiTheme="majorBidi" w:hAnsiTheme="majorBidi" w:cstheme="majorBidi"/>
-                <w:sz w:val="18"/>
-                <w:szCs w:val="18"/>
-                <w:lang w:bidi="ar-IQ"/>
-              </w:rPr>
-            </w:pPr>
-            <w:r>
-              <w:rPr>
-                <w:rFonts w:asciiTheme="majorBidi" w:hAnsiTheme="majorBidi" w:cstheme="majorBidi"/>
-                <w:sz w:val="18"/>
-                <w:szCs w:val="18"/>
-                <w:rtl/>
-                <w:lang w:bidi="ar-IQ"/>
-              </w:rPr>
-              <w:t xml:space="preserve"/>
-            </w:r>
-          </w:p>
-        </w:tc>
-        <w:tc>
-          <w:tcPr>
-            <w:tcW w:w="339" w:type="pct"/>
-          </w:tcPr>
-          <w:p>
-            <w:pPr>
-              <w:keepNext/>
-              <w:keepLines/>
-              <w:spacing w:after="0"/>
-              <w:rPr>
-                <w:rFonts w:asciiTheme="majorBidi" w:hAnsiTheme="majorBidi" w:cstheme="majorBidi"/>
-                <w:sz w:val="18"/>
-                <w:szCs w:val="18"/>
-                <w:lang w:bidi="ar-IQ"/>
-              </w:rPr>
-            </w:pPr>
-            <w:r>
-              <w:rPr>
-                <w:rFonts w:asciiTheme="majorBidi" w:hAnsiTheme="majorBidi" w:cstheme="majorBidi"/>
-                <w:sz w:val="18"/>
-                <w:szCs w:val="18"/>
-                <w:rtl/>
-                <w:lang w:bidi="ar-IQ"/>
-              </w:rPr>
-              <w:t xml:space="preserve">٥٦</w:t>
-            </w:r>
-          </w:p>
-        </w:tc>
-        <w:tc>
-          <w:tcPr>
-            <w:tcW w:w="325" w:type="pct"/>
-          </w:tcPr>
-          <w:p>
-            <w:pPr>
-              <w:keepNext/>
-              <w:keepLines/>
-              <w:spacing w:after="0"/>
-              <w:rPr>
-                <w:rFonts w:asciiTheme="majorBidi" w:hAnsiTheme="majorBidi" w:cstheme="majorBidi"/>
-                <w:sz w:val="18"/>
-                <w:szCs w:val="18"/>
-              </w:rPr>
-            </w:pPr>
-            <w:r>
-              <w:rPr>
-                <w:rFonts w:asciiTheme="majorBidi" w:hAnsiTheme="majorBidi" w:cstheme="majorBidi"/>
-                <w:sz w:val="18"/>
-                <w:szCs w:val="18"/>
-                <w:rtl/>
-                <w:lang w:bidi="ar-IQ"/>
-              </w:rPr>
-              <w:t xml:space="preserve">٢</w:t>
             </w:r>
           </w:p>
         </w:tc>

--- a/certificates/semester - Temp - Ar - D - SBS - دانيا احمد شهاب احمد.docx
+++ b/certificates/semester - Temp - Ar - D - SBS - دانيا احمد شهاب احمد.docx
@@ -326,7 +326,7 @@
                 <w:rtl/>
                 <w:lang w:bidi="ar-IQ"/>
               </w:rPr>
-              <w:t xml:space="preserve">المكسيك</w:t>
+              <w:t xml:space="preserve">العراق</w:t>
             </w:r>
           </w:p>
         </w:tc>
@@ -488,7 +488,7 @@
                 <w:rtl/>
                 <w:lang w:bidi="ar-IQ"/>
               </w:rPr>
-              <w:t xml:space="preserve"> صباحي</w:t>
+              <w:t xml:space="preserve"> </w:t>
             </w:r>
           </w:p>
         </w:tc>
@@ -716,7 +716,7 @@
                 <w:rtl/>
                 <w:lang w:bidi="ar-IQ"/>
               </w:rPr>
-              <w:t xml:space="preserve"> ٢</w:t>
+              <w:t xml:space="preserve"> ٨٩</w:t>
             </w:r>
           </w:p>
         </w:tc>
@@ -818,12 +818,16 @@
         <w:spacing w:line="240" w:lineRule="auto"/>
         <w:rPr>
           <w:rFonts w:asciiTheme="majorBidi" w:hAnsiTheme="majorBidi" w:cstheme="majorBidi"/>
+          <w:sz w:val="24"/>
+          <w:szCs w:val="24"/>
           <w:lang w:bidi="ar-IQ"/>
         </w:rPr>
       </w:pPr>
       <w:r>
         <w:rPr>
           <w:rFonts w:asciiTheme="majorBidi" w:hAnsiTheme="majorBidi" w:cstheme="majorBidi"/>
+          <w:sz w:val="24"/>
+          <w:szCs w:val="24"/>
           <w:rtl/>
           <w:lang w:bidi="ar-IQ"/>
         </w:rPr>
@@ -863,21 +867,21 @@
               <w:jc w:val="center"/>
               <w:rPr>
                 <w:rFonts w:asciiTheme="majorBidi" w:hAnsiTheme="majorBidi" w:cstheme="majorBidi"/>
-                <w:sz w:val="18"/>
-                <w:szCs w:val="18"/>
-                <w:rtl/>
-                <w:lang w:bidi="ar-IQ"/>
-              </w:rPr>
-            </w:pPr>
-            <w:r>
-              <w:rPr>
-                <w:rFonts w:asciiTheme="majorBidi" w:hAnsiTheme="majorBidi" w:cstheme="majorBidi"/>
-                <w:sz w:val="18"/>
-                <w:szCs w:val="18"/>
-                <w:rtl/>
-                <w:lang w:bidi="ar-IQ"/>
-              </w:rPr>
-              <w:t xml:space="preserve"/>
+                <w:sz w:val="20"/>
+                <w:szCs w:val="20"/>
+                <w:rtl/>
+                <w:lang w:bidi="ar-IQ"/>
+              </w:rPr>
+            </w:pPr>
+            <w:r>
+              <w:rPr>
+                <w:rFonts w:asciiTheme="majorBidi" w:hAnsiTheme="majorBidi" w:cstheme="majorBidi"/>
+                <w:sz w:val="20"/>
+                <w:szCs w:val="20"/>
+                <w:rtl/>
+                <w:lang w:bidi="ar-IQ"/>
+              </w:rPr>
+              <w:t xml:space="preserve">٢٠١٤-٢٠١٥ - المرحلة ١</w:t>
             </w:r>
           </w:p>
         </w:tc>
@@ -898,20 +902,20 @@
               <w:spacing w:after="0"/>
               <w:rPr>
                 <w:rFonts w:asciiTheme="majorBidi" w:hAnsiTheme="majorBidi" w:cstheme="majorBidi"/>
-                <w:sz w:val="18"/>
-                <w:szCs w:val="18"/>
-                <w:lang w:bidi="ar-IQ"/>
-              </w:rPr>
-            </w:pPr>
-            <w:r>
-              <w:rPr>
-                <w:rFonts w:asciiTheme="majorBidi" w:hAnsiTheme="majorBidi" w:cstheme="majorBidi"/>
-                <w:sz w:val="18"/>
-                <w:szCs w:val="18"/>
-                <w:rtl/>
-                <w:lang w:bidi="ar-IQ"/>
-              </w:rPr>
-              <w:t xml:space="preserve">٢٠١٤-٢٠١٥ (١)</w:t>
+                <w:sz w:val="20"/>
+                <w:szCs w:val="20"/>
+                <w:lang w:bidi="ar-IQ"/>
+              </w:rPr>
+            </w:pPr>
+            <w:r>
+              <w:rPr>
+                <w:rFonts w:asciiTheme="majorBidi" w:hAnsiTheme="majorBidi" w:cstheme="majorBidi"/>
+                <w:sz w:val="20"/>
+                <w:szCs w:val="20"/>
+                <w:rtl/>
+                <w:lang w:bidi="ar-IQ"/>
+              </w:rPr>
+              <w:t xml:space="preserve">الفصل الأول</w:t>
             </w:r>
           </w:p>
         </w:tc>
@@ -927,19 +931,19 @@
               <w:spacing w:after="0"/>
               <w:rPr>
                 <w:rFonts w:asciiTheme="majorBidi" w:hAnsiTheme="majorBidi" w:cstheme="majorBidi"/>
-                <w:sz w:val="18"/>
-                <w:szCs w:val="18"/>
-              </w:rPr>
-            </w:pPr>
-            <w:r>
-              <w:rPr>
-                <w:rFonts w:asciiTheme="majorBidi" w:hAnsiTheme="majorBidi" w:cstheme="majorBidi"/>
-                <w:sz w:val="18"/>
-                <w:szCs w:val="18"/>
-                <w:rtl/>
-                <w:lang w:bidi="ar-IQ"/>
-              </w:rPr>
-              <w:t xml:space="preserve">٢٠١٥-٢٠١٦</w:t>
+                <w:sz w:val="20"/>
+                <w:szCs w:val="20"/>
+              </w:rPr>
+            </w:pPr>
+            <w:r>
+              <w:rPr>
+                <w:rFonts w:asciiTheme="majorBidi" w:hAnsiTheme="majorBidi" w:cstheme="majorBidi"/>
+                <w:sz w:val="20"/>
+                <w:szCs w:val="20"/>
+                <w:rtl/>
+                <w:lang w:bidi="ar-IQ"/>
+              </w:rPr>
+              <w:t xml:space="preserve">الفصل الثاني</w:t>
             </w:r>
           </w:p>
         </w:tc>
@@ -961,8 +965,8 @@
                 <w:rFonts w:asciiTheme="majorBidi" w:hAnsiTheme="majorBidi" w:cstheme="majorBidi"/>
                 <w:b/>
                 <w:bCs/>
-                <w:sz w:val="18"/>
-                <w:szCs w:val="18"/>
+                <w:sz w:val="20"/>
+                <w:szCs w:val="20"/>
                 <w:lang w:bidi="ar-IQ"/>
               </w:rPr>
             </w:pPr>
@@ -971,8 +975,8 @@
                 <w:rFonts w:asciiTheme="majorBidi" w:hAnsiTheme="majorBidi" w:cstheme="majorBidi"/>
                 <w:b/>
                 <w:bCs/>
-                <w:sz w:val="18"/>
-                <w:szCs w:val="18"/>
+                <w:sz w:val="20"/>
+                <w:szCs w:val="20"/>
                 <w:rtl/>
               </w:rPr>
               <w:t>المادة الدراسية</w:t>
@@ -992,8 +996,8 @@
                 <w:rFonts w:asciiTheme="majorBidi" w:hAnsiTheme="majorBidi" w:cstheme="majorBidi"/>
                 <w:b/>
                 <w:bCs/>
-                <w:sz w:val="18"/>
-                <w:szCs w:val="18"/>
+                <w:sz w:val="20"/>
+                <w:szCs w:val="20"/>
                 <w:lang w:bidi="ar-IQ"/>
               </w:rPr>
             </w:pPr>
@@ -1002,8 +1006,8 @@
                 <w:rFonts w:asciiTheme="majorBidi" w:hAnsiTheme="majorBidi" w:cstheme="majorBidi"/>
                 <w:b/>
                 <w:bCs/>
-                <w:sz w:val="18"/>
-                <w:szCs w:val="18"/>
+                <w:sz w:val="20"/>
+                <w:szCs w:val="20"/>
                 <w:rtl/>
               </w:rPr>
               <w:t>الدرجة</w:t>
@@ -1023,8 +1027,8 @@
                 <w:rFonts w:asciiTheme="majorBidi" w:hAnsiTheme="majorBidi" w:cstheme="majorBidi"/>
                 <w:b/>
                 <w:bCs/>
-                <w:sz w:val="18"/>
-                <w:szCs w:val="18"/>
+                <w:sz w:val="20"/>
+                <w:szCs w:val="20"/>
                 <w:lang w:bidi="ar-IQ"/>
               </w:rPr>
             </w:pPr>
@@ -1033,8 +1037,8 @@
                 <w:rFonts w:asciiTheme="majorBidi" w:hAnsiTheme="majorBidi" w:cstheme="majorBidi"/>
                 <w:b/>
                 <w:bCs/>
-                <w:sz w:val="18"/>
-                <w:szCs w:val="18"/>
+                <w:sz w:val="20"/>
+                <w:szCs w:val="20"/>
                 <w:rtl/>
               </w:rPr>
               <w:t>الوحدة</w:t>
@@ -1054,8 +1058,8 @@
                 <w:rFonts w:asciiTheme="majorBidi" w:hAnsiTheme="majorBidi" w:cstheme="majorBidi"/>
                 <w:b/>
                 <w:bCs/>
-                <w:sz w:val="18"/>
-                <w:szCs w:val="18"/>
+                <w:sz w:val="20"/>
+                <w:szCs w:val="20"/>
                 <w:lang w:bidi="ar-IQ"/>
               </w:rPr>
             </w:pPr>
@@ -1064,8 +1068,8 @@
                 <w:rFonts w:asciiTheme="majorBidi" w:hAnsiTheme="majorBidi" w:cstheme="majorBidi"/>
                 <w:b/>
                 <w:bCs/>
-                <w:sz w:val="18"/>
-                <w:szCs w:val="18"/>
+                <w:sz w:val="20"/>
+                <w:szCs w:val="20"/>
                 <w:rtl/>
               </w:rPr>
               <w:t>المادة الدراسية</w:t>
@@ -1085,8 +1089,8 @@
                 <w:rFonts w:asciiTheme="majorBidi" w:hAnsiTheme="majorBidi" w:cstheme="majorBidi"/>
                 <w:b/>
                 <w:bCs/>
-                <w:sz w:val="18"/>
-                <w:szCs w:val="18"/>
+                <w:sz w:val="20"/>
+                <w:szCs w:val="20"/>
                 <w:lang w:bidi="ar-IQ"/>
               </w:rPr>
             </w:pPr>
@@ -1095,8 +1099,8 @@
                 <w:rFonts w:asciiTheme="majorBidi" w:hAnsiTheme="majorBidi" w:cstheme="majorBidi"/>
                 <w:b/>
                 <w:bCs/>
-                <w:sz w:val="18"/>
-                <w:szCs w:val="18"/>
+                <w:sz w:val="20"/>
+                <w:szCs w:val="20"/>
                 <w:rtl/>
               </w:rPr>
               <w:t>الدرجة</w:t>
@@ -1116,8 +1120,8 @@
                 <w:rFonts w:asciiTheme="majorBidi" w:hAnsiTheme="majorBidi" w:cstheme="majorBidi"/>
                 <w:b/>
                 <w:bCs/>
-                <w:sz w:val="18"/>
-                <w:szCs w:val="18"/>
+                <w:sz w:val="20"/>
+                <w:szCs w:val="20"/>
               </w:rPr>
             </w:pPr>
             <w:r>
@@ -1125,8 +1129,8 @@
                 <w:rFonts w:asciiTheme="majorBidi" w:hAnsiTheme="majorBidi" w:cstheme="majorBidi"/>
                 <w:b/>
                 <w:bCs/>
-                <w:sz w:val="18"/>
-                <w:szCs w:val="18"/>
+                <w:sz w:val="20"/>
+                <w:szCs w:val="20"/>
                 <w:rtl/>
               </w:rPr>
               <w:t>الوحدة</w:t>
@@ -1149,16 +1153,16 @@
               <w:spacing w:after="0"/>
               <w:rPr>
                 <w:rFonts w:asciiTheme="majorBidi" w:hAnsiTheme="majorBidi" w:cstheme="majorBidi"/>
-                <w:sz w:val="18"/>
-                <w:szCs w:val="18"/>
-                <w:lang w:bidi="ar-IQ"/>
-              </w:rPr>
-            </w:pPr>
-            <w:r>
-              <w:rPr>
-                <w:rFonts w:asciiTheme="majorBidi" w:hAnsiTheme="majorBidi" w:cstheme="majorBidi"/>
-                <w:sz w:val="18"/>
-                <w:szCs w:val="18"/>
+                <w:sz w:val="20"/>
+                <w:szCs w:val="20"/>
+                <w:lang w:bidi="ar-IQ"/>
+              </w:rPr>
+            </w:pPr>
+            <w:r>
+              <w:rPr>
+                <w:rFonts w:asciiTheme="majorBidi" w:hAnsiTheme="majorBidi" w:cstheme="majorBidi"/>
+                <w:sz w:val="20"/>
+                <w:szCs w:val="20"/>
                 <w:rtl/>
                 <w:lang w:bidi="ar-IQ"/>
               </w:rPr>
@@ -1177,16 +1181,16 @@
               <w:spacing w:after="0"/>
               <w:rPr>
                 <w:rFonts w:asciiTheme="majorBidi" w:hAnsiTheme="majorBidi" w:cstheme="majorBidi"/>
-                <w:sz w:val="18"/>
-                <w:szCs w:val="18"/>
-                <w:lang w:bidi="ar-IQ"/>
-              </w:rPr>
-            </w:pPr>
-            <w:r>
-              <w:rPr>
-                <w:rFonts w:asciiTheme="majorBidi" w:hAnsiTheme="majorBidi" w:cstheme="majorBidi"/>
-                <w:sz w:val="18"/>
-                <w:szCs w:val="18"/>
+                <w:sz w:val="20"/>
+                <w:szCs w:val="20"/>
+                <w:lang w:bidi="ar-IQ"/>
+              </w:rPr>
+            </w:pPr>
+            <w:r>
+              <w:rPr>
+                <w:rFonts w:asciiTheme="majorBidi" w:hAnsiTheme="majorBidi" w:cstheme="majorBidi"/>
+                <w:sz w:val="20"/>
+                <w:szCs w:val="20"/>
                 <w:rtl/>
                 <w:lang w:bidi="ar-IQ"/>
               </w:rPr>
@@ -1205,16 +1209,16 @@
               <w:spacing w:after="0"/>
               <w:rPr>
                 <w:rFonts w:asciiTheme="majorBidi" w:hAnsiTheme="majorBidi" w:cstheme="majorBidi"/>
-                <w:sz w:val="18"/>
-                <w:szCs w:val="18"/>
-                <w:lang w:bidi="ar-IQ"/>
-              </w:rPr>
-            </w:pPr>
-            <w:r>
-              <w:rPr>
-                <w:rFonts w:asciiTheme="majorBidi" w:hAnsiTheme="majorBidi" w:cstheme="majorBidi"/>
-                <w:sz w:val="18"/>
-                <w:szCs w:val="18"/>
+                <w:sz w:val="20"/>
+                <w:szCs w:val="20"/>
+                <w:lang w:bidi="ar-IQ"/>
+              </w:rPr>
+            </w:pPr>
+            <w:r>
+              <w:rPr>
+                <w:rFonts w:asciiTheme="majorBidi" w:hAnsiTheme="majorBidi" w:cstheme="majorBidi"/>
+                <w:sz w:val="20"/>
+                <w:szCs w:val="20"/>
                 <w:rtl/>
                 <w:lang w:bidi="ar-IQ"/>
               </w:rPr>
@@ -1233,16 +1237,16 @@
               <w:spacing w:after="0"/>
               <w:rPr>
                 <w:rFonts w:asciiTheme="majorBidi" w:hAnsiTheme="majorBidi" w:cstheme="majorBidi"/>
-                <w:sz w:val="18"/>
-                <w:szCs w:val="18"/>
-                <w:lang w:bidi="ar-IQ"/>
-              </w:rPr>
-            </w:pPr>
-            <w:r>
-              <w:rPr>
-                <w:rFonts w:asciiTheme="majorBidi" w:hAnsiTheme="majorBidi" w:cstheme="majorBidi"/>
-                <w:sz w:val="18"/>
-                <w:szCs w:val="18"/>
+                <w:sz w:val="20"/>
+                <w:szCs w:val="20"/>
+                <w:lang w:bidi="ar-IQ"/>
+              </w:rPr>
+            </w:pPr>
+            <w:r>
+              <w:rPr>
+                <w:rFonts w:asciiTheme="majorBidi" w:hAnsiTheme="majorBidi" w:cstheme="majorBidi"/>
+                <w:sz w:val="20"/>
+                <w:szCs w:val="20"/>
                 <w:rtl/>
                 <w:lang w:bidi="ar-IQ"/>
               </w:rPr>
@@ -1261,16 +1265,16 @@
               <w:spacing w:after="0"/>
               <w:rPr>
                 <w:rFonts w:asciiTheme="majorBidi" w:hAnsiTheme="majorBidi" w:cstheme="majorBidi"/>
-                <w:sz w:val="18"/>
-                <w:szCs w:val="18"/>
-                <w:lang w:bidi="ar-IQ"/>
-              </w:rPr>
-            </w:pPr>
-            <w:r>
-              <w:rPr>
-                <w:rFonts w:asciiTheme="majorBidi" w:hAnsiTheme="majorBidi" w:cstheme="majorBidi"/>
-                <w:sz w:val="18"/>
-                <w:szCs w:val="18"/>
+                <w:sz w:val="20"/>
+                <w:szCs w:val="20"/>
+                <w:lang w:bidi="ar-IQ"/>
+              </w:rPr>
+            </w:pPr>
+            <w:r>
+              <w:rPr>
+                <w:rFonts w:asciiTheme="majorBidi" w:hAnsiTheme="majorBidi" w:cstheme="majorBidi"/>
+                <w:sz w:val="20"/>
+                <w:szCs w:val="20"/>
                 <w:rtl/>
                 <w:lang w:bidi="ar-IQ"/>
               </w:rPr>
@@ -1289,15 +1293,15 @@
               <w:spacing w:after="0"/>
               <w:rPr>
                 <w:rFonts w:asciiTheme="majorBidi" w:hAnsiTheme="majorBidi" w:cstheme="majorBidi"/>
-                <w:sz w:val="18"/>
-                <w:szCs w:val="18"/>
-              </w:rPr>
-            </w:pPr>
-            <w:r>
-              <w:rPr>
-                <w:rFonts w:asciiTheme="majorBidi" w:hAnsiTheme="majorBidi" w:cstheme="majorBidi"/>
-                <w:sz w:val="18"/>
-                <w:szCs w:val="18"/>
+                <w:sz w:val="20"/>
+                <w:szCs w:val="20"/>
+              </w:rPr>
+            </w:pPr>
+            <w:r>
+              <w:rPr>
+                <w:rFonts w:asciiTheme="majorBidi" w:hAnsiTheme="majorBidi" w:cstheme="majorBidi"/>
+                <w:sz w:val="20"/>
+                <w:szCs w:val="20"/>
                 <w:rtl/>
                 <w:lang w:bidi="ar-IQ"/>
               </w:rPr>
@@ -1321,16 +1325,16 @@
               <w:spacing w:after="0"/>
               <w:rPr>
                 <w:rFonts w:asciiTheme="majorBidi" w:hAnsiTheme="majorBidi" w:cstheme="majorBidi"/>
-                <w:sz w:val="18"/>
-                <w:szCs w:val="18"/>
-                <w:lang w:bidi="ar-IQ"/>
-              </w:rPr>
-            </w:pPr>
-            <w:r>
-              <w:rPr>
-                <w:rFonts w:asciiTheme="majorBidi" w:hAnsiTheme="majorBidi" w:cstheme="majorBidi"/>
-                <w:sz w:val="18"/>
-                <w:szCs w:val="18"/>
+                <w:sz w:val="20"/>
+                <w:szCs w:val="20"/>
+                <w:lang w:bidi="ar-IQ"/>
+              </w:rPr>
+            </w:pPr>
+            <w:r>
+              <w:rPr>
+                <w:rFonts w:asciiTheme="majorBidi" w:hAnsiTheme="majorBidi" w:cstheme="majorBidi"/>
+                <w:sz w:val="20"/>
+                <w:szCs w:val="20"/>
                 <w:rtl/>
                 <w:lang w:bidi="ar-IQ"/>
               </w:rPr>
@@ -1349,16 +1353,16 @@
               <w:spacing w:after="0"/>
               <w:rPr>
                 <w:rFonts w:asciiTheme="majorBidi" w:hAnsiTheme="majorBidi" w:cstheme="majorBidi"/>
-                <w:sz w:val="18"/>
-                <w:szCs w:val="18"/>
-                <w:lang w:bidi="ar-IQ"/>
-              </w:rPr>
-            </w:pPr>
-            <w:r>
-              <w:rPr>
-                <w:rFonts w:asciiTheme="majorBidi" w:hAnsiTheme="majorBidi" w:cstheme="majorBidi"/>
-                <w:sz w:val="18"/>
-                <w:szCs w:val="18"/>
+                <w:sz w:val="20"/>
+                <w:szCs w:val="20"/>
+                <w:lang w:bidi="ar-IQ"/>
+              </w:rPr>
+            </w:pPr>
+            <w:r>
+              <w:rPr>
+                <w:rFonts w:asciiTheme="majorBidi" w:hAnsiTheme="majorBidi" w:cstheme="majorBidi"/>
+                <w:sz w:val="20"/>
+                <w:szCs w:val="20"/>
                 <w:rtl/>
                 <w:lang w:bidi="ar-IQ"/>
               </w:rPr>
@@ -1377,16 +1381,16 @@
               <w:spacing w:after="0"/>
               <w:rPr>
                 <w:rFonts w:asciiTheme="majorBidi" w:hAnsiTheme="majorBidi" w:cstheme="majorBidi"/>
-                <w:sz w:val="18"/>
-                <w:szCs w:val="18"/>
-                <w:lang w:bidi="ar-IQ"/>
-              </w:rPr>
-            </w:pPr>
-            <w:r>
-              <w:rPr>
-                <w:rFonts w:asciiTheme="majorBidi" w:hAnsiTheme="majorBidi" w:cstheme="majorBidi"/>
-                <w:sz w:val="18"/>
-                <w:szCs w:val="18"/>
+                <w:sz w:val="20"/>
+                <w:szCs w:val="20"/>
+                <w:lang w:bidi="ar-IQ"/>
+              </w:rPr>
+            </w:pPr>
+            <w:r>
+              <w:rPr>
+                <w:rFonts w:asciiTheme="majorBidi" w:hAnsiTheme="majorBidi" w:cstheme="majorBidi"/>
+                <w:sz w:val="20"/>
+                <w:szCs w:val="20"/>
                 <w:rtl/>
                 <w:lang w:bidi="ar-IQ"/>
               </w:rPr>
@@ -1405,16 +1409,16 @@
               <w:spacing w:after="0"/>
               <w:rPr>
                 <w:rFonts w:asciiTheme="majorBidi" w:hAnsiTheme="majorBidi" w:cstheme="majorBidi"/>
-                <w:sz w:val="18"/>
-                <w:szCs w:val="18"/>
-                <w:lang w:bidi="ar-IQ"/>
-              </w:rPr>
-            </w:pPr>
-            <w:r>
-              <w:rPr>
-                <w:rFonts w:asciiTheme="majorBidi" w:hAnsiTheme="majorBidi" w:cstheme="majorBidi"/>
-                <w:sz w:val="18"/>
-                <w:szCs w:val="18"/>
+                <w:sz w:val="20"/>
+                <w:szCs w:val="20"/>
+                <w:lang w:bidi="ar-IQ"/>
+              </w:rPr>
+            </w:pPr>
+            <w:r>
+              <w:rPr>
+                <w:rFonts w:asciiTheme="majorBidi" w:hAnsiTheme="majorBidi" w:cstheme="majorBidi"/>
+                <w:sz w:val="20"/>
+                <w:szCs w:val="20"/>
                 <w:rtl/>
                 <w:lang w:bidi="ar-IQ"/>
               </w:rPr>
@@ -1433,16 +1437,16 @@
               <w:spacing w:after="0"/>
               <w:rPr>
                 <w:rFonts w:asciiTheme="majorBidi" w:hAnsiTheme="majorBidi" w:cstheme="majorBidi"/>
-                <w:sz w:val="18"/>
-                <w:szCs w:val="18"/>
-                <w:lang w:bidi="ar-IQ"/>
-              </w:rPr>
-            </w:pPr>
-            <w:r>
-              <w:rPr>
-                <w:rFonts w:asciiTheme="majorBidi" w:hAnsiTheme="majorBidi" w:cstheme="majorBidi"/>
-                <w:sz w:val="18"/>
-                <w:szCs w:val="18"/>
+                <w:sz w:val="20"/>
+                <w:szCs w:val="20"/>
+                <w:lang w:bidi="ar-IQ"/>
+              </w:rPr>
+            </w:pPr>
+            <w:r>
+              <w:rPr>
+                <w:rFonts w:asciiTheme="majorBidi" w:hAnsiTheme="majorBidi" w:cstheme="majorBidi"/>
+                <w:sz w:val="20"/>
+                <w:szCs w:val="20"/>
                 <w:rtl/>
                 <w:lang w:bidi="ar-IQ"/>
               </w:rPr>
@@ -1461,15 +1465,15 @@
               <w:spacing w:after="0"/>
               <w:rPr>
                 <w:rFonts w:asciiTheme="majorBidi" w:hAnsiTheme="majorBidi" w:cstheme="majorBidi"/>
-                <w:sz w:val="18"/>
-                <w:szCs w:val="18"/>
-              </w:rPr>
-            </w:pPr>
-            <w:r>
-              <w:rPr>
-                <w:rFonts w:asciiTheme="majorBidi" w:hAnsiTheme="majorBidi" w:cstheme="majorBidi"/>
-                <w:sz w:val="18"/>
-                <w:szCs w:val="18"/>
+                <w:sz w:val="20"/>
+                <w:szCs w:val="20"/>
+              </w:rPr>
+            </w:pPr>
+            <w:r>
+              <w:rPr>
+                <w:rFonts w:asciiTheme="majorBidi" w:hAnsiTheme="majorBidi" w:cstheme="majorBidi"/>
+                <w:sz w:val="20"/>
+                <w:szCs w:val="20"/>
                 <w:rtl/>
                 <w:lang w:bidi="ar-IQ"/>
               </w:rPr>
@@ -1493,16 +1497,16 @@
               <w:spacing w:after="0"/>
               <w:rPr>
                 <w:rFonts w:asciiTheme="majorBidi" w:hAnsiTheme="majorBidi" w:cstheme="majorBidi"/>
-                <w:sz w:val="18"/>
-                <w:szCs w:val="18"/>
-                <w:lang w:bidi="ar-IQ"/>
-              </w:rPr>
-            </w:pPr>
-            <w:r>
-              <w:rPr>
-                <w:rFonts w:asciiTheme="majorBidi" w:hAnsiTheme="majorBidi" w:cstheme="majorBidi"/>
-                <w:sz w:val="18"/>
-                <w:szCs w:val="18"/>
+                <w:sz w:val="20"/>
+                <w:szCs w:val="20"/>
+                <w:lang w:bidi="ar-IQ"/>
+              </w:rPr>
+            </w:pPr>
+            <w:r>
+              <w:rPr>
+                <w:rFonts w:asciiTheme="majorBidi" w:hAnsiTheme="majorBidi" w:cstheme="majorBidi"/>
+                <w:sz w:val="20"/>
+                <w:szCs w:val="20"/>
                 <w:rtl/>
                 <w:lang w:bidi="ar-IQ"/>
               </w:rPr>
@@ -1521,16 +1525,16 @@
               <w:spacing w:after="0"/>
               <w:rPr>
                 <w:rFonts w:asciiTheme="majorBidi" w:hAnsiTheme="majorBidi" w:cstheme="majorBidi"/>
-                <w:sz w:val="18"/>
-                <w:szCs w:val="18"/>
-                <w:lang w:bidi="ar-IQ"/>
-              </w:rPr>
-            </w:pPr>
-            <w:r>
-              <w:rPr>
-                <w:rFonts w:asciiTheme="majorBidi" w:hAnsiTheme="majorBidi" w:cstheme="majorBidi"/>
-                <w:sz w:val="18"/>
-                <w:szCs w:val="18"/>
+                <w:sz w:val="20"/>
+                <w:szCs w:val="20"/>
+                <w:lang w:bidi="ar-IQ"/>
+              </w:rPr>
+            </w:pPr>
+            <w:r>
+              <w:rPr>
+                <w:rFonts w:asciiTheme="majorBidi" w:hAnsiTheme="majorBidi" w:cstheme="majorBidi"/>
+                <w:sz w:val="20"/>
+                <w:szCs w:val="20"/>
                 <w:rtl/>
                 <w:lang w:bidi="ar-IQ"/>
               </w:rPr>
@@ -1549,16 +1553,16 @@
               <w:spacing w:after="0"/>
               <w:rPr>
                 <w:rFonts w:asciiTheme="majorBidi" w:hAnsiTheme="majorBidi" w:cstheme="majorBidi"/>
-                <w:sz w:val="18"/>
-                <w:szCs w:val="18"/>
-                <w:lang w:bidi="ar-IQ"/>
-              </w:rPr>
-            </w:pPr>
-            <w:r>
-              <w:rPr>
-                <w:rFonts w:asciiTheme="majorBidi" w:hAnsiTheme="majorBidi" w:cstheme="majorBidi"/>
-                <w:sz w:val="18"/>
-                <w:szCs w:val="18"/>
+                <w:sz w:val="20"/>
+                <w:szCs w:val="20"/>
+                <w:lang w:bidi="ar-IQ"/>
+              </w:rPr>
+            </w:pPr>
+            <w:r>
+              <w:rPr>
+                <w:rFonts w:asciiTheme="majorBidi" w:hAnsiTheme="majorBidi" w:cstheme="majorBidi"/>
+                <w:sz w:val="20"/>
+                <w:szCs w:val="20"/>
                 <w:rtl/>
                 <w:lang w:bidi="ar-IQ"/>
               </w:rPr>
@@ -1577,16 +1581,16 @@
               <w:spacing w:after="0"/>
               <w:rPr>
                 <w:rFonts w:asciiTheme="majorBidi" w:hAnsiTheme="majorBidi" w:cstheme="majorBidi"/>
-                <w:sz w:val="18"/>
-                <w:szCs w:val="18"/>
-                <w:lang w:bidi="ar-IQ"/>
-              </w:rPr>
-            </w:pPr>
-            <w:r>
-              <w:rPr>
-                <w:rFonts w:asciiTheme="majorBidi" w:hAnsiTheme="majorBidi" w:cstheme="majorBidi"/>
-                <w:sz w:val="18"/>
-                <w:szCs w:val="18"/>
+                <w:sz w:val="20"/>
+                <w:szCs w:val="20"/>
+                <w:lang w:bidi="ar-IQ"/>
+              </w:rPr>
+            </w:pPr>
+            <w:r>
+              <w:rPr>
+                <w:rFonts w:asciiTheme="majorBidi" w:hAnsiTheme="majorBidi" w:cstheme="majorBidi"/>
+                <w:sz w:val="20"/>
+                <w:szCs w:val="20"/>
                 <w:rtl/>
                 <w:lang w:bidi="ar-IQ"/>
               </w:rPr>
@@ -1605,16 +1609,16 @@
               <w:spacing w:after="0"/>
               <w:rPr>
                 <w:rFonts w:asciiTheme="majorBidi" w:hAnsiTheme="majorBidi" w:cstheme="majorBidi"/>
-                <w:sz w:val="18"/>
-                <w:szCs w:val="18"/>
-                <w:lang w:bidi="ar-IQ"/>
-              </w:rPr>
-            </w:pPr>
-            <w:r>
-              <w:rPr>
-                <w:rFonts w:asciiTheme="majorBidi" w:hAnsiTheme="majorBidi" w:cstheme="majorBidi"/>
-                <w:sz w:val="18"/>
-                <w:szCs w:val="18"/>
+                <w:sz w:val="20"/>
+                <w:szCs w:val="20"/>
+                <w:lang w:bidi="ar-IQ"/>
+              </w:rPr>
+            </w:pPr>
+            <w:r>
+              <w:rPr>
+                <w:rFonts w:asciiTheme="majorBidi" w:hAnsiTheme="majorBidi" w:cstheme="majorBidi"/>
+                <w:sz w:val="20"/>
+                <w:szCs w:val="20"/>
                 <w:rtl/>
                 <w:lang w:bidi="ar-IQ"/>
               </w:rPr>
@@ -1633,15 +1637,15 @@
               <w:spacing w:after="0"/>
               <w:rPr>
                 <w:rFonts w:asciiTheme="majorBidi" w:hAnsiTheme="majorBidi" w:cstheme="majorBidi"/>
-                <w:sz w:val="18"/>
-                <w:szCs w:val="18"/>
-              </w:rPr>
-            </w:pPr>
-            <w:r>
-              <w:rPr>
-                <w:rFonts w:asciiTheme="majorBidi" w:hAnsiTheme="majorBidi" w:cstheme="majorBidi"/>
-                <w:sz w:val="18"/>
-                <w:szCs w:val="18"/>
+                <w:sz w:val="20"/>
+                <w:szCs w:val="20"/>
+              </w:rPr>
+            </w:pPr>
+            <w:r>
+              <w:rPr>
+                <w:rFonts w:asciiTheme="majorBidi" w:hAnsiTheme="majorBidi" w:cstheme="majorBidi"/>
+                <w:sz w:val="20"/>
+                <w:szCs w:val="20"/>
                 <w:rtl/>
                 <w:lang w:bidi="ar-IQ"/>
               </w:rPr>
@@ -1665,16 +1669,16 @@
               <w:spacing w:after="0"/>
               <w:rPr>
                 <w:rFonts w:asciiTheme="majorBidi" w:hAnsiTheme="majorBidi" w:cstheme="majorBidi"/>
-                <w:sz w:val="18"/>
-                <w:szCs w:val="18"/>
-                <w:lang w:bidi="ar-IQ"/>
-              </w:rPr>
-            </w:pPr>
-            <w:r>
-              <w:rPr>
-                <w:rFonts w:asciiTheme="majorBidi" w:hAnsiTheme="majorBidi" w:cstheme="majorBidi"/>
-                <w:sz w:val="18"/>
-                <w:szCs w:val="18"/>
+                <w:sz w:val="20"/>
+                <w:szCs w:val="20"/>
+                <w:lang w:bidi="ar-IQ"/>
+              </w:rPr>
+            </w:pPr>
+            <w:r>
+              <w:rPr>
+                <w:rFonts w:asciiTheme="majorBidi" w:hAnsiTheme="majorBidi" w:cstheme="majorBidi"/>
+                <w:sz w:val="20"/>
+                <w:szCs w:val="20"/>
                 <w:rtl/>
                 <w:lang w:bidi="ar-IQ"/>
               </w:rPr>
@@ -1693,16 +1697,16 @@
               <w:spacing w:after="0"/>
               <w:rPr>
                 <w:rFonts w:asciiTheme="majorBidi" w:hAnsiTheme="majorBidi" w:cstheme="majorBidi"/>
-                <w:sz w:val="18"/>
-                <w:szCs w:val="18"/>
-                <w:lang w:bidi="ar-IQ"/>
-              </w:rPr>
-            </w:pPr>
-            <w:r>
-              <w:rPr>
-                <w:rFonts w:asciiTheme="majorBidi" w:hAnsiTheme="majorBidi" w:cstheme="majorBidi"/>
-                <w:sz w:val="18"/>
-                <w:szCs w:val="18"/>
+                <w:sz w:val="20"/>
+                <w:szCs w:val="20"/>
+                <w:lang w:bidi="ar-IQ"/>
+              </w:rPr>
+            </w:pPr>
+            <w:r>
+              <w:rPr>
+                <w:rFonts w:asciiTheme="majorBidi" w:hAnsiTheme="majorBidi" w:cstheme="majorBidi"/>
+                <w:sz w:val="20"/>
+                <w:szCs w:val="20"/>
                 <w:rtl/>
                 <w:lang w:bidi="ar-IQ"/>
               </w:rPr>
@@ -1721,16 +1725,16 @@
               <w:spacing w:after="0"/>
               <w:rPr>
                 <w:rFonts w:asciiTheme="majorBidi" w:hAnsiTheme="majorBidi" w:cstheme="majorBidi"/>
-                <w:sz w:val="18"/>
-                <w:szCs w:val="18"/>
-                <w:lang w:bidi="ar-IQ"/>
-              </w:rPr>
-            </w:pPr>
-            <w:r>
-              <w:rPr>
-                <w:rFonts w:asciiTheme="majorBidi" w:hAnsiTheme="majorBidi" w:cstheme="majorBidi"/>
-                <w:sz w:val="18"/>
-                <w:szCs w:val="18"/>
+                <w:sz w:val="20"/>
+                <w:szCs w:val="20"/>
+                <w:lang w:bidi="ar-IQ"/>
+              </w:rPr>
+            </w:pPr>
+            <w:r>
+              <w:rPr>
+                <w:rFonts w:asciiTheme="majorBidi" w:hAnsiTheme="majorBidi" w:cstheme="majorBidi"/>
+                <w:sz w:val="20"/>
+                <w:szCs w:val="20"/>
                 <w:rtl/>
                 <w:lang w:bidi="ar-IQ"/>
               </w:rPr>
@@ -1749,16 +1753,16 @@
               <w:spacing w:after="0"/>
               <w:rPr>
                 <w:rFonts w:asciiTheme="majorBidi" w:hAnsiTheme="majorBidi" w:cstheme="majorBidi"/>
-                <w:sz w:val="18"/>
-                <w:szCs w:val="18"/>
-                <w:lang w:bidi="ar-IQ"/>
-              </w:rPr>
-            </w:pPr>
-            <w:r>
-              <w:rPr>
-                <w:rFonts w:asciiTheme="majorBidi" w:hAnsiTheme="majorBidi" w:cstheme="majorBidi"/>
-                <w:sz w:val="18"/>
-                <w:szCs w:val="18"/>
+                <w:sz w:val="20"/>
+                <w:szCs w:val="20"/>
+                <w:lang w:bidi="ar-IQ"/>
+              </w:rPr>
+            </w:pPr>
+            <w:r>
+              <w:rPr>
+                <w:rFonts w:asciiTheme="majorBidi" w:hAnsiTheme="majorBidi" w:cstheme="majorBidi"/>
+                <w:sz w:val="20"/>
+                <w:szCs w:val="20"/>
                 <w:rtl/>
                 <w:lang w:bidi="ar-IQ"/>
               </w:rPr>
@@ -1777,16 +1781,16 @@
               <w:spacing w:after="0"/>
               <w:rPr>
                 <w:rFonts w:asciiTheme="majorBidi" w:hAnsiTheme="majorBidi" w:cstheme="majorBidi"/>
-                <w:sz w:val="18"/>
-                <w:szCs w:val="18"/>
-                <w:lang w:bidi="ar-IQ"/>
-              </w:rPr>
-            </w:pPr>
-            <w:r>
-              <w:rPr>
-                <w:rFonts w:asciiTheme="majorBidi" w:hAnsiTheme="majorBidi" w:cstheme="majorBidi"/>
-                <w:sz w:val="18"/>
-                <w:szCs w:val="18"/>
+                <w:sz w:val="20"/>
+                <w:szCs w:val="20"/>
+                <w:lang w:bidi="ar-IQ"/>
+              </w:rPr>
+            </w:pPr>
+            <w:r>
+              <w:rPr>
+                <w:rFonts w:asciiTheme="majorBidi" w:hAnsiTheme="majorBidi" w:cstheme="majorBidi"/>
+                <w:sz w:val="20"/>
+                <w:szCs w:val="20"/>
                 <w:rtl/>
                 <w:lang w:bidi="ar-IQ"/>
               </w:rPr>
@@ -1805,15 +1809,15 @@
               <w:spacing w:after="0"/>
               <w:rPr>
                 <w:rFonts w:asciiTheme="majorBidi" w:hAnsiTheme="majorBidi" w:cstheme="majorBidi"/>
-                <w:sz w:val="18"/>
-                <w:szCs w:val="18"/>
-              </w:rPr>
-            </w:pPr>
-            <w:r>
-              <w:rPr>
-                <w:rFonts w:asciiTheme="majorBidi" w:hAnsiTheme="majorBidi" w:cstheme="majorBidi"/>
-                <w:sz w:val="18"/>
-                <w:szCs w:val="18"/>
+                <w:sz w:val="20"/>
+                <w:szCs w:val="20"/>
+              </w:rPr>
+            </w:pPr>
+            <w:r>
+              <w:rPr>
+                <w:rFonts w:asciiTheme="majorBidi" w:hAnsiTheme="majorBidi" w:cstheme="majorBidi"/>
+                <w:sz w:val="20"/>
+                <w:szCs w:val="20"/>
                 <w:rtl/>
                 <w:lang w:bidi="ar-IQ"/>
               </w:rPr>
@@ -1837,16 +1841,16 @@
               <w:spacing w:after="0"/>
               <w:rPr>
                 <w:rFonts w:asciiTheme="majorBidi" w:hAnsiTheme="majorBidi" w:cstheme="majorBidi"/>
-                <w:sz w:val="18"/>
-                <w:szCs w:val="18"/>
-                <w:lang w:bidi="ar-IQ"/>
-              </w:rPr>
-            </w:pPr>
-            <w:r>
-              <w:rPr>
-                <w:rFonts w:asciiTheme="majorBidi" w:hAnsiTheme="majorBidi" w:cstheme="majorBidi"/>
-                <w:sz w:val="18"/>
-                <w:szCs w:val="18"/>
+                <w:sz w:val="20"/>
+                <w:szCs w:val="20"/>
+                <w:lang w:bidi="ar-IQ"/>
+              </w:rPr>
+            </w:pPr>
+            <w:r>
+              <w:rPr>
+                <w:rFonts w:asciiTheme="majorBidi" w:hAnsiTheme="majorBidi" w:cstheme="majorBidi"/>
+                <w:sz w:val="20"/>
+                <w:szCs w:val="20"/>
                 <w:rtl/>
                 <w:lang w:bidi="ar-IQ"/>
               </w:rPr>
@@ -1865,16 +1869,16 @@
               <w:spacing w:after="0"/>
               <w:rPr>
                 <w:rFonts w:asciiTheme="majorBidi" w:hAnsiTheme="majorBidi" w:cstheme="majorBidi"/>
-                <w:sz w:val="18"/>
-                <w:szCs w:val="18"/>
-                <w:lang w:bidi="ar-IQ"/>
-              </w:rPr>
-            </w:pPr>
-            <w:r>
-              <w:rPr>
-                <w:rFonts w:asciiTheme="majorBidi" w:hAnsiTheme="majorBidi" w:cstheme="majorBidi"/>
-                <w:sz w:val="18"/>
-                <w:szCs w:val="18"/>
+                <w:sz w:val="20"/>
+                <w:szCs w:val="20"/>
+                <w:lang w:bidi="ar-IQ"/>
+              </w:rPr>
+            </w:pPr>
+            <w:r>
+              <w:rPr>
+                <w:rFonts w:asciiTheme="majorBidi" w:hAnsiTheme="majorBidi" w:cstheme="majorBidi"/>
+                <w:sz w:val="20"/>
+                <w:szCs w:val="20"/>
                 <w:rtl/>
                 <w:lang w:bidi="ar-IQ"/>
               </w:rPr>
@@ -1893,16 +1897,16 @@
               <w:spacing w:after="0"/>
               <w:rPr>
                 <w:rFonts w:asciiTheme="majorBidi" w:hAnsiTheme="majorBidi" w:cstheme="majorBidi"/>
-                <w:sz w:val="18"/>
-                <w:szCs w:val="18"/>
-                <w:lang w:bidi="ar-IQ"/>
-              </w:rPr>
-            </w:pPr>
-            <w:r>
-              <w:rPr>
-                <w:rFonts w:asciiTheme="majorBidi" w:hAnsiTheme="majorBidi" w:cstheme="majorBidi"/>
-                <w:sz w:val="18"/>
-                <w:szCs w:val="18"/>
+                <w:sz w:val="20"/>
+                <w:szCs w:val="20"/>
+                <w:lang w:bidi="ar-IQ"/>
+              </w:rPr>
+            </w:pPr>
+            <w:r>
+              <w:rPr>
+                <w:rFonts w:asciiTheme="majorBidi" w:hAnsiTheme="majorBidi" w:cstheme="majorBidi"/>
+                <w:sz w:val="20"/>
+                <w:szCs w:val="20"/>
                 <w:rtl/>
                 <w:lang w:bidi="ar-IQ"/>
               </w:rPr>
@@ -1921,16 +1925,16 @@
               <w:spacing w:after="0"/>
               <w:rPr>
                 <w:rFonts w:asciiTheme="majorBidi" w:hAnsiTheme="majorBidi" w:cstheme="majorBidi"/>
-                <w:sz w:val="18"/>
-                <w:szCs w:val="18"/>
-                <w:lang w:bidi="ar-IQ"/>
-              </w:rPr>
-            </w:pPr>
-            <w:r>
-              <w:rPr>
-                <w:rFonts w:asciiTheme="majorBidi" w:hAnsiTheme="majorBidi" w:cstheme="majorBidi"/>
-                <w:sz w:val="18"/>
-                <w:szCs w:val="18"/>
+                <w:sz w:val="20"/>
+                <w:szCs w:val="20"/>
+                <w:lang w:bidi="ar-IQ"/>
+              </w:rPr>
+            </w:pPr>
+            <w:r>
+              <w:rPr>
+                <w:rFonts w:asciiTheme="majorBidi" w:hAnsiTheme="majorBidi" w:cstheme="majorBidi"/>
+                <w:sz w:val="20"/>
+                <w:szCs w:val="20"/>
                 <w:rtl/>
                 <w:lang w:bidi="ar-IQ"/>
               </w:rPr>
@@ -1949,16 +1953,16 @@
               <w:spacing w:after="0"/>
               <w:rPr>
                 <w:rFonts w:asciiTheme="majorBidi" w:hAnsiTheme="majorBidi" w:cstheme="majorBidi"/>
-                <w:sz w:val="18"/>
-                <w:szCs w:val="18"/>
-                <w:lang w:bidi="ar-IQ"/>
-              </w:rPr>
-            </w:pPr>
-            <w:r>
-              <w:rPr>
-                <w:rFonts w:asciiTheme="majorBidi" w:hAnsiTheme="majorBidi" w:cstheme="majorBidi"/>
-                <w:sz w:val="18"/>
-                <w:szCs w:val="18"/>
+                <w:sz w:val="20"/>
+                <w:szCs w:val="20"/>
+                <w:lang w:bidi="ar-IQ"/>
+              </w:rPr>
+            </w:pPr>
+            <w:r>
+              <w:rPr>
+                <w:rFonts w:asciiTheme="majorBidi" w:hAnsiTheme="majorBidi" w:cstheme="majorBidi"/>
+                <w:sz w:val="20"/>
+                <w:szCs w:val="20"/>
                 <w:rtl/>
                 <w:lang w:bidi="ar-IQ"/>
               </w:rPr>
@@ -1977,15 +1981,15 @@
               <w:spacing w:after="0"/>
               <w:rPr>
                 <w:rFonts w:asciiTheme="majorBidi" w:hAnsiTheme="majorBidi" w:cstheme="majorBidi"/>
-                <w:sz w:val="18"/>
-                <w:szCs w:val="18"/>
-              </w:rPr>
-            </w:pPr>
-            <w:r>
-              <w:rPr>
-                <w:rFonts w:asciiTheme="majorBidi" w:hAnsiTheme="majorBidi" w:cstheme="majorBidi"/>
-                <w:sz w:val="18"/>
-                <w:szCs w:val="18"/>
+                <w:sz w:val="20"/>
+                <w:szCs w:val="20"/>
+              </w:rPr>
+            </w:pPr>
+            <w:r>
+              <w:rPr>
+                <w:rFonts w:asciiTheme="majorBidi" w:hAnsiTheme="majorBidi" w:cstheme="majorBidi"/>
+                <w:sz w:val="20"/>
+                <w:szCs w:val="20"/>
                 <w:rtl/>
                 <w:lang w:bidi="ar-IQ"/>
               </w:rPr>
@@ -2009,16 +2013,16 @@
               <w:spacing w:after="0"/>
               <w:rPr>
                 <w:rFonts w:asciiTheme="majorBidi" w:hAnsiTheme="majorBidi" w:cstheme="majorBidi"/>
-                <w:sz w:val="18"/>
-                <w:szCs w:val="18"/>
-                <w:lang w:bidi="ar-IQ"/>
-              </w:rPr>
-            </w:pPr>
-            <w:r>
-              <w:rPr>
-                <w:rFonts w:asciiTheme="majorBidi" w:hAnsiTheme="majorBidi" w:cstheme="majorBidi"/>
-                <w:sz w:val="18"/>
-                <w:szCs w:val="18"/>
+                <w:sz w:val="20"/>
+                <w:szCs w:val="20"/>
+                <w:lang w:bidi="ar-IQ"/>
+              </w:rPr>
+            </w:pPr>
+            <w:r>
+              <w:rPr>
+                <w:rFonts w:asciiTheme="majorBidi" w:hAnsiTheme="majorBidi" w:cstheme="majorBidi"/>
+                <w:sz w:val="20"/>
+                <w:szCs w:val="20"/>
                 <w:rtl/>
                 <w:lang w:bidi="ar-IQ"/>
               </w:rPr>
@@ -2037,16 +2041,16 @@
               <w:spacing w:after="0"/>
               <w:rPr>
                 <w:rFonts w:asciiTheme="majorBidi" w:hAnsiTheme="majorBidi" w:cstheme="majorBidi"/>
-                <w:sz w:val="18"/>
-                <w:szCs w:val="18"/>
-                <w:lang w:bidi="ar-IQ"/>
-              </w:rPr>
-            </w:pPr>
-            <w:r>
-              <w:rPr>
-                <w:rFonts w:asciiTheme="majorBidi" w:hAnsiTheme="majorBidi" w:cstheme="majorBidi"/>
-                <w:sz w:val="18"/>
-                <w:szCs w:val="18"/>
+                <w:sz w:val="20"/>
+                <w:szCs w:val="20"/>
+                <w:lang w:bidi="ar-IQ"/>
+              </w:rPr>
+            </w:pPr>
+            <w:r>
+              <w:rPr>
+                <w:rFonts w:asciiTheme="majorBidi" w:hAnsiTheme="majorBidi" w:cstheme="majorBidi"/>
+                <w:sz w:val="20"/>
+                <w:szCs w:val="20"/>
                 <w:rtl/>
                 <w:lang w:bidi="ar-IQ"/>
               </w:rPr>
@@ -2065,16 +2069,16 @@
               <w:spacing w:after="0"/>
               <w:rPr>
                 <w:rFonts w:asciiTheme="majorBidi" w:hAnsiTheme="majorBidi" w:cstheme="majorBidi"/>
-                <w:sz w:val="18"/>
-                <w:szCs w:val="18"/>
-                <w:lang w:bidi="ar-IQ"/>
-              </w:rPr>
-            </w:pPr>
-            <w:r>
-              <w:rPr>
-                <w:rFonts w:asciiTheme="majorBidi" w:hAnsiTheme="majorBidi" w:cstheme="majorBidi"/>
-                <w:sz w:val="18"/>
-                <w:szCs w:val="18"/>
+                <w:sz w:val="20"/>
+                <w:szCs w:val="20"/>
+                <w:lang w:bidi="ar-IQ"/>
+              </w:rPr>
+            </w:pPr>
+            <w:r>
+              <w:rPr>
+                <w:rFonts w:asciiTheme="majorBidi" w:hAnsiTheme="majorBidi" w:cstheme="majorBidi"/>
+                <w:sz w:val="20"/>
+                <w:szCs w:val="20"/>
                 <w:rtl/>
                 <w:lang w:bidi="ar-IQ"/>
               </w:rPr>
@@ -2093,16 +2097,16 @@
               <w:spacing w:after="0"/>
               <w:rPr>
                 <w:rFonts w:asciiTheme="majorBidi" w:hAnsiTheme="majorBidi" w:cstheme="majorBidi"/>
-                <w:sz w:val="18"/>
-                <w:szCs w:val="18"/>
-                <w:lang w:bidi="ar-IQ"/>
-              </w:rPr>
-            </w:pPr>
-            <w:r>
-              <w:rPr>
-                <w:rFonts w:asciiTheme="majorBidi" w:hAnsiTheme="majorBidi" w:cstheme="majorBidi"/>
-                <w:sz w:val="18"/>
-                <w:szCs w:val="18"/>
+                <w:sz w:val="20"/>
+                <w:szCs w:val="20"/>
+                <w:lang w:bidi="ar-IQ"/>
+              </w:rPr>
+            </w:pPr>
+            <w:r>
+              <w:rPr>
+                <w:rFonts w:asciiTheme="majorBidi" w:hAnsiTheme="majorBidi" w:cstheme="majorBidi"/>
+                <w:sz w:val="20"/>
+                <w:szCs w:val="20"/>
                 <w:rtl/>
                 <w:lang w:bidi="ar-IQ"/>
               </w:rPr>
@@ -2121,16 +2125,16 @@
               <w:spacing w:after="0"/>
               <w:rPr>
                 <w:rFonts w:asciiTheme="majorBidi" w:hAnsiTheme="majorBidi" w:cstheme="majorBidi"/>
-                <w:sz w:val="18"/>
-                <w:szCs w:val="18"/>
-                <w:lang w:bidi="ar-IQ"/>
-              </w:rPr>
-            </w:pPr>
-            <w:r>
-              <w:rPr>
-                <w:rFonts w:asciiTheme="majorBidi" w:hAnsiTheme="majorBidi" w:cstheme="majorBidi"/>
-                <w:sz w:val="18"/>
-                <w:szCs w:val="18"/>
+                <w:sz w:val="20"/>
+                <w:szCs w:val="20"/>
+                <w:lang w:bidi="ar-IQ"/>
+              </w:rPr>
+            </w:pPr>
+            <w:r>
+              <w:rPr>
+                <w:rFonts w:asciiTheme="majorBidi" w:hAnsiTheme="majorBidi" w:cstheme="majorBidi"/>
+                <w:sz w:val="20"/>
+                <w:szCs w:val="20"/>
                 <w:rtl/>
                 <w:lang w:bidi="ar-IQ"/>
               </w:rPr>
@@ -2149,15 +2153,15 @@
               <w:spacing w:after="0"/>
               <w:rPr>
                 <w:rFonts w:asciiTheme="majorBidi" w:hAnsiTheme="majorBidi" w:cstheme="majorBidi"/>
-                <w:sz w:val="18"/>
-                <w:szCs w:val="18"/>
-              </w:rPr>
-            </w:pPr>
-            <w:r>
-              <w:rPr>
-                <w:rFonts w:asciiTheme="majorBidi" w:hAnsiTheme="majorBidi" w:cstheme="majorBidi"/>
-                <w:sz w:val="18"/>
-                <w:szCs w:val="18"/>
+                <w:sz w:val="20"/>
+                <w:szCs w:val="20"/>
+              </w:rPr>
+            </w:pPr>
+            <w:r>
+              <w:rPr>
+                <w:rFonts w:asciiTheme="majorBidi" w:hAnsiTheme="majorBidi" w:cstheme="majorBidi"/>
+                <w:sz w:val="20"/>
+                <w:szCs w:val="20"/>
                 <w:rtl/>
                 <w:lang w:bidi="ar-IQ"/>
               </w:rPr>
@@ -2181,16 +2185,16 @@
               <w:spacing w:after="0"/>
               <w:rPr>
                 <w:rFonts w:asciiTheme="majorBidi" w:hAnsiTheme="majorBidi" w:cstheme="majorBidi"/>
-                <w:sz w:val="18"/>
-                <w:szCs w:val="18"/>
-                <w:lang w:bidi="ar-IQ"/>
-              </w:rPr>
-            </w:pPr>
-            <w:r>
-              <w:rPr>
-                <w:rFonts w:asciiTheme="majorBidi" w:hAnsiTheme="majorBidi" w:cstheme="majorBidi"/>
-                <w:sz w:val="18"/>
-                <w:szCs w:val="18"/>
+                <w:sz w:val="20"/>
+                <w:szCs w:val="20"/>
+                <w:lang w:bidi="ar-IQ"/>
+              </w:rPr>
+            </w:pPr>
+            <w:r>
+              <w:rPr>
+                <w:rFonts w:asciiTheme="majorBidi" w:hAnsiTheme="majorBidi" w:cstheme="majorBidi"/>
+                <w:sz w:val="20"/>
+                <w:szCs w:val="20"/>
                 <w:rtl/>
                 <w:lang w:bidi="ar-IQ"/>
               </w:rPr>
@@ -2209,16 +2213,16 @@
               <w:spacing w:after="0"/>
               <w:rPr>
                 <w:rFonts w:asciiTheme="majorBidi" w:hAnsiTheme="majorBidi" w:cstheme="majorBidi"/>
-                <w:sz w:val="18"/>
-                <w:szCs w:val="18"/>
-                <w:lang w:bidi="ar-IQ"/>
-              </w:rPr>
-            </w:pPr>
-            <w:r>
-              <w:rPr>
-                <w:rFonts w:asciiTheme="majorBidi" w:hAnsiTheme="majorBidi" w:cstheme="majorBidi"/>
-                <w:sz w:val="18"/>
-                <w:szCs w:val="18"/>
+                <w:sz w:val="20"/>
+                <w:szCs w:val="20"/>
+                <w:lang w:bidi="ar-IQ"/>
+              </w:rPr>
+            </w:pPr>
+            <w:r>
+              <w:rPr>
+                <w:rFonts w:asciiTheme="majorBidi" w:hAnsiTheme="majorBidi" w:cstheme="majorBidi"/>
+                <w:sz w:val="20"/>
+                <w:szCs w:val="20"/>
                 <w:rtl/>
                 <w:lang w:bidi="ar-IQ"/>
               </w:rPr>
@@ -2237,16 +2241,16 @@
               <w:spacing w:after="0"/>
               <w:rPr>
                 <w:rFonts w:asciiTheme="majorBidi" w:hAnsiTheme="majorBidi" w:cstheme="majorBidi"/>
-                <w:sz w:val="18"/>
-                <w:szCs w:val="18"/>
-                <w:lang w:bidi="ar-IQ"/>
-              </w:rPr>
-            </w:pPr>
-            <w:r>
-              <w:rPr>
-                <w:rFonts w:asciiTheme="majorBidi" w:hAnsiTheme="majorBidi" w:cstheme="majorBidi"/>
-                <w:sz w:val="18"/>
-                <w:szCs w:val="18"/>
+                <w:sz w:val="20"/>
+                <w:szCs w:val="20"/>
+                <w:lang w:bidi="ar-IQ"/>
+              </w:rPr>
+            </w:pPr>
+            <w:r>
+              <w:rPr>
+                <w:rFonts w:asciiTheme="majorBidi" w:hAnsiTheme="majorBidi" w:cstheme="majorBidi"/>
+                <w:sz w:val="20"/>
+                <w:szCs w:val="20"/>
                 <w:rtl/>
                 <w:lang w:bidi="ar-IQ"/>
               </w:rPr>
@@ -2265,16 +2269,16 @@
               <w:spacing w:after="0"/>
               <w:rPr>
                 <w:rFonts w:asciiTheme="majorBidi" w:hAnsiTheme="majorBidi" w:cstheme="majorBidi"/>
-                <w:sz w:val="18"/>
-                <w:szCs w:val="18"/>
-                <w:lang w:bidi="ar-IQ"/>
-              </w:rPr>
-            </w:pPr>
-            <w:r>
-              <w:rPr>
-                <w:rFonts w:asciiTheme="majorBidi" w:hAnsiTheme="majorBidi" w:cstheme="majorBidi"/>
-                <w:sz w:val="18"/>
-                <w:szCs w:val="18"/>
+                <w:sz w:val="20"/>
+                <w:szCs w:val="20"/>
+                <w:lang w:bidi="ar-IQ"/>
+              </w:rPr>
+            </w:pPr>
+            <w:r>
+              <w:rPr>
+                <w:rFonts w:asciiTheme="majorBidi" w:hAnsiTheme="majorBidi" w:cstheme="majorBidi"/>
+                <w:sz w:val="20"/>
+                <w:szCs w:val="20"/>
                 <w:rtl/>
                 <w:lang w:bidi="ar-IQ"/>
               </w:rPr>
@@ -2293,16 +2297,16 @@
               <w:spacing w:after="0"/>
               <w:rPr>
                 <w:rFonts w:asciiTheme="majorBidi" w:hAnsiTheme="majorBidi" w:cstheme="majorBidi"/>
-                <w:sz w:val="18"/>
-                <w:szCs w:val="18"/>
-                <w:lang w:bidi="ar-IQ"/>
-              </w:rPr>
-            </w:pPr>
-            <w:r>
-              <w:rPr>
-                <w:rFonts w:asciiTheme="majorBidi" w:hAnsiTheme="majorBidi" w:cstheme="majorBidi"/>
-                <w:sz w:val="18"/>
-                <w:szCs w:val="18"/>
+                <w:sz w:val="20"/>
+                <w:szCs w:val="20"/>
+                <w:lang w:bidi="ar-IQ"/>
+              </w:rPr>
+            </w:pPr>
+            <w:r>
+              <w:rPr>
+                <w:rFonts w:asciiTheme="majorBidi" w:hAnsiTheme="majorBidi" w:cstheme="majorBidi"/>
+                <w:sz w:val="20"/>
+                <w:szCs w:val="20"/>
                 <w:rtl/>
                 <w:lang w:bidi="ar-IQ"/>
               </w:rPr>
@@ -2321,15 +2325,15 @@
               <w:spacing w:after="0"/>
               <w:rPr>
                 <w:rFonts w:asciiTheme="majorBidi" w:hAnsiTheme="majorBidi" w:cstheme="majorBidi"/>
-                <w:sz w:val="18"/>
-                <w:szCs w:val="18"/>
-              </w:rPr>
-            </w:pPr>
-            <w:r>
-              <w:rPr>
-                <w:rFonts w:asciiTheme="majorBidi" w:hAnsiTheme="majorBidi" w:cstheme="majorBidi"/>
-                <w:sz w:val="18"/>
-                <w:szCs w:val="18"/>
+                <w:sz w:val="20"/>
+                <w:szCs w:val="20"/>
+              </w:rPr>
+            </w:pPr>
+            <w:r>
+              <w:rPr>
+                <w:rFonts w:asciiTheme="majorBidi" w:hAnsiTheme="majorBidi" w:cstheme="majorBidi"/>
+                <w:sz w:val="20"/>
+                <w:szCs w:val="20"/>
                 <w:rtl/>
                 <w:lang w:bidi="ar-IQ"/>
               </w:rPr>
@@ -2353,16 +2357,16 @@
               <w:spacing w:after="0"/>
               <w:rPr>
                 <w:rFonts w:asciiTheme="majorBidi" w:hAnsiTheme="majorBidi" w:cstheme="majorBidi"/>
-                <w:sz w:val="18"/>
-                <w:szCs w:val="18"/>
-                <w:lang w:bidi="ar-IQ"/>
-              </w:rPr>
-            </w:pPr>
-            <w:r>
-              <w:rPr>
-                <w:rFonts w:asciiTheme="majorBidi" w:hAnsiTheme="majorBidi" w:cstheme="majorBidi"/>
-                <w:sz w:val="18"/>
-                <w:szCs w:val="18"/>
+                <w:sz w:val="20"/>
+                <w:szCs w:val="20"/>
+                <w:lang w:bidi="ar-IQ"/>
+              </w:rPr>
+            </w:pPr>
+            <w:r>
+              <w:rPr>
+                <w:rFonts w:asciiTheme="majorBidi" w:hAnsiTheme="majorBidi" w:cstheme="majorBidi"/>
+                <w:sz w:val="20"/>
+                <w:szCs w:val="20"/>
                 <w:rtl/>
                 <w:lang w:bidi="ar-IQ"/>
               </w:rPr>
@@ -2381,16 +2385,16 @@
               <w:spacing w:after="0"/>
               <w:rPr>
                 <w:rFonts w:asciiTheme="majorBidi" w:hAnsiTheme="majorBidi" w:cstheme="majorBidi"/>
-                <w:sz w:val="18"/>
-                <w:szCs w:val="18"/>
-                <w:lang w:bidi="ar-IQ"/>
-              </w:rPr>
-            </w:pPr>
-            <w:r>
-              <w:rPr>
-                <w:rFonts w:asciiTheme="majorBidi" w:hAnsiTheme="majorBidi" w:cstheme="majorBidi"/>
-                <w:sz w:val="18"/>
-                <w:szCs w:val="18"/>
+                <w:sz w:val="20"/>
+                <w:szCs w:val="20"/>
+                <w:lang w:bidi="ar-IQ"/>
+              </w:rPr>
+            </w:pPr>
+            <w:r>
+              <w:rPr>
+                <w:rFonts w:asciiTheme="majorBidi" w:hAnsiTheme="majorBidi" w:cstheme="majorBidi"/>
+                <w:sz w:val="20"/>
+                <w:szCs w:val="20"/>
                 <w:rtl/>
                 <w:lang w:bidi="ar-IQ"/>
               </w:rPr>
@@ -2409,16 +2413,16 @@
               <w:spacing w:after="0"/>
               <w:rPr>
                 <w:rFonts w:asciiTheme="majorBidi" w:hAnsiTheme="majorBidi" w:cstheme="majorBidi"/>
-                <w:sz w:val="18"/>
-                <w:szCs w:val="18"/>
-                <w:lang w:bidi="ar-IQ"/>
-              </w:rPr>
-            </w:pPr>
-            <w:r>
-              <w:rPr>
-                <w:rFonts w:asciiTheme="majorBidi" w:hAnsiTheme="majorBidi" w:cstheme="majorBidi"/>
-                <w:sz w:val="18"/>
-                <w:szCs w:val="18"/>
+                <w:sz w:val="20"/>
+                <w:szCs w:val="20"/>
+                <w:lang w:bidi="ar-IQ"/>
+              </w:rPr>
+            </w:pPr>
+            <w:r>
+              <w:rPr>
+                <w:rFonts w:asciiTheme="majorBidi" w:hAnsiTheme="majorBidi" w:cstheme="majorBidi"/>
+                <w:sz w:val="20"/>
+                <w:szCs w:val="20"/>
                 <w:rtl/>
                 <w:lang w:bidi="ar-IQ"/>
               </w:rPr>
@@ -2437,16 +2441,16 @@
               <w:spacing w:after="0"/>
               <w:rPr>
                 <w:rFonts w:asciiTheme="majorBidi" w:hAnsiTheme="majorBidi" w:cstheme="majorBidi"/>
-                <w:sz w:val="18"/>
-                <w:szCs w:val="18"/>
-                <w:lang w:bidi="ar-IQ"/>
-              </w:rPr>
-            </w:pPr>
-            <w:r>
-              <w:rPr>
-                <w:rFonts w:asciiTheme="majorBidi" w:hAnsiTheme="majorBidi" w:cstheme="majorBidi"/>
-                <w:sz w:val="18"/>
-                <w:szCs w:val="18"/>
+                <w:sz w:val="20"/>
+                <w:szCs w:val="20"/>
+                <w:lang w:bidi="ar-IQ"/>
+              </w:rPr>
+            </w:pPr>
+            <w:r>
+              <w:rPr>
+                <w:rFonts w:asciiTheme="majorBidi" w:hAnsiTheme="majorBidi" w:cstheme="majorBidi"/>
+                <w:sz w:val="20"/>
+                <w:szCs w:val="20"/>
                 <w:rtl/>
                 <w:lang w:bidi="ar-IQ"/>
               </w:rPr>
@@ -2465,16 +2469,16 @@
               <w:spacing w:after="0"/>
               <w:rPr>
                 <w:rFonts w:asciiTheme="majorBidi" w:hAnsiTheme="majorBidi" w:cstheme="majorBidi"/>
-                <w:sz w:val="18"/>
-                <w:szCs w:val="18"/>
-                <w:lang w:bidi="ar-IQ"/>
-              </w:rPr>
-            </w:pPr>
-            <w:r>
-              <w:rPr>
-                <w:rFonts w:asciiTheme="majorBidi" w:hAnsiTheme="majorBidi" w:cstheme="majorBidi"/>
-                <w:sz w:val="18"/>
-                <w:szCs w:val="18"/>
+                <w:sz w:val="20"/>
+                <w:szCs w:val="20"/>
+                <w:lang w:bidi="ar-IQ"/>
+              </w:rPr>
+            </w:pPr>
+            <w:r>
+              <w:rPr>
+                <w:rFonts w:asciiTheme="majorBidi" w:hAnsiTheme="majorBidi" w:cstheme="majorBidi"/>
+                <w:sz w:val="20"/>
+                <w:szCs w:val="20"/>
                 <w:rtl/>
                 <w:lang w:bidi="ar-IQ"/>
               </w:rPr>
@@ -2493,15 +2497,15 @@
               <w:spacing w:after="0"/>
               <w:rPr>
                 <w:rFonts w:asciiTheme="majorBidi" w:hAnsiTheme="majorBidi" w:cstheme="majorBidi"/>
-                <w:sz w:val="18"/>
-                <w:szCs w:val="18"/>
-              </w:rPr>
-            </w:pPr>
-            <w:r>
-              <w:rPr>
-                <w:rFonts w:asciiTheme="majorBidi" w:hAnsiTheme="majorBidi" w:cstheme="majorBidi"/>
-                <w:sz w:val="18"/>
-                <w:szCs w:val="18"/>
+                <w:sz w:val="20"/>
+                <w:szCs w:val="20"/>
+              </w:rPr>
+            </w:pPr>
+            <w:r>
+              <w:rPr>
+                <w:rFonts w:asciiTheme="majorBidi" w:hAnsiTheme="majorBidi" w:cstheme="majorBidi"/>
+                <w:sz w:val="20"/>
+                <w:szCs w:val="20"/>
                 <w:rtl/>
                 <w:lang w:bidi="ar-IQ"/>
               </w:rPr>
@@ -2525,16 +2529,16 @@
               <w:spacing w:after="0"/>
               <w:rPr>
                 <w:rFonts w:asciiTheme="majorBidi" w:hAnsiTheme="majorBidi" w:cstheme="majorBidi"/>
-                <w:sz w:val="18"/>
-                <w:szCs w:val="18"/>
-                <w:lang w:bidi="ar-IQ"/>
-              </w:rPr>
-            </w:pPr>
-            <w:r>
-              <w:rPr>
-                <w:rFonts w:asciiTheme="majorBidi" w:hAnsiTheme="majorBidi" w:cstheme="majorBidi"/>
-                <w:sz w:val="18"/>
-                <w:szCs w:val="18"/>
+                <w:sz w:val="20"/>
+                <w:szCs w:val="20"/>
+                <w:lang w:bidi="ar-IQ"/>
+              </w:rPr>
+            </w:pPr>
+            <w:r>
+              <w:rPr>
+                <w:rFonts w:asciiTheme="majorBidi" w:hAnsiTheme="majorBidi" w:cstheme="majorBidi"/>
+                <w:sz w:val="20"/>
+                <w:szCs w:val="20"/>
                 <w:rtl/>
                 <w:lang w:bidi="ar-IQ"/>
               </w:rPr>
@@ -2553,16 +2557,16 @@
               <w:spacing w:after="0"/>
               <w:rPr>
                 <w:rFonts w:asciiTheme="majorBidi" w:hAnsiTheme="majorBidi" w:cstheme="majorBidi"/>
-                <w:sz w:val="18"/>
-                <w:szCs w:val="18"/>
-                <w:lang w:bidi="ar-IQ"/>
-              </w:rPr>
-            </w:pPr>
-            <w:r>
-              <w:rPr>
-                <w:rFonts w:asciiTheme="majorBidi" w:hAnsiTheme="majorBidi" w:cstheme="majorBidi"/>
-                <w:sz w:val="18"/>
-                <w:szCs w:val="18"/>
+                <w:sz w:val="20"/>
+                <w:szCs w:val="20"/>
+                <w:lang w:bidi="ar-IQ"/>
+              </w:rPr>
+            </w:pPr>
+            <w:r>
+              <w:rPr>
+                <w:rFonts w:asciiTheme="majorBidi" w:hAnsiTheme="majorBidi" w:cstheme="majorBidi"/>
+                <w:sz w:val="20"/>
+                <w:szCs w:val="20"/>
                 <w:rtl/>
                 <w:lang w:bidi="ar-IQ"/>
               </w:rPr>
@@ -2581,16 +2585,16 @@
               <w:spacing w:after="0"/>
               <w:rPr>
                 <w:rFonts w:asciiTheme="majorBidi" w:hAnsiTheme="majorBidi" w:cstheme="majorBidi"/>
-                <w:sz w:val="18"/>
-                <w:szCs w:val="18"/>
-                <w:lang w:bidi="ar-IQ"/>
-              </w:rPr>
-            </w:pPr>
-            <w:r>
-              <w:rPr>
-                <w:rFonts w:asciiTheme="majorBidi" w:hAnsiTheme="majorBidi" w:cstheme="majorBidi"/>
-                <w:sz w:val="18"/>
-                <w:szCs w:val="18"/>
+                <w:sz w:val="20"/>
+                <w:szCs w:val="20"/>
+                <w:lang w:bidi="ar-IQ"/>
+              </w:rPr>
+            </w:pPr>
+            <w:r>
+              <w:rPr>
+                <w:rFonts w:asciiTheme="majorBidi" w:hAnsiTheme="majorBidi" w:cstheme="majorBidi"/>
+                <w:sz w:val="20"/>
+                <w:szCs w:val="20"/>
                 <w:rtl/>
                 <w:lang w:bidi="ar-IQ"/>
               </w:rPr>
@@ -2609,16 +2613,16 @@
               <w:spacing w:after="0"/>
               <w:rPr>
                 <w:rFonts w:asciiTheme="majorBidi" w:hAnsiTheme="majorBidi" w:cstheme="majorBidi"/>
-                <w:sz w:val="18"/>
-                <w:szCs w:val="18"/>
-                <w:lang w:bidi="ar-IQ"/>
-              </w:rPr>
-            </w:pPr>
-            <w:r>
-              <w:rPr>
-                <w:rFonts w:asciiTheme="majorBidi" w:hAnsiTheme="majorBidi" w:cstheme="majorBidi"/>
-                <w:sz w:val="18"/>
-                <w:szCs w:val="18"/>
+                <w:sz w:val="20"/>
+                <w:szCs w:val="20"/>
+                <w:lang w:bidi="ar-IQ"/>
+              </w:rPr>
+            </w:pPr>
+            <w:r>
+              <w:rPr>
+                <w:rFonts w:asciiTheme="majorBidi" w:hAnsiTheme="majorBidi" w:cstheme="majorBidi"/>
+                <w:sz w:val="20"/>
+                <w:szCs w:val="20"/>
                 <w:rtl/>
                 <w:lang w:bidi="ar-IQ"/>
               </w:rPr>
@@ -2637,16 +2641,16 @@
               <w:spacing w:after="0"/>
               <w:rPr>
                 <w:rFonts w:asciiTheme="majorBidi" w:hAnsiTheme="majorBidi" w:cstheme="majorBidi"/>
-                <w:sz w:val="18"/>
-                <w:szCs w:val="18"/>
-                <w:lang w:bidi="ar-IQ"/>
-              </w:rPr>
-            </w:pPr>
-            <w:r>
-              <w:rPr>
-                <w:rFonts w:asciiTheme="majorBidi" w:hAnsiTheme="majorBidi" w:cstheme="majorBidi"/>
-                <w:sz w:val="18"/>
-                <w:szCs w:val="18"/>
+                <w:sz w:val="20"/>
+                <w:szCs w:val="20"/>
+                <w:lang w:bidi="ar-IQ"/>
+              </w:rPr>
+            </w:pPr>
+            <w:r>
+              <w:rPr>
+                <w:rFonts w:asciiTheme="majorBidi" w:hAnsiTheme="majorBidi" w:cstheme="majorBidi"/>
+                <w:sz w:val="20"/>
+                <w:szCs w:val="20"/>
                 <w:rtl/>
                 <w:lang w:bidi="ar-IQ"/>
               </w:rPr>
@@ -2665,15 +2669,15 @@
               <w:spacing w:after="0"/>
               <w:rPr>
                 <w:rFonts w:asciiTheme="majorBidi" w:hAnsiTheme="majorBidi" w:cstheme="majorBidi"/>
-                <w:sz w:val="18"/>
-                <w:szCs w:val="18"/>
-              </w:rPr>
-            </w:pPr>
-            <w:r>
-              <w:rPr>
-                <w:rFonts w:asciiTheme="majorBidi" w:hAnsiTheme="majorBidi" w:cstheme="majorBidi"/>
-                <w:sz w:val="18"/>
-                <w:szCs w:val="18"/>
+                <w:sz w:val="20"/>
+                <w:szCs w:val="20"/>
+              </w:rPr>
+            </w:pPr>
+            <w:r>
+              <w:rPr>
+                <w:rFonts w:asciiTheme="majorBidi" w:hAnsiTheme="majorBidi" w:cstheme="majorBidi"/>
+                <w:sz w:val="20"/>
+                <w:szCs w:val="20"/>
                 <w:rtl/>
                 <w:lang w:bidi="ar-IQ"/>
               </w:rPr>
@@ -2697,16 +2701,16 @@
               <w:spacing w:after="0"/>
               <w:rPr>
                 <w:rFonts w:asciiTheme="majorBidi" w:hAnsiTheme="majorBidi" w:cstheme="majorBidi"/>
-                <w:sz w:val="18"/>
-                <w:szCs w:val="18"/>
-                <w:lang w:bidi="ar-IQ"/>
-              </w:rPr>
-            </w:pPr>
-            <w:r>
-              <w:rPr>
-                <w:rFonts w:asciiTheme="majorBidi" w:hAnsiTheme="majorBidi" w:cstheme="majorBidi"/>
-                <w:sz w:val="18"/>
-                <w:szCs w:val="18"/>
+                <w:sz w:val="20"/>
+                <w:szCs w:val="20"/>
+                <w:lang w:bidi="ar-IQ"/>
+              </w:rPr>
+            </w:pPr>
+            <w:r>
+              <w:rPr>
+                <w:rFonts w:asciiTheme="majorBidi" w:hAnsiTheme="majorBidi" w:cstheme="majorBidi"/>
+                <w:sz w:val="20"/>
+                <w:szCs w:val="20"/>
                 <w:rtl/>
                 <w:lang w:bidi="ar-IQ"/>
               </w:rPr>
@@ -2725,16 +2729,16 @@
               <w:spacing w:after="0"/>
               <w:rPr>
                 <w:rFonts w:asciiTheme="majorBidi" w:hAnsiTheme="majorBidi" w:cstheme="majorBidi"/>
-                <w:sz w:val="18"/>
-                <w:szCs w:val="18"/>
-                <w:lang w:bidi="ar-IQ"/>
-              </w:rPr>
-            </w:pPr>
-            <w:r>
-              <w:rPr>
-                <w:rFonts w:asciiTheme="majorBidi" w:hAnsiTheme="majorBidi" w:cstheme="majorBidi"/>
-                <w:sz w:val="18"/>
-                <w:szCs w:val="18"/>
+                <w:sz w:val="20"/>
+                <w:szCs w:val="20"/>
+                <w:lang w:bidi="ar-IQ"/>
+              </w:rPr>
+            </w:pPr>
+            <w:r>
+              <w:rPr>
+                <w:rFonts w:asciiTheme="majorBidi" w:hAnsiTheme="majorBidi" w:cstheme="majorBidi"/>
+                <w:sz w:val="20"/>
+                <w:szCs w:val="20"/>
                 <w:rtl/>
                 <w:lang w:bidi="ar-IQ"/>
               </w:rPr>
@@ -2753,16 +2757,16 @@
               <w:spacing w:after="0"/>
               <w:rPr>
                 <w:rFonts w:asciiTheme="majorBidi" w:hAnsiTheme="majorBidi" w:cstheme="majorBidi"/>
-                <w:sz w:val="18"/>
-                <w:szCs w:val="18"/>
-                <w:lang w:bidi="ar-IQ"/>
-              </w:rPr>
-            </w:pPr>
-            <w:r>
-              <w:rPr>
-                <w:rFonts w:asciiTheme="majorBidi" w:hAnsiTheme="majorBidi" w:cstheme="majorBidi"/>
-                <w:sz w:val="18"/>
-                <w:szCs w:val="18"/>
+                <w:sz w:val="20"/>
+                <w:szCs w:val="20"/>
+                <w:lang w:bidi="ar-IQ"/>
+              </w:rPr>
+            </w:pPr>
+            <w:r>
+              <w:rPr>
+                <w:rFonts w:asciiTheme="majorBidi" w:hAnsiTheme="majorBidi" w:cstheme="majorBidi"/>
+                <w:sz w:val="20"/>
+                <w:szCs w:val="20"/>
                 <w:rtl/>
                 <w:lang w:bidi="ar-IQ"/>
               </w:rPr>
@@ -2781,16 +2785,16 @@
               <w:spacing w:after="0"/>
               <w:rPr>
                 <w:rFonts w:asciiTheme="majorBidi" w:hAnsiTheme="majorBidi" w:cstheme="majorBidi"/>
-                <w:sz w:val="18"/>
-                <w:szCs w:val="18"/>
-                <w:lang w:bidi="ar-IQ"/>
-              </w:rPr>
-            </w:pPr>
-            <w:r>
-              <w:rPr>
-                <w:rFonts w:asciiTheme="majorBidi" w:hAnsiTheme="majorBidi" w:cstheme="majorBidi"/>
-                <w:sz w:val="18"/>
-                <w:szCs w:val="18"/>
+                <w:sz w:val="20"/>
+                <w:szCs w:val="20"/>
+                <w:lang w:bidi="ar-IQ"/>
+              </w:rPr>
+            </w:pPr>
+            <w:r>
+              <w:rPr>
+                <w:rFonts w:asciiTheme="majorBidi" w:hAnsiTheme="majorBidi" w:cstheme="majorBidi"/>
+                <w:sz w:val="20"/>
+                <w:szCs w:val="20"/>
                 <w:rtl/>
                 <w:lang w:bidi="ar-IQ"/>
               </w:rPr>
@@ -2809,16 +2813,16 @@
               <w:spacing w:after="0"/>
               <w:rPr>
                 <w:rFonts w:asciiTheme="majorBidi" w:hAnsiTheme="majorBidi" w:cstheme="majorBidi"/>
-                <w:sz w:val="18"/>
-                <w:szCs w:val="18"/>
-                <w:lang w:bidi="ar-IQ"/>
-              </w:rPr>
-            </w:pPr>
-            <w:r>
-              <w:rPr>
-                <w:rFonts w:asciiTheme="majorBidi" w:hAnsiTheme="majorBidi" w:cstheme="majorBidi"/>
-                <w:sz w:val="18"/>
-                <w:szCs w:val="18"/>
+                <w:sz w:val="20"/>
+                <w:szCs w:val="20"/>
+                <w:lang w:bidi="ar-IQ"/>
+              </w:rPr>
+            </w:pPr>
+            <w:r>
+              <w:rPr>
+                <w:rFonts w:asciiTheme="majorBidi" w:hAnsiTheme="majorBidi" w:cstheme="majorBidi"/>
+                <w:sz w:val="20"/>
+                <w:szCs w:val="20"/>
                 <w:rtl/>
                 <w:lang w:bidi="ar-IQ"/>
               </w:rPr>
@@ -2837,15 +2841,15 @@
               <w:spacing w:after="0"/>
               <w:rPr>
                 <w:rFonts w:asciiTheme="majorBidi" w:hAnsiTheme="majorBidi" w:cstheme="majorBidi"/>
-                <w:sz w:val="18"/>
-                <w:szCs w:val="18"/>
-              </w:rPr>
-            </w:pPr>
-            <w:r>
-              <w:rPr>
-                <w:rFonts w:asciiTheme="majorBidi" w:hAnsiTheme="majorBidi" w:cstheme="majorBidi"/>
-                <w:sz w:val="18"/>
-                <w:szCs w:val="18"/>
+                <w:sz w:val="20"/>
+                <w:szCs w:val="20"/>
+              </w:rPr>
+            </w:pPr>
+            <w:r>
+              <w:rPr>
+                <w:rFonts w:asciiTheme="majorBidi" w:hAnsiTheme="majorBidi" w:cstheme="majorBidi"/>
+                <w:sz w:val="20"/>
+                <w:szCs w:val="20"/>
                 <w:rtl/>
                 <w:lang w:bidi="ar-IQ"/>
               </w:rPr>
@@ -2869,16 +2873,16 @@
               <w:spacing w:after="0"/>
               <w:rPr>
                 <w:rFonts w:asciiTheme="majorBidi" w:hAnsiTheme="majorBidi" w:cstheme="majorBidi"/>
-                <w:sz w:val="18"/>
-                <w:szCs w:val="18"/>
-                <w:lang w:bidi="ar-IQ"/>
-              </w:rPr>
-            </w:pPr>
-            <w:r>
-              <w:rPr>
-                <w:rFonts w:asciiTheme="majorBidi" w:hAnsiTheme="majorBidi" w:cstheme="majorBidi"/>
-                <w:sz w:val="18"/>
-                <w:szCs w:val="18"/>
+                <w:sz w:val="20"/>
+                <w:szCs w:val="20"/>
+                <w:lang w:bidi="ar-IQ"/>
+              </w:rPr>
+            </w:pPr>
+            <w:r>
+              <w:rPr>
+                <w:rFonts w:asciiTheme="majorBidi" w:hAnsiTheme="majorBidi" w:cstheme="majorBidi"/>
+                <w:sz w:val="20"/>
+                <w:szCs w:val="20"/>
                 <w:rtl/>
                 <w:lang w:bidi="ar-IQ"/>
               </w:rPr>
@@ -2897,16 +2901,16 @@
               <w:spacing w:after="0"/>
               <w:rPr>
                 <w:rFonts w:asciiTheme="majorBidi" w:hAnsiTheme="majorBidi" w:cstheme="majorBidi"/>
-                <w:sz w:val="18"/>
-                <w:szCs w:val="18"/>
-                <w:lang w:bidi="ar-IQ"/>
-              </w:rPr>
-            </w:pPr>
-            <w:r>
-              <w:rPr>
-                <w:rFonts w:asciiTheme="majorBidi" w:hAnsiTheme="majorBidi" w:cstheme="majorBidi"/>
-                <w:sz w:val="18"/>
-                <w:szCs w:val="18"/>
+                <w:sz w:val="20"/>
+                <w:szCs w:val="20"/>
+                <w:lang w:bidi="ar-IQ"/>
+              </w:rPr>
+            </w:pPr>
+            <w:r>
+              <w:rPr>
+                <w:rFonts w:asciiTheme="majorBidi" w:hAnsiTheme="majorBidi" w:cstheme="majorBidi"/>
+                <w:sz w:val="20"/>
+                <w:szCs w:val="20"/>
                 <w:rtl/>
                 <w:lang w:bidi="ar-IQ"/>
               </w:rPr>
@@ -2925,16 +2929,16 @@
               <w:spacing w:after="0"/>
               <w:rPr>
                 <w:rFonts w:asciiTheme="majorBidi" w:hAnsiTheme="majorBidi" w:cstheme="majorBidi"/>
-                <w:sz w:val="18"/>
-                <w:szCs w:val="18"/>
-                <w:lang w:bidi="ar-IQ"/>
-              </w:rPr>
-            </w:pPr>
-            <w:r>
-              <w:rPr>
-                <w:rFonts w:asciiTheme="majorBidi" w:hAnsiTheme="majorBidi" w:cstheme="majorBidi"/>
-                <w:sz w:val="18"/>
-                <w:szCs w:val="18"/>
+                <w:sz w:val="20"/>
+                <w:szCs w:val="20"/>
+                <w:lang w:bidi="ar-IQ"/>
+              </w:rPr>
+            </w:pPr>
+            <w:r>
+              <w:rPr>
+                <w:rFonts w:asciiTheme="majorBidi" w:hAnsiTheme="majorBidi" w:cstheme="majorBidi"/>
+                <w:sz w:val="20"/>
+                <w:szCs w:val="20"/>
                 <w:rtl/>
                 <w:lang w:bidi="ar-IQ"/>
               </w:rPr>
@@ -2953,16 +2957,16 @@
               <w:spacing w:after="0"/>
               <w:rPr>
                 <w:rFonts w:asciiTheme="majorBidi" w:hAnsiTheme="majorBidi" w:cstheme="majorBidi"/>
-                <w:sz w:val="18"/>
-                <w:szCs w:val="18"/>
-                <w:lang w:bidi="ar-IQ"/>
-              </w:rPr>
-            </w:pPr>
-            <w:r>
-              <w:rPr>
-                <w:rFonts w:asciiTheme="majorBidi" w:hAnsiTheme="majorBidi" w:cstheme="majorBidi"/>
-                <w:sz w:val="18"/>
-                <w:szCs w:val="18"/>
+                <w:sz w:val="20"/>
+                <w:szCs w:val="20"/>
+                <w:lang w:bidi="ar-IQ"/>
+              </w:rPr>
+            </w:pPr>
+            <w:r>
+              <w:rPr>
+                <w:rFonts w:asciiTheme="majorBidi" w:hAnsiTheme="majorBidi" w:cstheme="majorBidi"/>
+                <w:sz w:val="20"/>
+                <w:szCs w:val="20"/>
                 <w:rtl/>
                 <w:lang w:bidi="ar-IQ"/>
               </w:rPr>
@@ -2981,16 +2985,16 @@
               <w:spacing w:after="0"/>
               <w:rPr>
                 <w:rFonts w:asciiTheme="majorBidi" w:hAnsiTheme="majorBidi" w:cstheme="majorBidi"/>
-                <w:sz w:val="18"/>
-                <w:szCs w:val="18"/>
-                <w:lang w:bidi="ar-IQ"/>
-              </w:rPr>
-            </w:pPr>
-            <w:r>
-              <w:rPr>
-                <w:rFonts w:asciiTheme="majorBidi" w:hAnsiTheme="majorBidi" w:cstheme="majorBidi"/>
-                <w:sz w:val="18"/>
-                <w:szCs w:val="18"/>
+                <w:sz w:val="20"/>
+                <w:szCs w:val="20"/>
+                <w:lang w:bidi="ar-IQ"/>
+              </w:rPr>
+            </w:pPr>
+            <w:r>
+              <w:rPr>
+                <w:rFonts w:asciiTheme="majorBidi" w:hAnsiTheme="majorBidi" w:cstheme="majorBidi"/>
+                <w:sz w:val="20"/>
+                <w:szCs w:val="20"/>
                 <w:rtl/>
                 <w:lang w:bidi="ar-IQ"/>
               </w:rPr>
@@ -3009,15 +3013,15 @@
               <w:spacing w:after="0"/>
               <w:rPr>
                 <w:rFonts w:asciiTheme="majorBidi" w:hAnsiTheme="majorBidi" w:cstheme="majorBidi"/>
-                <w:sz w:val="18"/>
-                <w:szCs w:val="18"/>
-              </w:rPr>
-            </w:pPr>
-            <w:r>
-              <w:rPr>
-                <w:rFonts w:asciiTheme="majorBidi" w:hAnsiTheme="majorBidi" w:cstheme="majorBidi"/>
-                <w:sz w:val="18"/>
-                <w:szCs w:val="18"/>
+                <w:sz w:val="20"/>
+                <w:szCs w:val="20"/>
+              </w:rPr>
+            </w:pPr>
+            <w:r>
+              <w:rPr>
+                <w:rFonts w:asciiTheme="majorBidi" w:hAnsiTheme="majorBidi" w:cstheme="majorBidi"/>
+                <w:sz w:val="20"/>
+                <w:szCs w:val="20"/>
                 <w:rtl/>
                 <w:lang w:bidi="ar-IQ"/>
               </w:rPr>
@@ -3041,16 +3045,16 @@
               <w:spacing w:after="0"/>
               <w:rPr>
                 <w:rFonts w:asciiTheme="majorBidi" w:hAnsiTheme="majorBidi" w:cstheme="majorBidi"/>
-                <w:sz w:val="18"/>
-                <w:szCs w:val="18"/>
-                <w:lang w:bidi="ar-IQ"/>
-              </w:rPr>
-            </w:pPr>
-            <w:r>
-              <w:rPr>
-                <w:rFonts w:asciiTheme="majorBidi" w:hAnsiTheme="majorBidi" w:cstheme="majorBidi"/>
-                <w:sz w:val="18"/>
-                <w:szCs w:val="18"/>
+                <w:sz w:val="20"/>
+                <w:szCs w:val="20"/>
+                <w:lang w:bidi="ar-IQ"/>
+              </w:rPr>
+            </w:pPr>
+            <w:r>
+              <w:rPr>
+                <w:rFonts w:asciiTheme="majorBidi" w:hAnsiTheme="majorBidi" w:cstheme="majorBidi"/>
+                <w:sz w:val="20"/>
+                <w:szCs w:val="20"/>
                 <w:rtl/>
                 <w:lang w:bidi="ar-IQ"/>
               </w:rPr>
@@ -3069,16 +3073,16 @@
               <w:spacing w:after="0"/>
               <w:rPr>
                 <w:rFonts w:asciiTheme="majorBidi" w:hAnsiTheme="majorBidi" w:cstheme="majorBidi"/>
-                <w:sz w:val="18"/>
-                <w:szCs w:val="18"/>
-                <w:lang w:bidi="ar-IQ"/>
-              </w:rPr>
-            </w:pPr>
-            <w:r>
-              <w:rPr>
-                <w:rFonts w:asciiTheme="majorBidi" w:hAnsiTheme="majorBidi" w:cstheme="majorBidi"/>
-                <w:sz w:val="18"/>
-                <w:szCs w:val="18"/>
+                <w:sz w:val="20"/>
+                <w:szCs w:val="20"/>
+                <w:lang w:bidi="ar-IQ"/>
+              </w:rPr>
+            </w:pPr>
+            <w:r>
+              <w:rPr>
+                <w:rFonts w:asciiTheme="majorBidi" w:hAnsiTheme="majorBidi" w:cstheme="majorBidi"/>
+                <w:sz w:val="20"/>
+                <w:szCs w:val="20"/>
                 <w:rtl/>
                 <w:lang w:bidi="ar-IQ"/>
               </w:rPr>
@@ -3097,16 +3101,16 @@
               <w:spacing w:after="0"/>
               <w:rPr>
                 <w:rFonts w:asciiTheme="majorBidi" w:hAnsiTheme="majorBidi" w:cstheme="majorBidi"/>
-                <w:sz w:val="18"/>
-                <w:szCs w:val="18"/>
-                <w:lang w:bidi="ar-IQ"/>
-              </w:rPr>
-            </w:pPr>
-            <w:r>
-              <w:rPr>
-                <w:rFonts w:asciiTheme="majorBidi" w:hAnsiTheme="majorBidi" w:cstheme="majorBidi"/>
-                <w:sz w:val="18"/>
-                <w:szCs w:val="18"/>
+                <w:sz w:val="20"/>
+                <w:szCs w:val="20"/>
+                <w:lang w:bidi="ar-IQ"/>
+              </w:rPr>
+            </w:pPr>
+            <w:r>
+              <w:rPr>
+                <w:rFonts w:asciiTheme="majorBidi" w:hAnsiTheme="majorBidi" w:cstheme="majorBidi"/>
+                <w:sz w:val="20"/>
+                <w:szCs w:val="20"/>
                 <w:rtl/>
                 <w:lang w:bidi="ar-IQ"/>
               </w:rPr>
@@ -3125,16 +3129,16 @@
               <w:spacing w:after="0"/>
               <w:rPr>
                 <w:rFonts w:asciiTheme="majorBidi" w:hAnsiTheme="majorBidi" w:cstheme="majorBidi"/>
-                <w:sz w:val="18"/>
-                <w:szCs w:val="18"/>
-                <w:lang w:bidi="ar-IQ"/>
-              </w:rPr>
-            </w:pPr>
-            <w:r>
-              <w:rPr>
-                <w:rFonts w:asciiTheme="majorBidi" w:hAnsiTheme="majorBidi" w:cstheme="majorBidi"/>
-                <w:sz w:val="18"/>
-                <w:szCs w:val="18"/>
+                <w:sz w:val="20"/>
+                <w:szCs w:val="20"/>
+                <w:lang w:bidi="ar-IQ"/>
+              </w:rPr>
+            </w:pPr>
+            <w:r>
+              <w:rPr>
+                <w:rFonts w:asciiTheme="majorBidi" w:hAnsiTheme="majorBidi" w:cstheme="majorBidi"/>
+                <w:sz w:val="20"/>
+                <w:szCs w:val="20"/>
                 <w:rtl/>
                 <w:lang w:bidi="ar-IQ"/>
               </w:rPr>
@@ -3153,16 +3157,16 @@
               <w:spacing w:after="0"/>
               <w:rPr>
                 <w:rFonts w:asciiTheme="majorBidi" w:hAnsiTheme="majorBidi" w:cstheme="majorBidi"/>
-                <w:sz w:val="18"/>
-                <w:szCs w:val="18"/>
-                <w:lang w:bidi="ar-IQ"/>
-              </w:rPr>
-            </w:pPr>
-            <w:r>
-              <w:rPr>
-                <w:rFonts w:asciiTheme="majorBidi" w:hAnsiTheme="majorBidi" w:cstheme="majorBidi"/>
-                <w:sz w:val="18"/>
-                <w:szCs w:val="18"/>
+                <w:sz w:val="20"/>
+                <w:szCs w:val="20"/>
+                <w:lang w:bidi="ar-IQ"/>
+              </w:rPr>
+            </w:pPr>
+            <w:r>
+              <w:rPr>
+                <w:rFonts w:asciiTheme="majorBidi" w:hAnsiTheme="majorBidi" w:cstheme="majorBidi"/>
+                <w:sz w:val="20"/>
+                <w:szCs w:val="20"/>
                 <w:rtl/>
                 <w:lang w:bidi="ar-IQ"/>
               </w:rPr>
@@ -3181,15 +3185,15 @@
               <w:spacing w:after="0"/>
               <w:rPr>
                 <w:rFonts w:asciiTheme="majorBidi" w:hAnsiTheme="majorBidi" w:cstheme="majorBidi"/>
-                <w:sz w:val="18"/>
-                <w:szCs w:val="18"/>
-              </w:rPr>
-            </w:pPr>
-            <w:r>
-              <w:rPr>
-                <w:rFonts w:asciiTheme="majorBidi" w:hAnsiTheme="majorBidi" w:cstheme="majorBidi"/>
-                <w:sz w:val="18"/>
-                <w:szCs w:val="18"/>
+                <w:sz w:val="20"/>
+                <w:szCs w:val="20"/>
+              </w:rPr>
+            </w:pPr>
+            <w:r>
+              <w:rPr>
+                <w:rFonts w:asciiTheme="majorBidi" w:hAnsiTheme="majorBidi" w:cstheme="majorBidi"/>
+                <w:sz w:val="20"/>
+                <w:szCs w:val="20"/>
                 <w:rtl/>
                 <w:lang w:bidi="ar-IQ"/>
               </w:rPr>
@@ -3213,16 +3217,16 @@
               <w:spacing w:after="0"/>
               <w:rPr>
                 <w:rFonts w:asciiTheme="majorBidi" w:hAnsiTheme="majorBidi" w:cstheme="majorBidi"/>
-                <w:sz w:val="18"/>
-                <w:szCs w:val="18"/>
-                <w:lang w:bidi="ar-IQ"/>
-              </w:rPr>
-            </w:pPr>
-            <w:r>
-              <w:rPr>
-                <w:rFonts w:asciiTheme="majorBidi" w:hAnsiTheme="majorBidi" w:cstheme="majorBidi"/>
-                <w:sz w:val="18"/>
-                <w:szCs w:val="18"/>
+                <w:sz w:val="20"/>
+                <w:szCs w:val="20"/>
+                <w:lang w:bidi="ar-IQ"/>
+              </w:rPr>
+            </w:pPr>
+            <w:r>
+              <w:rPr>
+                <w:rFonts w:asciiTheme="majorBidi" w:hAnsiTheme="majorBidi" w:cstheme="majorBidi"/>
+                <w:sz w:val="20"/>
+                <w:szCs w:val="20"/>
                 <w:rtl/>
                 <w:lang w:bidi="ar-IQ"/>
               </w:rPr>
@@ -3241,16 +3245,16 @@
               <w:spacing w:after="0"/>
               <w:rPr>
                 <w:rFonts w:asciiTheme="majorBidi" w:hAnsiTheme="majorBidi" w:cstheme="majorBidi"/>
-                <w:sz w:val="18"/>
-                <w:szCs w:val="18"/>
-                <w:lang w:bidi="ar-IQ"/>
-              </w:rPr>
-            </w:pPr>
-            <w:r>
-              <w:rPr>
-                <w:rFonts w:asciiTheme="majorBidi" w:hAnsiTheme="majorBidi" w:cstheme="majorBidi"/>
-                <w:sz w:val="18"/>
-                <w:szCs w:val="18"/>
+                <w:sz w:val="20"/>
+                <w:szCs w:val="20"/>
+                <w:lang w:bidi="ar-IQ"/>
+              </w:rPr>
+            </w:pPr>
+            <w:r>
+              <w:rPr>
+                <w:rFonts w:asciiTheme="majorBidi" w:hAnsiTheme="majorBidi" w:cstheme="majorBidi"/>
+                <w:sz w:val="20"/>
+                <w:szCs w:val="20"/>
                 <w:rtl/>
                 <w:lang w:bidi="ar-IQ"/>
               </w:rPr>
@@ -3269,16 +3273,16 @@
               <w:spacing w:after="0"/>
               <w:rPr>
                 <w:rFonts w:asciiTheme="majorBidi" w:hAnsiTheme="majorBidi" w:cstheme="majorBidi"/>
-                <w:sz w:val="18"/>
-                <w:szCs w:val="18"/>
-                <w:lang w:bidi="ar-IQ"/>
-              </w:rPr>
-            </w:pPr>
-            <w:r>
-              <w:rPr>
-                <w:rFonts w:asciiTheme="majorBidi" w:hAnsiTheme="majorBidi" w:cstheme="majorBidi"/>
-                <w:sz w:val="18"/>
-                <w:szCs w:val="18"/>
+                <w:sz w:val="20"/>
+                <w:szCs w:val="20"/>
+                <w:lang w:bidi="ar-IQ"/>
+              </w:rPr>
+            </w:pPr>
+            <w:r>
+              <w:rPr>
+                <w:rFonts w:asciiTheme="majorBidi" w:hAnsiTheme="majorBidi" w:cstheme="majorBidi"/>
+                <w:sz w:val="20"/>
+                <w:szCs w:val="20"/>
                 <w:rtl/>
                 <w:lang w:bidi="ar-IQ"/>
               </w:rPr>
@@ -3297,16 +3301,16 @@
               <w:spacing w:after="0"/>
               <w:rPr>
                 <w:rFonts w:asciiTheme="majorBidi" w:hAnsiTheme="majorBidi" w:cstheme="majorBidi"/>
-                <w:sz w:val="18"/>
-                <w:szCs w:val="18"/>
-                <w:lang w:bidi="ar-IQ"/>
-              </w:rPr>
-            </w:pPr>
-            <w:r>
-              <w:rPr>
-                <w:rFonts w:asciiTheme="majorBidi" w:hAnsiTheme="majorBidi" w:cstheme="majorBidi"/>
-                <w:sz w:val="18"/>
-                <w:szCs w:val="18"/>
+                <w:sz w:val="20"/>
+                <w:szCs w:val="20"/>
+                <w:lang w:bidi="ar-IQ"/>
+              </w:rPr>
+            </w:pPr>
+            <w:r>
+              <w:rPr>
+                <w:rFonts w:asciiTheme="majorBidi" w:hAnsiTheme="majorBidi" w:cstheme="majorBidi"/>
+                <w:sz w:val="20"/>
+                <w:szCs w:val="20"/>
                 <w:rtl/>
                 <w:lang w:bidi="ar-IQ"/>
               </w:rPr>
@@ -3325,16 +3329,16 @@
               <w:spacing w:after="0"/>
               <w:rPr>
                 <w:rFonts w:asciiTheme="majorBidi" w:hAnsiTheme="majorBidi" w:cstheme="majorBidi"/>
-                <w:sz w:val="18"/>
-                <w:szCs w:val="18"/>
-                <w:lang w:bidi="ar-IQ"/>
-              </w:rPr>
-            </w:pPr>
-            <w:r>
-              <w:rPr>
-                <w:rFonts w:asciiTheme="majorBidi" w:hAnsiTheme="majorBidi" w:cstheme="majorBidi"/>
-                <w:sz w:val="18"/>
-                <w:szCs w:val="18"/>
+                <w:sz w:val="20"/>
+                <w:szCs w:val="20"/>
+                <w:lang w:bidi="ar-IQ"/>
+              </w:rPr>
+            </w:pPr>
+            <w:r>
+              <w:rPr>
+                <w:rFonts w:asciiTheme="majorBidi" w:hAnsiTheme="majorBidi" w:cstheme="majorBidi"/>
+                <w:sz w:val="20"/>
+                <w:szCs w:val="20"/>
                 <w:rtl/>
                 <w:lang w:bidi="ar-IQ"/>
               </w:rPr>
@@ -3353,15 +3357,15 @@
               <w:spacing w:after="0"/>
               <w:rPr>
                 <w:rFonts w:asciiTheme="majorBidi" w:hAnsiTheme="majorBidi" w:cstheme="majorBidi"/>
-                <w:sz w:val="18"/>
-                <w:szCs w:val="18"/>
-              </w:rPr>
-            </w:pPr>
-            <w:r>
-              <w:rPr>
-                <w:rFonts w:asciiTheme="majorBidi" w:hAnsiTheme="majorBidi" w:cstheme="majorBidi"/>
-                <w:sz w:val="18"/>
-                <w:szCs w:val="18"/>
+                <w:sz w:val="20"/>
+                <w:szCs w:val="20"/>
+              </w:rPr>
+            </w:pPr>
+            <w:r>
+              <w:rPr>
+                <w:rFonts w:asciiTheme="majorBidi" w:hAnsiTheme="majorBidi" w:cstheme="majorBidi"/>
+                <w:sz w:val="20"/>
+                <w:szCs w:val="20"/>
                 <w:rtl/>
                 <w:lang w:bidi="ar-IQ"/>
               </w:rPr>
@@ -3378,12 +3382,3768 @@
         <w:spacing w:line="240" w:lineRule="auto"/>
         <w:rPr>
           <w:rFonts w:asciiTheme="majorBidi" w:hAnsiTheme="majorBidi" w:cstheme="majorBidi"/>
+          <w:sz w:val="24"/>
+          <w:szCs w:val="24"/>
           <w:lang w:bidi="ar-IQ"/>
         </w:rPr>
       </w:pPr>
       <w:r>
         <w:rPr>
           <w:rFonts w:asciiTheme="majorBidi" w:hAnsiTheme="majorBidi" w:cstheme="majorBidi"/>
+          <w:sz w:val="24"/>
+          <w:szCs w:val="24"/>
+          <w:rtl/>
+          <w:lang w:bidi="ar-IQ"/>
+        </w:rPr>
+        <w:t xml:space="preserve"/>
+      </w:r>
+    </w:p>
+    <w:tbl>
+      <w:tblPr>
+        <w:tblStyle w:val="TableGrid"/>
+        <w:bidiVisual/>
+        <w:tblW w:w="5000" w:type="pct"/>
+        <w:tblLayout w:type="fixed"/>
+        <w:tblLook w:val="04A0" w:firstRow="1" w:lastRow="0" w:firstColumn="1" w:lastColumn="0" w:noHBand="0" w:noVBand="1"/>
+      </w:tblPr>
+      <w:tblGrid>
+        <w:gridCol w:w="3822"/>
+        <w:gridCol w:w="707"/>
+        <w:gridCol w:w="709"/>
+        <w:gridCol w:w="3829"/>
+        <w:gridCol w:w="709"/>
+        <w:gridCol w:w="680"/>
+      </w:tblGrid>
+      <w:tr>
+        <w:trPr>
+          <w:cantSplit/>
+        </w:trPr>
+        <w:tc>
+          <w:tcPr>
+            <w:tcW w:w="5000" w:type="pct"/>
+            <w:gridSpan w:val="6"/>
+          </w:tcPr>
+          <w:p>
+            <w:pPr>
+              <w:keepNext/>
+              <w:keepLines/>
+              <w:spacing w:after="0"/>
+              <w:jc w:val="center"/>
+              <w:rPr>
+                <w:rFonts w:asciiTheme="majorBidi" w:hAnsiTheme="majorBidi" w:cstheme="majorBidi"/>
+                <w:sz w:val="20"/>
+                <w:szCs w:val="20"/>
+                <w:rtl/>
+                <w:lang w:bidi="ar-IQ"/>
+              </w:rPr>
+            </w:pPr>
+            <w:r>
+              <w:rPr>
+                <w:rFonts w:asciiTheme="majorBidi" w:hAnsiTheme="majorBidi" w:cstheme="majorBidi"/>
+                <w:sz w:val="20"/>
+                <w:szCs w:val="20"/>
+                <w:rtl/>
+                <w:lang w:bidi="ar-IQ"/>
+              </w:rPr>
+              <w:t xml:space="preserve">٢٠١٦-٢٠١٧ - المرحلة ٢</w:t>
+            </w:r>
+          </w:p>
+        </w:tc>
+      </w:tr>
+      <w:tr>
+        <w:trPr>
+          <w:cantSplit/>
+        </w:trPr>
+        <w:tc>
+          <w:tcPr>
+            <w:tcW w:w="2505" w:type="pct"/>
+            <w:gridSpan w:val="3"/>
+          </w:tcPr>
+          <w:p>
+            <w:pPr>
+              <w:keepNext/>
+              <w:keepLines/>
+              <w:spacing w:after="0"/>
+              <w:rPr>
+                <w:rFonts w:asciiTheme="majorBidi" w:hAnsiTheme="majorBidi" w:cstheme="majorBidi"/>
+                <w:sz w:val="20"/>
+                <w:szCs w:val="20"/>
+                <w:lang w:bidi="ar-IQ"/>
+              </w:rPr>
+            </w:pPr>
+            <w:r>
+              <w:rPr>
+                <w:rFonts w:asciiTheme="majorBidi" w:hAnsiTheme="majorBidi" w:cstheme="majorBidi"/>
+                <w:sz w:val="20"/>
+                <w:szCs w:val="20"/>
+                <w:rtl/>
+                <w:lang w:bidi="ar-IQ"/>
+              </w:rPr>
+              <w:t xml:space="preserve">الفصل الأول</w:t>
+            </w:r>
+          </w:p>
+        </w:tc>
+        <w:tc>
+          <w:tcPr>
+            <w:tcW w:w="2495" w:type="pct"/>
+            <w:gridSpan w:val="3"/>
+          </w:tcPr>
+          <w:p>
+            <w:pPr>
+              <w:keepNext/>
+              <w:keepLines/>
+              <w:spacing w:after="0"/>
+              <w:rPr>
+                <w:rFonts w:asciiTheme="majorBidi" w:hAnsiTheme="majorBidi" w:cstheme="majorBidi"/>
+                <w:sz w:val="20"/>
+                <w:szCs w:val="20"/>
+              </w:rPr>
+            </w:pPr>
+            <w:r>
+              <w:rPr>
+                <w:rFonts w:asciiTheme="majorBidi" w:hAnsiTheme="majorBidi" w:cstheme="majorBidi"/>
+                <w:sz w:val="20"/>
+                <w:szCs w:val="20"/>
+                <w:rtl/>
+                <w:lang w:bidi="ar-IQ"/>
+              </w:rPr>
+              <w:t xml:space="preserve">الفصل الثاني</w:t>
+            </w:r>
+          </w:p>
+        </w:tc>
+      </w:tr>
+      <w:tr>
+        <w:trPr>
+          <w:cantSplit/>
+        </w:trPr>
+        <w:tc>
+          <w:tcPr>
+            <w:tcW w:w="1828" w:type="pct"/>
+          </w:tcPr>
+          <w:p>
+            <w:pPr>
+              <w:keepNext/>
+              <w:keepLines/>
+              <w:spacing w:after="0"/>
+              <w:rPr>
+                <w:rFonts w:asciiTheme="majorBidi" w:hAnsiTheme="majorBidi" w:cstheme="majorBidi"/>
+                <w:b/>
+                <w:bCs/>
+                <w:sz w:val="20"/>
+                <w:szCs w:val="20"/>
+                <w:lang w:bidi="ar-IQ"/>
+              </w:rPr>
+            </w:pPr>
+            <w:r>
+              <w:rPr>
+                <w:rFonts w:asciiTheme="majorBidi" w:hAnsiTheme="majorBidi" w:cstheme="majorBidi"/>
+                <w:b/>
+                <w:bCs/>
+                <w:sz w:val="20"/>
+                <w:szCs w:val="20"/>
+                <w:rtl/>
+              </w:rPr>
+              <w:t>المادة الدراسية</w:t>
+            </w:r>
+          </w:p>
+        </w:tc>
+        <w:tc>
+          <w:tcPr>
+            <w:tcW w:w="338" w:type="pct"/>
+          </w:tcPr>
+          <w:p>
+            <w:pPr>
+              <w:keepNext/>
+              <w:keepLines/>
+              <w:spacing w:after="0"/>
+              <w:rPr>
+                <w:rFonts w:asciiTheme="majorBidi" w:hAnsiTheme="majorBidi" w:cstheme="majorBidi"/>
+                <w:b/>
+                <w:bCs/>
+                <w:sz w:val="20"/>
+                <w:szCs w:val="20"/>
+                <w:lang w:bidi="ar-IQ"/>
+              </w:rPr>
+            </w:pPr>
+            <w:r>
+              <w:rPr>
+                <w:rFonts w:asciiTheme="majorBidi" w:hAnsiTheme="majorBidi" w:cstheme="majorBidi"/>
+                <w:b/>
+                <w:bCs/>
+                <w:sz w:val="20"/>
+                <w:szCs w:val="20"/>
+                <w:rtl/>
+              </w:rPr>
+              <w:t>الدرجة</w:t>
+            </w:r>
+          </w:p>
+        </w:tc>
+        <w:tc>
+          <w:tcPr>
+            <w:tcW w:w="339" w:type="pct"/>
+          </w:tcPr>
+          <w:p>
+            <w:pPr>
+              <w:keepNext/>
+              <w:keepLines/>
+              <w:spacing w:after="0"/>
+              <w:rPr>
+                <w:rFonts w:asciiTheme="majorBidi" w:hAnsiTheme="majorBidi" w:cstheme="majorBidi"/>
+                <w:b/>
+                <w:bCs/>
+                <w:sz w:val="20"/>
+                <w:szCs w:val="20"/>
+                <w:lang w:bidi="ar-IQ"/>
+              </w:rPr>
+            </w:pPr>
+            <w:r>
+              <w:rPr>
+                <w:rFonts w:asciiTheme="majorBidi" w:hAnsiTheme="majorBidi" w:cstheme="majorBidi"/>
+                <w:b/>
+                <w:bCs/>
+                <w:sz w:val="20"/>
+                <w:szCs w:val="20"/>
+                <w:rtl/>
+              </w:rPr>
+              <w:t>الوحدة</w:t>
+            </w:r>
+          </w:p>
+        </w:tc>
+        <w:tc>
+          <w:tcPr>
+            <w:tcW w:w="1831" w:type="pct"/>
+          </w:tcPr>
+          <w:p>
+            <w:pPr>
+              <w:keepNext/>
+              <w:keepLines/>
+              <w:spacing w:after="0"/>
+              <w:rPr>
+                <w:rFonts w:asciiTheme="majorBidi" w:hAnsiTheme="majorBidi" w:cstheme="majorBidi"/>
+                <w:b/>
+                <w:bCs/>
+                <w:sz w:val="20"/>
+                <w:szCs w:val="20"/>
+                <w:lang w:bidi="ar-IQ"/>
+              </w:rPr>
+            </w:pPr>
+            <w:r>
+              <w:rPr>
+                <w:rFonts w:asciiTheme="majorBidi" w:hAnsiTheme="majorBidi" w:cstheme="majorBidi"/>
+                <w:b/>
+                <w:bCs/>
+                <w:sz w:val="20"/>
+                <w:szCs w:val="20"/>
+                <w:rtl/>
+              </w:rPr>
+              <w:t>المادة الدراسية</w:t>
+            </w:r>
+          </w:p>
+        </w:tc>
+        <w:tc>
+          <w:tcPr>
+            <w:tcW w:w="339" w:type="pct"/>
+          </w:tcPr>
+          <w:p>
+            <w:pPr>
+              <w:keepNext/>
+              <w:keepLines/>
+              <w:spacing w:after="0"/>
+              <w:rPr>
+                <w:rFonts w:asciiTheme="majorBidi" w:hAnsiTheme="majorBidi" w:cstheme="majorBidi"/>
+                <w:b/>
+                <w:bCs/>
+                <w:sz w:val="20"/>
+                <w:szCs w:val="20"/>
+                <w:lang w:bidi="ar-IQ"/>
+              </w:rPr>
+            </w:pPr>
+            <w:r>
+              <w:rPr>
+                <w:rFonts w:asciiTheme="majorBidi" w:hAnsiTheme="majorBidi" w:cstheme="majorBidi"/>
+                <w:b/>
+                <w:bCs/>
+                <w:sz w:val="20"/>
+                <w:szCs w:val="20"/>
+                <w:rtl/>
+              </w:rPr>
+              <w:t>الدرجة</w:t>
+            </w:r>
+          </w:p>
+        </w:tc>
+        <w:tc>
+          <w:tcPr>
+            <w:tcW w:w="325" w:type="pct"/>
+          </w:tcPr>
+          <w:p>
+            <w:pPr>
+              <w:keepNext/>
+              <w:keepLines/>
+              <w:spacing w:after="0"/>
+              <w:rPr>
+                <w:rFonts w:asciiTheme="majorBidi" w:hAnsiTheme="majorBidi" w:cstheme="majorBidi"/>
+                <w:b/>
+                <w:bCs/>
+                <w:sz w:val="20"/>
+                <w:szCs w:val="20"/>
+              </w:rPr>
+            </w:pPr>
+            <w:r>
+              <w:rPr>
+                <w:rFonts w:asciiTheme="majorBidi" w:hAnsiTheme="majorBidi" w:cstheme="majorBidi"/>
+                <w:b/>
+                <w:bCs/>
+                <w:sz w:val="20"/>
+                <w:szCs w:val="20"/>
+                <w:rtl/>
+              </w:rPr>
+              <w:t>الوحدة</w:t>
+            </w:r>
+          </w:p>
+        </w:tc>
+      </w:tr>
+      <w:tr>
+        <w:trPr>
+          <w:cantSplit/>
+        </w:trPr>
+        <w:tc>
+          <w:tcPr>
+            <w:tcW w:w="1828" w:type="pct"/>
+          </w:tcPr>
+          <w:p>
+            <w:pPr>
+              <w:keepNext/>
+              <w:keepLines/>
+              <w:spacing w:after="0"/>
+              <w:rPr>
+                <w:rFonts w:asciiTheme="majorBidi" w:hAnsiTheme="majorBidi" w:cstheme="majorBidi"/>
+                <w:sz w:val="20"/>
+                <w:szCs w:val="20"/>
+                <w:lang w:bidi="ar-IQ"/>
+              </w:rPr>
+            </w:pPr>
+            <w:r>
+              <w:rPr>
+                <w:rFonts w:asciiTheme="majorBidi" w:hAnsiTheme="majorBidi" w:cstheme="majorBidi"/>
+                <w:sz w:val="20"/>
+                <w:szCs w:val="20"/>
+                <w:rtl/>
+                <w:lang w:bidi="ar-IQ"/>
+              </w:rPr>
+              <w:t xml:space="preserve">أساسيات الذكاء الاصطناعي</w:t>
+            </w:r>
+          </w:p>
+        </w:tc>
+        <w:tc>
+          <w:tcPr>
+            <w:tcW w:w="338" w:type="pct"/>
+          </w:tcPr>
+          <w:p>
+            <w:pPr>
+              <w:keepNext/>
+              <w:keepLines/>
+              <w:spacing w:after="0"/>
+              <w:rPr>
+                <w:rFonts w:asciiTheme="majorBidi" w:hAnsiTheme="majorBidi" w:cstheme="majorBidi"/>
+                <w:sz w:val="20"/>
+                <w:szCs w:val="20"/>
+                <w:lang w:bidi="ar-IQ"/>
+              </w:rPr>
+            </w:pPr>
+            <w:r>
+              <w:rPr>
+                <w:rFonts w:asciiTheme="majorBidi" w:hAnsiTheme="majorBidi" w:cstheme="majorBidi"/>
+                <w:sz w:val="20"/>
+                <w:szCs w:val="20"/>
+                <w:rtl/>
+                <w:lang w:bidi="ar-IQ"/>
+              </w:rPr>
+              <w:t xml:space="preserve">٥٠</w:t>
+            </w:r>
+          </w:p>
+        </w:tc>
+        <w:tc>
+          <w:tcPr>
+            <w:tcW w:w="339" w:type="pct"/>
+          </w:tcPr>
+          <w:p>
+            <w:pPr>
+              <w:keepNext/>
+              <w:keepLines/>
+              <w:spacing w:after="0"/>
+              <w:rPr>
+                <w:rFonts w:asciiTheme="majorBidi" w:hAnsiTheme="majorBidi" w:cstheme="majorBidi"/>
+                <w:sz w:val="20"/>
+                <w:szCs w:val="20"/>
+                <w:lang w:bidi="ar-IQ"/>
+              </w:rPr>
+            </w:pPr>
+            <w:r>
+              <w:rPr>
+                <w:rFonts w:asciiTheme="majorBidi" w:hAnsiTheme="majorBidi" w:cstheme="majorBidi"/>
+                <w:sz w:val="20"/>
+                <w:szCs w:val="20"/>
+                <w:rtl/>
+                <w:lang w:bidi="ar-IQ"/>
+              </w:rPr>
+              <w:t xml:space="preserve">٣</w:t>
+            </w:r>
+          </w:p>
+        </w:tc>
+        <w:tc>
+          <w:tcPr>
+            <w:tcW w:w="1831" w:type="pct"/>
+          </w:tcPr>
+          <w:p>
+            <w:pPr>
+              <w:keepNext/>
+              <w:keepLines/>
+              <w:spacing w:after="0"/>
+              <w:rPr>
+                <w:rFonts w:asciiTheme="majorBidi" w:hAnsiTheme="majorBidi" w:cstheme="majorBidi"/>
+                <w:sz w:val="20"/>
+                <w:szCs w:val="20"/>
+                <w:lang w:bidi="ar-IQ"/>
+              </w:rPr>
+            </w:pPr>
+            <w:r>
+              <w:rPr>
+                <w:rFonts w:asciiTheme="majorBidi" w:hAnsiTheme="majorBidi" w:cstheme="majorBidi"/>
+                <w:sz w:val="20"/>
+                <w:szCs w:val="20"/>
+                <w:rtl/>
+                <w:lang w:bidi="ar-IQ"/>
+              </w:rPr>
+              <w:t xml:space="preserve">أمنية الشبكات</w:t>
+            </w:r>
+          </w:p>
+        </w:tc>
+        <w:tc>
+          <w:tcPr>
+            <w:tcW w:w="339" w:type="pct"/>
+          </w:tcPr>
+          <w:p>
+            <w:pPr>
+              <w:keepNext/>
+              <w:keepLines/>
+              <w:spacing w:after="0"/>
+              <w:rPr>
+                <w:rFonts w:asciiTheme="majorBidi" w:hAnsiTheme="majorBidi" w:cstheme="majorBidi"/>
+                <w:sz w:val="20"/>
+                <w:szCs w:val="20"/>
+                <w:lang w:bidi="ar-IQ"/>
+              </w:rPr>
+            </w:pPr>
+            <w:r>
+              <w:rPr>
+                <w:rFonts w:asciiTheme="majorBidi" w:hAnsiTheme="majorBidi" w:cstheme="majorBidi"/>
+                <w:sz w:val="20"/>
+                <w:szCs w:val="20"/>
+                <w:rtl/>
+                <w:lang w:bidi="ar-IQ"/>
+              </w:rPr>
+              <w:t xml:space="preserve">٨٣</w:t>
+            </w:r>
+          </w:p>
+        </w:tc>
+        <w:tc>
+          <w:tcPr>
+            <w:tcW w:w="325" w:type="pct"/>
+          </w:tcPr>
+          <w:p>
+            <w:pPr>
+              <w:keepNext/>
+              <w:keepLines/>
+              <w:spacing w:after="0"/>
+              <w:rPr>
+                <w:rFonts w:asciiTheme="majorBidi" w:hAnsiTheme="majorBidi" w:cstheme="majorBidi"/>
+                <w:sz w:val="20"/>
+                <w:szCs w:val="20"/>
+              </w:rPr>
+            </w:pPr>
+            <w:r>
+              <w:rPr>
+                <w:rFonts w:asciiTheme="majorBidi" w:hAnsiTheme="majorBidi" w:cstheme="majorBidi"/>
+                <w:sz w:val="20"/>
+                <w:szCs w:val="20"/>
+                <w:rtl/>
+                <w:lang w:bidi="ar-IQ"/>
+              </w:rPr>
+              <w:t xml:space="preserve">٣</w:t>
+            </w:r>
+          </w:p>
+        </w:tc>
+      </w:tr>
+      <w:tr>
+        <w:trPr>
+          <w:cantSplit/>
+        </w:trPr>
+        <w:tc>
+          <w:tcPr>
+            <w:tcW w:w="1828" w:type="pct"/>
+          </w:tcPr>
+          <w:p>
+            <w:pPr>
+              <w:keepNext/>
+              <w:keepLines/>
+              <w:spacing w:after="0"/>
+              <w:rPr>
+                <w:rFonts w:asciiTheme="majorBidi" w:hAnsiTheme="majorBidi" w:cstheme="majorBidi"/>
+                <w:sz w:val="20"/>
+                <w:szCs w:val="20"/>
+                <w:lang w:bidi="ar-IQ"/>
+              </w:rPr>
+            </w:pPr>
+            <w:r>
+              <w:rPr>
+                <w:rFonts w:asciiTheme="majorBidi" w:hAnsiTheme="majorBidi" w:cstheme="majorBidi"/>
+                <w:sz w:val="20"/>
+                <w:szCs w:val="20"/>
+                <w:rtl/>
+                <w:lang w:bidi="ar-IQ"/>
+              </w:rPr>
+              <w:t xml:space="preserve">أساسيات قواعد البيانات</w:t>
+            </w:r>
+          </w:p>
+        </w:tc>
+        <w:tc>
+          <w:tcPr>
+            <w:tcW w:w="338" w:type="pct"/>
+          </w:tcPr>
+          <w:p>
+            <w:pPr>
+              <w:keepNext/>
+              <w:keepLines/>
+              <w:spacing w:after="0"/>
+              <w:rPr>
+                <w:rFonts w:asciiTheme="majorBidi" w:hAnsiTheme="majorBidi" w:cstheme="majorBidi"/>
+                <w:sz w:val="20"/>
+                <w:szCs w:val="20"/>
+                <w:lang w:bidi="ar-IQ"/>
+              </w:rPr>
+            </w:pPr>
+            <w:r>
+              <w:rPr>
+                <w:rFonts w:asciiTheme="majorBidi" w:hAnsiTheme="majorBidi" w:cstheme="majorBidi"/>
+                <w:sz w:val="20"/>
+                <w:szCs w:val="20"/>
+                <w:rtl/>
+                <w:lang w:bidi="ar-IQ"/>
+              </w:rPr>
+              <w:t xml:space="preserve">٥٣</w:t>
+            </w:r>
+          </w:p>
+        </w:tc>
+        <w:tc>
+          <w:tcPr>
+            <w:tcW w:w="339" w:type="pct"/>
+          </w:tcPr>
+          <w:p>
+            <w:pPr>
+              <w:keepNext/>
+              <w:keepLines/>
+              <w:spacing w:after="0"/>
+              <w:rPr>
+                <w:rFonts w:asciiTheme="majorBidi" w:hAnsiTheme="majorBidi" w:cstheme="majorBidi"/>
+                <w:sz w:val="20"/>
+                <w:szCs w:val="20"/>
+                <w:lang w:bidi="ar-IQ"/>
+              </w:rPr>
+            </w:pPr>
+            <w:r>
+              <w:rPr>
+                <w:rFonts w:asciiTheme="majorBidi" w:hAnsiTheme="majorBidi" w:cstheme="majorBidi"/>
+                <w:sz w:val="20"/>
+                <w:szCs w:val="20"/>
+                <w:rtl/>
+                <w:lang w:bidi="ar-IQ"/>
+              </w:rPr>
+              <w:t xml:space="preserve">٣</w:t>
+            </w:r>
+          </w:p>
+        </w:tc>
+        <w:tc>
+          <w:tcPr>
+            <w:tcW w:w="1831" w:type="pct"/>
+          </w:tcPr>
+          <w:p>
+            <w:pPr>
+              <w:keepNext/>
+              <w:keepLines/>
+              <w:spacing w:after="0"/>
+              <w:rPr>
+                <w:rFonts w:asciiTheme="majorBidi" w:hAnsiTheme="majorBidi" w:cstheme="majorBidi"/>
+                <w:sz w:val="20"/>
+                <w:szCs w:val="20"/>
+                <w:lang w:bidi="ar-IQ"/>
+              </w:rPr>
+            </w:pPr>
+            <w:r>
+              <w:rPr>
+                <w:rFonts w:asciiTheme="majorBidi" w:hAnsiTheme="majorBidi" w:cstheme="majorBidi"/>
+                <w:sz w:val="20"/>
+                <w:szCs w:val="20"/>
+                <w:rtl/>
+                <w:lang w:bidi="ar-IQ"/>
+              </w:rPr>
+              <w:t xml:space="preserve">الأعمال الالكترونية</w:t>
+            </w:r>
+          </w:p>
+        </w:tc>
+        <w:tc>
+          <w:tcPr>
+            <w:tcW w:w="339" w:type="pct"/>
+          </w:tcPr>
+          <w:p>
+            <w:pPr>
+              <w:keepNext/>
+              <w:keepLines/>
+              <w:spacing w:after="0"/>
+              <w:rPr>
+                <w:rFonts w:asciiTheme="majorBidi" w:hAnsiTheme="majorBidi" w:cstheme="majorBidi"/>
+                <w:sz w:val="20"/>
+                <w:szCs w:val="20"/>
+                <w:lang w:bidi="ar-IQ"/>
+              </w:rPr>
+            </w:pPr>
+            <w:r>
+              <w:rPr>
+                <w:rFonts w:asciiTheme="majorBidi" w:hAnsiTheme="majorBidi" w:cstheme="majorBidi"/>
+                <w:sz w:val="20"/>
+                <w:szCs w:val="20"/>
+                <w:rtl/>
+                <w:lang w:bidi="ar-IQ"/>
+              </w:rPr>
+              <w:t xml:space="preserve">٥٣</w:t>
+            </w:r>
+          </w:p>
+        </w:tc>
+        <w:tc>
+          <w:tcPr>
+            <w:tcW w:w="325" w:type="pct"/>
+          </w:tcPr>
+          <w:p>
+            <w:pPr>
+              <w:keepNext/>
+              <w:keepLines/>
+              <w:spacing w:after="0"/>
+              <w:rPr>
+                <w:rFonts w:asciiTheme="majorBidi" w:hAnsiTheme="majorBidi" w:cstheme="majorBidi"/>
+                <w:sz w:val="20"/>
+                <w:szCs w:val="20"/>
+              </w:rPr>
+            </w:pPr>
+            <w:r>
+              <w:rPr>
+                <w:rFonts w:asciiTheme="majorBidi" w:hAnsiTheme="majorBidi" w:cstheme="majorBidi"/>
+                <w:sz w:val="20"/>
+                <w:szCs w:val="20"/>
+                <w:rtl/>
+                <w:lang w:bidi="ar-IQ"/>
+              </w:rPr>
+              <w:t xml:space="preserve">٢</w:t>
+            </w:r>
+          </w:p>
+        </w:tc>
+      </w:tr>
+      <w:tr>
+        <w:trPr>
+          <w:cantSplit/>
+        </w:trPr>
+        <w:tc>
+          <w:tcPr>
+            <w:tcW w:w="1828" w:type="pct"/>
+          </w:tcPr>
+          <w:p>
+            <w:pPr>
+              <w:keepNext/>
+              <w:keepLines/>
+              <w:spacing w:after="0"/>
+              <w:rPr>
+                <w:rFonts w:asciiTheme="majorBidi" w:hAnsiTheme="majorBidi" w:cstheme="majorBidi"/>
+                <w:sz w:val="20"/>
+                <w:szCs w:val="20"/>
+                <w:lang w:bidi="ar-IQ"/>
+              </w:rPr>
+            </w:pPr>
+            <w:r>
+              <w:rPr>
+                <w:rFonts w:asciiTheme="majorBidi" w:hAnsiTheme="majorBidi" w:cstheme="majorBidi"/>
+                <w:sz w:val="20"/>
+                <w:szCs w:val="20"/>
+                <w:rtl/>
+                <w:lang w:bidi="ar-IQ"/>
+              </w:rPr>
+              <w:t xml:space="preserve">البرمجة كائنية التوجه</w:t>
+            </w:r>
+          </w:p>
+        </w:tc>
+        <w:tc>
+          <w:tcPr>
+            <w:tcW w:w="338" w:type="pct"/>
+          </w:tcPr>
+          <w:p>
+            <w:pPr>
+              <w:keepNext/>
+              <w:keepLines/>
+              <w:spacing w:after="0"/>
+              <w:rPr>
+                <w:rFonts w:asciiTheme="majorBidi" w:hAnsiTheme="majorBidi" w:cstheme="majorBidi"/>
+                <w:sz w:val="20"/>
+                <w:szCs w:val="20"/>
+                <w:lang w:bidi="ar-IQ"/>
+              </w:rPr>
+            </w:pPr>
+            <w:r>
+              <w:rPr>
+                <w:rFonts w:asciiTheme="majorBidi" w:hAnsiTheme="majorBidi" w:cstheme="majorBidi"/>
+                <w:sz w:val="20"/>
+                <w:szCs w:val="20"/>
+                <w:rtl/>
+                <w:lang w:bidi="ar-IQ"/>
+              </w:rPr>
+              <w:t xml:space="preserve">٦٦</w:t>
+            </w:r>
+          </w:p>
+        </w:tc>
+        <w:tc>
+          <w:tcPr>
+            <w:tcW w:w="339" w:type="pct"/>
+          </w:tcPr>
+          <w:p>
+            <w:pPr>
+              <w:keepNext/>
+              <w:keepLines/>
+              <w:spacing w:after="0"/>
+              <w:rPr>
+                <w:rFonts w:asciiTheme="majorBidi" w:hAnsiTheme="majorBidi" w:cstheme="majorBidi"/>
+                <w:sz w:val="20"/>
+                <w:szCs w:val="20"/>
+                <w:lang w:bidi="ar-IQ"/>
+              </w:rPr>
+            </w:pPr>
+            <w:r>
+              <w:rPr>
+                <w:rFonts w:asciiTheme="majorBidi" w:hAnsiTheme="majorBidi" w:cstheme="majorBidi"/>
+                <w:sz w:val="20"/>
+                <w:szCs w:val="20"/>
+                <w:rtl/>
+                <w:lang w:bidi="ar-IQ"/>
+              </w:rPr>
+              <w:t xml:space="preserve">٣</w:t>
+            </w:r>
+          </w:p>
+        </w:tc>
+        <w:tc>
+          <w:tcPr>
+            <w:tcW w:w="1831" w:type="pct"/>
+          </w:tcPr>
+          <w:p>
+            <w:pPr>
+              <w:keepNext/>
+              <w:keepLines/>
+              <w:spacing w:after="0"/>
+              <w:rPr>
+                <w:rFonts w:asciiTheme="majorBidi" w:hAnsiTheme="majorBidi" w:cstheme="majorBidi"/>
+                <w:sz w:val="20"/>
+                <w:szCs w:val="20"/>
+                <w:lang w:bidi="ar-IQ"/>
+              </w:rPr>
+            </w:pPr>
+            <w:r>
+              <w:rPr>
+                <w:rFonts w:asciiTheme="majorBidi" w:hAnsiTheme="majorBidi" w:cstheme="majorBidi"/>
+                <w:sz w:val="20"/>
+                <w:szCs w:val="20"/>
+                <w:rtl/>
+                <w:lang w:bidi="ar-IQ"/>
+              </w:rPr>
+              <w:t xml:space="preserve">التمثيل المرئي للبيانات</w:t>
+            </w:r>
+          </w:p>
+        </w:tc>
+        <w:tc>
+          <w:tcPr>
+            <w:tcW w:w="339" w:type="pct"/>
+          </w:tcPr>
+          <w:p>
+            <w:pPr>
+              <w:keepNext/>
+              <w:keepLines/>
+              <w:spacing w:after="0"/>
+              <w:rPr>
+                <w:rFonts w:asciiTheme="majorBidi" w:hAnsiTheme="majorBidi" w:cstheme="majorBidi"/>
+                <w:sz w:val="20"/>
+                <w:szCs w:val="20"/>
+                <w:lang w:bidi="ar-IQ"/>
+              </w:rPr>
+            </w:pPr>
+            <w:r>
+              <w:rPr>
+                <w:rFonts w:asciiTheme="majorBidi" w:hAnsiTheme="majorBidi" w:cstheme="majorBidi"/>
+                <w:sz w:val="20"/>
+                <w:szCs w:val="20"/>
+                <w:rtl/>
+                <w:lang w:bidi="ar-IQ"/>
+              </w:rPr>
+              <w:t xml:space="preserve">٧٦</w:t>
+            </w:r>
+          </w:p>
+        </w:tc>
+        <w:tc>
+          <w:tcPr>
+            <w:tcW w:w="325" w:type="pct"/>
+          </w:tcPr>
+          <w:p>
+            <w:pPr>
+              <w:keepNext/>
+              <w:keepLines/>
+              <w:spacing w:after="0"/>
+              <w:rPr>
+                <w:rFonts w:asciiTheme="majorBidi" w:hAnsiTheme="majorBidi" w:cstheme="majorBidi"/>
+                <w:sz w:val="20"/>
+                <w:szCs w:val="20"/>
+              </w:rPr>
+            </w:pPr>
+            <w:r>
+              <w:rPr>
+                <w:rFonts w:asciiTheme="majorBidi" w:hAnsiTheme="majorBidi" w:cstheme="majorBidi"/>
+                <w:sz w:val="20"/>
+                <w:szCs w:val="20"/>
+                <w:rtl/>
+                <w:lang w:bidi="ar-IQ"/>
+              </w:rPr>
+              <w:t xml:space="preserve">٣</w:t>
+            </w:r>
+          </w:p>
+        </w:tc>
+      </w:tr>
+      <w:tr>
+        <w:trPr>
+          <w:cantSplit/>
+        </w:trPr>
+        <w:tc>
+          <w:tcPr>
+            <w:tcW w:w="1828" w:type="pct"/>
+          </w:tcPr>
+          <w:p>
+            <w:pPr>
+              <w:keepNext/>
+              <w:keepLines/>
+              <w:spacing w:after="0"/>
+              <w:rPr>
+                <w:rFonts w:asciiTheme="majorBidi" w:hAnsiTheme="majorBidi" w:cstheme="majorBidi"/>
+                <w:sz w:val="20"/>
+                <w:szCs w:val="20"/>
+                <w:lang w:bidi="ar-IQ"/>
+              </w:rPr>
+            </w:pPr>
+            <w:r>
+              <w:rPr>
+                <w:rFonts w:asciiTheme="majorBidi" w:hAnsiTheme="majorBidi" w:cstheme="majorBidi"/>
+                <w:sz w:val="20"/>
+                <w:szCs w:val="20"/>
+                <w:rtl/>
+                <w:lang w:bidi="ar-IQ"/>
+              </w:rPr>
+              <w:t xml:space="preserve">الفلسفة</w:t>
+            </w:r>
+          </w:p>
+        </w:tc>
+        <w:tc>
+          <w:tcPr>
+            <w:tcW w:w="338" w:type="pct"/>
+          </w:tcPr>
+          <w:p>
+            <w:pPr>
+              <w:keepNext/>
+              <w:keepLines/>
+              <w:spacing w:after="0"/>
+              <w:rPr>
+                <w:rFonts w:asciiTheme="majorBidi" w:hAnsiTheme="majorBidi" w:cstheme="majorBidi"/>
+                <w:sz w:val="20"/>
+                <w:szCs w:val="20"/>
+                <w:lang w:bidi="ar-IQ"/>
+              </w:rPr>
+            </w:pPr>
+            <w:r>
+              <w:rPr>
+                <w:rFonts w:asciiTheme="majorBidi" w:hAnsiTheme="majorBidi" w:cstheme="majorBidi"/>
+                <w:sz w:val="20"/>
+                <w:szCs w:val="20"/>
+                <w:rtl/>
+                <w:lang w:bidi="ar-IQ"/>
+              </w:rPr>
+              <w:t xml:space="preserve">٥٩</w:t>
+            </w:r>
+          </w:p>
+        </w:tc>
+        <w:tc>
+          <w:tcPr>
+            <w:tcW w:w="339" w:type="pct"/>
+          </w:tcPr>
+          <w:p>
+            <w:pPr>
+              <w:keepNext/>
+              <w:keepLines/>
+              <w:spacing w:after="0"/>
+              <w:rPr>
+                <w:rFonts w:asciiTheme="majorBidi" w:hAnsiTheme="majorBidi" w:cstheme="majorBidi"/>
+                <w:sz w:val="20"/>
+                <w:szCs w:val="20"/>
+                <w:lang w:bidi="ar-IQ"/>
+              </w:rPr>
+            </w:pPr>
+            <w:r>
+              <w:rPr>
+                <w:rFonts w:asciiTheme="majorBidi" w:hAnsiTheme="majorBidi" w:cstheme="majorBidi"/>
+                <w:sz w:val="20"/>
+                <w:szCs w:val="20"/>
+                <w:rtl/>
+                <w:lang w:bidi="ar-IQ"/>
+              </w:rPr>
+              <w:t xml:space="preserve">٢</w:t>
+            </w:r>
+          </w:p>
+        </w:tc>
+        <w:tc>
+          <w:tcPr>
+            <w:tcW w:w="1831" w:type="pct"/>
+          </w:tcPr>
+          <w:p>
+            <w:pPr>
+              <w:keepNext/>
+              <w:keepLines/>
+              <w:spacing w:after="0"/>
+              <w:rPr>
+                <w:rFonts w:asciiTheme="majorBidi" w:hAnsiTheme="majorBidi" w:cstheme="majorBidi"/>
+                <w:sz w:val="20"/>
+                <w:szCs w:val="20"/>
+                <w:lang w:bidi="ar-IQ"/>
+              </w:rPr>
+            </w:pPr>
+            <w:r>
+              <w:rPr>
+                <w:rFonts w:asciiTheme="majorBidi" w:hAnsiTheme="majorBidi" w:cstheme="majorBidi"/>
+                <w:sz w:val="20"/>
+                <w:szCs w:val="20"/>
+                <w:rtl/>
+                <w:lang w:bidi="ar-IQ"/>
+              </w:rPr>
+              <w:t xml:space="preserve">التنقيب عن البيانات</w:t>
+            </w:r>
+          </w:p>
+        </w:tc>
+        <w:tc>
+          <w:tcPr>
+            <w:tcW w:w="339" w:type="pct"/>
+          </w:tcPr>
+          <w:p>
+            <w:pPr>
+              <w:keepNext/>
+              <w:keepLines/>
+              <w:spacing w:after="0"/>
+              <w:rPr>
+                <w:rFonts w:asciiTheme="majorBidi" w:hAnsiTheme="majorBidi" w:cstheme="majorBidi"/>
+                <w:sz w:val="20"/>
+                <w:szCs w:val="20"/>
+                <w:lang w:bidi="ar-IQ"/>
+              </w:rPr>
+            </w:pPr>
+            <w:r>
+              <w:rPr>
+                <w:rFonts w:asciiTheme="majorBidi" w:hAnsiTheme="majorBidi" w:cstheme="majorBidi"/>
+                <w:sz w:val="20"/>
+                <w:szCs w:val="20"/>
+                <w:rtl/>
+                <w:lang w:bidi="ar-IQ"/>
+              </w:rPr>
+              <w:t xml:space="preserve">٥٠</w:t>
+            </w:r>
+          </w:p>
+        </w:tc>
+        <w:tc>
+          <w:tcPr>
+            <w:tcW w:w="325" w:type="pct"/>
+          </w:tcPr>
+          <w:p>
+            <w:pPr>
+              <w:keepNext/>
+              <w:keepLines/>
+              <w:spacing w:after="0"/>
+              <w:rPr>
+                <w:rFonts w:asciiTheme="majorBidi" w:hAnsiTheme="majorBidi" w:cstheme="majorBidi"/>
+                <w:sz w:val="20"/>
+                <w:szCs w:val="20"/>
+              </w:rPr>
+            </w:pPr>
+            <w:r>
+              <w:rPr>
+                <w:rFonts w:asciiTheme="majorBidi" w:hAnsiTheme="majorBidi" w:cstheme="majorBidi"/>
+                <w:sz w:val="20"/>
+                <w:szCs w:val="20"/>
+                <w:rtl/>
+                <w:lang w:bidi="ar-IQ"/>
+              </w:rPr>
+              <w:t xml:space="preserve">٢</w:t>
+            </w:r>
+          </w:p>
+        </w:tc>
+      </w:tr>
+      <w:tr>
+        <w:trPr>
+          <w:cantSplit/>
+        </w:trPr>
+        <w:tc>
+          <w:tcPr>
+            <w:tcW w:w="1828" w:type="pct"/>
+          </w:tcPr>
+          <w:p>
+            <w:pPr>
+              <w:keepNext/>
+              <w:keepLines/>
+              <w:spacing w:after="0"/>
+              <w:rPr>
+                <w:rFonts w:asciiTheme="majorBidi" w:hAnsiTheme="majorBidi" w:cstheme="majorBidi"/>
+                <w:sz w:val="20"/>
+                <w:szCs w:val="20"/>
+                <w:lang w:bidi="ar-IQ"/>
+              </w:rPr>
+            </w:pPr>
+            <w:r>
+              <w:rPr>
+                <w:rFonts w:asciiTheme="majorBidi" w:hAnsiTheme="majorBidi" w:cstheme="majorBidi"/>
+                <w:sz w:val="20"/>
+                <w:szCs w:val="20"/>
+                <w:rtl/>
+                <w:lang w:bidi="ar-IQ"/>
+              </w:rPr>
+              <w:t xml:space="preserve">المترجمات</w:t>
+            </w:r>
+          </w:p>
+        </w:tc>
+        <w:tc>
+          <w:tcPr>
+            <w:tcW w:w="338" w:type="pct"/>
+          </w:tcPr>
+          <w:p>
+            <w:pPr>
+              <w:keepNext/>
+              <w:keepLines/>
+              <w:spacing w:after="0"/>
+              <w:rPr>
+                <w:rFonts w:asciiTheme="majorBidi" w:hAnsiTheme="majorBidi" w:cstheme="majorBidi"/>
+                <w:sz w:val="20"/>
+                <w:szCs w:val="20"/>
+                <w:lang w:bidi="ar-IQ"/>
+              </w:rPr>
+            </w:pPr>
+            <w:r>
+              <w:rPr>
+                <w:rFonts w:asciiTheme="majorBidi" w:hAnsiTheme="majorBidi" w:cstheme="majorBidi"/>
+                <w:sz w:val="20"/>
+                <w:szCs w:val="20"/>
+                <w:rtl/>
+                <w:lang w:bidi="ar-IQ"/>
+              </w:rPr>
+              <w:t xml:space="preserve">٥٨</w:t>
+            </w:r>
+          </w:p>
+        </w:tc>
+        <w:tc>
+          <w:tcPr>
+            <w:tcW w:w="339" w:type="pct"/>
+          </w:tcPr>
+          <w:p>
+            <w:pPr>
+              <w:keepNext/>
+              <w:keepLines/>
+              <w:spacing w:after="0"/>
+              <w:rPr>
+                <w:rFonts w:asciiTheme="majorBidi" w:hAnsiTheme="majorBidi" w:cstheme="majorBidi"/>
+                <w:sz w:val="20"/>
+                <w:szCs w:val="20"/>
+                <w:lang w:bidi="ar-IQ"/>
+              </w:rPr>
+            </w:pPr>
+            <w:r>
+              <w:rPr>
+                <w:rFonts w:asciiTheme="majorBidi" w:hAnsiTheme="majorBidi" w:cstheme="majorBidi"/>
+                <w:sz w:val="20"/>
+                <w:szCs w:val="20"/>
+                <w:rtl/>
+                <w:lang w:bidi="ar-IQ"/>
+              </w:rPr>
+              <w:t xml:space="preserve">٤</w:t>
+            </w:r>
+          </w:p>
+        </w:tc>
+        <w:tc>
+          <w:tcPr>
+            <w:tcW w:w="1831" w:type="pct"/>
+          </w:tcPr>
+          <w:p>
+            <w:pPr>
+              <w:keepNext/>
+              <w:keepLines/>
+              <w:spacing w:after="0"/>
+              <w:rPr>
+                <w:rFonts w:asciiTheme="majorBidi" w:hAnsiTheme="majorBidi" w:cstheme="majorBidi"/>
+                <w:sz w:val="20"/>
+                <w:szCs w:val="20"/>
+                <w:lang w:bidi="ar-IQ"/>
+              </w:rPr>
+            </w:pPr>
+            <w:r>
+              <w:rPr>
+                <w:rFonts w:asciiTheme="majorBidi" w:hAnsiTheme="majorBidi" w:cstheme="majorBidi"/>
+                <w:sz w:val="20"/>
+                <w:szCs w:val="20"/>
+                <w:rtl/>
+                <w:lang w:bidi="ar-IQ"/>
+              </w:rPr>
+              <w:t xml:space="preserve">الذكاء الحاسوبي</w:t>
+            </w:r>
+          </w:p>
+        </w:tc>
+        <w:tc>
+          <w:tcPr>
+            <w:tcW w:w="339" w:type="pct"/>
+          </w:tcPr>
+          <w:p>
+            <w:pPr>
+              <w:keepNext/>
+              <w:keepLines/>
+              <w:spacing w:after="0"/>
+              <w:rPr>
+                <w:rFonts w:asciiTheme="majorBidi" w:hAnsiTheme="majorBidi" w:cstheme="majorBidi"/>
+                <w:sz w:val="20"/>
+                <w:szCs w:val="20"/>
+                <w:lang w:bidi="ar-IQ"/>
+              </w:rPr>
+            </w:pPr>
+            <w:r>
+              <w:rPr>
+                <w:rFonts w:asciiTheme="majorBidi" w:hAnsiTheme="majorBidi" w:cstheme="majorBidi"/>
+                <w:sz w:val="20"/>
+                <w:szCs w:val="20"/>
+                <w:rtl/>
+                <w:lang w:bidi="ar-IQ"/>
+              </w:rPr>
+              <w:t xml:space="preserve">٦٨</w:t>
+            </w:r>
+          </w:p>
+        </w:tc>
+        <w:tc>
+          <w:tcPr>
+            <w:tcW w:w="325" w:type="pct"/>
+          </w:tcPr>
+          <w:p>
+            <w:pPr>
+              <w:keepNext/>
+              <w:keepLines/>
+              <w:spacing w:after="0"/>
+              <w:rPr>
+                <w:rFonts w:asciiTheme="majorBidi" w:hAnsiTheme="majorBidi" w:cstheme="majorBidi"/>
+                <w:sz w:val="20"/>
+                <w:szCs w:val="20"/>
+              </w:rPr>
+            </w:pPr>
+            <w:r>
+              <w:rPr>
+                <w:rFonts w:asciiTheme="majorBidi" w:hAnsiTheme="majorBidi" w:cstheme="majorBidi"/>
+                <w:sz w:val="20"/>
+                <w:szCs w:val="20"/>
+                <w:rtl/>
+                <w:lang w:bidi="ar-IQ"/>
+              </w:rPr>
+              <w:t xml:space="preserve">٣</w:t>
+            </w:r>
+          </w:p>
+        </w:tc>
+      </w:tr>
+      <w:tr>
+        <w:trPr>
+          <w:cantSplit/>
+        </w:trPr>
+        <w:tc>
+          <w:tcPr>
+            <w:tcW w:w="1828" w:type="pct"/>
+          </w:tcPr>
+          <w:p>
+            <w:pPr>
+              <w:keepNext/>
+              <w:keepLines/>
+              <w:spacing w:after="0"/>
+              <w:rPr>
+                <w:rFonts w:asciiTheme="majorBidi" w:hAnsiTheme="majorBidi" w:cstheme="majorBidi"/>
+                <w:sz w:val="20"/>
+                <w:szCs w:val="20"/>
+                <w:lang w:bidi="ar-IQ"/>
+              </w:rPr>
+            </w:pPr>
+            <w:r>
+              <w:rPr>
+                <w:rFonts w:asciiTheme="majorBidi" w:hAnsiTheme="majorBidi" w:cstheme="majorBidi"/>
+                <w:sz w:val="20"/>
+                <w:szCs w:val="20"/>
+                <w:rtl/>
+                <w:lang w:bidi="ar-IQ"/>
+              </w:rPr>
+              <w:t xml:space="preserve">النمذجة و المحاكاة في الحاسوب</w:t>
+            </w:r>
+          </w:p>
+        </w:tc>
+        <w:tc>
+          <w:tcPr>
+            <w:tcW w:w="338" w:type="pct"/>
+          </w:tcPr>
+          <w:p>
+            <w:pPr>
+              <w:keepNext/>
+              <w:keepLines/>
+              <w:spacing w:after="0"/>
+              <w:rPr>
+                <w:rFonts w:asciiTheme="majorBidi" w:hAnsiTheme="majorBidi" w:cstheme="majorBidi"/>
+                <w:sz w:val="20"/>
+                <w:szCs w:val="20"/>
+                <w:lang w:bidi="ar-IQ"/>
+              </w:rPr>
+            </w:pPr>
+            <w:r>
+              <w:rPr>
+                <w:rFonts w:asciiTheme="majorBidi" w:hAnsiTheme="majorBidi" w:cstheme="majorBidi"/>
+                <w:sz w:val="20"/>
+                <w:szCs w:val="20"/>
+                <w:rtl/>
+                <w:lang w:bidi="ar-IQ"/>
+              </w:rPr>
+              <w:t xml:space="preserve">٧٨</w:t>
+            </w:r>
+          </w:p>
+        </w:tc>
+        <w:tc>
+          <w:tcPr>
+            <w:tcW w:w="339" w:type="pct"/>
+          </w:tcPr>
+          <w:p>
+            <w:pPr>
+              <w:keepNext/>
+              <w:keepLines/>
+              <w:spacing w:after="0"/>
+              <w:rPr>
+                <w:rFonts w:asciiTheme="majorBidi" w:hAnsiTheme="majorBidi" w:cstheme="majorBidi"/>
+                <w:sz w:val="20"/>
+                <w:szCs w:val="20"/>
+                <w:lang w:bidi="ar-IQ"/>
+              </w:rPr>
+            </w:pPr>
+            <w:r>
+              <w:rPr>
+                <w:rFonts w:asciiTheme="majorBidi" w:hAnsiTheme="majorBidi" w:cstheme="majorBidi"/>
+                <w:sz w:val="20"/>
+                <w:szCs w:val="20"/>
+                <w:rtl/>
+                <w:lang w:bidi="ar-IQ"/>
+              </w:rPr>
+              <w:t xml:space="preserve">٣</w:t>
+            </w:r>
+          </w:p>
+        </w:tc>
+        <w:tc>
+          <w:tcPr>
+            <w:tcW w:w="1831" w:type="pct"/>
+          </w:tcPr>
+          <w:p>
+            <w:pPr>
+              <w:keepNext/>
+              <w:keepLines/>
+              <w:spacing w:after="0"/>
+              <w:rPr>
+                <w:rFonts w:asciiTheme="majorBidi" w:hAnsiTheme="majorBidi" w:cstheme="majorBidi"/>
+                <w:sz w:val="20"/>
+                <w:szCs w:val="20"/>
+                <w:lang w:bidi="ar-IQ"/>
+              </w:rPr>
+            </w:pPr>
+            <w:r>
+              <w:rPr>
+                <w:rFonts w:asciiTheme="majorBidi" w:hAnsiTheme="majorBidi" w:cstheme="majorBidi"/>
+                <w:sz w:val="20"/>
+                <w:szCs w:val="20"/>
+                <w:rtl/>
+                <w:lang w:bidi="ar-IQ"/>
+              </w:rPr>
+              <w:t xml:space="preserve">المشروع 1</w:t>
+            </w:r>
+          </w:p>
+        </w:tc>
+        <w:tc>
+          <w:tcPr>
+            <w:tcW w:w="339" w:type="pct"/>
+          </w:tcPr>
+          <w:p>
+            <w:pPr>
+              <w:keepNext/>
+              <w:keepLines/>
+              <w:spacing w:after="0"/>
+              <w:rPr>
+                <w:rFonts w:asciiTheme="majorBidi" w:hAnsiTheme="majorBidi" w:cstheme="majorBidi"/>
+                <w:sz w:val="20"/>
+                <w:szCs w:val="20"/>
+                <w:lang w:bidi="ar-IQ"/>
+              </w:rPr>
+            </w:pPr>
+            <w:r>
+              <w:rPr>
+                <w:rFonts w:asciiTheme="majorBidi" w:hAnsiTheme="majorBidi" w:cstheme="majorBidi"/>
+                <w:sz w:val="20"/>
+                <w:szCs w:val="20"/>
+                <w:rtl/>
+                <w:lang w:bidi="ar-IQ"/>
+              </w:rPr>
+              <w:t xml:space="preserve">٨٩</w:t>
+            </w:r>
+          </w:p>
+        </w:tc>
+        <w:tc>
+          <w:tcPr>
+            <w:tcW w:w="325" w:type="pct"/>
+          </w:tcPr>
+          <w:p>
+            <w:pPr>
+              <w:keepNext/>
+              <w:keepLines/>
+              <w:spacing w:after="0"/>
+              <w:rPr>
+                <w:rFonts w:asciiTheme="majorBidi" w:hAnsiTheme="majorBidi" w:cstheme="majorBidi"/>
+                <w:sz w:val="20"/>
+                <w:szCs w:val="20"/>
+              </w:rPr>
+            </w:pPr>
+            <w:r>
+              <w:rPr>
+                <w:rFonts w:asciiTheme="majorBidi" w:hAnsiTheme="majorBidi" w:cstheme="majorBidi"/>
+                <w:sz w:val="20"/>
+                <w:szCs w:val="20"/>
+                <w:rtl/>
+                <w:lang w:bidi="ar-IQ"/>
+              </w:rPr>
+              <w:t xml:space="preserve">٢</w:t>
+            </w:r>
+          </w:p>
+        </w:tc>
+      </w:tr>
+      <w:tr>
+        <w:trPr>
+          <w:cantSplit/>
+        </w:trPr>
+        <w:tc>
+          <w:tcPr>
+            <w:tcW w:w="1828" w:type="pct"/>
+          </w:tcPr>
+          <w:p>
+            <w:pPr>
+              <w:keepNext/>
+              <w:keepLines/>
+              <w:spacing w:after="0"/>
+              <w:rPr>
+                <w:rFonts w:asciiTheme="majorBidi" w:hAnsiTheme="majorBidi" w:cstheme="majorBidi"/>
+                <w:sz w:val="20"/>
+                <w:szCs w:val="20"/>
+                <w:lang w:bidi="ar-IQ"/>
+              </w:rPr>
+            </w:pPr>
+            <w:r>
+              <w:rPr>
+                <w:rFonts w:asciiTheme="majorBidi" w:hAnsiTheme="majorBidi" w:cstheme="majorBidi"/>
+                <w:sz w:val="20"/>
+                <w:szCs w:val="20"/>
+                <w:rtl/>
+                <w:lang w:bidi="ar-IQ"/>
+              </w:rPr>
+              <w:t xml:space="preserve">بحوث العمليات</w:t>
+            </w:r>
+          </w:p>
+        </w:tc>
+        <w:tc>
+          <w:tcPr>
+            <w:tcW w:w="338" w:type="pct"/>
+          </w:tcPr>
+          <w:p>
+            <w:pPr>
+              <w:keepNext/>
+              <w:keepLines/>
+              <w:spacing w:after="0"/>
+              <w:rPr>
+                <w:rFonts w:asciiTheme="majorBidi" w:hAnsiTheme="majorBidi" w:cstheme="majorBidi"/>
+                <w:sz w:val="20"/>
+                <w:szCs w:val="20"/>
+                <w:lang w:bidi="ar-IQ"/>
+              </w:rPr>
+            </w:pPr>
+            <w:r>
+              <w:rPr>
+                <w:rFonts w:asciiTheme="majorBidi" w:hAnsiTheme="majorBidi" w:cstheme="majorBidi"/>
+                <w:sz w:val="20"/>
+                <w:szCs w:val="20"/>
+                <w:rtl/>
+                <w:lang w:bidi="ar-IQ"/>
+              </w:rPr>
+              <w:t xml:space="preserve">٦٠</w:t>
+            </w:r>
+          </w:p>
+        </w:tc>
+        <w:tc>
+          <w:tcPr>
+            <w:tcW w:w="339" w:type="pct"/>
+          </w:tcPr>
+          <w:p>
+            <w:pPr>
+              <w:keepNext/>
+              <w:keepLines/>
+              <w:spacing w:after="0"/>
+              <w:rPr>
+                <w:rFonts w:asciiTheme="majorBidi" w:hAnsiTheme="majorBidi" w:cstheme="majorBidi"/>
+                <w:sz w:val="20"/>
+                <w:szCs w:val="20"/>
+                <w:lang w:bidi="ar-IQ"/>
+              </w:rPr>
+            </w:pPr>
+            <w:r>
+              <w:rPr>
+                <w:rFonts w:asciiTheme="majorBidi" w:hAnsiTheme="majorBidi" w:cstheme="majorBidi"/>
+                <w:sz w:val="20"/>
+                <w:szCs w:val="20"/>
+                <w:rtl/>
+                <w:lang w:bidi="ar-IQ"/>
+              </w:rPr>
+              <w:t xml:space="preserve">٣</w:t>
+            </w:r>
+          </w:p>
+        </w:tc>
+        <w:tc>
+          <w:tcPr>
+            <w:tcW w:w="1831" w:type="pct"/>
+          </w:tcPr>
+          <w:p>
+            <w:pPr>
+              <w:keepNext/>
+              <w:keepLines/>
+              <w:spacing w:after="0"/>
+              <w:rPr>
+                <w:rFonts w:asciiTheme="majorBidi" w:hAnsiTheme="majorBidi" w:cstheme="majorBidi"/>
+                <w:sz w:val="20"/>
+                <w:szCs w:val="20"/>
+                <w:lang w:bidi="ar-IQ"/>
+              </w:rPr>
+            </w:pPr>
+            <w:r>
+              <w:rPr>
+                <w:rFonts w:asciiTheme="majorBidi" w:hAnsiTheme="majorBidi" w:cstheme="majorBidi"/>
+                <w:sz w:val="20"/>
+                <w:szCs w:val="20"/>
+                <w:rtl/>
+                <w:lang w:bidi="ar-IQ"/>
+              </w:rPr>
+              <w:t xml:space="preserve">الوسائط المتعددة</w:t>
+            </w:r>
+          </w:p>
+        </w:tc>
+        <w:tc>
+          <w:tcPr>
+            <w:tcW w:w="339" w:type="pct"/>
+          </w:tcPr>
+          <w:p>
+            <w:pPr>
+              <w:keepNext/>
+              <w:keepLines/>
+              <w:spacing w:after="0"/>
+              <w:rPr>
+                <w:rFonts w:asciiTheme="majorBidi" w:hAnsiTheme="majorBidi" w:cstheme="majorBidi"/>
+                <w:sz w:val="20"/>
+                <w:szCs w:val="20"/>
+                <w:lang w:bidi="ar-IQ"/>
+              </w:rPr>
+            </w:pPr>
+            <w:r>
+              <w:rPr>
+                <w:rFonts w:asciiTheme="majorBidi" w:hAnsiTheme="majorBidi" w:cstheme="majorBidi"/>
+                <w:sz w:val="20"/>
+                <w:szCs w:val="20"/>
+                <w:rtl/>
+                <w:lang w:bidi="ar-IQ"/>
+              </w:rPr>
+              <w:t xml:space="preserve">٦٨</w:t>
+            </w:r>
+          </w:p>
+        </w:tc>
+        <w:tc>
+          <w:tcPr>
+            <w:tcW w:w="325" w:type="pct"/>
+          </w:tcPr>
+          <w:p>
+            <w:pPr>
+              <w:keepNext/>
+              <w:keepLines/>
+              <w:spacing w:after="0"/>
+              <w:rPr>
+                <w:rFonts w:asciiTheme="majorBidi" w:hAnsiTheme="majorBidi" w:cstheme="majorBidi"/>
+                <w:sz w:val="20"/>
+                <w:szCs w:val="20"/>
+              </w:rPr>
+            </w:pPr>
+            <w:r>
+              <w:rPr>
+                <w:rFonts w:asciiTheme="majorBidi" w:hAnsiTheme="majorBidi" w:cstheme="majorBidi"/>
+                <w:sz w:val="20"/>
+                <w:szCs w:val="20"/>
+                <w:rtl/>
+                <w:lang w:bidi="ar-IQ"/>
+              </w:rPr>
+              <w:t xml:space="preserve">٣</w:t>
+            </w:r>
+          </w:p>
+        </w:tc>
+      </w:tr>
+      <w:tr>
+        <w:trPr>
+          <w:cantSplit/>
+        </w:trPr>
+        <w:tc>
+          <w:tcPr>
+            <w:tcW w:w="1828" w:type="pct"/>
+          </w:tcPr>
+          <w:p>
+            <w:pPr>
+              <w:keepNext/>
+              <w:keepLines/>
+              <w:spacing w:after="0"/>
+              <w:rPr>
+                <w:rFonts w:asciiTheme="majorBidi" w:hAnsiTheme="majorBidi" w:cstheme="majorBidi"/>
+                <w:sz w:val="20"/>
+                <w:szCs w:val="20"/>
+                <w:lang w:bidi="ar-IQ"/>
+              </w:rPr>
+            </w:pPr>
+            <w:r>
+              <w:rPr>
+                <w:rFonts w:asciiTheme="majorBidi" w:hAnsiTheme="majorBidi" w:cstheme="majorBidi"/>
+                <w:sz w:val="20"/>
+                <w:szCs w:val="20"/>
+                <w:rtl/>
+                <w:lang w:bidi="ar-IQ"/>
+              </w:rPr>
+              <w:t xml:space="preserve">تصميم المواقع</w:t>
+            </w:r>
+          </w:p>
+        </w:tc>
+        <w:tc>
+          <w:tcPr>
+            <w:tcW w:w="338" w:type="pct"/>
+          </w:tcPr>
+          <w:p>
+            <w:pPr>
+              <w:keepNext/>
+              <w:keepLines/>
+              <w:spacing w:after="0"/>
+              <w:rPr>
+                <w:rFonts w:asciiTheme="majorBidi" w:hAnsiTheme="majorBidi" w:cstheme="majorBidi"/>
+                <w:sz w:val="20"/>
+                <w:szCs w:val="20"/>
+                <w:lang w:bidi="ar-IQ"/>
+              </w:rPr>
+            </w:pPr>
+            <w:r>
+              <w:rPr>
+                <w:rFonts w:asciiTheme="majorBidi" w:hAnsiTheme="majorBidi" w:cstheme="majorBidi"/>
+                <w:sz w:val="20"/>
+                <w:szCs w:val="20"/>
+                <w:rtl/>
+                <w:lang w:bidi="ar-IQ"/>
+              </w:rPr>
+              <w:t xml:space="preserve">٥٦</w:t>
+            </w:r>
+          </w:p>
+        </w:tc>
+        <w:tc>
+          <w:tcPr>
+            <w:tcW w:w="339" w:type="pct"/>
+          </w:tcPr>
+          <w:p>
+            <w:pPr>
+              <w:keepNext/>
+              <w:keepLines/>
+              <w:spacing w:after="0"/>
+              <w:rPr>
+                <w:rFonts w:asciiTheme="majorBidi" w:hAnsiTheme="majorBidi" w:cstheme="majorBidi"/>
+                <w:sz w:val="20"/>
+                <w:szCs w:val="20"/>
+                <w:lang w:bidi="ar-IQ"/>
+              </w:rPr>
+            </w:pPr>
+            <w:r>
+              <w:rPr>
+                <w:rFonts w:asciiTheme="majorBidi" w:hAnsiTheme="majorBidi" w:cstheme="majorBidi"/>
+                <w:sz w:val="20"/>
+                <w:szCs w:val="20"/>
+                <w:rtl/>
+                <w:lang w:bidi="ar-IQ"/>
+              </w:rPr>
+              <w:t xml:space="preserve">٣</w:t>
+            </w:r>
+          </w:p>
+        </w:tc>
+        <w:tc>
+          <w:tcPr>
+            <w:tcW w:w="1831" w:type="pct"/>
+          </w:tcPr>
+          <w:p>
+            <w:pPr>
+              <w:keepNext/>
+              <w:keepLines/>
+              <w:spacing w:after="0"/>
+              <w:rPr>
+                <w:rFonts w:asciiTheme="majorBidi" w:hAnsiTheme="majorBidi" w:cstheme="majorBidi"/>
+                <w:sz w:val="20"/>
+                <w:szCs w:val="20"/>
+                <w:lang w:bidi="ar-IQ"/>
+              </w:rPr>
+            </w:pPr>
+            <w:r>
+              <w:rPr>
+                <w:rFonts w:asciiTheme="majorBidi" w:hAnsiTheme="majorBidi" w:cstheme="majorBidi"/>
+                <w:sz w:val="20"/>
+                <w:szCs w:val="20"/>
+                <w:rtl/>
+                <w:lang w:bidi="ar-IQ"/>
+              </w:rPr>
+              <w:t xml:space="preserve">برمجة الألعاب</w:t>
+            </w:r>
+          </w:p>
+        </w:tc>
+        <w:tc>
+          <w:tcPr>
+            <w:tcW w:w="339" w:type="pct"/>
+          </w:tcPr>
+          <w:p>
+            <w:pPr>
+              <w:keepNext/>
+              <w:keepLines/>
+              <w:spacing w:after="0"/>
+              <w:rPr>
+                <w:rFonts w:asciiTheme="majorBidi" w:hAnsiTheme="majorBidi" w:cstheme="majorBidi"/>
+                <w:sz w:val="20"/>
+                <w:szCs w:val="20"/>
+                <w:lang w:bidi="ar-IQ"/>
+              </w:rPr>
+            </w:pPr>
+            <w:r>
+              <w:rPr>
+                <w:rFonts w:asciiTheme="majorBidi" w:hAnsiTheme="majorBidi" w:cstheme="majorBidi"/>
+                <w:sz w:val="20"/>
+                <w:szCs w:val="20"/>
+                <w:rtl/>
+                <w:lang w:bidi="ar-IQ"/>
+              </w:rPr>
+              <w:t xml:space="preserve">٦٢</w:t>
+            </w:r>
+          </w:p>
+        </w:tc>
+        <w:tc>
+          <w:tcPr>
+            <w:tcW w:w="325" w:type="pct"/>
+          </w:tcPr>
+          <w:p>
+            <w:pPr>
+              <w:keepNext/>
+              <w:keepLines/>
+              <w:spacing w:after="0"/>
+              <w:rPr>
+                <w:rFonts w:asciiTheme="majorBidi" w:hAnsiTheme="majorBidi" w:cstheme="majorBidi"/>
+                <w:sz w:val="20"/>
+                <w:szCs w:val="20"/>
+              </w:rPr>
+            </w:pPr>
+            <w:r>
+              <w:rPr>
+                <w:rFonts w:asciiTheme="majorBidi" w:hAnsiTheme="majorBidi" w:cstheme="majorBidi"/>
+                <w:sz w:val="20"/>
+                <w:szCs w:val="20"/>
+                <w:rtl/>
+                <w:lang w:bidi="ar-IQ"/>
+              </w:rPr>
+              <w:t xml:space="preserve">٢</w:t>
+            </w:r>
+          </w:p>
+        </w:tc>
+      </w:tr>
+      <w:tr>
+        <w:trPr>
+          <w:cantSplit/>
+        </w:trPr>
+        <w:tc>
+          <w:tcPr>
+            <w:tcW w:w="1828" w:type="pct"/>
+          </w:tcPr>
+          <w:p>
+            <w:pPr>
+              <w:keepNext/>
+              <w:keepLines/>
+              <w:spacing w:after="0"/>
+              <w:rPr>
+                <w:rFonts w:asciiTheme="majorBidi" w:hAnsiTheme="majorBidi" w:cstheme="majorBidi"/>
+                <w:sz w:val="20"/>
+                <w:szCs w:val="20"/>
+                <w:lang w:bidi="ar-IQ"/>
+              </w:rPr>
+            </w:pPr>
+            <w:r>
+              <w:rPr>
+                <w:rFonts w:asciiTheme="majorBidi" w:hAnsiTheme="majorBidi" w:cstheme="majorBidi"/>
+                <w:sz w:val="20"/>
+                <w:szCs w:val="20"/>
+                <w:rtl/>
+                <w:lang w:bidi="ar-IQ"/>
+              </w:rPr>
+              <w:t xml:space="preserve">شبكات الحاسوب 1</w:t>
+            </w:r>
+          </w:p>
+        </w:tc>
+        <w:tc>
+          <w:tcPr>
+            <w:tcW w:w="338" w:type="pct"/>
+          </w:tcPr>
+          <w:p>
+            <w:pPr>
+              <w:keepNext/>
+              <w:keepLines/>
+              <w:spacing w:after="0"/>
+              <w:rPr>
+                <w:rFonts w:asciiTheme="majorBidi" w:hAnsiTheme="majorBidi" w:cstheme="majorBidi"/>
+                <w:sz w:val="20"/>
+                <w:szCs w:val="20"/>
+                <w:lang w:bidi="ar-IQ"/>
+              </w:rPr>
+            </w:pPr>
+            <w:r>
+              <w:rPr>
+                <w:rFonts w:asciiTheme="majorBidi" w:hAnsiTheme="majorBidi" w:cstheme="majorBidi"/>
+                <w:sz w:val="20"/>
+                <w:szCs w:val="20"/>
+                <w:rtl/>
+                <w:lang w:bidi="ar-IQ"/>
+              </w:rPr>
+              <w:t xml:space="preserve">٦٣</w:t>
+            </w:r>
+          </w:p>
+        </w:tc>
+        <w:tc>
+          <w:tcPr>
+            <w:tcW w:w="339" w:type="pct"/>
+          </w:tcPr>
+          <w:p>
+            <w:pPr>
+              <w:keepNext/>
+              <w:keepLines/>
+              <w:spacing w:after="0"/>
+              <w:rPr>
+                <w:rFonts w:asciiTheme="majorBidi" w:hAnsiTheme="majorBidi" w:cstheme="majorBidi"/>
+                <w:sz w:val="20"/>
+                <w:szCs w:val="20"/>
+                <w:lang w:bidi="ar-IQ"/>
+              </w:rPr>
+            </w:pPr>
+            <w:r>
+              <w:rPr>
+                <w:rFonts w:asciiTheme="majorBidi" w:hAnsiTheme="majorBidi" w:cstheme="majorBidi"/>
+                <w:sz w:val="20"/>
+                <w:szCs w:val="20"/>
+                <w:rtl/>
+                <w:lang w:bidi="ar-IQ"/>
+              </w:rPr>
+              <w:t xml:space="preserve">٣</w:t>
+            </w:r>
+          </w:p>
+        </w:tc>
+        <w:tc>
+          <w:tcPr>
+            <w:tcW w:w="1831" w:type="pct"/>
+          </w:tcPr>
+          <w:p>
+            <w:pPr>
+              <w:keepNext/>
+              <w:keepLines/>
+              <w:spacing w:after="0"/>
+              <w:rPr>
+                <w:rFonts w:asciiTheme="majorBidi" w:hAnsiTheme="majorBidi" w:cstheme="majorBidi"/>
+                <w:sz w:val="20"/>
+                <w:szCs w:val="20"/>
+                <w:lang w:bidi="ar-IQ"/>
+              </w:rPr>
+            </w:pPr>
+            <w:r>
+              <w:rPr>
+                <w:rFonts w:asciiTheme="majorBidi" w:hAnsiTheme="majorBidi" w:cstheme="majorBidi"/>
+                <w:sz w:val="20"/>
+                <w:szCs w:val="20"/>
+                <w:rtl/>
+                <w:lang w:bidi="ar-IQ"/>
+              </w:rPr>
+              <w:t xml:space="preserve">تصميم المواقع المتقدم</w:t>
+            </w:r>
+          </w:p>
+        </w:tc>
+        <w:tc>
+          <w:tcPr>
+            <w:tcW w:w="339" w:type="pct"/>
+          </w:tcPr>
+          <w:p>
+            <w:pPr>
+              <w:keepNext/>
+              <w:keepLines/>
+              <w:spacing w:after="0"/>
+              <w:rPr>
+                <w:rFonts w:asciiTheme="majorBidi" w:hAnsiTheme="majorBidi" w:cstheme="majorBidi"/>
+                <w:sz w:val="20"/>
+                <w:szCs w:val="20"/>
+                <w:lang w:bidi="ar-IQ"/>
+              </w:rPr>
+            </w:pPr>
+            <w:r>
+              <w:rPr>
+                <w:rFonts w:asciiTheme="majorBidi" w:hAnsiTheme="majorBidi" w:cstheme="majorBidi"/>
+                <w:sz w:val="20"/>
+                <w:szCs w:val="20"/>
+                <w:rtl/>
+                <w:lang w:bidi="ar-IQ"/>
+              </w:rPr>
+              <w:t xml:space="preserve">٥٨</w:t>
+            </w:r>
+          </w:p>
+        </w:tc>
+        <w:tc>
+          <w:tcPr>
+            <w:tcW w:w="325" w:type="pct"/>
+          </w:tcPr>
+          <w:p>
+            <w:pPr>
+              <w:keepNext/>
+              <w:keepLines/>
+              <w:spacing w:after="0"/>
+              <w:rPr>
+                <w:rFonts w:asciiTheme="majorBidi" w:hAnsiTheme="majorBidi" w:cstheme="majorBidi"/>
+                <w:sz w:val="20"/>
+                <w:szCs w:val="20"/>
+              </w:rPr>
+            </w:pPr>
+            <w:r>
+              <w:rPr>
+                <w:rFonts w:asciiTheme="majorBidi" w:hAnsiTheme="majorBidi" w:cstheme="majorBidi"/>
+                <w:sz w:val="20"/>
+                <w:szCs w:val="20"/>
+                <w:rtl/>
+                <w:lang w:bidi="ar-IQ"/>
+              </w:rPr>
+              <w:t xml:space="preserve">٣</w:t>
+            </w:r>
+          </w:p>
+        </w:tc>
+      </w:tr>
+      <w:tr>
+        <w:trPr>
+          <w:cantSplit/>
+        </w:trPr>
+        <w:tc>
+          <w:tcPr>
+            <w:tcW w:w="1828" w:type="pct"/>
+          </w:tcPr>
+          <w:p>
+            <w:pPr>
+              <w:keepNext/>
+              <w:keepLines/>
+              <w:spacing w:after="0"/>
+              <w:rPr>
+                <w:rFonts w:asciiTheme="majorBidi" w:hAnsiTheme="majorBidi" w:cstheme="majorBidi"/>
+                <w:sz w:val="20"/>
+                <w:szCs w:val="20"/>
+                <w:lang w:bidi="ar-IQ"/>
+              </w:rPr>
+            </w:pPr>
+            <w:r>
+              <w:rPr>
+                <w:rFonts w:asciiTheme="majorBidi" w:hAnsiTheme="majorBidi" w:cstheme="majorBidi"/>
+                <w:sz w:val="20"/>
+                <w:szCs w:val="20"/>
+                <w:rtl/>
+                <w:lang w:bidi="ar-IQ"/>
+              </w:rPr>
+              <w:t xml:space="preserve">هندسة البرامجيات</w:t>
+            </w:r>
+          </w:p>
+        </w:tc>
+        <w:tc>
+          <w:tcPr>
+            <w:tcW w:w="338" w:type="pct"/>
+          </w:tcPr>
+          <w:p>
+            <w:pPr>
+              <w:keepNext/>
+              <w:keepLines/>
+              <w:spacing w:after="0"/>
+              <w:rPr>
+                <w:rFonts w:asciiTheme="majorBidi" w:hAnsiTheme="majorBidi" w:cstheme="majorBidi"/>
+                <w:sz w:val="20"/>
+                <w:szCs w:val="20"/>
+                <w:lang w:bidi="ar-IQ"/>
+              </w:rPr>
+            </w:pPr>
+            <w:r>
+              <w:rPr>
+                <w:rFonts w:asciiTheme="majorBidi" w:hAnsiTheme="majorBidi" w:cstheme="majorBidi"/>
+                <w:sz w:val="20"/>
+                <w:szCs w:val="20"/>
+                <w:rtl/>
+                <w:lang w:bidi="ar-IQ"/>
+              </w:rPr>
+              <w:t xml:space="preserve">٦٢</w:t>
+            </w:r>
+          </w:p>
+        </w:tc>
+        <w:tc>
+          <w:tcPr>
+            <w:tcW w:w="339" w:type="pct"/>
+          </w:tcPr>
+          <w:p>
+            <w:pPr>
+              <w:keepNext/>
+              <w:keepLines/>
+              <w:spacing w:after="0"/>
+              <w:rPr>
+                <w:rFonts w:asciiTheme="majorBidi" w:hAnsiTheme="majorBidi" w:cstheme="majorBidi"/>
+                <w:sz w:val="20"/>
+                <w:szCs w:val="20"/>
+                <w:lang w:bidi="ar-IQ"/>
+              </w:rPr>
+            </w:pPr>
+            <w:r>
+              <w:rPr>
+                <w:rFonts w:asciiTheme="majorBidi" w:hAnsiTheme="majorBidi" w:cstheme="majorBidi"/>
+                <w:sz w:val="20"/>
+                <w:szCs w:val="20"/>
+                <w:rtl/>
+                <w:lang w:bidi="ar-IQ"/>
+              </w:rPr>
+              <w:t xml:space="preserve">٣</w:t>
+            </w:r>
+          </w:p>
+        </w:tc>
+        <w:tc>
+          <w:tcPr>
+            <w:tcW w:w="1831" w:type="pct"/>
+          </w:tcPr>
+          <w:p>
+            <w:pPr>
+              <w:keepNext/>
+              <w:keepLines/>
+              <w:spacing w:after="0"/>
+              <w:rPr>
+                <w:rFonts w:asciiTheme="majorBidi" w:hAnsiTheme="majorBidi" w:cstheme="majorBidi"/>
+                <w:sz w:val="20"/>
+                <w:szCs w:val="20"/>
+                <w:lang w:bidi="ar-IQ"/>
+              </w:rPr>
+            </w:pPr>
+            <w:r>
+              <w:rPr>
+                <w:rFonts w:asciiTheme="majorBidi" w:hAnsiTheme="majorBidi" w:cstheme="majorBidi"/>
+                <w:sz w:val="20"/>
+                <w:szCs w:val="20"/>
+                <w:rtl/>
+                <w:lang w:bidi="ar-IQ"/>
+              </w:rPr>
+              <w:t xml:space="preserve">شبكات الحاسوب 2</w:t>
+            </w:r>
+          </w:p>
+        </w:tc>
+        <w:tc>
+          <w:tcPr>
+            <w:tcW w:w="339" w:type="pct"/>
+          </w:tcPr>
+          <w:p>
+            <w:pPr>
+              <w:keepNext/>
+              <w:keepLines/>
+              <w:spacing w:after="0"/>
+              <w:rPr>
+                <w:rFonts w:asciiTheme="majorBidi" w:hAnsiTheme="majorBidi" w:cstheme="majorBidi"/>
+                <w:sz w:val="20"/>
+                <w:szCs w:val="20"/>
+                <w:lang w:bidi="ar-IQ"/>
+              </w:rPr>
+            </w:pPr>
+            <w:r>
+              <w:rPr>
+                <w:rFonts w:asciiTheme="majorBidi" w:hAnsiTheme="majorBidi" w:cstheme="majorBidi"/>
+                <w:sz w:val="20"/>
+                <w:szCs w:val="20"/>
+                <w:rtl/>
+                <w:lang w:bidi="ar-IQ"/>
+              </w:rPr>
+              <w:t xml:space="preserve">٧٥</w:t>
+            </w:r>
+          </w:p>
+        </w:tc>
+        <w:tc>
+          <w:tcPr>
+            <w:tcW w:w="325" w:type="pct"/>
+          </w:tcPr>
+          <w:p>
+            <w:pPr>
+              <w:keepNext/>
+              <w:keepLines/>
+              <w:spacing w:after="0"/>
+              <w:rPr>
+                <w:rFonts w:asciiTheme="majorBidi" w:hAnsiTheme="majorBidi" w:cstheme="majorBidi"/>
+                <w:sz w:val="20"/>
+                <w:szCs w:val="20"/>
+              </w:rPr>
+            </w:pPr>
+            <w:r>
+              <w:rPr>
+                <w:rFonts w:asciiTheme="majorBidi" w:hAnsiTheme="majorBidi" w:cstheme="majorBidi"/>
+                <w:sz w:val="20"/>
+                <w:szCs w:val="20"/>
+                <w:rtl/>
+                <w:lang w:bidi="ar-IQ"/>
+              </w:rPr>
+              <w:t xml:space="preserve">٣</w:t>
+            </w:r>
+          </w:p>
+        </w:tc>
+      </w:tr>
+      <w:tr>
+        <w:trPr>
+          <w:cantSplit/>
+        </w:trPr>
+        <w:tc>
+          <w:tcPr>
+            <w:tcW w:w="1828" w:type="pct"/>
+          </w:tcPr>
+          <w:p>
+            <w:pPr>
+              <w:keepNext/>
+              <w:keepLines/>
+              <w:spacing w:after="0"/>
+              <w:rPr>
+                <w:rFonts w:asciiTheme="majorBidi" w:hAnsiTheme="majorBidi" w:cstheme="majorBidi"/>
+                <w:sz w:val="20"/>
+                <w:szCs w:val="20"/>
+                <w:lang w:bidi="ar-IQ"/>
+              </w:rPr>
+            </w:pPr>
+            <w:r>
+              <w:rPr>
+                <w:rFonts w:asciiTheme="majorBidi" w:hAnsiTheme="majorBidi" w:cstheme="majorBidi"/>
+                <w:sz w:val="20"/>
+                <w:szCs w:val="20"/>
+                <w:rtl/>
+                <w:lang w:bidi="ar-IQ"/>
+              </w:rPr>
+              <w:t xml:space="preserve">هياكل البيانات 1</w:t>
+            </w:r>
+          </w:p>
+        </w:tc>
+        <w:tc>
+          <w:tcPr>
+            <w:tcW w:w="338" w:type="pct"/>
+          </w:tcPr>
+          <w:p>
+            <w:pPr>
+              <w:keepNext/>
+              <w:keepLines/>
+              <w:spacing w:after="0"/>
+              <w:rPr>
+                <w:rFonts w:asciiTheme="majorBidi" w:hAnsiTheme="majorBidi" w:cstheme="majorBidi"/>
+                <w:sz w:val="20"/>
+                <w:szCs w:val="20"/>
+                <w:lang w:bidi="ar-IQ"/>
+              </w:rPr>
+            </w:pPr>
+            <w:r>
+              <w:rPr>
+                <w:rFonts w:asciiTheme="majorBidi" w:hAnsiTheme="majorBidi" w:cstheme="majorBidi"/>
+                <w:sz w:val="20"/>
+                <w:szCs w:val="20"/>
+                <w:rtl/>
+                <w:lang w:bidi="ar-IQ"/>
+              </w:rPr>
+              <w:t xml:space="preserve">٥٦</w:t>
+            </w:r>
+          </w:p>
+        </w:tc>
+        <w:tc>
+          <w:tcPr>
+            <w:tcW w:w="339" w:type="pct"/>
+          </w:tcPr>
+          <w:p>
+            <w:pPr>
+              <w:keepNext/>
+              <w:keepLines/>
+              <w:spacing w:after="0"/>
+              <w:rPr>
+                <w:rFonts w:asciiTheme="majorBidi" w:hAnsiTheme="majorBidi" w:cstheme="majorBidi"/>
+                <w:sz w:val="20"/>
+                <w:szCs w:val="20"/>
+                <w:lang w:bidi="ar-IQ"/>
+              </w:rPr>
+            </w:pPr>
+            <w:r>
+              <w:rPr>
+                <w:rFonts w:asciiTheme="majorBidi" w:hAnsiTheme="majorBidi" w:cstheme="majorBidi"/>
+                <w:sz w:val="20"/>
+                <w:szCs w:val="20"/>
+                <w:rtl/>
+                <w:lang w:bidi="ar-IQ"/>
+              </w:rPr>
+              <w:t xml:space="preserve">٣</w:t>
+            </w:r>
+          </w:p>
+        </w:tc>
+        <w:tc>
+          <w:tcPr>
+            <w:tcW w:w="1831" w:type="pct"/>
+          </w:tcPr>
+          <w:p>
+            <w:pPr>
+              <w:keepNext/>
+              <w:keepLines/>
+              <w:spacing w:after="0"/>
+              <w:rPr>
+                <w:rFonts w:asciiTheme="majorBidi" w:hAnsiTheme="majorBidi" w:cstheme="majorBidi"/>
+                <w:sz w:val="20"/>
+                <w:szCs w:val="20"/>
+                <w:lang w:bidi="ar-IQ"/>
+              </w:rPr>
+            </w:pPr>
+            <w:r>
+              <w:rPr>
+                <w:rFonts w:asciiTheme="majorBidi" w:hAnsiTheme="majorBidi" w:cstheme="majorBidi"/>
+                <w:sz w:val="20"/>
+                <w:szCs w:val="20"/>
+                <w:rtl/>
+                <w:lang w:bidi="ar-IQ"/>
+              </w:rPr>
+              <w:t xml:space="preserve">قواعد البيانات الموزعة</w:t>
+            </w:r>
+          </w:p>
+        </w:tc>
+        <w:tc>
+          <w:tcPr>
+            <w:tcW w:w="339" w:type="pct"/>
+          </w:tcPr>
+          <w:p>
+            <w:pPr>
+              <w:keepNext/>
+              <w:keepLines/>
+              <w:spacing w:after="0"/>
+              <w:rPr>
+                <w:rFonts w:asciiTheme="majorBidi" w:hAnsiTheme="majorBidi" w:cstheme="majorBidi"/>
+                <w:sz w:val="20"/>
+                <w:szCs w:val="20"/>
+                <w:lang w:bidi="ar-IQ"/>
+              </w:rPr>
+            </w:pPr>
+            <w:r>
+              <w:rPr>
+                <w:rFonts w:asciiTheme="majorBidi" w:hAnsiTheme="majorBidi" w:cstheme="majorBidi"/>
+                <w:sz w:val="20"/>
+                <w:szCs w:val="20"/>
+                <w:rtl/>
+                <w:lang w:bidi="ar-IQ"/>
+              </w:rPr>
+              <w:t xml:space="preserve">٦٤</w:t>
+            </w:r>
+          </w:p>
+        </w:tc>
+        <w:tc>
+          <w:tcPr>
+            <w:tcW w:w="325" w:type="pct"/>
+          </w:tcPr>
+          <w:p>
+            <w:pPr>
+              <w:keepNext/>
+              <w:keepLines/>
+              <w:spacing w:after="0"/>
+              <w:rPr>
+                <w:rFonts w:asciiTheme="majorBidi" w:hAnsiTheme="majorBidi" w:cstheme="majorBidi"/>
+                <w:sz w:val="20"/>
+                <w:szCs w:val="20"/>
+              </w:rPr>
+            </w:pPr>
+            <w:r>
+              <w:rPr>
+                <w:rFonts w:asciiTheme="majorBidi" w:hAnsiTheme="majorBidi" w:cstheme="majorBidi"/>
+                <w:sz w:val="20"/>
+                <w:szCs w:val="20"/>
+                <w:rtl/>
+                <w:lang w:bidi="ar-IQ"/>
+              </w:rPr>
+              <w:t xml:space="preserve">٣</w:t>
+            </w:r>
+          </w:p>
+        </w:tc>
+      </w:tr>
+      <w:tr>
+        <w:trPr>
+          <w:cantSplit/>
+        </w:trPr>
+        <w:tc>
+          <w:tcPr>
+            <w:tcW w:w="1828" w:type="pct"/>
+          </w:tcPr>
+          <w:p>
+            <w:pPr>
+              <w:keepNext/>
+              <w:keepLines/>
+              <w:spacing w:after="0"/>
+              <w:rPr>
+                <w:rFonts w:asciiTheme="majorBidi" w:hAnsiTheme="majorBidi" w:cstheme="majorBidi"/>
+                <w:sz w:val="20"/>
+                <w:szCs w:val="20"/>
+                <w:lang w:bidi="ar-IQ"/>
+              </w:rPr>
+            </w:pPr>
+            <w:r>
+              <w:rPr>
+                <w:rFonts w:asciiTheme="majorBidi" w:hAnsiTheme="majorBidi" w:cstheme="majorBidi"/>
+                <w:sz w:val="20"/>
+                <w:szCs w:val="20"/>
+                <w:rtl/>
+                <w:lang w:bidi="ar-IQ"/>
+              </w:rPr>
+              <w:t xml:space="preserve"/>
+            </w:r>
+          </w:p>
+        </w:tc>
+        <w:tc>
+          <w:tcPr>
+            <w:tcW w:w="338" w:type="pct"/>
+          </w:tcPr>
+          <w:p>
+            <w:pPr>
+              <w:keepNext/>
+              <w:keepLines/>
+              <w:spacing w:after="0"/>
+              <w:rPr>
+                <w:rFonts w:asciiTheme="majorBidi" w:hAnsiTheme="majorBidi" w:cstheme="majorBidi"/>
+                <w:sz w:val="20"/>
+                <w:szCs w:val="20"/>
+                <w:lang w:bidi="ar-IQ"/>
+              </w:rPr>
+            </w:pPr>
+            <w:r>
+              <w:rPr>
+                <w:rFonts w:asciiTheme="majorBidi" w:hAnsiTheme="majorBidi" w:cstheme="majorBidi"/>
+                <w:sz w:val="20"/>
+                <w:szCs w:val="20"/>
+                <w:rtl/>
+                <w:lang w:bidi="ar-IQ"/>
+              </w:rPr>
+              <w:t xml:space="preserve"/>
+            </w:r>
+          </w:p>
+        </w:tc>
+        <w:tc>
+          <w:tcPr>
+            <w:tcW w:w="339" w:type="pct"/>
+          </w:tcPr>
+          <w:p>
+            <w:pPr>
+              <w:keepNext/>
+              <w:keepLines/>
+              <w:spacing w:after="0"/>
+              <w:rPr>
+                <w:rFonts w:asciiTheme="majorBidi" w:hAnsiTheme="majorBidi" w:cstheme="majorBidi"/>
+                <w:sz w:val="20"/>
+                <w:szCs w:val="20"/>
+                <w:lang w:bidi="ar-IQ"/>
+              </w:rPr>
+            </w:pPr>
+            <w:r>
+              <w:rPr>
+                <w:rFonts w:asciiTheme="majorBidi" w:hAnsiTheme="majorBidi" w:cstheme="majorBidi"/>
+                <w:sz w:val="20"/>
+                <w:szCs w:val="20"/>
+                <w:rtl/>
+                <w:lang w:bidi="ar-IQ"/>
+              </w:rPr>
+              <w:t xml:space="preserve"/>
+            </w:r>
+          </w:p>
+        </w:tc>
+        <w:tc>
+          <w:tcPr>
+            <w:tcW w:w="1831" w:type="pct"/>
+          </w:tcPr>
+          <w:p>
+            <w:pPr>
+              <w:keepNext/>
+              <w:keepLines/>
+              <w:spacing w:after="0"/>
+              <w:rPr>
+                <w:rFonts w:asciiTheme="majorBidi" w:hAnsiTheme="majorBidi" w:cstheme="majorBidi"/>
+                <w:sz w:val="20"/>
+                <w:szCs w:val="20"/>
+                <w:lang w:bidi="ar-IQ"/>
+              </w:rPr>
+            </w:pPr>
+            <w:r>
+              <w:rPr>
+                <w:rFonts w:asciiTheme="majorBidi" w:hAnsiTheme="majorBidi" w:cstheme="majorBidi"/>
+                <w:sz w:val="20"/>
+                <w:szCs w:val="20"/>
+                <w:rtl/>
+                <w:lang w:bidi="ar-IQ"/>
+              </w:rPr>
+              <w:t xml:space="preserve">مواضيع مختارة</w:t>
+            </w:r>
+          </w:p>
+        </w:tc>
+        <w:tc>
+          <w:tcPr>
+            <w:tcW w:w="339" w:type="pct"/>
+          </w:tcPr>
+          <w:p>
+            <w:pPr>
+              <w:keepNext/>
+              <w:keepLines/>
+              <w:spacing w:after="0"/>
+              <w:rPr>
+                <w:rFonts w:asciiTheme="majorBidi" w:hAnsiTheme="majorBidi" w:cstheme="majorBidi"/>
+                <w:sz w:val="20"/>
+                <w:szCs w:val="20"/>
+                <w:lang w:bidi="ar-IQ"/>
+              </w:rPr>
+            </w:pPr>
+            <w:r>
+              <w:rPr>
+                <w:rFonts w:asciiTheme="majorBidi" w:hAnsiTheme="majorBidi" w:cstheme="majorBidi"/>
+                <w:sz w:val="20"/>
+                <w:szCs w:val="20"/>
+                <w:rtl/>
+                <w:lang w:bidi="ar-IQ"/>
+              </w:rPr>
+              <w:t xml:space="preserve">٥٥</w:t>
+            </w:r>
+          </w:p>
+        </w:tc>
+        <w:tc>
+          <w:tcPr>
+            <w:tcW w:w="325" w:type="pct"/>
+          </w:tcPr>
+          <w:p>
+            <w:pPr>
+              <w:keepNext/>
+              <w:keepLines/>
+              <w:spacing w:after="0"/>
+              <w:rPr>
+                <w:rFonts w:asciiTheme="majorBidi" w:hAnsiTheme="majorBidi" w:cstheme="majorBidi"/>
+                <w:sz w:val="20"/>
+                <w:szCs w:val="20"/>
+              </w:rPr>
+            </w:pPr>
+            <w:r>
+              <w:rPr>
+                <w:rFonts w:asciiTheme="majorBidi" w:hAnsiTheme="majorBidi" w:cstheme="majorBidi"/>
+                <w:sz w:val="20"/>
+                <w:szCs w:val="20"/>
+                <w:rtl/>
+                <w:lang w:bidi="ar-IQ"/>
+              </w:rPr>
+              <w:t xml:space="preserve">٣</w:t>
+            </w:r>
+          </w:p>
+        </w:tc>
+      </w:tr>
+      <w:tr>
+        <w:trPr>
+          <w:cantSplit/>
+        </w:trPr>
+        <w:tc>
+          <w:tcPr>
+            <w:tcW w:w="1828" w:type="pct"/>
+          </w:tcPr>
+          <w:p>
+            <w:pPr>
+              <w:keepNext/>
+              <w:keepLines/>
+              <w:spacing w:after="0"/>
+              <w:rPr>
+                <w:rFonts w:asciiTheme="majorBidi" w:hAnsiTheme="majorBidi" w:cstheme="majorBidi"/>
+                <w:sz w:val="20"/>
+                <w:szCs w:val="20"/>
+                <w:lang w:bidi="ar-IQ"/>
+              </w:rPr>
+            </w:pPr>
+            <w:r>
+              <w:rPr>
+                <w:rFonts w:asciiTheme="majorBidi" w:hAnsiTheme="majorBidi" w:cstheme="majorBidi"/>
+                <w:sz w:val="20"/>
+                <w:szCs w:val="20"/>
+                <w:rtl/>
+                <w:lang w:bidi="ar-IQ"/>
+              </w:rPr>
+              <w:t xml:space="preserve"/>
+            </w:r>
+          </w:p>
+        </w:tc>
+        <w:tc>
+          <w:tcPr>
+            <w:tcW w:w="338" w:type="pct"/>
+          </w:tcPr>
+          <w:p>
+            <w:pPr>
+              <w:keepNext/>
+              <w:keepLines/>
+              <w:spacing w:after="0"/>
+              <w:rPr>
+                <w:rFonts w:asciiTheme="majorBidi" w:hAnsiTheme="majorBidi" w:cstheme="majorBidi"/>
+                <w:sz w:val="20"/>
+                <w:szCs w:val="20"/>
+                <w:lang w:bidi="ar-IQ"/>
+              </w:rPr>
+            </w:pPr>
+            <w:r>
+              <w:rPr>
+                <w:rFonts w:asciiTheme="majorBidi" w:hAnsiTheme="majorBidi" w:cstheme="majorBidi"/>
+                <w:sz w:val="20"/>
+                <w:szCs w:val="20"/>
+                <w:rtl/>
+                <w:lang w:bidi="ar-IQ"/>
+              </w:rPr>
+              <w:t xml:space="preserve"/>
+            </w:r>
+          </w:p>
+        </w:tc>
+        <w:tc>
+          <w:tcPr>
+            <w:tcW w:w="339" w:type="pct"/>
+          </w:tcPr>
+          <w:p>
+            <w:pPr>
+              <w:keepNext/>
+              <w:keepLines/>
+              <w:spacing w:after="0"/>
+              <w:rPr>
+                <w:rFonts w:asciiTheme="majorBidi" w:hAnsiTheme="majorBidi" w:cstheme="majorBidi"/>
+                <w:sz w:val="20"/>
+                <w:szCs w:val="20"/>
+                <w:lang w:bidi="ar-IQ"/>
+              </w:rPr>
+            </w:pPr>
+            <w:r>
+              <w:rPr>
+                <w:rFonts w:asciiTheme="majorBidi" w:hAnsiTheme="majorBidi" w:cstheme="majorBidi"/>
+                <w:sz w:val="20"/>
+                <w:szCs w:val="20"/>
+                <w:rtl/>
+                <w:lang w:bidi="ar-IQ"/>
+              </w:rPr>
+              <w:t xml:space="preserve"/>
+            </w:r>
+          </w:p>
+        </w:tc>
+        <w:tc>
+          <w:tcPr>
+            <w:tcW w:w="1831" w:type="pct"/>
+          </w:tcPr>
+          <w:p>
+            <w:pPr>
+              <w:keepNext/>
+              <w:keepLines/>
+              <w:spacing w:after="0"/>
+              <w:rPr>
+                <w:rFonts w:asciiTheme="majorBidi" w:hAnsiTheme="majorBidi" w:cstheme="majorBidi"/>
+                <w:sz w:val="20"/>
+                <w:szCs w:val="20"/>
+                <w:lang w:bidi="ar-IQ"/>
+              </w:rPr>
+            </w:pPr>
+            <w:r>
+              <w:rPr>
+                <w:rFonts w:asciiTheme="majorBidi" w:hAnsiTheme="majorBidi" w:cstheme="majorBidi"/>
+                <w:sz w:val="20"/>
+                <w:szCs w:val="20"/>
+                <w:rtl/>
+                <w:lang w:bidi="ar-IQ"/>
+              </w:rPr>
+              <w:t xml:space="preserve">نظم التشغيل</w:t>
+            </w:r>
+          </w:p>
+        </w:tc>
+        <w:tc>
+          <w:tcPr>
+            <w:tcW w:w="339" w:type="pct"/>
+          </w:tcPr>
+          <w:p>
+            <w:pPr>
+              <w:keepNext/>
+              <w:keepLines/>
+              <w:spacing w:after="0"/>
+              <w:rPr>
+                <w:rFonts w:asciiTheme="majorBidi" w:hAnsiTheme="majorBidi" w:cstheme="majorBidi"/>
+                <w:sz w:val="20"/>
+                <w:szCs w:val="20"/>
+                <w:lang w:bidi="ar-IQ"/>
+              </w:rPr>
+            </w:pPr>
+            <w:r>
+              <w:rPr>
+                <w:rFonts w:asciiTheme="majorBidi" w:hAnsiTheme="majorBidi" w:cstheme="majorBidi"/>
+                <w:sz w:val="20"/>
+                <w:szCs w:val="20"/>
+                <w:rtl/>
+                <w:lang w:bidi="ar-IQ"/>
+              </w:rPr>
+              <w:t xml:space="preserve">٥١</w:t>
+            </w:r>
+          </w:p>
+        </w:tc>
+        <w:tc>
+          <w:tcPr>
+            <w:tcW w:w="325" w:type="pct"/>
+          </w:tcPr>
+          <w:p>
+            <w:pPr>
+              <w:keepNext/>
+              <w:keepLines/>
+              <w:spacing w:after="0"/>
+              <w:rPr>
+                <w:rFonts w:asciiTheme="majorBidi" w:hAnsiTheme="majorBidi" w:cstheme="majorBidi"/>
+                <w:sz w:val="20"/>
+                <w:szCs w:val="20"/>
+              </w:rPr>
+            </w:pPr>
+            <w:r>
+              <w:rPr>
+                <w:rFonts w:asciiTheme="majorBidi" w:hAnsiTheme="majorBidi" w:cstheme="majorBidi"/>
+                <w:sz w:val="20"/>
+                <w:szCs w:val="20"/>
+                <w:rtl/>
+                <w:lang w:bidi="ar-IQ"/>
+              </w:rPr>
+              <w:t xml:space="preserve">٣</w:t>
+            </w:r>
+          </w:p>
+        </w:tc>
+      </w:tr>
+      <w:tr>
+        <w:trPr>
+          <w:cantSplit/>
+        </w:trPr>
+        <w:tc>
+          <w:tcPr>
+            <w:tcW w:w="1828" w:type="pct"/>
+          </w:tcPr>
+          <w:p>
+            <w:pPr>
+              <w:keepNext/>
+              <w:keepLines/>
+              <w:spacing w:after="0"/>
+              <w:rPr>
+                <w:rFonts w:asciiTheme="majorBidi" w:hAnsiTheme="majorBidi" w:cstheme="majorBidi"/>
+                <w:sz w:val="20"/>
+                <w:szCs w:val="20"/>
+                <w:lang w:bidi="ar-IQ"/>
+              </w:rPr>
+            </w:pPr>
+            <w:r>
+              <w:rPr>
+                <w:rFonts w:asciiTheme="majorBidi" w:hAnsiTheme="majorBidi" w:cstheme="majorBidi"/>
+                <w:sz w:val="20"/>
+                <w:szCs w:val="20"/>
+                <w:rtl/>
+                <w:lang w:bidi="ar-IQ"/>
+              </w:rPr>
+              <w:t xml:space="preserve"/>
+            </w:r>
+          </w:p>
+        </w:tc>
+        <w:tc>
+          <w:tcPr>
+            <w:tcW w:w="338" w:type="pct"/>
+          </w:tcPr>
+          <w:p>
+            <w:pPr>
+              <w:keepNext/>
+              <w:keepLines/>
+              <w:spacing w:after="0"/>
+              <w:rPr>
+                <w:rFonts w:asciiTheme="majorBidi" w:hAnsiTheme="majorBidi" w:cstheme="majorBidi"/>
+                <w:sz w:val="20"/>
+                <w:szCs w:val="20"/>
+                <w:lang w:bidi="ar-IQ"/>
+              </w:rPr>
+            </w:pPr>
+            <w:r>
+              <w:rPr>
+                <w:rFonts w:asciiTheme="majorBidi" w:hAnsiTheme="majorBidi" w:cstheme="majorBidi"/>
+                <w:sz w:val="20"/>
+                <w:szCs w:val="20"/>
+                <w:rtl/>
+                <w:lang w:bidi="ar-IQ"/>
+              </w:rPr>
+              <w:t xml:space="preserve"/>
+            </w:r>
+          </w:p>
+        </w:tc>
+        <w:tc>
+          <w:tcPr>
+            <w:tcW w:w="339" w:type="pct"/>
+          </w:tcPr>
+          <w:p>
+            <w:pPr>
+              <w:keepNext/>
+              <w:keepLines/>
+              <w:spacing w:after="0"/>
+              <w:rPr>
+                <w:rFonts w:asciiTheme="majorBidi" w:hAnsiTheme="majorBidi" w:cstheme="majorBidi"/>
+                <w:sz w:val="20"/>
+                <w:szCs w:val="20"/>
+                <w:lang w:bidi="ar-IQ"/>
+              </w:rPr>
+            </w:pPr>
+            <w:r>
+              <w:rPr>
+                <w:rFonts w:asciiTheme="majorBidi" w:hAnsiTheme="majorBidi" w:cstheme="majorBidi"/>
+                <w:sz w:val="20"/>
+                <w:szCs w:val="20"/>
+                <w:rtl/>
+                <w:lang w:bidi="ar-IQ"/>
+              </w:rPr>
+              <w:t xml:space="preserve"/>
+            </w:r>
+          </w:p>
+        </w:tc>
+        <w:tc>
+          <w:tcPr>
+            <w:tcW w:w="1831" w:type="pct"/>
+          </w:tcPr>
+          <w:p>
+            <w:pPr>
+              <w:keepNext/>
+              <w:keepLines/>
+              <w:spacing w:after="0"/>
+              <w:rPr>
+                <w:rFonts w:asciiTheme="majorBidi" w:hAnsiTheme="majorBidi" w:cstheme="majorBidi"/>
+                <w:sz w:val="20"/>
+                <w:szCs w:val="20"/>
+                <w:lang w:bidi="ar-IQ"/>
+              </w:rPr>
+            </w:pPr>
+            <w:r>
+              <w:rPr>
+                <w:rFonts w:asciiTheme="majorBidi" w:hAnsiTheme="majorBidi" w:cstheme="majorBidi"/>
+                <w:sz w:val="20"/>
+                <w:szCs w:val="20"/>
+                <w:rtl/>
+                <w:lang w:bidi="ar-IQ"/>
+              </w:rPr>
+              <w:t xml:space="preserve">نظم التشغيل المتقدم</w:t>
+            </w:r>
+          </w:p>
+        </w:tc>
+        <w:tc>
+          <w:tcPr>
+            <w:tcW w:w="339" w:type="pct"/>
+          </w:tcPr>
+          <w:p>
+            <w:pPr>
+              <w:keepNext/>
+              <w:keepLines/>
+              <w:spacing w:after="0"/>
+              <w:rPr>
+                <w:rFonts w:asciiTheme="majorBidi" w:hAnsiTheme="majorBidi" w:cstheme="majorBidi"/>
+                <w:sz w:val="20"/>
+                <w:szCs w:val="20"/>
+                <w:lang w:bidi="ar-IQ"/>
+              </w:rPr>
+            </w:pPr>
+            <w:r>
+              <w:rPr>
+                <w:rFonts w:asciiTheme="majorBidi" w:hAnsiTheme="majorBidi" w:cstheme="majorBidi"/>
+                <w:sz w:val="20"/>
+                <w:szCs w:val="20"/>
+                <w:rtl/>
+                <w:lang w:bidi="ar-IQ"/>
+              </w:rPr>
+              <w:t xml:space="preserve">٥٦</w:t>
+            </w:r>
+          </w:p>
+        </w:tc>
+        <w:tc>
+          <w:tcPr>
+            <w:tcW w:w="325" w:type="pct"/>
+          </w:tcPr>
+          <w:p>
+            <w:pPr>
+              <w:keepNext/>
+              <w:keepLines/>
+              <w:spacing w:after="0"/>
+              <w:rPr>
+                <w:rFonts w:asciiTheme="majorBidi" w:hAnsiTheme="majorBidi" w:cstheme="majorBidi"/>
+                <w:sz w:val="20"/>
+                <w:szCs w:val="20"/>
+              </w:rPr>
+            </w:pPr>
+            <w:r>
+              <w:rPr>
+                <w:rFonts w:asciiTheme="majorBidi" w:hAnsiTheme="majorBidi" w:cstheme="majorBidi"/>
+                <w:sz w:val="20"/>
+                <w:szCs w:val="20"/>
+                <w:rtl/>
+                <w:lang w:bidi="ar-IQ"/>
+              </w:rPr>
+              <w:t xml:space="preserve">٢</w:t>
+            </w:r>
+          </w:p>
+        </w:tc>
+      </w:tr>
+    </w:tbl>
+    <w:p>
+      <w:pPr>
+        <w:keepNext/>
+        <w:keepLines/>
+        <w:spacing w:line="240" w:lineRule="auto"/>
+        <w:rPr>
+          <w:rFonts w:asciiTheme="majorBidi" w:hAnsiTheme="majorBidi" w:cstheme="majorBidi"/>
+          <w:sz w:val="24"/>
+          <w:szCs w:val="24"/>
+          <w:lang w:bidi="ar-IQ"/>
+        </w:rPr>
+      </w:pPr>
+      <w:r>
+        <w:rPr>
+          <w:rFonts w:asciiTheme="majorBidi" w:hAnsiTheme="majorBidi" w:cstheme="majorBidi"/>
+          <w:sz w:val="24"/>
+          <w:szCs w:val="24"/>
+          <w:rtl/>
+          <w:lang w:bidi="ar-IQ"/>
+        </w:rPr>
+        <w:t xml:space="preserve"/>
+      </w:r>
+    </w:p>
+    <w:tbl>
+      <w:tblPr>
+        <w:tblStyle w:val="TableGrid"/>
+        <w:bidiVisual/>
+        <w:tblW w:w="5000" w:type="pct"/>
+        <w:tblLayout w:type="fixed"/>
+        <w:tblLook w:val="04A0" w:firstRow="1" w:lastRow="0" w:firstColumn="1" w:lastColumn="0" w:noHBand="0" w:noVBand="1"/>
+      </w:tblPr>
+      <w:tblGrid>
+        <w:gridCol w:w="3822"/>
+        <w:gridCol w:w="707"/>
+        <w:gridCol w:w="709"/>
+        <w:gridCol w:w="3829"/>
+        <w:gridCol w:w="709"/>
+        <w:gridCol w:w="680"/>
+      </w:tblGrid>
+      <w:tr>
+        <w:trPr>
+          <w:cantSplit/>
+        </w:trPr>
+        <w:tc>
+          <w:tcPr>
+            <w:tcW w:w="5000" w:type="pct"/>
+            <w:gridSpan w:val="6"/>
+          </w:tcPr>
+          <w:p>
+            <w:pPr>
+              <w:keepNext/>
+              <w:keepLines/>
+              <w:spacing w:after="0"/>
+              <w:jc w:val="center"/>
+              <w:rPr>
+                <w:rFonts w:asciiTheme="majorBidi" w:hAnsiTheme="majorBidi" w:cstheme="majorBidi"/>
+                <w:sz w:val="20"/>
+                <w:szCs w:val="20"/>
+                <w:rtl/>
+                <w:lang w:bidi="ar-IQ"/>
+              </w:rPr>
+            </w:pPr>
+            <w:r>
+              <w:rPr>
+                <w:rFonts w:asciiTheme="majorBidi" w:hAnsiTheme="majorBidi" w:cstheme="majorBidi"/>
+                <w:sz w:val="20"/>
+                <w:szCs w:val="20"/>
+                <w:rtl/>
+                <w:lang w:bidi="ar-IQ"/>
+              </w:rPr>
+              <w:t xml:space="preserve">٢٠١٨-٢٠١٩ - المرحلة ٣</w:t>
+            </w:r>
+          </w:p>
+        </w:tc>
+      </w:tr>
+      <w:tr>
+        <w:trPr>
+          <w:cantSplit/>
+        </w:trPr>
+        <w:tc>
+          <w:tcPr>
+            <w:tcW w:w="2505" w:type="pct"/>
+            <w:gridSpan w:val="3"/>
+          </w:tcPr>
+          <w:p>
+            <w:pPr>
+              <w:keepNext/>
+              <w:keepLines/>
+              <w:spacing w:after="0"/>
+              <w:rPr>
+                <w:rFonts w:asciiTheme="majorBidi" w:hAnsiTheme="majorBidi" w:cstheme="majorBidi"/>
+                <w:sz w:val="20"/>
+                <w:szCs w:val="20"/>
+                <w:lang w:bidi="ar-IQ"/>
+              </w:rPr>
+            </w:pPr>
+            <w:r>
+              <w:rPr>
+                <w:rFonts w:asciiTheme="majorBidi" w:hAnsiTheme="majorBidi" w:cstheme="majorBidi"/>
+                <w:sz w:val="20"/>
+                <w:szCs w:val="20"/>
+                <w:rtl/>
+                <w:lang w:bidi="ar-IQ"/>
+              </w:rPr>
+              <w:t xml:space="preserve">الفصل الأول</w:t>
+            </w:r>
+          </w:p>
+        </w:tc>
+        <w:tc>
+          <w:tcPr>
+            <w:tcW w:w="2495" w:type="pct"/>
+            <w:gridSpan w:val="3"/>
+          </w:tcPr>
+          <w:p>
+            <w:pPr>
+              <w:keepNext/>
+              <w:keepLines/>
+              <w:spacing w:after="0"/>
+              <w:rPr>
+                <w:rFonts w:asciiTheme="majorBidi" w:hAnsiTheme="majorBidi" w:cstheme="majorBidi"/>
+                <w:sz w:val="20"/>
+                <w:szCs w:val="20"/>
+              </w:rPr>
+            </w:pPr>
+            <w:r>
+              <w:rPr>
+                <w:rFonts w:asciiTheme="majorBidi" w:hAnsiTheme="majorBidi" w:cstheme="majorBidi"/>
+                <w:sz w:val="20"/>
+                <w:szCs w:val="20"/>
+                <w:rtl/>
+                <w:lang w:bidi="ar-IQ"/>
+              </w:rPr>
+              <w:t xml:space="preserve"/>
+            </w:r>
+          </w:p>
+        </w:tc>
+      </w:tr>
+      <w:tr>
+        <w:trPr>
+          <w:cantSplit/>
+        </w:trPr>
+        <w:tc>
+          <w:tcPr>
+            <w:tcW w:w="1828" w:type="pct"/>
+          </w:tcPr>
+          <w:p>
+            <w:pPr>
+              <w:keepNext/>
+              <w:keepLines/>
+              <w:spacing w:after="0"/>
+              <w:rPr>
+                <w:rFonts w:asciiTheme="majorBidi" w:hAnsiTheme="majorBidi" w:cstheme="majorBidi"/>
+                <w:b/>
+                <w:bCs/>
+                <w:sz w:val="20"/>
+                <w:szCs w:val="20"/>
+                <w:lang w:bidi="ar-IQ"/>
+              </w:rPr>
+            </w:pPr>
+            <w:r>
+              <w:rPr>
+                <w:rFonts w:asciiTheme="majorBidi" w:hAnsiTheme="majorBidi" w:cstheme="majorBidi"/>
+                <w:b/>
+                <w:bCs/>
+                <w:sz w:val="20"/>
+                <w:szCs w:val="20"/>
+                <w:rtl/>
+              </w:rPr>
+              <w:t>المادة الدراسية</w:t>
+            </w:r>
+          </w:p>
+        </w:tc>
+        <w:tc>
+          <w:tcPr>
+            <w:tcW w:w="338" w:type="pct"/>
+          </w:tcPr>
+          <w:p>
+            <w:pPr>
+              <w:keepNext/>
+              <w:keepLines/>
+              <w:spacing w:after="0"/>
+              <w:rPr>
+                <w:rFonts w:asciiTheme="majorBidi" w:hAnsiTheme="majorBidi" w:cstheme="majorBidi"/>
+                <w:b/>
+                <w:bCs/>
+                <w:sz w:val="20"/>
+                <w:szCs w:val="20"/>
+                <w:lang w:bidi="ar-IQ"/>
+              </w:rPr>
+            </w:pPr>
+            <w:r>
+              <w:rPr>
+                <w:rFonts w:asciiTheme="majorBidi" w:hAnsiTheme="majorBidi" w:cstheme="majorBidi"/>
+                <w:b/>
+                <w:bCs/>
+                <w:sz w:val="20"/>
+                <w:szCs w:val="20"/>
+                <w:rtl/>
+              </w:rPr>
+              <w:t>الدرجة</w:t>
+            </w:r>
+          </w:p>
+        </w:tc>
+        <w:tc>
+          <w:tcPr>
+            <w:tcW w:w="339" w:type="pct"/>
+          </w:tcPr>
+          <w:p>
+            <w:pPr>
+              <w:keepNext/>
+              <w:keepLines/>
+              <w:spacing w:after="0"/>
+              <w:rPr>
+                <w:rFonts w:asciiTheme="majorBidi" w:hAnsiTheme="majorBidi" w:cstheme="majorBidi"/>
+                <w:b/>
+                <w:bCs/>
+                <w:sz w:val="20"/>
+                <w:szCs w:val="20"/>
+                <w:lang w:bidi="ar-IQ"/>
+              </w:rPr>
+            </w:pPr>
+            <w:r>
+              <w:rPr>
+                <w:rFonts w:asciiTheme="majorBidi" w:hAnsiTheme="majorBidi" w:cstheme="majorBidi"/>
+                <w:b/>
+                <w:bCs/>
+                <w:sz w:val="20"/>
+                <w:szCs w:val="20"/>
+                <w:rtl/>
+              </w:rPr>
+              <w:t>الوحدة</w:t>
+            </w:r>
+          </w:p>
+        </w:tc>
+        <w:tc>
+          <w:tcPr>
+            <w:tcW w:w="1831" w:type="pct"/>
+          </w:tcPr>
+          <w:p>
+            <w:pPr>
+              <w:keepNext/>
+              <w:keepLines/>
+              <w:spacing w:after="0"/>
+              <w:rPr>
+                <w:rFonts w:asciiTheme="majorBidi" w:hAnsiTheme="majorBidi" w:cstheme="majorBidi"/>
+                <w:b/>
+                <w:bCs/>
+                <w:sz w:val="20"/>
+                <w:szCs w:val="20"/>
+                <w:lang w:bidi="ar-IQ"/>
+              </w:rPr>
+            </w:pPr>
+            <w:r>
+              <w:rPr>
+                <w:rFonts w:asciiTheme="majorBidi" w:hAnsiTheme="majorBidi" w:cstheme="majorBidi"/>
+                <w:b/>
+                <w:bCs/>
+                <w:sz w:val="20"/>
+                <w:szCs w:val="20"/>
+                <w:rtl/>
+              </w:rPr>
+              <w:t>المادة الدراسية</w:t>
+            </w:r>
+          </w:p>
+        </w:tc>
+        <w:tc>
+          <w:tcPr>
+            <w:tcW w:w="339" w:type="pct"/>
+          </w:tcPr>
+          <w:p>
+            <w:pPr>
+              <w:keepNext/>
+              <w:keepLines/>
+              <w:spacing w:after="0"/>
+              <w:rPr>
+                <w:rFonts w:asciiTheme="majorBidi" w:hAnsiTheme="majorBidi" w:cstheme="majorBidi"/>
+                <w:b/>
+                <w:bCs/>
+                <w:sz w:val="20"/>
+                <w:szCs w:val="20"/>
+                <w:lang w:bidi="ar-IQ"/>
+              </w:rPr>
+            </w:pPr>
+            <w:r>
+              <w:rPr>
+                <w:rFonts w:asciiTheme="majorBidi" w:hAnsiTheme="majorBidi" w:cstheme="majorBidi"/>
+                <w:b/>
+                <w:bCs/>
+                <w:sz w:val="20"/>
+                <w:szCs w:val="20"/>
+                <w:rtl/>
+              </w:rPr>
+              <w:t>الدرجة</w:t>
+            </w:r>
+          </w:p>
+        </w:tc>
+        <w:tc>
+          <w:tcPr>
+            <w:tcW w:w="325" w:type="pct"/>
+          </w:tcPr>
+          <w:p>
+            <w:pPr>
+              <w:keepNext/>
+              <w:keepLines/>
+              <w:spacing w:after="0"/>
+              <w:rPr>
+                <w:rFonts w:asciiTheme="majorBidi" w:hAnsiTheme="majorBidi" w:cstheme="majorBidi"/>
+                <w:b/>
+                <w:bCs/>
+                <w:sz w:val="20"/>
+                <w:szCs w:val="20"/>
+              </w:rPr>
+            </w:pPr>
+            <w:r>
+              <w:rPr>
+                <w:rFonts w:asciiTheme="majorBidi" w:hAnsiTheme="majorBidi" w:cstheme="majorBidi"/>
+                <w:b/>
+                <w:bCs/>
+                <w:sz w:val="20"/>
+                <w:szCs w:val="20"/>
+                <w:rtl/>
+              </w:rPr>
+              <w:t>الوحدة</w:t>
+            </w:r>
+          </w:p>
+        </w:tc>
+      </w:tr>
+      <w:tr>
+        <w:trPr>
+          <w:cantSplit/>
+        </w:trPr>
+        <w:tc>
+          <w:tcPr>
+            <w:tcW w:w="1828" w:type="pct"/>
+          </w:tcPr>
+          <w:p>
+            <w:pPr>
+              <w:keepNext/>
+              <w:keepLines/>
+              <w:spacing w:after="0"/>
+              <w:rPr>
+                <w:rFonts w:asciiTheme="majorBidi" w:hAnsiTheme="majorBidi" w:cstheme="majorBidi"/>
+                <w:sz w:val="20"/>
+                <w:szCs w:val="20"/>
+                <w:lang w:bidi="ar-IQ"/>
+              </w:rPr>
+            </w:pPr>
+            <w:r>
+              <w:rPr>
+                <w:rFonts w:asciiTheme="majorBidi" w:hAnsiTheme="majorBidi" w:cstheme="majorBidi"/>
+                <w:sz w:val="20"/>
+                <w:szCs w:val="20"/>
+                <w:rtl/>
+                <w:lang w:bidi="ar-IQ"/>
+              </w:rPr>
+              <w:t xml:space="preserve">الحوسبة السحابية</w:t>
+            </w:r>
+          </w:p>
+        </w:tc>
+        <w:tc>
+          <w:tcPr>
+            <w:tcW w:w="338" w:type="pct"/>
+          </w:tcPr>
+          <w:p>
+            <w:pPr>
+              <w:keepNext/>
+              <w:keepLines/>
+              <w:spacing w:after="0"/>
+              <w:rPr>
+                <w:rFonts w:asciiTheme="majorBidi" w:hAnsiTheme="majorBidi" w:cstheme="majorBidi"/>
+                <w:sz w:val="20"/>
+                <w:szCs w:val="20"/>
+                <w:lang w:bidi="ar-IQ"/>
+              </w:rPr>
+            </w:pPr>
+            <w:r>
+              <w:rPr>
+                <w:rFonts w:asciiTheme="majorBidi" w:hAnsiTheme="majorBidi" w:cstheme="majorBidi"/>
+                <w:sz w:val="20"/>
+                <w:szCs w:val="20"/>
+                <w:rtl/>
+                <w:lang w:bidi="ar-IQ"/>
+              </w:rPr>
+              <w:t xml:space="preserve">٧٨</w:t>
+            </w:r>
+          </w:p>
+        </w:tc>
+        <w:tc>
+          <w:tcPr>
+            <w:tcW w:w="339" w:type="pct"/>
+          </w:tcPr>
+          <w:p>
+            <w:pPr>
+              <w:keepNext/>
+              <w:keepLines/>
+              <w:spacing w:after="0"/>
+              <w:rPr>
+                <w:rFonts w:asciiTheme="majorBidi" w:hAnsiTheme="majorBidi" w:cstheme="majorBidi"/>
+                <w:sz w:val="20"/>
+                <w:szCs w:val="20"/>
+                <w:lang w:bidi="ar-IQ"/>
+              </w:rPr>
+            </w:pPr>
+            <w:r>
+              <w:rPr>
+                <w:rFonts w:asciiTheme="majorBidi" w:hAnsiTheme="majorBidi" w:cstheme="majorBidi"/>
+                <w:sz w:val="20"/>
+                <w:szCs w:val="20"/>
+                <w:rtl/>
+                <w:lang w:bidi="ar-IQ"/>
+              </w:rPr>
+              <w:t xml:space="preserve">٢</w:t>
+            </w:r>
+          </w:p>
+        </w:tc>
+        <w:tc>
+          <w:tcPr>
+            <w:tcW w:w="1831" w:type="pct"/>
+          </w:tcPr>
+          <w:p>
+            <w:pPr>
+              <w:keepNext/>
+              <w:keepLines/>
+              <w:spacing w:after="0"/>
+              <w:rPr>
+                <w:rFonts w:asciiTheme="majorBidi" w:hAnsiTheme="majorBidi" w:cstheme="majorBidi"/>
+                <w:sz w:val="20"/>
+                <w:szCs w:val="20"/>
+                <w:lang w:bidi="ar-IQ"/>
+              </w:rPr>
+            </w:pPr>
+            <w:r>
+              <w:rPr>
+                <w:rFonts w:asciiTheme="majorBidi" w:hAnsiTheme="majorBidi" w:cstheme="majorBidi"/>
+                <w:sz w:val="20"/>
+                <w:szCs w:val="20"/>
+                <w:rtl/>
+                <w:lang w:bidi="ar-IQ"/>
+              </w:rPr>
+              <w:t xml:space="preserve"/>
+            </w:r>
+          </w:p>
+        </w:tc>
+        <w:tc>
+          <w:tcPr>
+            <w:tcW w:w="339" w:type="pct"/>
+          </w:tcPr>
+          <w:p>
+            <w:pPr>
+              <w:keepNext/>
+              <w:keepLines/>
+              <w:spacing w:after="0"/>
+              <w:rPr>
+                <w:rFonts w:asciiTheme="majorBidi" w:hAnsiTheme="majorBidi" w:cstheme="majorBidi"/>
+                <w:sz w:val="20"/>
+                <w:szCs w:val="20"/>
+                <w:lang w:bidi="ar-IQ"/>
+              </w:rPr>
+            </w:pPr>
+            <w:r>
+              <w:rPr>
+                <w:rFonts w:asciiTheme="majorBidi" w:hAnsiTheme="majorBidi" w:cstheme="majorBidi"/>
+                <w:sz w:val="20"/>
+                <w:szCs w:val="20"/>
+                <w:rtl/>
+                <w:lang w:bidi="ar-IQ"/>
+              </w:rPr>
+              <w:t xml:space="preserve"/>
+            </w:r>
+          </w:p>
+        </w:tc>
+        <w:tc>
+          <w:tcPr>
+            <w:tcW w:w="325" w:type="pct"/>
+          </w:tcPr>
+          <w:p>
+            <w:pPr>
+              <w:keepNext/>
+              <w:keepLines/>
+              <w:spacing w:after="0"/>
+              <w:rPr>
+                <w:rFonts w:asciiTheme="majorBidi" w:hAnsiTheme="majorBidi" w:cstheme="majorBidi"/>
+                <w:sz w:val="20"/>
+                <w:szCs w:val="20"/>
+              </w:rPr>
+            </w:pPr>
+            <w:r>
+              <w:rPr>
+                <w:rFonts w:asciiTheme="majorBidi" w:hAnsiTheme="majorBidi" w:cstheme="majorBidi"/>
+                <w:sz w:val="20"/>
+                <w:szCs w:val="20"/>
+                <w:rtl/>
+                <w:lang w:bidi="ar-IQ"/>
+              </w:rPr>
+              <w:t xml:space="preserve"/>
+            </w:r>
+          </w:p>
+        </w:tc>
+      </w:tr>
+      <w:tr>
+        <w:trPr>
+          <w:cantSplit/>
+        </w:trPr>
+        <w:tc>
+          <w:tcPr>
+            <w:tcW w:w="1828" w:type="pct"/>
+          </w:tcPr>
+          <w:p>
+            <w:pPr>
+              <w:keepNext/>
+              <w:keepLines/>
+              <w:spacing w:after="0"/>
+              <w:rPr>
+                <w:rFonts w:asciiTheme="majorBidi" w:hAnsiTheme="majorBidi" w:cstheme="majorBidi"/>
+                <w:sz w:val="20"/>
+                <w:szCs w:val="20"/>
+                <w:lang w:bidi="ar-IQ"/>
+              </w:rPr>
+            </w:pPr>
+            <w:r>
+              <w:rPr>
+                <w:rFonts w:asciiTheme="majorBidi" w:hAnsiTheme="majorBidi" w:cstheme="majorBidi"/>
+                <w:sz w:val="20"/>
+                <w:szCs w:val="20"/>
+                <w:rtl/>
+                <w:lang w:bidi="ar-IQ"/>
+              </w:rPr>
+              <w:t xml:space="preserve">تطبيقات النقال</w:t>
+            </w:r>
+          </w:p>
+        </w:tc>
+        <w:tc>
+          <w:tcPr>
+            <w:tcW w:w="338" w:type="pct"/>
+          </w:tcPr>
+          <w:p>
+            <w:pPr>
+              <w:keepNext/>
+              <w:keepLines/>
+              <w:spacing w:after="0"/>
+              <w:rPr>
+                <w:rFonts w:asciiTheme="majorBidi" w:hAnsiTheme="majorBidi" w:cstheme="majorBidi"/>
+                <w:sz w:val="20"/>
+                <w:szCs w:val="20"/>
+                <w:lang w:bidi="ar-IQ"/>
+              </w:rPr>
+            </w:pPr>
+            <w:r>
+              <w:rPr>
+                <w:rFonts w:asciiTheme="majorBidi" w:hAnsiTheme="majorBidi" w:cstheme="majorBidi"/>
+                <w:sz w:val="20"/>
+                <w:szCs w:val="20"/>
+                <w:rtl/>
+                <w:lang w:bidi="ar-IQ"/>
+              </w:rPr>
+              <w:t xml:space="preserve">٩٨</w:t>
+            </w:r>
+          </w:p>
+        </w:tc>
+        <w:tc>
+          <w:tcPr>
+            <w:tcW w:w="339" w:type="pct"/>
+          </w:tcPr>
+          <w:p>
+            <w:pPr>
+              <w:keepNext/>
+              <w:keepLines/>
+              <w:spacing w:after="0"/>
+              <w:rPr>
+                <w:rFonts w:asciiTheme="majorBidi" w:hAnsiTheme="majorBidi" w:cstheme="majorBidi"/>
+                <w:sz w:val="20"/>
+                <w:szCs w:val="20"/>
+                <w:lang w:bidi="ar-IQ"/>
+              </w:rPr>
+            </w:pPr>
+            <w:r>
+              <w:rPr>
+                <w:rFonts w:asciiTheme="majorBidi" w:hAnsiTheme="majorBidi" w:cstheme="majorBidi"/>
+                <w:sz w:val="20"/>
+                <w:szCs w:val="20"/>
+                <w:rtl/>
+                <w:lang w:bidi="ar-IQ"/>
+              </w:rPr>
+              <w:t xml:space="preserve">٣</w:t>
+            </w:r>
+          </w:p>
+        </w:tc>
+        <w:tc>
+          <w:tcPr>
+            <w:tcW w:w="1831" w:type="pct"/>
+          </w:tcPr>
+          <w:p>
+            <w:pPr>
+              <w:keepNext/>
+              <w:keepLines/>
+              <w:spacing w:after="0"/>
+              <w:rPr>
+                <w:rFonts w:asciiTheme="majorBidi" w:hAnsiTheme="majorBidi" w:cstheme="majorBidi"/>
+                <w:sz w:val="20"/>
+                <w:szCs w:val="20"/>
+                <w:lang w:bidi="ar-IQ"/>
+              </w:rPr>
+            </w:pPr>
+            <w:r>
+              <w:rPr>
+                <w:rFonts w:asciiTheme="majorBidi" w:hAnsiTheme="majorBidi" w:cstheme="majorBidi"/>
+                <w:sz w:val="20"/>
+                <w:szCs w:val="20"/>
+                <w:rtl/>
+                <w:lang w:bidi="ar-IQ"/>
+              </w:rPr>
+              <w:t xml:space="preserve"/>
+            </w:r>
+          </w:p>
+        </w:tc>
+        <w:tc>
+          <w:tcPr>
+            <w:tcW w:w="339" w:type="pct"/>
+          </w:tcPr>
+          <w:p>
+            <w:pPr>
+              <w:keepNext/>
+              <w:keepLines/>
+              <w:spacing w:after="0"/>
+              <w:rPr>
+                <w:rFonts w:asciiTheme="majorBidi" w:hAnsiTheme="majorBidi" w:cstheme="majorBidi"/>
+                <w:sz w:val="20"/>
+                <w:szCs w:val="20"/>
+                <w:lang w:bidi="ar-IQ"/>
+              </w:rPr>
+            </w:pPr>
+            <w:r>
+              <w:rPr>
+                <w:rFonts w:asciiTheme="majorBidi" w:hAnsiTheme="majorBidi" w:cstheme="majorBidi"/>
+                <w:sz w:val="20"/>
+                <w:szCs w:val="20"/>
+                <w:rtl/>
+                <w:lang w:bidi="ar-IQ"/>
+              </w:rPr>
+              <w:t xml:space="preserve"/>
+            </w:r>
+          </w:p>
+        </w:tc>
+        <w:tc>
+          <w:tcPr>
+            <w:tcW w:w="325" w:type="pct"/>
+          </w:tcPr>
+          <w:p>
+            <w:pPr>
+              <w:keepNext/>
+              <w:keepLines/>
+              <w:spacing w:after="0"/>
+              <w:rPr>
+                <w:rFonts w:asciiTheme="majorBidi" w:hAnsiTheme="majorBidi" w:cstheme="majorBidi"/>
+                <w:sz w:val="20"/>
+                <w:szCs w:val="20"/>
+              </w:rPr>
+            </w:pPr>
+            <w:r>
+              <w:rPr>
+                <w:rFonts w:asciiTheme="majorBidi" w:hAnsiTheme="majorBidi" w:cstheme="majorBidi"/>
+                <w:sz w:val="20"/>
+                <w:szCs w:val="20"/>
+                <w:rtl/>
+                <w:lang w:bidi="ar-IQ"/>
+              </w:rPr>
+              <w:t xml:space="preserve"/>
+            </w:r>
+          </w:p>
+        </w:tc>
+      </w:tr>
+      <w:tr>
+        <w:trPr>
+          <w:cantSplit/>
+        </w:trPr>
+        <w:tc>
+          <w:tcPr>
+            <w:tcW w:w="1828" w:type="pct"/>
+          </w:tcPr>
+          <w:p>
+            <w:pPr>
+              <w:keepNext/>
+              <w:keepLines/>
+              <w:spacing w:after="0"/>
+              <w:rPr>
+                <w:rFonts w:asciiTheme="majorBidi" w:hAnsiTheme="majorBidi" w:cstheme="majorBidi"/>
+                <w:sz w:val="20"/>
+                <w:szCs w:val="20"/>
+                <w:lang w:bidi="ar-IQ"/>
+              </w:rPr>
+            </w:pPr>
+            <w:r>
+              <w:rPr>
+                <w:rFonts w:asciiTheme="majorBidi" w:hAnsiTheme="majorBidi" w:cstheme="majorBidi"/>
+                <w:sz w:val="20"/>
+                <w:szCs w:val="20"/>
+                <w:rtl/>
+                <w:lang w:bidi="ar-IQ"/>
+              </w:rPr>
+              <w:t xml:space="preserve">مهارات الاتصال</w:t>
+            </w:r>
+          </w:p>
+        </w:tc>
+        <w:tc>
+          <w:tcPr>
+            <w:tcW w:w="338" w:type="pct"/>
+          </w:tcPr>
+          <w:p>
+            <w:pPr>
+              <w:keepNext/>
+              <w:keepLines/>
+              <w:spacing w:after="0"/>
+              <w:rPr>
+                <w:rFonts w:asciiTheme="majorBidi" w:hAnsiTheme="majorBidi" w:cstheme="majorBidi"/>
+                <w:sz w:val="20"/>
+                <w:szCs w:val="20"/>
+                <w:lang w:bidi="ar-IQ"/>
+              </w:rPr>
+            </w:pPr>
+            <w:r>
+              <w:rPr>
+                <w:rFonts w:asciiTheme="majorBidi" w:hAnsiTheme="majorBidi" w:cstheme="majorBidi"/>
+                <w:sz w:val="20"/>
+                <w:szCs w:val="20"/>
+                <w:rtl/>
+                <w:lang w:bidi="ar-IQ"/>
+              </w:rPr>
+              <w:t xml:space="preserve">٨٧</w:t>
+            </w:r>
+          </w:p>
+        </w:tc>
+        <w:tc>
+          <w:tcPr>
+            <w:tcW w:w="339" w:type="pct"/>
+          </w:tcPr>
+          <w:p>
+            <w:pPr>
+              <w:keepNext/>
+              <w:keepLines/>
+              <w:spacing w:after="0"/>
+              <w:rPr>
+                <w:rFonts w:asciiTheme="majorBidi" w:hAnsiTheme="majorBidi" w:cstheme="majorBidi"/>
+                <w:sz w:val="20"/>
+                <w:szCs w:val="20"/>
+                <w:lang w:bidi="ar-IQ"/>
+              </w:rPr>
+            </w:pPr>
+            <w:r>
+              <w:rPr>
+                <w:rFonts w:asciiTheme="majorBidi" w:hAnsiTheme="majorBidi" w:cstheme="majorBidi"/>
+                <w:sz w:val="20"/>
+                <w:szCs w:val="20"/>
+                <w:rtl/>
+                <w:lang w:bidi="ar-IQ"/>
+              </w:rPr>
+              <w:t xml:space="preserve">٢</w:t>
+            </w:r>
+          </w:p>
+        </w:tc>
+        <w:tc>
+          <w:tcPr>
+            <w:tcW w:w="1831" w:type="pct"/>
+          </w:tcPr>
+          <w:p>
+            <w:pPr>
+              <w:keepNext/>
+              <w:keepLines/>
+              <w:spacing w:after="0"/>
+              <w:rPr>
+                <w:rFonts w:asciiTheme="majorBidi" w:hAnsiTheme="majorBidi" w:cstheme="majorBidi"/>
+                <w:sz w:val="20"/>
+                <w:szCs w:val="20"/>
+                <w:lang w:bidi="ar-IQ"/>
+              </w:rPr>
+            </w:pPr>
+            <w:r>
+              <w:rPr>
+                <w:rFonts w:asciiTheme="majorBidi" w:hAnsiTheme="majorBidi" w:cstheme="majorBidi"/>
+                <w:sz w:val="20"/>
+                <w:szCs w:val="20"/>
+                <w:rtl/>
+                <w:lang w:bidi="ar-IQ"/>
+              </w:rPr>
+              <w:t xml:space="preserve"/>
+            </w:r>
+          </w:p>
+        </w:tc>
+        <w:tc>
+          <w:tcPr>
+            <w:tcW w:w="339" w:type="pct"/>
+          </w:tcPr>
+          <w:p>
+            <w:pPr>
+              <w:keepNext/>
+              <w:keepLines/>
+              <w:spacing w:after="0"/>
+              <w:rPr>
+                <w:rFonts w:asciiTheme="majorBidi" w:hAnsiTheme="majorBidi" w:cstheme="majorBidi"/>
+                <w:sz w:val="20"/>
+                <w:szCs w:val="20"/>
+                <w:lang w:bidi="ar-IQ"/>
+              </w:rPr>
+            </w:pPr>
+            <w:r>
+              <w:rPr>
+                <w:rFonts w:asciiTheme="majorBidi" w:hAnsiTheme="majorBidi" w:cstheme="majorBidi"/>
+                <w:sz w:val="20"/>
+                <w:szCs w:val="20"/>
+                <w:rtl/>
+                <w:lang w:bidi="ar-IQ"/>
+              </w:rPr>
+              <w:t xml:space="preserve"/>
+            </w:r>
+          </w:p>
+        </w:tc>
+        <w:tc>
+          <w:tcPr>
+            <w:tcW w:w="325" w:type="pct"/>
+          </w:tcPr>
+          <w:p>
+            <w:pPr>
+              <w:keepNext/>
+              <w:keepLines/>
+              <w:spacing w:after="0"/>
+              <w:rPr>
+                <w:rFonts w:asciiTheme="majorBidi" w:hAnsiTheme="majorBidi" w:cstheme="majorBidi"/>
+                <w:sz w:val="20"/>
+                <w:szCs w:val="20"/>
+              </w:rPr>
+            </w:pPr>
+            <w:r>
+              <w:rPr>
+                <w:rFonts w:asciiTheme="majorBidi" w:hAnsiTheme="majorBidi" w:cstheme="majorBidi"/>
+                <w:sz w:val="20"/>
+                <w:szCs w:val="20"/>
+                <w:rtl/>
+                <w:lang w:bidi="ar-IQ"/>
+              </w:rPr>
+              <w:t xml:space="preserve"/>
+            </w:r>
+          </w:p>
+        </w:tc>
+      </w:tr>
+      <w:tr>
+        <w:trPr>
+          <w:cantSplit/>
+        </w:trPr>
+        <w:tc>
+          <w:tcPr>
+            <w:tcW w:w="1828" w:type="pct"/>
+          </w:tcPr>
+          <w:p>
+            <w:pPr>
+              <w:keepNext/>
+              <w:keepLines/>
+              <w:spacing w:after="0"/>
+              <w:rPr>
+                <w:rFonts w:asciiTheme="majorBidi" w:hAnsiTheme="majorBidi" w:cstheme="majorBidi"/>
+                <w:sz w:val="20"/>
+                <w:szCs w:val="20"/>
+                <w:lang w:bidi="ar-IQ"/>
+              </w:rPr>
+            </w:pPr>
+            <w:r>
+              <w:rPr>
+                <w:rFonts w:asciiTheme="majorBidi" w:hAnsiTheme="majorBidi" w:cstheme="majorBidi"/>
+                <w:sz w:val="20"/>
+                <w:szCs w:val="20"/>
+                <w:rtl/>
+                <w:lang w:bidi="ar-IQ"/>
+              </w:rPr>
+              <w:t xml:space="preserve">نظرية المعلومات</w:t>
+            </w:r>
+          </w:p>
+        </w:tc>
+        <w:tc>
+          <w:tcPr>
+            <w:tcW w:w="338" w:type="pct"/>
+          </w:tcPr>
+          <w:p>
+            <w:pPr>
+              <w:keepNext/>
+              <w:keepLines/>
+              <w:spacing w:after="0"/>
+              <w:rPr>
+                <w:rFonts w:asciiTheme="majorBidi" w:hAnsiTheme="majorBidi" w:cstheme="majorBidi"/>
+                <w:sz w:val="20"/>
+                <w:szCs w:val="20"/>
+                <w:lang w:bidi="ar-IQ"/>
+              </w:rPr>
+            </w:pPr>
+            <w:r>
+              <w:rPr>
+                <w:rFonts w:asciiTheme="majorBidi" w:hAnsiTheme="majorBidi" w:cstheme="majorBidi"/>
+                <w:sz w:val="20"/>
+                <w:szCs w:val="20"/>
+                <w:rtl/>
+                <w:lang w:bidi="ar-IQ"/>
+              </w:rPr>
+              <w:t xml:space="preserve">٧٧</w:t>
+            </w:r>
+          </w:p>
+        </w:tc>
+        <w:tc>
+          <w:tcPr>
+            <w:tcW w:w="339" w:type="pct"/>
+          </w:tcPr>
+          <w:p>
+            <w:pPr>
+              <w:keepNext/>
+              <w:keepLines/>
+              <w:spacing w:after="0"/>
+              <w:rPr>
+                <w:rFonts w:asciiTheme="majorBidi" w:hAnsiTheme="majorBidi" w:cstheme="majorBidi"/>
+                <w:sz w:val="20"/>
+                <w:szCs w:val="20"/>
+                <w:lang w:bidi="ar-IQ"/>
+              </w:rPr>
+            </w:pPr>
+            <w:r>
+              <w:rPr>
+                <w:rFonts w:asciiTheme="majorBidi" w:hAnsiTheme="majorBidi" w:cstheme="majorBidi"/>
+                <w:sz w:val="20"/>
+                <w:szCs w:val="20"/>
+                <w:rtl/>
+                <w:lang w:bidi="ar-IQ"/>
+              </w:rPr>
+              <w:t xml:space="preserve">٣</w:t>
+            </w:r>
+          </w:p>
+        </w:tc>
+        <w:tc>
+          <w:tcPr>
+            <w:tcW w:w="1831" w:type="pct"/>
+          </w:tcPr>
+          <w:p>
+            <w:pPr>
+              <w:keepNext/>
+              <w:keepLines/>
+              <w:spacing w:after="0"/>
+              <w:rPr>
+                <w:rFonts w:asciiTheme="majorBidi" w:hAnsiTheme="majorBidi" w:cstheme="majorBidi"/>
+                <w:sz w:val="20"/>
+                <w:szCs w:val="20"/>
+                <w:lang w:bidi="ar-IQ"/>
+              </w:rPr>
+            </w:pPr>
+            <w:r>
+              <w:rPr>
+                <w:rFonts w:asciiTheme="majorBidi" w:hAnsiTheme="majorBidi" w:cstheme="majorBidi"/>
+                <w:sz w:val="20"/>
+                <w:szCs w:val="20"/>
+                <w:rtl/>
+                <w:lang w:bidi="ar-IQ"/>
+              </w:rPr>
+              <w:t xml:space="preserve"/>
+            </w:r>
+          </w:p>
+        </w:tc>
+        <w:tc>
+          <w:tcPr>
+            <w:tcW w:w="339" w:type="pct"/>
+          </w:tcPr>
+          <w:p>
+            <w:pPr>
+              <w:keepNext/>
+              <w:keepLines/>
+              <w:spacing w:after="0"/>
+              <w:rPr>
+                <w:rFonts w:asciiTheme="majorBidi" w:hAnsiTheme="majorBidi" w:cstheme="majorBidi"/>
+                <w:sz w:val="20"/>
+                <w:szCs w:val="20"/>
+                <w:lang w:bidi="ar-IQ"/>
+              </w:rPr>
+            </w:pPr>
+            <w:r>
+              <w:rPr>
+                <w:rFonts w:asciiTheme="majorBidi" w:hAnsiTheme="majorBidi" w:cstheme="majorBidi"/>
+                <w:sz w:val="20"/>
+                <w:szCs w:val="20"/>
+                <w:rtl/>
+                <w:lang w:bidi="ar-IQ"/>
+              </w:rPr>
+              <w:t xml:space="preserve"/>
+            </w:r>
+          </w:p>
+        </w:tc>
+        <w:tc>
+          <w:tcPr>
+            <w:tcW w:w="325" w:type="pct"/>
+          </w:tcPr>
+          <w:p>
+            <w:pPr>
+              <w:keepNext/>
+              <w:keepLines/>
+              <w:spacing w:after="0"/>
+              <w:rPr>
+                <w:rFonts w:asciiTheme="majorBidi" w:hAnsiTheme="majorBidi" w:cstheme="majorBidi"/>
+                <w:sz w:val="20"/>
+                <w:szCs w:val="20"/>
+              </w:rPr>
+            </w:pPr>
+            <w:r>
+              <w:rPr>
+                <w:rFonts w:asciiTheme="majorBidi" w:hAnsiTheme="majorBidi" w:cstheme="majorBidi"/>
+                <w:sz w:val="20"/>
+                <w:szCs w:val="20"/>
+                <w:rtl/>
+                <w:lang w:bidi="ar-IQ"/>
+              </w:rPr>
+              <w:t xml:space="preserve"/>
+            </w:r>
+          </w:p>
+        </w:tc>
+      </w:tr>
+    </w:tbl>
+    <w:p>
+      <w:pPr>
+        <w:keepNext/>
+        <w:keepLines/>
+        <w:spacing w:line="240" w:lineRule="auto"/>
+        <w:rPr>
+          <w:rFonts w:asciiTheme="majorBidi" w:hAnsiTheme="majorBidi" w:cstheme="majorBidi"/>
+          <w:sz w:val="24"/>
+          <w:szCs w:val="24"/>
+          <w:lang w:bidi="ar-IQ"/>
+        </w:rPr>
+      </w:pPr>
+      <w:r>
+        <w:rPr>
+          <w:rFonts w:asciiTheme="majorBidi" w:hAnsiTheme="majorBidi" w:cstheme="majorBidi"/>
+          <w:sz w:val="24"/>
+          <w:szCs w:val="24"/>
           <w:rtl/>
           <w:lang w:bidi="ar-IQ"/>
         </w:rPr>
@@ -3462,7 +7222,7 @@
                 <w:bCs/>
                 <w:lang w:bidi="ar-IQ"/>
               </w:rPr>
-              <w:t xml:space="preserve">الأستاذ الدكتور رائدة سالم خضير</w:t>
+              <w:t xml:space="preserve">  أسراء فاضل عبد</w:t>
             </w:r>
           </w:p>
           <w:p>
@@ -3480,7 +7240,7 @@
                 <w:rtl/>
                 <w:lang w:bidi="ar-IQ"/>
               </w:rPr>
-              <w:t xml:space="preserve">معاون العميد للشوون العلمية والدراسات العليا</w:t>
+              <w:t xml:space="preserve">مسؤول وحدة الوثائق</w:t>
             </w:r>
           </w:p>
         </w:tc>
@@ -3526,7 +7286,7 @@
                 <w:bCs/>
                 <w:lang w:bidi="ar-IQ"/>
               </w:rPr>
-              <w:t xml:space="preserve">مرتجى علي المدرس الدكتور</w:t>
+              <w:t xml:space="preserve">الأستاذ الدكتور رائدة سالم خضير</w:t>
             </w:r>
           </w:p>
           <w:p>
@@ -3543,7 +7303,7 @@
                 <w:rtl/>
                 <w:lang w:bidi="ar-IQ"/>
               </w:rPr>
-              <w:t xml:space="preserve">مدير التسجيل</w:t>
+              <w:t xml:space="preserve">معاون العميد للشوون العلمية والدراسات العليا</w:t>
             </w:r>
           </w:p>
         </w:tc>
@@ -3720,7 +7480,7 @@
                 <w:bCs/>
                 <w:lang w:bidi="ar-IQ"/>
               </w:rPr>
-              <w:t xml:space="preserve">الأستاذ الدكتور هشام كاظم هاشم</w:t>
+              <w:t xml:space="preserve">  نغم باسل محمود</w:t>
             </w:r>
           </w:p>
           <w:p>
@@ -3738,7 +7498,7 @@
                 <w:rtl/>
                 <w:lang w:bidi="ar-IQ"/>
               </w:rPr>
-              <w:t xml:space="preserve">العميد</w:t>
+              <w:t xml:space="preserve">منظم الوثيقة</w:t>
             </w:r>
           </w:p>
         </w:tc>
@@ -3852,7 +7612,7 @@
                 <w:bCs/>
                 <w:lang w:bidi="ar-IQ"/>
               </w:rPr>
-              <w:t xml:space="preserve"> أسراء فاضل عبد</w:t>
+              <w:t xml:space="preserve">المدرس الدكتور مرتجى علي ساري</w:t>
             </w:r>
           </w:p>
           <w:p>
@@ -3868,7 +7628,7 @@
                 <w:rtl/>
                 <w:lang w:bidi="ar-IQ"/>
               </w:rPr>
-              <w:t xml:space="preserve">مسؤول وحدة الوثائق</w:t>
+              <w:t xml:space="preserve">مدير التسجيل</w:t>
             </w:r>
           </w:p>
         </w:tc>
@@ -3894,7 +7654,7 @@
                 <w:bCs/>
                 <w:lang w:bidi="ar-IQ"/>
               </w:rPr>
-              <w:t xml:space="preserve"> نغم باسل محمود</w:t>
+              <w:t xml:space="preserve">الأستاذ الدكتور هشام كاظم هاشم</w:t>
             </w:r>
           </w:p>
           <w:p>
@@ -3911,7 +7671,7 @@
                 <w:rtl/>
                 <w:lang w:bidi="ar-IQ"/>
               </w:rPr>
-              <w:t xml:space="preserve">منظم الوثيقة</w:t>
+              <w:t xml:space="preserve">العميد</w:t>
             </w:r>
           </w:p>
         </w:tc>
@@ -4557,7 +8317,7 @@
         <w:noProof/>
         <w:lang w:bidi="ar-IQ"/>
       </w:rPr>
-      <w:instrText>2</w:instrText>
+      <w:instrText>3</w:instrText>
     </w:r>
     <w:r>
       <w:rPr>
@@ -4586,7 +8346,7 @@
         <w:rtl/>
         <w:lang w:bidi="ar-IQ"/>
       </w:rPr>
-      <w:t>-1</w:t>
+      <w:t>-2</w:t>
     </w:r>
     <w:r>
       <w:rPr>

--- a/certificates/semester - Temp - Ar - D - SBS - دانيا احمد شهاب احمد.docx
+++ b/certificates/semester - Temp - Ar - D - SBS - دانيا احمد شهاب احمد.docx
@@ -289,7 +289,7 @@
                 <w:szCs w:val="24"/>
                 <w:lang w:bidi="ar-IQ"/>
               </w:rPr>
-              <w:t xml:space="preserve">‎١٩٩٦/١١/١١‎ -البصرة</w:t>
+              <w:t xml:space="preserve">‎١٩٩٧/٠١/٠١‎ -البصرة</w:t>
             </w:r>
           </w:p>
         </w:tc>
@@ -604,7 +604,7 @@
                 <w:rtl/>
                 <w:lang w:bidi="ar-IQ"/>
               </w:rPr>
-              <w:t xml:space="preserve">٦٤.٨١٦</w:t>
+              <w:t xml:space="preserve">٦٤.٨٢</w:t>
             </w:r>
           </w:p>
         </w:tc>
@@ -716,7 +716,7 @@
                 <w:rtl/>
                 <w:lang w:bidi="ar-IQ"/>
               </w:rPr>
-              <w:t xml:space="preserve"> ٨٩</w:t>
+              <w:t xml:space="preserve"> ٥٨</w:t>
             </w:r>
           </w:p>
         </w:tc>
@@ -753,7 +753,7 @@
                 <w:rtl/>
                 <w:lang w:bidi="ar-IQ"/>
               </w:rPr>
-              <w:t xml:space="preserve"> ٦٦.٨٩٦</w:t>
+              <w:t xml:space="preserve"> ٨٦.٤٢</w:t>
             </w:r>
           </w:p>
         </w:tc>
@@ -881,7 +881,7 @@
                 <w:rtl/>
                 <w:lang w:bidi="ar-IQ"/>
               </w:rPr>
-              <w:t xml:space="preserve">٢٠١٤-٢٠١٥ - المرحلة ١</w:t>
+              <w:t xml:space="preserve">٢٠١٥ - المرحلة ١</w:t>
             </w:r>
           </w:p>
         </w:tc>
@@ -1166,13 +1166,97 @@
                 <w:rtl/>
                 <w:lang w:bidi="ar-IQ"/>
               </w:rPr>
+              <w:t xml:space="preserve">الإسعافات الأولية</w:t>
+            </w:r>
+          </w:p>
+        </w:tc>
+        <w:tc>
+          <w:tcPr>
+            <w:tcW w:w="338" w:type="pct"/>
+          </w:tcPr>
+          <w:p>
+            <w:pPr>
+              <w:keepNext/>
+              <w:keepLines/>
+              <w:spacing w:after="0"/>
+              <w:rPr>
+                <w:rFonts w:asciiTheme="majorBidi" w:hAnsiTheme="majorBidi" w:cstheme="majorBidi"/>
+                <w:sz w:val="20"/>
+                <w:szCs w:val="20"/>
+                <w:lang w:bidi="ar-IQ"/>
+              </w:rPr>
+            </w:pPr>
+            <w:r>
+              <w:rPr>
+                <w:rFonts w:asciiTheme="majorBidi" w:hAnsiTheme="majorBidi" w:cstheme="majorBidi"/>
+                <w:sz w:val="20"/>
+                <w:szCs w:val="20"/>
+                <w:rtl/>
+                <w:lang w:bidi="ar-IQ"/>
+              </w:rPr>
+              <w:t xml:space="preserve">٧٨</w:t>
+            </w:r>
+          </w:p>
+        </w:tc>
+        <w:tc>
+          <w:tcPr>
+            <w:tcW w:w="339" w:type="pct"/>
+          </w:tcPr>
+          <w:p>
+            <w:pPr>
+              <w:keepNext/>
+              <w:keepLines/>
+              <w:spacing w:after="0"/>
+              <w:rPr>
+                <w:rFonts w:asciiTheme="majorBidi" w:hAnsiTheme="majorBidi" w:cstheme="majorBidi"/>
+                <w:sz w:val="20"/>
+                <w:szCs w:val="20"/>
+                <w:lang w:bidi="ar-IQ"/>
+              </w:rPr>
+            </w:pPr>
+            <w:r>
+              <w:rPr>
+                <w:rFonts w:asciiTheme="majorBidi" w:hAnsiTheme="majorBidi" w:cstheme="majorBidi"/>
+                <w:sz w:val="20"/>
+                <w:szCs w:val="20"/>
+                <w:rtl/>
+                <w:lang w:bidi="ar-IQ"/>
+              </w:rPr>
+              <w:t xml:space="preserve">٢</w:t>
+            </w:r>
+          </w:p>
+        </w:tc>
+        <w:tc>
+          <w:tcPr>
+            <w:tcW w:w="1831" w:type="pct"/>
+          </w:tcPr>
+          <w:p>
+            <w:pPr>
+              <w:keepNext/>
+              <w:keepLines/>
+              <w:spacing w:after="0"/>
+              <w:rPr>
+                <w:rFonts w:asciiTheme="majorBidi" w:hAnsiTheme="majorBidi" w:cstheme="majorBidi"/>
+                <w:sz w:val="20"/>
+                <w:szCs w:val="20"/>
+                <w:lang w:bidi="ar-IQ"/>
+              </w:rPr>
+            </w:pPr>
+            <w:r>
+              <w:rPr>
+                <w:rFonts w:asciiTheme="majorBidi" w:hAnsiTheme="majorBidi" w:cstheme="majorBidi"/>
+                <w:sz w:val="20"/>
+                <w:szCs w:val="20"/>
+                <w:rtl/>
+                <w:lang w:bidi="ar-IQ"/>
+              </w:rPr>
               <w:t xml:space="preserve">أخلاقيات الحاسوب</w:t>
             </w:r>
           </w:p>
         </w:tc>
         <w:tc>
           <w:tcPr>
-            <w:tcW w:w="338" w:type="pct"/>
+            <w:tcW w:w="339" w:type="pct"/>
           </w:tcPr>
           <w:p>
             <w:pPr>
@@ -1200,18 +1284,17 @@
         </w:tc>
         <w:tc>
           <w:tcPr>
-            <w:tcW w:w="339" w:type="pct"/>
-          </w:tcPr>
-          <w:p>
-            <w:pPr>
-              <w:keepNext/>
-              <w:keepLines/>
-              <w:spacing w:after="0"/>
-              <w:rPr>
-                <w:rFonts w:asciiTheme="majorBidi" w:hAnsiTheme="majorBidi" w:cstheme="majorBidi"/>
-                <w:sz w:val="20"/>
-                <w:szCs w:val="20"/>
-                <w:lang w:bidi="ar-IQ"/>
+            <w:tcW w:w="325" w:type="pct"/>
+          </w:tcPr>
+          <w:p>
+            <w:pPr>
+              <w:keepNext/>
+              <w:keepLines/>
+              <w:spacing w:after="0"/>
+              <w:rPr>
+                <w:rFonts w:asciiTheme="majorBidi" w:hAnsiTheme="majorBidi" w:cstheme="majorBidi"/>
+                <w:sz w:val="20"/>
+                <w:szCs w:val="20"/>
               </w:rPr>
             </w:pPr>
             <w:r>
@@ -1223,89 +1306,6 @@
                 <w:lang w:bidi="ar-IQ"/>
               </w:rPr>
               <w:t xml:space="preserve">٢</w:t>
-            </w:r>
-          </w:p>
-        </w:tc>
-        <w:tc>
-          <w:tcPr>
-            <w:tcW w:w="1831" w:type="pct"/>
-          </w:tcPr>
-          <w:p>
-            <w:pPr>
-              <w:keepNext/>
-              <w:keepLines/>
-              <w:spacing w:after="0"/>
-              <w:rPr>
-                <w:rFonts w:asciiTheme="majorBidi" w:hAnsiTheme="majorBidi" w:cstheme="majorBidi"/>
-                <w:sz w:val="20"/>
-                <w:szCs w:val="20"/>
-                <w:lang w:bidi="ar-IQ"/>
-              </w:rPr>
-            </w:pPr>
-            <w:r>
-              <w:rPr>
-                <w:rFonts w:asciiTheme="majorBidi" w:hAnsiTheme="majorBidi" w:cstheme="majorBidi"/>
-                <w:sz w:val="20"/>
-                <w:szCs w:val="20"/>
-                <w:rtl/>
-                <w:lang w:bidi="ar-IQ"/>
-              </w:rPr>
-              <w:t xml:space="preserve">البرمجة 2</w:t>
-            </w:r>
-          </w:p>
-        </w:tc>
-        <w:tc>
-          <w:tcPr>
-            <w:tcW w:w="339" w:type="pct"/>
-          </w:tcPr>
-          <w:p>
-            <w:pPr>
-              <w:keepNext/>
-              <w:keepLines/>
-              <w:spacing w:after="0"/>
-              <w:rPr>
-                <w:rFonts w:asciiTheme="majorBidi" w:hAnsiTheme="majorBidi" w:cstheme="majorBidi"/>
-                <w:sz w:val="20"/>
-                <w:szCs w:val="20"/>
-                <w:lang w:bidi="ar-IQ"/>
-              </w:rPr>
-            </w:pPr>
-            <w:r>
-              <w:rPr>
-                <w:rFonts w:asciiTheme="majorBidi" w:hAnsiTheme="majorBidi" w:cstheme="majorBidi"/>
-                <w:sz w:val="20"/>
-                <w:szCs w:val="20"/>
-                <w:rtl/>
-                <w:lang w:bidi="ar-IQ"/>
-              </w:rPr>
-              <w:t xml:space="preserve">٥٠</w:t>
-            </w:r>
-          </w:p>
-        </w:tc>
-        <w:tc>
-          <w:tcPr>
-            <w:tcW w:w="325" w:type="pct"/>
-          </w:tcPr>
-          <w:p>
-            <w:pPr>
-              <w:keepNext/>
-              <w:keepLines/>
-              <w:spacing w:after="0"/>
-              <w:rPr>
-                <w:rFonts w:asciiTheme="majorBidi" w:hAnsiTheme="majorBidi" w:cstheme="majorBidi"/>
-                <w:sz w:val="20"/>
-                <w:szCs w:val="20"/>
-              </w:rPr>
-            </w:pPr>
-            <w:r>
-              <w:rPr>
-                <w:rFonts w:asciiTheme="majorBidi" w:hAnsiTheme="majorBidi" w:cstheme="majorBidi"/>
-                <w:sz w:val="20"/>
-                <w:szCs w:val="20"/>
-                <w:rtl/>
-                <w:lang w:bidi="ar-IQ"/>
-              </w:rPr>
-              <w:t xml:space="preserve">٤</w:t>
             </w:r>
           </w:p>
         </w:tc>
@@ -1338,7 +1338,7 @@
                 <w:rtl/>
                 <w:lang w:bidi="ar-IQ"/>
               </w:rPr>
-              <w:t xml:space="preserve">الإسعافات الأولية</w:t>
+              <w:t xml:space="preserve">البرمجة 1</w:t>
             </w:r>
           </w:p>
         </w:tc>
@@ -1366,7 +1366,7 @@
                 <w:rtl/>
                 <w:lang w:bidi="ar-IQ"/>
               </w:rPr>
-              <w:t xml:space="preserve">٧٨</w:t>
+              <w:t xml:space="preserve">٥٦</w:t>
             </w:r>
           </w:p>
         </w:tc>
@@ -1394,7 +1394,7 @@
                 <w:rtl/>
                 <w:lang w:bidi="ar-IQ"/>
               </w:rPr>
-              <w:t xml:space="preserve">٢</w:t>
+              <w:t xml:space="preserve">٤</w:t>
             </w:r>
           </w:p>
         </w:tc>
@@ -1422,7 +1422,7 @@
                 <w:rtl/>
                 <w:lang w:bidi="ar-IQ"/>
               </w:rPr>
-              <w:t xml:space="preserve">البرمجة المرئية</w:t>
+              <w:t xml:space="preserve">الديمقراطية</w:t>
             </w:r>
           </w:p>
         </w:tc>
@@ -1450,7 +1450,7 @@
                 <w:rtl/>
                 <w:lang w:bidi="ar-IQ"/>
               </w:rPr>
-              <w:t xml:space="preserve">٥٠</w:t>
+              <w:t xml:space="preserve">٨٣</w:t>
             </w:r>
           </w:p>
         </w:tc>
@@ -1477,7 +1477,7 @@
                 <w:rtl/>
                 <w:lang w:bidi="ar-IQ"/>
               </w:rPr>
-              <w:t xml:space="preserve">٣</w:t>
+              <w:t xml:space="preserve">١</w:t>
             </w:r>
           </w:p>
         </w:tc>
@@ -1510,7 +1510,7 @@
                 <w:rtl/>
                 <w:lang w:bidi="ar-IQ"/>
               </w:rPr>
-              <w:t xml:space="preserve">البرمجة 1</w:t>
+              <w:t xml:space="preserve">التصميم المنطقي</w:t>
             </w:r>
           </w:p>
         </w:tc>
@@ -1538,7 +1538,7 @@
                 <w:rtl/>
                 <w:lang w:bidi="ar-IQ"/>
               </w:rPr>
-              <w:t xml:space="preserve">٥٦</w:t>
+              <w:t xml:space="preserve">٥٣</w:t>
             </w:r>
           </w:p>
         </w:tc>
@@ -1566,7 +1566,7 @@
                 <w:rtl/>
                 <w:lang w:bidi="ar-IQ"/>
               </w:rPr>
-              <w:t xml:space="preserve">٤</w:t>
+              <w:t xml:space="preserve">٣</w:t>
             </w:r>
           </w:p>
         </w:tc>
@@ -1594,7 +1594,7 @@
                 <w:rtl/>
                 <w:lang w:bidi="ar-IQ"/>
               </w:rPr>
-              <w:t xml:space="preserve">الرسم بالحاسوب ثنائي الأبعاد</w:t>
+              <w:t xml:space="preserve">اللغة الانكليزية 1</w:t>
             </w:r>
           </w:p>
         </w:tc>
@@ -1622,7 +1622,7 @@
                 <w:rtl/>
                 <w:lang w:bidi="ar-IQ"/>
               </w:rPr>
-              <w:t xml:space="preserve">٧٤</w:t>
+              <w:t xml:space="preserve">٧٥</w:t>
             </w:r>
           </w:p>
         </w:tc>
@@ -1649,7 +1649,7 @@
                 <w:rtl/>
                 <w:lang w:bidi="ar-IQ"/>
               </w:rPr>
-              <w:t xml:space="preserve">٣</w:t>
+              <w:t xml:space="preserve">٢</w:t>
             </w:r>
           </w:p>
         </w:tc>
@@ -1682,7 +1682,7 @@
                 <w:rtl/>
                 <w:lang w:bidi="ar-IQ"/>
               </w:rPr>
-              <w:t xml:space="preserve">التصميم المنطقي</w:t>
+              <w:t xml:space="preserve">الرياضة</w:t>
             </w:r>
           </w:p>
         </w:tc>
@@ -1710,7 +1710,7 @@
                 <w:rtl/>
                 <w:lang w:bidi="ar-IQ"/>
               </w:rPr>
-              <w:t xml:space="preserve">٥٣</w:t>
+              <w:t xml:space="preserve">٧١</w:t>
             </w:r>
           </w:p>
         </w:tc>
@@ -1738,7 +1738,7 @@
                 <w:rtl/>
                 <w:lang w:bidi="ar-IQ"/>
               </w:rPr>
-              <w:t xml:space="preserve">٣</w:t>
+              <w:t xml:space="preserve">١</w:t>
             </w:r>
           </w:p>
         </w:tc>
@@ -1766,7 +1766,7 @@
                 <w:rtl/>
                 <w:lang w:bidi="ar-IQ"/>
               </w:rPr>
-              <w:t xml:space="preserve">المتحكم المنطقي المبرمج</w:t>
+              <w:t xml:space="preserve">الهياكل المتقطعة</w:t>
             </w:r>
           </w:p>
         </w:tc>
@@ -1794,7 +1794,7 @@
                 <w:rtl/>
                 <w:lang w:bidi="ar-IQ"/>
               </w:rPr>
-              <w:t xml:space="preserve">٦٢</w:t>
+              <w:t xml:space="preserve">٥٠</w:t>
             </w:r>
           </w:p>
         </w:tc>
@@ -1854,7 +1854,7 @@
                 <w:rtl/>
                 <w:lang w:bidi="ar-IQ"/>
               </w:rPr>
-              <w:t xml:space="preserve">الديمقراطية</w:t>
+              <w:t xml:space="preserve">الرياضيات للحاسوب</w:t>
             </w:r>
           </w:p>
         </w:tc>
@@ -1882,7 +1882,7 @@
                 <w:rtl/>
                 <w:lang w:bidi="ar-IQ"/>
               </w:rPr>
-              <w:t xml:space="preserve">٨٣</w:t>
+              <w:t xml:space="preserve">٦٠</w:t>
             </w:r>
           </w:p>
         </w:tc>
@@ -1910,7 +1910,7 @@
                 <w:rtl/>
                 <w:lang w:bidi="ar-IQ"/>
               </w:rPr>
-              <w:t xml:space="preserve">١</w:t>
+              <w:t xml:space="preserve">٣</w:t>
             </w:r>
           </w:p>
         </w:tc>
@@ -1938,7 +1938,7 @@
                 <w:rtl/>
                 <w:lang w:bidi="ar-IQ"/>
               </w:rPr>
-              <w:t xml:space="preserve">النظرية الاحتسابية</w:t>
+              <w:t xml:space="preserve">تطبيقات الحاسوب</w:t>
             </w:r>
           </w:p>
         </w:tc>
@@ -1993,7 +1993,7 @@
                 <w:rtl/>
                 <w:lang w:bidi="ar-IQ"/>
               </w:rPr>
-              <w:t xml:space="preserve">٣</w:t>
+              <w:t xml:space="preserve">٢</w:t>
             </w:r>
           </w:p>
         </w:tc>
@@ -2026,7 +2026,7 @@
                 <w:rtl/>
                 <w:lang w:bidi="ar-IQ"/>
               </w:rPr>
-              <w:t xml:space="preserve">الرياضة</w:t>
+              <w:t xml:space="preserve">اللغة العربية</w:t>
             </w:r>
           </w:p>
         </w:tc>
@@ -2054,7 +2054,7 @@
                 <w:rtl/>
                 <w:lang w:bidi="ar-IQ"/>
               </w:rPr>
-              <w:t xml:space="preserve">٧١</w:t>
+              <w:t xml:space="preserve">٦٣</w:t>
             </w:r>
           </w:p>
         </w:tc>
@@ -2082,7 +2082,7 @@
                 <w:rtl/>
                 <w:lang w:bidi="ar-IQ"/>
               </w:rPr>
-              <w:t xml:space="preserve">١</w:t>
+              <w:t xml:space="preserve">٢</w:t>
             </w:r>
           </w:p>
         </w:tc>
@@ -2110,7 +2110,7 @@
                 <w:rtl/>
                 <w:lang w:bidi="ar-IQ"/>
               </w:rPr>
-              <w:t xml:space="preserve">تطبيقات الحاسوب في الاعمال</w:t>
+              <w:t xml:space="preserve">مبادئ تكنولوجيا المعلومات</w:t>
             </w:r>
           </w:p>
         </w:tc>
@@ -2138,7 +2138,7 @@
                 <w:rtl/>
                 <w:lang w:bidi="ar-IQ"/>
               </w:rPr>
-              <w:t xml:space="preserve">٦٤</w:t>
+              <w:t xml:space="preserve">٥٠</w:t>
             </w:r>
           </w:p>
         </w:tc>
@@ -2165,1039 +2165,7 @@
                 <w:rtl/>
                 <w:lang w:bidi="ar-IQ"/>
               </w:rPr>
-              <w:t xml:space="preserve">٢</w:t>
-            </w:r>
-          </w:p>
-        </w:tc>
-      </w:tr>
-      <w:tr>
-        <w:trPr>
-          <w:cantSplit/>
-        </w:trPr>
-        <w:tc>
-          <w:tcPr>
-            <w:tcW w:w="1828" w:type="pct"/>
-          </w:tcPr>
-          <w:p>
-            <w:pPr>
-              <w:keepNext/>
-              <w:keepLines/>
-              <w:spacing w:after="0"/>
-              <w:rPr>
-                <w:rFonts w:asciiTheme="majorBidi" w:hAnsiTheme="majorBidi" w:cstheme="majorBidi"/>
-                <w:sz w:val="20"/>
-                <w:szCs w:val="20"/>
-                <w:lang w:bidi="ar-IQ"/>
-              </w:rPr>
-            </w:pPr>
-            <w:r>
-              <w:rPr>
-                <w:rFonts w:asciiTheme="majorBidi" w:hAnsiTheme="majorBidi" w:cstheme="majorBidi"/>
-                <w:sz w:val="20"/>
-                <w:szCs w:val="20"/>
-                <w:rtl/>
-                <w:lang w:bidi="ar-IQ"/>
-              </w:rPr>
-              <w:t xml:space="preserve">الرياضيات للحاسوب</w:t>
-            </w:r>
-          </w:p>
-        </w:tc>
-        <w:tc>
-          <w:tcPr>
-            <w:tcW w:w="338" w:type="pct"/>
-          </w:tcPr>
-          <w:p>
-            <w:pPr>
-              <w:keepNext/>
-              <w:keepLines/>
-              <w:spacing w:after="0"/>
-              <w:rPr>
-                <w:rFonts w:asciiTheme="majorBidi" w:hAnsiTheme="majorBidi" w:cstheme="majorBidi"/>
-                <w:sz w:val="20"/>
-                <w:szCs w:val="20"/>
-                <w:lang w:bidi="ar-IQ"/>
-              </w:rPr>
-            </w:pPr>
-            <w:r>
-              <w:rPr>
-                <w:rFonts w:asciiTheme="majorBidi" w:hAnsiTheme="majorBidi" w:cstheme="majorBidi"/>
-                <w:sz w:val="20"/>
-                <w:szCs w:val="20"/>
-                <w:rtl/>
-                <w:lang w:bidi="ar-IQ"/>
-              </w:rPr>
-              <w:t xml:space="preserve">٦٠</w:t>
-            </w:r>
-          </w:p>
-        </w:tc>
-        <w:tc>
-          <w:tcPr>
-            <w:tcW w:w="339" w:type="pct"/>
-          </w:tcPr>
-          <w:p>
-            <w:pPr>
-              <w:keepNext/>
-              <w:keepLines/>
-              <w:spacing w:after="0"/>
-              <w:rPr>
-                <w:rFonts w:asciiTheme="majorBidi" w:hAnsiTheme="majorBidi" w:cstheme="majorBidi"/>
-                <w:sz w:val="20"/>
-                <w:szCs w:val="20"/>
-                <w:lang w:bidi="ar-IQ"/>
-              </w:rPr>
-            </w:pPr>
-            <w:r>
-              <w:rPr>
-                <w:rFonts w:asciiTheme="majorBidi" w:hAnsiTheme="majorBidi" w:cstheme="majorBidi"/>
-                <w:sz w:val="20"/>
-                <w:szCs w:val="20"/>
-                <w:rtl/>
-                <w:lang w:bidi="ar-IQ"/>
-              </w:rPr>
               <w:t xml:space="preserve">٣</w:t>
-            </w:r>
-          </w:p>
-        </w:tc>
-        <w:tc>
-          <w:tcPr>
-            <w:tcW w:w="1831" w:type="pct"/>
-          </w:tcPr>
-          <w:p>
-            <w:pPr>
-              <w:keepNext/>
-              <w:keepLines/>
-              <w:spacing w:after="0"/>
-              <w:rPr>
-                <w:rFonts w:asciiTheme="majorBidi" w:hAnsiTheme="majorBidi" w:cstheme="majorBidi"/>
-                <w:sz w:val="20"/>
-                <w:szCs w:val="20"/>
-                <w:lang w:bidi="ar-IQ"/>
-              </w:rPr>
-            </w:pPr>
-            <w:r>
-              <w:rPr>
-                <w:rFonts w:asciiTheme="majorBidi" w:hAnsiTheme="majorBidi" w:cstheme="majorBidi"/>
-                <w:sz w:val="20"/>
-                <w:szCs w:val="20"/>
-                <w:rtl/>
-                <w:lang w:bidi="ar-IQ"/>
-              </w:rPr>
-              <w:t xml:space="preserve">تفاعل الانسان مع الحاسوب</w:t>
-            </w:r>
-          </w:p>
-        </w:tc>
-        <w:tc>
-          <w:tcPr>
-            <w:tcW w:w="339" w:type="pct"/>
-          </w:tcPr>
-          <w:p>
-            <w:pPr>
-              <w:keepNext/>
-              <w:keepLines/>
-              <w:spacing w:after="0"/>
-              <w:rPr>
-                <w:rFonts w:asciiTheme="majorBidi" w:hAnsiTheme="majorBidi" w:cstheme="majorBidi"/>
-                <w:sz w:val="20"/>
-                <w:szCs w:val="20"/>
-                <w:lang w:bidi="ar-IQ"/>
-              </w:rPr>
-            </w:pPr>
-            <w:r>
-              <w:rPr>
-                <w:rFonts w:asciiTheme="majorBidi" w:hAnsiTheme="majorBidi" w:cstheme="majorBidi"/>
-                <w:sz w:val="20"/>
-                <w:szCs w:val="20"/>
-                <w:rtl/>
-                <w:lang w:bidi="ar-IQ"/>
-              </w:rPr>
-              <w:t xml:space="preserve">٧٩</w:t>
-            </w:r>
-          </w:p>
-        </w:tc>
-        <w:tc>
-          <w:tcPr>
-            <w:tcW w:w="325" w:type="pct"/>
-          </w:tcPr>
-          <w:p>
-            <w:pPr>
-              <w:keepNext/>
-              <w:keepLines/>
-              <w:spacing w:after="0"/>
-              <w:rPr>
-                <w:rFonts w:asciiTheme="majorBidi" w:hAnsiTheme="majorBidi" w:cstheme="majorBidi"/>
-                <w:sz w:val="20"/>
-                <w:szCs w:val="20"/>
-              </w:rPr>
-            </w:pPr>
-            <w:r>
-              <w:rPr>
-                <w:rFonts w:asciiTheme="majorBidi" w:hAnsiTheme="majorBidi" w:cstheme="majorBidi"/>
-                <w:sz w:val="20"/>
-                <w:szCs w:val="20"/>
-                <w:rtl/>
-                <w:lang w:bidi="ar-IQ"/>
-              </w:rPr>
-              <w:t xml:space="preserve">٢</w:t>
-            </w:r>
-          </w:p>
-        </w:tc>
-      </w:tr>
-      <w:tr>
-        <w:trPr>
-          <w:cantSplit/>
-        </w:trPr>
-        <w:tc>
-          <w:tcPr>
-            <w:tcW w:w="1828" w:type="pct"/>
-          </w:tcPr>
-          <w:p>
-            <w:pPr>
-              <w:keepNext/>
-              <w:keepLines/>
-              <w:spacing w:after="0"/>
-              <w:rPr>
-                <w:rFonts w:asciiTheme="majorBidi" w:hAnsiTheme="majorBidi" w:cstheme="majorBidi"/>
-                <w:sz w:val="20"/>
-                <w:szCs w:val="20"/>
-                <w:lang w:bidi="ar-IQ"/>
-              </w:rPr>
-            </w:pPr>
-            <w:r>
-              <w:rPr>
-                <w:rFonts w:asciiTheme="majorBidi" w:hAnsiTheme="majorBidi" w:cstheme="majorBidi"/>
-                <w:sz w:val="20"/>
-                <w:szCs w:val="20"/>
-                <w:rtl/>
-                <w:lang w:bidi="ar-IQ"/>
-              </w:rPr>
-              <w:t xml:space="preserve">اللغة الانكليزية 1</w:t>
-            </w:r>
-          </w:p>
-        </w:tc>
-        <w:tc>
-          <w:tcPr>
-            <w:tcW w:w="338" w:type="pct"/>
-          </w:tcPr>
-          <w:p>
-            <w:pPr>
-              <w:keepNext/>
-              <w:keepLines/>
-              <w:spacing w:after="0"/>
-              <w:rPr>
-                <w:rFonts w:asciiTheme="majorBidi" w:hAnsiTheme="majorBidi" w:cstheme="majorBidi"/>
-                <w:sz w:val="20"/>
-                <w:szCs w:val="20"/>
-                <w:lang w:bidi="ar-IQ"/>
-              </w:rPr>
-            </w:pPr>
-            <w:r>
-              <w:rPr>
-                <w:rFonts w:asciiTheme="majorBidi" w:hAnsiTheme="majorBidi" w:cstheme="majorBidi"/>
-                <w:sz w:val="20"/>
-                <w:szCs w:val="20"/>
-                <w:rtl/>
-                <w:lang w:bidi="ar-IQ"/>
-              </w:rPr>
-              <w:t xml:space="preserve">٧٥</w:t>
-            </w:r>
-          </w:p>
-        </w:tc>
-        <w:tc>
-          <w:tcPr>
-            <w:tcW w:w="339" w:type="pct"/>
-          </w:tcPr>
-          <w:p>
-            <w:pPr>
-              <w:keepNext/>
-              <w:keepLines/>
-              <w:spacing w:after="0"/>
-              <w:rPr>
-                <w:rFonts w:asciiTheme="majorBidi" w:hAnsiTheme="majorBidi" w:cstheme="majorBidi"/>
-                <w:sz w:val="20"/>
-                <w:szCs w:val="20"/>
-                <w:lang w:bidi="ar-IQ"/>
-              </w:rPr>
-            </w:pPr>
-            <w:r>
-              <w:rPr>
-                <w:rFonts w:asciiTheme="majorBidi" w:hAnsiTheme="majorBidi" w:cstheme="majorBidi"/>
-                <w:sz w:val="20"/>
-                <w:szCs w:val="20"/>
-                <w:rtl/>
-                <w:lang w:bidi="ar-IQ"/>
-              </w:rPr>
-              <w:t xml:space="preserve">٢</w:t>
-            </w:r>
-          </w:p>
-        </w:tc>
-        <w:tc>
-          <w:tcPr>
-            <w:tcW w:w="1831" w:type="pct"/>
-          </w:tcPr>
-          <w:p>
-            <w:pPr>
-              <w:keepNext/>
-              <w:keepLines/>
-              <w:spacing w:after="0"/>
-              <w:rPr>
-                <w:rFonts w:asciiTheme="majorBidi" w:hAnsiTheme="majorBidi" w:cstheme="majorBidi"/>
-                <w:sz w:val="20"/>
-                <w:szCs w:val="20"/>
-                <w:lang w:bidi="ar-IQ"/>
-              </w:rPr>
-            </w:pPr>
-            <w:r>
-              <w:rPr>
-                <w:rFonts w:asciiTheme="majorBidi" w:hAnsiTheme="majorBidi" w:cstheme="majorBidi"/>
-                <w:sz w:val="20"/>
-                <w:szCs w:val="20"/>
-                <w:rtl/>
-                <w:lang w:bidi="ar-IQ"/>
-              </w:rPr>
-              <w:t xml:space="preserve">حقوق الإنسان</w:t>
-            </w:r>
-          </w:p>
-        </w:tc>
-        <w:tc>
-          <w:tcPr>
-            <w:tcW w:w="339" w:type="pct"/>
-          </w:tcPr>
-          <w:p>
-            <w:pPr>
-              <w:keepNext/>
-              <w:keepLines/>
-              <w:spacing w:after="0"/>
-              <w:rPr>
-                <w:rFonts w:asciiTheme="majorBidi" w:hAnsiTheme="majorBidi" w:cstheme="majorBidi"/>
-                <w:sz w:val="20"/>
-                <w:szCs w:val="20"/>
-                <w:lang w:bidi="ar-IQ"/>
-              </w:rPr>
-            </w:pPr>
-            <w:r>
-              <w:rPr>
-                <w:rFonts w:asciiTheme="majorBidi" w:hAnsiTheme="majorBidi" w:cstheme="majorBidi"/>
-                <w:sz w:val="20"/>
-                <w:szCs w:val="20"/>
-                <w:rtl/>
-                <w:lang w:bidi="ar-IQ"/>
-              </w:rPr>
-              <w:t xml:space="preserve">٥٣</w:t>
-            </w:r>
-          </w:p>
-        </w:tc>
-        <w:tc>
-          <w:tcPr>
-            <w:tcW w:w="325" w:type="pct"/>
-          </w:tcPr>
-          <w:p>
-            <w:pPr>
-              <w:keepNext/>
-              <w:keepLines/>
-              <w:spacing w:after="0"/>
-              <w:rPr>
-                <w:rFonts w:asciiTheme="majorBidi" w:hAnsiTheme="majorBidi" w:cstheme="majorBidi"/>
-                <w:sz w:val="20"/>
-                <w:szCs w:val="20"/>
-              </w:rPr>
-            </w:pPr>
-            <w:r>
-              <w:rPr>
-                <w:rFonts w:asciiTheme="majorBidi" w:hAnsiTheme="majorBidi" w:cstheme="majorBidi"/>
-                <w:sz w:val="20"/>
-                <w:szCs w:val="20"/>
-                <w:rtl/>
-                <w:lang w:bidi="ar-IQ"/>
-              </w:rPr>
-              <w:t xml:space="preserve">١</w:t>
-            </w:r>
-          </w:p>
-        </w:tc>
-      </w:tr>
-      <w:tr>
-        <w:trPr>
-          <w:cantSplit/>
-        </w:trPr>
-        <w:tc>
-          <w:tcPr>
-            <w:tcW w:w="1828" w:type="pct"/>
-          </w:tcPr>
-          <w:p>
-            <w:pPr>
-              <w:keepNext/>
-              <w:keepLines/>
-              <w:spacing w:after="0"/>
-              <w:rPr>
-                <w:rFonts w:asciiTheme="majorBidi" w:hAnsiTheme="majorBidi" w:cstheme="majorBidi"/>
-                <w:sz w:val="20"/>
-                <w:szCs w:val="20"/>
-                <w:lang w:bidi="ar-IQ"/>
-              </w:rPr>
-            </w:pPr>
-            <w:r>
-              <w:rPr>
-                <w:rFonts w:asciiTheme="majorBidi" w:hAnsiTheme="majorBidi" w:cstheme="majorBidi"/>
-                <w:sz w:val="20"/>
-                <w:szCs w:val="20"/>
-                <w:rtl/>
-                <w:lang w:bidi="ar-IQ"/>
-              </w:rPr>
-              <w:t xml:space="preserve">اللغة العربية</w:t>
-            </w:r>
-          </w:p>
-        </w:tc>
-        <w:tc>
-          <w:tcPr>
-            <w:tcW w:w="338" w:type="pct"/>
-          </w:tcPr>
-          <w:p>
-            <w:pPr>
-              <w:keepNext/>
-              <w:keepLines/>
-              <w:spacing w:after="0"/>
-              <w:rPr>
-                <w:rFonts w:asciiTheme="majorBidi" w:hAnsiTheme="majorBidi" w:cstheme="majorBidi"/>
-                <w:sz w:val="20"/>
-                <w:szCs w:val="20"/>
-                <w:lang w:bidi="ar-IQ"/>
-              </w:rPr>
-            </w:pPr>
-            <w:r>
-              <w:rPr>
-                <w:rFonts w:asciiTheme="majorBidi" w:hAnsiTheme="majorBidi" w:cstheme="majorBidi"/>
-                <w:sz w:val="20"/>
-                <w:szCs w:val="20"/>
-                <w:rtl/>
-                <w:lang w:bidi="ar-IQ"/>
-              </w:rPr>
-              <w:t xml:space="preserve">٦٣</w:t>
-            </w:r>
-          </w:p>
-        </w:tc>
-        <w:tc>
-          <w:tcPr>
-            <w:tcW w:w="339" w:type="pct"/>
-          </w:tcPr>
-          <w:p>
-            <w:pPr>
-              <w:keepNext/>
-              <w:keepLines/>
-              <w:spacing w:after="0"/>
-              <w:rPr>
-                <w:rFonts w:asciiTheme="majorBidi" w:hAnsiTheme="majorBidi" w:cstheme="majorBidi"/>
-                <w:sz w:val="20"/>
-                <w:szCs w:val="20"/>
-                <w:lang w:bidi="ar-IQ"/>
-              </w:rPr>
-            </w:pPr>
-            <w:r>
-              <w:rPr>
-                <w:rFonts w:asciiTheme="majorBidi" w:hAnsiTheme="majorBidi" w:cstheme="majorBidi"/>
-                <w:sz w:val="20"/>
-                <w:szCs w:val="20"/>
-                <w:rtl/>
-                <w:lang w:bidi="ar-IQ"/>
-              </w:rPr>
-              <w:t xml:space="preserve">٢</w:t>
-            </w:r>
-          </w:p>
-        </w:tc>
-        <w:tc>
-          <w:tcPr>
-            <w:tcW w:w="1831" w:type="pct"/>
-          </w:tcPr>
-          <w:p>
-            <w:pPr>
-              <w:keepNext/>
-              <w:keepLines/>
-              <w:spacing w:after="0"/>
-              <w:rPr>
-                <w:rFonts w:asciiTheme="majorBidi" w:hAnsiTheme="majorBidi" w:cstheme="majorBidi"/>
-                <w:sz w:val="20"/>
-                <w:szCs w:val="20"/>
-                <w:lang w:bidi="ar-IQ"/>
-              </w:rPr>
-            </w:pPr>
-            <w:r>
-              <w:rPr>
-                <w:rFonts w:asciiTheme="majorBidi" w:hAnsiTheme="majorBidi" w:cstheme="majorBidi"/>
-                <w:sz w:val="20"/>
-                <w:szCs w:val="20"/>
-                <w:rtl/>
-                <w:lang w:bidi="ar-IQ"/>
-              </w:rPr>
-              <w:t xml:space="preserve">طرق عددية</w:t>
-            </w:r>
-          </w:p>
-        </w:tc>
-        <w:tc>
-          <w:tcPr>
-            <w:tcW w:w="339" w:type="pct"/>
-          </w:tcPr>
-          <w:p>
-            <w:pPr>
-              <w:keepNext/>
-              <w:keepLines/>
-              <w:spacing w:after="0"/>
-              <w:rPr>
-                <w:rFonts w:asciiTheme="majorBidi" w:hAnsiTheme="majorBidi" w:cstheme="majorBidi"/>
-                <w:sz w:val="20"/>
-                <w:szCs w:val="20"/>
-                <w:lang w:bidi="ar-IQ"/>
-              </w:rPr>
-            </w:pPr>
-            <w:r>
-              <w:rPr>
-                <w:rFonts w:asciiTheme="majorBidi" w:hAnsiTheme="majorBidi" w:cstheme="majorBidi"/>
-                <w:sz w:val="20"/>
-                <w:szCs w:val="20"/>
-                <w:rtl/>
-                <w:lang w:bidi="ar-IQ"/>
-              </w:rPr>
-              <w:t xml:space="preserve">٦٧</w:t>
-            </w:r>
-          </w:p>
-        </w:tc>
-        <w:tc>
-          <w:tcPr>
-            <w:tcW w:w="325" w:type="pct"/>
-          </w:tcPr>
-          <w:p>
-            <w:pPr>
-              <w:keepNext/>
-              <w:keepLines/>
-              <w:spacing w:after="0"/>
-              <w:rPr>
-                <w:rFonts w:asciiTheme="majorBidi" w:hAnsiTheme="majorBidi" w:cstheme="majorBidi"/>
-                <w:sz w:val="20"/>
-                <w:szCs w:val="20"/>
-              </w:rPr>
-            </w:pPr>
-            <w:r>
-              <w:rPr>
-                <w:rFonts w:asciiTheme="majorBidi" w:hAnsiTheme="majorBidi" w:cstheme="majorBidi"/>
-                <w:sz w:val="20"/>
-                <w:szCs w:val="20"/>
-                <w:rtl/>
-                <w:lang w:bidi="ar-IQ"/>
-              </w:rPr>
-              <w:t xml:space="preserve">٣</w:t>
-            </w:r>
-          </w:p>
-        </w:tc>
-      </w:tr>
-      <w:tr>
-        <w:trPr>
-          <w:cantSplit/>
-        </w:trPr>
-        <w:tc>
-          <w:tcPr>
-            <w:tcW w:w="1828" w:type="pct"/>
-          </w:tcPr>
-          <w:p>
-            <w:pPr>
-              <w:keepNext/>
-              <w:keepLines/>
-              <w:spacing w:after="0"/>
-              <w:rPr>
-                <w:rFonts w:asciiTheme="majorBidi" w:hAnsiTheme="majorBidi" w:cstheme="majorBidi"/>
-                <w:sz w:val="20"/>
-                <w:szCs w:val="20"/>
-                <w:lang w:bidi="ar-IQ"/>
-              </w:rPr>
-            </w:pPr>
-            <w:r>
-              <w:rPr>
-                <w:rFonts w:asciiTheme="majorBidi" w:hAnsiTheme="majorBidi" w:cstheme="majorBidi"/>
-                <w:sz w:val="20"/>
-                <w:szCs w:val="20"/>
-                <w:rtl/>
-                <w:lang w:bidi="ar-IQ"/>
-              </w:rPr>
-              <w:t xml:space="preserve">الهياكل المتقطعة</w:t>
-            </w:r>
-          </w:p>
-        </w:tc>
-        <w:tc>
-          <w:tcPr>
-            <w:tcW w:w="338" w:type="pct"/>
-          </w:tcPr>
-          <w:p>
-            <w:pPr>
-              <w:keepNext/>
-              <w:keepLines/>
-              <w:spacing w:after="0"/>
-              <w:rPr>
-                <w:rFonts w:asciiTheme="majorBidi" w:hAnsiTheme="majorBidi" w:cstheme="majorBidi"/>
-                <w:sz w:val="20"/>
-                <w:szCs w:val="20"/>
-                <w:lang w:bidi="ar-IQ"/>
-              </w:rPr>
-            </w:pPr>
-            <w:r>
-              <w:rPr>
-                <w:rFonts w:asciiTheme="majorBidi" w:hAnsiTheme="majorBidi" w:cstheme="majorBidi"/>
-                <w:sz w:val="20"/>
-                <w:szCs w:val="20"/>
-                <w:rtl/>
-                <w:lang w:bidi="ar-IQ"/>
-              </w:rPr>
-              <w:t xml:space="preserve">٥٠</w:t>
-            </w:r>
-          </w:p>
-        </w:tc>
-        <w:tc>
-          <w:tcPr>
-            <w:tcW w:w="339" w:type="pct"/>
-          </w:tcPr>
-          <w:p>
-            <w:pPr>
-              <w:keepNext/>
-              <w:keepLines/>
-              <w:spacing w:after="0"/>
-              <w:rPr>
-                <w:rFonts w:asciiTheme="majorBidi" w:hAnsiTheme="majorBidi" w:cstheme="majorBidi"/>
-                <w:sz w:val="20"/>
-                <w:szCs w:val="20"/>
-                <w:lang w:bidi="ar-IQ"/>
-              </w:rPr>
-            </w:pPr>
-            <w:r>
-              <w:rPr>
-                <w:rFonts w:asciiTheme="majorBidi" w:hAnsiTheme="majorBidi" w:cstheme="majorBidi"/>
-                <w:sz w:val="20"/>
-                <w:szCs w:val="20"/>
-                <w:rtl/>
-                <w:lang w:bidi="ar-IQ"/>
-              </w:rPr>
-              <w:t xml:space="preserve">٣</w:t>
-            </w:r>
-          </w:p>
-        </w:tc>
-        <w:tc>
-          <w:tcPr>
-            <w:tcW w:w="1831" w:type="pct"/>
-          </w:tcPr>
-          <w:p>
-            <w:pPr>
-              <w:keepNext/>
-              <w:keepLines/>
-              <w:spacing w:after="0"/>
-              <w:rPr>
-                <w:rFonts w:asciiTheme="majorBidi" w:hAnsiTheme="majorBidi" w:cstheme="majorBidi"/>
-                <w:sz w:val="20"/>
-                <w:szCs w:val="20"/>
-                <w:lang w:bidi="ar-IQ"/>
-              </w:rPr>
-            </w:pPr>
-            <w:r>
-              <w:rPr>
-                <w:rFonts w:asciiTheme="majorBidi" w:hAnsiTheme="majorBidi" w:cstheme="majorBidi"/>
-                <w:sz w:val="20"/>
-                <w:szCs w:val="20"/>
-                <w:rtl/>
-                <w:lang w:bidi="ar-IQ"/>
-              </w:rPr>
-              <w:t xml:space="preserve">معالجات مايكروية ولغة التجميع</w:t>
-            </w:r>
-          </w:p>
-        </w:tc>
-        <w:tc>
-          <w:tcPr>
-            <w:tcW w:w="339" w:type="pct"/>
-          </w:tcPr>
-          <w:p>
-            <w:pPr>
-              <w:keepNext/>
-              <w:keepLines/>
-              <w:spacing w:after="0"/>
-              <w:rPr>
-                <w:rFonts w:asciiTheme="majorBidi" w:hAnsiTheme="majorBidi" w:cstheme="majorBidi"/>
-                <w:sz w:val="20"/>
-                <w:szCs w:val="20"/>
-                <w:lang w:bidi="ar-IQ"/>
-              </w:rPr>
-            </w:pPr>
-            <w:r>
-              <w:rPr>
-                <w:rFonts w:asciiTheme="majorBidi" w:hAnsiTheme="majorBidi" w:cstheme="majorBidi"/>
-                <w:sz w:val="20"/>
-                <w:szCs w:val="20"/>
-                <w:rtl/>
-                <w:lang w:bidi="ar-IQ"/>
-              </w:rPr>
-              <w:t xml:space="preserve">٥٦</w:t>
-            </w:r>
-          </w:p>
-        </w:tc>
-        <w:tc>
-          <w:tcPr>
-            <w:tcW w:w="325" w:type="pct"/>
-          </w:tcPr>
-          <w:p>
-            <w:pPr>
-              <w:keepNext/>
-              <w:keepLines/>
-              <w:spacing w:after="0"/>
-              <w:rPr>
-                <w:rFonts w:asciiTheme="majorBidi" w:hAnsiTheme="majorBidi" w:cstheme="majorBidi"/>
-                <w:sz w:val="20"/>
-                <w:szCs w:val="20"/>
-              </w:rPr>
-            </w:pPr>
-            <w:r>
-              <w:rPr>
-                <w:rFonts w:asciiTheme="majorBidi" w:hAnsiTheme="majorBidi" w:cstheme="majorBidi"/>
-                <w:sz w:val="20"/>
-                <w:szCs w:val="20"/>
-                <w:rtl/>
-                <w:lang w:bidi="ar-IQ"/>
-              </w:rPr>
-              <w:t xml:space="preserve">٣</w:t>
-            </w:r>
-          </w:p>
-        </w:tc>
-      </w:tr>
-      <w:tr>
-        <w:trPr>
-          <w:cantSplit/>
-        </w:trPr>
-        <w:tc>
-          <w:tcPr>
-            <w:tcW w:w="1828" w:type="pct"/>
-          </w:tcPr>
-          <w:p>
-            <w:pPr>
-              <w:keepNext/>
-              <w:keepLines/>
-              <w:spacing w:after="0"/>
-              <w:rPr>
-                <w:rFonts w:asciiTheme="majorBidi" w:hAnsiTheme="majorBidi" w:cstheme="majorBidi"/>
-                <w:sz w:val="20"/>
-                <w:szCs w:val="20"/>
-                <w:lang w:bidi="ar-IQ"/>
-              </w:rPr>
-            </w:pPr>
-            <w:r>
-              <w:rPr>
-                <w:rFonts w:asciiTheme="majorBidi" w:hAnsiTheme="majorBidi" w:cstheme="majorBidi"/>
-                <w:sz w:val="20"/>
-                <w:szCs w:val="20"/>
-                <w:rtl/>
-                <w:lang w:bidi="ar-IQ"/>
-              </w:rPr>
-              <w:t xml:space="preserve">تطبيقات الحاسوب</w:t>
-            </w:r>
-          </w:p>
-        </w:tc>
-        <w:tc>
-          <w:tcPr>
-            <w:tcW w:w="338" w:type="pct"/>
-          </w:tcPr>
-          <w:p>
-            <w:pPr>
-              <w:keepNext/>
-              <w:keepLines/>
-              <w:spacing w:after="0"/>
-              <w:rPr>
-                <w:rFonts w:asciiTheme="majorBidi" w:hAnsiTheme="majorBidi" w:cstheme="majorBidi"/>
-                <w:sz w:val="20"/>
-                <w:szCs w:val="20"/>
-                <w:lang w:bidi="ar-IQ"/>
-              </w:rPr>
-            </w:pPr>
-            <w:r>
-              <w:rPr>
-                <w:rFonts w:asciiTheme="majorBidi" w:hAnsiTheme="majorBidi" w:cstheme="majorBidi"/>
-                <w:sz w:val="20"/>
-                <w:szCs w:val="20"/>
-                <w:rtl/>
-                <w:lang w:bidi="ar-IQ"/>
-              </w:rPr>
-              <w:t xml:space="preserve">٦١</w:t>
-            </w:r>
-          </w:p>
-        </w:tc>
-        <w:tc>
-          <w:tcPr>
-            <w:tcW w:w="339" w:type="pct"/>
-          </w:tcPr>
-          <w:p>
-            <w:pPr>
-              <w:keepNext/>
-              <w:keepLines/>
-              <w:spacing w:after="0"/>
-              <w:rPr>
-                <w:rFonts w:asciiTheme="majorBidi" w:hAnsiTheme="majorBidi" w:cstheme="majorBidi"/>
-                <w:sz w:val="20"/>
-                <w:szCs w:val="20"/>
-                <w:lang w:bidi="ar-IQ"/>
-              </w:rPr>
-            </w:pPr>
-            <w:r>
-              <w:rPr>
-                <w:rFonts w:asciiTheme="majorBidi" w:hAnsiTheme="majorBidi" w:cstheme="majorBidi"/>
-                <w:sz w:val="20"/>
-                <w:szCs w:val="20"/>
-                <w:rtl/>
-                <w:lang w:bidi="ar-IQ"/>
-              </w:rPr>
-              <w:t xml:space="preserve">٢</w:t>
-            </w:r>
-          </w:p>
-        </w:tc>
-        <w:tc>
-          <w:tcPr>
-            <w:tcW w:w="1831" w:type="pct"/>
-          </w:tcPr>
-          <w:p>
-            <w:pPr>
-              <w:keepNext/>
-              <w:keepLines/>
-              <w:spacing w:after="0"/>
-              <w:rPr>
-                <w:rFonts w:asciiTheme="majorBidi" w:hAnsiTheme="majorBidi" w:cstheme="majorBidi"/>
-                <w:sz w:val="20"/>
-                <w:szCs w:val="20"/>
-                <w:lang w:bidi="ar-IQ"/>
-              </w:rPr>
-            </w:pPr>
-            <w:r>
-              <w:rPr>
-                <w:rFonts w:asciiTheme="majorBidi" w:hAnsiTheme="majorBidi" w:cstheme="majorBidi"/>
-                <w:sz w:val="20"/>
-                <w:szCs w:val="20"/>
-                <w:rtl/>
-                <w:lang w:bidi="ar-IQ"/>
-              </w:rPr>
-              <w:t xml:space="preserve">نظرية الاحتمالات و الإحصاء</w:t>
-            </w:r>
-          </w:p>
-        </w:tc>
-        <w:tc>
-          <w:tcPr>
-            <w:tcW w:w="339" w:type="pct"/>
-          </w:tcPr>
-          <w:p>
-            <w:pPr>
-              <w:keepNext/>
-              <w:keepLines/>
-              <w:spacing w:after="0"/>
-              <w:rPr>
-                <w:rFonts w:asciiTheme="majorBidi" w:hAnsiTheme="majorBidi" w:cstheme="majorBidi"/>
-                <w:sz w:val="20"/>
-                <w:szCs w:val="20"/>
-                <w:lang w:bidi="ar-IQ"/>
-              </w:rPr>
-            </w:pPr>
-            <w:r>
-              <w:rPr>
-                <w:rFonts w:asciiTheme="majorBidi" w:hAnsiTheme="majorBidi" w:cstheme="majorBidi"/>
-                <w:sz w:val="20"/>
-                <w:szCs w:val="20"/>
-                <w:rtl/>
-                <w:lang w:bidi="ar-IQ"/>
-              </w:rPr>
-              <w:t xml:space="preserve">٥٠</w:t>
-            </w:r>
-          </w:p>
-        </w:tc>
-        <w:tc>
-          <w:tcPr>
-            <w:tcW w:w="325" w:type="pct"/>
-          </w:tcPr>
-          <w:p>
-            <w:pPr>
-              <w:keepNext/>
-              <w:keepLines/>
-              <w:spacing w:after="0"/>
-              <w:rPr>
-                <w:rFonts w:asciiTheme="majorBidi" w:hAnsiTheme="majorBidi" w:cstheme="majorBidi"/>
-                <w:sz w:val="20"/>
-                <w:szCs w:val="20"/>
-              </w:rPr>
-            </w:pPr>
-            <w:r>
-              <w:rPr>
-                <w:rFonts w:asciiTheme="majorBidi" w:hAnsiTheme="majorBidi" w:cstheme="majorBidi"/>
-                <w:sz w:val="20"/>
-                <w:szCs w:val="20"/>
-                <w:rtl/>
-                <w:lang w:bidi="ar-IQ"/>
-              </w:rPr>
-              <w:t xml:space="preserve">٣</w:t>
-            </w:r>
-          </w:p>
-        </w:tc>
-      </w:tr>
-      <w:tr>
-        <w:trPr>
-          <w:cantSplit/>
-        </w:trPr>
-        <w:tc>
-          <w:tcPr>
-            <w:tcW w:w="1828" w:type="pct"/>
-          </w:tcPr>
-          <w:p>
-            <w:pPr>
-              <w:keepNext/>
-              <w:keepLines/>
-              <w:spacing w:after="0"/>
-              <w:rPr>
-                <w:rFonts w:asciiTheme="majorBidi" w:hAnsiTheme="majorBidi" w:cstheme="majorBidi"/>
-                <w:sz w:val="20"/>
-                <w:szCs w:val="20"/>
-                <w:lang w:bidi="ar-IQ"/>
-              </w:rPr>
-            </w:pPr>
-            <w:r>
-              <w:rPr>
-                <w:rFonts w:asciiTheme="majorBidi" w:hAnsiTheme="majorBidi" w:cstheme="majorBidi"/>
-                <w:sz w:val="20"/>
-                <w:szCs w:val="20"/>
-                <w:rtl/>
-                <w:lang w:bidi="ar-IQ"/>
-              </w:rPr>
-              <w:t xml:space="preserve">مبادئ تكنولوجيا المعلومات</w:t>
-            </w:r>
-          </w:p>
-        </w:tc>
-        <w:tc>
-          <w:tcPr>
-            <w:tcW w:w="338" w:type="pct"/>
-          </w:tcPr>
-          <w:p>
-            <w:pPr>
-              <w:keepNext/>
-              <w:keepLines/>
-              <w:spacing w:after="0"/>
-              <w:rPr>
-                <w:rFonts w:asciiTheme="majorBidi" w:hAnsiTheme="majorBidi" w:cstheme="majorBidi"/>
-                <w:sz w:val="20"/>
-                <w:szCs w:val="20"/>
-                <w:lang w:bidi="ar-IQ"/>
-              </w:rPr>
-            </w:pPr>
-            <w:r>
-              <w:rPr>
-                <w:rFonts w:asciiTheme="majorBidi" w:hAnsiTheme="majorBidi" w:cstheme="majorBidi"/>
-                <w:sz w:val="20"/>
-                <w:szCs w:val="20"/>
-                <w:rtl/>
-                <w:lang w:bidi="ar-IQ"/>
-              </w:rPr>
-              <w:t xml:space="preserve">٥٠</w:t>
-            </w:r>
-          </w:p>
-        </w:tc>
-        <w:tc>
-          <w:tcPr>
-            <w:tcW w:w="339" w:type="pct"/>
-          </w:tcPr>
-          <w:p>
-            <w:pPr>
-              <w:keepNext/>
-              <w:keepLines/>
-              <w:spacing w:after="0"/>
-              <w:rPr>
-                <w:rFonts w:asciiTheme="majorBidi" w:hAnsiTheme="majorBidi" w:cstheme="majorBidi"/>
-                <w:sz w:val="20"/>
-                <w:szCs w:val="20"/>
-                <w:lang w:bidi="ar-IQ"/>
-              </w:rPr>
-            </w:pPr>
-            <w:r>
-              <w:rPr>
-                <w:rFonts w:asciiTheme="majorBidi" w:hAnsiTheme="majorBidi" w:cstheme="majorBidi"/>
-                <w:sz w:val="20"/>
-                <w:szCs w:val="20"/>
-                <w:rtl/>
-                <w:lang w:bidi="ar-IQ"/>
-              </w:rPr>
-              <w:t xml:space="preserve">٣</w:t>
-            </w:r>
-          </w:p>
-        </w:tc>
-        <w:tc>
-          <w:tcPr>
-            <w:tcW w:w="1831" w:type="pct"/>
-          </w:tcPr>
-          <w:p>
-            <w:pPr>
-              <w:keepNext/>
-              <w:keepLines/>
-              <w:spacing w:after="0"/>
-              <w:rPr>
-                <w:rFonts w:asciiTheme="majorBidi" w:hAnsiTheme="majorBidi" w:cstheme="majorBidi"/>
-                <w:sz w:val="20"/>
-                <w:szCs w:val="20"/>
-                <w:lang w:bidi="ar-IQ"/>
-              </w:rPr>
-            </w:pPr>
-            <w:r>
-              <w:rPr>
-                <w:rFonts w:asciiTheme="majorBidi" w:hAnsiTheme="majorBidi" w:cstheme="majorBidi"/>
-                <w:sz w:val="20"/>
-                <w:szCs w:val="20"/>
-                <w:rtl/>
-                <w:lang w:bidi="ar-IQ"/>
-              </w:rPr>
-              <w:t xml:space="preserve"/>
-            </w:r>
-          </w:p>
-        </w:tc>
-        <w:tc>
-          <w:tcPr>
-            <w:tcW w:w="339" w:type="pct"/>
-          </w:tcPr>
-          <w:p>
-            <w:pPr>
-              <w:keepNext/>
-              <w:keepLines/>
-              <w:spacing w:after="0"/>
-              <w:rPr>
-                <w:rFonts w:asciiTheme="majorBidi" w:hAnsiTheme="majorBidi" w:cstheme="majorBidi"/>
-                <w:sz w:val="20"/>
-                <w:szCs w:val="20"/>
-                <w:lang w:bidi="ar-IQ"/>
-              </w:rPr>
-            </w:pPr>
-            <w:r>
-              <w:rPr>
-                <w:rFonts w:asciiTheme="majorBidi" w:hAnsiTheme="majorBidi" w:cstheme="majorBidi"/>
-                <w:sz w:val="20"/>
-                <w:szCs w:val="20"/>
-                <w:rtl/>
-                <w:lang w:bidi="ar-IQ"/>
-              </w:rPr>
-              <w:t xml:space="preserve"/>
-            </w:r>
-          </w:p>
-        </w:tc>
-        <w:tc>
-          <w:tcPr>
-            <w:tcW w:w="325" w:type="pct"/>
-          </w:tcPr>
-          <w:p>
-            <w:pPr>
-              <w:keepNext/>
-              <w:keepLines/>
-              <w:spacing w:after="0"/>
-              <w:rPr>
-                <w:rFonts w:asciiTheme="majorBidi" w:hAnsiTheme="majorBidi" w:cstheme="majorBidi"/>
-                <w:sz w:val="20"/>
-                <w:szCs w:val="20"/>
-              </w:rPr>
-            </w:pPr>
-            <w:r>
-              <w:rPr>
-                <w:rFonts w:asciiTheme="majorBidi" w:hAnsiTheme="majorBidi" w:cstheme="majorBidi"/>
-                <w:sz w:val="20"/>
-                <w:szCs w:val="20"/>
-                <w:rtl/>
-                <w:lang w:bidi="ar-IQ"/>
-              </w:rPr>
-              <w:t xml:space="preserve"/>
             </w:r>
           </w:p>
         </w:tc>
@@ -3445,7 +2413,7 @@
                 <w:rtl/>
                 <w:lang w:bidi="ar-IQ"/>
               </w:rPr>
-              <w:t xml:space="preserve">٢٠١٦-٢٠١٧ - المرحلة ٢</w:t>
+              <w:t xml:space="preserve">٢٠١٦ - المرحلة ٢</w:t>
             </w:r>
           </w:p>
         </w:tc>
@@ -3730,7 +2698,7 @@
                 <w:rtl/>
                 <w:lang w:bidi="ar-IQ"/>
               </w:rPr>
-              <w:t xml:space="preserve">أساسيات الذكاء الاصطناعي</w:t>
+              <w:t xml:space="preserve">البرمجة 2</w:t>
             </w:r>
           </w:p>
         </w:tc>
@@ -3786,7 +2754,7 @@
                 <w:rtl/>
                 <w:lang w:bidi="ar-IQ"/>
               </w:rPr>
-              <w:t xml:space="preserve">٣</w:t>
+              <w:t xml:space="preserve">٤</w:t>
             </w:r>
           </w:p>
         </w:tc>
@@ -3814,7 +2782,7 @@
                 <w:rtl/>
                 <w:lang w:bidi="ar-IQ"/>
               </w:rPr>
-              <w:t xml:space="preserve">أمنية الشبكات</w:t>
+              <w:t xml:space="preserve">طرق عددية</w:t>
             </w:r>
           </w:p>
         </w:tc>
@@ -3842,7 +2810,7 @@
                 <w:rtl/>
                 <w:lang w:bidi="ar-IQ"/>
               </w:rPr>
-              <w:t xml:space="preserve">٨٣</w:t>
+              <w:t xml:space="preserve">٦٧</w:t>
             </w:r>
           </w:p>
         </w:tc>
@@ -3902,7 +2870,7 @@
                 <w:rtl/>
                 <w:lang w:bidi="ar-IQ"/>
               </w:rPr>
-              <w:t xml:space="preserve">أساسيات قواعد البيانات</w:t>
+              <w:t xml:space="preserve">حقوق الإنسان</w:t>
             </w:r>
           </w:p>
         </w:tc>
@@ -3958,90 +2926,90 @@
                 <w:rtl/>
                 <w:lang w:bidi="ar-IQ"/>
               </w:rPr>
+              <w:t xml:space="preserve">١</w:t>
+            </w:r>
+          </w:p>
+        </w:tc>
+        <w:tc>
+          <w:tcPr>
+            <w:tcW w:w="1831" w:type="pct"/>
+          </w:tcPr>
+          <w:p>
+            <w:pPr>
+              <w:keepNext/>
+              <w:keepLines/>
+              <w:spacing w:after="0"/>
+              <w:rPr>
+                <w:rFonts w:asciiTheme="majorBidi" w:hAnsiTheme="majorBidi" w:cstheme="majorBidi"/>
+                <w:sz w:val="20"/>
+                <w:szCs w:val="20"/>
+                <w:lang w:bidi="ar-IQ"/>
+              </w:rPr>
+            </w:pPr>
+            <w:r>
+              <w:rPr>
+                <w:rFonts w:asciiTheme="majorBidi" w:hAnsiTheme="majorBidi" w:cstheme="majorBidi"/>
+                <w:sz w:val="20"/>
+                <w:szCs w:val="20"/>
+                <w:rtl/>
+                <w:lang w:bidi="ar-IQ"/>
+              </w:rPr>
+              <w:t xml:space="preserve">معالجات مايكروية ولغة التجميع</w:t>
+            </w:r>
+          </w:p>
+        </w:tc>
+        <w:tc>
+          <w:tcPr>
+            <w:tcW w:w="339" w:type="pct"/>
+          </w:tcPr>
+          <w:p>
+            <w:pPr>
+              <w:keepNext/>
+              <w:keepLines/>
+              <w:spacing w:after="0"/>
+              <w:rPr>
+                <w:rFonts w:asciiTheme="majorBidi" w:hAnsiTheme="majorBidi" w:cstheme="majorBidi"/>
+                <w:sz w:val="20"/>
+                <w:szCs w:val="20"/>
+                <w:lang w:bidi="ar-IQ"/>
+              </w:rPr>
+            </w:pPr>
+            <w:r>
+              <w:rPr>
+                <w:rFonts w:asciiTheme="majorBidi" w:hAnsiTheme="majorBidi" w:cstheme="majorBidi"/>
+                <w:sz w:val="20"/>
+                <w:szCs w:val="20"/>
+                <w:rtl/>
+                <w:lang w:bidi="ar-IQ"/>
+              </w:rPr>
+              <w:t xml:space="preserve">٥٦</w:t>
+            </w:r>
+          </w:p>
+        </w:tc>
+        <w:tc>
+          <w:tcPr>
+            <w:tcW w:w="325" w:type="pct"/>
+          </w:tcPr>
+          <w:p>
+            <w:pPr>
+              <w:keepNext/>
+              <w:keepLines/>
+              <w:spacing w:after="0"/>
+              <w:rPr>
+                <w:rFonts w:asciiTheme="majorBidi" w:hAnsiTheme="majorBidi" w:cstheme="majorBidi"/>
+                <w:sz w:val="20"/>
+                <w:szCs w:val="20"/>
+              </w:rPr>
+            </w:pPr>
+            <w:r>
+              <w:rPr>
+                <w:rFonts w:asciiTheme="majorBidi" w:hAnsiTheme="majorBidi" w:cstheme="majorBidi"/>
+                <w:sz w:val="20"/>
+                <w:szCs w:val="20"/>
+                <w:rtl/>
+                <w:lang w:bidi="ar-IQ"/>
+              </w:rPr>
               <w:t xml:space="preserve">٣</w:t>
-            </w:r>
-          </w:p>
-        </w:tc>
-        <w:tc>
-          <w:tcPr>
-            <w:tcW w:w="1831" w:type="pct"/>
-          </w:tcPr>
-          <w:p>
-            <w:pPr>
-              <w:keepNext/>
-              <w:keepLines/>
-              <w:spacing w:after="0"/>
-              <w:rPr>
-                <w:rFonts w:asciiTheme="majorBidi" w:hAnsiTheme="majorBidi" w:cstheme="majorBidi"/>
-                <w:sz w:val="20"/>
-                <w:szCs w:val="20"/>
-                <w:lang w:bidi="ar-IQ"/>
-              </w:rPr>
-            </w:pPr>
-            <w:r>
-              <w:rPr>
-                <w:rFonts w:asciiTheme="majorBidi" w:hAnsiTheme="majorBidi" w:cstheme="majorBidi"/>
-                <w:sz w:val="20"/>
-                <w:szCs w:val="20"/>
-                <w:rtl/>
-                <w:lang w:bidi="ar-IQ"/>
-              </w:rPr>
-              <w:t xml:space="preserve">الأعمال الالكترونية</w:t>
-            </w:r>
-          </w:p>
-        </w:tc>
-        <w:tc>
-          <w:tcPr>
-            <w:tcW w:w="339" w:type="pct"/>
-          </w:tcPr>
-          <w:p>
-            <w:pPr>
-              <w:keepNext/>
-              <w:keepLines/>
-              <w:spacing w:after="0"/>
-              <w:rPr>
-                <w:rFonts w:asciiTheme="majorBidi" w:hAnsiTheme="majorBidi" w:cstheme="majorBidi"/>
-                <w:sz w:val="20"/>
-                <w:szCs w:val="20"/>
-                <w:lang w:bidi="ar-IQ"/>
-              </w:rPr>
-            </w:pPr>
-            <w:r>
-              <w:rPr>
-                <w:rFonts w:asciiTheme="majorBidi" w:hAnsiTheme="majorBidi" w:cstheme="majorBidi"/>
-                <w:sz w:val="20"/>
-                <w:szCs w:val="20"/>
-                <w:rtl/>
-                <w:lang w:bidi="ar-IQ"/>
-              </w:rPr>
-              <w:t xml:space="preserve">٥٣</w:t>
-            </w:r>
-          </w:p>
-        </w:tc>
-        <w:tc>
-          <w:tcPr>
-            <w:tcW w:w="325" w:type="pct"/>
-          </w:tcPr>
-          <w:p>
-            <w:pPr>
-              <w:keepNext/>
-              <w:keepLines/>
-              <w:spacing w:after="0"/>
-              <w:rPr>
-                <w:rFonts w:asciiTheme="majorBidi" w:hAnsiTheme="majorBidi" w:cstheme="majorBidi"/>
-                <w:sz w:val="20"/>
-                <w:szCs w:val="20"/>
-              </w:rPr>
-            </w:pPr>
-            <w:r>
-              <w:rPr>
-                <w:rFonts w:asciiTheme="majorBidi" w:hAnsiTheme="majorBidi" w:cstheme="majorBidi"/>
-                <w:sz w:val="20"/>
-                <w:szCs w:val="20"/>
-                <w:rtl/>
-                <w:lang w:bidi="ar-IQ"/>
-              </w:rPr>
-              <w:t xml:space="preserve">٢</w:t>
             </w:r>
           </w:p>
         </w:tc>
@@ -4074,7 +3042,7 @@
                 <w:rtl/>
                 <w:lang w:bidi="ar-IQ"/>
               </w:rPr>
-              <w:t xml:space="preserve">البرمجة كائنية التوجه</w:t>
+              <w:t xml:space="preserve"/>
             </w:r>
           </w:p>
         </w:tc>
@@ -4102,7 +3070,7 @@
                 <w:rtl/>
                 <w:lang w:bidi="ar-IQ"/>
               </w:rPr>
-              <w:t xml:space="preserve">٦٦</w:t>
+              <w:t xml:space="preserve"/>
             </w:r>
           </w:p>
         </w:tc>
@@ -4130,1982 +3098,90 @@
                 <w:rtl/>
                 <w:lang w:bidi="ar-IQ"/>
               </w:rPr>
+              <w:t xml:space="preserve"/>
+            </w:r>
+          </w:p>
+        </w:tc>
+        <w:tc>
+          <w:tcPr>
+            <w:tcW w:w="1831" w:type="pct"/>
+          </w:tcPr>
+          <w:p>
+            <w:pPr>
+              <w:keepNext/>
+              <w:keepLines/>
+              <w:spacing w:after="0"/>
+              <w:rPr>
+                <w:rFonts w:asciiTheme="majorBidi" w:hAnsiTheme="majorBidi" w:cstheme="majorBidi"/>
+                <w:sz w:val="20"/>
+                <w:szCs w:val="20"/>
+                <w:lang w:bidi="ar-IQ"/>
+              </w:rPr>
+            </w:pPr>
+            <w:r>
+              <w:rPr>
+                <w:rFonts w:asciiTheme="majorBidi" w:hAnsiTheme="majorBidi" w:cstheme="majorBidi"/>
+                <w:sz w:val="20"/>
+                <w:szCs w:val="20"/>
+                <w:rtl/>
+                <w:lang w:bidi="ar-IQ"/>
+              </w:rPr>
+              <w:t xml:space="preserve">نظرية الاحتمالات و الإحصاء</w:t>
+            </w:r>
+          </w:p>
+        </w:tc>
+        <w:tc>
+          <w:tcPr>
+            <w:tcW w:w="339" w:type="pct"/>
+          </w:tcPr>
+          <w:p>
+            <w:pPr>
+              <w:keepNext/>
+              <w:keepLines/>
+              <w:spacing w:after="0"/>
+              <w:rPr>
+                <w:rFonts w:asciiTheme="majorBidi" w:hAnsiTheme="majorBidi" w:cstheme="majorBidi"/>
+                <w:sz w:val="20"/>
+                <w:szCs w:val="20"/>
+                <w:lang w:bidi="ar-IQ"/>
+              </w:rPr>
+            </w:pPr>
+            <w:r>
+              <w:rPr>
+                <w:rFonts w:asciiTheme="majorBidi" w:hAnsiTheme="majorBidi" w:cstheme="majorBidi"/>
+                <w:sz w:val="20"/>
+                <w:szCs w:val="20"/>
+                <w:rtl/>
+                <w:lang w:bidi="ar-IQ"/>
+              </w:rPr>
+              <w:t xml:space="preserve">٥٠</w:t>
+            </w:r>
+          </w:p>
+        </w:tc>
+        <w:tc>
+          <w:tcPr>
+            <w:tcW w:w="325" w:type="pct"/>
+          </w:tcPr>
+          <w:p>
+            <w:pPr>
+              <w:keepNext/>
+              <w:keepLines/>
+              <w:spacing w:after="0"/>
+              <w:rPr>
+                <w:rFonts w:asciiTheme="majorBidi" w:hAnsiTheme="majorBidi" w:cstheme="majorBidi"/>
+                <w:sz w:val="20"/>
+                <w:szCs w:val="20"/>
+              </w:rPr>
+            </w:pPr>
+            <w:r>
+              <w:rPr>
+                <w:rFonts w:asciiTheme="majorBidi" w:hAnsiTheme="majorBidi" w:cstheme="majorBidi"/>
+                <w:sz w:val="20"/>
+                <w:szCs w:val="20"/>
+                <w:rtl/>
+                <w:lang w:bidi="ar-IQ"/>
+              </w:rPr>
               <w:t xml:space="preserve">٣</w:t>
-            </w:r>
-          </w:p>
-        </w:tc>
-        <w:tc>
-          <w:tcPr>
-            <w:tcW w:w="1831" w:type="pct"/>
-          </w:tcPr>
-          <w:p>
-            <w:pPr>
-              <w:keepNext/>
-              <w:keepLines/>
-              <w:spacing w:after="0"/>
-              <w:rPr>
-                <w:rFonts w:asciiTheme="majorBidi" w:hAnsiTheme="majorBidi" w:cstheme="majorBidi"/>
-                <w:sz w:val="20"/>
-                <w:szCs w:val="20"/>
-                <w:lang w:bidi="ar-IQ"/>
-              </w:rPr>
-            </w:pPr>
-            <w:r>
-              <w:rPr>
-                <w:rFonts w:asciiTheme="majorBidi" w:hAnsiTheme="majorBidi" w:cstheme="majorBidi"/>
-                <w:sz w:val="20"/>
-                <w:szCs w:val="20"/>
-                <w:rtl/>
-                <w:lang w:bidi="ar-IQ"/>
-              </w:rPr>
-              <w:t xml:space="preserve">التمثيل المرئي للبيانات</w:t>
-            </w:r>
-          </w:p>
-        </w:tc>
-        <w:tc>
-          <w:tcPr>
-            <w:tcW w:w="339" w:type="pct"/>
-          </w:tcPr>
-          <w:p>
-            <w:pPr>
-              <w:keepNext/>
-              <w:keepLines/>
-              <w:spacing w:after="0"/>
-              <w:rPr>
-                <w:rFonts w:asciiTheme="majorBidi" w:hAnsiTheme="majorBidi" w:cstheme="majorBidi"/>
-                <w:sz w:val="20"/>
-                <w:szCs w:val="20"/>
-                <w:lang w:bidi="ar-IQ"/>
-              </w:rPr>
-            </w:pPr>
-            <w:r>
-              <w:rPr>
-                <w:rFonts w:asciiTheme="majorBidi" w:hAnsiTheme="majorBidi" w:cstheme="majorBidi"/>
-                <w:sz w:val="20"/>
-                <w:szCs w:val="20"/>
-                <w:rtl/>
-                <w:lang w:bidi="ar-IQ"/>
-              </w:rPr>
-              <w:t xml:space="preserve">٧٦</w:t>
-            </w:r>
-          </w:p>
-        </w:tc>
-        <w:tc>
-          <w:tcPr>
-            <w:tcW w:w="325" w:type="pct"/>
-          </w:tcPr>
-          <w:p>
-            <w:pPr>
-              <w:keepNext/>
-              <w:keepLines/>
-              <w:spacing w:after="0"/>
-              <w:rPr>
-                <w:rFonts w:asciiTheme="majorBidi" w:hAnsiTheme="majorBidi" w:cstheme="majorBidi"/>
-                <w:sz w:val="20"/>
-                <w:szCs w:val="20"/>
-              </w:rPr>
-            </w:pPr>
-            <w:r>
-              <w:rPr>
-                <w:rFonts w:asciiTheme="majorBidi" w:hAnsiTheme="majorBidi" w:cstheme="majorBidi"/>
-                <w:sz w:val="20"/>
-                <w:szCs w:val="20"/>
-                <w:rtl/>
-                <w:lang w:bidi="ar-IQ"/>
-              </w:rPr>
-              <w:t xml:space="preserve">٣</w:t>
-            </w:r>
-          </w:p>
-        </w:tc>
-      </w:tr>
-      <w:tr>
-        <w:trPr>
-          <w:cantSplit/>
-        </w:trPr>
-        <w:tc>
-          <w:tcPr>
-            <w:tcW w:w="1828" w:type="pct"/>
-          </w:tcPr>
-          <w:p>
-            <w:pPr>
-              <w:keepNext/>
-              <w:keepLines/>
-              <w:spacing w:after="0"/>
-              <w:rPr>
-                <w:rFonts w:asciiTheme="majorBidi" w:hAnsiTheme="majorBidi" w:cstheme="majorBidi"/>
-                <w:sz w:val="20"/>
-                <w:szCs w:val="20"/>
-                <w:lang w:bidi="ar-IQ"/>
-              </w:rPr>
-            </w:pPr>
-            <w:r>
-              <w:rPr>
-                <w:rFonts w:asciiTheme="majorBidi" w:hAnsiTheme="majorBidi" w:cstheme="majorBidi"/>
-                <w:sz w:val="20"/>
-                <w:szCs w:val="20"/>
-                <w:rtl/>
-                <w:lang w:bidi="ar-IQ"/>
-              </w:rPr>
-              <w:t xml:space="preserve">الفلسفة</w:t>
-            </w:r>
-          </w:p>
-        </w:tc>
-        <w:tc>
-          <w:tcPr>
-            <w:tcW w:w="338" w:type="pct"/>
-          </w:tcPr>
-          <w:p>
-            <w:pPr>
-              <w:keepNext/>
-              <w:keepLines/>
-              <w:spacing w:after="0"/>
-              <w:rPr>
-                <w:rFonts w:asciiTheme="majorBidi" w:hAnsiTheme="majorBidi" w:cstheme="majorBidi"/>
-                <w:sz w:val="20"/>
-                <w:szCs w:val="20"/>
-                <w:lang w:bidi="ar-IQ"/>
-              </w:rPr>
-            </w:pPr>
-            <w:r>
-              <w:rPr>
-                <w:rFonts w:asciiTheme="majorBidi" w:hAnsiTheme="majorBidi" w:cstheme="majorBidi"/>
-                <w:sz w:val="20"/>
-                <w:szCs w:val="20"/>
-                <w:rtl/>
-                <w:lang w:bidi="ar-IQ"/>
-              </w:rPr>
-              <w:t xml:space="preserve">٥٩</w:t>
-            </w:r>
-          </w:p>
-        </w:tc>
-        <w:tc>
-          <w:tcPr>
-            <w:tcW w:w="339" w:type="pct"/>
-          </w:tcPr>
-          <w:p>
-            <w:pPr>
-              <w:keepNext/>
-              <w:keepLines/>
-              <w:spacing w:after="0"/>
-              <w:rPr>
-                <w:rFonts w:asciiTheme="majorBidi" w:hAnsiTheme="majorBidi" w:cstheme="majorBidi"/>
-                <w:sz w:val="20"/>
-                <w:szCs w:val="20"/>
-                <w:lang w:bidi="ar-IQ"/>
-              </w:rPr>
-            </w:pPr>
-            <w:r>
-              <w:rPr>
-                <w:rFonts w:asciiTheme="majorBidi" w:hAnsiTheme="majorBidi" w:cstheme="majorBidi"/>
-                <w:sz w:val="20"/>
-                <w:szCs w:val="20"/>
-                <w:rtl/>
-                <w:lang w:bidi="ar-IQ"/>
-              </w:rPr>
-              <w:t xml:space="preserve">٢</w:t>
-            </w:r>
-          </w:p>
-        </w:tc>
-        <w:tc>
-          <w:tcPr>
-            <w:tcW w:w="1831" w:type="pct"/>
-          </w:tcPr>
-          <w:p>
-            <w:pPr>
-              <w:keepNext/>
-              <w:keepLines/>
-              <w:spacing w:after="0"/>
-              <w:rPr>
-                <w:rFonts w:asciiTheme="majorBidi" w:hAnsiTheme="majorBidi" w:cstheme="majorBidi"/>
-                <w:sz w:val="20"/>
-                <w:szCs w:val="20"/>
-                <w:lang w:bidi="ar-IQ"/>
-              </w:rPr>
-            </w:pPr>
-            <w:r>
-              <w:rPr>
-                <w:rFonts w:asciiTheme="majorBidi" w:hAnsiTheme="majorBidi" w:cstheme="majorBidi"/>
-                <w:sz w:val="20"/>
-                <w:szCs w:val="20"/>
-                <w:rtl/>
-                <w:lang w:bidi="ar-IQ"/>
-              </w:rPr>
-              <w:t xml:space="preserve">التنقيب عن البيانات</w:t>
-            </w:r>
-          </w:p>
-        </w:tc>
-        <w:tc>
-          <w:tcPr>
-            <w:tcW w:w="339" w:type="pct"/>
-          </w:tcPr>
-          <w:p>
-            <w:pPr>
-              <w:keepNext/>
-              <w:keepLines/>
-              <w:spacing w:after="0"/>
-              <w:rPr>
-                <w:rFonts w:asciiTheme="majorBidi" w:hAnsiTheme="majorBidi" w:cstheme="majorBidi"/>
-                <w:sz w:val="20"/>
-                <w:szCs w:val="20"/>
-                <w:lang w:bidi="ar-IQ"/>
-              </w:rPr>
-            </w:pPr>
-            <w:r>
-              <w:rPr>
-                <w:rFonts w:asciiTheme="majorBidi" w:hAnsiTheme="majorBidi" w:cstheme="majorBidi"/>
-                <w:sz w:val="20"/>
-                <w:szCs w:val="20"/>
-                <w:rtl/>
-                <w:lang w:bidi="ar-IQ"/>
-              </w:rPr>
-              <w:t xml:space="preserve">٥٠</w:t>
-            </w:r>
-          </w:p>
-        </w:tc>
-        <w:tc>
-          <w:tcPr>
-            <w:tcW w:w="325" w:type="pct"/>
-          </w:tcPr>
-          <w:p>
-            <w:pPr>
-              <w:keepNext/>
-              <w:keepLines/>
-              <w:spacing w:after="0"/>
-              <w:rPr>
-                <w:rFonts w:asciiTheme="majorBidi" w:hAnsiTheme="majorBidi" w:cstheme="majorBidi"/>
-                <w:sz w:val="20"/>
-                <w:szCs w:val="20"/>
-              </w:rPr>
-            </w:pPr>
-            <w:r>
-              <w:rPr>
-                <w:rFonts w:asciiTheme="majorBidi" w:hAnsiTheme="majorBidi" w:cstheme="majorBidi"/>
-                <w:sz w:val="20"/>
-                <w:szCs w:val="20"/>
-                <w:rtl/>
-                <w:lang w:bidi="ar-IQ"/>
-              </w:rPr>
-              <w:t xml:space="preserve">٢</w:t>
-            </w:r>
-          </w:p>
-        </w:tc>
-      </w:tr>
-      <w:tr>
-        <w:trPr>
-          <w:cantSplit/>
-        </w:trPr>
-        <w:tc>
-          <w:tcPr>
-            <w:tcW w:w="1828" w:type="pct"/>
-          </w:tcPr>
-          <w:p>
-            <w:pPr>
-              <w:keepNext/>
-              <w:keepLines/>
-              <w:spacing w:after="0"/>
-              <w:rPr>
-                <w:rFonts w:asciiTheme="majorBidi" w:hAnsiTheme="majorBidi" w:cstheme="majorBidi"/>
-                <w:sz w:val="20"/>
-                <w:szCs w:val="20"/>
-                <w:lang w:bidi="ar-IQ"/>
-              </w:rPr>
-            </w:pPr>
-            <w:r>
-              <w:rPr>
-                <w:rFonts w:asciiTheme="majorBidi" w:hAnsiTheme="majorBidi" w:cstheme="majorBidi"/>
-                <w:sz w:val="20"/>
-                <w:szCs w:val="20"/>
-                <w:rtl/>
-                <w:lang w:bidi="ar-IQ"/>
-              </w:rPr>
-              <w:t xml:space="preserve">المترجمات</w:t>
-            </w:r>
-          </w:p>
-        </w:tc>
-        <w:tc>
-          <w:tcPr>
-            <w:tcW w:w="338" w:type="pct"/>
-          </w:tcPr>
-          <w:p>
-            <w:pPr>
-              <w:keepNext/>
-              <w:keepLines/>
-              <w:spacing w:after="0"/>
-              <w:rPr>
-                <w:rFonts w:asciiTheme="majorBidi" w:hAnsiTheme="majorBidi" w:cstheme="majorBidi"/>
-                <w:sz w:val="20"/>
-                <w:szCs w:val="20"/>
-                <w:lang w:bidi="ar-IQ"/>
-              </w:rPr>
-            </w:pPr>
-            <w:r>
-              <w:rPr>
-                <w:rFonts w:asciiTheme="majorBidi" w:hAnsiTheme="majorBidi" w:cstheme="majorBidi"/>
-                <w:sz w:val="20"/>
-                <w:szCs w:val="20"/>
-                <w:rtl/>
-                <w:lang w:bidi="ar-IQ"/>
-              </w:rPr>
-              <w:t xml:space="preserve">٥٨</w:t>
-            </w:r>
-          </w:p>
-        </w:tc>
-        <w:tc>
-          <w:tcPr>
-            <w:tcW w:w="339" w:type="pct"/>
-          </w:tcPr>
-          <w:p>
-            <w:pPr>
-              <w:keepNext/>
-              <w:keepLines/>
-              <w:spacing w:after="0"/>
-              <w:rPr>
-                <w:rFonts w:asciiTheme="majorBidi" w:hAnsiTheme="majorBidi" w:cstheme="majorBidi"/>
-                <w:sz w:val="20"/>
-                <w:szCs w:val="20"/>
-                <w:lang w:bidi="ar-IQ"/>
-              </w:rPr>
-            </w:pPr>
-            <w:r>
-              <w:rPr>
-                <w:rFonts w:asciiTheme="majorBidi" w:hAnsiTheme="majorBidi" w:cstheme="majorBidi"/>
-                <w:sz w:val="20"/>
-                <w:szCs w:val="20"/>
-                <w:rtl/>
-                <w:lang w:bidi="ar-IQ"/>
-              </w:rPr>
-              <w:t xml:space="preserve">٤</w:t>
-            </w:r>
-          </w:p>
-        </w:tc>
-        <w:tc>
-          <w:tcPr>
-            <w:tcW w:w="1831" w:type="pct"/>
-          </w:tcPr>
-          <w:p>
-            <w:pPr>
-              <w:keepNext/>
-              <w:keepLines/>
-              <w:spacing w:after="0"/>
-              <w:rPr>
-                <w:rFonts w:asciiTheme="majorBidi" w:hAnsiTheme="majorBidi" w:cstheme="majorBidi"/>
-                <w:sz w:val="20"/>
-                <w:szCs w:val="20"/>
-                <w:lang w:bidi="ar-IQ"/>
-              </w:rPr>
-            </w:pPr>
-            <w:r>
-              <w:rPr>
-                <w:rFonts w:asciiTheme="majorBidi" w:hAnsiTheme="majorBidi" w:cstheme="majorBidi"/>
-                <w:sz w:val="20"/>
-                <w:szCs w:val="20"/>
-                <w:rtl/>
-                <w:lang w:bidi="ar-IQ"/>
-              </w:rPr>
-              <w:t xml:space="preserve">الذكاء الحاسوبي</w:t>
-            </w:r>
-          </w:p>
-        </w:tc>
-        <w:tc>
-          <w:tcPr>
-            <w:tcW w:w="339" w:type="pct"/>
-          </w:tcPr>
-          <w:p>
-            <w:pPr>
-              <w:keepNext/>
-              <w:keepLines/>
-              <w:spacing w:after="0"/>
-              <w:rPr>
-                <w:rFonts w:asciiTheme="majorBidi" w:hAnsiTheme="majorBidi" w:cstheme="majorBidi"/>
-                <w:sz w:val="20"/>
-                <w:szCs w:val="20"/>
-                <w:lang w:bidi="ar-IQ"/>
-              </w:rPr>
-            </w:pPr>
-            <w:r>
-              <w:rPr>
-                <w:rFonts w:asciiTheme="majorBidi" w:hAnsiTheme="majorBidi" w:cstheme="majorBidi"/>
-                <w:sz w:val="20"/>
-                <w:szCs w:val="20"/>
-                <w:rtl/>
-                <w:lang w:bidi="ar-IQ"/>
-              </w:rPr>
-              <w:t xml:space="preserve">٦٨</w:t>
-            </w:r>
-          </w:p>
-        </w:tc>
-        <w:tc>
-          <w:tcPr>
-            <w:tcW w:w="325" w:type="pct"/>
-          </w:tcPr>
-          <w:p>
-            <w:pPr>
-              <w:keepNext/>
-              <w:keepLines/>
-              <w:spacing w:after="0"/>
-              <w:rPr>
-                <w:rFonts w:asciiTheme="majorBidi" w:hAnsiTheme="majorBidi" w:cstheme="majorBidi"/>
-                <w:sz w:val="20"/>
-                <w:szCs w:val="20"/>
-              </w:rPr>
-            </w:pPr>
-            <w:r>
-              <w:rPr>
-                <w:rFonts w:asciiTheme="majorBidi" w:hAnsiTheme="majorBidi" w:cstheme="majorBidi"/>
-                <w:sz w:val="20"/>
-                <w:szCs w:val="20"/>
-                <w:rtl/>
-                <w:lang w:bidi="ar-IQ"/>
-              </w:rPr>
-              <w:t xml:space="preserve">٣</w:t>
-            </w:r>
-          </w:p>
-        </w:tc>
-      </w:tr>
-      <w:tr>
-        <w:trPr>
-          <w:cantSplit/>
-        </w:trPr>
-        <w:tc>
-          <w:tcPr>
-            <w:tcW w:w="1828" w:type="pct"/>
-          </w:tcPr>
-          <w:p>
-            <w:pPr>
-              <w:keepNext/>
-              <w:keepLines/>
-              <w:spacing w:after="0"/>
-              <w:rPr>
-                <w:rFonts w:asciiTheme="majorBidi" w:hAnsiTheme="majorBidi" w:cstheme="majorBidi"/>
-                <w:sz w:val="20"/>
-                <w:szCs w:val="20"/>
-                <w:lang w:bidi="ar-IQ"/>
-              </w:rPr>
-            </w:pPr>
-            <w:r>
-              <w:rPr>
-                <w:rFonts w:asciiTheme="majorBidi" w:hAnsiTheme="majorBidi" w:cstheme="majorBidi"/>
-                <w:sz w:val="20"/>
-                <w:szCs w:val="20"/>
-                <w:rtl/>
-                <w:lang w:bidi="ar-IQ"/>
-              </w:rPr>
-              <w:t xml:space="preserve">النمذجة و المحاكاة في الحاسوب</w:t>
-            </w:r>
-          </w:p>
-        </w:tc>
-        <w:tc>
-          <w:tcPr>
-            <w:tcW w:w="338" w:type="pct"/>
-          </w:tcPr>
-          <w:p>
-            <w:pPr>
-              <w:keepNext/>
-              <w:keepLines/>
-              <w:spacing w:after="0"/>
-              <w:rPr>
-                <w:rFonts w:asciiTheme="majorBidi" w:hAnsiTheme="majorBidi" w:cstheme="majorBidi"/>
-                <w:sz w:val="20"/>
-                <w:szCs w:val="20"/>
-                <w:lang w:bidi="ar-IQ"/>
-              </w:rPr>
-            </w:pPr>
-            <w:r>
-              <w:rPr>
-                <w:rFonts w:asciiTheme="majorBidi" w:hAnsiTheme="majorBidi" w:cstheme="majorBidi"/>
-                <w:sz w:val="20"/>
-                <w:szCs w:val="20"/>
-                <w:rtl/>
-                <w:lang w:bidi="ar-IQ"/>
-              </w:rPr>
-              <w:t xml:space="preserve">٧٨</w:t>
-            </w:r>
-          </w:p>
-        </w:tc>
-        <w:tc>
-          <w:tcPr>
-            <w:tcW w:w="339" w:type="pct"/>
-          </w:tcPr>
-          <w:p>
-            <w:pPr>
-              <w:keepNext/>
-              <w:keepLines/>
-              <w:spacing w:after="0"/>
-              <w:rPr>
-                <w:rFonts w:asciiTheme="majorBidi" w:hAnsiTheme="majorBidi" w:cstheme="majorBidi"/>
-                <w:sz w:val="20"/>
-                <w:szCs w:val="20"/>
-                <w:lang w:bidi="ar-IQ"/>
-              </w:rPr>
-            </w:pPr>
-            <w:r>
-              <w:rPr>
-                <w:rFonts w:asciiTheme="majorBidi" w:hAnsiTheme="majorBidi" w:cstheme="majorBidi"/>
-                <w:sz w:val="20"/>
-                <w:szCs w:val="20"/>
-                <w:rtl/>
-                <w:lang w:bidi="ar-IQ"/>
-              </w:rPr>
-              <w:t xml:space="preserve">٣</w:t>
-            </w:r>
-          </w:p>
-        </w:tc>
-        <w:tc>
-          <w:tcPr>
-            <w:tcW w:w="1831" w:type="pct"/>
-          </w:tcPr>
-          <w:p>
-            <w:pPr>
-              <w:keepNext/>
-              <w:keepLines/>
-              <w:spacing w:after="0"/>
-              <w:rPr>
-                <w:rFonts w:asciiTheme="majorBidi" w:hAnsiTheme="majorBidi" w:cstheme="majorBidi"/>
-                <w:sz w:val="20"/>
-                <w:szCs w:val="20"/>
-                <w:lang w:bidi="ar-IQ"/>
-              </w:rPr>
-            </w:pPr>
-            <w:r>
-              <w:rPr>
-                <w:rFonts w:asciiTheme="majorBidi" w:hAnsiTheme="majorBidi" w:cstheme="majorBidi"/>
-                <w:sz w:val="20"/>
-                <w:szCs w:val="20"/>
-                <w:rtl/>
-                <w:lang w:bidi="ar-IQ"/>
-              </w:rPr>
-              <w:t xml:space="preserve">المشروع 1</w:t>
-            </w:r>
-          </w:p>
-        </w:tc>
-        <w:tc>
-          <w:tcPr>
-            <w:tcW w:w="339" w:type="pct"/>
-          </w:tcPr>
-          <w:p>
-            <w:pPr>
-              <w:keepNext/>
-              <w:keepLines/>
-              <w:spacing w:after="0"/>
-              <w:rPr>
-                <w:rFonts w:asciiTheme="majorBidi" w:hAnsiTheme="majorBidi" w:cstheme="majorBidi"/>
-                <w:sz w:val="20"/>
-                <w:szCs w:val="20"/>
-                <w:lang w:bidi="ar-IQ"/>
-              </w:rPr>
-            </w:pPr>
-            <w:r>
-              <w:rPr>
-                <w:rFonts w:asciiTheme="majorBidi" w:hAnsiTheme="majorBidi" w:cstheme="majorBidi"/>
-                <w:sz w:val="20"/>
-                <w:szCs w:val="20"/>
-                <w:rtl/>
-                <w:lang w:bidi="ar-IQ"/>
-              </w:rPr>
-              <w:t xml:space="preserve">٨٩</w:t>
-            </w:r>
-          </w:p>
-        </w:tc>
-        <w:tc>
-          <w:tcPr>
-            <w:tcW w:w="325" w:type="pct"/>
-          </w:tcPr>
-          <w:p>
-            <w:pPr>
-              <w:keepNext/>
-              <w:keepLines/>
-              <w:spacing w:after="0"/>
-              <w:rPr>
-                <w:rFonts w:asciiTheme="majorBidi" w:hAnsiTheme="majorBidi" w:cstheme="majorBidi"/>
-                <w:sz w:val="20"/>
-                <w:szCs w:val="20"/>
-              </w:rPr>
-            </w:pPr>
-            <w:r>
-              <w:rPr>
-                <w:rFonts w:asciiTheme="majorBidi" w:hAnsiTheme="majorBidi" w:cstheme="majorBidi"/>
-                <w:sz w:val="20"/>
-                <w:szCs w:val="20"/>
-                <w:rtl/>
-                <w:lang w:bidi="ar-IQ"/>
-              </w:rPr>
-              <w:t xml:space="preserve">٢</w:t>
-            </w:r>
-          </w:p>
-        </w:tc>
-      </w:tr>
-      <w:tr>
-        <w:trPr>
-          <w:cantSplit/>
-        </w:trPr>
-        <w:tc>
-          <w:tcPr>
-            <w:tcW w:w="1828" w:type="pct"/>
-          </w:tcPr>
-          <w:p>
-            <w:pPr>
-              <w:keepNext/>
-              <w:keepLines/>
-              <w:spacing w:after="0"/>
-              <w:rPr>
-                <w:rFonts w:asciiTheme="majorBidi" w:hAnsiTheme="majorBidi" w:cstheme="majorBidi"/>
-                <w:sz w:val="20"/>
-                <w:szCs w:val="20"/>
-                <w:lang w:bidi="ar-IQ"/>
-              </w:rPr>
-            </w:pPr>
-            <w:r>
-              <w:rPr>
-                <w:rFonts w:asciiTheme="majorBidi" w:hAnsiTheme="majorBidi" w:cstheme="majorBidi"/>
-                <w:sz w:val="20"/>
-                <w:szCs w:val="20"/>
-                <w:rtl/>
-                <w:lang w:bidi="ar-IQ"/>
-              </w:rPr>
-              <w:t xml:space="preserve">بحوث العمليات</w:t>
-            </w:r>
-          </w:p>
-        </w:tc>
-        <w:tc>
-          <w:tcPr>
-            <w:tcW w:w="338" w:type="pct"/>
-          </w:tcPr>
-          <w:p>
-            <w:pPr>
-              <w:keepNext/>
-              <w:keepLines/>
-              <w:spacing w:after="0"/>
-              <w:rPr>
-                <w:rFonts w:asciiTheme="majorBidi" w:hAnsiTheme="majorBidi" w:cstheme="majorBidi"/>
-                <w:sz w:val="20"/>
-                <w:szCs w:val="20"/>
-                <w:lang w:bidi="ar-IQ"/>
-              </w:rPr>
-            </w:pPr>
-            <w:r>
-              <w:rPr>
-                <w:rFonts w:asciiTheme="majorBidi" w:hAnsiTheme="majorBidi" w:cstheme="majorBidi"/>
-                <w:sz w:val="20"/>
-                <w:szCs w:val="20"/>
-                <w:rtl/>
-                <w:lang w:bidi="ar-IQ"/>
-              </w:rPr>
-              <w:t xml:space="preserve">٦٠</w:t>
-            </w:r>
-          </w:p>
-        </w:tc>
-        <w:tc>
-          <w:tcPr>
-            <w:tcW w:w="339" w:type="pct"/>
-          </w:tcPr>
-          <w:p>
-            <w:pPr>
-              <w:keepNext/>
-              <w:keepLines/>
-              <w:spacing w:after="0"/>
-              <w:rPr>
-                <w:rFonts w:asciiTheme="majorBidi" w:hAnsiTheme="majorBidi" w:cstheme="majorBidi"/>
-                <w:sz w:val="20"/>
-                <w:szCs w:val="20"/>
-                <w:lang w:bidi="ar-IQ"/>
-              </w:rPr>
-            </w:pPr>
-            <w:r>
-              <w:rPr>
-                <w:rFonts w:asciiTheme="majorBidi" w:hAnsiTheme="majorBidi" w:cstheme="majorBidi"/>
-                <w:sz w:val="20"/>
-                <w:szCs w:val="20"/>
-                <w:rtl/>
-                <w:lang w:bidi="ar-IQ"/>
-              </w:rPr>
-              <w:t xml:space="preserve">٣</w:t>
-            </w:r>
-          </w:p>
-        </w:tc>
-        <w:tc>
-          <w:tcPr>
-            <w:tcW w:w="1831" w:type="pct"/>
-          </w:tcPr>
-          <w:p>
-            <w:pPr>
-              <w:keepNext/>
-              <w:keepLines/>
-              <w:spacing w:after="0"/>
-              <w:rPr>
-                <w:rFonts w:asciiTheme="majorBidi" w:hAnsiTheme="majorBidi" w:cstheme="majorBidi"/>
-                <w:sz w:val="20"/>
-                <w:szCs w:val="20"/>
-                <w:lang w:bidi="ar-IQ"/>
-              </w:rPr>
-            </w:pPr>
-            <w:r>
-              <w:rPr>
-                <w:rFonts w:asciiTheme="majorBidi" w:hAnsiTheme="majorBidi" w:cstheme="majorBidi"/>
-                <w:sz w:val="20"/>
-                <w:szCs w:val="20"/>
-                <w:rtl/>
-                <w:lang w:bidi="ar-IQ"/>
-              </w:rPr>
-              <w:t xml:space="preserve">الوسائط المتعددة</w:t>
-            </w:r>
-          </w:p>
-        </w:tc>
-        <w:tc>
-          <w:tcPr>
-            <w:tcW w:w="339" w:type="pct"/>
-          </w:tcPr>
-          <w:p>
-            <w:pPr>
-              <w:keepNext/>
-              <w:keepLines/>
-              <w:spacing w:after="0"/>
-              <w:rPr>
-                <w:rFonts w:asciiTheme="majorBidi" w:hAnsiTheme="majorBidi" w:cstheme="majorBidi"/>
-                <w:sz w:val="20"/>
-                <w:szCs w:val="20"/>
-                <w:lang w:bidi="ar-IQ"/>
-              </w:rPr>
-            </w:pPr>
-            <w:r>
-              <w:rPr>
-                <w:rFonts w:asciiTheme="majorBidi" w:hAnsiTheme="majorBidi" w:cstheme="majorBidi"/>
-                <w:sz w:val="20"/>
-                <w:szCs w:val="20"/>
-                <w:rtl/>
-                <w:lang w:bidi="ar-IQ"/>
-              </w:rPr>
-              <w:t xml:space="preserve">٦٨</w:t>
-            </w:r>
-          </w:p>
-        </w:tc>
-        <w:tc>
-          <w:tcPr>
-            <w:tcW w:w="325" w:type="pct"/>
-          </w:tcPr>
-          <w:p>
-            <w:pPr>
-              <w:keepNext/>
-              <w:keepLines/>
-              <w:spacing w:after="0"/>
-              <w:rPr>
-                <w:rFonts w:asciiTheme="majorBidi" w:hAnsiTheme="majorBidi" w:cstheme="majorBidi"/>
-                <w:sz w:val="20"/>
-                <w:szCs w:val="20"/>
-              </w:rPr>
-            </w:pPr>
-            <w:r>
-              <w:rPr>
-                <w:rFonts w:asciiTheme="majorBidi" w:hAnsiTheme="majorBidi" w:cstheme="majorBidi"/>
-                <w:sz w:val="20"/>
-                <w:szCs w:val="20"/>
-                <w:rtl/>
-                <w:lang w:bidi="ar-IQ"/>
-              </w:rPr>
-              <w:t xml:space="preserve">٣</w:t>
-            </w:r>
-          </w:p>
-        </w:tc>
-      </w:tr>
-      <w:tr>
-        <w:trPr>
-          <w:cantSplit/>
-        </w:trPr>
-        <w:tc>
-          <w:tcPr>
-            <w:tcW w:w="1828" w:type="pct"/>
-          </w:tcPr>
-          <w:p>
-            <w:pPr>
-              <w:keepNext/>
-              <w:keepLines/>
-              <w:spacing w:after="0"/>
-              <w:rPr>
-                <w:rFonts w:asciiTheme="majorBidi" w:hAnsiTheme="majorBidi" w:cstheme="majorBidi"/>
-                <w:sz w:val="20"/>
-                <w:szCs w:val="20"/>
-                <w:lang w:bidi="ar-IQ"/>
-              </w:rPr>
-            </w:pPr>
-            <w:r>
-              <w:rPr>
-                <w:rFonts w:asciiTheme="majorBidi" w:hAnsiTheme="majorBidi" w:cstheme="majorBidi"/>
-                <w:sz w:val="20"/>
-                <w:szCs w:val="20"/>
-                <w:rtl/>
-                <w:lang w:bidi="ar-IQ"/>
-              </w:rPr>
-              <w:t xml:space="preserve">تصميم المواقع</w:t>
-            </w:r>
-          </w:p>
-        </w:tc>
-        <w:tc>
-          <w:tcPr>
-            <w:tcW w:w="338" w:type="pct"/>
-          </w:tcPr>
-          <w:p>
-            <w:pPr>
-              <w:keepNext/>
-              <w:keepLines/>
-              <w:spacing w:after="0"/>
-              <w:rPr>
-                <w:rFonts w:asciiTheme="majorBidi" w:hAnsiTheme="majorBidi" w:cstheme="majorBidi"/>
-                <w:sz w:val="20"/>
-                <w:szCs w:val="20"/>
-                <w:lang w:bidi="ar-IQ"/>
-              </w:rPr>
-            </w:pPr>
-            <w:r>
-              <w:rPr>
-                <w:rFonts w:asciiTheme="majorBidi" w:hAnsiTheme="majorBidi" w:cstheme="majorBidi"/>
-                <w:sz w:val="20"/>
-                <w:szCs w:val="20"/>
-                <w:rtl/>
-                <w:lang w:bidi="ar-IQ"/>
-              </w:rPr>
-              <w:t xml:space="preserve">٥٦</w:t>
-            </w:r>
-          </w:p>
-        </w:tc>
-        <w:tc>
-          <w:tcPr>
-            <w:tcW w:w="339" w:type="pct"/>
-          </w:tcPr>
-          <w:p>
-            <w:pPr>
-              <w:keepNext/>
-              <w:keepLines/>
-              <w:spacing w:after="0"/>
-              <w:rPr>
-                <w:rFonts w:asciiTheme="majorBidi" w:hAnsiTheme="majorBidi" w:cstheme="majorBidi"/>
-                <w:sz w:val="20"/>
-                <w:szCs w:val="20"/>
-                <w:lang w:bidi="ar-IQ"/>
-              </w:rPr>
-            </w:pPr>
-            <w:r>
-              <w:rPr>
-                <w:rFonts w:asciiTheme="majorBidi" w:hAnsiTheme="majorBidi" w:cstheme="majorBidi"/>
-                <w:sz w:val="20"/>
-                <w:szCs w:val="20"/>
-                <w:rtl/>
-                <w:lang w:bidi="ar-IQ"/>
-              </w:rPr>
-              <w:t xml:space="preserve">٣</w:t>
-            </w:r>
-          </w:p>
-        </w:tc>
-        <w:tc>
-          <w:tcPr>
-            <w:tcW w:w="1831" w:type="pct"/>
-          </w:tcPr>
-          <w:p>
-            <w:pPr>
-              <w:keepNext/>
-              <w:keepLines/>
-              <w:spacing w:after="0"/>
-              <w:rPr>
-                <w:rFonts w:asciiTheme="majorBidi" w:hAnsiTheme="majorBidi" w:cstheme="majorBidi"/>
-                <w:sz w:val="20"/>
-                <w:szCs w:val="20"/>
-                <w:lang w:bidi="ar-IQ"/>
-              </w:rPr>
-            </w:pPr>
-            <w:r>
-              <w:rPr>
-                <w:rFonts w:asciiTheme="majorBidi" w:hAnsiTheme="majorBidi" w:cstheme="majorBidi"/>
-                <w:sz w:val="20"/>
-                <w:szCs w:val="20"/>
-                <w:rtl/>
-                <w:lang w:bidi="ar-IQ"/>
-              </w:rPr>
-              <w:t xml:space="preserve">برمجة الألعاب</w:t>
-            </w:r>
-          </w:p>
-        </w:tc>
-        <w:tc>
-          <w:tcPr>
-            <w:tcW w:w="339" w:type="pct"/>
-          </w:tcPr>
-          <w:p>
-            <w:pPr>
-              <w:keepNext/>
-              <w:keepLines/>
-              <w:spacing w:after="0"/>
-              <w:rPr>
-                <w:rFonts w:asciiTheme="majorBidi" w:hAnsiTheme="majorBidi" w:cstheme="majorBidi"/>
-                <w:sz w:val="20"/>
-                <w:szCs w:val="20"/>
-                <w:lang w:bidi="ar-IQ"/>
-              </w:rPr>
-            </w:pPr>
-            <w:r>
-              <w:rPr>
-                <w:rFonts w:asciiTheme="majorBidi" w:hAnsiTheme="majorBidi" w:cstheme="majorBidi"/>
-                <w:sz w:val="20"/>
-                <w:szCs w:val="20"/>
-                <w:rtl/>
-                <w:lang w:bidi="ar-IQ"/>
-              </w:rPr>
-              <w:t xml:space="preserve">٦٢</w:t>
-            </w:r>
-          </w:p>
-        </w:tc>
-        <w:tc>
-          <w:tcPr>
-            <w:tcW w:w="325" w:type="pct"/>
-          </w:tcPr>
-          <w:p>
-            <w:pPr>
-              <w:keepNext/>
-              <w:keepLines/>
-              <w:spacing w:after="0"/>
-              <w:rPr>
-                <w:rFonts w:asciiTheme="majorBidi" w:hAnsiTheme="majorBidi" w:cstheme="majorBidi"/>
-                <w:sz w:val="20"/>
-                <w:szCs w:val="20"/>
-              </w:rPr>
-            </w:pPr>
-            <w:r>
-              <w:rPr>
-                <w:rFonts w:asciiTheme="majorBidi" w:hAnsiTheme="majorBidi" w:cstheme="majorBidi"/>
-                <w:sz w:val="20"/>
-                <w:szCs w:val="20"/>
-                <w:rtl/>
-                <w:lang w:bidi="ar-IQ"/>
-              </w:rPr>
-              <w:t xml:space="preserve">٢</w:t>
-            </w:r>
-          </w:p>
-        </w:tc>
-      </w:tr>
-      <w:tr>
-        <w:trPr>
-          <w:cantSplit/>
-        </w:trPr>
-        <w:tc>
-          <w:tcPr>
-            <w:tcW w:w="1828" w:type="pct"/>
-          </w:tcPr>
-          <w:p>
-            <w:pPr>
-              <w:keepNext/>
-              <w:keepLines/>
-              <w:spacing w:after="0"/>
-              <w:rPr>
-                <w:rFonts w:asciiTheme="majorBidi" w:hAnsiTheme="majorBidi" w:cstheme="majorBidi"/>
-                <w:sz w:val="20"/>
-                <w:szCs w:val="20"/>
-                <w:lang w:bidi="ar-IQ"/>
-              </w:rPr>
-            </w:pPr>
-            <w:r>
-              <w:rPr>
-                <w:rFonts w:asciiTheme="majorBidi" w:hAnsiTheme="majorBidi" w:cstheme="majorBidi"/>
-                <w:sz w:val="20"/>
-                <w:szCs w:val="20"/>
-                <w:rtl/>
-                <w:lang w:bidi="ar-IQ"/>
-              </w:rPr>
-              <w:t xml:space="preserve">شبكات الحاسوب 1</w:t>
-            </w:r>
-          </w:p>
-        </w:tc>
-        <w:tc>
-          <w:tcPr>
-            <w:tcW w:w="338" w:type="pct"/>
-          </w:tcPr>
-          <w:p>
-            <w:pPr>
-              <w:keepNext/>
-              <w:keepLines/>
-              <w:spacing w:after="0"/>
-              <w:rPr>
-                <w:rFonts w:asciiTheme="majorBidi" w:hAnsiTheme="majorBidi" w:cstheme="majorBidi"/>
-                <w:sz w:val="20"/>
-                <w:szCs w:val="20"/>
-                <w:lang w:bidi="ar-IQ"/>
-              </w:rPr>
-            </w:pPr>
-            <w:r>
-              <w:rPr>
-                <w:rFonts w:asciiTheme="majorBidi" w:hAnsiTheme="majorBidi" w:cstheme="majorBidi"/>
-                <w:sz w:val="20"/>
-                <w:szCs w:val="20"/>
-                <w:rtl/>
-                <w:lang w:bidi="ar-IQ"/>
-              </w:rPr>
-              <w:t xml:space="preserve">٦٣</w:t>
-            </w:r>
-          </w:p>
-        </w:tc>
-        <w:tc>
-          <w:tcPr>
-            <w:tcW w:w="339" w:type="pct"/>
-          </w:tcPr>
-          <w:p>
-            <w:pPr>
-              <w:keepNext/>
-              <w:keepLines/>
-              <w:spacing w:after="0"/>
-              <w:rPr>
-                <w:rFonts w:asciiTheme="majorBidi" w:hAnsiTheme="majorBidi" w:cstheme="majorBidi"/>
-                <w:sz w:val="20"/>
-                <w:szCs w:val="20"/>
-                <w:lang w:bidi="ar-IQ"/>
-              </w:rPr>
-            </w:pPr>
-            <w:r>
-              <w:rPr>
-                <w:rFonts w:asciiTheme="majorBidi" w:hAnsiTheme="majorBidi" w:cstheme="majorBidi"/>
-                <w:sz w:val="20"/>
-                <w:szCs w:val="20"/>
-                <w:rtl/>
-                <w:lang w:bidi="ar-IQ"/>
-              </w:rPr>
-              <w:t xml:space="preserve">٣</w:t>
-            </w:r>
-          </w:p>
-        </w:tc>
-        <w:tc>
-          <w:tcPr>
-            <w:tcW w:w="1831" w:type="pct"/>
-          </w:tcPr>
-          <w:p>
-            <w:pPr>
-              <w:keepNext/>
-              <w:keepLines/>
-              <w:spacing w:after="0"/>
-              <w:rPr>
-                <w:rFonts w:asciiTheme="majorBidi" w:hAnsiTheme="majorBidi" w:cstheme="majorBidi"/>
-                <w:sz w:val="20"/>
-                <w:szCs w:val="20"/>
-                <w:lang w:bidi="ar-IQ"/>
-              </w:rPr>
-            </w:pPr>
-            <w:r>
-              <w:rPr>
-                <w:rFonts w:asciiTheme="majorBidi" w:hAnsiTheme="majorBidi" w:cstheme="majorBidi"/>
-                <w:sz w:val="20"/>
-                <w:szCs w:val="20"/>
-                <w:rtl/>
-                <w:lang w:bidi="ar-IQ"/>
-              </w:rPr>
-              <w:t xml:space="preserve">تصميم المواقع المتقدم</w:t>
-            </w:r>
-          </w:p>
-        </w:tc>
-        <w:tc>
-          <w:tcPr>
-            <w:tcW w:w="339" w:type="pct"/>
-          </w:tcPr>
-          <w:p>
-            <w:pPr>
-              <w:keepNext/>
-              <w:keepLines/>
-              <w:spacing w:after="0"/>
-              <w:rPr>
-                <w:rFonts w:asciiTheme="majorBidi" w:hAnsiTheme="majorBidi" w:cstheme="majorBidi"/>
-                <w:sz w:val="20"/>
-                <w:szCs w:val="20"/>
-                <w:lang w:bidi="ar-IQ"/>
-              </w:rPr>
-            </w:pPr>
-            <w:r>
-              <w:rPr>
-                <w:rFonts w:asciiTheme="majorBidi" w:hAnsiTheme="majorBidi" w:cstheme="majorBidi"/>
-                <w:sz w:val="20"/>
-                <w:szCs w:val="20"/>
-                <w:rtl/>
-                <w:lang w:bidi="ar-IQ"/>
-              </w:rPr>
-              <w:t xml:space="preserve">٥٨</w:t>
-            </w:r>
-          </w:p>
-        </w:tc>
-        <w:tc>
-          <w:tcPr>
-            <w:tcW w:w="325" w:type="pct"/>
-          </w:tcPr>
-          <w:p>
-            <w:pPr>
-              <w:keepNext/>
-              <w:keepLines/>
-              <w:spacing w:after="0"/>
-              <w:rPr>
-                <w:rFonts w:asciiTheme="majorBidi" w:hAnsiTheme="majorBidi" w:cstheme="majorBidi"/>
-                <w:sz w:val="20"/>
-                <w:szCs w:val="20"/>
-              </w:rPr>
-            </w:pPr>
-            <w:r>
-              <w:rPr>
-                <w:rFonts w:asciiTheme="majorBidi" w:hAnsiTheme="majorBidi" w:cstheme="majorBidi"/>
-                <w:sz w:val="20"/>
-                <w:szCs w:val="20"/>
-                <w:rtl/>
-                <w:lang w:bidi="ar-IQ"/>
-              </w:rPr>
-              <w:t xml:space="preserve">٣</w:t>
-            </w:r>
-          </w:p>
-        </w:tc>
-      </w:tr>
-      <w:tr>
-        <w:trPr>
-          <w:cantSplit/>
-        </w:trPr>
-        <w:tc>
-          <w:tcPr>
-            <w:tcW w:w="1828" w:type="pct"/>
-          </w:tcPr>
-          <w:p>
-            <w:pPr>
-              <w:keepNext/>
-              <w:keepLines/>
-              <w:spacing w:after="0"/>
-              <w:rPr>
-                <w:rFonts w:asciiTheme="majorBidi" w:hAnsiTheme="majorBidi" w:cstheme="majorBidi"/>
-                <w:sz w:val="20"/>
-                <w:szCs w:val="20"/>
-                <w:lang w:bidi="ar-IQ"/>
-              </w:rPr>
-            </w:pPr>
-            <w:r>
-              <w:rPr>
-                <w:rFonts w:asciiTheme="majorBidi" w:hAnsiTheme="majorBidi" w:cstheme="majorBidi"/>
-                <w:sz w:val="20"/>
-                <w:szCs w:val="20"/>
-                <w:rtl/>
-                <w:lang w:bidi="ar-IQ"/>
-              </w:rPr>
-              <w:t xml:space="preserve">هندسة البرامجيات</w:t>
-            </w:r>
-          </w:p>
-        </w:tc>
-        <w:tc>
-          <w:tcPr>
-            <w:tcW w:w="338" w:type="pct"/>
-          </w:tcPr>
-          <w:p>
-            <w:pPr>
-              <w:keepNext/>
-              <w:keepLines/>
-              <w:spacing w:after="0"/>
-              <w:rPr>
-                <w:rFonts w:asciiTheme="majorBidi" w:hAnsiTheme="majorBidi" w:cstheme="majorBidi"/>
-                <w:sz w:val="20"/>
-                <w:szCs w:val="20"/>
-                <w:lang w:bidi="ar-IQ"/>
-              </w:rPr>
-            </w:pPr>
-            <w:r>
-              <w:rPr>
-                <w:rFonts w:asciiTheme="majorBidi" w:hAnsiTheme="majorBidi" w:cstheme="majorBidi"/>
-                <w:sz w:val="20"/>
-                <w:szCs w:val="20"/>
-                <w:rtl/>
-                <w:lang w:bidi="ar-IQ"/>
-              </w:rPr>
-              <w:t xml:space="preserve">٦٢</w:t>
-            </w:r>
-          </w:p>
-        </w:tc>
-        <w:tc>
-          <w:tcPr>
-            <w:tcW w:w="339" w:type="pct"/>
-          </w:tcPr>
-          <w:p>
-            <w:pPr>
-              <w:keepNext/>
-              <w:keepLines/>
-              <w:spacing w:after="0"/>
-              <w:rPr>
-                <w:rFonts w:asciiTheme="majorBidi" w:hAnsiTheme="majorBidi" w:cstheme="majorBidi"/>
-                <w:sz w:val="20"/>
-                <w:szCs w:val="20"/>
-                <w:lang w:bidi="ar-IQ"/>
-              </w:rPr>
-            </w:pPr>
-            <w:r>
-              <w:rPr>
-                <w:rFonts w:asciiTheme="majorBidi" w:hAnsiTheme="majorBidi" w:cstheme="majorBidi"/>
-                <w:sz w:val="20"/>
-                <w:szCs w:val="20"/>
-                <w:rtl/>
-                <w:lang w:bidi="ar-IQ"/>
-              </w:rPr>
-              <w:t xml:space="preserve">٣</w:t>
-            </w:r>
-          </w:p>
-        </w:tc>
-        <w:tc>
-          <w:tcPr>
-            <w:tcW w:w="1831" w:type="pct"/>
-          </w:tcPr>
-          <w:p>
-            <w:pPr>
-              <w:keepNext/>
-              <w:keepLines/>
-              <w:spacing w:after="0"/>
-              <w:rPr>
-                <w:rFonts w:asciiTheme="majorBidi" w:hAnsiTheme="majorBidi" w:cstheme="majorBidi"/>
-                <w:sz w:val="20"/>
-                <w:szCs w:val="20"/>
-                <w:lang w:bidi="ar-IQ"/>
-              </w:rPr>
-            </w:pPr>
-            <w:r>
-              <w:rPr>
-                <w:rFonts w:asciiTheme="majorBidi" w:hAnsiTheme="majorBidi" w:cstheme="majorBidi"/>
-                <w:sz w:val="20"/>
-                <w:szCs w:val="20"/>
-                <w:rtl/>
-                <w:lang w:bidi="ar-IQ"/>
-              </w:rPr>
-              <w:t xml:space="preserve">شبكات الحاسوب 2</w:t>
-            </w:r>
-          </w:p>
-        </w:tc>
-        <w:tc>
-          <w:tcPr>
-            <w:tcW w:w="339" w:type="pct"/>
-          </w:tcPr>
-          <w:p>
-            <w:pPr>
-              <w:keepNext/>
-              <w:keepLines/>
-              <w:spacing w:after="0"/>
-              <w:rPr>
-                <w:rFonts w:asciiTheme="majorBidi" w:hAnsiTheme="majorBidi" w:cstheme="majorBidi"/>
-                <w:sz w:val="20"/>
-                <w:szCs w:val="20"/>
-                <w:lang w:bidi="ar-IQ"/>
-              </w:rPr>
-            </w:pPr>
-            <w:r>
-              <w:rPr>
-                <w:rFonts w:asciiTheme="majorBidi" w:hAnsiTheme="majorBidi" w:cstheme="majorBidi"/>
-                <w:sz w:val="20"/>
-                <w:szCs w:val="20"/>
-                <w:rtl/>
-                <w:lang w:bidi="ar-IQ"/>
-              </w:rPr>
-              <w:t xml:space="preserve">٧٥</w:t>
-            </w:r>
-          </w:p>
-        </w:tc>
-        <w:tc>
-          <w:tcPr>
-            <w:tcW w:w="325" w:type="pct"/>
-          </w:tcPr>
-          <w:p>
-            <w:pPr>
-              <w:keepNext/>
-              <w:keepLines/>
-              <w:spacing w:after="0"/>
-              <w:rPr>
-                <w:rFonts w:asciiTheme="majorBidi" w:hAnsiTheme="majorBidi" w:cstheme="majorBidi"/>
-                <w:sz w:val="20"/>
-                <w:szCs w:val="20"/>
-              </w:rPr>
-            </w:pPr>
-            <w:r>
-              <w:rPr>
-                <w:rFonts w:asciiTheme="majorBidi" w:hAnsiTheme="majorBidi" w:cstheme="majorBidi"/>
-                <w:sz w:val="20"/>
-                <w:szCs w:val="20"/>
-                <w:rtl/>
-                <w:lang w:bidi="ar-IQ"/>
-              </w:rPr>
-              <w:t xml:space="preserve">٣</w:t>
-            </w:r>
-          </w:p>
-        </w:tc>
-      </w:tr>
-      <w:tr>
-        <w:trPr>
-          <w:cantSplit/>
-        </w:trPr>
-        <w:tc>
-          <w:tcPr>
-            <w:tcW w:w="1828" w:type="pct"/>
-          </w:tcPr>
-          <w:p>
-            <w:pPr>
-              <w:keepNext/>
-              <w:keepLines/>
-              <w:spacing w:after="0"/>
-              <w:rPr>
-                <w:rFonts w:asciiTheme="majorBidi" w:hAnsiTheme="majorBidi" w:cstheme="majorBidi"/>
-                <w:sz w:val="20"/>
-                <w:szCs w:val="20"/>
-                <w:lang w:bidi="ar-IQ"/>
-              </w:rPr>
-            </w:pPr>
-            <w:r>
-              <w:rPr>
-                <w:rFonts w:asciiTheme="majorBidi" w:hAnsiTheme="majorBidi" w:cstheme="majorBidi"/>
-                <w:sz w:val="20"/>
-                <w:szCs w:val="20"/>
-                <w:rtl/>
-                <w:lang w:bidi="ar-IQ"/>
-              </w:rPr>
-              <w:t xml:space="preserve">هياكل البيانات 1</w:t>
-            </w:r>
-          </w:p>
-        </w:tc>
-        <w:tc>
-          <w:tcPr>
-            <w:tcW w:w="338" w:type="pct"/>
-          </w:tcPr>
-          <w:p>
-            <w:pPr>
-              <w:keepNext/>
-              <w:keepLines/>
-              <w:spacing w:after="0"/>
-              <w:rPr>
-                <w:rFonts w:asciiTheme="majorBidi" w:hAnsiTheme="majorBidi" w:cstheme="majorBidi"/>
-                <w:sz w:val="20"/>
-                <w:szCs w:val="20"/>
-                <w:lang w:bidi="ar-IQ"/>
-              </w:rPr>
-            </w:pPr>
-            <w:r>
-              <w:rPr>
-                <w:rFonts w:asciiTheme="majorBidi" w:hAnsiTheme="majorBidi" w:cstheme="majorBidi"/>
-                <w:sz w:val="20"/>
-                <w:szCs w:val="20"/>
-                <w:rtl/>
-                <w:lang w:bidi="ar-IQ"/>
-              </w:rPr>
-              <w:t xml:space="preserve">٥٦</w:t>
-            </w:r>
-          </w:p>
-        </w:tc>
-        <w:tc>
-          <w:tcPr>
-            <w:tcW w:w="339" w:type="pct"/>
-          </w:tcPr>
-          <w:p>
-            <w:pPr>
-              <w:keepNext/>
-              <w:keepLines/>
-              <w:spacing w:after="0"/>
-              <w:rPr>
-                <w:rFonts w:asciiTheme="majorBidi" w:hAnsiTheme="majorBidi" w:cstheme="majorBidi"/>
-                <w:sz w:val="20"/>
-                <w:szCs w:val="20"/>
-                <w:lang w:bidi="ar-IQ"/>
-              </w:rPr>
-            </w:pPr>
-            <w:r>
-              <w:rPr>
-                <w:rFonts w:asciiTheme="majorBidi" w:hAnsiTheme="majorBidi" w:cstheme="majorBidi"/>
-                <w:sz w:val="20"/>
-                <w:szCs w:val="20"/>
-                <w:rtl/>
-                <w:lang w:bidi="ar-IQ"/>
-              </w:rPr>
-              <w:t xml:space="preserve">٣</w:t>
-            </w:r>
-          </w:p>
-        </w:tc>
-        <w:tc>
-          <w:tcPr>
-            <w:tcW w:w="1831" w:type="pct"/>
-          </w:tcPr>
-          <w:p>
-            <w:pPr>
-              <w:keepNext/>
-              <w:keepLines/>
-              <w:spacing w:after="0"/>
-              <w:rPr>
-                <w:rFonts w:asciiTheme="majorBidi" w:hAnsiTheme="majorBidi" w:cstheme="majorBidi"/>
-                <w:sz w:val="20"/>
-                <w:szCs w:val="20"/>
-                <w:lang w:bidi="ar-IQ"/>
-              </w:rPr>
-            </w:pPr>
-            <w:r>
-              <w:rPr>
-                <w:rFonts w:asciiTheme="majorBidi" w:hAnsiTheme="majorBidi" w:cstheme="majorBidi"/>
-                <w:sz w:val="20"/>
-                <w:szCs w:val="20"/>
-                <w:rtl/>
-                <w:lang w:bidi="ar-IQ"/>
-              </w:rPr>
-              <w:t xml:space="preserve">قواعد البيانات الموزعة</w:t>
-            </w:r>
-          </w:p>
-        </w:tc>
-        <w:tc>
-          <w:tcPr>
-            <w:tcW w:w="339" w:type="pct"/>
-          </w:tcPr>
-          <w:p>
-            <w:pPr>
-              <w:keepNext/>
-              <w:keepLines/>
-              <w:spacing w:after="0"/>
-              <w:rPr>
-                <w:rFonts w:asciiTheme="majorBidi" w:hAnsiTheme="majorBidi" w:cstheme="majorBidi"/>
-                <w:sz w:val="20"/>
-                <w:szCs w:val="20"/>
-                <w:lang w:bidi="ar-IQ"/>
-              </w:rPr>
-            </w:pPr>
-            <w:r>
-              <w:rPr>
-                <w:rFonts w:asciiTheme="majorBidi" w:hAnsiTheme="majorBidi" w:cstheme="majorBidi"/>
-                <w:sz w:val="20"/>
-                <w:szCs w:val="20"/>
-                <w:rtl/>
-                <w:lang w:bidi="ar-IQ"/>
-              </w:rPr>
-              <w:t xml:space="preserve">٦٤</w:t>
-            </w:r>
-          </w:p>
-        </w:tc>
-        <w:tc>
-          <w:tcPr>
-            <w:tcW w:w="325" w:type="pct"/>
-          </w:tcPr>
-          <w:p>
-            <w:pPr>
-              <w:keepNext/>
-              <w:keepLines/>
-              <w:spacing w:after="0"/>
-              <w:rPr>
-                <w:rFonts w:asciiTheme="majorBidi" w:hAnsiTheme="majorBidi" w:cstheme="majorBidi"/>
-                <w:sz w:val="20"/>
-                <w:szCs w:val="20"/>
-              </w:rPr>
-            </w:pPr>
-            <w:r>
-              <w:rPr>
-                <w:rFonts w:asciiTheme="majorBidi" w:hAnsiTheme="majorBidi" w:cstheme="majorBidi"/>
-                <w:sz w:val="20"/>
-                <w:szCs w:val="20"/>
-                <w:rtl/>
-                <w:lang w:bidi="ar-IQ"/>
-              </w:rPr>
-              <w:t xml:space="preserve">٣</w:t>
-            </w:r>
-          </w:p>
-        </w:tc>
-      </w:tr>
-      <w:tr>
-        <w:trPr>
-          <w:cantSplit/>
-        </w:trPr>
-        <w:tc>
-          <w:tcPr>
-            <w:tcW w:w="1828" w:type="pct"/>
-          </w:tcPr>
-          <w:p>
-            <w:pPr>
-              <w:keepNext/>
-              <w:keepLines/>
-              <w:spacing w:after="0"/>
-              <w:rPr>
-                <w:rFonts w:asciiTheme="majorBidi" w:hAnsiTheme="majorBidi" w:cstheme="majorBidi"/>
-                <w:sz w:val="20"/>
-                <w:szCs w:val="20"/>
-                <w:lang w:bidi="ar-IQ"/>
-              </w:rPr>
-            </w:pPr>
-            <w:r>
-              <w:rPr>
-                <w:rFonts w:asciiTheme="majorBidi" w:hAnsiTheme="majorBidi" w:cstheme="majorBidi"/>
-                <w:sz w:val="20"/>
-                <w:szCs w:val="20"/>
-                <w:rtl/>
-                <w:lang w:bidi="ar-IQ"/>
-              </w:rPr>
-              <w:t xml:space="preserve"/>
-            </w:r>
-          </w:p>
-        </w:tc>
-        <w:tc>
-          <w:tcPr>
-            <w:tcW w:w="338" w:type="pct"/>
-          </w:tcPr>
-          <w:p>
-            <w:pPr>
-              <w:keepNext/>
-              <w:keepLines/>
-              <w:spacing w:after="0"/>
-              <w:rPr>
-                <w:rFonts w:asciiTheme="majorBidi" w:hAnsiTheme="majorBidi" w:cstheme="majorBidi"/>
-                <w:sz w:val="20"/>
-                <w:szCs w:val="20"/>
-                <w:lang w:bidi="ar-IQ"/>
-              </w:rPr>
-            </w:pPr>
-            <w:r>
-              <w:rPr>
-                <w:rFonts w:asciiTheme="majorBidi" w:hAnsiTheme="majorBidi" w:cstheme="majorBidi"/>
-                <w:sz w:val="20"/>
-                <w:szCs w:val="20"/>
-                <w:rtl/>
-                <w:lang w:bidi="ar-IQ"/>
-              </w:rPr>
-              <w:t xml:space="preserve"/>
-            </w:r>
-          </w:p>
-        </w:tc>
-        <w:tc>
-          <w:tcPr>
-            <w:tcW w:w="339" w:type="pct"/>
-          </w:tcPr>
-          <w:p>
-            <w:pPr>
-              <w:keepNext/>
-              <w:keepLines/>
-              <w:spacing w:after="0"/>
-              <w:rPr>
-                <w:rFonts w:asciiTheme="majorBidi" w:hAnsiTheme="majorBidi" w:cstheme="majorBidi"/>
-                <w:sz w:val="20"/>
-                <w:szCs w:val="20"/>
-                <w:lang w:bidi="ar-IQ"/>
-              </w:rPr>
-            </w:pPr>
-            <w:r>
-              <w:rPr>
-                <w:rFonts w:asciiTheme="majorBidi" w:hAnsiTheme="majorBidi" w:cstheme="majorBidi"/>
-                <w:sz w:val="20"/>
-                <w:szCs w:val="20"/>
-                <w:rtl/>
-                <w:lang w:bidi="ar-IQ"/>
-              </w:rPr>
-              <w:t xml:space="preserve"/>
-            </w:r>
-          </w:p>
-        </w:tc>
-        <w:tc>
-          <w:tcPr>
-            <w:tcW w:w="1831" w:type="pct"/>
-          </w:tcPr>
-          <w:p>
-            <w:pPr>
-              <w:keepNext/>
-              <w:keepLines/>
-              <w:spacing w:after="0"/>
-              <w:rPr>
-                <w:rFonts w:asciiTheme="majorBidi" w:hAnsiTheme="majorBidi" w:cstheme="majorBidi"/>
-                <w:sz w:val="20"/>
-                <w:szCs w:val="20"/>
-                <w:lang w:bidi="ar-IQ"/>
-              </w:rPr>
-            </w:pPr>
-            <w:r>
-              <w:rPr>
-                <w:rFonts w:asciiTheme="majorBidi" w:hAnsiTheme="majorBidi" w:cstheme="majorBidi"/>
-                <w:sz w:val="20"/>
-                <w:szCs w:val="20"/>
-                <w:rtl/>
-                <w:lang w:bidi="ar-IQ"/>
-              </w:rPr>
-              <w:t xml:space="preserve">مواضيع مختارة</w:t>
-            </w:r>
-          </w:p>
-        </w:tc>
-        <w:tc>
-          <w:tcPr>
-            <w:tcW w:w="339" w:type="pct"/>
-          </w:tcPr>
-          <w:p>
-            <w:pPr>
-              <w:keepNext/>
-              <w:keepLines/>
-              <w:spacing w:after="0"/>
-              <w:rPr>
-                <w:rFonts w:asciiTheme="majorBidi" w:hAnsiTheme="majorBidi" w:cstheme="majorBidi"/>
-                <w:sz w:val="20"/>
-                <w:szCs w:val="20"/>
-                <w:lang w:bidi="ar-IQ"/>
-              </w:rPr>
-            </w:pPr>
-            <w:r>
-              <w:rPr>
-                <w:rFonts w:asciiTheme="majorBidi" w:hAnsiTheme="majorBidi" w:cstheme="majorBidi"/>
-                <w:sz w:val="20"/>
-                <w:szCs w:val="20"/>
-                <w:rtl/>
-                <w:lang w:bidi="ar-IQ"/>
-              </w:rPr>
-              <w:t xml:space="preserve">٥٥</w:t>
-            </w:r>
-          </w:p>
-        </w:tc>
-        <w:tc>
-          <w:tcPr>
-            <w:tcW w:w="325" w:type="pct"/>
-          </w:tcPr>
-          <w:p>
-            <w:pPr>
-              <w:keepNext/>
-              <w:keepLines/>
-              <w:spacing w:after="0"/>
-              <w:rPr>
-                <w:rFonts w:asciiTheme="majorBidi" w:hAnsiTheme="majorBidi" w:cstheme="majorBidi"/>
-                <w:sz w:val="20"/>
-                <w:szCs w:val="20"/>
-              </w:rPr>
-            </w:pPr>
-            <w:r>
-              <w:rPr>
-                <w:rFonts w:asciiTheme="majorBidi" w:hAnsiTheme="majorBidi" w:cstheme="majorBidi"/>
-                <w:sz w:val="20"/>
-                <w:szCs w:val="20"/>
-                <w:rtl/>
-                <w:lang w:bidi="ar-IQ"/>
-              </w:rPr>
-              <w:t xml:space="preserve">٣</w:t>
-            </w:r>
-          </w:p>
-        </w:tc>
-      </w:tr>
-      <w:tr>
-        <w:trPr>
-          <w:cantSplit/>
-        </w:trPr>
-        <w:tc>
-          <w:tcPr>
-            <w:tcW w:w="1828" w:type="pct"/>
-          </w:tcPr>
-          <w:p>
-            <w:pPr>
-              <w:keepNext/>
-              <w:keepLines/>
-              <w:spacing w:after="0"/>
-              <w:rPr>
-                <w:rFonts w:asciiTheme="majorBidi" w:hAnsiTheme="majorBidi" w:cstheme="majorBidi"/>
-                <w:sz w:val="20"/>
-                <w:szCs w:val="20"/>
-                <w:lang w:bidi="ar-IQ"/>
-              </w:rPr>
-            </w:pPr>
-            <w:r>
-              <w:rPr>
-                <w:rFonts w:asciiTheme="majorBidi" w:hAnsiTheme="majorBidi" w:cstheme="majorBidi"/>
-                <w:sz w:val="20"/>
-                <w:szCs w:val="20"/>
-                <w:rtl/>
-                <w:lang w:bidi="ar-IQ"/>
-              </w:rPr>
-              <w:t xml:space="preserve"/>
-            </w:r>
-          </w:p>
-        </w:tc>
-        <w:tc>
-          <w:tcPr>
-            <w:tcW w:w="338" w:type="pct"/>
-          </w:tcPr>
-          <w:p>
-            <w:pPr>
-              <w:keepNext/>
-              <w:keepLines/>
-              <w:spacing w:after="0"/>
-              <w:rPr>
-                <w:rFonts w:asciiTheme="majorBidi" w:hAnsiTheme="majorBidi" w:cstheme="majorBidi"/>
-                <w:sz w:val="20"/>
-                <w:szCs w:val="20"/>
-                <w:lang w:bidi="ar-IQ"/>
-              </w:rPr>
-            </w:pPr>
-            <w:r>
-              <w:rPr>
-                <w:rFonts w:asciiTheme="majorBidi" w:hAnsiTheme="majorBidi" w:cstheme="majorBidi"/>
-                <w:sz w:val="20"/>
-                <w:szCs w:val="20"/>
-                <w:rtl/>
-                <w:lang w:bidi="ar-IQ"/>
-              </w:rPr>
-              <w:t xml:space="preserve"/>
-            </w:r>
-          </w:p>
-        </w:tc>
-        <w:tc>
-          <w:tcPr>
-            <w:tcW w:w="339" w:type="pct"/>
-          </w:tcPr>
-          <w:p>
-            <w:pPr>
-              <w:keepNext/>
-              <w:keepLines/>
-              <w:spacing w:after="0"/>
-              <w:rPr>
-                <w:rFonts w:asciiTheme="majorBidi" w:hAnsiTheme="majorBidi" w:cstheme="majorBidi"/>
-                <w:sz w:val="20"/>
-                <w:szCs w:val="20"/>
-                <w:lang w:bidi="ar-IQ"/>
-              </w:rPr>
-            </w:pPr>
-            <w:r>
-              <w:rPr>
-                <w:rFonts w:asciiTheme="majorBidi" w:hAnsiTheme="majorBidi" w:cstheme="majorBidi"/>
-                <w:sz w:val="20"/>
-                <w:szCs w:val="20"/>
-                <w:rtl/>
-                <w:lang w:bidi="ar-IQ"/>
-              </w:rPr>
-              <w:t xml:space="preserve"/>
-            </w:r>
-          </w:p>
-        </w:tc>
-        <w:tc>
-          <w:tcPr>
-            <w:tcW w:w="1831" w:type="pct"/>
-          </w:tcPr>
-          <w:p>
-            <w:pPr>
-              <w:keepNext/>
-              <w:keepLines/>
-              <w:spacing w:after="0"/>
-              <w:rPr>
-                <w:rFonts w:asciiTheme="majorBidi" w:hAnsiTheme="majorBidi" w:cstheme="majorBidi"/>
-                <w:sz w:val="20"/>
-                <w:szCs w:val="20"/>
-                <w:lang w:bidi="ar-IQ"/>
-              </w:rPr>
-            </w:pPr>
-            <w:r>
-              <w:rPr>
-                <w:rFonts w:asciiTheme="majorBidi" w:hAnsiTheme="majorBidi" w:cstheme="majorBidi"/>
-                <w:sz w:val="20"/>
-                <w:szCs w:val="20"/>
-                <w:rtl/>
-                <w:lang w:bidi="ar-IQ"/>
-              </w:rPr>
-              <w:t xml:space="preserve">نظم التشغيل</w:t>
-            </w:r>
-          </w:p>
-        </w:tc>
-        <w:tc>
-          <w:tcPr>
-            <w:tcW w:w="339" w:type="pct"/>
-          </w:tcPr>
-          <w:p>
-            <w:pPr>
-              <w:keepNext/>
-              <w:keepLines/>
-              <w:spacing w:after="0"/>
-              <w:rPr>
-                <w:rFonts w:asciiTheme="majorBidi" w:hAnsiTheme="majorBidi" w:cstheme="majorBidi"/>
-                <w:sz w:val="20"/>
-                <w:szCs w:val="20"/>
-                <w:lang w:bidi="ar-IQ"/>
-              </w:rPr>
-            </w:pPr>
-            <w:r>
-              <w:rPr>
-                <w:rFonts w:asciiTheme="majorBidi" w:hAnsiTheme="majorBidi" w:cstheme="majorBidi"/>
-                <w:sz w:val="20"/>
-                <w:szCs w:val="20"/>
-                <w:rtl/>
-                <w:lang w:bidi="ar-IQ"/>
-              </w:rPr>
-              <w:t xml:space="preserve">٥١</w:t>
-            </w:r>
-          </w:p>
-        </w:tc>
-        <w:tc>
-          <w:tcPr>
-            <w:tcW w:w="325" w:type="pct"/>
-          </w:tcPr>
-          <w:p>
-            <w:pPr>
-              <w:keepNext/>
-              <w:keepLines/>
-              <w:spacing w:after="0"/>
-              <w:rPr>
-                <w:rFonts w:asciiTheme="majorBidi" w:hAnsiTheme="majorBidi" w:cstheme="majorBidi"/>
-                <w:sz w:val="20"/>
-                <w:szCs w:val="20"/>
-              </w:rPr>
-            </w:pPr>
-            <w:r>
-              <w:rPr>
-                <w:rFonts w:asciiTheme="majorBidi" w:hAnsiTheme="majorBidi" w:cstheme="majorBidi"/>
-                <w:sz w:val="20"/>
-                <w:szCs w:val="20"/>
-                <w:rtl/>
-                <w:lang w:bidi="ar-IQ"/>
-              </w:rPr>
-              <w:t xml:space="preserve">٣</w:t>
-            </w:r>
-          </w:p>
-        </w:tc>
-      </w:tr>
-      <w:tr>
-        <w:trPr>
-          <w:cantSplit/>
-        </w:trPr>
-        <w:tc>
-          <w:tcPr>
-            <w:tcW w:w="1828" w:type="pct"/>
-          </w:tcPr>
-          <w:p>
-            <w:pPr>
-              <w:keepNext/>
-              <w:keepLines/>
-              <w:spacing w:after="0"/>
-              <w:rPr>
-                <w:rFonts w:asciiTheme="majorBidi" w:hAnsiTheme="majorBidi" w:cstheme="majorBidi"/>
-                <w:sz w:val="20"/>
-                <w:szCs w:val="20"/>
-                <w:lang w:bidi="ar-IQ"/>
-              </w:rPr>
-            </w:pPr>
-            <w:r>
-              <w:rPr>
-                <w:rFonts w:asciiTheme="majorBidi" w:hAnsiTheme="majorBidi" w:cstheme="majorBidi"/>
-                <w:sz w:val="20"/>
-                <w:szCs w:val="20"/>
-                <w:rtl/>
-                <w:lang w:bidi="ar-IQ"/>
-              </w:rPr>
-              <w:t xml:space="preserve"/>
-            </w:r>
-          </w:p>
-        </w:tc>
-        <w:tc>
-          <w:tcPr>
-            <w:tcW w:w="338" w:type="pct"/>
-          </w:tcPr>
-          <w:p>
-            <w:pPr>
-              <w:keepNext/>
-              <w:keepLines/>
-              <w:spacing w:after="0"/>
-              <w:rPr>
-                <w:rFonts w:asciiTheme="majorBidi" w:hAnsiTheme="majorBidi" w:cstheme="majorBidi"/>
-                <w:sz w:val="20"/>
-                <w:szCs w:val="20"/>
-                <w:lang w:bidi="ar-IQ"/>
-              </w:rPr>
-            </w:pPr>
-            <w:r>
-              <w:rPr>
-                <w:rFonts w:asciiTheme="majorBidi" w:hAnsiTheme="majorBidi" w:cstheme="majorBidi"/>
-                <w:sz w:val="20"/>
-                <w:szCs w:val="20"/>
-                <w:rtl/>
-                <w:lang w:bidi="ar-IQ"/>
-              </w:rPr>
-              <w:t xml:space="preserve"/>
-            </w:r>
-          </w:p>
-        </w:tc>
-        <w:tc>
-          <w:tcPr>
-            <w:tcW w:w="339" w:type="pct"/>
-          </w:tcPr>
-          <w:p>
-            <w:pPr>
-              <w:keepNext/>
-              <w:keepLines/>
-              <w:spacing w:after="0"/>
-              <w:rPr>
-                <w:rFonts w:asciiTheme="majorBidi" w:hAnsiTheme="majorBidi" w:cstheme="majorBidi"/>
-                <w:sz w:val="20"/>
-                <w:szCs w:val="20"/>
-                <w:lang w:bidi="ar-IQ"/>
-              </w:rPr>
-            </w:pPr>
-            <w:r>
-              <w:rPr>
-                <w:rFonts w:asciiTheme="majorBidi" w:hAnsiTheme="majorBidi" w:cstheme="majorBidi"/>
-                <w:sz w:val="20"/>
-                <w:szCs w:val="20"/>
-                <w:rtl/>
-                <w:lang w:bidi="ar-IQ"/>
-              </w:rPr>
-              <w:t xml:space="preserve"/>
-            </w:r>
-          </w:p>
-        </w:tc>
-        <w:tc>
-          <w:tcPr>
-            <w:tcW w:w="1831" w:type="pct"/>
-          </w:tcPr>
-          <w:p>
-            <w:pPr>
-              <w:keepNext/>
-              <w:keepLines/>
-              <w:spacing w:after="0"/>
-              <w:rPr>
-                <w:rFonts w:asciiTheme="majorBidi" w:hAnsiTheme="majorBidi" w:cstheme="majorBidi"/>
-                <w:sz w:val="20"/>
-                <w:szCs w:val="20"/>
-                <w:lang w:bidi="ar-IQ"/>
-              </w:rPr>
-            </w:pPr>
-            <w:r>
-              <w:rPr>
-                <w:rFonts w:asciiTheme="majorBidi" w:hAnsiTheme="majorBidi" w:cstheme="majorBidi"/>
-                <w:sz w:val="20"/>
-                <w:szCs w:val="20"/>
-                <w:rtl/>
-                <w:lang w:bidi="ar-IQ"/>
-              </w:rPr>
-              <w:t xml:space="preserve">نظم التشغيل المتقدم</w:t>
-            </w:r>
-          </w:p>
-        </w:tc>
-        <w:tc>
-          <w:tcPr>
-            <w:tcW w:w="339" w:type="pct"/>
-          </w:tcPr>
-          <w:p>
-            <w:pPr>
-              <w:keepNext/>
-              <w:keepLines/>
-              <w:spacing w:after="0"/>
-              <w:rPr>
-                <w:rFonts w:asciiTheme="majorBidi" w:hAnsiTheme="majorBidi" w:cstheme="majorBidi"/>
-                <w:sz w:val="20"/>
-                <w:szCs w:val="20"/>
-                <w:lang w:bidi="ar-IQ"/>
-              </w:rPr>
-            </w:pPr>
-            <w:r>
-              <w:rPr>
-                <w:rFonts w:asciiTheme="majorBidi" w:hAnsiTheme="majorBidi" w:cstheme="majorBidi"/>
-                <w:sz w:val="20"/>
-                <w:szCs w:val="20"/>
-                <w:rtl/>
-                <w:lang w:bidi="ar-IQ"/>
-              </w:rPr>
-              <w:t xml:space="preserve">٥٦</w:t>
-            </w:r>
-          </w:p>
-        </w:tc>
-        <w:tc>
-          <w:tcPr>
-            <w:tcW w:w="325" w:type="pct"/>
-          </w:tcPr>
-          <w:p>
-            <w:pPr>
-              <w:keepNext/>
-              <w:keepLines/>
-              <w:spacing w:after="0"/>
-              <w:rPr>
-                <w:rFonts w:asciiTheme="majorBidi" w:hAnsiTheme="majorBidi" w:cstheme="majorBidi"/>
-                <w:sz w:val="20"/>
-                <w:szCs w:val="20"/>
-              </w:rPr>
-            </w:pPr>
-            <w:r>
-              <w:rPr>
-                <w:rFonts w:asciiTheme="majorBidi" w:hAnsiTheme="majorBidi" w:cstheme="majorBidi"/>
-                <w:sz w:val="20"/>
-                <w:szCs w:val="20"/>
-                <w:rtl/>
-                <w:lang w:bidi="ar-IQ"/>
-              </w:rPr>
-              <w:t xml:space="preserve">٢</w:t>
             </w:r>
           </w:p>
         </w:tc>
@@ -6181,7 +3257,7 @@
                 <w:rtl/>
                 <w:lang w:bidi="ar-IQ"/>
               </w:rPr>
-              <w:t xml:space="preserve">٢٠١٨-٢٠١٩ - المرحلة ٣</w:t>
+              <w:t xml:space="preserve">٢٠١٦ - المرحلة ٣</w:t>
             </w:r>
           </w:p>
         </w:tc>
@@ -6243,7 +3319,7 @@
                 <w:rtl/>
                 <w:lang w:bidi="ar-IQ"/>
               </w:rPr>
-              <w:t xml:space="preserve"/>
+              <w:t xml:space="preserve">الفصل الثاني</w:t>
             </w:r>
           </w:p>
         </w:tc>
@@ -6466,7 +3542,7 @@
                 <w:rtl/>
                 <w:lang w:bidi="ar-IQ"/>
               </w:rPr>
-              <w:t xml:space="preserve">الحوسبة السحابية</w:t>
+              <w:t xml:space="preserve">البرمجة المرئية</w:t>
             </w:r>
           </w:p>
         </w:tc>
@@ -6494,7 +3570,7 @@
                 <w:rtl/>
                 <w:lang w:bidi="ar-IQ"/>
               </w:rPr>
-              <w:t xml:space="preserve">٧٨</w:t>
+              <w:t xml:space="preserve">٥٠</w:t>
             </w:r>
           </w:p>
         </w:tc>
@@ -6522,7 +3598,7 @@
                 <w:rtl/>
                 <w:lang w:bidi="ar-IQ"/>
               </w:rPr>
-              <w:t xml:space="preserve">٢</w:t>
+              <w:t xml:space="preserve">٣</w:t>
             </w:r>
           </w:p>
         </w:tc>
@@ -6550,7 +3626,7 @@
                 <w:rtl/>
                 <w:lang w:bidi="ar-IQ"/>
               </w:rPr>
-              <w:t xml:space="preserve"/>
+              <w:t xml:space="preserve">أساسيات قواعد البيانات</w:t>
             </w:r>
           </w:p>
         </w:tc>
@@ -6578,7 +3654,7 @@
                 <w:rtl/>
                 <w:lang w:bidi="ar-IQ"/>
               </w:rPr>
-              <w:t xml:space="preserve"/>
+              <w:t xml:space="preserve">٥٣</w:t>
             </w:r>
           </w:p>
         </w:tc>
@@ -6605,7 +3681,7 @@
                 <w:rtl/>
                 <w:lang w:bidi="ar-IQ"/>
               </w:rPr>
-              <w:t xml:space="preserve"/>
+              <w:t xml:space="preserve">٣</w:t>
             </w:r>
           </w:p>
         </w:tc>
@@ -6638,7 +3714,7 @@
                 <w:rtl/>
                 <w:lang w:bidi="ar-IQ"/>
               </w:rPr>
-              <w:t xml:space="preserve">تطبيقات النقال</w:t>
+              <w:t xml:space="preserve">الرسم بالحاسوب ثنائي الأبعاد</w:t>
             </w:r>
           </w:p>
         </w:tc>
@@ -6666,7 +3742,7 @@
                 <w:rtl/>
                 <w:lang w:bidi="ar-IQ"/>
               </w:rPr>
-              <w:t xml:space="preserve">٩٨</w:t>
+              <w:t xml:space="preserve">٧٤</w:t>
             </w:r>
           </w:p>
         </w:tc>
@@ -6722,7 +3798,7 @@
                 <w:rtl/>
                 <w:lang w:bidi="ar-IQ"/>
               </w:rPr>
-              <w:t xml:space="preserve"/>
+              <w:t xml:space="preserve">البرمجة كائنية التوجه</w:t>
             </w:r>
           </w:p>
         </w:tc>
@@ -6750,7 +3826,7 @@
                 <w:rtl/>
                 <w:lang w:bidi="ar-IQ"/>
               </w:rPr>
-              <w:t xml:space="preserve"/>
+              <w:t xml:space="preserve">٦٦</w:t>
             </w:r>
           </w:p>
         </w:tc>
@@ -6777,7 +3853,7 @@
                 <w:rtl/>
                 <w:lang w:bidi="ar-IQ"/>
               </w:rPr>
-              <w:t xml:space="preserve"/>
+              <w:t xml:space="preserve">٣</w:t>
             </w:r>
           </w:p>
         </w:tc>
@@ -6810,7 +3886,7 @@
                 <w:rtl/>
                 <w:lang w:bidi="ar-IQ"/>
               </w:rPr>
-              <w:t xml:space="preserve">مهارات الاتصال</w:t>
+              <w:t xml:space="preserve">المتحكم المنطقي المبرمج</w:t>
             </w:r>
           </w:p>
         </w:tc>
@@ -6838,7 +3914,7 @@
                 <w:rtl/>
                 <w:lang w:bidi="ar-IQ"/>
               </w:rPr>
-              <w:t xml:space="preserve">٨٧</w:t>
+              <w:t xml:space="preserve">٦٢</w:t>
             </w:r>
           </w:p>
         </w:tc>
@@ -6866,7 +3942,7 @@
                 <w:rtl/>
                 <w:lang w:bidi="ar-IQ"/>
               </w:rPr>
-              <w:t xml:space="preserve">٢</w:t>
+              <w:t xml:space="preserve">٣</w:t>
             </w:r>
           </w:p>
         </w:tc>
@@ -6982,6 +4058,5086 @@
                 <w:rtl/>
                 <w:lang w:bidi="ar-IQ"/>
               </w:rPr>
+              <w:t xml:space="preserve">النظرية الاحتسابية</w:t>
+            </w:r>
+          </w:p>
+        </w:tc>
+        <w:tc>
+          <w:tcPr>
+            <w:tcW w:w="338" w:type="pct"/>
+          </w:tcPr>
+          <w:p>
+            <w:pPr>
+              <w:keepNext/>
+              <w:keepLines/>
+              <w:spacing w:after="0"/>
+              <w:rPr>
+                <w:rFonts w:asciiTheme="majorBidi" w:hAnsiTheme="majorBidi" w:cstheme="majorBidi"/>
+                <w:sz w:val="20"/>
+                <w:szCs w:val="20"/>
+                <w:lang w:bidi="ar-IQ"/>
+              </w:rPr>
+            </w:pPr>
+            <w:r>
+              <w:rPr>
+                <w:rFonts w:asciiTheme="majorBidi" w:hAnsiTheme="majorBidi" w:cstheme="majorBidi"/>
+                <w:sz w:val="20"/>
+                <w:szCs w:val="20"/>
+                <w:rtl/>
+                <w:lang w:bidi="ar-IQ"/>
+              </w:rPr>
+              <w:t xml:space="preserve">٦١</w:t>
+            </w:r>
+          </w:p>
+        </w:tc>
+        <w:tc>
+          <w:tcPr>
+            <w:tcW w:w="339" w:type="pct"/>
+          </w:tcPr>
+          <w:p>
+            <w:pPr>
+              <w:keepNext/>
+              <w:keepLines/>
+              <w:spacing w:after="0"/>
+              <w:rPr>
+                <w:rFonts w:asciiTheme="majorBidi" w:hAnsiTheme="majorBidi" w:cstheme="majorBidi"/>
+                <w:sz w:val="20"/>
+                <w:szCs w:val="20"/>
+                <w:lang w:bidi="ar-IQ"/>
+              </w:rPr>
+            </w:pPr>
+            <w:r>
+              <w:rPr>
+                <w:rFonts w:asciiTheme="majorBidi" w:hAnsiTheme="majorBidi" w:cstheme="majorBidi"/>
+                <w:sz w:val="20"/>
+                <w:szCs w:val="20"/>
+                <w:rtl/>
+                <w:lang w:bidi="ar-IQ"/>
+              </w:rPr>
+              <w:t xml:space="preserve">٣</w:t>
+            </w:r>
+          </w:p>
+        </w:tc>
+        <w:tc>
+          <w:tcPr>
+            <w:tcW w:w="1831" w:type="pct"/>
+          </w:tcPr>
+          <w:p>
+            <w:pPr>
+              <w:keepNext/>
+              <w:keepLines/>
+              <w:spacing w:after="0"/>
+              <w:rPr>
+                <w:rFonts w:asciiTheme="majorBidi" w:hAnsiTheme="majorBidi" w:cstheme="majorBidi"/>
+                <w:sz w:val="20"/>
+                <w:szCs w:val="20"/>
+                <w:lang w:bidi="ar-IQ"/>
+              </w:rPr>
+            </w:pPr>
+            <w:r>
+              <w:rPr>
+                <w:rFonts w:asciiTheme="majorBidi" w:hAnsiTheme="majorBidi" w:cstheme="majorBidi"/>
+                <w:sz w:val="20"/>
+                <w:szCs w:val="20"/>
+                <w:rtl/>
+                <w:lang w:bidi="ar-IQ"/>
+              </w:rPr>
+              <w:t xml:space="preserve"/>
+            </w:r>
+          </w:p>
+        </w:tc>
+        <w:tc>
+          <w:tcPr>
+            <w:tcW w:w="339" w:type="pct"/>
+          </w:tcPr>
+          <w:p>
+            <w:pPr>
+              <w:keepNext/>
+              <w:keepLines/>
+              <w:spacing w:after="0"/>
+              <w:rPr>
+                <w:rFonts w:asciiTheme="majorBidi" w:hAnsiTheme="majorBidi" w:cstheme="majorBidi"/>
+                <w:sz w:val="20"/>
+                <w:szCs w:val="20"/>
+                <w:lang w:bidi="ar-IQ"/>
+              </w:rPr>
+            </w:pPr>
+            <w:r>
+              <w:rPr>
+                <w:rFonts w:asciiTheme="majorBidi" w:hAnsiTheme="majorBidi" w:cstheme="majorBidi"/>
+                <w:sz w:val="20"/>
+                <w:szCs w:val="20"/>
+                <w:rtl/>
+                <w:lang w:bidi="ar-IQ"/>
+              </w:rPr>
+              <w:t xml:space="preserve"/>
+            </w:r>
+          </w:p>
+        </w:tc>
+        <w:tc>
+          <w:tcPr>
+            <w:tcW w:w="325" w:type="pct"/>
+          </w:tcPr>
+          <w:p>
+            <w:pPr>
+              <w:keepNext/>
+              <w:keepLines/>
+              <w:spacing w:after="0"/>
+              <w:rPr>
+                <w:rFonts w:asciiTheme="majorBidi" w:hAnsiTheme="majorBidi" w:cstheme="majorBidi"/>
+                <w:sz w:val="20"/>
+                <w:szCs w:val="20"/>
+              </w:rPr>
+            </w:pPr>
+            <w:r>
+              <w:rPr>
+                <w:rFonts w:asciiTheme="majorBidi" w:hAnsiTheme="majorBidi" w:cstheme="majorBidi"/>
+                <w:sz w:val="20"/>
+                <w:szCs w:val="20"/>
+                <w:rtl/>
+                <w:lang w:bidi="ar-IQ"/>
+              </w:rPr>
+              <w:t xml:space="preserve"/>
+            </w:r>
+          </w:p>
+        </w:tc>
+      </w:tr>
+      <w:tr>
+        <w:trPr>
+          <w:cantSplit/>
+        </w:trPr>
+        <w:tc>
+          <w:tcPr>
+            <w:tcW w:w="1828" w:type="pct"/>
+          </w:tcPr>
+          <w:p>
+            <w:pPr>
+              <w:keepNext/>
+              <w:keepLines/>
+              <w:spacing w:after="0"/>
+              <w:rPr>
+                <w:rFonts w:asciiTheme="majorBidi" w:hAnsiTheme="majorBidi" w:cstheme="majorBidi"/>
+                <w:sz w:val="20"/>
+                <w:szCs w:val="20"/>
+                <w:lang w:bidi="ar-IQ"/>
+              </w:rPr>
+            </w:pPr>
+            <w:r>
+              <w:rPr>
+                <w:rFonts w:asciiTheme="majorBidi" w:hAnsiTheme="majorBidi" w:cstheme="majorBidi"/>
+                <w:sz w:val="20"/>
+                <w:szCs w:val="20"/>
+                <w:rtl/>
+                <w:lang w:bidi="ar-IQ"/>
+              </w:rPr>
+              <w:t xml:space="preserve">تطبيقات الحاسوب في الاعمال</w:t>
+            </w:r>
+          </w:p>
+        </w:tc>
+        <w:tc>
+          <w:tcPr>
+            <w:tcW w:w="338" w:type="pct"/>
+          </w:tcPr>
+          <w:p>
+            <w:pPr>
+              <w:keepNext/>
+              <w:keepLines/>
+              <w:spacing w:after="0"/>
+              <w:rPr>
+                <w:rFonts w:asciiTheme="majorBidi" w:hAnsiTheme="majorBidi" w:cstheme="majorBidi"/>
+                <w:sz w:val="20"/>
+                <w:szCs w:val="20"/>
+                <w:lang w:bidi="ar-IQ"/>
+              </w:rPr>
+            </w:pPr>
+            <w:r>
+              <w:rPr>
+                <w:rFonts w:asciiTheme="majorBidi" w:hAnsiTheme="majorBidi" w:cstheme="majorBidi"/>
+                <w:sz w:val="20"/>
+                <w:szCs w:val="20"/>
+                <w:rtl/>
+                <w:lang w:bidi="ar-IQ"/>
+              </w:rPr>
+              <w:t xml:space="preserve">٦٤</w:t>
+            </w:r>
+          </w:p>
+        </w:tc>
+        <w:tc>
+          <w:tcPr>
+            <w:tcW w:w="339" w:type="pct"/>
+          </w:tcPr>
+          <w:p>
+            <w:pPr>
+              <w:keepNext/>
+              <w:keepLines/>
+              <w:spacing w:after="0"/>
+              <w:rPr>
+                <w:rFonts w:asciiTheme="majorBidi" w:hAnsiTheme="majorBidi" w:cstheme="majorBidi"/>
+                <w:sz w:val="20"/>
+                <w:szCs w:val="20"/>
+                <w:lang w:bidi="ar-IQ"/>
+              </w:rPr>
+            </w:pPr>
+            <w:r>
+              <w:rPr>
+                <w:rFonts w:asciiTheme="majorBidi" w:hAnsiTheme="majorBidi" w:cstheme="majorBidi"/>
+                <w:sz w:val="20"/>
+                <w:szCs w:val="20"/>
+                <w:rtl/>
+                <w:lang w:bidi="ar-IQ"/>
+              </w:rPr>
+              <w:t xml:space="preserve">٢</w:t>
+            </w:r>
+          </w:p>
+        </w:tc>
+        <w:tc>
+          <w:tcPr>
+            <w:tcW w:w="1831" w:type="pct"/>
+          </w:tcPr>
+          <w:p>
+            <w:pPr>
+              <w:keepNext/>
+              <w:keepLines/>
+              <w:spacing w:after="0"/>
+              <w:rPr>
+                <w:rFonts w:asciiTheme="majorBidi" w:hAnsiTheme="majorBidi" w:cstheme="majorBidi"/>
+                <w:sz w:val="20"/>
+                <w:szCs w:val="20"/>
+                <w:lang w:bidi="ar-IQ"/>
+              </w:rPr>
+            </w:pPr>
+            <w:r>
+              <w:rPr>
+                <w:rFonts w:asciiTheme="majorBidi" w:hAnsiTheme="majorBidi" w:cstheme="majorBidi"/>
+                <w:sz w:val="20"/>
+                <w:szCs w:val="20"/>
+                <w:rtl/>
+                <w:lang w:bidi="ar-IQ"/>
+              </w:rPr>
+              <w:t xml:space="preserve"/>
+            </w:r>
+          </w:p>
+        </w:tc>
+        <w:tc>
+          <w:tcPr>
+            <w:tcW w:w="339" w:type="pct"/>
+          </w:tcPr>
+          <w:p>
+            <w:pPr>
+              <w:keepNext/>
+              <w:keepLines/>
+              <w:spacing w:after="0"/>
+              <w:rPr>
+                <w:rFonts w:asciiTheme="majorBidi" w:hAnsiTheme="majorBidi" w:cstheme="majorBidi"/>
+                <w:sz w:val="20"/>
+                <w:szCs w:val="20"/>
+                <w:lang w:bidi="ar-IQ"/>
+              </w:rPr>
+            </w:pPr>
+            <w:r>
+              <w:rPr>
+                <w:rFonts w:asciiTheme="majorBidi" w:hAnsiTheme="majorBidi" w:cstheme="majorBidi"/>
+                <w:sz w:val="20"/>
+                <w:szCs w:val="20"/>
+                <w:rtl/>
+                <w:lang w:bidi="ar-IQ"/>
+              </w:rPr>
+              <w:t xml:space="preserve"/>
+            </w:r>
+          </w:p>
+        </w:tc>
+        <w:tc>
+          <w:tcPr>
+            <w:tcW w:w="325" w:type="pct"/>
+          </w:tcPr>
+          <w:p>
+            <w:pPr>
+              <w:keepNext/>
+              <w:keepLines/>
+              <w:spacing w:after="0"/>
+              <w:rPr>
+                <w:rFonts w:asciiTheme="majorBidi" w:hAnsiTheme="majorBidi" w:cstheme="majorBidi"/>
+                <w:sz w:val="20"/>
+                <w:szCs w:val="20"/>
+              </w:rPr>
+            </w:pPr>
+            <w:r>
+              <w:rPr>
+                <w:rFonts w:asciiTheme="majorBidi" w:hAnsiTheme="majorBidi" w:cstheme="majorBidi"/>
+                <w:sz w:val="20"/>
+                <w:szCs w:val="20"/>
+                <w:rtl/>
+                <w:lang w:bidi="ar-IQ"/>
+              </w:rPr>
+              <w:t xml:space="preserve"/>
+            </w:r>
+          </w:p>
+        </w:tc>
+      </w:tr>
+      <w:tr>
+        <w:trPr>
+          <w:cantSplit/>
+        </w:trPr>
+        <w:tc>
+          <w:tcPr>
+            <w:tcW w:w="1828" w:type="pct"/>
+          </w:tcPr>
+          <w:p>
+            <w:pPr>
+              <w:keepNext/>
+              <w:keepLines/>
+              <w:spacing w:after="0"/>
+              <w:rPr>
+                <w:rFonts w:asciiTheme="majorBidi" w:hAnsiTheme="majorBidi" w:cstheme="majorBidi"/>
+                <w:sz w:val="20"/>
+                <w:szCs w:val="20"/>
+                <w:lang w:bidi="ar-IQ"/>
+              </w:rPr>
+            </w:pPr>
+            <w:r>
+              <w:rPr>
+                <w:rFonts w:asciiTheme="majorBidi" w:hAnsiTheme="majorBidi" w:cstheme="majorBidi"/>
+                <w:sz w:val="20"/>
+                <w:szCs w:val="20"/>
+                <w:rtl/>
+                <w:lang w:bidi="ar-IQ"/>
+              </w:rPr>
+              <w:t xml:space="preserve">تفاعل الانسان مع الحاسوب</w:t>
+            </w:r>
+          </w:p>
+        </w:tc>
+        <w:tc>
+          <w:tcPr>
+            <w:tcW w:w="338" w:type="pct"/>
+          </w:tcPr>
+          <w:p>
+            <w:pPr>
+              <w:keepNext/>
+              <w:keepLines/>
+              <w:spacing w:after="0"/>
+              <w:rPr>
+                <w:rFonts w:asciiTheme="majorBidi" w:hAnsiTheme="majorBidi" w:cstheme="majorBidi"/>
+                <w:sz w:val="20"/>
+                <w:szCs w:val="20"/>
+                <w:lang w:bidi="ar-IQ"/>
+              </w:rPr>
+            </w:pPr>
+            <w:r>
+              <w:rPr>
+                <w:rFonts w:asciiTheme="majorBidi" w:hAnsiTheme="majorBidi" w:cstheme="majorBidi"/>
+                <w:sz w:val="20"/>
+                <w:szCs w:val="20"/>
+                <w:rtl/>
+                <w:lang w:bidi="ar-IQ"/>
+              </w:rPr>
+              <w:t xml:space="preserve">٧٩</w:t>
+            </w:r>
+          </w:p>
+        </w:tc>
+        <w:tc>
+          <w:tcPr>
+            <w:tcW w:w="339" w:type="pct"/>
+          </w:tcPr>
+          <w:p>
+            <w:pPr>
+              <w:keepNext/>
+              <w:keepLines/>
+              <w:spacing w:after="0"/>
+              <w:rPr>
+                <w:rFonts w:asciiTheme="majorBidi" w:hAnsiTheme="majorBidi" w:cstheme="majorBidi"/>
+                <w:sz w:val="20"/>
+                <w:szCs w:val="20"/>
+                <w:lang w:bidi="ar-IQ"/>
+              </w:rPr>
+            </w:pPr>
+            <w:r>
+              <w:rPr>
+                <w:rFonts w:asciiTheme="majorBidi" w:hAnsiTheme="majorBidi" w:cstheme="majorBidi"/>
+                <w:sz w:val="20"/>
+                <w:szCs w:val="20"/>
+                <w:rtl/>
+                <w:lang w:bidi="ar-IQ"/>
+              </w:rPr>
+              <w:t xml:space="preserve">٢</w:t>
+            </w:r>
+          </w:p>
+        </w:tc>
+        <w:tc>
+          <w:tcPr>
+            <w:tcW w:w="1831" w:type="pct"/>
+          </w:tcPr>
+          <w:p>
+            <w:pPr>
+              <w:keepNext/>
+              <w:keepLines/>
+              <w:spacing w:after="0"/>
+              <w:rPr>
+                <w:rFonts w:asciiTheme="majorBidi" w:hAnsiTheme="majorBidi" w:cstheme="majorBidi"/>
+                <w:sz w:val="20"/>
+                <w:szCs w:val="20"/>
+                <w:lang w:bidi="ar-IQ"/>
+              </w:rPr>
+            </w:pPr>
+            <w:r>
+              <w:rPr>
+                <w:rFonts w:asciiTheme="majorBidi" w:hAnsiTheme="majorBidi" w:cstheme="majorBidi"/>
+                <w:sz w:val="20"/>
+                <w:szCs w:val="20"/>
+                <w:rtl/>
+                <w:lang w:bidi="ar-IQ"/>
+              </w:rPr>
+              <w:t xml:space="preserve"/>
+            </w:r>
+          </w:p>
+        </w:tc>
+        <w:tc>
+          <w:tcPr>
+            <w:tcW w:w="339" w:type="pct"/>
+          </w:tcPr>
+          <w:p>
+            <w:pPr>
+              <w:keepNext/>
+              <w:keepLines/>
+              <w:spacing w:after="0"/>
+              <w:rPr>
+                <w:rFonts w:asciiTheme="majorBidi" w:hAnsiTheme="majorBidi" w:cstheme="majorBidi"/>
+                <w:sz w:val="20"/>
+                <w:szCs w:val="20"/>
+                <w:lang w:bidi="ar-IQ"/>
+              </w:rPr>
+            </w:pPr>
+            <w:r>
+              <w:rPr>
+                <w:rFonts w:asciiTheme="majorBidi" w:hAnsiTheme="majorBidi" w:cstheme="majorBidi"/>
+                <w:sz w:val="20"/>
+                <w:szCs w:val="20"/>
+                <w:rtl/>
+                <w:lang w:bidi="ar-IQ"/>
+              </w:rPr>
+              <w:t xml:space="preserve"/>
+            </w:r>
+          </w:p>
+        </w:tc>
+        <w:tc>
+          <w:tcPr>
+            <w:tcW w:w="325" w:type="pct"/>
+          </w:tcPr>
+          <w:p>
+            <w:pPr>
+              <w:keepNext/>
+              <w:keepLines/>
+              <w:spacing w:after="0"/>
+              <w:rPr>
+                <w:rFonts w:asciiTheme="majorBidi" w:hAnsiTheme="majorBidi" w:cstheme="majorBidi"/>
+                <w:sz w:val="20"/>
+                <w:szCs w:val="20"/>
+              </w:rPr>
+            </w:pPr>
+            <w:r>
+              <w:rPr>
+                <w:rFonts w:asciiTheme="majorBidi" w:hAnsiTheme="majorBidi" w:cstheme="majorBidi"/>
+                <w:sz w:val="20"/>
+                <w:szCs w:val="20"/>
+                <w:rtl/>
+                <w:lang w:bidi="ar-IQ"/>
+              </w:rPr>
+              <w:t xml:space="preserve"/>
+            </w:r>
+          </w:p>
+        </w:tc>
+      </w:tr>
+    </w:tbl>
+    <w:p>
+      <w:pPr>
+        <w:keepNext/>
+        <w:keepLines/>
+        <w:spacing w:line="240" w:lineRule="auto"/>
+        <w:rPr>
+          <w:rFonts w:asciiTheme="majorBidi" w:hAnsiTheme="majorBidi" w:cstheme="majorBidi"/>
+          <w:sz w:val="24"/>
+          <w:szCs w:val="24"/>
+          <w:lang w:bidi="ar-IQ"/>
+        </w:rPr>
+      </w:pPr>
+      <w:r>
+        <w:rPr>
+          <w:rFonts w:asciiTheme="majorBidi" w:hAnsiTheme="majorBidi" w:cstheme="majorBidi"/>
+          <w:sz w:val="24"/>
+          <w:szCs w:val="24"/>
+          <w:rtl/>
+          <w:lang w:bidi="ar-IQ"/>
+        </w:rPr>
+        <w:t xml:space="preserve"/>
+      </w:r>
+    </w:p>
+    <w:tbl>
+      <w:tblPr>
+        <w:tblStyle w:val="TableGrid"/>
+        <w:bidiVisual/>
+        <w:tblW w:w="5000" w:type="pct"/>
+        <w:tblLayout w:type="fixed"/>
+        <w:tblLook w:val="04A0" w:firstRow="1" w:lastRow="0" w:firstColumn="1" w:lastColumn="0" w:noHBand="0" w:noVBand="1"/>
+      </w:tblPr>
+      <w:tblGrid>
+        <w:gridCol w:w="3822"/>
+        <w:gridCol w:w="707"/>
+        <w:gridCol w:w="709"/>
+        <w:gridCol w:w="3829"/>
+        <w:gridCol w:w="709"/>
+        <w:gridCol w:w="680"/>
+      </w:tblGrid>
+      <w:tr>
+        <w:trPr>
+          <w:cantSplit/>
+        </w:trPr>
+        <w:tc>
+          <w:tcPr>
+            <w:tcW w:w="5000" w:type="pct"/>
+            <w:gridSpan w:val="6"/>
+          </w:tcPr>
+          <w:p>
+            <w:pPr>
+              <w:keepNext/>
+              <w:keepLines/>
+              <w:spacing w:after="0"/>
+              <w:jc w:val="center"/>
+              <w:rPr>
+                <w:rFonts w:asciiTheme="majorBidi" w:hAnsiTheme="majorBidi" w:cstheme="majorBidi"/>
+                <w:sz w:val="20"/>
+                <w:szCs w:val="20"/>
+                <w:rtl/>
+                <w:lang w:bidi="ar-IQ"/>
+              </w:rPr>
+            </w:pPr>
+            <w:r>
+              <w:rPr>
+                <w:rFonts w:asciiTheme="majorBidi" w:hAnsiTheme="majorBidi" w:cstheme="majorBidi"/>
+                <w:sz w:val="20"/>
+                <w:szCs w:val="20"/>
+                <w:rtl/>
+                <w:lang w:bidi="ar-IQ"/>
+              </w:rPr>
+              <w:t xml:space="preserve">٢٠١٧ - المرحلة ٤</w:t>
+            </w:r>
+          </w:p>
+        </w:tc>
+      </w:tr>
+      <w:tr>
+        <w:trPr>
+          <w:cantSplit/>
+        </w:trPr>
+        <w:tc>
+          <w:tcPr>
+            <w:tcW w:w="2505" w:type="pct"/>
+            <w:gridSpan w:val="3"/>
+          </w:tcPr>
+          <w:p>
+            <w:pPr>
+              <w:keepNext/>
+              <w:keepLines/>
+              <w:spacing w:after="0"/>
+              <w:rPr>
+                <w:rFonts w:asciiTheme="majorBidi" w:hAnsiTheme="majorBidi" w:cstheme="majorBidi"/>
+                <w:sz w:val="20"/>
+                <w:szCs w:val="20"/>
+                <w:lang w:bidi="ar-IQ"/>
+              </w:rPr>
+            </w:pPr>
+            <w:r>
+              <w:rPr>
+                <w:rFonts w:asciiTheme="majorBidi" w:hAnsiTheme="majorBidi" w:cstheme="majorBidi"/>
+                <w:sz w:val="20"/>
+                <w:szCs w:val="20"/>
+                <w:rtl/>
+                <w:lang w:bidi="ar-IQ"/>
+              </w:rPr>
+              <w:t xml:space="preserve">الفصل الأول</w:t>
+            </w:r>
+          </w:p>
+        </w:tc>
+        <w:tc>
+          <w:tcPr>
+            <w:tcW w:w="2495" w:type="pct"/>
+            <w:gridSpan w:val="3"/>
+          </w:tcPr>
+          <w:p>
+            <w:pPr>
+              <w:keepNext/>
+              <w:keepLines/>
+              <w:spacing w:after="0"/>
+              <w:rPr>
+                <w:rFonts w:asciiTheme="majorBidi" w:hAnsiTheme="majorBidi" w:cstheme="majorBidi"/>
+                <w:sz w:val="20"/>
+                <w:szCs w:val="20"/>
+              </w:rPr>
+            </w:pPr>
+            <w:r>
+              <w:rPr>
+                <w:rFonts w:asciiTheme="majorBidi" w:hAnsiTheme="majorBidi" w:cstheme="majorBidi"/>
+                <w:sz w:val="20"/>
+                <w:szCs w:val="20"/>
+                <w:rtl/>
+                <w:lang w:bidi="ar-IQ"/>
+              </w:rPr>
+              <w:t xml:space="preserve">الفصل الثاني</w:t>
+            </w:r>
+          </w:p>
+        </w:tc>
+      </w:tr>
+      <w:tr>
+        <w:trPr>
+          <w:cantSplit/>
+        </w:trPr>
+        <w:tc>
+          <w:tcPr>
+            <w:tcW w:w="1828" w:type="pct"/>
+          </w:tcPr>
+          <w:p>
+            <w:pPr>
+              <w:keepNext/>
+              <w:keepLines/>
+              <w:spacing w:after="0"/>
+              <w:rPr>
+                <w:rFonts w:asciiTheme="majorBidi" w:hAnsiTheme="majorBidi" w:cstheme="majorBidi"/>
+                <w:b/>
+                <w:bCs/>
+                <w:sz w:val="20"/>
+                <w:szCs w:val="20"/>
+                <w:lang w:bidi="ar-IQ"/>
+              </w:rPr>
+            </w:pPr>
+            <w:r>
+              <w:rPr>
+                <w:rFonts w:asciiTheme="majorBidi" w:hAnsiTheme="majorBidi" w:cstheme="majorBidi"/>
+                <w:b/>
+                <w:bCs/>
+                <w:sz w:val="20"/>
+                <w:szCs w:val="20"/>
+                <w:rtl/>
+              </w:rPr>
+              <w:t>المادة الدراسية</w:t>
+            </w:r>
+          </w:p>
+        </w:tc>
+        <w:tc>
+          <w:tcPr>
+            <w:tcW w:w="338" w:type="pct"/>
+          </w:tcPr>
+          <w:p>
+            <w:pPr>
+              <w:keepNext/>
+              <w:keepLines/>
+              <w:spacing w:after="0"/>
+              <w:rPr>
+                <w:rFonts w:asciiTheme="majorBidi" w:hAnsiTheme="majorBidi" w:cstheme="majorBidi"/>
+                <w:b/>
+                <w:bCs/>
+                <w:sz w:val="20"/>
+                <w:szCs w:val="20"/>
+                <w:lang w:bidi="ar-IQ"/>
+              </w:rPr>
+            </w:pPr>
+            <w:r>
+              <w:rPr>
+                <w:rFonts w:asciiTheme="majorBidi" w:hAnsiTheme="majorBidi" w:cstheme="majorBidi"/>
+                <w:b/>
+                <w:bCs/>
+                <w:sz w:val="20"/>
+                <w:szCs w:val="20"/>
+                <w:rtl/>
+              </w:rPr>
+              <w:t>الدرجة</w:t>
+            </w:r>
+          </w:p>
+        </w:tc>
+        <w:tc>
+          <w:tcPr>
+            <w:tcW w:w="339" w:type="pct"/>
+          </w:tcPr>
+          <w:p>
+            <w:pPr>
+              <w:keepNext/>
+              <w:keepLines/>
+              <w:spacing w:after="0"/>
+              <w:rPr>
+                <w:rFonts w:asciiTheme="majorBidi" w:hAnsiTheme="majorBidi" w:cstheme="majorBidi"/>
+                <w:b/>
+                <w:bCs/>
+                <w:sz w:val="20"/>
+                <w:szCs w:val="20"/>
+                <w:lang w:bidi="ar-IQ"/>
+              </w:rPr>
+            </w:pPr>
+            <w:r>
+              <w:rPr>
+                <w:rFonts w:asciiTheme="majorBidi" w:hAnsiTheme="majorBidi" w:cstheme="majorBidi"/>
+                <w:b/>
+                <w:bCs/>
+                <w:sz w:val="20"/>
+                <w:szCs w:val="20"/>
+                <w:rtl/>
+              </w:rPr>
+              <w:t>الوحدة</w:t>
+            </w:r>
+          </w:p>
+        </w:tc>
+        <w:tc>
+          <w:tcPr>
+            <w:tcW w:w="1831" w:type="pct"/>
+          </w:tcPr>
+          <w:p>
+            <w:pPr>
+              <w:keepNext/>
+              <w:keepLines/>
+              <w:spacing w:after="0"/>
+              <w:rPr>
+                <w:rFonts w:asciiTheme="majorBidi" w:hAnsiTheme="majorBidi" w:cstheme="majorBidi"/>
+                <w:b/>
+                <w:bCs/>
+                <w:sz w:val="20"/>
+                <w:szCs w:val="20"/>
+                <w:lang w:bidi="ar-IQ"/>
+              </w:rPr>
+            </w:pPr>
+            <w:r>
+              <w:rPr>
+                <w:rFonts w:asciiTheme="majorBidi" w:hAnsiTheme="majorBidi" w:cstheme="majorBidi"/>
+                <w:b/>
+                <w:bCs/>
+                <w:sz w:val="20"/>
+                <w:szCs w:val="20"/>
+                <w:rtl/>
+              </w:rPr>
+              <w:t>المادة الدراسية</w:t>
+            </w:r>
+          </w:p>
+        </w:tc>
+        <w:tc>
+          <w:tcPr>
+            <w:tcW w:w="339" w:type="pct"/>
+          </w:tcPr>
+          <w:p>
+            <w:pPr>
+              <w:keepNext/>
+              <w:keepLines/>
+              <w:spacing w:after="0"/>
+              <w:rPr>
+                <w:rFonts w:asciiTheme="majorBidi" w:hAnsiTheme="majorBidi" w:cstheme="majorBidi"/>
+                <w:b/>
+                <w:bCs/>
+                <w:sz w:val="20"/>
+                <w:szCs w:val="20"/>
+                <w:lang w:bidi="ar-IQ"/>
+              </w:rPr>
+            </w:pPr>
+            <w:r>
+              <w:rPr>
+                <w:rFonts w:asciiTheme="majorBidi" w:hAnsiTheme="majorBidi" w:cstheme="majorBidi"/>
+                <w:b/>
+                <w:bCs/>
+                <w:sz w:val="20"/>
+                <w:szCs w:val="20"/>
+                <w:rtl/>
+              </w:rPr>
+              <w:t>الدرجة</w:t>
+            </w:r>
+          </w:p>
+        </w:tc>
+        <w:tc>
+          <w:tcPr>
+            <w:tcW w:w="325" w:type="pct"/>
+          </w:tcPr>
+          <w:p>
+            <w:pPr>
+              <w:keepNext/>
+              <w:keepLines/>
+              <w:spacing w:after="0"/>
+              <w:rPr>
+                <w:rFonts w:asciiTheme="majorBidi" w:hAnsiTheme="majorBidi" w:cstheme="majorBidi"/>
+                <w:b/>
+                <w:bCs/>
+                <w:sz w:val="20"/>
+                <w:szCs w:val="20"/>
+              </w:rPr>
+            </w:pPr>
+            <w:r>
+              <w:rPr>
+                <w:rFonts w:asciiTheme="majorBidi" w:hAnsiTheme="majorBidi" w:cstheme="majorBidi"/>
+                <w:b/>
+                <w:bCs/>
+                <w:sz w:val="20"/>
+                <w:szCs w:val="20"/>
+                <w:rtl/>
+              </w:rPr>
+              <w:t>الوحدة</w:t>
+            </w:r>
+          </w:p>
+        </w:tc>
+      </w:tr>
+      <w:tr>
+        <w:trPr>
+          <w:cantSplit/>
+        </w:trPr>
+        <w:tc>
+          <w:tcPr>
+            <w:tcW w:w="1828" w:type="pct"/>
+          </w:tcPr>
+          <w:p>
+            <w:pPr>
+              <w:keepNext/>
+              <w:keepLines/>
+              <w:spacing w:after="0"/>
+              <w:rPr>
+                <w:rFonts w:asciiTheme="majorBidi" w:hAnsiTheme="majorBidi" w:cstheme="majorBidi"/>
+                <w:sz w:val="20"/>
+                <w:szCs w:val="20"/>
+                <w:lang w:bidi="ar-IQ"/>
+              </w:rPr>
+            </w:pPr>
+            <w:r>
+              <w:rPr>
+                <w:rFonts w:asciiTheme="majorBidi" w:hAnsiTheme="majorBidi" w:cstheme="majorBidi"/>
+                <w:sz w:val="20"/>
+                <w:szCs w:val="20"/>
+                <w:rtl/>
+                <w:lang w:bidi="ar-IQ"/>
+              </w:rPr>
+              <w:t xml:space="preserve">الفلسفة</w:t>
+            </w:r>
+          </w:p>
+        </w:tc>
+        <w:tc>
+          <w:tcPr>
+            <w:tcW w:w="338" w:type="pct"/>
+          </w:tcPr>
+          <w:p>
+            <w:pPr>
+              <w:keepNext/>
+              <w:keepLines/>
+              <w:spacing w:after="0"/>
+              <w:rPr>
+                <w:rFonts w:asciiTheme="majorBidi" w:hAnsiTheme="majorBidi" w:cstheme="majorBidi"/>
+                <w:sz w:val="20"/>
+                <w:szCs w:val="20"/>
+                <w:lang w:bidi="ar-IQ"/>
+              </w:rPr>
+            </w:pPr>
+            <w:r>
+              <w:rPr>
+                <w:rFonts w:asciiTheme="majorBidi" w:hAnsiTheme="majorBidi" w:cstheme="majorBidi"/>
+                <w:sz w:val="20"/>
+                <w:szCs w:val="20"/>
+                <w:rtl/>
+                <w:lang w:bidi="ar-IQ"/>
+              </w:rPr>
+              <w:t xml:space="preserve">٥٩</w:t>
+            </w:r>
+          </w:p>
+        </w:tc>
+        <w:tc>
+          <w:tcPr>
+            <w:tcW w:w="339" w:type="pct"/>
+          </w:tcPr>
+          <w:p>
+            <w:pPr>
+              <w:keepNext/>
+              <w:keepLines/>
+              <w:spacing w:after="0"/>
+              <w:rPr>
+                <w:rFonts w:asciiTheme="majorBidi" w:hAnsiTheme="majorBidi" w:cstheme="majorBidi"/>
+                <w:sz w:val="20"/>
+                <w:szCs w:val="20"/>
+                <w:lang w:bidi="ar-IQ"/>
+              </w:rPr>
+            </w:pPr>
+            <w:r>
+              <w:rPr>
+                <w:rFonts w:asciiTheme="majorBidi" w:hAnsiTheme="majorBidi" w:cstheme="majorBidi"/>
+                <w:sz w:val="20"/>
+                <w:szCs w:val="20"/>
+                <w:rtl/>
+                <w:lang w:bidi="ar-IQ"/>
+              </w:rPr>
+              <w:t xml:space="preserve">٢</w:t>
+            </w:r>
+          </w:p>
+        </w:tc>
+        <w:tc>
+          <w:tcPr>
+            <w:tcW w:w="1831" w:type="pct"/>
+          </w:tcPr>
+          <w:p>
+            <w:pPr>
+              <w:keepNext/>
+              <w:keepLines/>
+              <w:spacing w:after="0"/>
+              <w:rPr>
+                <w:rFonts w:asciiTheme="majorBidi" w:hAnsiTheme="majorBidi" w:cstheme="majorBidi"/>
+                <w:sz w:val="20"/>
+                <w:szCs w:val="20"/>
+                <w:lang w:bidi="ar-IQ"/>
+              </w:rPr>
+            </w:pPr>
+            <w:r>
+              <w:rPr>
+                <w:rFonts w:asciiTheme="majorBidi" w:hAnsiTheme="majorBidi" w:cstheme="majorBidi"/>
+                <w:sz w:val="20"/>
+                <w:szCs w:val="20"/>
+                <w:rtl/>
+                <w:lang w:bidi="ar-IQ"/>
+              </w:rPr>
+              <w:t xml:space="preserve">هياكل البيانات 1</w:t>
+            </w:r>
+          </w:p>
+        </w:tc>
+        <w:tc>
+          <w:tcPr>
+            <w:tcW w:w="339" w:type="pct"/>
+          </w:tcPr>
+          <w:p>
+            <w:pPr>
+              <w:keepNext/>
+              <w:keepLines/>
+              <w:spacing w:after="0"/>
+              <w:rPr>
+                <w:rFonts w:asciiTheme="majorBidi" w:hAnsiTheme="majorBidi" w:cstheme="majorBidi"/>
+                <w:sz w:val="20"/>
+                <w:szCs w:val="20"/>
+                <w:lang w:bidi="ar-IQ"/>
+              </w:rPr>
+            </w:pPr>
+            <w:r>
+              <w:rPr>
+                <w:rFonts w:asciiTheme="majorBidi" w:hAnsiTheme="majorBidi" w:cstheme="majorBidi"/>
+                <w:sz w:val="20"/>
+                <w:szCs w:val="20"/>
+                <w:rtl/>
+                <w:lang w:bidi="ar-IQ"/>
+              </w:rPr>
+              <w:t xml:space="preserve">٥٦</w:t>
+            </w:r>
+          </w:p>
+        </w:tc>
+        <w:tc>
+          <w:tcPr>
+            <w:tcW w:w="325" w:type="pct"/>
+          </w:tcPr>
+          <w:p>
+            <w:pPr>
+              <w:keepNext/>
+              <w:keepLines/>
+              <w:spacing w:after="0"/>
+              <w:rPr>
+                <w:rFonts w:asciiTheme="majorBidi" w:hAnsiTheme="majorBidi" w:cstheme="majorBidi"/>
+                <w:sz w:val="20"/>
+                <w:szCs w:val="20"/>
+              </w:rPr>
+            </w:pPr>
+            <w:r>
+              <w:rPr>
+                <w:rFonts w:asciiTheme="majorBidi" w:hAnsiTheme="majorBidi" w:cstheme="majorBidi"/>
+                <w:sz w:val="20"/>
+                <w:szCs w:val="20"/>
+                <w:rtl/>
+                <w:lang w:bidi="ar-IQ"/>
+              </w:rPr>
+              <w:t xml:space="preserve">٣</w:t>
+            </w:r>
+          </w:p>
+        </w:tc>
+      </w:tr>
+      <w:tr>
+        <w:trPr>
+          <w:cantSplit/>
+        </w:trPr>
+        <w:tc>
+          <w:tcPr>
+            <w:tcW w:w="1828" w:type="pct"/>
+          </w:tcPr>
+          <w:p>
+            <w:pPr>
+              <w:keepNext/>
+              <w:keepLines/>
+              <w:spacing w:after="0"/>
+              <w:rPr>
+                <w:rFonts w:asciiTheme="majorBidi" w:hAnsiTheme="majorBidi" w:cstheme="majorBidi"/>
+                <w:sz w:val="20"/>
+                <w:szCs w:val="20"/>
+                <w:lang w:bidi="ar-IQ"/>
+              </w:rPr>
+            </w:pPr>
+            <w:r>
+              <w:rPr>
+                <w:rFonts w:asciiTheme="majorBidi" w:hAnsiTheme="majorBidi" w:cstheme="majorBidi"/>
+                <w:sz w:val="20"/>
+                <w:szCs w:val="20"/>
+                <w:rtl/>
+                <w:lang w:bidi="ar-IQ"/>
+              </w:rPr>
+              <w:t xml:space="preserve">بحوث العمليات</w:t>
+            </w:r>
+          </w:p>
+        </w:tc>
+        <w:tc>
+          <w:tcPr>
+            <w:tcW w:w="338" w:type="pct"/>
+          </w:tcPr>
+          <w:p>
+            <w:pPr>
+              <w:keepNext/>
+              <w:keepLines/>
+              <w:spacing w:after="0"/>
+              <w:rPr>
+                <w:rFonts w:asciiTheme="majorBidi" w:hAnsiTheme="majorBidi" w:cstheme="majorBidi"/>
+                <w:sz w:val="20"/>
+                <w:szCs w:val="20"/>
+                <w:lang w:bidi="ar-IQ"/>
+              </w:rPr>
+            </w:pPr>
+            <w:r>
+              <w:rPr>
+                <w:rFonts w:asciiTheme="majorBidi" w:hAnsiTheme="majorBidi" w:cstheme="majorBidi"/>
+                <w:sz w:val="20"/>
+                <w:szCs w:val="20"/>
+                <w:rtl/>
+                <w:lang w:bidi="ar-IQ"/>
+              </w:rPr>
+              <w:t xml:space="preserve">٦٠</w:t>
+            </w:r>
+          </w:p>
+        </w:tc>
+        <w:tc>
+          <w:tcPr>
+            <w:tcW w:w="339" w:type="pct"/>
+          </w:tcPr>
+          <w:p>
+            <w:pPr>
+              <w:keepNext/>
+              <w:keepLines/>
+              <w:spacing w:after="0"/>
+              <w:rPr>
+                <w:rFonts w:asciiTheme="majorBidi" w:hAnsiTheme="majorBidi" w:cstheme="majorBidi"/>
+                <w:sz w:val="20"/>
+                <w:szCs w:val="20"/>
+                <w:lang w:bidi="ar-IQ"/>
+              </w:rPr>
+            </w:pPr>
+            <w:r>
+              <w:rPr>
+                <w:rFonts w:asciiTheme="majorBidi" w:hAnsiTheme="majorBidi" w:cstheme="majorBidi"/>
+                <w:sz w:val="20"/>
+                <w:szCs w:val="20"/>
+                <w:rtl/>
+                <w:lang w:bidi="ar-IQ"/>
+              </w:rPr>
+              <w:t xml:space="preserve">٣</w:t>
+            </w:r>
+          </w:p>
+        </w:tc>
+        <w:tc>
+          <w:tcPr>
+            <w:tcW w:w="1831" w:type="pct"/>
+          </w:tcPr>
+          <w:p>
+            <w:pPr>
+              <w:keepNext/>
+              <w:keepLines/>
+              <w:spacing w:after="0"/>
+              <w:rPr>
+                <w:rFonts w:asciiTheme="majorBidi" w:hAnsiTheme="majorBidi" w:cstheme="majorBidi"/>
+                <w:sz w:val="20"/>
+                <w:szCs w:val="20"/>
+                <w:lang w:bidi="ar-IQ"/>
+              </w:rPr>
+            </w:pPr>
+            <w:r>
+              <w:rPr>
+                <w:rFonts w:asciiTheme="majorBidi" w:hAnsiTheme="majorBidi" w:cstheme="majorBidi"/>
+                <w:sz w:val="20"/>
+                <w:szCs w:val="20"/>
+                <w:rtl/>
+                <w:lang w:bidi="ar-IQ"/>
+              </w:rPr>
+              <w:t xml:space="preserve"/>
+            </w:r>
+          </w:p>
+        </w:tc>
+        <w:tc>
+          <w:tcPr>
+            <w:tcW w:w="339" w:type="pct"/>
+          </w:tcPr>
+          <w:p>
+            <w:pPr>
+              <w:keepNext/>
+              <w:keepLines/>
+              <w:spacing w:after="0"/>
+              <w:rPr>
+                <w:rFonts w:asciiTheme="majorBidi" w:hAnsiTheme="majorBidi" w:cstheme="majorBidi"/>
+                <w:sz w:val="20"/>
+                <w:szCs w:val="20"/>
+                <w:lang w:bidi="ar-IQ"/>
+              </w:rPr>
+            </w:pPr>
+            <w:r>
+              <w:rPr>
+                <w:rFonts w:asciiTheme="majorBidi" w:hAnsiTheme="majorBidi" w:cstheme="majorBidi"/>
+                <w:sz w:val="20"/>
+                <w:szCs w:val="20"/>
+                <w:rtl/>
+                <w:lang w:bidi="ar-IQ"/>
+              </w:rPr>
+              <w:t xml:space="preserve"/>
+            </w:r>
+          </w:p>
+        </w:tc>
+        <w:tc>
+          <w:tcPr>
+            <w:tcW w:w="325" w:type="pct"/>
+          </w:tcPr>
+          <w:p>
+            <w:pPr>
+              <w:keepNext/>
+              <w:keepLines/>
+              <w:spacing w:after="0"/>
+              <w:rPr>
+                <w:rFonts w:asciiTheme="majorBidi" w:hAnsiTheme="majorBidi" w:cstheme="majorBidi"/>
+                <w:sz w:val="20"/>
+                <w:szCs w:val="20"/>
+              </w:rPr>
+            </w:pPr>
+            <w:r>
+              <w:rPr>
+                <w:rFonts w:asciiTheme="majorBidi" w:hAnsiTheme="majorBidi" w:cstheme="majorBidi"/>
+                <w:sz w:val="20"/>
+                <w:szCs w:val="20"/>
+                <w:rtl/>
+                <w:lang w:bidi="ar-IQ"/>
+              </w:rPr>
+              <w:t xml:space="preserve"/>
+            </w:r>
+          </w:p>
+        </w:tc>
+      </w:tr>
+      <w:tr>
+        <w:trPr>
+          <w:cantSplit/>
+        </w:trPr>
+        <w:tc>
+          <w:tcPr>
+            <w:tcW w:w="1828" w:type="pct"/>
+          </w:tcPr>
+          <w:p>
+            <w:pPr>
+              <w:keepNext/>
+              <w:keepLines/>
+              <w:spacing w:after="0"/>
+              <w:rPr>
+                <w:rFonts w:asciiTheme="majorBidi" w:hAnsiTheme="majorBidi" w:cstheme="majorBidi"/>
+                <w:sz w:val="20"/>
+                <w:szCs w:val="20"/>
+                <w:lang w:bidi="ar-IQ"/>
+              </w:rPr>
+            </w:pPr>
+            <w:r>
+              <w:rPr>
+                <w:rFonts w:asciiTheme="majorBidi" w:hAnsiTheme="majorBidi" w:cstheme="majorBidi"/>
+                <w:sz w:val="20"/>
+                <w:szCs w:val="20"/>
+                <w:rtl/>
+                <w:lang w:bidi="ar-IQ"/>
+              </w:rPr>
+              <w:t xml:space="preserve">شبكات الحاسوب 1</w:t>
+            </w:r>
+          </w:p>
+        </w:tc>
+        <w:tc>
+          <w:tcPr>
+            <w:tcW w:w="338" w:type="pct"/>
+          </w:tcPr>
+          <w:p>
+            <w:pPr>
+              <w:keepNext/>
+              <w:keepLines/>
+              <w:spacing w:after="0"/>
+              <w:rPr>
+                <w:rFonts w:asciiTheme="majorBidi" w:hAnsiTheme="majorBidi" w:cstheme="majorBidi"/>
+                <w:sz w:val="20"/>
+                <w:szCs w:val="20"/>
+                <w:lang w:bidi="ar-IQ"/>
+              </w:rPr>
+            </w:pPr>
+            <w:r>
+              <w:rPr>
+                <w:rFonts w:asciiTheme="majorBidi" w:hAnsiTheme="majorBidi" w:cstheme="majorBidi"/>
+                <w:sz w:val="20"/>
+                <w:szCs w:val="20"/>
+                <w:rtl/>
+                <w:lang w:bidi="ar-IQ"/>
+              </w:rPr>
+              <w:t xml:space="preserve">٦٣</w:t>
+            </w:r>
+          </w:p>
+        </w:tc>
+        <w:tc>
+          <w:tcPr>
+            <w:tcW w:w="339" w:type="pct"/>
+          </w:tcPr>
+          <w:p>
+            <w:pPr>
+              <w:keepNext/>
+              <w:keepLines/>
+              <w:spacing w:after="0"/>
+              <w:rPr>
+                <w:rFonts w:asciiTheme="majorBidi" w:hAnsiTheme="majorBidi" w:cstheme="majorBidi"/>
+                <w:sz w:val="20"/>
+                <w:szCs w:val="20"/>
+                <w:lang w:bidi="ar-IQ"/>
+              </w:rPr>
+            </w:pPr>
+            <w:r>
+              <w:rPr>
+                <w:rFonts w:asciiTheme="majorBidi" w:hAnsiTheme="majorBidi" w:cstheme="majorBidi"/>
+                <w:sz w:val="20"/>
+                <w:szCs w:val="20"/>
+                <w:rtl/>
+                <w:lang w:bidi="ar-IQ"/>
+              </w:rPr>
+              <w:t xml:space="preserve">٣</w:t>
+            </w:r>
+          </w:p>
+        </w:tc>
+        <w:tc>
+          <w:tcPr>
+            <w:tcW w:w="1831" w:type="pct"/>
+          </w:tcPr>
+          <w:p>
+            <w:pPr>
+              <w:keepNext/>
+              <w:keepLines/>
+              <w:spacing w:after="0"/>
+              <w:rPr>
+                <w:rFonts w:asciiTheme="majorBidi" w:hAnsiTheme="majorBidi" w:cstheme="majorBidi"/>
+                <w:sz w:val="20"/>
+                <w:szCs w:val="20"/>
+                <w:lang w:bidi="ar-IQ"/>
+              </w:rPr>
+            </w:pPr>
+            <w:r>
+              <w:rPr>
+                <w:rFonts w:asciiTheme="majorBidi" w:hAnsiTheme="majorBidi" w:cstheme="majorBidi"/>
+                <w:sz w:val="20"/>
+                <w:szCs w:val="20"/>
+                <w:rtl/>
+                <w:lang w:bidi="ar-IQ"/>
+              </w:rPr>
+              <w:t xml:space="preserve"/>
+            </w:r>
+          </w:p>
+        </w:tc>
+        <w:tc>
+          <w:tcPr>
+            <w:tcW w:w="339" w:type="pct"/>
+          </w:tcPr>
+          <w:p>
+            <w:pPr>
+              <w:keepNext/>
+              <w:keepLines/>
+              <w:spacing w:after="0"/>
+              <w:rPr>
+                <w:rFonts w:asciiTheme="majorBidi" w:hAnsiTheme="majorBidi" w:cstheme="majorBidi"/>
+                <w:sz w:val="20"/>
+                <w:szCs w:val="20"/>
+                <w:lang w:bidi="ar-IQ"/>
+              </w:rPr>
+            </w:pPr>
+            <w:r>
+              <w:rPr>
+                <w:rFonts w:asciiTheme="majorBidi" w:hAnsiTheme="majorBidi" w:cstheme="majorBidi"/>
+                <w:sz w:val="20"/>
+                <w:szCs w:val="20"/>
+                <w:rtl/>
+                <w:lang w:bidi="ar-IQ"/>
+              </w:rPr>
+              <w:t xml:space="preserve"/>
+            </w:r>
+          </w:p>
+        </w:tc>
+        <w:tc>
+          <w:tcPr>
+            <w:tcW w:w="325" w:type="pct"/>
+          </w:tcPr>
+          <w:p>
+            <w:pPr>
+              <w:keepNext/>
+              <w:keepLines/>
+              <w:spacing w:after="0"/>
+              <w:rPr>
+                <w:rFonts w:asciiTheme="majorBidi" w:hAnsiTheme="majorBidi" w:cstheme="majorBidi"/>
+                <w:sz w:val="20"/>
+                <w:szCs w:val="20"/>
+              </w:rPr>
+            </w:pPr>
+            <w:r>
+              <w:rPr>
+                <w:rFonts w:asciiTheme="majorBidi" w:hAnsiTheme="majorBidi" w:cstheme="majorBidi"/>
+                <w:sz w:val="20"/>
+                <w:szCs w:val="20"/>
+                <w:rtl/>
+                <w:lang w:bidi="ar-IQ"/>
+              </w:rPr>
+              <w:t xml:space="preserve"/>
+            </w:r>
+          </w:p>
+        </w:tc>
+      </w:tr>
+      <w:tr>
+        <w:trPr>
+          <w:cantSplit/>
+        </w:trPr>
+        <w:tc>
+          <w:tcPr>
+            <w:tcW w:w="1828" w:type="pct"/>
+          </w:tcPr>
+          <w:p>
+            <w:pPr>
+              <w:keepNext/>
+              <w:keepLines/>
+              <w:spacing w:after="0"/>
+              <w:rPr>
+                <w:rFonts w:asciiTheme="majorBidi" w:hAnsiTheme="majorBidi" w:cstheme="majorBidi"/>
+                <w:sz w:val="20"/>
+                <w:szCs w:val="20"/>
+                <w:lang w:bidi="ar-IQ"/>
+              </w:rPr>
+            </w:pPr>
+            <w:r>
+              <w:rPr>
+                <w:rFonts w:asciiTheme="majorBidi" w:hAnsiTheme="majorBidi" w:cstheme="majorBidi"/>
+                <w:sz w:val="20"/>
+                <w:szCs w:val="20"/>
+                <w:rtl/>
+                <w:lang w:bidi="ar-IQ"/>
+              </w:rPr>
+              <w:t xml:space="preserve">هندسة البرامجيات</w:t>
+            </w:r>
+          </w:p>
+        </w:tc>
+        <w:tc>
+          <w:tcPr>
+            <w:tcW w:w="338" w:type="pct"/>
+          </w:tcPr>
+          <w:p>
+            <w:pPr>
+              <w:keepNext/>
+              <w:keepLines/>
+              <w:spacing w:after="0"/>
+              <w:rPr>
+                <w:rFonts w:asciiTheme="majorBidi" w:hAnsiTheme="majorBidi" w:cstheme="majorBidi"/>
+                <w:sz w:val="20"/>
+                <w:szCs w:val="20"/>
+                <w:lang w:bidi="ar-IQ"/>
+              </w:rPr>
+            </w:pPr>
+            <w:r>
+              <w:rPr>
+                <w:rFonts w:asciiTheme="majorBidi" w:hAnsiTheme="majorBidi" w:cstheme="majorBidi"/>
+                <w:sz w:val="20"/>
+                <w:szCs w:val="20"/>
+                <w:rtl/>
+                <w:lang w:bidi="ar-IQ"/>
+              </w:rPr>
+              <w:t xml:space="preserve">٦٢</w:t>
+            </w:r>
+          </w:p>
+        </w:tc>
+        <w:tc>
+          <w:tcPr>
+            <w:tcW w:w="339" w:type="pct"/>
+          </w:tcPr>
+          <w:p>
+            <w:pPr>
+              <w:keepNext/>
+              <w:keepLines/>
+              <w:spacing w:after="0"/>
+              <w:rPr>
+                <w:rFonts w:asciiTheme="majorBidi" w:hAnsiTheme="majorBidi" w:cstheme="majorBidi"/>
+                <w:sz w:val="20"/>
+                <w:szCs w:val="20"/>
+                <w:lang w:bidi="ar-IQ"/>
+              </w:rPr>
+            </w:pPr>
+            <w:r>
+              <w:rPr>
+                <w:rFonts w:asciiTheme="majorBidi" w:hAnsiTheme="majorBidi" w:cstheme="majorBidi"/>
+                <w:sz w:val="20"/>
+                <w:szCs w:val="20"/>
+                <w:rtl/>
+                <w:lang w:bidi="ar-IQ"/>
+              </w:rPr>
+              <w:t xml:space="preserve">٣</w:t>
+            </w:r>
+          </w:p>
+        </w:tc>
+        <w:tc>
+          <w:tcPr>
+            <w:tcW w:w="1831" w:type="pct"/>
+          </w:tcPr>
+          <w:p>
+            <w:pPr>
+              <w:keepNext/>
+              <w:keepLines/>
+              <w:spacing w:after="0"/>
+              <w:rPr>
+                <w:rFonts w:asciiTheme="majorBidi" w:hAnsiTheme="majorBidi" w:cstheme="majorBidi"/>
+                <w:sz w:val="20"/>
+                <w:szCs w:val="20"/>
+                <w:lang w:bidi="ar-IQ"/>
+              </w:rPr>
+            </w:pPr>
+            <w:r>
+              <w:rPr>
+                <w:rFonts w:asciiTheme="majorBidi" w:hAnsiTheme="majorBidi" w:cstheme="majorBidi"/>
+                <w:sz w:val="20"/>
+                <w:szCs w:val="20"/>
+                <w:rtl/>
+                <w:lang w:bidi="ar-IQ"/>
+              </w:rPr>
+              <w:t xml:space="preserve"/>
+            </w:r>
+          </w:p>
+        </w:tc>
+        <w:tc>
+          <w:tcPr>
+            <w:tcW w:w="339" w:type="pct"/>
+          </w:tcPr>
+          <w:p>
+            <w:pPr>
+              <w:keepNext/>
+              <w:keepLines/>
+              <w:spacing w:after="0"/>
+              <w:rPr>
+                <w:rFonts w:asciiTheme="majorBidi" w:hAnsiTheme="majorBidi" w:cstheme="majorBidi"/>
+                <w:sz w:val="20"/>
+                <w:szCs w:val="20"/>
+                <w:lang w:bidi="ar-IQ"/>
+              </w:rPr>
+            </w:pPr>
+            <w:r>
+              <w:rPr>
+                <w:rFonts w:asciiTheme="majorBidi" w:hAnsiTheme="majorBidi" w:cstheme="majorBidi"/>
+                <w:sz w:val="20"/>
+                <w:szCs w:val="20"/>
+                <w:rtl/>
+                <w:lang w:bidi="ar-IQ"/>
+              </w:rPr>
+              <w:t xml:space="preserve"/>
+            </w:r>
+          </w:p>
+        </w:tc>
+        <w:tc>
+          <w:tcPr>
+            <w:tcW w:w="325" w:type="pct"/>
+          </w:tcPr>
+          <w:p>
+            <w:pPr>
+              <w:keepNext/>
+              <w:keepLines/>
+              <w:spacing w:after="0"/>
+              <w:rPr>
+                <w:rFonts w:asciiTheme="majorBidi" w:hAnsiTheme="majorBidi" w:cstheme="majorBidi"/>
+                <w:sz w:val="20"/>
+                <w:szCs w:val="20"/>
+              </w:rPr>
+            </w:pPr>
+            <w:r>
+              <w:rPr>
+                <w:rFonts w:asciiTheme="majorBidi" w:hAnsiTheme="majorBidi" w:cstheme="majorBidi"/>
+                <w:sz w:val="20"/>
+                <w:szCs w:val="20"/>
+                <w:rtl/>
+                <w:lang w:bidi="ar-IQ"/>
+              </w:rPr>
+              <w:t xml:space="preserve"/>
+            </w:r>
+          </w:p>
+        </w:tc>
+      </w:tr>
+    </w:tbl>
+    <w:p>
+      <w:pPr>
+        <w:keepNext/>
+        <w:keepLines/>
+        <w:spacing w:line="240" w:lineRule="auto"/>
+        <w:rPr>
+          <w:rFonts w:asciiTheme="majorBidi" w:hAnsiTheme="majorBidi" w:cstheme="majorBidi"/>
+          <w:sz w:val="24"/>
+          <w:szCs w:val="24"/>
+          <w:lang w:bidi="ar-IQ"/>
+        </w:rPr>
+      </w:pPr>
+      <w:r>
+        <w:rPr>
+          <w:rFonts w:asciiTheme="majorBidi" w:hAnsiTheme="majorBidi" w:cstheme="majorBidi"/>
+          <w:sz w:val="24"/>
+          <w:szCs w:val="24"/>
+          <w:rtl/>
+          <w:lang w:bidi="ar-IQ"/>
+        </w:rPr>
+        <w:t xml:space="preserve"/>
+      </w:r>
+    </w:p>
+    <w:tbl>
+      <w:tblPr>
+        <w:tblStyle w:val="TableGrid"/>
+        <w:bidiVisual/>
+        <w:tblW w:w="5000" w:type="pct"/>
+        <w:tblLayout w:type="fixed"/>
+        <w:tblLook w:val="04A0" w:firstRow="1" w:lastRow="0" w:firstColumn="1" w:lastColumn="0" w:noHBand="0" w:noVBand="1"/>
+      </w:tblPr>
+      <w:tblGrid>
+        <w:gridCol w:w="3822"/>
+        <w:gridCol w:w="707"/>
+        <w:gridCol w:w="709"/>
+        <w:gridCol w:w="3829"/>
+        <w:gridCol w:w="709"/>
+        <w:gridCol w:w="680"/>
+      </w:tblGrid>
+      <w:tr>
+        <w:trPr>
+          <w:cantSplit/>
+        </w:trPr>
+        <w:tc>
+          <w:tcPr>
+            <w:tcW w:w="5000" w:type="pct"/>
+            <w:gridSpan w:val="6"/>
+          </w:tcPr>
+          <w:p>
+            <w:pPr>
+              <w:keepNext/>
+              <w:keepLines/>
+              <w:spacing w:after="0"/>
+              <w:jc w:val="center"/>
+              <w:rPr>
+                <w:rFonts w:asciiTheme="majorBidi" w:hAnsiTheme="majorBidi" w:cstheme="majorBidi"/>
+                <w:sz w:val="20"/>
+                <w:szCs w:val="20"/>
+                <w:rtl/>
+                <w:lang w:bidi="ar-IQ"/>
+              </w:rPr>
+            </w:pPr>
+            <w:r>
+              <w:rPr>
+                <w:rFonts w:asciiTheme="majorBidi" w:hAnsiTheme="majorBidi" w:cstheme="majorBidi"/>
+                <w:sz w:val="20"/>
+                <w:szCs w:val="20"/>
+                <w:rtl/>
+                <w:lang w:bidi="ar-IQ"/>
+              </w:rPr>
+              <w:t xml:space="preserve">٢٠١٧ - المرحلة ٥</w:t>
+            </w:r>
+          </w:p>
+        </w:tc>
+      </w:tr>
+      <w:tr>
+        <w:trPr>
+          <w:cantSplit/>
+        </w:trPr>
+        <w:tc>
+          <w:tcPr>
+            <w:tcW w:w="2505" w:type="pct"/>
+            <w:gridSpan w:val="3"/>
+          </w:tcPr>
+          <w:p>
+            <w:pPr>
+              <w:keepNext/>
+              <w:keepLines/>
+              <w:spacing w:after="0"/>
+              <w:rPr>
+                <w:rFonts w:asciiTheme="majorBidi" w:hAnsiTheme="majorBidi" w:cstheme="majorBidi"/>
+                <w:sz w:val="20"/>
+                <w:szCs w:val="20"/>
+                <w:lang w:bidi="ar-IQ"/>
+              </w:rPr>
+            </w:pPr>
+            <w:r>
+              <w:rPr>
+                <w:rFonts w:asciiTheme="majorBidi" w:hAnsiTheme="majorBidi" w:cstheme="majorBidi"/>
+                <w:sz w:val="20"/>
+                <w:szCs w:val="20"/>
+                <w:rtl/>
+                <w:lang w:bidi="ar-IQ"/>
+              </w:rPr>
+              <w:t xml:space="preserve">الفصل الأول</w:t>
+            </w:r>
+          </w:p>
+        </w:tc>
+        <w:tc>
+          <w:tcPr>
+            <w:tcW w:w="2495" w:type="pct"/>
+            <w:gridSpan w:val="3"/>
+          </w:tcPr>
+          <w:p>
+            <w:pPr>
+              <w:keepNext/>
+              <w:keepLines/>
+              <w:spacing w:after="0"/>
+              <w:rPr>
+                <w:rFonts w:asciiTheme="majorBidi" w:hAnsiTheme="majorBidi" w:cstheme="majorBidi"/>
+                <w:sz w:val="20"/>
+                <w:szCs w:val="20"/>
+              </w:rPr>
+            </w:pPr>
+            <w:r>
+              <w:rPr>
+                <w:rFonts w:asciiTheme="majorBidi" w:hAnsiTheme="majorBidi" w:cstheme="majorBidi"/>
+                <w:sz w:val="20"/>
+                <w:szCs w:val="20"/>
+                <w:rtl/>
+                <w:lang w:bidi="ar-IQ"/>
+              </w:rPr>
+              <w:t xml:space="preserve">الفصل الثاني</w:t>
+            </w:r>
+          </w:p>
+        </w:tc>
+      </w:tr>
+      <w:tr>
+        <w:trPr>
+          <w:cantSplit/>
+        </w:trPr>
+        <w:tc>
+          <w:tcPr>
+            <w:tcW w:w="1828" w:type="pct"/>
+          </w:tcPr>
+          <w:p>
+            <w:pPr>
+              <w:keepNext/>
+              <w:keepLines/>
+              <w:spacing w:after="0"/>
+              <w:rPr>
+                <w:rFonts w:asciiTheme="majorBidi" w:hAnsiTheme="majorBidi" w:cstheme="majorBidi"/>
+                <w:b/>
+                <w:bCs/>
+                <w:sz w:val="20"/>
+                <w:szCs w:val="20"/>
+                <w:lang w:bidi="ar-IQ"/>
+              </w:rPr>
+            </w:pPr>
+            <w:r>
+              <w:rPr>
+                <w:rFonts w:asciiTheme="majorBidi" w:hAnsiTheme="majorBidi" w:cstheme="majorBidi"/>
+                <w:b/>
+                <w:bCs/>
+                <w:sz w:val="20"/>
+                <w:szCs w:val="20"/>
+                <w:rtl/>
+              </w:rPr>
+              <w:t>المادة الدراسية</w:t>
+            </w:r>
+          </w:p>
+        </w:tc>
+        <w:tc>
+          <w:tcPr>
+            <w:tcW w:w="338" w:type="pct"/>
+          </w:tcPr>
+          <w:p>
+            <w:pPr>
+              <w:keepNext/>
+              <w:keepLines/>
+              <w:spacing w:after="0"/>
+              <w:rPr>
+                <w:rFonts w:asciiTheme="majorBidi" w:hAnsiTheme="majorBidi" w:cstheme="majorBidi"/>
+                <w:b/>
+                <w:bCs/>
+                <w:sz w:val="20"/>
+                <w:szCs w:val="20"/>
+                <w:lang w:bidi="ar-IQ"/>
+              </w:rPr>
+            </w:pPr>
+            <w:r>
+              <w:rPr>
+                <w:rFonts w:asciiTheme="majorBidi" w:hAnsiTheme="majorBidi" w:cstheme="majorBidi"/>
+                <w:b/>
+                <w:bCs/>
+                <w:sz w:val="20"/>
+                <w:szCs w:val="20"/>
+                <w:rtl/>
+              </w:rPr>
+              <w:t>الدرجة</w:t>
+            </w:r>
+          </w:p>
+        </w:tc>
+        <w:tc>
+          <w:tcPr>
+            <w:tcW w:w="339" w:type="pct"/>
+          </w:tcPr>
+          <w:p>
+            <w:pPr>
+              <w:keepNext/>
+              <w:keepLines/>
+              <w:spacing w:after="0"/>
+              <w:rPr>
+                <w:rFonts w:asciiTheme="majorBidi" w:hAnsiTheme="majorBidi" w:cstheme="majorBidi"/>
+                <w:b/>
+                <w:bCs/>
+                <w:sz w:val="20"/>
+                <w:szCs w:val="20"/>
+                <w:lang w:bidi="ar-IQ"/>
+              </w:rPr>
+            </w:pPr>
+            <w:r>
+              <w:rPr>
+                <w:rFonts w:asciiTheme="majorBidi" w:hAnsiTheme="majorBidi" w:cstheme="majorBidi"/>
+                <w:b/>
+                <w:bCs/>
+                <w:sz w:val="20"/>
+                <w:szCs w:val="20"/>
+                <w:rtl/>
+              </w:rPr>
+              <w:t>الوحدة</w:t>
+            </w:r>
+          </w:p>
+        </w:tc>
+        <w:tc>
+          <w:tcPr>
+            <w:tcW w:w="1831" w:type="pct"/>
+          </w:tcPr>
+          <w:p>
+            <w:pPr>
+              <w:keepNext/>
+              <w:keepLines/>
+              <w:spacing w:after="0"/>
+              <w:rPr>
+                <w:rFonts w:asciiTheme="majorBidi" w:hAnsiTheme="majorBidi" w:cstheme="majorBidi"/>
+                <w:b/>
+                <w:bCs/>
+                <w:sz w:val="20"/>
+                <w:szCs w:val="20"/>
+                <w:lang w:bidi="ar-IQ"/>
+              </w:rPr>
+            </w:pPr>
+            <w:r>
+              <w:rPr>
+                <w:rFonts w:asciiTheme="majorBidi" w:hAnsiTheme="majorBidi" w:cstheme="majorBidi"/>
+                <w:b/>
+                <w:bCs/>
+                <w:sz w:val="20"/>
+                <w:szCs w:val="20"/>
+                <w:rtl/>
+              </w:rPr>
+              <w:t>المادة الدراسية</w:t>
+            </w:r>
+          </w:p>
+        </w:tc>
+        <w:tc>
+          <w:tcPr>
+            <w:tcW w:w="339" w:type="pct"/>
+          </w:tcPr>
+          <w:p>
+            <w:pPr>
+              <w:keepNext/>
+              <w:keepLines/>
+              <w:spacing w:after="0"/>
+              <w:rPr>
+                <w:rFonts w:asciiTheme="majorBidi" w:hAnsiTheme="majorBidi" w:cstheme="majorBidi"/>
+                <w:b/>
+                <w:bCs/>
+                <w:sz w:val="20"/>
+                <w:szCs w:val="20"/>
+                <w:lang w:bidi="ar-IQ"/>
+              </w:rPr>
+            </w:pPr>
+            <w:r>
+              <w:rPr>
+                <w:rFonts w:asciiTheme="majorBidi" w:hAnsiTheme="majorBidi" w:cstheme="majorBidi"/>
+                <w:b/>
+                <w:bCs/>
+                <w:sz w:val="20"/>
+                <w:szCs w:val="20"/>
+                <w:rtl/>
+              </w:rPr>
+              <w:t>الدرجة</w:t>
+            </w:r>
+          </w:p>
+        </w:tc>
+        <w:tc>
+          <w:tcPr>
+            <w:tcW w:w="325" w:type="pct"/>
+          </w:tcPr>
+          <w:p>
+            <w:pPr>
+              <w:keepNext/>
+              <w:keepLines/>
+              <w:spacing w:after="0"/>
+              <w:rPr>
+                <w:rFonts w:asciiTheme="majorBidi" w:hAnsiTheme="majorBidi" w:cstheme="majorBidi"/>
+                <w:b/>
+                <w:bCs/>
+                <w:sz w:val="20"/>
+                <w:szCs w:val="20"/>
+              </w:rPr>
+            </w:pPr>
+            <w:r>
+              <w:rPr>
+                <w:rFonts w:asciiTheme="majorBidi" w:hAnsiTheme="majorBidi" w:cstheme="majorBidi"/>
+                <w:b/>
+                <w:bCs/>
+                <w:sz w:val="20"/>
+                <w:szCs w:val="20"/>
+                <w:rtl/>
+              </w:rPr>
+              <w:t>الوحدة</w:t>
+            </w:r>
+          </w:p>
+        </w:tc>
+      </w:tr>
+      <w:tr>
+        <w:trPr>
+          <w:cantSplit/>
+        </w:trPr>
+        <w:tc>
+          <w:tcPr>
+            <w:tcW w:w="1828" w:type="pct"/>
+          </w:tcPr>
+          <w:p>
+            <w:pPr>
+              <w:keepNext/>
+              <w:keepLines/>
+              <w:spacing w:after="0"/>
+              <w:rPr>
+                <w:rFonts w:asciiTheme="majorBidi" w:hAnsiTheme="majorBidi" w:cstheme="majorBidi"/>
+                <w:sz w:val="20"/>
+                <w:szCs w:val="20"/>
+                <w:lang w:bidi="ar-IQ"/>
+              </w:rPr>
+            </w:pPr>
+            <w:r>
+              <w:rPr>
+                <w:rFonts w:asciiTheme="majorBidi" w:hAnsiTheme="majorBidi" w:cstheme="majorBidi"/>
+                <w:sz w:val="20"/>
+                <w:szCs w:val="20"/>
+                <w:rtl/>
+                <w:lang w:bidi="ar-IQ"/>
+              </w:rPr>
+              <w:t xml:space="preserve">أساسيات الذكاء الاصطناعي</w:t>
+            </w:r>
+          </w:p>
+        </w:tc>
+        <w:tc>
+          <w:tcPr>
+            <w:tcW w:w="338" w:type="pct"/>
+          </w:tcPr>
+          <w:p>
+            <w:pPr>
+              <w:keepNext/>
+              <w:keepLines/>
+              <w:spacing w:after="0"/>
+              <w:rPr>
+                <w:rFonts w:asciiTheme="majorBidi" w:hAnsiTheme="majorBidi" w:cstheme="majorBidi"/>
+                <w:sz w:val="20"/>
+                <w:szCs w:val="20"/>
+                <w:lang w:bidi="ar-IQ"/>
+              </w:rPr>
+            </w:pPr>
+            <w:r>
+              <w:rPr>
+                <w:rFonts w:asciiTheme="majorBidi" w:hAnsiTheme="majorBidi" w:cstheme="majorBidi"/>
+                <w:sz w:val="20"/>
+                <w:szCs w:val="20"/>
+                <w:rtl/>
+                <w:lang w:bidi="ar-IQ"/>
+              </w:rPr>
+              <w:t xml:space="preserve">٥٠</w:t>
+            </w:r>
+          </w:p>
+        </w:tc>
+        <w:tc>
+          <w:tcPr>
+            <w:tcW w:w="339" w:type="pct"/>
+          </w:tcPr>
+          <w:p>
+            <w:pPr>
+              <w:keepNext/>
+              <w:keepLines/>
+              <w:spacing w:after="0"/>
+              <w:rPr>
+                <w:rFonts w:asciiTheme="majorBidi" w:hAnsiTheme="majorBidi" w:cstheme="majorBidi"/>
+                <w:sz w:val="20"/>
+                <w:szCs w:val="20"/>
+                <w:lang w:bidi="ar-IQ"/>
+              </w:rPr>
+            </w:pPr>
+            <w:r>
+              <w:rPr>
+                <w:rFonts w:asciiTheme="majorBidi" w:hAnsiTheme="majorBidi" w:cstheme="majorBidi"/>
+                <w:sz w:val="20"/>
+                <w:szCs w:val="20"/>
+                <w:rtl/>
+                <w:lang w:bidi="ar-IQ"/>
+              </w:rPr>
+              <w:t xml:space="preserve">٣</w:t>
+            </w:r>
+          </w:p>
+        </w:tc>
+        <w:tc>
+          <w:tcPr>
+            <w:tcW w:w="1831" w:type="pct"/>
+          </w:tcPr>
+          <w:p>
+            <w:pPr>
+              <w:keepNext/>
+              <w:keepLines/>
+              <w:spacing w:after="0"/>
+              <w:rPr>
+                <w:rFonts w:asciiTheme="majorBidi" w:hAnsiTheme="majorBidi" w:cstheme="majorBidi"/>
+                <w:sz w:val="20"/>
+                <w:szCs w:val="20"/>
+                <w:lang w:bidi="ar-IQ"/>
+              </w:rPr>
+            </w:pPr>
+            <w:r>
+              <w:rPr>
+                <w:rFonts w:asciiTheme="majorBidi" w:hAnsiTheme="majorBidi" w:cstheme="majorBidi"/>
+                <w:sz w:val="20"/>
+                <w:szCs w:val="20"/>
+                <w:rtl/>
+                <w:lang w:bidi="ar-IQ"/>
+              </w:rPr>
+              <w:t xml:space="preserve">النمذجة و المحاكاة في الحاسوب</w:t>
+            </w:r>
+          </w:p>
+        </w:tc>
+        <w:tc>
+          <w:tcPr>
+            <w:tcW w:w="339" w:type="pct"/>
+          </w:tcPr>
+          <w:p>
+            <w:pPr>
+              <w:keepNext/>
+              <w:keepLines/>
+              <w:spacing w:after="0"/>
+              <w:rPr>
+                <w:rFonts w:asciiTheme="majorBidi" w:hAnsiTheme="majorBidi" w:cstheme="majorBidi"/>
+                <w:sz w:val="20"/>
+                <w:szCs w:val="20"/>
+                <w:lang w:bidi="ar-IQ"/>
+              </w:rPr>
+            </w:pPr>
+            <w:r>
+              <w:rPr>
+                <w:rFonts w:asciiTheme="majorBidi" w:hAnsiTheme="majorBidi" w:cstheme="majorBidi"/>
+                <w:sz w:val="20"/>
+                <w:szCs w:val="20"/>
+                <w:rtl/>
+                <w:lang w:bidi="ar-IQ"/>
+              </w:rPr>
+              <w:t xml:space="preserve">٧٨</w:t>
+            </w:r>
+          </w:p>
+        </w:tc>
+        <w:tc>
+          <w:tcPr>
+            <w:tcW w:w="325" w:type="pct"/>
+          </w:tcPr>
+          <w:p>
+            <w:pPr>
+              <w:keepNext/>
+              <w:keepLines/>
+              <w:spacing w:after="0"/>
+              <w:rPr>
+                <w:rFonts w:asciiTheme="majorBidi" w:hAnsiTheme="majorBidi" w:cstheme="majorBidi"/>
+                <w:sz w:val="20"/>
+                <w:szCs w:val="20"/>
+              </w:rPr>
+            </w:pPr>
+            <w:r>
+              <w:rPr>
+                <w:rFonts w:asciiTheme="majorBidi" w:hAnsiTheme="majorBidi" w:cstheme="majorBidi"/>
+                <w:sz w:val="20"/>
+                <w:szCs w:val="20"/>
+                <w:rtl/>
+                <w:lang w:bidi="ar-IQ"/>
+              </w:rPr>
+              <w:t xml:space="preserve">٣</w:t>
+            </w:r>
+          </w:p>
+        </w:tc>
+      </w:tr>
+      <w:tr>
+        <w:trPr>
+          <w:cantSplit/>
+        </w:trPr>
+        <w:tc>
+          <w:tcPr>
+            <w:tcW w:w="1828" w:type="pct"/>
+          </w:tcPr>
+          <w:p>
+            <w:pPr>
+              <w:keepNext/>
+              <w:keepLines/>
+              <w:spacing w:after="0"/>
+              <w:rPr>
+                <w:rFonts w:asciiTheme="majorBidi" w:hAnsiTheme="majorBidi" w:cstheme="majorBidi"/>
+                <w:sz w:val="20"/>
+                <w:szCs w:val="20"/>
+                <w:lang w:bidi="ar-IQ"/>
+              </w:rPr>
+            </w:pPr>
+            <w:r>
+              <w:rPr>
+                <w:rFonts w:asciiTheme="majorBidi" w:hAnsiTheme="majorBidi" w:cstheme="majorBidi"/>
+                <w:sz w:val="20"/>
+                <w:szCs w:val="20"/>
+                <w:rtl/>
+                <w:lang w:bidi="ar-IQ"/>
+              </w:rPr>
+              <w:t xml:space="preserve">المترجمات</w:t>
+            </w:r>
+          </w:p>
+        </w:tc>
+        <w:tc>
+          <w:tcPr>
+            <w:tcW w:w="338" w:type="pct"/>
+          </w:tcPr>
+          <w:p>
+            <w:pPr>
+              <w:keepNext/>
+              <w:keepLines/>
+              <w:spacing w:after="0"/>
+              <w:rPr>
+                <w:rFonts w:asciiTheme="majorBidi" w:hAnsiTheme="majorBidi" w:cstheme="majorBidi"/>
+                <w:sz w:val="20"/>
+                <w:szCs w:val="20"/>
+                <w:lang w:bidi="ar-IQ"/>
+              </w:rPr>
+            </w:pPr>
+            <w:r>
+              <w:rPr>
+                <w:rFonts w:asciiTheme="majorBidi" w:hAnsiTheme="majorBidi" w:cstheme="majorBidi"/>
+                <w:sz w:val="20"/>
+                <w:szCs w:val="20"/>
+                <w:rtl/>
+                <w:lang w:bidi="ar-IQ"/>
+              </w:rPr>
+              <w:t xml:space="preserve">٥٨</w:t>
+            </w:r>
+          </w:p>
+        </w:tc>
+        <w:tc>
+          <w:tcPr>
+            <w:tcW w:w="339" w:type="pct"/>
+          </w:tcPr>
+          <w:p>
+            <w:pPr>
+              <w:keepNext/>
+              <w:keepLines/>
+              <w:spacing w:after="0"/>
+              <w:rPr>
+                <w:rFonts w:asciiTheme="majorBidi" w:hAnsiTheme="majorBidi" w:cstheme="majorBidi"/>
+                <w:sz w:val="20"/>
+                <w:szCs w:val="20"/>
+                <w:lang w:bidi="ar-IQ"/>
+              </w:rPr>
+            </w:pPr>
+            <w:r>
+              <w:rPr>
+                <w:rFonts w:asciiTheme="majorBidi" w:hAnsiTheme="majorBidi" w:cstheme="majorBidi"/>
+                <w:sz w:val="20"/>
+                <w:szCs w:val="20"/>
+                <w:rtl/>
+                <w:lang w:bidi="ar-IQ"/>
+              </w:rPr>
+              <w:t xml:space="preserve">٤</w:t>
+            </w:r>
+          </w:p>
+        </w:tc>
+        <w:tc>
+          <w:tcPr>
+            <w:tcW w:w="1831" w:type="pct"/>
+          </w:tcPr>
+          <w:p>
+            <w:pPr>
+              <w:keepNext/>
+              <w:keepLines/>
+              <w:spacing w:after="0"/>
+              <w:rPr>
+                <w:rFonts w:asciiTheme="majorBidi" w:hAnsiTheme="majorBidi" w:cstheme="majorBidi"/>
+                <w:sz w:val="20"/>
+                <w:szCs w:val="20"/>
+                <w:lang w:bidi="ar-IQ"/>
+              </w:rPr>
+            </w:pPr>
+            <w:r>
+              <w:rPr>
+                <w:rFonts w:asciiTheme="majorBidi" w:hAnsiTheme="majorBidi" w:cstheme="majorBidi"/>
+                <w:sz w:val="20"/>
+                <w:szCs w:val="20"/>
+                <w:rtl/>
+                <w:lang w:bidi="ar-IQ"/>
+              </w:rPr>
+              <w:t xml:space="preserve"/>
+            </w:r>
+          </w:p>
+        </w:tc>
+        <w:tc>
+          <w:tcPr>
+            <w:tcW w:w="339" w:type="pct"/>
+          </w:tcPr>
+          <w:p>
+            <w:pPr>
+              <w:keepNext/>
+              <w:keepLines/>
+              <w:spacing w:after="0"/>
+              <w:rPr>
+                <w:rFonts w:asciiTheme="majorBidi" w:hAnsiTheme="majorBidi" w:cstheme="majorBidi"/>
+                <w:sz w:val="20"/>
+                <w:szCs w:val="20"/>
+                <w:lang w:bidi="ar-IQ"/>
+              </w:rPr>
+            </w:pPr>
+            <w:r>
+              <w:rPr>
+                <w:rFonts w:asciiTheme="majorBidi" w:hAnsiTheme="majorBidi" w:cstheme="majorBidi"/>
+                <w:sz w:val="20"/>
+                <w:szCs w:val="20"/>
+                <w:rtl/>
+                <w:lang w:bidi="ar-IQ"/>
+              </w:rPr>
+              <w:t xml:space="preserve"/>
+            </w:r>
+          </w:p>
+        </w:tc>
+        <w:tc>
+          <w:tcPr>
+            <w:tcW w:w="325" w:type="pct"/>
+          </w:tcPr>
+          <w:p>
+            <w:pPr>
+              <w:keepNext/>
+              <w:keepLines/>
+              <w:spacing w:after="0"/>
+              <w:rPr>
+                <w:rFonts w:asciiTheme="majorBidi" w:hAnsiTheme="majorBidi" w:cstheme="majorBidi"/>
+                <w:sz w:val="20"/>
+                <w:szCs w:val="20"/>
+              </w:rPr>
+            </w:pPr>
+            <w:r>
+              <w:rPr>
+                <w:rFonts w:asciiTheme="majorBidi" w:hAnsiTheme="majorBidi" w:cstheme="majorBidi"/>
+                <w:sz w:val="20"/>
+                <w:szCs w:val="20"/>
+                <w:rtl/>
+                <w:lang w:bidi="ar-IQ"/>
+              </w:rPr>
+              <w:t xml:space="preserve"/>
+            </w:r>
+          </w:p>
+        </w:tc>
+      </w:tr>
+      <w:tr>
+        <w:trPr>
+          <w:cantSplit/>
+        </w:trPr>
+        <w:tc>
+          <w:tcPr>
+            <w:tcW w:w="1828" w:type="pct"/>
+          </w:tcPr>
+          <w:p>
+            <w:pPr>
+              <w:keepNext/>
+              <w:keepLines/>
+              <w:spacing w:after="0"/>
+              <w:rPr>
+                <w:rFonts w:asciiTheme="majorBidi" w:hAnsiTheme="majorBidi" w:cstheme="majorBidi"/>
+                <w:sz w:val="20"/>
+                <w:szCs w:val="20"/>
+                <w:lang w:bidi="ar-IQ"/>
+              </w:rPr>
+            </w:pPr>
+            <w:r>
+              <w:rPr>
+                <w:rFonts w:asciiTheme="majorBidi" w:hAnsiTheme="majorBidi" w:cstheme="majorBidi"/>
+                <w:sz w:val="20"/>
+                <w:szCs w:val="20"/>
+                <w:rtl/>
+                <w:lang w:bidi="ar-IQ"/>
+              </w:rPr>
+              <w:t xml:space="preserve">تصميم المواقع</w:t>
+            </w:r>
+          </w:p>
+        </w:tc>
+        <w:tc>
+          <w:tcPr>
+            <w:tcW w:w="338" w:type="pct"/>
+          </w:tcPr>
+          <w:p>
+            <w:pPr>
+              <w:keepNext/>
+              <w:keepLines/>
+              <w:spacing w:after="0"/>
+              <w:rPr>
+                <w:rFonts w:asciiTheme="majorBidi" w:hAnsiTheme="majorBidi" w:cstheme="majorBidi"/>
+                <w:sz w:val="20"/>
+                <w:szCs w:val="20"/>
+                <w:lang w:bidi="ar-IQ"/>
+              </w:rPr>
+            </w:pPr>
+            <w:r>
+              <w:rPr>
+                <w:rFonts w:asciiTheme="majorBidi" w:hAnsiTheme="majorBidi" w:cstheme="majorBidi"/>
+                <w:sz w:val="20"/>
+                <w:szCs w:val="20"/>
+                <w:rtl/>
+                <w:lang w:bidi="ar-IQ"/>
+              </w:rPr>
+              <w:t xml:space="preserve">٥٦</w:t>
+            </w:r>
+          </w:p>
+        </w:tc>
+        <w:tc>
+          <w:tcPr>
+            <w:tcW w:w="339" w:type="pct"/>
+          </w:tcPr>
+          <w:p>
+            <w:pPr>
+              <w:keepNext/>
+              <w:keepLines/>
+              <w:spacing w:after="0"/>
+              <w:rPr>
+                <w:rFonts w:asciiTheme="majorBidi" w:hAnsiTheme="majorBidi" w:cstheme="majorBidi"/>
+                <w:sz w:val="20"/>
+                <w:szCs w:val="20"/>
+                <w:lang w:bidi="ar-IQ"/>
+              </w:rPr>
+            </w:pPr>
+            <w:r>
+              <w:rPr>
+                <w:rFonts w:asciiTheme="majorBidi" w:hAnsiTheme="majorBidi" w:cstheme="majorBidi"/>
+                <w:sz w:val="20"/>
+                <w:szCs w:val="20"/>
+                <w:rtl/>
+                <w:lang w:bidi="ar-IQ"/>
+              </w:rPr>
+              <w:t xml:space="preserve">٣</w:t>
+            </w:r>
+          </w:p>
+        </w:tc>
+        <w:tc>
+          <w:tcPr>
+            <w:tcW w:w="1831" w:type="pct"/>
+          </w:tcPr>
+          <w:p>
+            <w:pPr>
+              <w:keepNext/>
+              <w:keepLines/>
+              <w:spacing w:after="0"/>
+              <w:rPr>
+                <w:rFonts w:asciiTheme="majorBidi" w:hAnsiTheme="majorBidi" w:cstheme="majorBidi"/>
+                <w:sz w:val="20"/>
+                <w:szCs w:val="20"/>
+                <w:lang w:bidi="ar-IQ"/>
+              </w:rPr>
+            </w:pPr>
+            <w:r>
+              <w:rPr>
+                <w:rFonts w:asciiTheme="majorBidi" w:hAnsiTheme="majorBidi" w:cstheme="majorBidi"/>
+                <w:sz w:val="20"/>
+                <w:szCs w:val="20"/>
+                <w:rtl/>
+                <w:lang w:bidi="ar-IQ"/>
+              </w:rPr>
+              <w:t xml:space="preserve"/>
+            </w:r>
+          </w:p>
+        </w:tc>
+        <w:tc>
+          <w:tcPr>
+            <w:tcW w:w="339" w:type="pct"/>
+          </w:tcPr>
+          <w:p>
+            <w:pPr>
+              <w:keepNext/>
+              <w:keepLines/>
+              <w:spacing w:after="0"/>
+              <w:rPr>
+                <w:rFonts w:asciiTheme="majorBidi" w:hAnsiTheme="majorBidi" w:cstheme="majorBidi"/>
+                <w:sz w:val="20"/>
+                <w:szCs w:val="20"/>
+                <w:lang w:bidi="ar-IQ"/>
+              </w:rPr>
+            </w:pPr>
+            <w:r>
+              <w:rPr>
+                <w:rFonts w:asciiTheme="majorBidi" w:hAnsiTheme="majorBidi" w:cstheme="majorBidi"/>
+                <w:sz w:val="20"/>
+                <w:szCs w:val="20"/>
+                <w:rtl/>
+                <w:lang w:bidi="ar-IQ"/>
+              </w:rPr>
+              <w:t xml:space="preserve"/>
+            </w:r>
+          </w:p>
+        </w:tc>
+        <w:tc>
+          <w:tcPr>
+            <w:tcW w:w="325" w:type="pct"/>
+          </w:tcPr>
+          <w:p>
+            <w:pPr>
+              <w:keepNext/>
+              <w:keepLines/>
+              <w:spacing w:after="0"/>
+              <w:rPr>
+                <w:rFonts w:asciiTheme="majorBidi" w:hAnsiTheme="majorBidi" w:cstheme="majorBidi"/>
+                <w:sz w:val="20"/>
+                <w:szCs w:val="20"/>
+              </w:rPr>
+            </w:pPr>
+            <w:r>
+              <w:rPr>
+                <w:rFonts w:asciiTheme="majorBidi" w:hAnsiTheme="majorBidi" w:cstheme="majorBidi"/>
+                <w:sz w:val="20"/>
+                <w:szCs w:val="20"/>
+                <w:rtl/>
+                <w:lang w:bidi="ar-IQ"/>
+              </w:rPr>
+              <w:t xml:space="preserve"/>
+            </w:r>
+          </w:p>
+        </w:tc>
+      </w:tr>
+    </w:tbl>
+    <w:p>
+      <w:pPr>
+        <w:keepNext/>
+        <w:keepLines/>
+        <w:spacing w:line="240" w:lineRule="auto"/>
+        <w:rPr>
+          <w:rFonts w:asciiTheme="majorBidi" w:hAnsiTheme="majorBidi" w:cstheme="majorBidi"/>
+          <w:sz w:val="24"/>
+          <w:szCs w:val="24"/>
+          <w:lang w:bidi="ar-IQ"/>
+        </w:rPr>
+      </w:pPr>
+      <w:r>
+        <w:rPr>
+          <w:rFonts w:asciiTheme="majorBidi" w:hAnsiTheme="majorBidi" w:cstheme="majorBidi"/>
+          <w:sz w:val="24"/>
+          <w:szCs w:val="24"/>
+          <w:rtl/>
+          <w:lang w:bidi="ar-IQ"/>
+        </w:rPr>
+        <w:t xml:space="preserve"/>
+      </w:r>
+    </w:p>
+    <w:tbl>
+      <w:tblPr>
+        <w:tblStyle w:val="TableGrid"/>
+        <w:bidiVisual/>
+        <w:tblW w:w="5000" w:type="pct"/>
+        <w:tblLayout w:type="fixed"/>
+        <w:tblLook w:val="04A0" w:firstRow="1" w:lastRow="0" w:firstColumn="1" w:lastColumn="0" w:noHBand="0" w:noVBand="1"/>
+      </w:tblPr>
+      <w:tblGrid>
+        <w:gridCol w:w="3822"/>
+        <w:gridCol w:w="707"/>
+        <w:gridCol w:w="709"/>
+        <w:gridCol w:w="3829"/>
+        <w:gridCol w:w="709"/>
+        <w:gridCol w:w="680"/>
+      </w:tblGrid>
+      <w:tr>
+        <w:trPr>
+          <w:cantSplit/>
+        </w:trPr>
+        <w:tc>
+          <w:tcPr>
+            <w:tcW w:w="5000" w:type="pct"/>
+            <w:gridSpan w:val="6"/>
+          </w:tcPr>
+          <w:p>
+            <w:pPr>
+              <w:keepNext/>
+              <w:keepLines/>
+              <w:spacing w:after="0"/>
+              <w:jc w:val="center"/>
+              <w:rPr>
+                <w:rFonts w:asciiTheme="majorBidi" w:hAnsiTheme="majorBidi" w:cstheme="majorBidi"/>
+                <w:sz w:val="20"/>
+                <w:szCs w:val="20"/>
+                <w:rtl/>
+                <w:lang w:bidi="ar-IQ"/>
+              </w:rPr>
+            </w:pPr>
+            <w:r>
+              <w:rPr>
+                <w:rFonts w:asciiTheme="majorBidi" w:hAnsiTheme="majorBidi" w:cstheme="majorBidi"/>
+                <w:sz w:val="20"/>
+                <w:szCs w:val="20"/>
+                <w:rtl/>
+                <w:lang w:bidi="ar-IQ"/>
+              </w:rPr>
+              <w:t xml:space="preserve">٢٠١٨ - المرحلة ٦</w:t>
+            </w:r>
+          </w:p>
+        </w:tc>
+      </w:tr>
+      <w:tr>
+        <w:trPr>
+          <w:cantSplit/>
+        </w:trPr>
+        <w:tc>
+          <w:tcPr>
+            <w:tcW w:w="2505" w:type="pct"/>
+            <w:gridSpan w:val="3"/>
+          </w:tcPr>
+          <w:p>
+            <w:pPr>
+              <w:keepNext/>
+              <w:keepLines/>
+              <w:spacing w:after="0"/>
+              <w:rPr>
+                <w:rFonts w:asciiTheme="majorBidi" w:hAnsiTheme="majorBidi" w:cstheme="majorBidi"/>
+                <w:sz w:val="20"/>
+                <w:szCs w:val="20"/>
+                <w:lang w:bidi="ar-IQ"/>
+              </w:rPr>
+            </w:pPr>
+            <w:r>
+              <w:rPr>
+                <w:rFonts w:asciiTheme="majorBidi" w:hAnsiTheme="majorBidi" w:cstheme="majorBidi"/>
+                <w:sz w:val="20"/>
+                <w:szCs w:val="20"/>
+                <w:rtl/>
+                <w:lang w:bidi="ar-IQ"/>
+              </w:rPr>
+              <w:t xml:space="preserve">الفصل الأول</w:t>
+            </w:r>
+          </w:p>
+        </w:tc>
+        <w:tc>
+          <w:tcPr>
+            <w:tcW w:w="2495" w:type="pct"/>
+            <w:gridSpan w:val="3"/>
+          </w:tcPr>
+          <w:p>
+            <w:pPr>
+              <w:keepNext/>
+              <w:keepLines/>
+              <w:spacing w:after="0"/>
+              <w:rPr>
+                <w:rFonts w:asciiTheme="majorBidi" w:hAnsiTheme="majorBidi" w:cstheme="majorBidi"/>
+                <w:sz w:val="20"/>
+                <w:szCs w:val="20"/>
+              </w:rPr>
+            </w:pPr>
+            <w:r>
+              <w:rPr>
+                <w:rFonts w:asciiTheme="majorBidi" w:hAnsiTheme="majorBidi" w:cstheme="majorBidi"/>
+                <w:sz w:val="20"/>
+                <w:szCs w:val="20"/>
+                <w:rtl/>
+                <w:lang w:bidi="ar-IQ"/>
+              </w:rPr>
+              <w:t xml:space="preserve">الفصل الثاني</w:t>
+            </w:r>
+          </w:p>
+        </w:tc>
+      </w:tr>
+      <w:tr>
+        <w:trPr>
+          <w:cantSplit/>
+        </w:trPr>
+        <w:tc>
+          <w:tcPr>
+            <w:tcW w:w="1828" w:type="pct"/>
+          </w:tcPr>
+          <w:p>
+            <w:pPr>
+              <w:keepNext/>
+              <w:keepLines/>
+              <w:spacing w:after="0"/>
+              <w:rPr>
+                <w:rFonts w:asciiTheme="majorBidi" w:hAnsiTheme="majorBidi" w:cstheme="majorBidi"/>
+                <w:b/>
+                <w:bCs/>
+                <w:sz w:val="20"/>
+                <w:szCs w:val="20"/>
+                <w:lang w:bidi="ar-IQ"/>
+              </w:rPr>
+            </w:pPr>
+            <w:r>
+              <w:rPr>
+                <w:rFonts w:asciiTheme="majorBidi" w:hAnsiTheme="majorBidi" w:cstheme="majorBidi"/>
+                <w:b/>
+                <w:bCs/>
+                <w:sz w:val="20"/>
+                <w:szCs w:val="20"/>
+                <w:rtl/>
+              </w:rPr>
+              <w:t>المادة الدراسية</w:t>
+            </w:r>
+          </w:p>
+        </w:tc>
+        <w:tc>
+          <w:tcPr>
+            <w:tcW w:w="338" w:type="pct"/>
+          </w:tcPr>
+          <w:p>
+            <w:pPr>
+              <w:keepNext/>
+              <w:keepLines/>
+              <w:spacing w:after="0"/>
+              <w:rPr>
+                <w:rFonts w:asciiTheme="majorBidi" w:hAnsiTheme="majorBidi" w:cstheme="majorBidi"/>
+                <w:b/>
+                <w:bCs/>
+                <w:sz w:val="20"/>
+                <w:szCs w:val="20"/>
+                <w:lang w:bidi="ar-IQ"/>
+              </w:rPr>
+            </w:pPr>
+            <w:r>
+              <w:rPr>
+                <w:rFonts w:asciiTheme="majorBidi" w:hAnsiTheme="majorBidi" w:cstheme="majorBidi"/>
+                <w:b/>
+                <w:bCs/>
+                <w:sz w:val="20"/>
+                <w:szCs w:val="20"/>
+                <w:rtl/>
+              </w:rPr>
+              <w:t>الدرجة</w:t>
+            </w:r>
+          </w:p>
+        </w:tc>
+        <w:tc>
+          <w:tcPr>
+            <w:tcW w:w="339" w:type="pct"/>
+          </w:tcPr>
+          <w:p>
+            <w:pPr>
+              <w:keepNext/>
+              <w:keepLines/>
+              <w:spacing w:after="0"/>
+              <w:rPr>
+                <w:rFonts w:asciiTheme="majorBidi" w:hAnsiTheme="majorBidi" w:cstheme="majorBidi"/>
+                <w:b/>
+                <w:bCs/>
+                <w:sz w:val="20"/>
+                <w:szCs w:val="20"/>
+                <w:lang w:bidi="ar-IQ"/>
+              </w:rPr>
+            </w:pPr>
+            <w:r>
+              <w:rPr>
+                <w:rFonts w:asciiTheme="majorBidi" w:hAnsiTheme="majorBidi" w:cstheme="majorBidi"/>
+                <w:b/>
+                <w:bCs/>
+                <w:sz w:val="20"/>
+                <w:szCs w:val="20"/>
+                <w:rtl/>
+              </w:rPr>
+              <w:t>الوحدة</w:t>
+            </w:r>
+          </w:p>
+        </w:tc>
+        <w:tc>
+          <w:tcPr>
+            <w:tcW w:w="1831" w:type="pct"/>
+          </w:tcPr>
+          <w:p>
+            <w:pPr>
+              <w:keepNext/>
+              <w:keepLines/>
+              <w:spacing w:after="0"/>
+              <w:rPr>
+                <w:rFonts w:asciiTheme="majorBidi" w:hAnsiTheme="majorBidi" w:cstheme="majorBidi"/>
+                <w:b/>
+                <w:bCs/>
+                <w:sz w:val="20"/>
+                <w:szCs w:val="20"/>
+                <w:lang w:bidi="ar-IQ"/>
+              </w:rPr>
+            </w:pPr>
+            <w:r>
+              <w:rPr>
+                <w:rFonts w:asciiTheme="majorBidi" w:hAnsiTheme="majorBidi" w:cstheme="majorBidi"/>
+                <w:b/>
+                <w:bCs/>
+                <w:sz w:val="20"/>
+                <w:szCs w:val="20"/>
+                <w:rtl/>
+              </w:rPr>
+              <w:t>المادة الدراسية</w:t>
+            </w:r>
+          </w:p>
+        </w:tc>
+        <w:tc>
+          <w:tcPr>
+            <w:tcW w:w="339" w:type="pct"/>
+          </w:tcPr>
+          <w:p>
+            <w:pPr>
+              <w:keepNext/>
+              <w:keepLines/>
+              <w:spacing w:after="0"/>
+              <w:rPr>
+                <w:rFonts w:asciiTheme="majorBidi" w:hAnsiTheme="majorBidi" w:cstheme="majorBidi"/>
+                <w:b/>
+                <w:bCs/>
+                <w:sz w:val="20"/>
+                <w:szCs w:val="20"/>
+                <w:lang w:bidi="ar-IQ"/>
+              </w:rPr>
+            </w:pPr>
+            <w:r>
+              <w:rPr>
+                <w:rFonts w:asciiTheme="majorBidi" w:hAnsiTheme="majorBidi" w:cstheme="majorBidi"/>
+                <w:b/>
+                <w:bCs/>
+                <w:sz w:val="20"/>
+                <w:szCs w:val="20"/>
+                <w:rtl/>
+              </w:rPr>
+              <w:t>الدرجة</w:t>
+            </w:r>
+          </w:p>
+        </w:tc>
+        <w:tc>
+          <w:tcPr>
+            <w:tcW w:w="325" w:type="pct"/>
+          </w:tcPr>
+          <w:p>
+            <w:pPr>
+              <w:keepNext/>
+              <w:keepLines/>
+              <w:spacing w:after="0"/>
+              <w:rPr>
+                <w:rFonts w:asciiTheme="majorBidi" w:hAnsiTheme="majorBidi" w:cstheme="majorBidi"/>
+                <w:b/>
+                <w:bCs/>
+                <w:sz w:val="20"/>
+                <w:szCs w:val="20"/>
+              </w:rPr>
+            </w:pPr>
+            <w:r>
+              <w:rPr>
+                <w:rFonts w:asciiTheme="majorBidi" w:hAnsiTheme="majorBidi" w:cstheme="majorBidi"/>
+                <w:b/>
+                <w:bCs/>
+                <w:sz w:val="20"/>
+                <w:szCs w:val="20"/>
+                <w:rtl/>
+              </w:rPr>
+              <w:t>الوحدة</w:t>
+            </w:r>
+          </w:p>
+        </w:tc>
+      </w:tr>
+      <w:tr>
+        <w:trPr>
+          <w:cantSplit/>
+        </w:trPr>
+        <w:tc>
+          <w:tcPr>
+            <w:tcW w:w="1828" w:type="pct"/>
+          </w:tcPr>
+          <w:p>
+            <w:pPr>
+              <w:keepNext/>
+              <w:keepLines/>
+              <w:spacing w:after="0"/>
+              <w:rPr>
+                <w:rFonts w:asciiTheme="majorBidi" w:hAnsiTheme="majorBidi" w:cstheme="majorBidi"/>
+                <w:sz w:val="20"/>
+                <w:szCs w:val="20"/>
+                <w:lang w:bidi="ar-IQ"/>
+              </w:rPr>
+            </w:pPr>
+            <w:r>
+              <w:rPr>
+                <w:rFonts w:asciiTheme="majorBidi" w:hAnsiTheme="majorBidi" w:cstheme="majorBidi"/>
+                <w:sz w:val="20"/>
+                <w:szCs w:val="20"/>
+                <w:rtl/>
+                <w:lang w:bidi="ar-IQ"/>
+              </w:rPr>
+              <w:t xml:space="preserve">التنقيب عن البيانات</w:t>
+            </w:r>
+          </w:p>
+        </w:tc>
+        <w:tc>
+          <w:tcPr>
+            <w:tcW w:w="338" w:type="pct"/>
+          </w:tcPr>
+          <w:p>
+            <w:pPr>
+              <w:keepNext/>
+              <w:keepLines/>
+              <w:spacing w:after="0"/>
+              <w:rPr>
+                <w:rFonts w:asciiTheme="majorBidi" w:hAnsiTheme="majorBidi" w:cstheme="majorBidi"/>
+                <w:sz w:val="20"/>
+                <w:szCs w:val="20"/>
+                <w:lang w:bidi="ar-IQ"/>
+              </w:rPr>
+            </w:pPr>
+            <w:r>
+              <w:rPr>
+                <w:rFonts w:asciiTheme="majorBidi" w:hAnsiTheme="majorBidi" w:cstheme="majorBidi"/>
+                <w:sz w:val="20"/>
+                <w:szCs w:val="20"/>
+                <w:rtl/>
+                <w:lang w:bidi="ar-IQ"/>
+              </w:rPr>
+              <w:t xml:space="preserve">٥٠</w:t>
+            </w:r>
+          </w:p>
+        </w:tc>
+        <w:tc>
+          <w:tcPr>
+            <w:tcW w:w="339" w:type="pct"/>
+          </w:tcPr>
+          <w:p>
+            <w:pPr>
+              <w:keepNext/>
+              <w:keepLines/>
+              <w:spacing w:after="0"/>
+              <w:rPr>
+                <w:rFonts w:asciiTheme="majorBidi" w:hAnsiTheme="majorBidi" w:cstheme="majorBidi"/>
+                <w:sz w:val="20"/>
+                <w:szCs w:val="20"/>
+                <w:lang w:bidi="ar-IQ"/>
+              </w:rPr>
+            </w:pPr>
+            <w:r>
+              <w:rPr>
+                <w:rFonts w:asciiTheme="majorBidi" w:hAnsiTheme="majorBidi" w:cstheme="majorBidi"/>
+                <w:sz w:val="20"/>
+                <w:szCs w:val="20"/>
+                <w:rtl/>
+                <w:lang w:bidi="ar-IQ"/>
+              </w:rPr>
+              <w:t xml:space="preserve">٢</w:t>
+            </w:r>
+          </w:p>
+        </w:tc>
+        <w:tc>
+          <w:tcPr>
+            <w:tcW w:w="1831" w:type="pct"/>
+          </w:tcPr>
+          <w:p>
+            <w:pPr>
+              <w:keepNext/>
+              <w:keepLines/>
+              <w:spacing w:after="0"/>
+              <w:rPr>
+                <w:rFonts w:asciiTheme="majorBidi" w:hAnsiTheme="majorBidi" w:cstheme="majorBidi"/>
+                <w:sz w:val="20"/>
+                <w:szCs w:val="20"/>
+                <w:lang w:bidi="ar-IQ"/>
+              </w:rPr>
+            </w:pPr>
+            <w:r>
+              <w:rPr>
+                <w:rFonts w:asciiTheme="majorBidi" w:hAnsiTheme="majorBidi" w:cstheme="majorBidi"/>
+                <w:sz w:val="20"/>
+                <w:szCs w:val="20"/>
+                <w:rtl/>
+                <w:lang w:bidi="ar-IQ"/>
+              </w:rPr>
+              <w:t xml:space="preserve">الأعمال الالكترونية</w:t>
+            </w:r>
+          </w:p>
+        </w:tc>
+        <w:tc>
+          <w:tcPr>
+            <w:tcW w:w="339" w:type="pct"/>
+          </w:tcPr>
+          <w:p>
+            <w:pPr>
+              <w:keepNext/>
+              <w:keepLines/>
+              <w:spacing w:after="0"/>
+              <w:rPr>
+                <w:rFonts w:asciiTheme="majorBidi" w:hAnsiTheme="majorBidi" w:cstheme="majorBidi"/>
+                <w:sz w:val="20"/>
+                <w:szCs w:val="20"/>
+                <w:lang w:bidi="ar-IQ"/>
+              </w:rPr>
+            </w:pPr>
+            <w:r>
+              <w:rPr>
+                <w:rFonts w:asciiTheme="majorBidi" w:hAnsiTheme="majorBidi" w:cstheme="majorBidi"/>
+                <w:sz w:val="20"/>
+                <w:szCs w:val="20"/>
+                <w:rtl/>
+                <w:lang w:bidi="ar-IQ"/>
+              </w:rPr>
+              <w:t xml:space="preserve">٥٣</w:t>
+            </w:r>
+          </w:p>
+        </w:tc>
+        <w:tc>
+          <w:tcPr>
+            <w:tcW w:w="325" w:type="pct"/>
+          </w:tcPr>
+          <w:p>
+            <w:pPr>
+              <w:keepNext/>
+              <w:keepLines/>
+              <w:spacing w:after="0"/>
+              <w:rPr>
+                <w:rFonts w:asciiTheme="majorBidi" w:hAnsiTheme="majorBidi" w:cstheme="majorBidi"/>
+                <w:sz w:val="20"/>
+                <w:szCs w:val="20"/>
+              </w:rPr>
+            </w:pPr>
+            <w:r>
+              <w:rPr>
+                <w:rFonts w:asciiTheme="majorBidi" w:hAnsiTheme="majorBidi" w:cstheme="majorBidi"/>
+                <w:sz w:val="20"/>
+                <w:szCs w:val="20"/>
+                <w:rtl/>
+                <w:lang w:bidi="ar-IQ"/>
+              </w:rPr>
+              <w:t xml:space="preserve">٢</w:t>
+            </w:r>
+          </w:p>
+        </w:tc>
+      </w:tr>
+      <w:tr>
+        <w:trPr>
+          <w:cantSplit/>
+        </w:trPr>
+        <w:tc>
+          <w:tcPr>
+            <w:tcW w:w="1828" w:type="pct"/>
+          </w:tcPr>
+          <w:p>
+            <w:pPr>
+              <w:keepNext/>
+              <w:keepLines/>
+              <w:spacing w:after="0"/>
+              <w:rPr>
+                <w:rFonts w:asciiTheme="majorBidi" w:hAnsiTheme="majorBidi" w:cstheme="majorBidi"/>
+                <w:sz w:val="20"/>
+                <w:szCs w:val="20"/>
+                <w:lang w:bidi="ar-IQ"/>
+              </w:rPr>
+            </w:pPr>
+            <w:r>
+              <w:rPr>
+                <w:rFonts w:asciiTheme="majorBidi" w:hAnsiTheme="majorBidi" w:cstheme="majorBidi"/>
+                <w:sz w:val="20"/>
+                <w:szCs w:val="20"/>
+                <w:rtl/>
+                <w:lang w:bidi="ar-IQ"/>
+              </w:rPr>
+              <w:t xml:space="preserve">شبكات الحاسوب 2</w:t>
+            </w:r>
+          </w:p>
+        </w:tc>
+        <w:tc>
+          <w:tcPr>
+            <w:tcW w:w="338" w:type="pct"/>
+          </w:tcPr>
+          <w:p>
+            <w:pPr>
+              <w:keepNext/>
+              <w:keepLines/>
+              <w:spacing w:after="0"/>
+              <w:rPr>
+                <w:rFonts w:asciiTheme="majorBidi" w:hAnsiTheme="majorBidi" w:cstheme="majorBidi"/>
+                <w:sz w:val="20"/>
+                <w:szCs w:val="20"/>
+                <w:lang w:bidi="ar-IQ"/>
+              </w:rPr>
+            </w:pPr>
+            <w:r>
+              <w:rPr>
+                <w:rFonts w:asciiTheme="majorBidi" w:hAnsiTheme="majorBidi" w:cstheme="majorBidi"/>
+                <w:sz w:val="20"/>
+                <w:szCs w:val="20"/>
+                <w:rtl/>
+                <w:lang w:bidi="ar-IQ"/>
+              </w:rPr>
+              <w:t xml:space="preserve">٧٥</w:t>
+            </w:r>
+          </w:p>
+        </w:tc>
+        <w:tc>
+          <w:tcPr>
+            <w:tcW w:w="339" w:type="pct"/>
+          </w:tcPr>
+          <w:p>
+            <w:pPr>
+              <w:keepNext/>
+              <w:keepLines/>
+              <w:spacing w:after="0"/>
+              <w:rPr>
+                <w:rFonts w:asciiTheme="majorBidi" w:hAnsiTheme="majorBidi" w:cstheme="majorBidi"/>
+                <w:sz w:val="20"/>
+                <w:szCs w:val="20"/>
+                <w:lang w:bidi="ar-IQ"/>
+              </w:rPr>
+            </w:pPr>
+            <w:r>
+              <w:rPr>
+                <w:rFonts w:asciiTheme="majorBidi" w:hAnsiTheme="majorBidi" w:cstheme="majorBidi"/>
+                <w:sz w:val="20"/>
+                <w:szCs w:val="20"/>
+                <w:rtl/>
+                <w:lang w:bidi="ar-IQ"/>
+              </w:rPr>
+              <w:t xml:space="preserve">٣</w:t>
+            </w:r>
+          </w:p>
+        </w:tc>
+        <w:tc>
+          <w:tcPr>
+            <w:tcW w:w="1831" w:type="pct"/>
+          </w:tcPr>
+          <w:p>
+            <w:pPr>
+              <w:keepNext/>
+              <w:keepLines/>
+              <w:spacing w:after="0"/>
+              <w:rPr>
+                <w:rFonts w:asciiTheme="majorBidi" w:hAnsiTheme="majorBidi" w:cstheme="majorBidi"/>
+                <w:sz w:val="20"/>
+                <w:szCs w:val="20"/>
+                <w:lang w:bidi="ar-IQ"/>
+              </w:rPr>
+            </w:pPr>
+            <w:r>
+              <w:rPr>
+                <w:rFonts w:asciiTheme="majorBidi" w:hAnsiTheme="majorBidi" w:cstheme="majorBidi"/>
+                <w:sz w:val="20"/>
+                <w:szCs w:val="20"/>
+                <w:rtl/>
+                <w:lang w:bidi="ar-IQ"/>
+              </w:rPr>
+              <w:t xml:space="preserve">تصميم المواقع المتقدم</w:t>
+            </w:r>
+          </w:p>
+        </w:tc>
+        <w:tc>
+          <w:tcPr>
+            <w:tcW w:w="339" w:type="pct"/>
+          </w:tcPr>
+          <w:p>
+            <w:pPr>
+              <w:keepNext/>
+              <w:keepLines/>
+              <w:spacing w:after="0"/>
+              <w:rPr>
+                <w:rFonts w:asciiTheme="majorBidi" w:hAnsiTheme="majorBidi" w:cstheme="majorBidi"/>
+                <w:sz w:val="20"/>
+                <w:szCs w:val="20"/>
+                <w:lang w:bidi="ar-IQ"/>
+              </w:rPr>
+            </w:pPr>
+            <w:r>
+              <w:rPr>
+                <w:rFonts w:asciiTheme="majorBidi" w:hAnsiTheme="majorBidi" w:cstheme="majorBidi"/>
+                <w:sz w:val="20"/>
+                <w:szCs w:val="20"/>
+                <w:rtl/>
+                <w:lang w:bidi="ar-IQ"/>
+              </w:rPr>
+              <w:t xml:space="preserve">٥٨</w:t>
+            </w:r>
+          </w:p>
+        </w:tc>
+        <w:tc>
+          <w:tcPr>
+            <w:tcW w:w="325" w:type="pct"/>
+          </w:tcPr>
+          <w:p>
+            <w:pPr>
+              <w:keepNext/>
+              <w:keepLines/>
+              <w:spacing w:after="0"/>
+              <w:rPr>
+                <w:rFonts w:asciiTheme="majorBidi" w:hAnsiTheme="majorBidi" w:cstheme="majorBidi"/>
+                <w:sz w:val="20"/>
+                <w:szCs w:val="20"/>
+              </w:rPr>
+            </w:pPr>
+            <w:r>
+              <w:rPr>
+                <w:rFonts w:asciiTheme="majorBidi" w:hAnsiTheme="majorBidi" w:cstheme="majorBidi"/>
+                <w:sz w:val="20"/>
+                <w:szCs w:val="20"/>
+                <w:rtl/>
+                <w:lang w:bidi="ar-IQ"/>
+              </w:rPr>
+              <w:t xml:space="preserve">٣</w:t>
+            </w:r>
+          </w:p>
+        </w:tc>
+      </w:tr>
+      <w:tr>
+        <w:trPr>
+          <w:cantSplit/>
+        </w:trPr>
+        <w:tc>
+          <w:tcPr>
+            <w:tcW w:w="1828" w:type="pct"/>
+          </w:tcPr>
+          <w:p>
+            <w:pPr>
+              <w:keepNext/>
+              <w:keepLines/>
+              <w:spacing w:after="0"/>
+              <w:rPr>
+                <w:rFonts w:asciiTheme="majorBidi" w:hAnsiTheme="majorBidi" w:cstheme="majorBidi"/>
+                <w:sz w:val="20"/>
+                <w:szCs w:val="20"/>
+                <w:lang w:bidi="ar-IQ"/>
+              </w:rPr>
+            </w:pPr>
+            <w:r>
+              <w:rPr>
+                <w:rFonts w:asciiTheme="majorBidi" w:hAnsiTheme="majorBidi" w:cstheme="majorBidi"/>
+                <w:sz w:val="20"/>
+                <w:szCs w:val="20"/>
+                <w:rtl/>
+                <w:lang w:bidi="ar-IQ"/>
+              </w:rPr>
+              <w:t xml:space="preserve"/>
+            </w:r>
+          </w:p>
+        </w:tc>
+        <w:tc>
+          <w:tcPr>
+            <w:tcW w:w="338" w:type="pct"/>
+          </w:tcPr>
+          <w:p>
+            <w:pPr>
+              <w:keepNext/>
+              <w:keepLines/>
+              <w:spacing w:after="0"/>
+              <w:rPr>
+                <w:rFonts w:asciiTheme="majorBidi" w:hAnsiTheme="majorBidi" w:cstheme="majorBidi"/>
+                <w:sz w:val="20"/>
+                <w:szCs w:val="20"/>
+                <w:lang w:bidi="ar-IQ"/>
+              </w:rPr>
+            </w:pPr>
+            <w:r>
+              <w:rPr>
+                <w:rFonts w:asciiTheme="majorBidi" w:hAnsiTheme="majorBidi" w:cstheme="majorBidi"/>
+                <w:sz w:val="20"/>
+                <w:szCs w:val="20"/>
+                <w:rtl/>
+                <w:lang w:bidi="ar-IQ"/>
+              </w:rPr>
+              <w:t xml:space="preserve"/>
+            </w:r>
+          </w:p>
+        </w:tc>
+        <w:tc>
+          <w:tcPr>
+            <w:tcW w:w="339" w:type="pct"/>
+          </w:tcPr>
+          <w:p>
+            <w:pPr>
+              <w:keepNext/>
+              <w:keepLines/>
+              <w:spacing w:after="0"/>
+              <w:rPr>
+                <w:rFonts w:asciiTheme="majorBidi" w:hAnsiTheme="majorBidi" w:cstheme="majorBidi"/>
+                <w:sz w:val="20"/>
+                <w:szCs w:val="20"/>
+                <w:lang w:bidi="ar-IQ"/>
+              </w:rPr>
+            </w:pPr>
+            <w:r>
+              <w:rPr>
+                <w:rFonts w:asciiTheme="majorBidi" w:hAnsiTheme="majorBidi" w:cstheme="majorBidi"/>
+                <w:sz w:val="20"/>
+                <w:szCs w:val="20"/>
+                <w:rtl/>
+                <w:lang w:bidi="ar-IQ"/>
+              </w:rPr>
+              <w:t xml:space="preserve"/>
+            </w:r>
+          </w:p>
+        </w:tc>
+        <w:tc>
+          <w:tcPr>
+            <w:tcW w:w="1831" w:type="pct"/>
+          </w:tcPr>
+          <w:p>
+            <w:pPr>
+              <w:keepNext/>
+              <w:keepLines/>
+              <w:spacing w:after="0"/>
+              <w:rPr>
+                <w:rFonts w:asciiTheme="majorBidi" w:hAnsiTheme="majorBidi" w:cstheme="majorBidi"/>
+                <w:sz w:val="20"/>
+                <w:szCs w:val="20"/>
+                <w:lang w:bidi="ar-IQ"/>
+              </w:rPr>
+            </w:pPr>
+            <w:r>
+              <w:rPr>
+                <w:rFonts w:asciiTheme="majorBidi" w:hAnsiTheme="majorBidi" w:cstheme="majorBidi"/>
+                <w:sz w:val="20"/>
+                <w:szCs w:val="20"/>
+                <w:rtl/>
+                <w:lang w:bidi="ar-IQ"/>
+              </w:rPr>
+              <w:t xml:space="preserve">مواضيع مختارة</w:t>
+            </w:r>
+          </w:p>
+        </w:tc>
+        <w:tc>
+          <w:tcPr>
+            <w:tcW w:w="339" w:type="pct"/>
+          </w:tcPr>
+          <w:p>
+            <w:pPr>
+              <w:keepNext/>
+              <w:keepLines/>
+              <w:spacing w:after="0"/>
+              <w:rPr>
+                <w:rFonts w:asciiTheme="majorBidi" w:hAnsiTheme="majorBidi" w:cstheme="majorBidi"/>
+                <w:sz w:val="20"/>
+                <w:szCs w:val="20"/>
+                <w:lang w:bidi="ar-IQ"/>
+              </w:rPr>
+            </w:pPr>
+            <w:r>
+              <w:rPr>
+                <w:rFonts w:asciiTheme="majorBidi" w:hAnsiTheme="majorBidi" w:cstheme="majorBidi"/>
+                <w:sz w:val="20"/>
+                <w:szCs w:val="20"/>
+                <w:rtl/>
+                <w:lang w:bidi="ar-IQ"/>
+              </w:rPr>
+              <w:t xml:space="preserve">٥٥</w:t>
+            </w:r>
+          </w:p>
+        </w:tc>
+        <w:tc>
+          <w:tcPr>
+            <w:tcW w:w="325" w:type="pct"/>
+          </w:tcPr>
+          <w:p>
+            <w:pPr>
+              <w:keepNext/>
+              <w:keepLines/>
+              <w:spacing w:after="0"/>
+              <w:rPr>
+                <w:rFonts w:asciiTheme="majorBidi" w:hAnsiTheme="majorBidi" w:cstheme="majorBidi"/>
+                <w:sz w:val="20"/>
+                <w:szCs w:val="20"/>
+              </w:rPr>
+            </w:pPr>
+            <w:r>
+              <w:rPr>
+                <w:rFonts w:asciiTheme="majorBidi" w:hAnsiTheme="majorBidi" w:cstheme="majorBidi"/>
+                <w:sz w:val="20"/>
+                <w:szCs w:val="20"/>
+                <w:rtl/>
+                <w:lang w:bidi="ar-IQ"/>
+              </w:rPr>
+              <w:t xml:space="preserve">٣</w:t>
+            </w:r>
+          </w:p>
+        </w:tc>
+      </w:tr>
+      <w:tr>
+        <w:trPr>
+          <w:cantSplit/>
+        </w:trPr>
+        <w:tc>
+          <w:tcPr>
+            <w:tcW w:w="1828" w:type="pct"/>
+          </w:tcPr>
+          <w:p>
+            <w:pPr>
+              <w:keepNext/>
+              <w:keepLines/>
+              <w:spacing w:after="0"/>
+              <w:rPr>
+                <w:rFonts w:asciiTheme="majorBidi" w:hAnsiTheme="majorBidi" w:cstheme="majorBidi"/>
+                <w:sz w:val="20"/>
+                <w:szCs w:val="20"/>
+                <w:lang w:bidi="ar-IQ"/>
+              </w:rPr>
+            </w:pPr>
+            <w:r>
+              <w:rPr>
+                <w:rFonts w:asciiTheme="majorBidi" w:hAnsiTheme="majorBidi" w:cstheme="majorBidi"/>
+                <w:sz w:val="20"/>
+                <w:szCs w:val="20"/>
+                <w:rtl/>
+                <w:lang w:bidi="ar-IQ"/>
+              </w:rPr>
+              <w:t xml:space="preserve"/>
+            </w:r>
+          </w:p>
+        </w:tc>
+        <w:tc>
+          <w:tcPr>
+            <w:tcW w:w="338" w:type="pct"/>
+          </w:tcPr>
+          <w:p>
+            <w:pPr>
+              <w:keepNext/>
+              <w:keepLines/>
+              <w:spacing w:after="0"/>
+              <w:rPr>
+                <w:rFonts w:asciiTheme="majorBidi" w:hAnsiTheme="majorBidi" w:cstheme="majorBidi"/>
+                <w:sz w:val="20"/>
+                <w:szCs w:val="20"/>
+                <w:lang w:bidi="ar-IQ"/>
+              </w:rPr>
+            </w:pPr>
+            <w:r>
+              <w:rPr>
+                <w:rFonts w:asciiTheme="majorBidi" w:hAnsiTheme="majorBidi" w:cstheme="majorBidi"/>
+                <w:sz w:val="20"/>
+                <w:szCs w:val="20"/>
+                <w:rtl/>
+                <w:lang w:bidi="ar-IQ"/>
+              </w:rPr>
+              <w:t xml:space="preserve"/>
+            </w:r>
+          </w:p>
+        </w:tc>
+        <w:tc>
+          <w:tcPr>
+            <w:tcW w:w="339" w:type="pct"/>
+          </w:tcPr>
+          <w:p>
+            <w:pPr>
+              <w:keepNext/>
+              <w:keepLines/>
+              <w:spacing w:after="0"/>
+              <w:rPr>
+                <w:rFonts w:asciiTheme="majorBidi" w:hAnsiTheme="majorBidi" w:cstheme="majorBidi"/>
+                <w:sz w:val="20"/>
+                <w:szCs w:val="20"/>
+                <w:lang w:bidi="ar-IQ"/>
+              </w:rPr>
+            </w:pPr>
+            <w:r>
+              <w:rPr>
+                <w:rFonts w:asciiTheme="majorBidi" w:hAnsiTheme="majorBidi" w:cstheme="majorBidi"/>
+                <w:sz w:val="20"/>
+                <w:szCs w:val="20"/>
+                <w:rtl/>
+                <w:lang w:bidi="ar-IQ"/>
+              </w:rPr>
+              <w:t xml:space="preserve"/>
+            </w:r>
+          </w:p>
+        </w:tc>
+        <w:tc>
+          <w:tcPr>
+            <w:tcW w:w="1831" w:type="pct"/>
+          </w:tcPr>
+          <w:p>
+            <w:pPr>
+              <w:keepNext/>
+              <w:keepLines/>
+              <w:spacing w:after="0"/>
+              <w:rPr>
+                <w:rFonts w:asciiTheme="majorBidi" w:hAnsiTheme="majorBidi" w:cstheme="majorBidi"/>
+                <w:sz w:val="20"/>
+                <w:szCs w:val="20"/>
+                <w:lang w:bidi="ar-IQ"/>
+              </w:rPr>
+            </w:pPr>
+            <w:r>
+              <w:rPr>
+                <w:rFonts w:asciiTheme="majorBidi" w:hAnsiTheme="majorBidi" w:cstheme="majorBidi"/>
+                <w:sz w:val="20"/>
+                <w:szCs w:val="20"/>
+                <w:rtl/>
+                <w:lang w:bidi="ar-IQ"/>
+              </w:rPr>
+              <w:t xml:space="preserve">نظم التشغيل</w:t>
+            </w:r>
+          </w:p>
+        </w:tc>
+        <w:tc>
+          <w:tcPr>
+            <w:tcW w:w="339" w:type="pct"/>
+          </w:tcPr>
+          <w:p>
+            <w:pPr>
+              <w:keepNext/>
+              <w:keepLines/>
+              <w:spacing w:after="0"/>
+              <w:rPr>
+                <w:rFonts w:asciiTheme="majorBidi" w:hAnsiTheme="majorBidi" w:cstheme="majorBidi"/>
+                <w:sz w:val="20"/>
+                <w:szCs w:val="20"/>
+                <w:lang w:bidi="ar-IQ"/>
+              </w:rPr>
+            </w:pPr>
+            <w:r>
+              <w:rPr>
+                <w:rFonts w:asciiTheme="majorBidi" w:hAnsiTheme="majorBidi" w:cstheme="majorBidi"/>
+                <w:sz w:val="20"/>
+                <w:szCs w:val="20"/>
+                <w:rtl/>
+                <w:lang w:bidi="ar-IQ"/>
+              </w:rPr>
+              <w:t xml:space="preserve">٥١</w:t>
+            </w:r>
+          </w:p>
+        </w:tc>
+        <w:tc>
+          <w:tcPr>
+            <w:tcW w:w="325" w:type="pct"/>
+          </w:tcPr>
+          <w:p>
+            <w:pPr>
+              <w:keepNext/>
+              <w:keepLines/>
+              <w:spacing w:after="0"/>
+              <w:rPr>
+                <w:rFonts w:asciiTheme="majorBidi" w:hAnsiTheme="majorBidi" w:cstheme="majorBidi"/>
+                <w:sz w:val="20"/>
+                <w:szCs w:val="20"/>
+              </w:rPr>
+            </w:pPr>
+            <w:r>
+              <w:rPr>
+                <w:rFonts w:asciiTheme="majorBidi" w:hAnsiTheme="majorBidi" w:cstheme="majorBidi"/>
+                <w:sz w:val="20"/>
+                <w:szCs w:val="20"/>
+                <w:rtl/>
+                <w:lang w:bidi="ar-IQ"/>
+              </w:rPr>
+              <w:t xml:space="preserve">٣</w:t>
+            </w:r>
+          </w:p>
+        </w:tc>
+      </w:tr>
+    </w:tbl>
+    <w:p>
+      <w:pPr>
+        <w:keepNext/>
+        <w:keepLines/>
+        <w:spacing w:line="240" w:lineRule="auto"/>
+        <w:rPr>
+          <w:rFonts w:asciiTheme="majorBidi" w:hAnsiTheme="majorBidi" w:cstheme="majorBidi"/>
+          <w:sz w:val="24"/>
+          <w:szCs w:val="24"/>
+          <w:lang w:bidi="ar-IQ"/>
+        </w:rPr>
+      </w:pPr>
+      <w:r>
+        <w:rPr>
+          <w:rFonts w:asciiTheme="majorBidi" w:hAnsiTheme="majorBidi" w:cstheme="majorBidi"/>
+          <w:sz w:val="24"/>
+          <w:szCs w:val="24"/>
+          <w:rtl/>
+          <w:lang w:bidi="ar-IQ"/>
+        </w:rPr>
+        <w:t xml:space="preserve"/>
+      </w:r>
+    </w:p>
+    <w:tbl>
+      <w:tblPr>
+        <w:tblStyle w:val="TableGrid"/>
+        <w:bidiVisual/>
+        <w:tblW w:w="5000" w:type="pct"/>
+        <w:tblLayout w:type="fixed"/>
+        <w:tblLook w:val="04A0" w:firstRow="1" w:lastRow="0" w:firstColumn="1" w:lastColumn="0" w:noHBand="0" w:noVBand="1"/>
+      </w:tblPr>
+      <w:tblGrid>
+        <w:gridCol w:w="3822"/>
+        <w:gridCol w:w="707"/>
+        <w:gridCol w:w="709"/>
+        <w:gridCol w:w="3829"/>
+        <w:gridCol w:w="709"/>
+        <w:gridCol w:w="680"/>
+      </w:tblGrid>
+      <w:tr>
+        <w:trPr>
+          <w:cantSplit/>
+        </w:trPr>
+        <w:tc>
+          <w:tcPr>
+            <w:tcW w:w="5000" w:type="pct"/>
+            <w:gridSpan w:val="6"/>
+          </w:tcPr>
+          <w:p>
+            <w:pPr>
+              <w:keepNext/>
+              <w:keepLines/>
+              <w:spacing w:after="0"/>
+              <w:jc w:val="center"/>
+              <w:rPr>
+                <w:rFonts w:asciiTheme="majorBidi" w:hAnsiTheme="majorBidi" w:cstheme="majorBidi"/>
+                <w:sz w:val="20"/>
+                <w:szCs w:val="20"/>
+                <w:rtl/>
+                <w:lang w:bidi="ar-IQ"/>
+              </w:rPr>
+            </w:pPr>
+            <w:r>
+              <w:rPr>
+                <w:rFonts w:asciiTheme="majorBidi" w:hAnsiTheme="majorBidi" w:cstheme="majorBidi"/>
+                <w:sz w:val="20"/>
+                <w:szCs w:val="20"/>
+                <w:rtl/>
+                <w:lang w:bidi="ar-IQ"/>
+              </w:rPr>
+              <w:t xml:space="preserve">٢٠١٨ - المرحلة ٧</w:t>
+            </w:r>
+          </w:p>
+        </w:tc>
+      </w:tr>
+      <w:tr>
+        <w:trPr>
+          <w:cantSplit/>
+        </w:trPr>
+        <w:tc>
+          <w:tcPr>
+            <w:tcW w:w="2505" w:type="pct"/>
+            <w:gridSpan w:val="3"/>
+          </w:tcPr>
+          <w:p>
+            <w:pPr>
+              <w:keepNext/>
+              <w:keepLines/>
+              <w:spacing w:after="0"/>
+              <w:rPr>
+                <w:rFonts w:asciiTheme="majorBidi" w:hAnsiTheme="majorBidi" w:cstheme="majorBidi"/>
+                <w:sz w:val="20"/>
+                <w:szCs w:val="20"/>
+                <w:lang w:bidi="ar-IQ"/>
+              </w:rPr>
+            </w:pPr>
+            <w:r>
+              <w:rPr>
+                <w:rFonts w:asciiTheme="majorBidi" w:hAnsiTheme="majorBidi" w:cstheme="majorBidi"/>
+                <w:sz w:val="20"/>
+                <w:szCs w:val="20"/>
+                <w:rtl/>
+                <w:lang w:bidi="ar-IQ"/>
+              </w:rPr>
+              <w:t xml:space="preserve">الفصل الأول</w:t>
+            </w:r>
+          </w:p>
+        </w:tc>
+        <w:tc>
+          <w:tcPr>
+            <w:tcW w:w="2495" w:type="pct"/>
+            <w:gridSpan w:val="3"/>
+          </w:tcPr>
+          <w:p>
+            <w:pPr>
+              <w:keepNext/>
+              <w:keepLines/>
+              <w:spacing w:after="0"/>
+              <w:rPr>
+                <w:rFonts w:asciiTheme="majorBidi" w:hAnsiTheme="majorBidi" w:cstheme="majorBidi"/>
+                <w:sz w:val="20"/>
+                <w:szCs w:val="20"/>
+              </w:rPr>
+            </w:pPr>
+            <w:r>
+              <w:rPr>
+                <w:rFonts w:asciiTheme="majorBidi" w:hAnsiTheme="majorBidi" w:cstheme="majorBidi"/>
+                <w:sz w:val="20"/>
+                <w:szCs w:val="20"/>
+                <w:rtl/>
+                <w:lang w:bidi="ar-IQ"/>
+              </w:rPr>
+              <w:t xml:space="preserve">الفصل الثاني</w:t>
+            </w:r>
+          </w:p>
+        </w:tc>
+      </w:tr>
+      <w:tr>
+        <w:trPr>
+          <w:cantSplit/>
+        </w:trPr>
+        <w:tc>
+          <w:tcPr>
+            <w:tcW w:w="1828" w:type="pct"/>
+          </w:tcPr>
+          <w:p>
+            <w:pPr>
+              <w:keepNext/>
+              <w:keepLines/>
+              <w:spacing w:after="0"/>
+              <w:rPr>
+                <w:rFonts w:asciiTheme="majorBidi" w:hAnsiTheme="majorBidi" w:cstheme="majorBidi"/>
+                <w:b/>
+                <w:bCs/>
+                <w:sz w:val="20"/>
+                <w:szCs w:val="20"/>
+                <w:lang w:bidi="ar-IQ"/>
+              </w:rPr>
+            </w:pPr>
+            <w:r>
+              <w:rPr>
+                <w:rFonts w:asciiTheme="majorBidi" w:hAnsiTheme="majorBidi" w:cstheme="majorBidi"/>
+                <w:b/>
+                <w:bCs/>
+                <w:sz w:val="20"/>
+                <w:szCs w:val="20"/>
+                <w:rtl/>
+              </w:rPr>
+              <w:t>المادة الدراسية</w:t>
+            </w:r>
+          </w:p>
+        </w:tc>
+        <w:tc>
+          <w:tcPr>
+            <w:tcW w:w="338" w:type="pct"/>
+          </w:tcPr>
+          <w:p>
+            <w:pPr>
+              <w:keepNext/>
+              <w:keepLines/>
+              <w:spacing w:after="0"/>
+              <w:rPr>
+                <w:rFonts w:asciiTheme="majorBidi" w:hAnsiTheme="majorBidi" w:cstheme="majorBidi"/>
+                <w:b/>
+                <w:bCs/>
+                <w:sz w:val="20"/>
+                <w:szCs w:val="20"/>
+                <w:lang w:bidi="ar-IQ"/>
+              </w:rPr>
+            </w:pPr>
+            <w:r>
+              <w:rPr>
+                <w:rFonts w:asciiTheme="majorBidi" w:hAnsiTheme="majorBidi" w:cstheme="majorBidi"/>
+                <w:b/>
+                <w:bCs/>
+                <w:sz w:val="20"/>
+                <w:szCs w:val="20"/>
+                <w:rtl/>
+              </w:rPr>
+              <w:t>الدرجة</w:t>
+            </w:r>
+          </w:p>
+        </w:tc>
+        <w:tc>
+          <w:tcPr>
+            <w:tcW w:w="339" w:type="pct"/>
+          </w:tcPr>
+          <w:p>
+            <w:pPr>
+              <w:keepNext/>
+              <w:keepLines/>
+              <w:spacing w:after="0"/>
+              <w:rPr>
+                <w:rFonts w:asciiTheme="majorBidi" w:hAnsiTheme="majorBidi" w:cstheme="majorBidi"/>
+                <w:b/>
+                <w:bCs/>
+                <w:sz w:val="20"/>
+                <w:szCs w:val="20"/>
+                <w:lang w:bidi="ar-IQ"/>
+              </w:rPr>
+            </w:pPr>
+            <w:r>
+              <w:rPr>
+                <w:rFonts w:asciiTheme="majorBidi" w:hAnsiTheme="majorBidi" w:cstheme="majorBidi"/>
+                <w:b/>
+                <w:bCs/>
+                <w:sz w:val="20"/>
+                <w:szCs w:val="20"/>
+                <w:rtl/>
+              </w:rPr>
+              <w:t>الوحدة</w:t>
+            </w:r>
+          </w:p>
+        </w:tc>
+        <w:tc>
+          <w:tcPr>
+            <w:tcW w:w="1831" w:type="pct"/>
+          </w:tcPr>
+          <w:p>
+            <w:pPr>
+              <w:keepNext/>
+              <w:keepLines/>
+              <w:spacing w:after="0"/>
+              <w:rPr>
+                <w:rFonts w:asciiTheme="majorBidi" w:hAnsiTheme="majorBidi" w:cstheme="majorBidi"/>
+                <w:b/>
+                <w:bCs/>
+                <w:sz w:val="20"/>
+                <w:szCs w:val="20"/>
+                <w:lang w:bidi="ar-IQ"/>
+              </w:rPr>
+            </w:pPr>
+            <w:r>
+              <w:rPr>
+                <w:rFonts w:asciiTheme="majorBidi" w:hAnsiTheme="majorBidi" w:cstheme="majorBidi"/>
+                <w:b/>
+                <w:bCs/>
+                <w:sz w:val="20"/>
+                <w:szCs w:val="20"/>
+                <w:rtl/>
+              </w:rPr>
+              <w:t>المادة الدراسية</w:t>
+            </w:r>
+          </w:p>
+        </w:tc>
+        <w:tc>
+          <w:tcPr>
+            <w:tcW w:w="339" w:type="pct"/>
+          </w:tcPr>
+          <w:p>
+            <w:pPr>
+              <w:keepNext/>
+              <w:keepLines/>
+              <w:spacing w:after="0"/>
+              <w:rPr>
+                <w:rFonts w:asciiTheme="majorBidi" w:hAnsiTheme="majorBidi" w:cstheme="majorBidi"/>
+                <w:b/>
+                <w:bCs/>
+                <w:sz w:val="20"/>
+                <w:szCs w:val="20"/>
+                <w:lang w:bidi="ar-IQ"/>
+              </w:rPr>
+            </w:pPr>
+            <w:r>
+              <w:rPr>
+                <w:rFonts w:asciiTheme="majorBidi" w:hAnsiTheme="majorBidi" w:cstheme="majorBidi"/>
+                <w:b/>
+                <w:bCs/>
+                <w:sz w:val="20"/>
+                <w:szCs w:val="20"/>
+                <w:rtl/>
+              </w:rPr>
+              <w:t>الدرجة</w:t>
+            </w:r>
+          </w:p>
+        </w:tc>
+        <w:tc>
+          <w:tcPr>
+            <w:tcW w:w="325" w:type="pct"/>
+          </w:tcPr>
+          <w:p>
+            <w:pPr>
+              <w:keepNext/>
+              <w:keepLines/>
+              <w:spacing w:after="0"/>
+              <w:rPr>
+                <w:rFonts w:asciiTheme="majorBidi" w:hAnsiTheme="majorBidi" w:cstheme="majorBidi"/>
+                <w:b/>
+                <w:bCs/>
+                <w:sz w:val="20"/>
+                <w:szCs w:val="20"/>
+              </w:rPr>
+            </w:pPr>
+            <w:r>
+              <w:rPr>
+                <w:rFonts w:asciiTheme="majorBidi" w:hAnsiTheme="majorBidi" w:cstheme="majorBidi"/>
+                <w:b/>
+                <w:bCs/>
+                <w:sz w:val="20"/>
+                <w:szCs w:val="20"/>
+                <w:rtl/>
+              </w:rPr>
+              <w:t>الوحدة</w:t>
+            </w:r>
+          </w:p>
+        </w:tc>
+      </w:tr>
+      <w:tr>
+        <w:trPr>
+          <w:cantSplit/>
+        </w:trPr>
+        <w:tc>
+          <w:tcPr>
+            <w:tcW w:w="1828" w:type="pct"/>
+          </w:tcPr>
+          <w:p>
+            <w:pPr>
+              <w:keepNext/>
+              <w:keepLines/>
+              <w:spacing w:after="0"/>
+              <w:rPr>
+                <w:rFonts w:asciiTheme="majorBidi" w:hAnsiTheme="majorBidi" w:cstheme="majorBidi"/>
+                <w:sz w:val="20"/>
+                <w:szCs w:val="20"/>
+                <w:lang w:bidi="ar-IQ"/>
+              </w:rPr>
+            </w:pPr>
+            <w:r>
+              <w:rPr>
+                <w:rFonts w:asciiTheme="majorBidi" w:hAnsiTheme="majorBidi" w:cstheme="majorBidi"/>
+                <w:sz w:val="20"/>
+                <w:szCs w:val="20"/>
+                <w:rtl/>
+                <w:lang w:bidi="ar-IQ"/>
+              </w:rPr>
+              <w:t xml:space="preserve">التمثيل المرئي للبيانات</w:t>
+            </w:r>
+          </w:p>
+        </w:tc>
+        <w:tc>
+          <w:tcPr>
+            <w:tcW w:w="338" w:type="pct"/>
+          </w:tcPr>
+          <w:p>
+            <w:pPr>
+              <w:keepNext/>
+              <w:keepLines/>
+              <w:spacing w:after="0"/>
+              <w:rPr>
+                <w:rFonts w:asciiTheme="majorBidi" w:hAnsiTheme="majorBidi" w:cstheme="majorBidi"/>
+                <w:sz w:val="20"/>
+                <w:szCs w:val="20"/>
+                <w:lang w:bidi="ar-IQ"/>
+              </w:rPr>
+            </w:pPr>
+            <w:r>
+              <w:rPr>
+                <w:rFonts w:asciiTheme="majorBidi" w:hAnsiTheme="majorBidi" w:cstheme="majorBidi"/>
+                <w:sz w:val="20"/>
+                <w:szCs w:val="20"/>
+                <w:rtl/>
+                <w:lang w:bidi="ar-IQ"/>
+              </w:rPr>
+              <w:t xml:space="preserve">٧٦</w:t>
+            </w:r>
+          </w:p>
+        </w:tc>
+        <w:tc>
+          <w:tcPr>
+            <w:tcW w:w="339" w:type="pct"/>
+          </w:tcPr>
+          <w:p>
+            <w:pPr>
+              <w:keepNext/>
+              <w:keepLines/>
+              <w:spacing w:after="0"/>
+              <w:rPr>
+                <w:rFonts w:asciiTheme="majorBidi" w:hAnsiTheme="majorBidi" w:cstheme="majorBidi"/>
+                <w:sz w:val="20"/>
+                <w:szCs w:val="20"/>
+                <w:lang w:bidi="ar-IQ"/>
+              </w:rPr>
+            </w:pPr>
+            <w:r>
+              <w:rPr>
+                <w:rFonts w:asciiTheme="majorBidi" w:hAnsiTheme="majorBidi" w:cstheme="majorBidi"/>
+                <w:sz w:val="20"/>
+                <w:szCs w:val="20"/>
+                <w:rtl/>
+                <w:lang w:bidi="ar-IQ"/>
+              </w:rPr>
+              <w:t xml:space="preserve">٣</w:t>
+            </w:r>
+          </w:p>
+        </w:tc>
+        <w:tc>
+          <w:tcPr>
+            <w:tcW w:w="1831" w:type="pct"/>
+          </w:tcPr>
+          <w:p>
+            <w:pPr>
+              <w:keepNext/>
+              <w:keepLines/>
+              <w:spacing w:after="0"/>
+              <w:rPr>
+                <w:rFonts w:asciiTheme="majorBidi" w:hAnsiTheme="majorBidi" w:cstheme="majorBidi"/>
+                <w:sz w:val="20"/>
+                <w:szCs w:val="20"/>
+                <w:lang w:bidi="ar-IQ"/>
+              </w:rPr>
+            </w:pPr>
+            <w:r>
+              <w:rPr>
+                <w:rFonts w:asciiTheme="majorBidi" w:hAnsiTheme="majorBidi" w:cstheme="majorBidi"/>
+                <w:sz w:val="20"/>
+                <w:szCs w:val="20"/>
+                <w:rtl/>
+                <w:lang w:bidi="ar-IQ"/>
+              </w:rPr>
+              <w:t xml:space="preserve">أمنية الشبكات</w:t>
+            </w:r>
+          </w:p>
+        </w:tc>
+        <w:tc>
+          <w:tcPr>
+            <w:tcW w:w="339" w:type="pct"/>
+          </w:tcPr>
+          <w:p>
+            <w:pPr>
+              <w:keepNext/>
+              <w:keepLines/>
+              <w:spacing w:after="0"/>
+              <w:rPr>
+                <w:rFonts w:asciiTheme="majorBidi" w:hAnsiTheme="majorBidi" w:cstheme="majorBidi"/>
+                <w:sz w:val="20"/>
+                <w:szCs w:val="20"/>
+                <w:lang w:bidi="ar-IQ"/>
+              </w:rPr>
+            </w:pPr>
+            <w:r>
+              <w:rPr>
+                <w:rFonts w:asciiTheme="majorBidi" w:hAnsiTheme="majorBidi" w:cstheme="majorBidi"/>
+                <w:sz w:val="20"/>
+                <w:szCs w:val="20"/>
+                <w:rtl/>
+                <w:lang w:bidi="ar-IQ"/>
+              </w:rPr>
+              <w:t xml:space="preserve">٨٣</w:t>
+            </w:r>
+          </w:p>
+        </w:tc>
+        <w:tc>
+          <w:tcPr>
+            <w:tcW w:w="325" w:type="pct"/>
+          </w:tcPr>
+          <w:p>
+            <w:pPr>
+              <w:keepNext/>
+              <w:keepLines/>
+              <w:spacing w:after="0"/>
+              <w:rPr>
+                <w:rFonts w:asciiTheme="majorBidi" w:hAnsiTheme="majorBidi" w:cstheme="majorBidi"/>
+                <w:sz w:val="20"/>
+                <w:szCs w:val="20"/>
+              </w:rPr>
+            </w:pPr>
+            <w:r>
+              <w:rPr>
+                <w:rFonts w:asciiTheme="majorBidi" w:hAnsiTheme="majorBidi" w:cstheme="majorBidi"/>
+                <w:sz w:val="20"/>
+                <w:szCs w:val="20"/>
+                <w:rtl/>
+                <w:lang w:bidi="ar-IQ"/>
+              </w:rPr>
+              <w:t xml:space="preserve">٣</w:t>
+            </w:r>
+          </w:p>
+        </w:tc>
+      </w:tr>
+      <w:tr>
+        <w:trPr>
+          <w:cantSplit/>
+        </w:trPr>
+        <w:tc>
+          <w:tcPr>
+            <w:tcW w:w="1828" w:type="pct"/>
+          </w:tcPr>
+          <w:p>
+            <w:pPr>
+              <w:keepNext/>
+              <w:keepLines/>
+              <w:spacing w:after="0"/>
+              <w:rPr>
+                <w:rFonts w:asciiTheme="majorBidi" w:hAnsiTheme="majorBidi" w:cstheme="majorBidi"/>
+                <w:sz w:val="20"/>
+                <w:szCs w:val="20"/>
+                <w:lang w:bidi="ar-IQ"/>
+              </w:rPr>
+            </w:pPr>
+            <w:r>
+              <w:rPr>
+                <w:rFonts w:asciiTheme="majorBidi" w:hAnsiTheme="majorBidi" w:cstheme="majorBidi"/>
+                <w:sz w:val="20"/>
+                <w:szCs w:val="20"/>
+                <w:rtl/>
+                <w:lang w:bidi="ar-IQ"/>
+              </w:rPr>
+              <w:t xml:space="preserve">قواعد البيانات الموزعة</w:t>
+            </w:r>
+          </w:p>
+        </w:tc>
+        <w:tc>
+          <w:tcPr>
+            <w:tcW w:w="338" w:type="pct"/>
+          </w:tcPr>
+          <w:p>
+            <w:pPr>
+              <w:keepNext/>
+              <w:keepLines/>
+              <w:spacing w:after="0"/>
+              <w:rPr>
+                <w:rFonts w:asciiTheme="majorBidi" w:hAnsiTheme="majorBidi" w:cstheme="majorBidi"/>
+                <w:sz w:val="20"/>
+                <w:szCs w:val="20"/>
+                <w:lang w:bidi="ar-IQ"/>
+              </w:rPr>
+            </w:pPr>
+            <w:r>
+              <w:rPr>
+                <w:rFonts w:asciiTheme="majorBidi" w:hAnsiTheme="majorBidi" w:cstheme="majorBidi"/>
+                <w:sz w:val="20"/>
+                <w:szCs w:val="20"/>
+                <w:rtl/>
+                <w:lang w:bidi="ar-IQ"/>
+              </w:rPr>
+              <w:t xml:space="preserve">٦٤</w:t>
+            </w:r>
+          </w:p>
+        </w:tc>
+        <w:tc>
+          <w:tcPr>
+            <w:tcW w:w="339" w:type="pct"/>
+          </w:tcPr>
+          <w:p>
+            <w:pPr>
+              <w:keepNext/>
+              <w:keepLines/>
+              <w:spacing w:after="0"/>
+              <w:rPr>
+                <w:rFonts w:asciiTheme="majorBidi" w:hAnsiTheme="majorBidi" w:cstheme="majorBidi"/>
+                <w:sz w:val="20"/>
+                <w:szCs w:val="20"/>
+                <w:lang w:bidi="ar-IQ"/>
+              </w:rPr>
+            </w:pPr>
+            <w:r>
+              <w:rPr>
+                <w:rFonts w:asciiTheme="majorBidi" w:hAnsiTheme="majorBidi" w:cstheme="majorBidi"/>
+                <w:sz w:val="20"/>
+                <w:szCs w:val="20"/>
+                <w:rtl/>
+                <w:lang w:bidi="ar-IQ"/>
+              </w:rPr>
+              <w:t xml:space="preserve">٣</w:t>
+            </w:r>
+          </w:p>
+        </w:tc>
+        <w:tc>
+          <w:tcPr>
+            <w:tcW w:w="1831" w:type="pct"/>
+          </w:tcPr>
+          <w:p>
+            <w:pPr>
+              <w:keepNext/>
+              <w:keepLines/>
+              <w:spacing w:after="0"/>
+              <w:rPr>
+                <w:rFonts w:asciiTheme="majorBidi" w:hAnsiTheme="majorBidi" w:cstheme="majorBidi"/>
+                <w:sz w:val="20"/>
+                <w:szCs w:val="20"/>
+                <w:lang w:bidi="ar-IQ"/>
+              </w:rPr>
+            </w:pPr>
+            <w:r>
+              <w:rPr>
+                <w:rFonts w:asciiTheme="majorBidi" w:hAnsiTheme="majorBidi" w:cstheme="majorBidi"/>
+                <w:sz w:val="20"/>
+                <w:szCs w:val="20"/>
+                <w:rtl/>
+                <w:lang w:bidi="ar-IQ"/>
+              </w:rPr>
+              <w:t xml:space="preserve">الذكاء الحاسوبي</w:t>
+            </w:r>
+          </w:p>
+        </w:tc>
+        <w:tc>
+          <w:tcPr>
+            <w:tcW w:w="339" w:type="pct"/>
+          </w:tcPr>
+          <w:p>
+            <w:pPr>
+              <w:keepNext/>
+              <w:keepLines/>
+              <w:spacing w:after="0"/>
+              <w:rPr>
+                <w:rFonts w:asciiTheme="majorBidi" w:hAnsiTheme="majorBidi" w:cstheme="majorBidi"/>
+                <w:sz w:val="20"/>
+                <w:szCs w:val="20"/>
+                <w:lang w:bidi="ar-IQ"/>
+              </w:rPr>
+            </w:pPr>
+            <w:r>
+              <w:rPr>
+                <w:rFonts w:asciiTheme="majorBidi" w:hAnsiTheme="majorBidi" w:cstheme="majorBidi"/>
+                <w:sz w:val="20"/>
+                <w:szCs w:val="20"/>
+                <w:rtl/>
+                <w:lang w:bidi="ar-IQ"/>
+              </w:rPr>
+              <w:t xml:space="preserve">٦٨</w:t>
+            </w:r>
+          </w:p>
+        </w:tc>
+        <w:tc>
+          <w:tcPr>
+            <w:tcW w:w="325" w:type="pct"/>
+          </w:tcPr>
+          <w:p>
+            <w:pPr>
+              <w:keepNext/>
+              <w:keepLines/>
+              <w:spacing w:after="0"/>
+              <w:rPr>
+                <w:rFonts w:asciiTheme="majorBidi" w:hAnsiTheme="majorBidi" w:cstheme="majorBidi"/>
+                <w:sz w:val="20"/>
+                <w:szCs w:val="20"/>
+              </w:rPr>
+            </w:pPr>
+            <w:r>
+              <w:rPr>
+                <w:rFonts w:asciiTheme="majorBidi" w:hAnsiTheme="majorBidi" w:cstheme="majorBidi"/>
+                <w:sz w:val="20"/>
+                <w:szCs w:val="20"/>
+                <w:rtl/>
+                <w:lang w:bidi="ar-IQ"/>
+              </w:rPr>
+              <w:t xml:space="preserve">٣</w:t>
+            </w:r>
+          </w:p>
+        </w:tc>
+      </w:tr>
+      <w:tr>
+        <w:trPr>
+          <w:cantSplit/>
+        </w:trPr>
+        <w:tc>
+          <w:tcPr>
+            <w:tcW w:w="1828" w:type="pct"/>
+          </w:tcPr>
+          <w:p>
+            <w:pPr>
+              <w:keepNext/>
+              <w:keepLines/>
+              <w:spacing w:after="0"/>
+              <w:rPr>
+                <w:rFonts w:asciiTheme="majorBidi" w:hAnsiTheme="majorBidi" w:cstheme="majorBidi"/>
+                <w:sz w:val="20"/>
+                <w:szCs w:val="20"/>
+                <w:lang w:bidi="ar-IQ"/>
+              </w:rPr>
+            </w:pPr>
+            <w:r>
+              <w:rPr>
+                <w:rFonts w:asciiTheme="majorBidi" w:hAnsiTheme="majorBidi" w:cstheme="majorBidi"/>
+                <w:sz w:val="20"/>
+                <w:szCs w:val="20"/>
+                <w:rtl/>
+                <w:lang w:bidi="ar-IQ"/>
+              </w:rPr>
+              <w:t xml:space="preserve"/>
+            </w:r>
+          </w:p>
+        </w:tc>
+        <w:tc>
+          <w:tcPr>
+            <w:tcW w:w="338" w:type="pct"/>
+          </w:tcPr>
+          <w:p>
+            <w:pPr>
+              <w:keepNext/>
+              <w:keepLines/>
+              <w:spacing w:after="0"/>
+              <w:rPr>
+                <w:rFonts w:asciiTheme="majorBidi" w:hAnsiTheme="majorBidi" w:cstheme="majorBidi"/>
+                <w:sz w:val="20"/>
+                <w:szCs w:val="20"/>
+                <w:lang w:bidi="ar-IQ"/>
+              </w:rPr>
+            </w:pPr>
+            <w:r>
+              <w:rPr>
+                <w:rFonts w:asciiTheme="majorBidi" w:hAnsiTheme="majorBidi" w:cstheme="majorBidi"/>
+                <w:sz w:val="20"/>
+                <w:szCs w:val="20"/>
+                <w:rtl/>
+                <w:lang w:bidi="ar-IQ"/>
+              </w:rPr>
+              <w:t xml:space="preserve"/>
+            </w:r>
+          </w:p>
+        </w:tc>
+        <w:tc>
+          <w:tcPr>
+            <w:tcW w:w="339" w:type="pct"/>
+          </w:tcPr>
+          <w:p>
+            <w:pPr>
+              <w:keepNext/>
+              <w:keepLines/>
+              <w:spacing w:after="0"/>
+              <w:rPr>
+                <w:rFonts w:asciiTheme="majorBidi" w:hAnsiTheme="majorBidi" w:cstheme="majorBidi"/>
+                <w:sz w:val="20"/>
+                <w:szCs w:val="20"/>
+                <w:lang w:bidi="ar-IQ"/>
+              </w:rPr>
+            </w:pPr>
+            <w:r>
+              <w:rPr>
+                <w:rFonts w:asciiTheme="majorBidi" w:hAnsiTheme="majorBidi" w:cstheme="majorBidi"/>
+                <w:sz w:val="20"/>
+                <w:szCs w:val="20"/>
+                <w:rtl/>
+                <w:lang w:bidi="ar-IQ"/>
+              </w:rPr>
+              <w:t xml:space="preserve"/>
+            </w:r>
+          </w:p>
+        </w:tc>
+        <w:tc>
+          <w:tcPr>
+            <w:tcW w:w="1831" w:type="pct"/>
+          </w:tcPr>
+          <w:p>
+            <w:pPr>
+              <w:keepNext/>
+              <w:keepLines/>
+              <w:spacing w:after="0"/>
+              <w:rPr>
+                <w:rFonts w:asciiTheme="majorBidi" w:hAnsiTheme="majorBidi" w:cstheme="majorBidi"/>
+                <w:sz w:val="20"/>
+                <w:szCs w:val="20"/>
+                <w:lang w:bidi="ar-IQ"/>
+              </w:rPr>
+            </w:pPr>
+            <w:r>
+              <w:rPr>
+                <w:rFonts w:asciiTheme="majorBidi" w:hAnsiTheme="majorBidi" w:cstheme="majorBidi"/>
+                <w:sz w:val="20"/>
+                <w:szCs w:val="20"/>
+                <w:rtl/>
+                <w:lang w:bidi="ar-IQ"/>
+              </w:rPr>
+              <w:t xml:space="preserve">المشروع 1</w:t>
+            </w:r>
+          </w:p>
+        </w:tc>
+        <w:tc>
+          <w:tcPr>
+            <w:tcW w:w="339" w:type="pct"/>
+          </w:tcPr>
+          <w:p>
+            <w:pPr>
+              <w:keepNext/>
+              <w:keepLines/>
+              <w:spacing w:after="0"/>
+              <w:rPr>
+                <w:rFonts w:asciiTheme="majorBidi" w:hAnsiTheme="majorBidi" w:cstheme="majorBidi"/>
+                <w:sz w:val="20"/>
+                <w:szCs w:val="20"/>
+                <w:lang w:bidi="ar-IQ"/>
+              </w:rPr>
+            </w:pPr>
+            <w:r>
+              <w:rPr>
+                <w:rFonts w:asciiTheme="majorBidi" w:hAnsiTheme="majorBidi" w:cstheme="majorBidi"/>
+                <w:sz w:val="20"/>
+                <w:szCs w:val="20"/>
+                <w:rtl/>
+                <w:lang w:bidi="ar-IQ"/>
+              </w:rPr>
+              <w:t xml:space="preserve">٨٩</w:t>
+            </w:r>
+          </w:p>
+        </w:tc>
+        <w:tc>
+          <w:tcPr>
+            <w:tcW w:w="325" w:type="pct"/>
+          </w:tcPr>
+          <w:p>
+            <w:pPr>
+              <w:keepNext/>
+              <w:keepLines/>
+              <w:spacing w:after="0"/>
+              <w:rPr>
+                <w:rFonts w:asciiTheme="majorBidi" w:hAnsiTheme="majorBidi" w:cstheme="majorBidi"/>
+                <w:sz w:val="20"/>
+                <w:szCs w:val="20"/>
+              </w:rPr>
+            </w:pPr>
+            <w:r>
+              <w:rPr>
+                <w:rFonts w:asciiTheme="majorBidi" w:hAnsiTheme="majorBidi" w:cstheme="majorBidi"/>
+                <w:sz w:val="20"/>
+                <w:szCs w:val="20"/>
+                <w:rtl/>
+                <w:lang w:bidi="ar-IQ"/>
+              </w:rPr>
+              <w:t xml:space="preserve">٢</w:t>
+            </w:r>
+          </w:p>
+        </w:tc>
+      </w:tr>
+      <w:tr>
+        <w:trPr>
+          <w:cantSplit/>
+        </w:trPr>
+        <w:tc>
+          <w:tcPr>
+            <w:tcW w:w="1828" w:type="pct"/>
+          </w:tcPr>
+          <w:p>
+            <w:pPr>
+              <w:keepNext/>
+              <w:keepLines/>
+              <w:spacing w:after="0"/>
+              <w:rPr>
+                <w:rFonts w:asciiTheme="majorBidi" w:hAnsiTheme="majorBidi" w:cstheme="majorBidi"/>
+                <w:sz w:val="20"/>
+                <w:szCs w:val="20"/>
+                <w:lang w:bidi="ar-IQ"/>
+              </w:rPr>
+            </w:pPr>
+            <w:r>
+              <w:rPr>
+                <w:rFonts w:asciiTheme="majorBidi" w:hAnsiTheme="majorBidi" w:cstheme="majorBidi"/>
+                <w:sz w:val="20"/>
+                <w:szCs w:val="20"/>
+                <w:rtl/>
+                <w:lang w:bidi="ar-IQ"/>
+              </w:rPr>
+              <w:t xml:space="preserve"/>
+            </w:r>
+          </w:p>
+        </w:tc>
+        <w:tc>
+          <w:tcPr>
+            <w:tcW w:w="338" w:type="pct"/>
+          </w:tcPr>
+          <w:p>
+            <w:pPr>
+              <w:keepNext/>
+              <w:keepLines/>
+              <w:spacing w:after="0"/>
+              <w:rPr>
+                <w:rFonts w:asciiTheme="majorBidi" w:hAnsiTheme="majorBidi" w:cstheme="majorBidi"/>
+                <w:sz w:val="20"/>
+                <w:szCs w:val="20"/>
+                <w:lang w:bidi="ar-IQ"/>
+              </w:rPr>
+            </w:pPr>
+            <w:r>
+              <w:rPr>
+                <w:rFonts w:asciiTheme="majorBidi" w:hAnsiTheme="majorBidi" w:cstheme="majorBidi"/>
+                <w:sz w:val="20"/>
+                <w:szCs w:val="20"/>
+                <w:rtl/>
+                <w:lang w:bidi="ar-IQ"/>
+              </w:rPr>
+              <w:t xml:space="preserve"/>
+            </w:r>
+          </w:p>
+        </w:tc>
+        <w:tc>
+          <w:tcPr>
+            <w:tcW w:w="339" w:type="pct"/>
+          </w:tcPr>
+          <w:p>
+            <w:pPr>
+              <w:keepNext/>
+              <w:keepLines/>
+              <w:spacing w:after="0"/>
+              <w:rPr>
+                <w:rFonts w:asciiTheme="majorBidi" w:hAnsiTheme="majorBidi" w:cstheme="majorBidi"/>
+                <w:sz w:val="20"/>
+                <w:szCs w:val="20"/>
+                <w:lang w:bidi="ar-IQ"/>
+              </w:rPr>
+            </w:pPr>
+            <w:r>
+              <w:rPr>
+                <w:rFonts w:asciiTheme="majorBidi" w:hAnsiTheme="majorBidi" w:cstheme="majorBidi"/>
+                <w:sz w:val="20"/>
+                <w:szCs w:val="20"/>
+                <w:rtl/>
+                <w:lang w:bidi="ar-IQ"/>
+              </w:rPr>
+              <w:t xml:space="preserve"/>
+            </w:r>
+          </w:p>
+        </w:tc>
+        <w:tc>
+          <w:tcPr>
+            <w:tcW w:w="1831" w:type="pct"/>
+          </w:tcPr>
+          <w:p>
+            <w:pPr>
+              <w:keepNext/>
+              <w:keepLines/>
+              <w:spacing w:after="0"/>
+              <w:rPr>
+                <w:rFonts w:asciiTheme="majorBidi" w:hAnsiTheme="majorBidi" w:cstheme="majorBidi"/>
+                <w:sz w:val="20"/>
+                <w:szCs w:val="20"/>
+                <w:lang w:bidi="ar-IQ"/>
+              </w:rPr>
+            </w:pPr>
+            <w:r>
+              <w:rPr>
+                <w:rFonts w:asciiTheme="majorBidi" w:hAnsiTheme="majorBidi" w:cstheme="majorBidi"/>
+                <w:sz w:val="20"/>
+                <w:szCs w:val="20"/>
+                <w:rtl/>
+                <w:lang w:bidi="ar-IQ"/>
+              </w:rPr>
+              <w:t xml:space="preserve">الوسائط المتعددة</w:t>
+            </w:r>
+          </w:p>
+        </w:tc>
+        <w:tc>
+          <w:tcPr>
+            <w:tcW w:w="339" w:type="pct"/>
+          </w:tcPr>
+          <w:p>
+            <w:pPr>
+              <w:keepNext/>
+              <w:keepLines/>
+              <w:spacing w:after="0"/>
+              <w:rPr>
+                <w:rFonts w:asciiTheme="majorBidi" w:hAnsiTheme="majorBidi" w:cstheme="majorBidi"/>
+                <w:sz w:val="20"/>
+                <w:szCs w:val="20"/>
+                <w:lang w:bidi="ar-IQ"/>
+              </w:rPr>
+            </w:pPr>
+            <w:r>
+              <w:rPr>
+                <w:rFonts w:asciiTheme="majorBidi" w:hAnsiTheme="majorBidi" w:cstheme="majorBidi"/>
+                <w:sz w:val="20"/>
+                <w:szCs w:val="20"/>
+                <w:rtl/>
+                <w:lang w:bidi="ar-IQ"/>
+              </w:rPr>
+              <w:t xml:space="preserve">٦٨</w:t>
+            </w:r>
+          </w:p>
+        </w:tc>
+        <w:tc>
+          <w:tcPr>
+            <w:tcW w:w="325" w:type="pct"/>
+          </w:tcPr>
+          <w:p>
+            <w:pPr>
+              <w:keepNext/>
+              <w:keepLines/>
+              <w:spacing w:after="0"/>
+              <w:rPr>
+                <w:rFonts w:asciiTheme="majorBidi" w:hAnsiTheme="majorBidi" w:cstheme="majorBidi"/>
+                <w:sz w:val="20"/>
+                <w:szCs w:val="20"/>
+              </w:rPr>
+            </w:pPr>
+            <w:r>
+              <w:rPr>
+                <w:rFonts w:asciiTheme="majorBidi" w:hAnsiTheme="majorBidi" w:cstheme="majorBidi"/>
+                <w:sz w:val="20"/>
+                <w:szCs w:val="20"/>
+                <w:rtl/>
+                <w:lang w:bidi="ar-IQ"/>
+              </w:rPr>
+              <w:t xml:space="preserve">٣</w:t>
+            </w:r>
+          </w:p>
+        </w:tc>
+      </w:tr>
+      <w:tr>
+        <w:trPr>
+          <w:cantSplit/>
+        </w:trPr>
+        <w:tc>
+          <w:tcPr>
+            <w:tcW w:w="1828" w:type="pct"/>
+          </w:tcPr>
+          <w:p>
+            <w:pPr>
+              <w:keepNext/>
+              <w:keepLines/>
+              <w:spacing w:after="0"/>
+              <w:rPr>
+                <w:rFonts w:asciiTheme="majorBidi" w:hAnsiTheme="majorBidi" w:cstheme="majorBidi"/>
+                <w:sz w:val="20"/>
+                <w:szCs w:val="20"/>
+                <w:lang w:bidi="ar-IQ"/>
+              </w:rPr>
+            </w:pPr>
+            <w:r>
+              <w:rPr>
+                <w:rFonts w:asciiTheme="majorBidi" w:hAnsiTheme="majorBidi" w:cstheme="majorBidi"/>
+                <w:sz w:val="20"/>
+                <w:szCs w:val="20"/>
+                <w:rtl/>
+                <w:lang w:bidi="ar-IQ"/>
+              </w:rPr>
+              <w:t xml:space="preserve"/>
+            </w:r>
+          </w:p>
+        </w:tc>
+        <w:tc>
+          <w:tcPr>
+            <w:tcW w:w="338" w:type="pct"/>
+          </w:tcPr>
+          <w:p>
+            <w:pPr>
+              <w:keepNext/>
+              <w:keepLines/>
+              <w:spacing w:after="0"/>
+              <w:rPr>
+                <w:rFonts w:asciiTheme="majorBidi" w:hAnsiTheme="majorBidi" w:cstheme="majorBidi"/>
+                <w:sz w:val="20"/>
+                <w:szCs w:val="20"/>
+                <w:lang w:bidi="ar-IQ"/>
+              </w:rPr>
+            </w:pPr>
+            <w:r>
+              <w:rPr>
+                <w:rFonts w:asciiTheme="majorBidi" w:hAnsiTheme="majorBidi" w:cstheme="majorBidi"/>
+                <w:sz w:val="20"/>
+                <w:szCs w:val="20"/>
+                <w:rtl/>
+                <w:lang w:bidi="ar-IQ"/>
+              </w:rPr>
+              <w:t xml:space="preserve"/>
+            </w:r>
+          </w:p>
+        </w:tc>
+        <w:tc>
+          <w:tcPr>
+            <w:tcW w:w="339" w:type="pct"/>
+          </w:tcPr>
+          <w:p>
+            <w:pPr>
+              <w:keepNext/>
+              <w:keepLines/>
+              <w:spacing w:after="0"/>
+              <w:rPr>
+                <w:rFonts w:asciiTheme="majorBidi" w:hAnsiTheme="majorBidi" w:cstheme="majorBidi"/>
+                <w:sz w:val="20"/>
+                <w:szCs w:val="20"/>
+                <w:lang w:bidi="ar-IQ"/>
+              </w:rPr>
+            </w:pPr>
+            <w:r>
+              <w:rPr>
+                <w:rFonts w:asciiTheme="majorBidi" w:hAnsiTheme="majorBidi" w:cstheme="majorBidi"/>
+                <w:sz w:val="20"/>
+                <w:szCs w:val="20"/>
+                <w:rtl/>
+                <w:lang w:bidi="ar-IQ"/>
+              </w:rPr>
+              <w:t xml:space="preserve"/>
+            </w:r>
+          </w:p>
+        </w:tc>
+        <w:tc>
+          <w:tcPr>
+            <w:tcW w:w="1831" w:type="pct"/>
+          </w:tcPr>
+          <w:p>
+            <w:pPr>
+              <w:keepNext/>
+              <w:keepLines/>
+              <w:spacing w:after="0"/>
+              <w:rPr>
+                <w:rFonts w:asciiTheme="majorBidi" w:hAnsiTheme="majorBidi" w:cstheme="majorBidi"/>
+                <w:sz w:val="20"/>
+                <w:szCs w:val="20"/>
+                <w:lang w:bidi="ar-IQ"/>
+              </w:rPr>
+            </w:pPr>
+            <w:r>
+              <w:rPr>
+                <w:rFonts w:asciiTheme="majorBidi" w:hAnsiTheme="majorBidi" w:cstheme="majorBidi"/>
+                <w:sz w:val="20"/>
+                <w:szCs w:val="20"/>
+                <w:rtl/>
+                <w:lang w:bidi="ar-IQ"/>
+              </w:rPr>
+              <w:t xml:space="preserve">برمجة الألعاب</w:t>
+            </w:r>
+          </w:p>
+        </w:tc>
+        <w:tc>
+          <w:tcPr>
+            <w:tcW w:w="339" w:type="pct"/>
+          </w:tcPr>
+          <w:p>
+            <w:pPr>
+              <w:keepNext/>
+              <w:keepLines/>
+              <w:spacing w:after="0"/>
+              <w:rPr>
+                <w:rFonts w:asciiTheme="majorBidi" w:hAnsiTheme="majorBidi" w:cstheme="majorBidi"/>
+                <w:sz w:val="20"/>
+                <w:szCs w:val="20"/>
+                <w:lang w:bidi="ar-IQ"/>
+              </w:rPr>
+            </w:pPr>
+            <w:r>
+              <w:rPr>
+                <w:rFonts w:asciiTheme="majorBidi" w:hAnsiTheme="majorBidi" w:cstheme="majorBidi"/>
+                <w:sz w:val="20"/>
+                <w:szCs w:val="20"/>
+                <w:rtl/>
+                <w:lang w:bidi="ar-IQ"/>
+              </w:rPr>
+              <w:t xml:space="preserve">٦٢</w:t>
+            </w:r>
+          </w:p>
+        </w:tc>
+        <w:tc>
+          <w:tcPr>
+            <w:tcW w:w="325" w:type="pct"/>
+          </w:tcPr>
+          <w:p>
+            <w:pPr>
+              <w:keepNext/>
+              <w:keepLines/>
+              <w:spacing w:after="0"/>
+              <w:rPr>
+                <w:rFonts w:asciiTheme="majorBidi" w:hAnsiTheme="majorBidi" w:cstheme="majorBidi"/>
+                <w:sz w:val="20"/>
+                <w:szCs w:val="20"/>
+              </w:rPr>
+            </w:pPr>
+            <w:r>
+              <w:rPr>
+                <w:rFonts w:asciiTheme="majorBidi" w:hAnsiTheme="majorBidi" w:cstheme="majorBidi"/>
+                <w:sz w:val="20"/>
+                <w:szCs w:val="20"/>
+                <w:rtl/>
+                <w:lang w:bidi="ar-IQ"/>
+              </w:rPr>
+              <w:t xml:space="preserve">٢</w:t>
+            </w:r>
+          </w:p>
+        </w:tc>
+      </w:tr>
+      <w:tr>
+        <w:trPr>
+          <w:cantSplit/>
+        </w:trPr>
+        <w:tc>
+          <w:tcPr>
+            <w:tcW w:w="1828" w:type="pct"/>
+          </w:tcPr>
+          <w:p>
+            <w:pPr>
+              <w:keepNext/>
+              <w:keepLines/>
+              <w:spacing w:after="0"/>
+              <w:rPr>
+                <w:rFonts w:asciiTheme="majorBidi" w:hAnsiTheme="majorBidi" w:cstheme="majorBidi"/>
+                <w:sz w:val="20"/>
+                <w:szCs w:val="20"/>
+                <w:lang w:bidi="ar-IQ"/>
+              </w:rPr>
+            </w:pPr>
+            <w:r>
+              <w:rPr>
+                <w:rFonts w:asciiTheme="majorBidi" w:hAnsiTheme="majorBidi" w:cstheme="majorBidi"/>
+                <w:sz w:val="20"/>
+                <w:szCs w:val="20"/>
+                <w:rtl/>
+                <w:lang w:bidi="ar-IQ"/>
+              </w:rPr>
+              <w:t xml:space="preserve"/>
+            </w:r>
+          </w:p>
+        </w:tc>
+        <w:tc>
+          <w:tcPr>
+            <w:tcW w:w="338" w:type="pct"/>
+          </w:tcPr>
+          <w:p>
+            <w:pPr>
+              <w:keepNext/>
+              <w:keepLines/>
+              <w:spacing w:after="0"/>
+              <w:rPr>
+                <w:rFonts w:asciiTheme="majorBidi" w:hAnsiTheme="majorBidi" w:cstheme="majorBidi"/>
+                <w:sz w:val="20"/>
+                <w:szCs w:val="20"/>
+                <w:lang w:bidi="ar-IQ"/>
+              </w:rPr>
+            </w:pPr>
+            <w:r>
+              <w:rPr>
+                <w:rFonts w:asciiTheme="majorBidi" w:hAnsiTheme="majorBidi" w:cstheme="majorBidi"/>
+                <w:sz w:val="20"/>
+                <w:szCs w:val="20"/>
+                <w:rtl/>
+                <w:lang w:bidi="ar-IQ"/>
+              </w:rPr>
+              <w:t xml:space="preserve"/>
+            </w:r>
+          </w:p>
+        </w:tc>
+        <w:tc>
+          <w:tcPr>
+            <w:tcW w:w="339" w:type="pct"/>
+          </w:tcPr>
+          <w:p>
+            <w:pPr>
+              <w:keepNext/>
+              <w:keepLines/>
+              <w:spacing w:after="0"/>
+              <w:rPr>
+                <w:rFonts w:asciiTheme="majorBidi" w:hAnsiTheme="majorBidi" w:cstheme="majorBidi"/>
+                <w:sz w:val="20"/>
+                <w:szCs w:val="20"/>
+                <w:lang w:bidi="ar-IQ"/>
+              </w:rPr>
+            </w:pPr>
+            <w:r>
+              <w:rPr>
+                <w:rFonts w:asciiTheme="majorBidi" w:hAnsiTheme="majorBidi" w:cstheme="majorBidi"/>
+                <w:sz w:val="20"/>
+                <w:szCs w:val="20"/>
+                <w:rtl/>
+                <w:lang w:bidi="ar-IQ"/>
+              </w:rPr>
+              <w:t xml:space="preserve"/>
+            </w:r>
+          </w:p>
+        </w:tc>
+        <w:tc>
+          <w:tcPr>
+            <w:tcW w:w="1831" w:type="pct"/>
+          </w:tcPr>
+          <w:p>
+            <w:pPr>
+              <w:keepNext/>
+              <w:keepLines/>
+              <w:spacing w:after="0"/>
+              <w:rPr>
+                <w:rFonts w:asciiTheme="majorBidi" w:hAnsiTheme="majorBidi" w:cstheme="majorBidi"/>
+                <w:sz w:val="20"/>
+                <w:szCs w:val="20"/>
+                <w:lang w:bidi="ar-IQ"/>
+              </w:rPr>
+            </w:pPr>
+            <w:r>
+              <w:rPr>
+                <w:rFonts w:asciiTheme="majorBidi" w:hAnsiTheme="majorBidi" w:cstheme="majorBidi"/>
+                <w:sz w:val="20"/>
+                <w:szCs w:val="20"/>
+                <w:rtl/>
+                <w:lang w:bidi="ar-IQ"/>
+              </w:rPr>
+              <w:t xml:space="preserve">نظم التشغيل المتقدم</w:t>
+            </w:r>
+          </w:p>
+        </w:tc>
+        <w:tc>
+          <w:tcPr>
+            <w:tcW w:w="339" w:type="pct"/>
+          </w:tcPr>
+          <w:p>
+            <w:pPr>
+              <w:keepNext/>
+              <w:keepLines/>
+              <w:spacing w:after="0"/>
+              <w:rPr>
+                <w:rFonts w:asciiTheme="majorBidi" w:hAnsiTheme="majorBidi" w:cstheme="majorBidi"/>
+                <w:sz w:val="20"/>
+                <w:szCs w:val="20"/>
+                <w:lang w:bidi="ar-IQ"/>
+              </w:rPr>
+            </w:pPr>
+            <w:r>
+              <w:rPr>
+                <w:rFonts w:asciiTheme="majorBidi" w:hAnsiTheme="majorBidi" w:cstheme="majorBidi"/>
+                <w:sz w:val="20"/>
+                <w:szCs w:val="20"/>
+                <w:rtl/>
+                <w:lang w:bidi="ar-IQ"/>
+              </w:rPr>
+              <w:t xml:space="preserve">٥٦</w:t>
+            </w:r>
+          </w:p>
+        </w:tc>
+        <w:tc>
+          <w:tcPr>
+            <w:tcW w:w="325" w:type="pct"/>
+          </w:tcPr>
+          <w:p>
+            <w:pPr>
+              <w:keepNext/>
+              <w:keepLines/>
+              <w:spacing w:after="0"/>
+              <w:rPr>
+                <w:rFonts w:asciiTheme="majorBidi" w:hAnsiTheme="majorBidi" w:cstheme="majorBidi"/>
+                <w:sz w:val="20"/>
+                <w:szCs w:val="20"/>
+              </w:rPr>
+            </w:pPr>
+            <w:r>
+              <w:rPr>
+                <w:rFonts w:asciiTheme="majorBidi" w:hAnsiTheme="majorBidi" w:cstheme="majorBidi"/>
+                <w:sz w:val="20"/>
+                <w:szCs w:val="20"/>
+                <w:rtl/>
+                <w:lang w:bidi="ar-IQ"/>
+              </w:rPr>
+              <w:t xml:space="preserve">٢</w:t>
+            </w:r>
+          </w:p>
+        </w:tc>
+      </w:tr>
+    </w:tbl>
+    <w:p>
+      <w:pPr>
+        <w:keepNext/>
+        <w:keepLines/>
+        <w:spacing w:line="240" w:lineRule="auto"/>
+        <w:rPr>
+          <w:rFonts w:asciiTheme="majorBidi" w:hAnsiTheme="majorBidi" w:cstheme="majorBidi"/>
+          <w:sz w:val="24"/>
+          <w:szCs w:val="24"/>
+          <w:lang w:bidi="ar-IQ"/>
+        </w:rPr>
+      </w:pPr>
+      <w:r>
+        <w:rPr>
+          <w:rFonts w:asciiTheme="majorBidi" w:hAnsiTheme="majorBidi" w:cstheme="majorBidi"/>
+          <w:sz w:val="24"/>
+          <w:szCs w:val="24"/>
+          <w:rtl/>
+          <w:lang w:bidi="ar-IQ"/>
+        </w:rPr>
+        <w:t xml:space="preserve"/>
+      </w:r>
+    </w:p>
+    <w:tbl>
+      <w:tblPr>
+        <w:tblStyle w:val="TableGrid"/>
+        <w:bidiVisual/>
+        <w:tblW w:w="5000" w:type="pct"/>
+        <w:tblLayout w:type="fixed"/>
+        <w:tblLook w:val="04A0" w:firstRow="1" w:lastRow="0" w:firstColumn="1" w:lastColumn="0" w:noHBand="0" w:noVBand="1"/>
+      </w:tblPr>
+      <w:tblGrid>
+        <w:gridCol w:w="3822"/>
+        <w:gridCol w:w="707"/>
+        <w:gridCol w:w="709"/>
+        <w:gridCol w:w="3829"/>
+        <w:gridCol w:w="709"/>
+        <w:gridCol w:w="680"/>
+      </w:tblGrid>
+      <w:tr>
+        <w:trPr>
+          <w:cantSplit/>
+        </w:trPr>
+        <w:tc>
+          <w:tcPr>
+            <w:tcW w:w="5000" w:type="pct"/>
+            <w:gridSpan w:val="6"/>
+          </w:tcPr>
+          <w:p>
+            <w:pPr>
+              <w:keepNext/>
+              <w:keepLines/>
+              <w:spacing w:after="0"/>
+              <w:jc w:val="center"/>
+              <w:rPr>
+                <w:rFonts w:asciiTheme="majorBidi" w:hAnsiTheme="majorBidi" w:cstheme="majorBidi"/>
+                <w:sz w:val="20"/>
+                <w:szCs w:val="20"/>
+                <w:rtl/>
+                <w:lang w:bidi="ar-IQ"/>
+              </w:rPr>
+            </w:pPr>
+            <w:r>
+              <w:rPr>
+                <w:rFonts w:asciiTheme="majorBidi" w:hAnsiTheme="majorBidi" w:cstheme="majorBidi"/>
+                <w:sz w:val="20"/>
+                <w:szCs w:val="20"/>
+                <w:rtl/>
+                <w:lang w:bidi="ar-IQ"/>
+              </w:rPr>
+              <w:t xml:space="preserve">٢٠١٩ - المرحلة ٨</w:t>
+            </w:r>
+          </w:p>
+        </w:tc>
+      </w:tr>
+      <w:tr>
+        <w:trPr>
+          <w:cantSplit/>
+        </w:trPr>
+        <w:tc>
+          <w:tcPr>
+            <w:tcW w:w="2505" w:type="pct"/>
+            <w:gridSpan w:val="3"/>
+          </w:tcPr>
+          <w:p>
+            <w:pPr>
+              <w:keepNext/>
+              <w:keepLines/>
+              <w:spacing w:after="0"/>
+              <w:rPr>
+                <w:rFonts w:asciiTheme="majorBidi" w:hAnsiTheme="majorBidi" w:cstheme="majorBidi"/>
+                <w:sz w:val="20"/>
+                <w:szCs w:val="20"/>
+                <w:lang w:bidi="ar-IQ"/>
+              </w:rPr>
+            </w:pPr>
+            <w:r>
+              <w:rPr>
+                <w:rFonts w:asciiTheme="majorBidi" w:hAnsiTheme="majorBidi" w:cstheme="majorBidi"/>
+                <w:sz w:val="20"/>
+                <w:szCs w:val="20"/>
+                <w:rtl/>
+                <w:lang w:bidi="ar-IQ"/>
+              </w:rPr>
+              <w:t xml:space="preserve">الفصل الأول</w:t>
+            </w:r>
+          </w:p>
+        </w:tc>
+        <w:tc>
+          <w:tcPr>
+            <w:tcW w:w="2495" w:type="pct"/>
+            <w:gridSpan w:val="3"/>
+          </w:tcPr>
+          <w:p>
+            <w:pPr>
+              <w:keepNext/>
+              <w:keepLines/>
+              <w:spacing w:after="0"/>
+              <w:rPr>
+                <w:rFonts w:asciiTheme="majorBidi" w:hAnsiTheme="majorBidi" w:cstheme="majorBidi"/>
+                <w:sz w:val="20"/>
+                <w:szCs w:val="20"/>
+              </w:rPr>
+            </w:pPr>
+            <w:r>
+              <w:rPr>
+                <w:rFonts w:asciiTheme="majorBidi" w:hAnsiTheme="majorBidi" w:cstheme="majorBidi"/>
+                <w:sz w:val="20"/>
+                <w:szCs w:val="20"/>
+                <w:rtl/>
+                <w:lang w:bidi="ar-IQ"/>
+              </w:rPr>
+              <w:t xml:space="preserve">الفصل الثاني</w:t>
+            </w:r>
+          </w:p>
+        </w:tc>
+      </w:tr>
+      <w:tr>
+        <w:trPr>
+          <w:cantSplit/>
+        </w:trPr>
+        <w:tc>
+          <w:tcPr>
+            <w:tcW w:w="1828" w:type="pct"/>
+          </w:tcPr>
+          <w:p>
+            <w:pPr>
+              <w:keepNext/>
+              <w:keepLines/>
+              <w:spacing w:after="0"/>
+              <w:rPr>
+                <w:rFonts w:asciiTheme="majorBidi" w:hAnsiTheme="majorBidi" w:cstheme="majorBidi"/>
+                <w:b/>
+                <w:bCs/>
+                <w:sz w:val="20"/>
+                <w:szCs w:val="20"/>
+                <w:lang w:bidi="ar-IQ"/>
+              </w:rPr>
+            </w:pPr>
+            <w:r>
+              <w:rPr>
+                <w:rFonts w:asciiTheme="majorBidi" w:hAnsiTheme="majorBidi" w:cstheme="majorBidi"/>
+                <w:b/>
+                <w:bCs/>
+                <w:sz w:val="20"/>
+                <w:szCs w:val="20"/>
+                <w:rtl/>
+              </w:rPr>
+              <w:t>المادة الدراسية</w:t>
+            </w:r>
+          </w:p>
+        </w:tc>
+        <w:tc>
+          <w:tcPr>
+            <w:tcW w:w="338" w:type="pct"/>
+          </w:tcPr>
+          <w:p>
+            <w:pPr>
+              <w:keepNext/>
+              <w:keepLines/>
+              <w:spacing w:after="0"/>
+              <w:rPr>
+                <w:rFonts w:asciiTheme="majorBidi" w:hAnsiTheme="majorBidi" w:cstheme="majorBidi"/>
+                <w:b/>
+                <w:bCs/>
+                <w:sz w:val="20"/>
+                <w:szCs w:val="20"/>
+                <w:lang w:bidi="ar-IQ"/>
+              </w:rPr>
+            </w:pPr>
+            <w:r>
+              <w:rPr>
+                <w:rFonts w:asciiTheme="majorBidi" w:hAnsiTheme="majorBidi" w:cstheme="majorBidi"/>
+                <w:b/>
+                <w:bCs/>
+                <w:sz w:val="20"/>
+                <w:szCs w:val="20"/>
+                <w:rtl/>
+              </w:rPr>
+              <w:t>الدرجة</w:t>
+            </w:r>
+          </w:p>
+        </w:tc>
+        <w:tc>
+          <w:tcPr>
+            <w:tcW w:w="339" w:type="pct"/>
+          </w:tcPr>
+          <w:p>
+            <w:pPr>
+              <w:keepNext/>
+              <w:keepLines/>
+              <w:spacing w:after="0"/>
+              <w:rPr>
+                <w:rFonts w:asciiTheme="majorBidi" w:hAnsiTheme="majorBidi" w:cstheme="majorBidi"/>
+                <w:b/>
+                <w:bCs/>
+                <w:sz w:val="20"/>
+                <w:szCs w:val="20"/>
+                <w:lang w:bidi="ar-IQ"/>
+              </w:rPr>
+            </w:pPr>
+            <w:r>
+              <w:rPr>
+                <w:rFonts w:asciiTheme="majorBidi" w:hAnsiTheme="majorBidi" w:cstheme="majorBidi"/>
+                <w:b/>
+                <w:bCs/>
+                <w:sz w:val="20"/>
+                <w:szCs w:val="20"/>
+                <w:rtl/>
+              </w:rPr>
+              <w:t>الوحدة</w:t>
+            </w:r>
+          </w:p>
+        </w:tc>
+        <w:tc>
+          <w:tcPr>
+            <w:tcW w:w="1831" w:type="pct"/>
+          </w:tcPr>
+          <w:p>
+            <w:pPr>
+              <w:keepNext/>
+              <w:keepLines/>
+              <w:spacing w:after="0"/>
+              <w:rPr>
+                <w:rFonts w:asciiTheme="majorBidi" w:hAnsiTheme="majorBidi" w:cstheme="majorBidi"/>
+                <w:b/>
+                <w:bCs/>
+                <w:sz w:val="20"/>
+                <w:szCs w:val="20"/>
+                <w:lang w:bidi="ar-IQ"/>
+              </w:rPr>
+            </w:pPr>
+            <w:r>
+              <w:rPr>
+                <w:rFonts w:asciiTheme="majorBidi" w:hAnsiTheme="majorBidi" w:cstheme="majorBidi"/>
+                <w:b/>
+                <w:bCs/>
+                <w:sz w:val="20"/>
+                <w:szCs w:val="20"/>
+                <w:rtl/>
+              </w:rPr>
+              <w:t>المادة الدراسية</w:t>
+            </w:r>
+          </w:p>
+        </w:tc>
+        <w:tc>
+          <w:tcPr>
+            <w:tcW w:w="339" w:type="pct"/>
+          </w:tcPr>
+          <w:p>
+            <w:pPr>
+              <w:keepNext/>
+              <w:keepLines/>
+              <w:spacing w:after="0"/>
+              <w:rPr>
+                <w:rFonts w:asciiTheme="majorBidi" w:hAnsiTheme="majorBidi" w:cstheme="majorBidi"/>
+                <w:b/>
+                <w:bCs/>
+                <w:sz w:val="20"/>
+                <w:szCs w:val="20"/>
+                <w:lang w:bidi="ar-IQ"/>
+              </w:rPr>
+            </w:pPr>
+            <w:r>
+              <w:rPr>
+                <w:rFonts w:asciiTheme="majorBidi" w:hAnsiTheme="majorBidi" w:cstheme="majorBidi"/>
+                <w:b/>
+                <w:bCs/>
+                <w:sz w:val="20"/>
+                <w:szCs w:val="20"/>
+                <w:rtl/>
+              </w:rPr>
+              <w:t>الدرجة</w:t>
+            </w:r>
+          </w:p>
+        </w:tc>
+        <w:tc>
+          <w:tcPr>
+            <w:tcW w:w="325" w:type="pct"/>
+          </w:tcPr>
+          <w:p>
+            <w:pPr>
+              <w:keepNext/>
+              <w:keepLines/>
+              <w:spacing w:after="0"/>
+              <w:rPr>
+                <w:rFonts w:asciiTheme="majorBidi" w:hAnsiTheme="majorBidi" w:cstheme="majorBidi"/>
+                <w:b/>
+                <w:bCs/>
+                <w:sz w:val="20"/>
+                <w:szCs w:val="20"/>
+              </w:rPr>
+            </w:pPr>
+            <w:r>
+              <w:rPr>
+                <w:rFonts w:asciiTheme="majorBidi" w:hAnsiTheme="majorBidi" w:cstheme="majorBidi"/>
+                <w:b/>
+                <w:bCs/>
+                <w:sz w:val="20"/>
+                <w:szCs w:val="20"/>
+                <w:rtl/>
+              </w:rPr>
+              <w:t>الوحدة</w:t>
+            </w:r>
+          </w:p>
+        </w:tc>
+      </w:tr>
+      <w:tr>
+        <w:trPr>
+          <w:cantSplit/>
+        </w:trPr>
+        <w:tc>
+          <w:tcPr>
+            <w:tcW w:w="1828" w:type="pct"/>
+          </w:tcPr>
+          <w:p>
+            <w:pPr>
+              <w:keepNext/>
+              <w:keepLines/>
+              <w:spacing w:after="0"/>
+              <w:rPr>
+                <w:rFonts w:asciiTheme="majorBidi" w:hAnsiTheme="majorBidi" w:cstheme="majorBidi"/>
+                <w:sz w:val="20"/>
+                <w:szCs w:val="20"/>
+                <w:lang w:bidi="ar-IQ"/>
+              </w:rPr>
+            </w:pPr>
+            <w:r>
+              <w:rPr>
+                <w:rFonts w:asciiTheme="majorBidi" w:hAnsiTheme="majorBidi" w:cstheme="majorBidi"/>
+                <w:sz w:val="20"/>
+                <w:szCs w:val="20"/>
+                <w:rtl/>
+                <w:lang w:bidi="ar-IQ"/>
+              </w:rPr>
               <w:t xml:space="preserve">نظرية المعلومات</w:t>
             </w:r>
           </w:p>
@@ -7066,12 +9222,128 @@
                 <w:rtl/>
                 <w:lang w:bidi="ar-IQ"/>
               </w:rPr>
+              <w:t xml:space="preserve">الحوسبة السحابية</w:t>
+            </w:r>
+          </w:p>
+        </w:tc>
+        <w:tc>
+          <w:tcPr>
+            <w:tcW w:w="339" w:type="pct"/>
+          </w:tcPr>
+          <w:p>
+            <w:pPr>
+              <w:keepNext/>
+              <w:keepLines/>
+              <w:spacing w:after="0"/>
+              <w:rPr>
+                <w:rFonts w:asciiTheme="majorBidi" w:hAnsiTheme="majorBidi" w:cstheme="majorBidi"/>
+                <w:sz w:val="20"/>
+                <w:szCs w:val="20"/>
+                <w:lang w:bidi="ar-IQ"/>
+              </w:rPr>
+            </w:pPr>
+            <w:r>
+              <w:rPr>
+                <w:rFonts w:asciiTheme="majorBidi" w:hAnsiTheme="majorBidi" w:cstheme="majorBidi"/>
+                <w:sz w:val="20"/>
+                <w:szCs w:val="20"/>
+                <w:rtl/>
+                <w:lang w:bidi="ar-IQ"/>
+              </w:rPr>
+              <w:t xml:space="preserve">٧٨</w:t>
+            </w:r>
+          </w:p>
+        </w:tc>
+        <w:tc>
+          <w:tcPr>
+            <w:tcW w:w="325" w:type="pct"/>
+          </w:tcPr>
+          <w:p>
+            <w:pPr>
+              <w:keepNext/>
+              <w:keepLines/>
+              <w:spacing w:after="0"/>
+              <w:rPr>
+                <w:rFonts w:asciiTheme="majorBidi" w:hAnsiTheme="majorBidi" w:cstheme="majorBidi"/>
+                <w:sz w:val="20"/>
+                <w:szCs w:val="20"/>
+              </w:rPr>
+            </w:pPr>
+            <w:r>
+              <w:rPr>
+                <w:rFonts w:asciiTheme="majorBidi" w:hAnsiTheme="majorBidi" w:cstheme="majorBidi"/>
+                <w:sz w:val="20"/>
+                <w:szCs w:val="20"/>
+                <w:rtl/>
+                <w:lang w:bidi="ar-IQ"/>
+              </w:rPr>
+              <w:t xml:space="preserve">٢</w:t>
+            </w:r>
+          </w:p>
+        </w:tc>
+      </w:tr>
+      <w:tr>
+        <w:trPr>
+          <w:cantSplit/>
+        </w:trPr>
+        <w:tc>
+          <w:tcPr>
+            <w:tcW w:w="1828" w:type="pct"/>
+          </w:tcPr>
+          <w:p>
+            <w:pPr>
+              <w:keepNext/>
+              <w:keepLines/>
+              <w:spacing w:after="0"/>
+              <w:rPr>
+                <w:rFonts w:asciiTheme="majorBidi" w:hAnsiTheme="majorBidi" w:cstheme="majorBidi"/>
+                <w:sz w:val="20"/>
+                <w:szCs w:val="20"/>
+                <w:lang w:bidi="ar-IQ"/>
+              </w:rPr>
+            </w:pPr>
+            <w:r>
+              <w:rPr>
+                <w:rFonts w:asciiTheme="majorBidi" w:hAnsiTheme="majorBidi" w:cstheme="majorBidi"/>
+                <w:sz w:val="20"/>
+                <w:szCs w:val="20"/>
+                <w:rtl/>
+                <w:lang w:bidi="ar-IQ"/>
+              </w:rPr>
               <w:t xml:space="preserve"/>
             </w:r>
           </w:p>
         </w:tc>
         <w:tc>
           <w:tcPr>
+            <w:tcW w:w="338" w:type="pct"/>
+          </w:tcPr>
+          <w:p>
+            <w:pPr>
+              <w:keepNext/>
+              <w:keepLines/>
+              <w:spacing w:after="0"/>
+              <w:rPr>
+                <w:rFonts w:asciiTheme="majorBidi" w:hAnsiTheme="majorBidi" w:cstheme="majorBidi"/>
+                <w:sz w:val="20"/>
+                <w:szCs w:val="20"/>
+                <w:lang w:bidi="ar-IQ"/>
+              </w:rPr>
+            </w:pPr>
+            <w:r>
+              <w:rPr>
+                <w:rFonts w:asciiTheme="majorBidi" w:hAnsiTheme="majorBidi" w:cstheme="majorBidi"/>
+                <w:sz w:val="20"/>
+                <w:szCs w:val="20"/>
+                <w:rtl/>
+                <w:lang w:bidi="ar-IQ"/>
+              </w:rPr>
+              <w:t xml:space="preserve"/>
+            </w:r>
+          </w:p>
+        </w:tc>
+        <w:tc>
+          <w:tcPr>
             <w:tcW w:w="339" w:type="pct"/>
           </w:tcPr>
           <w:p>
@@ -7100,6 +9372,62 @@
         </w:tc>
         <w:tc>
           <w:tcPr>
+            <w:tcW w:w="1831" w:type="pct"/>
+          </w:tcPr>
+          <w:p>
+            <w:pPr>
+              <w:keepNext/>
+              <w:keepLines/>
+              <w:spacing w:after="0"/>
+              <w:rPr>
+                <w:rFonts w:asciiTheme="majorBidi" w:hAnsiTheme="majorBidi" w:cstheme="majorBidi"/>
+                <w:sz w:val="20"/>
+                <w:szCs w:val="20"/>
+                <w:lang w:bidi="ar-IQ"/>
+              </w:rPr>
+            </w:pPr>
+            <w:r>
+              <w:rPr>
+                <w:rFonts w:asciiTheme="majorBidi" w:hAnsiTheme="majorBidi" w:cstheme="majorBidi"/>
+                <w:sz w:val="20"/>
+                <w:szCs w:val="20"/>
+                <w:rtl/>
+                <w:lang w:bidi="ar-IQ"/>
+              </w:rPr>
+              <w:t xml:space="preserve">تطبيقات النقال</w:t>
+            </w:r>
+          </w:p>
+        </w:tc>
+        <w:tc>
+          <w:tcPr>
+            <w:tcW w:w="339" w:type="pct"/>
+          </w:tcPr>
+          <w:p>
+            <w:pPr>
+              <w:keepNext/>
+              <w:keepLines/>
+              <w:spacing w:after="0"/>
+              <w:rPr>
+                <w:rFonts w:asciiTheme="majorBidi" w:hAnsiTheme="majorBidi" w:cstheme="majorBidi"/>
+                <w:sz w:val="20"/>
+                <w:szCs w:val="20"/>
+                <w:lang w:bidi="ar-IQ"/>
+              </w:rPr>
+            </w:pPr>
+            <w:r>
+              <w:rPr>
+                <w:rFonts w:asciiTheme="majorBidi" w:hAnsiTheme="majorBidi" w:cstheme="majorBidi"/>
+                <w:sz w:val="20"/>
+                <w:szCs w:val="20"/>
+                <w:rtl/>
+                <w:lang w:bidi="ar-IQ"/>
+              </w:rPr>
+              <w:t xml:space="preserve">٩٨</w:t>
+            </w:r>
+          </w:p>
+        </w:tc>
+        <w:tc>
+          <w:tcPr>
             <w:tcW w:w="325" w:type="pct"/>
           </w:tcPr>
           <w:p>
@@ -7121,7 +9449,179 @@
                 <w:rtl/>
                 <w:lang w:bidi="ar-IQ"/>
               </w:rPr>
+              <w:t xml:space="preserve">٣</w:t>
+            </w:r>
+          </w:p>
+        </w:tc>
+      </w:tr>
+      <w:tr>
+        <w:trPr>
+          <w:cantSplit/>
+        </w:trPr>
+        <w:tc>
+          <w:tcPr>
+            <w:tcW w:w="1828" w:type="pct"/>
+          </w:tcPr>
+          <w:p>
+            <w:pPr>
+              <w:keepNext/>
+              <w:keepLines/>
+              <w:spacing w:after="0"/>
+              <w:rPr>
+                <w:rFonts w:asciiTheme="majorBidi" w:hAnsiTheme="majorBidi" w:cstheme="majorBidi"/>
+                <w:sz w:val="20"/>
+                <w:szCs w:val="20"/>
+                <w:lang w:bidi="ar-IQ"/>
+              </w:rPr>
+            </w:pPr>
+            <w:r>
+              <w:rPr>
+                <w:rFonts w:asciiTheme="majorBidi" w:hAnsiTheme="majorBidi" w:cstheme="majorBidi"/>
+                <w:sz w:val="20"/>
+                <w:szCs w:val="20"/>
+                <w:rtl/>
+                <w:lang w:bidi="ar-IQ"/>
+              </w:rPr>
               <w:t xml:space="preserve"/>
+            </w:r>
+          </w:p>
+        </w:tc>
+        <w:tc>
+          <w:tcPr>
+            <w:tcW w:w="338" w:type="pct"/>
+          </w:tcPr>
+          <w:p>
+            <w:pPr>
+              <w:keepNext/>
+              <w:keepLines/>
+              <w:spacing w:after="0"/>
+              <w:rPr>
+                <w:rFonts w:asciiTheme="majorBidi" w:hAnsiTheme="majorBidi" w:cstheme="majorBidi"/>
+                <w:sz w:val="20"/>
+                <w:szCs w:val="20"/>
+                <w:lang w:bidi="ar-IQ"/>
+              </w:rPr>
+            </w:pPr>
+            <w:r>
+              <w:rPr>
+                <w:rFonts w:asciiTheme="majorBidi" w:hAnsiTheme="majorBidi" w:cstheme="majorBidi"/>
+                <w:sz w:val="20"/>
+                <w:szCs w:val="20"/>
+                <w:rtl/>
+                <w:lang w:bidi="ar-IQ"/>
+              </w:rPr>
+              <w:t xml:space="preserve"/>
+            </w:r>
+          </w:p>
+        </w:tc>
+        <w:tc>
+          <w:tcPr>
+            <w:tcW w:w="339" w:type="pct"/>
+          </w:tcPr>
+          <w:p>
+            <w:pPr>
+              <w:keepNext/>
+              <w:keepLines/>
+              <w:spacing w:after="0"/>
+              <w:rPr>
+                <w:rFonts w:asciiTheme="majorBidi" w:hAnsiTheme="majorBidi" w:cstheme="majorBidi"/>
+                <w:sz w:val="20"/>
+                <w:szCs w:val="20"/>
+                <w:lang w:bidi="ar-IQ"/>
+              </w:rPr>
+            </w:pPr>
+            <w:r>
+              <w:rPr>
+                <w:rFonts w:asciiTheme="majorBidi" w:hAnsiTheme="majorBidi" w:cstheme="majorBidi"/>
+                <w:sz w:val="20"/>
+                <w:szCs w:val="20"/>
+                <w:rtl/>
+                <w:lang w:bidi="ar-IQ"/>
+              </w:rPr>
+              <w:t xml:space="preserve"/>
+            </w:r>
+          </w:p>
+        </w:tc>
+        <w:tc>
+          <w:tcPr>
+            <w:tcW w:w="1831" w:type="pct"/>
+          </w:tcPr>
+          <w:p>
+            <w:pPr>
+              <w:keepNext/>
+              <w:keepLines/>
+              <w:spacing w:after="0"/>
+              <w:rPr>
+                <w:rFonts w:asciiTheme="majorBidi" w:hAnsiTheme="majorBidi" w:cstheme="majorBidi"/>
+                <w:sz w:val="20"/>
+                <w:szCs w:val="20"/>
+                <w:lang w:bidi="ar-IQ"/>
+              </w:rPr>
+            </w:pPr>
+            <w:r>
+              <w:rPr>
+                <w:rFonts w:asciiTheme="majorBidi" w:hAnsiTheme="majorBidi" w:cstheme="majorBidi"/>
+                <w:sz w:val="20"/>
+                <w:szCs w:val="20"/>
+                <w:rtl/>
+                <w:lang w:bidi="ar-IQ"/>
+              </w:rPr>
+              <w:t xml:space="preserve">مهارات الاتصال</w:t>
+            </w:r>
+          </w:p>
+        </w:tc>
+        <w:tc>
+          <w:tcPr>
+            <w:tcW w:w="339" w:type="pct"/>
+          </w:tcPr>
+          <w:p>
+            <w:pPr>
+              <w:keepNext/>
+              <w:keepLines/>
+              <w:spacing w:after="0"/>
+              <w:rPr>
+                <w:rFonts w:asciiTheme="majorBidi" w:hAnsiTheme="majorBidi" w:cstheme="majorBidi"/>
+                <w:sz w:val="20"/>
+                <w:szCs w:val="20"/>
+                <w:lang w:bidi="ar-IQ"/>
+              </w:rPr>
+            </w:pPr>
+            <w:r>
+              <w:rPr>
+                <w:rFonts w:asciiTheme="majorBidi" w:hAnsiTheme="majorBidi" w:cstheme="majorBidi"/>
+                <w:sz w:val="20"/>
+                <w:szCs w:val="20"/>
+                <w:rtl/>
+                <w:lang w:bidi="ar-IQ"/>
+              </w:rPr>
+              <w:t xml:space="preserve">٨٧</w:t>
+            </w:r>
+          </w:p>
+        </w:tc>
+        <w:tc>
+          <w:tcPr>
+            <w:tcW w:w="325" w:type="pct"/>
+          </w:tcPr>
+          <w:p>
+            <w:pPr>
+              <w:keepNext/>
+              <w:keepLines/>
+              <w:spacing w:after="0"/>
+              <w:rPr>
+                <w:rFonts w:asciiTheme="majorBidi" w:hAnsiTheme="majorBidi" w:cstheme="majorBidi"/>
+                <w:sz w:val="20"/>
+                <w:szCs w:val="20"/>
+              </w:rPr>
+            </w:pPr>
+            <w:r>
+              <w:rPr>
+                <w:rFonts w:asciiTheme="majorBidi" w:hAnsiTheme="majorBidi" w:cstheme="majorBidi"/>
+                <w:sz w:val="20"/>
+                <w:szCs w:val="20"/>
+                <w:rtl/>
+                <w:lang w:bidi="ar-IQ"/>
+              </w:rPr>
+              <w:t xml:space="preserve">٢</w:t>
             </w:r>
           </w:p>
         </w:tc>
@@ -7222,7 +9722,7 @@
                 <w:bCs/>
                 <w:lang w:bidi="ar-IQ"/>
               </w:rPr>
-              <w:t xml:space="preserve">  أسراء فاضل عبد</w:t>
+              <w:t xml:space="preserve"> صادق ابراهيم</w:t>
             </w:r>
           </w:p>
           <w:p>
@@ -7240,7 +9740,7 @@
                 <w:rtl/>
                 <w:lang w:bidi="ar-IQ"/>
               </w:rPr>
-              <w:t xml:space="preserve">مسؤول وحدة الوثائق</w:t>
+              <w:t xml:space="preserve"/>
             </w:r>
           </w:p>
         </w:tc>
@@ -7286,7 +9786,7 @@
                 <w:bCs/>
                 <w:lang w:bidi="ar-IQ"/>
               </w:rPr>
-              <w:t xml:space="preserve">الأستاذ الدكتور رائدة سالم خضير</w:t>
+              <w:t xml:space="preserve">المبرمج مدير النظام</w:t>
             </w:r>
           </w:p>
           <w:p>
@@ -7303,7 +9803,7 @@
                 <w:rtl/>
                 <w:lang w:bidi="ar-IQ"/>
               </w:rPr>
-              <w:t xml:space="preserve">معاون العميد للشوون العلمية والدراسات العليا</w:t>
+              <w:t xml:space="preserve">إدارة التقنية</w:t>
             </w:r>
           </w:p>
         </w:tc>
@@ -7390,7 +9890,7 @@
                 <w:bCs/>
                 <w:lang w:bidi="ar-IQ"/>
               </w:rPr>
-              <w:t xml:space="preserve">الأستاذ المساعد حيدر خزعل محبس</w:t>
+              <w:t xml:space="preserve"> علي شوقي</w:t>
             </w:r>
           </w:p>
           <w:p>
@@ -7408,7 +9908,7 @@
                 <w:rtl/>
                 <w:lang w:bidi="ar-IQ"/>
               </w:rPr>
-              <w:t xml:space="preserve">مساعد رئيس الجامعة للشؤون العلمية</w:t>
+              <w:t xml:space="preserve"/>
             </w:r>
           </w:p>
         </w:tc>
@@ -7480,7 +9980,7 @@
                 <w:bCs/>
                 <w:lang w:bidi="ar-IQ"/>
               </w:rPr>
-              <w:t xml:space="preserve">  نغم باسل محمود</w:t>
+              <w:t xml:space="preserve"> قاسم باسل</w:t>
             </w:r>
           </w:p>
           <w:p>
@@ -7498,7 +9998,7 @@
                 <w:rtl/>
                 <w:lang w:bidi="ar-IQ"/>
               </w:rPr>
-              <w:t xml:space="preserve">منظم الوثيقة</w:t>
+              <w:t xml:space="preserve"/>
             </w:r>
           </w:p>
         </w:tc>

--- a/certificates/semester - Temp - Ar - D - SBS - دانيا احمد شهاب احمد.docx
+++ b/certificates/semester - Temp - Ar - D - SBS - دانيا احمد شهاب احمد.docx
@@ -1,6 +1,6 @@
 
 <file path=word/document.xml><?xml version="1.0" encoding="utf-8"?>
-<w:document xmlns:wpc="http://schemas.microsoft.com/office/word/2010/wordprocessingCanvas" xmlns:cx="http://schemas.microsoft.com/office/drawing/2014/chartex" xmlns:cx1="http://schemas.microsoft.com/office/drawing/2015/9/8/chartex" xmlns:cx2="http://schemas.microsoft.com/office/drawing/2015/10/21/chartex" xmlns:cx3="http://schemas.microsoft.com/office/drawing/2016/5/9/chartex" xmlns:cx4="http://schemas.microsoft.com/office/drawing/2016/5/10/chartex" xmlns:cx5="http://schemas.microsoft.com/office/drawing/2016/5/11/chartex" xmlns:cx6="http://schemas.microsoft.com/office/drawing/2016/5/12/chartex" xmlns:cx7="http://schemas.microsoft.com/office/drawing/2016/5/13/chartex" xmlns:cx8="http://schemas.microsoft.com/office/drawing/2016/5/14/chartex" xmlns:mc="http://schemas.openxmlformats.org/markup-compatibility/2006" xmlns:aink="http://schemas.microsoft.com/office/drawing/2016/ink" xmlns:am3d="http://schemas.microsoft.com/office/drawing/2017/model3d" xmlns:o="urn:schemas-microsoft-com:office:office" xmlns:oel="http://schemas.microsoft.com/office/2019/extlst" xmlns:r="http://schemas.openxmlformats.org/officeDocument/2006/relationships" xmlns:m="http://schemas.openxmlformats.org/officeDocument/2006/math" xmlns:v="urn:schemas-microsoft-com:vml" xmlns:wp14="http://schemas.microsoft.com/office/word/2010/wordprocessingDrawing" xmlns:wp="http://schemas.openxmlformats.org/drawingml/2006/wordprocessingDrawing" xmlns:w10="urn:schemas-microsoft-com:office:word" xmlns:w="http://schemas.openxmlformats.org/wordprocessingml/2006/main" xmlns:w14="http://schemas.microsoft.com/office/word/2010/wordml" xmlns:w15="http://schemas.microsoft.com/office/word/2012/wordml" xmlns:w16cex="http://schemas.microsoft.com/office/word/2018/wordml/cex" xmlns:w16cid="http://schemas.microsoft.com/office/word/2016/wordml/cid" xmlns:w16="http://schemas.microsoft.com/office/word/2018/wordml" xmlns:w16du="http://schemas.microsoft.com/office/word/2023/wordml/word16du" xmlns:w16sdtdh="http://schemas.microsoft.com/office/word/2020/wordml/sdtdatahash" xmlns:w16sdtfl="http://schemas.microsoft.com/office/word/2024/wordml/sdtformatlock" xmlns:w16se="http://schemas.microsoft.com/office/word/2015/wordml/symex" xmlns:wpg="http://schemas.microsoft.com/office/word/2010/wordprocessingGroup" xmlns:wpi="http://schemas.microsoft.com/office/word/2010/wordprocessingInk" xmlns:wne="http://schemas.microsoft.com/office/word/2006/wordml" xmlns:wps="http://schemas.microsoft.com/office/word/2010/wordprocessingShape" mc:Ignorable="w14 w15 w16se w16cid w16 w16cex w16sdtdh w16sdtfl w16du wp14">
+<w:document xmlns:wpc="http://schemas.microsoft.com/office/word/2010/wordprocessingCanvas" xmlns:cx="http://schemas.microsoft.com/office/drawing/2014/chartex" xmlns:cx1="http://schemas.microsoft.com/office/drawing/2015/9/8/chartex" xmlns:cx2="http://schemas.microsoft.com/office/drawing/2015/10/21/chartex" xmlns:cx3="http://schemas.microsoft.com/office/drawing/2016/5/9/chartex" xmlns:cx4="http://schemas.microsoft.com/office/drawing/2016/5/10/chartex" xmlns:cx5="http://schemas.microsoft.com/office/drawing/2016/5/11/chartex" xmlns:cx6="http://schemas.microsoft.com/office/drawing/2016/5/12/chartex" xmlns:cx7="http://schemas.microsoft.com/office/drawing/2016/5/13/chartex" xmlns:cx8="http://schemas.microsoft.com/office/drawing/2016/5/14/chartex" xmlns:mc="http://schemas.openxmlformats.org/markup-compatibility/2006" xmlns:aink="http://schemas.microsoft.com/office/drawing/2016/ink" xmlns:am3d="http://schemas.microsoft.com/office/drawing/2017/model3d" xmlns:o="urn:schemas-microsoft-com:office:office" xmlns:oel="http://schemas.microsoft.com/office/2019/extlst" xmlns:r="http://schemas.openxmlformats.org/officeDocument/2006/relationships" xmlns:m="http://schemas.openxmlformats.org/officeDocument/2006/math" xmlns:v="urn:schemas-microsoft-com:vml" xmlns:wp14="http://schemas.microsoft.com/office/word/2010/wordprocessingDrawing" xmlns:wp="http://schemas.openxmlformats.org/drawingml/2006/wordprocessingDrawing" xmlns:w10="urn:schemas-microsoft-com:office:word" xmlns:w="http://schemas.openxmlformats.org/wordprocessingml/2006/main" xmlns:w14="http://schemas.microsoft.com/office/word/2010/wordml" xmlns:w15="http://schemas.microsoft.com/office/word/2012/wordml" xmlns:w16cei="http://schemas.microsoft.com/office/word/2026/wordml/cei" xmlns:w16cex="http://schemas.microsoft.com/office/word/2018/wordml/cex" xmlns:w16cid="http://schemas.microsoft.com/office/word/2016/wordml/cid" xmlns:w16="http://schemas.microsoft.com/office/word/2018/wordml" xmlns:w16du="http://schemas.microsoft.com/office/word/2023/wordml/word16du" xmlns:w16sdtdh="http://schemas.microsoft.com/office/word/2020/wordml/sdtdatahash" xmlns:w16sdtfl="http://schemas.microsoft.com/office/word/2024/wordml/sdtformatlock" xmlns:w16se="http://schemas.microsoft.com/office/word/2015/wordml/symex" xmlns:wpg="http://schemas.microsoft.com/office/word/2010/wordprocessingGroup" xmlns:wpi="http://schemas.microsoft.com/office/word/2010/wordprocessingInk" xmlns:wne="http://schemas.microsoft.com/office/word/2006/wordml" xmlns:wps="http://schemas.microsoft.com/office/word/2010/wordprocessingShape" mc:Ignorable="w14 w15 w16se w16cid w16 w16cex w16sdtdh w16sdtfl w16du wp14">
   <w:body>
     <w:p>
       <w:pPr>
@@ -289,7 +289,7 @@
                 <w:szCs w:val="24"/>
                 <w:lang w:bidi="ar-IQ"/>
               </w:rPr>
-              <w:t xml:space="preserve">‎١٩٩٧/٠١/٠١‎ -البصرة</w:t>
+              <w:t xml:space="preserve"> -البصرة</w:t>
             </w:r>
           </w:p>
         </w:tc>
@@ -488,7 +488,7 @@
                 <w:rtl/>
                 <w:lang w:bidi="ar-IQ"/>
               </w:rPr>
-              <w:t xml:space="preserve"> </w:t>
+              <w:t xml:space="preserve"> الصباحية</w:t>
             </w:r>
           </w:p>
         </w:tc>
@@ -528,7 +528,7 @@
                 <w:rtl/>
                 <w:lang w:bidi="ar-IQ"/>
               </w:rPr>
-              <w:t xml:space="preserve"> ‎٢٠٢٠/١١/١٧‎</w:t>
+              <w:t xml:space="preserve"> ٢٠٢٠-١١-١٧</w:t>
             </w:r>
           </w:p>
         </w:tc>
@@ -566,7 +566,7 @@
                 <w:rtl/>
                 <w:lang w:bidi="ar-IQ"/>
               </w:rPr>
-              <w:t xml:space="preserve">الاول</w:t>
+              <w:t xml:space="preserve">الأول</w:t>
             </w:r>
           </w:p>
         </w:tc>
@@ -604,7 +604,7 @@
                 <w:rtl/>
                 <w:lang w:bidi="ar-IQ"/>
               </w:rPr>
-              <w:t xml:space="preserve">٦٤.٨٢</w:t>
+              <w:t xml:space="preserve">٦٤.٨١٦</w:t>
             </w:r>
           </w:p>
         </w:tc>
@@ -679,7 +679,7 @@
                 <w:rtl/>
                 <w:lang w:bidi="ar-IQ"/>
               </w:rPr>
-              <w:t xml:space="preserve">٨١</w:t>
+              <w:t xml:space="preserve">٥٥</w:t>
             </w:r>
           </w:p>
         </w:tc>
@@ -881,7 +881,7 @@
                 <w:rtl/>
                 <w:lang w:bidi="ar-IQ"/>
               </w:rPr>
-              <w:t xml:space="preserve">٢٠١٥ - المرحلة ١</w:t>
+              <w:t xml:space="preserve">العام الدراسي ٢٠١٥</w:t>
             </w:r>
           </w:p>
         </w:tc>
@@ -915,7 +915,7 @@
                 <w:rtl/>
                 <w:lang w:bidi="ar-IQ"/>
               </w:rPr>
-              <w:t xml:space="preserve">الفصل الأول</w:t>
+              <w:t xml:space="preserve">العام الدراسي ٢٠١٥</w:t>
             </w:r>
           </w:p>
         </w:tc>
@@ -943,7 +943,7 @@
                 <w:rtl/>
                 <w:lang w:bidi="ar-IQ"/>
               </w:rPr>
-              <w:t xml:space="preserve">الفصل الثاني</w:t>
+              <w:t xml:space="preserve">العام الدراسي ٢٠١٥</w:t>
             </w:r>
           </w:p>
         </w:tc>
@@ -1166,7 +1166,7 @@
                 <w:rtl/>
                 <w:lang w:bidi="ar-IQ"/>
               </w:rPr>
-              <w:t xml:space="preserve">الإسعافات الأولية</w:t>
+              <w:t xml:space="preserve">إسعافات أولية</w:t>
             </w:r>
           </w:p>
         </w:tc>
@@ -1250,7 +1250,7 @@
                 <w:rtl/>
                 <w:lang w:bidi="ar-IQ"/>
               </w:rPr>
-              <w:t xml:space="preserve">أخلاقيات الحاسوب</w:t>
+              <w:t xml:space="preserve">أخلاقيات الحاسوب (٢)</w:t>
             </w:r>
           </w:p>
         </w:tc>
@@ -1682,7 +1682,7 @@
                 <w:rtl/>
                 <w:lang w:bidi="ar-IQ"/>
               </w:rPr>
-              <w:t xml:space="preserve">الرياضة</w:t>
+              <w:t xml:space="preserve">الرياضيات للحاسوب</w:t>
             </w:r>
           </w:p>
         </w:tc>
@@ -1710,7 +1710,7 @@
                 <w:rtl/>
                 <w:lang w:bidi="ar-IQ"/>
               </w:rPr>
-              <w:t xml:space="preserve">٧١</w:t>
+              <w:t xml:space="preserve">٦٠</w:t>
             </w:r>
           </w:p>
         </w:tc>
@@ -1738,7 +1738,7 @@
                 <w:rtl/>
                 <w:lang w:bidi="ar-IQ"/>
               </w:rPr>
-              <w:t xml:space="preserve">١</w:t>
+              <w:t xml:space="preserve">٣</w:t>
             </w:r>
           </w:p>
         </w:tc>
@@ -1766,7 +1766,7 @@
                 <w:rtl/>
                 <w:lang w:bidi="ar-IQ"/>
               </w:rPr>
-              <w:t xml:space="preserve">الهياكل المتقطعة</w:t>
+              <w:t xml:space="preserve">تطبيقات الحاسوب</w:t>
             </w:r>
           </w:p>
         </w:tc>
@@ -1794,7 +1794,7 @@
                 <w:rtl/>
                 <w:lang w:bidi="ar-IQ"/>
               </w:rPr>
-              <w:t xml:space="preserve">٥٠</w:t>
+              <w:t xml:space="preserve">٦١</w:t>
             </w:r>
           </w:p>
         </w:tc>
@@ -1821,7 +1821,7 @@
                 <w:rtl/>
                 <w:lang w:bidi="ar-IQ"/>
               </w:rPr>
-              <w:t xml:space="preserve">٣</w:t>
+              <w:t xml:space="preserve">٢</w:t>
             </w:r>
           </w:p>
         </w:tc>
@@ -1854,7 +1854,7 @@
                 <w:rtl/>
                 <w:lang w:bidi="ar-IQ"/>
               </w:rPr>
-              <w:t xml:space="preserve">الرياضيات للحاسوب</w:t>
+              <w:t xml:space="preserve">اللغة العربية</w:t>
             </w:r>
           </w:p>
         </w:tc>
@@ -1882,7 +1882,7 @@
                 <w:rtl/>
                 <w:lang w:bidi="ar-IQ"/>
               </w:rPr>
-              <w:t xml:space="preserve">٦٠</w:t>
+              <w:t xml:space="preserve">٦٣</w:t>
             </w:r>
           </w:p>
         </w:tc>
@@ -1910,90 +1910,90 @@
                 <w:rtl/>
                 <w:lang w:bidi="ar-IQ"/>
               </w:rPr>
+              <w:t xml:space="preserve">٢</w:t>
+            </w:r>
+          </w:p>
+        </w:tc>
+        <w:tc>
+          <w:tcPr>
+            <w:tcW w:w="1831" w:type="pct"/>
+          </w:tcPr>
+          <w:p>
+            <w:pPr>
+              <w:keepNext/>
+              <w:keepLines/>
+              <w:spacing w:after="0"/>
+              <w:rPr>
+                <w:rFonts w:asciiTheme="majorBidi" w:hAnsiTheme="majorBidi" w:cstheme="majorBidi"/>
+                <w:sz w:val="20"/>
+                <w:szCs w:val="20"/>
+                <w:lang w:bidi="ar-IQ"/>
+              </w:rPr>
+            </w:pPr>
+            <w:r>
+              <w:rPr>
+                <w:rFonts w:asciiTheme="majorBidi" w:hAnsiTheme="majorBidi" w:cstheme="majorBidi"/>
+                <w:sz w:val="20"/>
+                <w:szCs w:val="20"/>
+                <w:rtl/>
+                <w:lang w:bidi="ar-IQ"/>
+              </w:rPr>
+              <w:t xml:space="preserve">مبادئ تكنولوجيا المعلومات</w:t>
+            </w:r>
+          </w:p>
+        </w:tc>
+        <w:tc>
+          <w:tcPr>
+            <w:tcW w:w="339" w:type="pct"/>
+          </w:tcPr>
+          <w:p>
+            <w:pPr>
+              <w:keepNext/>
+              <w:keepLines/>
+              <w:spacing w:after="0"/>
+              <w:rPr>
+                <w:rFonts w:asciiTheme="majorBidi" w:hAnsiTheme="majorBidi" w:cstheme="majorBidi"/>
+                <w:sz w:val="20"/>
+                <w:szCs w:val="20"/>
+                <w:lang w:bidi="ar-IQ"/>
+              </w:rPr>
+            </w:pPr>
+            <w:r>
+              <w:rPr>
+                <w:rFonts w:asciiTheme="majorBidi" w:hAnsiTheme="majorBidi" w:cstheme="majorBidi"/>
+                <w:sz w:val="20"/>
+                <w:szCs w:val="20"/>
+                <w:rtl/>
+                <w:lang w:bidi="ar-IQ"/>
+              </w:rPr>
+              <w:t xml:space="preserve">٥٠</w:t>
+            </w:r>
+          </w:p>
+        </w:tc>
+        <w:tc>
+          <w:tcPr>
+            <w:tcW w:w="325" w:type="pct"/>
+          </w:tcPr>
+          <w:p>
+            <w:pPr>
+              <w:keepNext/>
+              <w:keepLines/>
+              <w:spacing w:after="0"/>
+              <w:rPr>
+                <w:rFonts w:asciiTheme="majorBidi" w:hAnsiTheme="majorBidi" w:cstheme="majorBidi"/>
+                <w:sz w:val="20"/>
+                <w:szCs w:val="20"/>
+              </w:rPr>
+            </w:pPr>
+            <w:r>
+              <w:rPr>
+                <w:rFonts w:asciiTheme="majorBidi" w:hAnsiTheme="majorBidi" w:cstheme="majorBidi"/>
+                <w:sz w:val="20"/>
+                <w:szCs w:val="20"/>
+                <w:rtl/>
+                <w:lang w:bidi="ar-IQ"/>
+              </w:rPr>
               <w:t xml:space="preserve">٣</w:t>
-            </w:r>
-          </w:p>
-        </w:tc>
-        <w:tc>
-          <w:tcPr>
-            <w:tcW w:w="1831" w:type="pct"/>
-          </w:tcPr>
-          <w:p>
-            <w:pPr>
-              <w:keepNext/>
-              <w:keepLines/>
-              <w:spacing w:after="0"/>
-              <w:rPr>
-                <w:rFonts w:asciiTheme="majorBidi" w:hAnsiTheme="majorBidi" w:cstheme="majorBidi"/>
-                <w:sz w:val="20"/>
-                <w:szCs w:val="20"/>
-                <w:lang w:bidi="ar-IQ"/>
-              </w:rPr>
-            </w:pPr>
-            <w:r>
-              <w:rPr>
-                <w:rFonts w:asciiTheme="majorBidi" w:hAnsiTheme="majorBidi" w:cstheme="majorBidi"/>
-                <w:sz w:val="20"/>
-                <w:szCs w:val="20"/>
-                <w:rtl/>
-                <w:lang w:bidi="ar-IQ"/>
-              </w:rPr>
-              <w:t xml:space="preserve">تطبيقات الحاسوب</w:t>
-            </w:r>
-          </w:p>
-        </w:tc>
-        <w:tc>
-          <w:tcPr>
-            <w:tcW w:w="339" w:type="pct"/>
-          </w:tcPr>
-          <w:p>
-            <w:pPr>
-              <w:keepNext/>
-              <w:keepLines/>
-              <w:spacing w:after="0"/>
-              <w:rPr>
-                <w:rFonts w:asciiTheme="majorBidi" w:hAnsiTheme="majorBidi" w:cstheme="majorBidi"/>
-                <w:sz w:val="20"/>
-                <w:szCs w:val="20"/>
-                <w:lang w:bidi="ar-IQ"/>
-              </w:rPr>
-            </w:pPr>
-            <w:r>
-              <w:rPr>
-                <w:rFonts w:asciiTheme="majorBidi" w:hAnsiTheme="majorBidi" w:cstheme="majorBidi"/>
-                <w:sz w:val="20"/>
-                <w:szCs w:val="20"/>
-                <w:rtl/>
-                <w:lang w:bidi="ar-IQ"/>
-              </w:rPr>
-              <w:t xml:space="preserve">٦١</w:t>
-            </w:r>
-          </w:p>
-        </w:tc>
-        <w:tc>
-          <w:tcPr>
-            <w:tcW w:w="325" w:type="pct"/>
-          </w:tcPr>
-          <w:p>
-            <w:pPr>
-              <w:keepNext/>
-              <w:keepLines/>
-              <w:spacing w:after="0"/>
-              <w:rPr>
-                <w:rFonts w:asciiTheme="majorBidi" w:hAnsiTheme="majorBidi" w:cstheme="majorBidi"/>
-                <w:sz w:val="20"/>
-                <w:szCs w:val="20"/>
-              </w:rPr>
-            </w:pPr>
-            <w:r>
-              <w:rPr>
-                <w:rFonts w:asciiTheme="majorBidi" w:hAnsiTheme="majorBidi" w:cstheme="majorBidi"/>
-                <w:sz w:val="20"/>
-                <w:szCs w:val="20"/>
-                <w:rtl/>
-                <w:lang w:bidi="ar-IQ"/>
-              </w:rPr>
-              <w:t xml:space="preserve">٢</w:t>
             </w:r>
           </w:p>
         </w:tc>
@@ -2026,7 +2026,7 @@
                 <w:rtl/>
                 <w:lang w:bidi="ar-IQ"/>
               </w:rPr>
-              <w:t xml:space="preserve">اللغة العربية</w:t>
+              <w:t xml:space="preserve">رياضة</w:t>
             </w:r>
           </w:p>
         </w:tc>
@@ -2054,7 +2054,7 @@
                 <w:rtl/>
                 <w:lang w:bidi="ar-IQ"/>
               </w:rPr>
-              <w:t xml:space="preserve">٦٣</w:t>
+              <w:t xml:space="preserve">٧١</w:t>
             </w:r>
           </w:p>
         </w:tc>
@@ -2082,7 +2082,7 @@
                 <w:rtl/>
                 <w:lang w:bidi="ar-IQ"/>
               </w:rPr>
-              <w:t xml:space="preserve">٢</w:t>
+              <w:t xml:space="preserve">١</w:t>
             </w:r>
           </w:p>
         </w:tc>
@@ -2110,7 +2110,7 @@
                 <w:rtl/>
                 <w:lang w:bidi="ar-IQ"/>
               </w:rPr>
-              <w:t xml:space="preserve">مبادئ تكنولوجيا المعلومات</w:t>
+              <w:t xml:space="preserve">هياكل متقطعة</w:t>
             </w:r>
           </w:p>
         </w:tc>
@@ -2255,6 +2255,350 @@
                 <w:lang w:bidi="ar-IQ"/>
               </w:rPr>
               <w:t xml:space="preserve">٢</w:t>
+            </w:r>
+          </w:p>
+        </w:tc>
+        <w:tc>
+          <w:tcPr>
+            <w:tcW w:w="1831" w:type="pct"/>
+          </w:tcPr>
+          <w:p>
+            <w:pPr>
+              <w:keepNext/>
+              <w:keepLines/>
+              <w:spacing w:after="0"/>
+              <w:rPr>
+                <w:rFonts w:asciiTheme="majorBidi" w:hAnsiTheme="majorBidi" w:cstheme="majorBidi"/>
+                <w:sz w:val="20"/>
+                <w:szCs w:val="20"/>
+                <w:lang w:bidi="ar-IQ"/>
+              </w:rPr>
+            </w:pPr>
+            <w:r>
+              <w:rPr>
+                <w:rFonts w:asciiTheme="majorBidi" w:hAnsiTheme="majorBidi" w:cstheme="majorBidi"/>
+                <w:sz w:val="20"/>
+                <w:szCs w:val="20"/>
+                <w:rtl/>
+                <w:lang w:bidi="ar-IQ"/>
+              </w:rPr>
+              <w:t xml:space="preserve"/>
+            </w:r>
+          </w:p>
+        </w:tc>
+        <w:tc>
+          <w:tcPr>
+            <w:tcW w:w="339" w:type="pct"/>
+          </w:tcPr>
+          <w:p>
+            <w:pPr>
+              <w:keepNext/>
+              <w:keepLines/>
+              <w:spacing w:after="0"/>
+              <w:rPr>
+                <w:rFonts w:asciiTheme="majorBidi" w:hAnsiTheme="majorBidi" w:cstheme="majorBidi"/>
+                <w:sz w:val="20"/>
+                <w:szCs w:val="20"/>
+                <w:lang w:bidi="ar-IQ"/>
+              </w:rPr>
+            </w:pPr>
+            <w:r>
+              <w:rPr>
+                <w:rFonts w:asciiTheme="majorBidi" w:hAnsiTheme="majorBidi" w:cstheme="majorBidi"/>
+                <w:sz w:val="20"/>
+                <w:szCs w:val="20"/>
+                <w:rtl/>
+                <w:lang w:bidi="ar-IQ"/>
+              </w:rPr>
+              <w:t xml:space="preserve"/>
+            </w:r>
+          </w:p>
+        </w:tc>
+        <w:tc>
+          <w:tcPr>
+            <w:tcW w:w="325" w:type="pct"/>
+          </w:tcPr>
+          <w:p>
+            <w:pPr>
+              <w:keepNext/>
+              <w:keepLines/>
+              <w:spacing w:after="0"/>
+              <w:rPr>
+                <w:rFonts w:asciiTheme="majorBidi" w:hAnsiTheme="majorBidi" w:cstheme="majorBidi"/>
+                <w:sz w:val="20"/>
+                <w:szCs w:val="20"/>
+              </w:rPr>
+            </w:pPr>
+            <w:r>
+              <w:rPr>
+                <w:rFonts w:asciiTheme="majorBidi" w:hAnsiTheme="majorBidi" w:cstheme="majorBidi"/>
+                <w:sz w:val="20"/>
+                <w:szCs w:val="20"/>
+                <w:rtl/>
+                <w:lang w:bidi="ar-IQ"/>
+              </w:rPr>
+              <w:t xml:space="preserve"/>
+            </w:r>
+          </w:p>
+        </w:tc>
+      </w:tr>
+      <w:tr>
+        <w:trPr>
+          <w:cantSplit/>
+        </w:trPr>
+        <w:tc>
+          <w:tcPr>
+            <w:tcW w:w="1828" w:type="pct"/>
+          </w:tcPr>
+          <w:p>
+            <w:pPr>
+              <w:keepNext/>
+              <w:keepLines/>
+              <w:spacing w:after="0"/>
+              <w:rPr>
+                <w:rFonts w:asciiTheme="majorBidi" w:hAnsiTheme="majorBidi" w:cstheme="majorBidi"/>
+                <w:sz w:val="20"/>
+                <w:szCs w:val="20"/>
+                <w:lang w:bidi="ar-IQ"/>
+              </w:rPr>
+            </w:pPr>
+            <w:r>
+              <w:rPr>
+                <w:rFonts w:asciiTheme="majorBidi" w:hAnsiTheme="majorBidi" w:cstheme="majorBidi"/>
+                <w:sz w:val="20"/>
+                <w:szCs w:val="20"/>
+                <w:rtl/>
+                <w:lang w:bidi="ar-IQ"/>
+              </w:rPr>
+              <w:t xml:space="preserve">البرمجة 2 (٢)</w:t>
+            </w:r>
+          </w:p>
+        </w:tc>
+        <w:tc>
+          <w:tcPr>
+            <w:tcW w:w="338" w:type="pct"/>
+          </w:tcPr>
+          <w:p>
+            <w:pPr>
+              <w:keepNext/>
+              <w:keepLines/>
+              <w:spacing w:after="0"/>
+              <w:rPr>
+                <w:rFonts w:asciiTheme="majorBidi" w:hAnsiTheme="majorBidi" w:cstheme="majorBidi"/>
+                <w:sz w:val="20"/>
+                <w:szCs w:val="20"/>
+                <w:lang w:bidi="ar-IQ"/>
+              </w:rPr>
+            </w:pPr>
+            <w:r>
+              <w:rPr>
+                <w:rFonts w:asciiTheme="majorBidi" w:hAnsiTheme="majorBidi" w:cstheme="majorBidi"/>
+                <w:sz w:val="20"/>
+                <w:szCs w:val="20"/>
+                <w:rtl/>
+                <w:lang w:bidi="ar-IQ"/>
+              </w:rPr>
+              <w:t xml:space="preserve">٥٠</w:t>
+            </w:r>
+          </w:p>
+        </w:tc>
+        <w:tc>
+          <w:tcPr>
+            <w:tcW w:w="339" w:type="pct"/>
+          </w:tcPr>
+          <w:p>
+            <w:pPr>
+              <w:keepNext/>
+              <w:keepLines/>
+              <w:spacing w:after="0"/>
+              <w:rPr>
+                <w:rFonts w:asciiTheme="majorBidi" w:hAnsiTheme="majorBidi" w:cstheme="majorBidi"/>
+                <w:sz w:val="20"/>
+                <w:szCs w:val="20"/>
+                <w:lang w:bidi="ar-IQ"/>
+              </w:rPr>
+            </w:pPr>
+            <w:r>
+              <w:rPr>
+                <w:rFonts w:asciiTheme="majorBidi" w:hAnsiTheme="majorBidi" w:cstheme="majorBidi"/>
+                <w:sz w:val="20"/>
+                <w:szCs w:val="20"/>
+                <w:rtl/>
+                <w:lang w:bidi="ar-IQ"/>
+              </w:rPr>
+              <w:t xml:space="preserve">٤</w:t>
+            </w:r>
+          </w:p>
+        </w:tc>
+        <w:tc>
+          <w:tcPr>
+            <w:tcW w:w="1831" w:type="pct"/>
+          </w:tcPr>
+          <w:p>
+            <w:pPr>
+              <w:keepNext/>
+              <w:keepLines/>
+              <w:spacing w:after="0"/>
+              <w:rPr>
+                <w:rFonts w:asciiTheme="majorBidi" w:hAnsiTheme="majorBidi" w:cstheme="majorBidi"/>
+                <w:sz w:val="20"/>
+                <w:szCs w:val="20"/>
+                <w:lang w:bidi="ar-IQ"/>
+              </w:rPr>
+            </w:pPr>
+            <w:r>
+              <w:rPr>
+                <w:rFonts w:asciiTheme="majorBidi" w:hAnsiTheme="majorBidi" w:cstheme="majorBidi"/>
+                <w:sz w:val="20"/>
+                <w:szCs w:val="20"/>
+                <w:rtl/>
+                <w:lang w:bidi="ar-IQ"/>
+              </w:rPr>
+              <w:t xml:space="preserve"/>
+            </w:r>
+          </w:p>
+        </w:tc>
+        <w:tc>
+          <w:tcPr>
+            <w:tcW w:w="339" w:type="pct"/>
+          </w:tcPr>
+          <w:p>
+            <w:pPr>
+              <w:keepNext/>
+              <w:keepLines/>
+              <w:spacing w:after="0"/>
+              <w:rPr>
+                <w:rFonts w:asciiTheme="majorBidi" w:hAnsiTheme="majorBidi" w:cstheme="majorBidi"/>
+                <w:sz w:val="20"/>
+                <w:szCs w:val="20"/>
+                <w:lang w:bidi="ar-IQ"/>
+              </w:rPr>
+            </w:pPr>
+            <w:r>
+              <w:rPr>
+                <w:rFonts w:asciiTheme="majorBidi" w:hAnsiTheme="majorBidi" w:cstheme="majorBidi"/>
+                <w:sz w:val="20"/>
+                <w:szCs w:val="20"/>
+                <w:rtl/>
+                <w:lang w:bidi="ar-IQ"/>
+              </w:rPr>
+              <w:t xml:space="preserve"/>
+            </w:r>
+          </w:p>
+        </w:tc>
+        <w:tc>
+          <w:tcPr>
+            <w:tcW w:w="325" w:type="pct"/>
+          </w:tcPr>
+          <w:p>
+            <w:pPr>
+              <w:keepNext/>
+              <w:keepLines/>
+              <w:spacing w:after="0"/>
+              <w:rPr>
+                <w:rFonts w:asciiTheme="majorBidi" w:hAnsiTheme="majorBidi" w:cstheme="majorBidi"/>
+                <w:sz w:val="20"/>
+                <w:szCs w:val="20"/>
+              </w:rPr>
+            </w:pPr>
+            <w:r>
+              <w:rPr>
+                <w:rFonts w:asciiTheme="majorBidi" w:hAnsiTheme="majorBidi" w:cstheme="majorBidi"/>
+                <w:sz w:val="20"/>
+                <w:szCs w:val="20"/>
+                <w:rtl/>
+                <w:lang w:bidi="ar-IQ"/>
+              </w:rPr>
+              <w:t xml:space="preserve"/>
+            </w:r>
+          </w:p>
+        </w:tc>
+      </w:tr>
+      <w:tr>
+        <w:trPr>
+          <w:cantSplit/>
+        </w:trPr>
+        <w:tc>
+          <w:tcPr>
+            <w:tcW w:w="1828" w:type="pct"/>
+          </w:tcPr>
+          <w:p>
+            <w:pPr>
+              <w:keepNext/>
+              <w:keepLines/>
+              <w:spacing w:after="0"/>
+              <w:rPr>
+                <w:rFonts w:asciiTheme="majorBidi" w:hAnsiTheme="majorBidi" w:cstheme="majorBidi"/>
+                <w:sz w:val="20"/>
+                <w:szCs w:val="20"/>
+                <w:lang w:bidi="ar-IQ"/>
+              </w:rPr>
+            </w:pPr>
+            <w:r>
+              <w:rPr>
+                <w:rFonts w:asciiTheme="majorBidi" w:hAnsiTheme="majorBidi" w:cstheme="majorBidi"/>
+                <w:sz w:val="20"/>
+                <w:szCs w:val="20"/>
+                <w:rtl/>
+                <w:lang w:bidi="ar-IQ"/>
+              </w:rPr>
+              <w:t xml:space="preserve">حقوق الإنسان</w:t>
+            </w:r>
+          </w:p>
+        </w:tc>
+        <w:tc>
+          <w:tcPr>
+            <w:tcW w:w="338" w:type="pct"/>
+          </w:tcPr>
+          <w:p>
+            <w:pPr>
+              <w:keepNext/>
+              <w:keepLines/>
+              <w:spacing w:after="0"/>
+              <w:rPr>
+                <w:rFonts w:asciiTheme="majorBidi" w:hAnsiTheme="majorBidi" w:cstheme="majorBidi"/>
+                <w:sz w:val="20"/>
+                <w:szCs w:val="20"/>
+                <w:lang w:bidi="ar-IQ"/>
+              </w:rPr>
+            </w:pPr>
+            <w:r>
+              <w:rPr>
+                <w:rFonts w:asciiTheme="majorBidi" w:hAnsiTheme="majorBidi" w:cstheme="majorBidi"/>
+                <w:sz w:val="20"/>
+                <w:szCs w:val="20"/>
+                <w:rtl/>
+                <w:lang w:bidi="ar-IQ"/>
+              </w:rPr>
+              <w:t xml:space="preserve">٥٣</w:t>
+            </w:r>
+          </w:p>
+        </w:tc>
+        <w:tc>
+          <w:tcPr>
+            <w:tcW w:w="339" w:type="pct"/>
+          </w:tcPr>
+          <w:p>
+            <w:pPr>
+              <w:keepNext/>
+              <w:keepLines/>
+              <w:spacing w:after="0"/>
+              <w:rPr>
+                <w:rFonts w:asciiTheme="majorBidi" w:hAnsiTheme="majorBidi" w:cstheme="majorBidi"/>
+                <w:sz w:val="20"/>
+                <w:szCs w:val="20"/>
+                <w:lang w:bidi="ar-IQ"/>
+              </w:rPr>
+            </w:pPr>
+            <w:r>
+              <w:rPr>
+                <w:rFonts w:asciiTheme="majorBidi" w:hAnsiTheme="majorBidi" w:cstheme="majorBidi"/>
+                <w:sz w:val="20"/>
+                <w:szCs w:val="20"/>
+                <w:rtl/>
+                <w:lang w:bidi="ar-IQ"/>
+              </w:rPr>
+              <w:t xml:space="preserve">١</w:t>
             </w:r>
           </w:p>
         </w:tc>
@@ -2413,7 +2757,7 @@
                 <w:rtl/>
                 <w:lang w:bidi="ar-IQ"/>
               </w:rPr>
-              <w:t xml:space="preserve">٢٠١٦ - المرحلة ٢</w:t>
+              <w:t xml:space="preserve">العام الدراسي ٢٠١٦</w:t>
             </w:r>
           </w:p>
         </w:tc>
@@ -2447,7 +2791,7 @@
                 <w:rtl/>
                 <w:lang w:bidi="ar-IQ"/>
               </w:rPr>
-              <w:t xml:space="preserve">الفصل الأول</w:t>
+              <w:t xml:space="preserve">العام الدراسي ٢٠١٦</w:t>
             </w:r>
           </w:p>
         </w:tc>
@@ -2475,7 +2819,7 @@
                 <w:rtl/>
                 <w:lang w:bidi="ar-IQ"/>
               </w:rPr>
-              <w:t xml:space="preserve">الفصل الثاني</w:t>
+              <w:t xml:space="preserve">العام الدراسي ٢٠١٦</w:t>
             </w:r>
           </w:p>
         </w:tc>
@@ -2698,7 +3042,7 @@
                 <w:rtl/>
                 <w:lang w:bidi="ar-IQ"/>
               </w:rPr>
-              <w:t xml:space="preserve">البرمجة 2</w:t>
+              <w:t xml:space="preserve">طرق عددية</w:t>
             </w:r>
           </w:p>
         </w:tc>
@@ -2726,91 +3070,91 @@
                 <w:rtl/>
                 <w:lang w:bidi="ar-IQ"/>
               </w:rPr>
+              <w:t xml:space="preserve">٦٧</w:t>
+            </w:r>
+          </w:p>
+        </w:tc>
+        <w:tc>
+          <w:tcPr>
+            <w:tcW w:w="339" w:type="pct"/>
+          </w:tcPr>
+          <w:p>
+            <w:pPr>
+              <w:keepNext/>
+              <w:keepLines/>
+              <w:spacing w:after="0"/>
+              <w:rPr>
+                <w:rFonts w:asciiTheme="majorBidi" w:hAnsiTheme="majorBidi" w:cstheme="majorBidi"/>
+                <w:sz w:val="20"/>
+                <w:szCs w:val="20"/>
+                <w:lang w:bidi="ar-IQ"/>
+              </w:rPr>
+            </w:pPr>
+            <w:r>
+              <w:rPr>
+                <w:rFonts w:asciiTheme="majorBidi" w:hAnsiTheme="majorBidi" w:cstheme="majorBidi"/>
+                <w:sz w:val="20"/>
+                <w:szCs w:val="20"/>
+                <w:rtl/>
+                <w:lang w:bidi="ar-IQ"/>
+              </w:rPr>
+              <w:t xml:space="preserve">٣</w:t>
+            </w:r>
+          </w:p>
+        </w:tc>
+        <w:tc>
+          <w:tcPr>
+            <w:tcW w:w="1831" w:type="pct"/>
+          </w:tcPr>
+          <w:p>
+            <w:pPr>
+              <w:keepNext/>
+              <w:keepLines/>
+              <w:spacing w:after="0"/>
+              <w:rPr>
+                <w:rFonts w:asciiTheme="majorBidi" w:hAnsiTheme="majorBidi" w:cstheme="majorBidi"/>
+                <w:sz w:val="20"/>
+                <w:szCs w:val="20"/>
+                <w:lang w:bidi="ar-IQ"/>
+              </w:rPr>
+            </w:pPr>
+            <w:r>
+              <w:rPr>
+                <w:rFonts w:asciiTheme="majorBidi" w:hAnsiTheme="majorBidi" w:cstheme="majorBidi"/>
+                <w:sz w:val="20"/>
+                <w:szCs w:val="20"/>
+                <w:rtl/>
+                <w:lang w:bidi="ar-IQ"/>
+              </w:rPr>
+              <w:t xml:space="preserve">البرمجة المرئية</w:t>
+            </w:r>
+          </w:p>
+        </w:tc>
+        <w:tc>
+          <w:tcPr>
+            <w:tcW w:w="339" w:type="pct"/>
+          </w:tcPr>
+          <w:p>
+            <w:pPr>
+              <w:keepNext/>
+              <w:keepLines/>
+              <w:spacing w:after="0"/>
+              <w:rPr>
+                <w:rFonts w:asciiTheme="majorBidi" w:hAnsiTheme="majorBidi" w:cstheme="majorBidi"/>
+                <w:sz w:val="20"/>
+                <w:szCs w:val="20"/>
+                <w:lang w:bidi="ar-IQ"/>
+              </w:rPr>
+            </w:pPr>
+            <w:r>
+              <w:rPr>
+                <w:rFonts w:asciiTheme="majorBidi" w:hAnsiTheme="majorBidi" w:cstheme="majorBidi"/>
+                <w:sz w:val="20"/>
+                <w:szCs w:val="20"/>
+                <w:rtl/>
+                <w:lang w:bidi="ar-IQ"/>
+              </w:rPr>
               <w:t xml:space="preserve">٥٠</w:t>
-            </w:r>
-          </w:p>
-        </w:tc>
-        <w:tc>
-          <w:tcPr>
-            <w:tcW w:w="339" w:type="pct"/>
-          </w:tcPr>
-          <w:p>
-            <w:pPr>
-              <w:keepNext/>
-              <w:keepLines/>
-              <w:spacing w:after="0"/>
-              <w:rPr>
-                <w:rFonts w:asciiTheme="majorBidi" w:hAnsiTheme="majorBidi" w:cstheme="majorBidi"/>
-                <w:sz w:val="20"/>
-                <w:szCs w:val="20"/>
-                <w:lang w:bidi="ar-IQ"/>
-              </w:rPr>
-            </w:pPr>
-            <w:r>
-              <w:rPr>
-                <w:rFonts w:asciiTheme="majorBidi" w:hAnsiTheme="majorBidi" w:cstheme="majorBidi"/>
-                <w:sz w:val="20"/>
-                <w:szCs w:val="20"/>
-                <w:rtl/>
-                <w:lang w:bidi="ar-IQ"/>
-              </w:rPr>
-              <w:t xml:space="preserve">٤</w:t>
-            </w:r>
-          </w:p>
-        </w:tc>
-        <w:tc>
-          <w:tcPr>
-            <w:tcW w:w="1831" w:type="pct"/>
-          </w:tcPr>
-          <w:p>
-            <w:pPr>
-              <w:keepNext/>
-              <w:keepLines/>
-              <w:spacing w:after="0"/>
-              <w:rPr>
-                <w:rFonts w:asciiTheme="majorBidi" w:hAnsiTheme="majorBidi" w:cstheme="majorBidi"/>
-                <w:sz w:val="20"/>
-                <w:szCs w:val="20"/>
-                <w:lang w:bidi="ar-IQ"/>
-              </w:rPr>
-            </w:pPr>
-            <w:r>
-              <w:rPr>
-                <w:rFonts w:asciiTheme="majorBidi" w:hAnsiTheme="majorBidi" w:cstheme="majorBidi"/>
-                <w:sz w:val="20"/>
-                <w:szCs w:val="20"/>
-                <w:rtl/>
-                <w:lang w:bidi="ar-IQ"/>
-              </w:rPr>
-              <w:t xml:space="preserve">طرق عددية</w:t>
-            </w:r>
-          </w:p>
-        </w:tc>
-        <w:tc>
-          <w:tcPr>
-            <w:tcW w:w="339" w:type="pct"/>
-          </w:tcPr>
-          <w:p>
-            <w:pPr>
-              <w:keepNext/>
-              <w:keepLines/>
-              <w:spacing w:after="0"/>
-              <w:rPr>
-                <w:rFonts w:asciiTheme="majorBidi" w:hAnsiTheme="majorBidi" w:cstheme="majorBidi"/>
-                <w:sz w:val="20"/>
-                <w:szCs w:val="20"/>
-                <w:lang w:bidi="ar-IQ"/>
-              </w:rPr>
-            </w:pPr>
-            <w:r>
-              <w:rPr>
-                <w:rFonts w:asciiTheme="majorBidi" w:hAnsiTheme="majorBidi" w:cstheme="majorBidi"/>
-                <w:sz w:val="20"/>
-                <w:szCs w:val="20"/>
-                <w:rtl/>
-                <w:lang w:bidi="ar-IQ"/>
-              </w:rPr>
-              <w:t xml:space="preserve">٦٧</w:t>
             </w:r>
           </w:p>
         </w:tc>
@@ -2870,7 +3214,7 @@
                 <w:rtl/>
                 <w:lang w:bidi="ar-IQ"/>
               </w:rPr>
-              <w:t xml:space="preserve">حقوق الإنسان</w:t>
+              <w:t xml:space="preserve">معالجات مايكروية ولغة التجميع</w:t>
             </w:r>
           </w:p>
         </w:tc>
@@ -2898,7 +3242,7 @@
                 <w:rtl/>
                 <w:lang w:bidi="ar-IQ"/>
               </w:rPr>
-              <w:t xml:space="preserve">٥٣</w:t>
+              <w:t xml:space="preserve">٥٦</w:t>
             </w:r>
           </w:p>
         </w:tc>
@@ -2926,7 +3270,7 @@
                 <w:rtl/>
                 <w:lang w:bidi="ar-IQ"/>
               </w:rPr>
-              <w:t xml:space="preserve">١</w:t>
+              <w:t xml:space="preserve">٣</w:t>
             </w:r>
           </w:p>
         </w:tc>
@@ -2954,7 +3298,7 @@
                 <w:rtl/>
                 <w:lang w:bidi="ar-IQ"/>
               </w:rPr>
-              <w:t xml:space="preserve">معالجات مايكروية ولغة التجميع</w:t>
+              <w:t xml:space="preserve">الرسم بالحاسوب ثنائي الأبعاد</w:t>
             </w:r>
           </w:p>
         </w:tc>
@@ -2982,7 +3326,7 @@
                 <w:rtl/>
                 <w:lang w:bidi="ar-IQ"/>
               </w:rPr>
-              <w:t xml:space="preserve">٥٦</w:t>
+              <w:t xml:space="preserve">٧٤</w:t>
             </w:r>
           </w:p>
         </w:tc>
@@ -3042,6 +3386,694 @@
                 <w:rtl/>
                 <w:lang w:bidi="ar-IQ"/>
               </w:rPr>
+              <w:t xml:space="preserve">نظرية الاحتمالات و الإحصاء</w:t>
+            </w:r>
+          </w:p>
+        </w:tc>
+        <w:tc>
+          <w:tcPr>
+            <w:tcW w:w="338" w:type="pct"/>
+          </w:tcPr>
+          <w:p>
+            <w:pPr>
+              <w:keepNext/>
+              <w:keepLines/>
+              <w:spacing w:after="0"/>
+              <w:rPr>
+                <w:rFonts w:asciiTheme="majorBidi" w:hAnsiTheme="majorBidi" w:cstheme="majorBidi"/>
+                <w:sz w:val="20"/>
+                <w:szCs w:val="20"/>
+                <w:lang w:bidi="ar-IQ"/>
+              </w:rPr>
+            </w:pPr>
+            <w:r>
+              <w:rPr>
+                <w:rFonts w:asciiTheme="majorBidi" w:hAnsiTheme="majorBidi" w:cstheme="majorBidi"/>
+                <w:sz w:val="20"/>
+                <w:szCs w:val="20"/>
+                <w:rtl/>
+                <w:lang w:bidi="ar-IQ"/>
+              </w:rPr>
+              <w:t xml:space="preserve">٥٠</w:t>
+            </w:r>
+          </w:p>
+        </w:tc>
+        <w:tc>
+          <w:tcPr>
+            <w:tcW w:w="339" w:type="pct"/>
+          </w:tcPr>
+          <w:p>
+            <w:pPr>
+              <w:keepNext/>
+              <w:keepLines/>
+              <w:spacing w:after="0"/>
+              <w:rPr>
+                <w:rFonts w:asciiTheme="majorBidi" w:hAnsiTheme="majorBidi" w:cstheme="majorBidi"/>
+                <w:sz w:val="20"/>
+                <w:szCs w:val="20"/>
+                <w:lang w:bidi="ar-IQ"/>
+              </w:rPr>
+            </w:pPr>
+            <w:r>
+              <w:rPr>
+                <w:rFonts w:asciiTheme="majorBidi" w:hAnsiTheme="majorBidi" w:cstheme="majorBidi"/>
+                <w:sz w:val="20"/>
+                <w:szCs w:val="20"/>
+                <w:rtl/>
+                <w:lang w:bidi="ar-IQ"/>
+              </w:rPr>
+              <w:t xml:space="preserve">٣</w:t>
+            </w:r>
+          </w:p>
+        </w:tc>
+        <w:tc>
+          <w:tcPr>
+            <w:tcW w:w="1831" w:type="pct"/>
+          </w:tcPr>
+          <w:p>
+            <w:pPr>
+              <w:keepNext/>
+              <w:keepLines/>
+              <w:spacing w:after="0"/>
+              <w:rPr>
+                <w:rFonts w:asciiTheme="majorBidi" w:hAnsiTheme="majorBidi" w:cstheme="majorBidi"/>
+                <w:sz w:val="20"/>
+                <w:szCs w:val="20"/>
+                <w:lang w:bidi="ar-IQ"/>
+              </w:rPr>
+            </w:pPr>
+            <w:r>
+              <w:rPr>
+                <w:rFonts w:asciiTheme="majorBidi" w:hAnsiTheme="majorBidi" w:cstheme="majorBidi"/>
+                <w:sz w:val="20"/>
+                <w:szCs w:val="20"/>
+                <w:rtl/>
+                <w:lang w:bidi="ar-IQ"/>
+              </w:rPr>
+              <w:t xml:space="preserve">المتحكم المنطقي المبرمج</w:t>
+            </w:r>
+          </w:p>
+        </w:tc>
+        <w:tc>
+          <w:tcPr>
+            <w:tcW w:w="339" w:type="pct"/>
+          </w:tcPr>
+          <w:p>
+            <w:pPr>
+              <w:keepNext/>
+              <w:keepLines/>
+              <w:spacing w:after="0"/>
+              <w:rPr>
+                <w:rFonts w:asciiTheme="majorBidi" w:hAnsiTheme="majorBidi" w:cstheme="majorBidi"/>
+                <w:sz w:val="20"/>
+                <w:szCs w:val="20"/>
+                <w:lang w:bidi="ar-IQ"/>
+              </w:rPr>
+            </w:pPr>
+            <w:r>
+              <w:rPr>
+                <w:rFonts w:asciiTheme="majorBidi" w:hAnsiTheme="majorBidi" w:cstheme="majorBidi"/>
+                <w:sz w:val="20"/>
+                <w:szCs w:val="20"/>
+                <w:rtl/>
+                <w:lang w:bidi="ar-IQ"/>
+              </w:rPr>
+              <w:t xml:space="preserve">٦٢</w:t>
+            </w:r>
+          </w:p>
+        </w:tc>
+        <w:tc>
+          <w:tcPr>
+            <w:tcW w:w="325" w:type="pct"/>
+          </w:tcPr>
+          <w:p>
+            <w:pPr>
+              <w:keepNext/>
+              <w:keepLines/>
+              <w:spacing w:after="0"/>
+              <w:rPr>
+                <w:rFonts w:asciiTheme="majorBidi" w:hAnsiTheme="majorBidi" w:cstheme="majorBidi"/>
+                <w:sz w:val="20"/>
+                <w:szCs w:val="20"/>
+              </w:rPr>
+            </w:pPr>
+            <w:r>
+              <w:rPr>
+                <w:rFonts w:asciiTheme="majorBidi" w:hAnsiTheme="majorBidi" w:cstheme="majorBidi"/>
+                <w:sz w:val="20"/>
+                <w:szCs w:val="20"/>
+                <w:rtl/>
+                <w:lang w:bidi="ar-IQ"/>
+              </w:rPr>
+              <w:t xml:space="preserve">٣</w:t>
+            </w:r>
+          </w:p>
+        </w:tc>
+      </w:tr>
+      <w:tr>
+        <w:trPr>
+          <w:cantSplit/>
+        </w:trPr>
+        <w:tc>
+          <w:tcPr>
+            <w:tcW w:w="1828" w:type="pct"/>
+          </w:tcPr>
+          <w:p>
+            <w:pPr>
+              <w:keepNext/>
+              <w:keepLines/>
+              <w:spacing w:after="0"/>
+              <w:rPr>
+                <w:rFonts w:asciiTheme="majorBidi" w:hAnsiTheme="majorBidi" w:cstheme="majorBidi"/>
+                <w:sz w:val="20"/>
+                <w:szCs w:val="20"/>
+                <w:lang w:bidi="ar-IQ"/>
+              </w:rPr>
+            </w:pPr>
+            <w:r>
+              <w:rPr>
+                <w:rFonts w:asciiTheme="majorBidi" w:hAnsiTheme="majorBidi" w:cstheme="majorBidi"/>
+                <w:sz w:val="20"/>
+                <w:szCs w:val="20"/>
+                <w:rtl/>
+                <w:lang w:bidi="ar-IQ"/>
+              </w:rPr>
+              <w:t xml:space="preserve">أساسيات قواعد البيانات</w:t>
+            </w:r>
+          </w:p>
+        </w:tc>
+        <w:tc>
+          <w:tcPr>
+            <w:tcW w:w="338" w:type="pct"/>
+          </w:tcPr>
+          <w:p>
+            <w:pPr>
+              <w:keepNext/>
+              <w:keepLines/>
+              <w:spacing w:after="0"/>
+              <w:rPr>
+                <w:rFonts w:asciiTheme="majorBidi" w:hAnsiTheme="majorBidi" w:cstheme="majorBidi"/>
+                <w:sz w:val="20"/>
+                <w:szCs w:val="20"/>
+                <w:lang w:bidi="ar-IQ"/>
+              </w:rPr>
+            </w:pPr>
+            <w:r>
+              <w:rPr>
+                <w:rFonts w:asciiTheme="majorBidi" w:hAnsiTheme="majorBidi" w:cstheme="majorBidi"/>
+                <w:sz w:val="20"/>
+                <w:szCs w:val="20"/>
+                <w:rtl/>
+                <w:lang w:bidi="ar-IQ"/>
+              </w:rPr>
+              <w:t xml:space="preserve">٥٣</w:t>
+            </w:r>
+          </w:p>
+        </w:tc>
+        <w:tc>
+          <w:tcPr>
+            <w:tcW w:w="339" w:type="pct"/>
+          </w:tcPr>
+          <w:p>
+            <w:pPr>
+              <w:keepNext/>
+              <w:keepLines/>
+              <w:spacing w:after="0"/>
+              <w:rPr>
+                <w:rFonts w:asciiTheme="majorBidi" w:hAnsiTheme="majorBidi" w:cstheme="majorBidi"/>
+                <w:sz w:val="20"/>
+                <w:szCs w:val="20"/>
+                <w:lang w:bidi="ar-IQ"/>
+              </w:rPr>
+            </w:pPr>
+            <w:r>
+              <w:rPr>
+                <w:rFonts w:asciiTheme="majorBidi" w:hAnsiTheme="majorBidi" w:cstheme="majorBidi"/>
+                <w:sz w:val="20"/>
+                <w:szCs w:val="20"/>
+                <w:rtl/>
+                <w:lang w:bidi="ar-IQ"/>
+              </w:rPr>
+              <w:t xml:space="preserve">٣</w:t>
+            </w:r>
+          </w:p>
+        </w:tc>
+        <w:tc>
+          <w:tcPr>
+            <w:tcW w:w="1831" w:type="pct"/>
+          </w:tcPr>
+          <w:p>
+            <w:pPr>
+              <w:keepNext/>
+              <w:keepLines/>
+              <w:spacing w:after="0"/>
+              <w:rPr>
+                <w:rFonts w:asciiTheme="majorBidi" w:hAnsiTheme="majorBidi" w:cstheme="majorBidi"/>
+                <w:sz w:val="20"/>
+                <w:szCs w:val="20"/>
+                <w:lang w:bidi="ar-IQ"/>
+              </w:rPr>
+            </w:pPr>
+            <w:r>
+              <w:rPr>
+                <w:rFonts w:asciiTheme="majorBidi" w:hAnsiTheme="majorBidi" w:cstheme="majorBidi"/>
+                <w:sz w:val="20"/>
+                <w:szCs w:val="20"/>
+                <w:rtl/>
+                <w:lang w:bidi="ar-IQ"/>
+              </w:rPr>
+              <w:t xml:space="preserve">النظرية الاحتسابية (٢)</w:t>
+            </w:r>
+          </w:p>
+        </w:tc>
+        <w:tc>
+          <w:tcPr>
+            <w:tcW w:w="339" w:type="pct"/>
+          </w:tcPr>
+          <w:p>
+            <w:pPr>
+              <w:keepNext/>
+              <w:keepLines/>
+              <w:spacing w:after="0"/>
+              <w:rPr>
+                <w:rFonts w:asciiTheme="majorBidi" w:hAnsiTheme="majorBidi" w:cstheme="majorBidi"/>
+                <w:sz w:val="20"/>
+                <w:szCs w:val="20"/>
+                <w:lang w:bidi="ar-IQ"/>
+              </w:rPr>
+            </w:pPr>
+            <w:r>
+              <w:rPr>
+                <w:rFonts w:asciiTheme="majorBidi" w:hAnsiTheme="majorBidi" w:cstheme="majorBidi"/>
+                <w:sz w:val="20"/>
+                <w:szCs w:val="20"/>
+                <w:rtl/>
+                <w:lang w:bidi="ar-IQ"/>
+              </w:rPr>
+              <w:t xml:space="preserve">٦١</w:t>
+            </w:r>
+          </w:p>
+        </w:tc>
+        <w:tc>
+          <w:tcPr>
+            <w:tcW w:w="325" w:type="pct"/>
+          </w:tcPr>
+          <w:p>
+            <w:pPr>
+              <w:keepNext/>
+              <w:keepLines/>
+              <w:spacing w:after="0"/>
+              <w:rPr>
+                <w:rFonts w:asciiTheme="majorBidi" w:hAnsiTheme="majorBidi" w:cstheme="majorBidi"/>
+                <w:sz w:val="20"/>
+                <w:szCs w:val="20"/>
+              </w:rPr>
+            </w:pPr>
+            <w:r>
+              <w:rPr>
+                <w:rFonts w:asciiTheme="majorBidi" w:hAnsiTheme="majorBidi" w:cstheme="majorBidi"/>
+                <w:sz w:val="20"/>
+                <w:szCs w:val="20"/>
+                <w:rtl/>
+                <w:lang w:bidi="ar-IQ"/>
+              </w:rPr>
+              <w:t xml:space="preserve">٣</w:t>
+            </w:r>
+          </w:p>
+        </w:tc>
+      </w:tr>
+      <w:tr>
+        <w:trPr>
+          <w:cantSplit/>
+        </w:trPr>
+        <w:tc>
+          <w:tcPr>
+            <w:tcW w:w="1828" w:type="pct"/>
+          </w:tcPr>
+          <w:p>
+            <w:pPr>
+              <w:keepNext/>
+              <w:keepLines/>
+              <w:spacing w:after="0"/>
+              <w:rPr>
+                <w:rFonts w:asciiTheme="majorBidi" w:hAnsiTheme="majorBidi" w:cstheme="majorBidi"/>
+                <w:sz w:val="20"/>
+                <w:szCs w:val="20"/>
+                <w:lang w:bidi="ar-IQ"/>
+              </w:rPr>
+            </w:pPr>
+            <w:r>
+              <w:rPr>
+                <w:rFonts w:asciiTheme="majorBidi" w:hAnsiTheme="majorBidi" w:cstheme="majorBidi"/>
+                <w:sz w:val="20"/>
+                <w:szCs w:val="20"/>
+                <w:rtl/>
+                <w:lang w:bidi="ar-IQ"/>
+              </w:rPr>
+              <w:t xml:space="preserve">البرمجة كائنية التوجه (٢)</w:t>
+            </w:r>
+          </w:p>
+        </w:tc>
+        <w:tc>
+          <w:tcPr>
+            <w:tcW w:w="338" w:type="pct"/>
+          </w:tcPr>
+          <w:p>
+            <w:pPr>
+              <w:keepNext/>
+              <w:keepLines/>
+              <w:spacing w:after="0"/>
+              <w:rPr>
+                <w:rFonts w:asciiTheme="majorBidi" w:hAnsiTheme="majorBidi" w:cstheme="majorBidi"/>
+                <w:sz w:val="20"/>
+                <w:szCs w:val="20"/>
+                <w:lang w:bidi="ar-IQ"/>
+              </w:rPr>
+            </w:pPr>
+            <w:r>
+              <w:rPr>
+                <w:rFonts w:asciiTheme="majorBidi" w:hAnsiTheme="majorBidi" w:cstheme="majorBidi"/>
+                <w:sz w:val="20"/>
+                <w:szCs w:val="20"/>
+                <w:rtl/>
+                <w:lang w:bidi="ar-IQ"/>
+              </w:rPr>
+              <w:t xml:space="preserve">٦٦</w:t>
+            </w:r>
+          </w:p>
+        </w:tc>
+        <w:tc>
+          <w:tcPr>
+            <w:tcW w:w="339" w:type="pct"/>
+          </w:tcPr>
+          <w:p>
+            <w:pPr>
+              <w:keepNext/>
+              <w:keepLines/>
+              <w:spacing w:after="0"/>
+              <w:rPr>
+                <w:rFonts w:asciiTheme="majorBidi" w:hAnsiTheme="majorBidi" w:cstheme="majorBidi"/>
+                <w:sz w:val="20"/>
+                <w:szCs w:val="20"/>
+                <w:lang w:bidi="ar-IQ"/>
+              </w:rPr>
+            </w:pPr>
+            <w:r>
+              <w:rPr>
+                <w:rFonts w:asciiTheme="majorBidi" w:hAnsiTheme="majorBidi" w:cstheme="majorBidi"/>
+                <w:sz w:val="20"/>
+                <w:szCs w:val="20"/>
+                <w:rtl/>
+                <w:lang w:bidi="ar-IQ"/>
+              </w:rPr>
+              <w:t xml:space="preserve">٣</w:t>
+            </w:r>
+          </w:p>
+        </w:tc>
+        <w:tc>
+          <w:tcPr>
+            <w:tcW w:w="1831" w:type="pct"/>
+          </w:tcPr>
+          <w:p>
+            <w:pPr>
+              <w:keepNext/>
+              <w:keepLines/>
+              <w:spacing w:after="0"/>
+              <w:rPr>
+                <w:rFonts w:asciiTheme="majorBidi" w:hAnsiTheme="majorBidi" w:cstheme="majorBidi"/>
+                <w:sz w:val="20"/>
+                <w:szCs w:val="20"/>
+                <w:lang w:bidi="ar-IQ"/>
+              </w:rPr>
+            </w:pPr>
+            <w:r>
+              <w:rPr>
+                <w:rFonts w:asciiTheme="majorBidi" w:hAnsiTheme="majorBidi" w:cstheme="majorBidi"/>
+                <w:sz w:val="20"/>
+                <w:szCs w:val="20"/>
+                <w:rtl/>
+                <w:lang w:bidi="ar-IQ"/>
+              </w:rPr>
+              <w:t xml:space="preserve">تطبيقات الحاسوب في الاعمال</w:t>
+            </w:r>
+          </w:p>
+        </w:tc>
+        <w:tc>
+          <w:tcPr>
+            <w:tcW w:w="339" w:type="pct"/>
+          </w:tcPr>
+          <w:p>
+            <w:pPr>
+              <w:keepNext/>
+              <w:keepLines/>
+              <w:spacing w:after="0"/>
+              <w:rPr>
+                <w:rFonts w:asciiTheme="majorBidi" w:hAnsiTheme="majorBidi" w:cstheme="majorBidi"/>
+                <w:sz w:val="20"/>
+                <w:szCs w:val="20"/>
+                <w:lang w:bidi="ar-IQ"/>
+              </w:rPr>
+            </w:pPr>
+            <w:r>
+              <w:rPr>
+                <w:rFonts w:asciiTheme="majorBidi" w:hAnsiTheme="majorBidi" w:cstheme="majorBidi"/>
+                <w:sz w:val="20"/>
+                <w:szCs w:val="20"/>
+                <w:rtl/>
+                <w:lang w:bidi="ar-IQ"/>
+              </w:rPr>
+              <w:t xml:space="preserve">٦٤</w:t>
+            </w:r>
+          </w:p>
+        </w:tc>
+        <w:tc>
+          <w:tcPr>
+            <w:tcW w:w="325" w:type="pct"/>
+          </w:tcPr>
+          <w:p>
+            <w:pPr>
+              <w:keepNext/>
+              <w:keepLines/>
+              <w:spacing w:after="0"/>
+              <w:rPr>
+                <w:rFonts w:asciiTheme="majorBidi" w:hAnsiTheme="majorBidi" w:cstheme="majorBidi"/>
+                <w:sz w:val="20"/>
+                <w:szCs w:val="20"/>
+              </w:rPr>
+            </w:pPr>
+            <w:r>
+              <w:rPr>
+                <w:rFonts w:asciiTheme="majorBidi" w:hAnsiTheme="majorBidi" w:cstheme="majorBidi"/>
+                <w:sz w:val="20"/>
+                <w:szCs w:val="20"/>
+                <w:rtl/>
+                <w:lang w:bidi="ar-IQ"/>
+              </w:rPr>
+              <w:t xml:space="preserve">٢</w:t>
+            </w:r>
+          </w:p>
+        </w:tc>
+      </w:tr>
+      <w:tr>
+        <w:trPr>
+          <w:cantSplit/>
+        </w:trPr>
+        <w:tc>
+          <w:tcPr>
+            <w:tcW w:w="1828" w:type="pct"/>
+          </w:tcPr>
+          <w:p>
+            <w:pPr>
+              <w:keepNext/>
+              <w:keepLines/>
+              <w:spacing w:after="0"/>
+              <w:rPr>
+                <w:rFonts w:asciiTheme="majorBidi" w:hAnsiTheme="majorBidi" w:cstheme="majorBidi"/>
+                <w:sz w:val="20"/>
+                <w:szCs w:val="20"/>
+                <w:lang w:bidi="ar-IQ"/>
+              </w:rPr>
+            </w:pPr>
+            <w:r>
+              <w:rPr>
+                <w:rFonts w:asciiTheme="majorBidi" w:hAnsiTheme="majorBidi" w:cstheme="majorBidi"/>
+                <w:sz w:val="20"/>
+                <w:szCs w:val="20"/>
+                <w:rtl/>
+                <w:lang w:bidi="ar-IQ"/>
+              </w:rPr>
+              <w:t xml:space="preserve">نظرية المعلومات</w:t>
+            </w:r>
+          </w:p>
+        </w:tc>
+        <w:tc>
+          <w:tcPr>
+            <w:tcW w:w="338" w:type="pct"/>
+          </w:tcPr>
+          <w:p>
+            <w:pPr>
+              <w:keepNext/>
+              <w:keepLines/>
+              <w:spacing w:after="0"/>
+              <w:rPr>
+                <w:rFonts w:asciiTheme="majorBidi" w:hAnsiTheme="majorBidi" w:cstheme="majorBidi"/>
+                <w:sz w:val="20"/>
+                <w:szCs w:val="20"/>
+                <w:lang w:bidi="ar-IQ"/>
+              </w:rPr>
+            </w:pPr>
+            <w:r>
+              <w:rPr>
+                <w:rFonts w:asciiTheme="majorBidi" w:hAnsiTheme="majorBidi" w:cstheme="majorBidi"/>
+                <w:sz w:val="20"/>
+                <w:szCs w:val="20"/>
+                <w:rtl/>
+                <w:lang w:bidi="ar-IQ"/>
+              </w:rPr>
+              <w:t xml:space="preserve">٧٧</w:t>
+            </w:r>
+          </w:p>
+        </w:tc>
+        <w:tc>
+          <w:tcPr>
+            <w:tcW w:w="339" w:type="pct"/>
+          </w:tcPr>
+          <w:p>
+            <w:pPr>
+              <w:keepNext/>
+              <w:keepLines/>
+              <w:spacing w:after="0"/>
+              <w:rPr>
+                <w:rFonts w:asciiTheme="majorBidi" w:hAnsiTheme="majorBidi" w:cstheme="majorBidi"/>
+                <w:sz w:val="20"/>
+                <w:szCs w:val="20"/>
+                <w:lang w:bidi="ar-IQ"/>
+              </w:rPr>
+            </w:pPr>
+            <w:r>
+              <w:rPr>
+                <w:rFonts w:asciiTheme="majorBidi" w:hAnsiTheme="majorBidi" w:cstheme="majorBidi"/>
+                <w:sz w:val="20"/>
+                <w:szCs w:val="20"/>
+                <w:rtl/>
+                <w:lang w:bidi="ar-IQ"/>
+              </w:rPr>
+              <w:t xml:space="preserve">٣</w:t>
+            </w:r>
+          </w:p>
+        </w:tc>
+        <w:tc>
+          <w:tcPr>
+            <w:tcW w:w="1831" w:type="pct"/>
+          </w:tcPr>
+          <w:p>
+            <w:pPr>
+              <w:keepNext/>
+              <w:keepLines/>
+              <w:spacing w:after="0"/>
+              <w:rPr>
+                <w:rFonts w:asciiTheme="majorBidi" w:hAnsiTheme="majorBidi" w:cstheme="majorBidi"/>
+                <w:sz w:val="20"/>
+                <w:szCs w:val="20"/>
+                <w:lang w:bidi="ar-IQ"/>
+              </w:rPr>
+            </w:pPr>
+            <w:r>
+              <w:rPr>
+                <w:rFonts w:asciiTheme="majorBidi" w:hAnsiTheme="majorBidi" w:cstheme="majorBidi"/>
+                <w:sz w:val="20"/>
+                <w:szCs w:val="20"/>
+                <w:rtl/>
+                <w:lang w:bidi="ar-IQ"/>
+              </w:rPr>
+              <w:t xml:space="preserve">تفاعل الانسان مع الحاسوب</w:t>
+            </w:r>
+          </w:p>
+        </w:tc>
+        <w:tc>
+          <w:tcPr>
+            <w:tcW w:w="339" w:type="pct"/>
+          </w:tcPr>
+          <w:p>
+            <w:pPr>
+              <w:keepNext/>
+              <w:keepLines/>
+              <w:spacing w:after="0"/>
+              <w:rPr>
+                <w:rFonts w:asciiTheme="majorBidi" w:hAnsiTheme="majorBidi" w:cstheme="majorBidi"/>
+                <w:sz w:val="20"/>
+                <w:szCs w:val="20"/>
+                <w:lang w:bidi="ar-IQ"/>
+              </w:rPr>
+            </w:pPr>
+            <w:r>
+              <w:rPr>
+                <w:rFonts w:asciiTheme="majorBidi" w:hAnsiTheme="majorBidi" w:cstheme="majorBidi"/>
+                <w:sz w:val="20"/>
+                <w:szCs w:val="20"/>
+                <w:rtl/>
+                <w:lang w:bidi="ar-IQ"/>
+              </w:rPr>
+              <w:t xml:space="preserve">٧٩</w:t>
+            </w:r>
+          </w:p>
+        </w:tc>
+        <w:tc>
+          <w:tcPr>
+            <w:tcW w:w="325" w:type="pct"/>
+          </w:tcPr>
+          <w:p>
+            <w:pPr>
+              <w:keepNext/>
+              <w:keepLines/>
+              <w:spacing w:after="0"/>
+              <w:rPr>
+                <w:rFonts w:asciiTheme="majorBidi" w:hAnsiTheme="majorBidi" w:cstheme="majorBidi"/>
+                <w:sz w:val="20"/>
+                <w:szCs w:val="20"/>
+              </w:rPr>
+            </w:pPr>
+            <w:r>
+              <w:rPr>
+                <w:rFonts w:asciiTheme="majorBidi" w:hAnsiTheme="majorBidi" w:cstheme="majorBidi"/>
+                <w:sz w:val="20"/>
+                <w:szCs w:val="20"/>
+                <w:rtl/>
+                <w:lang w:bidi="ar-IQ"/>
+              </w:rPr>
+              <w:t xml:space="preserve">٢</w:t>
+            </w:r>
+          </w:p>
+        </w:tc>
+      </w:tr>
+      <w:tr>
+        <w:trPr>
+          <w:cantSplit/>
+        </w:trPr>
+        <w:tc>
+          <w:tcPr>
+            <w:tcW w:w="1828" w:type="pct"/>
+          </w:tcPr>
+          <w:p>
+            <w:pPr>
+              <w:keepNext/>
+              <w:keepLines/>
+              <w:spacing w:after="0"/>
+              <w:rPr>
+                <w:rFonts w:asciiTheme="majorBidi" w:hAnsiTheme="majorBidi" w:cstheme="majorBidi"/>
+                <w:sz w:val="20"/>
+                <w:szCs w:val="20"/>
+                <w:lang w:bidi="ar-IQ"/>
+              </w:rPr>
+            </w:pPr>
+            <w:r>
+              <w:rPr>
+                <w:rFonts w:asciiTheme="majorBidi" w:hAnsiTheme="majorBidi" w:cstheme="majorBidi"/>
+                <w:sz w:val="20"/>
+                <w:szCs w:val="20"/>
+                <w:rtl/>
+                <w:lang w:bidi="ar-IQ"/>
+              </w:rPr>
               <w:t xml:space="preserve"/>
             </w:r>
           </w:p>
@@ -3126,7 +4158,7 @@
                 <w:rtl/>
                 <w:lang w:bidi="ar-IQ"/>
               </w:rPr>
-              <w:t xml:space="preserve">نظرية الاحتمالات و الإحصاء</w:t>
+              <w:t xml:space="preserve">هياكل البيانات 1</w:t>
             </w:r>
           </w:p>
         </w:tc>
@@ -3154,7 +4186,7 @@
                 <w:rtl/>
                 <w:lang w:bidi="ar-IQ"/>
               </w:rPr>
-              <w:t xml:space="preserve">٥٠</w:t>
+              <w:t xml:space="preserve">٥٦</w:t>
             </w:r>
           </w:p>
         </w:tc>
@@ -3257,7 +4289,7 @@
                 <w:rtl/>
                 <w:lang w:bidi="ar-IQ"/>
               </w:rPr>
-              <w:t xml:space="preserve">٢٠١٦ - المرحلة ٣</w:t>
+              <w:t xml:space="preserve">العام الدراسي ٢٠١٧</w:t>
             </w:r>
           </w:p>
         </w:tc>
@@ -3291,7 +4323,7 @@
                 <w:rtl/>
                 <w:lang w:bidi="ar-IQ"/>
               </w:rPr>
-              <w:t xml:space="preserve">الفصل الأول</w:t>
+              <w:t xml:space="preserve">العام الدراسي ٢٠١٧</w:t>
             </w:r>
           </w:p>
         </w:tc>
@@ -3319,7 +4351,7 @@
                 <w:rtl/>
                 <w:lang w:bidi="ar-IQ"/>
               </w:rPr>
-              <w:t xml:space="preserve">الفصل الثاني</w:t>
+              <w:t xml:space="preserve">العام الدراسي ٢٠١٧</w:t>
             </w:r>
           </w:p>
         </w:tc>
@@ -3542,7 +4574,7 @@
                 <w:rtl/>
                 <w:lang w:bidi="ar-IQ"/>
               </w:rPr>
-              <w:t xml:space="preserve">البرمجة المرئية</w:t>
+              <w:t xml:space="preserve">بحوث العمليات</w:t>
             </w:r>
           </w:p>
         </w:tc>
@@ -3570,91 +4602,91 @@
                 <w:rtl/>
                 <w:lang w:bidi="ar-IQ"/>
               </w:rPr>
+              <w:t xml:space="preserve">٦٠</w:t>
+            </w:r>
+          </w:p>
+        </w:tc>
+        <w:tc>
+          <w:tcPr>
+            <w:tcW w:w="339" w:type="pct"/>
+          </w:tcPr>
+          <w:p>
+            <w:pPr>
+              <w:keepNext/>
+              <w:keepLines/>
+              <w:spacing w:after="0"/>
+              <w:rPr>
+                <w:rFonts w:asciiTheme="majorBidi" w:hAnsiTheme="majorBidi" w:cstheme="majorBidi"/>
+                <w:sz w:val="20"/>
+                <w:szCs w:val="20"/>
+                <w:lang w:bidi="ar-IQ"/>
+              </w:rPr>
+            </w:pPr>
+            <w:r>
+              <w:rPr>
+                <w:rFonts w:asciiTheme="majorBidi" w:hAnsiTheme="majorBidi" w:cstheme="majorBidi"/>
+                <w:sz w:val="20"/>
+                <w:szCs w:val="20"/>
+                <w:rtl/>
+                <w:lang w:bidi="ar-IQ"/>
+              </w:rPr>
+              <w:t xml:space="preserve">٣</w:t>
+            </w:r>
+          </w:p>
+        </w:tc>
+        <w:tc>
+          <w:tcPr>
+            <w:tcW w:w="1831" w:type="pct"/>
+          </w:tcPr>
+          <w:p>
+            <w:pPr>
+              <w:keepNext/>
+              <w:keepLines/>
+              <w:spacing w:after="0"/>
+              <w:rPr>
+                <w:rFonts w:asciiTheme="majorBidi" w:hAnsiTheme="majorBidi" w:cstheme="majorBidi"/>
+                <w:sz w:val="20"/>
+                <w:szCs w:val="20"/>
+                <w:lang w:bidi="ar-IQ"/>
+              </w:rPr>
+            </w:pPr>
+            <w:r>
+              <w:rPr>
+                <w:rFonts w:asciiTheme="majorBidi" w:hAnsiTheme="majorBidi" w:cstheme="majorBidi"/>
+                <w:sz w:val="20"/>
+                <w:szCs w:val="20"/>
+                <w:rtl/>
+                <w:lang w:bidi="ar-IQ"/>
+              </w:rPr>
+              <w:t xml:space="preserve">أساسيات الذكاء الاصطناعي</w:t>
+            </w:r>
+          </w:p>
+        </w:tc>
+        <w:tc>
+          <w:tcPr>
+            <w:tcW w:w="339" w:type="pct"/>
+          </w:tcPr>
+          <w:p>
+            <w:pPr>
+              <w:keepNext/>
+              <w:keepLines/>
+              <w:spacing w:after="0"/>
+              <w:rPr>
+                <w:rFonts w:asciiTheme="majorBidi" w:hAnsiTheme="majorBidi" w:cstheme="majorBidi"/>
+                <w:sz w:val="20"/>
+                <w:szCs w:val="20"/>
+                <w:lang w:bidi="ar-IQ"/>
+              </w:rPr>
+            </w:pPr>
+            <w:r>
+              <w:rPr>
+                <w:rFonts w:asciiTheme="majorBidi" w:hAnsiTheme="majorBidi" w:cstheme="majorBidi"/>
+                <w:sz w:val="20"/>
+                <w:szCs w:val="20"/>
+                <w:rtl/>
+                <w:lang w:bidi="ar-IQ"/>
+              </w:rPr>
               <w:t xml:space="preserve">٥٠</w:t>
-            </w:r>
-          </w:p>
-        </w:tc>
-        <w:tc>
-          <w:tcPr>
-            <w:tcW w:w="339" w:type="pct"/>
-          </w:tcPr>
-          <w:p>
-            <w:pPr>
-              <w:keepNext/>
-              <w:keepLines/>
-              <w:spacing w:after="0"/>
-              <w:rPr>
-                <w:rFonts w:asciiTheme="majorBidi" w:hAnsiTheme="majorBidi" w:cstheme="majorBidi"/>
-                <w:sz w:val="20"/>
-                <w:szCs w:val="20"/>
-                <w:lang w:bidi="ar-IQ"/>
-              </w:rPr>
-            </w:pPr>
-            <w:r>
-              <w:rPr>
-                <w:rFonts w:asciiTheme="majorBidi" w:hAnsiTheme="majorBidi" w:cstheme="majorBidi"/>
-                <w:sz w:val="20"/>
-                <w:szCs w:val="20"/>
-                <w:rtl/>
-                <w:lang w:bidi="ar-IQ"/>
-              </w:rPr>
-              <w:t xml:space="preserve">٣</w:t>
-            </w:r>
-          </w:p>
-        </w:tc>
-        <w:tc>
-          <w:tcPr>
-            <w:tcW w:w="1831" w:type="pct"/>
-          </w:tcPr>
-          <w:p>
-            <w:pPr>
-              <w:keepNext/>
-              <w:keepLines/>
-              <w:spacing w:after="0"/>
-              <w:rPr>
-                <w:rFonts w:asciiTheme="majorBidi" w:hAnsiTheme="majorBidi" w:cstheme="majorBidi"/>
-                <w:sz w:val="20"/>
-                <w:szCs w:val="20"/>
-                <w:lang w:bidi="ar-IQ"/>
-              </w:rPr>
-            </w:pPr>
-            <w:r>
-              <w:rPr>
-                <w:rFonts w:asciiTheme="majorBidi" w:hAnsiTheme="majorBidi" w:cstheme="majorBidi"/>
-                <w:sz w:val="20"/>
-                <w:szCs w:val="20"/>
-                <w:rtl/>
-                <w:lang w:bidi="ar-IQ"/>
-              </w:rPr>
-              <w:t xml:space="preserve">أساسيات قواعد البيانات</w:t>
-            </w:r>
-          </w:p>
-        </w:tc>
-        <w:tc>
-          <w:tcPr>
-            <w:tcW w:w="339" w:type="pct"/>
-          </w:tcPr>
-          <w:p>
-            <w:pPr>
-              <w:keepNext/>
-              <w:keepLines/>
-              <w:spacing w:after="0"/>
-              <w:rPr>
-                <w:rFonts w:asciiTheme="majorBidi" w:hAnsiTheme="majorBidi" w:cstheme="majorBidi"/>
-                <w:sz w:val="20"/>
-                <w:szCs w:val="20"/>
-                <w:lang w:bidi="ar-IQ"/>
-              </w:rPr>
-            </w:pPr>
-            <w:r>
-              <w:rPr>
-                <w:rFonts w:asciiTheme="majorBidi" w:hAnsiTheme="majorBidi" w:cstheme="majorBidi"/>
-                <w:sz w:val="20"/>
-                <w:szCs w:val="20"/>
-                <w:rtl/>
-                <w:lang w:bidi="ar-IQ"/>
-              </w:rPr>
-              <w:t xml:space="preserve">٥٣</w:t>
             </w:r>
           </w:p>
         </w:tc>
@@ -3714,7 +4746,7 @@
                 <w:rtl/>
                 <w:lang w:bidi="ar-IQ"/>
               </w:rPr>
-              <w:t xml:space="preserve">الرسم بالحاسوب ثنائي الأبعاد</w:t>
+              <w:t xml:space="preserve">شبكات الحاسوب 1</w:t>
             </w:r>
           </w:p>
         </w:tc>
@@ -3742,7 +4774,7 @@
                 <w:rtl/>
                 <w:lang w:bidi="ar-IQ"/>
               </w:rPr>
-              <w:t xml:space="preserve">٧٤</w:t>
+              <w:t xml:space="preserve">٦٣</w:t>
             </w:r>
           </w:p>
         </w:tc>
@@ -3798,7 +4830,7 @@
                 <w:rtl/>
                 <w:lang w:bidi="ar-IQ"/>
               </w:rPr>
-              <w:t xml:space="preserve">البرمجة كائنية التوجه</w:t>
+              <w:t xml:space="preserve">المترجمات</w:t>
             </w:r>
           </w:p>
         </w:tc>
@@ -3826,7 +4858,7 @@
                 <w:rtl/>
                 <w:lang w:bidi="ar-IQ"/>
               </w:rPr>
-              <w:t xml:space="preserve">٦٦</w:t>
+              <w:t xml:space="preserve">٥٨</w:t>
             </w:r>
           </w:p>
         </w:tc>
@@ -3853,7 +4885,7 @@
                 <w:rtl/>
                 <w:lang w:bidi="ar-IQ"/>
               </w:rPr>
-              <w:t xml:space="preserve">٣</w:t>
+              <w:t xml:space="preserve">٤</w:t>
             </w:r>
           </w:p>
         </w:tc>
@@ -3886,7 +4918,7 @@
                 <w:rtl/>
                 <w:lang w:bidi="ar-IQ"/>
               </w:rPr>
-              <w:t xml:space="preserve">المتحكم المنطقي المبرمج</w:t>
+              <w:t xml:space="preserve">فلسفة</w:t>
             </w:r>
           </w:p>
         </w:tc>
@@ -3914,7 +4946,7 @@
                 <w:rtl/>
                 <w:lang w:bidi="ar-IQ"/>
               </w:rPr>
-              <w:t xml:space="preserve">٦٢</w:t>
+              <w:t xml:space="preserve">٥٩</w:t>
             </w:r>
           </w:p>
         </w:tc>
@@ -3942,90 +4974,90 @@
                 <w:rtl/>
                 <w:lang w:bidi="ar-IQ"/>
               </w:rPr>
+              <w:t xml:space="preserve">٢</w:t>
+            </w:r>
+          </w:p>
+        </w:tc>
+        <w:tc>
+          <w:tcPr>
+            <w:tcW w:w="1831" w:type="pct"/>
+          </w:tcPr>
+          <w:p>
+            <w:pPr>
+              <w:keepNext/>
+              <w:keepLines/>
+              <w:spacing w:after="0"/>
+              <w:rPr>
+                <w:rFonts w:asciiTheme="majorBidi" w:hAnsiTheme="majorBidi" w:cstheme="majorBidi"/>
+                <w:sz w:val="20"/>
+                <w:szCs w:val="20"/>
+                <w:lang w:bidi="ar-IQ"/>
+              </w:rPr>
+            </w:pPr>
+            <w:r>
+              <w:rPr>
+                <w:rFonts w:asciiTheme="majorBidi" w:hAnsiTheme="majorBidi" w:cstheme="majorBidi"/>
+                <w:sz w:val="20"/>
+                <w:szCs w:val="20"/>
+                <w:rtl/>
+                <w:lang w:bidi="ar-IQ"/>
+              </w:rPr>
+              <w:t xml:space="preserve">تصميم المواقع</w:t>
+            </w:r>
+          </w:p>
+        </w:tc>
+        <w:tc>
+          <w:tcPr>
+            <w:tcW w:w="339" w:type="pct"/>
+          </w:tcPr>
+          <w:p>
+            <w:pPr>
+              <w:keepNext/>
+              <w:keepLines/>
+              <w:spacing w:after="0"/>
+              <w:rPr>
+                <w:rFonts w:asciiTheme="majorBidi" w:hAnsiTheme="majorBidi" w:cstheme="majorBidi"/>
+                <w:sz w:val="20"/>
+                <w:szCs w:val="20"/>
+                <w:lang w:bidi="ar-IQ"/>
+              </w:rPr>
+            </w:pPr>
+            <w:r>
+              <w:rPr>
+                <w:rFonts w:asciiTheme="majorBidi" w:hAnsiTheme="majorBidi" w:cstheme="majorBidi"/>
+                <w:sz w:val="20"/>
+                <w:szCs w:val="20"/>
+                <w:rtl/>
+                <w:lang w:bidi="ar-IQ"/>
+              </w:rPr>
+              <w:t xml:space="preserve">٥٦</w:t>
+            </w:r>
+          </w:p>
+        </w:tc>
+        <w:tc>
+          <w:tcPr>
+            <w:tcW w:w="325" w:type="pct"/>
+          </w:tcPr>
+          <w:p>
+            <w:pPr>
+              <w:keepNext/>
+              <w:keepLines/>
+              <w:spacing w:after="0"/>
+              <w:rPr>
+                <w:rFonts w:asciiTheme="majorBidi" w:hAnsiTheme="majorBidi" w:cstheme="majorBidi"/>
+                <w:sz w:val="20"/>
+                <w:szCs w:val="20"/>
+              </w:rPr>
+            </w:pPr>
+            <w:r>
+              <w:rPr>
+                <w:rFonts w:asciiTheme="majorBidi" w:hAnsiTheme="majorBidi" w:cstheme="majorBidi"/>
+                <w:sz w:val="20"/>
+                <w:szCs w:val="20"/>
+                <w:rtl/>
+                <w:lang w:bidi="ar-IQ"/>
+              </w:rPr>
               <w:t xml:space="preserve">٣</w:t>
-            </w:r>
-          </w:p>
-        </w:tc>
-        <w:tc>
-          <w:tcPr>
-            <w:tcW w:w="1831" w:type="pct"/>
-          </w:tcPr>
-          <w:p>
-            <w:pPr>
-              <w:keepNext/>
-              <w:keepLines/>
-              <w:spacing w:after="0"/>
-              <w:rPr>
-                <w:rFonts w:asciiTheme="majorBidi" w:hAnsiTheme="majorBidi" w:cstheme="majorBidi"/>
-                <w:sz w:val="20"/>
-                <w:szCs w:val="20"/>
-                <w:lang w:bidi="ar-IQ"/>
-              </w:rPr>
-            </w:pPr>
-            <w:r>
-              <w:rPr>
-                <w:rFonts w:asciiTheme="majorBidi" w:hAnsiTheme="majorBidi" w:cstheme="majorBidi"/>
-                <w:sz w:val="20"/>
-                <w:szCs w:val="20"/>
-                <w:rtl/>
-                <w:lang w:bidi="ar-IQ"/>
-              </w:rPr>
-              <w:t xml:space="preserve"/>
-            </w:r>
-          </w:p>
-        </w:tc>
-        <w:tc>
-          <w:tcPr>
-            <w:tcW w:w="339" w:type="pct"/>
-          </w:tcPr>
-          <w:p>
-            <w:pPr>
-              <w:keepNext/>
-              <w:keepLines/>
-              <w:spacing w:after="0"/>
-              <w:rPr>
-                <w:rFonts w:asciiTheme="majorBidi" w:hAnsiTheme="majorBidi" w:cstheme="majorBidi"/>
-                <w:sz w:val="20"/>
-                <w:szCs w:val="20"/>
-                <w:lang w:bidi="ar-IQ"/>
-              </w:rPr>
-            </w:pPr>
-            <w:r>
-              <w:rPr>
-                <w:rFonts w:asciiTheme="majorBidi" w:hAnsiTheme="majorBidi" w:cstheme="majorBidi"/>
-                <w:sz w:val="20"/>
-                <w:szCs w:val="20"/>
-                <w:rtl/>
-                <w:lang w:bidi="ar-IQ"/>
-              </w:rPr>
-              <w:t xml:space="preserve"/>
-            </w:r>
-          </w:p>
-        </w:tc>
-        <w:tc>
-          <w:tcPr>
-            <w:tcW w:w="325" w:type="pct"/>
-          </w:tcPr>
-          <w:p>
-            <w:pPr>
-              <w:keepNext/>
-              <w:keepLines/>
-              <w:spacing w:after="0"/>
-              <w:rPr>
-                <w:rFonts w:asciiTheme="majorBidi" w:hAnsiTheme="majorBidi" w:cstheme="majorBidi"/>
-                <w:sz w:val="20"/>
-                <w:szCs w:val="20"/>
-              </w:rPr>
-            </w:pPr>
-            <w:r>
-              <w:rPr>
-                <w:rFonts w:asciiTheme="majorBidi" w:hAnsiTheme="majorBidi" w:cstheme="majorBidi"/>
-                <w:sz w:val="20"/>
-                <w:szCs w:val="20"/>
-                <w:rtl/>
-                <w:lang w:bidi="ar-IQ"/>
-              </w:rPr>
-              <w:t xml:space="preserve"/>
             </w:r>
           </w:p>
         </w:tc>
@@ -4058,7 +5090,7 @@
                 <w:rtl/>
                 <w:lang w:bidi="ar-IQ"/>
               </w:rPr>
-              <w:t xml:space="preserve">النظرية الاحتسابية</w:t>
+              <w:t xml:space="preserve">هندسة البرامجيات</w:t>
             </w:r>
           </w:p>
         </w:tc>
@@ -4086,7 +5118,7 @@
                 <w:rtl/>
                 <w:lang w:bidi="ar-IQ"/>
               </w:rPr>
-              <w:t xml:space="preserve">٦١</w:t>
+              <w:t xml:space="preserve">٦٢</w:t>
             </w:r>
           </w:p>
         </w:tc>
@@ -4142,7 +5174,7 @@
                 <w:rtl/>
                 <w:lang w:bidi="ar-IQ"/>
               </w:rPr>
-              <w:t xml:space="preserve"/>
+              <w:t xml:space="preserve">التمثيل المرئي للبيانات</w:t>
             </w:r>
           </w:p>
         </w:tc>
@@ -4170,7 +5202,7 @@
                 <w:rtl/>
                 <w:lang w:bidi="ar-IQ"/>
               </w:rPr>
-              <w:t xml:space="preserve"/>
+              <w:t xml:space="preserve">٧٦</w:t>
             </w:r>
           </w:p>
         </w:tc>
@@ -4197,7 +5229,7 @@
                 <w:rtl/>
                 <w:lang w:bidi="ar-IQ"/>
               </w:rPr>
-              <w:t xml:space="preserve"/>
+              <w:t xml:space="preserve">٣</w:t>
             </w:r>
           </w:p>
         </w:tc>
@@ -4230,7 +5262,7 @@
                 <w:rtl/>
                 <w:lang w:bidi="ar-IQ"/>
               </w:rPr>
-              <w:t xml:space="preserve">تطبيقات الحاسوب في الاعمال</w:t>
+              <w:t xml:space="preserve">التنقيب عن البيانات</w:t>
             </w:r>
           </w:p>
         </w:tc>
@@ -4258,96 +5290,96 @@
                 <w:rtl/>
                 <w:lang w:bidi="ar-IQ"/>
               </w:rPr>
+              <w:t xml:space="preserve">٥٠</w:t>
+            </w:r>
+          </w:p>
+        </w:tc>
+        <w:tc>
+          <w:tcPr>
+            <w:tcW w:w="339" w:type="pct"/>
+          </w:tcPr>
+          <w:p>
+            <w:pPr>
+              <w:keepNext/>
+              <w:keepLines/>
+              <w:spacing w:after="0"/>
+              <w:rPr>
+                <w:rFonts w:asciiTheme="majorBidi" w:hAnsiTheme="majorBidi" w:cstheme="majorBidi"/>
+                <w:sz w:val="20"/>
+                <w:szCs w:val="20"/>
+                <w:lang w:bidi="ar-IQ"/>
+              </w:rPr>
+            </w:pPr>
+            <w:r>
+              <w:rPr>
+                <w:rFonts w:asciiTheme="majorBidi" w:hAnsiTheme="majorBidi" w:cstheme="majorBidi"/>
+                <w:sz w:val="20"/>
+                <w:szCs w:val="20"/>
+                <w:rtl/>
+                <w:lang w:bidi="ar-IQ"/>
+              </w:rPr>
+              <w:t xml:space="preserve">٢</w:t>
+            </w:r>
+          </w:p>
+        </w:tc>
+        <w:tc>
+          <w:tcPr>
+            <w:tcW w:w="1831" w:type="pct"/>
+          </w:tcPr>
+          <w:p>
+            <w:pPr>
+              <w:keepNext/>
+              <w:keepLines/>
+              <w:spacing w:after="0"/>
+              <w:rPr>
+                <w:rFonts w:asciiTheme="majorBidi" w:hAnsiTheme="majorBidi" w:cstheme="majorBidi"/>
+                <w:sz w:val="20"/>
+                <w:szCs w:val="20"/>
+                <w:lang w:bidi="ar-IQ"/>
+              </w:rPr>
+            </w:pPr>
+            <w:r>
+              <w:rPr>
+                <w:rFonts w:asciiTheme="majorBidi" w:hAnsiTheme="majorBidi" w:cstheme="majorBidi"/>
+                <w:sz w:val="20"/>
+                <w:szCs w:val="20"/>
+                <w:rtl/>
+                <w:lang w:bidi="ar-IQ"/>
+              </w:rPr>
+              <w:t xml:space="preserve">قواعد البيانات الموزعة</w:t>
+            </w:r>
+          </w:p>
+        </w:tc>
+        <w:tc>
+          <w:tcPr>
+            <w:tcW w:w="339" w:type="pct"/>
+          </w:tcPr>
+          <w:p>
+            <w:pPr>
+              <w:keepNext/>
+              <w:keepLines/>
+              <w:spacing w:after="0"/>
+              <w:rPr>
+                <w:rFonts w:asciiTheme="majorBidi" w:hAnsiTheme="majorBidi" w:cstheme="majorBidi"/>
+                <w:sz w:val="20"/>
+                <w:szCs w:val="20"/>
+                <w:lang w:bidi="ar-IQ"/>
+              </w:rPr>
+            </w:pPr>
+            <w:r>
+              <w:rPr>
+                <w:rFonts w:asciiTheme="majorBidi" w:hAnsiTheme="majorBidi" w:cstheme="majorBidi"/>
+                <w:sz w:val="20"/>
+                <w:szCs w:val="20"/>
+                <w:rtl/>
+                <w:lang w:bidi="ar-IQ"/>
+              </w:rPr>
               <w:t xml:space="preserve">٦٤</w:t>
             </w:r>
           </w:p>
         </w:tc>
         <w:tc>
           <w:tcPr>
-            <w:tcW w:w="339" w:type="pct"/>
-          </w:tcPr>
-          <w:p>
-            <w:pPr>
-              <w:keepNext/>
-              <w:keepLines/>
-              <w:spacing w:after="0"/>
-              <w:rPr>
-                <w:rFonts w:asciiTheme="majorBidi" w:hAnsiTheme="majorBidi" w:cstheme="majorBidi"/>
-                <w:sz w:val="20"/>
-                <w:szCs w:val="20"/>
-                <w:lang w:bidi="ar-IQ"/>
-              </w:rPr>
-            </w:pPr>
-            <w:r>
-              <w:rPr>
-                <w:rFonts w:asciiTheme="majorBidi" w:hAnsiTheme="majorBidi" w:cstheme="majorBidi"/>
-                <w:sz w:val="20"/>
-                <w:szCs w:val="20"/>
-                <w:rtl/>
-                <w:lang w:bidi="ar-IQ"/>
-              </w:rPr>
-              <w:t xml:space="preserve">٢</w:t>
-            </w:r>
-          </w:p>
-        </w:tc>
-        <w:tc>
-          <w:tcPr>
-            <w:tcW w:w="1831" w:type="pct"/>
-          </w:tcPr>
-          <w:p>
-            <w:pPr>
-              <w:keepNext/>
-              <w:keepLines/>
-              <w:spacing w:after="0"/>
-              <w:rPr>
-                <w:rFonts w:asciiTheme="majorBidi" w:hAnsiTheme="majorBidi" w:cstheme="majorBidi"/>
-                <w:sz w:val="20"/>
-                <w:szCs w:val="20"/>
-                <w:lang w:bidi="ar-IQ"/>
-              </w:rPr>
-            </w:pPr>
-            <w:r>
-              <w:rPr>
-                <w:rFonts w:asciiTheme="majorBidi" w:hAnsiTheme="majorBidi" w:cstheme="majorBidi"/>
-                <w:sz w:val="20"/>
-                <w:szCs w:val="20"/>
-                <w:rtl/>
-                <w:lang w:bidi="ar-IQ"/>
-              </w:rPr>
-              <w:t xml:space="preserve"/>
-            </w:r>
-          </w:p>
-        </w:tc>
-        <w:tc>
-          <w:tcPr>
-            <w:tcW w:w="339" w:type="pct"/>
-          </w:tcPr>
-          <w:p>
-            <w:pPr>
-              <w:keepNext/>
-              <w:keepLines/>
-              <w:spacing w:after="0"/>
-              <w:rPr>
-                <w:rFonts w:asciiTheme="majorBidi" w:hAnsiTheme="majorBidi" w:cstheme="majorBidi"/>
-                <w:sz w:val="20"/>
-                <w:szCs w:val="20"/>
-                <w:lang w:bidi="ar-IQ"/>
-              </w:rPr>
-            </w:pPr>
-            <w:r>
-              <w:rPr>
-                <w:rFonts w:asciiTheme="majorBidi" w:hAnsiTheme="majorBidi" w:cstheme="majorBidi"/>
-                <w:sz w:val="20"/>
-                <w:szCs w:val="20"/>
-                <w:rtl/>
-                <w:lang w:bidi="ar-IQ"/>
-              </w:rPr>
-              <w:t xml:space="preserve"/>
-            </w:r>
-          </w:p>
-        </w:tc>
-        <w:tc>
-          <w:tcPr>
             <w:tcW w:w="325" w:type="pct"/>
           </w:tcPr>
           <w:p>
@@ -4369,7 +5401,7 @@
                 <w:rtl/>
                 <w:lang w:bidi="ar-IQ"/>
               </w:rPr>
-              <w:t xml:space="preserve"/>
+              <w:t xml:space="preserve">٣</w:t>
             </w:r>
           </w:p>
         </w:tc>
@@ -4402,7 +5434,7 @@
                 <w:rtl/>
                 <w:lang w:bidi="ar-IQ"/>
               </w:rPr>
-              <w:t xml:space="preserve">تفاعل الانسان مع الحاسوب</w:t>
+              <w:t xml:space="preserve">شبكات الحاسوب 2 (٢)</w:t>
             </w:r>
           </w:p>
         </w:tc>
@@ -4430,7 +5462,7 @@
                 <w:rtl/>
                 <w:lang w:bidi="ar-IQ"/>
               </w:rPr>
-              <w:t xml:space="preserve">٧٩</w:t>
+              <w:t xml:space="preserve">٧٥</w:t>
             </w:r>
           </w:p>
         </w:tc>
@@ -4458,7 +5490,7 @@
                 <w:rtl/>
                 <w:lang w:bidi="ar-IQ"/>
               </w:rPr>
-              <w:t xml:space="preserve">٢</w:t>
+              <w:t xml:space="preserve">٣</w:t>
             </w:r>
           </w:p>
         </w:tc>
@@ -4617,7 +5649,7 @@
                 <w:rtl/>
                 <w:lang w:bidi="ar-IQ"/>
               </w:rPr>
-              <w:t xml:space="preserve">٢٠١٧ - المرحلة ٤</w:t>
+              <w:t xml:space="preserve">العام الدراسي ٢٠١٨</w:t>
             </w:r>
           </w:p>
         </w:tc>
@@ -4651,7 +5683,7 @@
                 <w:rtl/>
                 <w:lang w:bidi="ar-IQ"/>
               </w:rPr>
-              <w:t xml:space="preserve">الفصل الأول</w:t>
+              <w:t xml:space="preserve">العام الدراسي ٢٠١٨</w:t>
             </w:r>
           </w:p>
         </w:tc>
@@ -4679,7 +5711,7 @@
                 <w:rtl/>
                 <w:lang w:bidi="ar-IQ"/>
               </w:rPr>
-              <w:t xml:space="preserve">الفصل الثاني</w:t>
+              <w:t xml:space="preserve">العام الدراسي ٢٠١٨</w:t>
             </w:r>
           </w:p>
         </w:tc>
@@ -4902,7 +5934,7 @@
                 <w:rtl/>
                 <w:lang w:bidi="ar-IQ"/>
               </w:rPr>
-              <w:t xml:space="preserve">الفلسفة</w:t>
+              <w:t xml:space="preserve">الأعمال الالكترونية</w:t>
             </w:r>
           </w:p>
         </w:tc>
@@ -4930,7 +5962,7 @@
                 <w:rtl/>
                 <w:lang w:bidi="ar-IQ"/>
               </w:rPr>
-              <w:t xml:space="preserve">٥٩</w:t>
+              <w:t xml:space="preserve">٥٣</w:t>
             </w:r>
           </w:p>
         </w:tc>
@@ -4986,7 +6018,7 @@
                 <w:rtl/>
                 <w:lang w:bidi="ar-IQ"/>
               </w:rPr>
-              <w:t xml:space="preserve">هياكل البيانات 1</w:t>
+              <w:t xml:space="preserve">الحوسبة السحابية</w:t>
             </w:r>
           </w:p>
         </w:tc>
@@ -5014,7 +6046,7 @@
                 <w:rtl/>
                 <w:lang w:bidi="ar-IQ"/>
               </w:rPr>
-              <w:t xml:space="preserve">٥٦</w:t>
+              <w:t xml:space="preserve">٧٨</w:t>
             </w:r>
           </w:p>
         </w:tc>
@@ -5041,7 +6073,7 @@
                 <w:rtl/>
                 <w:lang w:bidi="ar-IQ"/>
               </w:rPr>
-              <w:t xml:space="preserve">٣</w:t>
+              <w:t xml:space="preserve">٢</w:t>
             </w:r>
           </w:p>
         </w:tc>
@@ -5074,7 +6106,7 @@
                 <w:rtl/>
                 <w:lang w:bidi="ar-IQ"/>
               </w:rPr>
-              <w:t xml:space="preserve">بحوث العمليات</w:t>
+              <w:t xml:space="preserve">تصميم المواقع المتقدم</w:t>
             </w:r>
           </w:p>
         </w:tc>
@@ -5102,7 +6134,7 @@
                 <w:rtl/>
                 <w:lang w:bidi="ar-IQ"/>
               </w:rPr>
-              <w:t xml:space="preserve">٦٠</w:t>
+              <w:t xml:space="preserve">٥٨</w:t>
             </w:r>
           </w:p>
         </w:tc>
@@ -5158,7 +6190,7 @@
                 <w:rtl/>
                 <w:lang w:bidi="ar-IQ"/>
               </w:rPr>
-              <w:t xml:space="preserve"/>
+              <w:t xml:space="preserve">تطبيقات النقال</w:t>
             </w:r>
           </w:p>
         </w:tc>
@@ -5186,7 +6218,7 @@
                 <w:rtl/>
                 <w:lang w:bidi="ar-IQ"/>
               </w:rPr>
-              <w:t xml:space="preserve"/>
+              <w:t xml:space="preserve">٩٨</w:t>
             </w:r>
           </w:p>
         </w:tc>
@@ -5213,7 +6245,7 @@
                 <w:rtl/>
                 <w:lang w:bidi="ar-IQ"/>
               </w:rPr>
-              <w:t xml:space="preserve"/>
+              <w:t xml:space="preserve">٣</w:t>
             </w:r>
           </w:p>
         </w:tc>
@@ -5246,7 +6278,7 @@
                 <w:rtl/>
                 <w:lang w:bidi="ar-IQ"/>
               </w:rPr>
-              <w:t xml:space="preserve">شبكات الحاسوب 1</w:t>
+              <w:t xml:space="preserve">مواضيع مختارة</w:t>
             </w:r>
           </w:p>
         </w:tc>
@@ -5274,7 +6306,7 @@
                 <w:rtl/>
                 <w:lang w:bidi="ar-IQ"/>
               </w:rPr>
-              <w:t xml:space="preserve">٦٣</w:t>
+              <w:t xml:space="preserve">٥٥</w:t>
             </w:r>
           </w:p>
         </w:tc>
@@ -5330,7 +6362,7 @@
                 <w:rtl/>
                 <w:lang w:bidi="ar-IQ"/>
               </w:rPr>
-              <w:t xml:space="preserve"/>
+              <w:t xml:space="preserve">مهارات الاتصال</w:t>
             </w:r>
           </w:p>
         </w:tc>
@@ -5358,7 +6390,7 @@
                 <w:rtl/>
                 <w:lang w:bidi="ar-IQ"/>
               </w:rPr>
-              <w:t xml:space="preserve"/>
+              <w:t xml:space="preserve">٨٧</w:t>
             </w:r>
           </w:p>
         </w:tc>
@@ -5385,7 +6417,7 @@
                 <w:rtl/>
                 <w:lang w:bidi="ar-IQ"/>
               </w:rPr>
-              <w:t xml:space="preserve"/>
+              <w:t xml:space="preserve">٢</w:t>
             </w:r>
           </w:p>
         </w:tc>
@@ -5418,7 +6450,7 @@
                 <w:rtl/>
                 <w:lang w:bidi="ar-IQ"/>
               </w:rPr>
-              <w:t xml:space="preserve">هندسة البرامجيات</w:t>
+              <w:t xml:space="preserve">نظم التشغيل</w:t>
             </w:r>
           </w:p>
         </w:tc>
@@ -5446,7 +6478,7 @@
                 <w:rtl/>
                 <w:lang w:bidi="ar-IQ"/>
               </w:rPr>
-              <w:t xml:space="preserve">٦٢</w:t>
+              <w:t xml:space="preserve">٥١</w:t>
             </w:r>
           </w:p>
         </w:tc>
@@ -5585,4082 +6617,6 @@
         </w:rPr>
         <w:t xml:space="preserve"/>
       </w:r>
-    </w:p>
-    <w:tbl>
-      <w:tblPr>
-        <w:tblStyle w:val="TableGrid"/>
-        <w:bidiVisual/>
-        <w:tblW w:w="5000" w:type="pct"/>
-        <w:tblLayout w:type="fixed"/>
-        <w:tblLook w:val="04A0" w:firstRow="1" w:lastRow="0" w:firstColumn="1" w:lastColumn="0" w:noHBand="0" w:noVBand="1"/>
-      </w:tblPr>
-      <w:tblGrid>
-        <w:gridCol w:w="3822"/>
-        <w:gridCol w:w="707"/>
-        <w:gridCol w:w="709"/>
-        <w:gridCol w:w="3829"/>
-        <w:gridCol w:w="709"/>
-        <w:gridCol w:w="680"/>
-      </w:tblGrid>
-      <w:tr>
-        <w:trPr>
-          <w:cantSplit/>
-        </w:trPr>
-        <w:tc>
-          <w:tcPr>
-            <w:tcW w:w="5000" w:type="pct"/>
-            <w:gridSpan w:val="6"/>
-          </w:tcPr>
-          <w:p>
-            <w:pPr>
-              <w:keepNext/>
-              <w:keepLines/>
-              <w:spacing w:after="0"/>
-              <w:jc w:val="center"/>
-              <w:rPr>
-                <w:rFonts w:asciiTheme="majorBidi" w:hAnsiTheme="majorBidi" w:cstheme="majorBidi"/>
-                <w:sz w:val="20"/>
-                <w:szCs w:val="20"/>
-                <w:rtl/>
-                <w:lang w:bidi="ar-IQ"/>
-              </w:rPr>
-            </w:pPr>
-            <w:r>
-              <w:rPr>
-                <w:rFonts w:asciiTheme="majorBidi" w:hAnsiTheme="majorBidi" w:cstheme="majorBidi"/>
-                <w:sz w:val="20"/>
-                <w:szCs w:val="20"/>
-                <w:rtl/>
-                <w:lang w:bidi="ar-IQ"/>
-              </w:rPr>
-              <w:t xml:space="preserve">٢٠١٧ - المرحلة ٥</w:t>
-            </w:r>
-          </w:p>
-        </w:tc>
-      </w:tr>
-      <w:tr>
-        <w:trPr>
-          <w:cantSplit/>
-        </w:trPr>
-        <w:tc>
-          <w:tcPr>
-            <w:tcW w:w="2505" w:type="pct"/>
-            <w:gridSpan w:val="3"/>
-          </w:tcPr>
-          <w:p>
-            <w:pPr>
-              <w:keepNext/>
-              <w:keepLines/>
-              <w:spacing w:after="0"/>
-              <w:rPr>
-                <w:rFonts w:asciiTheme="majorBidi" w:hAnsiTheme="majorBidi" w:cstheme="majorBidi"/>
-                <w:sz w:val="20"/>
-                <w:szCs w:val="20"/>
-                <w:lang w:bidi="ar-IQ"/>
-              </w:rPr>
-            </w:pPr>
-            <w:r>
-              <w:rPr>
-                <w:rFonts w:asciiTheme="majorBidi" w:hAnsiTheme="majorBidi" w:cstheme="majorBidi"/>
-                <w:sz w:val="20"/>
-                <w:szCs w:val="20"/>
-                <w:rtl/>
-                <w:lang w:bidi="ar-IQ"/>
-              </w:rPr>
-              <w:t xml:space="preserve">الفصل الأول</w:t>
-            </w:r>
-          </w:p>
-        </w:tc>
-        <w:tc>
-          <w:tcPr>
-            <w:tcW w:w="2495" w:type="pct"/>
-            <w:gridSpan w:val="3"/>
-          </w:tcPr>
-          <w:p>
-            <w:pPr>
-              <w:keepNext/>
-              <w:keepLines/>
-              <w:spacing w:after="0"/>
-              <w:rPr>
-                <w:rFonts w:asciiTheme="majorBidi" w:hAnsiTheme="majorBidi" w:cstheme="majorBidi"/>
-                <w:sz w:val="20"/>
-                <w:szCs w:val="20"/>
-              </w:rPr>
-            </w:pPr>
-            <w:r>
-              <w:rPr>
-                <w:rFonts w:asciiTheme="majorBidi" w:hAnsiTheme="majorBidi" w:cstheme="majorBidi"/>
-                <w:sz w:val="20"/>
-                <w:szCs w:val="20"/>
-                <w:rtl/>
-                <w:lang w:bidi="ar-IQ"/>
-              </w:rPr>
-              <w:t xml:space="preserve">الفصل الثاني</w:t>
-            </w:r>
-          </w:p>
-        </w:tc>
-      </w:tr>
-      <w:tr>
-        <w:trPr>
-          <w:cantSplit/>
-        </w:trPr>
-        <w:tc>
-          <w:tcPr>
-            <w:tcW w:w="1828" w:type="pct"/>
-          </w:tcPr>
-          <w:p>
-            <w:pPr>
-              <w:keepNext/>
-              <w:keepLines/>
-              <w:spacing w:after="0"/>
-              <w:rPr>
-                <w:rFonts w:asciiTheme="majorBidi" w:hAnsiTheme="majorBidi" w:cstheme="majorBidi"/>
-                <w:b/>
-                <w:bCs/>
-                <w:sz w:val="20"/>
-                <w:szCs w:val="20"/>
-                <w:lang w:bidi="ar-IQ"/>
-              </w:rPr>
-            </w:pPr>
-            <w:r>
-              <w:rPr>
-                <w:rFonts w:asciiTheme="majorBidi" w:hAnsiTheme="majorBidi" w:cstheme="majorBidi"/>
-                <w:b/>
-                <w:bCs/>
-                <w:sz w:val="20"/>
-                <w:szCs w:val="20"/>
-                <w:rtl/>
-              </w:rPr>
-              <w:t>المادة الدراسية</w:t>
-            </w:r>
-          </w:p>
-        </w:tc>
-        <w:tc>
-          <w:tcPr>
-            <w:tcW w:w="338" w:type="pct"/>
-          </w:tcPr>
-          <w:p>
-            <w:pPr>
-              <w:keepNext/>
-              <w:keepLines/>
-              <w:spacing w:after="0"/>
-              <w:rPr>
-                <w:rFonts w:asciiTheme="majorBidi" w:hAnsiTheme="majorBidi" w:cstheme="majorBidi"/>
-                <w:b/>
-                <w:bCs/>
-                <w:sz w:val="20"/>
-                <w:szCs w:val="20"/>
-                <w:lang w:bidi="ar-IQ"/>
-              </w:rPr>
-            </w:pPr>
-            <w:r>
-              <w:rPr>
-                <w:rFonts w:asciiTheme="majorBidi" w:hAnsiTheme="majorBidi" w:cstheme="majorBidi"/>
-                <w:b/>
-                <w:bCs/>
-                <w:sz w:val="20"/>
-                <w:szCs w:val="20"/>
-                <w:rtl/>
-              </w:rPr>
-              <w:t>الدرجة</w:t>
-            </w:r>
-          </w:p>
-        </w:tc>
-        <w:tc>
-          <w:tcPr>
-            <w:tcW w:w="339" w:type="pct"/>
-          </w:tcPr>
-          <w:p>
-            <w:pPr>
-              <w:keepNext/>
-              <w:keepLines/>
-              <w:spacing w:after="0"/>
-              <w:rPr>
-                <w:rFonts w:asciiTheme="majorBidi" w:hAnsiTheme="majorBidi" w:cstheme="majorBidi"/>
-                <w:b/>
-                <w:bCs/>
-                <w:sz w:val="20"/>
-                <w:szCs w:val="20"/>
-                <w:lang w:bidi="ar-IQ"/>
-              </w:rPr>
-            </w:pPr>
-            <w:r>
-              <w:rPr>
-                <w:rFonts w:asciiTheme="majorBidi" w:hAnsiTheme="majorBidi" w:cstheme="majorBidi"/>
-                <w:b/>
-                <w:bCs/>
-                <w:sz w:val="20"/>
-                <w:szCs w:val="20"/>
-                <w:rtl/>
-              </w:rPr>
-              <w:t>الوحدة</w:t>
-            </w:r>
-          </w:p>
-        </w:tc>
-        <w:tc>
-          <w:tcPr>
-            <w:tcW w:w="1831" w:type="pct"/>
-          </w:tcPr>
-          <w:p>
-            <w:pPr>
-              <w:keepNext/>
-              <w:keepLines/>
-              <w:spacing w:after="0"/>
-              <w:rPr>
-                <w:rFonts w:asciiTheme="majorBidi" w:hAnsiTheme="majorBidi" w:cstheme="majorBidi"/>
-                <w:b/>
-                <w:bCs/>
-                <w:sz w:val="20"/>
-                <w:szCs w:val="20"/>
-                <w:lang w:bidi="ar-IQ"/>
-              </w:rPr>
-            </w:pPr>
-            <w:r>
-              <w:rPr>
-                <w:rFonts w:asciiTheme="majorBidi" w:hAnsiTheme="majorBidi" w:cstheme="majorBidi"/>
-                <w:b/>
-                <w:bCs/>
-                <w:sz w:val="20"/>
-                <w:szCs w:val="20"/>
-                <w:rtl/>
-              </w:rPr>
-              <w:t>المادة الدراسية</w:t>
-            </w:r>
-          </w:p>
-        </w:tc>
-        <w:tc>
-          <w:tcPr>
-            <w:tcW w:w="339" w:type="pct"/>
-          </w:tcPr>
-          <w:p>
-            <w:pPr>
-              <w:keepNext/>
-              <w:keepLines/>
-              <w:spacing w:after="0"/>
-              <w:rPr>
-                <w:rFonts w:asciiTheme="majorBidi" w:hAnsiTheme="majorBidi" w:cstheme="majorBidi"/>
-                <w:b/>
-                <w:bCs/>
-                <w:sz w:val="20"/>
-                <w:szCs w:val="20"/>
-                <w:lang w:bidi="ar-IQ"/>
-              </w:rPr>
-            </w:pPr>
-            <w:r>
-              <w:rPr>
-                <w:rFonts w:asciiTheme="majorBidi" w:hAnsiTheme="majorBidi" w:cstheme="majorBidi"/>
-                <w:b/>
-                <w:bCs/>
-                <w:sz w:val="20"/>
-                <w:szCs w:val="20"/>
-                <w:rtl/>
-              </w:rPr>
-              <w:t>الدرجة</w:t>
-            </w:r>
-          </w:p>
-        </w:tc>
-        <w:tc>
-          <w:tcPr>
-            <w:tcW w:w="325" w:type="pct"/>
-          </w:tcPr>
-          <w:p>
-            <w:pPr>
-              <w:keepNext/>
-              <w:keepLines/>
-              <w:spacing w:after="0"/>
-              <w:rPr>
-                <w:rFonts w:asciiTheme="majorBidi" w:hAnsiTheme="majorBidi" w:cstheme="majorBidi"/>
-                <w:b/>
-                <w:bCs/>
-                <w:sz w:val="20"/>
-                <w:szCs w:val="20"/>
-              </w:rPr>
-            </w:pPr>
-            <w:r>
-              <w:rPr>
-                <w:rFonts w:asciiTheme="majorBidi" w:hAnsiTheme="majorBidi" w:cstheme="majorBidi"/>
-                <w:b/>
-                <w:bCs/>
-                <w:sz w:val="20"/>
-                <w:szCs w:val="20"/>
-                <w:rtl/>
-              </w:rPr>
-              <w:t>الوحدة</w:t>
-            </w:r>
-          </w:p>
-        </w:tc>
-      </w:tr>
-      <w:tr>
-        <w:trPr>
-          <w:cantSplit/>
-        </w:trPr>
-        <w:tc>
-          <w:tcPr>
-            <w:tcW w:w="1828" w:type="pct"/>
-          </w:tcPr>
-          <w:p>
-            <w:pPr>
-              <w:keepNext/>
-              <w:keepLines/>
-              <w:spacing w:after="0"/>
-              <w:rPr>
-                <w:rFonts w:asciiTheme="majorBidi" w:hAnsiTheme="majorBidi" w:cstheme="majorBidi"/>
-                <w:sz w:val="20"/>
-                <w:szCs w:val="20"/>
-                <w:lang w:bidi="ar-IQ"/>
-              </w:rPr>
-            </w:pPr>
-            <w:r>
-              <w:rPr>
-                <w:rFonts w:asciiTheme="majorBidi" w:hAnsiTheme="majorBidi" w:cstheme="majorBidi"/>
-                <w:sz w:val="20"/>
-                <w:szCs w:val="20"/>
-                <w:rtl/>
-                <w:lang w:bidi="ar-IQ"/>
-              </w:rPr>
-              <w:t xml:space="preserve">أساسيات الذكاء الاصطناعي</w:t>
-            </w:r>
-          </w:p>
-        </w:tc>
-        <w:tc>
-          <w:tcPr>
-            <w:tcW w:w="338" w:type="pct"/>
-          </w:tcPr>
-          <w:p>
-            <w:pPr>
-              <w:keepNext/>
-              <w:keepLines/>
-              <w:spacing w:after="0"/>
-              <w:rPr>
-                <w:rFonts w:asciiTheme="majorBidi" w:hAnsiTheme="majorBidi" w:cstheme="majorBidi"/>
-                <w:sz w:val="20"/>
-                <w:szCs w:val="20"/>
-                <w:lang w:bidi="ar-IQ"/>
-              </w:rPr>
-            </w:pPr>
-            <w:r>
-              <w:rPr>
-                <w:rFonts w:asciiTheme="majorBidi" w:hAnsiTheme="majorBidi" w:cstheme="majorBidi"/>
-                <w:sz w:val="20"/>
-                <w:szCs w:val="20"/>
-                <w:rtl/>
-                <w:lang w:bidi="ar-IQ"/>
-              </w:rPr>
-              <w:t xml:space="preserve">٥٠</w:t>
-            </w:r>
-          </w:p>
-        </w:tc>
-        <w:tc>
-          <w:tcPr>
-            <w:tcW w:w="339" w:type="pct"/>
-          </w:tcPr>
-          <w:p>
-            <w:pPr>
-              <w:keepNext/>
-              <w:keepLines/>
-              <w:spacing w:after="0"/>
-              <w:rPr>
-                <w:rFonts w:asciiTheme="majorBidi" w:hAnsiTheme="majorBidi" w:cstheme="majorBidi"/>
-                <w:sz w:val="20"/>
-                <w:szCs w:val="20"/>
-                <w:lang w:bidi="ar-IQ"/>
-              </w:rPr>
-            </w:pPr>
-            <w:r>
-              <w:rPr>
-                <w:rFonts w:asciiTheme="majorBidi" w:hAnsiTheme="majorBidi" w:cstheme="majorBidi"/>
-                <w:sz w:val="20"/>
-                <w:szCs w:val="20"/>
-                <w:rtl/>
-                <w:lang w:bidi="ar-IQ"/>
-              </w:rPr>
-              <w:t xml:space="preserve">٣</w:t>
-            </w:r>
-          </w:p>
-        </w:tc>
-        <w:tc>
-          <w:tcPr>
-            <w:tcW w:w="1831" w:type="pct"/>
-          </w:tcPr>
-          <w:p>
-            <w:pPr>
-              <w:keepNext/>
-              <w:keepLines/>
-              <w:spacing w:after="0"/>
-              <w:rPr>
-                <w:rFonts w:asciiTheme="majorBidi" w:hAnsiTheme="majorBidi" w:cstheme="majorBidi"/>
-                <w:sz w:val="20"/>
-                <w:szCs w:val="20"/>
-                <w:lang w:bidi="ar-IQ"/>
-              </w:rPr>
-            </w:pPr>
-            <w:r>
-              <w:rPr>
-                <w:rFonts w:asciiTheme="majorBidi" w:hAnsiTheme="majorBidi" w:cstheme="majorBidi"/>
-                <w:sz w:val="20"/>
-                <w:szCs w:val="20"/>
-                <w:rtl/>
-                <w:lang w:bidi="ar-IQ"/>
-              </w:rPr>
-              <w:t xml:space="preserve">النمذجة و المحاكاة في الحاسوب</w:t>
-            </w:r>
-          </w:p>
-        </w:tc>
-        <w:tc>
-          <w:tcPr>
-            <w:tcW w:w="339" w:type="pct"/>
-          </w:tcPr>
-          <w:p>
-            <w:pPr>
-              <w:keepNext/>
-              <w:keepLines/>
-              <w:spacing w:after="0"/>
-              <w:rPr>
-                <w:rFonts w:asciiTheme="majorBidi" w:hAnsiTheme="majorBidi" w:cstheme="majorBidi"/>
-                <w:sz w:val="20"/>
-                <w:szCs w:val="20"/>
-                <w:lang w:bidi="ar-IQ"/>
-              </w:rPr>
-            </w:pPr>
-            <w:r>
-              <w:rPr>
-                <w:rFonts w:asciiTheme="majorBidi" w:hAnsiTheme="majorBidi" w:cstheme="majorBidi"/>
-                <w:sz w:val="20"/>
-                <w:szCs w:val="20"/>
-                <w:rtl/>
-                <w:lang w:bidi="ar-IQ"/>
-              </w:rPr>
-              <w:t xml:space="preserve">٧٨</w:t>
-            </w:r>
-          </w:p>
-        </w:tc>
-        <w:tc>
-          <w:tcPr>
-            <w:tcW w:w="325" w:type="pct"/>
-          </w:tcPr>
-          <w:p>
-            <w:pPr>
-              <w:keepNext/>
-              <w:keepLines/>
-              <w:spacing w:after="0"/>
-              <w:rPr>
-                <w:rFonts w:asciiTheme="majorBidi" w:hAnsiTheme="majorBidi" w:cstheme="majorBidi"/>
-                <w:sz w:val="20"/>
-                <w:szCs w:val="20"/>
-              </w:rPr>
-            </w:pPr>
-            <w:r>
-              <w:rPr>
-                <w:rFonts w:asciiTheme="majorBidi" w:hAnsiTheme="majorBidi" w:cstheme="majorBidi"/>
-                <w:sz w:val="20"/>
-                <w:szCs w:val="20"/>
-                <w:rtl/>
-                <w:lang w:bidi="ar-IQ"/>
-              </w:rPr>
-              <w:t xml:space="preserve">٣</w:t>
-            </w:r>
-          </w:p>
-        </w:tc>
-      </w:tr>
-      <w:tr>
-        <w:trPr>
-          <w:cantSplit/>
-        </w:trPr>
-        <w:tc>
-          <w:tcPr>
-            <w:tcW w:w="1828" w:type="pct"/>
-          </w:tcPr>
-          <w:p>
-            <w:pPr>
-              <w:keepNext/>
-              <w:keepLines/>
-              <w:spacing w:after="0"/>
-              <w:rPr>
-                <w:rFonts w:asciiTheme="majorBidi" w:hAnsiTheme="majorBidi" w:cstheme="majorBidi"/>
-                <w:sz w:val="20"/>
-                <w:szCs w:val="20"/>
-                <w:lang w:bidi="ar-IQ"/>
-              </w:rPr>
-            </w:pPr>
-            <w:r>
-              <w:rPr>
-                <w:rFonts w:asciiTheme="majorBidi" w:hAnsiTheme="majorBidi" w:cstheme="majorBidi"/>
-                <w:sz w:val="20"/>
-                <w:szCs w:val="20"/>
-                <w:rtl/>
-                <w:lang w:bidi="ar-IQ"/>
-              </w:rPr>
-              <w:t xml:space="preserve">المترجمات</w:t>
-            </w:r>
-          </w:p>
-        </w:tc>
-        <w:tc>
-          <w:tcPr>
-            <w:tcW w:w="338" w:type="pct"/>
-          </w:tcPr>
-          <w:p>
-            <w:pPr>
-              <w:keepNext/>
-              <w:keepLines/>
-              <w:spacing w:after="0"/>
-              <w:rPr>
-                <w:rFonts w:asciiTheme="majorBidi" w:hAnsiTheme="majorBidi" w:cstheme="majorBidi"/>
-                <w:sz w:val="20"/>
-                <w:szCs w:val="20"/>
-                <w:lang w:bidi="ar-IQ"/>
-              </w:rPr>
-            </w:pPr>
-            <w:r>
-              <w:rPr>
-                <w:rFonts w:asciiTheme="majorBidi" w:hAnsiTheme="majorBidi" w:cstheme="majorBidi"/>
-                <w:sz w:val="20"/>
-                <w:szCs w:val="20"/>
-                <w:rtl/>
-                <w:lang w:bidi="ar-IQ"/>
-              </w:rPr>
-              <w:t xml:space="preserve">٥٨</w:t>
-            </w:r>
-          </w:p>
-        </w:tc>
-        <w:tc>
-          <w:tcPr>
-            <w:tcW w:w="339" w:type="pct"/>
-          </w:tcPr>
-          <w:p>
-            <w:pPr>
-              <w:keepNext/>
-              <w:keepLines/>
-              <w:spacing w:after="0"/>
-              <w:rPr>
-                <w:rFonts w:asciiTheme="majorBidi" w:hAnsiTheme="majorBidi" w:cstheme="majorBidi"/>
-                <w:sz w:val="20"/>
-                <w:szCs w:val="20"/>
-                <w:lang w:bidi="ar-IQ"/>
-              </w:rPr>
-            </w:pPr>
-            <w:r>
-              <w:rPr>
-                <w:rFonts w:asciiTheme="majorBidi" w:hAnsiTheme="majorBidi" w:cstheme="majorBidi"/>
-                <w:sz w:val="20"/>
-                <w:szCs w:val="20"/>
-                <w:rtl/>
-                <w:lang w:bidi="ar-IQ"/>
-              </w:rPr>
-              <w:t xml:space="preserve">٤</w:t>
-            </w:r>
-          </w:p>
-        </w:tc>
-        <w:tc>
-          <w:tcPr>
-            <w:tcW w:w="1831" w:type="pct"/>
-          </w:tcPr>
-          <w:p>
-            <w:pPr>
-              <w:keepNext/>
-              <w:keepLines/>
-              <w:spacing w:after="0"/>
-              <w:rPr>
-                <w:rFonts w:asciiTheme="majorBidi" w:hAnsiTheme="majorBidi" w:cstheme="majorBidi"/>
-                <w:sz w:val="20"/>
-                <w:szCs w:val="20"/>
-                <w:lang w:bidi="ar-IQ"/>
-              </w:rPr>
-            </w:pPr>
-            <w:r>
-              <w:rPr>
-                <w:rFonts w:asciiTheme="majorBidi" w:hAnsiTheme="majorBidi" w:cstheme="majorBidi"/>
-                <w:sz w:val="20"/>
-                <w:szCs w:val="20"/>
-                <w:rtl/>
-                <w:lang w:bidi="ar-IQ"/>
-              </w:rPr>
-              <w:t xml:space="preserve"/>
-            </w:r>
-          </w:p>
-        </w:tc>
-        <w:tc>
-          <w:tcPr>
-            <w:tcW w:w="339" w:type="pct"/>
-          </w:tcPr>
-          <w:p>
-            <w:pPr>
-              <w:keepNext/>
-              <w:keepLines/>
-              <w:spacing w:after="0"/>
-              <w:rPr>
-                <w:rFonts w:asciiTheme="majorBidi" w:hAnsiTheme="majorBidi" w:cstheme="majorBidi"/>
-                <w:sz w:val="20"/>
-                <w:szCs w:val="20"/>
-                <w:lang w:bidi="ar-IQ"/>
-              </w:rPr>
-            </w:pPr>
-            <w:r>
-              <w:rPr>
-                <w:rFonts w:asciiTheme="majorBidi" w:hAnsiTheme="majorBidi" w:cstheme="majorBidi"/>
-                <w:sz w:val="20"/>
-                <w:szCs w:val="20"/>
-                <w:rtl/>
-                <w:lang w:bidi="ar-IQ"/>
-              </w:rPr>
-              <w:t xml:space="preserve"/>
-            </w:r>
-          </w:p>
-        </w:tc>
-        <w:tc>
-          <w:tcPr>
-            <w:tcW w:w="325" w:type="pct"/>
-          </w:tcPr>
-          <w:p>
-            <w:pPr>
-              <w:keepNext/>
-              <w:keepLines/>
-              <w:spacing w:after="0"/>
-              <w:rPr>
-                <w:rFonts w:asciiTheme="majorBidi" w:hAnsiTheme="majorBidi" w:cstheme="majorBidi"/>
-                <w:sz w:val="20"/>
-                <w:szCs w:val="20"/>
-              </w:rPr>
-            </w:pPr>
-            <w:r>
-              <w:rPr>
-                <w:rFonts w:asciiTheme="majorBidi" w:hAnsiTheme="majorBidi" w:cstheme="majorBidi"/>
-                <w:sz w:val="20"/>
-                <w:szCs w:val="20"/>
-                <w:rtl/>
-                <w:lang w:bidi="ar-IQ"/>
-              </w:rPr>
-              <w:t xml:space="preserve"/>
-            </w:r>
-          </w:p>
-        </w:tc>
-      </w:tr>
-      <w:tr>
-        <w:trPr>
-          <w:cantSplit/>
-        </w:trPr>
-        <w:tc>
-          <w:tcPr>
-            <w:tcW w:w="1828" w:type="pct"/>
-          </w:tcPr>
-          <w:p>
-            <w:pPr>
-              <w:keepNext/>
-              <w:keepLines/>
-              <w:spacing w:after="0"/>
-              <w:rPr>
-                <w:rFonts w:asciiTheme="majorBidi" w:hAnsiTheme="majorBidi" w:cstheme="majorBidi"/>
-                <w:sz w:val="20"/>
-                <w:szCs w:val="20"/>
-                <w:lang w:bidi="ar-IQ"/>
-              </w:rPr>
-            </w:pPr>
-            <w:r>
-              <w:rPr>
-                <w:rFonts w:asciiTheme="majorBidi" w:hAnsiTheme="majorBidi" w:cstheme="majorBidi"/>
-                <w:sz w:val="20"/>
-                <w:szCs w:val="20"/>
-                <w:rtl/>
-                <w:lang w:bidi="ar-IQ"/>
-              </w:rPr>
-              <w:t xml:space="preserve">تصميم المواقع</w:t>
-            </w:r>
-          </w:p>
-        </w:tc>
-        <w:tc>
-          <w:tcPr>
-            <w:tcW w:w="338" w:type="pct"/>
-          </w:tcPr>
-          <w:p>
-            <w:pPr>
-              <w:keepNext/>
-              <w:keepLines/>
-              <w:spacing w:after="0"/>
-              <w:rPr>
-                <w:rFonts w:asciiTheme="majorBidi" w:hAnsiTheme="majorBidi" w:cstheme="majorBidi"/>
-                <w:sz w:val="20"/>
-                <w:szCs w:val="20"/>
-                <w:lang w:bidi="ar-IQ"/>
-              </w:rPr>
-            </w:pPr>
-            <w:r>
-              <w:rPr>
-                <w:rFonts w:asciiTheme="majorBidi" w:hAnsiTheme="majorBidi" w:cstheme="majorBidi"/>
-                <w:sz w:val="20"/>
-                <w:szCs w:val="20"/>
-                <w:rtl/>
-                <w:lang w:bidi="ar-IQ"/>
-              </w:rPr>
-              <w:t xml:space="preserve">٥٦</w:t>
-            </w:r>
-          </w:p>
-        </w:tc>
-        <w:tc>
-          <w:tcPr>
-            <w:tcW w:w="339" w:type="pct"/>
-          </w:tcPr>
-          <w:p>
-            <w:pPr>
-              <w:keepNext/>
-              <w:keepLines/>
-              <w:spacing w:after="0"/>
-              <w:rPr>
-                <w:rFonts w:asciiTheme="majorBidi" w:hAnsiTheme="majorBidi" w:cstheme="majorBidi"/>
-                <w:sz w:val="20"/>
-                <w:szCs w:val="20"/>
-                <w:lang w:bidi="ar-IQ"/>
-              </w:rPr>
-            </w:pPr>
-            <w:r>
-              <w:rPr>
-                <w:rFonts w:asciiTheme="majorBidi" w:hAnsiTheme="majorBidi" w:cstheme="majorBidi"/>
-                <w:sz w:val="20"/>
-                <w:szCs w:val="20"/>
-                <w:rtl/>
-                <w:lang w:bidi="ar-IQ"/>
-              </w:rPr>
-              <w:t xml:space="preserve">٣</w:t>
-            </w:r>
-          </w:p>
-        </w:tc>
-        <w:tc>
-          <w:tcPr>
-            <w:tcW w:w="1831" w:type="pct"/>
-          </w:tcPr>
-          <w:p>
-            <w:pPr>
-              <w:keepNext/>
-              <w:keepLines/>
-              <w:spacing w:after="0"/>
-              <w:rPr>
-                <w:rFonts w:asciiTheme="majorBidi" w:hAnsiTheme="majorBidi" w:cstheme="majorBidi"/>
-                <w:sz w:val="20"/>
-                <w:szCs w:val="20"/>
-                <w:lang w:bidi="ar-IQ"/>
-              </w:rPr>
-            </w:pPr>
-            <w:r>
-              <w:rPr>
-                <w:rFonts w:asciiTheme="majorBidi" w:hAnsiTheme="majorBidi" w:cstheme="majorBidi"/>
-                <w:sz w:val="20"/>
-                <w:szCs w:val="20"/>
-                <w:rtl/>
-                <w:lang w:bidi="ar-IQ"/>
-              </w:rPr>
-              <w:t xml:space="preserve"/>
-            </w:r>
-          </w:p>
-        </w:tc>
-        <w:tc>
-          <w:tcPr>
-            <w:tcW w:w="339" w:type="pct"/>
-          </w:tcPr>
-          <w:p>
-            <w:pPr>
-              <w:keepNext/>
-              <w:keepLines/>
-              <w:spacing w:after="0"/>
-              <w:rPr>
-                <w:rFonts w:asciiTheme="majorBidi" w:hAnsiTheme="majorBidi" w:cstheme="majorBidi"/>
-                <w:sz w:val="20"/>
-                <w:szCs w:val="20"/>
-                <w:lang w:bidi="ar-IQ"/>
-              </w:rPr>
-            </w:pPr>
-            <w:r>
-              <w:rPr>
-                <w:rFonts w:asciiTheme="majorBidi" w:hAnsiTheme="majorBidi" w:cstheme="majorBidi"/>
-                <w:sz w:val="20"/>
-                <w:szCs w:val="20"/>
-                <w:rtl/>
-                <w:lang w:bidi="ar-IQ"/>
-              </w:rPr>
-              <w:t xml:space="preserve"/>
-            </w:r>
-          </w:p>
-        </w:tc>
-        <w:tc>
-          <w:tcPr>
-            <w:tcW w:w="325" w:type="pct"/>
-          </w:tcPr>
-          <w:p>
-            <w:pPr>
-              <w:keepNext/>
-              <w:keepLines/>
-              <w:spacing w:after="0"/>
-              <w:rPr>
-                <w:rFonts w:asciiTheme="majorBidi" w:hAnsiTheme="majorBidi" w:cstheme="majorBidi"/>
-                <w:sz w:val="20"/>
-                <w:szCs w:val="20"/>
-              </w:rPr>
-            </w:pPr>
-            <w:r>
-              <w:rPr>
-                <w:rFonts w:asciiTheme="majorBidi" w:hAnsiTheme="majorBidi" w:cstheme="majorBidi"/>
-                <w:sz w:val="20"/>
-                <w:szCs w:val="20"/>
-                <w:rtl/>
-                <w:lang w:bidi="ar-IQ"/>
-              </w:rPr>
-              <w:t xml:space="preserve"/>
-            </w:r>
-          </w:p>
-        </w:tc>
-      </w:tr>
-    </w:tbl>
-    <w:p>
-      <w:pPr>
-        <w:keepNext/>
-        <w:keepLines/>
-        <w:spacing w:line="240" w:lineRule="auto"/>
-        <w:rPr>
-          <w:rFonts w:asciiTheme="majorBidi" w:hAnsiTheme="majorBidi" w:cstheme="majorBidi"/>
-          <w:sz w:val="24"/>
-          <w:szCs w:val="24"/>
-          <w:lang w:bidi="ar-IQ"/>
-        </w:rPr>
-      </w:pPr>
-      <w:r>
-        <w:rPr>
-          <w:rFonts w:asciiTheme="majorBidi" w:hAnsiTheme="majorBidi" w:cstheme="majorBidi"/>
-          <w:sz w:val="24"/>
-          <w:szCs w:val="24"/>
-          <w:rtl/>
-          <w:lang w:bidi="ar-IQ"/>
-        </w:rPr>
-        <w:t xml:space="preserve"/>
-      </w:r>
-    </w:p>
-    <w:tbl>
-      <w:tblPr>
-        <w:tblStyle w:val="TableGrid"/>
-        <w:bidiVisual/>
-        <w:tblW w:w="5000" w:type="pct"/>
-        <w:tblLayout w:type="fixed"/>
-        <w:tblLook w:val="04A0" w:firstRow="1" w:lastRow="0" w:firstColumn="1" w:lastColumn="0" w:noHBand="0" w:noVBand="1"/>
-      </w:tblPr>
-      <w:tblGrid>
-        <w:gridCol w:w="3822"/>
-        <w:gridCol w:w="707"/>
-        <w:gridCol w:w="709"/>
-        <w:gridCol w:w="3829"/>
-        <w:gridCol w:w="709"/>
-        <w:gridCol w:w="680"/>
-      </w:tblGrid>
-      <w:tr>
-        <w:trPr>
-          <w:cantSplit/>
-        </w:trPr>
-        <w:tc>
-          <w:tcPr>
-            <w:tcW w:w="5000" w:type="pct"/>
-            <w:gridSpan w:val="6"/>
-          </w:tcPr>
-          <w:p>
-            <w:pPr>
-              <w:keepNext/>
-              <w:keepLines/>
-              <w:spacing w:after="0"/>
-              <w:jc w:val="center"/>
-              <w:rPr>
-                <w:rFonts w:asciiTheme="majorBidi" w:hAnsiTheme="majorBidi" w:cstheme="majorBidi"/>
-                <w:sz w:val="20"/>
-                <w:szCs w:val="20"/>
-                <w:rtl/>
-                <w:lang w:bidi="ar-IQ"/>
-              </w:rPr>
-            </w:pPr>
-            <w:r>
-              <w:rPr>
-                <w:rFonts w:asciiTheme="majorBidi" w:hAnsiTheme="majorBidi" w:cstheme="majorBidi"/>
-                <w:sz w:val="20"/>
-                <w:szCs w:val="20"/>
-                <w:rtl/>
-                <w:lang w:bidi="ar-IQ"/>
-              </w:rPr>
-              <w:t xml:space="preserve">٢٠١٨ - المرحلة ٦</w:t>
-            </w:r>
-          </w:p>
-        </w:tc>
-      </w:tr>
-      <w:tr>
-        <w:trPr>
-          <w:cantSplit/>
-        </w:trPr>
-        <w:tc>
-          <w:tcPr>
-            <w:tcW w:w="2505" w:type="pct"/>
-            <w:gridSpan w:val="3"/>
-          </w:tcPr>
-          <w:p>
-            <w:pPr>
-              <w:keepNext/>
-              <w:keepLines/>
-              <w:spacing w:after="0"/>
-              <w:rPr>
-                <w:rFonts w:asciiTheme="majorBidi" w:hAnsiTheme="majorBidi" w:cstheme="majorBidi"/>
-                <w:sz w:val="20"/>
-                <w:szCs w:val="20"/>
-                <w:lang w:bidi="ar-IQ"/>
-              </w:rPr>
-            </w:pPr>
-            <w:r>
-              <w:rPr>
-                <w:rFonts w:asciiTheme="majorBidi" w:hAnsiTheme="majorBidi" w:cstheme="majorBidi"/>
-                <w:sz w:val="20"/>
-                <w:szCs w:val="20"/>
-                <w:rtl/>
-                <w:lang w:bidi="ar-IQ"/>
-              </w:rPr>
-              <w:t xml:space="preserve">الفصل الأول</w:t>
-            </w:r>
-          </w:p>
-        </w:tc>
-        <w:tc>
-          <w:tcPr>
-            <w:tcW w:w="2495" w:type="pct"/>
-            <w:gridSpan w:val="3"/>
-          </w:tcPr>
-          <w:p>
-            <w:pPr>
-              <w:keepNext/>
-              <w:keepLines/>
-              <w:spacing w:after="0"/>
-              <w:rPr>
-                <w:rFonts w:asciiTheme="majorBidi" w:hAnsiTheme="majorBidi" w:cstheme="majorBidi"/>
-                <w:sz w:val="20"/>
-                <w:szCs w:val="20"/>
-              </w:rPr>
-            </w:pPr>
-            <w:r>
-              <w:rPr>
-                <w:rFonts w:asciiTheme="majorBidi" w:hAnsiTheme="majorBidi" w:cstheme="majorBidi"/>
-                <w:sz w:val="20"/>
-                <w:szCs w:val="20"/>
-                <w:rtl/>
-                <w:lang w:bidi="ar-IQ"/>
-              </w:rPr>
-              <w:t xml:space="preserve">الفصل الثاني</w:t>
-            </w:r>
-          </w:p>
-        </w:tc>
-      </w:tr>
-      <w:tr>
-        <w:trPr>
-          <w:cantSplit/>
-        </w:trPr>
-        <w:tc>
-          <w:tcPr>
-            <w:tcW w:w="1828" w:type="pct"/>
-          </w:tcPr>
-          <w:p>
-            <w:pPr>
-              <w:keepNext/>
-              <w:keepLines/>
-              <w:spacing w:after="0"/>
-              <w:rPr>
-                <w:rFonts w:asciiTheme="majorBidi" w:hAnsiTheme="majorBidi" w:cstheme="majorBidi"/>
-                <w:b/>
-                <w:bCs/>
-                <w:sz w:val="20"/>
-                <w:szCs w:val="20"/>
-                <w:lang w:bidi="ar-IQ"/>
-              </w:rPr>
-            </w:pPr>
-            <w:r>
-              <w:rPr>
-                <w:rFonts w:asciiTheme="majorBidi" w:hAnsiTheme="majorBidi" w:cstheme="majorBidi"/>
-                <w:b/>
-                <w:bCs/>
-                <w:sz w:val="20"/>
-                <w:szCs w:val="20"/>
-                <w:rtl/>
-              </w:rPr>
-              <w:t>المادة الدراسية</w:t>
-            </w:r>
-          </w:p>
-        </w:tc>
-        <w:tc>
-          <w:tcPr>
-            <w:tcW w:w="338" w:type="pct"/>
-          </w:tcPr>
-          <w:p>
-            <w:pPr>
-              <w:keepNext/>
-              <w:keepLines/>
-              <w:spacing w:after="0"/>
-              <w:rPr>
-                <w:rFonts w:asciiTheme="majorBidi" w:hAnsiTheme="majorBidi" w:cstheme="majorBidi"/>
-                <w:b/>
-                <w:bCs/>
-                <w:sz w:val="20"/>
-                <w:szCs w:val="20"/>
-                <w:lang w:bidi="ar-IQ"/>
-              </w:rPr>
-            </w:pPr>
-            <w:r>
-              <w:rPr>
-                <w:rFonts w:asciiTheme="majorBidi" w:hAnsiTheme="majorBidi" w:cstheme="majorBidi"/>
-                <w:b/>
-                <w:bCs/>
-                <w:sz w:val="20"/>
-                <w:szCs w:val="20"/>
-                <w:rtl/>
-              </w:rPr>
-              <w:t>الدرجة</w:t>
-            </w:r>
-          </w:p>
-        </w:tc>
-        <w:tc>
-          <w:tcPr>
-            <w:tcW w:w="339" w:type="pct"/>
-          </w:tcPr>
-          <w:p>
-            <w:pPr>
-              <w:keepNext/>
-              <w:keepLines/>
-              <w:spacing w:after="0"/>
-              <w:rPr>
-                <w:rFonts w:asciiTheme="majorBidi" w:hAnsiTheme="majorBidi" w:cstheme="majorBidi"/>
-                <w:b/>
-                <w:bCs/>
-                <w:sz w:val="20"/>
-                <w:szCs w:val="20"/>
-                <w:lang w:bidi="ar-IQ"/>
-              </w:rPr>
-            </w:pPr>
-            <w:r>
-              <w:rPr>
-                <w:rFonts w:asciiTheme="majorBidi" w:hAnsiTheme="majorBidi" w:cstheme="majorBidi"/>
-                <w:b/>
-                <w:bCs/>
-                <w:sz w:val="20"/>
-                <w:szCs w:val="20"/>
-                <w:rtl/>
-              </w:rPr>
-              <w:t>الوحدة</w:t>
-            </w:r>
-          </w:p>
-        </w:tc>
-        <w:tc>
-          <w:tcPr>
-            <w:tcW w:w="1831" w:type="pct"/>
-          </w:tcPr>
-          <w:p>
-            <w:pPr>
-              <w:keepNext/>
-              <w:keepLines/>
-              <w:spacing w:after="0"/>
-              <w:rPr>
-                <w:rFonts w:asciiTheme="majorBidi" w:hAnsiTheme="majorBidi" w:cstheme="majorBidi"/>
-                <w:b/>
-                <w:bCs/>
-                <w:sz w:val="20"/>
-                <w:szCs w:val="20"/>
-                <w:lang w:bidi="ar-IQ"/>
-              </w:rPr>
-            </w:pPr>
-            <w:r>
-              <w:rPr>
-                <w:rFonts w:asciiTheme="majorBidi" w:hAnsiTheme="majorBidi" w:cstheme="majorBidi"/>
-                <w:b/>
-                <w:bCs/>
-                <w:sz w:val="20"/>
-                <w:szCs w:val="20"/>
-                <w:rtl/>
-              </w:rPr>
-              <w:t>المادة الدراسية</w:t>
-            </w:r>
-          </w:p>
-        </w:tc>
-        <w:tc>
-          <w:tcPr>
-            <w:tcW w:w="339" w:type="pct"/>
-          </w:tcPr>
-          <w:p>
-            <w:pPr>
-              <w:keepNext/>
-              <w:keepLines/>
-              <w:spacing w:after="0"/>
-              <w:rPr>
-                <w:rFonts w:asciiTheme="majorBidi" w:hAnsiTheme="majorBidi" w:cstheme="majorBidi"/>
-                <w:b/>
-                <w:bCs/>
-                <w:sz w:val="20"/>
-                <w:szCs w:val="20"/>
-                <w:lang w:bidi="ar-IQ"/>
-              </w:rPr>
-            </w:pPr>
-            <w:r>
-              <w:rPr>
-                <w:rFonts w:asciiTheme="majorBidi" w:hAnsiTheme="majorBidi" w:cstheme="majorBidi"/>
-                <w:b/>
-                <w:bCs/>
-                <w:sz w:val="20"/>
-                <w:szCs w:val="20"/>
-                <w:rtl/>
-              </w:rPr>
-              <w:t>الدرجة</w:t>
-            </w:r>
-          </w:p>
-        </w:tc>
-        <w:tc>
-          <w:tcPr>
-            <w:tcW w:w="325" w:type="pct"/>
-          </w:tcPr>
-          <w:p>
-            <w:pPr>
-              <w:keepNext/>
-              <w:keepLines/>
-              <w:spacing w:after="0"/>
-              <w:rPr>
-                <w:rFonts w:asciiTheme="majorBidi" w:hAnsiTheme="majorBidi" w:cstheme="majorBidi"/>
-                <w:b/>
-                <w:bCs/>
-                <w:sz w:val="20"/>
-                <w:szCs w:val="20"/>
-              </w:rPr>
-            </w:pPr>
-            <w:r>
-              <w:rPr>
-                <w:rFonts w:asciiTheme="majorBidi" w:hAnsiTheme="majorBidi" w:cstheme="majorBidi"/>
-                <w:b/>
-                <w:bCs/>
-                <w:sz w:val="20"/>
-                <w:szCs w:val="20"/>
-                <w:rtl/>
-              </w:rPr>
-              <w:t>الوحدة</w:t>
-            </w:r>
-          </w:p>
-        </w:tc>
-      </w:tr>
-      <w:tr>
-        <w:trPr>
-          <w:cantSplit/>
-        </w:trPr>
-        <w:tc>
-          <w:tcPr>
-            <w:tcW w:w="1828" w:type="pct"/>
-          </w:tcPr>
-          <w:p>
-            <w:pPr>
-              <w:keepNext/>
-              <w:keepLines/>
-              <w:spacing w:after="0"/>
-              <w:rPr>
-                <w:rFonts w:asciiTheme="majorBidi" w:hAnsiTheme="majorBidi" w:cstheme="majorBidi"/>
-                <w:sz w:val="20"/>
-                <w:szCs w:val="20"/>
-                <w:lang w:bidi="ar-IQ"/>
-              </w:rPr>
-            </w:pPr>
-            <w:r>
-              <w:rPr>
-                <w:rFonts w:asciiTheme="majorBidi" w:hAnsiTheme="majorBidi" w:cstheme="majorBidi"/>
-                <w:sz w:val="20"/>
-                <w:szCs w:val="20"/>
-                <w:rtl/>
-                <w:lang w:bidi="ar-IQ"/>
-              </w:rPr>
-              <w:t xml:space="preserve">التنقيب عن البيانات</w:t>
-            </w:r>
-          </w:p>
-        </w:tc>
-        <w:tc>
-          <w:tcPr>
-            <w:tcW w:w="338" w:type="pct"/>
-          </w:tcPr>
-          <w:p>
-            <w:pPr>
-              <w:keepNext/>
-              <w:keepLines/>
-              <w:spacing w:after="0"/>
-              <w:rPr>
-                <w:rFonts w:asciiTheme="majorBidi" w:hAnsiTheme="majorBidi" w:cstheme="majorBidi"/>
-                <w:sz w:val="20"/>
-                <w:szCs w:val="20"/>
-                <w:lang w:bidi="ar-IQ"/>
-              </w:rPr>
-            </w:pPr>
-            <w:r>
-              <w:rPr>
-                <w:rFonts w:asciiTheme="majorBidi" w:hAnsiTheme="majorBidi" w:cstheme="majorBidi"/>
-                <w:sz w:val="20"/>
-                <w:szCs w:val="20"/>
-                <w:rtl/>
-                <w:lang w:bidi="ar-IQ"/>
-              </w:rPr>
-              <w:t xml:space="preserve">٥٠</w:t>
-            </w:r>
-          </w:p>
-        </w:tc>
-        <w:tc>
-          <w:tcPr>
-            <w:tcW w:w="339" w:type="pct"/>
-          </w:tcPr>
-          <w:p>
-            <w:pPr>
-              <w:keepNext/>
-              <w:keepLines/>
-              <w:spacing w:after="0"/>
-              <w:rPr>
-                <w:rFonts w:asciiTheme="majorBidi" w:hAnsiTheme="majorBidi" w:cstheme="majorBidi"/>
-                <w:sz w:val="20"/>
-                <w:szCs w:val="20"/>
-                <w:lang w:bidi="ar-IQ"/>
-              </w:rPr>
-            </w:pPr>
-            <w:r>
-              <w:rPr>
-                <w:rFonts w:asciiTheme="majorBidi" w:hAnsiTheme="majorBidi" w:cstheme="majorBidi"/>
-                <w:sz w:val="20"/>
-                <w:szCs w:val="20"/>
-                <w:rtl/>
-                <w:lang w:bidi="ar-IQ"/>
-              </w:rPr>
-              <w:t xml:space="preserve">٢</w:t>
-            </w:r>
-          </w:p>
-        </w:tc>
-        <w:tc>
-          <w:tcPr>
-            <w:tcW w:w="1831" w:type="pct"/>
-          </w:tcPr>
-          <w:p>
-            <w:pPr>
-              <w:keepNext/>
-              <w:keepLines/>
-              <w:spacing w:after="0"/>
-              <w:rPr>
-                <w:rFonts w:asciiTheme="majorBidi" w:hAnsiTheme="majorBidi" w:cstheme="majorBidi"/>
-                <w:sz w:val="20"/>
-                <w:szCs w:val="20"/>
-                <w:lang w:bidi="ar-IQ"/>
-              </w:rPr>
-            </w:pPr>
-            <w:r>
-              <w:rPr>
-                <w:rFonts w:asciiTheme="majorBidi" w:hAnsiTheme="majorBidi" w:cstheme="majorBidi"/>
-                <w:sz w:val="20"/>
-                <w:szCs w:val="20"/>
-                <w:rtl/>
-                <w:lang w:bidi="ar-IQ"/>
-              </w:rPr>
-              <w:t xml:space="preserve">الأعمال الالكترونية</w:t>
-            </w:r>
-          </w:p>
-        </w:tc>
-        <w:tc>
-          <w:tcPr>
-            <w:tcW w:w="339" w:type="pct"/>
-          </w:tcPr>
-          <w:p>
-            <w:pPr>
-              <w:keepNext/>
-              <w:keepLines/>
-              <w:spacing w:after="0"/>
-              <w:rPr>
-                <w:rFonts w:asciiTheme="majorBidi" w:hAnsiTheme="majorBidi" w:cstheme="majorBidi"/>
-                <w:sz w:val="20"/>
-                <w:szCs w:val="20"/>
-                <w:lang w:bidi="ar-IQ"/>
-              </w:rPr>
-            </w:pPr>
-            <w:r>
-              <w:rPr>
-                <w:rFonts w:asciiTheme="majorBidi" w:hAnsiTheme="majorBidi" w:cstheme="majorBidi"/>
-                <w:sz w:val="20"/>
-                <w:szCs w:val="20"/>
-                <w:rtl/>
-                <w:lang w:bidi="ar-IQ"/>
-              </w:rPr>
-              <w:t xml:space="preserve">٥٣</w:t>
-            </w:r>
-          </w:p>
-        </w:tc>
-        <w:tc>
-          <w:tcPr>
-            <w:tcW w:w="325" w:type="pct"/>
-          </w:tcPr>
-          <w:p>
-            <w:pPr>
-              <w:keepNext/>
-              <w:keepLines/>
-              <w:spacing w:after="0"/>
-              <w:rPr>
-                <w:rFonts w:asciiTheme="majorBidi" w:hAnsiTheme="majorBidi" w:cstheme="majorBidi"/>
-                <w:sz w:val="20"/>
-                <w:szCs w:val="20"/>
-              </w:rPr>
-            </w:pPr>
-            <w:r>
-              <w:rPr>
-                <w:rFonts w:asciiTheme="majorBidi" w:hAnsiTheme="majorBidi" w:cstheme="majorBidi"/>
-                <w:sz w:val="20"/>
-                <w:szCs w:val="20"/>
-                <w:rtl/>
-                <w:lang w:bidi="ar-IQ"/>
-              </w:rPr>
-              <w:t xml:space="preserve">٢</w:t>
-            </w:r>
-          </w:p>
-        </w:tc>
-      </w:tr>
-      <w:tr>
-        <w:trPr>
-          <w:cantSplit/>
-        </w:trPr>
-        <w:tc>
-          <w:tcPr>
-            <w:tcW w:w="1828" w:type="pct"/>
-          </w:tcPr>
-          <w:p>
-            <w:pPr>
-              <w:keepNext/>
-              <w:keepLines/>
-              <w:spacing w:after="0"/>
-              <w:rPr>
-                <w:rFonts w:asciiTheme="majorBidi" w:hAnsiTheme="majorBidi" w:cstheme="majorBidi"/>
-                <w:sz w:val="20"/>
-                <w:szCs w:val="20"/>
-                <w:lang w:bidi="ar-IQ"/>
-              </w:rPr>
-            </w:pPr>
-            <w:r>
-              <w:rPr>
-                <w:rFonts w:asciiTheme="majorBidi" w:hAnsiTheme="majorBidi" w:cstheme="majorBidi"/>
-                <w:sz w:val="20"/>
-                <w:szCs w:val="20"/>
-                <w:rtl/>
-                <w:lang w:bidi="ar-IQ"/>
-              </w:rPr>
-              <w:t xml:space="preserve">شبكات الحاسوب 2</w:t>
-            </w:r>
-          </w:p>
-        </w:tc>
-        <w:tc>
-          <w:tcPr>
-            <w:tcW w:w="338" w:type="pct"/>
-          </w:tcPr>
-          <w:p>
-            <w:pPr>
-              <w:keepNext/>
-              <w:keepLines/>
-              <w:spacing w:after="0"/>
-              <w:rPr>
-                <w:rFonts w:asciiTheme="majorBidi" w:hAnsiTheme="majorBidi" w:cstheme="majorBidi"/>
-                <w:sz w:val="20"/>
-                <w:szCs w:val="20"/>
-                <w:lang w:bidi="ar-IQ"/>
-              </w:rPr>
-            </w:pPr>
-            <w:r>
-              <w:rPr>
-                <w:rFonts w:asciiTheme="majorBidi" w:hAnsiTheme="majorBidi" w:cstheme="majorBidi"/>
-                <w:sz w:val="20"/>
-                <w:szCs w:val="20"/>
-                <w:rtl/>
-                <w:lang w:bidi="ar-IQ"/>
-              </w:rPr>
-              <w:t xml:space="preserve">٧٥</w:t>
-            </w:r>
-          </w:p>
-        </w:tc>
-        <w:tc>
-          <w:tcPr>
-            <w:tcW w:w="339" w:type="pct"/>
-          </w:tcPr>
-          <w:p>
-            <w:pPr>
-              <w:keepNext/>
-              <w:keepLines/>
-              <w:spacing w:after="0"/>
-              <w:rPr>
-                <w:rFonts w:asciiTheme="majorBidi" w:hAnsiTheme="majorBidi" w:cstheme="majorBidi"/>
-                <w:sz w:val="20"/>
-                <w:szCs w:val="20"/>
-                <w:lang w:bidi="ar-IQ"/>
-              </w:rPr>
-            </w:pPr>
-            <w:r>
-              <w:rPr>
-                <w:rFonts w:asciiTheme="majorBidi" w:hAnsiTheme="majorBidi" w:cstheme="majorBidi"/>
-                <w:sz w:val="20"/>
-                <w:szCs w:val="20"/>
-                <w:rtl/>
-                <w:lang w:bidi="ar-IQ"/>
-              </w:rPr>
-              <w:t xml:space="preserve">٣</w:t>
-            </w:r>
-          </w:p>
-        </w:tc>
-        <w:tc>
-          <w:tcPr>
-            <w:tcW w:w="1831" w:type="pct"/>
-          </w:tcPr>
-          <w:p>
-            <w:pPr>
-              <w:keepNext/>
-              <w:keepLines/>
-              <w:spacing w:after="0"/>
-              <w:rPr>
-                <w:rFonts w:asciiTheme="majorBidi" w:hAnsiTheme="majorBidi" w:cstheme="majorBidi"/>
-                <w:sz w:val="20"/>
-                <w:szCs w:val="20"/>
-                <w:lang w:bidi="ar-IQ"/>
-              </w:rPr>
-            </w:pPr>
-            <w:r>
-              <w:rPr>
-                <w:rFonts w:asciiTheme="majorBidi" w:hAnsiTheme="majorBidi" w:cstheme="majorBidi"/>
-                <w:sz w:val="20"/>
-                <w:szCs w:val="20"/>
-                <w:rtl/>
-                <w:lang w:bidi="ar-IQ"/>
-              </w:rPr>
-              <w:t xml:space="preserve">تصميم المواقع المتقدم</w:t>
-            </w:r>
-          </w:p>
-        </w:tc>
-        <w:tc>
-          <w:tcPr>
-            <w:tcW w:w="339" w:type="pct"/>
-          </w:tcPr>
-          <w:p>
-            <w:pPr>
-              <w:keepNext/>
-              <w:keepLines/>
-              <w:spacing w:after="0"/>
-              <w:rPr>
-                <w:rFonts w:asciiTheme="majorBidi" w:hAnsiTheme="majorBidi" w:cstheme="majorBidi"/>
-                <w:sz w:val="20"/>
-                <w:szCs w:val="20"/>
-                <w:lang w:bidi="ar-IQ"/>
-              </w:rPr>
-            </w:pPr>
-            <w:r>
-              <w:rPr>
-                <w:rFonts w:asciiTheme="majorBidi" w:hAnsiTheme="majorBidi" w:cstheme="majorBidi"/>
-                <w:sz w:val="20"/>
-                <w:szCs w:val="20"/>
-                <w:rtl/>
-                <w:lang w:bidi="ar-IQ"/>
-              </w:rPr>
-              <w:t xml:space="preserve">٥٨</w:t>
-            </w:r>
-          </w:p>
-        </w:tc>
-        <w:tc>
-          <w:tcPr>
-            <w:tcW w:w="325" w:type="pct"/>
-          </w:tcPr>
-          <w:p>
-            <w:pPr>
-              <w:keepNext/>
-              <w:keepLines/>
-              <w:spacing w:after="0"/>
-              <w:rPr>
-                <w:rFonts w:asciiTheme="majorBidi" w:hAnsiTheme="majorBidi" w:cstheme="majorBidi"/>
-                <w:sz w:val="20"/>
-                <w:szCs w:val="20"/>
-              </w:rPr>
-            </w:pPr>
-            <w:r>
-              <w:rPr>
-                <w:rFonts w:asciiTheme="majorBidi" w:hAnsiTheme="majorBidi" w:cstheme="majorBidi"/>
-                <w:sz w:val="20"/>
-                <w:szCs w:val="20"/>
-                <w:rtl/>
-                <w:lang w:bidi="ar-IQ"/>
-              </w:rPr>
-              <w:t xml:space="preserve">٣</w:t>
-            </w:r>
-          </w:p>
-        </w:tc>
-      </w:tr>
-      <w:tr>
-        <w:trPr>
-          <w:cantSplit/>
-        </w:trPr>
-        <w:tc>
-          <w:tcPr>
-            <w:tcW w:w="1828" w:type="pct"/>
-          </w:tcPr>
-          <w:p>
-            <w:pPr>
-              <w:keepNext/>
-              <w:keepLines/>
-              <w:spacing w:after="0"/>
-              <w:rPr>
-                <w:rFonts w:asciiTheme="majorBidi" w:hAnsiTheme="majorBidi" w:cstheme="majorBidi"/>
-                <w:sz w:val="20"/>
-                <w:szCs w:val="20"/>
-                <w:lang w:bidi="ar-IQ"/>
-              </w:rPr>
-            </w:pPr>
-            <w:r>
-              <w:rPr>
-                <w:rFonts w:asciiTheme="majorBidi" w:hAnsiTheme="majorBidi" w:cstheme="majorBidi"/>
-                <w:sz w:val="20"/>
-                <w:szCs w:val="20"/>
-                <w:rtl/>
-                <w:lang w:bidi="ar-IQ"/>
-              </w:rPr>
-              <w:t xml:space="preserve"/>
-            </w:r>
-          </w:p>
-        </w:tc>
-        <w:tc>
-          <w:tcPr>
-            <w:tcW w:w="338" w:type="pct"/>
-          </w:tcPr>
-          <w:p>
-            <w:pPr>
-              <w:keepNext/>
-              <w:keepLines/>
-              <w:spacing w:after="0"/>
-              <w:rPr>
-                <w:rFonts w:asciiTheme="majorBidi" w:hAnsiTheme="majorBidi" w:cstheme="majorBidi"/>
-                <w:sz w:val="20"/>
-                <w:szCs w:val="20"/>
-                <w:lang w:bidi="ar-IQ"/>
-              </w:rPr>
-            </w:pPr>
-            <w:r>
-              <w:rPr>
-                <w:rFonts w:asciiTheme="majorBidi" w:hAnsiTheme="majorBidi" w:cstheme="majorBidi"/>
-                <w:sz w:val="20"/>
-                <w:szCs w:val="20"/>
-                <w:rtl/>
-                <w:lang w:bidi="ar-IQ"/>
-              </w:rPr>
-              <w:t xml:space="preserve"/>
-            </w:r>
-          </w:p>
-        </w:tc>
-        <w:tc>
-          <w:tcPr>
-            <w:tcW w:w="339" w:type="pct"/>
-          </w:tcPr>
-          <w:p>
-            <w:pPr>
-              <w:keepNext/>
-              <w:keepLines/>
-              <w:spacing w:after="0"/>
-              <w:rPr>
-                <w:rFonts w:asciiTheme="majorBidi" w:hAnsiTheme="majorBidi" w:cstheme="majorBidi"/>
-                <w:sz w:val="20"/>
-                <w:szCs w:val="20"/>
-                <w:lang w:bidi="ar-IQ"/>
-              </w:rPr>
-            </w:pPr>
-            <w:r>
-              <w:rPr>
-                <w:rFonts w:asciiTheme="majorBidi" w:hAnsiTheme="majorBidi" w:cstheme="majorBidi"/>
-                <w:sz w:val="20"/>
-                <w:szCs w:val="20"/>
-                <w:rtl/>
-                <w:lang w:bidi="ar-IQ"/>
-              </w:rPr>
-              <w:t xml:space="preserve"/>
-            </w:r>
-          </w:p>
-        </w:tc>
-        <w:tc>
-          <w:tcPr>
-            <w:tcW w:w="1831" w:type="pct"/>
-          </w:tcPr>
-          <w:p>
-            <w:pPr>
-              <w:keepNext/>
-              <w:keepLines/>
-              <w:spacing w:after="0"/>
-              <w:rPr>
-                <w:rFonts w:asciiTheme="majorBidi" w:hAnsiTheme="majorBidi" w:cstheme="majorBidi"/>
-                <w:sz w:val="20"/>
-                <w:szCs w:val="20"/>
-                <w:lang w:bidi="ar-IQ"/>
-              </w:rPr>
-            </w:pPr>
-            <w:r>
-              <w:rPr>
-                <w:rFonts w:asciiTheme="majorBidi" w:hAnsiTheme="majorBidi" w:cstheme="majorBidi"/>
-                <w:sz w:val="20"/>
-                <w:szCs w:val="20"/>
-                <w:rtl/>
-                <w:lang w:bidi="ar-IQ"/>
-              </w:rPr>
-              <w:t xml:space="preserve">مواضيع مختارة</w:t>
-            </w:r>
-          </w:p>
-        </w:tc>
-        <w:tc>
-          <w:tcPr>
-            <w:tcW w:w="339" w:type="pct"/>
-          </w:tcPr>
-          <w:p>
-            <w:pPr>
-              <w:keepNext/>
-              <w:keepLines/>
-              <w:spacing w:after="0"/>
-              <w:rPr>
-                <w:rFonts w:asciiTheme="majorBidi" w:hAnsiTheme="majorBidi" w:cstheme="majorBidi"/>
-                <w:sz w:val="20"/>
-                <w:szCs w:val="20"/>
-                <w:lang w:bidi="ar-IQ"/>
-              </w:rPr>
-            </w:pPr>
-            <w:r>
-              <w:rPr>
-                <w:rFonts w:asciiTheme="majorBidi" w:hAnsiTheme="majorBidi" w:cstheme="majorBidi"/>
-                <w:sz w:val="20"/>
-                <w:szCs w:val="20"/>
-                <w:rtl/>
-                <w:lang w:bidi="ar-IQ"/>
-              </w:rPr>
-              <w:t xml:space="preserve">٥٥</w:t>
-            </w:r>
-          </w:p>
-        </w:tc>
-        <w:tc>
-          <w:tcPr>
-            <w:tcW w:w="325" w:type="pct"/>
-          </w:tcPr>
-          <w:p>
-            <w:pPr>
-              <w:keepNext/>
-              <w:keepLines/>
-              <w:spacing w:after="0"/>
-              <w:rPr>
-                <w:rFonts w:asciiTheme="majorBidi" w:hAnsiTheme="majorBidi" w:cstheme="majorBidi"/>
-                <w:sz w:val="20"/>
-                <w:szCs w:val="20"/>
-              </w:rPr>
-            </w:pPr>
-            <w:r>
-              <w:rPr>
-                <w:rFonts w:asciiTheme="majorBidi" w:hAnsiTheme="majorBidi" w:cstheme="majorBidi"/>
-                <w:sz w:val="20"/>
-                <w:szCs w:val="20"/>
-                <w:rtl/>
-                <w:lang w:bidi="ar-IQ"/>
-              </w:rPr>
-              <w:t xml:space="preserve">٣</w:t>
-            </w:r>
-          </w:p>
-        </w:tc>
-      </w:tr>
-      <w:tr>
-        <w:trPr>
-          <w:cantSplit/>
-        </w:trPr>
-        <w:tc>
-          <w:tcPr>
-            <w:tcW w:w="1828" w:type="pct"/>
-          </w:tcPr>
-          <w:p>
-            <w:pPr>
-              <w:keepNext/>
-              <w:keepLines/>
-              <w:spacing w:after="0"/>
-              <w:rPr>
-                <w:rFonts w:asciiTheme="majorBidi" w:hAnsiTheme="majorBidi" w:cstheme="majorBidi"/>
-                <w:sz w:val="20"/>
-                <w:szCs w:val="20"/>
-                <w:lang w:bidi="ar-IQ"/>
-              </w:rPr>
-            </w:pPr>
-            <w:r>
-              <w:rPr>
-                <w:rFonts w:asciiTheme="majorBidi" w:hAnsiTheme="majorBidi" w:cstheme="majorBidi"/>
-                <w:sz w:val="20"/>
-                <w:szCs w:val="20"/>
-                <w:rtl/>
-                <w:lang w:bidi="ar-IQ"/>
-              </w:rPr>
-              <w:t xml:space="preserve"/>
-            </w:r>
-          </w:p>
-        </w:tc>
-        <w:tc>
-          <w:tcPr>
-            <w:tcW w:w="338" w:type="pct"/>
-          </w:tcPr>
-          <w:p>
-            <w:pPr>
-              <w:keepNext/>
-              <w:keepLines/>
-              <w:spacing w:after="0"/>
-              <w:rPr>
-                <w:rFonts w:asciiTheme="majorBidi" w:hAnsiTheme="majorBidi" w:cstheme="majorBidi"/>
-                <w:sz w:val="20"/>
-                <w:szCs w:val="20"/>
-                <w:lang w:bidi="ar-IQ"/>
-              </w:rPr>
-            </w:pPr>
-            <w:r>
-              <w:rPr>
-                <w:rFonts w:asciiTheme="majorBidi" w:hAnsiTheme="majorBidi" w:cstheme="majorBidi"/>
-                <w:sz w:val="20"/>
-                <w:szCs w:val="20"/>
-                <w:rtl/>
-                <w:lang w:bidi="ar-IQ"/>
-              </w:rPr>
-              <w:t xml:space="preserve"/>
-            </w:r>
-          </w:p>
-        </w:tc>
-        <w:tc>
-          <w:tcPr>
-            <w:tcW w:w="339" w:type="pct"/>
-          </w:tcPr>
-          <w:p>
-            <w:pPr>
-              <w:keepNext/>
-              <w:keepLines/>
-              <w:spacing w:after="0"/>
-              <w:rPr>
-                <w:rFonts w:asciiTheme="majorBidi" w:hAnsiTheme="majorBidi" w:cstheme="majorBidi"/>
-                <w:sz w:val="20"/>
-                <w:szCs w:val="20"/>
-                <w:lang w:bidi="ar-IQ"/>
-              </w:rPr>
-            </w:pPr>
-            <w:r>
-              <w:rPr>
-                <w:rFonts w:asciiTheme="majorBidi" w:hAnsiTheme="majorBidi" w:cstheme="majorBidi"/>
-                <w:sz w:val="20"/>
-                <w:szCs w:val="20"/>
-                <w:rtl/>
-                <w:lang w:bidi="ar-IQ"/>
-              </w:rPr>
-              <w:t xml:space="preserve"/>
-            </w:r>
-          </w:p>
-        </w:tc>
-        <w:tc>
-          <w:tcPr>
-            <w:tcW w:w="1831" w:type="pct"/>
-          </w:tcPr>
-          <w:p>
-            <w:pPr>
-              <w:keepNext/>
-              <w:keepLines/>
-              <w:spacing w:after="0"/>
-              <w:rPr>
-                <w:rFonts w:asciiTheme="majorBidi" w:hAnsiTheme="majorBidi" w:cstheme="majorBidi"/>
-                <w:sz w:val="20"/>
-                <w:szCs w:val="20"/>
-                <w:lang w:bidi="ar-IQ"/>
-              </w:rPr>
-            </w:pPr>
-            <w:r>
-              <w:rPr>
-                <w:rFonts w:asciiTheme="majorBidi" w:hAnsiTheme="majorBidi" w:cstheme="majorBidi"/>
-                <w:sz w:val="20"/>
-                <w:szCs w:val="20"/>
-                <w:rtl/>
-                <w:lang w:bidi="ar-IQ"/>
-              </w:rPr>
-              <w:t xml:space="preserve">نظم التشغيل</w:t>
-            </w:r>
-          </w:p>
-        </w:tc>
-        <w:tc>
-          <w:tcPr>
-            <w:tcW w:w="339" w:type="pct"/>
-          </w:tcPr>
-          <w:p>
-            <w:pPr>
-              <w:keepNext/>
-              <w:keepLines/>
-              <w:spacing w:after="0"/>
-              <w:rPr>
-                <w:rFonts w:asciiTheme="majorBidi" w:hAnsiTheme="majorBidi" w:cstheme="majorBidi"/>
-                <w:sz w:val="20"/>
-                <w:szCs w:val="20"/>
-                <w:lang w:bidi="ar-IQ"/>
-              </w:rPr>
-            </w:pPr>
-            <w:r>
-              <w:rPr>
-                <w:rFonts w:asciiTheme="majorBidi" w:hAnsiTheme="majorBidi" w:cstheme="majorBidi"/>
-                <w:sz w:val="20"/>
-                <w:szCs w:val="20"/>
-                <w:rtl/>
-                <w:lang w:bidi="ar-IQ"/>
-              </w:rPr>
-              <w:t xml:space="preserve">٥١</w:t>
-            </w:r>
-          </w:p>
-        </w:tc>
-        <w:tc>
-          <w:tcPr>
-            <w:tcW w:w="325" w:type="pct"/>
-          </w:tcPr>
-          <w:p>
-            <w:pPr>
-              <w:keepNext/>
-              <w:keepLines/>
-              <w:spacing w:after="0"/>
-              <w:rPr>
-                <w:rFonts w:asciiTheme="majorBidi" w:hAnsiTheme="majorBidi" w:cstheme="majorBidi"/>
-                <w:sz w:val="20"/>
-                <w:szCs w:val="20"/>
-              </w:rPr>
-            </w:pPr>
-            <w:r>
-              <w:rPr>
-                <w:rFonts w:asciiTheme="majorBidi" w:hAnsiTheme="majorBidi" w:cstheme="majorBidi"/>
-                <w:sz w:val="20"/>
-                <w:szCs w:val="20"/>
-                <w:rtl/>
-                <w:lang w:bidi="ar-IQ"/>
-              </w:rPr>
-              <w:t xml:space="preserve">٣</w:t>
-            </w:r>
-          </w:p>
-        </w:tc>
-      </w:tr>
-    </w:tbl>
-    <w:p>
-      <w:pPr>
-        <w:keepNext/>
-        <w:keepLines/>
-        <w:spacing w:line="240" w:lineRule="auto"/>
-        <w:rPr>
-          <w:rFonts w:asciiTheme="majorBidi" w:hAnsiTheme="majorBidi" w:cstheme="majorBidi"/>
-          <w:sz w:val="24"/>
-          <w:szCs w:val="24"/>
-          <w:lang w:bidi="ar-IQ"/>
-        </w:rPr>
-      </w:pPr>
-      <w:r>
-        <w:rPr>
-          <w:rFonts w:asciiTheme="majorBidi" w:hAnsiTheme="majorBidi" w:cstheme="majorBidi"/>
-          <w:sz w:val="24"/>
-          <w:szCs w:val="24"/>
-          <w:rtl/>
-          <w:lang w:bidi="ar-IQ"/>
-        </w:rPr>
-        <w:t xml:space="preserve"/>
-      </w:r>
-    </w:p>
-    <w:tbl>
-      <w:tblPr>
-        <w:tblStyle w:val="TableGrid"/>
-        <w:bidiVisual/>
-        <w:tblW w:w="5000" w:type="pct"/>
-        <w:tblLayout w:type="fixed"/>
-        <w:tblLook w:val="04A0" w:firstRow="1" w:lastRow="0" w:firstColumn="1" w:lastColumn="0" w:noHBand="0" w:noVBand="1"/>
-      </w:tblPr>
-      <w:tblGrid>
-        <w:gridCol w:w="3822"/>
-        <w:gridCol w:w="707"/>
-        <w:gridCol w:w="709"/>
-        <w:gridCol w:w="3829"/>
-        <w:gridCol w:w="709"/>
-        <w:gridCol w:w="680"/>
-      </w:tblGrid>
-      <w:tr>
-        <w:trPr>
-          <w:cantSplit/>
-        </w:trPr>
-        <w:tc>
-          <w:tcPr>
-            <w:tcW w:w="5000" w:type="pct"/>
-            <w:gridSpan w:val="6"/>
-          </w:tcPr>
-          <w:p>
-            <w:pPr>
-              <w:keepNext/>
-              <w:keepLines/>
-              <w:spacing w:after="0"/>
-              <w:jc w:val="center"/>
-              <w:rPr>
-                <w:rFonts w:asciiTheme="majorBidi" w:hAnsiTheme="majorBidi" w:cstheme="majorBidi"/>
-                <w:sz w:val="20"/>
-                <w:szCs w:val="20"/>
-                <w:rtl/>
-                <w:lang w:bidi="ar-IQ"/>
-              </w:rPr>
-            </w:pPr>
-            <w:r>
-              <w:rPr>
-                <w:rFonts w:asciiTheme="majorBidi" w:hAnsiTheme="majorBidi" w:cstheme="majorBidi"/>
-                <w:sz w:val="20"/>
-                <w:szCs w:val="20"/>
-                <w:rtl/>
-                <w:lang w:bidi="ar-IQ"/>
-              </w:rPr>
-              <w:t xml:space="preserve">٢٠١٨ - المرحلة ٧</w:t>
-            </w:r>
-          </w:p>
-        </w:tc>
-      </w:tr>
-      <w:tr>
-        <w:trPr>
-          <w:cantSplit/>
-        </w:trPr>
-        <w:tc>
-          <w:tcPr>
-            <w:tcW w:w="2505" w:type="pct"/>
-            <w:gridSpan w:val="3"/>
-          </w:tcPr>
-          <w:p>
-            <w:pPr>
-              <w:keepNext/>
-              <w:keepLines/>
-              <w:spacing w:after="0"/>
-              <w:rPr>
-                <w:rFonts w:asciiTheme="majorBidi" w:hAnsiTheme="majorBidi" w:cstheme="majorBidi"/>
-                <w:sz w:val="20"/>
-                <w:szCs w:val="20"/>
-                <w:lang w:bidi="ar-IQ"/>
-              </w:rPr>
-            </w:pPr>
-            <w:r>
-              <w:rPr>
-                <w:rFonts w:asciiTheme="majorBidi" w:hAnsiTheme="majorBidi" w:cstheme="majorBidi"/>
-                <w:sz w:val="20"/>
-                <w:szCs w:val="20"/>
-                <w:rtl/>
-                <w:lang w:bidi="ar-IQ"/>
-              </w:rPr>
-              <w:t xml:space="preserve">الفصل الأول</w:t>
-            </w:r>
-          </w:p>
-        </w:tc>
-        <w:tc>
-          <w:tcPr>
-            <w:tcW w:w="2495" w:type="pct"/>
-            <w:gridSpan w:val="3"/>
-          </w:tcPr>
-          <w:p>
-            <w:pPr>
-              <w:keepNext/>
-              <w:keepLines/>
-              <w:spacing w:after="0"/>
-              <w:rPr>
-                <w:rFonts w:asciiTheme="majorBidi" w:hAnsiTheme="majorBidi" w:cstheme="majorBidi"/>
-                <w:sz w:val="20"/>
-                <w:szCs w:val="20"/>
-              </w:rPr>
-            </w:pPr>
-            <w:r>
-              <w:rPr>
-                <w:rFonts w:asciiTheme="majorBidi" w:hAnsiTheme="majorBidi" w:cstheme="majorBidi"/>
-                <w:sz w:val="20"/>
-                <w:szCs w:val="20"/>
-                <w:rtl/>
-                <w:lang w:bidi="ar-IQ"/>
-              </w:rPr>
-              <w:t xml:space="preserve">الفصل الثاني</w:t>
-            </w:r>
-          </w:p>
-        </w:tc>
-      </w:tr>
-      <w:tr>
-        <w:trPr>
-          <w:cantSplit/>
-        </w:trPr>
-        <w:tc>
-          <w:tcPr>
-            <w:tcW w:w="1828" w:type="pct"/>
-          </w:tcPr>
-          <w:p>
-            <w:pPr>
-              <w:keepNext/>
-              <w:keepLines/>
-              <w:spacing w:after="0"/>
-              <w:rPr>
-                <w:rFonts w:asciiTheme="majorBidi" w:hAnsiTheme="majorBidi" w:cstheme="majorBidi"/>
-                <w:b/>
-                <w:bCs/>
-                <w:sz w:val="20"/>
-                <w:szCs w:val="20"/>
-                <w:lang w:bidi="ar-IQ"/>
-              </w:rPr>
-            </w:pPr>
-            <w:r>
-              <w:rPr>
-                <w:rFonts w:asciiTheme="majorBidi" w:hAnsiTheme="majorBidi" w:cstheme="majorBidi"/>
-                <w:b/>
-                <w:bCs/>
-                <w:sz w:val="20"/>
-                <w:szCs w:val="20"/>
-                <w:rtl/>
-              </w:rPr>
-              <w:t>المادة الدراسية</w:t>
-            </w:r>
-          </w:p>
-        </w:tc>
-        <w:tc>
-          <w:tcPr>
-            <w:tcW w:w="338" w:type="pct"/>
-          </w:tcPr>
-          <w:p>
-            <w:pPr>
-              <w:keepNext/>
-              <w:keepLines/>
-              <w:spacing w:after="0"/>
-              <w:rPr>
-                <w:rFonts w:asciiTheme="majorBidi" w:hAnsiTheme="majorBidi" w:cstheme="majorBidi"/>
-                <w:b/>
-                <w:bCs/>
-                <w:sz w:val="20"/>
-                <w:szCs w:val="20"/>
-                <w:lang w:bidi="ar-IQ"/>
-              </w:rPr>
-            </w:pPr>
-            <w:r>
-              <w:rPr>
-                <w:rFonts w:asciiTheme="majorBidi" w:hAnsiTheme="majorBidi" w:cstheme="majorBidi"/>
-                <w:b/>
-                <w:bCs/>
-                <w:sz w:val="20"/>
-                <w:szCs w:val="20"/>
-                <w:rtl/>
-              </w:rPr>
-              <w:t>الدرجة</w:t>
-            </w:r>
-          </w:p>
-        </w:tc>
-        <w:tc>
-          <w:tcPr>
-            <w:tcW w:w="339" w:type="pct"/>
-          </w:tcPr>
-          <w:p>
-            <w:pPr>
-              <w:keepNext/>
-              <w:keepLines/>
-              <w:spacing w:after="0"/>
-              <w:rPr>
-                <w:rFonts w:asciiTheme="majorBidi" w:hAnsiTheme="majorBidi" w:cstheme="majorBidi"/>
-                <w:b/>
-                <w:bCs/>
-                <w:sz w:val="20"/>
-                <w:szCs w:val="20"/>
-                <w:lang w:bidi="ar-IQ"/>
-              </w:rPr>
-            </w:pPr>
-            <w:r>
-              <w:rPr>
-                <w:rFonts w:asciiTheme="majorBidi" w:hAnsiTheme="majorBidi" w:cstheme="majorBidi"/>
-                <w:b/>
-                <w:bCs/>
-                <w:sz w:val="20"/>
-                <w:szCs w:val="20"/>
-                <w:rtl/>
-              </w:rPr>
-              <w:t>الوحدة</w:t>
-            </w:r>
-          </w:p>
-        </w:tc>
-        <w:tc>
-          <w:tcPr>
-            <w:tcW w:w="1831" w:type="pct"/>
-          </w:tcPr>
-          <w:p>
-            <w:pPr>
-              <w:keepNext/>
-              <w:keepLines/>
-              <w:spacing w:after="0"/>
-              <w:rPr>
-                <w:rFonts w:asciiTheme="majorBidi" w:hAnsiTheme="majorBidi" w:cstheme="majorBidi"/>
-                <w:b/>
-                <w:bCs/>
-                <w:sz w:val="20"/>
-                <w:szCs w:val="20"/>
-                <w:lang w:bidi="ar-IQ"/>
-              </w:rPr>
-            </w:pPr>
-            <w:r>
-              <w:rPr>
-                <w:rFonts w:asciiTheme="majorBidi" w:hAnsiTheme="majorBidi" w:cstheme="majorBidi"/>
-                <w:b/>
-                <w:bCs/>
-                <w:sz w:val="20"/>
-                <w:szCs w:val="20"/>
-                <w:rtl/>
-              </w:rPr>
-              <w:t>المادة الدراسية</w:t>
-            </w:r>
-          </w:p>
-        </w:tc>
-        <w:tc>
-          <w:tcPr>
-            <w:tcW w:w="339" w:type="pct"/>
-          </w:tcPr>
-          <w:p>
-            <w:pPr>
-              <w:keepNext/>
-              <w:keepLines/>
-              <w:spacing w:after="0"/>
-              <w:rPr>
-                <w:rFonts w:asciiTheme="majorBidi" w:hAnsiTheme="majorBidi" w:cstheme="majorBidi"/>
-                <w:b/>
-                <w:bCs/>
-                <w:sz w:val="20"/>
-                <w:szCs w:val="20"/>
-                <w:lang w:bidi="ar-IQ"/>
-              </w:rPr>
-            </w:pPr>
-            <w:r>
-              <w:rPr>
-                <w:rFonts w:asciiTheme="majorBidi" w:hAnsiTheme="majorBidi" w:cstheme="majorBidi"/>
-                <w:b/>
-                <w:bCs/>
-                <w:sz w:val="20"/>
-                <w:szCs w:val="20"/>
-                <w:rtl/>
-              </w:rPr>
-              <w:t>الدرجة</w:t>
-            </w:r>
-          </w:p>
-        </w:tc>
-        <w:tc>
-          <w:tcPr>
-            <w:tcW w:w="325" w:type="pct"/>
-          </w:tcPr>
-          <w:p>
-            <w:pPr>
-              <w:keepNext/>
-              <w:keepLines/>
-              <w:spacing w:after="0"/>
-              <w:rPr>
-                <w:rFonts w:asciiTheme="majorBidi" w:hAnsiTheme="majorBidi" w:cstheme="majorBidi"/>
-                <w:b/>
-                <w:bCs/>
-                <w:sz w:val="20"/>
-                <w:szCs w:val="20"/>
-              </w:rPr>
-            </w:pPr>
-            <w:r>
-              <w:rPr>
-                <w:rFonts w:asciiTheme="majorBidi" w:hAnsiTheme="majorBidi" w:cstheme="majorBidi"/>
-                <w:b/>
-                <w:bCs/>
-                <w:sz w:val="20"/>
-                <w:szCs w:val="20"/>
-                <w:rtl/>
-              </w:rPr>
-              <w:t>الوحدة</w:t>
-            </w:r>
-          </w:p>
-        </w:tc>
-      </w:tr>
-      <w:tr>
-        <w:trPr>
-          <w:cantSplit/>
-        </w:trPr>
-        <w:tc>
-          <w:tcPr>
-            <w:tcW w:w="1828" w:type="pct"/>
-          </w:tcPr>
-          <w:p>
-            <w:pPr>
-              <w:keepNext/>
-              <w:keepLines/>
-              <w:spacing w:after="0"/>
-              <w:rPr>
-                <w:rFonts w:asciiTheme="majorBidi" w:hAnsiTheme="majorBidi" w:cstheme="majorBidi"/>
-                <w:sz w:val="20"/>
-                <w:szCs w:val="20"/>
-                <w:lang w:bidi="ar-IQ"/>
-              </w:rPr>
-            </w:pPr>
-            <w:r>
-              <w:rPr>
-                <w:rFonts w:asciiTheme="majorBidi" w:hAnsiTheme="majorBidi" w:cstheme="majorBidi"/>
-                <w:sz w:val="20"/>
-                <w:szCs w:val="20"/>
-                <w:rtl/>
-                <w:lang w:bidi="ar-IQ"/>
-              </w:rPr>
-              <w:t xml:space="preserve">التمثيل المرئي للبيانات</w:t>
-            </w:r>
-          </w:p>
-        </w:tc>
-        <w:tc>
-          <w:tcPr>
-            <w:tcW w:w="338" w:type="pct"/>
-          </w:tcPr>
-          <w:p>
-            <w:pPr>
-              <w:keepNext/>
-              <w:keepLines/>
-              <w:spacing w:after="0"/>
-              <w:rPr>
-                <w:rFonts w:asciiTheme="majorBidi" w:hAnsiTheme="majorBidi" w:cstheme="majorBidi"/>
-                <w:sz w:val="20"/>
-                <w:szCs w:val="20"/>
-                <w:lang w:bidi="ar-IQ"/>
-              </w:rPr>
-            </w:pPr>
-            <w:r>
-              <w:rPr>
-                <w:rFonts w:asciiTheme="majorBidi" w:hAnsiTheme="majorBidi" w:cstheme="majorBidi"/>
-                <w:sz w:val="20"/>
-                <w:szCs w:val="20"/>
-                <w:rtl/>
-                <w:lang w:bidi="ar-IQ"/>
-              </w:rPr>
-              <w:t xml:space="preserve">٧٦</w:t>
-            </w:r>
-          </w:p>
-        </w:tc>
-        <w:tc>
-          <w:tcPr>
-            <w:tcW w:w="339" w:type="pct"/>
-          </w:tcPr>
-          <w:p>
-            <w:pPr>
-              <w:keepNext/>
-              <w:keepLines/>
-              <w:spacing w:after="0"/>
-              <w:rPr>
-                <w:rFonts w:asciiTheme="majorBidi" w:hAnsiTheme="majorBidi" w:cstheme="majorBidi"/>
-                <w:sz w:val="20"/>
-                <w:szCs w:val="20"/>
-                <w:lang w:bidi="ar-IQ"/>
-              </w:rPr>
-            </w:pPr>
-            <w:r>
-              <w:rPr>
-                <w:rFonts w:asciiTheme="majorBidi" w:hAnsiTheme="majorBidi" w:cstheme="majorBidi"/>
-                <w:sz w:val="20"/>
-                <w:szCs w:val="20"/>
-                <w:rtl/>
-                <w:lang w:bidi="ar-IQ"/>
-              </w:rPr>
-              <w:t xml:space="preserve">٣</w:t>
-            </w:r>
-          </w:p>
-        </w:tc>
-        <w:tc>
-          <w:tcPr>
-            <w:tcW w:w="1831" w:type="pct"/>
-          </w:tcPr>
-          <w:p>
-            <w:pPr>
-              <w:keepNext/>
-              <w:keepLines/>
-              <w:spacing w:after="0"/>
-              <w:rPr>
-                <w:rFonts w:asciiTheme="majorBidi" w:hAnsiTheme="majorBidi" w:cstheme="majorBidi"/>
-                <w:sz w:val="20"/>
-                <w:szCs w:val="20"/>
-                <w:lang w:bidi="ar-IQ"/>
-              </w:rPr>
-            </w:pPr>
-            <w:r>
-              <w:rPr>
-                <w:rFonts w:asciiTheme="majorBidi" w:hAnsiTheme="majorBidi" w:cstheme="majorBidi"/>
-                <w:sz w:val="20"/>
-                <w:szCs w:val="20"/>
-                <w:rtl/>
-                <w:lang w:bidi="ar-IQ"/>
-              </w:rPr>
-              <w:t xml:space="preserve">أمنية الشبكات</w:t>
-            </w:r>
-          </w:p>
-        </w:tc>
-        <w:tc>
-          <w:tcPr>
-            <w:tcW w:w="339" w:type="pct"/>
-          </w:tcPr>
-          <w:p>
-            <w:pPr>
-              <w:keepNext/>
-              <w:keepLines/>
-              <w:spacing w:after="0"/>
-              <w:rPr>
-                <w:rFonts w:asciiTheme="majorBidi" w:hAnsiTheme="majorBidi" w:cstheme="majorBidi"/>
-                <w:sz w:val="20"/>
-                <w:szCs w:val="20"/>
-                <w:lang w:bidi="ar-IQ"/>
-              </w:rPr>
-            </w:pPr>
-            <w:r>
-              <w:rPr>
-                <w:rFonts w:asciiTheme="majorBidi" w:hAnsiTheme="majorBidi" w:cstheme="majorBidi"/>
-                <w:sz w:val="20"/>
-                <w:szCs w:val="20"/>
-                <w:rtl/>
-                <w:lang w:bidi="ar-IQ"/>
-              </w:rPr>
-              <w:t xml:space="preserve">٨٣</w:t>
-            </w:r>
-          </w:p>
-        </w:tc>
-        <w:tc>
-          <w:tcPr>
-            <w:tcW w:w="325" w:type="pct"/>
-          </w:tcPr>
-          <w:p>
-            <w:pPr>
-              <w:keepNext/>
-              <w:keepLines/>
-              <w:spacing w:after="0"/>
-              <w:rPr>
-                <w:rFonts w:asciiTheme="majorBidi" w:hAnsiTheme="majorBidi" w:cstheme="majorBidi"/>
-                <w:sz w:val="20"/>
-                <w:szCs w:val="20"/>
-              </w:rPr>
-            </w:pPr>
-            <w:r>
-              <w:rPr>
-                <w:rFonts w:asciiTheme="majorBidi" w:hAnsiTheme="majorBidi" w:cstheme="majorBidi"/>
-                <w:sz w:val="20"/>
-                <w:szCs w:val="20"/>
-                <w:rtl/>
-                <w:lang w:bidi="ar-IQ"/>
-              </w:rPr>
-              <w:t xml:space="preserve">٣</w:t>
-            </w:r>
-          </w:p>
-        </w:tc>
-      </w:tr>
-      <w:tr>
-        <w:trPr>
-          <w:cantSplit/>
-        </w:trPr>
-        <w:tc>
-          <w:tcPr>
-            <w:tcW w:w="1828" w:type="pct"/>
-          </w:tcPr>
-          <w:p>
-            <w:pPr>
-              <w:keepNext/>
-              <w:keepLines/>
-              <w:spacing w:after="0"/>
-              <w:rPr>
-                <w:rFonts w:asciiTheme="majorBidi" w:hAnsiTheme="majorBidi" w:cstheme="majorBidi"/>
-                <w:sz w:val="20"/>
-                <w:szCs w:val="20"/>
-                <w:lang w:bidi="ar-IQ"/>
-              </w:rPr>
-            </w:pPr>
-            <w:r>
-              <w:rPr>
-                <w:rFonts w:asciiTheme="majorBidi" w:hAnsiTheme="majorBidi" w:cstheme="majorBidi"/>
-                <w:sz w:val="20"/>
-                <w:szCs w:val="20"/>
-                <w:rtl/>
-                <w:lang w:bidi="ar-IQ"/>
-              </w:rPr>
-              <w:t xml:space="preserve">قواعد البيانات الموزعة</w:t>
-            </w:r>
-          </w:p>
-        </w:tc>
-        <w:tc>
-          <w:tcPr>
-            <w:tcW w:w="338" w:type="pct"/>
-          </w:tcPr>
-          <w:p>
-            <w:pPr>
-              <w:keepNext/>
-              <w:keepLines/>
-              <w:spacing w:after="0"/>
-              <w:rPr>
-                <w:rFonts w:asciiTheme="majorBidi" w:hAnsiTheme="majorBidi" w:cstheme="majorBidi"/>
-                <w:sz w:val="20"/>
-                <w:szCs w:val="20"/>
-                <w:lang w:bidi="ar-IQ"/>
-              </w:rPr>
-            </w:pPr>
-            <w:r>
-              <w:rPr>
-                <w:rFonts w:asciiTheme="majorBidi" w:hAnsiTheme="majorBidi" w:cstheme="majorBidi"/>
-                <w:sz w:val="20"/>
-                <w:szCs w:val="20"/>
-                <w:rtl/>
-                <w:lang w:bidi="ar-IQ"/>
-              </w:rPr>
-              <w:t xml:space="preserve">٦٤</w:t>
-            </w:r>
-          </w:p>
-        </w:tc>
-        <w:tc>
-          <w:tcPr>
-            <w:tcW w:w="339" w:type="pct"/>
-          </w:tcPr>
-          <w:p>
-            <w:pPr>
-              <w:keepNext/>
-              <w:keepLines/>
-              <w:spacing w:after="0"/>
-              <w:rPr>
-                <w:rFonts w:asciiTheme="majorBidi" w:hAnsiTheme="majorBidi" w:cstheme="majorBidi"/>
-                <w:sz w:val="20"/>
-                <w:szCs w:val="20"/>
-                <w:lang w:bidi="ar-IQ"/>
-              </w:rPr>
-            </w:pPr>
-            <w:r>
-              <w:rPr>
-                <w:rFonts w:asciiTheme="majorBidi" w:hAnsiTheme="majorBidi" w:cstheme="majorBidi"/>
-                <w:sz w:val="20"/>
-                <w:szCs w:val="20"/>
-                <w:rtl/>
-                <w:lang w:bidi="ar-IQ"/>
-              </w:rPr>
-              <w:t xml:space="preserve">٣</w:t>
-            </w:r>
-          </w:p>
-        </w:tc>
-        <w:tc>
-          <w:tcPr>
-            <w:tcW w:w="1831" w:type="pct"/>
-          </w:tcPr>
-          <w:p>
-            <w:pPr>
-              <w:keepNext/>
-              <w:keepLines/>
-              <w:spacing w:after="0"/>
-              <w:rPr>
-                <w:rFonts w:asciiTheme="majorBidi" w:hAnsiTheme="majorBidi" w:cstheme="majorBidi"/>
-                <w:sz w:val="20"/>
-                <w:szCs w:val="20"/>
-                <w:lang w:bidi="ar-IQ"/>
-              </w:rPr>
-            </w:pPr>
-            <w:r>
-              <w:rPr>
-                <w:rFonts w:asciiTheme="majorBidi" w:hAnsiTheme="majorBidi" w:cstheme="majorBidi"/>
-                <w:sz w:val="20"/>
-                <w:szCs w:val="20"/>
-                <w:rtl/>
-                <w:lang w:bidi="ar-IQ"/>
-              </w:rPr>
-              <w:t xml:space="preserve">الذكاء الحاسوبي</w:t>
-            </w:r>
-          </w:p>
-        </w:tc>
-        <w:tc>
-          <w:tcPr>
-            <w:tcW w:w="339" w:type="pct"/>
-          </w:tcPr>
-          <w:p>
-            <w:pPr>
-              <w:keepNext/>
-              <w:keepLines/>
-              <w:spacing w:after="0"/>
-              <w:rPr>
-                <w:rFonts w:asciiTheme="majorBidi" w:hAnsiTheme="majorBidi" w:cstheme="majorBidi"/>
-                <w:sz w:val="20"/>
-                <w:szCs w:val="20"/>
-                <w:lang w:bidi="ar-IQ"/>
-              </w:rPr>
-            </w:pPr>
-            <w:r>
-              <w:rPr>
-                <w:rFonts w:asciiTheme="majorBidi" w:hAnsiTheme="majorBidi" w:cstheme="majorBidi"/>
-                <w:sz w:val="20"/>
-                <w:szCs w:val="20"/>
-                <w:rtl/>
-                <w:lang w:bidi="ar-IQ"/>
-              </w:rPr>
-              <w:t xml:space="preserve">٦٨</w:t>
-            </w:r>
-          </w:p>
-        </w:tc>
-        <w:tc>
-          <w:tcPr>
-            <w:tcW w:w="325" w:type="pct"/>
-          </w:tcPr>
-          <w:p>
-            <w:pPr>
-              <w:keepNext/>
-              <w:keepLines/>
-              <w:spacing w:after="0"/>
-              <w:rPr>
-                <w:rFonts w:asciiTheme="majorBidi" w:hAnsiTheme="majorBidi" w:cstheme="majorBidi"/>
-                <w:sz w:val="20"/>
-                <w:szCs w:val="20"/>
-              </w:rPr>
-            </w:pPr>
-            <w:r>
-              <w:rPr>
-                <w:rFonts w:asciiTheme="majorBidi" w:hAnsiTheme="majorBidi" w:cstheme="majorBidi"/>
-                <w:sz w:val="20"/>
-                <w:szCs w:val="20"/>
-                <w:rtl/>
-                <w:lang w:bidi="ar-IQ"/>
-              </w:rPr>
-              <w:t xml:space="preserve">٣</w:t>
-            </w:r>
-          </w:p>
-        </w:tc>
-      </w:tr>
-      <w:tr>
-        <w:trPr>
-          <w:cantSplit/>
-        </w:trPr>
-        <w:tc>
-          <w:tcPr>
-            <w:tcW w:w="1828" w:type="pct"/>
-          </w:tcPr>
-          <w:p>
-            <w:pPr>
-              <w:keepNext/>
-              <w:keepLines/>
-              <w:spacing w:after="0"/>
-              <w:rPr>
-                <w:rFonts w:asciiTheme="majorBidi" w:hAnsiTheme="majorBidi" w:cstheme="majorBidi"/>
-                <w:sz w:val="20"/>
-                <w:szCs w:val="20"/>
-                <w:lang w:bidi="ar-IQ"/>
-              </w:rPr>
-            </w:pPr>
-            <w:r>
-              <w:rPr>
-                <w:rFonts w:asciiTheme="majorBidi" w:hAnsiTheme="majorBidi" w:cstheme="majorBidi"/>
-                <w:sz w:val="20"/>
-                <w:szCs w:val="20"/>
-                <w:rtl/>
-                <w:lang w:bidi="ar-IQ"/>
-              </w:rPr>
-              <w:t xml:space="preserve"/>
-            </w:r>
-          </w:p>
-        </w:tc>
-        <w:tc>
-          <w:tcPr>
-            <w:tcW w:w="338" w:type="pct"/>
-          </w:tcPr>
-          <w:p>
-            <w:pPr>
-              <w:keepNext/>
-              <w:keepLines/>
-              <w:spacing w:after="0"/>
-              <w:rPr>
-                <w:rFonts w:asciiTheme="majorBidi" w:hAnsiTheme="majorBidi" w:cstheme="majorBidi"/>
-                <w:sz w:val="20"/>
-                <w:szCs w:val="20"/>
-                <w:lang w:bidi="ar-IQ"/>
-              </w:rPr>
-            </w:pPr>
-            <w:r>
-              <w:rPr>
-                <w:rFonts w:asciiTheme="majorBidi" w:hAnsiTheme="majorBidi" w:cstheme="majorBidi"/>
-                <w:sz w:val="20"/>
-                <w:szCs w:val="20"/>
-                <w:rtl/>
-                <w:lang w:bidi="ar-IQ"/>
-              </w:rPr>
-              <w:t xml:space="preserve"/>
-            </w:r>
-          </w:p>
-        </w:tc>
-        <w:tc>
-          <w:tcPr>
-            <w:tcW w:w="339" w:type="pct"/>
-          </w:tcPr>
-          <w:p>
-            <w:pPr>
-              <w:keepNext/>
-              <w:keepLines/>
-              <w:spacing w:after="0"/>
-              <w:rPr>
-                <w:rFonts w:asciiTheme="majorBidi" w:hAnsiTheme="majorBidi" w:cstheme="majorBidi"/>
-                <w:sz w:val="20"/>
-                <w:szCs w:val="20"/>
-                <w:lang w:bidi="ar-IQ"/>
-              </w:rPr>
-            </w:pPr>
-            <w:r>
-              <w:rPr>
-                <w:rFonts w:asciiTheme="majorBidi" w:hAnsiTheme="majorBidi" w:cstheme="majorBidi"/>
-                <w:sz w:val="20"/>
-                <w:szCs w:val="20"/>
-                <w:rtl/>
-                <w:lang w:bidi="ar-IQ"/>
-              </w:rPr>
-              <w:t xml:space="preserve"/>
-            </w:r>
-          </w:p>
-        </w:tc>
-        <w:tc>
-          <w:tcPr>
-            <w:tcW w:w="1831" w:type="pct"/>
-          </w:tcPr>
-          <w:p>
-            <w:pPr>
-              <w:keepNext/>
-              <w:keepLines/>
-              <w:spacing w:after="0"/>
-              <w:rPr>
-                <w:rFonts w:asciiTheme="majorBidi" w:hAnsiTheme="majorBidi" w:cstheme="majorBidi"/>
-                <w:sz w:val="20"/>
-                <w:szCs w:val="20"/>
-                <w:lang w:bidi="ar-IQ"/>
-              </w:rPr>
-            </w:pPr>
-            <w:r>
-              <w:rPr>
-                <w:rFonts w:asciiTheme="majorBidi" w:hAnsiTheme="majorBidi" w:cstheme="majorBidi"/>
-                <w:sz w:val="20"/>
-                <w:szCs w:val="20"/>
-                <w:rtl/>
-                <w:lang w:bidi="ar-IQ"/>
-              </w:rPr>
-              <w:t xml:space="preserve">المشروع 1</w:t>
-            </w:r>
-          </w:p>
-        </w:tc>
-        <w:tc>
-          <w:tcPr>
-            <w:tcW w:w="339" w:type="pct"/>
-          </w:tcPr>
-          <w:p>
-            <w:pPr>
-              <w:keepNext/>
-              <w:keepLines/>
-              <w:spacing w:after="0"/>
-              <w:rPr>
-                <w:rFonts w:asciiTheme="majorBidi" w:hAnsiTheme="majorBidi" w:cstheme="majorBidi"/>
-                <w:sz w:val="20"/>
-                <w:szCs w:val="20"/>
-                <w:lang w:bidi="ar-IQ"/>
-              </w:rPr>
-            </w:pPr>
-            <w:r>
-              <w:rPr>
-                <w:rFonts w:asciiTheme="majorBidi" w:hAnsiTheme="majorBidi" w:cstheme="majorBidi"/>
-                <w:sz w:val="20"/>
-                <w:szCs w:val="20"/>
-                <w:rtl/>
-                <w:lang w:bidi="ar-IQ"/>
-              </w:rPr>
-              <w:t xml:space="preserve">٨٩</w:t>
-            </w:r>
-          </w:p>
-        </w:tc>
-        <w:tc>
-          <w:tcPr>
-            <w:tcW w:w="325" w:type="pct"/>
-          </w:tcPr>
-          <w:p>
-            <w:pPr>
-              <w:keepNext/>
-              <w:keepLines/>
-              <w:spacing w:after="0"/>
-              <w:rPr>
-                <w:rFonts w:asciiTheme="majorBidi" w:hAnsiTheme="majorBidi" w:cstheme="majorBidi"/>
-                <w:sz w:val="20"/>
-                <w:szCs w:val="20"/>
-              </w:rPr>
-            </w:pPr>
-            <w:r>
-              <w:rPr>
-                <w:rFonts w:asciiTheme="majorBidi" w:hAnsiTheme="majorBidi" w:cstheme="majorBidi"/>
-                <w:sz w:val="20"/>
-                <w:szCs w:val="20"/>
-                <w:rtl/>
-                <w:lang w:bidi="ar-IQ"/>
-              </w:rPr>
-              <w:t xml:space="preserve">٢</w:t>
-            </w:r>
-          </w:p>
-        </w:tc>
-      </w:tr>
-      <w:tr>
-        <w:trPr>
-          <w:cantSplit/>
-        </w:trPr>
-        <w:tc>
-          <w:tcPr>
-            <w:tcW w:w="1828" w:type="pct"/>
-          </w:tcPr>
-          <w:p>
-            <w:pPr>
-              <w:keepNext/>
-              <w:keepLines/>
-              <w:spacing w:after="0"/>
-              <w:rPr>
-                <w:rFonts w:asciiTheme="majorBidi" w:hAnsiTheme="majorBidi" w:cstheme="majorBidi"/>
-                <w:sz w:val="20"/>
-                <w:szCs w:val="20"/>
-                <w:lang w:bidi="ar-IQ"/>
-              </w:rPr>
-            </w:pPr>
-            <w:r>
-              <w:rPr>
-                <w:rFonts w:asciiTheme="majorBidi" w:hAnsiTheme="majorBidi" w:cstheme="majorBidi"/>
-                <w:sz w:val="20"/>
-                <w:szCs w:val="20"/>
-                <w:rtl/>
-                <w:lang w:bidi="ar-IQ"/>
-              </w:rPr>
-              <w:t xml:space="preserve"/>
-            </w:r>
-          </w:p>
-        </w:tc>
-        <w:tc>
-          <w:tcPr>
-            <w:tcW w:w="338" w:type="pct"/>
-          </w:tcPr>
-          <w:p>
-            <w:pPr>
-              <w:keepNext/>
-              <w:keepLines/>
-              <w:spacing w:after="0"/>
-              <w:rPr>
-                <w:rFonts w:asciiTheme="majorBidi" w:hAnsiTheme="majorBidi" w:cstheme="majorBidi"/>
-                <w:sz w:val="20"/>
-                <w:szCs w:val="20"/>
-                <w:lang w:bidi="ar-IQ"/>
-              </w:rPr>
-            </w:pPr>
-            <w:r>
-              <w:rPr>
-                <w:rFonts w:asciiTheme="majorBidi" w:hAnsiTheme="majorBidi" w:cstheme="majorBidi"/>
-                <w:sz w:val="20"/>
-                <w:szCs w:val="20"/>
-                <w:rtl/>
-                <w:lang w:bidi="ar-IQ"/>
-              </w:rPr>
-              <w:t xml:space="preserve"/>
-            </w:r>
-          </w:p>
-        </w:tc>
-        <w:tc>
-          <w:tcPr>
-            <w:tcW w:w="339" w:type="pct"/>
-          </w:tcPr>
-          <w:p>
-            <w:pPr>
-              <w:keepNext/>
-              <w:keepLines/>
-              <w:spacing w:after="0"/>
-              <w:rPr>
-                <w:rFonts w:asciiTheme="majorBidi" w:hAnsiTheme="majorBidi" w:cstheme="majorBidi"/>
-                <w:sz w:val="20"/>
-                <w:szCs w:val="20"/>
-                <w:lang w:bidi="ar-IQ"/>
-              </w:rPr>
-            </w:pPr>
-            <w:r>
-              <w:rPr>
-                <w:rFonts w:asciiTheme="majorBidi" w:hAnsiTheme="majorBidi" w:cstheme="majorBidi"/>
-                <w:sz w:val="20"/>
-                <w:szCs w:val="20"/>
-                <w:rtl/>
-                <w:lang w:bidi="ar-IQ"/>
-              </w:rPr>
-              <w:t xml:space="preserve"/>
-            </w:r>
-          </w:p>
-        </w:tc>
-        <w:tc>
-          <w:tcPr>
-            <w:tcW w:w="1831" w:type="pct"/>
-          </w:tcPr>
-          <w:p>
-            <w:pPr>
-              <w:keepNext/>
-              <w:keepLines/>
-              <w:spacing w:after="0"/>
-              <w:rPr>
-                <w:rFonts w:asciiTheme="majorBidi" w:hAnsiTheme="majorBidi" w:cstheme="majorBidi"/>
-                <w:sz w:val="20"/>
-                <w:szCs w:val="20"/>
-                <w:lang w:bidi="ar-IQ"/>
-              </w:rPr>
-            </w:pPr>
-            <w:r>
-              <w:rPr>
-                <w:rFonts w:asciiTheme="majorBidi" w:hAnsiTheme="majorBidi" w:cstheme="majorBidi"/>
-                <w:sz w:val="20"/>
-                <w:szCs w:val="20"/>
-                <w:rtl/>
-                <w:lang w:bidi="ar-IQ"/>
-              </w:rPr>
-              <w:t xml:space="preserve">الوسائط المتعددة</w:t>
-            </w:r>
-          </w:p>
-        </w:tc>
-        <w:tc>
-          <w:tcPr>
-            <w:tcW w:w="339" w:type="pct"/>
-          </w:tcPr>
-          <w:p>
-            <w:pPr>
-              <w:keepNext/>
-              <w:keepLines/>
-              <w:spacing w:after="0"/>
-              <w:rPr>
-                <w:rFonts w:asciiTheme="majorBidi" w:hAnsiTheme="majorBidi" w:cstheme="majorBidi"/>
-                <w:sz w:val="20"/>
-                <w:szCs w:val="20"/>
-                <w:lang w:bidi="ar-IQ"/>
-              </w:rPr>
-            </w:pPr>
-            <w:r>
-              <w:rPr>
-                <w:rFonts w:asciiTheme="majorBidi" w:hAnsiTheme="majorBidi" w:cstheme="majorBidi"/>
-                <w:sz w:val="20"/>
-                <w:szCs w:val="20"/>
-                <w:rtl/>
-                <w:lang w:bidi="ar-IQ"/>
-              </w:rPr>
-              <w:t xml:space="preserve">٦٨</w:t>
-            </w:r>
-          </w:p>
-        </w:tc>
-        <w:tc>
-          <w:tcPr>
-            <w:tcW w:w="325" w:type="pct"/>
-          </w:tcPr>
-          <w:p>
-            <w:pPr>
-              <w:keepNext/>
-              <w:keepLines/>
-              <w:spacing w:after="0"/>
-              <w:rPr>
-                <w:rFonts w:asciiTheme="majorBidi" w:hAnsiTheme="majorBidi" w:cstheme="majorBidi"/>
-                <w:sz w:val="20"/>
-                <w:szCs w:val="20"/>
-              </w:rPr>
-            </w:pPr>
-            <w:r>
-              <w:rPr>
-                <w:rFonts w:asciiTheme="majorBidi" w:hAnsiTheme="majorBidi" w:cstheme="majorBidi"/>
-                <w:sz w:val="20"/>
-                <w:szCs w:val="20"/>
-                <w:rtl/>
-                <w:lang w:bidi="ar-IQ"/>
-              </w:rPr>
-              <w:t xml:space="preserve">٣</w:t>
-            </w:r>
-          </w:p>
-        </w:tc>
-      </w:tr>
-      <w:tr>
-        <w:trPr>
-          <w:cantSplit/>
-        </w:trPr>
-        <w:tc>
-          <w:tcPr>
-            <w:tcW w:w="1828" w:type="pct"/>
-          </w:tcPr>
-          <w:p>
-            <w:pPr>
-              <w:keepNext/>
-              <w:keepLines/>
-              <w:spacing w:after="0"/>
-              <w:rPr>
-                <w:rFonts w:asciiTheme="majorBidi" w:hAnsiTheme="majorBidi" w:cstheme="majorBidi"/>
-                <w:sz w:val="20"/>
-                <w:szCs w:val="20"/>
-                <w:lang w:bidi="ar-IQ"/>
-              </w:rPr>
-            </w:pPr>
-            <w:r>
-              <w:rPr>
-                <w:rFonts w:asciiTheme="majorBidi" w:hAnsiTheme="majorBidi" w:cstheme="majorBidi"/>
-                <w:sz w:val="20"/>
-                <w:szCs w:val="20"/>
-                <w:rtl/>
-                <w:lang w:bidi="ar-IQ"/>
-              </w:rPr>
-              <w:t xml:space="preserve"/>
-            </w:r>
-          </w:p>
-        </w:tc>
-        <w:tc>
-          <w:tcPr>
-            <w:tcW w:w="338" w:type="pct"/>
-          </w:tcPr>
-          <w:p>
-            <w:pPr>
-              <w:keepNext/>
-              <w:keepLines/>
-              <w:spacing w:after="0"/>
-              <w:rPr>
-                <w:rFonts w:asciiTheme="majorBidi" w:hAnsiTheme="majorBidi" w:cstheme="majorBidi"/>
-                <w:sz w:val="20"/>
-                <w:szCs w:val="20"/>
-                <w:lang w:bidi="ar-IQ"/>
-              </w:rPr>
-            </w:pPr>
-            <w:r>
-              <w:rPr>
-                <w:rFonts w:asciiTheme="majorBidi" w:hAnsiTheme="majorBidi" w:cstheme="majorBidi"/>
-                <w:sz w:val="20"/>
-                <w:szCs w:val="20"/>
-                <w:rtl/>
-                <w:lang w:bidi="ar-IQ"/>
-              </w:rPr>
-              <w:t xml:space="preserve"/>
-            </w:r>
-          </w:p>
-        </w:tc>
-        <w:tc>
-          <w:tcPr>
-            <w:tcW w:w="339" w:type="pct"/>
-          </w:tcPr>
-          <w:p>
-            <w:pPr>
-              <w:keepNext/>
-              <w:keepLines/>
-              <w:spacing w:after="0"/>
-              <w:rPr>
-                <w:rFonts w:asciiTheme="majorBidi" w:hAnsiTheme="majorBidi" w:cstheme="majorBidi"/>
-                <w:sz w:val="20"/>
-                <w:szCs w:val="20"/>
-                <w:lang w:bidi="ar-IQ"/>
-              </w:rPr>
-            </w:pPr>
-            <w:r>
-              <w:rPr>
-                <w:rFonts w:asciiTheme="majorBidi" w:hAnsiTheme="majorBidi" w:cstheme="majorBidi"/>
-                <w:sz w:val="20"/>
-                <w:szCs w:val="20"/>
-                <w:rtl/>
-                <w:lang w:bidi="ar-IQ"/>
-              </w:rPr>
-              <w:t xml:space="preserve"/>
-            </w:r>
-          </w:p>
-        </w:tc>
-        <w:tc>
-          <w:tcPr>
-            <w:tcW w:w="1831" w:type="pct"/>
-          </w:tcPr>
-          <w:p>
-            <w:pPr>
-              <w:keepNext/>
-              <w:keepLines/>
-              <w:spacing w:after="0"/>
-              <w:rPr>
-                <w:rFonts w:asciiTheme="majorBidi" w:hAnsiTheme="majorBidi" w:cstheme="majorBidi"/>
-                <w:sz w:val="20"/>
-                <w:szCs w:val="20"/>
-                <w:lang w:bidi="ar-IQ"/>
-              </w:rPr>
-            </w:pPr>
-            <w:r>
-              <w:rPr>
-                <w:rFonts w:asciiTheme="majorBidi" w:hAnsiTheme="majorBidi" w:cstheme="majorBidi"/>
-                <w:sz w:val="20"/>
-                <w:szCs w:val="20"/>
-                <w:rtl/>
-                <w:lang w:bidi="ar-IQ"/>
-              </w:rPr>
-              <w:t xml:space="preserve">برمجة الألعاب</w:t>
-            </w:r>
-          </w:p>
-        </w:tc>
-        <w:tc>
-          <w:tcPr>
-            <w:tcW w:w="339" w:type="pct"/>
-          </w:tcPr>
-          <w:p>
-            <w:pPr>
-              <w:keepNext/>
-              <w:keepLines/>
-              <w:spacing w:after="0"/>
-              <w:rPr>
-                <w:rFonts w:asciiTheme="majorBidi" w:hAnsiTheme="majorBidi" w:cstheme="majorBidi"/>
-                <w:sz w:val="20"/>
-                <w:szCs w:val="20"/>
-                <w:lang w:bidi="ar-IQ"/>
-              </w:rPr>
-            </w:pPr>
-            <w:r>
-              <w:rPr>
-                <w:rFonts w:asciiTheme="majorBidi" w:hAnsiTheme="majorBidi" w:cstheme="majorBidi"/>
-                <w:sz w:val="20"/>
-                <w:szCs w:val="20"/>
-                <w:rtl/>
-                <w:lang w:bidi="ar-IQ"/>
-              </w:rPr>
-              <w:t xml:space="preserve">٦٢</w:t>
-            </w:r>
-          </w:p>
-        </w:tc>
-        <w:tc>
-          <w:tcPr>
-            <w:tcW w:w="325" w:type="pct"/>
-          </w:tcPr>
-          <w:p>
-            <w:pPr>
-              <w:keepNext/>
-              <w:keepLines/>
-              <w:spacing w:after="0"/>
-              <w:rPr>
-                <w:rFonts w:asciiTheme="majorBidi" w:hAnsiTheme="majorBidi" w:cstheme="majorBidi"/>
-                <w:sz w:val="20"/>
-                <w:szCs w:val="20"/>
-              </w:rPr>
-            </w:pPr>
-            <w:r>
-              <w:rPr>
-                <w:rFonts w:asciiTheme="majorBidi" w:hAnsiTheme="majorBidi" w:cstheme="majorBidi"/>
-                <w:sz w:val="20"/>
-                <w:szCs w:val="20"/>
-                <w:rtl/>
-                <w:lang w:bidi="ar-IQ"/>
-              </w:rPr>
-              <w:t xml:space="preserve">٢</w:t>
-            </w:r>
-          </w:p>
-        </w:tc>
-      </w:tr>
-      <w:tr>
-        <w:trPr>
-          <w:cantSplit/>
-        </w:trPr>
-        <w:tc>
-          <w:tcPr>
-            <w:tcW w:w="1828" w:type="pct"/>
-          </w:tcPr>
-          <w:p>
-            <w:pPr>
-              <w:keepNext/>
-              <w:keepLines/>
-              <w:spacing w:after="0"/>
-              <w:rPr>
-                <w:rFonts w:asciiTheme="majorBidi" w:hAnsiTheme="majorBidi" w:cstheme="majorBidi"/>
-                <w:sz w:val="20"/>
-                <w:szCs w:val="20"/>
-                <w:lang w:bidi="ar-IQ"/>
-              </w:rPr>
-            </w:pPr>
-            <w:r>
-              <w:rPr>
-                <w:rFonts w:asciiTheme="majorBidi" w:hAnsiTheme="majorBidi" w:cstheme="majorBidi"/>
-                <w:sz w:val="20"/>
-                <w:szCs w:val="20"/>
-                <w:rtl/>
-                <w:lang w:bidi="ar-IQ"/>
-              </w:rPr>
-              <w:t xml:space="preserve"/>
-            </w:r>
-          </w:p>
-        </w:tc>
-        <w:tc>
-          <w:tcPr>
-            <w:tcW w:w="338" w:type="pct"/>
-          </w:tcPr>
-          <w:p>
-            <w:pPr>
-              <w:keepNext/>
-              <w:keepLines/>
-              <w:spacing w:after="0"/>
-              <w:rPr>
-                <w:rFonts w:asciiTheme="majorBidi" w:hAnsiTheme="majorBidi" w:cstheme="majorBidi"/>
-                <w:sz w:val="20"/>
-                <w:szCs w:val="20"/>
-                <w:lang w:bidi="ar-IQ"/>
-              </w:rPr>
-            </w:pPr>
-            <w:r>
-              <w:rPr>
-                <w:rFonts w:asciiTheme="majorBidi" w:hAnsiTheme="majorBidi" w:cstheme="majorBidi"/>
-                <w:sz w:val="20"/>
-                <w:szCs w:val="20"/>
-                <w:rtl/>
-                <w:lang w:bidi="ar-IQ"/>
-              </w:rPr>
-              <w:t xml:space="preserve"/>
-            </w:r>
-          </w:p>
-        </w:tc>
-        <w:tc>
-          <w:tcPr>
-            <w:tcW w:w="339" w:type="pct"/>
-          </w:tcPr>
-          <w:p>
-            <w:pPr>
-              <w:keepNext/>
-              <w:keepLines/>
-              <w:spacing w:after="0"/>
-              <w:rPr>
-                <w:rFonts w:asciiTheme="majorBidi" w:hAnsiTheme="majorBidi" w:cstheme="majorBidi"/>
-                <w:sz w:val="20"/>
-                <w:szCs w:val="20"/>
-                <w:lang w:bidi="ar-IQ"/>
-              </w:rPr>
-            </w:pPr>
-            <w:r>
-              <w:rPr>
-                <w:rFonts w:asciiTheme="majorBidi" w:hAnsiTheme="majorBidi" w:cstheme="majorBidi"/>
-                <w:sz w:val="20"/>
-                <w:szCs w:val="20"/>
-                <w:rtl/>
-                <w:lang w:bidi="ar-IQ"/>
-              </w:rPr>
-              <w:t xml:space="preserve"/>
-            </w:r>
-          </w:p>
-        </w:tc>
-        <w:tc>
-          <w:tcPr>
-            <w:tcW w:w="1831" w:type="pct"/>
-          </w:tcPr>
-          <w:p>
-            <w:pPr>
-              <w:keepNext/>
-              <w:keepLines/>
-              <w:spacing w:after="0"/>
-              <w:rPr>
-                <w:rFonts w:asciiTheme="majorBidi" w:hAnsiTheme="majorBidi" w:cstheme="majorBidi"/>
-                <w:sz w:val="20"/>
-                <w:szCs w:val="20"/>
-                <w:lang w:bidi="ar-IQ"/>
-              </w:rPr>
-            </w:pPr>
-            <w:r>
-              <w:rPr>
-                <w:rFonts w:asciiTheme="majorBidi" w:hAnsiTheme="majorBidi" w:cstheme="majorBidi"/>
-                <w:sz w:val="20"/>
-                <w:szCs w:val="20"/>
-                <w:rtl/>
-                <w:lang w:bidi="ar-IQ"/>
-              </w:rPr>
-              <w:t xml:space="preserve">نظم التشغيل المتقدم</w:t>
-            </w:r>
-          </w:p>
-        </w:tc>
-        <w:tc>
-          <w:tcPr>
-            <w:tcW w:w="339" w:type="pct"/>
-          </w:tcPr>
-          <w:p>
-            <w:pPr>
-              <w:keepNext/>
-              <w:keepLines/>
-              <w:spacing w:after="0"/>
-              <w:rPr>
-                <w:rFonts w:asciiTheme="majorBidi" w:hAnsiTheme="majorBidi" w:cstheme="majorBidi"/>
-                <w:sz w:val="20"/>
-                <w:szCs w:val="20"/>
-                <w:lang w:bidi="ar-IQ"/>
-              </w:rPr>
-            </w:pPr>
-            <w:r>
-              <w:rPr>
-                <w:rFonts w:asciiTheme="majorBidi" w:hAnsiTheme="majorBidi" w:cstheme="majorBidi"/>
-                <w:sz w:val="20"/>
-                <w:szCs w:val="20"/>
-                <w:rtl/>
-                <w:lang w:bidi="ar-IQ"/>
-              </w:rPr>
-              <w:t xml:space="preserve">٥٦</w:t>
-            </w:r>
-          </w:p>
-        </w:tc>
-        <w:tc>
-          <w:tcPr>
-            <w:tcW w:w="325" w:type="pct"/>
-          </w:tcPr>
-          <w:p>
-            <w:pPr>
-              <w:keepNext/>
-              <w:keepLines/>
-              <w:spacing w:after="0"/>
-              <w:rPr>
-                <w:rFonts w:asciiTheme="majorBidi" w:hAnsiTheme="majorBidi" w:cstheme="majorBidi"/>
-                <w:sz w:val="20"/>
-                <w:szCs w:val="20"/>
-              </w:rPr>
-            </w:pPr>
-            <w:r>
-              <w:rPr>
-                <w:rFonts w:asciiTheme="majorBidi" w:hAnsiTheme="majorBidi" w:cstheme="majorBidi"/>
-                <w:sz w:val="20"/>
-                <w:szCs w:val="20"/>
-                <w:rtl/>
-                <w:lang w:bidi="ar-IQ"/>
-              </w:rPr>
-              <w:t xml:space="preserve">٢</w:t>
-            </w:r>
-          </w:p>
-        </w:tc>
-      </w:tr>
-    </w:tbl>
-    <w:p>
-      <w:pPr>
-        <w:keepNext/>
-        <w:keepLines/>
-        <w:spacing w:line="240" w:lineRule="auto"/>
-        <w:rPr>
-          <w:rFonts w:asciiTheme="majorBidi" w:hAnsiTheme="majorBidi" w:cstheme="majorBidi"/>
-          <w:sz w:val="24"/>
-          <w:szCs w:val="24"/>
-          <w:lang w:bidi="ar-IQ"/>
-        </w:rPr>
-      </w:pPr>
-      <w:r>
-        <w:rPr>
-          <w:rFonts w:asciiTheme="majorBidi" w:hAnsiTheme="majorBidi" w:cstheme="majorBidi"/>
-          <w:sz w:val="24"/>
-          <w:szCs w:val="24"/>
-          <w:rtl/>
-          <w:lang w:bidi="ar-IQ"/>
-        </w:rPr>
-        <w:t xml:space="preserve"/>
-      </w:r>
-    </w:p>
-    <w:tbl>
-      <w:tblPr>
-        <w:tblStyle w:val="TableGrid"/>
-        <w:bidiVisual/>
-        <w:tblW w:w="5000" w:type="pct"/>
-        <w:tblLayout w:type="fixed"/>
-        <w:tblLook w:val="04A0" w:firstRow="1" w:lastRow="0" w:firstColumn="1" w:lastColumn="0" w:noHBand="0" w:noVBand="1"/>
-      </w:tblPr>
-      <w:tblGrid>
-        <w:gridCol w:w="3822"/>
-        <w:gridCol w:w="707"/>
-        <w:gridCol w:w="709"/>
-        <w:gridCol w:w="3829"/>
-        <w:gridCol w:w="709"/>
-        <w:gridCol w:w="680"/>
-      </w:tblGrid>
-      <w:tr>
-        <w:trPr>
-          <w:cantSplit/>
-        </w:trPr>
-        <w:tc>
-          <w:tcPr>
-            <w:tcW w:w="5000" w:type="pct"/>
-            <w:gridSpan w:val="6"/>
-          </w:tcPr>
-          <w:p>
-            <w:pPr>
-              <w:keepNext/>
-              <w:keepLines/>
-              <w:spacing w:after="0"/>
-              <w:jc w:val="center"/>
-              <w:rPr>
-                <w:rFonts w:asciiTheme="majorBidi" w:hAnsiTheme="majorBidi" w:cstheme="majorBidi"/>
-                <w:sz w:val="20"/>
-                <w:szCs w:val="20"/>
-                <w:rtl/>
-                <w:lang w:bidi="ar-IQ"/>
-              </w:rPr>
-            </w:pPr>
-            <w:r>
-              <w:rPr>
-                <w:rFonts w:asciiTheme="majorBidi" w:hAnsiTheme="majorBidi" w:cstheme="majorBidi"/>
-                <w:sz w:val="20"/>
-                <w:szCs w:val="20"/>
-                <w:rtl/>
-                <w:lang w:bidi="ar-IQ"/>
-              </w:rPr>
-              <w:t xml:space="preserve">٢٠١٩ - المرحلة ٨</w:t>
-            </w:r>
-          </w:p>
-        </w:tc>
-      </w:tr>
-      <w:tr>
-        <w:trPr>
-          <w:cantSplit/>
-        </w:trPr>
-        <w:tc>
-          <w:tcPr>
-            <w:tcW w:w="2505" w:type="pct"/>
-            <w:gridSpan w:val="3"/>
-          </w:tcPr>
-          <w:p>
-            <w:pPr>
-              <w:keepNext/>
-              <w:keepLines/>
-              <w:spacing w:after="0"/>
-              <w:rPr>
-                <w:rFonts w:asciiTheme="majorBidi" w:hAnsiTheme="majorBidi" w:cstheme="majorBidi"/>
-                <w:sz w:val="20"/>
-                <w:szCs w:val="20"/>
-                <w:lang w:bidi="ar-IQ"/>
-              </w:rPr>
-            </w:pPr>
-            <w:r>
-              <w:rPr>
-                <w:rFonts w:asciiTheme="majorBidi" w:hAnsiTheme="majorBidi" w:cstheme="majorBidi"/>
-                <w:sz w:val="20"/>
-                <w:szCs w:val="20"/>
-                <w:rtl/>
-                <w:lang w:bidi="ar-IQ"/>
-              </w:rPr>
-              <w:t xml:space="preserve">الفصل الأول</w:t>
-            </w:r>
-          </w:p>
-        </w:tc>
-        <w:tc>
-          <w:tcPr>
-            <w:tcW w:w="2495" w:type="pct"/>
-            <w:gridSpan w:val="3"/>
-          </w:tcPr>
-          <w:p>
-            <w:pPr>
-              <w:keepNext/>
-              <w:keepLines/>
-              <w:spacing w:after="0"/>
-              <w:rPr>
-                <w:rFonts w:asciiTheme="majorBidi" w:hAnsiTheme="majorBidi" w:cstheme="majorBidi"/>
-                <w:sz w:val="20"/>
-                <w:szCs w:val="20"/>
-              </w:rPr>
-            </w:pPr>
-            <w:r>
-              <w:rPr>
-                <w:rFonts w:asciiTheme="majorBidi" w:hAnsiTheme="majorBidi" w:cstheme="majorBidi"/>
-                <w:sz w:val="20"/>
-                <w:szCs w:val="20"/>
-                <w:rtl/>
-                <w:lang w:bidi="ar-IQ"/>
-              </w:rPr>
-              <w:t xml:space="preserve">الفصل الثاني</w:t>
-            </w:r>
-          </w:p>
-        </w:tc>
-      </w:tr>
-      <w:tr>
-        <w:trPr>
-          <w:cantSplit/>
-        </w:trPr>
-        <w:tc>
-          <w:tcPr>
-            <w:tcW w:w="1828" w:type="pct"/>
-          </w:tcPr>
-          <w:p>
-            <w:pPr>
-              <w:keepNext/>
-              <w:keepLines/>
-              <w:spacing w:after="0"/>
-              <w:rPr>
-                <w:rFonts w:asciiTheme="majorBidi" w:hAnsiTheme="majorBidi" w:cstheme="majorBidi"/>
-                <w:b/>
-                <w:bCs/>
-                <w:sz w:val="20"/>
-                <w:szCs w:val="20"/>
-                <w:lang w:bidi="ar-IQ"/>
-              </w:rPr>
-            </w:pPr>
-            <w:r>
-              <w:rPr>
-                <w:rFonts w:asciiTheme="majorBidi" w:hAnsiTheme="majorBidi" w:cstheme="majorBidi"/>
-                <w:b/>
-                <w:bCs/>
-                <w:sz w:val="20"/>
-                <w:szCs w:val="20"/>
-                <w:rtl/>
-              </w:rPr>
-              <w:t>المادة الدراسية</w:t>
-            </w:r>
-          </w:p>
-        </w:tc>
-        <w:tc>
-          <w:tcPr>
-            <w:tcW w:w="338" w:type="pct"/>
-          </w:tcPr>
-          <w:p>
-            <w:pPr>
-              <w:keepNext/>
-              <w:keepLines/>
-              <w:spacing w:after="0"/>
-              <w:rPr>
-                <w:rFonts w:asciiTheme="majorBidi" w:hAnsiTheme="majorBidi" w:cstheme="majorBidi"/>
-                <w:b/>
-                <w:bCs/>
-                <w:sz w:val="20"/>
-                <w:szCs w:val="20"/>
-                <w:lang w:bidi="ar-IQ"/>
-              </w:rPr>
-            </w:pPr>
-            <w:r>
-              <w:rPr>
-                <w:rFonts w:asciiTheme="majorBidi" w:hAnsiTheme="majorBidi" w:cstheme="majorBidi"/>
-                <w:b/>
-                <w:bCs/>
-                <w:sz w:val="20"/>
-                <w:szCs w:val="20"/>
-                <w:rtl/>
-              </w:rPr>
-              <w:t>الدرجة</w:t>
-            </w:r>
-          </w:p>
-        </w:tc>
-        <w:tc>
-          <w:tcPr>
-            <w:tcW w:w="339" w:type="pct"/>
-          </w:tcPr>
-          <w:p>
-            <w:pPr>
-              <w:keepNext/>
-              <w:keepLines/>
-              <w:spacing w:after="0"/>
-              <w:rPr>
-                <w:rFonts w:asciiTheme="majorBidi" w:hAnsiTheme="majorBidi" w:cstheme="majorBidi"/>
-                <w:b/>
-                <w:bCs/>
-                <w:sz w:val="20"/>
-                <w:szCs w:val="20"/>
-                <w:lang w:bidi="ar-IQ"/>
-              </w:rPr>
-            </w:pPr>
-            <w:r>
-              <w:rPr>
-                <w:rFonts w:asciiTheme="majorBidi" w:hAnsiTheme="majorBidi" w:cstheme="majorBidi"/>
-                <w:b/>
-                <w:bCs/>
-                <w:sz w:val="20"/>
-                <w:szCs w:val="20"/>
-                <w:rtl/>
-              </w:rPr>
-              <w:t>الوحدة</w:t>
-            </w:r>
-          </w:p>
-        </w:tc>
-        <w:tc>
-          <w:tcPr>
-            <w:tcW w:w="1831" w:type="pct"/>
-          </w:tcPr>
-          <w:p>
-            <w:pPr>
-              <w:keepNext/>
-              <w:keepLines/>
-              <w:spacing w:after="0"/>
-              <w:rPr>
-                <w:rFonts w:asciiTheme="majorBidi" w:hAnsiTheme="majorBidi" w:cstheme="majorBidi"/>
-                <w:b/>
-                <w:bCs/>
-                <w:sz w:val="20"/>
-                <w:szCs w:val="20"/>
-                <w:lang w:bidi="ar-IQ"/>
-              </w:rPr>
-            </w:pPr>
-            <w:r>
-              <w:rPr>
-                <w:rFonts w:asciiTheme="majorBidi" w:hAnsiTheme="majorBidi" w:cstheme="majorBidi"/>
-                <w:b/>
-                <w:bCs/>
-                <w:sz w:val="20"/>
-                <w:szCs w:val="20"/>
-                <w:rtl/>
-              </w:rPr>
-              <w:t>المادة الدراسية</w:t>
-            </w:r>
-          </w:p>
-        </w:tc>
-        <w:tc>
-          <w:tcPr>
-            <w:tcW w:w="339" w:type="pct"/>
-          </w:tcPr>
-          <w:p>
-            <w:pPr>
-              <w:keepNext/>
-              <w:keepLines/>
-              <w:spacing w:after="0"/>
-              <w:rPr>
-                <w:rFonts w:asciiTheme="majorBidi" w:hAnsiTheme="majorBidi" w:cstheme="majorBidi"/>
-                <w:b/>
-                <w:bCs/>
-                <w:sz w:val="20"/>
-                <w:szCs w:val="20"/>
-                <w:lang w:bidi="ar-IQ"/>
-              </w:rPr>
-            </w:pPr>
-            <w:r>
-              <w:rPr>
-                <w:rFonts w:asciiTheme="majorBidi" w:hAnsiTheme="majorBidi" w:cstheme="majorBidi"/>
-                <w:b/>
-                <w:bCs/>
-                <w:sz w:val="20"/>
-                <w:szCs w:val="20"/>
-                <w:rtl/>
-              </w:rPr>
-              <w:t>الدرجة</w:t>
-            </w:r>
-          </w:p>
-        </w:tc>
-        <w:tc>
-          <w:tcPr>
-            <w:tcW w:w="325" w:type="pct"/>
-          </w:tcPr>
-          <w:p>
-            <w:pPr>
-              <w:keepNext/>
-              <w:keepLines/>
-              <w:spacing w:after="0"/>
-              <w:rPr>
-                <w:rFonts w:asciiTheme="majorBidi" w:hAnsiTheme="majorBidi" w:cstheme="majorBidi"/>
-                <w:b/>
-                <w:bCs/>
-                <w:sz w:val="20"/>
-                <w:szCs w:val="20"/>
-              </w:rPr>
-            </w:pPr>
-            <w:r>
-              <w:rPr>
-                <w:rFonts w:asciiTheme="majorBidi" w:hAnsiTheme="majorBidi" w:cstheme="majorBidi"/>
-                <w:b/>
-                <w:bCs/>
-                <w:sz w:val="20"/>
-                <w:szCs w:val="20"/>
-                <w:rtl/>
-              </w:rPr>
-              <w:t>الوحدة</w:t>
-            </w:r>
-          </w:p>
-        </w:tc>
-      </w:tr>
-      <w:tr>
-        <w:trPr>
-          <w:cantSplit/>
-        </w:trPr>
-        <w:tc>
-          <w:tcPr>
-            <w:tcW w:w="1828" w:type="pct"/>
-          </w:tcPr>
-          <w:p>
-            <w:pPr>
-              <w:keepNext/>
-              <w:keepLines/>
-              <w:spacing w:after="0"/>
-              <w:rPr>
-                <w:rFonts w:asciiTheme="majorBidi" w:hAnsiTheme="majorBidi" w:cstheme="majorBidi"/>
-                <w:sz w:val="20"/>
-                <w:szCs w:val="20"/>
-                <w:lang w:bidi="ar-IQ"/>
-              </w:rPr>
-            </w:pPr>
-            <w:r>
-              <w:rPr>
-                <w:rFonts w:asciiTheme="majorBidi" w:hAnsiTheme="majorBidi" w:cstheme="majorBidi"/>
-                <w:sz w:val="20"/>
-                <w:szCs w:val="20"/>
-                <w:rtl/>
-                <w:lang w:bidi="ar-IQ"/>
-              </w:rPr>
-              <w:t xml:space="preserve">نظرية المعلومات</w:t>
-            </w:r>
-          </w:p>
-        </w:tc>
-        <w:tc>
-          <w:tcPr>
-            <w:tcW w:w="338" w:type="pct"/>
-          </w:tcPr>
-          <w:p>
-            <w:pPr>
-              <w:keepNext/>
-              <w:keepLines/>
-              <w:spacing w:after="0"/>
-              <w:rPr>
-                <w:rFonts w:asciiTheme="majorBidi" w:hAnsiTheme="majorBidi" w:cstheme="majorBidi"/>
-                <w:sz w:val="20"/>
-                <w:szCs w:val="20"/>
-                <w:lang w:bidi="ar-IQ"/>
-              </w:rPr>
-            </w:pPr>
-            <w:r>
-              <w:rPr>
-                <w:rFonts w:asciiTheme="majorBidi" w:hAnsiTheme="majorBidi" w:cstheme="majorBidi"/>
-                <w:sz w:val="20"/>
-                <w:szCs w:val="20"/>
-                <w:rtl/>
-                <w:lang w:bidi="ar-IQ"/>
-              </w:rPr>
-              <w:t xml:space="preserve">٧٧</w:t>
-            </w:r>
-          </w:p>
-        </w:tc>
-        <w:tc>
-          <w:tcPr>
-            <w:tcW w:w="339" w:type="pct"/>
-          </w:tcPr>
-          <w:p>
-            <w:pPr>
-              <w:keepNext/>
-              <w:keepLines/>
-              <w:spacing w:after="0"/>
-              <w:rPr>
-                <w:rFonts w:asciiTheme="majorBidi" w:hAnsiTheme="majorBidi" w:cstheme="majorBidi"/>
-                <w:sz w:val="20"/>
-                <w:szCs w:val="20"/>
-                <w:lang w:bidi="ar-IQ"/>
-              </w:rPr>
-            </w:pPr>
-            <w:r>
-              <w:rPr>
-                <w:rFonts w:asciiTheme="majorBidi" w:hAnsiTheme="majorBidi" w:cstheme="majorBidi"/>
-                <w:sz w:val="20"/>
-                <w:szCs w:val="20"/>
-                <w:rtl/>
-                <w:lang w:bidi="ar-IQ"/>
-              </w:rPr>
-              <w:t xml:space="preserve">٣</w:t>
-            </w:r>
-          </w:p>
-        </w:tc>
-        <w:tc>
-          <w:tcPr>
-            <w:tcW w:w="1831" w:type="pct"/>
-          </w:tcPr>
-          <w:p>
-            <w:pPr>
-              <w:keepNext/>
-              <w:keepLines/>
-              <w:spacing w:after="0"/>
-              <w:rPr>
-                <w:rFonts w:asciiTheme="majorBidi" w:hAnsiTheme="majorBidi" w:cstheme="majorBidi"/>
-                <w:sz w:val="20"/>
-                <w:szCs w:val="20"/>
-                <w:lang w:bidi="ar-IQ"/>
-              </w:rPr>
-            </w:pPr>
-            <w:r>
-              <w:rPr>
-                <w:rFonts w:asciiTheme="majorBidi" w:hAnsiTheme="majorBidi" w:cstheme="majorBidi"/>
-                <w:sz w:val="20"/>
-                <w:szCs w:val="20"/>
-                <w:rtl/>
-                <w:lang w:bidi="ar-IQ"/>
-              </w:rPr>
-              <w:t xml:space="preserve">الحوسبة السحابية</w:t>
-            </w:r>
-          </w:p>
-        </w:tc>
-        <w:tc>
-          <w:tcPr>
-            <w:tcW w:w="339" w:type="pct"/>
-          </w:tcPr>
-          <w:p>
-            <w:pPr>
-              <w:keepNext/>
-              <w:keepLines/>
-              <w:spacing w:after="0"/>
-              <w:rPr>
-                <w:rFonts w:asciiTheme="majorBidi" w:hAnsiTheme="majorBidi" w:cstheme="majorBidi"/>
-                <w:sz w:val="20"/>
-                <w:szCs w:val="20"/>
-                <w:lang w:bidi="ar-IQ"/>
-              </w:rPr>
-            </w:pPr>
-            <w:r>
-              <w:rPr>
-                <w:rFonts w:asciiTheme="majorBidi" w:hAnsiTheme="majorBidi" w:cstheme="majorBidi"/>
-                <w:sz w:val="20"/>
-                <w:szCs w:val="20"/>
-                <w:rtl/>
-                <w:lang w:bidi="ar-IQ"/>
-              </w:rPr>
-              <w:t xml:space="preserve">٧٨</w:t>
-            </w:r>
-          </w:p>
-        </w:tc>
-        <w:tc>
-          <w:tcPr>
-            <w:tcW w:w="325" w:type="pct"/>
-          </w:tcPr>
-          <w:p>
-            <w:pPr>
-              <w:keepNext/>
-              <w:keepLines/>
-              <w:spacing w:after="0"/>
-              <w:rPr>
-                <w:rFonts w:asciiTheme="majorBidi" w:hAnsiTheme="majorBidi" w:cstheme="majorBidi"/>
-                <w:sz w:val="20"/>
-                <w:szCs w:val="20"/>
-              </w:rPr>
-            </w:pPr>
-            <w:r>
-              <w:rPr>
-                <w:rFonts w:asciiTheme="majorBidi" w:hAnsiTheme="majorBidi" w:cstheme="majorBidi"/>
-                <w:sz w:val="20"/>
-                <w:szCs w:val="20"/>
-                <w:rtl/>
-                <w:lang w:bidi="ar-IQ"/>
-              </w:rPr>
-              <w:t xml:space="preserve">٢</w:t>
-            </w:r>
-          </w:p>
-        </w:tc>
-      </w:tr>
-      <w:tr>
-        <w:trPr>
-          <w:cantSplit/>
-        </w:trPr>
-        <w:tc>
-          <w:tcPr>
-            <w:tcW w:w="1828" w:type="pct"/>
-          </w:tcPr>
-          <w:p>
-            <w:pPr>
-              <w:keepNext/>
-              <w:keepLines/>
-              <w:spacing w:after="0"/>
-              <w:rPr>
-                <w:rFonts w:asciiTheme="majorBidi" w:hAnsiTheme="majorBidi" w:cstheme="majorBidi"/>
-                <w:sz w:val="20"/>
-                <w:szCs w:val="20"/>
-                <w:lang w:bidi="ar-IQ"/>
-              </w:rPr>
-            </w:pPr>
-            <w:r>
-              <w:rPr>
-                <w:rFonts w:asciiTheme="majorBidi" w:hAnsiTheme="majorBidi" w:cstheme="majorBidi"/>
-                <w:sz w:val="20"/>
-                <w:szCs w:val="20"/>
-                <w:rtl/>
-                <w:lang w:bidi="ar-IQ"/>
-              </w:rPr>
-              <w:t xml:space="preserve"/>
-            </w:r>
-          </w:p>
-        </w:tc>
-        <w:tc>
-          <w:tcPr>
-            <w:tcW w:w="338" w:type="pct"/>
-          </w:tcPr>
-          <w:p>
-            <w:pPr>
-              <w:keepNext/>
-              <w:keepLines/>
-              <w:spacing w:after="0"/>
-              <w:rPr>
-                <w:rFonts w:asciiTheme="majorBidi" w:hAnsiTheme="majorBidi" w:cstheme="majorBidi"/>
-                <w:sz w:val="20"/>
-                <w:szCs w:val="20"/>
-                <w:lang w:bidi="ar-IQ"/>
-              </w:rPr>
-            </w:pPr>
-            <w:r>
-              <w:rPr>
-                <w:rFonts w:asciiTheme="majorBidi" w:hAnsiTheme="majorBidi" w:cstheme="majorBidi"/>
-                <w:sz w:val="20"/>
-                <w:szCs w:val="20"/>
-                <w:rtl/>
-                <w:lang w:bidi="ar-IQ"/>
-              </w:rPr>
-              <w:t xml:space="preserve"/>
-            </w:r>
-          </w:p>
-        </w:tc>
-        <w:tc>
-          <w:tcPr>
-            <w:tcW w:w="339" w:type="pct"/>
-          </w:tcPr>
-          <w:p>
-            <w:pPr>
-              <w:keepNext/>
-              <w:keepLines/>
-              <w:spacing w:after="0"/>
-              <w:rPr>
-                <w:rFonts w:asciiTheme="majorBidi" w:hAnsiTheme="majorBidi" w:cstheme="majorBidi"/>
-                <w:sz w:val="20"/>
-                <w:szCs w:val="20"/>
-                <w:lang w:bidi="ar-IQ"/>
-              </w:rPr>
-            </w:pPr>
-            <w:r>
-              <w:rPr>
-                <w:rFonts w:asciiTheme="majorBidi" w:hAnsiTheme="majorBidi" w:cstheme="majorBidi"/>
-                <w:sz w:val="20"/>
-                <w:szCs w:val="20"/>
-                <w:rtl/>
-                <w:lang w:bidi="ar-IQ"/>
-              </w:rPr>
-              <w:t xml:space="preserve"/>
-            </w:r>
-          </w:p>
-        </w:tc>
-        <w:tc>
-          <w:tcPr>
-            <w:tcW w:w="1831" w:type="pct"/>
-          </w:tcPr>
-          <w:p>
-            <w:pPr>
-              <w:keepNext/>
-              <w:keepLines/>
-              <w:spacing w:after="0"/>
-              <w:rPr>
-                <w:rFonts w:asciiTheme="majorBidi" w:hAnsiTheme="majorBidi" w:cstheme="majorBidi"/>
-                <w:sz w:val="20"/>
-                <w:szCs w:val="20"/>
-                <w:lang w:bidi="ar-IQ"/>
-              </w:rPr>
-            </w:pPr>
-            <w:r>
-              <w:rPr>
-                <w:rFonts w:asciiTheme="majorBidi" w:hAnsiTheme="majorBidi" w:cstheme="majorBidi"/>
-                <w:sz w:val="20"/>
-                <w:szCs w:val="20"/>
-                <w:rtl/>
-                <w:lang w:bidi="ar-IQ"/>
-              </w:rPr>
-              <w:t xml:space="preserve">تطبيقات النقال</w:t>
-            </w:r>
-          </w:p>
-        </w:tc>
-        <w:tc>
-          <w:tcPr>
-            <w:tcW w:w="339" w:type="pct"/>
-          </w:tcPr>
-          <w:p>
-            <w:pPr>
-              <w:keepNext/>
-              <w:keepLines/>
-              <w:spacing w:after="0"/>
-              <w:rPr>
-                <w:rFonts w:asciiTheme="majorBidi" w:hAnsiTheme="majorBidi" w:cstheme="majorBidi"/>
-                <w:sz w:val="20"/>
-                <w:szCs w:val="20"/>
-                <w:lang w:bidi="ar-IQ"/>
-              </w:rPr>
-            </w:pPr>
-            <w:r>
-              <w:rPr>
-                <w:rFonts w:asciiTheme="majorBidi" w:hAnsiTheme="majorBidi" w:cstheme="majorBidi"/>
-                <w:sz w:val="20"/>
-                <w:szCs w:val="20"/>
-                <w:rtl/>
-                <w:lang w:bidi="ar-IQ"/>
-              </w:rPr>
-              <w:t xml:space="preserve">٩٨</w:t>
-            </w:r>
-          </w:p>
-        </w:tc>
-        <w:tc>
-          <w:tcPr>
-            <w:tcW w:w="325" w:type="pct"/>
-          </w:tcPr>
-          <w:p>
-            <w:pPr>
-              <w:keepNext/>
-              <w:keepLines/>
-              <w:spacing w:after="0"/>
-              <w:rPr>
-                <w:rFonts w:asciiTheme="majorBidi" w:hAnsiTheme="majorBidi" w:cstheme="majorBidi"/>
-                <w:sz w:val="20"/>
-                <w:szCs w:val="20"/>
-              </w:rPr>
-            </w:pPr>
-            <w:r>
-              <w:rPr>
-                <w:rFonts w:asciiTheme="majorBidi" w:hAnsiTheme="majorBidi" w:cstheme="majorBidi"/>
-                <w:sz w:val="20"/>
-                <w:szCs w:val="20"/>
-                <w:rtl/>
-                <w:lang w:bidi="ar-IQ"/>
-              </w:rPr>
-              <w:t xml:space="preserve">٣</w:t>
-            </w:r>
-          </w:p>
-        </w:tc>
-      </w:tr>
-      <w:tr>
-        <w:trPr>
-          <w:cantSplit/>
-        </w:trPr>
-        <w:tc>
-          <w:tcPr>
-            <w:tcW w:w="1828" w:type="pct"/>
-          </w:tcPr>
-          <w:p>
-            <w:pPr>
-              <w:keepNext/>
-              <w:keepLines/>
-              <w:spacing w:after="0"/>
-              <w:rPr>
-                <w:rFonts w:asciiTheme="majorBidi" w:hAnsiTheme="majorBidi" w:cstheme="majorBidi"/>
-                <w:sz w:val="20"/>
-                <w:szCs w:val="20"/>
-                <w:lang w:bidi="ar-IQ"/>
-              </w:rPr>
-            </w:pPr>
-            <w:r>
-              <w:rPr>
-                <w:rFonts w:asciiTheme="majorBidi" w:hAnsiTheme="majorBidi" w:cstheme="majorBidi"/>
-                <w:sz w:val="20"/>
-                <w:szCs w:val="20"/>
-                <w:rtl/>
-                <w:lang w:bidi="ar-IQ"/>
-              </w:rPr>
-              <w:t xml:space="preserve"/>
-            </w:r>
-          </w:p>
-        </w:tc>
-        <w:tc>
-          <w:tcPr>
-            <w:tcW w:w="338" w:type="pct"/>
-          </w:tcPr>
-          <w:p>
-            <w:pPr>
-              <w:keepNext/>
-              <w:keepLines/>
-              <w:spacing w:after="0"/>
-              <w:rPr>
-                <w:rFonts w:asciiTheme="majorBidi" w:hAnsiTheme="majorBidi" w:cstheme="majorBidi"/>
-                <w:sz w:val="20"/>
-                <w:szCs w:val="20"/>
-                <w:lang w:bidi="ar-IQ"/>
-              </w:rPr>
-            </w:pPr>
-            <w:r>
-              <w:rPr>
-                <w:rFonts w:asciiTheme="majorBidi" w:hAnsiTheme="majorBidi" w:cstheme="majorBidi"/>
-                <w:sz w:val="20"/>
-                <w:szCs w:val="20"/>
-                <w:rtl/>
-                <w:lang w:bidi="ar-IQ"/>
-              </w:rPr>
-              <w:t xml:space="preserve"/>
-            </w:r>
-          </w:p>
-        </w:tc>
-        <w:tc>
-          <w:tcPr>
-            <w:tcW w:w="339" w:type="pct"/>
-          </w:tcPr>
-          <w:p>
-            <w:pPr>
-              <w:keepNext/>
-              <w:keepLines/>
-              <w:spacing w:after="0"/>
-              <w:rPr>
-                <w:rFonts w:asciiTheme="majorBidi" w:hAnsiTheme="majorBidi" w:cstheme="majorBidi"/>
-                <w:sz w:val="20"/>
-                <w:szCs w:val="20"/>
-                <w:lang w:bidi="ar-IQ"/>
-              </w:rPr>
-            </w:pPr>
-            <w:r>
-              <w:rPr>
-                <w:rFonts w:asciiTheme="majorBidi" w:hAnsiTheme="majorBidi" w:cstheme="majorBidi"/>
-                <w:sz w:val="20"/>
-                <w:szCs w:val="20"/>
-                <w:rtl/>
-                <w:lang w:bidi="ar-IQ"/>
-              </w:rPr>
-              <w:t xml:space="preserve"/>
-            </w:r>
-          </w:p>
-        </w:tc>
-        <w:tc>
-          <w:tcPr>
-            <w:tcW w:w="1831" w:type="pct"/>
-          </w:tcPr>
-          <w:p>
-            <w:pPr>
-              <w:keepNext/>
-              <w:keepLines/>
-              <w:spacing w:after="0"/>
-              <w:rPr>
-                <w:rFonts w:asciiTheme="majorBidi" w:hAnsiTheme="majorBidi" w:cstheme="majorBidi"/>
-                <w:sz w:val="20"/>
-                <w:szCs w:val="20"/>
-                <w:lang w:bidi="ar-IQ"/>
-              </w:rPr>
-            </w:pPr>
-            <w:r>
-              <w:rPr>
-                <w:rFonts w:asciiTheme="majorBidi" w:hAnsiTheme="majorBidi" w:cstheme="majorBidi"/>
-                <w:sz w:val="20"/>
-                <w:szCs w:val="20"/>
-                <w:rtl/>
-                <w:lang w:bidi="ar-IQ"/>
-              </w:rPr>
-              <w:t xml:space="preserve">مهارات الاتصال</w:t>
-            </w:r>
-          </w:p>
-        </w:tc>
-        <w:tc>
-          <w:tcPr>
-            <w:tcW w:w="339" w:type="pct"/>
-          </w:tcPr>
-          <w:p>
-            <w:pPr>
-              <w:keepNext/>
-              <w:keepLines/>
-              <w:spacing w:after="0"/>
-              <w:rPr>
-                <w:rFonts w:asciiTheme="majorBidi" w:hAnsiTheme="majorBidi" w:cstheme="majorBidi"/>
-                <w:sz w:val="20"/>
-                <w:szCs w:val="20"/>
-                <w:lang w:bidi="ar-IQ"/>
-              </w:rPr>
-            </w:pPr>
-            <w:r>
-              <w:rPr>
-                <w:rFonts w:asciiTheme="majorBidi" w:hAnsiTheme="majorBidi" w:cstheme="majorBidi"/>
-                <w:sz w:val="20"/>
-                <w:szCs w:val="20"/>
-                <w:rtl/>
-                <w:lang w:bidi="ar-IQ"/>
-              </w:rPr>
-              <w:t xml:space="preserve">٨٧</w:t>
-            </w:r>
-          </w:p>
-        </w:tc>
-        <w:tc>
-          <w:tcPr>
-            <w:tcW w:w="325" w:type="pct"/>
-          </w:tcPr>
-          <w:p>
-            <w:pPr>
-              <w:keepNext/>
-              <w:keepLines/>
-              <w:spacing w:after="0"/>
-              <w:rPr>
-                <w:rFonts w:asciiTheme="majorBidi" w:hAnsiTheme="majorBidi" w:cstheme="majorBidi"/>
-                <w:sz w:val="20"/>
-                <w:szCs w:val="20"/>
-              </w:rPr>
-            </w:pPr>
-            <w:r>
-              <w:rPr>
-                <w:rFonts w:asciiTheme="majorBidi" w:hAnsiTheme="majorBidi" w:cstheme="majorBidi"/>
-                <w:sz w:val="20"/>
-                <w:szCs w:val="20"/>
-                <w:rtl/>
-                <w:lang w:bidi="ar-IQ"/>
-              </w:rPr>
-              <w:t xml:space="preserve">٢</w:t>
-            </w:r>
-          </w:p>
-        </w:tc>
-      </w:tr>
-    </w:tbl>
-    <w:p>
-      <w:pPr>
-        <w:keepNext/>
-        <w:keepLines/>
-        <w:spacing w:line="240" w:lineRule="auto"/>
-        <w:rPr>
-          <w:rFonts w:asciiTheme="majorBidi" w:hAnsiTheme="majorBidi" w:cstheme="majorBidi"/>
-          <w:sz w:val="24"/>
-          <w:szCs w:val="24"/>
-          <w:lang w:bidi="ar-IQ"/>
-        </w:rPr>
-      </w:pPr>
-      <w:r>
-        <w:rPr>
-          <w:rFonts w:asciiTheme="majorBidi" w:hAnsiTheme="majorBidi" w:cstheme="majorBidi"/>
-          <w:sz w:val="24"/>
-          <w:szCs w:val="24"/>
-          <w:rtl/>
-          <w:lang w:bidi="ar-IQ"/>
-        </w:rPr>
-        <w:t xml:space="preserve"/>
-      </w:r>
-    </w:p>
-    <w:p>
-      <w:pPr>
-        <w:spacing w:line="240" w:lineRule="auto"/>
-        <w:rPr>
-          <w:rFonts w:asciiTheme="majorBidi" w:hAnsiTheme="majorBidi" w:cstheme="majorBidi"/>
-          <w:sz w:val="20"/>
-          <w:szCs w:val="20"/>
-          <w:rtl/>
-          <w:lang w:bidi="ar-IQ"/>
-        </w:rPr>
-      </w:pPr>
     </w:p>
     <w:p>
       <w:pPr>
@@ -9722,7 +6678,7 @@
                 <w:bCs/>
                 <w:lang w:bidi="ar-IQ"/>
               </w:rPr>
-              <w:t xml:space="preserve"> صادق ابراهيم</w:t>
+              <w:t xml:space="preserve">الأستاذ الدكتور هشام كاظم هاشم</w:t>
             </w:r>
           </w:p>
           <w:p>
@@ -9740,7 +6696,7 @@
                 <w:rtl/>
                 <w:lang w:bidi="ar-IQ"/>
               </w:rPr>
-              <w:t xml:space="preserve"/>
+              <w:t xml:space="preserve">العميد</w:t>
             </w:r>
           </w:p>
         </w:tc>
@@ -9786,7 +6742,7 @@
                 <w:bCs/>
                 <w:lang w:bidi="ar-IQ"/>
               </w:rPr>
-              <w:t xml:space="preserve">المبرمج مدير النظام</w:t>
+              <w:t xml:space="preserve">الأستاذ المساعد حيدر خزعل محبس</w:t>
             </w:r>
           </w:p>
           <w:p>
@@ -9803,7 +6759,7 @@
                 <w:rtl/>
                 <w:lang w:bidi="ar-IQ"/>
               </w:rPr>
-              <w:t xml:space="preserve">إدارة التقنية</w:t>
+              <w:t xml:space="preserve">مساعد رئيس الجامعة للشؤون العلمية</w:t>
             </w:r>
           </w:p>
         </w:tc>
@@ -9890,7 +6846,7 @@
                 <w:bCs/>
                 <w:lang w:bidi="ar-IQ"/>
               </w:rPr>
-              <w:t xml:space="preserve"> علي شوقي</w:t>
+              <w:t xml:space="preserve">المدرس الدكتور مرتجى علي ساري</w:t>
             </w:r>
           </w:p>
           <w:p>
@@ -9908,7 +6864,7 @@
                 <w:rtl/>
                 <w:lang w:bidi="ar-IQ"/>
               </w:rPr>
-              <w:t xml:space="preserve"/>
+              <w:t xml:space="preserve">مدير التسجيل</w:t>
             </w:r>
           </w:p>
         </w:tc>
@@ -9980,7 +6936,7 @@
                 <w:bCs/>
                 <w:lang w:bidi="ar-IQ"/>
               </w:rPr>
-              <w:t xml:space="preserve"> قاسم باسل</w:t>
+              <w:t xml:space="preserve">الأستاذ الدكتور رائدة سالم خضير</w:t>
             </w:r>
           </w:p>
           <w:p>
@@ -9998,7 +6954,7 @@
                 <w:rtl/>
                 <w:lang w:bidi="ar-IQ"/>
               </w:rPr>
-              <w:t xml:space="preserve"/>
+              <w:t xml:space="preserve">معاون العميد للشوون العلمية والدراسات العليا</w:t>
             </w:r>
           </w:p>
         </w:tc>
@@ -10112,7 +7068,7 @@
                 <w:bCs/>
                 <w:lang w:bidi="ar-IQ"/>
               </w:rPr>
-              <w:t xml:space="preserve">المدرس الدكتور مرتجى علي ساري</w:t>
+              <w:t xml:space="preserve"> نغم باسل محمود</w:t>
             </w:r>
           </w:p>
           <w:p>
@@ -10128,7 +7084,7 @@
                 <w:rtl/>
                 <w:lang w:bidi="ar-IQ"/>
               </w:rPr>
-              <w:t xml:space="preserve">مدير التسجيل</w:t>
+              <w:t xml:space="preserve">منظم الوثيقة</w:t>
             </w:r>
           </w:p>
         </w:tc>
@@ -10154,7 +7110,7 @@
                 <w:bCs/>
                 <w:lang w:bidi="ar-IQ"/>
               </w:rPr>
-              <w:t xml:space="preserve">الأستاذ الدكتور هشام كاظم هاشم</w:t>
+              <w:t xml:space="preserve"> أسراء فاضل عبد</w:t>
             </w:r>
           </w:p>
           <w:p>
@@ -10171,7 +7127,7 @@
                 <w:rtl/>
                 <w:lang w:bidi="ar-IQ"/>
               </w:rPr>
-              <w:t xml:space="preserve">العميد</w:t>
+              <w:t xml:space="preserve">مسؤول وحدة الوثائق</w:t>
             </w:r>
           </w:p>
         </w:tc>
@@ -10309,7 +7265,7 @@
           <w:rtl/>
           <w:lang w:bidi="ar-IQ"/>
         </w:rPr>
-        <w:t xml:space="preserve"> ‎٢٠٢٠/١١/١٧‎</w:t>
+        <w:t xml:space="preserve"> ٢٠٢٠-١١-١٧</w:t>
       </w:r>
     </w:p>
     <w:p>
@@ -10511,49 +7467,6 @@
           <w:szCs w:val="24"/>
           <w:rtl/>
         </w:rPr>
-        <w:t xml:space="preserve">سنوات التأجيل والرسوب: </w:t>
-      </w:r>
-      <w:r>
-        <w:rPr>
-          <w:rFonts w:asciiTheme="majorBidi" w:hAnsiTheme="majorBidi" w:cstheme="majorBidi"/>
-          <w:sz w:val="24"/>
-          <w:szCs w:val="24"/>
-          <w:rtl/>
-          <w:lang w:bidi="ar-IQ"/>
-        </w:rPr>
-        <w:t xml:space="preserve">لايوجد</w:t>
-      </w:r>
-      <w:r>
-        <w:rPr>
-          <w:rFonts w:asciiTheme="majorBidi" w:hAnsiTheme="majorBidi" w:cstheme="majorBidi"/>
-          <w:sz w:val="24"/>
-          <w:szCs w:val="24"/>
-          <w:rtl/>
-        </w:rPr>
-        <w:t>.</w:t>
-      </w:r>
-    </w:p>
-    <w:p>
-      <w:pPr>
-        <w:pStyle w:val="ListParagraph"/>
-        <w:numPr>
-          <w:ilvl w:val="0"/>
-          <w:numId w:val="29"/>
-        </w:numPr>
-        <w:rPr>
-          <w:rFonts w:asciiTheme="majorBidi" w:hAnsiTheme="majorBidi" w:cstheme="majorBidi"/>
-          <w:sz w:val="24"/>
-          <w:szCs w:val="24"/>
-          <w:lang w:bidi="ar-IQ"/>
-        </w:rPr>
-      </w:pPr>
-      <w:r>
-        <w:rPr>
-          <w:rFonts w:asciiTheme="majorBidi" w:hAnsiTheme="majorBidi" w:cstheme="majorBidi"/>
-          <w:sz w:val="24"/>
-          <w:szCs w:val="24"/>
-          <w:rtl/>
-        </w:rPr>
         <w:t xml:space="preserve">عدد الدروس التي اجتازها في المحاولة الثانية: </w:t>
       </w:r>
       <w:r>
@@ -10564,7 +7477,7 @@
           <w:rtl/>
           <w:lang w:bidi="ar-IQ"/>
         </w:rPr>
-        <w:t xml:space="preserve">لايوجد</w:t>
+        <w:t xml:space="preserve">أخلاقيات الحاسوب، البرمجة 2، النظرية الاحتسابية، البرمجة كائنية التوجه، شبكات الحاسوب 2، برمجة الألعاب</w:t>
       </w:r>
       <w:r>
         <w:rPr>
@@ -10676,7 +7589,7 @@
 </file>
 
 <file path=word/endnotes.xml><?xml version="1.0" encoding="utf-8"?>
-<w:endnotes xmlns:wpc="http://schemas.microsoft.com/office/word/2010/wordprocessingCanvas" xmlns:cx="http://schemas.microsoft.com/office/drawing/2014/chartex" xmlns:cx1="http://schemas.microsoft.com/office/drawing/2015/9/8/chartex" xmlns:cx2="http://schemas.microsoft.com/office/drawing/2015/10/21/chartex" xmlns:cx3="http://schemas.microsoft.com/office/drawing/2016/5/9/chartex" xmlns:cx4="http://schemas.microsoft.com/office/drawing/2016/5/10/chartex" xmlns:cx5="http://schemas.microsoft.com/office/drawing/2016/5/11/chartex" xmlns:cx6="http://schemas.microsoft.com/office/drawing/2016/5/12/chartex" xmlns:cx7="http://schemas.microsoft.com/office/drawing/2016/5/13/chartex" xmlns:cx8="http://schemas.microsoft.com/office/drawing/2016/5/14/chartex" xmlns:mc="http://schemas.openxmlformats.org/markup-compatibility/2006" xmlns:aink="http://schemas.microsoft.com/office/drawing/2016/ink" xmlns:am3d="http://schemas.microsoft.com/office/drawing/2017/model3d" xmlns:o="urn:schemas-microsoft-com:office:office" xmlns:oel="http://schemas.microsoft.com/office/2019/extlst" xmlns:r="http://schemas.openxmlformats.org/officeDocument/2006/relationships" xmlns:m="http://schemas.openxmlformats.org/officeDocument/2006/math" xmlns:v="urn:schemas-microsoft-com:vml" xmlns:wp14="http://schemas.microsoft.com/office/word/2010/wordprocessingDrawing" xmlns:wp="http://schemas.openxmlformats.org/drawingml/2006/wordprocessingDrawing" xmlns:w10="urn:schemas-microsoft-com:office:word" xmlns:w="http://schemas.openxmlformats.org/wordprocessingml/2006/main" xmlns:w14="http://schemas.microsoft.com/office/word/2010/wordml" xmlns:w15="http://schemas.microsoft.com/office/word/2012/wordml" xmlns:w16cex="http://schemas.microsoft.com/office/word/2018/wordml/cex" xmlns:w16cid="http://schemas.microsoft.com/office/word/2016/wordml/cid" xmlns:w16="http://schemas.microsoft.com/office/word/2018/wordml" xmlns:w16du="http://schemas.microsoft.com/office/word/2023/wordml/word16du" xmlns:w16sdtdh="http://schemas.microsoft.com/office/word/2020/wordml/sdtdatahash" xmlns:w16sdtfl="http://schemas.microsoft.com/office/word/2024/wordml/sdtformatlock" xmlns:w16se="http://schemas.microsoft.com/office/word/2015/wordml/symex" xmlns:wpg="http://schemas.microsoft.com/office/word/2010/wordprocessingGroup" xmlns:wpi="http://schemas.microsoft.com/office/word/2010/wordprocessingInk" xmlns:wne="http://schemas.microsoft.com/office/word/2006/wordml" xmlns:wps="http://schemas.microsoft.com/office/word/2010/wordprocessingShape" mc:Ignorable="w14 w15 w16se w16cid w16 w16cex w16sdtdh w16sdtfl w16du wp14">
+<w:endnotes xmlns:wpc="http://schemas.microsoft.com/office/word/2010/wordprocessingCanvas" xmlns:cx="http://schemas.microsoft.com/office/drawing/2014/chartex" xmlns:cx1="http://schemas.microsoft.com/office/drawing/2015/9/8/chartex" xmlns:cx2="http://schemas.microsoft.com/office/drawing/2015/10/21/chartex" xmlns:cx3="http://schemas.microsoft.com/office/drawing/2016/5/9/chartex" xmlns:cx4="http://schemas.microsoft.com/office/drawing/2016/5/10/chartex" xmlns:cx5="http://schemas.microsoft.com/office/drawing/2016/5/11/chartex" xmlns:cx6="http://schemas.microsoft.com/office/drawing/2016/5/12/chartex" xmlns:cx7="http://schemas.microsoft.com/office/drawing/2016/5/13/chartex" xmlns:cx8="http://schemas.microsoft.com/office/drawing/2016/5/14/chartex" xmlns:mc="http://schemas.openxmlformats.org/markup-compatibility/2006" xmlns:aink="http://schemas.microsoft.com/office/drawing/2016/ink" xmlns:am3d="http://schemas.microsoft.com/office/drawing/2017/model3d" xmlns:o="urn:schemas-microsoft-com:office:office" xmlns:oel="http://schemas.microsoft.com/office/2019/extlst" xmlns:r="http://schemas.openxmlformats.org/officeDocument/2006/relationships" xmlns:m="http://schemas.openxmlformats.org/officeDocument/2006/math" xmlns:v="urn:schemas-microsoft-com:vml" xmlns:wp14="http://schemas.microsoft.com/office/word/2010/wordprocessingDrawing" xmlns:wp="http://schemas.openxmlformats.org/drawingml/2006/wordprocessingDrawing" xmlns:w10="urn:schemas-microsoft-com:office:word" xmlns:w="http://schemas.openxmlformats.org/wordprocessingml/2006/main" xmlns:w14="http://schemas.microsoft.com/office/word/2010/wordml" xmlns:w15="http://schemas.microsoft.com/office/word/2012/wordml" xmlns:w16cei="http://schemas.microsoft.com/office/word/2026/wordml/cei" xmlns:w16cex="http://schemas.microsoft.com/office/word/2018/wordml/cex" xmlns:w16cid="http://schemas.microsoft.com/office/word/2016/wordml/cid" xmlns:w16="http://schemas.microsoft.com/office/word/2018/wordml" xmlns:w16du="http://schemas.microsoft.com/office/word/2023/wordml/word16du" xmlns:w16sdtdh="http://schemas.microsoft.com/office/word/2020/wordml/sdtdatahash" xmlns:w16sdtfl="http://schemas.microsoft.com/office/word/2024/wordml/sdtformatlock" xmlns:w16se="http://schemas.microsoft.com/office/word/2015/wordml/symex" xmlns:wpg="http://schemas.microsoft.com/office/word/2010/wordprocessingGroup" xmlns:wpi="http://schemas.microsoft.com/office/word/2010/wordprocessingInk" xmlns:wne="http://schemas.microsoft.com/office/word/2006/wordml" xmlns:wps="http://schemas.microsoft.com/office/word/2010/wordprocessingShape" mc:Ignorable="w14 w15 w16se w16cid w16 w16cex w16sdtdh w16sdtfl w16du wp14">
   <w:endnote w:type="separator" w:id="-1">
     <w:p>
       <w:pPr>
@@ -10701,7 +7614,7 @@
 </file>
 
 <file path=word/footer1.xml><?xml version="1.0" encoding="utf-8"?>
-<w:ftr xmlns:wpc="http://schemas.microsoft.com/office/word/2010/wordprocessingCanvas" xmlns:cx="http://schemas.microsoft.com/office/drawing/2014/chartex" xmlns:cx1="http://schemas.microsoft.com/office/drawing/2015/9/8/chartex" xmlns:cx2="http://schemas.microsoft.com/office/drawing/2015/10/21/chartex" xmlns:cx3="http://schemas.microsoft.com/office/drawing/2016/5/9/chartex" xmlns:cx4="http://schemas.microsoft.com/office/drawing/2016/5/10/chartex" xmlns:cx5="http://schemas.microsoft.com/office/drawing/2016/5/11/chartex" xmlns:cx6="http://schemas.microsoft.com/office/drawing/2016/5/12/chartex" xmlns:cx7="http://schemas.microsoft.com/office/drawing/2016/5/13/chartex" xmlns:cx8="http://schemas.microsoft.com/office/drawing/2016/5/14/chartex" xmlns:mc="http://schemas.openxmlformats.org/markup-compatibility/2006" xmlns:aink="http://schemas.microsoft.com/office/drawing/2016/ink" xmlns:am3d="http://schemas.microsoft.com/office/drawing/2017/model3d" xmlns:o="urn:schemas-microsoft-com:office:office" xmlns:oel="http://schemas.microsoft.com/office/2019/extlst" xmlns:r="http://schemas.openxmlformats.org/officeDocument/2006/relationships" xmlns:m="http://schemas.openxmlformats.org/officeDocument/2006/math" xmlns:v="urn:schemas-microsoft-com:vml" xmlns:wp14="http://schemas.microsoft.com/office/word/2010/wordprocessingDrawing" xmlns:wp="http://schemas.openxmlformats.org/drawingml/2006/wordprocessingDrawing" xmlns:w10="urn:schemas-microsoft-com:office:word" xmlns:w="http://schemas.openxmlformats.org/wordprocessingml/2006/main" xmlns:w14="http://schemas.microsoft.com/office/word/2010/wordml" xmlns:w15="http://schemas.microsoft.com/office/word/2012/wordml" xmlns:w16cex="http://schemas.microsoft.com/office/word/2018/wordml/cex" xmlns:w16cid="http://schemas.microsoft.com/office/word/2016/wordml/cid" xmlns:w16="http://schemas.microsoft.com/office/word/2018/wordml" xmlns:w16du="http://schemas.microsoft.com/office/word/2023/wordml/word16du" xmlns:w16sdtdh="http://schemas.microsoft.com/office/word/2020/wordml/sdtdatahash" xmlns:w16sdtfl="http://schemas.microsoft.com/office/word/2024/wordml/sdtformatlock" xmlns:w16se="http://schemas.microsoft.com/office/word/2015/wordml/symex" xmlns:wpg="http://schemas.microsoft.com/office/word/2010/wordprocessingGroup" xmlns:wpi="http://schemas.microsoft.com/office/word/2010/wordprocessingInk" xmlns:wne="http://schemas.microsoft.com/office/word/2006/wordml" xmlns:wps="http://schemas.microsoft.com/office/word/2010/wordprocessingShape" mc:Ignorable="w14 w15 w16se w16cid w16 w16cex w16sdtdh w16sdtfl w16du wp14">
+<w:ftr xmlns:wpc="http://schemas.microsoft.com/office/word/2010/wordprocessingCanvas" xmlns:cx="http://schemas.microsoft.com/office/drawing/2014/chartex" xmlns:cx1="http://schemas.microsoft.com/office/drawing/2015/9/8/chartex" xmlns:cx2="http://schemas.microsoft.com/office/drawing/2015/10/21/chartex" xmlns:cx3="http://schemas.microsoft.com/office/drawing/2016/5/9/chartex" xmlns:cx4="http://schemas.microsoft.com/office/drawing/2016/5/10/chartex" xmlns:cx5="http://schemas.microsoft.com/office/drawing/2016/5/11/chartex" xmlns:cx6="http://schemas.microsoft.com/office/drawing/2016/5/12/chartex" xmlns:cx7="http://schemas.microsoft.com/office/drawing/2016/5/13/chartex" xmlns:cx8="http://schemas.microsoft.com/office/drawing/2016/5/14/chartex" xmlns:mc="http://schemas.openxmlformats.org/markup-compatibility/2006" xmlns:aink="http://schemas.microsoft.com/office/drawing/2016/ink" xmlns:am3d="http://schemas.microsoft.com/office/drawing/2017/model3d" xmlns:o="urn:schemas-microsoft-com:office:office" xmlns:oel="http://schemas.microsoft.com/office/2019/extlst" xmlns:r="http://schemas.openxmlformats.org/officeDocument/2006/relationships" xmlns:m="http://schemas.openxmlformats.org/officeDocument/2006/math" xmlns:v="urn:schemas-microsoft-com:vml" xmlns:wp14="http://schemas.microsoft.com/office/word/2010/wordprocessingDrawing" xmlns:wp="http://schemas.openxmlformats.org/drawingml/2006/wordprocessingDrawing" xmlns:w10="urn:schemas-microsoft-com:office:word" xmlns:w="http://schemas.openxmlformats.org/wordprocessingml/2006/main" xmlns:w14="http://schemas.microsoft.com/office/word/2010/wordml" xmlns:w15="http://schemas.microsoft.com/office/word/2012/wordml" xmlns:w16cei="http://schemas.microsoft.com/office/word/2026/wordml/cei" xmlns:w16cex="http://schemas.microsoft.com/office/word/2018/wordml/cex" xmlns:w16cid="http://schemas.microsoft.com/office/word/2016/wordml/cid" xmlns:w16="http://schemas.microsoft.com/office/word/2018/wordml" xmlns:w16du="http://schemas.microsoft.com/office/word/2023/wordml/word16du" xmlns:w16sdtdh="http://schemas.microsoft.com/office/word/2020/wordml/sdtdatahash" xmlns:w16sdtfl="http://schemas.microsoft.com/office/word/2024/wordml/sdtformatlock" xmlns:w16se="http://schemas.microsoft.com/office/word/2015/wordml/symex" xmlns:wpg="http://schemas.microsoft.com/office/word/2010/wordprocessingGroup" xmlns:wpi="http://schemas.microsoft.com/office/word/2010/wordprocessingInk" xmlns:wne="http://schemas.microsoft.com/office/word/2006/wordml" xmlns:wps="http://schemas.microsoft.com/office/word/2010/wordprocessingShape" mc:Ignorable="w14 w15 w16se w16cid w16 w16cex w16sdtdh w16sdtfl w16du wp14">
   <w:p>
     <w:pPr>
       <w:pStyle w:val="Footer"/>
@@ -10817,7 +7730,7 @@
         <w:noProof/>
         <w:lang w:bidi="ar-IQ"/>
       </w:rPr>
-      <w:instrText>3</w:instrText>
+      <w:instrText>2</w:instrText>
     </w:r>
     <w:r>
       <w:rPr>
@@ -10846,7 +7759,7 @@
         <w:rtl/>
         <w:lang w:bidi="ar-IQ"/>
       </w:rPr>
-      <w:t>-2</w:t>
+      <w:t>-1</w:t>
     </w:r>
     <w:r>
       <w:rPr>
@@ -10887,7 +7800,7 @@
 </file>
 
 <file path=word/footer2.xml><?xml version="1.0" encoding="utf-8"?>
-<w:ftr xmlns:wpc="http://schemas.microsoft.com/office/word/2010/wordprocessingCanvas" xmlns:cx="http://schemas.microsoft.com/office/drawing/2014/chartex" xmlns:cx1="http://schemas.microsoft.com/office/drawing/2015/9/8/chartex" xmlns:cx2="http://schemas.microsoft.com/office/drawing/2015/10/21/chartex" xmlns:cx3="http://schemas.microsoft.com/office/drawing/2016/5/9/chartex" xmlns:cx4="http://schemas.microsoft.com/office/drawing/2016/5/10/chartex" xmlns:cx5="http://schemas.microsoft.com/office/drawing/2016/5/11/chartex" xmlns:cx6="http://schemas.microsoft.com/office/drawing/2016/5/12/chartex" xmlns:cx7="http://schemas.microsoft.com/office/drawing/2016/5/13/chartex" xmlns:cx8="http://schemas.microsoft.com/office/drawing/2016/5/14/chartex" xmlns:mc="http://schemas.openxmlformats.org/markup-compatibility/2006" xmlns:aink="http://schemas.microsoft.com/office/drawing/2016/ink" xmlns:am3d="http://schemas.microsoft.com/office/drawing/2017/model3d" xmlns:o="urn:schemas-microsoft-com:office:office" xmlns:oel="http://schemas.microsoft.com/office/2019/extlst" xmlns:r="http://schemas.openxmlformats.org/officeDocument/2006/relationships" xmlns:m="http://schemas.openxmlformats.org/officeDocument/2006/math" xmlns:v="urn:schemas-microsoft-com:vml" xmlns:wp14="http://schemas.microsoft.com/office/word/2010/wordprocessingDrawing" xmlns:wp="http://schemas.openxmlformats.org/drawingml/2006/wordprocessingDrawing" xmlns:w10="urn:schemas-microsoft-com:office:word" xmlns:w="http://schemas.openxmlformats.org/wordprocessingml/2006/main" xmlns:w14="http://schemas.microsoft.com/office/word/2010/wordml" xmlns:w15="http://schemas.microsoft.com/office/word/2012/wordml" xmlns:w16cex="http://schemas.microsoft.com/office/word/2018/wordml/cex" xmlns:w16cid="http://schemas.microsoft.com/office/word/2016/wordml/cid" xmlns:w16="http://schemas.microsoft.com/office/word/2018/wordml" xmlns:w16du="http://schemas.microsoft.com/office/word/2023/wordml/word16du" xmlns:w16sdtdh="http://schemas.microsoft.com/office/word/2020/wordml/sdtdatahash" xmlns:w16sdtfl="http://schemas.microsoft.com/office/word/2024/wordml/sdtformatlock" xmlns:w16se="http://schemas.microsoft.com/office/word/2015/wordml/symex" xmlns:wpg="http://schemas.microsoft.com/office/word/2010/wordprocessingGroup" xmlns:wpi="http://schemas.microsoft.com/office/word/2010/wordprocessingInk" xmlns:wne="http://schemas.microsoft.com/office/word/2006/wordml" xmlns:wps="http://schemas.microsoft.com/office/word/2010/wordprocessingShape" mc:Ignorable="w14 w15 w16se w16cid w16 w16cex w16sdtdh w16sdtfl w16du wp14">
+<w:ftr xmlns:wpc="http://schemas.microsoft.com/office/word/2010/wordprocessingCanvas" xmlns:cx="http://schemas.microsoft.com/office/drawing/2014/chartex" xmlns:cx1="http://schemas.microsoft.com/office/drawing/2015/9/8/chartex" xmlns:cx2="http://schemas.microsoft.com/office/drawing/2015/10/21/chartex" xmlns:cx3="http://schemas.microsoft.com/office/drawing/2016/5/9/chartex" xmlns:cx4="http://schemas.microsoft.com/office/drawing/2016/5/10/chartex" xmlns:cx5="http://schemas.microsoft.com/office/drawing/2016/5/11/chartex" xmlns:cx6="http://schemas.microsoft.com/office/drawing/2016/5/12/chartex" xmlns:cx7="http://schemas.microsoft.com/office/drawing/2016/5/13/chartex" xmlns:cx8="http://schemas.microsoft.com/office/drawing/2016/5/14/chartex" xmlns:mc="http://schemas.openxmlformats.org/markup-compatibility/2006" xmlns:aink="http://schemas.microsoft.com/office/drawing/2016/ink" xmlns:am3d="http://schemas.microsoft.com/office/drawing/2017/model3d" xmlns:o="urn:schemas-microsoft-com:office:office" xmlns:oel="http://schemas.microsoft.com/office/2019/extlst" xmlns:r="http://schemas.openxmlformats.org/officeDocument/2006/relationships" xmlns:m="http://schemas.openxmlformats.org/officeDocument/2006/math" xmlns:v="urn:schemas-microsoft-com:vml" xmlns:wp14="http://schemas.microsoft.com/office/word/2010/wordprocessingDrawing" xmlns:wp="http://schemas.openxmlformats.org/drawingml/2006/wordprocessingDrawing" xmlns:w10="urn:schemas-microsoft-com:office:word" xmlns:w="http://schemas.openxmlformats.org/wordprocessingml/2006/main" xmlns:w14="http://schemas.microsoft.com/office/word/2010/wordml" xmlns:w15="http://schemas.microsoft.com/office/word/2012/wordml" xmlns:w16cei="http://schemas.microsoft.com/office/word/2026/wordml/cei" xmlns:w16cex="http://schemas.microsoft.com/office/word/2018/wordml/cex" xmlns:w16cid="http://schemas.microsoft.com/office/word/2016/wordml/cid" xmlns:w16="http://schemas.microsoft.com/office/word/2018/wordml" xmlns:w16du="http://schemas.microsoft.com/office/word/2023/wordml/word16du" xmlns:w16sdtdh="http://schemas.microsoft.com/office/word/2020/wordml/sdtdatahash" xmlns:w16sdtfl="http://schemas.microsoft.com/office/word/2024/wordml/sdtformatlock" xmlns:w16se="http://schemas.microsoft.com/office/word/2015/wordml/symex" xmlns:wpg="http://schemas.microsoft.com/office/word/2010/wordprocessingGroup" xmlns:wpi="http://schemas.microsoft.com/office/word/2010/wordprocessingInk" xmlns:wne="http://schemas.microsoft.com/office/word/2006/wordml" xmlns:wps="http://schemas.microsoft.com/office/word/2010/wordprocessingShape" mc:Ignorable="w14 w15 w16se w16cid w16 w16cex w16sdtdh w16sdtfl w16du wp14">
   <w:p>
     <w:pPr>
       <w:pStyle w:val="Footer"/>
@@ -10910,7 +7823,7 @@
 </file>
 
 <file path=word/footnotes.xml><?xml version="1.0" encoding="utf-8"?>
-<w:footnotes xmlns:wpc="http://schemas.microsoft.com/office/word/2010/wordprocessingCanvas" xmlns:cx="http://schemas.microsoft.com/office/drawing/2014/chartex" xmlns:cx1="http://schemas.microsoft.com/office/drawing/2015/9/8/chartex" xmlns:cx2="http://schemas.microsoft.com/office/drawing/2015/10/21/chartex" xmlns:cx3="http://schemas.microsoft.com/office/drawing/2016/5/9/chartex" xmlns:cx4="http://schemas.microsoft.com/office/drawing/2016/5/10/chartex" xmlns:cx5="http://schemas.microsoft.com/office/drawing/2016/5/11/chartex" xmlns:cx6="http://schemas.microsoft.com/office/drawing/2016/5/12/chartex" xmlns:cx7="http://schemas.microsoft.com/office/drawing/2016/5/13/chartex" xmlns:cx8="http://schemas.microsoft.com/office/drawing/2016/5/14/chartex" xmlns:mc="http://schemas.openxmlformats.org/markup-compatibility/2006" xmlns:aink="http://schemas.microsoft.com/office/drawing/2016/ink" xmlns:am3d="http://schemas.microsoft.com/office/drawing/2017/model3d" xmlns:o="urn:schemas-microsoft-com:office:office" xmlns:oel="http://schemas.microsoft.com/office/2019/extlst" xmlns:r="http://schemas.openxmlformats.org/officeDocument/2006/relationships" xmlns:m="http://schemas.openxmlformats.org/officeDocument/2006/math" xmlns:v="urn:schemas-microsoft-com:vml" xmlns:wp14="http://schemas.microsoft.com/office/word/2010/wordprocessingDrawing" xmlns:wp="http://schemas.openxmlformats.org/drawingml/2006/wordprocessingDrawing" xmlns:w10="urn:schemas-microsoft-com:office:word" xmlns:w="http://schemas.openxmlformats.org/wordprocessingml/2006/main" xmlns:w14="http://schemas.microsoft.com/office/word/2010/wordml" xmlns:w15="http://schemas.microsoft.com/office/word/2012/wordml" xmlns:w16cex="http://schemas.microsoft.com/office/word/2018/wordml/cex" xmlns:w16cid="http://schemas.microsoft.com/office/word/2016/wordml/cid" xmlns:w16="http://schemas.microsoft.com/office/word/2018/wordml" xmlns:w16du="http://schemas.microsoft.com/office/word/2023/wordml/word16du" xmlns:w16sdtdh="http://schemas.microsoft.com/office/word/2020/wordml/sdtdatahash" xmlns:w16sdtfl="http://schemas.microsoft.com/office/word/2024/wordml/sdtformatlock" xmlns:w16se="http://schemas.microsoft.com/office/word/2015/wordml/symex" xmlns:wpg="http://schemas.microsoft.com/office/word/2010/wordprocessingGroup" xmlns:wpi="http://schemas.microsoft.com/office/word/2010/wordprocessingInk" xmlns:wne="http://schemas.microsoft.com/office/word/2006/wordml" xmlns:wps="http://schemas.microsoft.com/office/word/2010/wordprocessingShape" mc:Ignorable="w14 w15 w16se w16cid w16 w16cex w16sdtdh w16sdtfl w16du wp14">
+<w:footnotes xmlns:wpc="http://schemas.microsoft.com/office/word/2010/wordprocessingCanvas" xmlns:cx="http://schemas.microsoft.com/office/drawing/2014/chartex" xmlns:cx1="http://schemas.microsoft.com/office/drawing/2015/9/8/chartex" xmlns:cx2="http://schemas.microsoft.com/office/drawing/2015/10/21/chartex" xmlns:cx3="http://schemas.microsoft.com/office/drawing/2016/5/9/chartex" xmlns:cx4="http://schemas.microsoft.com/office/drawing/2016/5/10/chartex" xmlns:cx5="http://schemas.microsoft.com/office/drawing/2016/5/11/chartex" xmlns:cx6="http://schemas.microsoft.com/office/drawing/2016/5/12/chartex" xmlns:cx7="http://schemas.microsoft.com/office/drawing/2016/5/13/chartex" xmlns:cx8="http://schemas.microsoft.com/office/drawing/2016/5/14/chartex" xmlns:mc="http://schemas.openxmlformats.org/markup-compatibility/2006" xmlns:aink="http://schemas.microsoft.com/office/drawing/2016/ink" xmlns:am3d="http://schemas.microsoft.com/office/drawing/2017/model3d" xmlns:o="urn:schemas-microsoft-com:office:office" xmlns:oel="http://schemas.microsoft.com/office/2019/extlst" xmlns:r="http://schemas.openxmlformats.org/officeDocument/2006/relationships" xmlns:m="http://schemas.openxmlformats.org/officeDocument/2006/math" xmlns:v="urn:schemas-microsoft-com:vml" xmlns:wp14="http://schemas.microsoft.com/office/word/2010/wordprocessingDrawing" xmlns:wp="http://schemas.openxmlformats.org/drawingml/2006/wordprocessingDrawing" xmlns:w10="urn:schemas-microsoft-com:office:word" xmlns:w="http://schemas.openxmlformats.org/wordprocessingml/2006/main" xmlns:w14="http://schemas.microsoft.com/office/word/2010/wordml" xmlns:w15="http://schemas.microsoft.com/office/word/2012/wordml" xmlns:w16cei="http://schemas.microsoft.com/office/word/2026/wordml/cei" xmlns:w16cex="http://schemas.microsoft.com/office/word/2018/wordml/cex" xmlns:w16cid="http://schemas.microsoft.com/office/word/2016/wordml/cid" xmlns:w16="http://schemas.microsoft.com/office/word/2018/wordml" xmlns:w16du="http://schemas.microsoft.com/office/word/2023/wordml/word16du" xmlns:w16sdtdh="http://schemas.microsoft.com/office/word/2020/wordml/sdtdatahash" xmlns:w16sdtfl="http://schemas.microsoft.com/office/word/2024/wordml/sdtformatlock" xmlns:w16se="http://schemas.microsoft.com/office/word/2015/wordml/symex" xmlns:wpg="http://schemas.microsoft.com/office/word/2010/wordprocessingGroup" xmlns:wpi="http://schemas.microsoft.com/office/word/2010/wordprocessingInk" xmlns:wne="http://schemas.microsoft.com/office/word/2006/wordml" xmlns:wps="http://schemas.microsoft.com/office/word/2010/wordprocessingShape" mc:Ignorable="w14 w15 w16se w16cid w16 w16cex w16sdtdh w16sdtfl w16du wp14">
   <w:footnote w:type="separator" w:id="-1">
     <w:p>
       <w:pPr>
@@ -10935,7 +7848,7 @@
 </file>
 
 <file path=word/header1.xml><?xml version="1.0" encoding="utf-8"?>
-<w:hdr xmlns:wpc="http://schemas.microsoft.com/office/word/2010/wordprocessingCanvas" xmlns:cx="http://schemas.microsoft.com/office/drawing/2014/chartex" xmlns:cx1="http://schemas.microsoft.com/office/drawing/2015/9/8/chartex" xmlns:cx2="http://schemas.microsoft.com/office/drawing/2015/10/21/chartex" xmlns:cx3="http://schemas.microsoft.com/office/drawing/2016/5/9/chartex" xmlns:cx4="http://schemas.microsoft.com/office/drawing/2016/5/10/chartex" xmlns:cx5="http://schemas.microsoft.com/office/drawing/2016/5/11/chartex" xmlns:cx6="http://schemas.microsoft.com/office/drawing/2016/5/12/chartex" xmlns:cx7="http://schemas.microsoft.com/office/drawing/2016/5/13/chartex" xmlns:cx8="http://schemas.microsoft.com/office/drawing/2016/5/14/chartex" xmlns:mc="http://schemas.openxmlformats.org/markup-compatibility/2006" xmlns:aink="http://schemas.microsoft.com/office/drawing/2016/ink" xmlns:am3d="http://schemas.microsoft.com/office/drawing/2017/model3d" xmlns:o="urn:schemas-microsoft-com:office:office" xmlns:oel="http://schemas.microsoft.com/office/2019/extlst" xmlns:r="http://schemas.openxmlformats.org/officeDocument/2006/relationships" xmlns:m="http://schemas.openxmlformats.org/officeDocument/2006/math" xmlns:v="urn:schemas-microsoft-com:vml" xmlns:wp14="http://schemas.microsoft.com/office/word/2010/wordprocessingDrawing" xmlns:wp="http://schemas.openxmlformats.org/drawingml/2006/wordprocessingDrawing" xmlns:w10="urn:schemas-microsoft-com:office:word" xmlns:w="http://schemas.openxmlformats.org/wordprocessingml/2006/main" xmlns:w14="http://schemas.microsoft.com/office/word/2010/wordml" xmlns:w15="http://schemas.microsoft.com/office/word/2012/wordml" xmlns:w16cex="http://schemas.microsoft.com/office/word/2018/wordml/cex" xmlns:w16cid="http://schemas.microsoft.com/office/word/2016/wordml/cid" xmlns:w16="http://schemas.microsoft.com/office/word/2018/wordml" xmlns:w16du="http://schemas.microsoft.com/office/word/2023/wordml/word16du" xmlns:w16sdtdh="http://schemas.microsoft.com/office/word/2020/wordml/sdtdatahash" xmlns:w16sdtfl="http://schemas.microsoft.com/office/word/2024/wordml/sdtformatlock" xmlns:w16se="http://schemas.microsoft.com/office/word/2015/wordml/symex" xmlns:wpg="http://schemas.microsoft.com/office/word/2010/wordprocessingGroup" xmlns:wpi="http://schemas.microsoft.com/office/word/2010/wordprocessingInk" xmlns:wne="http://schemas.microsoft.com/office/word/2006/wordml" xmlns:wps="http://schemas.microsoft.com/office/word/2010/wordprocessingShape" mc:Ignorable="w14 w15 w16se w16cid w16 w16cex w16sdtdh w16sdtfl w16du wp14">
+<w:hdr xmlns:wpc="http://schemas.microsoft.com/office/word/2010/wordprocessingCanvas" xmlns:cx="http://schemas.microsoft.com/office/drawing/2014/chartex" xmlns:cx1="http://schemas.microsoft.com/office/drawing/2015/9/8/chartex" xmlns:cx2="http://schemas.microsoft.com/office/drawing/2015/10/21/chartex" xmlns:cx3="http://schemas.microsoft.com/office/drawing/2016/5/9/chartex" xmlns:cx4="http://schemas.microsoft.com/office/drawing/2016/5/10/chartex" xmlns:cx5="http://schemas.microsoft.com/office/drawing/2016/5/11/chartex" xmlns:cx6="http://schemas.microsoft.com/office/drawing/2016/5/12/chartex" xmlns:cx7="http://schemas.microsoft.com/office/drawing/2016/5/13/chartex" xmlns:cx8="http://schemas.microsoft.com/office/drawing/2016/5/14/chartex" xmlns:mc="http://schemas.openxmlformats.org/markup-compatibility/2006" xmlns:aink="http://schemas.microsoft.com/office/drawing/2016/ink" xmlns:am3d="http://schemas.microsoft.com/office/drawing/2017/model3d" xmlns:o="urn:schemas-microsoft-com:office:office" xmlns:oel="http://schemas.microsoft.com/office/2019/extlst" xmlns:r="http://schemas.openxmlformats.org/officeDocument/2006/relationships" xmlns:m="http://schemas.openxmlformats.org/officeDocument/2006/math" xmlns:v="urn:schemas-microsoft-com:vml" xmlns:wp14="http://schemas.microsoft.com/office/word/2010/wordprocessingDrawing" xmlns:wp="http://schemas.openxmlformats.org/drawingml/2006/wordprocessingDrawing" xmlns:w10="urn:schemas-microsoft-com:office:word" xmlns:w="http://schemas.openxmlformats.org/wordprocessingml/2006/main" xmlns:w14="http://schemas.microsoft.com/office/word/2010/wordml" xmlns:w15="http://schemas.microsoft.com/office/word/2012/wordml" xmlns:w16cei="http://schemas.microsoft.com/office/word/2026/wordml/cei" xmlns:w16cex="http://schemas.microsoft.com/office/word/2018/wordml/cex" xmlns:w16cid="http://schemas.microsoft.com/office/word/2016/wordml/cid" xmlns:w16="http://schemas.microsoft.com/office/word/2018/wordml" xmlns:w16du="http://schemas.microsoft.com/office/word/2023/wordml/word16du" xmlns:w16sdtdh="http://schemas.microsoft.com/office/word/2020/wordml/sdtdatahash" xmlns:w16sdtfl="http://schemas.microsoft.com/office/word/2024/wordml/sdtformatlock" xmlns:w16se="http://schemas.microsoft.com/office/word/2015/wordml/symex" xmlns:wpg="http://schemas.microsoft.com/office/word/2010/wordprocessingGroup" xmlns:wpi="http://schemas.microsoft.com/office/word/2010/wordprocessingInk" xmlns:wne="http://schemas.microsoft.com/office/word/2006/wordml" xmlns:wps="http://schemas.microsoft.com/office/word/2010/wordprocessingShape" mc:Ignorable="w14 w15 w16se w16cid w16 w16cex w16sdtdh w16sdtfl w16du wp14">
   <w:p>
     <w:pPr>
       <w:pStyle w:val="Header"/>
@@ -10978,7 +7891,7 @@
 </file>
 
 <file path=word/header2.xml><?xml version="1.0" encoding="utf-8"?>
-<w:hdr xmlns:wpc="http://schemas.microsoft.com/office/word/2010/wordprocessingCanvas" xmlns:cx="http://schemas.microsoft.com/office/drawing/2014/chartex" xmlns:cx1="http://schemas.microsoft.com/office/drawing/2015/9/8/chartex" xmlns:cx2="http://schemas.microsoft.com/office/drawing/2015/10/21/chartex" xmlns:cx3="http://schemas.microsoft.com/office/drawing/2016/5/9/chartex" xmlns:cx4="http://schemas.microsoft.com/office/drawing/2016/5/10/chartex" xmlns:cx5="http://schemas.microsoft.com/office/drawing/2016/5/11/chartex" xmlns:cx6="http://schemas.microsoft.com/office/drawing/2016/5/12/chartex" xmlns:cx7="http://schemas.microsoft.com/office/drawing/2016/5/13/chartex" xmlns:cx8="http://schemas.microsoft.com/office/drawing/2016/5/14/chartex" xmlns:mc="http://schemas.openxmlformats.org/markup-compatibility/2006" xmlns:aink="http://schemas.microsoft.com/office/drawing/2016/ink" xmlns:am3d="http://schemas.microsoft.com/office/drawing/2017/model3d" xmlns:o="urn:schemas-microsoft-com:office:office" xmlns:oel="http://schemas.microsoft.com/office/2019/extlst" xmlns:r="http://schemas.openxmlformats.org/officeDocument/2006/relationships" xmlns:m="http://schemas.openxmlformats.org/officeDocument/2006/math" xmlns:v="urn:schemas-microsoft-com:vml" xmlns:wp14="http://schemas.microsoft.com/office/word/2010/wordprocessingDrawing" xmlns:wp="http://schemas.openxmlformats.org/drawingml/2006/wordprocessingDrawing" xmlns:w10="urn:schemas-microsoft-com:office:word" xmlns:w="http://schemas.openxmlformats.org/wordprocessingml/2006/main" xmlns:w14="http://schemas.microsoft.com/office/word/2010/wordml" xmlns:w15="http://schemas.microsoft.com/office/word/2012/wordml" xmlns:w16cex="http://schemas.microsoft.com/office/word/2018/wordml/cex" xmlns:w16cid="http://schemas.microsoft.com/office/word/2016/wordml/cid" xmlns:w16="http://schemas.microsoft.com/office/word/2018/wordml" xmlns:w16du="http://schemas.microsoft.com/office/word/2023/wordml/word16du" xmlns:w16sdtdh="http://schemas.microsoft.com/office/word/2020/wordml/sdtdatahash" xmlns:w16sdtfl="http://schemas.microsoft.com/office/word/2024/wordml/sdtformatlock" xmlns:w16se="http://schemas.microsoft.com/office/word/2015/wordml/symex" xmlns:wpg="http://schemas.microsoft.com/office/word/2010/wordprocessingGroup" xmlns:wpi="http://schemas.microsoft.com/office/word/2010/wordprocessingInk" xmlns:wne="http://schemas.microsoft.com/office/word/2006/wordml" xmlns:wps="http://schemas.microsoft.com/office/word/2010/wordprocessingShape" mc:Ignorable="w14 w15 w16se w16cid w16 w16cex w16sdtdh w16sdtfl w16du wp14">
+<w:hdr xmlns:wpc="http://schemas.microsoft.com/office/word/2010/wordprocessingCanvas" xmlns:cx="http://schemas.microsoft.com/office/drawing/2014/chartex" xmlns:cx1="http://schemas.microsoft.com/office/drawing/2015/9/8/chartex" xmlns:cx2="http://schemas.microsoft.com/office/drawing/2015/10/21/chartex" xmlns:cx3="http://schemas.microsoft.com/office/drawing/2016/5/9/chartex" xmlns:cx4="http://schemas.microsoft.com/office/drawing/2016/5/10/chartex" xmlns:cx5="http://schemas.microsoft.com/office/drawing/2016/5/11/chartex" xmlns:cx6="http://schemas.microsoft.com/office/drawing/2016/5/12/chartex" xmlns:cx7="http://schemas.microsoft.com/office/drawing/2016/5/13/chartex" xmlns:cx8="http://schemas.microsoft.com/office/drawing/2016/5/14/chartex" xmlns:mc="http://schemas.openxmlformats.org/markup-compatibility/2006" xmlns:aink="http://schemas.microsoft.com/office/drawing/2016/ink" xmlns:am3d="http://schemas.microsoft.com/office/drawing/2017/model3d" xmlns:o="urn:schemas-microsoft-com:office:office" xmlns:oel="http://schemas.microsoft.com/office/2019/extlst" xmlns:r="http://schemas.openxmlformats.org/officeDocument/2006/relationships" xmlns:m="http://schemas.openxmlformats.org/officeDocument/2006/math" xmlns:v="urn:schemas-microsoft-com:vml" xmlns:wp14="http://schemas.microsoft.com/office/word/2010/wordprocessingDrawing" xmlns:wp="http://schemas.openxmlformats.org/drawingml/2006/wordprocessingDrawing" xmlns:w10="urn:schemas-microsoft-com:office:word" xmlns:w="http://schemas.openxmlformats.org/wordprocessingml/2006/main" xmlns:w14="http://schemas.microsoft.com/office/word/2010/wordml" xmlns:w15="http://schemas.microsoft.com/office/word/2012/wordml" xmlns:w16cei="http://schemas.microsoft.com/office/word/2026/wordml/cei" xmlns:w16cex="http://schemas.microsoft.com/office/word/2018/wordml/cex" xmlns:w16cid="http://schemas.microsoft.com/office/word/2016/wordml/cid" xmlns:w16="http://schemas.microsoft.com/office/word/2018/wordml" xmlns:w16du="http://schemas.microsoft.com/office/word/2023/wordml/word16du" xmlns:w16sdtdh="http://schemas.microsoft.com/office/word/2020/wordml/sdtdatahash" xmlns:w16sdtfl="http://schemas.microsoft.com/office/word/2024/wordml/sdtformatlock" xmlns:w16se="http://schemas.microsoft.com/office/word/2015/wordml/symex" xmlns:wpg="http://schemas.microsoft.com/office/word/2010/wordprocessingGroup" xmlns:wpi="http://schemas.microsoft.com/office/word/2010/wordprocessingInk" xmlns:wne="http://schemas.microsoft.com/office/word/2006/wordml" xmlns:wps="http://schemas.microsoft.com/office/word/2010/wordprocessingShape" mc:Ignorable="w14 w15 w16se w16cid w16 w16cex w16sdtdh w16sdtfl w16du wp14">
   <w:p>
     <w:pPr>
       <w:pStyle w:val="Header"/>
@@ -11122,7 +8035,7 @@
 </file>
 
 <file path=word/header3.xml><?xml version="1.0" encoding="utf-8"?>
-<w:hdr xmlns:wpc="http://schemas.microsoft.com/office/word/2010/wordprocessingCanvas" xmlns:cx="http://schemas.microsoft.com/office/drawing/2014/chartex" xmlns:cx1="http://schemas.microsoft.com/office/drawing/2015/9/8/chartex" xmlns:cx2="http://schemas.microsoft.com/office/drawing/2015/10/21/chartex" xmlns:cx3="http://schemas.microsoft.com/office/drawing/2016/5/9/chartex" xmlns:cx4="http://schemas.microsoft.com/office/drawing/2016/5/10/chartex" xmlns:cx5="http://schemas.microsoft.com/office/drawing/2016/5/11/chartex" xmlns:cx6="http://schemas.microsoft.com/office/drawing/2016/5/12/chartex" xmlns:cx7="http://schemas.microsoft.com/office/drawing/2016/5/13/chartex" xmlns:cx8="http://schemas.microsoft.com/office/drawing/2016/5/14/chartex" xmlns:mc="http://schemas.openxmlformats.org/markup-compatibility/2006" xmlns:aink="http://schemas.microsoft.com/office/drawing/2016/ink" xmlns:am3d="http://schemas.microsoft.com/office/drawing/2017/model3d" xmlns:o="urn:schemas-microsoft-com:office:office" xmlns:oel="http://schemas.microsoft.com/office/2019/extlst" xmlns:r="http://schemas.openxmlformats.org/officeDocument/2006/relationships" xmlns:m="http://schemas.openxmlformats.org/officeDocument/2006/math" xmlns:v="urn:schemas-microsoft-com:vml" xmlns:wp14="http://schemas.microsoft.com/office/word/2010/wordprocessingDrawing" xmlns:wp="http://schemas.openxmlformats.org/drawingml/2006/wordprocessingDrawing" xmlns:w10="urn:schemas-microsoft-com:office:word" xmlns:w="http://schemas.openxmlformats.org/wordprocessingml/2006/main" xmlns:w14="http://schemas.microsoft.com/office/word/2010/wordml" xmlns:w15="http://schemas.microsoft.com/office/word/2012/wordml" xmlns:w16cex="http://schemas.microsoft.com/office/word/2018/wordml/cex" xmlns:w16cid="http://schemas.microsoft.com/office/word/2016/wordml/cid" xmlns:w16="http://schemas.microsoft.com/office/word/2018/wordml" xmlns:w16du="http://schemas.microsoft.com/office/word/2023/wordml/word16du" xmlns:w16sdtdh="http://schemas.microsoft.com/office/word/2020/wordml/sdtdatahash" xmlns:w16sdtfl="http://schemas.microsoft.com/office/word/2024/wordml/sdtformatlock" xmlns:w16se="http://schemas.microsoft.com/office/word/2015/wordml/symex" xmlns:wpg="http://schemas.microsoft.com/office/word/2010/wordprocessingGroup" xmlns:wpi="http://schemas.microsoft.com/office/word/2010/wordprocessingInk" xmlns:wne="http://schemas.microsoft.com/office/word/2006/wordml" xmlns:wps="http://schemas.microsoft.com/office/word/2010/wordprocessingShape" mc:Ignorable="w14 w15 w16se w16cid w16 w16cex w16sdtdh w16sdtfl w16du wp14">
+<w:hdr xmlns:wpc="http://schemas.microsoft.com/office/word/2010/wordprocessingCanvas" xmlns:cx="http://schemas.microsoft.com/office/drawing/2014/chartex" xmlns:cx1="http://schemas.microsoft.com/office/drawing/2015/9/8/chartex" xmlns:cx2="http://schemas.microsoft.com/office/drawing/2015/10/21/chartex" xmlns:cx3="http://schemas.microsoft.com/office/drawing/2016/5/9/chartex" xmlns:cx4="http://schemas.microsoft.com/office/drawing/2016/5/10/chartex" xmlns:cx5="http://schemas.microsoft.com/office/drawing/2016/5/11/chartex" xmlns:cx6="http://schemas.microsoft.com/office/drawing/2016/5/12/chartex" xmlns:cx7="http://schemas.microsoft.com/office/drawing/2016/5/13/chartex" xmlns:cx8="http://schemas.microsoft.com/office/drawing/2016/5/14/chartex" xmlns:mc="http://schemas.openxmlformats.org/markup-compatibility/2006" xmlns:aink="http://schemas.microsoft.com/office/drawing/2016/ink" xmlns:am3d="http://schemas.microsoft.com/office/drawing/2017/model3d" xmlns:o="urn:schemas-microsoft-com:office:office" xmlns:oel="http://schemas.microsoft.com/office/2019/extlst" xmlns:r="http://schemas.openxmlformats.org/officeDocument/2006/relationships" xmlns:m="http://schemas.openxmlformats.org/officeDocument/2006/math" xmlns:v="urn:schemas-microsoft-com:vml" xmlns:wp14="http://schemas.microsoft.com/office/word/2010/wordprocessingDrawing" xmlns:wp="http://schemas.openxmlformats.org/drawingml/2006/wordprocessingDrawing" xmlns:w10="urn:schemas-microsoft-com:office:word" xmlns:w="http://schemas.openxmlformats.org/wordprocessingml/2006/main" xmlns:w14="http://schemas.microsoft.com/office/word/2010/wordml" xmlns:w15="http://schemas.microsoft.com/office/word/2012/wordml" xmlns:w16cei="http://schemas.microsoft.com/office/word/2026/wordml/cei" xmlns:w16cex="http://schemas.microsoft.com/office/word/2018/wordml/cex" xmlns:w16cid="http://schemas.microsoft.com/office/word/2016/wordml/cid" xmlns:w16="http://schemas.microsoft.com/office/word/2018/wordml" xmlns:w16du="http://schemas.microsoft.com/office/word/2023/wordml/word16du" xmlns:w16sdtdh="http://schemas.microsoft.com/office/word/2020/wordml/sdtdatahash" xmlns:w16sdtfl="http://schemas.microsoft.com/office/word/2024/wordml/sdtformatlock" xmlns:w16se="http://schemas.microsoft.com/office/word/2015/wordml/symex" xmlns:wpg="http://schemas.microsoft.com/office/word/2010/wordprocessingGroup" xmlns:wpi="http://schemas.microsoft.com/office/word/2010/wordprocessingInk" xmlns:wne="http://schemas.microsoft.com/office/word/2006/wordml" xmlns:wps="http://schemas.microsoft.com/office/word/2010/wordprocessingShape" mc:Ignorable="w14 w15 w16se w16cid w16 w16cex w16sdtdh w16sdtfl w16du wp14">
   <w:p>
     <w:pPr>
       <w:pStyle w:val="Header"/>
@@ -11165,7 +8078,7 @@
 </file>
 
 <file path=word/numbering.xml><?xml version="1.0" encoding="utf-8"?>
-<w:numbering xmlns:wpc="http://schemas.microsoft.com/office/word/2010/wordprocessingCanvas" xmlns:cx="http://schemas.microsoft.com/office/drawing/2014/chartex" xmlns:cx1="http://schemas.microsoft.com/office/drawing/2015/9/8/chartex" xmlns:cx2="http://schemas.microsoft.com/office/drawing/2015/10/21/chartex" xmlns:cx3="http://schemas.microsoft.com/office/drawing/2016/5/9/chartex" xmlns:cx4="http://schemas.microsoft.com/office/drawing/2016/5/10/chartex" xmlns:cx5="http://schemas.microsoft.com/office/drawing/2016/5/11/chartex" xmlns:cx6="http://schemas.microsoft.com/office/drawing/2016/5/12/chartex" xmlns:cx7="http://schemas.microsoft.com/office/drawing/2016/5/13/chartex" xmlns:cx8="http://schemas.microsoft.com/office/drawing/2016/5/14/chartex" xmlns:mc="http://schemas.openxmlformats.org/markup-compatibility/2006" xmlns:aink="http://schemas.microsoft.com/office/drawing/2016/ink" xmlns:am3d="http://schemas.microsoft.com/office/drawing/2017/model3d" xmlns:o="urn:schemas-microsoft-com:office:office" xmlns:oel="http://schemas.microsoft.com/office/2019/extlst" xmlns:r="http://schemas.openxmlformats.org/officeDocument/2006/relationships" xmlns:m="http://schemas.openxmlformats.org/officeDocument/2006/math" xmlns:v="urn:schemas-microsoft-com:vml" xmlns:wp14="http://schemas.microsoft.com/office/word/2010/wordprocessingDrawing" xmlns:wp="http://schemas.openxmlformats.org/drawingml/2006/wordprocessingDrawing" xmlns:w10="urn:schemas-microsoft-com:office:word" xmlns:w="http://schemas.openxmlformats.org/wordprocessingml/2006/main" xmlns:w14="http://schemas.microsoft.com/office/word/2010/wordml" xmlns:w15="http://schemas.microsoft.com/office/word/2012/wordml" xmlns:w16cex="http://schemas.microsoft.com/office/word/2018/wordml/cex" xmlns:w16cid="http://schemas.microsoft.com/office/word/2016/wordml/cid" xmlns:w16="http://schemas.microsoft.com/office/word/2018/wordml" xmlns:w16du="http://schemas.microsoft.com/office/word/2023/wordml/word16du" xmlns:w16sdtdh="http://schemas.microsoft.com/office/word/2020/wordml/sdtdatahash" xmlns:w16sdtfl="http://schemas.microsoft.com/office/word/2024/wordml/sdtformatlock" xmlns:w16se="http://schemas.microsoft.com/office/word/2015/wordml/symex" xmlns:wpg="http://schemas.microsoft.com/office/word/2010/wordprocessingGroup" xmlns:wpi="http://schemas.microsoft.com/office/word/2010/wordprocessingInk" xmlns:wne="http://schemas.microsoft.com/office/word/2006/wordml" xmlns:wps="http://schemas.microsoft.com/office/word/2010/wordprocessingShape" mc:Ignorable="w14 w15 w16se w16cid w16 w16cex w16sdtdh w16sdtfl w16du wp14">
+<w:numbering xmlns:wpc="http://schemas.microsoft.com/office/word/2010/wordprocessingCanvas" xmlns:cx="http://schemas.microsoft.com/office/drawing/2014/chartex" xmlns:cx1="http://schemas.microsoft.com/office/drawing/2015/9/8/chartex" xmlns:cx2="http://schemas.microsoft.com/office/drawing/2015/10/21/chartex" xmlns:cx3="http://schemas.microsoft.com/office/drawing/2016/5/9/chartex" xmlns:cx4="http://schemas.microsoft.com/office/drawing/2016/5/10/chartex" xmlns:cx5="http://schemas.microsoft.com/office/drawing/2016/5/11/chartex" xmlns:cx6="http://schemas.microsoft.com/office/drawing/2016/5/12/chartex" xmlns:cx7="http://schemas.microsoft.com/office/drawing/2016/5/13/chartex" xmlns:cx8="http://schemas.microsoft.com/office/drawing/2016/5/14/chartex" xmlns:mc="http://schemas.openxmlformats.org/markup-compatibility/2006" xmlns:aink="http://schemas.microsoft.com/office/drawing/2016/ink" xmlns:am3d="http://schemas.microsoft.com/office/drawing/2017/model3d" xmlns:o="urn:schemas-microsoft-com:office:office" xmlns:oel="http://schemas.microsoft.com/office/2019/extlst" xmlns:r="http://schemas.openxmlformats.org/officeDocument/2006/relationships" xmlns:m="http://schemas.openxmlformats.org/officeDocument/2006/math" xmlns:v="urn:schemas-microsoft-com:vml" xmlns:wp14="http://schemas.microsoft.com/office/word/2010/wordprocessingDrawing" xmlns:wp="http://schemas.openxmlformats.org/drawingml/2006/wordprocessingDrawing" xmlns:w10="urn:schemas-microsoft-com:office:word" xmlns:w="http://schemas.openxmlformats.org/wordprocessingml/2006/main" xmlns:w14="http://schemas.microsoft.com/office/word/2010/wordml" xmlns:w15="http://schemas.microsoft.com/office/word/2012/wordml" xmlns:w16cei="http://schemas.microsoft.com/office/word/2026/wordml/cei" xmlns:w16cex="http://schemas.microsoft.com/office/word/2018/wordml/cex" xmlns:w16cid="http://schemas.microsoft.com/office/word/2016/wordml/cid" xmlns:w16="http://schemas.microsoft.com/office/word/2018/wordml" xmlns:w16du="http://schemas.microsoft.com/office/word/2023/wordml/word16du" xmlns:w16sdtdh="http://schemas.microsoft.com/office/word/2020/wordml/sdtdatahash" xmlns:w16sdtfl="http://schemas.microsoft.com/office/word/2024/wordml/sdtformatlock" xmlns:w16se="http://schemas.microsoft.com/office/word/2015/wordml/symex" xmlns:wpg="http://schemas.microsoft.com/office/word/2010/wordprocessingGroup" xmlns:wpi="http://schemas.microsoft.com/office/word/2010/wordprocessingInk" xmlns:wne="http://schemas.microsoft.com/office/word/2006/wordml" xmlns:wps="http://schemas.microsoft.com/office/word/2010/wordprocessingShape" mc:Ignorable="w14 w15 w16se w16cid w16 w16cex w16sdtdh w16sdtfl w16du wp14">
   <w:abstractNum w:abstractNumId="0" w15:restartNumberingAfterBreak="0">
     <w:nsid w:val="00E04990"/>
     <w:multiLevelType w:val="hybridMultilevel"/>

--- a/certificates/semester - Temp - Ar - D - SBS - دانيا احمد شهاب احمد.docx
+++ b/certificates/semester - Temp - Ar - D - SBS - دانيا احمد شهاب احمد.docx
@@ -289,7 +289,7 @@
                 <w:szCs w:val="24"/>
                 <w:lang w:bidi="ar-IQ"/>
               </w:rPr>
-              <w:t xml:space="preserve"> -البصرة</w:t>
+              <w:t xml:space="preserve">١٩٩٦-١١-١١ -البصرة</w:t>
             </w:r>
           </w:p>
         </w:tc>
@@ -679,7 +679,7 @@
                 <w:rtl/>
                 <w:lang w:bidi="ar-IQ"/>
               </w:rPr>
-              <w:t xml:space="preserve">٥٥</w:t>
+              <w:t xml:space="preserve">٨١</w:t>
             </w:r>
           </w:p>
         </w:tc>
@@ -716,7 +716,7 @@
                 <w:rtl/>
                 <w:lang w:bidi="ar-IQ"/>
               </w:rPr>
-              <w:t xml:space="preserve"> ٥٨</w:t>
+              <w:t xml:space="preserve"> ٨٩</w:t>
             </w:r>
           </w:p>
         </w:tc>
@@ -753,7 +753,7 @@
                 <w:rtl/>
                 <w:lang w:bidi="ar-IQ"/>
               </w:rPr>
-              <w:t xml:space="preserve"> ٨٦.٤٢</w:t>
+              <w:t xml:space="preserve"> </w:t>
             </w:r>
           </w:p>
         </w:tc>
@@ -6678,7 +6678,7 @@
                 <w:bCs/>
                 <w:lang w:bidi="ar-IQ"/>
               </w:rPr>
-              <w:t xml:space="preserve">الأستاذ الدكتور هشام كاظم هاشم</w:t>
+              <w:t xml:space="preserve">  أسراء فاضل عبد</w:t>
             </w:r>
           </w:p>
           <w:p>
@@ -6696,7 +6696,7 @@
                 <w:rtl/>
                 <w:lang w:bidi="ar-IQ"/>
               </w:rPr>
-              <w:t xml:space="preserve">العميد</w:t>
+              <w:t xml:space="preserve">مسؤول وحدة الوثائق</w:t>
             </w:r>
           </w:p>
         </w:tc>
@@ -6742,7 +6742,7 @@
                 <w:bCs/>
                 <w:lang w:bidi="ar-IQ"/>
               </w:rPr>
-              <w:t xml:space="preserve">الأستاذ المساعد حيدر خزعل محبس</w:t>
+              <w:t xml:space="preserve">الأستاذ الدكتور رائدة سالم خضير</w:t>
             </w:r>
           </w:p>
           <w:p>
@@ -6759,7 +6759,7 @@
                 <w:rtl/>
                 <w:lang w:bidi="ar-IQ"/>
               </w:rPr>
-              <w:t xml:space="preserve">مساعد رئيس الجامعة للشؤون العلمية</w:t>
+              <w:t xml:space="preserve">معاون العميد للشوون العلمية والدراسات العليا</w:t>
             </w:r>
           </w:p>
         </w:tc>
@@ -6846,7 +6846,7 @@
                 <w:bCs/>
                 <w:lang w:bidi="ar-IQ"/>
               </w:rPr>
-              <w:t xml:space="preserve">المدرس الدكتور مرتجى علي ساري</w:t>
+              <w:t xml:space="preserve">الأستاذ المساعد حيدر خزعل محبس</w:t>
             </w:r>
           </w:p>
           <w:p>
@@ -6864,7 +6864,7 @@
                 <w:rtl/>
                 <w:lang w:bidi="ar-IQ"/>
               </w:rPr>
-              <w:t xml:space="preserve">مدير التسجيل</w:t>
+              <w:t xml:space="preserve">مساعد رئيس الجامعة للشؤون العلمية</w:t>
             </w:r>
           </w:p>
         </w:tc>
@@ -6936,7 +6936,7 @@
                 <w:bCs/>
                 <w:lang w:bidi="ar-IQ"/>
               </w:rPr>
-              <w:t xml:space="preserve">الأستاذ الدكتور رائدة سالم خضير</w:t>
+              <w:t xml:space="preserve">  نغم باسل محمود</w:t>
             </w:r>
           </w:p>
           <w:p>
@@ -6954,7 +6954,7 @@
                 <w:rtl/>
                 <w:lang w:bidi="ar-IQ"/>
               </w:rPr>
-              <w:t xml:space="preserve">معاون العميد للشوون العلمية والدراسات العليا</w:t>
+              <w:t xml:space="preserve">منظم الوثيقة</w:t>
             </w:r>
           </w:p>
         </w:tc>
@@ -7068,7 +7068,7 @@
                 <w:bCs/>
                 <w:lang w:bidi="ar-IQ"/>
               </w:rPr>
-              <w:t xml:space="preserve"> نغم باسل محمود</w:t>
+              <w:t xml:space="preserve">المدرس الدكتور مرتجى علي ساري</w:t>
             </w:r>
           </w:p>
           <w:p>
@@ -7084,7 +7084,7 @@
                 <w:rtl/>
                 <w:lang w:bidi="ar-IQ"/>
               </w:rPr>
-              <w:t xml:space="preserve">منظم الوثيقة</w:t>
+              <w:t xml:space="preserve">مدير التسجيل</w:t>
             </w:r>
           </w:p>
         </w:tc>
@@ -7110,7 +7110,7 @@
                 <w:bCs/>
                 <w:lang w:bidi="ar-IQ"/>
               </w:rPr>
-              <w:t xml:space="preserve"> أسراء فاضل عبد</w:t>
+              <w:t xml:space="preserve">الأستاذ الدكتور هشام كاظم هاشم</w:t>
             </w:r>
           </w:p>
           <w:p>
@@ -7127,55 +7127,12 @@
                 <w:rtl/>
                 <w:lang w:bidi="ar-IQ"/>
               </w:rPr>
-              <w:t xml:space="preserve">مسؤول وحدة الوثائق</w:t>
+              <w:t xml:space="preserve">العميد</w:t>
             </w:r>
           </w:p>
         </w:tc>
       </w:tr>
     </w:tbl>
-    <w:p>
-      <w:pPr>
-        <w:pStyle w:val="ListParagraph"/>
-        <w:numPr>
-          <w:ilvl w:val="0"/>
-          <w:numId w:val="28"/>
-        </w:numPr>
-        <w:rPr>
-          <w:rFonts w:asciiTheme="majorBidi" w:hAnsiTheme="majorBidi" w:cstheme="majorBidi"/>
-          <w:sz w:val="24"/>
-          <w:szCs w:val="24"/>
-          <w:lang w:bidi="ar-IQ"/>
-        </w:rPr>
-      </w:pPr>
-      <w:r>
-        <w:rPr>
-          <w:rFonts w:asciiTheme="majorBidi" w:hAnsiTheme="majorBidi" w:cstheme="majorBidi"/>
-          <w:sz w:val="24"/>
-          <w:szCs w:val="24"/>
-          <w:rtl/>
-        </w:rPr>
-        <w:t xml:space="preserve">التدريب الصيفي: أكمل الطالب متطلبات التدريب الصيفي خلال العام الدراسي </w:t>
-      </w:r>
-      <w:r>
-        <w:rPr>
-          <w:rFonts w:asciiTheme="majorBidi" w:hAnsiTheme="majorBidi" w:cstheme="majorBidi"/>
-          <w:sz w:val="24"/>
-          <w:szCs w:val="24"/>
-          <w:rtl/>
-          <w:lang w:bidi="ar-IQ"/>
-        </w:rPr>
-        <w:t xml:space="preserve">٢٠١٩</w:t>
-      </w:r>
-      <w:r>
-        <w:rPr>
-          <w:rFonts w:asciiTheme="majorBidi" w:hAnsiTheme="majorBidi" w:cstheme="majorBidi" w:hint="cs"/>
-          <w:sz w:val="24"/>
-          <w:szCs w:val="24"/>
-          <w:rtl/>
-        </w:rPr>
-        <w:t>.</w:t>
-      </w:r>
-    </w:p>
     <w:p>
       <w:pPr>
         <w:pStyle w:val="ListParagraph"/>

--- a/certificates/semester - Temp - Ar - D - SBS - دانيا احمد شهاب احمد.docx
+++ b/certificates/semester - Temp - Ar - D - SBS - دانيا احمد شهاب احمد.docx
@@ -289,7 +289,7 @@
                 <w:szCs w:val="24"/>
                 <w:lang w:bidi="ar-IQ"/>
               </w:rPr>
-              <w:t xml:space="preserve">١٩٩٦-١١-١١ -البصرة</w:t>
+              <w:t xml:space="preserve"> -البصرة</w:t>
             </w:r>
           </w:p>
         </w:tc>
@@ -679,7 +679,7 @@
                 <w:rtl/>
                 <w:lang w:bidi="ar-IQ"/>
               </w:rPr>
-              <w:t xml:space="preserve">٨١</w:t>
+              <w:t xml:space="preserve">٥٥</w:t>
             </w:r>
           </w:p>
         </w:tc>
@@ -716,7 +716,7 @@
                 <w:rtl/>
                 <w:lang w:bidi="ar-IQ"/>
               </w:rPr>
-              <w:t xml:space="preserve"> ٨٩</w:t>
+              <w:t xml:space="preserve"> ٥٨</w:t>
             </w:r>
           </w:p>
         </w:tc>
@@ -753,7 +753,7 @@
                 <w:rtl/>
                 <w:lang w:bidi="ar-IQ"/>
               </w:rPr>
-              <w:t xml:space="preserve"> </w:t>
+              <w:t xml:space="preserve"> ٨٦.٤٢</w:t>
             </w:r>
           </w:p>
         </w:tc>
@@ -881,7 +881,7 @@
                 <w:rtl/>
                 <w:lang w:bidi="ar-IQ"/>
               </w:rPr>
-              <w:t xml:space="preserve">العام الدراسي ٢٠١٥</w:t>
+              <w:t xml:space="preserve">العام الدراسي ٢٠١٥ - ٢٠١٦</w:t>
             </w:r>
           </w:p>
         </w:tc>
@@ -915,7 +915,7 @@
                 <w:rtl/>
                 <w:lang w:bidi="ar-IQ"/>
               </w:rPr>
-              <w:t xml:space="preserve">العام الدراسي ٢٠١٥</w:t>
+              <w:t xml:space="preserve"/>
             </w:r>
           </w:p>
         </w:tc>
@@ -943,7 +943,7 @@
                 <w:rtl/>
                 <w:lang w:bidi="ar-IQ"/>
               </w:rPr>
-              <w:t xml:space="preserve">العام الدراسي ٢٠١٥</w:t>
+              <w:t xml:space="preserve"/>
             </w:r>
           </w:p>
         </w:tc>
@@ -1194,7 +1194,7 @@
                 <w:rtl/>
                 <w:lang w:bidi="ar-IQ"/>
               </w:rPr>
-              <w:t xml:space="preserve">٧٨</w:t>
+              <w:t xml:space="preserve">٧٨.٠</w:t>
             </w:r>
           </w:p>
         </w:tc>
@@ -1278,7 +1278,7 @@
                 <w:rtl/>
                 <w:lang w:bidi="ar-IQ"/>
               </w:rPr>
-              <w:t xml:space="preserve">٥٣</w:t>
+              <w:t xml:space="preserve">٥٣.٠</w:t>
             </w:r>
           </w:p>
         </w:tc>
@@ -1366,7 +1366,7 @@
                 <w:rtl/>
                 <w:lang w:bidi="ar-IQ"/>
               </w:rPr>
-              <w:t xml:space="preserve">٥٦</w:t>
+              <w:t xml:space="preserve">٥٦.٠</w:t>
             </w:r>
           </w:p>
         </w:tc>
@@ -1450,7 +1450,7 @@
                 <w:rtl/>
                 <w:lang w:bidi="ar-IQ"/>
               </w:rPr>
-              <w:t xml:space="preserve">٨٣</w:t>
+              <w:t xml:space="preserve">٨٣.٠</w:t>
             </w:r>
           </w:p>
         </w:tc>
@@ -1538,7 +1538,7 @@
                 <w:rtl/>
                 <w:lang w:bidi="ar-IQ"/>
               </w:rPr>
-              <w:t xml:space="preserve">٥٣</w:t>
+              <w:t xml:space="preserve">٥٣.٠</w:t>
             </w:r>
           </w:p>
         </w:tc>
@@ -1622,7 +1622,7 @@
                 <w:rtl/>
                 <w:lang w:bidi="ar-IQ"/>
               </w:rPr>
-              <w:t xml:space="preserve">٧٥</w:t>
+              <w:t xml:space="preserve">٧٥.٠</w:t>
             </w:r>
           </w:p>
         </w:tc>
@@ -1710,7 +1710,7 @@
                 <w:rtl/>
                 <w:lang w:bidi="ar-IQ"/>
               </w:rPr>
-              <w:t xml:space="preserve">٦٠</w:t>
+              <w:t xml:space="preserve">٦٠.٠</w:t>
             </w:r>
           </w:p>
         </w:tc>
@@ -1794,7 +1794,7 @@
                 <w:rtl/>
                 <w:lang w:bidi="ar-IQ"/>
               </w:rPr>
-              <w:t xml:space="preserve">٦١</w:t>
+              <w:t xml:space="preserve">٦١.٠</w:t>
             </w:r>
           </w:p>
         </w:tc>
@@ -1882,7 +1882,7 @@
                 <w:rtl/>
                 <w:lang w:bidi="ar-IQ"/>
               </w:rPr>
-              <w:t xml:space="preserve">٦٣</w:t>
+              <w:t xml:space="preserve">٦٣.٠</w:t>
             </w:r>
           </w:p>
         </w:tc>
@@ -1966,7 +1966,7 @@
                 <w:rtl/>
                 <w:lang w:bidi="ar-IQ"/>
               </w:rPr>
-              <w:t xml:space="preserve">٥٠</w:t>
+              <w:t xml:space="preserve">٥٠.٠</w:t>
             </w:r>
           </w:p>
         </w:tc>
@@ -2054,7 +2054,7 @@
                 <w:rtl/>
                 <w:lang w:bidi="ar-IQ"/>
               </w:rPr>
-              <w:t xml:space="preserve">٧١</w:t>
+              <w:t xml:space="preserve">٧١.٠</w:t>
             </w:r>
           </w:p>
         </w:tc>
@@ -2138,7 +2138,7 @@
                 <w:rtl/>
                 <w:lang w:bidi="ar-IQ"/>
               </w:rPr>
-              <w:t xml:space="preserve">٥٠</w:t>
+              <w:t xml:space="preserve">٥٠.٠</w:t>
             </w:r>
           </w:p>
         </w:tc>
@@ -2226,7 +2226,7 @@
                 <w:rtl/>
                 <w:lang w:bidi="ar-IQ"/>
               </w:rPr>
-              <w:t xml:space="preserve">٥٨</w:t>
+              <w:t xml:space="preserve">٥٨.٠</w:t>
             </w:r>
           </w:p>
         </w:tc>
@@ -2255,350 +2255,6 @@
                 <w:lang w:bidi="ar-IQ"/>
               </w:rPr>
               <w:t xml:space="preserve">٢</w:t>
-            </w:r>
-          </w:p>
-        </w:tc>
-        <w:tc>
-          <w:tcPr>
-            <w:tcW w:w="1831" w:type="pct"/>
-          </w:tcPr>
-          <w:p>
-            <w:pPr>
-              <w:keepNext/>
-              <w:keepLines/>
-              <w:spacing w:after="0"/>
-              <w:rPr>
-                <w:rFonts w:asciiTheme="majorBidi" w:hAnsiTheme="majorBidi" w:cstheme="majorBidi"/>
-                <w:sz w:val="20"/>
-                <w:szCs w:val="20"/>
-                <w:lang w:bidi="ar-IQ"/>
-              </w:rPr>
-            </w:pPr>
-            <w:r>
-              <w:rPr>
-                <w:rFonts w:asciiTheme="majorBidi" w:hAnsiTheme="majorBidi" w:cstheme="majorBidi"/>
-                <w:sz w:val="20"/>
-                <w:szCs w:val="20"/>
-                <w:rtl/>
-                <w:lang w:bidi="ar-IQ"/>
-              </w:rPr>
-              <w:t xml:space="preserve"/>
-            </w:r>
-          </w:p>
-        </w:tc>
-        <w:tc>
-          <w:tcPr>
-            <w:tcW w:w="339" w:type="pct"/>
-          </w:tcPr>
-          <w:p>
-            <w:pPr>
-              <w:keepNext/>
-              <w:keepLines/>
-              <w:spacing w:after="0"/>
-              <w:rPr>
-                <w:rFonts w:asciiTheme="majorBidi" w:hAnsiTheme="majorBidi" w:cstheme="majorBidi"/>
-                <w:sz w:val="20"/>
-                <w:szCs w:val="20"/>
-                <w:lang w:bidi="ar-IQ"/>
-              </w:rPr>
-            </w:pPr>
-            <w:r>
-              <w:rPr>
-                <w:rFonts w:asciiTheme="majorBidi" w:hAnsiTheme="majorBidi" w:cstheme="majorBidi"/>
-                <w:sz w:val="20"/>
-                <w:szCs w:val="20"/>
-                <w:rtl/>
-                <w:lang w:bidi="ar-IQ"/>
-              </w:rPr>
-              <w:t xml:space="preserve"/>
-            </w:r>
-          </w:p>
-        </w:tc>
-        <w:tc>
-          <w:tcPr>
-            <w:tcW w:w="325" w:type="pct"/>
-          </w:tcPr>
-          <w:p>
-            <w:pPr>
-              <w:keepNext/>
-              <w:keepLines/>
-              <w:spacing w:after="0"/>
-              <w:rPr>
-                <w:rFonts w:asciiTheme="majorBidi" w:hAnsiTheme="majorBidi" w:cstheme="majorBidi"/>
-                <w:sz w:val="20"/>
-                <w:szCs w:val="20"/>
-              </w:rPr>
-            </w:pPr>
-            <w:r>
-              <w:rPr>
-                <w:rFonts w:asciiTheme="majorBidi" w:hAnsiTheme="majorBidi" w:cstheme="majorBidi"/>
-                <w:sz w:val="20"/>
-                <w:szCs w:val="20"/>
-                <w:rtl/>
-                <w:lang w:bidi="ar-IQ"/>
-              </w:rPr>
-              <w:t xml:space="preserve"/>
-            </w:r>
-          </w:p>
-        </w:tc>
-      </w:tr>
-      <w:tr>
-        <w:trPr>
-          <w:cantSplit/>
-        </w:trPr>
-        <w:tc>
-          <w:tcPr>
-            <w:tcW w:w="1828" w:type="pct"/>
-          </w:tcPr>
-          <w:p>
-            <w:pPr>
-              <w:keepNext/>
-              <w:keepLines/>
-              <w:spacing w:after="0"/>
-              <w:rPr>
-                <w:rFonts w:asciiTheme="majorBidi" w:hAnsiTheme="majorBidi" w:cstheme="majorBidi"/>
-                <w:sz w:val="20"/>
-                <w:szCs w:val="20"/>
-                <w:lang w:bidi="ar-IQ"/>
-              </w:rPr>
-            </w:pPr>
-            <w:r>
-              <w:rPr>
-                <w:rFonts w:asciiTheme="majorBidi" w:hAnsiTheme="majorBidi" w:cstheme="majorBidi"/>
-                <w:sz w:val="20"/>
-                <w:szCs w:val="20"/>
-                <w:rtl/>
-                <w:lang w:bidi="ar-IQ"/>
-              </w:rPr>
-              <w:t xml:space="preserve">البرمجة 2 (٢)</w:t>
-            </w:r>
-          </w:p>
-        </w:tc>
-        <w:tc>
-          <w:tcPr>
-            <w:tcW w:w="338" w:type="pct"/>
-          </w:tcPr>
-          <w:p>
-            <w:pPr>
-              <w:keepNext/>
-              <w:keepLines/>
-              <w:spacing w:after="0"/>
-              <w:rPr>
-                <w:rFonts w:asciiTheme="majorBidi" w:hAnsiTheme="majorBidi" w:cstheme="majorBidi"/>
-                <w:sz w:val="20"/>
-                <w:szCs w:val="20"/>
-                <w:lang w:bidi="ar-IQ"/>
-              </w:rPr>
-            </w:pPr>
-            <w:r>
-              <w:rPr>
-                <w:rFonts w:asciiTheme="majorBidi" w:hAnsiTheme="majorBidi" w:cstheme="majorBidi"/>
-                <w:sz w:val="20"/>
-                <w:szCs w:val="20"/>
-                <w:rtl/>
-                <w:lang w:bidi="ar-IQ"/>
-              </w:rPr>
-              <w:t xml:space="preserve">٥٠</w:t>
-            </w:r>
-          </w:p>
-        </w:tc>
-        <w:tc>
-          <w:tcPr>
-            <w:tcW w:w="339" w:type="pct"/>
-          </w:tcPr>
-          <w:p>
-            <w:pPr>
-              <w:keepNext/>
-              <w:keepLines/>
-              <w:spacing w:after="0"/>
-              <w:rPr>
-                <w:rFonts w:asciiTheme="majorBidi" w:hAnsiTheme="majorBidi" w:cstheme="majorBidi"/>
-                <w:sz w:val="20"/>
-                <w:szCs w:val="20"/>
-                <w:lang w:bidi="ar-IQ"/>
-              </w:rPr>
-            </w:pPr>
-            <w:r>
-              <w:rPr>
-                <w:rFonts w:asciiTheme="majorBidi" w:hAnsiTheme="majorBidi" w:cstheme="majorBidi"/>
-                <w:sz w:val="20"/>
-                <w:szCs w:val="20"/>
-                <w:rtl/>
-                <w:lang w:bidi="ar-IQ"/>
-              </w:rPr>
-              <w:t xml:space="preserve">٤</w:t>
-            </w:r>
-          </w:p>
-        </w:tc>
-        <w:tc>
-          <w:tcPr>
-            <w:tcW w:w="1831" w:type="pct"/>
-          </w:tcPr>
-          <w:p>
-            <w:pPr>
-              <w:keepNext/>
-              <w:keepLines/>
-              <w:spacing w:after="0"/>
-              <w:rPr>
-                <w:rFonts w:asciiTheme="majorBidi" w:hAnsiTheme="majorBidi" w:cstheme="majorBidi"/>
-                <w:sz w:val="20"/>
-                <w:szCs w:val="20"/>
-                <w:lang w:bidi="ar-IQ"/>
-              </w:rPr>
-            </w:pPr>
-            <w:r>
-              <w:rPr>
-                <w:rFonts w:asciiTheme="majorBidi" w:hAnsiTheme="majorBidi" w:cstheme="majorBidi"/>
-                <w:sz w:val="20"/>
-                <w:szCs w:val="20"/>
-                <w:rtl/>
-                <w:lang w:bidi="ar-IQ"/>
-              </w:rPr>
-              <w:t xml:space="preserve"/>
-            </w:r>
-          </w:p>
-        </w:tc>
-        <w:tc>
-          <w:tcPr>
-            <w:tcW w:w="339" w:type="pct"/>
-          </w:tcPr>
-          <w:p>
-            <w:pPr>
-              <w:keepNext/>
-              <w:keepLines/>
-              <w:spacing w:after="0"/>
-              <w:rPr>
-                <w:rFonts w:asciiTheme="majorBidi" w:hAnsiTheme="majorBidi" w:cstheme="majorBidi"/>
-                <w:sz w:val="20"/>
-                <w:szCs w:val="20"/>
-                <w:lang w:bidi="ar-IQ"/>
-              </w:rPr>
-            </w:pPr>
-            <w:r>
-              <w:rPr>
-                <w:rFonts w:asciiTheme="majorBidi" w:hAnsiTheme="majorBidi" w:cstheme="majorBidi"/>
-                <w:sz w:val="20"/>
-                <w:szCs w:val="20"/>
-                <w:rtl/>
-                <w:lang w:bidi="ar-IQ"/>
-              </w:rPr>
-              <w:t xml:space="preserve"/>
-            </w:r>
-          </w:p>
-        </w:tc>
-        <w:tc>
-          <w:tcPr>
-            <w:tcW w:w="325" w:type="pct"/>
-          </w:tcPr>
-          <w:p>
-            <w:pPr>
-              <w:keepNext/>
-              <w:keepLines/>
-              <w:spacing w:after="0"/>
-              <w:rPr>
-                <w:rFonts w:asciiTheme="majorBidi" w:hAnsiTheme="majorBidi" w:cstheme="majorBidi"/>
-                <w:sz w:val="20"/>
-                <w:szCs w:val="20"/>
-              </w:rPr>
-            </w:pPr>
-            <w:r>
-              <w:rPr>
-                <w:rFonts w:asciiTheme="majorBidi" w:hAnsiTheme="majorBidi" w:cstheme="majorBidi"/>
-                <w:sz w:val="20"/>
-                <w:szCs w:val="20"/>
-                <w:rtl/>
-                <w:lang w:bidi="ar-IQ"/>
-              </w:rPr>
-              <w:t xml:space="preserve"/>
-            </w:r>
-          </w:p>
-        </w:tc>
-      </w:tr>
-      <w:tr>
-        <w:trPr>
-          <w:cantSplit/>
-        </w:trPr>
-        <w:tc>
-          <w:tcPr>
-            <w:tcW w:w="1828" w:type="pct"/>
-          </w:tcPr>
-          <w:p>
-            <w:pPr>
-              <w:keepNext/>
-              <w:keepLines/>
-              <w:spacing w:after="0"/>
-              <w:rPr>
-                <w:rFonts w:asciiTheme="majorBidi" w:hAnsiTheme="majorBidi" w:cstheme="majorBidi"/>
-                <w:sz w:val="20"/>
-                <w:szCs w:val="20"/>
-                <w:lang w:bidi="ar-IQ"/>
-              </w:rPr>
-            </w:pPr>
-            <w:r>
-              <w:rPr>
-                <w:rFonts w:asciiTheme="majorBidi" w:hAnsiTheme="majorBidi" w:cstheme="majorBidi"/>
-                <w:sz w:val="20"/>
-                <w:szCs w:val="20"/>
-                <w:rtl/>
-                <w:lang w:bidi="ar-IQ"/>
-              </w:rPr>
-              <w:t xml:space="preserve">حقوق الإنسان</w:t>
-            </w:r>
-          </w:p>
-        </w:tc>
-        <w:tc>
-          <w:tcPr>
-            <w:tcW w:w="338" w:type="pct"/>
-          </w:tcPr>
-          <w:p>
-            <w:pPr>
-              <w:keepNext/>
-              <w:keepLines/>
-              <w:spacing w:after="0"/>
-              <w:rPr>
-                <w:rFonts w:asciiTheme="majorBidi" w:hAnsiTheme="majorBidi" w:cstheme="majorBidi"/>
-                <w:sz w:val="20"/>
-                <w:szCs w:val="20"/>
-                <w:lang w:bidi="ar-IQ"/>
-              </w:rPr>
-            </w:pPr>
-            <w:r>
-              <w:rPr>
-                <w:rFonts w:asciiTheme="majorBidi" w:hAnsiTheme="majorBidi" w:cstheme="majorBidi"/>
-                <w:sz w:val="20"/>
-                <w:szCs w:val="20"/>
-                <w:rtl/>
-                <w:lang w:bidi="ar-IQ"/>
-              </w:rPr>
-              <w:t xml:space="preserve">٥٣</w:t>
-            </w:r>
-          </w:p>
-        </w:tc>
-        <w:tc>
-          <w:tcPr>
-            <w:tcW w:w="339" w:type="pct"/>
-          </w:tcPr>
-          <w:p>
-            <w:pPr>
-              <w:keepNext/>
-              <w:keepLines/>
-              <w:spacing w:after="0"/>
-              <w:rPr>
-                <w:rFonts w:asciiTheme="majorBidi" w:hAnsiTheme="majorBidi" w:cstheme="majorBidi"/>
-                <w:sz w:val="20"/>
-                <w:szCs w:val="20"/>
-                <w:lang w:bidi="ar-IQ"/>
-              </w:rPr>
-            </w:pPr>
-            <w:r>
-              <w:rPr>
-                <w:rFonts w:asciiTheme="majorBidi" w:hAnsiTheme="majorBidi" w:cstheme="majorBidi"/>
-                <w:sz w:val="20"/>
-                <w:szCs w:val="20"/>
-                <w:rtl/>
-                <w:lang w:bidi="ar-IQ"/>
-              </w:rPr>
-              <w:t xml:space="preserve">١</w:t>
             </w:r>
           </w:p>
         </w:tc>
@@ -2757,7 +2413,7 @@
                 <w:rtl/>
                 <w:lang w:bidi="ar-IQ"/>
               </w:rPr>
-              <w:t xml:space="preserve">العام الدراسي ٢٠١٦</w:t>
+              <w:t xml:space="preserve">العام الدراسي ٢٠١٦ - ٢٠١٧</w:t>
             </w:r>
           </w:p>
         </w:tc>
@@ -2791,7 +2447,7 @@
                 <w:rtl/>
                 <w:lang w:bidi="ar-IQ"/>
               </w:rPr>
-              <w:t xml:space="preserve">العام الدراسي ٢٠١٦</w:t>
+              <w:t xml:space="preserve"/>
             </w:r>
           </w:p>
         </w:tc>
@@ -2819,7 +2475,7 @@
                 <w:rtl/>
                 <w:lang w:bidi="ar-IQ"/>
               </w:rPr>
-              <w:t xml:space="preserve">العام الدراسي ٢٠١٦</w:t>
+              <w:t xml:space="preserve"/>
             </w:r>
           </w:p>
         </w:tc>
@@ -3042,7 +2698,7 @@
                 <w:rtl/>
                 <w:lang w:bidi="ar-IQ"/>
               </w:rPr>
-              <w:t xml:space="preserve">طرق عددية</w:t>
+              <w:t xml:space="preserve">البرمجة 2 (٢)</w:t>
             </w:r>
           </w:p>
         </w:tc>
@@ -3070,7 +2726,7 @@
                 <w:rtl/>
                 <w:lang w:bidi="ar-IQ"/>
               </w:rPr>
-              <w:t xml:space="preserve">٦٧</w:t>
+              <w:t xml:space="preserve">٥٠.٠</w:t>
             </w:r>
           </w:p>
         </w:tc>
@@ -3098,7 +2754,7 @@
                 <w:rtl/>
                 <w:lang w:bidi="ar-IQ"/>
               </w:rPr>
-              <w:t xml:space="preserve">٣</w:t>
+              <w:t xml:space="preserve">٤</w:t>
             </w:r>
           </w:p>
         </w:tc>
@@ -3154,7 +2810,7 @@
                 <w:rtl/>
                 <w:lang w:bidi="ar-IQ"/>
               </w:rPr>
-              <w:t xml:space="preserve">٥٠</w:t>
+              <w:t xml:space="preserve">٥٠.٠</w:t>
             </w:r>
           </w:p>
         </w:tc>
@@ -3214,7 +2870,7 @@
                 <w:rtl/>
                 <w:lang w:bidi="ar-IQ"/>
               </w:rPr>
-              <w:t xml:space="preserve">معالجات مايكروية ولغة التجميع</w:t>
+              <w:t xml:space="preserve">حقوق الإنسان</w:t>
             </w:r>
           </w:p>
         </w:tc>
@@ -3242,7 +2898,7 @@
                 <w:rtl/>
                 <w:lang w:bidi="ar-IQ"/>
               </w:rPr>
-              <w:t xml:space="preserve">٥٦</w:t>
+              <w:t xml:space="preserve">٥٣.٠</w:t>
             </w:r>
           </w:p>
         </w:tc>
@@ -3270,7 +2926,7 @@
                 <w:rtl/>
                 <w:lang w:bidi="ar-IQ"/>
               </w:rPr>
-              <w:t xml:space="preserve">٣</w:t>
+              <w:t xml:space="preserve">١</w:t>
             </w:r>
           </w:p>
         </w:tc>
@@ -3326,7 +2982,7 @@
                 <w:rtl/>
                 <w:lang w:bidi="ar-IQ"/>
               </w:rPr>
-              <w:t xml:space="preserve">٧٤</w:t>
+              <w:t xml:space="preserve">٧٤.٠</w:t>
             </w:r>
           </w:p>
         </w:tc>
@@ -3386,7 +3042,7 @@
                 <w:rtl/>
                 <w:lang w:bidi="ar-IQ"/>
               </w:rPr>
-              <w:t xml:space="preserve">نظرية الاحتمالات و الإحصاء</w:t>
+              <w:t xml:space="preserve">طرق عددية</w:t>
             </w:r>
           </w:p>
         </w:tc>
@@ -3414,7 +3070,7 @@
                 <w:rtl/>
                 <w:lang w:bidi="ar-IQ"/>
               </w:rPr>
-              <w:t xml:space="preserve">٥٠</w:t>
+              <w:t xml:space="preserve">٦٧.٠</w:t>
             </w:r>
           </w:p>
         </w:tc>
@@ -3498,7 +3154,7 @@
                 <w:rtl/>
                 <w:lang w:bidi="ar-IQ"/>
               </w:rPr>
-              <w:t xml:space="preserve">٦٢</w:t>
+              <w:t xml:space="preserve">٦٢.٠</w:t>
             </w:r>
           </w:p>
         </w:tc>
@@ -3558,7 +3214,7 @@
                 <w:rtl/>
                 <w:lang w:bidi="ar-IQ"/>
               </w:rPr>
-              <w:t xml:space="preserve">أساسيات قواعد البيانات</w:t>
+              <w:t xml:space="preserve">معالجات مايكروية ولغة التجميع</w:t>
             </w:r>
           </w:p>
         </w:tc>
@@ -3586,7 +3242,7 @@
                 <w:rtl/>
                 <w:lang w:bidi="ar-IQ"/>
               </w:rPr>
-              <w:t xml:space="preserve">٥٣</w:t>
+              <w:t xml:space="preserve">٥٦.٠</w:t>
             </w:r>
           </w:p>
         </w:tc>
@@ -3670,7 +3326,7 @@
                 <w:rtl/>
                 <w:lang w:bidi="ar-IQ"/>
               </w:rPr>
-              <w:t xml:space="preserve">٦١</w:t>
+              <w:t xml:space="preserve">٦١.٠</w:t>
             </w:r>
           </w:p>
         </w:tc>
@@ -3730,7 +3386,7 @@
                 <w:rtl/>
                 <w:lang w:bidi="ar-IQ"/>
               </w:rPr>
-              <w:t xml:space="preserve">البرمجة كائنية التوجه (٢)</w:t>
+              <w:t xml:space="preserve">نظرية الاحتمالات و الإحصاء</w:t>
             </w:r>
           </w:p>
         </w:tc>
@@ -3758,7 +3414,7 @@
                 <w:rtl/>
                 <w:lang w:bidi="ar-IQ"/>
               </w:rPr>
-              <w:t xml:space="preserve">٦٦</w:t>
+              <w:t xml:space="preserve">٥٠.٠</w:t>
             </w:r>
           </w:p>
         </w:tc>
@@ -3842,7 +3498,7 @@
                 <w:rtl/>
                 <w:lang w:bidi="ar-IQ"/>
               </w:rPr>
-              <w:t xml:space="preserve">٦٤</w:t>
+              <w:t xml:space="preserve">٦٤.٠</w:t>
             </w:r>
           </w:p>
         </w:tc>
@@ -3902,7 +3558,7 @@
                 <w:rtl/>
                 <w:lang w:bidi="ar-IQ"/>
               </w:rPr>
-              <w:t xml:space="preserve">نظرية المعلومات</w:t>
+              <w:t xml:space="preserve"/>
             </w:r>
           </w:p>
         </w:tc>
@@ -3930,7 +3586,7 @@
                 <w:rtl/>
                 <w:lang w:bidi="ar-IQ"/>
               </w:rPr>
-              <w:t xml:space="preserve">٧٧</w:t>
+              <w:t xml:space="preserve"/>
             </w:r>
           </w:p>
         </w:tc>
@@ -3958,7 +3614,7 @@
                 <w:rtl/>
                 <w:lang w:bidi="ar-IQ"/>
               </w:rPr>
-              <w:t xml:space="preserve">٣</w:t>
+              <w:t xml:space="preserve"/>
             </w:r>
           </w:p>
         </w:tc>
@@ -4014,7 +3670,7 @@
                 <w:rtl/>
                 <w:lang w:bidi="ar-IQ"/>
               </w:rPr>
-              <w:t xml:space="preserve">٧٩</w:t>
+              <w:t xml:space="preserve">٧٩.٠</w:t>
             </w:r>
           </w:p>
         </w:tc>
@@ -4042,178 +3698,6 @@
                 <w:lang w:bidi="ar-IQ"/>
               </w:rPr>
               <w:t xml:space="preserve">٢</w:t>
-            </w:r>
-          </w:p>
-        </w:tc>
-      </w:tr>
-      <w:tr>
-        <w:trPr>
-          <w:cantSplit/>
-        </w:trPr>
-        <w:tc>
-          <w:tcPr>
-            <w:tcW w:w="1828" w:type="pct"/>
-          </w:tcPr>
-          <w:p>
-            <w:pPr>
-              <w:keepNext/>
-              <w:keepLines/>
-              <w:spacing w:after="0"/>
-              <w:rPr>
-                <w:rFonts w:asciiTheme="majorBidi" w:hAnsiTheme="majorBidi" w:cstheme="majorBidi"/>
-                <w:sz w:val="20"/>
-                <w:szCs w:val="20"/>
-                <w:lang w:bidi="ar-IQ"/>
-              </w:rPr>
-            </w:pPr>
-            <w:r>
-              <w:rPr>
-                <w:rFonts w:asciiTheme="majorBidi" w:hAnsiTheme="majorBidi" w:cstheme="majorBidi"/>
-                <w:sz w:val="20"/>
-                <w:szCs w:val="20"/>
-                <w:rtl/>
-                <w:lang w:bidi="ar-IQ"/>
-              </w:rPr>
-              <w:t xml:space="preserve"/>
-            </w:r>
-          </w:p>
-        </w:tc>
-        <w:tc>
-          <w:tcPr>
-            <w:tcW w:w="338" w:type="pct"/>
-          </w:tcPr>
-          <w:p>
-            <w:pPr>
-              <w:keepNext/>
-              <w:keepLines/>
-              <w:spacing w:after="0"/>
-              <w:rPr>
-                <w:rFonts w:asciiTheme="majorBidi" w:hAnsiTheme="majorBidi" w:cstheme="majorBidi"/>
-                <w:sz w:val="20"/>
-                <w:szCs w:val="20"/>
-                <w:lang w:bidi="ar-IQ"/>
-              </w:rPr>
-            </w:pPr>
-            <w:r>
-              <w:rPr>
-                <w:rFonts w:asciiTheme="majorBidi" w:hAnsiTheme="majorBidi" w:cstheme="majorBidi"/>
-                <w:sz w:val="20"/>
-                <w:szCs w:val="20"/>
-                <w:rtl/>
-                <w:lang w:bidi="ar-IQ"/>
-              </w:rPr>
-              <w:t xml:space="preserve"/>
-            </w:r>
-          </w:p>
-        </w:tc>
-        <w:tc>
-          <w:tcPr>
-            <w:tcW w:w="339" w:type="pct"/>
-          </w:tcPr>
-          <w:p>
-            <w:pPr>
-              <w:keepNext/>
-              <w:keepLines/>
-              <w:spacing w:after="0"/>
-              <w:rPr>
-                <w:rFonts w:asciiTheme="majorBidi" w:hAnsiTheme="majorBidi" w:cstheme="majorBidi"/>
-                <w:sz w:val="20"/>
-                <w:szCs w:val="20"/>
-                <w:lang w:bidi="ar-IQ"/>
-              </w:rPr>
-            </w:pPr>
-            <w:r>
-              <w:rPr>
-                <w:rFonts w:asciiTheme="majorBidi" w:hAnsiTheme="majorBidi" w:cstheme="majorBidi"/>
-                <w:sz w:val="20"/>
-                <w:szCs w:val="20"/>
-                <w:rtl/>
-                <w:lang w:bidi="ar-IQ"/>
-              </w:rPr>
-              <w:t xml:space="preserve"/>
-            </w:r>
-          </w:p>
-        </w:tc>
-        <w:tc>
-          <w:tcPr>
-            <w:tcW w:w="1831" w:type="pct"/>
-          </w:tcPr>
-          <w:p>
-            <w:pPr>
-              <w:keepNext/>
-              <w:keepLines/>
-              <w:spacing w:after="0"/>
-              <w:rPr>
-                <w:rFonts w:asciiTheme="majorBidi" w:hAnsiTheme="majorBidi" w:cstheme="majorBidi"/>
-                <w:sz w:val="20"/>
-                <w:szCs w:val="20"/>
-                <w:lang w:bidi="ar-IQ"/>
-              </w:rPr>
-            </w:pPr>
-            <w:r>
-              <w:rPr>
-                <w:rFonts w:asciiTheme="majorBidi" w:hAnsiTheme="majorBidi" w:cstheme="majorBidi"/>
-                <w:sz w:val="20"/>
-                <w:szCs w:val="20"/>
-                <w:rtl/>
-                <w:lang w:bidi="ar-IQ"/>
-              </w:rPr>
-              <w:t xml:space="preserve">هياكل البيانات 1</w:t>
-            </w:r>
-          </w:p>
-        </w:tc>
-        <w:tc>
-          <w:tcPr>
-            <w:tcW w:w="339" w:type="pct"/>
-          </w:tcPr>
-          <w:p>
-            <w:pPr>
-              <w:keepNext/>
-              <w:keepLines/>
-              <w:spacing w:after="0"/>
-              <w:rPr>
-                <w:rFonts w:asciiTheme="majorBidi" w:hAnsiTheme="majorBidi" w:cstheme="majorBidi"/>
-                <w:sz w:val="20"/>
-                <w:szCs w:val="20"/>
-                <w:lang w:bidi="ar-IQ"/>
-              </w:rPr>
-            </w:pPr>
-            <w:r>
-              <w:rPr>
-                <w:rFonts w:asciiTheme="majorBidi" w:hAnsiTheme="majorBidi" w:cstheme="majorBidi"/>
-                <w:sz w:val="20"/>
-                <w:szCs w:val="20"/>
-                <w:rtl/>
-                <w:lang w:bidi="ar-IQ"/>
-              </w:rPr>
-              <w:t xml:space="preserve">٥٦</w:t>
-            </w:r>
-          </w:p>
-        </w:tc>
-        <w:tc>
-          <w:tcPr>
-            <w:tcW w:w="325" w:type="pct"/>
-          </w:tcPr>
-          <w:p>
-            <w:pPr>
-              <w:keepNext/>
-              <w:keepLines/>
-              <w:spacing w:after="0"/>
-              <w:rPr>
-                <w:rFonts w:asciiTheme="majorBidi" w:hAnsiTheme="majorBidi" w:cstheme="majorBidi"/>
-                <w:sz w:val="20"/>
-                <w:szCs w:val="20"/>
-              </w:rPr>
-            </w:pPr>
-            <w:r>
-              <w:rPr>
-                <w:rFonts w:asciiTheme="majorBidi" w:hAnsiTheme="majorBidi" w:cstheme="majorBidi"/>
-                <w:sz w:val="20"/>
-                <w:szCs w:val="20"/>
-                <w:rtl/>
-                <w:lang w:bidi="ar-IQ"/>
-              </w:rPr>
-              <w:t xml:space="preserve">٣</w:t>
             </w:r>
           </w:p>
         </w:tc>
@@ -4289,7 +3773,7 @@
                 <w:rtl/>
                 <w:lang w:bidi="ar-IQ"/>
               </w:rPr>
-              <w:t xml:space="preserve">العام الدراسي ٢٠١٧</w:t>
+              <w:t xml:space="preserve">العام الدراسي ٢٠١٧ - ٢٠١٨</w:t>
             </w:r>
           </w:p>
         </w:tc>
@@ -4323,7 +3807,7 @@
                 <w:rtl/>
                 <w:lang w:bidi="ar-IQ"/>
               </w:rPr>
-              <w:t xml:space="preserve">العام الدراسي ٢٠١٧</w:t>
+              <w:t xml:space="preserve"/>
             </w:r>
           </w:p>
         </w:tc>
@@ -4351,7 +3835,7 @@
                 <w:rtl/>
                 <w:lang w:bidi="ar-IQ"/>
               </w:rPr>
-              <w:t xml:space="preserve">العام الدراسي ٢٠١٧</w:t>
+              <w:t xml:space="preserve"/>
             </w:r>
           </w:p>
         </w:tc>
@@ -4574,7 +4058,7 @@
                 <w:rtl/>
                 <w:lang w:bidi="ar-IQ"/>
               </w:rPr>
-              <w:t xml:space="preserve">بحوث العمليات</w:t>
+              <w:t xml:space="preserve">أساسيات قواعد البيانات</w:t>
             </w:r>
           </w:p>
         </w:tc>
@@ -4602,7 +4086,7 @@
                 <w:rtl/>
                 <w:lang w:bidi="ar-IQ"/>
               </w:rPr>
-              <w:t xml:space="preserve">٦٠</w:t>
+              <w:t xml:space="preserve">٥٣.٠</w:t>
             </w:r>
           </w:p>
         </w:tc>
@@ -4686,7 +4170,7 @@
                 <w:rtl/>
                 <w:lang w:bidi="ar-IQ"/>
               </w:rPr>
-              <w:t xml:space="preserve">٥٠</w:t>
+              <w:t xml:space="preserve">٥٠.٠</w:t>
             </w:r>
           </w:p>
         </w:tc>
@@ -4746,7 +4230,7 @@
                 <w:rtl/>
                 <w:lang w:bidi="ar-IQ"/>
               </w:rPr>
-              <w:t xml:space="preserve">شبكات الحاسوب 1</w:t>
+              <w:t xml:space="preserve">البرمجة كائنية التوجه (٢)</w:t>
             </w:r>
           </w:p>
         </w:tc>
@@ -4774,7 +4258,7 @@
                 <w:rtl/>
                 <w:lang w:bidi="ar-IQ"/>
               </w:rPr>
-              <w:t xml:space="preserve">٦٣</w:t>
+              <w:t xml:space="preserve">٦٦.٠</w:t>
             </w:r>
           </w:p>
         </w:tc>
@@ -4858,7 +4342,7 @@
                 <w:rtl/>
                 <w:lang w:bidi="ar-IQ"/>
               </w:rPr>
-              <w:t xml:space="preserve">٥٨</w:t>
+              <w:t xml:space="preserve">٥٨.٠</w:t>
             </w:r>
           </w:p>
         </w:tc>
@@ -4918,7 +4402,7 @@
                 <w:rtl/>
                 <w:lang w:bidi="ar-IQ"/>
               </w:rPr>
-              <w:t xml:space="preserve">فلسفة</w:t>
+              <w:t xml:space="preserve">بحوث العمليات</w:t>
             </w:r>
           </w:p>
         </w:tc>
@@ -4946,7 +4430,7 @@
                 <w:rtl/>
                 <w:lang w:bidi="ar-IQ"/>
               </w:rPr>
-              <w:t xml:space="preserve">٥٩</w:t>
+              <w:t xml:space="preserve">٦٠.٠</w:t>
             </w:r>
           </w:p>
         </w:tc>
@@ -4974,7 +4458,7 @@
                 <w:rtl/>
                 <w:lang w:bidi="ar-IQ"/>
               </w:rPr>
-              <w:t xml:space="preserve">٢</w:t>
+              <w:t xml:space="preserve">٣</w:t>
             </w:r>
           </w:p>
         </w:tc>
@@ -5030,7 +4514,7 @@
                 <w:rtl/>
                 <w:lang w:bidi="ar-IQ"/>
               </w:rPr>
-              <w:t xml:space="preserve">٥٦</w:t>
+              <w:t xml:space="preserve">٥٦.٠</w:t>
             </w:r>
           </w:p>
         </w:tc>
@@ -5090,7 +4574,7 @@
                 <w:rtl/>
                 <w:lang w:bidi="ar-IQ"/>
               </w:rPr>
-              <w:t xml:space="preserve">هندسة البرامجيات</w:t>
+              <w:t xml:space="preserve">شبكات الحاسوب 1</w:t>
             </w:r>
           </w:p>
         </w:tc>
@@ -5118,7 +4602,7 @@
                 <w:rtl/>
                 <w:lang w:bidi="ar-IQ"/>
               </w:rPr>
-              <w:t xml:space="preserve">٦٢</w:t>
+              <w:t xml:space="preserve">٦٣.٠</w:t>
             </w:r>
           </w:p>
         </w:tc>
@@ -5174,7 +4658,7 @@
                 <w:rtl/>
                 <w:lang w:bidi="ar-IQ"/>
               </w:rPr>
-              <w:t xml:space="preserve">التمثيل المرئي للبيانات</w:t>
+              <w:t xml:space="preserve">نمذجة الحاسوب و محاكاته</w:t>
             </w:r>
           </w:p>
         </w:tc>
@@ -5202,7 +4686,7 @@
                 <w:rtl/>
                 <w:lang w:bidi="ar-IQ"/>
               </w:rPr>
-              <w:t xml:space="preserve">٧٦</w:t>
+              <w:t xml:space="preserve">٧٨.٠</w:t>
             </w:r>
           </w:p>
         </w:tc>
@@ -5262,7 +4746,7 @@
                 <w:rtl/>
                 <w:lang w:bidi="ar-IQ"/>
               </w:rPr>
-              <w:t xml:space="preserve">التنقيب عن البيانات</w:t>
+              <w:t xml:space="preserve">فلسفة</w:t>
             </w:r>
           </w:p>
         </w:tc>
@@ -5290,7 +4774,7 @@
                 <w:rtl/>
                 <w:lang w:bidi="ar-IQ"/>
               </w:rPr>
-              <w:t xml:space="preserve">٥٠</w:t>
+              <w:t xml:space="preserve">٥٩.٠</w:t>
             </w:r>
           </w:p>
         </w:tc>
@@ -5346,7 +4830,7 @@
                 <w:rtl/>
                 <w:lang w:bidi="ar-IQ"/>
               </w:rPr>
-              <w:t xml:space="preserve">قواعد البيانات الموزعة</w:t>
+              <w:t xml:space="preserve">هياكل البيانات 1</w:t>
             </w:r>
           </w:p>
         </w:tc>
@@ -5374,7 +4858,7 @@
                 <w:rtl/>
                 <w:lang w:bidi="ar-IQ"/>
               </w:rPr>
-              <w:t xml:space="preserve">٦٤</w:t>
+              <w:t xml:space="preserve">٥٦.٠</w:t>
             </w:r>
           </w:p>
         </w:tc>
@@ -5434,7 +4918,7 @@
                 <w:rtl/>
                 <w:lang w:bidi="ar-IQ"/>
               </w:rPr>
-              <w:t xml:space="preserve">شبكات الحاسوب 2 (٢)</w:t>
+              <w:t xml:space="preserve">هندسة البرامجيات</w:t>
             </w:r>
           </w:p>
         </w:tc>
@@ -5462,7 +4946,7 @@
                 <w:rtl/>
                 <w:lang w:bidi="ar-IQ"/>
               </w:rPr>
-              <w:t xml:space="preserve">٧٥</w:t>
+              <w:t xml:space="preserve">٦٢.٠</w:t>
             </w:r>
           </w:p>
         </w:tc>
@@ -5649,7 +5133,7 @@
                 <w:rtl/>
                 <w:lang w:bidi="ar-IQ"/>
               </w:rPr>
-              <w:t xml:space="preserve">العام الدراسي ٢٠١٨</w:t>
+              <w:t xml:space="preserve">العام الدراسي ٢٠١٨ - ٢٠١٩</w:t>
             </w:r>
           </w:p>
         </w:tc>
@@ -5683,7 +5167,7 @@
                 <w:rtl/>
                 <w:lang w:bidi="ar-IQ"/>
               </w:rPr>
-              <w:t xml:space="preserve">العام الدراسي ٢٠١٨</w:t>
+              <w:t xml:space="preserve"/>
             </w:r>
           </w:p>
         </w:tc>
@@ -5711,7 +5195,7 @@
                 <w:rtl/>
                 <w:lang w:bidi="ar-IQ"/>
               </w:rPr>
-              <w:t xml:space="preserve">العام الدراسي ٢٠١٨</w:t>
+              <w:t xml:space="preserve"/>
             </w:r>
           </w:p>
         </w:tc>
@@ -5962,7 +5446,7 @@
                 <w:rtl/>
                 <w:lang w:bidi="ar-IQ"/>
               </w:rPr>
-              <w:t xml:space="preserve">٥٣</w:t>
+              <w:t xml:space="preserve">٥٣.٠</w:t>
             </w:r>
           </w:p>
         </w:tc>
@@ -6018,7 +5502,7 @@
                 <w:rtl/>
                 <w:lang w:bidi="ar-IQ"/>
               </w:rPr>
-              <w:t xml:space="preserve">الحوسبة السحابية</w:t>
+              <w:t xml:space="preserve">أمنية الشبكات</w:t>
             </w:r>
           </w:p>
         </w:tc>
@@ -6046,7 +5530,7 @@
                 <w:rtl/>
                 <w:lang w:bidi="ar-IQ"/>
               </w:rPr>
-              <w:t xml:space="preserve">٧٨</w:t>
+              <w:t xml:space="preserve">٨٣.٠</w:t>
             </w:r>
           </w:p>
         </w:tc>
@@ -6073,7 +5557,7 @@
                 <w:rtl/>
                 <w:lang w:bidi="ar-IQ"/>
               </w:rPr>
-              <w:t xml:space="preserve">٢</w:t>
+              <w:t xml:space="preserve">٣</w:t>
             </w:r>
           </w:p>
         </w:tc>
@@ -6106,7 +5590,7 @@
                 <w:rtl/>
                 <w:lang w:bidi="ar-IQ"/>
               </w:rPr>
-              <w:t xml:space="preserve">تصميم المواقع المتقدم</w:t>
+              <w:t xml:space="preserve">التنقيب عن البيانات</w:t>
             </w:r>
           </w:p>
         </w:tc>
@@ -6134,7 +5618,7 @@
                 <w:rtl/>
                 <w:lang w:bidi="ar-IQ"/>
               </w:rPr>
-              <w:t xml:space="preserve">٥٨</w:t>
+              <w:t xml:space="preserve">٥٠.٠</w:t>
             </w:r>
           </w:p>
         </w:tc>
@@ -6162,7 +5646,7 @@
                 <w:rtl/>
                 <w:lang w:bidi="ar-IQ"/>
               </w:rPr>
-              <w:t xml:space="preserve">٣</w:t>
+              <w:t xml:space="preserve">٢</w:t>
             </w:r>
           </w:p>
         </w:tc>
@@ -6190,7 +5674,7 @@
                 <w:rtl/>
                 <w:lang w:bidi="ar-IQ"/>
               </w:rPr>
-              <w:t xml:space="preserve">تطبيقات النقال</w:t>
+              <w:t xml:space="preserve">التمثيل المرئي للبيانات</w:t>
             </w:r>
           </w:p>
         </w:tc>
@@ -6218,7 +5702,7 @@
                 <w:rtl/>
                 <w:lang w:bidi="ar-IQ"/>
               </w:rPr>
-              <w:t xml:space="preserve">٩٨</w:t>
+              <w:t xml:space="preserve">٧٦.٠</w:t>
             </w:r>
           </w:p>
         </w:tc>
@@ -6278,7 +5762,7 @@
                 <w:rtl/>
                 <w:lang w:bidi="ar-IQ"/>
               </w:rPr>
-              <w:t xml:space="preserve">مواضيع مختارة</w:t>
+              <w:t xml:space="preserve">تصميم المواقع المتقدم</w:t>
             </w:r>
           </w:p>
         </w:tc>
@@ -6306,7 +5790,7 @@
                 <w:rtl/>
                 <w:lang w:bidi="ar-IQ"/>
               </w:rPr>
-              <w:t xml:space="preserve">٥٥</w:t>
+              <w:t xml:space="preserve">٥٨.٠</w:t>
             </w:r>
           </w:p>
         </w:tc>
@@ -6362,7 +5846,7 @@
                 <w:rtl/>
                 <w:lang w:bidi="ar-IQ"/>
               </w:rPr>
-              <w:t xml:space="preserve">مهارات الاتصال</w:t>
+              <w:t xml:space="preserve">الذكاء الحاسوبي</w:t>
             </w:r>
           </w:p>
         </w:tc>
@@ -6390,7 +5874,7 @@
                 <w:rtl/>
                 <w:lang w:bidi="ar-IQ"/>
               </w:rPr>
-              <w:t xml:space="preserve">٨٧</w:t>
+              <w:t xml:space="preserve">٦٨.٠</w:t>
             </w:r>
           </w:p>
         </w:tc>
@@ -6417,7 +5901,7 @@
                 <w:rtl/>
                 <w:lang w:bidi="ar-IQ"/>
               </w:rPr>
-              <w:t xml:space="preserve">٢</w:t>
+              <w:t xml:space="preserve">٣</w:t>
             </w:r>
           </w:p>
         </w:tc>
@@ -6450,6 +5934,350 @@
                 <w:rtl/>
                 <w:lang w:bidi="ar-IQ"/>
               </w:rPr>
+              <w:t xml:space="preserve">شبكات الحاسوب 2 (٢)</w:t>
+            </w:r>
+          </w:p>
+        </w:tc>
+        <w:tc>
+          <w:tcPr>
+            <w:tcW w:w="338" w:type="pct"/>
+          </w:tcPr>
+          <w:p>
+            <w:pPr>
+              <w:keepNext/>
+              <w:keepLines/>
+              <w:spacing w:after="0"/>
+              <w:rPr>
+                <w:rFonts w:asciiTheme="majorBidi" w:hAnsiTheme="majorBidi" w:cstheme="majorBidi"/>
+                <w:sz w:val="20"/>
+                <w:szCs w:val="20"/>
+                <w:lang w:bidi="ar-IQ"/>
+              </w:rPr>
+            </w:pPr>
+            <w:r>
+              <w:rPr>
+                <w:rFonts w:asciiTheme="majorBidi" w:hAnsiTheme="majorBidi" w:cstheme="majorBidi"/>
+                <w:sz w:val="20"/>
+                <w:szCs w:val="20"/>
+                <w:rtl/>
+                <w:lang w:bidi="ar-IQ"/>
+              </w:rPr>
+              <w:t xml:space="preserve">٧٥.٠</w:t>
+            </w:r>
+          </w:p>
+        </w:tc>
+        <w:tc>
+          <w:tcPr>
+            <w:tcW w:w="339" w:type="pct"/>
+          </w:tcPr>
+          <w:p>
+            <w:pPr>
+              <w:keepNext/>
+              <w:keepLines/>
+              <w:spacing w:after="0"/>
+              <w:rPr>
+                <w:rFonts w:asciiTheme="majorBidi" w:hAnsiTheme="majorBidi" w:cstheme="majorBidi"/>
+                <w:sz w:val="20"/>
+                <w:szCs w:val="20"/>
+                <w:lang w:bidi="ar-IQ"/>
+              </w:rPr>
+            </w:pPr>
+            <w:r>
+              <w:rPr>
+                <w:rFonts w:asciiTheme="majorBidi" w:hAnsiTheme="majorBidi" w:cstheme="majorBidi"/>
+                <w:sz w:val="20"/>
+                <w:szCs w:val="20"/>
+                <w:rtl/>
+                <w:lang w:bidi="ar-IQ"/>
+              </w:rPr>
+              <w:t xml:space="preserve">٣</w:t>
+            </w:r>
+          </w:p>
+        </w:tc>
+        <w:tc>
+          <w:tcPr>
+            <w:tcW w:w="1831" w:type="pct"/>
+          </w:tcPr>
+          <w:p>
+            <w:pPr>
+              <w:keepNext/>
+              <w:keepLines/>
+              <w:spacing w:after="0"/>
+              <w:rPr>
+                <w:rFonts w:asciiTheme="majorBidi" w:hAnsiTheme="majorBidi" w:cstheme="majorBidi"/>
+                <w:sz w:val="20"/>
+                <w:szCs w:val="20"/>
+                <w:lang w:bidi="ar-IQ"/>
+              </w:rPr>
+            </w:pPr>
+            <w:r>
+              <w:rPr>
+                <w:rFonts w:asciiTheme="majorBidi" w:hAnsiTheme="majorBidi" w:cstheme="majorBidi"/>
+                <w:sz w:val="20"/>
+                <w:szCs w:val="20"/>
+                <w:rtl/>
+                <w:lang w:bidi="ar-IQ"/>
+              </w:rPr>
+              <w:t xml:space="preserve">المشروع 1</w:t>
+            </w:r>
+          </w:p>
+        </w:tc>
+        <w:tc>
+          <w:tcPr>
+            <w:tcW w:w="339" w:type="pct"/>
+          </w:tcPr>
+          <w:p>
+            <w:pPr>
+              <w:keepNext/>
+              <w:keepLines/>
+              <w:spacing w:after="0"/>
+              <w:rPr>
+                <w:rFonts w:asciiTheme="majorBidi" w:hAnsiTheme="majorBidi" w:cstheme="majorBidi"/>
+                <w:sz w:val="20"/>
+                <w:szCs w:val="20"/>
+                <w:lang w:bidi="ar-IQ"/>
+              </w:rPr>
+            </w:pPr>
+            <w:r>
+              <w:rPr>
+                <w:rFonts w:asciiTheme="majorBidi" w:hAnsiTheme="majorBidi" w:cstheme="majorBidi"/>
+                <w:sz w:val="20"/>
+                <w:szCs w:val="20"/>
+                <w:rtl/>
+                <w:lang w:bidi="ar-IQ"/>
+              </w:rPr>
+              <w:t xml:space="preserve">٨٩.٠</w:t>
+            </w:r>
+          </w:p>
+        </w:tc>
+        <w:tc>
+          <w:tcPr>
+            <w:tcW w:w="325" w:type="pct"/>
+          </w:tcPr>
+          <w:p>
+            <w:pPr>
+              <w:keepNext/>
+              <w:keepLines/>
+              <w:spacing w:after="0"/>
+              <w:rPr>
+                <w:rFonts w:asciiTheme="majorBidi" w:hAnsiTheme="majorBidi" w:cstheme="majorBidi"/>
+                <w:sz w:val="20"/>
+                <w:szCs w:val="20"/>
+              </w:rPr>
+            </w:pPr>
+            <w:r>
+              <w:rPr>
+                <w:rFonts w:asciiTheme="majorBidi" w:hAnsiTheme="majorBidi" w:cstheme="majorBidi"/>
+                <w:sz w:val="20"/>
+                <w:szCs w:val="20"/>
+                <w:rtl/>
+                <w:lang w:bidi="ar-IQ"/>
+              </w:rPr>
+              <w:t xml:space="preserve">٢</w:t>
+            </w:r>
+          </w:p>
+        </w:tc>
+      </w:tr>
+      <w:tr>
+        <w:trPr>
+          <w:cantSplit/>
+        </w:trPr>
+        <w:tc>
+          <w:tcPr>
+            <w:tcW w:w="1828" w:type="pct"/>
+          </w:tcPr>
+          <w:p>
+            <w:pPr>
+              <w:keepNext/>
+              <w:keepLines/>
+              <w:spacing w:after="0"/>
+              <w:rPr>
+                <w:rFonts w:asciiTheme="majorBidi" w:hAnsiTheme="majorBidi" w:cstheme="majorBidi"/>
+                <w:sz w:val="20"/>
+                <w:szCs w:val="20"/>
+                <w:lang w:bidi="ar-IQ"/>
+              </w:rPr>
+            </w:pPr>
+            <w:r>
+              <w:rPr>
+                <w:rFonts w:asciiTheme="majorBidi" w:hAnsiTheme="majorBidi" w:cstheme="majorBidi"/>
+                <w:sz w:val="20"/>
+                <w:szCs w:val="20"/>
+                <w:rtl/>
+                <w:lang w:bidi="ar-IQ"/>
+              </w:rPr>
+              <w:t xml:space="preserve">مواضيع مختارة</w:t>
+            </w:r>
+          </w:p>
+        </w:tc>
+        <w:tc>
+          <w:tcPr>
+            <w:tcW w:w="338" w:type="pct"/>
+          </w:tcPr>
+          <w:p>
+            <w:pPr>
+              <w:keepNext/>
+              <w:keepLines/>
+              <w:spacing w:after="0"/>
+              <w:rPr>
+                <w:rFonts w:asciiTheme="majorBidi" w:hAnsiTheme="majorBidi" w:cstheme="majorBidi"/>
+                <w:sz w:val="20"/>
+                <w:szCs w:val="20"/>
+                <w:lang w:bidi="ar-IQ"/>
+              </w:rPr>
+            </w:pPr>
+            <w:r>
+              <w:rPr>
+                <w:rFonts w:asciiTheme="majorBidi" w:hAnsiTheme="majorBidi" w:cstheme="majorBidi"/>
+                <w:sz w:val="20"/>
+                <w:szCs w:val="20"/>
+                <w:rtl/>
+                <w:lang w:bidi="ar-IQ"/>
+              </w:rPr>
+              <w:t xml:space="preserve">٥٥.٠</w:t>
+            </w:r>
+          </w:p>
+        </w:tc>
+        <w:tc>
+          <w:tcPr>
+            <w:tcW w:w="339" w:type="pct"/>
+          </w:tcPr>
+          <w:p>
+            <w:pPr>
+              <w:keepNext/>
+              <w:keepLines/>
+              <w:spacing w:after="0"/>
+              <w:rPr>
+                <w:rFonts w:asciiTheme="majorBidi" w:hAnsiTheme="majorBidi" w:cstheme="majorBidi"/>
+                <w:sz w:val="20"/>
+                <w:szCs w:val="20"/>
+                <w:lang w:bidi="ar-IQ"/>
+              </w:rPr>
+            </w:pPr>
+            <w:r>
+              <w:rPr>
+                <w:rFonts w:asciiTheme="majorBidi" w:hAnsiTheme="majorBidi" w:cstheme="majorBidi"/>
+                <w:sz w:val="20"/>
+                <w:szCs w:val="20"/>
+                <w:rtl/>
+                <w:lang w:bidi="ar-IQ"/>
+              </w:rPr>
+              <w:t xml:space="preserve">٣</w:t>
+            </w:r>
+          </w:p>
+        </w:tc>
+        <w:tc>
+          <w:tcPr>
+            <w:tcW w:w="1831" w:type="pct"/>
+          </w:tcPr>
+          <w:p>
+            <w:pPr>
+              <w:keepNext/>
+              <w:keepLines/>
+              <w:spacing w:after="0"/>
+              <w:rPr>
+                <w:rFonts w:asciiTheme="majorBidi" w:hAnsiTheme="majorBidi" w:cstheme="majorBidi"/>
+                <w:sz w:val="20"/>
+                <w:szCs w:val="20"/>
+                <w:lang w:bidi="ar-IQ"/>
+              </w:rPr>
+            </w:pPr>
+            <w:r>
+              <w:rPr>
+                <w:rFonts w:asciiTheme="majorBidi" w:hAnsiTheme="majorBidi" w:cstheme="majorBidi"/>
+                <w:sz w:val="20"/>
+                <w:szCs w:val="20"/>
+                <w:rtl/>
+                <w:lang w:bidi="ar-IQ"/>
+              </w:rPr>
+              <w:t xml:space="preserve">الوسائط المتعددة</w:t>
+            </w:r>
+          </w:p>
+        </w:tc>
+        <w:tc>
+          <w:tcPr>
+            <w:tcW w:w="339" w:type="pct"/>
+          </w:tcPr>
+          <w:p>
+            <w:pPr>
+              <w:keepNext/>
+              <w:keepLines/>
+              <w:spacing w:after="0"/>
+              <w:rPr>
+                <w:rFonts w:asciiTheme="majorBidi" w:hAnsiTheme="majorBidi" w:cstheme="majorBidi"/>
+                <w:sz w:val="20"/>
+                <w:szCs w:val="20"/>
+                <w:lang w:bidi="ar-IQ"/>
+              </w:rPr>
+            </w:pPr>
+            <w:r>
+              <w:rPr>
+                <w:rFonts w:asciiTheme="majorBidi" w:hAnsiTheme="majorBidi" w:cstheme="majorBidi"/>
+                <w:sz w:val="20"/>
+                <w:szCs w:val="20"/>
+                <w:rtl/>
+                <w:lang w:bidi="ar-IQ"/>
+              </w:rPr>
+              <w:t xml:space="preserve">٦٨.٠</w:t>
+            </w:r>
+          </w:p>
+        </w:tc>
+        <w:tc>
+          <w:tcPr>
+            <w:tcW w:w="325" w:type="pct"/>
+          </w:tcPr>
+          <w:p>
+            <w:pPr>
+              <w:keepNext/>
+              <w:keepLines/>
+              <w:spacing w:after="0"/>
+              <w:rPr>
+                <w:rFonts w:asciiTheme="majorBidi" w:hAnsiTheme="majorBidi" w:cstheme="majorBidi"/>
+                <w:sz w:val="20"/>
+                <w:szCs w:val="20"/>
+              </w:rPr>
+            </w:pPr>
+            <w:r>
+              <w:rPr>
+                <w:rFonts w:asciiTheme="majorBidi" w:hAnsiTheme="majorBidi" w:cstheme="majorBidi"/>
+                <w:sz w:val="20"/>
+                <w:szCs w:val="20"/>
+                <w:rtl/>
+                <w:lang w:bidi="ar-IQ"/>
+              </w:rPr>
+              <w:t xml:space="preserve">٣</w:t>
+            </w:r>
+          </w:p>
+        </w:tc>
+      </w:tr>
+      <w:tr>
+        <w:trPr>
+          <w:cantSplit/>
+        </w:trPr>
+        <w:tc>
+          <w:tcPr>
+            <w:tcW w:w="1828" w:type="pct"/>
+          </w:tcPr>
+          <w:p>
+            <w:pPr>
+              <w:keepNext/>
+              <w:keepLines/>
+              <w:spacing w:after="0"/>
+              <w:rPr>
+                <w:rFonts w:asciiTheme="majorBidi" w:hAnsiTheme="majorBidi" w:cstheme="majorBidi"/>
+                <w:sz w:val="20"/>
+                <w:szCs w:val="20"/>
+                <w:lang w:bidi="ar-IQ"/>
+              </w:rPr>
+            </w:pPr>
+            <w:r>
+              <w:rPr>
+                <w:rFonts w:asciiTheme="majorBidi" w:hAnsiTheme="majorBidi" w:cstheme="majorBidi"/>
+                <w:sz w:val="20"/>
+                <w:szCs w:val="20"/>
+                <w:rtl/>
+                <w:lang w:bidi="ar-IQ"/>
+              </w:rPr>
               <w:t xml:space="preserve">نظم التشغيل</w:t>
             </w:r>
           </w:p>
@@ -6478,7 +6306,1367 @@
                 <w:rtl/>
                 <w:lang w:bidi="ar-IQ"/>
               </w:rPr>
-              <w:t xml:space="preserve">٥١</w:t>
+              <w:t xml:space="preserve">٥١.٠</w:t>
+            </w:r>
+          </w:p>
+        </w:tc>
+        <w:tc>
+          <w:tcPr>
+            <w:tcW w:w="339" w:type="pct"/>
+          </w:tcPr>
+          <w:p>
+            <w:pPr>
+              <w:keepNext/>
+              <w:keepLines/>
+              <w:spacing w:after="0"/>
+              <w:rPr>
+                <w:rFonts w:asciiTheme="majorBidi" w:hAnsiTheme="majorBidi" w:cstheme="majorBidi"/>
+                <w:sz w:val="20"/>
+                <w:szCs w:val="20"/>
+                <w:lang w:bidi="ar-IQ"/>
+              </w:rPr>
+            </w:pPr>
+            <w:r>
+              <w:rPr>
+                <w:rFonts w:asciiTheme="majorBidi" w:hAnsiTheme="majorBidi" w:cstheme="majorBidi"/>
+                <w:sz w:val="20"/>
+                <w:szCs w:val="20"/>
+                <w:rtl/>
+                <w:lang w:bidi="ar-IQ"/>
+              </w:rPr>
+              <w:t xml:space="preserve">٣</w:t>
+            </w:r>
+          </w:p>
+        </w:tc>
+        <w:tc>
+          <w:tcPr>
+            <w:tcW w:w="1831" w:type="pct"/>
+          </w:tcPr>
+          <w:p>
+            <w:pPr>
+              <w:keepNext/>
+              <w:keepLines/>
+              <w:spacing w:after="0"/>
+              <w:rPr>
+                <w:rFonts w:asciiTheme="majorBidi" w:hAnsiTheme="majorBidi" w:cstheme="majorBidi"/>
+                <w:sz w:val="20"/>
+                <w:szCs w:val="20"/>
+                <w:lang w:bidi="ar-IQ"/>
+              </w:rPr>
+            </w:pPr>
+            <w:r>
+              <w:rPr>
+                <w:rFonts w:asciiTheme="majorBidi" w:hAnsiTheme="majorBidi" w:cstheme="majorBidi"/>
+                <w:sz w:val="20"/>
+                <w:szCs w:val="20"/>
+                <w:rtl/>
+                <w:lang w:bidi="ar-IQ"/>
+              </w:rPr>
+              <w:t xml:space="preserve">برمجة الألعاب (٢)</w:t>
+            </w:r>
+          </w:p>
+        </w:tc>
+        <w:tc>
+          <w:tcPr>
+            <w:tcW w:w="339" w:type="pct"/>
+          </w:tcPr>
+          <w:p>
+            <w:pPr>
+              <w:keepNext/>
+              <w:keepLines/>
+              <w:spacing w:after="0"/>
+              <w:rPr>
+                <w:rFonts w:asciiTheme="majorBidi" w:hAnsiTheme="majorBidi" w:cstheme="majorBidi"/>
+                <w:sz w:val="20"/>
+                <w:szCs w:val="20"/>
+                <w:lang w:bidi="ar-IQ"/>
+              </w:rPr>
+            </w:pPr>
+            <w:r>
+              <w:rPr>
+                <w:rFonts w:asciiTheme="majorBidi" w:hAnsiTheme="majorBidi" w:cstheme="majorBidi"/>
+                <w:sz w:val="20"/>
+                <w:szCs w:val="20"/>
+                <w:rtl/>
+                <w:lang w:bidi="ar-IQ"/>
+              </w:rPr>
+              <w:t xml:space="preserve">٦٢.٠</w:t>
+            </w:r>
+          </w:p>
+        </w:tc>
+        <w:tc>
+          <w:tcPr>
+            <w:tcW w:w="325" w:type="pct"/>
+          </w:tcPr>
+          <w:p>
+            <w:pPr>
+              <w:keepNext/>
+              <w:keepLines/>
+              <w:spacing w:after="0"/>
+              <w:rPr>
+                <w:rFonts w:asciiTheme="majorBidi" w:hAnsiTheme="majorBidi" w:cstheme="majorBidi"/>
+                <w:sz w:val="20"/>
+                <w:szCs w:val="20"/>
+              </w:rPr>
+            </w:pPr>
+            <w:r>
+              <w:rPr>
+                <w:rFonts w:asciiTheme="majorBidi" w:hAnsiTheme="majorBidi" w:cstheme="majorBidi"/>
+                <w:sz w:val="20"/>
+                <w:szCs w:val="20"/>
+                <w:rtl/>
+                <w:lang w:bidi="ar-IQ"/>
+              </w:rPr>
+              <w:t xml:space="preserve">٢</w:t>
+            </w:r>
+          </w:p>
+        </w:tc>
+      </w:tr>
+      <w:tr>
+        <w:trPr>
+          <w:cantSplit/>
+        </w:trPr>
+        <w:tc>
+          <w:tcPr>
+            <w:tcW w:w="1828" w:type="pct"/>
+          </w:tcPr>
+          <w:p>
+            <w:pPr>
+              <w:keepNext/>
+              <w:keepLines/>
+              <w:spacing w:after="0"/>
+              <w:rPr>
+                <w:rFonts w:asciiTheme="majorBidi" w:hAnsiTheme="majorBidi" w:cstheme="majorBidi"/>
+                <w:sz w:val="20"/>
+                <w:szCs w:val="20"/>
+                <w:lang w:bidi="ar-IQ"/>
+              </w:rPr>
+            </w:pPr>
+            <w:r>
+              <w:rPr>
+                <w:rFonts w:asciiTheme="majorBidi" w:hAnsiTheme="majorBidi" w:cstheme="majorBidi"/>
+                <w:sz w:val="20"/>
+                <w:szCs w:val="20"/>
+                <w:rtl/>
+                <w:lang w:bidi="ar-IQ"/>
+              </w:rPr>
+              <w:t xml:space="preserve"/>
+            </w:r>
+          </w:p>
+        </w:tc>
+        <w:tc>
+          <w:tcPr>
+            <w:tcW w:w="338" w:type="pct"/>
+          </w:tcPr>
+          <w:p>
+            <w:pPr>
+              <w:keepNext/>
+              <w:keepLines/>
+              <w:spacing w:after="0"/>
+              <w:rPr>
+                <w:rFonts w:asciiTheme="majorBidi" w:hAnsiTheme="majorBidi" w:cstheme="majorBidi"/>
+                <w:sz w:val="20"/>
+                <w:szCs w:val="20"/>
+                <w:lang w:bidi="ar-IQ"/>
+              </w:rPr>
+            </w:pPr>
+            <w:r>
+              <w:rPr>
+                <w:rFonts w:asciiTheme="majorBidi" w:hAnsiTheme="majorBidi" w:cstheme="majorBidi"/>
+                <w:sz w:val="20"/>
+                <w:szCs w:val="20"/>
+                <w:rtl/>
+                <w:lang w:bidi="ar-IQ"/>
+              </w:rPr>
+              <w:t xml:space="preserve"/>
+            </w:r>
+          </w:p>
+        </w:tc>
+        <w:tc>
+          <w:tcPr>
+            <w:tcW w:w="339" w:type="pct"/>
+          </w:tcPr>
+          <w:p>
+            <w:pPr>
+              <w:keepNext/>
+              <w:keepLines/>
+              <w:spacing w:after="0"/>
+              <w:rPr>
+                <w:rFonts w:asciiTheme="majorBidi" w:hAnsiTheme="majorBidi" w:cstheme="majorBidi"/>
+                <w:sz w:val="20"/>
+                <w:szCs w:val="20"/>
+                <w:lang w:bidi="ar-IQ"/>
+              </w:rPr>
+            </w:pPr>
+            <w:r>
+              <w:rPr>
+                <w:rFonts w:asciiTheme="majorBidi" w:hAnsiTheme="majorBidi" w:cstheme="majorBidi"/>
+                <w:sz w:val="20"/>
+                <w:szCs w:val="20"/>
+                <w:rtl/>
+                <w:lang w:bidi="ar-IQ"/>
+              </w:rPr>
+              <w:t xml:space="preserve"/>
+            </w:r>
+          </w:p>
+        </w:tc>
+        <w:tc>
+          <w:tcPr>
+            <w:tcW w:w="1831" w:type="pct"/>
+          </w:tcPr>
+          <w:p>
+            <w:pPr>
+              <w:keepNext/>
+              <w:keepLines/>
+              <w:spacing w:after="0"/>
+              <w:rPr>
+                <w:rFonts w:asciiTheme="majorBidi" w:hAnsiTheme="majorBidi" w:cstheme="majorBidi"/>
+                <w:sz w:val="20"/>
+                <w:szCs w:val="20"/>
+                <w:lang w:bidi="ar-IQ"/>
+              </w:rPr>
+            </w:pPr>
+            <w:r>
+              <w:rPr>
+                <w:rFonts w:asciiTheme="majorBidi" w:hAnsiTheme="majorBidi" w:cstheme="majorBidi"/>
+                <w:sz w:val="20"/>
+                <w:szCs w:val="20"/>
+                <w:rtl/>
+                <w:lang w:bidi="ar-IQ"/>
+              </w:rPr>
+              <w:t xml:space="preserve">قواعد البيانات الموزعة</w:t>
+            </w:r>
+          </w:p>
+        </w:tc>
+        <w:tc>
+          <w:tcPr>
+            <w:tcW w:w="339" w:type="pct"/>
+          </w:tcPr>
+          <w:p>
+            <w:pPr>
+              <w:keepNext/>
+              <w:keepLines/>
+              <w:spacing w:after="0"/>
+              <w:rPr>
+                <w:rFonts w:asciiTheme="majorBidi" w:hAnsiTheme="majorBidi" w:cstheme="majorBidi"/>
+                <w:sz w:val="20"/>
+                <w:szCs w:val="20"/>
+                <w:lang w:bidi="ar-IQ"/>
+              </w:rPr>
+            </w:pPr>
+            <w:r>
+              <w:rPr>
+                <w:rFonts w:asciiTheme="majorBidi" w:hAnsiTheme="majorBidi" w:cstheme="majorBidi"/>
+                <w:sz w:val="20"/>
+                <w:szCs w:val="20"/>
+                <w:rtl/>
+                <w:lang w:bidi="ar-IQ"/>
+              </w:rPr>
+              <w:t xml:space="preserve">٦٤.٠</w:t>
+            </w:r>
+          </w:p>
+        </w:tc>
+        <w:tc>
+          <w:tcPr>
+            <w:tcW w:w="325" w:type="pct"/>
+          </w:tcPr>
+          <w:p>
+            <w:pPr>
+              <w:keepNext/>
+              <w:keepLines/>
+              <w:spacing w:after="0"/>
+              <w:rPr>
+                <w:rFonts w:asciiTheme="majorBidi" w:hAnsiTheme="majorBidi" w:cstheme="majorBidi"/>
+                <w:sz w:val="20"/>
+                <w:szCs w:val="20"/>
+              </w:rPr>
+            </w:pPr>
+            <w:r>
+              <w:rPr>
+                <w:rFonts w:asciiTheme="majorBidi" w:hAnsiTheme="majorBidi" w:cstheme="majorBidi"/>
+                <w:sz w:val="20"/>
+                <w:szCs w:val="20"/>
+                <w:rtl/>
+                <w:lang w:bidi="ar-IQ"/>
+              </w:rPr>
+              <w:t xml:space="preserve">٣</w:t>
+            </w:r>
+          </w:p>
+        </w:tc>
+      </w:tr>
+      <w:tr>
+        <w:trPr>
+          <w:cantSplit/>
+        </w:trPr>
+        <w:tc>
+          <w:tcPr>
+            <w:tcW w:w="1828" w:type="pct"/>
+          </w:tcPr>
+          <w:p>
+            <w:pPr>
+              <w:keepNext/>
+              <w:keepLines/>
+              <w:spacing w:after="0"/>
+              <w:rPr>
+                <w:rFonts w:asciiTheme="majorBidi" w:hAnsiTheme="majorBidi" w:cstheme="majorBidi"/>
+                <w:sz w:val="20"/>
+                <w:szCs w:val="20"/>
+                <w:lang w:bidi="ar-IQ"/>
+              </w:rPr>
+            </w:pPr>
+            <w:r>
+              <w:rPr>
+                <w:rFonts w:asciiTheme="majorBidi" w:hAnsiTheme="majorBidi" w:cstheme="majorBidi"/>
+                <w:sz w:val="20"/>
+                <w:szCs w:val="20"/>
+                <w:rtl/>
+                <w:lang w:bidi="ar-IQ"/>
+              </w:rPr>
+              <w:t xml:space="preserve"/>
+            </w:r>
+          </w:p>
+        </w:tc>
+        <w:tc>
+          <w:tcPr>
+            <w:tcW w:w="338" w:type="pct"/>
+          </w:tcPr>
+          <w:p>
+            <w:pPr>
+              <w:keepNext/>
+              <w:keepLines/>
+              <w:spacing w:after="0"/>
+              <w:rPr>
+                <w:rFonts w:asciiTheme="majorBidi" w:hAnsiTheme="majorBidi" w:cstheme="majorBidi"/>
+                <w:sz w:val="20"/>
+                <w:szCs w:val="20"/>
+                <w:lang w:bidi="ar-IQ"/>
+              </w:rPr>
+            </w:pPr>
+            <w:r>
+              <w:rPr>
+                <w:rFonts w:asciiTheme="majorBidi" w:hAnsiTheme="majorBidi" w:cstheme="majorBidi"/>
+                <w:sz w:val="20"/>
+                <w:szCs w:val="20"/>
+                <w:rtl/>
+                <w:lang w:bidi="ar-IQ"/>
+              </w:rPr>
+              <w:t xml:space="preserve"/>
+            </w:r>
+          </w:p>
+        </w:tc>
+        <w:tc>
+          <w:tcPr>
+            <w:tcW w:w="339" w:type="pct"/>
+          </w:tcPr>
+          <w:p>
+            <w:pPr>
+              <w:keepNext/>
+              <w:keepLines/>
+              <w:spacing w:after="0"/>
+              <w:rPr>
+                <w:rFonts w:asciiTheme="majorBidi" w:hAnsiTheme="majorBidi" w:cstheme="majorBidi"/>
+                <w:sz w:val="20"/>
+                <w:szCs w:val="20"/>
+                <w:lang w:bidi="ar-IQ"/>
+              </w:rPr>
+            </w:pPr>
+            <w:r>
+              <w:rPr>
+                <w:rFonts w:asciiTheme="majorBidi" w:hAnsiTheme="majorBidi" w:cstheme="majorBidi"/>
+                <w:sz w:val="20"/>
+                <w:szCs w:val="20"/>
+                <w:rtl/>
+                <w:lang w:bidi="ar-IQ"/>
+              </w:rPr>
+              <w:t xml:space="preserve"/>
+            </w:r>
+          </w:p>
+        </w:tc>
+        <w:tc>
+          <w:tcPr>
+            <w:tcW w:w="1831" w:type="pct"/>
+          </w:tcPr>
+          <w:p>
+            <w:pPr>
+              <w:keepNext/>
+              <w:keepLines/>
+              <w:spacing w:after="0"/>
+              <w:rPr>
+                <w:rFonts w:asciiTheme="majorBidi" w:hAnsiTheme="majorBidi" w:cstheme="majorBidi"/>
+                <w:sz w:val="20"/>
+                <w:szCs w:val="20"/>
+                <w:lang w:bidi="ar-IQ"/>
+              </w:rPr>
+            </w:pPr>
+            <w:r>
+              <w:rPr>
+                <w:rFonts w:asciiTheme="majorBidi" w:hAnsiTheme="majorBidi" w:cstheme="majorBidi"/>
+                <w:sz w:val="20"/>
+                <w:szCs w:val="20"/>
+                <w:rtl/>
+                <w:lang w:bidi="ar-IQ"/>
+              </w:rPr>
+              <w:t xml:space="preserve">نظم التشغيل المتقدم</w:t>
+            </w:r>
+          </w:p>
+        </w:tc>
+        <w:tc>
+          <w:tcPr>
+            <w:tcW w:w="339" w:type="pct"/>
+          </w:tcPr>
+          <w:p>
+            <w:pPr>
+              <w:keepNext/>
+              <w:keepLines/>
+              <w:spacing w:after="0"/>
+              <w:rPr>
+                <w:rFonts w:asciiTheme="majorBidi" w:hAnsiTheme="majorBidi" w:cstheme="majorBidi"/>
+                <w:sz w:val="20"/>
+                <w:szCs w:val="20"/>
+                <w:lang w:bidi="ar-IQ"/>
+              </w:rPr>
+            </w:pPr>
+            <w:r>
+              <w:rPr>
+                <w:rFonts w:asciiTheme="majorBidi" w:hAnsiTheme="majorBidi" w:cstheme="majorBidi"/>
+                <w:sz w:val="20"/>
+                <w:szCs w:val="20"/>
+                <w:rtl/>
+                <w:lang w:bidi="ar-IQ"/>
+              </w:rPr>
+              <w:t xml:space="preserve">٥٦.٠</w:t>
+            </w:r>
+          </w:p>
+        </w:tc>
+        <w:tc>
+          <w:tcPr>
+            <w:tcW w:w="325" w:type="pct"/>
+          </w:tcPr>
+          <w:p>
+            <w:pPr>
+              <w:keepNext/>
+              <w:keepLines/>
+              <w:spacing w:after="0"/>
+              <w:rPr>
+                <w:rFonts w:asciiTheme="majorBidi" w:hAnsiTheme="majorBidi" w:cstheme="majorBidi"/>
+                <w:sz w:val="20"/>
+                <w:szCs w:val="20"/>
+              </w:rPr>
+            </w:pPr>
+            <w:r>
+              <w:rPr>
+                <w:rFonts w:asciiTheme="majorBidi" w:hAnsiTheme="majorBidi" w:cstheme="majorBidi"/>
+                <w:sz w:val="20"/>
+                <w:szCs w:val="20"/>
+                <w:rtl/>
+                <w:lang w:bidi="ar-IQ"/>
+              </w:rPr>
+              <w:t xml:space="preserve">٢</w:t>
+            </w:r>
+          </w:p>
+        </w:tc>
+      </w:tr>
+    </w:tbl>
+    <w:p>
+      <w:pPr>
+        <w:keepNext/>
+        <w:keepLines/>
+        <w:spacing w:line="240" w:lineRule="auto"/>
+        <w:rPr>
+          <w:rFonts w:asciiTheme="majorBidi" w:hAnsiTheme="majorBidi" w:cstheme="majorBidi"/>
+          <w:sz w:val="24"/>
+          <w:szCs w:val="24"/>
+          <w:lang w:bidi="ar-IQ"/>
+        </w:rPr>
+      </w:pPr>
+      <w:r>
+        <w:rPr>
+          <w:rFonts w:asciiTheme="majorBidi" w:hAnsiTheme="majorBidi" w:cstheme="majorBidi"/>
+          <w:sz w:val="24"/>
+          <w:szCs w:val="24"/>
+          <w:rtl/>
+          <w:lang w:bidi="ar-IQ"/>
+        </w:rPr>
+        <w:t xml:space="preserve"/>
+      </w:r>
+    </w:p>
+    <w:tbl>
+      <w:tblPr>
+        <w:tblStyle w:val="TableGrid"/>
+        <w:bidiVisual/>
+        <w:tblW w:w="5000" w:type="pct"/>
+        <w:tblLayout w:type="fixed"/>
+        <w:tblLook w:val="04A0" w:firstRow="1" w:lastRow="0" w:firstColumn="1" w:lastColumn="0" w:noHBand="0" w:noVBand="1"/>
+      </w:tblPr>
+      <w:tblGrid>
+        <w:gridCol w:w="3822"/>
+        <w:gridCol w:w="707"/>
+        <w:gridCol w:w="709"/>
+        <w:gridCol w:w="3829"/>
+        <w:gridCol w:w="709"/>
+        <w:gridCol w:w="680"/>
+      </w:tblGrid>
+      <w:tr>
+        <w:trPr>
+          <w:cantSplit/>
+        </w:trPr>
+        <w:tc>
+          <w:tcPr>
+            <w:tcW w:w="5000" w:type="pct"/>
+            <w:gridSpan w:val="6"/>
+          </w:tcPr>
+          <w:p>
+            <w:pPr>
+              <w:keepNext/>
+              <w:keepLines/>
+              <w:spacing w:after="0"/>
+              <w:jc w:val="center"/>
+              <w:rPr>
+                <w:rFonts w:asciiTheme="majorBidi" w:hAnsiTheme="majorBidi" w:cstheme="majorBidi"/>
+                <w:sz w:val="20"/>
+                <w:szCs w:val="20"/>
+                <w:rtl/>
+                <w:lang w:bidi="ar-IQ"/>
+              </w:rPr>
+            </w:pPr>
+            <w:r>
+              <w:rPr>
+                <w:rFonts w:asciiTheme="majorBidi" w:hAnsiTheme="majorBidi" w:cstheme="majorBidi"/>
+                <w:sz w:val="20"/>
+                <w:szCs w:val="20"/>
+                <w:rtl/>
+                <w:lang w:bidi="ar-IQ"/>
+              </w:rPr>
+              <w:t xml:space="preserve">العام الدراسي ٢٠١٩ - ٢٠٢٠</w:t>
+            </w:r>
+          </w:p>
+        </w:tc>
+      </w:tr>
+      <w:tr>
+        <w:trPr>
+          <w:cantSplit/>
+        </w:trPr>
+        <w:tc>
+          <w:tcPr>
+            <w:tcW w:w="2505" w:type="pct"/>
+            <w:gridSpan w:val="3"/>
+          </w:tcPr>
+          <w:p>
+            <w:pPr>
+              <w:keepNext/>
+              <w:keepLines/>
+              <w:spacing w:after="0"/>
+              <w:rPr>
+                <w:rFonts w:asciiTheme="majorBidi" w:hAnsiTheme="majorBidi" w:cstheme="majorBidi"/>
+                <w:sz w:val="20"/>
+                <w:szCs w:val="20"/>
+                <w:lang w:bidi="ar-IQ"/>
+              </w:rPr>
+            </w:pPr>
+            <w:r>
+              <w:rPr>
+                <w:rFonts w:asciiTheme="majorBidi" w:hAnsiTheme="majorBidi" w:cstheme="majorBidi"/>
+                <w:sz w:val="20"/>
+                <w:szCs w:val="20"/>
+                <w:rtl/>
+                <w:lang w:bidi="ar-IQ"/>
+              </w:rPr>
+              <w:t xml:space="preserve"/>
+            </w:r>
+          </w:p>
+        </w:tc>
+        <w:tc>
+          <w:tcPr>
+            <w:tcW w:w="2495" w:type="pct"/>
+            <w:gridSpan w:val="3"/>
+          </w:tcPr>
+          <w:p>
+            <w:pPr>
+              <w:keepNext/>
+              <w:keepLines/>
+              <w:spacing w:after="0"/>
+              <w:rPr>
+                <w:rFonts w:asciiTheme="majorBidi" w:hAnsiTheme="majorBidi" w:cstheme="majorBidi"/>
+                <w:sz w:val="20"/>
+                <w:szCs w:val="20"/>
+              </w:rPr>
+            </w:pPr>
+            <w:r>
+              <w:rPr>
+                <w:rFonts w:asciiTheme="majorBidi" w:hAnsiTheme="majorBidi" w:cstheme="majorBidi"/>
+                <w:sz w:val="20"/>
+                <w:szCs w:val="20"/>
+                <w:rtl/>
+                <w:lang w:bidi="ar-IQ"/>
+              </w:rPr>
+              <w:t xml:space="preserve"/>
+            </w:r>
+          </w:p>
+        </w:tc>
+      </w:tr>
+      <w:tr>
+        <w:trPr>
+          <w:cantSplit/>
+        </w:trPr>
+        <w:tc>
+          <w:tcPr>
+            <w:tcW w:w="1828" w:type="pct"/>
+          </w:tcPr>
+          <w:p>
+            <w:pPr>
+              <w:keepNext/>
+              <w:keepLines/>
+              <w:spacing w:after="0"/>
+              <w:rPr>
+                <w:rFonts w:asciiTheme="majorBidi" w:hAnsiTheme="majorBidi" w:cstheme="majorBidi"/>
+                <w:b/>
+                <w:bCs/>
+                <w:sz w:val="20"/>
+                <w:szCs w:val="20"/>
+                <w:lang w:bidi="ar-IQ"/>
+              </w:rPr>
+            </w:pPr>
+            <w:r>
+              <w:rPr>
+                <w:rFonts w:asciiTheme="majorBidi" w:hAnsiTheme="majorBidi" w:cstheme="majorBidi"/>
+                <w:b/>
+                <w:bCs/>
+                <w:sz w:val="20"/>
+                <w:szCs w:val="20"/>
+                <w:rtl/>
+              </w:rPr>
+              <w:t>المادة الدراسية</w:t>
+            </w:r>
+          </w:p>
+        </w:tc>
+        <w:tc>
+          <w:tcPr>
+            <w:tcW w:w="338" w:type="pct"/>
+          </w:tcPr>
+          <w:p>
+            <w:pPr>
+              <w:keepNext/>
+              <w:keepLines/>
+              <w:spacing w:after="0"/>
+              <w:rPr>
+                <w:rFonts w:asciiTheme="majorBidi" w:hAnsiTheme="majorBidi" w:cstheme="majorBidi"/>
+                <w:b/>
+                <w:bCs/>
+                <w:sz w:val="20"/>
+                <w:szCs w:val="20"/>
+                <w:lang w:bidi="ar-IQ"/>
+              </w:rPr>
+            </w:pPr>
+            <w:r>
+              <w:rPr>
+                <w:rFonts w:asciiTheme="majorBidi" w:hAnsiTheme="majorBidi" w:cstheme="majorBidi"/>
+                <w:b/>
+                <w:bCs/>
+                <w:sz w:val="20"/>
+                <w:szCs w:val="20"/>
+                <w:rtl/>
+              </w:rPr>
+              <w:t>الدرجة</w:t>
+            </w:r>
+          </w:p>
+        </w:tc>
+        <w:tc>
+          <w:tcPr>
+            <w:tcW w:w="339" w:type="pct"/>
+          </w:tcPr>
+          <w:p>
+            <w:pPr>
+              <w:keepNext/>
+              <w:keepLines/>
+              <w:spacing w:after="0"/>
+              <w:rPr>
+                <w:rFonts w:asciiTheme="majorBidi" w:hAnsiTheme="majorBidi" w:cstheme="majorBidi"/>
+                <w:b/>
+                <w:bCs/>
+                <w:sz w:val="20"/>
+                <w:szCs w:val="20"/>
+                <w:lang w:bidi="ar-IQ"/>
+              </w:rPr>
+            </w:pPr>
+            <w:r>
+              <w:rPr>
+                <w:rFonts w:asciiTheme="majorBidi" w:hAnsiTheme="majorBidi" w:cstheme="majorBidi"/>
+                <w:b/>
+                <w:bCs/>
+                <w:sz w:val="20"/>
+                <w:szCs w:val="20"/>
+                <w:rtl/>
+              </w:rPr>
+              <w:t>الوحدة</w:t>
+            </w:r>
+          </w:p>
+        </w:tc>
+        <w:tc>
+          <w:tcPr>
+            <w:tcW w:w="1831" w:type="pct"/>
+          </w:tcPr>
+          <w:p>
+            <w:pPr>
+              <w:keepNext/>
+              <w:keepLines/>
+              <w:spacing w:after="0"/>
+              <w:rPr>
+                <w:rFonts w:asciiTheme="majorBidi" w:hAnsiTheme="majorBidi" w:cstheme="majorBidi"/>
+                <w:b/>
+                <w:bCs/>
+                <w:sz w:val="20"/>
+                <w:szCs w:val="20"/>
+                <w:lang w:bidi="ar-IQ"/>
+              </w:rPr>
+            </w:pPr>
+            <w:r>
+              <w:rPr>
+                <w:rFonts w:asciiTheme="majorBidi" w:hAnsiTheme="majorBidi" w:cstheme="majorBidi"/>
+                <w:b/>
+                <w:bCs/>
+                <w:sz w:val="20"/>
+                <w:szCs w:val="20"/>
+                <w:rtl/>
+              </w:rPr>
+              <w:t>المادة الدراسية</w:t>
+            </w:r>
+          </w:p>
+        </w:tc>
+        <w:tc>
+          <w:tcPr>
+            <w:tcW w:w="339" w:type="pct"/>
+          </w:tcPr>
+          <w:p>
+            <w:pPr>
+              <w:keepNext/>
+              <w:keepLines/>
+              <w:spacing w:after="0"/>
+              <w:rPr>
+                <w:rFonts w:asciiTheme="majorBidi" w:hAnsiTheme="majorBidi" w:cstheme="majorBidi"/>
+                <w:b/>
+                <w:bCs/>
+                <w:sz w:val="20"/>
+                <w:szCs w:val="20"/>
+                <w:lang w:bidi="ar-IQ"/>
+              </w:rPr>
+            </w:pPr>
+            <w:r>
+              <w:rPr>
+                <w:rFonts w:asciiTheme="majorBidi" w:hAnsiTheme="majorBidi" w:cstheme="majorBidi"/>
+                <w:b/>
+                <w:bCs/>
+                <w:sz w:val="20"/>
+                <w:szCs w:val="20"/>
+                <w:rtl/>
+              </w:rPr>
+              <w:t>الدرجة</w:t>
+            </w:r>
+          </w:p>
+        </w:tc>
+        <w:tc>
+          <w:tcPr>
+            <w:tcW w:w="325" w:type="pct"/>
+          </w:tcPr>
+          <w:p>
+            <w:pPr>
+              <w:keepNext/>
+              <w:keepLines/>
+              <w:spacing w:after="0"/>
+              <w:rPr>
+                <w:rFonts w:asciiTheme="majorBidi" w:hAnsiTheme="majorBidi" w:cstheme="majorBidi"/>
+                <w:b/>
+                <w:bCs/>
+                <w:sz w:val="20"/>
+                <w:szCs w:val="20"/>
+              </w:rPr>
+            </w:pPr>
+            <w:r>
+              <w:rPr>
+                <w:rFonts w:asciiTheme="majorBidi" w:hAnsiTheme="majorBidi" w:cstheme="majorBidi"/>
+                <w:b/>
+                <w:bCs/>
+                <w:sz w:val="20"/>
+                <w:szCs w:val="20"/>
+                <w:rtl/>
+              </w:rPr>
+              <w:t>الوحدة</w:t>
+            </w:r>
+          </w:p>
+        </w:tc>
+      </w:tr>
+      <w:tr>
+        <w:trPr>
+          <w:cantSplit/>
+        </w:trPr>
+        <w:tc>
+          <w:tcPr>
+            <w:tcW w:w="1828" w:type="pct"/>
+          </w:tcPr>
+          <w:p>
+            <w:pPr>
+              <w:keepNext/>
+              <w:keepLines/>
+              <w:spacing w:after="0"/>
+              <w:rPr>
+                <w:rFonts w:asciiTheme="majorBidi" w:hAnsiTheme="majorBidi" w:cstheme="majorBidi"/>
+                <w:sz w:val="20"/>
+                <w:szCs w:val="20"/>
+                <w:lang w:bidi="ar-IQ"/>
+              </w:rPr>
+            </w:pPr>
+            <w:r>
+              <w:rPr>
+                <w:rFonts w:asciiTheme="majorBidi" w:hAnsiTheme="majorBidi" w:cstheme="majorBidi"/>
+                <w:sz w:val="20"/>
+                <w:szCs w:val="20"/>
+                <w:rtl/>
+                <w:lang w:bidi="ar-IQ"/>
+              </w:rPr>
+              <w:t xml:space="preserve">الحوسبة السحابية</w:t>
+            </w:r>
+          </w:p>
+        </w:tc>
+        <w:tc>
+          <w:tcPr>
+            <w:tcW w:w="338" w:type="pct"/>
+          </w:tcPr>
+          <w:p>
+            <w:pPr>
+              <w:keepNext/>
+              <w:keepLines/>
+              <w:spacing w:after="0"/>
+              <w:rPr>
+                <w:rFonts w:asciiTheme="majorBidi" w:hAnsiTheme="majorBidi" w:cstheme="majorBidi"/>
+                <w:sz w:val="20"/>
+                <w:szCs w:val="20"/>
+                <w:lang w:bidi="ar-IQ"/>
+              </w:rPr>
+            </w:pPr>
+            <w:r>
+              <w:rPr>
+                <w:rFonts w:asciiTheme="majorBidi" w:hAnsiTheme="majorBidi" w:cstheme="majorBidi"/>
+                <w:sz w:val="20"/>
+                <w:szCs w:val="20"/>
+                <w:rtl/>
+                <w:lang w:bidi="ar-IQ"/>
+              </w:rPr>
+              <w:t xml:space="preserve">٧٨.٠</w:t>
+            </w:r>
+          </w:p>
+        </w:tc>
+        <w:tc>
+          <w:tcPr>
+            <w:tcW w:w="339" w:type="pct"/>
+          </w:tcPr>
+          <w:p>
+            <w:pPr>
+              <w:keepNext/>
+              <w:keepLines/>
+              <w:spacing w:after="0"/>
+              <w:rPr>
+                <w:rFonts w:asciiTheme="majorBidi" w:hAnsiTheme="majorBidi" w:cstheme="majorBidi"/>
+                <w:sz w:val="20"/>
+                <w:szCs w:val="20"/>
+                <w:lang w:bidi="ar-IQ"/>
+              </w:rPr>
+            </w:pPr>
+            <w:r>
+              <w:rPr>
+                <w:rFonts w:asciiTheme="majorBidi" w:hAnsiTheme="majorBidi" w:cstheme="majorBidi"/>
+                <w:sz w:val="20"/>
+                <w:szCs w:val="20"/>
+                <w:rtl/>
+                <w:lang w:bidi="ar-IQ"/>
+              </w:rPr>
+              <w:t xml:space="preserve">٢</w:t>
+            </w:r>
+          </w:p>
+        </w:tc>
+        <w:tc>
+          <w:tcPr>
+            <w:tcW w:w="1831" w:type="pct"/>
+          </w:tcPr>
+          <w:p>
+            <w:pPr>
+              <w:keepNext/>
+              <w:keepLines/>
+              <w:spacing w:after="0"/>
+              <w:rPr>
+                <w:rFonts w:asciiTheme="majorBidi" w:hAnsiTheme="majorBidi" w:cstheme="majorBidi"/>
+                <w:sz w:val="20"/>
+                <w:szCs w:val="20"/>
+                <w:lang w:bidi="ar-IQ"/>
+              </w:rPr>
+            </w:pPr>
+            <w:r>
+              <w:rPr>
+                <w:rFonts w:asciiTheme="majorBidi" w:hAnsiTheme="majorBidi" w:cstheme="majorBidi"/>
+                <w:sz w:val="20"/>
+                <w:szCs w:val="20"/>
+                <w:rtl/>
+                <w:lang w:bidi="ar-IQ"/>
+              </w:rPr>
+              <w:t xml:space="preserve"/>
+            </w:r>
+          </w:p>
+        </w:tc>
+        <w:tc>
+          <w:tcPr>
+            <w:tcW w:w="339" w:type="pct"/>
+          </w:tcPr>
+          <w:p>
+            <w:pPr>
+              <w:keepNext/>
+              <w:keepLines/>
+              <w:spacing w:after="0"/>
+              <w:rPr>
+                <w:rFonts w:asciiTheme="majorBidi" w:hAnsiTheme="majorBidi" w:cstheme="majorBidi"/>
+                <w:sz w:val="20"/>
+                <w:szCs w:val="20"/>
+                <w:lang w:bidi="ar-IQ"/>
+              </w:rPr>
+            </w:pPr>
+            <w:r>
+              <w:rPr>
+                <w:rFonts w:asciiTheme="majorBidi" w:hAnsiTheme="majorBidi" w:cstheme="majorBidi"/>
+                <w:sz w:val="20"/>
+                <w:szCs w:val="20"/>
+                <w:rtl/>
+                <w:lang w:bidi="ar-IQ"/>
+              </w:rPr>
+              <w:t xml:space="preserve"/>
+            </w:r>
+          </w:p>
+        </w:tc>
+        <w:tc>
+          <w:tcPr>
+            <w:tcW w:w="325" w:type="pct"/>
+          </w:tcPr>
+          <w:p>
+            <w:pPr>
+              <w:keepNext/>
+              <w:keepLines/>
+              <w:spacing w:after="0"/>
+              <w:rPr>
+                <w:rFonts w:asciiTheme="majorBidi" w:hAnsiTheme="majorBidi" w:cstheme="majorBidi"/>
+                <w:sz w:val="20"/>
+                <w:szCs w:val="20"/>
+              </w:rPr>
+            </w:pPr>
+            <w:r>
+              <w:rPr>
+                <w:rFonts w:asciiTheme="majorBidi" w:hAnsiTheme="majorBidi" w:cstheme="majorBidi"/>
+                <w:sz w:val="20"/>
+                <w:szCs w:val="20"/>
+                <w:rtl/>
+                <w:lang w:bidi="ar-IQ"/>
+              </w:rPr>
+              <w:t xml:space="preserve"/>
+            </w:r>
+          </w:p>
+        </w:tc>
+      </w:tr>
+      <w:tr>
+        <w:trPr>
+          <w:cantSplit/>
+        </w:trPr>
+        <w:tc>
+          <w:tcPr>
+            <w:tcW w:w="1828" w:type="pct"/>
+          </w:tcPr>
+          <w:p>
+            <w:pPr>
+              <w:keepNext/>
+              <w:keepLines/>
+              <w:spacing w:after="0"/>
+              <w:rPr>
+                <w:rFonts w:asciiTheme="majorBidi" w:hAnsiTheme="majorBidi" w:cstheme="majorBidi"/>
+                <w:sz w:val="20"/>
+                <w:szCs w:val="20"/>
+                <w:lang w:bidi="ar-IQ"/>
+              </w:rPr>
+            </w:pPr>
+            <w:r>
+              <w:rPr>
+                <w:rFonts w:asciiTheme="majorBidi" w:hAnsiTheme="majorBidi" w:cstheme="majorBidi"/>
+                <w:sz w:val="20"/>
+                <w:szCs w:val="20"/>
+                <w:rtl/>
+                <w:lang w:bidi="ar-IQ"/>
+              </w:rPr>
+              <w:t xml:space="preserve">تطبيقات النقال</w:t>
+            </w:r>
+          </w:p>
+        </w:tc>
+        <w:tc>
+          <w:tcPr>
+            <w:tcW w:w="338" w:type="pct"/>
+          </w:tcPr>
+          <w:p>
+            <w:pPr>
+              <w:keepNext/>
+              <w:keepLines/>
+              <w:spacing w:after="0"/>
+              <w:rPr>
+                <w:rFonts w:asciiTheme="majorBidi" w:hAnsiTheme="majorBidi" w:cstheme="majorBidi"/>
+                <w:sz w:val="20"/>
+                <w:szCs w:val="20"/>
+                <w:lang w:bidi="ar-IQ"/>
+              </w:rPr>
+            </w:pPr>
+            <w:r>
+              <w:rPr>
+                <w:rFonts w:asciiTheme="majorBidi" w:hAnsiTheme="majorBidi" w:cstheme="majorBidi"/>
+                <w:sz w:val="20"/>
+                <w:szCs w:val="20"/>
+                <w:rtl/>
+                <w:lang w:bidi="ar-IQ"/>
+              </w:rPr>
+              <w:t xml:space="preserve">٩٨.٠</w:t>
+            </w:r>
+          </w:p>
+        </w:tc>
+        <w:tc>
+          <w:tcPr>
+            <w:tcW w:w="339" w:type="pct"/>
+          </w:tcPr>
+          <w:p>
+            <w:pPr>
+              <w:keepNext/>
+              <w:keepLines/>
+              <w:spacing w:after="0"/>
+              <w:rPr>
+                <w:rFonts w:asciiTheme="majorBidi" w:hAnsiTheme="majorBidi" w:cstheme="majorBidi"/>
+                <w:sz w:val="20"/>
+                <w:szCs w:val="20"/>
+                <w:lang w:bidi="ar-IQ"/>
+              </w:rPr>
+            </w:pPr>
+            <w:r>
+              <w:rPr>
+                <w:rFonts w:asciiTheme="majorBidi" w:hAnsiTheme="majorBidi" w:cstheme="majorBidi"/>
+                <w:sz w:val="20"/>
+                <w:szCs w:val="20"/>
+                <w:rtl/>
+                <w:lang w:bidi="ar-IQ"/>
+              </w:rPr>
+              <w:t xml:space="preserve">٣</w:t>
+            </w:r>
+          </w:p>
+        </w:tc>
+        <w:tc>
+          <w:tcPr>
+            <w:tcW w:w="1831" w:type="pct"/>
+          </w:tcPr>
+          <w:p>
+            <w:pPr>
+              <w:keepNext/>
+              <w:keepLines/>
+              <w:spacing w:after="0"/>
+              <w:rPr>
+                <w:rFonts w:asciiTheme="majorBidi" w:hAnsiTheme="majorBidi" w:cstheme="majorBidi"/>
+                <w:sz w:val="20"/>
+                <w:szCs w:val="20"/>
+                <w:lang w:bidi="ar-IQ"/>
+              </w:rPr>
+            </w:pPr>
+            <w:r>
+              <w:rPr>
+                <w:rFonts w:asciiTheme="majorBidi" w:hAnsiTheme="majorBidi" w:cstheme="majorBidi"/>
+                <w:sz w:val="20"/>
+                <w:szCs w:val="20"/>
+                <w:rtl/>
+                <w:lang w:bidi="ar-IQ"/>
+              </w:rPr>
+              <w:t xml:space="preserve"/>
+            </w:r>
+          </w:p>
+        </w:tc>
+        <w:tc>
+          <w:tcPr>
+            <w:tcW w:w="339" w:type="pct"/>
+          </w:tcPr>
+          <w:p>
+            <w:pPr>
+              <w:keepNext/>
+              <w:keepLines/>
+              <w:spacing w:after="0"/>
+              <w:rPr>
+                <w:rFonts w:asciiTheme="majorBidi" w:hAnsiTheme="majorBidi" w:cstheme="majorBidi"/>
+                <w:sz w:val="20"/>
+                <w:szCs w:val="20"/>
+                <w:lang w:bidi="ar-IQ"/>
+              </w:rPr>
+            </w:pPr>
+            <w:r>
+              <w:rPr>
+                <w:rFonts w:asciiTheme="majorBidi" w:hAnsiTheme="majorBidi" w:cstheme="majorBidi"/>
+                <w:sz w:val="20"/>
+                <w:szCs w:val="20"/>
+                <w:rtl/>
+                <w:lang w:bidi="ar-IQ"/>
+              </w:rPr>
+              <w:t xml:space="preserve"/>
+            </w:r>
+          </w:p>
+        </w:tc>
+        <w:tc>
+          <w:tcPr>
+            <w:tcW w:w="325" w:type="pct"/>
+          </w:tcPr>
+          <w:p>
+            <w:pPr>
+              <w:keepNext/>
+              <w:keepLines/>
+              <w:spacing w:after="0"/>
+              <w:rPr>
+                <w:rFonts w:asciiTheme="majorBidi" w:hAnsiTheme="majorBidi" w:cstheme="majorBidi"/>
+                <w:sz w:val="20"/>
+                <w:szCs w:val="20"/>
+              </w:rPr>
+            </w:pPr>
+            <w:r>
+              <w:rPr>
+                <w:rFonts w:asciiTheme="majorBidi" w:hAnsiTheme="majorBidi" w:cstheme="majorBidi"/>
+                <w:sz w:val="20"/>
+                <w:szCs w:val="20"/>
+                <w:rtl/>
+                <w:lang w:bidi="ar-IQ"/>
+              </w:rPr>
+              <w:t xml:space="preserve"/>
+            </w:r>
+          </w:p>
+        </w:tc>
+      </w:tr>
+      <w:tr>
+        <w:trPr>
+          <w:cantSplit/>
+        </w:trPr>
+        <w:tc>
+          <w:tcPr>
+            <w:tcW w:w="1828" w:type="pct"/>
+          </w:tcPr>
+          <w:p>
+            <w:pPr>
+              <w:keepNext/>
+              <w:keepLines/>
+              <w:spacing w:after="0"/>
+              <w:rPr>
+                <w:rFonts w:asciiTheme="majorBidi" w:hAnsiTheme="majorBidi" w:cstheme="majorBidi"/>
+                <w:sz w:val="20"/>
+                <w:szCs w:val="20"/>
+                <w:lang w:bidi="ar-IQ"/>
+              </w:rPr>
+            </w:pPr>
+            <w:r>
+              <w:rPr>
+                <w:rFonts w:asciiTheme="majorBidi" w:hAnsiTheme="majorBidi" w:cstheme="majorBidi"/>
+                <w:sz w:val="20"/>
+                <w:szCs w:val="20"/>
+                <w:rtl/>
+                <w:lang w:bidi="ar-IQ"/>
+              </w:rPr>
+              <w:t xml:space="preserve">مهارات الاتصال</w:t>
+            </w:r>
+          </w:p>
+        </w:tc>
+        <w:tc>
+          <w:tcPr>
+            <w:tcW w:w="338" w:type="pct"/>
+          </w:tcPr>
+          <w:p>
+            <w:pPr>
+              <w:keepNext/>
+              <w:keepLines/>
+              <w:spacing w:after="0"/>
+              <w:rPr>
+                <w:rFonts w:asciiTheme="majorBidi" w:hAnsiTheme="majorBidi" w:cstheme="majorBidi"/>
+                <w:sz w:val="20"/>
+                <w:szCs w:val="20"/>
+                <w:lang w:bidi="ar-IQ"/>
+              </w:rPr>
+            </w:pPr>
+            <w:r>
+              <w:rPr>
+                <w:rFonts w:asciiTheme="majorBidi" w:hAnsiTheme="majorBidi" w:cstheme="majorBidi"/>
+                <w:sz w:val="20"/>
+                <w:szCs w:val="20"/>
+                <w:rtl/>
+                <w:lang w:bidi="ar-IQ"/>
+              </w:rPr>
+              <w:t xml:space="preserve">٨٧.٠</w:t>
+            </w:r>
+          </w:p>
+        </w:tc>
+        <w:tc>
+          <w:tcPr>
+            <w:tcW w:w="339" w:type="pct"/>
+          </w:tcPr>
+          <w:p>
+            <w:pPr>
+              <w:keepNext/>
+              <w:keepLines/>
+              <w:spacing w:after="0"/>
+              <w:rPr>
+                <w:rFonts w:asciiTheme="majorBidi" w:hAnsiTheme="majorBidi" w:cstheme="majorBidi"/>
+                <w:sz w:val="20"/>
+                <w:szCs w:val="20"/>
+                <w:lang w:bidi="ar-IQ"/>
+              </w:rPr>
+            </w:pPr>
+            <w:r>
+              <w:rPr>
+                <w:rFonts w:asciiTheme="majorBidi" w:hAnsiTheme="majorBidi" w:cstheme="majorBidi"/>
+                <w:sz w:val="20"/>
+                <w:szCs w:val="20"/>
+                <w:rtl/>
+                <w:lang w:bidi="ar-IQ"/>
+              </w:rPr>
+              <w:t xml:space="preserve">٢</w:t>
+            </w:r>
+          </w:p>
+        </w:tc>
+        <w:tc>
+          <w:tcPr>
+            <w:tcW w:w="1831" w:type="pct"/>
+          </w:tcPr>
+          <w:p>
+            <w:pPr>
+              <w:keepNext/>
+              <w:keepLines/>
+              <w:spacing w:after="0"/>
+              <w:rPr>
+                <w:rFonts w:asciiTheme="majorBidi" w:hAnsiTheme="majorBidi" w:cstheme="majorBidi"/>
+                <w:sz w:val="20"/>
+                <w:szCs w:val="20"/>
+                <w:lang w:bidi="ar-IQ"/>
+              </w:rPr>
+            </w:pPr>
+            <w:r>
+              <w:rPr>
+                <w:rFonts w:asciiTheme="majorBidi" w:hAnsiTheme="majorBidi" w:cstheme="majorBidi"/>
+                <w:sz w:val="20"/>
+                <w:szCs w:val="20"/>
+                <w:rtl/>
+                <w:lang w:bidi="ar-IQ"/>
+              </w:rPr>
+              <w:t xml:space="preserve"/>
+            </w:r>
+          </w:p>
+        </w:tc>
+        <w:tc>
+          <w:tcPr>
+            <w:tcW w:w="339" w:type="pct"/>
+          </w:tcPr>
+          <w:p>
+            <w:pPr>
+              <w:keepNext/>
+              <w:keepLines/>
+              <w:spacing w:after="0"/>
+              <w:rPr>
+                <w:rFonts w:asciiTheme="majorBidi" w:hAnsiTheme="majorBidi" w:cstheme="majorBidi"/>
+                <w:sz w:val="20"/>
+                <w:szCs w:val="20"/>
+                <w:lang w:bidi="ar-IQ"/>
+              </w:rPr>
+            </w:pPr>
+            <w:r>
+              <w:rPr>
+                <w:rFonts w:asciiTheme="majorBidi" w:hAnsiTheme="majorBidi" w:cstheme="majorBidi"/>
+                <w:sz w:val="20"/>
+                <w:szCs w:val="20"/>
+                <w:rtl/>
+                <w:lang w:bidi="ar-IQ"/>
+              </w:rPr>
+              <w:t xml:space="preserve"/>
+            </w:r>
+          </w:p>
+        </w:tc>
+        <w:tc>
+          <w:tcPr>
+            <w:tcW w:w="325" w:type="pct"/>
+          </w:tcPr>
+          <w:p>
+            <w:pPr>
+              <w:keepNext/>
+              <w:keepLines/>
+              <w:spacing w:after="0"/>
+              <w:rPr>
+                <w:rFonts w:asciiTheme="majorBidi" w:hAnsiTheme="majorBidi" w:cstheme="majorBidi"/>
+                <w:sz w:val="20"/>
+                <w:szCs w:val="20"/>
+              </w:rPr>
+            </w:pPr>
+            <w:r>
+              <w:rPr>
+                <w:rFonts w:asciiTheme="majorBidi" w:hAnsiTheme="majorBidi" w:cstheme="majorBidi"/>
+                <w:sz w:val="20"/>
+                <w:szCs w:val="20"/>
+                <w:rtl/>
+                <w:lang w:bidi="ar-IQ"/>
+              </w:rPr>
+              <w:t xml:space="preserve"/>
+            </w:r>
+          </w:p>
+        </w:tc>
+      </w:tr>
+      <w:tr>
+        <w:trPr>
+          <w:cantSplit/>
+        </w:trPr>
+        <w:tc>
+          <w:tcPr>
+            <w:tcW w:w="1828" w:type="pct"/>
+          </w:tcPr>
+          <w:p>
+            <w:pPr>
+              <w:keepNext/>
+              <w:keepLines/>
+              <w:spacing w:after="0"/>
+              <w:rPr>
+                <w:rFonts w:asciiTheme="majorBidi" w:hAnsiTheme="majorBidi" w:cstheme="majorBidi"/>
+                <w:sz w:val="20"/>
+                <w:szCs w:val="20"/>
+                <w:lang w:bidi="ar-IQ"/>
+              </w:rPr>
+            </w:pPr>
+            <w:r>
+              <w:rPr>
+                <w:rFonts w:asciiTheme="majorBidi" w:hAnsiTheme="majorBidi" w:cstheme="majorBidi"/>
+                <w:sz w:val="20"/>
+                <w:szCs w:val="20"/>
+                <w:rtl/>
+                <w:lang w:bidi="ar-IQ"/>
+              </w:rPr>
+              <w:t xml:space="preserve">نظرية المعلومات</w:t>
+            </w:r>
+          </w:p>
+        </w:tc>
+        <w:tc>
+          <w:tcPr>
+            <w:tcW w:w="338" w:type="pct"/>
+          </w:tcPr>
+          <w:p>
+            <w:pPr>
+              <w:keepNext/>
+              <w:keepLines/>
+              <w:spacing w:after="0"/>
+              <w:rPr>
+                <w:rFonts w:asciiTheme="majorBidi" w:hAnsiTheme="majorBidi" w:cstheme="majorBidi"/>
+                <w:sz w:val="20"/>
+                <w:szCs w:val="20"/>
+                <w:lang w:bidi="ar-IQ"/>
+              </w:rPr>
+            </w:pPr>
+            <w:r>
+              <w:rPr>
+                <w:rFonts w:asciiTheme="majorBidi" w:hAnsiTheme="majorBidi" w:cstheme="majorBidi"/>
+                <w:sz w:val="20"/>
+                <w:szCs w:val="20"/>
+                <w:rtl/>
+                <w:lang w:bidi="ar-IQ"/>
+              </w:rPr>
+              <w:t xml:space="preserve">٧٧.٠</w:t>
             </w:r>
           </w:p>
         </w:tc>
@@ -6678,7 +7866,7 @@
                 <w:bCs/>
                 <w:lang w:bidi="ar-IQ"/>
               </w:rPr>
-              <w:t xml:space="preserve">  أسراء فاضل عبد</w:t>
+              <w:t xml:space="preserve">الأستاذ الدكتور هشام كاظم هاشم</w:t>
             </w:r>
           </w:p>
           <w:p>
@@ -6696,7 +7884,7 @@
                 <w:rtl/>
                 <w:lang w:bidi="ar-IQ"/>
               </w:rPr>
-              <w:t xml:space="preserve">مسؤول وحدة الوثائق</w:t>
+              <w:t xml:space="preserve">العميد</w:t>
             </w:r>
           </w:p>
         </w:tc>
@@ -6742,7 +7930,7 @@
                 <w:bCs/>
                 <w:lang w:bidi="ar-IQ"/>
               </w:rPr>
-              <w:t xml:space="preserve">الأستاذ الدكتور رائدة سالم خضير</w:t>
+              <w:t xml:space="preserve">الأستاذ المساعد حيدر خزعل محبس</w:t>
             </w:r>
           </w:p>
           <w:p>
@@ -6759,7 +7947,7 @@
                 <w:rtl/>
                 <w:lang w:bidi="ar-IQ"/>
               </w:rPr>
-              <w:t xml:space="preserve">معاون العميد للشوون العلمية والدراسات العليا</w:t>
+              <w:t xml:space="preserve">مساعد رئيس الجامعة للشؤون العلمية</w:t>
             </w:r>
           </w:p>
         </w:tc>
@@ -6846,7 +8034,7 @@
                 <w:bCs/>
                 <w:lang w:bidi="ar-IQ"/>
               </w:rPr>
-              <w:t xml:space="preserve">الأستاذ المساعد حيدر خزعل محبس</w:t>
+              <w:t xml:space="preserve">المدرس الدكتور مرتجى علي ساري</w:t>
             </w:r>
           </w:p>
           <w:p>
@@ -6864,7 +8052,7 @@
                 <w:rtl/>
                 <w:lang w:bidi="ar-IQ"/>
               </w:rPr>
-              <w:t xml:space="preserve">مساعد رئيس الجامعة للشؤون العلمية</w:t>
+              <w:t xml:space="preserve">مدير التسجيل</w:t>
             </w:r>
           </w:p>
         </w:tc>
@@ -6936,7 +8124,7 @@
                 <w:bCs/>
                 <w:lang w:bidi="ar-IQ"/>
               </w:rPr>
-              <w:t xml:space="preserve">  نغم باسل محمود</w:t>
+              <w:t xml:space="preserve">الأستاذ الدكتور رائدة سالم خضير</w:t>
             </w:r>
           </w:p>
           <w:p>
@@ -6954,7 +8142,7 @@
                 <w:rtl/>
                 <w:lang w:bidi="ar-IQ"/>
               </w:rPr>
-              <w:t xml:space="preserve">منظم الوثيقة</w:t>
+              <w:t xml:space="preserve">معاون العميد للشوون العلمية والدراسات العليا</w:t>
             </w:r>
           </w:p>
         </w:tc>
@@ -7068,7 +8256,7 @@
                 <w:bCs/>
                 <w:lang w:bidi="ar-IQ"/>
               </w:rPr>
-              <w:t xml:space="preserve">المدرس الدكتور مرتجى علي ساري</w:t>
+              <w:t xml:space="preserve"> نغم باسل محمود</w:t>
             </w:r>
           </w:p>
           <w:p>
@@ -7084,7 +8272,7 @@
                 <w:rtl/>
                 <w:lang w:bidi="ar-IQ"/>
               </w:rPr>
-              <w:t xml:space="preserve">مدير التسجيل</w:t>
+              <w:t xml:space="preserve">منظم الوثيقة</w:t>
             </w:r>
           </w:p>
         </w:tc>
@@ -7110,7 +8298,7 @@
                 <w:bCs/>
                 <w:lang w:bidi="ar-IQ"/>
               </w:rPr>
-              <w:t xml:space="preserve">الأستاذ الدكتور هشام كاظم هاشم</w:t>
+              <w:t xml:space="preserve"> أسراء فاضل عبد</w:t>
             </w:r>
           </w:p>
           <w:p>
@@ -7127,12 +8315,55 @@
                 <w:rtl/>
                 <w:lang w:bidi="ar-IQ"/>
               </w:rPr>
-              <w:t xml:space="preserve">العميد</w:t>
+              <w:t xml:space="preserve">مسؤول وحدة الوثائق</w:t>
             </w:r>
           </w:p>
         </w:tc>
       </w:tr>
     </w:tbl>
+    <w:p>
+      <w:pPr>
+        <w:pStyle w:val="ListParagraph"/>
+        <w:numPr>
+          <w:ilvl w:val="0"/>
+          <w:numId w:val="28"/>
+        </w:numPr>
+        <w:rPr>
+          <w:rFonts w:asciiTheme="majorBidi" w:hAnsiTheme="majorBidi" w:cstheme="majorBidi"/>
+          <w:sz w:val="24"/>
+          <w:szCs w:val="24"/>
+          <w:lang w:bidi="ar-IQ"/>
+        </w:rPr>
+      </w:pPr>
+      <w:r>
+        <w:rPr>
+          <w:rFonts w:asciiTheme="majorBidi" w:hAnsiTheme="majorBidi" w:cstheme="majorBidi"/>
+          <w:sz w:val="24"/>
+          <w:szCs w:val="24"/>
+          <w:rtl/>
+        </w:rPr>
+        <w:t xml:space="preserve">التدريب الصيفي: أكمل الطالب متطلبات التدريب الصيفي خلال العام الدراسي </w:t>
+      </w:r>
+      <w:r>
+        <w:rPr>
+          <w:rFonts w:asciiTheme="majorBidi" w:hAnsiTheme="majorBidi" w:cstheme="majorBidi"/>
+          <w:sz w:val="24"/>
+          <w:szCs w:val="24"/>
+          <w:rtl/>
+          <w:lang w:bidi="ar-IQ"/>
+        </w:rPr>
+        <w:t xml:space="preserve">٢٠١٩</w:t>
+      </w:r>
+      <w:r>
+        <w:rPr>
+          <w:rFonts w:asciiTheme="majorBidi" w:hAnsiTheme="majorBidi" w:cstheme="majorBidi" w:hint="cs"/>
+          <w:sz w:val="24"/>
+          <w:szCs w:val="24"/>
+          <w:rtl/>
+        </w:rPr>
+        <w:t>.</w:t>
+      </w:r>
+    </w:p>
     <w:p>
       <w:pPr>
         <w:pStyle w:val="ListParagraph"/>

--- a/certificates/semester - Temp - Ar - D - SBS - دانيا احمد شهاب احمد.docx
+++ b/certificates/semester - Temp - Ar - D - SBS - دانيا احمد شهاب احمد.docx
@@ -289,7 +289,7 @@
                 <w:szCs w:val="24"/>
                 <w:lang w:bidi="ar-IQ"/>
               </w:rPr>
-              <w:t xml:space="preserve"> -البصرة</w:t>
+              <w:t xml:space="preserve">١١-١١-١٩٩٦ -البصرة</w:t>
             </w:r>
           </w:p>
         </w:tc>
@@ -528,7 +528,7 @@
                 <w:rtl/>
                 <w:lang w:bidi="ar-IQ"/>
               </w:rPr>
-              <w:t xml:space="preserve"> ٢٠٢٠-١١-١٧</w:t>
+              <w:t xml:space="preserve"> ١٧-١١-٢٠٢٠</w:t>
             </w:r>
           </w:p>
         </w:tc>
@@ -679,7 +679,7 @@
                 <w:rtl/>
                 <w:lang w:bidi="ar-IQ"/>
               </w:rPr>
-              <w:t xml:space="preserve">٥٥</w:t>
+              <w:t xml:space="preserve">٨١</w:t>
             </w:r>
           </w:p>
         </w:tc>
@@ -716,7 +716,7 @@
                 <w:rtl/>
                 <w:lang w:bidi="ar-IQ"/>
               </w:rPr>
-              <w:t xml:space="preserve"> ٥٨</w:t>
+              <w:t xml:space="preserve"> ٢٩</w:t>
             </w:r>
           </w:p>
         </w:tc>
@@ -881,7 +881,7 @@
                 <w:rtl/>
                 <w:lang w:bidi="ar-IQ"/>
               </w:rPr>
-              <w:t xml:space="preserve">العام الدراسي ٢٠١٥ - ٢٠١٦</w:t>
+              <w:t xml:space="preserve">العام الدراسي ‎٢٠١٥-٢٠١٦‎</w:t>
             </w:r>
           </w:p>
         </w:tc>
@@ -1166,40 +1166,96 @@
                 <w:rtl/>
                 <w:lang w:bidi="ar-IQ"/>
               </w:rPr>
+              <w:t xml:space="preserve">البرمجة 2*</w:t>
+            </w:r>
+          </w:p>
+        </w:tc>
+        <w:tc>
+          <w:tcPr>
+            <w:tcW w:w="338" w:type="pct"/>
+          </w:tcPr>
+          <w:p>
+            <w:pPr>
+              <w:keepNext/>
+              <w:keepLines/>
+              <w:spacing w:after="0"/>
+              <w:rPr>
+                <w:rFonts w:asciiTheme="majorBidi" w:hAnsiTheme="majorBidi" w:cstheme="majorBidi"/>
+                <w:sz w:val="20"/>
+                <w:szCs w:val="20"/>
+                <w:lang w:bidi="ar-IQ"/>
+              </w:rPr>
+            </w:pPr>
+            <w:r>
+              <w:rPr>
+                <w:rFonts w:asciiTheme="majorBidi" w:hAnsiTheme="majorBidi" w:cstheme="majorBidi"/>
+                <w:sz w:val="20"/>
+                <w:szCs w:val="20"/>
+                <w:rtl/>
+                <w:lang w:bidi="ar-IQ"/>
+              </w:rPr>
+              <w:t xml:space="preserve">٥٠</w:t>
+            </w:r>
+          </w:p>
+        </w:tc>
+        <w:tc>
+          <w:tcPr>
+            <w:tcW w:w="339" w:type="pct"/>
+          </w:tcPr>
+          <w:p>
+            <w:pPr>
+              <w:keepNext/>
+              <w:keepLines/>
+              <w:spacing w:after="0"/>
+              <w:rPr>
+                <w:rFonts w:asciiTheme="majorBidi" w:hAnsiTheme="majorBidi" w:cstheme="majorBidi"/>
+                <w:sz w:val="20"/>
+                <w:szCs w:val="20"/>
+                <w:lang w:bidi="ar-IQ"/>
+              </w:rPr>
+            </w:pPr>
+            <w:r>
+              <w:rPr>
+                <w:rFonts w:asciiTheme="majorBidi" w:hAnsiTheme="majorBidi" w:cstheme="majorBidi"/>
+                <w:sz w:val="20"/>
+                <w:szCs w:val="20"/>
+                <w:rtl/>
+                <w:lang w:bidi="ar-IQ"/>
+              </w:rPr>
+              <w:t xml:space="preserve">٤</w:t>
+            </w:r>
+          </w:p>
+        </w:tc>
+        <w:tc>
+          <w:tcPr>
+            <w:tcW w:w="1831" w:type="pct"/>
+          </w:tcPr>
+          <w:p>
+            <w:pPr>
+              <w:keepNext/>
+              <w:keepLines/>
+              <w:spacing w:after="0"/>
+              <w:rPr>
+                <w:rFonts w:asciiTheme="majorBidi" w:hAnsiTheme="majorBidi" w:cstheme="majorBidi"/>
+                <w:sz w:val="20"/>
+                <w:szCs w:val="20"/>
+                <w:lang w:bidi="ar-IQ"/>
+              </w:rPr>
+            </w:pPr>
+            <w:r>
+              <w:rPr>
+                <w:rFonts w:asciiTheme="majorBidi" w:hAnsiTheme="majorBidi" w:cstheme="majorBidi"/>
+                <w:sz w:val="20"/>
+                <w:szCs w:val="20"/>
+                <w:rtl/>
+                <w:lang w:bidi="ar-IQ"/>
+              </w:rPr>
               <w:t xml:space="preserve">إسعافات أولية</w:t>
             </w:r>
           </w:p>
         </w:tc>
         <w:tc>
           <w:tcPr>
-            <w:tcW w:w="338" w:type="pct"/>
-          </w:tcPr>
-          <w:p>
-            <w:pPr>
-              <w:keepNext/>
-              <w:keepLines/>
-              <w:spacing w:after="0"/>
-              <w:rPr>
-                <w:rFonts w:asciiTheme="majorBidi" w:hAnsiTheme="majorBidi" w:cstheme="majorBidi"/>
-                <w:sz w:val="20"/>
-                <w:szCs w:val="20"/>
-                <w:lang w:bidi="ar-IQ"/>
-              </w:rPr>
-            </w:pPr>
-            <w:r>
-              <w:rPr>
-                <w:rFonts w:asciiTheme="majorBidi" w:hAnsiTheme="majorBidi" w:cstheme="majorBidi"/>
-                <w:sz w:val="20"/>
-                <w:szCs w:val="20"/>
-                <w:rtl/>
-                <w:lang w:bidi="ar-IQ"/>
-              </w:rPr>
-              <w:t xml:space="preserve">٧٨.٠</w:t>
-            </w:r>
-          </w:p>
-        </w:tc>
-        <w:tc>
-          <w:tcPr>
             <w:tcW w:w="339" w:type="pct"/>
           </w:tcPr>
           <w:p>
@@ -1222,63 +1278,7 @@
                 <w:rtl/>
                 <w:lang w:bidi="ar-IQ"/>
               </w:rPr>
-              <w:t xml:space="preserve">٢</w:t>
-            </w:r>
-          </w:p>
-        </w:tc>
-        <w:tc>
-          <w:tcPr>
-            <w:tcW w:w="1831" w:type="pct"/>
-          </w:tcPr>
-          <w:p>
-            <w:pPr>
-              <w:keepNext/>
-              <w:keepLines/>
-              <w:spacing w:after="0"/>
-              <w:rPr>
-                <w:rFonts w:asciiTheme="majorBidi" w:hAnsiTheme="majorBidi" w:cstheme="majorBidi"/>
-                <w:sz w:val="20"/>
-                <w:szCs w:val="20"/>
-                <w:lang w:bidi="ar-IQ"/>
-              </w:rPr>
-            </w:pPr>
-            <w:r>
-              <w:rPr>
-                <w:rFonts w:asciiTheme="majorBidi" w:hAnsiTheme="majorBidi" w:cstheme="majorBidi"/>
-                <w:sz w:val="20"/>
-                <w:szCs w:val="20"/>
-                <w:rtl/>
-                <w:lang w:bidi="ar-IQ"/>
-              </w:rPr>
-              <w:t xml:space="preserve">أخلاقيات الحاسوب (٢)</w:t>
-            </w:r>
-          </w:p>
-        </w:tc>
-        <w:tc>
-          <w:tcPr>
-            <w:tcW w:w="339" w:type="pct"/>
-          </w:tcPr>
-          <w:p>
-            <w:pPr>
-              <w:keepNext/>
-              <w:keepLines/>
-              <w:spacing w:after="0"/>
-              <w:rPr>
-                <w:rFonts w:asciiTheme="majorBidi" w:hAnsiTheme="majorBidi" w:cstheme="majorBidi"/>
-                <w:sz w:val="20"/>
-                <w:szCs w:val="20"/>
-                <w:lang w:bidi="ar-IQ"/>
-              </w:rPr>
-            </w:pPr>
-            <w:r>
-              <w:rPr>
-                <w:rFonts w:asciiTheme="majorBidi" w:hAnsiTheme="majorBidi" w:cstheme="majorBidi"/>
-                <w:sz w:val="20"/>
-                <w:szCs w:val="20"/>
-                <w:rtl/>
-                <w:lang w:bidi="ar-IQ"/>
-              </w:rPr>
-              <w:t xml:space="preserve">٥٣.٠</w:t>
+              <w:t xml:space="preserve">٧٨</w:t>
             </w:r>
           </w:p>
         </w:tc>
@@ -1338,40 +1338,96 @@
                 <w:rtl/>
                 <w:lang w:bidi="ar-IQ"/>
               </w:rPr>
+              <w:t xml:space="preserve">حقوق الإنسان</w:t>
+            </w:r>
+          </w:p>
+        </w:tc>
+        <w:tc>
+          <w:tcPr>
+            <w:tcW w:w="338" w:type="pct"/>
+          </w:tcPr>
+          <w:p>
+            <w:pPr>
+              <w:keepNext/>
+              <w:keepLines/>
+              <w:spacing w:after="0"/>
+              <w:rPr>
+                <w:rFonts w:asciiTheme="majorBidi" w:hAnsiTheme="majorBidi" w:cstheme="majorBidi"/>
+                <w:sz w:val="20"/>
+                <w:szCs w:val="20"/>
+                <w:lang w:bidi="ar-IQ"/>
+              </w:rPr>
+            </w:pPr>
+            <w:r>
+              <w:rPr>
+                <w:rFonts w:asciiTheme="majorBidi" w:hAnsiTheme="majorBidi" w:cstheme="majorBidi"/>
+                <w:sz w:val="20"/>
+                <w:szCs w:val="20"/>
+                <w:rtl/>
+                <w:lang w:bidi="ar-IQ"/>
+              </w:rPr>
+              <w:t xml:space="preserve">٥٣</w:t>
+            </w:r>
+          </w:p>
+        </w:tc>
+        <w:tc>
+          <w:tcPr>
+            <w:tcW w:w="339" w:type="pct"/>
+          </w:tcPr>
+          <w:p>
+            <w:pPr>
+              <w:keepNext/>
+              <w:keepLines/>
+              <w:spacing w:after="0"/>
+              <w:rPr>
+                <w:rFonts w:asciiTheme="majorBidi" w:hAnsiTheme="majorBidi" w:cstheme="majorBidi"/>
+                <w:sz w:val="20"/>
+                <w:szCs w:val="20"/>
+                <w:lang w:bidi="ar-IQ"/>
+              </w:rPr>
+            </w:pPr>
+            <w:r>
+              <w:rPr>
+                <w:rFonts w:asciiTheme="majorBidi" w:hAnsiTheme="majorBidi" w:cstheme="majorBidi"/>
+                <w:sz w:val="20"/>
+                <w:szCs w:val="20"/>
+                <w:rtl/>
+                <w:lang w:bidi="ar-IQ"/>
+              </w:rPr>
+              <w:t xml:space="preserve">١</w:t>
+            </w:r>
+          </w:p>
+        </w:tc>
+        <w:tc>
+          <w:tcPr>
+            <w:tcW w:w="1831" w:type="pct"/>
+          </w:tcPr>
+          <w:p>
+            <w:pPr>
+              <w:keepNext/>
+              <w:keepLines/>
+              <w:spacing w:after="0"/>
+              <w:rPr>
+                <w:rFonts w:asciiTheme="majorBidi" w:hAnsiTheme="majorBidi" w:cstheme="majorBidi"/>
+                <w:sz w:val="20"/>
+                <w:szCs w:val="20"/>
+                <w:lang w:bidi="ar-IQ"/>
+              </w:rPr>
+            </w:pPr>
+            <w:r>
+              <w:rPr>
+                <w:rFonts w:asciiTheme="majorBidi" w:hAnsiTheme="majorBidi" w:cstheme="majorBidi"/>
+                <w:sz w:val="20"/>
+                <w:szCs w:val="20"/>
+                <w:rtl/>
+                <w:lang w:bidi="ar-IQ"/>
+              </w:rPr>
               <w:t xml:space="preserve">البرمجة 1</w:t>
             </w:r>
           </w:p>
         </w:tc>
         <w:tc>
           <w:tcPr>
-            <w:tcW w:w="338" w:type="pct"/>
-          </w:tcPr>
-          <w:p>
-            <w:pPr>
-              <w:keepNext/>
-              <w:keepLines/>
-              <w:spacing w:after="0"/>
-              <w:rPr>
-                <w:rFonts w:asciiTheme="majorBidi" w:hAnsiTheme="majorBidi" w:cstheme="majorBidi"/>
-                <w:sz w:val="20"/>
-                <w:szCs w:val="20"/>
-                <w:lang w:bidi="ar-IQ"/>
-              </w:rPr>
-            </w:pPr>
-            <w:r>
-              <w:rPr>
-                <w:rFonts w:asciiTheme="majorBidi" w:hAnsiTheme="majorBidi" w:cstheme="majorBidi"/>
-                <w:sz w:val="20"/>
-                <w:szCs w:val="20"/>
-                <w:rtl/>
-                <w:lang w:bidi="ar-IQ"/>
-              </w:rPr>
-              <w:t xml:space="preserve">٥٦.٠</w:t>
-            </w:r>
-          </w:p>
-        </w:tc>
-        <w:tc>
-          <w:tcPr>
             <w:tcW w:w="339" w:type="pct"/>
           </w:tcPr>
           <w:p>
@@ -1394,90 +1450,34 @@
                 <w:rtl/>
                 <w:lang w:bidi="ar-IQ"/>
               </w:rPr>
+              <w:t xml:space="preserve">٥٦</w:t>
+            </w:r>
+          </w:p>
+        </w:tc>
+        <w:tc>
+          <w:tcPr>
+            <w:tcW w:w="325" w:type="pct"/>
+          </w:tcPr>
+          <w:p>
+            <w:pPr>
+              <w:keepNext/>
+              <w:keepLines/>
+              <w:spacing w:after="0"/>
+              <w:rPr>
+                <w:rFonts w:asciiTheme="majorBidi" w:hAnsiTheme="majorBidi" w:cstheme="majorBidi"/>
+                <w:sz w:val="20"/>
+                <w:szCs w:val="20"/>
+              </w:rPr>
+            </w:pPr>
+            <w:r>
+              <w:rPr>
+                <w:rFonts w:asciiTheme="majorBidi" w:hAnsiTheme="majorBidi" w:cstheme="majorBidi"/>
+                <w:sz w:val="20"/>
+                <w:szCs w:val="20"/>
+                <w:rtl/>
+                <w:lang w:bidi="ar-IQ"/>
+              </w:rPr>
               <w:t xml:space="preserve">٤</w:t>
-            </w:r>
-          </w:p>
-        </w:tc>
-        <w:tc>
-          <w:tcPr>
-            <w:tcW w:w="1831" w:type="pct"/>
-          </w:tcPr>
-          <w:p>
-            <w:pPr>
-              <w:keepNext/>
-              <w:keepLines/>
-              <w:spacing w:after="0"/>
-              <w:rPr>
-                <w:rFonts w:asciiTheme="majorBidi" w:hAnsiTheme="majorBidi" w:cstheme="majorBidi"/>
-                <w:sz w:val="20"/>
-                <w:szCs w:val="20"/>
-                <w:lang w:bidi="ar-IQ"/>
-              </w:rPr>
-            </w:pPr>
-            <w:r>
-              <w:rPr>
-                <w:rFonts w:asciiTheme="majorBidi" w:hAnsiTheme="majorBidi" w:cstheme="majorBidi"/>
-                <w:sz w:val="20"/>
-                <w:szCs w:val="20"/>
-                <w:rtl/>
-                <w:lang w:bidi="ar-IQ"/>
-              </w:rPr>
-              <w:t xml:space="preserve">الديمقراطية</w:t>
-            </w:r>
-          </w:p>
-        </w:tc>
-        <w:tc>
-          <w:tcPr>
-            <w:tcW w:w="339" w:type="pct"/>
-          </w:tcPr>
-          <w:p>
-            <w:pPr>
-              <w:keepNext/>
-              <w:keepLines/>
-              <w:spacing w:after="0"/>
-              <w:rPr>
-                <w:rFonts w:asciiTheme="majorBidi" w:hAnsiTheme="majorBidi" w:cstheme="majorBidi"/>
-                <w:sz w:val="20"/>
-                <w:szCs w:val="20"/>
-                <w:lang w:bidi="ar-IQ"/>
-              </w:rPr>
-            </w:pPr>
-            <w:r>
-              <w:rPr>
-                <w:rFonts w:asciiTheme="majorBidi" w:hAnsiTheme="majorBidi" w:cstheme="majorBidi"/>
-                <w:sz w:val="20"/>
-                <w:szCs w:val="20"/>
-                <w:rtl/>
-                <w:lang w:bidi="ar-IQ"/>
-              </w:rPr>
-              <w:t xml:space="preserve">٨٣.٠</w:t>
-            </w:r>
-          </w:p>
-        </w:tc>
-        <w:tc>
-          <w:tcPr>
-            <w:tcW w:w="325" w:type="pct"/>
-          </w:tcPr>
-          <w:p>
-            <w:pPr>
-              <w:keepNext/>
-              <w:keepLines/>
-              <w:spacing w:after="0"/>
-              <w:rPr>
-                <w:rFonts w:asciiTheme="majorBidi" w:hAnsiTheme="majorBidi" w:cstheme="majorBidi"/>
-                <w:sz w:val="20"/>
-                <w:szCs w:val="20"/>
-              </w:rPr>
-            </w:pPr>
-            <w:r>
-              <w:rPr>
-                <w:rFonts w:asciiTheme="majorBidi" w:hAnsiTheme="majorBidi" w:cstheme="majorBidi"/>
-                <w:sz w:val="20"/>
-                <w:szCs w:val="20"/>
-                <w:rtl/>
-                <w:lang w:bidi="ar-IQ"/>
-              </w:rPr>
-              <w:t xml:space="preserve">١</w:t>
             </w:r>
           </w:p>
         </w:tc>
@@ -1510,40 +1510,96 @@
                 <w:rtl/>
                 <w:lang w:bidi="ar-IQ"/>
               </w:rPr>
+              <w:t xml:space="preserve">طرق عددية</w:t>
+            </w:r>
+          </w:p>
+        </w:tc>
+        <w:tc>
+          <w:tcPr>
+            <w:tcW w:w="338" w:type="pct"/>
+          </w:tcPr>
+          <w:p>
+            <w:pPr>
+              <w:keepNext/>
+              <w:keepLines/>
+              <w:spacing w:after="0"/>
+              <w:rPr>
+                <w:rFonts w:asciiTheme="majorBidi" w:hAnsiTheme="majorBidi" w:cstheme="majorBidi"/>
+                <w:sz w:val="20"/>
+                <w:szCs w:val="20"/>
+                <w:lang w:bidi="ar-IQ"/>
+              </w:rPr>
+            </w:pPr>
+            <w:r>
+              <w:rPr>
+                <w:rFonts w:asciiTheme="majorBidi" w:hAnsiTheme="majorBidi" w:cstheme="majorBidi"/>
+                <w:sz w:val="20"/>
+                <w:szCs w:val="20"/>
+                <w:rtl/>
+                <w:lang w:bidi="ar-IQ"/>
+              </w:rPr>
+              <w:t xml:space="preserve">٦٧</w:t>
+            </w:r>
+          </w:p>
+        </w:tc>
+        <w:tc>
+          <w:tcPr>
+            <w:tcW w:w="339" w:type="pct"/>
+          </w:tcPr>
+          <w:p>
+            <w:pPr>
+              <w:keepNext/>
+              <w:keepLines/>
+              <w:spacing w:after="0"/>
+              <w:rPr>
+                <w:rFonts w:asciiTheme="majorBidi" w:hAnsiTheme="majorBidi" w:cstheme="majorBidi"/>
+                <w:sz w:val="20"/>
+                <w:szCs w:val="20"/>
+                <w:lang w:bidi="ar-IQ"/>
+              </w:rPr>
+            </w:pPr>
+            <w:r>
+              <w:rPr>
+                <w:rFonts w:asciiTheme="majorBidi" w:hAnsiTheme="majorBidi" w:cstheme="majorBidi"/>
+                <w:sz w:val="20"/>
+                <w:szCs w:val="20"/>
+                <w:rtl/>
+                <w:lang w:bidi="ar-IQ"/>
+              </w:rPr>
+              <w:t xml:space="preserve">٣</w:t>
+            </w:r>
+          </w:p>
+        </w:tc>
+        <w:tc>
+          <w:tcPr>
+            <w:tcW w:w="1831" w:type="pct"/>
+          </w:tcPr>
+          <w:p>
+            <w:pPr>
+              <w:keepNext/>
+              <w:keepLines/>
+              <w:spacing w:after="0"/>
+              <w:rPr>
+                <w:rFonts w:asciiTheme="majorBidi" w:hAnsiTheme="majorBidi" w:cstheme="majorBidi"/>
+                <w:sz w:val="20"/>
+                <w:szCs w:val="20"/>
+                <w:lang w:bidi="ar-IQ"/>
+              </w:rPr>
+            </w:pPr>
+            <w:r>
+              <w:rPr>
+                <w:rFonts w:asciiTheme="majorBidi" w:hAnsiTheme="majorBidi" w:cstheme="majorBidi"/>
+                <w:sz w:val="20"/>
+                <w:szCs w:val="20"/>
+                <w:rtl/>
+                <w:lang w:bidi="ar-IQ"/>
+              </w:rPr>
               <w:t xml:space="preserve">التصميم المنطقي</w:t>
             </w:r>
           </w:p>
         </w:tc>
         <w:tc>
           <w:tcPr>
-            <w:tcW w:w="338" w:type="pct"/>
-          </w:tcPr>
-          <w:p>
-            <w:pPr>
-              <w:keepNext/>
-              <w:keepLines/>
-              <w:spacing w:after="0"/>
-              <w:rPr>
-                <w:rFonts w:asciiTheme="majorBidi" w:hAnsiTheme="majorBidi" w:cstheme="majorBidi"/>
-                <w:sz w:val="20"/>
-                <w:szCs w:val="20"/>
-                <w:lang w:bidi="ar-IQ"/>
-              </w:rPr>
-            </w:pPr>
-            <w:r>
-              <w:rPr>
-                <w:rFonts w:asciiTheme="majorBidi" w:hAnsiTheme="majorBidi" w:cstheme="majorBidi"/>
-                <w:sz w:val="20"/>
-                <w:szCs w:val="20"/>
-                <w:rtl/>
-                <w:lang w:bidi="ar-IQ"/>
-              </w:rPr>
-              <w:t xml:space="preserve">٥٣.٠</w:t>
-            </w:r>
-          </w:p>
-        </w:tc>
-        <w:tc>
-          <w:tcPr>
             <w:tcW w:w="339" w:type="pct"/>
           </w:tcPr>
           <w:p>
@@ -1566,90 +1622,34 @@
                 <w:rtl/>
                 <w:lang w:bidi="ar-IQ"/>
               </w:rPr>
+              <w:t xml:space="preserve">٥٣</w:t>
+            </w:r>
+          </w:p>
+        </w:tc>
+        <w:tc>
+          <w:tcPr>
+            <w:tcW w:w="325" w:type="pct"/>
+          </w:tcPr>
+          <w:p>
+            <w:pPr>
+              <w:keepNext/>
+              <w:keepLines/>
+              <w:spacing w:after="0"/>
+              <w:rPr>
+                <w:rFonts w:asciiTheme="majorBidi" w:hAnsiTheme="majorBidi" w:cstheme="majorBidi"/>
+                <w:sz w:val="20"/>
+                <w:szCs w:val="20"/>
+              </w:rPr>
+            </w:pPr>
+            <w:r>
+              <w:rPr>
+                <w:rFonts w:asciiTheme="majorBidi" w:hAnsiTheme="majorBidi" w:cstheme="majorBidi"/>
+                <w:sz w:val="20"/>
+                <w:szCs w:val="20"/>
+                <w:rtl/>
+                <w:lang w:bidi="ar-IQ"/>
+              </w:rPr>
               <w:t xml:space="preserve">٣</w:t>
-            </w:r>
-          </w:p>
-        </w:tc>
-        <w:tc>
-          <w:tcPr>
-            <w:tcW w:w="1831" w:type="pct"/>
-          </w:tcPr>
-          <w:p>
-            <w:pPr>
-              <w:keepNext/>
-              <w:keepLines/>
-              <w:spacing w:after="0"/>
-              <w:rPr>
-                <w:rFonts w:asciiTheme="majorBidi" w:hAnsiTheme="majorBidi" w:cstheme="majorBidi"/>
-                <w:sz w:val="20"/>
-                <w:szCs w:val="20"/>
-                <w:lang w:bidi="ar-IQ"/>
-              </w:rPr>
-            </w:pPr>
-            <w:r>
-              <w:rPr>
-                <w:rFonts w:asciiTheme="majorBidi" w:hAnsiTheme="majorBidi" w:cstheme="majorBidi"/>
-                <w:sz w:val="20"/>
-                <w:szCs w:val="20"/>
-                <w:rtl/>
-                <w:lang w:bidi="ar-IQ"/>
-              </w:rPr>
-              <w:t xml:space="preserve">اللغة الانكليزية 1</w:t>
-            </w:r>
-          </w:p>
-        </w:tc>
-        <w:tc>
-          <w:tcPr>
-            <w:tcW w:w="339" w:type="pct"/>
-          </w:tcPr>
-          <w:p>
-            <w:pPr>
-              <w:keepNext/>
-              <w:keepLines/>
-              <w:spacing w:after="0"/>
-              <w:rPr>
-                <w:rFonts w:asciiTheme="majorBidi" w:hAnsiTheme="majorBidi" w:cstheme="majorBidi"/>
-                <w:sz w:val="20"/>
-                <w:szCs w:val="20"/>
-                <w:lang w:bidi="ar-IQ"/>
-              </w:rPr>
-            </w:pPr>
-            <w:r>
-              <w:rPr>
-                <w:rFonts w:asciiTheme="majorBidi" w:hAnsiTheme="majorBidi" w:cstheme="majorBidi"/>
-                <w:sz w:val="20"/>
-                <w:szCs w:val="20"/>
-                <w:rtl/>
-                <w:lang w:bidi="ar-IQ"/>
-              </w:rPr>
-              <w:t xml:space="preserve">٧٥.٠</w:t>
-            </w:r>
-          </w:p>
-        </w:tc>
-        <w:tc>
-          <w:tcPr>
-            <w:tcW w:w="325" w:type="pct"/>
-          </w:tcPr>
-          <w:p>
-            <w:pPr>
-              <w:keepNext/>
-              <w:keepLines/>
-              <w:spacing w:after="0"/>
-              <w:rPr>
-                <w:rFonts w:asciiTheme="majorBidi" w:hAnsiTheme="majorBidi" w:cstheme="majorBidi"/>
-                <w:sz w:val="20"/>
-                <w:szCs w:val="20"/>
-              </w:rPr>
-            </w:pPr>
-            <w:r>
-              <w:rPr>
-                <w:rFonts w:asciiTheme="majorBidi" w:hAnsiTheme="majorBidi" w:cstheme="majorBidi"/>
-                <w:sz w:val="20"/>
-                <w:szCs w:val="20"/>
-                <w:rtl/>
-                <w:lang w:bidi="ar-IQ"/>
-              </w:rPr>
-              <w:t xml:space="preserve">٢</w:t>
             </w:r>
           </w:p>
         </w:tc>
@@ -1682,40 +1682,96 @@
                 <w:rtl/>
                 <w:lang w:bidi="ar-IQ"/>
               </w:rPr>
+              <w:t xml:space="preserve">معالجات مايكروية ولغة التجميع</w:t>
+            </w:r>
+          </w:p>
+        </w:tc>
+        <w:tc>
+          <w:tcPr>
+            <w:tcW w:w="338" w:type="pct"/>
+          </w:tcPr>
+          <w:p>
+            <w:pPr>
+              <w:keepNext/>
+              <w:keepLines/>
+              <w:spacing w:after="0"/>
+              <w:rPr>
+                <w:rFonts w:asciiTheme="majorBidi" w:hAnsiTheme="majorBidi" w:cstheme="majorBidi"/>
+                <w:sz w:val="20"/>
+                <w:szCs w:val="20"/>
+                <w:lang w:bidi="ar-IQ"/>
+              </w:rPr>
+            </w:pPr>
+            <w:r>
+              <w:rPr>
+                <w:rFonts w:asciiTheme="majorBidi" w:hAnsiTheme="majorBidi" w:cstheme="majorBidi"/>
+                <w:sz w:val="20"/>
+                <w:szCs w:val="20"/>
+                <w:rtl/>
+                <w:lang w:bidi="ar-IQ"/>
+              </w:rPr>
+              <w:t xml:space="preserve">٥٦</w:t>
+            </w:r>
+          </w:p>
+        </w:tc>
+        <w:tc>
+          <w:tcPr>
+            <w:tcW w:w="339" w:type="pct"/>
+          </w:tcPr>
+          <w:p>
+            <w:pPr>
+              <w:keepNext/>
+              <w:keepLines/>
+              <w:spacing w:after="0"/>
+              <w:rPr>
+                <w:rFonts w:asciiTheme="majorBidi" w:hAnsiTheme="majorBidi" w:cstheme="majorBidi"/>
+                <w:sz w:val="20"/>
+                <w:szCs w:val="20"/>
+                <w:lang w:bidi="ar-IQ"/>
+              </w:rPr>
+            </w:pPr>
+            <w:r>
+              <w:rPr>
+                <w:rFonts w:asciiTheme="majorBidi" w:hAnsiTheme="majorBidi" w:cstheme="majorBidi"/>
+                <w:sz w:val="20"/>
+                <w:szCs w:val="20"/>
+                <w:rtl/>
+                <w:lang w:bidi="ar-IQ"/>
+              </w:rPr>
+              <w:t xml:space="preserve">٣</w:t>
+            </w:r>
+          </w:p>
+        </w:tc>
+        <w:tc>
+          <w:tcPr>
+            <w:tcW w:w="1831" w:type="pct"/>
+          </w:tcPr>
+          <w:p>
+            <w:pPr>
+              <w:keepNext/>
+              <w:keepLines/>
+              <w:spacing w:after="0"/>
+              <w:rPr>
+                <w:rFonts w:asciiTheme="majorBidi" w:hAnsiTheme="majorBidi" w:cstheme="majorBidi"/>
+                <w:sz w:val="20"/>
+                <w:szCs w:val="20"/>
+                <w:lang w:bidi="ar-IQ"/>
+              </w:rPr>
+            </w:pPr>
+            <w:r>
+              <w:rPr>
+                <w:rFonts w:asciiTheme="majorBidi" w:hAnsiTheme="majorBidi" w:cstheme="majorBidi"/>
+                <w:sz w:val="20"/>
+                <w:szCs w:val="20"/>
+                <w:rtl/>
+                <w:lang w:bidi="ar-IQ"/>
+              </w:rPr>
               <w:t xml:space="preserve">الرياضيات للحاسوب</w:t>
             </w:r>
           </w:p>
         </w:tc>
         <w:tc>
           <w:tcPr>
-            <w:tcW w:w="338" w:type="pct"/>
-          </w:tcPr>
-          <w:p>
-            <w:pPr>
-              <w:keepNext/>
-              <w:keepLines/>
-              <w:spacing w:after="0"/>
-              <w:rPr>
-                <w:rFonts w:asciiTheme="majorBidi" w:hAnsiTheme="majorBidi" w:cstheme="majorBidi"/>
-                <w:sz w:val="20"/>
-                <w:szCs w:val="20"/>
-                <w:lang w:bidi="ar-IQ"/>
-              </w:rPr>
-            </w:pPr>
-            <w:r>
-              <w:rPr>
-                <w:rFonts w:asciiTheme="majorBidi" w:hAnsiTheme="majorBidi" w:cstheme="majorBidi"/>
-                <w:sz w:val="20"/>
-                <w:szCs w:val="20"/>
-                <w:rtl/>
-                <w:lang w:bidi="ar-IQ"/>
-              </w:rPr>
-              <w:t xml:space="preserve">٦٠.٠</w:t>
-            </w:r>
-          </w:p>
-        </w:tc>
-        <w:tc>
-          <w:tcPr>
             <w:tcW w:w="339" w:type="pct"/>
           </w:tcPr>
           <w:p>
@@ -1738,90 +1794,34 @@
                 <w:rtl/>
                 <w:lang w:bidi="ar-IQ"/>
               </w:rPr>
+              <w:t xml:space="preserve">٦٠</w:t>
+            </w:r>
+          </w:p>
+        </w:tc>
+        <w:tc>
+          <w:tcPr>
+            <w:tcW w:w="325" w:type="pct"/>
+          </w:tcPr>
+          <w:p>
+            <w:pPr>
+              <w:keepNext/>
+              <w:keepLines/>
+              <w:spacing w:after="0"/>
+              <w:rPr>
+                <w:rFonts w:asciiTheme="majorBidi" w:hAnsiTheme="majorBidi" w:cstheme="majorBidi"/>
+                <w:sz w:val="20"/>
+                <w:szCs w:val="20"/>
+              </w:rPr>
+            </w:pPr>
+            <w:r>
+              <w:rPr>
+                <w:rFonts w:asciiTheme="majorBidi" w:hAnsiTheme="majorBidi" w:cstheme="majorBidi"/>
+                <w:sz w:val="20"/>
+                <w:szCs w:val="20"/>
+                <w:rtl/>
+                <w:lang w:bidi="ar-IQ"/>
+              </w:rPr>
               <w:t xml:space="preserve">٣</w:t>
-            </w:r>
-          </w:p>
-        </w:tc>
-        <w:tc>
-          <w:tcPr>
-            <w:tcW w:w="1831" w:type="pct"/>
-          </w:tcPr>
-          <w:p>
-            <w:pPr>
-              <w:keepNext/>
-              <w:keepLines/>
-              <w:spacing w:after="0"/>
-              <w:rPr>
-                <w:rFonts w:asciiTheme="majorBidi" w:hAnsiTheme="majorBidi" w:cstheme="majorBidi"/>
-                <w:sz w:val="20"/>
-                <w:szCs w:val="20"/>
-                <w:lang w:bidi="ar-IQ"/>
-              </w:rPr>
-            </w:pPr>
-            <w:r>
-              <w:rPr>
-                <w:rFonts w:asciiTheme="majorBidi" w:hAnsiTheme="majorBidi" w:cstheme="majorBidi"/>
-                <w:sz w:val="20"/>
-                <w:szCs w:val="20"/>
-                <w:rtl/>
-                <w:lang w:bidi="ar-IQ"/>
-              </w:rPr>
-              <w:t xml:space="preserve">تطبيقات الحاسوب</w:t>
-            </w:r>
-          </w:p>
-        </w:tc>
-        <w:tc>
-          <w:tcPr>
-            <w:tcW w:w="339" w:type="pct"/>
-          </w:tcPr>
-          <w:p>
-            <w:pPr>
-              <w:keepNext/>
-              <w:keepLines/>
-              <w:spacing w:after="0"/>
-              <w:rPr>
-                <w:rFonts w:asciiTheme="majorBidi" w:hAnsiTheme="majorBidi" w:cstheme="majorBidi"/>
-                <w:sz w:val="20"/>
-                <w:szCs w:val="20"/>
-                <w:lang w:bidi="ar-IQ"/>
-              </w:rPr>
-            </w:pPr>
-            <w:r>
-              <w:rPr>
-                <w:rFonts w:asciiTheme="majorBidi" w:hAnsiTheme="majorBidi" w:cstheme="majorBidi"/>
-                <w:sz w:val="20"/>
-                <w:szCs w:val="20"/>
-                <w:rtl/>
-                <w:lang w:bidi="ar-IQ"/>
-              </w:rPr>
-              <w:t xml:space="preserve">٦١.٠</w:t>
-            </w:r>
-          </w:p>
-        </w:tc>
-        <w:tc>
-          <w:tcPr>
-            <w:tcW w:w="325" w:type="pct"/>
-          </w:tcPr>
-          <w:p>
-            <w:pPr>
-              <w:keepNext/>
-              <w:keepLines/>
-              <w:spacing w:after="0"/>
-              <w:rPr>
-                <w:rFonts w:asciiTheme="majorBidi" w:hAnsiTheme="majorBidi" w:cstheme="majorBidi"/>
-                <w:sz w:val="20"/>
-                <w:szCs w:val="20"/>
-              </w:rPr>
-            </w:pPr>
-            <w:r>
-              <w:rPr>
-                <w:rFonts w:asciiTheme="majorBidi" w:hAnsiTheme="majorBidi" w:cstheme="majorBidi"/>
-                <w:sz w:val="20"/>
-                <w:szCs w:val="20"/>
-                <w:rtl/>
-                <w:lang w:bidi="ar-IQ"/>
-              </w:rPr>
-              <w:t xml:space="preserve">٢</w:t>
             </w:r>
           </w:p>
         </w:tc>
@@ -1854,40 +1854,96 @@
                 <w:rtl/>
                 <w:lang w:bidi="ar-IQ"/>
               </w:rPr>
+              <w:t xml:space="preserve">نظرية الاحتمالات و الإحصاء</w:t>
+            </w:r>
+          </w:p>
+        </w:tc>
+        <w:tc>
+          <w:tcPr>
+            <w:tcW w:w="338" w:type="pct"/>
+          </w:tcPr>
+          <w:p>
+            <w:pPr>
+              <w:keepNext/>
+              <w:keepLines/>
+              <w:spacing w:after="0"/>
+              <w:rPr>
+                <w:rFonts w:asciiTheme="majorBidi" w:hAnsiTheme="majorBidi" w:cstheme="majorBidi"/>
+                <w:sz w:val="20"/>
+                <w:szCs w:val="20"/>
+                <w:lang w:bidi="ar-IQ"/>
+              </w:rPr>
+            </w:pPr>
+            <w:r>
+              <w:rPr>
+                <w:rFonts w:asciiTheme="majorBidi" w:hAnsiTheme="majorBidi" w:cstheme="majorBidi"/>
+                <w:sz w:val="20"/>
+                <w:szCs w:val="20"/>
+                <w:rtl/>
+                <w:lang w:bidi="ar-IQ"/>
+              </w:rPr>
+              <w:t xml:space="preserve">٥٠</w:t>
+            </w:r>
+          </w:p>
+        </w:tc>
+        <w:tc>
+          <w:tcPr>
+            <w:tcW w:w="339" w:type="pct"/>
+          </w:tcPr>
+          <w:p>
+            <w:pPr>
+              <w:keepNext/>
+              <w:keepLines/>
+              <w:spacing w:after="0"/>
+              <w:rPr>
+                <w:rFonts w:asciiTheme="majorBidi" w:hAnsiTheme="majorBidi" w:cstheme="majorBidi"/>
+                <w:sz w:val="20"/>
+                <w:szCs w:val="20"/>
+                <w:lang w:bidi="ar-IQ"/>
+              </w:rPr>
+            </w:pPr>
+            <w:r>
+              <w:rPr>
+                <w:rFonts w:asciiTheme="majorBidi" w:hAnsiTheme="majorBidi" w:cstheme="majorBidi"/>
+                <w:sz w:val="20"/>
+                <w:szCs w:val="20"/>
+                <w:rtl/>
+                <w:lang w:bidi="ar-IQ"/>
+              </w:rPr>
+              <w:t xml:space="preserve">٣</w:t>
+            </w:r>
+          </w:p>
+        </w:tc>
+        <w:tc>
+          <w:tcPr>
+            <w:tcW w:w="1831" w:type="pct"/>
+          </w:tcPr>
+          <w:p>
+            <w:pPr>
+              <w:keepNext/>
+              <w:keepLines/>
+              <w:spacing w:after="0"/>
+              <w:rPr>
+                <w:rFonts w:asciiTheme="majorBidi" w:hAnsiTheme="majorBidi" w:cstheme="majorBidi"/>
+                <w:sz w:val="20"/>
+                <w:szCs w:val="20"/>
+                <w:lang w:bidi="ar-IQ"/>
+              </w:rPr>
+            </w:pPr>
+            <w:r>
+              <w:rPr>
+                <w:rFonts w:asciiTheme="majorBidi" w:hAnsiTheme="majorBidi" w:cstheme="majorBidi"/>
+                <w:sz w:val="20"/>
+                <w:szCs w:val="20"/>
+                <w:rtl/>
+                <w:lang w:bidi="ar-IQ"/>
+              </w:rPr>
               <w:t xml:space="preserve">اللغة العربية</w:t>
             </w:r>
           </w:p>
         </w:tc>
         <w:tc>
           <w:tcPr>
-            <w:tcW w:w="338" w:type="pct"/>
-          </w:tcPr>
-          <w:p>
-            <w:pPr>
-              <w:keepNext/>
-              <w:keepLines/>
-              <w:spacing w:after="0"/>
-              <w:rPr>
-                <w:rFonts w:asciiTheme="majorBidi" w:hAnsiTheme="majorBidi" w:cstheme="majorBidi"/>
-                <w:sz w:val="20"/>
-                <w:szCs w:val="20"/>
-                <w:lang w:bidi="ar-IQ"/>
-              </w:rPr>
-            </w:pPr>
-            <w:r>
-              <w:rPr>
-                <w:rFonts w:asciiTheme="majorBidi" w:hAnsiTheme="majorBidi" w:cstheme="majorBidi"/>
-                <w:sz w:val="20"/>
-                <w:szCs w:val="20"/>
-                <w:rtl/>
-                <w:lang w:bidi="ar-IQ"/>
-              </w:rPr>
-              <w:t xml:space="preserve">٦٣.٠</w:t>
-            </w:r>
-          </w:p>
-        </w:tc>
-        <w:tc>
-          <w:tcPr>
             <w:tcW w:w="339" w:type="pct"/>
           </w:tcPr>
           <w:p>
@@ -1910,90 +1966,34 @@
                 <w:rtl/>
                 <w:lang w:bidi="ar-IQ"/>
               </w:rPr>
+              <w:t xml:space="preserve">٦٣</w:t>
+            </w:r>
+          </w:p>
+        </w:tc>
+        <w:tc>
+          <w:tcPr>
+            <w:tcW w:w="325" w:type="pct"/>
+          </w:tcPr>
+          <w:p>
+            <w:pPr>
+              <w:keepNext/>
+              <w:keepLines/>
+              <w:spacing w:after="0"/>
+              <w:rPr>
+                <w:rFonts w:asciiTheme="majorBidi" w:hAnsiTheme="majorBidi" w:cstheme="majorBidi"/>
+                <w:sz w:val="20"/>
+                <w:szCs w:val="20"/>
+              </w:rPr>
+            </w:pPr>
+            <w:r>
+              <w:rPr>
+                <w:rFonts w:asciiTheme="majorBidi" w:hAnsiTheme="majorBidi" w:cstheme="majorBidi"/>
+                <w:sz w:val="20"/>
+                <w:szCs w:val="20"/>
+                <w:rtl/>
+                <w:lang w:bidi="ar-IQ"/>
+              </w:rPr>
               <w:t xml:space="preserve">٢</w:t>
-            </w:r>
-          </w:p>
-        </w:tc>
-        <w:tc>
-          <w:tcPr>
-            <w:tcW w:w="1831" w:type="pct"/>
-          </w:tcPr>
-          <w:p>
-            <w:pPr>
-              <w:keepNext/>
-              <w:keepLines/>
-              <w:spacing w:after="0"/>
-              <w:rPr>
-                <w:rFonts w:asciiTheme="majorBidi" w:hAnsiTheme="majorBidi" w:cstheme="majorBidi"/>
-                <w:sz w:val="20"/>
-                <w:szCs w:val="20"/>
-                <w:lang w:bidi="ar-IQ"/>
-              </w:rPr>
-            </w:pPr>
-            <w:r>
-              <w:rPr>
-                <w:rFonts w:asciiTheme="majorBidi" w:hAnsiTheme="majorBidi" w:cstheme="majorBidi"/>
-                <w:sz w:val="20"/>
-                <w:szCs w:val="20"/>
-                <w:rtl/>
-                <w:lang w:bidi="ar-IQ"/>
-              </w:rPr>
-              <w:t xml:space="preserve">مبادئ تكنولوجيا المعلومات</w:t>
-            </w:r>
-          </w:p>
-        </w:tc>
-        <w:tc>
-          <w:tcPr>
-            <w:tcW w:w="339" w:type="pct"/>
-          </w:tcPr>
-          <w:p>
-            <w:pPr>
-              <w:keepNext/>
-              <w:keepLines/>
-              <w:spacing w:after="0"/>
-              <w:rPr>
-                <w:rFonts w:asciiTheme="majorBidi" w:hAnsiTheme="majorBidi" w:cstheme="majorBidi"/>
-                <w:sz w:val="20"/>
-                <w:szCs w:val="20"/>
-                <w:lang w:bidi="ar-IQ"/>
-              </w:rPr>
-            </w:pPr>
-            <w:r>
-              <w:rPr>
-                <w:rFonts w:asciiTheme="majorBidi" w:hAnsiTheme="majorBidi" w:cstheme="majorBidi"/>
-                <w:sz w:val="20"/>
-                <w:szCs w:val="20"/>
-                <w:rtl/>
-                <w:lang w:bidi="ar-IQ"/>
-              </w:rPr>
-              <w:t xml:space="preserve">٥٠.٠</w:t>
-            </w:r>
-          </w:p>
-        </w:tc>
-        <w:tc>
-          <w:tcPr>
-            <w:tcW w:w="325" w:type="pct"/>
-          </w:tcPr>
-          <w:p>
-            <w:pPr>
-              <w:keepNext/>
-              <w:keepLines/>
-              <w:spacing w:after="0"/>
-              <w:rPr>
-                <w:rFonts w:asciiTheme="majorBidi" w:hAnsiTheme="majorBidi" w:cstheme="majorBidi"/>
-                <w:sz w:val="20"/>
-                <w:szCs w:val="20"/>
-              </w:rPr>
-            </w:pPr>
-            <w:r>
-              <w:rPr>
-                <w:rFonts w:asciiTheme="majorBidi" w:hAnsiTheme="majorBidi" w:cstheme="majorBidi"/>
-                <w:sz w:val="20"/>
-                <w:szCs w:val="20"/>
-                <w:rtl/>
-                <w:lang w:bidi="ar-IQ"/>
-              </w:rPr>
-              <w:t xml:space="preserve">٣</w:t>
             </w:r>
           </w:p>
         </w:tc>
@@ -2026,40 +2026,96 @@
                 <w:rtl/>
                 <w:lang w:bidi="ar-IQ"/>
               </w:rPr>
+              <w:t xml:space="preserve"/>
+            </w:r>
+          </w:p>
+        </w:tc>
+        <w:tc>
+          <w:tcPr>
+            <w:tcW w:w="338" w:type="pct"/>
+          </w:tcPr>
+          <w:p>
+            <w:pPr>
+              <w:keepNext/>
+              <w:keepLines/>
+              <w:spacing w:after="0"/>
+              <w:rPr>
+                <w:rFonts w:asciiTheme="majorBidi" w:hAnsiTheme="majorBidi" w:cstheme="majorBidi"/>
+                <w:sz w:val="20"/>
+                <w:szCs w:val="20"/>
+                <w:lang w:bidi="ar-IQ"/>
+              </w:rPr>
+            </w:pPr>
+            <w:r>
+              <w:rPr>
+                <w:rFonts w:asciiTheme="majorBidi" w:hAnsiTheme="majorBidi" w:cstheme="majorBidi"/>
+                <w:sz w:val="20"/>
+                <w:szCs w:val="20"/>
+                <w:rtl/>
+                <w:lang w:bidi="ar-IQ"/>
+              </w:rPr>
+              <w:t xml:space="preserve"/>
+            </w:r>
+          </w:p>
+        </w:tc>
+        <w:tc>
+          <w:tcPr>
+            <w:tcW w:w="339" w:type="pct"/>
+          </w:tcPr>
+          <w:p>
+            <w:pPr>
+              <w:keepNext/>
+              <w:keepLines/>
+              <w:spacing w:after="0"/>
+              <w:rPr>
+                <w:rFonts w:asciiTheme="majorBidi" w:hAnsiTheme="majorBidi" w:cstheme="majorBidi"/>
+                <w:sz w:val="20"/>
+                <w:szCs w:val="20"/>
+                <w:lang w:bidi="ar-IQ"/>
+              </w:rPr>
+            </w:pPr>
+            <w:r>
+              <w:rPr>
+                <w:rFonts w:asciiTheme="majorBidi" w:hAnsiTheme="majorBidi" w:cstheme="majorBidi"/>
+                <w:sz w:val="20"/>
+                <w:szCs w:val="20"/>
+                <w:rtl/>
+                <w:lang w:bidi="ar-IQ"/>
+              </w:rPr>
+              <w:t xml:space="preserve"/>
+            </w:r>
+          </w:p>
+        </w:tc>
+        <w:tc>
+          <w:tcPr>
+            <w:tcW w:w="1831" w:type="pct"/>
+          </w:tcPr>
+          <w:p>
+            <w:pPr>
+              <w:keepNext/>
+              <w:keepLines/>
+              <w:spacing w:after="0"/>
+              <w:rPr>
+                <w:rFonts w:asciiTheme="majorBidi" w:hAnsiTheme="majorBidi" w:cstheme="majorBidi"/>
+                <w:sz w:val="20"/>
+                <w:szCs w:val="20"/>
+                <w:lang w:bidi="ar-IQ"/>
+              </w:rPr>
+            </w:pPr>
+            <w:r>
+              <w:rPr>
+                <w:rFonts w:asciiTheme="majorBidi" w:hAnsiTheme="majorBidi" w:cstheme="majorBidi"/>
+                <w:sz w:val="20"/>
+                <w:szCs w:val="20"/>
+                <w:rtl/>
+                <w:lang w:bidi="ar-IQ"/>
+              </w:rPr>
               <w:t xml:space="preserve">رياضة</w:t>
             </w:r>
           </w:p>
         </w:tc>
         <w:tc>
           <w:tcPr>
-            <w:tcW w:w="338" w:type="pct"/>
-          </w:tcPr>
-          <w:p>
-            <w:pPr>
-              <w:keepNext/>
-              <w:keepLines/>
-              <w:spacing w:after="0"/>
-              <w:rPr>
-                <w:rFonts w:asciiTheme="majorBidi" w:hAnsiTheme="majorBidi" w:cstheme="majorBidi"/>
-                <w:sz w:val="20"/>
-                <w:szCs w:val="20"/>
-                <w:lang w:bidi="ar-IQ"/>
-              </w:rPr>
-            </w:pPr>
-            <w:r>
-              <w:rPr>
-                <w:rFonts w:asciiTheme="majorBidi" w:hAnsiTheme="majorBidi" w:cstheme="majorBidi"/>
-                <w:sz w:val="20"/>
-                <w:szCs w:val="20"/>
-                <w:rtl/>
-                <w:lang w:bidi="ar-IQ"/>
-              </w:rPr>
-              <w:t xml:space="preserve">٧١.٠</w:t>
-            </w:r>
-          </w:p>
-        </w:tc>
-        <w:tc>
-          <w:tcPr>
             <w:tcW w:w="339" w:type="pct"/>
           </w:tcPr>
           <w:p>
@@ -2082,90 +2138,34 @@
                 <w:rtl/>
                 <w:lang w:bidi="ar-IQ"/>
               </w:rPr>
+              <w:t xml:space="preserve">٧١</w:t>
+            </w:r>
+          </w:p>
+        </w:tc>
+        <w:tc>
+          <w:tcPr>
+            <w:tcW w:w="325" w:type="pct"/>
+          </w:tcPr>
+          <w:p>
+            <w:pPr>
+              <w:keepNext/>
+              <w:keepLines/>
+              <w:spacing w:after="0"/>
+              <w:rPr>
+                <w:rFonts w:asciiTheme="majorBidi" w:hAnsiTheme="majorBidi" w:cstheme="majorBidi"/>
+                <w:sz w:val="20"/>
+                <w:szCs w:val="20"/>
+              </w:rPr>
+            </w:pPr>
+            <w:r>
+              <w:rPr>
+                <w:rFonts w:asciiTheme="majorBidi" w:hAnsiTheme="majorBidi" w:cstheme="majorBidi"/>
+                <w:sz w:val="20"/>
+                <w:szCs w:val="20"/>
+                <w:rtl/>
+                <w:lang w:bidi="ar-IQ"/>
+              </w:rPr>
               <w:t xml:space="preserve">١</w:t>
-            </w:r>
-          </w:p>
-        </w:tc>
-        <w:tc>
-          <w:tcPr>
-            <w:tcW w:w="1831" w:type="pct"/>
-          </w:tcPr>
-          <w:p>
-            <w:pPr>
-              <w:keepNext/>
-              <w:keepLines/>
-              <w:spacing w:after="0"/>
-              <w:rPr>
-                <w:rFonts w:asciiTheme="majorBidi" w:hAnsiTheme="majorBidi" w:cstheme="majorBidi"/>
-                <w:sz w:val="20"/>
-                <w:szCs w:val="20"/>
-                <w:lang w:bidi="ar-IQ"/>
-              </w:rPr>
-            </w:pPr>
-            <w:r>
-              <w:rPr>
-                <w:rFonts w:asciiTheme="majorBidi" w:hAnsiTheme="majorBidi" w:cstheme="majorBidi"/>
-                <w:sz w:val="20"/>
-                <w:szCs w:val="20"/>
-                <w:rtl/>
-                <w:lang w:bidi="ar-IQ"/>
-              </w:rPr>
-              <w:t xml:space="preserve">هياكل متقطعة</w:t>
-            </w:r>
-          </w:p>
-        </w:tc>
-        <w:tc>
-          <w:tcPr>
-            <w:tcW w:w="339" w:type="pct"/>
-          </w:tcPr>
-          <w:p>
-            <w:pPr>
-              <w:keepNext/>
-              <w:keepLines/>
-              <w:spacing w:after="0"/>
-              <w:rPr>
-                <w:rFonts w:asciiTheme="majorBidi" w:hAnsiTheme="majorBidi" w:cstheme="majorBidi"/>
-                <w:sz w:val="20"/>
-                <w:szCs w:val="20"/>
-                <w:lang w:bidi="ar-IQ"/>
-              </w:rPr>
-            </w:pPr>
-            <w:r>
-              <w:rPr>
-                <w:rFonts w:asciiTheme="majorBidi" w:hAnsiTheme="majorBidi" w:cstheme="majorBidi"/>
-                <w:sz w:val="20"/>
-                <w:szCs w:val="20"/>
-                <w:rtl/>
-                <w:lang w:bidi="ar-IQ"/>
-              </w:rPr>
-              <w:t xml:space="preserve">٥٠.٠</w:t>
-            </w:r>
-          </w:p>
-        </w:tc>
-        <w:tc>
-          <w:tcPr>
-            <w:tcW w:w="325" w:type="pct"/>
-          </w:tcPr>
-          <w:p>
-            <w:pPr>
-              <w:keepNext/>
-              <w:keepLines/>
-              <w:spacing w:after="0"/>
-              <w:rPr>
-                <w:rFonts w:asciiTheme="majorBidi" w:hAnsiTheme="majorBidi" w:cstheme="majorBidi"/>
-                <w:sz w:val="20"/>
-                <w:szCs w:val="20"/>
-              </w:rPr>
-            </w:pPr>
-            <w:r>
-              <w:rPr>
-                <w:rFonts w:asciiTheme="majorBidi" w:hAnsiTheme="majorBidi" w:cstheme="majorBidi"/>
-                <w:sz w:val="20"/>
-                <w:szCs w:val="20"/>
-                <w:rtl/>
-                <w:lang w:bidi="ar-IQ"/>
-              </w:rPr>
-              <w:t xml:space="preserve">٣</w:t>
             </w:r>
           </w:p>
         </w:tc>
@@ -2198,40 +2198,96 @@
                 <w:rtl/>
                 <w:lang w:bidi="ar-IQ"/>
               </w:rPr>
+              <w:t xml:space="preserve"/>
+            </w:r>
+          </w:p>
+        </w:tc>
+        <w:tc>
+          <w:tcPr>
+            <w:tcW w:w="338" w:type="pct"/>
+          </w:tcPr>
+          <w:p>
+            <w:pPr>
+              <w:keepNext/>
+              <w:keepLines/>
+              <w:spacing w:after="0"/>
+              <w:rPr>
+                <w:rFonts w:asciiTheme="majorBidi" w:hAnsiTheme="majorBidi" w:cstheme="majorBidi"/>
+                <w:sz w:val="20"/>
+                <w:szCs w:val="20"/>
+                <w:lang w:bidi="ar-IQ"/>
+              </w:rPr>
+            </w:pPr>
+            <w:r>
+              <w:rPr>
+                <w:rFonts w:asciiTheme="majorBidi" w:hAnsiTheme="majorBidi" w:cstheme="majorBidi"/>
+                <w:sz w:val="20"/>
+                <w:szCs w:val="20"/>
+                <w:rtl/>
+                <w:lang w:bidi="ar-IQ"/>
+              </w:rPr>
+              <w:t xml:space="preserve"/>
+            </w:r>
+          </w:p>
+        </w:tc>
+        <w:tc>
+          <w:tcPr>
+            <w:tcW w:w="339" w:type="pct"/>
+          </w:tcPr>
+          <w:p>
+            <w:pPr>
+              <w:keepNext/>
+              <w:keepLines/>
+              <w:spacing w:after="0"/>
+              <w:rPr>
+                <w:rFonts w:asciiTheme="majorBidi" w:hAnsiTheme="majorBidi" w:cstheme="majorBidi"/>
+                <w:sz w:val="20"/>
+                <w:szCs w:val="20"/>
+                <w:lang w:bidi="ar-IQ"/>
+              </w:rPr>
+            </w:pPr>
+            <w:r>
+              <w:rPr>
+                <w:rFonts w:asciiTheme="majorBidi" w:hAnsiTheme="majorBidi" w:cstheme="majorBidi"/>
+                <w:sz w:val="20"/>
+                <w:szCs w:val="20"/>
+                <w:rtl/>
+                <w:lang w:bidi="ar-IQ"/>
+              </w:rPr>
+              <w:t xml:space="preserve"/>
+            </w:r>
+          </w:p>
+        </w:tc>
+        <w:tc>
+          <w:tcPr>
+            <w:tcW w:w="1831" w:type="pct"/>
+          </w:tcPr>
+          <w:p>
+            <w:pPr>
+              <w:keepNext/>
+              <w:keepLines/>
+              <w:spacing w:after="0"/>
+              <w:rPr>
+                <w:rFonts w:asciiTheme="majorBidi" w:hAnsiTheme="majorBidi" w:cstheme="majorBidi"/>
+                <w:sz w:val="20"/>
+                <w:szCs w:val="20"/>
+                <w:lang w:bidi="ar-IQ"/>
+              </w:rPr>
+            </w:pPr>
+            <w:r>
+              <w:rPr>
+                <w:rFonts w:asciiTheme="majorBidi" w:hAnsiTheme="majorBidi" w:cstheme="majorBidi"/>
+                <w:sz w:val="20"/>
+                <w:szCs w:val="20"/>
+                <w:rtl/>
+                <w:lang w:bidi="ar-IQ"/>
+              </w:rPr>
               <w:t xml:space="preserve">مهارات الحاسوب</w:t>
             </w:r>
           </w:p>
         </w:tc>
         <w:tc>
           <w:tcPr>
-            <w:tcW w:w="338" w:type="pct"/>
-          </w:tcPr>
-          <w:p>
-            <w:pPr>
-              <w:keepNext/>
-              <w:keepLines/>
-              <w:spacing w:after="0"/>
-              <w:rPr>
-                <w:rFonts w:asciiTheme="majorBidi" w:hAnsiTheme="majorBidi" w:cstheme="majorBidi"/>
-                <w:sz w:val="20"/>
-                <w:szCs w:val="20"/>
-                <w:lang w:bidi="ar-IQ"/>
-              </w:rPr>
-            </w:pPr>
-            <w:r>
-              <w:rPr>
-                <w:rFonts w:asciiTheme="majorBidi" w:hAnsiTheme="majorBidi" w:cstheme="majorBidi"/>
-                <w:sz w:val="20"/>
-                <w:szCs w:val="20"/>
-                <w:rtl/>
-                <w:lang w:bidi="ar-IQ"/>
-              </w:rPr>
-              <w:t xml:space="preserve">٥٨.٠</w:t>
-            </w:r>
-          </w:p>
-        </w:tc>
-        <w:tc>
-          <w:tcPr>
             <w:tcW w:w="339" w:type="pct"/>
           </w:tcPr>
           <w:p>
@@ -2254,90 +2310,34 @@
                 <w:rtl/>
                 <w:lang w:bidi="ar-IQ"/>
               </w:rPr>
+              <w:t xml:space="preserve">٥٨</w:t>
+            </w:r>
+          </w:p>
+        </w:tc>
+        <w:tc>
+          <w:tcPr>
+            <w:tcW w:w="325" w:type="pct"/>
+          </w:tcPr>
+          <w:p>
+            <w:pPr>
+              <w:keepNext/>
+              <w:keepLines/>
+              <w:spacing w:after="0"/>
+              <w:rPr>
+                <w:rFonts w:asciiTheme="majorBidi" w:hAnsiTheme="majorBidi" w:cstheme="majorBidi"/>
+                <w:sz w:val="20"/>
+                <w:szCs w:val="20"/>
+              </w:rPr>
+            </w:pPr>
+            <w:r>
+              <w:rPr>
+                <w:rFonts w:asciiTheme="majorBidi" w:hAnsiTheme="majorBidi" w:cstheme="majorBidi"/>
+                <w:sz w:val="20"/>
+                <w:szCs w:val="20"/>
+                <w:rtl/>
+                <w:lang w:bidi="ar-IQ"/>
+              </w:rPr>
               <w:t xml:space="preserve">٢</w:t>
-            </w:r>
-          </w:p>
-        </w:tc>
-        <w:tc>
-          <w:tcPr>
-            <w:tcW w:w="1831" w:type="pct"/>
-          </w:tcPr>
-          <w:p>
-            <w:pPr>
-              <w:keepNext/>
-              <w:keepLines/>
-              <w:spacing w:after="0"/>
-              <w:rPr>
-                <w:rFonts w:asciiTheme="majorBidi" w:hAnsiTheme="majorBidi" w:cstheme="majorBidi"/>
-                <w:sz w:val="20"/>
-                <w:szCs w:val="20"/>
-                <w:lang w:bidi="ar-IQ"/>
-              </w:rPr>
-            </w:pPr>
-            <w:r>
-              <w:rPr>
-                <w:rFonts w:asciiTheme="majorBidi" w:hAnsiTheme="majorBidi" w:cstheme="majorBidi"/>
-                <w:sz w:val="20"/>
-                <w:szCs w:val="20"/>
-                <w:rtl/>
-                <w:lang w:bidi="ar-IQ"/>
-              </w:rPr>
-              <w:t xml:space="preserve"/>
-            </w:r>
-          </w:p>
-        </w:tc>
-        <w:tc>
-          <w:tcPr>
-            <w:tcW w:w="339" w:type="pct"/>
-          </w:tcPr>
-          <w:p>
-            <w:pPr>
-              <w:keepNext/>
-              <w:keepLines/>
-              <w:spacing w:after="0"/>
-              <w:rPr>
-                <w:rFonts w:asciiTheme="majorBidi" w:hAnsiTheme="majorBidi" w:cstheme="majorBidi"/>
-                <w:sz w:val="20"/>
-                <w:szCs w:val="20"/>
-                <w:lang w:bidi="ar-IQ"/>
-              </w:rPr>
-            </w:pPr>
-            <w:r>
-              <w:rPr>
-                <w:rFonts w:asciiTheme="majorBidi" w:hAnsiTheme="majorBidi" w:cstheme="majorBidi"/>
-                <w:sz w:val="20"/>
-                <w:szCs w:val="20"/>
-                <w:rtl/>
-                <w:lang w:bidi="ar-IQ"/>
-              </w:rPr>
-              <w:t xml:space="preserve"/>
-            </w:r>
-          </w:p>
-        </w:tc>
-        <w:tc>
-          <w:tcPr>
-            <w:tcW w:w="325" w:type="pct"/>
-          </w:tcPr>
-          <w:p>
-            <w:pPr>
-              <w:keepNext/>
-              <w:keepLines/>
-              <w:spacing w:after="0"/>
-              <w:rPr>
-                <w:rFonts w:asciiTheme="majorBidi" w:hAnsiTheme="majorBidi" w:cstheme="majorBidi"/>
-                <w:sz w:val="20"/>
-                <w:szCs w:val="20"/>
-              </w:rPr>
-            </w:pPr>
-            <w:r>
-              <w:rPr>
-                <w:rFonts w:asciiTheme="majorBidi" w:hAnsiTheme="majorBidi" w:cstheme="majorBidi"/>
-                <w:sz w:val="20"/>
-                <w:szCs w:val="20"/>
-                <w:rtl/>
-                <w:lang w:bidi="ar-IQ"/>
-              </w:rPr>
-              <w:t xml:space="preserve"/>
             </w:r>
           </w:p>
         </w:tc>
@@ -2413,7 +2413,7 @@
                 <w:rtl/>
                 <w:lang w:bidi="ar-IQ"/>
               </w:rPr>
-              <w:t xml:space="preserve">العام الدراسي ٢٠١٦ - ٢٠١٧</w:t>
+              <w:t xml:space="preserve">العام الدراسي ‎٢٠١٥-٢٠١٦‎</w:t>
             </w:r>
           </w:p>
         </w:tc>
@@ -2698,7 +2698,7 @@
                 <w:rtl/>
                 <w:lang w:bidi="ar-IQ"/>
               </w:rPr>
-              <w:t xml:space="preserve">البرمجة 2 (٢)</w:t>
+              <w:t xml:space="preserve">أساسيات قواعد البيانات</w:t>
             </w:r>
           </w:p>
         </w:tc>
@@ -2726,7 +2726,7 @@
                 <w:rtl/>
                 <w:lang w:bidi="ar-IQ"/>
               </w:rPr>
-              <w:t xml:space="preserve">٥٠.٠</w:t>
+              <w:t xml:space="preserve">٥٣</w:t>
             </w:r>
           </w:p>
         </w:tc>
@@ -2754,7 +2754,7 @@
                 <w:rtl/>
                 <w:lang w:bidi="ar-IQ"/>
               </w:rPr>
-              <w:t xml:space="preserve">٤</w:t>
+              <w:t xml:space="preserve">٣</w:t>
             </w:r>
           </w:p>
         </w:tc>
@@ -2782,7 +2782,7 @@
                 <w:rtl/>
                 <w:lang w:bidi="ar-IQ"/>
               </w:rPr>
-              <w:t xml:space="preserve">البرمجة المرئية</w:t>
+              <w:t xml:space="preserve">أخلاقيات الحاسوب*</w:t>
             </w:r>
           </w:p>
         </w:tc>
@@ -2810,7 +2810,7 @@
                 <w:rtl/>
                 <w:lang w:bidi="ar-IQ"/>
               </w:rPr>
-              <w:t xml:space="preserve">٥٠.٠</w:t>
+              <w:t xml:space="preserve">٥٣</w:t>
             </w:r>
           </w:p>
         </w:tc>
@@ -2837,7 +2837,7 @@
                 <w:rtl/>
                 <w:lang w:bidi="ar-IQ"/>
               </w:rPr>
-              <w:t xml:space="preserve">٣</w:t>
+              <w:t xml:space="preserve">٢</w:t>
             </w:r>
           </w:p>
         </w:tc>
@@ -2870,7 +2870,7 @@
                 <w:rtl/>
                 <w:lang w:bidi="ar-IQ"/>
               </w:rPr>
-              <w:t xml:space="preserve">حقوق الإنسان</w:t>
+              <w:t xml:space="preserve">البرمجة كائنية التوجه*</w:t>
             </w:r>
           </w:p>
         </w:tc>
@@ -2898,7 +2898,7 @@
                 <w:rtl/>
                 <w:lang w:bidi="ar-IQ"/>
               </w:rPr>
-              <w:t xml:space="preserve">٥٣.٠</w:t>
+              <w:t xml:space="preserve">٦٦</w:t>
             </w:r>
           </w:p>
         </w:tc>
@@ -2926,90 +2926,90 @@
                 <w:rtl/>
                 <w:lang w:bidi="ar-IQ"/>
               </w:rPr>
+              <w:t xml:space="preserve">٣</w:t>
+            </w:r>
+          </w:p>
+        </w:tc>
+        <w:tc>
+          <w:tcPr>
+            <w:tcW w:w="1831" w:type="pct"/>
+          </w:tcPr>
+          <w:p>
+            <w:pPr>
+              <w:keepNext/>
+              <w:keepLines/>
+              <w:spacing w:after="0"/>
+              <w:rPr>
+                <w:rFonts w:asciiTheme="majorBidi" w:hAnsiTheme="majorBidi" w:cstheme="majorBidi"/>
+                <w:sz w:val="20"/>
+                <w:szCs w:val="20"/>
+                <w:lang w:bidi="ar-IQ"/>
+              </w:rPr>
+            </w:pPr>
+            <w:r>
+              <w:rPr>
+                <w:rFonts w:asciiTheme="majorBidi" w:hAnsiTheme="majorBidi" w:cstheme="majorBidi"/>
+                <w:sz w:val="20"/>
+                <w:szCs w:val="20"/>
+                <w:rtl/>
+                <w:lang w:bidi="ar-IQ"/>
+              </w:rPr>
+              <w:t xml:space="preserve">الديمقراطية</w:t>
+            </w:r>
+          </w:p>
+        </w:tc>
+        <w:tc>
+          <w:tcPr>
+            <w:tcW w:w="339" w:type="pct"/>
+          </w:tcPr>
+          <w:p>
+            <w:pPr>
+              <w:keepNext/>
+              <w:keepLines/>
+              <w:spacing w:after="0"/>
+              <w:rPr>
+                <w:rFonts w:asciiTheme="majorBidi" w:hAnsiTheme="majorBidi" w:cstheme="majorBidi"/>
+                <w:sz w:val="20"/>
+                <w:szCs w:val="20"/>
+                <w:lang w:bidi="ar-IQ"/>
+              </w:rPr>
+            </w:pPr>
+            <w:r>
+              <w:rPr>
+                <w:rFonts w:asciiTheme="majorBidi" w:hAnsiTheme="majorBidi" w:cstheme="majorBidi"/>
+                <w:sz w:val="20"/>
+                <w:szCs w:val="20"/>
+                <w:rtl/>
+                <w:lang w:bidi="ar-IQ"/>
+              </w:rPr>
+              <w:t xml:space="preserve">٨٣</w:t>
+            </w:r>
+          </w:p>
+        </w:tc>
+        <w:tc>
+          <w:tcPr>
+            <w:tcW w:w="325" w:type="pct"/>
+          </w:tcPr>
+          <w:p>
+            <w:pPr>
+              <w:keepNext/>
+              <w:keepLines/>
+              <w:spacing w:after="0"/>
+              <w:rPr>
+                <w:rFonts w:asciiTheme="majorBidi" w:hAnsiTheme="majorBidi" w:cstheme="majorBidi"/>
+                <w:sz w:val="20"/>
+                <w:szCs w:val="20"/>
+              </w:rPr>
+            </w:pPr>
+            <w:r>
+              <w:rPr>
+                <w:rFonts w:asciiTheme="majorBidi" w:hAnsiTheme="majorBidi" w:cstheme="majorBidi"/>
+                <w:sz w:val="20"/>
+                <w:szCs w:val="20"/>
+                <w:rtl/>
+                <w:lang w:bidi="ar-IQ"/>
+              </w:rPr>
               <w:t xml:space="preserve">١</w:t>
-            </w:r>
-          </w:p>
-        </w:tc>
-        <w:tc>
-          <w:tcPr>
-            <w:tcW w:w="1831" w:type="pct"/>
-          </w:tcPr>
-          <w:p>
-            <w:pPr>
-              <w:keepNext/>
-              <w:keepLines/>
-              <w:spacing w:after="0"/>
-              <w:rPr>
-                <w:rFonts w:asciiTheme="majorBidi" w:hAnsiTheme="majorBidi" w:cstheme="majorBidi"/>
-                <w:sz w:val="20"/>
-                <w:szCs w:val="20"/>
-                <w:lang w:bidi="ar-IQ"/>
-              </w:rPr>
-            </w:pPr>
-            <w:r>
-              <w:rPr>
-                <w:rFonts w:asciiTheme="majorBidi" w:hAnsiTheme="majorBidi" w:cstheme="majorBidi"/>
-                <w:sz w:val="20"/>
-                <w:szCs w:val="20"/>
-                <w:rtl/>
-                <w:lang w:bidi="ar-IQ"/>
-              </w:rPr>
-              <w:t xml:space="preserve">الرسم بالحاسوب ثنائي الأبعاد</w:t>
-            </w:r>
-          </w:p>
-        </w:tc>
-        <w:tc>
-          <w:tcPr>
-            <w:tcW w:w="339" w:type="pct"/>
-          </w:tcPr>
-          <w:p>
-            <w:pPr>
-              <w:keepNext/>
-              <w:keepLines/>
-              <w:spacing w:after="0"/>
-              <w:rPr>
-                <w:rFonts w:asciiTheme="majorBidi" w:hAnsiTheme="majorBidi" w:cstheme="majorBidi"/>
-                <w:sz w:val="20"/>
-                <w:szCs w:val="20"/>
-                <w:lang w:bidi="ar-IQ"/>
-              </w:rPr>
-            </w:pPr>
-            <w:r>
-              <w:rPr>
-                <w:rFonts w:asciiTheme="majorBidi" w:hAnsiTheme="majorBidi" w:cstheme="majorBidi"/>
-                <w:sz w:val="20"/>
-                <w:szCs w:val="20"/>
-                <w:rtl/>
-                <w:lang w:bidi="ar-IQ"/>
-              </w:rPr>
-              <w:t xml:space="preserve">٧٤.٠</w:t>
-            </w:r>
-          </w:p>
-        </w:tc>
-        <w:tc>
-          <w:tcPr>
-            <w:tcW w:w="325" w:type="pct"/>
-          </w:tcPr>
-          <w:p>
-            <w:pPr>
-              <w:keepNext/>
-              <w:keepLines/>
-              <w:spacing w:after="0"/>
-              <w:rPr>
-                <w:rFonts w:asciiTheme="majorBidi" w:hAnsiTheme="majorBidi" w:cstheme="majorBidi"/>
-                <w:sz w:val="20"/>
-                <w:szCs w:val="20"/>
-              </w:rPr>
-            </w:pPr>
-            <w:r>
-              <w:rPr>
-                <w:rFonts w:asciiTheme="majorBidi" w:hAnsiTheme="majorBidi" w:cstheme="majorBidi"/>
-                <w:sz w:val="20"/>
-                <w:szCs w:val="20"/>
-                <w:rtl/>
-                <w:lang w:bidi="ar-IQ"/>
-              </w:rPr>
-              <w:t xml:space="preserve">٣</w:t>
             </w:r>
           </w:p>
         </w:tc>
@@ -3042,7 +3042,7 @@
                 <w:rtl/>
                 <w:lang w:bidi="ar-IQ"/>
               </w:rPr>
-              <w:t xml:space="preserve">طرق عددية</w:t>
+              <w:t xml:space="preserve">بحوث العمليات</w:t>
             </w:r>
           </w:p>
         </w:tc>
@@ -3070,7 +3070,7 @@
                 <w:rtl/>
                 <w:lang w:bidi="ar-IQ"/>
               </w:rPr>
-              <w:t xml:space="preserve">٦٧.٠</w:t>
+              <w:t xml:space="preserve">٦٠</w:t>
             </w:r>
           </w:p>
         </w:tc>
@@ -3126,7 +3126,7 @@
                 <w:rtl/>
                 <w:lang w:bidi="ar-IQ"/>
               </w:rPr>
-              <w:t xml:space="preserve">المتحكم المنطقي المبرمج</w:t>
+              <w:t xml:space="preserve">اللغة الانكليزية 1</w:t>
             </w:r>
           </w:p>
         </w:tc>
@@ -3154,7 +3154,7 @@
                 <w:rtl/>
                 <w:lang w:bidi="ar-IQ"/>
               </w:rPr>
-              <w:t xml:space="preserve">٦٢.٠</w:t>
+              <w:t xml:space="preserve">٧٥</w:t>
             </w:r>
           </w:p>
         </w:tc>
@@ -3181,7 +3181,7 @@
                 <w:rtl/>
                 <w:lang w:bidi="ar-IQ"/>
               </w:rPr>
-              <w:t xml:space="preserve">٣</w:t>
+              <w:t xml:space="preserve">٢</w:t>
             </w:r>
           </w:p>
         </w:tc>
@@ -3214,7 +3214,7 @@
                 <w:rtl/>
                 <w:lang w:bidi="ar-IQ"/>
               </w:rPr>
-              <w:t xml:space="preserve">معالجات مايكروية ولغة التجميع</w:t>
+              <w:t xml:space="preserve">شبكات الحاسوب 1</w:t>
             </w:r>
           </w:p>
         </w:tc>
@@ -3242,7 +3242,7 @@
                 <w:rtl/>
                 <w:lang w:bidi="ar-IQ"/>
               </w:rPr>
-              <w:t xml:space="preserve">٥٦.٠</w:t>
+              <w:t xml:space="preserve">٦٣</w:t>
             </w:r>
           </w:p>
         </w:tc>
@@ -3298,7 +3298,7 @@
                 <w:rtl/>
                 <w:lang w:bidi="ar-IQ"/>
               </w:rPr>
-              <w:t xml:space="preserve">النظرية الاحتسابية (٢)</w:t>
+              <w:t xml:space="preserve">تطبيقات الحاسوب</w:t>
             </w:r>
           </w:p>
         </w:tc>
@@ -3326,7 +3326,7 @@
                 <w:rtl/>
                 <w:lang w:bidi="ar-IQ"/>
               </w:rPr>
-              <w:t xml:space="preserve">٦١.٠</w:t>
+              <w:t xml:space="preserve">٦١</w:t>
             </w:r>
           </w:p>
         </w:tc>
@@ -3353,7 +3353,7 @@
                 <w:rtl/>
                 <w:lang w:bidi="ar-IQ"/>
               </w:rPr>
-              <w:t xml:space="preserve">٣</w:t>
+              <w:t xml:space="preserve">٢</w:t>
             </w:r>
           </w:p>
         </w:tc>
@@ -3386,7 +3386,7 @@
                 <w:rtl/>
                 <w:lang w:bidi="ar-IQ"/>
               </w:rPr>
-              <w:t xml:space="preserve">نظرية الاحتمالات و الإحصاء</w:t>
+              <w:t xml:space="preserve">فلسفة</w:t>
             </w:r>
           </w:p>
         </w:tc>
@@ -3414,7 +3414,7 @@
                 <w:rtl/>
                 <w:lang w:bidi="ar-IQ"/>
               </w:rPr>
-              <w:t xml:space="preserve">٥٠.٠</w:t>
+              <w:t xml:space="preserve">٥٩</w:t>
             </w:r>
           </w:p>
         </w:tc>
@@ -3442,90 +3442,90 @@
                 <w:rtl/>
                 <w:lang w:bidi="ar-IQ"/>
               </w:rPr>
+              <w:t xml:space="preserve">٢</w:t>
+            </w:r>
+          </w:p>
+        </w:tc>
+        <w:tc>
+          <w:tcPr>
+            <w:tcW w:w="1831" w:type="pct"/>
+          </w:tcPr>
+          <w:p>
+            <w:pPr>
+              <w:keepNext/>
+              <w:keepLines/>
+              <w:spacing w:after="0"/>
+              <w:rPr>
+                <w:rFonts w:asciiTheme="majorBidi" w:hAnsiTheme="majorBidi" w:cstheme="majorBidi"/>
+                <w:sz w:val="20"/>
+                <w:szCs w:val="20"/>
+                <w:lang w:bidi="ar-IQ"/>
+              </w:rPr>
+            </w:pPr>
+            <w:r>
+              <w:rPr>
+                <w:rFonts w:asciiTheme="majorBidi" w:hAnsiTheme="majorBidi" w:cstheme="majorBidi"/>
+                <w:sz w:val="20"/>
+                <w:szCs w:val="20"/>
+                <w:rtl/>
+                <w:lang w:bidi="ar-IQ"/>
+              </w:rPr>
+              <w:t xml:space="preserve">مبادئ تكنولوجيا المعلومات</w:t>
+            </w:r>
+          </w:p>
+        </w:tc>
+        <w:tc>
+          <w:tcPr>
+            <w:tcW w:w="339" w:type="pct"/>
+          </w:tcPr>
+          <w:p>
+            <w:pPr>
+              <w:keepNext/>
+              <w:keepLines/>
+              <w:spacing w:after="0"/>
+              <w:rPr>
+                <w:rFonts w:asciiTheme="majorBidi" w:hAnsiTheme="majorBidi" w:cstheme="majorBidi"/>
+                <w:sz w:val="20"/>
+                <w:szCs w:val="20"/>
+                <w:lang w:bidi="ar-IQ"/>
+              </w:rPr>
+            </w:pPr>
+            <w:r>
+              <w:rPr>
+                <w:rFonts w:asciiTheme="majorBidi" w:hAnsiTheme="majorBidi" w:cstheme="majorBidi"/>
+                <w:sz w:val="20"/>
+                <w:szCs w:val="20"/>
+                <w:rtl/>
+                <w:lang w:bidi="ar-IQ"/>
+              </w:rPr>
+              <w:t xml:space="preserve">٥٠</w:t>
+            </w:r>
+          </w:p>
+        </w:tc>
+        <w:tc>
+          <w:tcPr>
+            <w:tcW w:w="325" w:type="pct"/>
+          </w:tcPr>
+          <w:p>
+            <w:pPr>
+              <w:keepNext/>
+              <w:keepLines/>
+              <w:spacing w:after="0"/>
+              <w:rPr>
+                <w:rFonts w:asciiTheme="majorBidi" w:hAnsiTheme="majorBidi" w:cstheme="majorBidi"/>
+                <w:sz w:val="20"/>
+                <w:szCs w:val="20"/>
+              </w:rPr>
+            </w:pPr>
+            <w:r>
+              <w:rPr>
+                <w:rFonts w:asciiTheme="majorBidi" w:hAnsiTheme="majorBidi" w:cstheme="majorBidi"/>
+                <w:sz w:val="20"/>
+                <w:szCs w:val="20"/>
+                <w:rtl/>
+                <w:lang w:bidi="ar-IQ"/>
+              </w:rPr>
               <w:t xml:space="preserve">٣</w:t>
-            </w:r>
-          </w:p>
-        </w:tc>
-        <w:tc>
-          <w:tcPr>
-            <w:tcW w:w="1831" w:type="pct"/>
-          </w:tcPr>
-          <w:p>
-            <w:pPr>
-              <w:keepNext/>
-              <w:keepLines/>
-              <w:spacing w:after="0"/>
-              <w:rPr>
-                <w:rFonts w:asciiTheme="majorBidi" w:hAnsiTheme="majorBidi" w:cstheme="majorBidi"/>
-                <w:sz w:val="20"/>
-                <w:szCs w:val="20"/>
-                <w:lang w:bidi="ar-IQ"/>
-              </w:rPr>
-            </w:pPr>
-            <w:r>
-              <w:rPr>
-                <w:rFonts w:asciiTheme="majorBidi" w:hAnsiTheme="majorBidi" w:cstheme="majorBidi"/>
-                <w:sz w:val="20"/>
-                <w:szCs w:val="20"/>
-                <w:rtl/>
-                <w:lang w:bidi="ar-IQ"/>
-              </w:rPr>
-              <w:t xml:space="preserve">تطبيقات الحاسوب في الاعمال</w:t>
-            </w:r>
-          </w:p>
-        </w:tc>
-        <w:tc>
-          <w:tcPr>
-            <w:tcW w:w="339" w:type="pct"/>
-          </w:tcPr>
-          <w:p>
-            <w:pPr>
-              <w:keepNext/>
-              <w:keepLines/>
-              <w:spacing w:after="0"/>
-              <w:rPr>
-                <w:rFonts w:asciiTheme="majorBidi" w:hAnsiTheme="majorBidi" w:cstheme="majorBidi"/>
-                <w:sz w:val="20"/>
-                <w:szCs w:val="20"/>
-                <w:lang w:bidi="ar-IQ"/>
-              </w:rPr>
-            </w:pPr>
-            <w:r>
-              <w:rPr>
-                <w:rFonts w:asciiTheme="majorBidi" w:hAnsiTheme="majorBidi" w:cstheme="majorBidi"/>
-                <w:sz w:val="20"/>
-                <w:szCs w:val="20"/>
-                <w:rtl/>
-                <w:lang w:bidi="ar-IQ"/>
-              </w:rPr>
-              <w:t xml:space="preserve">٦٤.٠</w:t>
-            </w:r>
-          </w:p>
-        </w:tc>
-        <w:tc>
-          <w:tcPr>
-            <w:tcW w:w="325" w:type="pct"/>
-          </w:tcPr>
-          <w:p>
-            <w:pPr>
-              <w:keepNext/>
-              <w:keepLines/>
-              <w:spacing w:after="0"/>
-              <w:rPr>
-                <w:rFonts w:asciiTheme="majorBidi" w:hAnsiTheme="majorBidi" w:cstheme="majorBidi"/>
-                <w:sz w:val="20"/>
-                <w:szCs w:val="20"/>
-              </w:rPr>
-            </w:pPr>
-            <w:r>
-              <w:rPr>
-                <w:rFonts w:asciiTheme="majorBidi" w:hAnsiTheme="majorBidi" w:cstheme="majorBidi"/>
-                <w:sz w:val="20"/>
-                <w:szCs w:val="20"/>
-                <w:rtl/>
-                <w:lang w:bidi="ar-IQ"/>
-              </w:rPr>
-              <w:t xml:space="preserve">٢</w:t>
             </w:r>
           </w:p>
         </w:tc>
@@ -3558,7 +3558,7 @@
                 <w:rtl/>
                 <w:lang w:bidi="ar-IQ"/>
               </w:rPr>
-              <w:t xml:space="preserve"/>
+              <w:t xml:space="preserve">هندسة البرامجيات</w:t>
             </w:r>
           </w:p>
         </w:tc>
@@ -3586,7 +3586,7 @@
                 <w:rtl/>
                 <w:lang w:bidi="ar-IQ"/>
               </w:rPr>
-              <w:t xml:space="preserve"/>
+              <w:t xml:space="preserve">٦٢</w:t>
             </w:r>
           </w:p>
         </w:tc>
@@ -3614,7 +3614,7 @@
                 <w:rtl/>
                 <w:lang w:bidi="ar-IQ"/>
               </w:rPr>
-              <w:t xml:space="preserve"/>
+              <w:t xml:space="preserve">٣</w:t>
             </w:r>
           </w:p>
         </w:tc>
@@ -3642,7 +3642,7 @@
                 <w:rtl/>
                 <w:lang w:bidi="ar-IQ"/>
               </w:rPr>
-              <w:t xml:space="preserve">تفاعل الانسان مع الحاسوب</w:t>
+              <w:t xml:space="preserve">هياكل متقطعة</w:t>
             </w:r>
           </w:p>
         </w:tc>
@@ -3670,7 +3670,7 @@
                 <w:rtl/>
                 <w:lang w:bidi="ar-IQ"/>
               </w:rPr>
-              <w:t xml:space="preserve">٧٩.٠</w:t>
+              <w:t xml:space="preserve">٥٠</w:t>
             </w:r>
           </w:p>
         </w:tc>
@@ -3697,7 +3697,7 @@
                 <w:rtl/>
                 <w:lang w:bidi="ar-IQ"/>
               </w:rPr>
-              <w:t xml:space="preserve">٢</w:t>
+              <w:t xml:space="preserve">٣</w:t>
             </w:r>
           </w:p>
         </w:tc>
@@ -3773,7 +3773,7 @@
                 <w:rtl/>
                 <w:lang w:bidi="ar-IQ"/>
               </w:rPr>
-              <w:t xml:space="preserve">العام الدراسي ٢٠١٧ - ٢٠١٨</w:t>
+              <w:t xml:space="preserve">العام الدراسي ‎٢٠١٩-٢٠٢٠‎</w:t>
             </w:r>
           </w:p>
         </w:tc>
@@ -4058,7 +4058,7 @@
                 <w:rtl/>
                 <w:lang w:bidi="ar-IQ"/>
               </w:rPr>
-              <w:t xml:space="preserve">أساسيات قواعد البيانات</w:t>
+              <w:t xml:space="preserve">البرمجة المرئية</w:t>
             </w:r>
           </w:p>
         </w:tc>
@@ -4086,7 +4086,7 @@
                 <w:rtl/>
                 <w:lang w:bidi="ar-IQ"/>
               </w:rPr>
-              <w:t xml:space="preserve">٥٣.٠</w:t>
+              <w:t xml:space="preserve">٥٠</w:t>
             </w:r>
           </w:p>
         </w:tc>
@@ -4142,7 +4142,7 @@
                 <w:rtl/>
                 <w:lang w:bidi="ar-IQ"/>
               </w:rPr>
-              <w:t xml:space="preserve">أساسيات الذكاء الاصطناعي</w:t>
+              <w:t xml:space="preserve">نظرية المعلومات</w:t>
             </w:r>
           </w:p>
         </w:tc>
@@ -4170,7 +4170,7 @@
                 <w:rtl/>
                 <w:lang w:bidi="ar-IQ"/>
               </w:rPr>
-              <w:t xml:space="preserve">٥٠.٠</w:t>
+              <w:t xml:space="preserve">٧٧</w:t>
             </w:r>
           </w:p>
         </w:tc>
@@ -4230,7 +4230,7 @@
                 <w:rtl/>
                 <w:lang w:bidi="ar-IQ"/>
               </w:rPr>
-              <w:t xml:space="preserve">البرمجة كائنية التوجه (٢)</w:t>
+              <w:t xml:space="preserve">الرسم بالحاسوب ثنائي الأبعاد</w:t>
             </w:r>
           </w:p>
         </w:tc>
@@ -4258,7 +4258,7 @@
                 <w:rtl/>
                 <w:lang w:bidi="ar-IQ"/>
               </w:rPr>
-              <w:t xml:space="preserve">٦٦.٠</w:t>
+              <w:t xml:space="preserve">٧٤</w:t>
             </w:r>
           </w:p>
         </w:tc>
@@ -4314,7 +4314,7 @@
                 <w:rtl/>
                 <w:lang w:bidi="ar-IQ"/>
               </w:rPr>
-              <w:t xml:space="preserve">المترجمات</w:t>
+              <w:t xml:space="preserve">الحوسبة السحابية</w:t>
             </w:r>
           </w:p>
         </w:tc>
@@ -4342,7 +4342,7 @@
                 <w:rtl/>
                 <w:lang w:bidi="ar-IQ"/>
               </w:rPr>
-              <w:t xml:space="preserve">٥٨.٠</w:t>
+              <w:t xml:space="preserve">٧٨</w:t>
             </w:r>
           </w:p>
         </w:tc>
@@ -4369,7 +4369,7 @@
                 <w:rtl/>
                 <w:lang w:bidi="ar-IQ"/>
               </w:rPr>
-              <w:t xml:space="preserve">٤</w:t>
+              <w:t xml:space="preserve">٢</w:t>
             </w:r>
           </w:p>
         </w:tc>
@@ -4402,7 +4402,7 @@
                 <w:rtl/>
                 <w:lang w:bidi="ar-IQ"/>
               </w:rPr>
-              <w:t xml:space="preserve">بحوث العمليات</w:t>
+              <w:t xml:space="preserve">المتحكم المنطقي المبرمج</w:t>
             </w:r>
           </w:p>
         </w:tc>
@@ -4430,7 +4430,7 @@
                 <w:rtl/>
                 <w:lang w:bidi="ar-IQ"/>
               </w:rPr>
-              <w:t xml:space="preserve">٦٠.٠</w:t>
+              <w:t xml:space="preserve">٦٢</w:t>
             </w:r>
           </w:p>
         </w:tc>
@@ -4486,7 +4486,7 @@
                 <w:rtl/>
                 <w:lang w:bidi="ar-IQ"/>
               </w:rPr>
-              <w:t xml:space="preserve">تصميم المواقع</w:t>
+              <w:t xml:space="preserve">تطبيقات النقال</w:t>
             </w:r>
           </w:p>
         </w:tc>
@@ -4514,7 +4514,7 @@
                 <w:rtl/>
                 <w:lang w:bidi="ar-IQ"/>
               </w:rPr>
-              <w:t xml:space="preserve">٥٦.٠</w:t>
+              <w:t xml:space="preserve">٩٨</w:t>
             </w:r>
           </w:p>
         </w:tc>
@@ -4574,7 +4574,7 @@
                 <w:rtl/>
                 <w:lang w:bidi="ar-IQ"/>
               </w:rPr>
-              <w:t xml:space="preserve">شبكات الحاسوب 1</w:t>
+              <w:t xml:space="preserve">النظرية الاحتسابية*</w:t>
             </w:r>
           </w:p>
         </w:tc>
@@ -4602,7 +4602,7 @@
                 <w:rtl/>
                 <w:lang w:bidi="ar-IQ"/>
               </w:rPr>
-              <w:t xml:space="preserve">٦٣.٠</w:t>
+              <w:t xml:space="preserve">٦١</w:t>
             </w:r>
           </w:p>
         </w:tc>
@@ -4658,7 +4658,7 @@
                 <w:rtl/>
                 <w:lang w:bidi="ar-IQ"/>
               </w:rPr>
-              <w:t xml:space="preserve">نمذجة الحاسوب و محاكاته</w:t>
+              <w:t xml:space="preserve">مهارات الاتصال</w:t>
             </w:r>
           </w:p>
         </w:tc>
@@ -4686,7 +4686,7 @@
                 <w:rtl/>
                 <w:lang w:bidi="ar-IQ"/>
               </w:rPr>
-              <w:t xml:space="preserve">٧٨.٠</w:t>
+              <w:t xml:space="preserve">٨٧</w:t>
             </w:r>
           </w:p>
         </w:tc>
@@ -4713,7 +4713,7 @@
                 <w:rtl/>
                 <w:lang w:bidi="ar-IQ"/>
               </w:rPr>
-              <w:t xml:space="preserve">٣</w:t>
+              <w:t xml:space="preserve">٢</w:t>
             </w:r>
           </w:p>
         </w:tc>
@@ -4746,7 +4746,7 @@
                 <w:rtl/>
                 <w:lang w:bidi="ar-IQ"/>
               </w:rPr>
-              <w:t xml:space="preserve">فلسفة</w:t>
+              <w:t xml:space="preserve">تطبيقات الحاسوب في الاعمال</w:t>
             </w:r>
           </w:p>
         </w:tc>
@@ -4774,7 +4774,7 @@
                 <w:rtl/>
                 <w:lang w:bidi="ar-IQ"/>
               </w:rPr>
-              <w:t xml:space="preserve">٥٩.٠</w:t>
+              <w:t xml:space="preserve">٦٤</w:t>
             </w:r>
           </w:p>
         </w:tc>
@@ -4830,7 +4830,7 @@
                 <w:rtl/>
                 <w:lang w:bidi="ar-IQ"/>
               </w:rPr>
-              <w:t xml:space="preserve">هياكل البيانات 1</w:t>
+              <w:t xml:space="preserve"/>
             </w:r>
           </w:p>
         </w:tc>
@@ -4858,7 +4858,7 @@
                 <w:rtl/>
                 <w:lang w:bidi="ar-IQ"/>
               </w:rPr>
-              <w:t xml:space="preserve">٥٦.٠</w:t>
+              <w:t xml:space="preserve"/>
             </w:r>
           </w:p>
         </w:tc>
@@ -4885,7 +4885,7 @@
                 <w:rtl/>
                 <w:lang w:bidi="ar-IQ"/>
               </w:rPr>
-              <w:t xml:space="preserve">٣</w:t>
+              <w:t xml:space="preserve"/>
             </w:r>
           </w:p>
         </w:tc>
@@ -4918,7 +4918,7 @@
                 <w:rtl/>
                 <w:lang w:bidi="ar-IQ"/>
               </w:rPr>
-              <w:t xml:space="preserve">هندسة البرامجيات</w:t>
+              <w:t xml:space="preserve">تفاعل الانسان مع الحاسوب</w:t>
             </w:r>
           </w:p>
         </w:tc>
@@ -4946,7 +4946,7 @@
                 <w:rtl/>
                 <w:lang w:bidi="ar-IQ"/>
               </w:rPr>
-              <w:t xml:space="preserve">٦٢.٠</w:t>
+              <w:t xml:space="preserve">٧٩</w:t>
             </w:r>
           </w:p>
         </w:tc>
@@ -4974,7 +4974,7 @@
                 <w:rtl/>
                 <w:lang w:bidi="ar-IQ"/>
               </w:rPr>
-              <w:t xml:space="preserve">٣</w:t>
+              <w:t xml:space="preserve">٢</w:t>
             </w:r>
           </w:p>
         </w:tc>
@@ -5133,7 +5133,7 @@
                 <w:rtl/>
                 <w:lang w:bidi="ar-IQ"/>
               </w:rPr>
-              <w:t xml:space="preserve">العام الدراسي ٢٠١٨ - ٢٠١٩</w:t>
+              <w:t xml:space="preserve">العام الدراسي ‎٢٠١٧-٢٠١٨‎</w:t>
             </w:r>
           </w:p>
         </w:tc>
@@ -5418,7 +5418,7 @@
                 <w:rtl/>
                 <w:lang w:bidi="ar-IQ"/>
               </w:rPr>
-              <w:t xml:space="preserve">الأعمال الالكترونية</w:t>
+              <w:t xml:space="preserve">التنقيب عن البيانات</w:t>
             </w:r>
           </w:p>
         </w:tc>
@@ -5446,7 +5446,7 @@
                 <w:rtl/>
                 <w:lang w:bidi="ar-IQ"/>
               </w:rPr>
-              <w:t xml:space="preserve">٥٣.٠</w:t>
+              <w:t xml:space="preserve">٥٠</w:t>
             </w:r>
           </w:p>
         </w:tc>
@@ -5502,7 +5502,7 @@
                 <w:rtl/>
                 <w:lang w:bidi="ar-IQ"/>
               </w:rPr>
-              <w:t xml:space="preserve">أمنية الشبكات</w:t>
+              <w:t xml:space="preserve">هياكل البيانات 1</w:t>
             </w:r>
           </w:p>
         </w:tc>
@@ -5530,7 +5530,7 @@
                 <w:rtl/>
                 <w:lang w:bidi="ar-IQ"/>
               </w:rPr>
-              <w:t xml:space="preserve">٨٣.٠</w:t>
+              <w:t xml:space="preserve">٥٦</w:t>
             </w:r>
           </w:p>
         </w:tc>
@@ -5590,7 +5590,7 @@
                 <w:rtl/>
                 <w:lang w:bidi="ar-IQ"/>
               </w:rPr>
-              <w:t xml:space="preserve">التنقيب عن البيانات</w:t>
+              <w:t xml:space="preserve">شبكات الحاسوب 2*</w:t>
             </w:r>
           </w:p>
         </w:tc>
@@ -5618,7 +5618,7 @@
                 <w:rtl/>
                 <w:lang w:bidi="ar-IQ"/>
               </w:rPr>
-              <w:t xml:space="preserve">٥٠.٠</w:t>
+              <w:t xml:space="preserve">٧٥</w:t>
             </w:r>
           </w:p>
         </w:tc>
@@ -5646,7 +5646,7 @@
                 <w:rtl/>
                 <w:lang w:bidi="ar-IQ"/>
               </w:rPr>
-              <w:t xml:space="preserve">٢</w:t>
+              <w:t xml:space="preserve">٣</w:t>
             </w:r>
           </w:p>
         </w:tc>
@@ -5674,7 +5674,7 @@
                 <w:rtl/>
                 <w:lang w:bidi="ar-IQ"/>
               </w:rPr>
-              <w:t xml:space="preserve">التمثيل المرئي للبيانات</w:t>
+              <w:t xml:space="preserve">أساسيات الذكاء الاصطناعي</w:t>
             </w:r>
           </w:p>
         </w:tc>
@@ -5702,7 +5702,7 @@
                 <w:rtl/>
                 <w:lang w:bidi="ar-IQ"/>
               </w:rPr>
-              <w:t xml:space="preserve">٧٦.٠</w:t>
+              <w:t xml:space="preserve">٥٠</w:t>
             </w:r>
           </w:p>
         </w:tc>
@@ -5762,7 +5762,7 @@
                 <w:rtl/>
                 <w:lang w:bidi="ar-IQ"/>
               </w:rPr>
-              <w:t xml:space="preserve">تصميم المواقع المتقدم</w:t>
+              <w:t xml:space="preserve">الأعمال الالكترونية</w:t>
             </w:r>
           </w:p>
         </w:tc>
@@ -5790,7 +5790,7 @@
                 <w:rtl/>
                 <w:lang w:bidi="ar-IQ"/>
               </w:rPr>
-              <w:t xml:space="preserve">٥٨.٠</w:t>
+              <w:t xml:space="preserve">٥٣</w:t>
             </w:r>
           </w:p>
         </w:tc>
@@ -5818,7 +5818,7 @@
                 <w:rtl/>
                 <w:lang w:bidi="ar-IQ"/>
               </w:rPr>
-              <w:t xml:space="preserve">٣</w:t>
+              <w:t xml:space="preserve">٢</w:t>
             </w:r>
           </w:p>
         </w:tc>
@@ -5846,7 +5846,7 @@
                 <w:rtl/>
                 <w:lang w:bidi="ar-IQ"/>
               </w:rPr>
-              <w:t xml:space="preserve">الذكاء الحاسوبي</w:t>
+              <w:t xml:space="preserve">المترجمات</w:t>
             </w:r>
           </w:p>
         </w:tc>
@@ -5874,7 +5874,7 @@
                 <w:rtl/>
                 <w:lang w:bidi="ar-IQ"/>
               </w:rPr>
-              <w:t xml:space="preserve">٦٨.٠</w:t>
+              <w:t xml:space="preserve">٥٨</w:t>
             </w:r>
           </w:p>
         </w:tc>
@@ -5901,7 +5901,7 @@
                 <w:rtl/>
                 <w:lang w:bidi="ar-IQ"/>
               </w:rPr>
-              <w:t xml:space="preserve">٣</w:t>
+              <w:t xml:space="preserve">٤</w:t>
             </w:r>
           </w:p>
         </w:tc>
@@ -5934,7 +5934,7 @@
                 <w:rtl/>
                 <w:lang w:bidi="ar-IQ"/>
               </w:rPr>
-              <w:t xml:space="preserve">شبكات الحاسوب 2 (٢)</w:t>
+              <w:t xml:space="preserve">تصميم المواقع المتقدم</w:t>
             </w:r>
           </w:p>
         </w:tc>
@@ -5962,7 +5962,7 @@
                 <w:rtl/>
                 <w:lang w:bidi="ar-IQ"/>
               </w:rPr>
-              <w:t xml:space="preserve">٧٥.٠</w:t>
+              <w:t xml:space="preserve">٥٨</w:t>
             </w:r>
           </w:p>
         </w:tc>
@@ -6018,7 +6018,7 @@
                 <w:rtl/>
                 <w:lang w:bidi="ar-IQ"/>
               </w:rPr>
-              <w:t xml:space="preserve">المشروع 1</w:t>
+              <w:t xml:space="preserve">تصميم المواقع</w:t>
             </w:r>
           </w:p>
         </w:tc>
@@ -6046,7 +6046,7 @@
                 <w:rtl/>
                 <w:lang w:bidi="ar-IQ"/>
               </w:rPr>
-              <w:t xml:space="preserve">٨٩.٠</w:t>
+              <w:t xml:space="preserve">٥٦</w:t>
             </w:r>
           </w:p>
         </w:tc>
@@ -6073,7 +6073,7 @@
                 <w:rtl/>
                 <w:lang w:bidi="ar-IQ"/>
               </w:rPr>
-              <w:t xml:space="preserve">٢</w:t>
+              <w:t xml:space="preserve">٣</w:t>
             </w:r>
           </w:p>
         </w:tc>
@@ -6134,7 +6134,7 @@
                 <w:rtl/>
                 <w:lang w:bidi="ar-IQ"/>
               </w:rPr>
-              <w:t xml:space="preserve">٥٥.٠</w:t>
+              <w:t xml:space="preserve">٥٥</w:t>
             </w:r>
           </w:p>
         </w:tc>
@@ -6190,7 +6190,7 @@
                 <w:rtl/>
                 <w:lang w:bidi="ar-IQ"/>
               </w:rPr>
-              <w:t xml:space="preserve">الوسائط المتعددة</w:t>
+              <w:t xml:space="preserve">نمذجة الحاسوب و محاكاته</w:t>
             </w:r>
           </w:p>
         </w:tc>
@@ -6218,7 +6218,7 @@
                 <w:rtl/>
                 <w:lang w:bidi="ar-IQ"/>
               </w:rPr>
-              <w:t xml:space="preserve">٦٨.٠</w:t>
+              <w:t xml:space="preserve">٧٨</w:t>
             </w:r>
           </w:p>
         </w:tc>
@@ -6306,7 +6306,7 @@
                 <w:rtl/>
                 <w:lang w:bidi="ar-IQ"/>
               </w:rPr>
-              <w:t xml:space="preserve">٥١.٠</w:t>
+              <w:t xml:space="preserve">٥١</w:t>
             </w:r>
           </w:p>
         </w:tc>
@@ -6362,7 +6362,7 @@
                 <w:rtl/>
                 <w:lang w:bidi="ar-IQ"/>
               </w:rPr>
-              <w:t xml:space="preserve">برمجة الألعاب (٢)</w:t>
+              <w:t xml:space="preserve"/>
             </w:r>
           </w:p>
         </w:tc>
@@ -6390,7 +6390,7 @@
                 <w:rtl/>
                 <w:lang w:bidi="ar-IQ"/>
               </w:rPr>
-              <w:t xml:space="preserve">٦٢.٠</w:t>
+              <w:t xml:space="preserve"/>
             </w:r>
           </w:p>
         </w:tc>
@@ -6417,351 +6417,7 @@
                 <w:rtl/>
                 <w:lang w:bidi="ar-IQ"/>
               </w:rPr>
-              <w:t xml:space="preserve">٢</w:t>
-            </w:r>
-          </w:p>
-        </w:tc>
-      </w:tr>
-      <w:tr>
-        <w:trPr>
-          <w:cantSplit/>
-        </w:trPr>
-        <w:tc>
-          <w:tcPr>
-            <w:tcW w:w="1828" w:type="pct"/>
-          </w:tcPr>
-          <w:p>
-            <w:pPr>
-              <w:keepNext/>
-              <w:keepLines/>
-              <w:spacing w:after="0"/>
-              <w:rPr>
-                <w:rFonts w:asciiTheme="majorBidi" w:hAnsiTheme="majorBidi" w:cstheme="majorBidi"/>
-                <w:sz w:val="20"/>
-                <w:szCs w:val="20"/>
-                <w:lang w:bidi="ar-IQ"/>
-              </w:rPr>
-            </w:pPr>
-            <w:r>
-              <w:rPr>
-                <w:rFonts w:asciiTheme="majorBidi" w:hAnsiTheme="majorBidi" w:cstheme="majorBidi"/>
-                <w:sz w:val="20"/>
-                <w:szCs w:val="20"/>
-                <w:rtl/>
-                <w:lang w:bidi="ar-IQ"/>
-              </w:rPr>
               <w:t xml:space="preserve"/>
-            </w:r>
-          </w:p>
-        </w:tc>
-        <w:tc>
-          <w:tcPr>
-            <w:tcW w:w="338" w:type="pct"/>
-          </w:tcPr>
-          <w:p>
-            <w:pPr>
-              <w:keepNext/>
-              <w:keepLines/>
-              <w:spacing w:after="0"/>
-              <w:rPr>
-                <w:rFonts w:asciiTheme="majorBidi" w:hAnsiTheme="majorBidi" w:cstheme="majorBidi"/>
-                <w:sz w:val="20"/>
-                <w:szCs w:val="20"/>
-                <w:lang w:bidi="ar-IQ"/>
-              </w:rPr>
-            </w:pPr>
-            <w:r>
-              <w:rPr>
-                <w:rFonts w:asciiTheme="majorBidi" w:hAnsiTheme="majorBidi" w:cstheme="majorBidi"/>
-                <w:sz w:val="20"/>
-                <w:szCs w:val="20"/>
-                <w:rtl/>
-                <w:lang w:bidi="ar-IQ"/>
-              </w:rPr>
-              <w:t xml:space="preserve"/>
-            </w:r>
-          </w:p>
-        </w:tc>
-        <w:tc>
-          <w:tcPr>
-            <w:tcW w:w="339" w:type="pct"/>
-          </w:tcPr>
-          <w:p>
-            <w:pPr>
-              <w:keepNext/>
-              <w:keepLines/>
-              <w:spacing w:after="0"/>
-              <w:rPr>
-                <w:rFonts w:asciiTheme="majorBidi" w:hAnsiTheme="majorBidi" w:cstheme="majorBidi"/>
-                <w:sz w:val="20"/>
-                <w:szCs w:val="20"/>
-                <w:lang w:bidi="ar-IQ"/>
-              </w:rPr>
-            </w:pPr>
-            <w:r>
-              <w:rPr>
-                <w:rFonts w:asciiTheme="majorBidi" w:hAnsiTheme="majorBidi" w:cstheme="majorBidi"/>
-                <w:sz w:val="20"/>
-                <w:szCs w:val="20"/>
-                <w:rtl/>
-                <w:lang w:bidi="ar-IQ"/>
-              </w:rPr>
-              <w:t xml:space="preserve"/>
-            </w:r>
-          </w:p>
-        </w:tc>
-        <w:tc>
-          <w:tcPr>
-            <w:tcW w:w="1831" w:type="pct"/>
-          </w:tcPr>
-          <w:p>
-            <w:pPr>
-              <w:keepNext/>
-              <w:keepLines/>
-              <w:spacing w:after="0"/>
-              <w:rPr>
-                <w:rFonts w:asciiTheme="majorBidi" w:hAnsiTheme="majorBidi" w:cstheme="majorBidi"/>
-                <w:sz w:val="20"/>
-                <w:szCs w:val="20"/>
-                <w:lang w:bidi="ar-IQ"/>
-              </w:rPr>
-            </w:pPr>
-            <w:r>
-              <w:rPr>
-                <w:rFonts w:asciiTheme="majorBidi" w:hAnsiTheme="majorBidi" w:cstheme="majorBidi"/>
-                <w:sz w:val="20"/>
-                <w:szCs w:val="20"/>
-                <w:rtl/>
-                <w:lang w:bidi="ar-IQ"/>
-              </w:rPr>
-              <w:t xml:space="preserve">قواعد البيانات الموزعة</w:t>
-            </w:r>
-          </w:p>
-        </w:tc>
-        <w:tc>
-          <w:tcPr>
-            <w:tcW w:w="339" w:type="pct"/>
-          </w:tcPr>
-          <w:p>
-            <w:pPr>
-              <w:keepNext/>
-              <w:keepLines/>
-              <w:spacing w:after="0"/>
-              <w:rPr>
-                <w:rFonts w:asciiTheme="majorBidi" w:hAnsiTheme="majorBidi" w:cstheme="majorBidi"/>
-                <w:sz w:val="20"/>
-                <w:szCs w:val="20"/>
-                <w:lang w:bidi="ar-IQ"/>
-              </w:rPr>
-            </w:pPr>
-            <w:r>
-              <w:rPr>
-                <w:rFonts w:asciiTheme="majorBidi" w:hAnsiTheme="majorBidi" w:cstheme="majorBidi"/>
-                <w:sz w:val="20"/>
-                <w:szCs w:val="20"/>
-                <w:rtl/>
-                <w:lang w:bidi="ar-IQ"/>
-              </w:rPr>
-              <w:t xml:space="preserve">٦٤.٠</w:t>
-            </w:r>
-          </w:p>
-        </w:tc>
-        <w:tc>
-          <w:tcPr>
-            <w:tcW w:w="325" w:type="pct"/>
-          </w:tcPr>
-          <w:p>
-            <w:pPr>
-              <w:keepNext/>
-              <w:keepLines/>
-              <w:spacing w:after="0"/>
-              <w:rPr>
-                <w:rFonts w:asciiTheme="majorBidi" w:hAnsiTheme="majorBidi" w:cstheme="majorBidi"/>
-                <w:sz w:val="20"/>
-                <w:szCs w:val="20"/>
-              </w:rPr>
-            </w:pPr>
-            <w:r>
-              <w:rPr>
-                <w:rFonts w:asciiTheme="majorBidi" w:hAnsiTheme="majorBidi" w:cstheme="majorBidi"/>
-                <w:sz w:val="20"/>
-                <w:szCs w:val="20"/>
-                <w:rtl/>
-                <w:lang w:bidi="ar-IQ"/>
-              </w:rPr>
-              <w:t xml:space="preserve">٣</w:t>
-            </w:r>
-          </w:p>
-        </w:tc>
-      </w:tr>
-      <w:tr>
-        <w:trPr>
-          <w:cantSplit/>
-        </w:trPr>
-        <w:tc>
-          <w:tcPr>
-            <w:tcW w:w="1828" w:type="pct"/>
-          </w:tcPr>
-          <w:p>
-            <w:pPr>
-              <w:keepNext/>
-              <w:keepLines/>
-              <w:spacing w:after="0"/>
-              <w:rPr>
-                <w:rFonts w:asciiTheme="majorBidi" w:hAnsiTheme="majorBidi" w:cstheme="majorBidi"/>
-                <w:sz w:val="20"/>
-                <w:szCs w:val="20"/>
-                <w:lang w:bidi="ar-IQ"/>
-              </w:rPr>
-            </w:pPr>
-            <w:r>
-              <w:rPr>
-                <w:rFonts w:asciiTheme="majorBidi" w:hAnsiTheme="majorBidi" w:cstheme="majorBidi"/>
-                <w:sz w:val="20"/>
-                <w:szCs w:val="20"/>
-                <w:rtl/>
-                <w:lang w:bidi="ar-IQ"/>
-              </w:rPr>
-              <w:t xml:space="preserve"/>
-            </w:r>
-          </w:p>
-        </w:tc>
-        <w:tc>
-          <w:tcPr>
-            <w:tcW w:w="338" w:type="pct"/>
-          </w:tcPr>
-          <w:p>
-            <w:pPr>
-              <w:keepNext/>
-              <w:keepLines/>
-              <w:spacing w:after="0"/>
-              <w:rPr>
-                <w:rFonts w:asciiTheme="majorBidi" w:hAnsiTheme="majorBidi" w:cstheme="majorBidi"/>
-                <w:sz w:val="20"/>
-                <w:szCs w:val="20"/>
-                <w:lang w:bidi="ar-IQ"/>
-              </w:rPr>
-            </w:pPr>
-            <w:r>
-              <w:rPr>
-                <w:rFonts w:asciiTheme="majorBidi" w:hAnsiTheme="majorBidi" w:cstheme="majorBidi"/>
-                <w:sz w:val="20"/>
-                <w:szCs w:val="20"/>
-                <w:rtl/>
-                <w:lang w:bidi="ar-IQ"/>
-              </w:rPr>
-              <w:t xml:space="preserve"/>
-            </w:r>
-          </w:p>
-        </w:tc>
-        <w:tc>
-          <w:tcPr>
-            <w:tcW w:w="339" w:type="pct"/>
-          </w:tcPr>
-          <w:p>
-            <w:pPr>
-              <w:keepNext/>
-              <w:keepLines/>
-              <w:spacing w:after="0"/>
-              <w:rPr>
-                <w:rFonts w:asciiTheme="majorBidi" w:hAnsiTheme="majorBidi" w:cstheme="majorBidi"/>
-                <w:sz w:val="20"/>
-                <w:szCs w:val="20"/>
-                <w:lang w:bidi="ar-IQ"/>
-              </w:rPr>
-            </w:pPr>
-            <w:r>
-              <w:rPr>
-                <w:rFonts w:asciiTheme="majorBidi" w:hAnsiTheme="majorBidi" w:cstheme="majorBidi"/>
-                <w:sz w:val="20"/>
-                <w:szCs w:val="20"/>
-                <w:rtl/>
-                <w:lang w:bidi="ar-IQ"/>
-              </w:rPr>
-              <w:t xml:space="preserve"/>
-            </w:r>
-          </w:p>
-        </w:tc>
-        <w:tc>
-          <w:tcPr>
-            <w:tcW w:w="1831" w:type="pct"/>
-          </w:tcPr>
-          <w:p>
-            <w:pPr>
-              <w:keepNext/>
-              <w:keepLines/>
-              <w:spacing w:after="0"/>
-              <w:rPr>
-                <w:rFonts w:asciiTheme="majorBidi" w:hAnsiTheme="majorBidi" w:cstheme="majorBidi"/>
-                <w:sz w:val="20"/>
-                <w:szCs w:val="20"/>
-                <w:lang w:bidi="ar-IQ"/>
-              </w:rPr>
-            </w:pPr>
-            <w:r>
-              <w:rPr>
-                <w:rFonts w:asciiTheme="majorBidi" w:hAnsiTheme="majorBidi" w:cstheme="majorBidi"/>
-                <w:sz w:val="20"/>
-                <w:szCs w:val="20"/>
-                <w:rtl/>
-                <w:lang w:bidi="ar-IQ"/>
-              </w:rPr>
-              <w:t xml:space="preserve">نظم التشغيل المتقدم</w:t>
-            </w:r>
-          </w:p>
-        </w:tc>
-        <w:tc>
-          <w:tcPr>
-            <w:tcW w:w="339" w:type="pct"/>
-          </w:tcPr>
-          <w:p>
-            <w:pPr>
-              <w:keepNext/>
-              <w:keepLines/>
-              <w:spacing w:after="0"/>
-              <w:rPr>
-                <w:rFonts w:asciiTheme="majorBidi" w:hAnsiTheme="majorBidi" w:cstheme="majorBidi"/>
-                <w:sz w:val="20"/>
-                <w:szCs w:val="20"/>
-                <w:lang w:bidi="ar-IQ"/>
-              </w:rPr>
-            </w:pPr>
-            <w:r>
-              <w:rPr>
-                <w:rFonts w:asciiTheme="majorBidi" w:hAnsiTheme="majorBidi" w:cstheme="majorBidi"/>
-                <w:sz w:val="20"/>
-                <w:szCs w:val="20"/>
-                <w:rtl/>
-                <w:lang w:bidi="ar-IQ"/>
-              </w:rPr>
-              <w:t xml:space="preserve">٥٦.٠</w:t>
-            </w:r>
-          </w:p>
-        </w:tc>
-        <w:tc>
-          <w:tcPr>
-            <w:tcW w:w="325" w:type="pct"/>
-          </w:tcPr>
-          <w:p>
-            <w:pPr>
-              <w:keepNext/>
-              <w:keepLines/>
-              <w:spacing w:after="0"/>
-              <w:rPr>
-                <w:rFonts w:asciiTheme="majorBidi" w:hAnsiTheme="majorBidi" w:cstheme="majorBidi"/>
-                <w:sz w:val="20"/>
-                <w:szCs w:val="20"/>
-              </w:rPr>
-            </w:pPr>
-            <w:r>
-              <w:rPr>
-                <w:rFonts w:asciiTheme="majorBidi" w:hAnsiTheme="majorBidi" w:cstheme="majorBidi"/>
-                <w:sz w:val="20"/>
-                <w:szCs w:val="20"/>
-                <w:rtl/>
-                <w:lang w:bidi="ar-IQ"/>
-              </w:rPr>
-              <w:t xml:space="preserve">٢</w:t>
             </w:r>
           </w:p>
         </w:tc>
@@ -6837,7 +6493,7 @@
                 <w:rtl/>
                 <w:lang w:bidi="ar-IQ"/>
               </w:rPr>
-              <w:t xml:space="preserve">العام الدراسي ٢٠١٩ - ٢٠٢٠</w:t>
+              <w:t xml:space="preserve">العام الدراسي ‎٢٠١٨-٢٠١٩‎</w:t>
             </w:r>
           </w:p>
         </w:tc>
@@ -7122,7 +6778,7 @@
                 <w:rtl/>
                 <w:lang w:bidi="ar-IQ"/>
               </w:rPr>
-              <w:t xml:space="preserve">الحوسبة السحابية</w:t>
+              <w:t xml:space="preserve"/>
             </w:r>
           </w:p>
         </w:tc>
@@ -7150,7 +6806,7 @@
                 <w:rtl/>
                 <w:lang w:bidi="ar-IQ"/>
               </w:rPr>
-              <w:t xml:space="preserve">٧٨.٠</w:t>
+              <w:t xml:space="preserve"/>
             </w:r>
           </w:p>
         </w:tc>
@@ -7178,7 +6834,7 @@
                 <w:rtl/>
                 <w:lang w:bidi="ar-IQ"/>
               </w:rPr>
-              <w:t xml:space="preserve">٢</w:t>
+              <w:t xml:space="preserve"/>
             </w:r>
           </w:p>
         </w:tc>
@@ -7206,7 +6862,7 @@
                 <w:rtl/>
                 <w:lang w:bidi="ar-IQ"/>
               </w:rPr>
-              <w:t xml:space="preserve"/>
+              <w:t xml:space="preserve">التمثيل المرئي للبيانات</w:t>
             </w:r>
           </w:p>
         </w:tc>
@@ -7234,7 +6890,7 @@
                 <w:rtl/>
                 <w:lang w:bidi="ar-IQ"/>
               </w:rPr>
-              <w:t xml:space="preserve"/>
+              <w:t xml:space="preserve">٧٦</w:t>
             </w:r>
           </w:p>
         </w:tc>
@@ -7261,7 +6917,7 @@
                 <w:rtl/>
                 <w:lang w:bidi="ar-IQ"/>
               </w:rPr>
-              <w:t xml:space="preserve"/>
+              <w:t xml:space="preserve">٣</w:t>
             </w:r>
           </w:p>
         </w:tc>
@@ -7294,7 +6950,7 @@
                 <w:rtl/>
                 <w:lang w:bidi="ar-IQ"/>
               </w:rPr>
-              <w:t xml:space="preserve">تطبيقات النقال</w:t>
+              <w:t xml:space="preserve"/>
             </w:r>
           </w:p>
         </w:tc>
@@ -7322,7 +6978,7 @@
                 <w:rtl/>
                 <w:lang w:bidi="ar-IQ"/>
               </w:rPr>
-              <w:t xml:space="preserve">٩٨.٠</w:t>
+              <w:t xml:space="preserve"/>
             </w:r>
           </w:p>
         </w:tc>
@@ -7350,90 +7006,90 @@
                 <w:rtl/>
                 <w:lang w:bidi="ar-IQ"/>
               </w:rPr>
+              <w:t xml:space="preserve"/>
+            </w:r>
+          </w:p>
+        </w:tc>
+        <w:tc>
+          <w:tcPr>
+            <w:tcW w:w="1831" w:type="pct"/>
+          </w:tcPr>
+          <w:p>
+            <w:pPr>
+              <w:keepNext/>
+              <w:keepLines/>
+              <w:spacing w:after="0"/>
+              <w:rPr>
+                <w:rFonts w:asciiTheme="majorBidi" w:hAnsiTheme="majorBidi" w:cstheme="majorBidi"/>
+                <w:sz w:val="20"/>
+                <w:szCs w:val="20"/>
+                <w:lang w:bidi="ar-IQ"/>
+              </w:rPr>
+            </w:pPr>
+            <w:r>
+              <w:rPr>
+                <w:rFonts w:asciiTheme="majorBidi" w:hAnsiTheme="majorBidi" w:cstheme="majorBidi"/>
+                <w:sz w:val="20"/>
+                <w:szCs w:val="20"/>
+                <w:rtl/>
+                <w:lang w:bidi="ar-IQ"/>
+              </w:rPr>
+              <w:t xml:space="preserve">قواعد البيانات الموزعة</w:t>
+            </w:r>
+          </w:p>
+        </w:tc>
+        <w:tc>
+          <w:tcPr>
+            <w:tcW w:w="339" w:type="pct"/>
+          </w:tcPr>
+          <w:p>
+            <w:pPr>
+              <w:keepNext/>
+              <w:keepLines/>
+              <w:spacing w:after="0"/>
+              <w:rPr>
+                <w:rFonts w:asciiTheme="majorBidi" w:hAnsiTheme="majorBidi" w:cstheme="majorBidi"/>
+                <w:sz w:val="20"/>
+                <w:szCs w:val="20"/>
+                <w:lang w:bidi="ar-IQ"/>
+              </w:rPr>
+            </w:pPr>
+            <w:r>
+              <w:rPr>
+                <w:rFonts w:asciiTheme="majorBidi" w:hAnsiTheme="majorBidi" w:cstheme="majorBidi"/>
+                <w:sz w:val="20"/>
+                <w:szCs w:val="20"/>
+                <w:rtl/>
+                <w:lang w:bidi="ar-IQ"/>
+              </w:rPr>
+              <w:t xml:space="preserve">٦٤</w:t>
+            </w:r>
+          </w:p>
+        </w:tc>
+        <w:tc>
+          <w:tcPr>
+            <w:tcW w:w="325" w:type="pct"/>
+          </w:tcPr>
+          <w:p>
+            <w:pPr>
+              <w:keepNext/>
+              <w:keepLines/>
+              <w:spacing w:after="0"/>
+              <w:rPr>
+                <w:rFonts w:asciiTheme="majorBidi" w:hAnsiTheme="majorBidi" w:cstheme="majorBidi"/>
+                <w:sz w:val="20"/>
+                <w:szCs w:val="20"/>
+              </w:rPr>
+            </w:pPr>
+            <w:r>
+              <w:rPr>
+                <w:rFonts w:asciiTheme="majorBidi" w:hAnsiTheme="majorBidi" w:cstheme="majorBidi"/>
+                <w:sz w:val="20"/>
+                <w:szCs w:val="20"/>
+                <w:rtl/>
+                <w:lang w:bidi="ar-IQ"/>
+              </w:rPr>
               <w:t xml:space="preserve">٣</w:t>
-            </w:r>
-          </w:p>
-        </w:tc>
-        <w:tc>
-          <w:tcPr>
-            <w:tcW w:w="1831" w:type="pct"/>
-          </w:tcPr>
-          <w:p>
-            <w:pPr>
-              <w:keepNext/>
-              <w:keepLines/>
-              <w:spacing w:after="0"/>
-              <w:rPr>
-                <w:rFonts w:asciiTheme="majorBidi" w:hAnsiTheme="majorBidi" w:cstheme="majorBidi"/>
-                <w:sz w:val="20"/>
-                <w:szCs w:val="20"/>
-                <w:lang w:bidi="ar-IQ"/>
-              </w:rPr>
-            </w:pPr>
-            <w:r>
-              <w:rPr>
-                <w:rFonts w:asciiTheme="majorBidi" w:hAnsiTheme="majorBidi" w:cstheme="majorBidi"/>
-                <w:sz w:val="20"/>
-                <w:szCs w:val="20"/>
-                <w:rtl/>
-                <w:lang w:bidi="ar-IQ"/>
-              </w:rPr>
-              <w:t xml:space="preserve"/>
-            </w:r>
-          </w:p>
-        </w:tc>
-        <w:tc>
-          <w:tcPr>
-            <w:tcW w:w="339" w:type="pct"/>
-          </w:tcPr>
-          <w:p>
-            <w:pPr>
-              <w:keepNext/>
-              <w:keepLines/>
-              <w:spacing w:after="0"/>
-              <w:rPr>
-                <w:rFonts w:asciiTheme="majorBidi" w:hAnsiTheme="majorBidi" w:cstheme="majorBidi"/>
-                <w:sz w:val="20"/>
-                <w:szCs w:val="20"/>
-                <w:lang w:bidi="ar-IQ"/>
-              </w:rPr>
-            </w:pPr>
-            <w:r>
-              <w:rPr>
-                <w:rFonts w:asciiTheme="majorBidi" w:hAnsiTheme="majorBidi" w:cstheme="majorBidi"/>
-                <w:sz w:val="20"/>
-                <w:szCs w:val="20"/>
-                <w:rtl/>
-                <w:lang w:bidi="ar-IQ"/>
-              </w:rPr>
-              <w:t xml:space="preserve"/>
-            </w:r>
-          </w:p>
-        </w:tc>
-        <w:tc>
-          <w:tcPr>
-            <w:tcW w:w="325" w:type="pct"/>
-          </w:tcPr>
-          <w:p>
-            <w:pPr>
-              <w:keepNext/>
-              <w:keepLines/>
-              <w:spacing w:after="0"/>
-              <w:rPr>
-                <w:rFonts w:asciiTheme="majorBidi" w:hAnsiTheme="majorBidi" w:cstheme="majorBidi"/>
-                <w:sz w:val="20"/>
-                <w:szCs w:val="20"/>
-              </w:rPr>
-            </w:pPr>
-            <w:r>
-              <w:rPr>
-                <w:rFonts w:asciiTheme="majorBidi" w:hAnsiTheme="majorBidi" w:cstheme="majorBidi"/>
-                <w:sz w:val="20"/>
-                <w:szCs w:val="20"/>
-                <w:rtl/>
-                <w:lang w:bidi="ar-IQ"/>
-              </w:rPr>
-              <w:t xml:space="preserve"/>
             </w:r>
           </w:p>
         </w:tc>
@@ -7466,7 +7122,7 @@
                 <w:rtl/>
                 <w:lang w:bidi="ar-IQ"/>
               </w:rPr>
-              <w:t xml:space="preserve">مهارات الاتصال</w:t>
+              <w:t xml:space="preserve"/>
             </w:r>
           </w:p>
         </w:tc>
@@ -7494,7 +7150,7 @@
                 <w:rtl/>
                 <w:lang w:bidi="ar-IQ"/>
               </w:rPr>
-              <w:t xml:space="preserve">٨٧.٠</w:t>
+              <w:t xml:space="preserve"/>
             </w:r>
           </w:p>
         </w:tc>
@@ -7522,7 +7178,7 @@
                 <w:rtl/>
                 <w:lang w:bidi="ar-IQ"/>
               </w:rPr>
-              <w:t xml:space="preserve">٢</w:t>
+              <w:t xml:space="preserve"/>
             </w:r>
           </w:p>
         </w:tc>
@@ -7550,7 +7206,7 @@
                 <w:rtl/>
                 <w:lang w:bidi="ar-IQ"/>
               </w:rPr>
-              <w:t xml:space="preserve"/>
+              <w:t xml:space="preserve">أمنية الشبكات</w:t>
             </w:r>
           </w:p>
         </w:tc>
@@ -7578,7 +7234,7 @@
                 <w:rtl/>
                 <w:lang w:bidi="ar-IQ"/>
               </w:rPr>
-              <w:t xml:space="preserve"/>
+              <w:t xml:space="preserve">٨٣</w:t>
             </w:r>
           </w:p>
         </w:tc>
@@ -7605,7 +7261,7 @@
                 <w:rtl/>
                 <w:lang w:bidi="ar-IQ"/>
               </w:rPr>
-              <w:t xml:space="preserve"/>
+              <w:t xml:space="preserve">٣</w:t>
             </w:r>
           </w:p>
         </w:tc>
@@ -7638,7 +7294,7 @@
                 <w:rtl/>
                 <w:lang w:bidi="ar-IQ"/>
               </w:rPr>
-              <w:t xml:space="preserve">نظرية المعلومات</w:t>
+              <w:t xml:space="preserve"/>
             </w:r>
           </w:p>
         </w:tc>
@@ -7666,7 +7322,7 @@
                 <w:rtl/>
                 <w:lang w:bidi="ar-IQ"/>
               </w:rPr>
-              <w:t xml:space="preserve">٧٧.٠</w:t>
+              <w:t xml:space="preserve"/>
             </w:r>
           </w:p>
         </w:tc>
@@ -7694,10 +7350,182 @@
                 <w:rtl/>
                 <w:lang w:bidi="ar-IQ"/>
               </w:rPr>
+              <w:t xml:space="preserve"/>
+            </w:r>
+          </w:p>
+        </w:tc>
+        <w:tc>
+          <w:tcPr>
+            <w:tcW w:w="1831" w:type="pct"/>
+          </w:tcPr>
+          <w:p>
+            <w:pPr>
+              <w:keepNext/>
+              <w:keepLines/>
+              <w:spacing w:after="0"/>
+              <w:rPr>
+                <w:rFonts w:asciiTheme="majorBidi" w:hAnsiTheme="majorBidi" w:cstheme="majorBidi"/>
+                <w:sz w:val="20"/>
+                <w:szCs w:val="20"/>
+                <w:lang w:bidi="ar-IQ"/>
+              </w:rPr>
+            </w:pPr>
+            <w:r>
+              <w:rPr>
+                <w:rFonts w:asciiTheme="majorBidi" w:hAnsiTheme="majorBidi" w:cstheme="majorBidi"/>
+                <w:sz w:val="20"/>
+                <w:szCs w:val="20"/>
+                <w:rtl/>
+                <w:lang w:bidi="ar-IQ"/>
+              </w:rPr>
+              <w:t xml:space="preserve">الذكاء الحاسوبي</w:t>
+            </w:r>
+          </w:p>
+        </w:tc>
+        <w:tc>
+          <w:tcPr>
+            <w:tcW w:w="339" w:type="pct"/>
+          </w:tcPr>
+          <w:p>
+            <w:pPr>
+              <w:keepNext/>
+              <w:keepLines/>
+              <w:spacing w:after="0"/>
+              <w:rPr>
+                <w:rFonts w:asciiTheme="majorBidi" w:hAnsiTheme="majorBidi" w:cstheme="majorBidi"/>
+                <w:sz w:val="20"/>
+                <w:szCs w:val="20"/>
+                <w:lang w:bidi="ar-IQ"/>
+              </w:rPr>
+            </w:pPr>
+            <w:r>
+              <w:rPr>
+                <w:rFonts w:asciiTheme="majorBidi" w:hAnsiTheme="majorBidi" w:cstheme="majorBidi"/>
+                <w:sz w:val="20"/>
+                <w:szCs w:val="20"/>
+                <w:rtl/>
+                <w:lang w:bidi="ar-IQ"/>
+              </w:rPr>
+              <w:t xml:space="preserve">٦٨</w:t>
+            </w:r>
+          </w:p>
+        </w:tc>
+        <w:tc>
+          <w:tcPr>
+            <w:tcW w:w="325" w:type="pct"/>
+          </w:tcPr>
+          <w:p>
+            <w:pPr>
+              <w:keepNext/>
+              <w:keepLines/>
+              <w:spacing w:after="0"/>
+              <w:rPr>
+                <w:rFonts w:asciiTheme="majorBidi" w:hAnsiTheme="majorBidi" w:cstheme="majorBidi"/>
+                <w:sz w:val="20"/>
+                <w:szCs w:val="20"/>
+              </w:rPr>
+            </w:pPr>
+            <w:r>
+              <w:rPr>
+                <w:rFonts w:asciiTheme="majorBidi" w:hAnsiTheme="majorBidi" w:cstheme="majorBidi"/>
+                <w:sz w:val="20"/>
+                <w:szCs w:val="20"/>
+                <w:rtl/>
+                <w:lang w:bidi="ar-IQ"/>
+              </w:rPr>
               <w:t xml:space="preserve">٣</w:t>
             </w:r>
           </w:p>
         </w:tc>
+      </w:tr>
+      <w:tr>
+        <w:trPr>
+          <w:cantSplit/>
+        </w:trPr>
+        <w:tc>
+          <w:tcPr>
+            <w:tcW w:w="1828" w:type="pct"/>
+          </w:tcPr>
+          <w:p>
+            <w:pPr>
+              <w:keepNext/>
+              <w:keepLines/>
+              <w:spacing w:after="0"/>
+              <w:rPr>
+                <w:rFonts w:asciiTheme="majorBidi" w:hAnsiTheme="majorBidi" w:cstheme="majorBidi"/>
+                <w:sz w:val="20"/>
+                <w:szCs w:val="20"/>
+                <w:lang w:bidi="ar-IQ"/>
+              </w:rPr>
+            </w:pPr>
+            <w:r>
+              <w:rPr>
+                <w:rFonts w:asciiTheme="majorBidi" w:hAnsiTheme="majorBidi" w:cstheme="majorBidi"/>
+                <w:sz w:val="20"/>
+                <w:szCs w:val="20"/>
+                <w:rtl/>
+                <w:lang w:bidi="ar-IQ"/>
+              </w:rPr>
+              <w:t xml:space="preserve"/>
+            </w:r>
+          </w:p>
+        </w:tc>
+        <w:tc>
+          <w:tcPr>
+            <w:tcW w:w="338" w:type="pct"/>
+          </w:tcPr>
+          <w:p>
+            <w:pPr>
+              <w:keepNext/>
+              <w:keepLines/>
+              <w:spacing w:after="0"/>
+              <w:rPr>
+                <w:rFonts w:asciiTheme="majorBidi" w:hAnsiTheme="majorBidi" w:cstheme="majorBidi"/>
+                <w:sz w:val="20"/>
+                <w:szCs w:val="20"/>
+                <w:lang w:bidi="ar-IQ"/>
+              </w:rPr>
+            </w:pPr>
+            <w:r>
+              <w:rPr>
+                <w:rFonts w:asciiTheme="majorBidi" w:hAnsiTheme="majorBidi" w:cstheme="majorBidi"/>
+                <w:sz w:val="20"/>
+                <w:szCs w:val="20"/>
+                <w:rtl/>
+                <w:lang w:bidi="ar-IQ"/>
+              </w:rPr>
+              <w:t xml:space="preserve"/>
+            </w:r>
+          </w:p>
+        </w:tc>
+        <w:tc>
+          <w:tcPr>
+            <w:tcW w:w="339" w:type="pct"/>
+          </w:tcPr>
+          <w:p>
+            <w:pPr>
+              <w:keepNext/>
+              <w:keepLines/>
+              <w:spacing w:after="0"/>
+              <w:rPr>
+                <w:rFonts w:asciiTheme="majorBidi" w:hAnsiTheme="majorBidi" w:cstheme="majorBidi"/>
+                <w:sz w:val="20"/>
+                <w:szCs w:val="20"/>
+                <w:lang w:bidi="ar-IQ"/>
+              </w:rPr>
+            </w:pPr>
+            <w:r>
+              <w:rPr>
+                <w:rFonts w:asciiTheme="majorBidi" w:hAnsiTheme="majorBidi" w:cstheme="majorBidi"/>
+                <w:sz w:val="20"/>
+                <w:szCs w:val="20"/>
+                <w:rtl/>
+                <w:lang w:bidi="ar-IQ"/>
+              </w:rPr>
+              <w:t xml:space="preserve"/>
+            </w:r>
+          </w:p>
+        </w:tc>
         <w:tc>
           <w:tcPr>
             <w:tcW w:w="1831" w:type="pct"/>
@@ -7722,12 +7550,128 @@
                 <w:rtl/>
                 <w:lang w:bidi="ar-IQ"/>
               </w:rPr>
+              <w:t xml:space="preserve">المشروع 1</w:t>
+            </w:r>
+          </w:p>
+        </w:tc>
+        <w:tc>
+          <w:tcPr>
+            <w:tcW w:w="339" w:type="pct"/>
+          </w:tcPr>
+          <w:p>
+            <w:pPr>
+              <w:keepNext/>
+              <w:keepLines/>
+              <w:spacing w:after="0"/>
+              <w:rPr>
+                <w:rFonts w:asciiTheme="majorBidi" w:hAnsiTheme="majorBidi" w:cstheme="majorBidi"/>
+                <w:sz w:val="20"/>
+                <w:szCs w:val="20"/>
+                <w:lang w:bidi="ar-IQ"/>
+              </w:rPr>
+            </w:pPr>
+            <w:r>
+              <w:rPr>
+                <w:rFonts w:asciiTheme="majorBidi" w:hAnsiTheme="majorBidi" w:cstheme="majorBidi"/>
+                <w:sz w:val="20"/>
+                <w:szCs w:val="20"/>
+                <w:rtl/>
+                <w:lang w:bidi="ar-IQ"/>
+              </w:rPr>
+              <w:t xml:space="preserve">٨٩</w:t>
+            </w:r>
+          </w:p>
+        </w:tc>
+        <w:tc>
+          <w:tcPr>
+            <w:tcW w:w="325" w:type="pct"/>
+          </w:tcPr>
+          <w:p>
+            <w:pPr>
+              <w:keepNext/>
+              <w:keepLines/>
+              <w:spacing w:after="0"/>
+              <w:rPr>
+                <w:rFonts w:asciiTheme="majorBidi" w:hAnsiTheme="majorBidi" w:cstheme="majorBidi"/>
+                <w:sz w:val="20"/>
+                <w:szCs w:val="20"/>
+              </w:rPr>
+            </w:pPr>
+            <w:r>
+              <w:rPr>
+                <w:rFonts w:asciiTheme="majorBidi" w:hAnsiTheme="majorBidi" w:cstheme="majorBidi"/>
+                <w:sz w:val="20"/>
+                <w:szCs w:val="20"/>
+                <w:rtl/>
+                <w:lang w:bidi="ar-IQ"/>
+              </w:rPr>
+              <w:t xml:space="preserve">٢</w:t>
+            </w:r>
+          </w:p>
+        </w:tc>
+      </w:tr>
+      <w:tr>
+        <w:trPr>
+          <w:cantSplit/>
+        </w:trPr>
+        <w:tc>
+          <w:tcPr>
+            <w:tcW w:w="1828" w:type="pct"/>
+          </w:tcPr>
+          <w:p>
+            <w:pPr>
+              <w:keepNext/>
+              <w:keepLines/>
+              <w:spacing w:after="0"/>
+              <w:rPr>
+                <w:rFonts w:asciiTheme="majorBidi" w:hAnsiTheme="majorBidi" w:cstheme="majorBidi"/>
+                <w:sz w:val="20"/>
+                <w:szCs w:val="20"/>
+                <w:lang w:bidi="ar-IQ"/>
+              </w:rPr>
+            </w:pPr>
+            <w:r>
+              <w:rPr>
+                <w:rFonts w:asciiTheme="majorBidi" w:hAnsiTheme="majorBidi" w:cstheme="majorBidi"/>
+                <w:sz w:val="20"/>
+                <w:szCs w:val="20"/>
+                <w:rtl/>
+                <w:lang w:bidi="ar-IQ"/>
+              </w:rPr>
               <w:t xml:space="preserve"/>
             </w:r>
           </w:p>
         </w:tc>
         <w:tc>
           <w:tcPr>
+            <w:tcW w:w="338" w:type="pct"/>
+          </w:tcPr>
+          <w:p>
+            <w:pPr>
+              <w:keepNext/>
+              <w:keepLines/>
+              <w:spacing w:after="0"/>
+              <w:rPr>
+                <w:rFonts w:asciiTheme="majorBidi" w:hAnsiTheme="majorBidi" w:cstheme="majorBidi"/>
+                <w:sz w:val="20"/>
+                <w:szCs w:val="20"/>
+                <w:lang w:bidi="ar-IQ"/>
+              </w:rPr>
+            </w:pPr>
+            <w:r>
+              <w:rPr>
+                <w:rFonts w:asciiTheme="majorBidi" w:hAnsiTheme="majorBidi" w:cstheme="majorBidi"/>
+                <w:sz w:val="20"/>
+                <w:szCs w:val="20"/>
+                <w:rtl/>
+                <w:lang w:bidi="ar-IQ"/>
+              </w:rPr>
+              <w:t xml:space="preserve"/>
+            </w:r>
+          </w:p>
+        </w:tc>
+        <w:tc>
+          <w:tcPr>
             <w:tcW w:w="339" w:type="pct"/>
           </w:tcPr>
           <w:p>
@@ -7756,6 +7700,62 @@
         </w:tc>
         <w:tc>
           <w:tcPr>
+            <w:tcW w:w="1831" w:type="pct"/>
+          </w:tcPr>
+          <w:p>
+            <w:pPr>
+              <w:keepNext/>
+              <w:keepLines/>
+              <w:spacing w:after="0"/>
+              <w:rPr>
+                <w:rFonts w:asciiTheme="majorBidi" w:hAnsiTheme="majorBidi" w:cstheme="majorBidi"/>
+                <w:sz w:val="20"/>
+                <w:szCs w:val="20"/>
+                <w:lang w:bidi="ar-IQ"/>
+              </w:rPr>
+            </w:pPr>
+            <w:r>
+              <w:rPr>
+                <w:rFonts w:asciiTheme="majorBidi" w:hAnsiTheme="majorBidi" w:cstheme="majorBidi"/>
+                <w:sz w:val="20"/>
+                <w:szCs w:val="20"/>
+                <w:rtl/>
+                <w:lang w:bidi="ar-IQ"/>
+              </w:rPr>
+              <w:t xml:space="preserve">الوسائط المتعددة</w:t>
+            </w:r>
+          </w:p>
+        </w:tc>
+        <w:tc>
+          <w:tcPr>
+            <w:tcW w:w="339" w:type="pct"/>
+          </w:tcPr>
+          <w:p>
+            <w:pPr>
+              <w:keepNext/>
+              <w:keepLines/>
+              <w:spacing w:after="0"/>
+              <w:rPr>
+                <w:rFonts w:asciiTheme="majorBidi" w:hAnsiTheme="majorBidi" w:cstheme="majorBidi"/>
+                <w:sz w:val="20"/>
+                <w:szCs w:val="20"/>
+                <w:lang w:bidi="ar-IQ"/>
+              </w:rPr>
+            </w:pPr>
+            <w:r>
+              <w:rPr>
+                <w:rFonts w:asciiTheme="majorBidi" w:hAnsiTheme="majorBidi" w:cstheme="majorBidi"/>
+                <w:sz w:val="20"/>
+                <w:szCs w:val="20"/>
+                <w:rtl/>
+                <w:lang w:bidi="ar-IQ"/>
+              </w:rPr>
+              <w:t xml:space="preserve">٦٨</w:t>
+            </w:r>
+          </w:p>
+        </w:tc>
+        <w:tc>
+          <w:tcPr>
             <w:tcW w:w="325" w:type="pct"/>
           </w:tcPr>
           <w:p>
@@ -7777,7 +7777,351 @@
                 <w:rtl/>
                 <w:lang w:bidi="ar-IQ"/>
               </w:rPr>
+              <w:t xml:space="preserve">٣</w:t>
+            </w:r>
+          </w:p>
+        </w:tc>
+      </w:tr>
+      <w:tr>
+        <w:trPr>
+          <w:cantSplit/>
+        </w:trPr>
+        <w:tc>
+          <w:tcPr>
+            <w:tcW w:w="1828" w:type="pct"/>
+          </w:tcPr>
+          <w:p>
+            <w:pPr>
+              <w:keepNext/>
+              <w:keepLines/>
+              <w:spacing w:after="0"/>
+              <w:rPr>
+                <w:rFonts w:asciiTheme="majorBidi" w:hAnsiTheme="majorBidi" w:cstheme="majorBidi"/>
+                <w:sz w:val="20"/>
+                <w:szCs w:val="20"/>
+                <w:lang w:bidi="ar-IQ"/>
+              </w:rPr>
+            </w:pPr>
+            <w:r>
+              <w:rPr>
+                <w:rFonts w:asciiTheme="majorBidi" w:hAnsiTheme="majorBidi" w:cstheme="majorBidi"/>
+                <w:sz w:val="20"/>
+                <w:szCs w:val="20"/>
+                <w:rtl/>
+                <w:lang w:bidi="ar-IQ"/>
+              </w:rPr>
               <w:t xml:space="preserve"/>
+            </w:r>
+          </w:p>
+        </w:tc>
+        <w:tc>
+          <w:tcPr>
+            <w:tcW w:w="338" w:type="pct"/>
+          </w:tcPr>
+          <w:p>
+            <w:pPr>
+              <w:keepNext/>
+              <w:keepLines/>
+              <w:spacing w:after="0"/>
+              <w:rPr>
+                <w:rFonts w:asciiTheme="majorBidi" w:hAnsiTheme="majorBidi" w:cstheme="majorBidi"/>
+                <w:sz w:val="20"/>
+                <w:szCs w:val="20"/>
+                <w:lang w:bidi="ar-IQ"/>
+              </w:rPr>
+            </w:pPr>
+            <w:r>
+              <w:rPr>
+                <w:rFonts w:asciiTheme="majorBidi" w:hAnsiTheme="majorBidi" w:cstheme="majorBidi"/>
+                <w:sz w:val="20"/>
+                <w:szCs w:val="20"/>
+                <w:rtl/>
+                <w:lang w:bidi="ar-IQ"/>
+              </w:rPr>
+              <w:t xml:space="preserve"/>
+            </w:r>
+          </w:p>
+        </w:tc>
+        <w:tc>
+          <w:tcPr>
+            <w:tcW w:w="339" w:type="pct"/>
+          </w:tcPr>
+          <w:p>
+            <w:pPr>
+              <w:keepNext/>
+              <w:keepLines/>
+              <w:spacing w:after="0"/>
+              <w:rPr>
+                <w:rFonts w:asciiTheme="majorBidi" w:hAnsiTheme="majorBidi" w:cstheme="majorBidi"/>
+                <w:sz w:val="20"/>
+                <w:szCs w:val="20"/>
+                <w:lang w:bidi="ar-IQ"/>
+              </w:rPr>
+            </w:pPr>
+            <w:r>
+              <w:rPr>
+                <w:rFonts w:asciiTheme="majorBidi" w:hAnsiTheme="majorBidi" w:cstheme="majorBidi"/>
+                <w:sz w:val="20"/>
+                <w:szCs w:val="20"/>
+                <w:rtl/>
+                <w:lang w:bidi="ar-IQ"/>
+              </w:rPr>
+              <w:t xml:space="preserve"/>
+            </w:r>
+          </w:p>
+        </w:tc>
+        <w:tc>
+          <w:tcPr>
+            <w:tcW w:w="1831" w:type="pct"/>
+          </w:tcPr>
+          <w:p>
+            <w:pPr>
+              <w:keepNext/>
+              <w:keepLines/>
+              <w:spacing w:after="0"/>
+              <w:rPr>
+                <w:rFonts w:asciiTheme="majorBidi" w:hAnsiTheme="majorBidi" w:cstheme="majorBidi"/>
+                <w:sz w:val="20"/>
+                <w:szCs w:val="20"/>
+                <w:lang w:bidi="ar-IQ"/>
+              </w:rPr>
+            </w:pPr>
+            <w:r>
+              <w:rPr>
+                <w:rFonts w:asciiTheme="majorBidi" w:hAnsiTheme="majorBidi" w:cstheme="majorBidi"/>
+                <w:sz w:val="20"/>
+                <w:szCs w:val="20"/>
+                <w:rtl/>
+                <w:lang w:bidi="ar-IQ"/>
+              </w:rPr>
+              <w:t xml:space="preserve">برمجة الألعاب*</w:t>
+            </w:r>
+          </w:p>
+        </w:tc>
+        <w:tc>
+          <w:tcPr>
+            <w:tcW w:w="339" w:type="pct"/>
+          </w:tcPr>
+          <w:p>
+            <w:pPr>
+              <w:keepNext/>
+              <w:keepLines/>
+              <w:spacing w:after="0"/>
+              <w:rPr>
+                <w:rFonts w:asciiTheme="majorBidi" w:hAnsiTheme="majorBidi" w:cstheme="majorBidi"/>
+                <w:sz w:val="20"/>
+                <w:szCs w:val="20"/>
+                <w:lang w:bidi="ar-IQ"/>
+              </w:rPr>
+            </w:pPr>
+            <w:r>
+              <w:rPr>
+                <w:rFonts w:asciiTheme="majorBidi" w:hAnsiTheme="majorBidi" w:cstheme="majorBidi"/>
+                <w:sz w:val="20"/>
+                <w:szCs w:val="20"/>
+                <w:rtl/>
+                <w:lang w:bidi="ar-IQ"/>
+              </w:rPr>
+              <w:t xml:space="preserve">٦٢</w:t>
+            </w:r>
+          </w:p>
+        </w:tc>
+        <w:tc>
+          <w:tcPr>
+            <w:tcW w:w="325" w:type="pct"/>
+          </w:tcPr>
+          <w:p>
+            <w:pPr>
+              <w:keepNext/>
+              <w:keepLines/>
+              <w:spacing w:after="0"/>
+              <w:rPr>
+                <w:rFonts w:asciiTheme="majorBidi" w:hAnsiTheme="majorBidi" w:cstheme="majorBidi"/>
+                <w:sz w:val="20"/>
+                <w:szCs w:val="20"/>
+              </w:rPr>
+            </w:pPr>
+            <w:r>
+              <w:rPr>
+                <w:rFonts w:asciiTheme="majorBidi" w:hAnsiTheme="majorBidi" w:cstheme="majorBidi"/>
+                <w:sz w:val="20"/>
+                <w:szCs w:val="20"/>
+                <w:rtl/>
+                <w:lang w:bidi="ar-IQ"/>
+              </w:rPr>
+              <w:t xml:space="preserve">٢</w:t>
+            </w:r>
+          </w:p>
+        </w:tc>
+      </w:tr>
+      <w:tr>
+        <w:trPr>
+          <w:cantSplit/>
+        </w:trPr>
+        <w:tc>
+          <w:tcPr>
+            <w:tcW w:w="1828" w:type="pct"/>
+          </w:tcPr>
+          <w:p>
+            <w:pPr>
+              <w:keepNext/>
+              <w:keepLines/>
+              <w:spacing w:after="0"/>
+              <w:rPr>
+                <w:rFonts w:asciiTheme="majorBidi" w:hAnsiTheme="majorBidi" w:cstheme="majorBidi"/>
+                <w:sz w:val="20"/>
+                <w:szCs w:val="20"/>
+                <w:lang w:bidi="ar-IQ"/>
+              </w:rPr>
+            </w:pPr>
+            <w:r>
+              <w:rPr>
+                <w:rFonts w:asciiTheme="majorBidi" w:hAnsiTheme="majorBidi" w:cstheme="majorBidi"/>
+                <w:sz w:val="20"/>
+                <w:szCs w:val="20"/>
+                <w:rtl/>
+                <w:lang w:bidi="ar-IQ"/>
+              </w:rPr>
+              <w:t xml:space="preserve"/>
+            </w:r>
+          </w:p>
+        </w:tc>
+        <w:tc>
+          <w:tcPr>
+            <w:tcW w:w="338" w:type="pct"/>
+          </w:tcPr>
+          <w:p>
+            <w:pPr>
+              <w:keepNext/>
+              <w:keepLines/>
+              <w:spacing w:after="0"/>
+              <w:rPr>
+                <w:rFonts w:asciiTheme="majorBidi" w:hAnsiTheme="majorBidi" w:cstheme="majorBidi"/>
+                <w:sz w:val="20"/>
+                <w:szCs w:val="20"/>
+                <w:lang w:bidi="ar-IQ"/>
+              </w:rPr>
+            </w:pPr>
+            <w:r>
+              <w:rPr>
+                <w:rFonts w:asciiTheme="majorBidi" w:hAnsiTheme="majorBidi" w:cstheme="majorBidi"/>
+                <w:sz w:val="20"/>
+                <w:szCs w:val="20"/>
+                <w:rtl/>
+                <w:lang w:bidi="ar-IQ"/>
+              </w:rPr>
+              <w:t xml:space="preserve"/>
+            </w:r>
+          </w:p>
+        </w:tc>
+        <w:tc>
+          <w:tcPr>
+            <w:tcW w:w="339" w:type="pct"/>
+          </w:tcPr>
+          <w:p>
+            <w:pPr>
+              <w:keepNext/>
+              <w:keepLines/>
+              <w:spacing w:after="0"/>
+              <w:rPr>
+                <w:rFonts w:asciiTheme="majorBidi" w:hAnsiTheme="majorBidi" w:cstheme="majorBidi"/>
+                <w:sz w:val="20"/>
+                <w:szCs w:val="20"/>
+                <w:lang w:bidi="ar-IQ"/>
+              </w:rPr>
+            </w:pPr>
+            <w:r>
+              <w:rPr>
+                <w:rFonts w:asciiTheme="majorBidi" w:hAnsiTheme="majorBidi" w:cstheme="majorBidi"/>
+                <w:sz w:val="20"/>
+                <w:szCs w:val="20"/>
+                <w:rtl/>
+                <w:lang w:bidi="ar-IQ"/>
+              </w:rPr>
+              <w:t xml:space="preserve"/>
+            </w:r>
+          </w:p>
+        </w:tc>
+        <w:tc>
+          <w:tcPr>
+            <w:tcW w:w="1831" w:type="pct"/>
+          </w:tcPr>
+          <w:p>
+            <w:pPr>
+              <w:keepNext/>
+              <w:keepLines/>
+              <w:spacing w:after="0"/>
+              <w:rPr>
+                <w:rFonts w:asciiTheme="majorBidi" w:hAnsiTheme="majorBidi" w:cstheme="majorBidi"/>
+                <w:sz w:val="20"/>
+                <w:szCs w:val="20"/>
+                <w:lang w:bidi="ar-IQ"/>
+              </w:rPr>
+            </w:pPr>
+            <w:r>
+              <w:rPr>
+                <w:rFonts w:asciiTheme="majorBidi" w:hAnsiTheme="majorBidi" w:cstheme="majorBidi"/>
+                <w:sz w:val="20"/>
+                <w:szCs w:val="20"/>
+                <w:rtl/>
+                <w:lang w:bidi="ar-IQ"/>
+              </w:rPr>
+              <w:t xml:space="preserve">نظم التشغيل المتقدم</w:t>
+            </w:r>
+          </w:p>
+        </w:tc>
+        <w:tc>
+          <w:tcPr>
+            <w:tcW w:w="339" w:type="pct"/>
+          </w:tcPr>
+          <w:p>
+            <w:pPr>
+              <w:keepNext/>
+              <w:keepLines/>
+              <w:spacing w:after="0"/>
+              <w:rPr>
+                <w:rFonts w:asciiTheme="majorBidi" w:hAnsiTheme="majorBidi" w:cstheme="majorBidi"/>
+                <w:sz w:val="20"/>
+                <w:szCs w:val="20"/>
+                <w:lang w:bidi="ar-IQ"/>
+              </w:rPr>
+            </w:pPr>
+            <w:r>
+              <w:rPr>
+                <w:rFonts w:asciiTheme="majorBidi" w:hAnsiTheme="majorBidi" w:cstheme="majorBidi"/>
+                <w:sz w:val="20"/>
+                <w:szCs w:val="20"/>
+                <w:rtl/>
+                <w:lang w:bidi="ar-IQ"/>
+              </w:rPr>
+              <w:t xml:space="preserve">٥٦</w:t>
+            </w:r>
+          </w:p>
+        </w:tc>
+        <w:tc>
+          <w:tcPr>
+            <w:tcW w:w="325" w:type="pct"/>
+          </w:tcPr>
+          <w:p>
+            <w:pPr>
+              <w:keepNext/>
+              <w:keepLines/>
+              <w:spacing w:after="0"/>
+              <w:rPr>
+                <w:rFonts w:asciiTheme="majorBidi" w:hAnsiTheme="majorBidi" w:cstheme="majorBidi"/>
+                <w:sz w:val="20"/>
+                <w:szCs w:val="20"/>
+              </w:rPr>
+            </w:pPr>
+            <w:r>
+              <w:rPr>
+                <w:rFonts w:asciiTheme="majorBidi" w:hAnsiTheme="majorBidi" w:cstheme="majorBidi"/>
+                <w:sz w:val="20"/>
+                <w:szCs w:val="20"/>
+                <w:rtl/>
+                <w:lang w:bidi="ar-IQ"/>
+              </w:rPr>
+              <w:t xml:space="preserve">٢</w:t>
             </w:r>
           </w:p>
         </w:tc>
@@ -8453,7 +8797,7 @@
           <w:rtl/>
           <w:lang w:bidi="ar-IQ"/>
         </w:rPr>
-        <w:t xml:space="preserve"> ٢٠٢٠-١١-١٧</w:t>
+        <w:t xml:space="preserve"> ١٧-١١-٢٠٢٠</w:t>
       </w:r>
     </w:p>
     <w:p>
@@ -8665,7 +9009,7 @@
           <w:rtl/>
           <w:lang w:bidi="ar-IQ"/>
         </w:rPr>
-        <w:t xml:space="preserve">أخلاقيات الحاسوب، البرمجة 2، النظرية الاحتسابية، البرمجة كائنية التوجه، شبكات الحاسوب 2، برمجة الألعاب</w:t>
+        <w:t xml:space="preserve">البرمجة 2، أخلاقيات الحاسوب، البرمجة كائنية التوجه، النظرية الاحتسابية، شبكات الحاسوب 2، برمجة الألعاب</w:t>
       </w:r>
       <w:r>
         <w:rPr>
